--- a/assets/report.docx
+++ b/assets/report.docx
@@ -3,228 +3,254 @@
 <w:document xmlns:wpc="http://schemas.microsoft.com/office/word/2010/wordprocessingCanvas" xmlns:cx="http://schemas.microsoft.com/office/drawing/2014/chartex" xmlns:cx1="http://schemas.microsoft.com/office/drawing/2015/9/8/chartex" xmlns:cx2="http://schemas.microsoft.com/office/drawing/2015/10/21/chartex" xmlns:cx3="http://schemas.microsoft.com/office/drawing/2016/5/9/chartex" xmlns:cx4="http://schemas.microsoft.com/office/drawing/2016/5/10/chartex" xmlns:cx5="http://schemas.microsoft.com/office/drawing/2016/5/11/chartex" xmlns:cx6="http://schemas.microsoft.com/office/drawing/2016/5/12/chartex" xmlns:cx7="http://schemas.microsoft.com/office/drawing/2016/5/13/chartex" xmlns:cx8="http://schemas.microsoft.com/office/drawing/2016/5/14/chartex" xmlns:mc="http://schemas.openxmlformats.org/markup-compatibility/2006" xmlns:aink="http://schemas.microsoft.com/office/drawing/2016/ink" xmlns:am3d="http://schemas.microsoft.com/office/drawing/2017/model3d" xmlns:o="urn:schemas-microsoft-com:office:office" xmlns:oel="http://schemas.microsoft.com/office/2019/extlst" xmlns:r="http://schemas.openxmlformats.org/officeDocument/2006/relationships" xmlns:m="http://schemas.openxmlformats.org/officeDocument/2006/math" xmlns:v="urn:schemas-microsoft-com:vml" xmlns:wp14="http://schemas.microsoft.com/office/word/2010/wordprocessingDrawing" xmlns:wp="http://schemas.openxmlformats.org/drawingml/2006/wordprocessingDrawing" xmlns:w10="urn:schemas-microsoft-com:office:word" xmlns:w="http://schemas.openxmlformats.org/wordprocessingml/2006/main" xmlns:w14="http://schemas.microsoft.com/office/word/2010/wordml" xmlns:w15="http://schemas.microsoft.com/office/word/2012/wordml" xmlns:w16cex="http://schemas.microsoft.com/office/word/2018/wordml/cex" xmlns:w16cid="http://schemas.microsoft.com/office/word/2016/wordml/cid" xmlns:w16="http://schemas.microsoft.com/office/word/2018/wordml" xmlns:w16du="http://schemas.microsoft.com/office/word/2023/wordml/word16du" xmlns:w16sdtdh="http://schemas.microsoft.com/office/word/2020/wordml/sdtdatahash" xmlns:w16sdtfl="http://schemas.microsoft.com/office/word/2024/wordml/sdtformatlock" xmlns:w16se="http://schemas.microsoft.com/office/word/2015/wordml/symex" xmlns:wpg="http://schemas.microsoft.com/office/word/2010/wordprocessingGroup" xmlns:wpi="http://schemas.microsoft.com/office/word/2010/wordprocessingInk" xmlns:wne="http://schemas.microsoft.com/office/word/2006/wordml" xmlns:wps="http://schemas.microsoft.com/office/word/2010/wordprocessingShape" mc:Ignorable="w14 w15 w16se w16cid w16 w16cex w16sdtdh w16sdtfl w16du wp14">
   <w:body>
     <w:p/>
-    <w:p/>
-    <w:p/>
+    <w:p>
+      <w:pPr>
+        <w:spacing w:line="360" w:lineRule="auto"/>
+        <w:jc w:val="center"/>
+        <w:rPr>
+          <w:rFonts w:ascii="Times New Roman" w:hAnsi="Times New Roman" w:cs="Times New Roman"/>
+          <w:sz w:val="44"/>
+          <w:szCs w:val="44"/>
+        </w:rPr>
+      </w:pPr>
+      <w:r>
+        <w:rPr>
+          <w:rFonts w:ascii="Times New Roman" w:hAnsi="Times New Roman" w:cs="Times New Roman"/>
+          <w:sz w:val="44"/>
+          <w:szCs w:val="44"/>
+        </w:rPr>
+        <w:t>國立台南大學資訊工程學系</w:t>
+      </w:r>
+    </w:p>
     <w:p>
       <w:pPr>
         <w:spacing w:after="480" w:line="360" w:lineRule="auto"/>
         <w:jc w:val="center"/>
-      </w:pPr>
-      <w:r>
-        <w:rPr>
+        <w:rPr>
+          <w:rFonts w:ascii="Times New Roman" w:hAnsi="Times New Roman" w:cs="Times New Roman"/>
+        </w:rPr>
+      </w:pPr>
+      <w:r>
+        <w:rPr>
+          <w:rFonts w:ascii="Times New Roman" w:hAnsi="Times New Roman" w:cs="Times New Roman"/>
+          <w:sz w:val="44"/>
+          <w:szCs w:val="44"/>
+        </w:rPr>
+        <w:t>116</w:t>
+      </w:r>
+      <w:r>
+        <w:rPr>
+          <w:rFonts w:ascii="Times New Roman" w:hAnsi="Times New Roman" w:cs="Times New Roman"/>
+          <w:sz w:val="44"/>
+          <w:szCs w:val="44"/>
+        </w:rPr>
+        <w:t>級</w:t>
+      </w:r>
+      <w:r>
+        <w:rPr>
+          <w:rFonts w:ascii="Times New Roman" w:hAnsi="Times New Roman" w:cs="Times New Roman"/>
+          <w:sz w:val="44"/>
+          <w:szCs w:val="44"/>
+        </w:rPr>
+        <w:t>畢業專題期中進度報告</w:t>
+      </w:r>
+    </w:p>
+    <w:p>
+      <w:pPr>
+        <w:spacing w:after="120" w:line="276" w:lineRule="auto"/>
+        <w:jc w:val="center"/>
+        <w:rPr>
+          <w:rFonts w:ascii="Times New Roman" w:hAnsi="Times New Roman" w:cs="Times New Roman"/>
           <w:b/>
           <w:bCs/>
-          <w:sz w:val="44"/>
-          <w:szCs w:val="44"/>
-        </w:rPr>
-        <w:t>畢業專題期中進度報告</w:t>
-      </w:r>
-    </w:p>
-    <w:p>
-      <w:pPr>
-        <w:spacing w:after="120" w:line="360" w:lineRule="auto"/>
-        <w:jc w:val="center"/>
-      </w:pPr>
-      <w:proofErr w:type="spellStart"/>
-      <w:r>
-        <w:rPr>
-          <w:rFonts w:ascii="Times New Roman" w:eastAsia="Times New Roman" w:hAnsi="Times New Roman" w:cs="Times New Roman"/>
+          <w:sz w:val="36"/>
+          <w:szCs w:val="36"/>
+        </w:rPr>
+      </w:pPr>
+      <w:r>
+        <w:rPr>
+          <w:rFonts w:ascii="Times New Roman" w:hAnsi="Times New Roman" w:cs="Times New Roman"/>
           <w:b/>
           <w:bCs/>
-          <w:sz w:val="30"/>
-          <w:szCs w:val="30"/>
-        </w:rPr>
-        <w:t>Kelpflux</w:t>
-      </w:r>
-      <w:proofErr w:type="spellEnd"/>
-      <w:r>
-        <w:rPr>
-          <w:rFonts w:ascii="Times New Roman" w:eastAsia="Times New Roman" w:hAnsi="Times New Roman" w:cs="Times New Roman"/>
+          <w:sz w:val="36"/>
+          <w:szCs w:val="36"/>
+        </w:rPr>
+        <w:t>以</w:t>
+      </w:r>
+      <w:proofErr w:type="spellStart"/>
+      <w:r>
+        <w:rPr>
+          <w:rFonts w:ascii="Times New Roman" w:hAnsi="Times New Roman" w:cs="Times New Roman"/>
           <w:b/>
           <w:bCs/>
-          <w:sz w:val="30"/>
-          <w:szCs w:val="30"/>
-        </w:rPr>
-        <w:t xml:space="preserve">: Elastic </w:t>
-      </w:r>
-      <w:proofErr w:type="spellStart"/>
-      <w:r>
-        <w:rPr>
-          <w:rFonts w:ascii="Times New Roman" w:eastAsia="Times New Roman" w:hAnsi="Times New Roman" w:cs="Times New Roman"/>
+          <w:sz w:val="36"/>
+          <w:szCs w:val="36"/>
+        </w:rPr>
+        <w:t>Slurm</w:t>
+      </w:r>
+      <w:proofErr w:type="spellEnd"/>
+      <w:r>
+        <w:rPr>
+          <w:rFonts w:ascii="Times New Roman" w:hAnsi="Times New Roman" w:cs="Times New Roman"/>
           <w:b/>
           <w:bCs/>
-          <w:sz w:val="30"/>
-          <w:szCs w:val="30"/>
-        </w:rPr>
-        <w:t>Slurm</w:t>
-      </w:r>
-      <w:proofErr w:type="spellEnd"/>
-      <w:r>
-        <w:rPr>
-          <w:rFonts w:ascii="Times New Roman" w:eastAsia="Times New Roman" w:hAnsi="Times New Roman" w:cs="Times New Roman"/>
+          <w:sz w:val="36"/>
+          <w:szCs w:val="36"/>
+        </w:rPr>
+        <w:t>-on-Kubernetes</w:t>
+      </w:r>
+      <w:r>
+        <w:rPr>
+          <w:rFonts w:ascii="Times New Roman" w:hAnsi="Times New Roman" w:cs="Times New Roman"/>
           <w:b/>
           <w:bCs/>
-          <w:sz w:val="30"/>
-          <w:szCs w:val="30"/>
-        </w:rPr>
-        <w:t xml:space="preserve"> Scheduling on Kubernetes</w:t>
-      </w:r>
-    </w:p>
-    <w:p>
-      <w:pPr>
-        <w:spacing w:after="240" w:line="360" w:lineRule="auto"/>
-        <w:jc w:val="center"/>
-      </w:pPr>
-      <w:r>
-        <w:rPr>
-          <w:rFonts w:ascii="Times New Roman" w:eastAsia="Times New Roman" w:hAnsi="Times New Roman" w:cs="Times New Roman"/>
+          <w:sz w:val="36"/>
+          <w:szCs w:val="36"/>
+        </w:rPr>
+        <w:t>為核心之共享</w:t>
+      </w:r>
+      <w:r>
+        <w:rPr>
+          <w:rFonts w:ascii="Times New Roman" w:hAnsi="Times New Roman" w:cs="Times New Roman"/>
           <w:b/>
           <w:bCs/>
-          <w:sz w:val="30"/>
-          <w:szCs w:val="30"/>
-        </w:rPr>
-        <w:t>for Shared GPU AI Workloads</w:t>
-      </w:r>
-    </w:p>
-    <w:p>
-      <w:pPr>
-        <w:spacing w:after="1440" w:line="360" w:lineRule="auto"/>
-        <w:jc w:val="center"/>
-        <w:rPr>
-          <w:rFonts w:ascii="Times New Roman" w:hAnsi="Times New Roman" w:cs="Times New Roman"/>
-        </w:rPr>
-      </w:pPr>
+          <w:sz w:val="36"/>
+          <w:szCs w:val="36"/>
+        </w:rPr>
+        <w:t>GPU AI</w:t>
+      </w:r>
       <w:r>
         <w:rPr>
           <w:rFonts w:ascii="Times New Roman" w:hAnsi="Times New Roman" w:cs="Times New Roman"/>
           <w:b/>
           <w:bCs/>
-          <w:sz w:val="26"/>
-          <w:szCs w:val="26"/>
-        </w:rPr>
-        <w:t>以</w:t>
-      </w:r>
-      <w:r>
-        <w:rPr>
-          <w:rFonts w:ascii="Times New Roman" w:hAnsi="Times New Roman" w:cs="Times New Roman"/>
-          <w:b/>
-          <w:bCs/>
-          <w:sz w:val="26"/>
-          <w:szCs w:val="26"/>
-        </w:rPr>
-        <w:t xml:space="preserve"> </w:t>
+          <w:sz w:val="36"/>
+          <w:szCs w:val="36"/>
+        </w:rPr>
+        <w:t>工作負載彈性排程平台</w:t>
+      </w:r>
+    </w:p>
+    <w:p>
+      <w:pPr>
+        <w:spacing w:after="120" w:line="276" w:lineRule="auto"/>
+        <w:jc w:val="center"/>
+        <w:rPr>
+          <w:sz w:val="32"/>
+          <w:szCs w:val="32"/>
+        </w:rPr>
+      </w:pPr>
+      <w:r>
+        <w:rPr>
+          <w:rFonts w:ascii="Times New Roman" w:eastAsia="Times New Roman" w:hAnsi="Times New Roman" w:cs="Times New Roman"/>
+          <w:sz w:val="36"/>
+          <w:szCs w:val="36"/>
+        </w:rPr>
+        <w:t xml:space="preserve">Elastic </w:t>
       </w:r>
       <w:proofErr w:type="spellStart"/>
       <w:r>
         <w:rPr>
-          <w:rFonts w:ascii="Times New Roman" w:hAnsi="Times New Roman" w:cs="Times New Roman"/>
-          <w:b/>
-          <w:bCs/>
-          <w:sz w:val="26"/>
-          <w:szCs w:val="26"/>
+          <w:rFonts w:ascii="Times New Roman" w:eastAsia="Times New Roman" w:hAnsi="Times New Roman" w:cs="Times New Roman"/>
+          <w:sz w:val="36"/>
+          <w:szCs w:val="36"/>
         </w:rPr>
         <w:t>Slurm</w:t>
       </w:r>
       <w:proofErr w:type="spellEnd"/>
       <w:r>
         <w:rPr>
-          <w:rFonts w:ascii="Times New Roman" w:hAnsi="Times New Roman" w:cs="Times New Roman"/>
-          <w:b/>
-          <w:bCs/>
-          <w:sz w:val="26"/>
-          <w:szCs w:val="26"/>
-        </w:rPr>
-        <w:t xml:space="preserve">-on-Kubernetes </w:t>
-      </w:r>
-      <w:r>
-        <w:rPr>
-          <w:rFonts w:ascii="Times New Roman" w:hAnsi="Times New Roman" w:cs="Times New Roman"/>
-          <w:b/>
-          <w:bCs/>
-          <w:sz w:val="26"/>
-          <w:szCs w:val="26"/>
-        </w:rPr>
-        <w:t>為核心之共享</w:t>
-      </w:r>
-      <w:r>
-        <w:rPr>
-          <w:rFonts w:ascii="Times New Roman" w:hAnsi="Times New Roman" w:cs="Times New Roman"/>
-          <w:b/>
-          <w:bCs/>
-          <w:sz w:val="26"/>
-          <w:szCs w:val="26"/>
-        </w:rPr>
-        <w:t xml:space="preserve"> GPU AI </w:t>
-      </w:r>
-      <w:r>
-        <w:rPr>
-          <w:rFonts w:ascii="Times New Roman" w:hAnsi="Times New Roman" w:cs="Times New Roman"/>
-          <w:b/>
-          <w:bCs/>
-          <w:sz w:val="26"/>
-          <w:szCs w:val="26"/>
-        </w:rPr>
-        <w:t>工作負載彈性排程平台</w:t>
-      </w:r>
+          <w:rFonts w:ascii="Times New Roman" w:eastAsia="Times New Roman" w:hAnsi="Times New Roman" w:cs="Times New Roman"/>
+          <w:sz w:val="36"/>
+          <w:szCs w:val="36"/>
+        </w:rPr>
+        <w:t xml:space="preserve"> Scheduling on Kubernetes</w:t>
+      </w:r>
+    </w:p>
+    <w:p>
+      <w:pPr>
+        <w:spacing w:after="240" w:line="276" w:lineRule="auto"/>
+        <w:jc w:val="center"/>
+        <w:rPr>
+          <w:sz w:val="32"/>
+          <w:szCs w:val="32"/>
+        </w:rPr>
+      </w:pPr>
+      <w:r>
+        <w:rPr>
+          <w:rFonts w:ascii="Times New Roman" w:eastAsia="Times New Roman" w:hAnsi="Times New Roman" w:cs="Times New Roman"/>
+          <w:sz w:val="36"/>
+          <w:szCs w:val="36"/>
+        </w:rPr>
+        <w:t>for Shared GPU AI Workloads</w:t>
+      </w:r>
+    </w:p>
+    <w:p>
+      <w:pPr>
+        <w:spacing w:line="360" w:lineRule="auto"/>
+        <w:jc w:val="center"/>
+        <w:rPr>
+          <w:rFonts w:ascii="Times New Roman" w:hAnsi="Times New Roman" w:cs="Times New Roman"/>
+        </w:rPr>
+      </w:pPr>
+    </w:p>
+    <w:p>
+      <w:pPr>
+        <w:spacing w:line="360" w:lineRule="auto"/>
+        <w:jc w:val="center"/>
+        <w:rPr>
+          <w:rFonts w:ascii="Times New Roman" w:hAnsi="Times New Roman" w:cs="Times New Roman"/>
+        </w:rPr>
+      </w:pPr>
+    </w:p>
+    <w:p>
+      <w:pPr>
+        <w:spacing w:line="360" w:lineRule="auto"/>
+        <w:jc w:val="center"/>
+        <w:rPr>
+          <w:rFonts w:ascii="Times New Roman" w:hAnsi="Times New Roman" w:cs="Times New Roman"/>
+        </w:rPr>
+      </w:pPr>
     </w:p>
     <w:tbl>
       <w:tblPr>
-        <w:tblW w:w="6000" w:type="dxa"/>
+        <w:tblStyle w:val="ad"/>
+        <w:tblW w:w="0" w:type="auto"/>
         <w:jc w:val="center"/>
-        <w:tblBorders>
-          <w:top w:val="single" w:sz="4" w:space="0" w:color="auto"/>
-          <w:left w:val="single" w:sz="4" w:space="0" w:color="auto"/>
-          <w:bottom w:val="single" w:sz="4" w:space="0" w:color="auto"/>
-          <w:right w:val="single" w:sz="4" w:space="0" w:color="auto"/>
-          <w:insideH w:val="single" w:sz="4" w:space="0" w:color="auto"/>
-          <w:insideV w:val="single" w:sz="4" w:space="0" w:color="auto"/>
-        </w:tblBorders>
-        <w:tblCellMar>
-          <w:left w:w="10" w:type="dxa"/>
-          <w:right w:w="10" w:type="dxa"/>
-        </w:tblCellMar>
-        <w:tblLook w:val="0000" w:firstRow="0" w:lastRow="0" w:firstColumn="0" w:lastColumn="0" w:noHBand="0" w:noVBand="0"/>
+        <w:tblLook w:val="04A0" w:firstRow="1" w:lastRow="0" w:firstColumn="1" w:lastColumn="0" w:noHBand="0" w:noVBand="1"/>
       </w:tblPr>
       <w:tblGrid>
-        <w:gridCol w:w="1800"/>
-        <w:gridCol w:w="4200"/>
+        <w:gridCol w:w="1701"/>
+        <w:gridCol w:w="5324"/>
       </w:tblGrid>
       <w:tr>
-        <w:tblPrEx>
-          <w:tblCellMar>
-            <w:top w:w="0" w:type="dxa"/>
-            <w:bottom w:w="0" w:type="dxa"/>
-          </w:tblCellMar>
-        </w:tblPrEx>
         <w:trPr>
           <w:jc w:val="center"/>
         </w:trPr>
         <w:tc>
           <w:tcPr>
-            <w:tcW w:w="1800" w:type="dxa"/>
+            <w:tcW w:w="1701" w:type="dxa"/>
             <w:tcBorders>
-              <w:top w:val="single" w:sz="1" w:space="0" w:color="999999"/>
-              <w:left w:val="single" w:sz="1" w:space="0" w:color="999999"/>
-              <w:bottom w:val="single" w:sz="1" w:space="0" w:color="999999"/>
-              <w:right w:val="single" w:sz="1" w:space="0" w:color="999999"/>
+              <w:top w:val="single" w:sz="8" w:space="0" w:color="AEAAAA" w:themeColor="background2" w:themeShade="BF"/>
+              <w:left w:val="single" w:sz="8" w:space="0" w:color="AEAAAA" w:themeColor="background2" w:themeShade="BF"/>
+              <w:bottom w:val="single" w:sz="8" w:space="0" w:color="AEAAAA" w:themeColor="background2" w:themeShade="BF"/>
+              <w:right w:val="single" w:sz="8" w:space="0" w:color="AEAAAA" w:themeColor="background2" w:themeShade="BF"/>
             </w:tcBorders>
-            <w:tcMar>
-              <w:top w:w="100" w:type="dxa"/>
-              <w:left w:w="120" w:type="dxa"/>
-              <w:bottom w:w="100" w:type="dxa"/>
-              <w:right w:w="120" w:type="dxa"/>
-            </w:tcMar>
             <w:vAlign w:val="center"/>
           </w:tcPr>
           <w:p>
             <w:pPr>
-              <w:spacing w:line="276" w:lineRule="auto"/>
-              <w:jc w:val="both"/>
+              <w:spacing w:before="240" w:line="360" w:lineRule="auto"/>
+              <w:jc w:val="center"/>
+              <w:rPr>
+                <w:rFonts w:ascii="Times New Roman" w:hAnsi="Times New Roman" w:cs="Times New Roman"/>
+                <w:sz w:val="28"/>
+                <w:szCs w:val="28"/>
+              </w:rPr>
             </w:pPr>
             <w:r>
               <w:rPr>
-                <w:b/>
-                <w:bCs/>
+                <w:sz w:val="28"/>
+                <w:szCs w:val="28"/>
               </w:rPr>
               <w:t>專題方向</w:t>
             </w:r>
@@ -232,66 +258,64 @@
         </w:tc>
         <w:tc>
           <w:tcPr>
-            <w:tcW w:w="4200" w:type="dxa"/>
+            <w:tcW w:w="5324" w:type="dxa"/>
             <w:tcBorders>
-              <w:top w:val="single" w:sz="1" w:space="0" w:color="999999"/>
-              <w:left w:val="single" w:sz="1" w:space="0" w:color="999999"/>
-              <w:bottom w:val="single" w:sz="1" w:space="0" w:color="999999"/>
-              <w:right w:val="single" w:sz="1" w:space="0" w:color="999999"/>
+              <w:top w:val="single" w:sz="8" w:space="0" w:color="AEAAAA" w:themeColor="background2" w:themeShade="BF"/>
+              <w:left w:val="single" w:sz="8" w:space="0" w:color="AEAAAA" w:themeColor="background2" w:themeShade="BF"/>
+              <w:bottom w:val="single" w:sz="8" w:space="0" w:color="AEAAAA" w:themeColor="background2" w:themeShade="BF"/>
+              <w:right w:val="single" w:sz="8" w:space="0" w:color="AEAAAA" w:themeColor="background2" w:themeShade="BF"/>
             </w:tcBorders>
-            <w:tcMar>
-              <w:top w:w="100" w:type="dxa"/>
-              <w:left w:w="120" w:type="dxa"/>
-              <w:bottom w:w="100" w:type="dxa"/>
-              <w:right w:w="120" w:type="dxa"/>
-            </w:tcMar>
+            <w:vAlign w:val="center"/>
           </w:tcPr>
           <w:p>
             <w:pPr>
-              <w:spacing w:line="276" w:lineRule="auto"/>
+              <w:spacing w:before="240" w:line="360" w:lineRule="auto"/>
+              <w:jc w:val="both"/>
+              <w:rPr>
+                <w:rFonts w:ascii="Times New Roman" w:hAnsi="Times New Roman" w:cs="Times New Roman"/>
+                <w:sz w:val="28"/>
+                <w:szCs w:val="28"/>
+              </w:rPr>
             </w:pPr>
             <w:r>
+              <w:rPr>
+                <w:sz w:val="28"/>
+                <w:szCs w:val="28"/>
+              </w:rPr>
               <w:t>以深度強化學習進行資源分配與硬體配置</w:t>
             </w:r>
           </w:p>
         </w:tc>
       </w:tr>
       <w:tr>
-        <w:tblPrEx>
-          <w:tblCellMar>
-            <w:top w:w="0" w:type="dxa"/>
-            <w:bottom w:w="0" w:type="dxa"/>
-          </w:tblCellMar>
-        </w:tblPrEx>
         <w:trPr>
           <w:jc w:val="center"/>
         </w:trPr>
         <w:tc>
           <w:tcPr>
-            <w:tcW w:w="1800" w:type="dxa"/>
+            <w:tcW w:w="1701" w:type="dxa"/>
             <w:tcBorders>
-              <w:top w:val="single" w:sz="1" w:space="0" w:color="999999"/>
-              <w:left w:val="single" w:sz="1" w:space="0" w:color="999999"/>
-              <w:bottom w:val="single" w:sz="1" w:space="0" w:color="999999"/>
-              <w:right w:val="single" w:sz="1" w:space="0" w:color="999999"/>
+              <w:top w:val="single" w:sz="8" w:space="0" w:color="AEAAAA" w:themeColor="background2" w:themeShade="BF"/>
+              <w:left w:val="single" w:sz="8" w:space="0" w:color="AEAAAA" w:themeColor="background2" w:themeShade="BF"/>
+              <w:bottom w:val="single" w:sz="8" w:space="0" w:color="AEAAAA" w:themeColor="background2" w:themeShade="BF"/>
+              <w:right w:val="single" w:sz="8" w:space="0" w:color="AEAAAA" w:themeColor="background2" w:themeShade="BF"/>
             </w:tcBorders>
-            <w:tcMar>
-              <w:top w:w="100" w:type="dxa"/>
-              <w:left w:w="120" w:type="dxa"/>
-              <w:bottom w:w="100" w:type="dxa"/>
-              <w:right w:w="120" w:type="dxa"/>
-            </w:tcMar>
             <w:vAlign w:val="center"/>
           </w:tcPr>
           <w:p>
             <w:pPr>
-              <w:spacing w:line="276" w:lineRule="auto"/>
-              <w:jc w:val="both"/>
+              <w:spacing w:before="240" w:line="360" w:lineRule="auto"/>
+              <w:jc w:val="center"/>
+              <w:rPr>
+                <w:rFonts w:ascii="Times New Roman" w:hAnsi="Times New Roman" w:cs="Times New Roman"/>
+                <w:sz w:val="28"/>
+                <w:szCs w:val="28"/>
+              </w:rPr>
             </w:pPr>
             <w:r>
               <w:rPr>
-                <w:b/>
-                <w:bCs/>
+                <w:sz w:val="28"/>
+                <w:szCs w:val="28"/>
               </w:rPr>
               <w:t>組員</w:t>
             </w:r>
@@ -299,221 +323,283 @@
         </w:tc>
         <w:tc>
           <w:tcPr>
-            <w:tcW w:w="4200" w:type="dxa"/>
+            <w:tcW w:w="5324" w:type="dxa"/>
             <w:tcBorders>
-              <w:top w:val="single" w:sz="1" w:space="0" w:color="999999"/>
-              <w:left w:val="single" w:sz="1" w:space="0" w:color="999999"/>
-              <w:bottom w:val="single" w:sz="1" w:space="0" w:color="999999"/>
-              <w:right w:val="single" w:sz="1" w:space="0" w:color="999999"/>
+              <w:top w:val="single" w:sz="8" w:space="0" w:color="AEAAAA" w:themeColor="background2" w:themeShade="BF"/>
+              <w:left w:val="single" w:sz="8" w:space="0" w:color="AEAAAA" w:themeColor="background2" w:themeShade="BF"/>
+              <w:bottom w:val="single" w:sz="8" w:space="0" w:color="AEAAAA" w:themeColor="background2" w:themeShade="BF"/>
+              <w:right w:val="single" w:sz="8" w:space="0" w:color="AEAAAA" w:themeColor="background2" w:themeShade="BF"/>
             </w:tcBorders>
-            <w:tcMar>
-              <w:top w:w="100" w:type="dxa"/>
-              <w:left w:w="120" w:type="dxa"/>
-              <w:bottom w:w="100" w:type="dxa"/>
-              <w:right w:w="120" w:type="dxa"/>
-            </w:tcMar>
+            <w:vAlign w:val="center"/>
           </w:tcPr>
           <w:p>
             <w:pPr>
-              <w:spacing w:line="276" w:lineRule="auto"/>
-              <w:rPr>
-                <w:rFonts w:ascii="Times New Roman" w:hAnsi="Times New Roman" w:cs="Times New Roman"/>
+              <w:spacing w:before="240" w:line="360" w:lineRule="auto"/>
+              <w:jc w:val="both"/>
+              <w:rPr>
+                <w:rFonts w:ascii="Times New Roman" w:hAnsi="Times New Roman" w:cs="Times New Roman"/>
+                <w:sz w:val="28"/>
+                <w:szCs w:val="28"/>
               </w:rPr>
             </w:pPr>
             <w:r>
               <w:rPr>
                 <w:rFonts w:ascii="Times New Roman" w:hAnsi="Times New Roman" w:cs="Times New Roman"/>
+                <w:sz w:val="28"/>
+                <w:szCs w:val="28"/>
+              </w:rPr>
+              <w:t>S11259043</w:t>
+            </w:r>
+            <w:r>
+              <w:rPr>
+                <w:rFonts w:ascii="Times New Roman" w:hAnsi="Times New Roman" w:cs="Times New Roman" w:hint="eastAsia"/>
+                <w:sz w:val="28"/>
+                <w:szCs w:val="28"/>
+              </w:rPr>
+              <w:t xml:space="preserve"> </w:t>
+            </w:r>
+            <w:r>
+              <w:rPr>
+                <w:rFonts w:ascii="Times New Roman" w:hAnsi="Times New Roman" w:cs="Times New Roman"/>
+                <w:sz w:val="28"/>
+                <w:szCs w:val="28"/>
               </w:rPr>
               <w:t>Anthropic</w:t>
-            </w:r>
-            <w:r>
-              <w:rPr>
-                <w:rFonts w:ascii="Times New Roman" w:hAnsi="Times New Roman" w:cs="Times New Roman"/>
-              </w:rPr>
-              <w:t xml:space="preserve"> S11259043</w:t>
             </w:r>
           </w:p>
           <w:p>
             <w:pPr>
-              <w:spacing w:line="276" w:lineRule="auto"/>
-              <w:rPr>
-                <w:rFonts w:ascii="Times New Roman" w:hAnsi="Times New Roman" w:cs="Times New Roman"/>
+              <w:spacing w:before="240" w:line="360" w:lineRule="auto"/>
+              <w:jc w:val="both"/>
+              <w:rPr>
+                <w:rFonts w:ascii="Times New Roman" w:hAnsi="Times New Roman" w:cs="Times New Roman"/>
+                <w:sz w:val="28"/>
+                <w:szCs w:val="28"/>
               </w:rPr>
             </w:pPr>
             <w:r>
               <w:rPr>
                 <w:rFonts w:ascii="Times New Roman" w:hAnsi="Times New Roman" w:cs="Times New Roman"/>
+                <w:sz w:val="28"/>
+                <w:szCs w:val="28"/>
+              </w:rPr>
+              <w:t>S11259033</w:t>
+            </w:r>
+            <w:r>
+              <w:rPr>
+                <w:rFonts w:ascii="Times New Roman" w:hAnsi="Times New Roman" w:cs="Times New Roman" w:hint="eastAsia"/>
+                <w:sz w:val="28"/>
+                <w:szCs w:val="28"/>
+              </w:rPr>
+              <w:t xml:space="preserve"> </w:t>
+            </w:r>
+            <w:r>
+              <w:rPr>
+                <w:rFonts w:ascii="Times New Roman" w:hAnsi="Times New Roman" w:cs="Times New Roman"/>
+                <w:sz w:val="28"/>
+                <w:szCs w:val="28"/>
               </w:rPr>
               <w:t>OpenAI</w:t>
-            </w:r>
-            <w:r>
-              <w:rPr>
-                <w:rFonts w:ascii="Times New Roman" w:hAnsi="Times New Roman" w:cs="Times New Roman"/>
-              </w:rPr>
-              <w:t xml:space="preserve"> S11259033</w:t>
             </w:r>
           </w:p>
         </w:tc>
       </w:tr>
       <w:tr>
-        <w:tblPrEx>
-          <w:tblCellMar>
-            <w:top w:w="0" w:type="dxa"/>
-            <w:bottom w:w="0" w:type="dxa"/>
-          </w:tblCellMar>
-        </w:tblPrEx>
         <w:trPr>
           <w:jc w:val="center"/>
         </w:trPr>
         <w:tc>
           <w:tcPr>
-            <w:tcW w:w="1800" w:type="dxa"/>
+            <w:tcW w:w="1701" w:type="dxa"/>
             <w:tcBorders>
-              <w:top w:val="single" w:sz="1" w:space="0" w:color="999999"/>
-              <w:left w:val="single" w:sz="1" w:space="0" w:color="999999"/>
-              <w:bottom w:val="single" w:sz="1" w:space="0" w:color="999999"/>
-              <w:right w:val="single" w:sz="1" w:space="0" w:color="999999"/>
+              <w:top w:val="single" w:sz="8" w:space="0" w:color="AEAAAA" w:themeColor="background2" w:themeShade="BF"/>
+              <w:left w:val="single" w:sz="8" w:space="0" w:color="AEAAAA" w:themeColor="background2" w:themeShade="BF"/>
+              <w:bottom w:val="single" w:sz="8" w:space="0" w:color="AEAAAA" w:themeColor="background2" w:themeShade="BF"/>
+              <w:right w:val="single" w:sz="8" w:space="0" w:color="AEAAAA" w:themeColor="background2" w:themeShade="BF"/>
             </w:tcBorders>
-            <w:tcMar>
-              <w:top w:w="100" w:type="dxa"/>
-              <w:left w:w="120" w:type="dxa"/>
-              <w:bottom w:w="100" w:type="dxa"/>
-              <w:right w:w="120" w:type="dxa"/>
-            </w:tcMar>
             <w:vAlign w:val="center"/>
           </w:tcPr>
           <w:p>
             <w:pPr>
-              <w:spacing w:line="276" w:lineRule="auto"/>
-              <w:jc w:val="both"/>
+              <w:spacing w:before="240" w:line="360" w:lineRule="auto"/>
+              <w:jc w:val="center"/>
+              <w:rPr>
+                <w:rFonts w:ascii="Times New Roman" w:hAnsi="Times New Roman" w:cs="Times New Roman"/>
+                <w:sz w:val="28"/>
+                <w:szCs w:val="28"/>
+              </w:rPr>
             </w:pPr>
             <w:r>
               <w:rPr>
-                <w:b/>
-                <w:bCs/>
-              </w:rPr>
-              <w:t>指導教授</w:t>
+                <w:sz w:val="28"/>
+                <w:szCs w:val="28"/>
+              </w:rPr>
+              <w:t>指導</w:t>
+            </w:r>
+            <w:r>
+              <w:rPr>
+                <w:rFonts w:hint="eastAsia"/>
+                <w:sz w:val="28"/>
+                <w:szCs w:val="28"/>
+              </w:rPr>
+              <w:t>老師</w:t>
             </w:r>
           </w:p>
         </w:tc>
         <w:tc>
           <w:tcPr>
-            <w:tcW w:w="4200" w:type="dxa"/>
+            <w:tcW w:w="5324" w:type="dxa"/>
             <w:tcBorders>
-              <w:top w:val="single" w:sz="1" w:space="0" w:color="999999"/>
-              <w:left w:val="single" w:sz="1" w:space="0" w:color="999999"/>
-              <w:bottom w:val="single" w:sz="1" w:space="0" w:color="999999"/>
-              <w:right w:val="single" w:sz="1" w:space="0" w:color="999999"/>
+              <w:top w:val="single" w:sz="8" w:space="0" w:color="AEAAAA" w:themeColor="background2" w:themeShade="BF"/>
+              <w:left w:val="single" w:sz="8" w:space="0" w:color="AEAAAA" w:themeColor="background2" w:themeShade="BF"/>
+              <w:bottom w:val="single" w:sz="8" w:space="0" w:color="AEAAAA" w:themeColor="background2" w:themeShade="BF"/>
+              <w:right w:val="single" w:sz="8" w:space="0" w:color="AEAAAA" w:themeColor="background2" w:themeShade="BF"/>
             </w:tcBorders>
-            <w:tcMar>
-              <w:top w:w="100" w:type="dxa"/>
-              <w:left w:w="120" w:type="dxa"/>
-              <w:bottom w:w="100" w:type="dxa"/>
-              <w:right w:w="120" w:type="dxa"/>
-            </w:tcMar>
-          </w:tcPr>
-          <w:p>
-            <w:pPr>
-              <w:spacing w:line="276" w:lineRule="auto"/>
-              <w:rPr>
-                <w:rFonts w:ascii="Times New Roman" w:hAnsi="Times New Roman" w:cs="Times New Roman"/>
-              </w:rPr>
-            </w:pPr>
-            <w:r>
-              <w:rPr>
-                <w:rFonts w:ascii="Times New Roman" w:hAnsi="Times New Roman" w:cs="Times New Roman"/>
-              </w:rPr>
-              <w:t>Gemini</w:t>
-            </w:r>
-            <w:r>
-              <w:rPr>
-                <w:rFonts w:ascii="Times New Roman" w:hAnsi="Times New Roman" w:cs="Times New Roman" w:hint="eastAsia"/>
-              </w:rPr>
-              <w:t xml:space="preserve"> </w:t>
-            </w:r>
-            <w:r>
-              <w:rPr>
-                <w:rFonts w:ascii="Times New Roman" w:hAnsi="Times New Roman" w:cs="Times New Roman" w:hint="eastAsia"/>
-              </w:rPr>
-              <w:t>教授</w:t>
-            </w:r>
-          </w:p>
-        </w:tc>
-      </w:tr>
-      <w:tr>
-        <w:tblPrEx>
-          <w:tblCellMar>
-            <w:top w:w="0" w:type="dxa"/>
-            <w:bottom w:w="0" w:type="dxa"/>
-          </w:tblCellMar>
-        </w:tblPrEx>
-        <w:trPr>
-          <w:jc w:val="center"/>
-        </w:trPr>
-        <w:tc>
-          <w:tcPr>
-            <w:tcW w:w="1800" w:type="dxa"/>
-            <w:tcBorders>
-              <w:top w:val="single" w:sz="1" w:space="0" w:color="999999"/>
-              <w:left w:val="single" w:sz="1" w:space="0" w:color="999999"/>
-              <w:bottom w:val="single" w:sz="1" w:space="0" w:color="999999"/>
-              <w:right w:val="single" w:sz="1" w:space="0" w:color="999999"/>
-            </w:tcBorders>
-            <w:tcMar>
-              <w:top w:w="100" w:type="dxa"/>
-              <w:left w:w="120" w:type="dxa"/>
-              <w:bottom w:w="100" w:type="dxa"/>
-              <w:right w:w="120" w:type="dxa"/>
-            </w:tcMar>
             <w:vAlign w:val="center"/>
           </w:tcPr>
           <w:p>
             <w:pPr>
-              <w:spacing w:line="276" w:lineRule="auto"/>
+              <w:spacing w:before="240" w:line="360" w:lineRule="auto"/>
               <w:jc w:val="both"/>
+              <w:rPr>
+                <w:rFonts w:ascii="Times New Roman" w:hAnsi="Times New Roman" w:cs="Times New Roman"/>
+                <w:sz w:val="28"/>
+                <w:szCs w:val="28"/>
+              </w:rPr>
             </w:pPr>
             <w:r>
               <w:rPr>
-                <w:b/>
-                <w:bCs/>
-              </w:rPr>
-              <w:t>報告日期</w:t>
-            </w:r>
-          </w:p>
-        </w:tc>
-        <w:tc>
-          <w:tcPr>
-            <w:tcW w:w="4200" w:type="dxa"/>
-            <w:tcBorders>
-              <w:top w:val="single" w:sz="1" w:space="0" w:color="999999"/>
-              <w:left w:val="single" w:sz="1" w:space="0" w:color="999999"/>
-              <w:bottom w:val="single" w:sz="1" w:space="0" w:color="999999"/>
-              <w:right w:val="single" w:sz="1" w:space="0" w:color="999999"/>
-            </w:tcBorders>
-            <w:tcMar>
-              <w:top w:w="100" w:type="dxa"/>
-              <w:left w:w="120" w:type="dxa"/>
-              <w:bottom w:w="100" w:type="dxa"/>
-              <w:right w:w="120" w:type="dxa"/>
-            </w:tcMar>
-          </w:tcPr>
-          <w:p>
-            <w:pPr>
-              <w:spacing w:line="276" w:lineRule="auto"/>
-              <w:rPr>
-                <w:rFonts w:ascii="Times New Roman" w:hAnsi="Times New Roman" w:cs="Times New Roman"/>
-              </w:rPr>
-            </w:pPr>
-            <w:r>
-              <w:rPr>
-                <w:rFonts w:ascii="Times New Roman" w:hAnsi="Times New Roman" w:cs="Times New Roman"/>
-              </w:rPr>
-              <w:t>2026/06/05</w:t>
+                <w:rFonts w:ascii="Times New Roman" w:hAnsi="Times New Roman" w:cs="Times New Roman"/>
+                <w:sz w:val="28"/>
+                <w:szCs w:val="28"/>
+              </w:rPr>
+              <w:t>陳宗禧</w:t>
+            </w:r>
+            <w:r>
+              <w:rPr>
+                <w:rFonts w:ascii="Times New Roman" w:hAnsi="Times New Roman" w:cs="Times New Roman" w:hint="eastAsia"/>
+                <w:sz w:val="28"/>
+                <w:szCs w:val="28"/>
+              </w:rPr>
+              <w:t xml:space="preserve"> </w:t>
+            </w:r>
+            <w:r>
+              <w:rPr>
+                <w:rFonts w:ascii="Times New Roman" w:hAnsi="Times New Roman" w:cs="Times New Roman" w:hint="eastAsia"/>
+                <w:sz w:val="28"/>
+                <w:szCs w:val="28"/>
+              </w:rPr>
+              <w:t>教授</w:t>
             </w:r>
           </w:p>
         </w:tc>
       </w:tr>
     </w:tbl>
+    <w:p>
+      <w:pPr>
+        <w:spacing w:line="360" w:lineRule="auto"/>
+        <w:jc w:val="center"/>
+        <w:rPr>
+          <w:rFonts w:ascii="Times New Roman" w:hAnsi="Times New Roman" w:cs="Times New Roman"/>
+        </w:rPr>
+      </w:pPr>
+    </w:p>
+    <w:p>
+      <w:pPr>
+        <w:spacing w:line="360" w:lineRule="auto"/>
+        <w:jc w:val="center"/>
+        <w:rPr>
+          <w:rFonts w:ascii="Times New Roman" w:hAnsi="Times New Roman" w:cs="Times New Roman"/>
+        </w:rPr>
+      </w:pPr>
+    </w:p>
+    <w:p>
+      <w:pPr>
+        <w:spacing w:line="360" w:lineRule="auto"/>
+        <w:jc w:val="center"/>
+        <w:rPr>
+          <w:rFonts w:ascii="Times New Roman" w:hAnsi="Times New Roman" w:cs="Times New Roman"/>
+        </w:rPr>
+      </w:pPr>
+    </w:p>
+    <w:p>
+      <w:pPr>
+        <w:spacing w:line="360" w:lineRule="auto"/>
+        <w:jc w:val="center"/>
+        <w:rPr>
+          <w:rFonts w:ascii="Times New Roman" w:hAnsi="Times New Roman" w:cs="Times New Roman"/>
+        </w:rPr>
+      </w:pPr>
+    </w:p>
+    <w:p>
+      <w:pPr>
+        <w:spacing w:line="360" w:lineRule="auto"/>
+        <w:jc w:val="center"/>
+        <w:rPr>
+          <w:rFonts w:ascii="Times New Roman" w:hAnsi="Times New Roman" w:cs="Times New Roman"/>
+        </w:rPr>
+      </w:pPr>
+    </w:p>
+    <w:p>
+      <w:pPr>
+        <w:spacing w:line="360" w:lineRule="auto"/>
+        <w:jc w:val="center"/>
+        <w:rPr>
+          <w:rFonts w:ascii="Times New Roman" w:hAnsi="Times New Roman" w:cs="Times New Roman"/>
+          <w:sz w:val="28"/>
+          <w:szCs w:val="28"/>
+        </w:rPr>
+      </w:pPr>
+      <w:r>
+        <w:rPr>
+          <w:rFonts w:ascii="Times New Roman" w:hAnsi="Times New Roman" w:cs="Times New Roman" w:hint="eastAsia"/>
+          <w:sz w:val="28"/>
+          <w:szCs w:val="28"/>
+        </w:rPr>
+        <w:t>中華民國</w:t>
+      </w:r>
+      <w:r>
+        <w:rPr>
+          <w:rFonts w:ascii="Times New Roman" w:hAnsi="Times New Roman" w:cs="Times New Roman" w:hint="eastAsia"/>
+          <w:sz w:val="28"/>
+          <w:szCs w:val="28"/>
+        </w:rPr>
+        <w:t xml:space="preserve"> 115 </w:t>
+      </w:r>
+      <w:r>
+        <w:rPr>
+          <w:rFonts w:ascii="Times New Roman" w:hAnsi="Times New Roman" w:cs="Times New Roman" w:hint="eastAsia"/>
+          <w:sz w:val="28"/>
+          <w:szCs w:val="28"/>
+        </w:rPr>
+        <w:t>年</w:t>
+      </w:r>
+      <w:r>
+        <w:rPr>
+          <w:rFonts w:ascii="Times New Roman" w:hAnsi="Times New Roman" w:cs="Times New Roman" w:hint="eastAsia"/>
+          <w:sz w:val="28"/>
+          <w:szCs w:val="28"/>
+        </w:rPr>
+        <w:t xml:space="preserve"> 6 </w:t>
+      </w:r>
+      <w:r>
+        <w:rPr>
+          <w:rFonts w:ascii="Times New Roman" w:hAnsi="Times New Roman" w:cs="Times New Roman" w:hint="eastAsia"/>
+          <w:sz w:val="28"/>
+          <w:szCs w:val="28"/>
+        </w:rPr>
+        <w:t>月</w:t>
+      </w:r>
+    </w:p>
+    <w:p>
+      <w:pPr>
+        <w:spacing w:line="360" w:lineRule="auto"/>
+        <w:jc w:val="center"/>
+        <w:rPr>
+          <w:rFonts w:ascii="Times New Roman" w:hAnsi="Times New Roman" w:cs="Times New Roman"/>
+        </w:rPr>
+      </w:pPr>
+    </w:p>
     <w:p>
       <w:pPr>
         <w:sectPr>
@@ -2376,7 +2462,7 @@
                 <w:rFonts w:ascii="Times New Roman" w:hAnsi="Times New Roman" w:cs="Times New Roman"/>
                 <w:noProof/>
               </w:rPr>
-              <w:t>4</w:t>
+              <w:t>5</w:t>
             </w:r>
             <w:r>
               <w:rPr>
@@ -2696,7 +2782,7 @@
                 <w:rFonts w:ascii="Times New Roman" w:hAnsi="Times New Roman" w:cs="Times New Roman"/>
                 <w:noProof/>
               </w:rPr>
-              <w:t>6</w:t>
+              <w:t>7</w:t>
             </w:r>
             <w:r>
               <w:rPr>
@@ -2774,7 +2860,7 @@
                 <w:rFonts w:ascii="Times New Roman" w:hAnsi="Times New Roman" w:cs="Times New Roman"/>
                 <w:noProof/>
               </w:rPr>
-              <w:t>6</w:t>
+              <w:t>7</w:t>
             </w:r>
             <w:r>
               <w:rPr>
@@ -2852,7 +2938,7 @@
                 <w:rFonts w:ascii="Times New Roman" w:hAnsi="Times New Roman" w:cs="Times New Roman"/>
                 <w:noProof/>
               </w:rPr>
-              <w:t>6</w:t>
+              <w:t>7</w:t>
             </w:r>
             <w:r>
               <w:rPr>
@@ -2930,7 +3016,7 @@
                 <w:rFonts w:ascii="Times New Roman" w:hAnsi="Times New Roman" w:cs="Times New Roman"/>
                 <w:noProof/>
               </w:rPr>
-              <w:t>6</w:t>
+              <w:t>7</w:t>
             </w:r>
             <w:r>
               <w:rPr>
@@ -3008,7 +3094,7 @@
                 <w:rFonts w:ascii="Times New Roman" w:hAnsi="Times New Roman" w:cs="Times New Roman"/>
                 <w:noProof/>
               </w:rPr>
-              <w:t>6</w:t>
+              <w:t>7</w:t>
             </w:r>
             <w:r>
               <w:rPr>
@@ -3086,7 +3172,7 @@
                 <w:rFonts w:ascii="Times New Roman" w:hAnsi="Times New Roman" w:cs="Times New Roman"/>
                 <w:noProof/>
               </w:rPr>
-              <w:t>6</w:t>
+              <w:t>7</w:t>
             </w:r>
             <w:r>
               <w:rPr>
@@ -3164,7 +3250,7 @@
                 <w:rFonts w:ascii="Times New Roman" w:hAnsi="Times New Roman" w:cs="Times New Roman"/>
                 <w:noProof/>
               </w:rPr>
-              <w:t>6</w:t>
+              <w:t>7</w:t>
             </w:r>
             <w:r>
               <w:rPr>
@@ -3242,7 +3328,7 @@
                 <w:rFonts w:ascii="Times New Roman" w:hAnsi="Times New Roman" w:cs="Times New Roman"/>
                 <w:noProof/>
               </w:rPr>
-              <w:t>7</w:t>
+              <w:t>8</w:t>
             </w:r>
             <w:r>
               <w:rPr>
@@ -3320,7 +3406,7 @@
                 <w:rFonts w:ascii="Times New Roman" w:hAnsi="Times New Roman" w:cs="Times New Roman"/>
                 <w:noProof/>
               </w:rPr>
-              <w:t>8</w:t>
+              <w:t>9</w:t>
             </w:r>
             <w:r>
               <w:rPr>
@@ -3398,7 +3484,7 @@
                 <w:rFonts w:ascii="Times New Roman" w:hAnsi="Times New Roman" w:cs="Times New Roman"/>
                 <w:noProof/>
               </w:rPr>
-              <w:t>8</w:t>
+              <w:t>9</w:t>
             </w:r>
             <w:r>
               <w:rPr>
@@ -3484,7 +3570,7 @@
                 <w:rFonts w:ascii="Times New Roman" w:hAnsi="Times New Roman" w:cs="Times New Roman"/>
                 <w:noProof/>
               </w:rPr>
-              <w:t>8</w:t>
+              <w:t>9</w:t>
             </w:r>
             <w:r>
               <w:rPr>
@@ -3554,7 +3640,7 @@
                 <w:rFonts w:ascii="Times New Roman" w:hAnsi="Times New Roman" w:cs="Times New Roman"/>
                 <w:noProof/>
               </w:rPr>
-              <w:t>9</w:t>
+              <w:t>10</w:t>
             </w:r>
             <w:r>
               <w:rPr>
@@ -3624,7 +3710,7 @@
                 <w:rFonts w:ascii="Times New Roman" w:hAnsi="Times New Roman" w:cs="Times New Roman"/>
                 <w:noProof/>
               </w:rPr>
-              <w:t>10</w:t>
+              <w:t>11</w:t>
             </w:r>
             <w:r>
               <w:rPr>
@@ -3666,6 +3752,7 @@
       <w:pPr>
         <w:pStyle w:val="1"/>
         <w:spacing w:after="160"/>
+        <w:jc w:val="center"/>
       </w:pPr>
       <w:bookmarkStart w:id="3" w:name="_Toc231559535"/>
       <w:r>
@@ -3979,6 +4066,7 @@
       <w:pPr>
         <w:pStyle w:val="1"/>
         <w:spacing w:after="160"/>
+        <w:jc w:val="center"/>
       </w:pPr>
       <w:bookmarkStart w:id="5" w:name="_Toc231559537"/>
       <w:r>
@@ -4146,6 +4234,7 @@
       <w:pPr>
         <w:pStyle w:val="1"/>
         <w:spacing w:after="160"/>
+        <w:jc w:val="center"/>
       </w:pPr>
       <w:bookmarkStart w:id="6" w:name="_Toc231559538"/>
       <w:r>
@@ -4933,6 +5022,7 @@
       <w:pPr>
         <w:pStyle w:val="1"/>
         <w:spacing w:after="160"/>
+        <w:jc w:val="center"/>
       </w:pPr>
       <w:bookmarkStart w:id="11" w:name="_Toc231559543"/>
       <w:r>
@@ -5773,6 +5863,7 @@
       <w:pPr>
         <w:pStyle w:val="1"/>
         <w:spacing w:after="160"/>
+        <w:jc w:val="center"/>
       </w:pPr>
       <w:bookmarkStart w:id="19" w:name="_Toc231559551"/>
       <w:r>
@@ -6289,23 +6380,17 @@
         <w:tblLook w:val="0000" w:firstRow="0" w:lastRow="0" w:firstColumn="0" w:lastColumn="0" w:noHBand="0" w:noVBand="0"/>
       </w:tblPr>
       <w:tblGrid>
-        <w:gridCol w:w="2702"/>
-        <w:gridCol w:w="3393"/>
-        <w:gridCol w:w="2211"/>
+        <w:gridCol w:w="2834"/>
+        <w:gridCol w:w="3402"/>
+        <w:gridCol w:w="2070"/>
       </w:tblGrid>
       <w:tr>
-        <w:tblPrEx>
-          <w:tblCellMar>
-            <w:top w:w="0" w:type="dxa"/>
-            <w:bottom w:w="0" w:type="dxa"/>
-          </w:tblCellMar>
-        </w:tblPrEx>
         <w:trPr>
           <w:tblHeader/>
         </w:trPr>
         <w:tc>
           <w:tcPr>
-            <w:tcW w:w="2702" w:type="dxa"/>
+            <w:tcW w:w="2834" w:type="dxa"/>
             <w:tcBorders>
               <w:top w:val="single" w:sz="1" w:space="0" w:color="999999"/>
               <w:left w:val="single" w:sz="1" w:space="0" w:color="999999"/>
@@ -6321,6 +6406,9 @@
             </w:tcMar>
           </w:tcPr>
           <w:p>
+            <w:pPr>
+              <w:jc w:val="center"/>
+            </w:pPr>
             <w:r>
               <w:rPr>
                 <w:b/>
@@ -6333,7 +6421,7 @@
         </w:tc>
         <w:tc>
           <w:tcPr>
-            <w:tcW w:w="3393" w:type="dxa"/>
+            <w:tcW w:w="3402" w:type="dxa"/>
             <w:tcBorders>
               <w:top w:val="single" w:sz="1" w:space="0" w:color="999999"/>
               <w:left w:val="single" w:sz="1" w:space="0" w:color="999999"/>
@@ -6349,6 +6437,9 @@
             </w:tcMar>
           </w:tcPr>
           <w:p>
+            <w:pPr>
+              <w:jc w:val="center"/>
+            </w:pPr>
             <w:r>
               <w:rPr>
                 <w:b/>
@@ -6360,7 +6451,7 @@
         </w:tc>
         <w:tc>
           <w:tcPr>
-            <w:tcW w:w="2211" w:type="dxa"/>
+            <w:tcW w:w="2070" w:type="dxa"/>
             <w:tcBorders>
               <w:top w:val="single" w:sz="1" w:space="0" w:color="999999"/>
               <w:left w:val="single" w:sz="1" w:space="0" w:color="999999"/>
@@ -6376,6 +6467,9 @@
             </w:tcMar>
           </w:tcPr>
           <w:p>
+            <w:pPr>
+              <w:jc w:val="center"/>
+            </w:pPr>
             <w:r>
               <w:rPr>
                 <w:b/>
@@ -6387,15 +6481,9 @@
         </w:tc>
       </w:tr>
       <w:tr>
-        <w:tblPrEx>
-          <w:tblCellMar>
-            <w:top w:w="0" w:type="dxa"/>
-            <w:bottom w:w="0" w:type="dxa"/>
-          </w:tblCellMar>
-        </w:tblPrEx>
         <w:tc>
           <w:tcPr>
-            <w:tcW w:w="2702" w:type="dxa"/>
+            <w:tcW w:w="2834" w:type="dxa"/>
             <w:tcBorders>
               <w:top w:val="single" w:sz="1" w:space="0" w:color="999999"/>
               <w:left w:val="single" w:sz="1" w:space="0" w:color="999999"/>
@@ -6417,7 +6505,7 @@
         </w:tc>
         <w:tc>
           <w:tcPr>
-            <w:tcW w:w="3393" w:type="dxa"/>
+            <w:tcW w:w="3402" w:type="dxa"/>
             <w:tcBorders>
               <w:top w:val="single" w:sz="1" w:space="0" w:color="999999"/>
               <w:left w:val="single" w:sz="1" w:space="0" w:color="999999"/>
@@ -6439,7 +6527,7 @@
         </w:tc>
         <w:tc>
           <w:tcPr>
-            <w:tcW w:w="2211" w:type="dxa"/>
+            <w:tcW w:w="2070" w:type="dxa"/>
             <w:tcBorders>
               <w:top w:val="single" w:sz="1" w:space="0" w:color="999999"/>
               <w:left w:val="single" w:sz="1" w:space="0" w:color="999999"/>
@@ -6461,15 +6549,9 @@
         </w:tc>
       </w:tr>
       <w:tr>
-        <w:tblPrEx>
-          <w:tblCellMar>
-            <w:top w:w="0" w:type="dxa"/>
-            <w:bottom w:w="0" w:type="dxa"/>
-          </w:tblCellMar>
-        </w:tblPrEx>
         <w:tc>
           <w:tcPr>
-            <w:tcW w:w="2702" w:type="dxa"/>
+            <w:tcW w:w="2834" w:type="dxa"/>
             <w:tcBorders>
               <w:top w:val="single" w:sz="1" w:space="0" w:color="999999"/>
               <w:left w:val="single" w:sz="1" w:space="0" w:color="999999"/>
@@ -6485,13 +6567,19 @@
           </w:tcPr>
           <w:p>
             <w:r>
-              <w:t>CPU/GPU 資源自動調整</w:t>
+              <w:rPr>
+                <w:rFonts w:ascii="Times New Roman" w:hAnsi="Times New Roman" w:cs="Times New Roman"/>
+              </w:rPr>
+              <w:t>CPU/GPU</w:t>
+            </w:r>
+            <w:r>
+              <w:t>資源自動調整</w:t>
             </w:r>
           </w:p>
         </w:tc>
         <w:tc>
           <w:tcPr>
-            <w:tcW w:w="3393" w:type="dxa"/>
+            <w:tcW w:w="3402" w:type="dxa"/>
             <w:tcBorders>
               <w:top w:val="single" w:sz="1" w:space="0" w:color="999999"/>
               <w:left w:val="single" w:sz="1" w:space="0" w:color="999999"/>
@@ -6518,7 +6606,7 @@
         </w:tc>
         <w:tc>
           <w:tcPr>
-            <w:tcW w:w="2211" w:type="dxa"/>
+            <w:tcW w:w="2070" w:type="dxa"/>
             <w:tcBorders>
               <w:top w:val="single" w:sz="1" w:space="0" w:color="999999"/>
               <w:left w:val="single" w:sz="1" w:space="0" w:color="999999"/>
@@ -6540,15 +6628,9 @@
         </w:tc>
       </w:tr>
       <w:tr>
-        <w:tblPrEx>
-          <w:tblCellMar>
-            <w:top w:w="0" w:type="dxa"/>
-            <w:bottom w:w="0" w:type="dxa"/>
-          </w:tblCellMar>
-        </w:tblPrEx>
         <w:tc>
           <w:tcPr>
-            <w:tcW w:w="2702" w:type="dxa"/>
+            <w:tcW w:w="2834" w:type="dxa"/>
             <w:tcBorders>
               <w:top w:val="single" w:sz="1" w:space="0" w:color="999999"/>
               <w:left w:val="single" w:sz="1" w:space="0" w:color="999999"/>
@@ -6570,7 +6652,7 @@
         </w:tc>
         <w:tc>
           <w:tcPr>
-            <w:tcW w:w="3393" w:type="dxa"/>
+            <w:tcW w:w="3402" w:type="dxa"/>
             <w:tcBorders>
               <w:top w:val="single" w:sz="1" w:space="0" w:color="999999"/>
               <w:left w:val="single" w:sz="1" w:space="0" w:color="999999"/>
@@ -6592,7 +6674,7 @@
         </w:tc>
         <w:tc>
           <w:tcPr>
-            <w:tcW w:w="2211" w:type="dxa"/>
+            <w:tcW w:w="2070" w:type="dxa"/>
             <w:tcBorders>
               <w:top w:val="single" w:sz="1" w:space="0" w:color="999999"/>
               <w:left w:val="single" w:sz="1" w:space="0" w:color="999999"/>
@@ -6614,15 +6696,9 @@
         </w:tc>
       </w:tr>
       <w:tr>
-        <w:tblPrEx>
-          <w:tblCellMar>
-            <w:top w:w="0" w:type="dxa"/>
-            <w:bottom w:w="0" w:type="dxa"/>
-          </w:tblCellMar>
-        </w:tblPrEx>
         <w:tc>
           <w:tcPr>
-            <w:tcW w:w="2702" w:type="dxa"/>
+            <w:tcW w:w="2834" w:type="dxa"/>
             <w:tcBorders>
               <w:top w:val="single" w:sz="1" w:space="0" w:color="999999"/>
               <w:left w:val="single" w:sz="1" w:space="0" w:color="999999"/>
@@ -6638,7 +6714,10 @@
           </w:tcPr>
           <w:p>
             <w:r>
-              <w:t xml:space="preserve">GPU </w:t>
+              <w:rPr>
+                <w:rFonts w:ascii="Times New Roman" w:hAnsi="Times New Roman" w:cs="Times New Roman"/>
+              </w:rPr>
+              <w:t>GPU</w:t>
             </w:r>
             <w:proofErr w:type="gramStart"/>
             <w:r>
@@ -6649,7 +6728,7 @@
         </w:tc>
         <w:tc>
           <w:tcPr>
-            <w:tcW w:w="3393" w:type="dxa"/>
+            <w:tcW w:w="3402" w:type="dxa"/>
             <w:tcBorders>
               <w:top w:val="single" w:sz="1" w:space="0" w:color="999999"/>
               <w:left w:val="single" w:sz="1" w:space="0" w:color="999999"/>
@@ -6671,7 +6750,7 @@
         </w:tc>
         <w:tc>
           <w:tcPr>
-            <w:tcW w:w="2211" w:type="dxa"/>
+            <w:tcW w:w="2070" w:type="dxa"/>
             <w:tcBorders>
               <w:top w:val="single" w:sz="1" w:space="0" w:color="999999"/>
               <w:left w:val="single" w:sz="1" w:space="0" w:color="999999"/>
@@ -6693,15 +6772,9 @@
         </w:tc>
       </w:tr>
       <w:tr>
-        <w:tblPrEx>
-          <w:tblCellMar>
-            <w:top w:w="0" w:type="dxa"/>
-            <w:bottom w:w="0" w:type="dxa"/>
-          </w:tblCellMar>
-        </w:tblPrEx>
         <w:tc>
           <w:tcPr>
-            <w:tcW w:w="2702" w:type="dxa"/>
+            <w:tcW w:w="2834" w:type="dxa"/>
             <w:tcBorders>
               <w:top w:val="single" w:sz="1" w:space="0" w:color="999999"/>
               <w:left w:val="single" w:sz="1" w:space="0" w:color="999999"/>
@@ -6723,7 +6796,7 @@
         </w:tc>
         <w:tc>
           <w:tcPr>
-            <w:tcW w:w="3393" w:type="dxa"/>
+            <w:tcW w:w="3402" w:type="dxa"/>
             <w:tcBorders>
               <w:top w:val="single" w:sz="1" w:space="0" w:color="999999"/>
               <w:left w:val="single" w:sz="1" w:space="0" w:color="999999"/>
@@ -6745,7 +6818,7 @@
         </w:tc>
         <w:tc>
           <w:tcPr>
-            <w:tcW w:w="2211" w:type="dxa"/>
+            <w:tcW w:w="2070" w:type="dxa"/>
             <w:tcBorders>
               <w:top w:val="single" w:sz="1" w:space="0" w:color="999999"/>
               <w:left w:val="single" w:sz="1" w:space="0" w:color="999999"/>
@@ -6767,15 +6840,9 @@
         </w:tc>
       </w:tr>
       <w:tr>
-        <w:tblPrEx>
-          <w:tblCellMar>
-            <w:top w:w="0" w:type="dxa"/>
-            <w:bottom w:w="0" w:type="dxa"/>
-          </w:tblCellMar>
-        </w:tblPrEx>
         <w:tc>
           <w:tcPr>
-            <w:tcW w:w="2702" w:type="dxa"/>
+            <w:tcW w:w="2834" w:type="dxa"/>
             <w:tcBorders>
               <w:top w:val="single" w:sz="1" w:space="0" w:color="999999"/>
               <w:left w:val="single" w:sz="1" w:space="0" w:color="999999"/>
@@ -6797,7 +6864,7 @@
         </w:tc>
         <w:tc>
           <w:tcPr>
-            <w:tcW w:w="3393" w:type="dxa"/>
+            <w:tcW w:w="3402" w:type="dxa"/>
             <w:tcBorders>
               <w:top w:val="single" w:sz="1" w:space="0" w:color="999999"/>
               <w:left w:val="single" w:sz="1" w:space="0" w:color="999999"/>
@@ -6819,7 +6886,7 @@
         </w:tc>
         <w:tc>
           <w:tcPr>
-            <w:tcW w:w="2211" w:type="dxa"/>
+            <w:tcW w:w="2070" w:type="dxa"/>
             <w:tcBorders>
               <w:top w:val="single" w:sz="1" w:space="0" w:color="999999"/>
               <w:left w:val="single" w:sz="1" w:space="0" w:color="999999"/>
@@ -6841,15 +6908,9 @@
         </w:tc>
       </w:tr>
       <w:tr>
-        <w:tblPrEx>
-          <w:tblCellMar>
-            <w:top w:w="0" w:type="dxa"/>
-            <w:bottom w:w="0" w:type="dxa"/>
-          </w:tblCellMar>
-        </w:tblPrEx>
         <w:tc>
           <w:tcPr>
-            <w:tcW w:w="2702" w:type="dxa"/>
+            <w:tcW w:w="2834" w:type="dxa"/>
             <w:tcBorders>
               <w:top w:val="single" w:sz="1" w:space="0" w:color="999999"/>
               <w:left w:val="single" w:sz="1" w:space="0" w:color="999999"/>
@@ -6871,7 +6932,7 @@
         </w:tc>
         <w:tc>
           <w:tcPr>
-            <w:tcW w:w="3393" w:type="dxa"/>
+            <w:tcW w:w="3402" w:type="dxa"/>
             <w:tcBorders>
               <w:top w:val="single" w:sz="1" w:space="0" w:color="999999"/>
               <w:left w:val="single" w:sz="1" w:space="0" w:color="999999"/>
@@ -6893,7 +6954,7 @@
         </w:tc>
         <w:tc>
           <w:tcPr>
-            <w:tcW w:w="2211" w:type="dxa"/>
+            <w:tcW w:w="2070" w:type="dxa"/>
             <w:tcBorders>
               <w:top w:val="single" w:sz="1" w:space="0" w:color="999999"/>
               <w:left w:val="single" w:sz="1" w:space="0" w:color="999999"/>
@@ -6915,15 +6976,9 @@
         </w:tc>
       </w:tr>
       <w:tr>
-        <w:tblPrEx>
-          <w:tblCellMar>
-            <w:top w:w="0" w:type="dxa"/>
-            <w:bottom w:w="0" w:type="dxa"/>
-          </w:tblCellMar>
-        </w:tblPrEx>
         <w:tc>
           <w:tcPr>
-            <w:tcW w:w="2702" w:type="dxa"/>
+            <w:tcW w:w="2834" w:type="dxa"/>
             <w:tcBorders>
               <w:top w:val="single" w:sz="1" w:space="0" w:color="999999"/>
               <w:left w:val="single" w:sz="1" w:space="0" w:color="999999"/>
@@ -6945,7 +7000,7 @@
         </w:tc>
         <w:tc>
           <w:tcPr>
-            <w:tcW w:w="3393" w:type="dxa"/>
+            <w:tcW w:w="3402" w:type="dxa"/>
             <w:tcBorders>
               <w:top w:val="single" w:sz="1" w:space="0" w:color="999999"/>
               <w:left w:val="single" w:sz="1" w:space="0" w:color="999999"/>
@@ -6967,7 +7022,7 @@
         </w:tc>
         <w:tc>
           <w:tcPr>
-            <w:tcW w:w="2211" w:type="dxa"/>
+            <w:tcW w:w="2070" w:type="dxa"/>
             <w:tcBorders>
               <w:top w:val="single" w:sz="1" w:space="0" w:color="999999"/>
               <w:left w:val="single" w:sz="1" w:space="0" w:color="999999"/>
@@ -6989,15 +7044,9 @@
         </w:tc>
       </w:tr>
       <w:tr>
-        <w:tblPrEx>
-          <w:tblCellMar>
-            <w:top w:w="0" w:type="dxa"/>
-            <w:bottom w:w="0" w:type="dxa"/>
-          </w:tblCellMar>
-        </w:tblPrEx>
         <w:tc>
           <w:tcPr>
-            <w:tcW w:w="2702" w:type="dxa"/>
+            <w:tcW w:w="2834" w:type="dxa"/>
             <w:tcBorders>
               <w:top w:val="single" w:sz="1" w:space="0" w:color="999999"/>
               <w:left w:val="single" w:sz="1" w:space="0" w:color="999999"/>
@@ -7019,7 +7068,7 @@
         </w:tc>
         <w:tc>
           <w:tcPr>
-            <w:tcW w:w="3393" w:type="dxa"/>
+            <w:tcW w:w="3402" w:type="dxa"/>
             <w:tcBorders>
               <w:top w:val="single" w:sz="1" w:space="0" w:color="999999"/>
               <w:left w:val="single" w:sz="1" w:space="0" w:color="999999"/>
@@ -7041,7 +7090,7 @@
         </w:tc>
         <w:tc>
           <w:tcPr>
-            <w:tcW w:w="2211" w:type="dxa"/>
+            <w:tcW w:w="2070" w:type="dxa"/>
             <w:tcBorders>
               <w:top w:val="single" w:sz="1" w:space="0" w:color="999999"/>
               <w:left w:val="single" w:sz="1" w:space="0" w:color="999999"/>
@@ -7063,15 +7112,9 @@
         </w:tc>
       </w:tr>
       <w:tr>
-        <w:tblPrEx>
-          <w:tblCellMar>
-            <w:top w:w="0" w:type="dxa"/>
-            <w:bottom w:w="0" w:type="dxa"/>
-          </w:tblCellMar>
-        </w:tblPrEx>
         <w:tc>
           <w:tcPr>
-            <w:tcW w:w="2702" w:type="dxa"/>
+            <w:tcW w:w="2834" w:type="dxa"/>
             <w:tcBorders>
               <w:top w:val="single" w:sz="1" w:space="0" w:color="999999"/>
               <w:left w:val="single" w:sz="1" w:space="0" w:color="999999"/>
@@ -7093,7 +7136,7 @@
         </w:tc>
         <w:tc>
           <w:tcPr>
-            <w:tcW w:w="3393" w:type="dxa"/>
+            <w:tcW w:w="3402" w:type="dxa"/>
             <w:tcBorders>
               <w:top w:val="single" w:sz="1" w:space="0" w:color="999999"/>
               <w:left w:val="single" w:sz="1" w:space="0" w:color="999999"/>
@@ -7115,7 +7158,7 @@
         </w:tc>
         <w:tc>
           <w:tcPr>
-            <w:tcW w:w="2211" w:type="dxa"/>
+            <w:tcW w:w="2070" w:type="dxa"/>
             <w:tcBorders>
               <w:top w:val="single" w:sz="1" w:space="0" w:color="999999"/>
               <w:left w:val="single" w:sz="1" w:space="0" w:color="999999"/>
@@ -7137,15 +7180,9 @@
         </w:tc>
       </w:tr>
       <w:tr>
-        <w:tblPrEx>
-          <w:tblCellMar>
-            <w:top w:w="0" w:type="dxa"/>
-            <w:bottom w:w="0" w:type="dxa"/>
-          </w:tblCellMar>
-        </w:tblPrEx>
         <w:tc>
           <w:tcPr>
-            <w:tcW w:w="2702" w:type="dxa"/>
+            <w:tcW w:w="2834" w:type="dxa"/>
             <w:tcBorders>
               <w:top w:val="single" w:sz="1" w:space="0" w:color="999999"/>
               <w:left w:val="single" w:sz="1" w:space="0" w:color="999999"/>
@@ -7167,7 +7204,7 @@
         </w:tc>
         <w:tc>
           <w:tcPr>
-            <w:tcW w:w="3393" w:type="dxa"/>
+            <w:tcW w:w="3402" w:type="dxa"/>
             <w:tcBorders>
               <w:top w:val="single" w:sz="1" w:space="0" w:color="999999"/>
               <w:left w:val="single" w:sz="1" w:space="0" w:color="999999"/>
@@ -7189,7 +7226,7 @@
         </w:tc>
         <w:tc>
           <w:tcPr>
-            <w:tcW w:w="2211" w:type="dxa"/>
+            <w:tcW w:w="2070" w:type="dxa"/>
             <w:tcBorders>
               <w:top w:val="single" w:sz="1" w:space="0" w:color="999999"/>
               <w:left w:val="single" w:sz="1" w:space="0" w:color="999999"/>
@@ -7211,15 +7248,9 @@
         </w:tc>
       </w:tr>
       <w:tr>
-        <w:tblPrEx>
-          <w:tblCellMar>
-            <w:top w:w="0" w:type="dxa"/>
-            <w:bottom w:w="0" w:type="dxa"/>
-          </w:tblCellMar>
-        </w:tblPrEx>
         <w:tc>
           <w:tcPr>
-            <w:tcW w:w="2702" w:type="dxa"/>
+            <w:tcW w:w="2834" w:type="dxa"/>
             <w:tcBorders>
               <w:top w:val="single" w:sz="1" w:space="0" w:color="999999"/>
               <w:left w:val="single" w:sz="1" w:space="0" w:color="999999"/>
@@ -7241,7 +7272,7 @@
         </w:tc>
         <w:tc>
           <w:tcPr>
-            <w:tcW w:w="3393" w:type="dxa"/>
+            <w:tcW w:w="3402" w:type="dxa"/>
             <w:tcBorders>
               <w:top w:val="single" w:sz="1" w:space="0" w:color="999999"/>
               <w:left w:val="single" w:sz="1" w:space="0" w:color="999999"/>
@@ -7263,7 +7294,7 @@
         </w:tc>
         <w:tc>
           <w:tcPr>
-            <w:tcW w:w="2211" w:type="dxa"/>
+            <w:tcW w:w="2070" w:type="dxa"/>
             <w:tcBorders>
               <w:top w:val="single" w:sz="1" w:space="0" w:color="999999"/>
               <w:left w:val="single" w:sz="1" w:space="0" w:color="999999"/>
@@ -7285,15 +7316,9 @@
         </w:tc>
       </w:tr>
       <w:tr>
-        <w:tblPrEx>
-          <w:tblCellMar>
-            <w:top w:w="0" w:type="dxa"/>
-            <w:bottom w:w="0" w:type="dxa"/>
-          </w:tblCellMar>
-        </w:tblPrEx>
         <w:tc>
           <w:tcPr>
-            <w:tcW w:w="2702" w:type="dxa"/>
+            <w:tcW w:w="2834" w:type="dxa"/>
             <w:tcBorders>
               <w:top w:val="single" w:sz="1" w:space="0" w:color="999999"/>
               <w:left w:val="single" w:sz="1" w:space="0" w:color="999999"/>
@@ -7315,7 +7340,7 @@
         </w:tc>
         <w:tc>
           <w:tcPr>
-            <w:tcW w:w="3393" w:type="dxa"/>
+            <w:tcW w:w="3402" w:type="dxa"/>
             <w:tcBorders>
               <w:top w:val="single" w:sz="1" w:space="0" w:color="999999"/>
               <w:left w:val="single" w:sz="1" w:space="0" w:color="999999"/>
@@ -7337,7 +7362,7 @@
         </w:tc>
         <w:tc>
           <w:tcPr>
-            <w:tcW w:w="2211" w:type="dxa"/>
+            <w:tcW w:w="2070" w:type="dxa"/>
             <w:tcBorders>
               <w:top w:val="single" w:sz="1" w:space="0" w:color="999999"/>
               <w:left w:val="single" w:sz="1" w:space="0" w:color="999999"/>
@@ -7795,9 +7820,7 @@
       <w:pPr>
         <w:pStyle w:val="1"/>
         <w:spacing w:after="160"/>
-        <w:rPr>
-          <w:rFonts w:hint="eastAsia"/>
-        </w:rPr>
+        <w:jc w:val="center"/>
       </w:pPr>
       <w:bookmarkStart w:id="30" w:name="_Toc231559563"/>
       <w:r>
@@ -7807,107 +7830,669 @@
       <w:bookmarkEnd w:id="30"/>
     </w:p>
     <w:p>
-      <w:r>
+      <w:pPr>
+        <w:pStyle w:val="a4"/>
+        <w:numPr>
+          <w:ilvl w:val="0"/>
+          <w:numId w:val="12"/>
+        </w:numPr>
+        <w:spacing w:line="276" w:lineRule="auto"/>
         <w:rPr>
           <w:rFonts w:ascii="Times New Roman" w:eastAsia="Times New Roman" w:hAnsi="Times New Roman" w:cs="Times New Roman"/>
         </w:rPr>
-        <w:t xml:space="preserve">1.　</w:t>
-      </w:r>
+      </w:pPr>
       <w:proofErr w:type="spellStart"/>
       <w:r>
+        <w:rPr>
+          <w:rFonts w:ascii="Times New Roman" w:eastAsia="Times New Roman" w:hAnsi="Times New Roman" w:cs="Times New Roman"/>
+        </w:rPr>
         <w:t>Slurm</w:t>
       </w:r>
       <w:proofErr w:type="spellEnd"/>
       <w:r>
-        <w:t xml:space="preserve"> Workload Manager Documentation.</w:t>
-      </w:r>
-      <w:r>
         <w:rPr>
           <w:rFonts w:ascii="Times New Roman" w:eastAsia="Times New Roman" w:hAnsi="Times New Roman" w:cs="Times New Roman"/>
         </w:rPr>
-        <w:t xml:space="preserve"> https://slurm.schedmd.com/</w:t>
-      </w:r>
-    </w:p>
-    <w:p>
+        <w:t xml:space="preserve"> Workload Manager Documentation</w:t>
+      </w:r>
       <w:r>
         <w:rPr>
           <w:rFonts w:ascii="Times New Roman" w:eastAsia="Times New Roman" w:hAnsi="Times New Roman" w:cs="Times New Roman"/>
         </w:rPr>
-        <w:t xml:space="preserve">2.　</w:t>
-      </w:r>
-      <w:r>
-        <w:t>Kubernetes Documentation.</w:t>
-      </w:r>
-      <w:r>
+        <w:t xml:space="preserve">. </w:t>
+      </w:r>
+      <w:hyperlink r:id="rId9" w:history="1">
+        <w:r>
+          <w:rPr>
+            <w:rStyle w:val="a5"/>
+            <w:rFonts w:ascii="Times New Roman" w:eastAsia="Times New Roman" w:hAnsi="Times New Roman" w:cs="Times New Roman"/>
+          </w:rPr>
+          <w:t>https://slurm.schedmd.com/</w:t>
+        </w:r>
+      </w:hyperlink>
+    </w:p>
+    <w:p>
+      <w:pPr>
+        <w:pStyle w:val="a4"/>
+        <w:numPr>
+          <w:ilvl w:val="0"/>
+          <w:numId w:val="12"/>
+        </w:numPr>
+        <w:spacing w:line="276" w:lineRule="auto"/>
         <w:rPr>
           <w:rFonts w:ascii="Times New Roman" w:eastAsia="Times New Roman" w:hAnsi="Times New Roman" w:cs="Times New Roman"/>
         </w:rPr>
-        <w:t xml:space="preserve"> https://kubernetes.io/docs/</w:t>
-      </w:r>
-    </w:p>
-    <w:p>
+      </w:pPr>
+      <w:proofErr w:type="spellStart"/>
       <w:r>
         <w:rPr>
           <w:rFonts w:ascii="Times New Roman" w:eastAsia="Times New Roman" w:hAnsi="Times New Roman" w:cs="Times New Roman"/>
         </w:rPr>
-        <w:t xml:space="preserve">3.　</w:t>
-      </w:r>
-      <w:r>
-        <w:t>NVIDIA Multi-Process Service (MPS).</w:t>
-      </w:r>
+        <w:t>Slurm</w:t>
+      </w:r>
+      <w:proofErr w:type="spellEnd"/>
       <w:r>
         <w:rPr>
           <w:rFonts w:ascii="Times New Roman" w:eastAsia="Times New Roman" w:hAnsi="Times New Roman" w:cs="Times New Roman"/>
         </w:rPr>
-        <w:t xml:space="preserve"> https://docs.nvidia.com/deploy/mps/</w:t>
-      </w:r>
-    </w:p>
-    <w:p>
+        <w:t xml:space="preserve"> Plugin API</w:t>
+      </w:r>
       <w:r>
         <w:rPr>
           <w:rFonts w:ascii="Times New Roman" w:eastAsia="Times New Roman" w:hAnsi="Times New Roman" w:cs="Times New Roman"/>
         </w:rPr>
-        <w:t xml:space="preserve">4.　</w:t>
-      </w:r>
-      <w:r>
-        <w:t xml:space="preserve">Ma, X., et al. DSAC: Distributional Soft Actor Critic for Risk-Sensitive Reinforcement Learning. </w:t>
-      </w:r>
-      <w:r>
+        <w:t xml:space="preserve">. </w:t>
+      </w:r>
+      <w:hyperlink r:id="rId10" w:history="1">
+        <w:r>
+          <w:rPr>
+            <w:rStyle w:val="a5"/>
+            <w:rFonts w:ascii="Times New Roman" w:eastAsia="Times New Roman" w:hAnsi="Times New Roman" w:cs="Times New Roman"/>
+          </w:rPr>
+          <w:t>https://slurm.schedmd.com/plugins.html</w:t>
+        </w:r>
+      </w:hyperlink>
+    </w:p>
+    <w:p>
+      <w:pPr>
+        <w:pStyle w:val="a4"/>
+        <w:numPr>
+          <w:ilvl w:val="0"/>
+          <w:numId w:val="12"/>
+        </w:numPr>
+        <w:spacing w:line="276" w:lineRule="auto"/>
         <w:rPr>
           <w:rFonts w:ascii="Times New Roman" w:eastAsia="Times New Roman" w:hAnsi="Times New Roman" w:cs="Times New Roman"/>
         </w:rPr>
-        <w:t>arXiv:2004.14547</w:t>
-      </w:r>
-      <w:r>
-        <w:t xml:space="preserve"> / JAIR 2025.</w:t>
-      </w:r>
-    </w:p>
-    <w:p>
+      </w:pPr>
       <w:r>
         <w:rPr>
           <w:rFonts w:ascii="Times New Roman" w:eastAsia="Times New Roman" w:hAnsi="Times New Roman" w:cs="Times New Roman"/>
         </w:rPr>
-        <w:t xml:space="preserve">5.　</w:t>
+        <w:t xml:space="preserve">Kubernetes Documentation. </w:t>
+      </w:r>
+      <w:hyperlink r:id="rId11" w:history="1">
+        <w:r>
+          <w:rPr>
+            <w:rStyle w:val="a5"/>
+            <w:rFonts w:ascii="Times New Roman" w:eastAsia="Times New Roman" w:hAnsi="Times New Roman" w:cs="Times New Roman"/>
+          </w:rPr>
+          <w:t>https://kubernetes.io/docs/</w:t>
+        </w:r>
+      </w:hyperlink>
+    </w:p>
+    <w:p>
+      <w:pPr>
+        <w:pStyle w:val="a4"/>
+        <w:numPr>
+          <w:ilvl w:val="0"/>
+          <w:numId w:val="12"/>
+        </w:numPr>
+        <w:spacing w:line="276" w:lineRule="auto"/>
+        <w:rPr>
+          <w:rFonts w:ascii="Times New Roman" w:eastAsia="Times New Roman" w:hAnsi="Times New Roman" w:cs="Times New Roman"/>
+        </w:rPr>
+      </w:pPr>
+      <w:r>
+        <w:rPr>
+          <w:rFonts w:ascii="Times New Roman" w:eastAsia="Times New Roman" w:hAnsi="Times New Roman" w:cs="Times New Roman"/>
+        </w:rPr>
+        <w:t>Kubernetes Operator Pythonic Framework (Kopf)</w:t>
+      </w:r>
+      <w:r>
+        <w:rPr>
+          <w:rFonts w:ascii="Times New Roman" w:eastAsia="Times New Roman" w:hAnsi="Times New Roman" w:cs="Times New Roman"/>
+        </w:rPr>
+        <w:t xml:space="preserve">. </w:t>
+      </w:r>
+      <w:hyperlink r:id="rId12" w:history="1">
+        <w:r>
+          <w:rPr>
+            <w:rStyle w:val="a5"/>
+            <w:rFonts w:ascii="Times New Roman" w:eastAsia="Times New Roman" w:hAnsi="Times New Roman" w:cs="Times New Roman"/>
+          </w:rPr>
+          <w:t>https://github.com/nolar/kopf</w:t>
+        </w:r>
+      </w:hyperlink>
+    </w:p>
+    <w:p>
+      <w:pPr>
+        <w:pStyle w:val="a4"/>
+        <w:numPr>
+          <w:ilvl w:val="0"/>
+          <w:numId w:val="12"/>
+        </w:numPr>
+        <w:spacing w:line="276" w:lineRule="auto"/>
+        <w:rPr>
+          <w:rFonts w:ascii="Times New Roman" w:eastAsia="Times New Roman" w:hAnsi="Times New Roman" w:cs="Times New Roman"/>
+        </w:rPr>
+      </w:pPr>
+      <w:r>
+        <w:rPr>
+          <w:rFonts w:ascii="Times New Roman" w:eastAsia="Times New Roman" w:hAnsi="Times New Roman" w:cs="Times New Roman"/>
+        </w:rPr>
+        <w:t>Converged Computing: Integrating HPC and Cloud Native</w:t>
+      </w:r>
+      <w:r>
+        <w:rPr>
+          <w:rFonts w:ascii="Times New Roman" w:eastAsia="Times New Roman" w:hAnsi="Times New Roman" w:cs="Times New Roman"/>
+        </w:rPr>
+        <w:t xml:space="preserve">. </w:t>
+      </w:r>
+      <w:hyperlink r:id="rId13" w:history="1">
+        <w:r>
+          <w:rPr>
+            <w:rStyle w:val="a5"/>
+            <w:rFonts w:ascii="Times New Roman" w:eastAsia="Times New Roman" w:hAnsi="Times New Roman" w:cs="Times New Roman"/>
+          </w:rPr>
+          <w:t>https://www.computer.org/csdl/magazine/cs/2024/03/10770850/22fgId5NFpC</w:t>
+        </w:r>
+      </w:hyperlink>
+    </w:p>
+    <w:p>
+      <w:pPr>
+        <w:pStyle w:val="a4"/>
+        <w:numPr>
+          <w:ilvl w:val="0"/>
+          <w:numId w:val="12"/>
+        </w:numPr>
+        <w:spacing w:line="276" w:lineRule="auto"/>
+        <w:rPr>
+          <w:rFonts w:ascii="Times New Roman" w:eastAsia="Times New Roman" w:hAnsi="Times New Roman" w:cs="Times New Roman"/>
+        </w:rPr>
+      </w:pPr>
+      <w:r>
+        <w:rPr>
+          <w:rFonts w:ascii="Times New Roman" w:eastAsia="Times New Roman" w:hAnsi="Times New Roman" w:cs="Times New Roman"/>
+        </w:rPr>
+        <w:t>Workload Aware Scheduling</w:t>
+      </w:r>
+      <w:r>
+        <w:rPr>
+          <w:rFonts w:ascii="Times New Roman" w:eastAsia="Times New Roman" w:hAnsi="Times New Roman" w:cs="Times New Roman"/>
+        </w:rPr>
+        <w:t xml:space="preserve">. </w:t>
+      </w:r>
+      <w:hyperlink r:id="rId14" w:history="1">
+        <w:r>
+          <w:rPr>
+            <w:rStyle w:val="a5"/>
+            <w:rFonts w:ascii="Times New Roman" w:eastAsia="Times New Roman" w:hAnsi="Times New Roman" w:cs="Times New Roman"/>
+          </w:rPr>
+          <w:t>https://kubernetes.io/blog/2025/12/29/kubernetes-v1-35-introducing-workload-aware-scheduling/</w:t>
+        </w:r>
+      </w:hyperlink>
+    </w:p>
+    <w:p>
+      <w:pPr>
+        <w:pStyle w:val="a4"/>
+        <w:numPr>
+          <w:ilvl w:val="0"/>
+          <w:numId w:val="12"/>
+        </w:numPr>
+        <w:spacing w:line="276" w:lineRule="auto"/>
+        <w:rPr>
+          <w:rFonts w:ascii="Times New Roman" w:eastAsia="Times New Roman" w:hAnsi="Times New Roman" w:cs="Times New Roman"/>
+        </w:rPr>
+      </w:pPr>
+      <w:r>
+        <w:rPr>
+          <w:rFonts w:ascii="Times New Roman" w:eastAsia="Times New Roman" w:hAnsi="Times New Roman" w:cs="Times New Roman"/>
+        </w:rPr>
+        <w:t>Slinky Project</w:t>
+      </w:r>
+      <w:r>
+        <w:rPr>
+          <w:rFonts w:ascii="Times New Roman" w:eastAsia="Times New Roman" w:hAnsi="Times New Roman" w:cs="Times New Roman"/>
+        </w:rPr>
+        <w:t xml:space="preserve">. </w:t>
+      </w:r>
+      <w:hyperlink r:id="rId15" w:history="1">
+        <w:r>
+          <w:rPr>
+            <w:rStyle w:val="a5"/>
+            <w:rFonts w:ascii="Times New Roman" w:eastAsia="Times New Roman" w:hAnsi="Times New Roman" w:cs="Times New Roman"/>
+          </w:rPr>
+          <w:t>https://github.com/slinkyprojec</w:t>
+        </w:r>
+        <w:r>
+          <w:rPr>
+            <w:rStyle w:val="a5"/>
+            <w:rFonts w:ascii="Times New Roman" w:eastAsia="Times New Roman" w:hAnsi="Times New Roman" w:cs="Times New Roman"/>
+          </w:rPr>
+          <w:t>t</w:t>
+        </w:r>
+      </w:hyperlink>
+    </w:p>
+    <w:p>
+      <w:pPr>
+        <w:pStyle w:val="a4"/>
+        <w:numPr>
+          <w:ilvl w:val="0"/>
+          <w:numId w:val="12"/>
+        </w:numPr>
+        <w:spacing w:line="276" w:lineRule="auto"/>
+        <w:rPr>
+          <w:rFonts w:ascii="Times New Roman" w:eastAsia="Times New Roman" w:hAnsi="Times New Roman" w:cs="Times New Roman"/>
+        </w:rPr>
+      </w:pPr>
+      <w:r>
+        <w:rPr>
+          <w:rFonts w:ascii="Times New Roman" w:eastAsia="Times New Roman" w:hAnsi="Times New Roman" w:cs="Times New Roman"/>
+        </w:rPr>
+        <w:t xml:space="preserve">Prometheus </w:t>
       </w:r>
       <w:proofErr w:type="spellStart"/>
       <w:r>
+        <w:rPr>
+          <w:rFonts w:ascii="Times New Roman" w:eastAsia="Times New Roman" w:hAnsi="Times New Roman" w:cs="Times New Roman"/>
+        </w:rPr>
+        <w:t>Slurm</w:t>
+      </w:r>
+      <w:proofErr w:type="spellEnd"/>
+      <w:r>
+        <w:rPr>
+          <w:rFonts w:ascii="Times New Roman" w:eastAsia="Times New Roman" w:hAnsi="Times New Roman" w:cs="Times New Roman"/>
+        </w:rPr>
+        <w:t xml:space="preserve"> Exporter</w:t>
+      </w:r>
+      <w:r>
+        <w:rPr>
+          <w:rFonts w:ascii="Times New Roman" w:eastAsia="Times New Roman" w:hAnsi="Times New Roman" w:cs="Times New Roman"/>
+        </w:rPr>
+        <w:t xml:space="preserve">. </w:t>
+      </w:r>
+      <w:hyperlink r:id="rId16" w:history="1">
+        <w:r>
+          <w:rPr>
+            <w:rStyle w:val="a5"/>
+            <w:rFonts w:ascii="Times New Roman" w:eastAsia="Times New Roman" w:hAnsi="Times New Roman" w:cs="Times New Roman"/>
+          </w:rPr>
+          <w:t>https://github.com/vpenso/prometheus-slurm-exporter</w:t>
+        </w:r>
+      </w:hyperlink>
+    </w:p>
+    <w:p>
+      <w:pPr>
+        <w:pStyle w:val="a4"/>
+        <w:numPr>
+          <w:ilvl w:val="0"/>
+          <w:numId w:val="12"/>
+        </w:numPr>
+        <w:spacing w:line="276" w:lineRule="auto"/>
+        <w:rPr>
+          <w:rFonts w:ascii="Times New Roman" w:eastAsia="Times New Roman" w:hAnsi="Times New Roman" w:cs="Times New Roman"/>
+        </w:rPr>
+      </w:pPr>
+      <w:r>
+        <w:rPr>
+          <w:rFonts w:ascii="Times New Roman" w:eastAsia="Times New Roman" w:hAnsi="Times New Roman" w:cs="Times New Roman"/>
+        </w:rPr>
+        <w:t>AWS Parallel</w:t>
+      </w:r>
+      <w:r>
+        <w:rPr>
+          <w:rFonts w:ascii="Times New Roman" w:eastAsia="Times New Roman" w:hAnsi="Times New Roman" w:cs="Times New Roman"/>
+        </w:rPr>
+        <w:t xml:space="preserve"> </w:t>
+      </w:r>
+      <w:r>
+        <w:rPr>
+          <w:rFonts w:ascii="Times New Roman" w:eastAsia="Times New Roman" w:hAnsi="Times New Roman" w:cs="Times New Roman"/>
+        </w:rPr>
+        <w:t>Cluster</w:t>
+      </w:r>
+      <w:r>
+        <w:rPr>
+          <w:rFonts w:ascii="Times New Roman" w:eastAsia="Times New Roman" w:hAnsi="Times New Roman" w:cs="Times New Roman"/>
+        </w:rPr>
+        <w:t xml:space="preserve">. </w:t>
+      </w:r>
+      <w:hyperlink r:id="rId17" w:history="1">
+        <w:r>
+          <w:rPr>
+            <w:rStyle w:val="a5"/>
+            <w:rFonts w:ascii="Times New Roman" w:eastAsia="Times New Roman" w:hAnsi="Times New Roman" w:cs="Times New Roman"/>
+          </w:rPr>
+          <w:t>https://github.com/aws/aws-parallelcluster</w:t>
+        </w:r>
+      </w:hyperlink>
+    </w:p>
+    <w:p>
+      <w:pPr>
+        <w:pStyle w:val="a4"/>
+        <w:numPr>
+          <w:ilvl w:val="0"/>
+          <w:numId w:val="12"/>
+        </w:numPr>
+        <w:spacing w:line="276" w:lineRule="auto"/>
+        <w:rPr>
+          <w:rFonts w:ascii="Times New Roman" w:eastAsia="Times New Roman" w:hAnsi="Times New Roman" w:cs="Times New Roman"/>
+        </w:rPr>
+      </w:pPr>
+      <w:proofErr w:type="spellStart"/>
+      <w:r>
+        <w:rPr>
+          <w:rFonts w:ascii="Times New Roman" w:eastAsia="Times New Roman" w:hAnsi="Times New Roman" w:cs="Times New Roman"/>
+        </w:rPr>
+        <w:t>Lmod</w:t>
+      </w:r>
+      <w:proofErr w:type="spellEnd"/>
+      <w:r>
+        <w:rPr>
+          <w:rFonts w:ascii="Times New Roman" w:eastAsia="Times New Roman" w:hAnsi="Times New Roman" w:cs="Times New Roman"/>
+        </w:rPr>
+        <w:t>: An Environment Module System</w:t>
+      </w:r>
+      <w:r>
+        <w:rPr>
+          <w:rFonts w:ascii="Times New Roman" w:eastAsia="Times New Roman" w:hAnsi="Times New Roman" w:cs="Times New Roman"/>
+        </w:rPr>
+        <w:t xml:space="preserve">. </w:t>
+      </w:r>
+      <w:hyperlink r:id="rId18" w:history="1">
+        <w:r>
+          <w:rPr>
+            <w:rStyle w:val="a5"/>
+            <w:rFonts w:ascii="Times New Roman" w:eastAsia="Times New Roman" w:hAnsi="Times New Roman" w:cs="Times New Roman"/>
+          </w:rPr>
+          <w:t>https://github.com/TACC/Lmod</w:t>
+        </w:r>
+      </w:hyperlink>
+    </w:p>
+    <w:p>
+      <w:pPr>
+        <w:pStyle w:val="a4"/>
+        <w:numPr>
+          <w:ilvl w:val="0"/>
+          <w:numId w:val="12"/>
+        </w:numPr>
+        <w:spacing w:line="276" w:lineRule="auto"/>
+        <w:rPr>
+          <w:rFonts w:ascii="Times New Roman" w:eastAsia="Times New Roman" w:hAnsi="Times New Roman" w:cs="Times New Roman"/>
+        </w:rPr>
+      </w:pPr>
+      <w:proofErr w:type="spellStart"/>
+      <w:r>
+        <w:rPr>
+          <w:rFonts w:ascii="Times New Roman" w:eastAsia="Times New Roman" w:hAnsi="Times New Roman" w:cs="Times New Roman"/>
+        </w:rPr>
+        <w:t>kube</w:t>
+      </w:r>
+      <w:proofErr w:type="spellEnd"/>
+      <w:r>
+        <w:rPr>
+          <w:rFonts w:ascii="Times New Roman" w:eastAsia="Times New Roman" w:hAnsi="Times New Roman" w:cs="Times New Roman"/>
+        </w:rPr>
+        <w:t>-scheduler Scoring</w:t>
+      </w:r>
+      <w:r>
+        <w:rPr>
+          <w:rFonts w:ascii="Times New Roman" w:eastAsia="Times New Roman" w:hAnsi="Times New Roman" w:cs="Times New Roman"/>
+        </w:rPr>
+        <w:t xml:space="preserve">. </w:t>
+      </w:r>
+      <w:hyperlink r:id="rId19" w:history="1">
+        <w:r>
+          <w:rPr>
+            <w:rStyle w:val="a5"/>
+            <w:rFonts w:ascii="Times New Roman" w:eastAsia="Times New Roman" w:hAnsi="Times New Roman" w:cs="Times New Roman"/>
+          </w:rPr>
+          <w:t>https://kubernetes.io/docs/reference/scheduling/config/</w:t>
+        </w:r>
+      </w:hyperlink>
+    </w:p>
+    <w:p>
+      <w:pPr>
+        <w:pStyle w:val="a4"/>
+        <w:numPr>
+          <w:ilvl w:val="0"/>
+          <w:numId w:val="12"/>
+        </w:numPr>
+        <w:spacing w:line="276" w:lineRule="auto"/>
+        <w:rPr>
+          <w:rFonts w:ascii="Times New Roman" w:eastAsia="Times New Roman" w:hAnsi="Times New Roman" w:cs="Times New Roman"/>
+        </w:rPr>
+      </w:pPr>
+      <w:r>
+        <w:rPr>
+          <w:rFonts w:ascii="Times New Roman" w:eastAsia="Times New Roman" w:hAnsi="Times New Roman" w:cs="Times New Roman"/>
+        </w:rPr>
+        <w:t>Grafana</w:t>
+      </w:r>
+      <w:r>
+        <w:rPr>
+          <w:rFonts w:ascii="Times New Roman" w:eastAsia="Times New Roman" w:hAnsi="Times New Roman" w:cs="Times New Roman"/>
+        </w:rPr>
+        <w:t xml:space="preserve">. </w:t>
+      </w:r>
+      <w:hyperlink r:id="rId20" w:history="1">
+        <w:r>
+          <w:rPr>
+            <w:rStyle w:val="a5"/>
+            <w:rFonts w:ascii="Times New Roman" w:eastAsia="Times New Roman" w:hAnsi="Times New Roman" w:cs="Times New Roman"/>
+          </w:rPr>
+          <w:t>https://grafana.com/</w:t>
+        </w:r>
+      </w:hyperlink>
+    </w:p>
+    <w:p>
+      <w:pPr>
+        <w:pStyle w:val="a4"/>
+        <w:numPr>
+          <w:ilvl w:val="0"/>
+          <w:numId w:val="12"/>
+        </w:numPr>
+        <w:spacing w:line="276" w:lineRule="auto"/>
+        <w:rPr>
+          <w:rFonts w:ascii="Times New Roman" w:eastAsia="Times New Roman" w:hAnsi="Times New Roman" w:cs="Times New Roman"/>
+        </w:rPr>
+      </w:pPr>
+      <w:r>
+        <w:rPr>
+          <w:rFonts w:ascii="Times New Roman" w:eastAsia="Times New Roman" w:hAnsi="Times New Roman" w:cs="Times New Roman"/>
+        </w:rPr>
+        <w:t>NVIDIA Multi-Process Service (MPS)</w:t>
+      </w:r>
+      <w:r>
+        <w:rPr>
+          <w:rFonts w:ascii="Times New Roman" w:eastAsia="Times New Roman" w:hAnsi="Times New Roman" w:cs="Times New Roman"/>
+        </w:rPr>
+        <w:t xml:space="preserve">. </w:t>
+      </w:r>
+      <w:hyperlink r:id="rId21" w:history="1">
+        <w:r>
+          <w:rPr>
+            <w:rStyle w:val="a5"/>
+            <w:rFonts w:ascii="Times New Roman" w:eastAsia="Times New Roman" w:hAnsi="Times New Roman" w:cs="Times New Roman"/>
+          </w:rPr>
+          <w:t>https://docs.nvidia.com/deploy/mps/</w:t>
+        </w:r>
+      </w:hyperlink>
+    </w:p>
+    <w:p>
+      <w:pPr>
+        <w:pStyle w:val="a4"/>
+        <w:numPr>
+          <w:ilvl w:val="0"/>
+          <w:numId w:val="12"/>
+        </w:numPr>
+        <w:spacing w:line="276" w:lineRule="auto"/>
+        <w:rPr>
+          <w:rFonts w:ascii="Times New Roman" w:eastAsia="Times New Roman" w:hAnsi="Times New Roman" w:cs="Times New Roman"/>
+        </w:rPr>
+      </w:pPr>
+      <w:r>
+        <w:rPr>
+          <w:rFonts w:ascii="Times New Roman" w:eastAsia="Times New Roman" w:hAnsi="Times New Roman" w:cs="Times New Roman"/>
+        </w:rPr>
+        <w:t>Kube State Metrics</w:t>
+      </w:r>
+      <w:r>
+        <w:rPr>
+          <w:rFonts w:ascii="Times New Roman" w:eastAsia="Times New Roman" w:hAnsi="Times New Roman" w:cs="Times New Roman"/>
+        </w:rPr>
+        <w:t xml:space="preserve">. </w:t>
+      </w:r>
+      <w:hyperlink r:id="rId22" w:history="1">
+        <w:r>
+          <w:rPr>
+            <w:rStyle w:val="a5"/>
+            <w:rFonts w:ascii="Times New Roman" w:eastAsia="Times New Roman" w:hAnsi="Times New Roman" w:cs="Times New Roman"/>
+          </w:rPr>
+          <w:t>https://github.com/kubernetes/kube-state-metrics</w:t>
+        </w:r>
+      </w:hyperlink>
+    </w:p>
+    <w:p>
+      <w:pPr>
+        <w:pStyle w:val="a4"/>
+        <w:numPr>
+          <w:ilvl w:val="0"/>
+          <w:numId w:val="12"/>
+        </w:numPr>
+        <w:spacing w:line="276" w:lineRule="auto"/>
+        <w:rPr>
+          <w:rFonts w:ascii="Times New Roman" w:eastAsia="Times New Roman" w:hAnsi="Times New Roman" w:cs="Times New Roman"/>
+        </w:rPr>
+      </w:pPr>
+      <w:r>
+        <w:rPr>
+          <w:rFonts w:ascii="Times New Roman" w:eastAsia="Times New Roman" w:hAnsi="Times New Roman" w:cs="Times New Roman"/>
+        </w:rPr>
+        <w:t>Ma, X., et al. DSAC: Distributional Soft Actor Critic for Risk-Sensitive Reinforcement Learning.</w:t>
+      </w:r>
+      <w:r>
+        <w:rPr>
+          <w:rFonts w:ascii="Times New Roman" w:eastAsia="Times New Roman" w:hAnsi="Times New Roman" w:cs="Times New Roman"/>
+        </w:rPr>
+        <w:t xml:space="preserve"> </w:t>
+      </w:r>
+      <w:hyperlink r:id="rId23" w:history="1">
+        <w:r>
+          <w:rPr>
+            <w:rStyle w:val="a5"/>
+            <w:rFonts w:ascii="Times New Roman" w:eastAsia="Times New Roman" w:hAnsi="Times New Roman" w:cs="Times New Roman"/>
+          </w:rPr>
+          <w:t>https://arxiv.org/abs/2004.14547</w:t>
+        </w:r>
+      </w:hyperlink>
+    </w:p>
+    <w:p>
+      <w:pPr>
+        <w:pStyle w:val="a4"/>
+        <w:numPr>
+          <w:ilvl w:val="0"/>
+          <w:numId w:val="12"/>
+        </w:numPr>
+        <w:spacing w:line="276" w:lineRule="auto"/>
+        <w:rPr>
+          <w:rFonts w:ascii="Times New Roman" w:eastAsia="Times New Roman" w:hAnsi="Times New Roman" w:cs="Times New Roman"/>
+        </w:rPr>
+      </w:pPr>
+      <w:proofErr w:type="spellStart"/>
+      <w:r>
+        <w:rPr>
+          <w:rFonts w:ascii="Times New Roman" w:eastAsia="Times New Roman" w:hAnsi="Times New Roman" w:cs="Times New Roman"/>
+        </w:rPr>
         <w:t>Haarnoja</w:t>
       </w:r>
       <w:proofErr w:type="spellEnd"/>
       <w:r>
-        <w:t>, T., et al. Soft Actor-Critic: Off-Policy Maximum Entropy Deep Reinforcement Learning with a Stochastic Actor. ICML 2018.</w:t>
-      </w:r>
-    </w:p>
-    <w:p>
-      <w:r>
         <w:rPr>
           <w:rFonts w:ascii="Times New Roman" w:eastAsia="Times New Roman" w:hAnsi="Times New Roman" w:cs="Times New Roman"/>
         </w:rPr>
-        <w:t xml:space="preserve">6.　</w:t>
-      </w:r>
-      <w:r>
-        <w:t>本計畫內部文件與實作紀錄。</w:t>
-      </w:r>
+        <w:t>, T., et al. Soft Actor-Critic: Off-Policy Maximum Entropy Deep Reinforcement Learning with a Stochastic Actor.</w:t>
+      </w:r>
+      <w:r>
+        <w:rPr>
+          <w:rFonts w:ascii="Times New Roman" w:eastAsia="Times New Roman" w:hAnsi="Times New Roman" w:cs="Times New Roman"/>
+        </w:rPr>
+        <w:t xml:space="preserve"> </w:t>
+      </w:r>
+      <w:hyperlink r:id="rId24" w:history="1">
+        <w:r>
+          <w:rPr>
+            <w:rStyle w:val="a5"/>
+            <w:rFonts w:ascii="Times New Roman" w:eastAsia="Times New Roman" w:hAnsi="Times New Roman" w:cs="Times New Roman"/>
+          </w:rPr>
+          <w:t>https://arxiv.org/abs/1801.01290</w:t>
+        </w:r>
+      </w:hyperlink>
+    </w:p>
+    <w:p>
+      <w:pPr>
+        <w:pStyle w:val="a4"/>
+        <w:numPr>
+          <w:ilvl w:val="0"/>
+          <w:numId w:val="12"/>
+        </w:numPr>
+        <w:spacing w:line="276" w:lineRule="auto"/>
+        <w:rPr>
+          <w:rFonts w:ascii="Times New Roman" w:eastAsia="Times New Roman" w:hAnsi="Times New Roman" w:cs="Times New Roman"/>
+        </w:rPr>
+      </w:pPr>
+      <w:proofErr w:type="spellStart"/>
+      <w:r>
+        <w:rPr>
+          <w:rFonts w:ascii="Times New Roman" w:eastAsia="Times New Roman" w:hAnsi="Times New Roman" w:cs="Times New Roman"/>
+        </w:rPr>
+        <w:t>philly</w:t>
+      </w:r>
+      <w:proofErr w:type="spellEnd"/>
+      <w:r>
+        <w:rPr>
+          <w:rFonts w:ascii="Times New Roman" w:eastAsia="Times New Roman" w:hAnsi="Times New Roman" w:cs="Times New Roman"/>
+        </w:rPr>
+        <w:t>-traces</w:t>
+      </w:r>
+      <w:r>
+        <w:rPr>
+          <w:rFonts w:ascii="Times New Roman" w:eastAsia="Times New Roman" w:hAnsi="Times New Roman" w:cs="Times New Roman"/>
+        </w:rPr>
+        <w:t xml:space="preserve"> dataset. </w:t>
+      </w:r>
+      <w:hyperlink r:id="rId25" w:history="1">
+        <w:r>
+          <w:rPr>
+            <w:rStyle w:val="a5"/>
+            <w:rFonts w:ascii="Times New Roman" w:eastAsia="Times New Roman" w:hAnsi="Times New Roman" w:cs="Times New Roman"/>
+          </w:rPr>
+          <w:t>https://github.com/msr-fiddle/philly-traces</w:t>
+        </w:r>
+      </w:hyperlink>
+    </w:p>
+    <w:p>
+      <w:pPr>
+        <w:pStyle w:val="a4"/>
+        <w:numPr>
+          <w:ilvl w:val="0"/>
+          <w:numId w:val="12"/>
+        </w:numPr>
+        <w:rPr>
+          <w:rFonts w:ascii="Times New Roman" w:eastAsia="Times New Roman" w:hAnsi="Times New Roman" w:cs="Times New Roman"/>
+        </w:rPr>
+      </w:pPr>
     </w:p>
     <w:p>
       <w:r>
@@ -8045,7 +8630,7 @@
       </w:r>
     </w:p>
     <w:sectPr>
-      <w:footerReference w:type="default" r:id="rId9"/>
+      <w:footerReference w:type="default" r:id="rId26"/>
       <w:pgSz w:w="11906" w:h="16838"/>
       <w:pgMar w:top="1800" w:right="1800" w:bottom="1800" w:left="1800" w:header="708" w:footer="708" w:gutter="0"/>
       <w:pgNumType w:start="1"/>
@@ -8603,6 +9188,95 @@
     </w:lvl>
   </w:abstractNum>
   <w:abstractNum w:abstractNumId="4" w15:restartNumberingAfterBreak="0">
+    <w:nsid w:val="565120A1"/>
+    <w:multiLevelType w:val="hybridMultilevel"/>
+    <w:tmpl w:val="EB72251E"/>
+    <w:lvl w:ilvl="0" w:tplc="75D01042">
+      <w:start w:val="1"/>
+      <w:numFmt w:val="decimal"/>
+      <w:lvlText w:val="%1."/>
+      <w:lvlJc w:val="left"/>
+      <w:pPr>
+        <w:ind w:left="480" w:hanging="480"/>
+      </w:pPr>
+      <w:rPr>
+        <w:rFonts w:hint="eastAsia"/>
+      </w:rPr>
+    </w:lvl>
+    <w:lvl w:ilvl="1" w:tplc="04090019" w:tentative="1">
+      <w:start w:val="1"/>
+      <w:numFmt w:val="ideographTraditional"/>
+      <w:lvlText w:val="%2、"/>
+      <w:lvlJc w:val="left"/>
+      <w:pPr>
+        <w:ind w:left="960" w:hanging="480"/>
+      </w:pPr>
+    </w:lvl>
+    <w:lvl w:ilvl="2" w:tplc="0409001B" w:tentative="1">
+      <w:start w:val="1"/>
+      <w:numFmt w:val="lowerRoman"/>
+      <w:lvlText w:val="%3."/>
+      <w:lvlJc w:val="right"/>
+      <w:pPr>
+        <w:ind w:left="1440" w:hanging="480"/>
+      </w:pPr>
+    </w:lvl>
+    <w:lvl w:ilvl="3" w:tplc="0409000F" w:tentative="1">
+      <w:start w:val="1"/>
+      <w:numFmt w:val="decimal"/>
+      <w:lvlText w:val="%4."/>
+      <w:lvlJc w:val="left"/>
+      <w:pPr>
+        <w:ind w:left="1920" w:hanging="480"/>
+      </w:pPr>
+    </w:lvl>
+    <w:lvl w:ilvl="4" w:tplc="04090019" w:tentative="1">
+      <w:start w:val="1"/>
+      <w:numFmt w:val="ideographTraditional"/>
+      <w:lvlText w:val="%5、"/>
+      <w:lvlJc w:val="left"/>
+      <w:pPr>
+        <w:ind w:left="2400" w:hanging="480"/>
+      </w:pPr>
+    </w:lvl>
+    <w:lvl w:ilvl="5" w:tplc="0409001B" w:tentative="1">
+      <w:start w:val="1"/>
+      <w:numFmt w:val="lowerRoman"/>
+      <w:lvlText w:val="%6."/>
+      <w:lvlJc w:val="right"/>
+      <w:pPr>
+        <w:ind w:left="2880" w:hanging="480"/>
+      </w:pPr>
+    </w:lvl>
+    <w:lvl w:ilvl="6" w:tplc="0409000F" w:tentative="1">
+      <w:start w:val="1"/>
+      <w:numFmt w:val="decimal"/>
+      <w:lvlText w:val="%7."/>
+      <w:lvlJc w:val="left"/>
+      <w:pPr>
+        <w:ind w:left="3360" w:hanging="480"/>
+      </w:pPr>
+    </w:lvl>
+    <w:lvl w:ilvl="7" w:tplc="04090019" w:tentative="1">
+      <w:start w:val="1"/>
+      <w:numFmt w:val="ideographTraditional"/>
+      <w:lvlText w:val="%8、"/>
+      <w:lvlJc w:val="left"/>
+      <w:pPr>
+        <w:ind w:left="3840" w:hanging="480"/>
+      </w:pPr>
+    </w:lvl>
+    <w:lvl w:ilvl="8" w:tplc="0409001B" w:tentative="1">
+      <w:start w:val="1"/>
+      <w:numFmt w:val="lowerRoman"/>
+      <w:lvlText w:val="%9."/>
+      <w:lvlJc w:val="right"/>
+      <w:pPr>
+        <w:ind w:left="4320" w:hanging="480"/>
+      </w:pPr>
+    </w:lvl>
+  </w:abstractNum>
+  <w:abstractNum w:abstractNumId="5" w15:restartNumberingAfterBreak="0">
     <w:nsid w:val="5A2168D1"/>
     <w:multiLevelType w:val="hybridMultilevel"/>
     <w:tmpl w:val="EB223874"/>
@@ -8656,7 +9330,7 @@
       <w:lvlJc w:val="left"/>
     </w:lvl>
   </w:abstractNum>
-  <w:abstractNum w:abstractNumId="5" w15:restartNumberingAfterBreak="0">
+  <w:abstractNum w:abstractNumId="6" w15:restartNumberingAfterBreak="0">
     <w:nsid w:val="5B923E4C"/>
     <w:multiLevelType w:val="hybridMultilevel"/>
     <w:tmpl w:val="701E933C"/>
@@ -8769,7 +9443,7 @@
       </w:rPr>
     </w:lvl>
   </w:abstractNum>
-  <w:abstractNum w:abstractNumId="6" w15:restartNumberingAfterBreak="0">
+  <w:abstractNum w:abstractNumId="7" w15:restartNumberingAfterBreak="0">
     <w:nsid w:val="60F01187"/>
     <w:multiLevelType w:val="hybridMultilevel"/>
     <w:tmpl w:val="125A4CB8"/>
@@ -8858,7 +9532,7 @@
       </w:pPr>
     </w:lvl>
   </w:abstractNum>
-  <w:abstractNum w:abstractNumId="7" w15:restartNumberingAfterBreak="0">
+  <w:abstractNum w:abstractNumId="8" w15:restartNumberingAfterBreak="0">
     <w:nsid w:val="617A61F7"/>
     <w:multiLevelType w:val="hybridMultilevel"/>
     <w:tmpl w:val="0D46BAA8"/>
@@ -8944,7 +9618,7 @@
       </w:pPr>
     </w:lvl>
   </w:abstractNum>
-  <w:abstractNum w:abstractNumId="8" w15:restartNumberingAfterBreak="0">
+  <w:abstractNum w:abstractNumId="9" w15:restartNumberingAfterBreak="0">
     <w:nsid w:val="79EE028A"/>
     <w:multiLevelType w:val="hybridMultilevel"/>
     <w:tmpl w:val="B192AC5A"/>
@@ -9033,7 +9707,7 @@
       </w:pPr>
     </w:lvl>
   </w:abstractNum>
-  <w:abstractNum w:abstractNumId="9" w15:restartNumberingAfterBreak="0">
+  <w:abstractNum w:abstractNumId="10" w15:restartNumberingAfterBreak="0">
     <w:nsid w:val="7A001D16"/>
     <w:multiLevelType w:val="hybridMultilevel"/>
     <w:tmpl w:val="3AD09A9E"/>
@@ -9146,7 +9820,7 @@
       </w:rPr>
     </w:lvl>
   </w:abstractNum>
-  <w:abstractNum w:abstractNumId="10" w15:restartNumberingAfterBreak="0">
+  <w:abstractNum w:abstractNumId="11" w15:restartNumberingAfterBreak="0">
     <w:nsid w:val="7BA11425"/>
     <w:multiLevelType w:val="hybridMultilevel"/>
     <w:tmpl w:val="064E353C"/>
@@ -9236,22 +9910,22 @@
     </w:lvl>
   </w:abstractNum>
   <w:num w:numId="1" w16cid:durableId="1910266413">
-    <w:abstractNumId w:val="7"/>
+    <w:abstractNumId w:val="8"/>
     <w:lvlOverride w:ilvl="0">
       <w:startOverride w:val="1"/>
     </w:lvlOverride>
   </w:num>
   <w:num w:numId="2" w16cid:durableId="699084815">
-    <w:abstractNumId w:val="4"/>
+    <w:abstractNumId w:val="5"/>
     <w:lvlOverride w:ilvl="0">
       <w:startOverride w:val="1"/>
     </w:lvlOverride>
   </w:num>
   <w:num w:numId="3" w16cid:durableId="1203177164">
-    <w:abstractNumId w:val="10"/>
+    <w:abstractNumId w:val="11"/>
   </w:num>
   <w:num w:numId="4" w16cid:durableId="1222979258">
-    <w:abstractNumId w:val="6"/>
+    <w:abstractNumId w:val="7"/>
   </w:num>
   <w:num w:numId="5" w16cid:durableId="992179624">
     <w:abstractNumId w:val="0"/>
@@ -9266,13 +9940,16 @@
     <w:abstractNumId w:val="1"/>
   </w:num>
   <w:num w:numId="9" w16cid:durableId="7878949">
-    <w:abstractNumId w:val="8"/>
+    <w:abstractNumId w:val="9"/>
   </w:num>
   <w:num w:numId="10" w16cid:durableId="1480657251">
-    <w:abstractNumId w:val="5"/>
+    <w:abstractNumId w:val="6"/>
   </w:num>
   <w:num w:numId="11" w16cid:durableId="507334186">
-    <w:abstractNumId w:val="9"/>
+    <w:abstractNumId w:val="10"/>
+  </w:num>
+  <w:num w:numId="12" w16cid:durableId="248273354">
+    <w:abstractNumId w:val="4"/>
   </w:num>
 </w:numbering>
 </file>
@@ -9927,6 +10604,22 @@
       <w:shd w:val="clear" w:color="auto" w:fill="E1DFDD"/>
     </w:rPr>
   </w:style>
+  <w:style w:type="table" w:styleId="ad">
+    <w:name w:val="Table Grid"/>
+    <w:basedOn w:val="a1"/>
+    <w:uiPriority w:val="39"/>
+    <w:rsid w:val="007239B6"/>
+    <w:tblPr>
+      <w:tblBorders>
+        <w:top w:val="single" w:sz="4" w:space="0" w:color="auto"/>
+        <w:left w:val="single" w:sz="4" w:space="0" w:color="auto"/>
+        <w:bottom w:val="single" w:sz="4" w:space="0" w:color="auto"/>
+        <w:right w:val="single" w:sz="4" w:space="0" w:color="auto"/>
+        <w:insideH w:val="single" w:sz="4" w:space="0" w:color="auto"/>
+        <w:insideV w:val="single" w:sz="4" w:space="0" w:color="auto"/>
+      </w:tblBorders>
+    </w:tblPr>
+  </w:style>
 </w:styles>
 </file>
 

--- a/assets/report.docx
+++ b/assets/report.docx
@@ -220,7 +220,7 @@
       </w:tblPr>
       <w:tblGrid>
         <w:gridCol w:w="1701"/>
-        <w:gridCol w:w="5324"/>
+        <w:gridCol w:w="5519"/>
       </w:tblGrid>
       <w:tr>
         <w:trPr>
@@ -258,7 +258,7 @@
         </w:tc>
         <w:tc>
           <w:tcPr>
-            <w:tcW w:w="5324" w:type="dxa"/>
+            <w:tcW w:w="5519" w:type="dxa"/>
             <w:tcBorders>
               <w:top w:val="single" w:sz="8" w:space="0" w:color="AEAAAA" w:themeColor="background2" w:themeShade="BF"/>
               <w:left w:val="single" w:sz="8" w:space="0" w:color="AEAAAA" w:themeColor="background2" w:themeShade="BF"/>
@@ -323,7 +323,7 @@
         </w:tc>
         <w:tc>
           <w:tcPr>
-            <w:tcW w:w="5324" w:type="dxa"/>
+            <w:tcW w:w="5519" w:type="dxa"/>
             <w:tcBorders>
               <w:top w:val="single" w:sz="8" w:space="0" w:color="AEAAAA" w:themeColor="background2" w:themeShade="BF"/>
               <w:left w:val="single" w:sz="8" w:space="0" w:color="AEAAAA" w:themeColor="background2" w:themeShade="BF"/>
@@ -448,7 +448,7 @@
         </w:tc>
         <w:tc>
           <w:tcPr>
-            <w:tcW w:w="5324" w:type="dxa"/>
+            <w:tcW w:w="5519" w:type="dxa"/>
             <w:tcBorders>
               <w:top w:val="single" w:sz="8" w:space="0" w:color="AEAAAA" w:themeColor="background2" w:themeShade="BF"/>
               <w:left w:val="single" w:sz="8" w:space="0" w:color="AEAAAA" w:themeColor="background2" w:themeShade="BF"/>
@@ -3796,7 +3796,7 @@
         <w:rPr>
           <w:rFonts w:ascii="Times New Roman" w:hAnsi="Times New Roman" w:cs="Times New Roman"/>
         </w:rPr>
-        <w:t xml:space="preserve"> GPU </w:t>
+        <w:t>GPU</w:t>
       </w:r>
       <w:r>
         <w:rPr>
@@ -3828,7 +3828,7 @@
         <w:rPr>
           <w:rFonts w:ascii="Times New Roman" w:hAnsi="Times New Roman" w:cs="Times New Roman"/>
         </w:rPr>
-        <w:t xml:space="preserve"> GPU </w:t>
+        <w:t>GPU</w:t>
       </w:r>
       <w:r>
         <w:rPr>
@@ -3953,7 +3953,7 @@
         <w:rPr>
           <w:rFonts w:ascii="Times New Roman" w:hAnsi="Times New Roman" w:cs="Times New Roman"/>
         </w:rPr>
-        <w:t xml:space="preserve"> GPU </w:t>
+        <w:t>GPU</w:t>
       </w:r>
       <w:r>
         <w:rPr>
@@ -4036,7 +4036,7 @@
         <w:rPr>
           <w:rFonts w:ascii="Times New Roman" w:hAnsi="Times New Roman" w:cs="Times New Roman"/>
         </w:rPr>
-        <w:t xml:space="preserve"> CPU</w:t>
+        <w:t>CPU</w:t>
       </w:r>
       <w:r>
         <w:rPr>
@@ -4048,13 +4048,25 @@
         <w:rPr>
           <w:rFonts w:ascii="Times New Roman" w:hAnsi="Times New Roman" w:cs="Times New Roman"/>
         </w:rPr>
-        <w:t xml:space="preserve">GPU </w:t>
-      </w:r>
-      <w:r>
-        <w:rPr>
-          <w:rFonts w:ascii="Times New Roman" w:hAnsi="Times New Roman" w:cs="Times New Roman"/>
-        </w:rPr>
-        <w:t>與儲存資源的系統。進一步地，我們也希望導入機器學習方法，讓系統可以根據目前佇列狀態與硬體使用情形，自動做出更合理的資源分配決策。</w:t>
+        <w:t>GPU</w:t>
+      </w:r>
+      <w:r>
+        <w:rPr>
+          <w:rFonts w:ascii="Times New Roman" w:hAnsi="Times New Roman" w:cs="Times New Roman"/>
+        </w:rPr>
+        <w:t>與儲存資源的系統。進一步地，我們也希望導入機器學習方法，讓系統可以根據目前</w:t>
+      </w:r>
+      <w:r>
+        <w:rPr>
+          <w:rFonts w:ascii="Times New Roman" w:hAnsi="Times New Roman" w:cs="Times New Roman" w:hint="eastAsia"/>
+        </w:rPr>
+        <w:t>工作</w:t>
+      </w:r>
+      <w:r>
+        <w:rPr>
+          <w:rFonts w:ascii="Times New Roman" w:hAnsi="Times New Roman" w:cs="Times New Roman"/>
+        </w:rPr>
+        <w:t>佇列狀態與硬體使用情形，自動做出更合理的資源分配決策。</w:t>
       </w:r>
     </w:p>
     <w:p>
@@ -4076,6 +4088,9 @@
       <w:bookmarkEnd w:id="5"/>
     </w:p>
     <w:p>
+      <w:pPr>
+        <w:spacing w:line="276" w:lineRule="auto"/>
+      </w:pPr>
       <w:r>
         <w:t>本計畫主要探討以下幾個問題：</w:t>
       </w:r>
@@ -4088,6 +4103,7 @@
           <w:ilvl w:val="0"/>
           <w:numId w:val="4"/>
         </w:numPr>
+        <w:spacing w:line="276" w:lineRule="auto"/>
         <w:rPr>
           <w:rFonts w:ascii="Times New Roman" w:hAnsi="Times New Roman" w:cs="Times New Roman"/>
         </w:rPr>
@@ -4106,6 +4122,7 @@
           <w:ilvl w:val="0"/>
           <w:numId w:val="4"/>
         </w:numPr>
+        <w:spacing w:line="276" w:lineRule="auto"/>
         <w:rPr>
           <w:rFonts w:ascii="Times New Roman" w:hAnsi="Times New Roman" w:cs="Times New Roman"/>
         </w:rPr>
@@ -4148,6 +4165,7 @@
           <w:ilvl w:val="0"/>
           <w:numId w:val="4"/>
         </w:numPr>
+        <w:spacing w:line="276" w:lineRule="auto"/>
         <w:rPr>
           <w:rFonts w:ascii="Times New Roman" w:hAnsi="Times New Roman" w:cs="Times New Roman"/>
         </w:rPr>
@@ -4178,6 +4196,7 @@
           <w:ilvl w:val="0"/>
           <w:numId w:val="4"/>
         </w:numPr>
+        <w:spacing w:line="276" w:lineRule="auto"/>
         <w:rPr>
           <w:rFonts w:ascii="Times New Roman" w:hAnsi="Times New Roman" w:cs="Times New Roman"/>
         </w:rPr>
@@ -4196,6 +4215,7 @@
           <w:ilvl w:val="0"/>
           <w:numId w:val="4"/>
         </w:numPr>
+        <w:spacing w:line="276" w:lineRule="auto"/>
         <w:rPr>
           <w:rFonts w:ascii="Times New Roman" w:hAnsi="Times New Roman" w:cs="Times New Roman"/>
         </w:rPr>
@@ -4214,6 +4234,7 @@
           <w:ilvl w:val="0"/>
           <w:numId w:val="4"/>
         </w:numPr>
+        <w:spacing w:line="276" w:lineRule="auto"/>
         <w:rPr>
           <w:rFonts w:ascii="Times New Roman" w:hAnsi="Times New Roman" w:cs="Times New Roman"/>
         </w:rPr>
@@ -4366,7 +4387,7 @@
         <w:rPr>
           <w:rFonts w:ascii="Times New Roman" w:hAnsi="Times New Roman" w:cs="Times New Roman"/>
         </w:rPr>
-        <w:t xml:space="preserve"> GPU </w:t>
+        <w:t>GPU</w:t>
       </w:r>
       <w:r>
         <w:rPr>
@@ -4374,12 +4395,6 @@
         </w:rPr>
         <w:t>資源分配。其以「節點」為基礎的資源模型非常適合研究工作環境，且已有廣泛的使用者社群與文件支援。然而</w:t>
       </w:r>
-      <w:r>
-        <w:rPr>
-          <w:rFonts w:ascii="Times New Roman" w:hAnsi="Times New Roman" w:cs="Times New Roman"/>
-        </w:rPr>
-        <w:t xml:space="preserve"> </w:t>
-      </w:r>
       <w:proofErr w:type="spellStart"/>
       <w:r>
         <w:rPr>
@@ -4388,12 +4403,6 @@
         <w:t>Slurm</w:t>
       </w:r>
       <w:proofErr w:type="spellEnd"/>
-      <w:r>
-        <w:rPr>
-          <w:rFonts w:ascii="Times New Roman" w:hAnsi="Times New Roman" w:cs="Times New Roman"/>
-        </w:rPr>
-        <w:t xml:space="preserve"> </w:t>
-      </w:r>
       <w:r>
         <w:rPr>
           <w:rFonts w:ascii="Times New Roman" w:hAnsi="Times New Roman" w:cs="Times New Roman"/>
@@ -4456,169 +4465,157 @@
         <w:rPr>
           <w:rFonts w:ascii="Times New Roman" w:hAnsi="Times New Roman" w:cs="Times New Roman"/>
         </w:rPr>
+        <w:t>Kubernetes</w:t>
+      </w:r>
+      <w:r>
+        <w:rPr>
+          <w:rFonts w:ascii="Times New Roman" w:hAnsi="Times New Roman" w:cs="Times New Roman"/>
+        </w:rPr>
+        <w:t>是目前</w:t>
+      </w:r>
+      <w:proofErr w:type="gramStart"/>
+      <w:r>
+        <w:rPr>
+          <w:rFonts w:ascii="Times New Roman" w:hAnsi="Times New Roman" w:cs="Times New Roman"/>
+        </w:rPr>
+        <w:t>最</w:t>
+      </w:r>
+      <w:proofErr w:type="gramEnd"/>
+      <w:r>
+        <w:rPr>
+          <w:rFonts w:ascii="Times New Roman" w:hAnsi="Times New Roman" w:cs="Times New Roman"/>
+        </w:rPr>
+        <w:t>主流的容器編排平台，能夠自動管理容器的部署、</w:t>
+      </w:r>
+      <w:proofErr w:type="gramStart"/>
+      <w:r>
+        <w:rPr>
+          <w:rFonts w:ascii="Times New Roman" w:hAnsi="Times New Roman" w:cs="Times New Roman"/>
+        </w:rPr>
+        <w:t>擴縮與</w:t>
+      </w:r>
+      <w:proofErr w:type="gramEnd"/>
+      <w:r>
+        <w:rPr>
+          <w:rFonts w:ascii="Times New Roman" w:hAnsi="Times New Roman" w:cs="Times New Roman"/>
+        </w:rPr>
+        <w:t>健康監控。</w:t>
+      </w:r>
+      <w:r>
+        <w:rPr>
+          <w:rFonts w:ascii="Times New Roman" w:hAnsi="Times New Roman" w:cs="Times New Roman"/>
+        </w:rPr>
         <w:t xml:space="preserve">Kubernetes </w:t>
       </w:r>
       <w:r>
         <w:rPr>
           <w:rFonts w:ascii="Times New Roman" w:hAnsi="Times New Roman" w:cs="Times New Roman"/>
         </w:rPr>
-        <w:t>是目前</w:t>
+        <w:t>的</w:t>
+      </w:r>
+      <w:r>
+        <w:rPr>
+          <w:rFonts w:ascii="Times New Roman" w:hAnsi="Times New Roman" w:cs="Times New Roman"/>
+        </w:rPr>
+        <w:t xml:space="preserve">Cluster </w:t>
+      </w:r>
+      <w:proofErr w:type="spellStart"/>
+      <w:r>
+        <w:rPr>
+          <w:rFonts w:ascii="Times New Roman" w:hAnsi="Times New Roman" w:cs="Times New Roman"/>
+        </w:rPr>
+        <w:t>Autoscaler</w:t>
+      </w:r>
+      <w:proofErr w:type="spellEnd"/>
+      <w:r>
+        <w:rPr>
+          <w:rFonts w:ascii="Times New Roman" w:hAnsi="Times New Roman" w:cs="Times New Roman"/>
+        </w:rPr>
+        <w:t>可根據工作負載自動增減節點，非常適合需要彈性資源的場景。然而</w:t>
+      </w:r>
+      <w:r>
+        <w:rPr>
+          <w:rFonts w:ascii="Times New Roman" w:hAnsi="Times New Roman" w:cs="Times New Roman"/>
+        </w:rPr>
+        <w:t>Kubernetes</w:t>
+      </w:r>
+      <w:r>
+        <w:rPr>
+          <w:rFonts w:ascii="Times New Roman" w:hAnsi="Times New Roman" w:cs="Times New Roman"/>
+        </w:rPr>
+        <w:t>原生的</w:t>
       </w:r>
       <w:proofErr w:type="gramStart"/>
       <w:r>
         <w:rPr>
           <w:rFonts w:ascii="Times New Roman" w:hAnsi="Times New Roman" w:cs="Times New Roman"/>
         </w:rPr>
-        <w:t>最</w:t>
+        <w:t>排程器</w:t>
       </w:r>
       <w:proofErr w:type="gramEnd"/>
       <w:r>
         <w:rPr>
           <w:rFonts w:ascii="Times New Roman" w:hAnsi="Times New Roman" w:cs="Times New Roman"/>
         </w:rPr>
-        <w:t>主流的容器編排平台，能夠自動管理容器的部署、</w:t>
-      </w:r>
-      <w:proofErr w:type="gramStart"/>
-      <w:r>
-        <w:rPr>
-          <w:rFonts w:ascii="Times New Roman" w:hAnsi="Times New Roman" w:cs="Times New Roman"/>
-        </w:rPr>
-        <w:t>擴縮與</w:t>
-      </w:r>
-      <w:proofErr w:type="gramEnd"/>
-      <w:r>
-        <w:rPr>
-          <w:rFonts w:ascii="Times New Roman" w:hAnsi="Times New Roman" w:cs="Times New Roman"/>
-        </w:rPr>
-        <w:t>健康監控。</w:t>
-      </w:r>
-      <w:r>
-        <w:rPr>
-          <w:rFonts w:ascii="Times New Roman" w:hAnsi="Times New Roman" w:cs="Times New Roman"/>
-        </w:rPr>
-        <w:t xml:space="preserve">Kubernetes </w:t>
-      </w:r>
-      <w:r>
-        <w:rPr>
-          <w:rFonts w:ascii="Times New Roman" w:hAnsi="Times New Roman" w:cs="Times New Roman"/>
-        </w:rPr>
-        <w:t>的</w:t>
-      </w:r>
-      <w:r>
-        <w:rPr>
-          <w:rFonts w:ascii="Times New Roman" w:hAnsi="Times New Roman" w:cs="Times New Roman"/>
-        </w:rPr>
-        <w:t xml:space="preserve"> Cluster </w:t>
+        <w:t xml:space="preserve"> (</w:t>
       </w:r>
       <w:proofErr w:type="spellStart"/>
       <w:r>
         <w:rPr>
           <w:rFonts w:ascii="Times New Roman" w:hAnsi="Times New Roman" w:cs="Times New Roman"/>
         </w:rPr>
-        <w:t>Autoscaler</w:t>
+        <w:t>kube</w:t>
       </w:r>
       <w:proofErr w:type="spellEnd"/>
       <w:r>
         <w:rPr>
           <w:rFonts w:ascii="Times New Roman" w:hAnsi="Times New Roman" w:cs="Times New Roman"/>
         </w:rPr>
-        <w:t xml:space="preserve"> </w:t>
-      </w:r>
-      <w:r>
-        <w:rPr>
-          <w:rFonts w:ascii="Times New Roman" w:hAnsi="Times New Roman" w:cs="Times New Roman"/>
-        </w:rPr>
-        <w:t>可根據工作負載自動增減節點，非常適合需要彈性資源的場景。然而</w:t>
-      </w:r>
-      <w:r>
-        <w:rPr>
-          <w:rFonts w:ascii="Times New Roman" w:hAnsi="Times New Roman" w:cs="Times New Roman"/>
-        </w:rPr>
-        <w:t xml:space="preserve"> Kubernetes </w:t>
-      </w:r>
-      <w:r>
-        <w:rPr>
-          <w:rFonts w:ascii="Times New Roman" w:hAnsi="Times New Roman" w:cs="Times New Roman"/>
-        </w:rPr>
-        <w:t>原生的</w:t>
-      </w:r>
-      <w:proofErr w:type="gramStart"/>
-      <w:r>
-        <w:rPr>
-          <w:rFonts w:ascii="Times New Roman" w:hAnsi="Times New Roman" w:cs="Times New Roman"/>
-        </w:rPr>
-        <w:t>排程器</w:t>
-      </w:r>
-      <w:proofErr w:type="gramEnd"/>
-      <w:r>
-        <w:rPr>
-          <w:rFonts w:ascii="Times New Roman" w:hAnsi="Times New Roman" w:cs="Times New Roman"/>
-        </w:rPr>
-        <w:t>（</w:t>
+        <w:t>-scheduler</w:t>
+      </w:r>
+      <w:r>
+        <w:rPr>
+          <w:rFonts w:ascii="Times New Roman" w:hAnsi="Times New Roman" w:cs="Times New Roman"/>
+        </w:rPr>
+        <w:t xml:space="preserve">) </w:t>
+      </w:r>
+      <w:r>
+        <w:rPr>
+          <w:rFonts w:ascii="Times New Roman" w:hAnsi="Times New Roman" w:cs="Times New Roman"/>
+        </w:rPr>
+        <w:t>以服務導向設計為主，對批次工作、</w:t>
+      </w:r>
+      <w:r>
+        <w:rPr>
+          <w:rFonts w:ascii="Times New Roman" w:hAnsi="Times New Roman" w:cs="Times New Roman"/>
+        </w:rPr>
+        <w:t>GPU</w:t>
+      </w:r>
+      <w:r>
+        <w:rPr>
+          <w:rFonts w:ascii="Times New Roman" w:hAnsi="Times New Roman" w:cs="Times New Roman"/>
+        </w:rPr>
+        <w:t>共享與研究工作特有的排程需求支援不足。因此有多項研究嘗試將</w:t>
       </w:r>
       <w:proofErr w:type="spellStart"/>
       <w:r>
         <w:rPr>
           <w:rFonts w:ascii="Times New Roman" w:hAnsi="Times New Roman" w:cs="Times New Roman"/>
         </w:rPr>
-        <w:t>kube</w:t>
+        <w:t>Slurm</w:t>
       </w:r>
       <w:proofErr w:type="spellEnd"/>
       <w:r>
         <w:rPr>
           <w:rFonts w:ascii="Times New Roman" w:hAnsi="Times New Roman" w:cs="Times New Roman"/>
         </w:rPr>
-        <w:t>-scheduler</w:t>
-      </w:r>
-      <w:r>
-        <w:rPr>
-          <w:rFonts w:ascii="Times New Roman" w:hAnsi="Times New Roman" w:cs="Times New Roman"/>
-        </w:rPr>
-        <w:t>）以服務導向設計為主，對批次工作、</w:t>
-      </w:r>
-      <w:r>
-        <w:rPr>
-          <w:rFonts w:ascii="Times New Roman" w:hAnsi="Times New Roman" w:cs="Times New Roman"/>
-        </w:rPr>
-        <w:t xml:space="preserve">GPU </w:t>
-      </w:r>
-      <w:r>
-        <w:rPr>
-          <w:rFonts w:ascii="Times New Roman" w:hAnsi="Times New Roman" w:cs="Times New Roman"/>
-        </w:rPr>
-        <w:t>共享與研究工作特有的排程需求支援不足。因此有多項研究嘗試將</w:t>
-      </w:r>
-      <w:r>
-        <w:rPr>
-          <w:rFonts w:ascii="Times New Roman" w:hAnsi="Times New Roman" w:cs="Times New Roman"/>
-        </w:rPr>
-        <w:t xml:space="preserve"> </w:t>
-      </w:r>
-      <w:proofErr w:type="spellStart"/>
-      <w:r>
-        <w:rPr>
-          <w:rFonts w:ascii="Times New Roman" w:hAnsi="Times New Roman" w:cs="Times New Roman"/>
-        </w:rPr>
-        <w:t>Slurm</w:t>
-      </w:r>
-      <w:proofErr w:type="spellEnd"/>
-      <w:r>
-        <w:rPr>
-          <w:rFonts w:ascii="Times New Roman" w:hAnsi="Times New Roman" w:cs="Times New Roman"/>
-        </w:rPr>
-        <w:t xml:space="preserve"> </w:t>
-      </w:r>
-      <w:r>
-        <w:rPr>
-          <w:rFonts w:ascii="Times New Roman" w:hAnsi="Times New Roman" w:cs="Times New Roman"/>
-        </w:rPr>
         <w:t>與</w:t>
       </w:r>
       <w:r>
         <w:rPr>
           <w:rFonts w:ascii="Times New Roman" w:hAnsi="Times New Roman" w:cs="Times New Roman"/>
         </w:rPr>
-        <w:t xml:space="preserve"> Kubernetes </w:t>
+        <w:t>Kubernetes</w:t>
       </w:r>
       <w:r>
         <w:rPr>
@@ -4894,7 +4891,13 @@
         <w:rPr>
           <w:rFonts w:ascii="Times New Roman" w:hAnsi="Times New Roman" w:cs="Times New Roman"/>
         </w:rPr>
-        <w:t>近年來已有多項研究將深度強化學習應用於資源排程問題，包括資料中心工作排程、雲端資源分配等。然而多數工作採用期望值導向（</w:t>
+        <w:t>近年來已有多項研究將深度強化學習應用於資源排程問題，包括資料中心工作排程、雲端資源分配等。然而多數工作採用期望值導向</w:t>
+      </w:r>
+      <w:r>
+        <w:rPr>
+          <w:rFonts w:ascii="Times New Roman" w:hAnsi="Times New Roman" w:cs="Times New Roman"/>
+        </w:rPr>
+        <w:t xml:space="preserve"> (</w:t>
       </w:r>
       <w:r>
         <w:rPr>
@@ -4906,7 +4909,13 @@
         <w:rPr>
           <w:rFonts w:ascii="Times New Roman" w:hAnsi="Times New Roman" w:cs="Times New Roman"/>
         </w:rPr>
-        <w:t>）的獎勵函數，僅最佳化平均表現，忽略了不確定情境下的風險。</w:t>
+        <w:t xml:space="preserve">) </w:t>
+      </w:r>
+      <w:r>
+        <w:rPr>
+          <w:rFonts w:ascii="Times New Roman" w:hAnsi="Times New Roman" w:cs="Times New Roman"/>
+        </w:rPr>
+        <w:t>的獎勵函數，僅最佳化平均表現，忽略了不確定情境下的風險。</w:t>
       </w:r>
     </w:p>
     <w:p>
@@ -4932,7 +4941,7 @@
           <w:b/>
           <w:bCs/>
         </w:rPr>
-        <w:t xml:space="preserve">Ma et al. </w:t>
+        <w:t>Ma et al.</w:t>
       </w:r>
       <w:r>
         <w:rPr>
@@ -4944,13 +4953,13 @@
         <w:rPr>
           <w:rFonts w:ascii="Times New Roman" w:hAnsi="Times New Roman" w:cs="Times New Roman"/>
         </w:rPr>
-        <w:t xml:space="preserve"> Distributional Soft Actor-Critic</w:t>
-      </w:r>
-      <w:r>
-        <w:rPr>
-          <w:rFonts w:ascii="Times New Roman" w:hAnsi="Times New Roman" w:cs="Times New Roman"/>
-        </w:rPr>
-        <w:t>（</w:t>
+        <w:t>Distributional Soft Actor-Critic</w:t>
+      </w:r>
+      <w:r>
+        <w:rPr>
+          <w:rFonts w:ascii="Times New Roman" w:hAnsi="Times New Roman" w:cs="Times New Roman"/>
+        </w:rPr>
+        <w:t xml:space="preserve"> (</w:t>
       </w:r>
       <w:r>
         <w:rPr>
@@ -4962,37 +4971,71 @@
         <w:rPr>
           <w:rFonts w:ascii="Times New Roman" w:hAnsi="Times New Roman" w:cs="Times New Roman"/>
         </w:rPr>
-        <w:t>）透過分佈式</w:t>
-      </w:r>
-      <w:r>
-        <w:rPr>
-          <w:rFonts w:ascii="Times New Roman" w:hAnsi="Times New Roman" w:cs="Times New Roman"/>
-        </w:rPr>
-        <w:t xml:space="preserve"> critic </w:t>
-      </w:r>
-      <w:r>
-        <w:rPr>
-          <w:rFonts w:ascii="Times New Roman" w:hAnsi="Times New Roman" w:cs="Times New Roman"/>
-        </w:rPr>
-        <w:t>估計每個動作的回報分布，並結合</w:t>
-      </w:r>
-      <w:r>
-        <w:rPr>
-          <w:rFonts w:ascii="Times New Roman" w:hAnsi="Times New Roman" w:cs="Times New Roman"/>
-        </w:rPr>
-        <w:t xml:space="preserve"> Soft Actor-Critic </w:t>
-      </w:r>
-      <w:r>
-        <w:rPr>
-          <w:rFonts w:ascii="Times New Roman" w:hAnsi="Times New Roman" w:cs="Times New Roman"/>
-        </w:rPr>
-        <w:t>的最大熵探索框架，實現風險敏感決策。相較於僅看平均值的方法，</w:t>
-      </w:r>
-      <w:r>
-        <w:rPr>
-          <w:rFonts w:ascii="Times New Roman" w:hAnsi="Times New Roman" w:cs="Times New Roman"/>
-        </w:rPr>
-        <w:t xml:space="preserve">DSAC </w:t>
+        <w:t xml:space="preserve">) </w:t>
+      </w:r>
+      <w:r>
+        <w:rPr>
+          <w:rFonts w:ascii="Times New Roman" w:hAnsi="Times New Roman" w:cs="Times New Roman"/>
+        </w:rPr>
+        <w:t>透過分佈式</w:t>
+      </w:r>
+      <w:r>
+        <w:rPr>
+          <w:rFonts w:ascii="Times New Roman" w:hAnsi="Times New Roman" w:cs="Times New Roman"/>
+        </w:rPr>
+        <w:t>critic</w:t>
+      </w:r>
+      <w:r>
+        <w:rPr>
+          <w:rFonts w:ascii="Times New Roman" w:hAnsi="Times New Roman" w:cs="Times New Roman"/>
+        </w:rPr>
+        <w:t>估計每</w:t>
+      </w:r>
+      <w:proofErr w:type="gramStart"/>
+      <w:r>
+        <w:rPr>
+          <w:rFonts w:ascii="Times New Roman" w:hAnsi="Times New Roman" w:cs="Times New Roman"/>
+        </w:rPr>
+        <w:t>個</w:t>
+      </w:r>
+      <w:proofErr w:type="gramEnd"/>
+      <w:r>
+        <w:rPr>
+          <w:rFonts w:ascii="Times New Roman" w:hAnsi="Times New Roman" w:cs="Times New Roman"/>
+        </w:rPr>
+        <w:t>動作的回報分布，並結合</w:t>
+      </w:r>
+      <w:r>
+        <w:rPr>
+          <w:rFonts w:ascii="Times New Roman" w:hAnsi="Times New Roman" w:cs="Times New Roman"/>
+        </w:rPr>
+        <w:t>Soft Actor-Critic</w:t>
+      </w:r>
+      <w:r>
+        <w:rPr>
+          <w:rFonts w:ascii="Times New Roman" w:hAnsi="Times New Roman" w:cs="Times New Roman"/>
+        </w:rPr>
+        <w:t>的最大</w:t>
+      </w:r>
+      <w:proofErr w:type="gramStart"/>
+      <w:r>
+        <w:rPr>
+          <w:rFonts w:ascii="Times New Roman" w:hAnsi="Times New Roman" w:cs="Times New Roman"/>
+        </w:rPr>
+        <w:t>熵</w:t>
+      </w:r>
+      <w:proofErr w:type="gramEnd"/>
+      <w:r>
+        <w:rPr>
+          <w:rFonts w:ascii="Times New Roman" w:hAnsi="Times New Roman" w:cs="Times New Roman"/>
+        </w:rPr>
+        <w:t>探索框架，實現風險敏感決策。相較於僅看平均值的方法，</w:t>
+      </w:r>
+      <w:r>
+        <w:rPr>
+          <w:rFonts w:ascii="Times New Roman" w:hAnsi="Times New Roman" w:cs="Times New Roman"/>
+        </w:rPr>
+        <w:t>DSAC</w:t>
       </w:r>
       <w:r>
         <w:rPr>
@@ -5004,7 +5047,7 @@
         <w:rPr>
           <w:rFonts w:ascii="Times New Roman" w:hAnsi="Times New Roman" w:cs="Times New Roman"/>
         </w:rPr>
-        <w:t xml:space="preserve"> GPU </w:t>
+        <w:t>GPU</w:t>
       </w:r>
       <w:r>
         <w:rPr>
@@ -5072,7 +5115,7 @@
         <w:rPr>
           <w:rFonts w:ascii="Times New Roman" w:hAnsi="Times New Roman" w:cs="Times New Roman"/>
         </w:rPr>
-        <w:t xml:space="preserve">GPU </w:t>
+        <w:t>GPU</w:t>
       </w:r>
       <w:r>
         <w:rPr>
@@ -5138,7 +5181,7 @@
         <w:rPr>
           <w:rFonts w:ascii="Times New Roman" w:hAnsi="Times New Roman" w:cs="Times New Roman"/>
         </w:rPr>
-        <w:t xml:space="preserve">CPU </w:t>
+        <w:t>CPU</w:t>
       </w:r>
       <w:r>
         <w:rPr>
@@ -5150,7 +5193,7 @@
         <w:rPr>
           <w:rFonts w:ascii="Times New Roman" w:hAnsi="Times New Roman" w:cs="Times New Roman"/>
         </w:rPr>
-        <w:t xml:space="preserve"> GPU </w:t>
+        <w:t>GPU</w:t>
       </w:r>
       <w:r>
         <w:rPr>
@@ -5366,16 +5409,41 @@
     <w:p>
       <w:pPr>
         <w:spacing w:line="276" w:lineRule="auto"/>
-      </w:pPr>
-      <w:r>
-        <w:t>當使用者提交工作後，系統先補齊必要資訊，並根據幾個簡單穩定的規則計算工作的優先程度。這些規則主要考慮：工作是否適合目前剩餘的 GPU 資源、是否造成資源碎片化、以及較短的工作是否應優先執行。</w:t>
+        <w:jc w:val="both"/>
+        <w:rPr>
+          <w:rFonts w:ascii="Times New Roman" w:hAnsi="Times New Roman" w:cs="Times New Roman"/>
+        </w:rPr>
+      </w:pPr>
+      <w:r>
+        <w:rPr>
+          <w:rFonts w:ascii="Times New Roman" w:hAnsi="Times New Roman" w:cs="Times New Roman"/>
+        </w:rPr>
+        <w:t>當使用者提交工作後，系統先補齊必要資訊，並根據幾個簡單穩定的規則計算工作的優先程度。這些規則主要考慮：工作是否適合目前剩餘的</w:t>
+      </w:r>
+      <w:r>
+        <w:rPr>
+          <w:rFonts w:ascii="Times New Roman" w:hAnsi="Times New Roman" w:cs="Times New Roman"/>
+        </w:rPr>
+        <w:t>GPU</w:t>
+      </w:r>
+      <w:r>
+        <w:rPr>
+          <w:rFonts w:ascii="Times New Roman" w:hAnsi="Times New Roman" w:cs="Times New Roman"/>
+        </w:rPr>
+        <w:t>資源、是否造成資源碎片化、以及較短的工作是否應優先執行。</w:t>
       </w:r>
       <w:proofErr w:type="gramStart"/>
       <w:r>
+        <w:rPr>
+          <w:rFonts w:ascii="Times New Roman" w:hAnsi="Times New Roman" w:cs="Times New Roman"/>
+        </w:rPr>
         <w:t>此層作為</w:t>
       </w:r>
       <w:proofErr w:type="gramEnd"/>
       <w:r>
+        <w:rPr>
+          <w:rFonts w:ascii="Times New Roman" w:hAnsi="Times New Roman" w:cs="Times New Roman"/>
+        </w:rPr>
         <w:t>系統的保底機制，即使智慧模型失效，系統仍可正常運作。</w:t>
       </w:r>
     </w:p>
@@ -5543,7 +5611,7 @@
         <w:rPr>
           <w:rFonts w:ascii="Times New Roman" w:hAnsi="Times New Roman" w:cs="Times New Roman"/>
         </w:rPr>
-        <w:t xml:space="preserve"> GPU </w:t>
+        <w:t>GPU</w:t>
       </w:r>
       <w:proofErr w:type="gramStart"/>
       <w:r>
@@ -5563,7 +5631,7 @@
         <w:rPr>
           <w:rFonts w:ascii="Times New Roman" w:hAnsi="Times New Roman" w:cs="Times New Roman"/>
         </w:rPr>
-        <w:t xml:space="preserve"> GPU</w:t>
+        <w:t>GPU</w:t>
       </w:r>
       <w:r>
         <w:rPr>
@@ -5575,7 +5643,7 @@
         <w:rPr>
           <w:rFonts w:ascii="Times New Roman" w:hAnsi="Times New Roman" w:cs="Times New Roman"/>
         </w:rPr>
-        <w:t xml:space="preserve"> GPU </w:t>
+        <w:t>GPU</w:t>
       </w:r>
       <w:proofErr w:type="gramStart"/>
       <w:r>
@@ -5589,15 +5657,92 @@
         <w:rPr>
           <w:rFonts w:ascii="Times New Roman" w:hAnsi="Times New Roman" w:cs="Times New Roman"/>
         </w:rPr>
-        <w:t>多個可分配單位，使用者可依需求申請四分之一、二分之一或整張卡。</w:t>
-      </w:r>
-    </w:p>
-    <w:p/>
+        <w:t>多個可分配單位，使用者可依需求申請</w:t>
+      </w:r>
+      <w:r>
+        <w:rPr>
+          <w:rFonts w:ascii="Times New Roman" w:hAnsi="Times New Roman" w:cs="Times New Roman"/>
+        </w:rPr>
+        <w:t>1/4</w:t>
+      </w:r>
+      <w:r>
+        <w:rPr>
+          <w:rFonts w:ascii="Times New Roman" w:hAnsi="Times New Roman" w:cs="Times New Roman"/>
+        </w:rPr>
+        <w:t>、</w:t>
+      </w:r>
+      <w:r>
+        <w:rPr>
+          <w:rFonts w:ascii="Times New Roman" w:hAnsi="Times New Roman" w:cs="Times New Roman"/>
+        </w:rPr>
+        <w:t>1/2</w:t>
+      </w:r>
+      <w:r>
+        <w:rPr>
+          <w:rFonts w:ascii="Times New Roman" w:hAnsi="Times New Roman" w:cs="Times New Roman"/>
+        </w:rPr>
+        <w:t>或整張卡。</w:t>
+      </w:r>
+    </w:p>
+    <w:p>
+      <w:pPr>
+        <w:spacing w:line="276" w:lineRule="auto"/>
+        <w:jc w:val="both"/>
+        <w:rPr>
+          <w:rFonts w:ascii="Times New Roman" w:hAnsi="Times New Roman" w:cs="Times New Roman"/>
+        </w:rPr>
+      </w:pPr>
+    </w:p>
     <w:p>
       <w:pPr>
         <w:jc w:val="center"/>
       </w:pPr>
       <w:r>
+        <w:rPr>
+          <w:noProof/>
+        </w:rPr>
+        <w:drawing>
+          <wp:inline distT="0" distB="0" distL="0" distR="0" wp14:anchorId="7301FAD8" wp14:editId="0CB70D9C">
+            <wp:extent cx="5190224" cy="2273300"/>
+            <wp:effectExtent l="0" t="0" r="0" b="0"/>
+            <wp:docPr id="109443977" name="圖片 1"/>
+            <wp:cNvGraphicFramePr>
+              <a:graphicFrameLocks xmlns:a="http://schemas.openxmlformats.org/drawingml/2006/main" noChangeAspect="1"/>
+            </wp:cNvGraphicFramePr>
+            <a:graphic xmlns:a="http://schemas.openxmlformats.org/drawingml/2006/main">
+              <a:graphicData uri="http://schemas.openxmlformats.org/drawingml/2006/picture">
+                <pic:pic xmlns:pic="http://schemas.openxmlformats.org/drawingml/2006/picture">
+                  <pic:nvPicPr>
+                    <pic:cNvPr id="109443977" name=""/>
+                    <pic:cNvPicPr/>
+                  </pic:nvPicPr>
+                  <pic:blipFill>
+                    <a:blip r:embed="rId9"/>
+                    <a:stretch>
+                      <a:fillRect/>
+                    </a:stretch>
+                  </pic:blipFill>
+                  <pic:spPr>
+                    <a:xfrm>
+                      <a:off x="0" y="0"/>
+                      <a:ext cx="5219867" cy="2286284"/>
+                    </a:xfrm>
+                    <a:prstGeom prst="rect">
+                      <a:avLst/>
+                    </a:prstGeom>
+                  </pic:spPr>
+                </pic:pic>
+              </a:graphicData>
+            </a:graphic>
+          </wp:inline>
+        </w:drawing>
+      </w:r>
+    </w:p>
+    <w:p>
+      <w:pPr>
+        <w:jc w:val="center"/>
+      </w:pPr>
+      <w:r>
         <w:t>【圖</w:t>
       </w:r>
       <w:r>
@@ -5610,7 +5755,7 @@
         <w:rPr>
           <w:rFonts w:ascii="Times New Roman" w:hAnsi="Times New Roman" w:cs="Times New Roman"/>
         </w:rPr>
-        <w:t>】單張</w:t>
+        <w:t>】</w:t>
       </w:r>
       <w:r>
         <w:rPr>
@@ -5623,9 +5768,6 @@
         <w:t>資源切分示意圖</w:t>
       </w:r>
       <w:proofErr w:type="gramEnd"/>
-      <w:r>
-        <w:t>（Placeholder）</w:t>
-      </w:r>
     </w:p>
     <w:p/>
     <w:p>
@@ -5661,9 +5803,15 @@
       </w:pPr>
       <w:r>
         <w:rPr>
-          <w:rFonts w:ascii="Times New Roman" w:hAnsi="Times New Roman" w:cs="Times New Roman"/>
-        </w:rPr>
-        <w:t>本計畫採用</w:t>
+          <w:rFonts w:ascii="Times New Roman" w:hAnsi="Times New Roman" w:cs="Times New Roman" w:hint="eastAsia"/>
+        </w:rPr>
+        <w:t>在專題中</w:t>
+      </w:r>
+      <w:r>
+        <w:rPr>
+          <w:rFonts w:ascii="Times New Roman" w:hAnsi="Times New Roman" w:cs="Times New Roman"/>
+        </w:rPr>
+        <w:t>採用</w:t>
       </w:r>
       <w:r>
         <w:rPr>
@@ -5719,7 +5867,14 @@
         <w:rPr>
           <w:rFonts w:ascii="Times New Roman" w:hAnsi="Times New Roman" w:cs="Times New Roman"/>
         </w:rPr>
-        <w:t>決策可能造成的結果分布，並</w:t>
+        <w:t>決策可能造成</w:t>
+      </w:r>
+      <w:r>
+        <w:rPr>
+          <w:rFonts w:ascii="Times New Roman" w:hAnsi="Times New Roman" w:cs="Times New Roman"/>
+        </w:rPr>
+        <w:lastRenderedPageBreak/>
+        <w:t>的結果分布，並</w:t>
       </w:r>
       <w:proofErr w:type="gramStart"/>
       <w:r>
@@ -5855,7 +6010,6 @@
     </w:p>
     <w:p>
       <w:r>
-        <w:lastRenderedPageBreak/>
         <w:br w:type="page"/>
       </w:r>
     </w:p>
@@ -6120,7 +6274,70 @@
         <w:t>的使用情形，以及智慧模型最近是否有做出決策。</w:t>
       </w:r>
     </w:p>
-    <w:p/>
+    <w:p>
+      <w:pPr>
+        <w:spacing w:line="276" w:lineRule="auto"/>
+        <w:jc w:val="both"/>
+        <w:rPr>
+          <w:rFonts w:ascii="Times New Roman" w:hAnsi="Times New Roman" w:cs="Times New Roman" w:hint="eastAsia"/>
+        </w:rPr>
+      </w:pPr>
+    </w:p>
+    <w:p>
+      <w:pPr>
+        <w:jc w:val="center"/>
+      </w:pPr>
+      <w:r>
+        <w:drawing>
+          <wp:inline distT="0" distB="0" distL="0" distR="0" wp14:anchorId="3B05B89C" wp14:editId="6F00AB29">
+            <wp:extent cx="4461444" cy="2883877"/>
+            <wp:effectExtent l="0" t="0" r="0" b="0"/>
+            <wp:docPr id="299526685" name="圖片 2"/>
+            <wp:cNvGraphicFramePr>
+              <a:graphicFrameLocks xmlns:a="http://schemas.openxmlformats.org/drawingml/2006/main" noChangeAspect="1"/>
+            </wp:cNvGraphicFramePr>
+            <a:graphic xmlns:a="http://schemas.openxmlformats.org/drawingml/2006/main">
+              <a:graphicData uri="http://schemas.openxmlformats.org/drawingml/2006/picture">
+                <pic:pic xmlns:pic="http://schemas.openxmlformats.org/drawingml/2006/picture">
+                  <pic:nvPicPr>
+                    <pic:cNvPr id="0" name="Picture 6"/>
+                    <pic:cNvPicPr>
+                      <a:picLocks noChangeAspect="1" noChangeArrowheads="1"/>
+                    </pic:cNvPicPr>
+                  </pic:nvPicPr>
+                  <pic:blipFill>
+                    <a:blip r:embed="rId10" cstate="print">
+                      <a:extLst>
+                        <a:ext uri="{28A0092B-C50C-407E-A947-70E740481C1C}">
+                          <a14:useLocalDpi xmlns:a14="http://schemas.microsoft.com/office/drawing/2010/main" val="0"/>
+                        </a:ext>
+                      </a:extLst>
+                    </a:blip>
+                    <a:srcRect/>
+                    <a:stretch>
+                      <a:fillRect/>
+                    </a:stretch>
+                  </pic:blipFill>
+                  <pic:spPr bwMode="auto">
+                    <a:xfrm>
+                      <a:off x="0" y="0"/>
+                      <a:ext cx="4505019" cy="2912044"/>
+                    </a:xfrm>
+                    <a:prstGeom prst="rect">
+                      <a:avLst/>
+                    </a:prstGeom>
+                    <a:noFill/>
+                    <a:ln>
+                      <a:noFill/>
+                    </a:ln>
+                  </pic:spPr>
+                </pic:pic>
+              </a:graphicData>
+            </a:graphic>
+          </wp:inline>
+        </w:drawing>
+      </w:r>
+    </w:p>
     <w:p>
       <w:pPr>
         <w:jc w:val="center"/>
@@ -6397,7 +6614,7 @@
               <w:bottom w:val="single" w:sz="1" w:space="0" w:color="999999"/>
               <w:right w:val="single" w:sz="1" w:space="0" w:color="999999"/>
             </w:tcBorders>
-            <w:shd w:val="clear" w:color="auto" w:fill="D0E4F0"/>
+            <w:shd w:val="clear" w:color="auto" w:fill="E7E6E6" w:themeFill="background2"/>
             <w:tcMar>
               <w:top w:w="80" w:type="dxa"/>
               <w:left w:w="120" w:type="dxa"/>
@@ -6414,7 +6631,6 @@
                 <w:b/>
                 <w:bCs/>
               </w:rPr>
-              <w:lastRenderedPageBreak/>
               <w:t>工作項目</w:t>
             </w:r>
           </w:p>
@@ -6428,7 +6644,7 @@
               <w:bottom w:val="single" w:sz="1" w:space="0" w:color="999999"/>
               <w:right w:val="single" w:sz="1" w:space="0" w:color="999999"/>
             </w:tcBorders>
-            <w:shd w:val="clear" w:color="auto" w:fill="D0E4F0"/>
+            <w:shd w:val="clear" w:color="auto" w:fill="E7E6E6" w:themeFill="background2"/>
             <w:tcMar>
               <w:top w:w="80" w:type="dxa"/>
               <w:left w:w="120" w:type="dxa"/>
@@ -6458,7 +6674,7 @@
               <w:bottom w:val="single" w:sz="1" w:space="0" w:color="999999"/>
               <w:right w:val="single" w:sz="1" w:space="0" w:color="999999"/>
             </w:tcBorders>
-            <w:shd w:val="clear" w:color="auto" w:fill="D0E4F0"/>
+            <w:shd w:val="clear" w:color="auto" w:fill="E7E6E6" w:themeFill="background2"/>
             <w:tcMar>
               <w:top w:w="80" w:type="dxa"/>
               <w:left w:w="120" w:type="dxa"/>
@@ -7431,7 +7647,11 @@
         <w:jc w:val="both"/>
       </w:pPr>
       <w:r>
-        <w:t>本計畫已成功建立可上線運作的智慧排程平台，並通過實機驗證。目前的主要結論如下：</w:t>
+        <w:t>本計畫已成功建立可上線運作的智慧排程平台，並通過實機驗證。目前的主要</w:t>
+      </w:r>
+      <w:r>
+        <w:lastRenderedPageBreak/>
+        <w:t>結論如下：</w:t>
       </w:r>
     </w:p>
     <w:p>
@@ -7625,7 +7845,6 @@
         <w:rPr>
           <w:rFonts w:ascii="Times New Roman" w:hAnsi="Times New Roman" w:cs="Times New Roman"/>
         </w:rPr>
-        <w:lastRenderedPageBreak/>
         <w:t>5.4</w:t>
       </w:r>
       <w:r>
@@ -7861,7 +8080,7 @@
         </w:rPr>
         <w:t xml:space="preserve">. </w:t>
       </w:r>
-      <w:hyperlink r:id="rId9" w:history="1">
+      <w:hyperlink r:id="rId11" w:history="1">
         <w:r>
           <w:rPr>
             <w:rStyle w:val="a5"/>
@@ -7903,7 +8122,7 @@
         </w:rPr>
         <w:t xml:space="preserve">. </w:t>
       </w:r>
-      <w:hyperlink r:id="rId10" w:history="1">
+      <w:hyperlink r:id="rId12" w:history="1">
         <w:r>
           <w:rPr>
             <w:rStyle w:val="a5"/>
@@ -7931,7 +8150,7 @@
         </w:rPr>
         <w:t xml:space="preserve">Kubernetes Documentation. </w:t>
       </w:r>
-      <w:hyperlink r:id="rId11" w:history="1">
+      <w:hyperlink r:id="rId13" w:history="1">
         <w:r>
           <w:rPr>
             <w:rStyle w:val="a5"/>
@@ -7965,7 +8184,7 @@
         </w:rPr>
         <w:t xml:space="preserve">. </w:t>
       </w:r>
-      <w:hyperlink r:id="rId12" w:history="1">
+      <w:hyperlink r:id="rId14" w:history="1">
         <w:r>
           <w:rPr>
             <w:rStyle w:val="a5"/>
@@ -7999,7 +8218,7 @@
         </w:rPr>
         <w:t xml:space="preserve">. </w:t>
       </w:r>
-      <w:hyperlink r:id="rId13" w:history="1">
+      <w:hyperlink r:id="rId15" w:history="1">
         <w:r>
           <w:rPr>
             <w:rStyle w:val="a5"/>
@@ -8033,7 +8252,7 @@
         </w:rPr>
         <w:t xml:space="preserve">. </w:t>
       </w:r>
-      <w:hyperlink r:id="rId14" w:history="1">
+      <w:hyperlink r:id="rId16" w:history="1">
         <w:r>
           <w:rPr>
             <w:rStyle w:val="a5"/>
@@ -8067,20 +8286,13 @@
         </w:rPr>
         <w:t xml:space="preserve">. </w:t>
       </w:r>
-      <w:hyperlink r:id="rId15" w:history="1">
+      <w:hyperlink r:id="rId17" w:history="1">
         <w:r>
           <w:rPr>
             <w:rStyle w:val="a5"/>
             <w:rFonts w:ascii="Times New Roman" w:eastAsia="Times New Roman" w:hAnsi="Times New Roman" w:cs="Times New Roman"/>
           </w:rPr>
-          <w:t>https://github.com/slinkyprojec</w:t>
-        </w:r>
-        <w:r>
-          <w:rPr>
-            <w:rStyle w:val="a5"/>
-            <w:rFonts w:ascii="Times New Roman" w:eastAsia="Times New Roman" w:hAnsi="Times New Roman" w:cs="Times New Roman"/>
-          </w:rPr>
-          <w:t>t</w:t>
+          <w:t>https://github.com/slinkyproject</w:t>
         </w:r>
       </w:hyperlink>
     </w:p>
@@ -8122,7 +8334,7 @@
         </w:rPr>
         <w:t xml:space="preserve">. </w:t>
       </w:r>
-      <w:hyperlink r:id="rId16" w:history="1">
+      <w:hyperlink r:id="rId18" w:history="1">
         <w:r>
           <w:rPr>
             <w:rStyle w:val="a5"/>
@@ -8168,7 +8380,7 @@
         </w:rPr>
         <w:t xml:space="preserve">. </w:t>
       </w:r>
-      <w:hyperlink r:id="rId17" w:history="1">
+      <w:hyperlink r:id="rId19" w:history="1">
         <w:r>
           <w:rPr>
             <w:rStyle w:val="a5"/>
@@ -8210,7 +8422,7 @@
         </w:rPr>
         <w:t xml:space="preserve">. </w:t>
       </w:r>
-      <w:hyperlink r:id="rId18" w:history="1">
+      <w:hyperlink r:id="rId20" w:history="1">
         <w:r>
           <w:rPr>
             <w:rStyle w:val="a5"/>
@@ -8252,7 +8464,7 @@
         </w:rPr>
         <w:t xml:space="preserve">. </w:t>
       </w:r>
-      <w:hyperlink r:id="rId19" w:history="1">
+      <w:hyperlink r:id="rId21" w:history="1">
         <w:r>
           <w:rPr>
             <w:rStyle w:val="a5"/>
@@ -8286,7 +8498,7 @@
         </w:rPr>
         <w:t xml:space="preserve">. </w:t>
       </w:r>
-      <w:hyperlink r:id="rId20" w:history="1">
+      <w:hyperlink r:id="rId22" w:history="1">
         <w:r>
           <w:rPr>
             <w:rStyle w:val="a5"/>
@@ -8320,7 +8532,7 @@
         </w:rPr>
         <w:t xml:space="preserve">. </w:t>
       </w:r>
-      <w:hyperlink r:id="rId21" w:history="1">
+      <w:hyperlink r:id="rId23" w:history="1">
         <w:r>
           <w:rPr>
             <w:rStyle w:val="a5"/>
@@ -8354,7 +8566,7 @@
         </w:rPr>
         <w:t xml:space="preserve">. </w:t>
       </w:r>
-      <w:hyperlink r:id="rId22" w:history="1">
+      <w:hyperlink r:id="rId24" w:history="1">
         <w:r>
           <w:rPr>
             <w:rStyle w:val="a5"/>
@@ -8388,7 +8600,7 @@
         </w:rPr>
         <w:t xml:space="preserve"> </w:t>
       </w:r>
-      <w:hyperlink r:id="rId23" w:history="1">
+      <w:hyperlink r:id="rId25" w:history="1">
         <w:r>
           <w:rPr>
             <w:rStyle w:val="a5"/>
@@ -8430,7 +8642,7 @@
         </w:rPr>
         <w:t xml:space="preserve"> </w:t>
       </w:r>
-      <w:hyperlink r:id="rId24" w:history="1">
+      <w:hyperlink r:id="rId26" w:history="1">
         <w:r>
           <w:rPr>
             <w:rStyle w:val="a5"/>
@@ -8472,7 +8684,7 @@
         </w:rPr>
         <w:t xml:space="preserve"> dataset. </w:t>
       </w:r>
-      <w:hyperlink r:id="rId25" w:history="1">
+      <w:hyperlink r:id="rId27" w:history="1">
         <w:r>
           <w:rPr>
             <w:rStyle w:val="a5"/>
@@ -8630,7 +8842,7 @@
       </w:r>
     </w:p>
     <w:sectPr>
-      <w:footerReference w:type="default" r:id="rId26"/>
+      <w:footerReference w:type="default" r:id="rId28"/>
       <w:pgSz w:w="11906" w:h="16838"/>
       <w:pgMar w:top="1800" w:right="1800" w:bottom="1800" w:left="1800" w:header="708" w:footer="708" w:gutter="0"/>
       <w:pgNumType w:start="1"/>
@@ -10443,7 +10655,6 @@
   <w:style w:type="character" w:default="1" w:styleId="a0">
     <w:name w:val="Default Paragraph Font"/>
     <w:uiPriority w:val="1"/>
-    <w:semiHidden/>
     <w:unhideWhenUsed/>
   </w:style>
   <w:style w:type="table" w:default="1" w:styleId="a1">

--- a/assets/report.docx
+++ b/assets/report.docx
@@ -36,23 +36,7 @@
           <w:sz w:val="44"/>
           <w:szCs w:val="44"/>
         </w:rPr>
-        <w:t>116</w:t>
-      </w:r>
-      <w:r>
-        <w:rPr>
-          <w:rFonts w:ascii="Times New Roman" w:hAnsi="Times New Roman" w:cs="Times New Roman"/>
-          <w:sz w:val="44"/>
-          <w:szCs w:val="44"/>
-        </w:rPr>
-        <w:t>級</w:t>
-      </w:r>
-      <w:r>
-        <w:rPr>
-          <w:rFonts w:ascii="Times New Roman" w:hAnsi="Times New Roman" w:cs="Times New Roman"/>
-          <w:sz w:val="44"/>
-          <w:szCs w:val="44"/>
-        </w:rPr>
-        <w:t>畢業專題期中進度報告</w:t>
+        <w:t>116級畢業專題期中進度報告</w:t>
       </w:r>
     </w:p>
     <w:p>
@@ -75,59 +59,7 @@
           <w:sz w:val="36"/>
           <w:szCs w:val="36"/>
         </w:rPr>
-        <w:t>以</w:t>
-      </w:r>
-      <w:proofErr w:type="spellStart"/>
-      <w:r>
-        <w:rPr>
-          <w:rFonts w:ascii="Times New Roman" w:hAnsi="Times New Roman" w:cs="Times New Roman"/>
-          <w:b/>
-          <w:bCs/>
-          <w:sz w:val="36"/>
-          <w:szCs w:val="36"/>
-        </w:rPr>
-        <w:t>Slurm</w:t>
-      </w:r>
-      <w:proofErr w:type="spellEnd"/>
-      <w:r>
-        <w:rPr>
-          <w:rFonts w:ascii="Times New Roman" w:hAnsi="Times New Roman" w:cs="Times New Roman"/>
-          <w:b/>
-          <w:bCs/>
-          <w:sz w:val="36"/>
-          <w:szCs w:val="36"/>
-        </w:rPr>
-        <w:t>-on-Kubernetes</w:t>
-      </w:r>
-      <w:r>
-        <w:rPr>
-          <w:rFonts w:ascii="Times New Roman" w:hAnsi="Times New Roman" w:cs="Times New Roman"/>
-          <w:b/>
-          <w:bCs/>
-          <w:sz w:val="36"/>
-          <w:szCs w:val="36"/>
-        </w:rPr>
-        <w:t>為核心之共享</w:t>
-      </w:r>
-      <w:r>
-        <w:rPr>
-          <w:rFonts w:ascii="Times New Roman" w:hAnsi="Times New Roman" w:cs="Times New Roman"/>
-          <w:b/>
-          <w:bCs/>
-          <w:sz w:val="36"/>
-          <w:szCs w:val="36"/>
-        </w:rPr>
-        <w:t>GPU AI</w:t>
-      </w:r>
-      <w:r>
-        <w:rPr>
-          <w:rFonts w:ascii="Times New Roman" w:hAnsi="Times New Roman" w:cs="Times New Roman"/>
-          <w:b/>
-          <w:bCs/>
-          <w:sz w:val="36"/>
-          <w:szCs w:val="36"/>
-        </w:rPr>
-        <w:t>工作負載彈性排程平台</w:t>
+        <w:t>以Slurm-on-Kubernetes為核心之共享GPU AI工作負載彈性排程平台</w:t>
       </w:r>
     </w:p>
     <w:p>
@@ -145,25 +77,7 @@
           <w:sz w:val="36"/>
           <w:szCs w:val="36"/>
         </w:rPr>
-        <w:t xml:space="preserve">Elastic </w:t>
-      </w:r>
-      <w:proofErr w:type="spellStart"/>
-      <w:r>
-        <w:rPr>
-          <w:rFonts w:ascii="Times New Roman" w:eastAsia="Times New Roman" w:hAnsi="Times New Roman" w:cs="Times New Roman"/>
-          <w:sz w:val="36"/>
-          <w:szCs w:val="36"/>
-        </w:rPr>
-        <w:t>Slurm</w:t>
-      </w:r>
-      <w:proofErr w:type="spellEnd"/>
-      <w:r>
-        <w:rPr>
-          <w:rFonts w:ascii="Times New Roman" w:eastAsia="Times New Roman" w:hAnsi="Times New Roman" w:cs="Times New Roman"/>
-          <w:sz w:val="36"/>
-          <w:szCs w:val="36"/>
-        </w:rPr>
-        <w:t xml:space="preserve"> Scheduling on Kubernetes</w:t>
+        <w:t>Elastic Slurm Scheduling on Kubernetes</w:t>
       </w:r>
     </w:p>
     <w:p>
@@ -481,15 +395,7 @@
                 <w:sz w:val="28"/>
                 <w:szCs w:val="28"/>
               </w:rPr>
-              <w:t xml:space="preserve"> </w:t>
-            </w:r>
-            <w:r>
-              <w:rPr>
-                <w:rFonts w:ascii="Times New Roman" w:hAnsi="Times New Roman" w:cs="Times New Roman" w:hint="eastAsia"/>
-                <w:sz w:val="28"/>
-                <w:szCs w:val="28"/>
-              </w:rPr>
-              <w:t>教授</w:t>
+              <w:t xml:space="preserve"> 教授</w:t>
             </w:r>
           </w:p>
         </w:tc>
@@ -556,39 +462,7 @@
           <w:sz w:val="28"/>
           <w:szCs w:val="28"/>
         </w:rPr>
-        <w:t>中華民國</w:t>
-      </w:r>
-      <w:r>
-        <w:rPr>
-          <w:rFonts w:ascii="Times New Roman" w:hAnsi="Times New Roman" w:cs="Times New Roman" w:hint="eastAsia"/>
-          <w:sz w:val="28"/>
-          <w:szCs w:val="28"/>
-        </w:rPr>
-        <w:t xml:space="preserve"> 115 </w:t>
-      </w:r>
-      <w:r>
-        <w:rPr>
-          <w:rFonts w:ascii="Times New Roman" w:hAnsi="Times New Roman" w:cs="Times New Roman" w:hint="eastAsia"/>
-          <w:sz w:val="28"/>
-          <w:szCs w:val="28"/>
-        </w:rPr>
-        <w:t>年</w:t>
-      </w:r>
-      <w:r>
-        <w:rPr>
-          <w:rFonts w:ascii="Times New Roman" w:hAnsi="Times New Roman" w:cs="Times New Roman" w:hint="eastAsia"/>
-          <w:sz w:val="28"/>
-          <w:szCs w:val="28"/>
-        </w:rPr>
-        <w:t xml:space="preserve"> 6 </w:t>
-      </w:r>
-      <w:r>
-        <w:rPr>
-          <w:rFonts w:ascii="Times New Roman" w:hAnsi="Times New Roman" w:cs="Times New Roman" w:hint="eastAsia"/>
-          <w:sz w:val="28"/>
-          <w:szCs w:val="28"/>
-        </w:rPr>
-        <w:t>月</w:t>
+        <w:t>中華民國 115 年 6 月</w:t>
       </w:r>
     </w:p>
     <w:p>
@@ -652,45 +526,7 @@
         <w:rPr>
           <w:rFonts w:ascii="Times New Roman" w:hAnsi="Times New Roman" w:cs="Times New Roman"/>
         </w:rPr>
-        <w:t>作之共享</w:t>
-      </w:r>
-      <w:r>
-        <w:rPr>
-          <w:rFonts w:ascii="Times New Roman" w:hAnsi="Times New Roman" w:cs="Times New Roman"/>
-        </w:rPr>
-        <w:t>GPU AI</w:t>
-      </w:r>
-      <w:r>
-        <w:rPr>
-          <w:rFonts w:ascii="Times New Roman" w:hAnsi="Times New Roman" w:cs="Times New Roman"/>
-        </w:rPr>
-        <w:t>工作負載彈性排程平台，整合</w:t>
-      </w:r>
-      <w:proofErr w:type="spellStart"/>
-      <w:r>
-        <w:rPr>
-          <w:rFonts w:ascii="Times New Roman" w:hAnsi="Times New Roman" w:cs="Times New Roman"/>
-        </w:rPr>
-        <w:t>Slurm</w:t>
-      </w:r>
-      <w:proofErr w:type="spellEnd"/>
-      <w:r>
-        <w:rPr>
-          <w:rFonts w:ascii="Times New Roman" w:hAnsi="Times New Roman" w:cs="Times New Roman"/>
-        </w:rPr>
-        <w:t>批次排程與</w:t>
-      </w:r>
-      <w:r>
-        <w:rPr>
-          <w:rFonts w:ascii="Times New Roman" w:hAnsi="Times New Roman" w:cs="Times New Roman"/>
-        </w:rPr>
-        <w:t>Kubernetes</w:t>
-      </w:r>
-      <w:r>
-        <w:rPr>
-          <w:rFonts w:ascii="Times New Roman" w:hAnsi="Times New Roman" w:cs="Times New Roman"/>
-        </w:rPr>
-        <w:t>容器管理。</w:t>
+        <w:t>作之共享GPU AI工作負載彈性排程平台，整合Slurm批次排程與Kubernetes容器管理。</w:t>
       </w:r>
     </w:p>
     <w:p>
@@ -710,47 +546,7 @@
         <w:rPr>
           <w:rFonts w:ascii="Times New Roman" w:hAnsi="Times New Roman" w:cs="Times New Roman"/>
         </w:rPr>
-        <w:t>實現</w:t>
-      </w:r>
-      <w:r>
-        <w:rPr>
-          <w:rFonts w:ascii="Times New Roman" w:hAnsi="Times New Roman" w:cs="Times New Roman"/>
-        </w:rPr>
-        <w:t>CPU/GPU</w:t>
-      </w:r>
-      <w:r>
-        <w:rPr>
-          <w:rFonts w:ascii="Times New Roman" w:hAnsi="Times New Roman" w:cs="Times New Roman"/>
-        </w:rPr>
-        <w:t>計算節點自動</w:t>
-      </w:r>
-      <w:proofErr w:type="gramStart"/>
-      <w:r>
-        <w:rPr>
-          <w:rFonts w:ascii="Times New Roman" w:hAnsi="Times New Roman" w:cs="Times New Roman"/>
-        </w:rPr>
-        <w:t>彈性擴縮</w:t>
-      </w:r>
-      <w:proofErr w:type="gramEnd"/>
-      <w:r>
-        <w:rPr>
-          <w:rFonts w:ascii="Times New Roman" w:hAnsi="Times New Roman" w:cs="Times New Roman"/>
-        </w:rPr>
-        <w:t>，依工作佇列長度</w:t>
-      </w:r>
-      <w:proofErr w:type="gramStart"/>
-      <w:r>
-        <w:rPr>
-          <w:rFonts w:ascii="Times New Roman" w:hAnsi="Times New Roman" w:cs="Times New Roman"/>
-        </w:rPr>
-        <w:t>動態啟停節點</w:t>
-      </w:r>
-      <w:proofErr w:type="gramEnd"/>
-      <w:r>
-        <w:rPr>
-          <w:rFonts w:ascii="Times New Roman" w:hAnsi="Times New Roman" w:cs="Times New Roman"/>
-        </w:rPr>
-        <w:t>，有效降低硬體閒置浪費。</w:t>
+        <w:t>實現CPU/GPU計算節點自動彈性擴縮，依工作佇列長度動態啟停節點，有效降低硬體閒置浪費。</w:t>
       </w:r>
     </w:p>
     <w:p>
@@ -770,22 +566,8 @@
         <w:rPr>
           <w:rFonts w:ascii="Times New Roman" w:hAnsi="Times New Roman" w:cs="Times New Roman"/>
         </w:rPr>
-        <w:t>完成</w:t>
-      </w:r>
-      <w:r>
-        <w:rPr>
-          <w:rFonts w:ascii="Times New Roman" w:hAnsi="Times New Roman" w:cs="Times New Roman"/>
-        </w:rPr>
-        <w:t>GPU</w:t>
-      </w:r>
-      <w:proofErr w:type="gramStart"/>
-      <w:r>
-        <w:rPr>
-          <w:rFonts w:ascii="Times New Roman" w:hAnsi="Times New Roman" w:cs="Times New Roman"/>
-        </w:rPr>
-        <w:t>資源切分機制</w:t>
-      </w:r>
-      <w:proofErr w:type="gramEnd"/>
+        <w:t>完成GPU資源切分機制</w:t>
+      </w:r>
       <w:r>
         <w:rPr>
           <w:rFonts w:ascii="Times New Roman" w:hAnsi="Times New Roman" w:cs="Times New Roman" w:hint="eastAsia"/>
@@ -796,31 +578,7 @@
         <w:rPr>
           <w:rFonts w:ascii="Times New Roman" w:hAnsi="Times New Roman" w:cs="Times New Roman"/>
         </w:rPr>
-        <w:t>，支援多個小型工作共享同一張</w:t>
-      </w:r>
-      <w:r>
-        <w:rPr>
-          <w:rFonts w:ascii="Times New Roman" w:hAnsi="Times New Roman" w:cs="Times New Roman"/>
-        </w:rPr>
-        <w:t>GPU</w:t>
-      </w:r>
-      <w:r>
-        <w:rPr>
-          <w:rFonts w:ascii="Times New Roman" w:hAnsi="Times New Roman" w:cs="Times New Roman"/>
-        </w:rPr>
-        <w:t>，提升</w:t>
-      </w:r>
-      <w:r>
-        <w:rPr>
-          <w:rFonts w:ascii="Times New Roman" w:hAnsi="Times New Roman" w:cs="Times New Roman"/>
-        </w:rPr>
-        <w:t>GPU</w:t>
-      </w:r>
-      <w:r>
-        <w:rPr>
-          <w:rFonts w:ascii="Times New Roman" w:hAnsi="Times New Roman" w:cs="Times New Roman"/>
-        </w:rPr>
-        <w:t>使用效率。</w:t>
+        <w:t>，支援多個小型工作共享同一張GPU，提升GPU使用效率。</w:t>
       </w:r>
     </w:p>
     <w:p>
@@ -840,19 +598,7 @@
         <w:rPr>
           <w:rFonts w:ascii="Times New Roman" w:hAnsi="Times New Roman" w:cs="Times New Roman"/>
         </w:rPr>
-        <w:t>實現風險敏感分佈式深度強化學習排程（</w:t>
-      </w:r>
-      <w:r>
-        <w:rPr>
-          <w:rFonts w:ascii="Times New Roman" w:hAnsi="Times New Roman" w:cs="Times New Roman"/>
-        </w:rPr>
-        <w:t>Distributional SAC</w:t>
-      </w:r>
-      <w:r>
-        <w:rPr>
-          <w:rFonts w:ascii="Times New Roman" w:hAnsi="Times New Roman" w:cs="Times New Roman"/>
-        </w:rPr>
-        <w:t>），模型可在真實系統中參與工作優先順序與資源放置決策。</w:t>
+        <w:t>實現風險敏感分佈式深度強化學習排程（Distributional SAC），模型可在真實系統中參與工作優先順序與資源放置決策。</w:t>
       </w:r>
     </w:p>
     <w:p>
@@ -872,19 +618,7 @@
         <w:rPr>
           <w:rFonts w:ascii="Times New Roman" w:hAnsi="Times New Roman" w:cs="Times New Roman"/>
         </w:rPr>
-        <w:t>建立系統監控與視覺化介面，即時呈現工作佇列、節點狀態、</w:t>
-      </w:r>
-      <w:r>
-        <w:rPr>
-          <w:rFonts w:ascii="Times New Roman" w:hAnsi="Times New Roman" w:cs="Times New Roman"/>
-        </w:rPr>
-        <w:t>GPU</w:t>
-      </w:r>
-      <w:r>
-        <w:rPr>
-          <w:rFonts w:ascii="Times New Roman" w:hAnsi="Times New Roman" w:cs="Times New Roman"/>
-        </w:rPr>
-        <w:t>使用率及模型決策資訊。</w:t>
+        <w:t>建立系統監控與視覺化介面，即時呈現工作佇列、節點狀態、GPU使用率及模型決策資訊。</w:t>
       </w:r>
     </w:p>
     <w:p>
@@ -901,19 +635,7 @@
         <w:rPr>
           <w:rFonts w:ascii="Times New Roman" w:hAnsi="Times New Roman" w:cs="Times New Roman"/>
         </w:rPr>
-        <w:t>完成平台穩定性修正（節點狀態同步、</w:t>
-      </w:r>
-      <w:r>
-        <w:rPr>
-          <w:rFonts w:ascii="Times New Roman" w:hAnsi="Times New Roman" w:cs="Times New Roman"/>
-        </w:rPr>
-        <w:t>GPU</w:t>
-      </w:r>
-      <w:r>
-        <w:rPr>
-          <w:rFonts w:ascii="Times New Roman" w:hAnsi="Times New Roman" w:cs="Times New Roman"/>
-        </w:rPr>
-        <w:t>資源描述一致性），並通過實機驗證</w:t>
+        <w:t>完成平台穩定性修正（節點狀態同步、GPU資源描述一致性），並通過實機驗證</w:t>
       </w:r>
       <w:r>
         <w:t>。</w:t>
@@ -948,51 +670,7 @@
         <w:rPr>
           <w:rFonts w:ascii="Times New Roman" w:hAnsi="Times New Roman" w:cs="Times New Roman"/>
         </w:rPr>
-        <w:t>本計畫開發一套以</w:t>
-      </w:r>
-      <w:proofErr w:type="spellStart"/>
-      <w:r>
-        <w:rPr>
-          <w:rFonts w:ascii="Times New Roman" w:hAnsi="Times New Roman" w:cs="Times New Roman"/>
-        </w:rPr>
-        <w:t>Slurm</w:t>
-      </w:r>
-      <w:proofErr w:type="spellEnd"/>
-      <w:r>
-        <w:rPr>
-          <w:rFonts w:ascii="Times New Roman" w:hAnsi="Times New Roman" w:cs="Times New Roman"/>
-        </w:rPr>
-        <w:t>-on-Kubernetes</w:t>
-      </w:r>
-      <w:r>
-        <w:rPr>
-          <w:rFonts w:ascii="Times New Roman" w:hAnsi="Times New Roman" w:cs="Times New Roman"/>
-        </w:rPr>
-        <w:t>為核心之共享</w:t>
-      </w:r>
-      <w:r>
-        <w:rPr>
-          <w:rFonts w:ascii="Times New Roman" w:hAnsi="Times New Roman" w:cs="Times New Roman"/>
-        </w:rPr>
-        <w:t>GPU AI</w:t>
-      </w:r>
-      <w:r>
-        <w:rPr>
-          <w:rFonts w:ascii="Times New Roman" w:hAnsi="Times New Roman" w:cs="Times New Roman"/>
-        </w:rPr>
-        <w:t>工作負載彈性排程平台，旨在解決研究室共享主機環境中</w:t>
-      </w:r>
-      <w:r>
-        <w:rPr>
-          <w:rFonts w:ascii="Times New Roman" w:hAnsi="Times New Roman" w:cs="Times New Roman"/>
-        </w:rPr>
-        <w:t>GPU</w:t>
-      </w:r>
-      <w:r>
-        <w:rPr>
-          <w:rFonts w:ascii="Times New Roman" w:hAnsi="Times New Roman" w:cs="Times New Roman"/>
-        </w:rPr>
-        <w:t>利用率不足及資源閒置等問題。</w:t>
+        <w:t>本計畫開發一套以Slurm-on-Kubernetes為核心之共享GPU AI工作負載彈性排程平台，旨在解決研究室共享主機環境中GPU利用率不足及資源閒置等問題。</w:t>
       </w:r>
     </w:p>
     <w:p>
@@ -1016,65 +694,7 @@
         <w:rPr>
           <w:rFonts w:ascii="Times New Roman" w:hAnsi="Times New Roman" w:cs="Times New Roman"/>
         </w:rPr>
-        <w:t>系統結合批次工作排程與彈性資源管理，使用者可以熟悉的方式提交工作，系統則在背後自動完成節點啟動、工作排序、</w:t>
-      </w:r>
-      <w:r>
-        <w:rPr>
-          <w:rFonts w:ascii="Times New Roman" w:hAnsi="Times New Roman" w:cs="Times New Roman"/>
-        </w:rPr>
-        <w:t xml:space="preserve">GPU </w:t>
-      </w:r>
-      <w:proofErr w:type="gramStart"/>
-      <w:r>
-        <w:rPr>
-          <w:rFonts w:ascii="Times New Roman" w:hAnsi="Times New Roman" w:cs="Times New Roman"/>
-        </w:rPr>
-        <w:t>切分分配</w:t>
-      </w:r>
-      <w:proofErr w:type="gramEnd"/>
-      <w:r>
-        <w:rPr>
-          <w:rFonts w:ascii="Times New Roman" w:hAnsi="Times New Roman" w:cs="Times New Roman"/>
-        </w:rPr>
-        <w:t>與執行監控。在智慧決策層面，本計畫採用</w:t>
-      </w:r>
-      <w:r>
-        <w:rPr>
-          <w:rFonts w:ascii="Times New Roman" w:hAnsi="Times New Roman" w:cs="Times New Roman"/>
-        </w:rPr>
-        <w:t>Distributional Soft Actor-Critic</w:t>
-      </w:r>
-      <w:r>
-        <w:rPr>
-          <w:rFonts w:ascii="Times New Roman" w:hAnsi="Times New Roman" w:cs="Times New Roman"/>
-        </w:rPr>
-        <w:t>（</w:t>
-      </w:r>
-      <w:r>
-        <w:rPr>
-          <w:rFonts w:ascii="Times New Roman" w:hAnsi="Times New Roman" w:cs="Times New Roman"/>
-        </w:rPr>
-        <w:t>DSAC</w:t>
-      </w:r>
-      <w:r>
-        <w:rPr>
-          <w:rFonts w:ascii="Times New Roman" w:hAnsi="Times New Roman" w:cs="Times New Roman"/>
-        </w:rPr>
-        <w:t>）強化學習方法，使模型學習每</w:t>
-      </w:r>
-      <w:proofErr w:type="gramStart"/>
-      <w:r>
-        <w:rPr>
-          <w:rFonts w:ascii="Times New Roman" w:hAnsi="Times New Roman" w:cs="Times New Roman"/>
-        </w:rPr>
-        <w:t>個</w:t>
-      </w:r>
-      <w:proofErr w:type="gramEnd"/>
-      <w:r>
-        <w:rPr>
-          <w:rFonts w:ascii="Times New Roman" w:hAnsi="Times New Roman" w:cs="Times New Roman"/>
-        </w:rPr>
-        <w:t>排程決策可能造成的結果分布，並加入風險敏感判斷，偏向選擇在壞情況下也較穩定的資源配置方案。</w:t>
+        <w:t>系統結合批次工作排程與彈性資源管理，使用者可以熟悉的方式提交工作，系統則在背後自動完成節點啟動、工作排序、GPU 切分分配與執行監控。在智慧決策層面，本計畫採用Distributional Soft Actor-Critic（DSAC）強化學習方法，使模型學習每個排程決策可能造成的結果分布，並加入風險敏感判斷，偏向選擇在壞情況下也較穩定的資源配置方案。</w:t>
       </w:r>
     </w:p>
     <w:p>
@@ -1098,41 +718,7 @@
         <w:rPr>
           <w:rFonts w:ascii="Times New Roman" w:hAnsi="Times New Roman" w:cs="Times New Roman"/>
         </w:rPr>
-        <w:t>目前系統已完成主要功能建置並通過實機驗證，包含：</w:t>
-      </w:r>
-      <w:r>
-        <w:rPr>
-          <w:rFonts w:ascii="Times New Roman" w:hAnsi="Times New Roman" w:cs="Times New Roman"/>
-        </w:rPr>
-        <w:t>GPU</w:t>
-      </w:r>
-      <w:proofErr w:type="gramStart"/>
-      <w:r>
-        <w:rPr>
-          <w:rFonts w:ascii="Times New Roman" w:hAnsi="Times New Roman" w:cs="Times New Roman"/>
-        </w:rPr>
-        <w:t>資源切分</w:t>
-      </w:r>
-      <w:proofErr w:type="gramEnd"/>
-      <w:r>
-        <w:rPr>
-          <w:rFonts w:ascii="Times New Roman" w:hAnsi="Times New Roman" w:cs="Times New Roman"/>
-        </w:rPr>
-        <w:t>、節點</w:t>
-      </w:r>
-      <w:proofErr w:type="gramStart"/>
-      <w:r>
-        <w:rPr>
-          <w:rFonts w:ascii="Times New Roman" w:hAnsi="Times New Roman" w:cs="Times New Roman"/>
-        </w:rPr>
-        <w:t>彈性擴縮</w:t>
-      </w:r>
-      <w:proofErr w:type="gramEnd"/>
-      <w:r>
-        <w:rPr>
-          <w:rFonts w:ascii="Times New Roman" w:hAnsi="Times New Roman" w:cs="Times New Roman"/>
-        </w:rPr>
-        <w:t>、智慧排程模型上線、工作追蹤與監控介面。後續工作將聚焦於改善模擬訓練環境貼近真實系統、擴充多台主機協同決策能力，以及進行更完整的效能對照實驗。</w:t>
+        <w:t>目前系統已完成主要功能建置並通過實機驗證，包含：GPU資源切分、節點彈性擴縮、智慧排程模型上線、工作追蹤與監控介面。後續工作將聚焦於改善模擬訓練環境貼近真實系統、擴充多台主機協同決策能力，以及進行更完整的效能對照實驗。</w:t>
       </w:r>
     </w:p>
     <w:p/>
@@ -1151,51 +737,7 @@
         <w:rPr>
           <w:rFonts w:ascii="Times New Roman" w:hAnsi="Times New Roman" w:cs="Times New Roman"/>
         </w:rPr>
-        <w:t>GPU</w:t>
-      </w:r>
-      <w:r>
-        <w:rPr>
-          <w:rFonts w:ascii="Times New Roman" w:hAnsi="Times New Roman" w:cs="Times New Roman"/>
-        </w:rPr>
-        <w:t>資源排程、</w:t>
-      </w:r>
-      <w:r>
-        <w:rPr>
-          <w:rFonts w:ascii="Times New Roman" w:hAnsi="Times New Roman" w:cs="Times New Roman"/>
-        </w:rPr>
-        <w:t>Kubernetes</w:t>
-      </w:r>
-      <w:r>
-        <w:rPr>
-          <w:rFonts w:ascii="Times New Roman" w:hAnsi="Times New Roman" w:cs="Times New Roman"/>
-        </w:rPr>
-        <w:t>、</w:t>
-      </w:r>
-      <w:proofErr w:type="spellStart"/>
-      <w:r>
-        <w:rPr>
-          <w:rFonts w:ascii="Times New Roman" w:hAnsi="Times New Roman" w:cs="Times New Roman"/>
-        </w:rPr>
-        <w:t>Slurm</w:t>
-      </w:r>
-      <w:proofErr w:type="spellEnd"/>
-      <w:r>
-        <w:rPr>
-          <w:rFonts w:ascii="Times New Roman" w:hAnsi="Times New Roman" w:cs="Times New Roman"/>
-        </w:rPr>
-        <w:t>、深度強化學習、</w:t>
-      </w:r>
-      <w:r>
-        <w:rPr>
-          <w:rFonts w:ascii="Times New Roman" w:hAnsi="Times New Roman" w:cs="Times New Roman"/>
-        </w:rPr>
-        <w:t>Distributional SAC</w:t>
-      </w:r>
-      <w:r>
-        <w:rPr>
-          <w:rFonts w:ascii="Times New Roman" w:hAnsi="Times New Roman" w:cs="Times New Roman"/>
-        </w:rPr>
-        <w:t>、彈性擴縮</w:t>
+        <w:t>GPU資源排程、Kubernetes、Slurm、深度強化學習、Distributional SAC、彈性擴縮</w:t>
       </w:r>
     </w:p>
     <w:p>
@@ -1239,17 +781,7 @@
               <w:rFonts w:ascii="Times New Roman" w:hAnsi="Times New Roman" w:cs="Times New Roman"/>
             </w:rPr>
             <w:fldChar w:fldCharType="begin"/>
-          </w:r>
-          <w:r>
-            <w:rPr>
-              <w:rFonts w:ascii="Times New Roman" w:hAnsi="Times New Roman" w:cs="Times New Roman"/>
-            </w:rPr>
             <w:instrText>TOC \h \o "1-3"</w:instrText>
-          </w:r>
-          <w:r>
-            <w:rPr>
-              <w:rFonts w:ascii="Times New Roman" w:hAnsi="Times New Roman" w:cs="Times New Roman"/>
-            </w:rPr>
             <w:fldChar w:fldCharType="separate"/>
           </w:r>
           <w:hyperlink w:anchor="_Toc231559532" w:history="1">
@@ -1267,46 +799,10 @@
                 <w:noProof/>
               </w:rPr>
               <w:tab/>
-            </w:r>
-            <w:r>
-              <w:rPr>
-                <w:rFonts w:ascii="Times New Roman" w:hAnsi="Times New Roman" w:cs="Times New Roman"/>
-                <w:noProof/>
-              </w:rPr>
               <w:fldChar w:fldCharType="begin"/>
-            </w:r>
-            <w:r>
-              <w:rPr>
-                <w:rFonts w:ascii="Times New Roman" w:hAnsi="Times New Roman" w:cs="Times New Roman"/>
-                <w:noProof/>
-              </w:rPr>
               <w:instrText xml:space="preserve"> PAGEREF _Toc231559532 \h </w:instrText>
-            </w:r>
-            <w:r>
-              <w:rPr>
-                <w:rFonts w:ascii="Times New Roman" w:hAnsi="Times New Roman" w:cs="Times New Roman"/>
-                <w:noProof/>
-              </w:rPr>
-            </w:r>
-            <w:r>
-              <w:rPr>
-                <w:rFonts w:ascii="Times New Roman" w:hAnsi="Times New Roman" w:cs="Times New Roman"/>
-                <w:noProof/>
-              </w:rPr>
               <w:fldChar w:fldCharType="separate"/>
-            </w:r>
-            <w:r>
-              <w:rPr>
-                <w:rFonts w:ascii="Times New Roman" w:hAnsi="Times New Roman" w:cs="Times New Roman"/>
-                <w:noProof/>
-              </w:rPr>
               <w:t>I</w:t>
-            </w:r>
-            <w:r>
-              <w:rPr>
-                <w:rFonts w:ascii="Times New Roman" w:hAnsi="Times New Roman" w:cs="Times New Roman"/>
-                <w:noProof/>
-              </w:rPr>
               <w:fldChar w:fldCharType="end"/>
             </w:r>
           </w:hyperlink>
@@ -1337,46 +833,10 @@
                 <w:noProof/>
               </w:rPr>
               <w:tab/>
-            </w:r>
-            <w:r>
-              <w:rPr>
-                <w:rFonts w:ascii="Times New Roman" w:hAnsi="Times New Roman" w:cs="Times New Roman"/>
-                <w:noProof/>
-              </w:rPr>
               <w:fldChar w:fldCharType="begin"/>
-            </w:r>
-            <w:r>
-              <w:rPr>
-                <w:rFonts w:ascii="Times New Roman" w:hAnsi="Times New Roman" w:cs="Times New Roman"/>
-                <w:noProof/>
-              </w:rPr>
               <w:instrText xml:space="preserve"> PAGEREF _Toc231559533 \h </w:instrText>
-            </w:r>
-            <w:r>
-              <w:rPr>
-                <w:rFonts w:ascii="Times New Roman" w:hAnsi="Times New Roman" w:cs="Times New Roman"/>
-                <w:noProof/>
-              </w:rPr>
-            </w:r>
-            <w:r>
-              <w:rPr>
-                <w:rFonts w:ascii="Times New Roman" w:hAnsi="Times New Roman" w:cs="Times New Roman"/>
-                <w:noProof/>
-              </w:rPr>
               <w:fldChar w:fldCharType="separate"/>
-            </w:r>
-            <w:r>
-              <w:rPr>
-                <w:rFonts w:ascii="Times New Roman" w:hAnsi="Times New Roman" w:cs="Times New Roman"/>
-                <w:noProof/>
-              </w:rPr>
               <w:t>II</w:t>
-            </w:r>
-            <w:r>
-              <w:rPr>
-                <w:rFonts w:ascii="Times New Roman" w:hAnsi="Times New Roman" w:cs="Times New Roman"/>
-                <w:noProof/>
-              </w:rPr>
               <w:fldChar w:fldCharType="end"/>
             </w:r>
           </w:hyperlink>
@@ -1407,46 +867,10 @@
                 <w:noProof/>
               </w:rPr>
               <w:tab/>
-            </w:r>
-            <w:r>
-              <w:rPr>
-                <w:rFonts w:ascii="Times New Roman" w:hAnsi="Times New Roman" w:cs="Times New Roman"/>
-                <w:noProof/>
-              </w:rPr>
               <w:fldChar w:fldCharType="begin"/>
-            </w:r>
-            <w:r>
-              <w:rPr>
-                <w:rFonts w:ascii="Times New Roman" w:hAnsi="Times New Roman" w:cs="Times New Roman"/>
-                <w:noProof/>
-              </w:rPr>
               <w:instrText xml:space="preserve"> PAGEREF _Toc231559534 \h </w:instrText>
-            </w:r>
-            <w:r>
-              <w:rPr>
-                <w:rFonts w:ascii="Times New Roman" w:hAnsi="Times New Roman" w:cs="Times New Roman"/>
-                <w:noProof/>
-              </w:rPr>
-            </w:r>
-            <w:r>
-              <w:rPr>
-                <w:rFonts w:ascii="Times New Roman" w:hAnsi="Times New Roman" w:cs="Times New Roman"/>
-                <w:noProof/>
-              </w:rPr>
               <w:fldChar w:fldCharType="separate"/>
-            </w:r>
-            <w:r>
-              <w:rPr>
-                <w:rFonts w:ascii="Times New Roman" w:hAnsi="Times New Roman" w:cs="Times New Roman"/>
-                <w:noProof/>
-              </w:rPr>
               <w:t>III</w:t>
-            </w:r>
-            <w:r>
-              <w:rPr>
-                <w:rFonts w:ascii="Times New Roman" w:hAnsi="Times New Roman" w:cs="Times New Roman"/>
-                <w:noProof/>
-              </w:rPr>
               <w:fldChar w:fldCharType="end"/>
             </w:r>
           </w:hyperlink>
@@ -1477,46 +901,10 @@
                 <w:noProof/>
               </w:rPr>
               <w:tab/>
-            </w:r>
-            <w:r>
-              <w:rPr>
-                <w:rFonts w:ascii="Times New Roman" w:hAnsi="Times New Roman" w:cs="Times New Roman"/>
-                <w:noProof/>
-              </w:rPr>
               <w:fldChar w:fldCharType="begin"/>
-            </w:r>
-            <w:r>
-              <w:rPr>
-                <w:rFonts w:ascii="Times New Roman" w:hAnsi="Times New Roman" w:cs="Times New Roman"/>
-                <w:noProof/>
-              </w:rPr>
               <w:instrText xml:space="preserve"> PAGEREF _Toc231559535 \h </w:instrText>
-            </w:r>
-            <w:r>
-              <w:rPr>
-                <w:rFonts w:ascii="Times New Roman" w:hAnsi="Times New Roman" w:cs="Times New Roman"/>
-                <w:noProof/>
-              </w:rPr>
-            </w:r>
-            <w:r>
-              <w:rPr>
-                <w:rFonts w:ascii="Times New Roman" w:hAnsi="Times New Roman" w:cs="Times New Roman"/>
-                <w:noProof/>
-              </w:rPr>
               <w:fldChar w:fldCharType="separate"/>
-            </w:r>
-            <w:r>
-              <w:rPr>
-                <w:rFonts w:ascii="Times New Roman" w:hAnsi="Times New Roman" w:cs="Times New Roman"/>
-                <w:noProof/>
-              </w:rPr>
               <w:t>1</w:t>
-            </w:r>
-            <w:r>
-              <w:rPr>
-                <w:rFonts w:ascii="Times New Roman" w:hAnsi="Times New Roman" w:cs="Times New Roman"/>
-                <w:noProof/>
-              </w:rPr>
               <w:fldChar w:fldCharType="end"/>
             </w:r>
           </w:hyperlink>
@@ -1539,62 +927,18 @@
                 <w:rFonts w:ascii="Times New Roman" w:hAnsi="Times New Roman" w:cs="Times New Roman"/>
                 <w:noProof/>
               </w:rPr>
-              <w:t>1.1</w:t>
-            </w:r>
-            <w:r>
-              <w:rPr>
-                <w:rStyle w:val="a5"/>
+              <w:t>1.1　研究背景與動機</w:t>
+            </w:r>
+            <w:r>
+              <w:rPr>
                 <w:rFonts w:ascii="Times New Roman" w:hAnsi="Times New Roman" w:cs="Times New Roman"/>
                 <w:noProof/>
               </w:rPr>
-              <w:t xml:space="preserve">　研究背景與動機</w:t>
-            </w:r>
-            <w:r>
-              <w:rPr>
-                <w:rFonts w:ascii="Times New Roman" w:hAnsi="Times New Roman" w:cs="Times New Roman"/>
-                <w:noProof/>
-              </w:rPr>
               <w:tab/>
-            </w:r>
-            <w:r>
-              <w:rPr>
-                <w:rFonts w:ascii="Times New Roman" w:hAnsi="Times New Roman" w:cs="Times New Roman"/>
-                <w:noProof/>
-              </w:rPr>
               <w:fldChar w:fldCharType="begin"/>
-            </w:r>
-            <w:r>
-              <w:rPr>
-                <w:rFonts w:ascii="Times New Roman" w:hAnsi="Times New Roman" w:cs="Times New Roman"/>
-                <w:noProof/>
-              </w:rPr>
               <w:instrText xml:space="preserve"> PAGEREF _Toc231559536 \h </w:instrText>
-            </w:r>
-            <w:r>
-              <w:rPr>
-                <w:rFonts w:ascii="Times New Roman" w:hAnsi="Times New Roman" w:cs="Times New Roman"/>
-                <w:noProof/>
-              </w:rPr>
-            </w:r>
-            <w:r>
-              <w:rPr>
-                <w:rFonts w:ascii="Times New Roman" w:hAnsi="Times New Roman" w:cs="Times New Roman"/>
-                <w:noProof/>
-              </w:rPr>
               <w:fldChar w:fldCharType="separate"/>
-            </w:r>
-            <w:r>
-              <w:rPr>
-                <w:rFonts w:ascii="Times New Roman" w:hAnsi="Times New Roman" w:cs="Times New Roman"/>
-                <w:noProof/>
-              </w:rPr>
               <w:t>1</w:t>
-            </w:r>
-            <w:r>
-              <w:rPr>
-                <w:rFonts w:ascii="Times New Roman" w:hAnsi="Times New Roman" w:cs="Times New Roman"/>
-                <w:noProof/>
-              </w:rPr>
               <w:fldChar w:fldCharType="end"/>
             </w:r>
           </w:hyperlink>
@@ -1625,46 +969,10 @@
                 <w:noProof/>
               </w:rPr>
               <w:tab/>
-            </w:r>
-            <w:r>
-              <w:rPr>
-                <w:rFonts w:ascii="Times New Roman" w:hAnsi="Times New Roman" w:cs="Times New Roman"/>
-                <w:noProof/>
-              </w:rPr>
               <w:fldChar w:fldCharType="begin"/>
-            </w:r>
-            <w:r>
-              <w:rPr>
-                <w:rFonts w:ascii="Times New Roman" w:hAnsi="Times New Roman" w:cs="Times New Roman"/>
-                <w:noProof/>
-              </w:rPr>
               <w:instrText xml:space="preserve"> PAGEREF _Toc231559537 \h </w:instrText>
-            </w:r>
-            <w:r>
-              <w:rPr>
-                <w:rFonts w:ascii="Times New Roman" w:hAnsi="Times New Roman" w:cs="Times New Roman"/>
-                <w:noProof/>
-              </w:rPr>
-            </w:r>
-            <w:r>
-              <w:rPr>
-                <w:rFonts w:ascii="Times New Roman" w:hAnsi="Times New Roman" w:cs="Times New Roman"/>
-                <w:noProof/>
-              </w:rPr>
               <w:fldChar w:fldCharType="separate"/>
-            </w:r>
-            <w:r>
-              <w:rPr>
-                <w:rFonts w:ascii="Times New Roman" w:hAnsi="Times New Roman" w:cs="Times New Roman"/>
-                <w:noProof/>
-              </w:rPr>
               <w:t>2</w:t>
-            </w:r>
-            <w:r>
-              <w:rPr>
-                <w:rFonts w:ascii="Times New Roman" w:hAnsi="Times New Roman" w:cs="Times New Roman"/>
-                <w:noProof/>
-              </w:rPr>
               <w:fldChar w:fldCharType="end"/>
             </w:r>
           </w:hyperlink>
@@ -1695,46 +1003,10 @@
                 <w:noProof/>
               </w:rPr>
               <w:tab/>
-            </w:r>
-            <w:r>
-              <w:rPr>
-                <w:rFonts w:ascii="Times New Roman" w:hAnsi="Times New Roman" w:cs="Times New Roman"/>
-                <w:noProof/>
-              </w:rPr>
               <w:fldChar w:fldCharType="begin"/>
-            </w:r>
-            <w:r>
-              <w:rPr>
-                <w:rFonts w:ascii="Times New Roman" w:hAnsi="Times New Roman" w:cs="Times New Roman"/>
-                <w:noProof/>
-              </w:rPr>
               <w:instrText xml:space="preserve"> PAGEREF _Toc231559538 \h </w:instrText>
-            </w:r>
-            <w:r>
-              <w:rPr>
-                <w:rFonts w:ascii="Times New Roman" w:hAnsi="Times New Roman" w:cs="Times New Roman"/>
-                <w:noProof/>
-              </w:rPr>
-            </w:r>
-            <w:r>
-              <w:rPr>
-                <w:rFonts w:ascii="Times New Roman" w:hAnsi="Times New Roman" w:cs="Times New Roman"/>
-                <w:noProof/>
-              </w:rPr>
               <w:fldChar w:fldCharType="separate"/>
-            </w:r>
-            <w:r>
-              <w:rPr>
-                <w:rFonts w:ascii="Times New Roman" w:hAnsi="Times New Roman" w:cs="Times New Roman"/>
-                <w:noProof/>
-              </w:rPr>
               <w:t>3</w:t>
-            </w:r>
-            <w:r>
-              <w:rPr>
-                <w:rFonts w:ascii="Times New Roman" w:hAnsi="Times New Roman" w:cs="Times New Roman"/>
-                <w:noProof/>
-              </w:rPr>
               <w:fldChar w:fldCharType="end"/>
             </w:r>
           </w:hyperlink>
@@ -1757,78 +1029,18 @@
                 <w:rFonts w:ascii="Times New Roman" w:hAnsi="Times New Roman" w:cs="Times New Roman"/>
                 <w:noProof/>
               </w:rPr>
-              <w:t>3.1</w:t>
-            </w:r>
-            <w:r>
-              <w:rPr>
-                <w:rStyle w:val="a5"/>
+              <w:t>3.1　高效能運算排程器（Slurm）</w:t>
+            </w:r>
+            <w:r>
+              <w:rPr>
                 <w:rFonts w:ascii="Times New Roman" w:hAnsi="Times New Roman" w:cs="Times New Roman"/>
                 <w:noProof/>
               </w:rPr>
-              <w:t xml:space="preserve">　高效能運算排程器（</w:t>
-            </w:r>
-            <w:r>
-              <w:rPr>
-                <w:rStyle w:val="a5"/>
-                <w:rFonts w:ascii="Times New Roman" w:hAnsi="Times New Roman" w:cs="Times New Roman"/>
-                <w:noProof/>
-              </w:rPr>
-              <w:t>Slurm</w:t>
-            </w:r>
-            <w:r>
-              <w:rPr>
-                <w:rStyle w:val="a5"/>
-                <w:rFonts w:ascii="Times New Roman" w:hAnsi="Times New Roman" w:cs="Times New Roman"/>
-                <w:noProof/>
-              </w:rPr>
-              <w:t>）</w:t>
-            </w:r>
-            <w:r>
-              <w:rPr>
-                <w:rFonts w:ascii="Times New Roman" w:hAnsi="Times New Roman" w:cs="Times New Roman"/>
-                <w:noProof/>
-              </w:rPr>
               <w:tab/>
-            </w:r>
-            <w:r>
-              <w:rPr>
-                <w:rFonts w:ascii="Times New Roman" w:hAnsi="Times New Roman" w:cs="Times New Roman"/>
-                <w:noProof/>
-              </w:rPr>
               <w:fldChar w:fldCharType="begin"/>
-            </w:r>
-            <w:r>
-              <w:rPr>
-                <w:rFonts w:ascii="Times New Roman" w:hAnsi="Times New Roman" w:cs="Times New Roman"/>
-                <w:noProof/>
-              </w:rPr>
               <w:instrText xml:space="preserve"> PAGEREF _Toc231559539 \h </w:instrText>
-            </w:r>
-            <w:r>
-              <w:rPr>
-                <w:rFonts w:ascii="Times New Roman" w:hAnsi="Times New Roman" w:cs="Times New Roman"/>
-                <w:noProof/>
-              </w:rPr>
-            </w:r>
-            <w:r>
-              <w:rPr>
-                <w:rFonts w:ascii="Times New Roman" w:hAnsi="Times New Roman" w:cs="Times New Roman"/>
-                <w:noProof/>
-              </w:rPr>
               <w:fldChar w:fldCharType="separate"/>
-            </w:r>
-            <w:r>
-              <w:rPr>
-                <w:rFonts w:ascii="Times New Roman" w:hAnsi="Times New Roman" w:cs="Times New Roman"/>
-                <w:noProof/>
-              </w:rPr>
               <w:t>3</w:t>
-            </w:r>
-            <w:r>
-              <w:rPr>
-                <w:rFonts w:ascii="Times New Roman" w:hAnsi="Times New Roman" w:cs="Times New Roman"/>
-                <w:noProof/>
-              </w:rPr>
               <w:fldChar w:fldCharType="end"/>
             </w:r>
           </w:hyperlink>
@@ -1851,70 +1063,18 @@
                 <w:rFonts w:ascii="Times New Roman" w:hAnsi="Times New Roman" w:cs="Times New Roman"/>
                 <w:noProof/>
               </w:rPr>
-              <w:t>3.2</w:t>
-            </w:r>
-            <w:r>
-              <w:rPr>
-                <w:rStyle w:val="a5"/>
+              <w:t>3.2　容器化與 Kubernetes</w:t>
+            </w:r>
+            <w:r>
+              <w:rPr>
                 <w:rFonts w:ascii="Times New Roman" w:hAnsi="Times New Roman" w:cs="Times New Roman"/>
                 <w:noProof/>
               </w:rPr>
-              <w:t xml:space="preserve">　容器化與</w:t>
-            </w:r>
-            <w:r>
-              <w:rPr>
-                <w:rStyle w:val="a5"/>
-                <w:rFonts w:ascii="Times New Roman" w:hAnsi="Times New Roman" w:cs="Times New Roman"/>
-                <w:noProof/>
-              </w:rPr>
-              <w:t xml:space="preserve"> Kubernetes</w:t>
-            </w:r>
-            <w:r>
-              <w:rPr>
-                <w:rFonts w:ascii="Times New Roman" w:hAnsi="Times New Roman" w:cs="Times New Roman"/>
-                <w:noProof/>
-              </w:rPr>
               <w:tab/>
-            </w:r>
-            <w:r>
-              <w:rPr>
-                <w:rFonts w:ascii="Times New Roman" w:hAnsi="Times New Roman" w:cs="Times New Roman"/>
-                <w:noProof/>
-              </w:rPr>
               <w:fldChar w:fldCharType="begin"/>
-            </w:r>
-            <w:r>
-              <w:rPr>
-                <w:rFonts w:ascii="Times New Roman" w:hAnsi="Times New Roman" w:cs="Times New Roman"/>
-                <w:noProof/>
-              </w:rPr>
               <w:instrText xml:space="preserve"> PAGEREF _Toc231559540 \h </w:instrText>
-            </w:r>
-            <w:r>
-              <w:rPr>
-                <w:rFonts w:ascii="Times New Roman" w:hAnsi="Times New Roman" w:cs="Times New Roman"/>
-                <w:noProof/>
-              </w:rPr>
-            </w:r>
-            <w:r>
-              <w:rPr>
-                <w:rFonts w:ascii="Times New Roman" w:hAnsi="Times New Roman" w:cs="Times New Roman"/>
-                <w:noProof/>
-              </w:rPr>
               <w:fldChar w:fldCharType="separate"/>
-            </w:r>
-            <w:r>
-              <w:rPr>
-                <w:rFonts w:ascii="Times New Roman" w:hAnsi="Times New Roman" w:cs="Times New Roman"/>
-                <w:noProof/>
-              </w:rPr>
               <w:t>3</w:t>
-            </w:r>
-            <w:r>
-              <w:rPr>
-                <w:rFonts w:ascii="Times New Roman" w:hAnsi="Times New Roman" w:cs="Times New Roman"/>
-                <w:noProof/>
-              </w:rPr>
               <w:fldChar w:fldCharType="end"/>
             </w:r>
           </w:hyperlink>
@@ -1937,78 +1097,18 @@
                 <w:rFonts w:ascii="Times New Roman" w:hAnsi="Times New Roman" w:cs="Times New Roman"/>
                 <w:noProof/>
               </w:rPr>
-              <w:t>3.3</w:t>
-            </w:r>
-            <w:r>
-              <w:rPr>
-                <w:rStyle w:val="a5"/>
+              <w:t>3.3　GPU 資源共享技術</w:t>
+            </w:r>
+            <w:r>
+              <w:rPr>
                 <w:rFonts w:ascii="Times New Roman" w:hAnsi="Times New Roman" w:cs="Times New Roman"/>
                 <w:noProof/>
               </w:rPr>
-              <w:t xml:space="preserve">　</w:t>
-            </w:r>
-            <w:r>
-              <w:rPr>
-                <w:rStyle w:val="a5"/>
-                <w:rFonts w:ascii="Times New Roman" w:hAnsi="Times New Roman" w:cs="Times New Roman"/>
-                <w:noProof/>
-              </w:rPr>
-              <w:t xml:space="preserve">GPU </w:t>
-            </w:r>
-            <w:r>
-              <w:rPr>
-                <w:rStyle w:val="a5"/>
-                <w:rFonts w:ascii="Times New Roman" w:hAnsi="Times New Roman" w:cs="Times New Roman"/>
-                <w:noProof/>
-              </w:rPr>
-              <w:t>資源共享技術</w:t>
-            </w:r>
-            <w:r>
-              <w:rPr>
-                <w:rFonts w:ascii="Times New Roman" w:hAnsi="Times New Roman" w:cs="Times New Roman"/>
-                <w:noProof/>
-              </w:rPr>
               <w:tab/>
-            </w:r>
-            <w:r>
-              <w:rPr>
-                <w:rFonts w:ascii="Times New Roman" w:hAnsi="Times New Roman" w:cs="Times New Roman"/>
-                <w:noProof/>
-              </w:rPr>
               <w:fldChar w:fldCharType="begin"/>
-            </w:r>
-            <w:r>
-              <w:rPr>
-                <w:rFonts w:ascii="Times New Roman" w:hAnsi="Times New Roman" w:cs="Times New Roman"/>
-                <w:noProof/>
-              </w:rPr>
               <w:instrText xml:space="preserve"> PAGEREF _Toc231559541 \h </w:instrText>
-            </w:r>
-            <w:r>
-              <w:rPr>
-                <w:rFonts w:ascii="Times New Roman" w:hAnsi="Times New Roman" w:cs="Times New Roman"/>
-                <w:noProof/>
-              </w:rPr>
-            </w:r>
-            <w:r>
-              <w:rPr>
-                <w:rFonts w:ascii="Times New Roman" w:hAnsi="Times New Roman" w:cs="Times New Roman"/>
-                <w:noProof/>
-              </w:rPr>
               <w:fldChar w:fldCharType="separate"/>
-            </w:r>
-            <w:r>
-              <w:rPr>
-                <w:rFonts w:ascii="Times New Roman" w:hAnsi="Times New Roman" w:cs="Times New Roman"/>
-                <w:noProof/>
-              </w:rPr>
               <w:t>3</w:t>
-            </w:r>
-            <w:r>
-              <w:rPr>
-                <w:rFonts w:ascii="Times New Roman" w:hAnsi="Times New Roman" w:cs="Times New Roman"/>
-                <w:noProof/>
-              </w:rPr>
               <w:fldChar w:fldCharType="end"/>
             </w:r>
           </w:hyperlink>
@@ -2031,62 +1131,18 @@
                 <w:rFonts w:ascii="Times New Roman" w:hAnsi="Times New Roman" w:cs="Times New Roman"/>
                 <w:noProof/>
               </w:rPr>
-              <w:t>3.4</w:t>
-            </w:r>
-            <w:r>
-              <w:rPr>
-                <w:rStyle w:val="a5"/>
+              <w:t>3.4　深度強化學習於資源排程</w:t>
+            </w:r>
+            <w:r>
+              <w:rPr>
                 <w:rFonts w:ascii="Times New Roman" w:hAnsi="Times New Roman" w:cs="Times New Roman"/>
                 <w:noProof/>
               </w:rPr>
-              <w:t xml:space="preserve">　深度強化學習於資源排程</w:t>
-            </w:r>
-            <w:r>
-              <w:rPr>
-                <w:rFonts w:ascii="Times New Roman" w:hAnsi="Times New Roman" w:cs="Times New Roman"/>
-                <w:noProof/>
-              </w:rPr>
               <w:tab/>
-            </w:r>
-            <w:r>
-              <w:rPr>
-                <w:rFonts w:ascii="Times New Roman" w:hAnsi="Times New Roman" w:cs="Times New Roman"/>
-                <w:noProof/>
-              </w:rPr>
               <w:fldChar w:fldCharType="begin"/>
-            </w:r>
-            <w:r>
-              <w:rPr>
-                <w:rFonts w:ascii="Times New Roman" w:hAnsi="Times New Roman" w:cs="Times New Roman"/>
-                <w:noProof/>
-              </w:rPr>
               <w:instrText xml:space="preserve"> PAGEREF _Toc231559542 \h </w:instrText>
-            </w:r>
-            <w:r>
-              <w:rPr>
-                <w:rFonts w:ascii="Times New Roman" w:hAnsi="Times New Roman" w:cs="Times New Roman"/>
-                <w:noProof/>
-              </w:rPr>
-            </w:r>
-            <w:r>
-              <w:rPr>
-                <w:rFonts w:ascii="Times New Roman" w:hAnsi="Times New Roman" w:cs="Times New Roman"/>
-                <w:noProof/>
-              </w:rPr>
               <w:fldChar w:fldCharType="separate"/>
-            </w:r>
-            <w:r>
-              <w:rPr>
-                <w:rFonts w:ascii="Times New Roman" w:hAnsi="Times New Roman" w:cs="Times New Roman"/>
-                <w:noProof/>
-              </w:rPr>
               <w:t>3</w:t>
-            </w:r>
-            <w:r>
-              <w:rPr>
-                <w:rFonts w:ascii="Times New Roman" w:hAnsi="Times New Roman" w:cs="Times New Roman"/>
-                <w:noProof/>
-              </w:rPr>
               <w:fldChar w:fldCharType="end"/>
             </w:r>
           </w:hyperlink>
@@ -2117,46 +1173,10 @@
                 <w:noProof/>
               </w:rPr>
               <w:tab/>
-            </w:r>
-            <w:r>
-              <w:rPr>
-                <w:rFonts w:ascii="Times New Roman" w:hAnsi="Times New Roman" w:cs="Times New Roman"/>
-                <w:noProof/>
-              </w:rPr>
               <w:fldChar w:fldCharType="begin"/>
-            </w:r>
-            <w:r>
-              <w:rPr>
-                <w:rFonts w:ascii="Times New Roman" w:hAnsi="Times New Roman" w:cs="Times New Roman"/>
-                <w:noProof/>
-              </w:rPr>
               <w:instrText xml:space="preserve"> PAGEREF _Toc231559543 \h </w:instrText>
-            </w:r>
-            <w:r>
-              <w:rPr>
-                <w:rFonts w:ascii="Times New Roman" w:hAnsi="Times New Roman" w:cs="Times New Roman"/>
-                <w:noProof/>
-              </w:rPr>
-            </w:r>
-            <w:r>
-              <w:rPr>
-                <w:rFonts w:ascii="Times New Roman" w:hAnsi="Times New Roman" w:cs="Times New Roman"/>
-                <w:noProof/>
-              </w:rPr>
               <w:fldChar w:fldCharType="separate"/>
-            </w:r>
-            <w:r>
-              <w:rPr>
-                <w:rFonts w:ascii="Times New Roman" w:hAnsi="Times New Roman" w:cs="Times New Roman"/>
-                <w:noProof/>
-              </w:rPr>
               <w:t>4</w:t>
-            </w:r>
-            <w:r>
-              <w:rPr>
-                <w:rFonts w:ascii="Times New Roman" w:hAnsi="Times New Roman" w:cs="Times New Roman"/>
-                <w:noProof/>
-              </w:rPr>
               <w:fldChar w:fldCharType="end"/>
             </w:r>
           </w:hyperlink>
@@ -2179,62 +1199,18 @@
                 <w:rFonts w:ascii="Times New Roman" w:hAnsi="Times New Roman" w:cs="Times New Roman"/>
                 <w:noProof/>
               </w:rPr>
-              <w:t>4.1</w:t>
-            </w:r>
-            <w:r>
-              <w:rPr>
-                <w:rStyle w:val="a5"/>
+              <w:t>4.1　系統整體架構</w:t>
+            </w:r>
+            <w:r>
+              <w:rPr>
                 <w:rFonts w:ascii="Times New Roman" w:hAnsi="Times New Roman" w:cs="Times New Roman"/>
                 <w:noProof/>
               </w:rPr>
-              <w:t xml:space="preserve">　系統整體架構</w:t>
-            </w:r>
-            <w:r>
-              <w:rPr>
-                <w:rFonts w:ascii="Times New Roman" w:hAnsi="Times New Roman" w:cs="Times New Roman"/>
-                <w:noProof/>
-              </w:rPr>
               <w:tab/>
-            </w:r>
-            <w:r>
-              <w:rPr>
-                <w:rFonts w:ascii="Times New Roman" w:hAnsi="Times New Roman" w:cs="Times New Roman"/>
-                <w:noProof/>
-              </w:rPr>
               <w:fldChar w:fldCharType="begin"/>
-            </w:r>
-            <w:r>
-              <w:rPr>
-                <w:rFonts w:ascii="Times New Roman" w:hAnsi="Times New Roman" w:cs="Times New Roman"/>
-                <w:noProof/>
-              </w:rPr>
               <w:instrText xml:space="preserve"> PAGEREF _Toc231559544 \h </w:instrText>
-            </w:r>
-            <w:r>
-              <w:rPr>
-                <w:rFonts w:ascii="Times New Roman" w:hAnsi="Times New Roman" w:cs="Times New Roman"/>
-                <w:noProof/>
-              </w:rPr>
-            </w:r>
-            <w:r>
-              <w:rPr>
-                <w:rFonts w:ascii="Times New Roman" w:hAnsi="Times New Roman" w:cs="Times New Roman"/>
-                <w:noProof/>
-              </w:rPr>
               <w:fldChar w:fldCharType="separate"/>
-            </w:r>
-            <w:r>
-              <w:rPr>
-                <w:rFonts w:ascii="Times New Roman" w:hAnsi="Times New Roman" w:cs="Times New Roman"/>
-                <w:noProof/>
-              </w:rPr>
               <w:t>4</w:t>
-            </w:r>
-            <w:r>
-              <w:rPr>
-                <w:rFonts w:ascii="Times New Roman" w:hAnsi="Times New Roman" w:cs="Times New Roman"/>
-                <w:noProof/>
-              </w:rPr>
               <w:fldChar w:fldCharType="end"/>
             </w:r>
           </w:hyperlink>
@@ -2257,62 +1233,18 @@
                 <w:rFonts w:ascii="Times New Roman" w:hAnsi="Times New Roman" w:cs="Times New Roman"/>
                 <w:noProof/>
               </w:rPr>
-              <w:t>4.2</w:t>
-            </w:r>
-            <w:r>
-              <w:rPr>
-                <w:rStyle w:val="a5"/>
+              <w:t>4.2　排程與資源分配流程</w:t>
+            </w:r>
+            <w:r>
+              <w:rPr>
                 <w:rFonts w:ascii="Times New Roman" w:hAnsi="Times New Roman" w:cs="Times New Roman"/>
                 <w:noProof/>
               </w:rPr>
-              <w:t xml:space="preserve">　排程與資源分配流程</w:t>
-            </w:r>
-            <w:r>
-              <w:rPr>
-                <w:rFonts w:ascii="Times New Roman" w:hAnsi="Times New Roman" w:cs="Times New Roman"/>
-                <w:noProof/>
-              </w:rPr>
               <w:tab/>
-            </w:r>
-            <w:r>
-              <w:rPr>
-                <w:rFonts w:ascii="Times New Roman" w:hAnsi="Times New Roman" w:cs="Times New Roman"/>
-                <w:noProof/>
-              </w:rPr>
               <w:fldChar w:fldCharType="begin"/>
-            </w:r>
-            <w:r>
-              <w:rPr>
-                <w:rFonts w:ascii="Times New Roman" w:hAnsi="Times New Roman" w:cs="Times New Roman"/>
-                <w:noProof/>
-              </w:rPr>
               <w:instrText xml:space="preserve"> PAGEREF _Toc231559545 \h </w:instrText>
-            </w:r>
-            <w:r>
-              <w:rPr>
-                <w:rFonts w:ascii="Times New Roman" w:hAnsi="Times New Roman" w:cs="Times New Roman"/>
-                <w:noProof/>
-              </w:rPr>
-            </w:r>
-            <w:r>
-              <w:rPr>
-                <w:rFonts w:ascii="Times New Roman" w:hAnsi="Times New Roman" w:cs="Times New Roman"/>
-                <w:noProof/>
-              </w:rPr>
               <w:fldChar w:fldCharType="separate"/>
-            </w:r>
-            <w:r>
-              <w:rPr>
-                <w:rFonts w:ascii="Times New Roman" w:hAnsi="Times New Roman" w:cs="Times New Roman"/>
-                <w:noProof/>
-              </w:rPr>
               <w:t>4</w:t>
-            </w:r>
-            <w:r>
-              <w:rPr>
-                <w:rFonts w:ascii="Times New Roman" w:hAnsi="Times New Roman" w:cs="Times New Roman"/>
-                <w:noProof/>
-              </w:rPr>
               <w:fldChar w:fldCharType="end"/>
             </w:r>
           </w:hyperlink>
@@ -2335,62 +1267,18 @@
                 <w:rFonts w:ascii="Times New Roman" w:hAnsi="Times New Roman" w:cs="Times New Roman"/>
                 <w:noProof/>
               </w:rPr>
-              <w:t>4.2.1</w:t>
-            </w:r>
-            <w:r>
-              <w:rPr>
-                <w:rStyle w:val="a5"/>
+              <w:t>4.2.1　基本排程規則</w:t>
+            </w:r>
+            <w:r>
+              <w:rPr>
                 <w:rFonts w:ascii="Times New Roman" w:hAnsi="Times New Roman" w:cs="Times New Roman"/>
                 <w:noProof/>
               </w:rPr>
-              <w:t xml:space="preserve">　基本排程規則</w:t>
-            </w:r>
-            <w:r>
-              <w:rPr>
-                <w:rFonts w:ascii="Times New Roman" w:hAnsi="Times New Roman" w:cs="Times New Roman"/>
-                <w:noProof/>
-              </w:rPr>
               <w:tab/>
-            </w:r>
-            <w:r>
-              <w:rPr>
-                <w:rFonts w:ascii="Times New Roman" w:hAnsi="Times New Roman" w:cs="Times New Roman"/>
-                <w:noProof/>
-              </w:rPr>
               <w:fldChar w:fldCharType="begin"/>
-            </w:r>
-            <w:r>
-              <w:rPr>
-                <w:rFonts w:ascii="Times New Roman" w:hAnsi="Times New Roman" w:cs="Times New Roman"/>
-                <w:noProof/>
-              </w:rPr>
               <w:instrText xml:space="preserve"> PAGEREF _Toc231559546 \h </w:instrText>
-            </w:r>
-            <w:r>
-              <w:rPr>
-                <w:rFonts w:ascii="Times New Roman" w:hAnsi="Times New Roman" w:cs="Times New Roman"/>
-                <w:noProof/>
-              </w:rPr>
-            </w:r>
-            <w:r>
-              <w:rPr>
-                <w:rFonts w:ascii="Times New Roman" w:hAnsi="Times New Roman" w:cs="Times New Roman"/>
-                <w:noProof/>
-              </w:rPr>
               <w:fldChar w:fldCharType="separate"/>
-            </w:r>
-            <w:r>
-              <w:rPr>
-                <w:rFonts w:ascii="Times New Roman" w:hAnsi="Times New Roman" w:cs="Times New Roman"/>
-                <w:noProof/>
-              </w:rPr>
               <w:t>4</w:t>
-            </w:r>
-            <w:r>
-              <w:rPr>
-                <w:rFonts w:ascii="Times New Roman" w:hAnsi="Times New Roman" w:cs="Times New Roman"/>
-                <w:noProof/>
-              </w:rPr>
               <w:fldChar w:fldCharType="end"/>
             </w:r>
           </w:hyperlink>
@@ -2413,62 +1301,18 @@
                 <w:rFonts w:ascii="Times New Roman" w:hAnsi="Times New Roman" w:cs="Times New Roman"/>
                 <w:noProof/>
               </w:rPr>
-              <w:t>4.2.2</w:t>
-            </w:r>
-            <w:r>
-              <w:rPr>
-                <w:rStyle w:val="a5"/>
+              <w:t>4.2.2　智慧決策模型</w:t>
+            </w:r>
+            <w:r>
+              <w:rPr>
                 <w:rFonts w:ascii="Times New Roman" w:hAnsi="Times New Roman" w:cs="Times New Roman"/>
                 <w:noProof/>
               </w:rPr>
-              <w:t xml:space="preserve">　智慧決策模型</w:t>
-            </w:r>
-            <w:r>
-              <w:rPr>
-                <w:rFonts w:ascii="Times New Roman" w:hAnsi="Times New Roman" w:cs="Times New Roman"/>
-                <w:noProof/>
-              </w:rPr>
               <w:tab/>
-            </w:r>
-            <w:r>
-              <w:rPr>
-                <w:rFonts w:ascii="Times New Roman" w:hAnsi="Times New Roman" w:cs="Times New Roman"/>
-                <w:noProof/>
-              </w:rPr>
               <w:fldChar w:fldCharType="begin"/>
-            </w:r>
-            <w:r>
-              <w:rPr>
-                <w:rFonts w:ascii="Times New Roman" w:hAnsi="Times New Roman" w:cs="Times New Roman"/>
-                <w:noProof/>
-              </w:rPr>
               <w:instrText xml:space="preserve"> PAGEREF _Toc231559547 \h </w:instrText>
-            </w:r>
-            <w:r>
-              <w:rPr>
-                <w:rFonts w:ascii="Times New Roman" w:hAnsi="Times New Roman" w:cs="Times New Roman"/>
-                <w:noProof/>
-              </w:rPr>
-            </w:r>
-            <w:r>
-              <w:rPr>
-                <w:rFonts w:ascii="Times New Roman" w:hAnsi="Times New Roman" w:cs="Times New Roman"/>
-                <w:noProof/>
-              </w:rPr>
               <w:fldChar w:fldCharType="separate"/>
-            </w:r>
-            <w:r>
-              <w:rPr>
-                <w:rFonts w:ascii="Times New Roman" w:hAnsi="Times New Roman" w:cs="Times New Roman"/>
-                <w:noProof/>
-              </w:rPr>
               <w:t>5</w:t>
-            </w:r>
-            <w:r>
-              <w:rPr>
-                <w:rFonts w:ascii="Times New Roman" w:hAnsi="Times New Roman" w:cs="Times New Roman"/>
-                <w:noProof/>
-              </w:rPr>
               <w:fldChar w:fldCharType="end"/>
             </w:r>
           </w:hyperlink>
@@ -2491,62 +1335,18 @@
                 <w:rFonts w:ascii="Times New Roman" w:hAnsi="Times New Roman" w:cs="Times New Roman"/>
                 <w:noProof/>
               </w:rPr>
-              <w:t>4.2.3</w:t>
-            </w:r>
-            <w:r>
-              <w:rPr>
-                <w:rStyle w:val="a5"/>
+              <w:t>4.2.3　指定資源配置機制</w:t>
+            </w:r>
+            <w:r>
+              <w:rPr>
                 <w:rFonts w:ascii="Times New Roman" w:hAnsi="Times New Roman" w:cs="Times New Roman"/>
                 <w:noProof/>
               </w:rPr>
-              <w:t xml:space="preserve">　指定資源配置機制</w:t>
-            </w:r>
-            <w:r>
-              <w:rPr>
-                <w:rFonts w:ascii="Times New Roman" w:hAnsi="Times New Roman" w:cs="Times New Roman"/>
-                <w:noProof/>
-              </w:rPr>
               <w:tab/>
-            </w:r>
-            <w:r>
-              <w:rPr>
-                <w:rFonts w:ascii="Times New Roman" w:hAnsi="Times New Roman" w:cs="Times New Roman"/>
-                <w:noProof/>
-              </w:rPr>
               <w:fldChar w:fldCharType="begin"/>
-            </w:r>
-            <w:r>
-              <w:rPr>
-                <w:rFonts w:ascii="Times New Roman" w:hAnsi="Times New Roman" w:cs="Times New Roman"/>
-                <w:noProof/>
-              </w:rPr>
               <w:instrText xml:space="preserve"> PAGEREF _Toc231559548 \h </w:instrText>
-            </w:r>
-            <w:r>
-              <w:rPr>
-                <w:rFonts w:ascii="Times New Roman" w:hAnsi="Times New Roman" w:cs="Times New Roman"/>
-                <w:noProof/>
-              </w:rPr>
-            </w:r>
-            <w:r>
-              <w:rPr>
-                <w:rFonts w:ascii="Times New Roman" w:hAnsi="Times New Roman" w:cs="Times New Roman"/>
-                <w:noProof/>
-              </w:rPr>
               <w:fldChar w:fldCharType="separate"/>
-            </w:r>
-            <w:r>
-              <w:rPr>
-                <w:rFonts w:ascii="Times New Roman" w:hAnsi="Times New Roman" w:cs="Times New Roman"/>
-                <w:noProof/>
-              </w:rPr>
               <w:t>5</w:t>
-            </w:r>
-            <w:r>
-              <w:rPr>
-                <w:rFonts w:ascii="Times New Roman" w:hAnsi="Times New Roman" w:cs="Times New Roman"/>
-                <w:noProof/>
-              </w:rPr>
               <w:fldChar w:fldCharType="end"/>
             </w:r>
           </w:hyperlink>
@@ -2569,78 +1369,18 @@
                 <w:rFonts w:ascii="Times New Roman" w:hAnsi="Times New Roman" w:cs="Times New Roman"/>
                 <w:noProof/>
               </w:rPr>
-              <w:t>4.3</w:t>
-            </w:r>
-            <w:r>
-              <w:rPr>
-                <w:rStyle w:val="a5"/>
+              <w:t>4.3　GPU 資源共享方法</w:t>
+            </w:r>
+            <w:r>
+              <w:rPr>
                 <w:rFonts w:ascii="Times New Roman" w:hAnsi="Times New Roman" w:cs="Times New Roman"/>
                 <w:noProof/>
               </w:rPr>
-              <w:t xml:space="preserve">　</w:t>
-            </w:r>
-            <w:r>
-              <w:rPr>
-                <w:rStyle w:val="a5"/>
-                <w:rFonts w:ascii="Times New Roman" w:hAnsi="Times New Roman" w:cs="Times New Roman"/>
-                <w:noProof/>
-              </w:rPr>
-              <w:t xml:space="preserve">GPU </w:t>
-            </w:r>
-            <w:r>
-              <w:rPr>
-                <w:rStyle w:val="a5"/>
-                <w:rFonts w:ascii="Times New Roman" w:hAnsi="Times New Roman" w:cs="Times New Roman"/>
-                <w:noProof/>
-              </w:rPr>
-              <w:t>資源共享方法</w:t>
-            </w:r>
-            <w:r>
-              <w:rPr>
-                <w:rFonts w:ascii="Times New Roman" w:hAnsi="Times New Roman" w:cs="Times New Roman"/>
-                <w:noProof/>
-              </w:rPr>
               <w:tab/>
-            </w:r>
-            <w:r>
-              <w:rPr>
-                <w:rFonts w:ascii="Times New Roman" w:hAnsi="Times New Roman" w:cs="Times New Roman"/>
-                <w:noProof/>
-              </w:rPr>
               <w:fldChar w:fldCharType="begin"/>
-            </w:r>
-            <w:r>
-              <w:rPr>
-                <w:rFonts w:ascii="Times New Roman" w:hAnsi="Times New Roman" w:cs="Times New Roman"/>
-                <w:noProof/>
-              </w:rPr>
               <w:instrText xml:space="preserve"> PAGEREF _Toc231559549 \h </w:instrText>
-            </w:r>
-            <w:r>
-              <w:rPr>
-                <w:rFonts w:ascii="Times New Roman" w:hAnsi="Times New Roman" w:cs="Times New Roman"/>
-                <w:noProof/>
-              </w:rPr>
-            </w:r>
-            <w:r>
-              <w:rPr>
-                <w:rFonts w:ascii="Times New Roman" w:hAnsi="Times New Roman" w:cs="Times New Roman"/>
-                <w:noProof/>
-              </w:rPr>
               <w:fldChar w:fldCharType="separate"/>
-            </w:r>
-            <w:r>
-              <w:rPr>
-                <w:rFonts w:ascii="Times New Roman" w:hAnsi="Times New Roman" w:cs="Times New Roman"/>
-                <w:noProof/>
-              </w:rPr>
               <w:t>5</w:t>
-            </w:r>
-            <w:r>
-              <w:rPr>
-                <w:rFonts w:ascii="Times New Roman" w:hAnsi="Times New Roman" w:cs="Times New Roman"/>
-                <w:noProof/>
-              </w:rPr>
               <w:fldChar w:fldCharType="end"/>
             </w:r>
           </w:hyperlink>
@@ -2663,62 +1403,18 @@
                 <w:rFonts w:ascii="Times New Roman" w:hAnsi="Times New Roman" w:cs="Times New Roman"/>
                 <w:noProof/>
               </w:rPr>
-              <w:t>4.4</w:t>
-            </w:r>
-            <w:r>
-              <w:rPr>
-                <w:rStyle w:val="a5"/>
+              <w:t>4.4　模型訓練與評估方法</w:t>
+            </w:r>
+            <w:r>
+              <w:rPr>
                 <w:rFonts w:ascii="Times New Roman" w:hAnsi="Times New Roman" w:cs="Times New Roman"/>
                 <w:noProof/>
               </w:rPr>
-              <w:t xml:space="preserve">　模型訓練與評估方法</w:t>
-            </w:r>
-            <w:r>
-              <w:rPr>
-                <w:rFonts w:ascii="Times New Roman" w:hAnsi="Times New Roman" w:cs="Times New Roman"/>
-                <w:noProof/>
-              </w:rPr>
               <w:tab/>
-            </w:r>
-            <w:r>
-              <w:rPr>
-                <w:rFonts w:ascii="Times New Roman" w:hAnsi="Times New Roman" w:cs="Times New Roman"/>
-                <w:noProof/>
-              </w:rPr>
               <w:fldChar w:fldCharType="begin"/>
-            </w:r>
-            <w:r>
-              <w:rPr>
-                <w:rFonts w:ascii="Times New Roman" w:hAnsi="Times New Roman" w:cs="Times New Roman"/>
-                <w:noProof/>
-              </w:rPr>
               <w:instrText xml:space="preserve"> PAGEREF _Toc231559550 \h </w:instrText>
-            </w:r>
-            <w:r>
-              <w:rPr>
-                <w:rFonts w:ascii="Times New Roman" w:hAnsi="Times New Roman" w:cs="Times New Roman"/>
-                <w:noProof/>
-              </w:rPr>
-            </w:r>
-            <w:r>
-              <w:rPr>
-                <w:rFonts w:ascii="Times New Roman" w:hAnsi="Times New Roman" w:cs="Times New Roman"/>
-                <w:noProof/>
-              </w:rPr>
               <w:fldChar w:fldCharType="separate"/>
-            </w:r>
-            <w:r>
-              <w:rPr>
-                <w:rFonts w:ascii="Times New Roman" w:hAnsi="Times New Roman" w:cs="Times New Roman"/>
-                <w:noProof/>
-              </w:rPr>
               <w:t>5</w:t>
-            </w:r>
-            <w:r>
-              <w:rPr>
-                <w:rFonts w:ascii="Times New Roman" w:hAnsi="Times New Roman" w:cs="Times New Roman"/>
-                <w:noProof/>
-              </w:rPr>
               <w:fldChar w:fldCharType="end"/>
             </w:r>
           </w:hyperlink>
@@ -2749,46 +1445,10 @@
                 <w:noProof/>
               </w:rPr>
               <w:tab/>
-            </w:r>
-            <w:r>
-              <w:rPr>
-                <w:rFonts w:ascii="Times New Roman" w:hAnsi="Times New Roman" w:cs="Times New Roman"/>
-                <w:noProof/>
-              </w:rPr>
               <w:fldChar w:fldCharType="begin"/>
-            </w:r>
-            <w:r>
-              <w:rPr>
-                <w:rFonts w:ascii="Times New Roman" w:hAnsi="Times New Roman" w:cs="Times New Roman"/>
-                <w:noProof/>
-              </w:rPr>
               <w:instrText xml:space="preserve"> PAGEREF _Toc231559551 \h </w:instrText>
-            </w:r>
-            <w:r>
-              <w:rPr>
-                <w:rFonts w:ascii="Times New Roman" w:hAnsi="Times New Roman" w:cs="Times New Roman"/>
-                <w:noProof/>
-              </w:rPr>
-            </w:r>
-            <w:r>
-              <w:rPr>
-                <w:rFonts w:ascii="Times New Roman" w:hAnsi="Times New Roman" w:cs="Times New Roman"/>
-                <w:noProof/>
-              </w:rPr>
               <w:fldChar w:fldCharType="separate"/>
-            </w:r>
-            <w:r>
-              <w:rPr>
-                <w:rFonts w:ascii="Times New Roman" w:hAnsi="Times New Roman" w:cs="Times New Roman"/>
-                <w:noProof/>
-              </w:rPr>
               <w:t>7</w:t>
-            </w:r>
-            <w:r>
-              <w:rPr>
-                <w:rFonts w:ascii="Times New Roman" w:hAnsi="Times New Roman" w:cs="Times New Roman"/>
-                <w:noProof/>
-              </w:rPr>
               <w:fldChar w:fldCharType="end"/>
             </w:r>
           </w:hyperlink>
@@ -2811,62 +1471,18 @@
                 <w:rFonts w:ascii="Times New Roman" w:hAnsi="Times New Roman" w:cs="Times New Roman"/>
                 <w:noProof/>
               </w:rPr>
-              <w:t>5.1</w:t>
-            </w:r>
-            <w:r>
-              <w:rPr>
-                <w:rStyle w:val="a5"/>
+              <w:t>5.1　目前完成項目</w:t>
+            </w:r>
+            <w:r>
+              <w:rPr>
                 <w:rFonts w:ascii="Times New Roman" w:hAnsi="Times New Roman" w:cs="Times New Roman"/>
                 <w:noProof/>
               </w:rPr>
-              <w:t xml:space="preserve">　目前完成項目</w:t>
-            </w:r>
-            <w:r>
-              <w:rPr>
-                <w:rFonts w:ascii="Times New Roman" w:hAnsi="Times New Roman" w:cs="Times New Roman"/>
-                <w:noProof/>
-              </w:rPr>
               <w:tab/>
-            </w:r>
-            <w:r>
-              <w:rPr>
-                <w:rFonts w:ascii="Times New Roman" w:hAnsi="Times New Roman" w:cs="Times New Roman"/>
-                <w:noProof/>
-              </w:rPr>
               <w:fldChar w:fldCharType="begin"/>
-            </w:r>
-            <w:r>
-              <w:rPr>
-                <w:rFonts w:ascii="Times New Roman" w:hAnsi="Times New Roman" w:cs="Times New Roman"/>
-                <w:noProof/>
-              </w:rPr>
               <w:instrText xml:space="preserve"> PAGEREF _Toc231559552 \h </w:instrText>
-            </w:r>
-            <w:r>
-              <w:rPr>
-                <w:rFonts w:ascii="Times New Roman" w:hAnsi="Times New Roman" w:cs="Times New Roman"/>
-                <w:noProof/>
-              </w:rPr>
-            </w:r>
-            <w:r>
-              <w:rPr>
-                <w:rFonts w:ascii="Times New Roman" w:hAnsi="Times New Roman" w:cs="Times New Roman"/>
-                <w:noProof/>
-              </w:rPr>
               <w:fldChar w:fldCharType="separate"/>
-            </w:r>
-            <w:r>
-              <w:rPr>
-                <w:rFonts w:ascii="Times New Roman" w:hAnsi="Times New Roman" w:cs="Times New Roman"/>
-                <w:noProof/>
-              </w:rPr>
               <w:t>7</w:t>
-            </w:r>
-            <w:r>
-              <w:rPr>
-                <w:rFonts w:ascii="Times New Roman" w:hAnsi="Times New Roman" w:cs="Times New Roman"/>
-                <w:noProof/>
-              </w:rPr>
               <w:fldChar w:fldCharType="end"/>
             </w:r>
           </w:hyperlink>
@@ -2889,62 +1505,18 @@
                 <w:rFonts w:ascii="Times New Roman" w:hAnsi="Times New Roman" w:cs="Times New Roman"/>
                 <w:noProof/>
               </w:rPr>
-              <w:t>5.1.1</w:t>
-            </w:r>
-            <w:r>
-              <w:rPr>
-                <w:rStyle w:val="a5"/>
+              <w:t>5.1.1　平台建置與操作流程</w:t>
+            </w:r>
+            <w:r>
+              <w:rPr>
                 <w:rFonts w:ascii="Times New Roman" w:hAnsi="Times New Roman" w:cs="Times New Roman"/>
                 <w:noProof/>
               </w:rPr>
-              <w:t xml:space="preserve">　平台建置與操作流程</w:t>
-            </w:r>
-            <w:r>
-              <w:rPr>
-                <w:rFonts w:ascii="Times New Roman" w:hAnsi="Times New Roman" w:cs="Times New Roman"/>
-                <w:noProof/>
-              </w:rPr>
               <w:tab/>
-            </w:r>
-            <w:r>
-              <w:rPr>
-                <w:rFonts w:ascii="Times New Roman" w:hAnsi="Times New Roman" w:cs="Times New Roman"/>
-                <w:noProof/>
-              </w:rPr>
               <w:fldChar w:fldCharType="begin"/>
-            </w:r>
-            <w:r>
-              <w:rPr>
-                <w:rFonts w:ascii="Times New Roman" w:hAnsi="Times New Roman" w:cs="Times New Roman"/>
-                <w:noProof/>
-              </w:rPr>
               <w:instrText xml:space="preserve"> PAGEREF _Toc231559553 \h </w:instrText>
-            </w:r>
-            <w:r>
-              <w:rPr>
-                <w:rFonts w:ascii="Times New Roman" w:hAnsi="Times New Roman" w:cs="Times New Roman"/>
-                <w:noProof/>
-              </w:rPr>
-            </w:r>
-            <w:r>
-              <w:rPr>
-                <w:rFonts w:ascii="Times New Roman" w:hAnsi="Times New Roman" w:cs="Times New Roman"/>
-                <w:noProof/>
-              </w:rPr>
               <w:fldChar w:fldCharType="separate"/>
-            </w:r>
-            <w:r>
-              <w:rPr>
-                <w:rFonts w:ascii="Times New Roman" w:hAnsi="Times New Roman" w:cs="Times New Roman"/>
-                <w:noProof/>
-              </w:rPr>
               <w:t>7</w:t>
-            </w:r>
-            <w:r>
-              <w:rPr>
-                <w:rFonts w:ascii="Times New Roman" w:hAnsi="Times New Roman" w:cs="Times New Roman"/>
-                <w:noProof/>
-              </w:rPr>
               <w:fldChar w:fldCharType="end"/>
             </w:r>
           </w:hyperlink>
@@ -2967,62 +1539,18 @@
                 <w:rFonts w:ascii="Times New Roman" w:hAnsi="Times New Roman" w:cs="Times New Roman"/>
                 <w:noProof/>
               </w:rPr>
-              <w:t>5.1.2</w:t>
-            </w:r>
-            <w:r>
-              <w:rPr>
-                <w:rStyle w:val="a5"/>
+              <w:t>5.1.2　智慧排程已可在真實系統中運作</w:t>
+            </w:r>
+            <w:r>
+              <w:rPr>
                 <w:rFonts w:ascii="Times New Roman" w:hAnsi="Times New Roman" w:cs="Times New Roman"/>
                 <w:noProof/>
               </w:rPr>
-              <w:t xml:space="preserve">　智慧排程已可在真實系統中運作</w:t>
-            </w:r>
-            <w:r>
-              <w:rPr>
-                <w:rFonts w:ascii="Times New Roman" w:hAnsi="Times New Roman" w:cs="Times New Roman"/>
-                <w:noProof/>
-              </w:rPr>
               <w:tab/>
-            </w:r>
-            <w:r>
-              <w:rPr>
-                <w:rFonts w:ascii="Times New Roman" w:hAnsi="Times New Roman" w:cs="Times New Roman"/>
-                <w:noProof/>
-              </w:rPr>
               <w:fldChar w:fldCharType="begin"/>
-            </w:r>
-            <w:r>
-              <w:rPr>
-                <w:rFonts w:ascii="Times New Roman" w:hAnsi="Times New Roman" w:cs="Times New Roman"/>
-                <w:noProof/>
-              </w:rPr>
               <w:instrText xml:space="preserve"> PAGEREF _Toc231559554 \h </w:instrText>
-            </w:r>
-            <w:r>
-              <w:rPr>
-                <w:rFonts w:ascii="Times New Roman" w:hAnsi="Times New Roman" w:cs="Times New Roman"/>
-                <w:noProof/>
-              </w:rPr>
-            </w:r>
-            <w:r>
-              <w:rPr>
-                <w:rFonts w:ascii="Times New Roman" w:hAnsi="Times New Roman" w:cs="Times New Roman"/>
-                <w:noProof/>
-              </w:rPr>
               <w:fldChar w:fldCharType="separate"/>
-            </w:r>
-            <w:r>
-              <w:rPr>
-                <w:rFonts w:ascii="Times New Roman" w:hAnsi="Times New Roman" w:cs="Times New Roman"/>
-                <w:noProof/>
-              </w:rPr>
               <w:t>7</w:t>
-            </w:r>
-            <w:r>
-              <w:rPr>
-                <w:rFonts w:ascii="Times New Roman" w:hAnsi="Times New Roman" w:cs="Times New Roman"/>
-                <w:noProof/>
-              </w:rPr>
               <w:fldChar w:fldCharType="end"/>
             </w:r>
           </w:hyperlink>
@@ -3045,62 +1573,18 @@
                 <w:rFonts w:ascii="Times New Roman" w:hAnsi="Times New Roman" w:cs="Times New Roman"/>
                 <w:noProof/>
               </w:rPr>
-              <w:t>5.1.3</w:t>
-            </w:r>
-            <w:r>
-              <w:rPr>
-                <w:rStyle w:val="a5"/>
+              <w:t>5.1.3　模型已可初步參與資源放置</w:t>
+            </w:r>
+            <w:r>
+              <w:rPr>
                 <w:rFonts w:ascii="Times New Roman" w:hAnsi="Times New Roman" w:cs="Times New Roman"/>
                 <w:noProof/>
               </w:rPr>
-              <w:t xml:space="preserve">　模型已可初步參與資源放置</w:t>
-            </w:r>
-            <w:r>
-              <w:rPr>
-                <w:rFonts w:ascii="Times New Roman" w:hAnsi="Times New Roman" w:cs="Times New Roman"/>
-                <w:noProof/>
-              </w:rPr>
               <w:tab/>
-            </w:r>
-            <w:r>
-              <w:rPr>
-                <w:rFonts w:ascii="Times New Roman" w:hAnsi="Times New Roman" w:cs="Times New Roman"/>
-                <w:noProof/>
-              </w:rPr>
               <w:fldChar w:fldCharType="begin"/>
-            </w:r>
-            <w:r>
-              <w:rPr>
-                <w:rFonts w:ascii="Times New Roman" w:hAnsi="Times New Roman" w:cs="Times New Roman"/>
-                <w:noProof/>
-              </w:rPr>
               <w:instrText xml:space="preserve"> PAGEREF _Toc231559555 \h </w:instrText>
-            </w:r>
-            <w:r>
-              <w:rPr>
-                <w:rFonts w:ascii="Times New Roman" w:hAnsi="Times New Roman" w:cs="Times New Roman"/>
-                <w:noProof/>
-              </w:rPr>
-            </w:r>
-            <w:r>
-              <w:rPr>
-                <w:rFonts w:ascii="Times New Roman" w:hAnsi="Times New Roman" w:cs="Times New Roman"/>
-                <w:noProof/>
-              </w:rPr>
               <w:fldChar w:fldCharType="separate"/>
-            </w:r>
-            <w:r>
-              <w:rPr>
-                <w:rFonts w:ascii="Times New Roman" w:hAnsi="Times New Roman" w:cs="Times New Roman"/>
-                <w:noProof/>
-              </w:rPr>
               <w:t>7</w:t>
-            </w:r>
-            <w:r>
-              <w:rPr>
-                <w:rFonts w:ascii="Times New Roman" w:hAnsi="Times New Roman" w:cs="Times New Roman"/>
-                <w:noProof/>
-              </w:rPr>
               <w:fldChar w:fldCharType="end"/>
             </w:r>
           </w:hyperlink>
@@ -3123,62 +1607,18 @@
                 <w:rFonts w:ascii="Times New Roman" w:hAnsi="Times New Roman" w:cs="Times New Roman"/>
                 <w:noProof/>
               </w:rPr>
-              <w:t>5.1.4</w:t>
-            </w:r>
-            <w:r>
-              <w:rPr>
-                <w:rStyle w:val="a5"/>
+              <w:t>5.1.4　監控與展示介面</w:t>
+            </w:r>
+            <w:r>
+              <w:rPr>
                 <w:rFonts w:ascii="Times New Roman" w:hAnsi="Times New Roman" w:cs="Times New Roman"/>
                 <w:noProof/>
               </w:rPr>
-              <w:t xml:space="preserve">　監控與展示介面</w:t>
-            </w:r>
-            <w:r>
-              <w:rPr>
-                <w:rFonts w:ascii="Times New Roman" w:hAnsi="Times New Roman" w:cs="Times New Roman"/>
-                <w:noProof/>
-              </w:rPr>
               <w:tab/>
-            </w:r>
-            <w:r>
-              <w:rPr>
-                <w:rFonts w:ascii="Times New Roman" w:hAnsi="Times New Roman" w:cs="Times New Roman"/>
-                <w:noProof/>
-              </w:rPr>
               <w:fldChar w:fldCharType="begin"/>
-            </w:r>
-            <w:r>
-              <w:rPr>
-                <w:rFonts w:ascii="Times New Roman" w:hAnsi="Times New Roman" w:cs="Times New Roman"/>
-                <w:noProof/>
-              </w:rPr>
               <w:instrText xml:space="preserve"> PAGEREF _Toc231559556 \h </w:instrText>
-            </w:r>
-            <w:r>
-              <w:rPr>
-                <w:rFonts w:ascii="Times New Roman" w:hAnsi="Times New Roman" w:cs="Times New Roman"/>
-                <w:noProof/>
-              </w:rPr>
-            </w:r>
-            <w:r>
-              <w:rPr>
-                <w:rFonts w:ascii="Times New Roman" w:hAnsi="Times New Roman" w:cs="Times New Roman"/>
-                <w:noProof/>
-              </w:rPr>
               <w:fldChar w:fldCharType="separate"/>
-            </w:r>
-            <w:r>
-              <w:rPr>
-                <w:rFonts w:ascii="Times New Roman" w:hAnsi="Times New Roman" w:cs="Times New Roman"/>
-                <w:noProof/>
-              </w:rPr>
               <w:t>7</w:t>
-            </w:r>
-            <w:r>
-              <w:rPr>
-                <w:rFonts w:ascii="Times New Roman" w:hAnsi="Times New Roman" w:cs="Times New Roman"/>
-                <w:noProof/>
-              </w:rPr>
               <w:fldChar w:fldCharType="end"/>
             </w:r>
           </w:hyperlink>
@@ -3201,62 +1641,18 @@
                 <w:rFonts w:ascii="Times New Roman" w:hAnsi="Times New Roman" w:cs="Times New Roman"/>
                 <w:noProof/>
               </w:rPr>
-              <w:t>5.2</w:t>
-            </w:r>
-            <w:r>
-              <w:rPr>
-                <w:rStyle w:val="a5"/>
+              <w:t>5.2　實驗結果</w:t>
+            </w:r>
+            <w:r>
+              <w:rPr>
                 <w:rFonts w:ascii="Times New Roman" w:hAnsi="Times New Roman" w:cs="Times New Roman"/>
                 <w:noProof/>
               </w:rPr>
-              <w:t xml:space="preserve">　實驗結果</w:t>
-            </w:r>
-            <w:r>
-              <w:rPr>
-                <w:rFonts w:ascii="Times New Roman" w:hAnsi="Times New Roman" w:cs="Times New Roman"/>
-                <w:noProof/>
-              </w:rPr>
               <w:tab/>
-            </w:r>
-            <w:r>
-              <w:rPr>
-                <w:rFonts w:ascii="Times New Roman" w:hAnsi="Times New Roman" w:cs="Times New Roman"/>
-                <w:noProof/>
-              </w:rPr>
               <w:fldChar w:fldCharType="begin"/>
-            </w:r>
-            <w:r>
-              <w:rPr>
-                <w:rFonts w:ascii="Times New Roman" w:hAnsi="Times New Roman" w:cs="Times New Roman"/>
-                <w:noProof/>
-              </w:rPr>
               <w:instrText xml:space="preserve"> PAGEREF _Toc231559557 \h </w:instrText>
-            </w:r>
-            <w:r>
-              <w:rPr>
-                <w:rFonts w:ascii="Times New Roman" w:hAnsi="Times New Roman" w:cs="Times New Roman"/>
-                <w:noProof/>
-              </w:rPr>
-            </w:r>
-            <w:r>
-              <w:rPr>
-                <w:rFonts w:ascii="Times New Roman" w:hAnsi="Times New Roman" w:cs="Times New Roman"/>
-                <w:noProof/>
-              </w:rPr>
               <w:fldChar w:fldCharType="separate"/>
-            </w:r>
-            <w:r>
-              <w:rPr>
-                <w:rFonts w:ascii="Times New Roman" w:hAnsi="Times New Roman" w:cs="Times New Roman"/>
-                <w:noProof/>
-              </w:rPr>
               <w:t>7</w:t>
-            </w:r>
-            <w:r>
-              <w:rPr>
-                <w:rFonts w:ascii="Times New Roman" w:hAnsi="Times New Roman" w:cs="Times New Roman"/>
-                <w:noProof/>
-              </w:rPr>
               <w:fldChar w:fldCharType="end"/>
             </w:r>
           </w:hyperlink>
@@ -3279,62 +1675,18 @@
                 <w:rFonts w:ascii="Times New Roman" w:hAnsi="Times New Roman" w:cs="Times New Roman"/>
                 <w:noProof/>
               </w:rPr>
-              <w:t>5.3</w:t>
-            </w:r>
-            <w:r>
-              <w:rPr>
-                <w:rStyle w:val="a5"/>
+              <w:t>5.3　結論與建議</w:t>
+            </w:r>
+            <w:r>
+              <w:rPr>
                 <w:rFonts w:ascii="Times New Roman" w:hAnsi="Times New Roman" w:cs="Times New Roman"/>
                 <w:noProof/>
               </w:rPr>
-              <w:t xml:space="preserve">　結論與建議</w:t>
-            </w:r>
-            <w:r>
-              <w:rPr>
-                <w:rFonts w:ascii="Times New Roman" w:hAnsi="Times New Roman" w:cs="Times New Roman"/>
-                <w:noProof/>
-              </w:rPr>
               <w:tab/>
-            </w:r>
-            <w:r>
-              <w:rPr>
-                <w:rFonts w:ascii="Times New Roman" w:hAnsi="Times New Roman" w:cs="Times New Roman"/>
-                <w:noProof/>
-              </w:rPr>
               <w:fldChar w:fldCharType="begin"/>
-            </w:r>
-            <w:r>
-              <w:rPr>
-                <w:rFonts w:ascii="Times New Roman" w:hAnsi="Times New Roman" w:cs="Times New Roman"/>
-                <w:noProof/>
-              </w:rPr>
               <w:instrText xml:space="preserve"> PAGEREF _Toc231559558 \h </w:instrText>
-            </w:r>
-            <w:r>
-              <w:rPr>
-                <w:rFonts w:ascii="Times New Roman" w:hAnsi="Times New Roman" w:cs="Times New Roman"/>
-                <w:noProof/>
-              </w:rPr>
-            </w:r>
-            <w:r>
-              <w:rPr>
-                <w:rFonts w:ascii="Times New Roman" w:hAnsi="Times New Roman" w:cs="Times New Roman"/>
-                <w:noProof/>
-              </w:rPr>
               <w:fldChar w:fldCharType="separate"/>
-            </w:r>
-            <w:r>
-              <w:rPr>
-                <w:rFonts w:ascii="Times New Roman" w:hAnsi="Times New Roman" w:cs="Times New Roman"/>
-                <w:noProof/>
-              </w:rPr>
               <w:t>8</w:t>
-            </w:r>
-            <w:r>
-              <w:rPr>
-                <w:rFonts w:ascii="Times New Roman" w:hAnsi="Times New Roman" w:cs="Times New Roman"/>
-                <w:noProof/>
-              </w:rPr>
               <w:fldChar w:fldCharType="end"/>
             </w:r>
           </w:hyperlink>
@@ -3357,62 +1709,18 @@
                 <w:rFonts w:ascii="Times New Roman" w:hAnsi="Times New Roman" w:cs="Times New Roman"/>
                 <w:noProof/>
               </w:rPr>
-              <w:t>5.4</w:t>
-            </w:r>
-            <w:r>
-              <w:rPr>
-                <w:rStyle w:val="a5"/>
+              <w:t>5.4　執行計畫過程遇到之困難與阻礙</w:t>
+            </w:r>
+            <w:r>
+              <w:rPr>
                 <w:rFonts w:ascii="Times New Roman" w:hAnsi="Times New Roman" w:cs="Times New Roman"/>
                 <w:noProof/>
               </w:rPr>
-              <w:t xml:space="preserve">　執行計畫過程遇到之困難與阻礙</w:t>
-            </w:r>
-            <w:r>
-              <w:rPr>
-                <w:rFonts w:ascii="Times New Roman" w:hAnsi="Times New Roman" w:cs="Times New Roman"/>
-                <w:noProof/>
-              </w:rPr>
               <w:tab/>
-            </w:r>
-            <w:r>
-              <w:rPr>
-                <w:rFonts w:ascii="Times New Roman" w:hAnsi="Times New Roman" w:cs="Times New Roman"/>
-                <w:noProof/>
-              </w:rPr>
               <w:fldChar w:fldCharType="begin"/>
-            </w:r>
-            <w:r>
-              <w:rPr>
-                <w:rFonts w:ascii="Times New Roman" w:hAnsi="Times New Roman" w:cs="Times New Roman"/>
-                <w:noProof/>
-              </w:rPr>
               <w:instrText xml:space="preserve"> PAGEREF _Toc231559559 \h </w:instrText>
-            </w:r>
-            <w:r>
-              <w:rPr>
-                <w:rFonts w:ascii="Times New Roman" w:hAnsi="Times New Roman" w:cs="Times New Roman"/>
-                <w:noProof/>
-              </w:rPr>
-            </w:r>
-            <w:r>
-              <w:rPr>
-                <w:rFonts w:ascii="Times New Roman" w:hAnsi="Times New Roman" w:cs="Times New Roman"/>
-                <w:noProof/>
-              </w:rPr>
               <w:fldChar w:fldCharType="separate"/>
-            </w:r>
-            <w:r>
-              <w:rPr>
-                <w:rFonts w:ascii="Times New Roman" w:hAnsi="Times New Roman" w:cs="Times New Roman"/>
-                <w:noProof/>
-              </w:rPr>
               <w:t>9</w:t>
-            </w:r>
-            <w:r>
-              <w:rPr>
-                <w:rFonts w:ascii="Times New Roman" w:hAnsi="Times New Roman" w:cs="Times New Roman"/>
-                <w:noProof/>
-              </w:rPr>
               <w:fldChar w:fldCharType="end"/>
             </w:r>
           </w:hyperlink>
@@ -3435,62 +1743,18 @@
                 <w:rFonts w:ascii="Times New Roman" w:hAnsi="Times New Roman" w:cs="Times New Roman"/>
                 <w:noProof/>
               </w:rPr>
-              <w:t>5.4.1</w:t>
-            </w:r>
-            <w:r>
-              <w:rPr>
-                <w:rStyle w:val="a5"/>
+              <w:t>5.4.1　節點回收後狀態不一致</w:t>
+            </w:r>
+            <w:r>
+              <w:rPr>
                 <w:rFonts w:ascii="Times New Roman" w:hAnsi="Times New Roman" w:cs="Times New Roman"/>
                 <w:noProof/>
               </w:rPr>
-              <w:t xml:space="preserve">　節點回收後狀態不一致</w:t>
-            </w:r>
-            <w:r>
-              <w:rPr>
-                <w:rFonts w:ascii="Times New Roman" w:hAnsi="Times New Roman" w:cs="Times New Roman"/>
-                <w:noProof/>
-              </w:rPr>
               <w:tab/>
-            </w:r>
-            <w:r>
-              <w:rPr>
-                <w:rFonts w:ascii="Times New Roman" w:hAnsi="Times New Roman" w:cs="Times New Roman"/>
-                <w:noProof/>
-              </w:rPr>
               <w:fldChar w:fldCharType="begin"/>
-            </w:r>
-            <w:r>
-              <w:rPr>
-                <w:rFonts w:ascii="Times New Roman" w:hAnsi="Times New Roman" w:cs="Times New Roman"/>
-                <w:noProof/>
-              </w:rPr>
               <w:instrText xml:space="preserve"> PAGEREF _Toc231559560 \h </w:instrText>
-            </w:r>
-            <w:r>
-              <w:rPr>
-                <w:rFonts w:ascii="Times New Roman" w:hAnsi="Times New Roman" w:cs="Times New Roman"/>
-                <w:noProof/>
-              </w:rPr>
-            </w:r>
-            <w:r>
-              <w:rPr>
-                <w:rFonts w:ascii="Times New Roman" w:hAnsi="Times New Roman" w:cs="Times New Roman"/>
-                <w:noProof/>
-              </w:rPr>
               <w:fldChar w:fldCharType="separate"/>
-            </w:r>
-            <w:r>
-              <w:rPr>
-                <w:rFonts w:ascii="Times New Roman" w:hAnsi="Times New Roman" w:cs="Times New Roman"/>
-                <w:noProof/>
-              </w:rPr>
               <w:t>9</w:t>
-            </w:r>
-            <w:r>
-              <w:rPr>
-                <w:rFonts w:ascii="Times New Roman" w:hAnsi="Times New Roman" w:cs="Times New Roman"/>
-                <w:noProof/>
-              </w:rPr>
               <w:fldChar w:fldCharType="end"/>
             </w:r>
           </w:hyperlink>
@@ -3513,70 +1777,18 @@
                 <w:rFonts w:ascii="Times New Roman" w:hAnsi="Times New Roman" w:cs="Times New Roman"/>
                 <w:noProof/>
               </w:rPr>
-              <w:t>5.4.</w:t>
-            </w:r>
-            <w:r>
-              <w:rPr>
-                <w:rStyle w:val="a5"/>
+              <w:t>5.4.2　智慧模型效果尚未超越基本規則</w:t>
+            </w:r>
+            <w:r>
+              <w:rPr>
                 <w:rFonts w:ascii="Times New Roman" w:hAnsi="Times New Roman" w:cs="Times New Roman"/>
                 <w:noProof/>
               </w:rPr>
-              <w:t>2</w:t>
-            </w:r>
-            <w:r>
-              <w:rPr>
-                <w:rStyle w:val="a5"/>
-                <w:rFonts w:ascii="Times New Roman" w:hAnsi="Times New Roman" w:cs="Times New Roman"/>
-                <w:noProof/>
-              </w:rPr>
-              <w:t xml:space="preserve">　智慧模型效果尚未超越基本規則</w:t>
-            </w:r>
-            <w:r>
-              <w:rPr>
-                <w:rFonts w:ascii="Times New Roman" w:hAnsi="Times New Roman" w:cs="Times New Roman"/>
-                <w:noProof/>
-              </w:rPr>
               <w:tab/>
-            </w:r>
-            <w:r>
-              <w:rPr>
-                <w:rFonts w:ascii="Times New Roman" w:hAnsi="Times New Roman" w:cs="Times New Roman"/>
-                <w:noProof/>
-              </w:rPr>
               <w:fldChar w:fldCharType="begin"/>
-            </w:r>
-            <w:r>
-              <w:rPr>
-                <w:rFonts w:ascii="Times New Roman" w:hAnsi="Times New Roman" w:cs="Times New Roman"/>
-                <w:noProof/>
-              </w:rPr>
               <w:instrText xml:space="preserve"> PAGEREF _Toc231559562 \h </w:instrText>
-            </w:r>
-            <w:r>
-              <w:rPr>
-                <w:rFonts w:ascii="Times New Roman" w:hAnsi="Times New Roman" w:cs="Times New Roman"/>
-                <w:noProof/>
-              </w:rPr>
-            </w:r>
-            <w:r>
-              <w:rPr>
-                <w:rFonts w:ascii="Times New Roman" w:hAnsi="Times New Roman" w:cs="Times New Roman"/>
-                <w:noProof/>
-              </w:rPr>
               <w:fldChar w:fldCharType="separate"/>
-            </w:r>
-            <w:r>
-              <w:rPr>
-                <w:rFonts w:ascii="Times New Roman" w:hAnsi="Times New Roman" w:cs="Times New Roman"/>
-                <w:noProof/>
-              </w:rPr>
               <w:t>9</w:t>
-            </w:r>
-            <w:r>
-              <w:rPr>
-                <w:rFonts w:ascii="Times New Roman" w:hAnsi="Times New Roman" w:cs="Times New Roman"/>
-                <w:noProof/>
-              </w:rPr>
               <w:fldChar w:fldCharType="end"/>
             </w:r>
           </w:hyperlink>
@@ -3607,46 +1819,10 @@
                 <w:noProof/>
               </w:rPr>
               <w:tab/>
-            </w:r>
-            <w:r>
-              <w:rPr>
-                <w:rFonts w:ascii="Times New Roman" w:hAnsi="Times New Roman" w:cs="Times New Roman"/>
-                <w:noProof/>
-              </w:rPr>
               <w:fldChar w:fldCharType="begin"/>
-            </w:r>
-            <w:r>
-              <w:rPr>
-                <w:rFonts w:ascii="Times New Roman" w:hAnsi="Times New Roman" w:cs="Times New Roman"/>
-                <w:noProof/>
-              </w:rPr>
               <w:instrText xml:space="preserve"> PAGEREF _Toc231559563 \h </w:instrText>
-            </w:r>
-            <w:r>
-              <w:rPr>
-                <w:rFonts w:ascii="Times New Roman" w:hAnsi="Times New Roman" w:cs="Times New Roman"/>
-                <w:noProof/>
-              </w:rPr>
-            </w:r>
-            <w:r>
-              <w:rPr>
-                <w:rFonts w:ascii="Times New Roman" w:hAnsi="Times New Roman" w:cs="Times New Roman"/>
-                <w:noProof/>
-              </w:rPr>
               <w:fldChar w:fldCharType="separate"/>
-            </w:r>
-            <w:r>
-              <w:rPr>
-                <w:rFonts w:ascii="Times New Roman" w:hAnsi="Times New Roman" w:cs="Times New Roman"/>
-                <w:noProof/>
-              </w:rPr>
               <w:t>10</w:t>
-            </w:r>
-            <w:r>
-              <w:rPr>
-                <w:rFonts w:ascii="Times New Roman" w:hAnsi="Times New Roman" w:cs="Times New Roman"/>
-                <w:noProof/>
-              </w:rPr>
               <w:fldChar w:fldCharType="end"/>
             </w:r>
           </w:hyperlink>
@@ -3677,46 +1853,10 @@
                 <w:noProof/>
               </w:rPr>
               <w:tab/>
-            </w:r>
-            <w:r>
-              <w:rPr>
-                <w:rFonts w:ascii="Times New Roman" w:hAnsi="Times New Roman" w:cs="Times New Roman"/>
-                <w:noProof/>
-              </w:rPr>
               <w:fldChar w:fldCharType="begin"/>
-            </w:r>
-            <w:r>
-              <w:rPr>
-                <w:rFonts w:ascii="Times New Roman" w:hAnsi="Times New Roman" w:cs="Times New Roman"/>
-                <w:noProof/>
-              </w:rPr>
               <w:instrText xml:space="preserve"> PAGEREF _Toc231559564 \h </w:instrText>
-            </w:r>
-            <w:r>
-              <w:rPr>
-                <w:rFonts w:ascii="Times New Roman" w:hAnsi="Times New Roman" w:cs="Times New Roman"/>
-                <w:noProof/>
-              </w:rPr>
-            </w:r>
-            <w:r>
-              <w:rPr>
-                <w:rFonts w:ascii="Times New Roman" w:hAnsi="Times New Roman" w:cs="Times New Roman"/>
-                <w:noProof/>
-              </w:rPr>
               <w:fldChar w:fldCharType="separate"/>
-            </w:r>
-            <w:r>
-              <w:rPr>
-                <w:rFonts w:ascii="Times New Roman" w:hAnsi="Times New Roman" w:cs="Times New Roman"/>
-                <w:noProof/>
-              </w:rPr>
               <w:t>11</w:t>
-            </w:r>
-            <w:r>
-              <w:rPr>
-                <w:rFonts w:ascii="Times New Roman" w:hAnsi="Times New Roman" w:cs="Times New Roman"/>
-                <w:noProof/>
-              </w:rPr>
               <w:fldChar w:fldCharType="end"/>
             </w:r>
           </w:hyperlink>
@@ -3790,19 +1930,7 @@
         <w:rPr>
           <w:rFonts w:ascii="Times New Roman" w:hAnsi="Times New Roman" w:cs="Times New Roman"/>
         </w:rPr>
-        <w:t>近年來，人工智慧研究越來越依賴</w:t>
-      </w:r>
-      <w:r>
-        <w:rPr>
-          <w:rFonts w:ascii="Times New Roman" w:hAnsi="Times New Roman" w:cs="Times New Roman"/>
-        </w:rPr>
-        <w:t>GPU</w:t>
-      </w:r>
-      <w:r>
-        <w:rPr>
-          <w:rFonts w:ascii="Times New Roman" w:hAnsi="Times New Roman" w:cs="Times New Roman"/>
-        </w:rPr>
-        <w:t>進行訓練、推論與資料處理。然而在一般研究室的共享主機環境中，常常面臨以下困境：</w:t>
+        <w:t>近年來，人工智慧研究越來越依賴GPU進行訓練、推論與資料處理。然而在一般研究室的共享主機環境中，常常面臨以下困境：</w:t>
       </w:r>
     </w:p>
     <w:p>
@@ -3822,19 +1950,7 @@
         <w:rPr>
           <w:rFonts w:ascii="Times New Roman" w:hAnsi="Times New Roman" w:cs="Times New Roman"/>
         </w:rPr>
-        <w:t>一張</w:t>
-      </w:r>
-      <w:r>
-        <w:rPr>
-          <w:rFonts w:ascii="Times New Roman" w:hAnsi="Times New Roman" w:cs="Times New Roman"/>
-        </w:rPr>
-        <w:t>GPU</w:t>
-      </w:r>
-      <w:r>
-        <w:rPr>
-          <w:rFonts w:ascii="Times New Roman" w:hAnsi="Times New Roman" w:cs="Times New Roman"/>
-        </w:rPr>
-        <w:t>只給一個工作使用，實際利用率不高。</w:t>
+        <w:t>一張GPU只給一個工作使用，實際利用率不高。</w:t>
       </w:r>
     </w:p>
     <w:p>
@@ -3923,91 +2039,25 @@
         <w:rPr>
           <w:rFonts w:ascii="Times New Roman" w:hAnsi="Times New Roman" w:cs="Times New Roman" w:hint="eastAsia"/>
         </w:rPr>
-        <w:t>如</w:t>
+        <w:t>如Kubernetes</w:t>
+      </w:r>
+      <w:r>
+        <w:rPr>
+          <w:rFonts w:ascii="Times New Roman" w:hAnsi="Times New Roman" w:cs="Times New Roman"/>
+        </w:rPr>
+        <w:t>擅長自動啟動與回收資源，但對研究工作常見的GPU分配、批次排程與多使用者管理支援較弱；相對地，傳統高效能運算排程器</w:t>
       </w:r>
       <w:r>
         <w:rPr>
           <w:rFonts w:ascii="Times New Roman" w:hAnsi="Times New Roman" w:cs="Times New Roman" w:hint="eastAsia"/>
         </w:rPr>
-        <w:t>K</w:t>
-      </w:r>
-      <w:r>
-        <w:rPr>
-          <w:rFonts w:ascii="Times New Roman" w:hAnsi="Times New Roman" w:cs="Times New Roman" w:hint="eastAsia"/>
-        </w:rPr>
-        <w:t>u</w:t>
-      </w:r>
-      <w:r>
-        <w:rPr>
-          <w:rFonts w:ascii="Times New Roman" w:hAnsi="Times New Roman" w:cs="Times New Roman" w:hint="eastAsia"/>
-        </w:rPr>
-        <w:t>bernetes</w:t>
-      </w:r>
-      <w:r>
-        <w:rPr>
-          <w:rFonts w:ascii="Times New Roman" w:hAnsi="Times New Roman" w:cs="Times New Roman"/>
-        </w:rPr>
-        <w:t>擅長自動啟動與回收資源，但對研究工作常見的</w:t>
-      </w:r>
-      <w:r>
-        <w:rPr>
-          <w:rFonts w:ascii="Times New Roman" w:hAnsi="Times New Roman" w:cs="Times New Roman"/>
-        </w:rPr>
-        <w:t>GPU</w:t>
-      </w:r>
-      <w:r>
-        <w:rPr>
-          <w:rFonts w:ascii="Times New Roman" w:hAnsi="Times New Roman" w:cs="Times New Roman"/>
-        </w:rPr>
-        <w:t>分配、批次排程與多使用者管理支援較弱；相對地，傳統高效能運算</w:t>
-      </w:r>
-      <w:proofErr w:type="gramStart"/>
-      <w:r>
-        <w:rPr>
-          <w:rFonts w:ascii="Times New Roman" w:hAnsi="Times New Roman" w:cs="Times New Roman"/>
-        </w:rPr>
-        <w:t>排程器</w:t>
-      </w:r>
-      <w:proofErr w:type="spellStart"/>
-      <w:proofErr w:type="gramEnd"/>
-      <w:r>
-        <w:rPr>
-          <w:rFonts w:ascii="Times New Roman" w:hAnsi="Times New Roman" w:cs="Times New Roman" w:hint="eastAsia"/>
-        </w:rPr>
-        <w:t>Sl</w:t>
-      </w:r>
-      <w:r>
-        <w:rPr>
-          <w:rFonts w:ascii="Times New Roman" w:hAnsi="Times New Roman" w:cs="Times New Roman" w:hint="eastAsia"/>
-        </w:rPr>
-        <w:t>ur</w:t>
-      </w:r>
-      <w:r>
-        <w:rPr>
-          <w:rFonts w:ascii="Times New Roman" w:hAnsi="Times New Roman" w:cs="Times New Roman" w:hint="eastAsia"/>
-        </w:rPr>
-        <w:t>m</w:t>
-      </w:r>
-      <w:proofErr w:type="spellEnd"/>
-      <w:r>
-        <w:rPr>
-          <w:rFonts w:ascii="Times New Roman" w:hAnsi="Times New Roman" w:cs="Times New Roman"/>
-        </w:rPr>
-        <w:t>雖擅長管理工作佇列與硬體資源，但對彈性</w:t>
-      </w:r>
-      <w:proofErr w:type="gramStart"/>
-      <w:r>
-        <w:rPr>
-          <w:rFonts w:ascii="Times New Roman" w:hAnsi="Times New Roman" w:cs="Times New Roman"/>
-        </w:rPr>
-        <w:t>擴縮與</w:t>
-      </w:r>
-      <w:proofErr w:type="gramEnd"/>
-      <w:r>
-        <w:rPr>
-          <w:rFonts w:ascii="Times New Roman" w:hAnsi="Times New Roman" w:cs="Times New Roman"/>
-        </w:rPr>
-        <w:t>雲端式管理不夠方便。</w:t>
+        <w:t>Slurm</w:t>
+      </w:r>
+      <w:r>
+        <w:rPr>
+          <w:rFonts w:ascii="Times New Roman" w:hAnsi="Times New Roman" w:cs="Times New Roman"/>
+        </w:rPr>
+        <w:t>雖擅長管理工作佇列與硬體資源，但對彈性擴縮與雲端式管理不夠方便。</w:t>
       </w:r>
     </w:p>
     <w:p>
@@ -4030,31 +2080,7 @@
         <w:rPr>
           <w:rFonts w:ascii="Times New Roman" w:hAnsi="Times New Roman" w:cs="Times New Roman"/>
         </w:rPr>
-        <w:t>因此，本計畫希望結合兩者優點，建立一套既能保有研究者熟悉的工作提交流程，又能做到動態分配</w:t>
-      </w:r>
-      <w:r>
-        <w:rPr>
-          <w:rFonts w:ascii="Times New Roman" w:hAnsi="Times New Roman" w:cs="Times New Roman"/>
-        </w:rPr>
-        <w:t>CPU</w:t>
-      </w:r>
-      <w:r>
-        <w:rPr>
-          <w:rFonts w:ascii="Times New Roman" w:hAnsi="Times New Roman" w:cs="Times New Roman"/>
-        </w:rPr>
-        <w:t>、</w:t>
-      </w:r>
-      <w:r>
-        <w:rPr>
-          <w:rFonts w:ascii="Times New Roman" w:hAnsi="Times New Roman" w:cs="Times New Roman"/>
-        </w:rPr>
-        <w:t>GPU</w:t>
-      </w:r>
-      <w:r>
-        <w:rPr>
-          <w:rFonts w:ascii="Times New Roman" w:hAnsi="Times New Roman" w:cs="Times New Roman"/>
-        </w:rPr>
-        <w:t>與儲存資源的系統。進一步地，我們也希望導入機器學習方法，讓系統可以根據目前</w:t>
+        <w:t>因此，本計畫希望結合兩者優點，建立一套既能保有研究者熟悉的工作提交流程，又能做到動態分配CPU、GPU與儲存資源的系統。進一步地，我們也希望導入機器學習方法，讓系統可以根據目前</w:t>
       </w:r>
       <w:r>
         <w:rPr>
@@ -4131,31 +2157,7 @@
         <w:rPr>
           <w:rFonts w:ascii="Times New Roman" w:hAnsi="Times New Roman" w:cs="Times New Roman"/>
         </w:rPr>
-        <w:t>如何根據工作數量，自動增加或減少</w:t>
-      </w:r>
-      <w:r>
-        <w:rPr>
-          <w:rFonts w:ascii="Times New Roman" w:hAnsi="Times New Roman" w:cs="Times New Roman"/>
-        </w:rPr>
-        <w:t xml:space="preserve"> CPU </w:t>
-      </w:r>
-      <w:r>
-        <w:rPr>
-          <w:rFonts w:ascii="Times New Roman" w:hAnsi="Times New Roman" w:cs="Times New Roman"/>
-        </w:rPr>
-        <w:t>與</w:t>
-      </w:r>
-      <w:r>
-        <w:rPr>
-          <w:rFonts w:ascii="Times New Roman" w:hAnsi="Times New Roman" w:cs="Times New Roman"/>
-        </w:rPr>
-        <w:t xml:space="preserve"> GPU </w:t>
-      </w:r>
-      <w:r>
-        <w:rPr>
-          <w:rFonts w:ascii="Times New Roman" w:hAnsi="Times New Roman" w:cs="Times New Roman"/>
-        </w:rPr>
-        <w:t>計算節點。</w:t>
+        <w:t>如何根據工作數量，自動增加或減少 CPU 與 GPU 計算節點。</w:t>
       </w:r>
     </w:p>
     <w:p>
@@ -4174,19 +2176,7 @@
         <w:rPr>
           <w:rFonts w:ascii="Times New Roman" w:hAnsi="Times New Roman" w:cs="Times New Roman"/>
         </w:rPr>
-        <w:t>如何讓多個較小的</w:t>
-      </w:r>
-      <w:r>
-        <w:rPr>
-          <w:rFonts w:ascii="Times New Roman" w:hAnsi="Times New Roman" w:cs="Times New Roman"/>
-        </w:rPr>
-        <w:t xml:space="preserve"> GPU </w:t>
-      </w:r>
-      <w:r>
-        <w:rPr>
-          <w:rFonts w:ascii="Times New Roman" w:hAnsi="Times New Roman" w:cs="Times New Roman"/>
-        </w:rPr>
-        <w:t>工作共享同一張顯示卡，以提升使用效率。</w:t>
+        <w:t>如何讓多個較小的 GPU 工作共享同一張顯示卡，以提升使用效率。</w:t>
       </w:r>
     </w:p>
     <w:p>
@@ -4277,41 +2267,7 @@
         <w:rPr>
           <w:rFonts w:ascii="Times New Roman" w:hAnsi="Times New Roman" w:cs="Times New Roman"/>
         </w:rPr>
-        <w:t>3.1</w:t>
-      </w:r>
-      <w:r>
-        <w:rPr>
-          <w:rFonts w:ascii="Times New Roman" w:hAnsi="Times New Roman" w:cs="Times New Roman"/>
-        </w:rPr>
-        <w:t xml:space="preserve">　高效能運算</w:t>
-      </w:r>
-      <w:proofErr w:type="gramStart"/>
-      <w:r>
-        <w:rPr>
-          <w:rFonts w:ascii="Times New Roman" w:hAnsi="Times New Roman" w:cs="Times New Roman"/>
-        </w:rPr>
-        <w:t>排程器</w:t>
-      </w:r>
-      <w:proofErr w:type="gramEnd"/>
-      <w:r>
-        <w:rPr>
-          <w:rFonts w:ascii="Times New Roman" w:hAnsi="Times New Roman" w:cs="Times New Roman"/>
-        </w:rPr>
-        <w:t>（</w:t>
-      </w:r>
-      <w:proofErr w:type="spellStart"/>
-      <w:r>
-        <w:rPr>
-          <w:rFonts w:ascii="Times New Roman" w:hAnsi="Times New Roman" w:cs="Times New Roman"/>
-        </w:rPr>
-        <w:t>Slurm</w:t>
-      </w:r>
-      <w:proofErr w:type="spellEnd"/>
-      <w:r>
-        <w:rPr>
-          <w:rFonts w:ascii="Times New Roman" w:hAnsi="Times New Roman" w:cs="Times New Roman"/>
-        </w:rPr>
-        <w:t>）</w:t>
+        <w:t>3.1　高效能運算排程器（Slurm）</w:t>
       </w:r>
       <w:bookmarkEnd w:id="7"/>
     </w:p>
@@ -4323,105 +2279,11 @@
           <w:rFonts w:ascii="Times New Roman" w:hAnsi="Times New Roman" w:cs="Times New Roman"/>
         </w:rPr>
       </w:pPr>
-      <w:proofErr w:type="spellStart"/>
-      <w:r>
-        <w:rPr>
-          <w:rFonts w:ascii="Times New Roman" w:hAnsi="Times New Roman" w:cs="Times New Roman"/>
-        </w:rPr>
-        <w:t>Slurm</w:t>
-      </w:r>
-      <w:proofErr w:type="spellEnd"/>
-      <w:r>
-        <w:rPr>
-          <w:rFonts w:ascii="Times New Roman" w:hAnsi="Times New Roman" w:cs="Times New Roman"/>
-        </w:rPr>
-        <w:t xml:space="preserve"> Workload Manager </w:t>
-      </w:r>
-      <w:r>
-        <w:rPr>
-          <w:rFonts w:ascii="Times New Roman" w:hAnsi="Times New Roman" w:cs="Times New Roman"/>
-        </w:rPr>
-        <w:t>是目前高效能運算（</w:t>
-      </w:r>
-      <w:r>
-        <w:rPr>
-          <w:rFonts w:ascii="Times New Roman" w:hAnsi="Times New Roman" w:cs="Times New Roman"/>
-        </w:rPr>
-        <w:t>HPC</w:t>
-      </w:r>
-      <w:r>
-        <w:rPr>
-          <w:rFonts w:ascii="Times New Roman" w:hAnsi="Times New Roman" w:cs="Times New Roman"/>
-        </w:rPr>
-        <w:t>）叢集最廣泛使用的工作排程系統之</w:t>
-      </w:r>
-      <w:proofErr w:type="gramStart"/>
-      <w:r>
-        <w:rPr>
-          <w:rFonts w:ascii="Times New Roman" w:hAnsi="Times New Roman" w:cs="Times New Roman"/>
-        </w:rPr>
-        <w:t>一</w:t>
-      </w:r>
-      <w:proofErr w:type="gramEnd"/>
-      <w:r>
-        <w:rPr>
-          <w:rFonts w:ascii="Times New Roman" w:hAnsi="Times New Roman" w:cs="Times New Roman"/>
-        </w:rPr>
-        <w:t>。它提供完整的工作提交、佇列管理、資源限額與帳</w:t>
-      </w:r>
-      <w:proofErr w:type="gramStart"/>
-      <w:r>
-        <w:rPr>
-          <w:rFonts w:ascii="Times New Roman" w:hAnsi="Times New Roman" w:cs="Times New Roman"/>
-        </w:rPr>
-        <w:t>務</w:t>
-      </w:r>
-      <w:proofErr w:type="gramEnd"/>
-      <w:r>
-        <w:rPr>
-          <w:rFonts w:ascii="Times New Roman" w:hAnsi="Times New Roman" w:cs="Times New Roman"/>
-        </w:rPr>
-        <w:t>管理功能，並支援</w:t>
-      </w:r>
-      <w:r>
-        <w:rPr>
-          <w:rFonts w:ascii="Times New Roman" w:hAnsi="Times New Roman" w:cs="Times New Roman"/>
-        </w:rPr>
-        <w:t>GPU</w:t>
-      </w:r>
-      <w:r>
-        <w:rPr>
-          <w:rFonts w:ascii="Times New Roman" w:hAnsi="Times New Roman" w:cs="Times New Roman"/>
-        </w:rPr>
-        <w:t>資源分配。其以「節點」為基礎的資源模型非常適合研究工作環境，且已有廣泛的使用者社群與文件支援。然而</w:t>
-      </w:r>
-      <w:proofErr w:type="spellStart"/>
-      <w:r>
-        <w:rPr>
-          <w:rFonts w:ascii="Times New Roman" w:hAnsi="Times New Roman" w:cs="Times New Roman"/>
-        </w:rPr>
-        <w:t>Slurm</w:t>
-      </w:r>
-      <w:proofErr w:type="spellEnd"/>
-      <w:r>
-        <w:rPr>
-          <w:rFonts w:ascii="Times New Roman" w:hAnsi="Times New Roman" w:cs="Times New Roman"/>
-        </w:rPr>
-        <w:t>原生設計以固定實體節點為主，對彈性</w:t>
-      </w:r>
-      <w:proofErr w:type="gramStart"/>
-      <w:r>
-        <w:rPr>
-          <w:rFonts w:ascii="Times New Roman" w:hAnsi="Times New Roman" w:cs="Times New Roman"/>
-        </w:rPr>
-        <w:t>擴縮與</w:t>
-      </w:r>
-      <w:proofErr w:type="gramEnd"/>
-      <w:r>
-        <w:rPr>
-          <w:rFonts w:ascii="Times New Roman" w:hAnsi="Times New Roman" w:cs="Times New Roman"/>
-        </w:rPr>
-        <w:t>容器化整合的支援相對有限。</w:t>
+      <w:r>
+        <w:rPr>
+          <w:rFonts w:ascii="Times New Roman" w:hAnsi="Times New Roman" w:cs="Times New Roman"/>
+        </w:rPr>
+        <w:t>Slurm Workload Manager 是目前高效能運算（HPC）叢集最廣泛使用的工作排程系統之一。它提供完整的工作提交、佇列管理、資源限額與帳務管理功能，並支援GPU資源分配。其以「節點」為基礎的資源模型非常適合研究工作環境，且已有廣泛的使用者社群與文件支援。然而Slurm原生設計以固定實體節點為主，對彈性擴縮與容器化整合的支援相對有限。</w:t>
       </w:r>
     </w:p>
     <w:p>
@@ -4437,19 +2299,7 @@
         <w:rPr>
           <w:rFonts w:ascii="Times New Roman" w:hAnsi="Times New Roman" w:cs="Times New Roman"/>
         </w:rPr>
-        <w:t>3.2</w:t>
-      </w:r>
-      <w:r>
-        <w:rPr>
-          <w:rFonts w:ascii="Times New Roman" w:hAnsi="Times New Roman" w:cs="Times New Roman"/>
-        </w:rPr>
-        <w:t xml:space="preserve">　容器化與</w:t>
-      </w:r>
-      <w:r>
-        <w:rPr>
-          <w:rFonts w:ascii="Times New Roman" w:hAnsi="Times New Roman" w:cs="Times New Roman"/>
-        </w:rPr>
-        <w:t xml:space="preserve"> Kubernetes</w:t>
+        <w:t>3.2　容器化與 Kubernetes</w:t>
       </w:r>
       <w:bookmarkEnd w:id="8"/>
     </w:p>
@@ -4465,163 +2315,7 @@
         <w:rPr>
           <w:rFonts w:ascii="Times New Roman" w:hAnsi="Times New Roman" w:cs="Times New Roman"/>
         </w:rPr>
-        <w:t>Kubernetes</w:t>
-      </w:r>
-      <w:r>
-        <w:rPr>
-          <w:rFonts w:ascii="Times New Roman" w:hAnsi="Times New Roman" w:cs="Times New Roman"/>
-        </w:rPr>
-        <w:t>是目前</w:t>
-      </w:r>
-      <w:proofErr w:type="gramStart"/>
-      <w:r>
-        <w:rPr>
-          <w:rFonts w:ascii="Times New Roman" w:hAnsi="Times New Roman" w:cs="Times New Roman"/>
-        </w:rPr>
-        <w:t>最</w:t>
-      </w:r>
-      <w:proofErr w:type="gramEnd"/>
-      <w:r>
-        <w:rPr>
-          <w:rFonts w:ascii="Times New Roman" w:hAnsi="Times New Roman" w:cs="Times New Roman"/>
-        </w:rPr>
-        <w:t>主流的容器編排平台，能夠自動管理容器的部署、</w:t>
-      </w:r>
-      <w:proofErr w:type="gramStart"/>
-      <w:r>
-        <w:rPr>
-          <w:rFonts w:ascii="Times New Roman" w:hAnsi="Times New Roman" w:cs="Times New Roman"/>
-        </w:rPr>
-        <w:t>擴縮與</w:t>
-      </w:r>
-      <w:proofErr w:type="gramEnd"/>
-      <w:r>
-        <w:rPr>
-          <w:rFonts w:ascii="Times New Roman" w:hAnsi="Times New Roman" w:cs="Times New Roman"/>
-        </w:rPr>
-        <w:t>健康監控。</w:t>
-      </w:r>
-      <w:r>
-        <w:rPr>
-          <w:rFonts w:ascii="Times New Roman" w:hAnsi="Times New Roman" w:cs="Times New Roman"/>
-        </w:rPr>
-        <w:t xml:space="preserve">Kubernetes </w:t>
-      </w:r>
-      <w:r>
-        <w:rPr>
-          <w:rFonts w:ascii="Times New Roman" w:hAnsi="Times New Roman" w:cs="Times New Roman"/>
-        </w:rPr>
-        <w:t>的</w:t>
-      </w:r>
-      <w:r>
-        <w:rPr>
-          <w:rFonts w:ascii="Times New Roman" w:hAnsi="Times New Roman" w:cs="Times New Roman"/>
-        </w:rPr>
-        <w:t xml:space="preserve">Cluster </w:t>
-      </w:r>
-      <w:proofErr w:type="spellStart"/>
-      <w:r>
-        <w:rPr>
-          <w:rFonts w:ascii="Times New Roman" w:hAnsi="Times New Roman" w:cs="Times New Roman"/>
-        </w:rPr>
-        <w:t>Autoscaler</w:t>
-      </w:r>
-      <w:proofErr w:type="spellEnd"/>
-      <w:r>
-        <w:rPr>
-          <w:rFonts w:ascii="Times New Roman" w:hAnsi="Times New Roman" w:cs="Times New Roman"/>
-        </w:rPr>
-        <w:t>可根據工作負載自動增減節點，非常適合需要彈性資源的場景。然而</w:t>
-      </w:r>
-      <w:r>
-        <w:rPr>
-          <w:rFonts w:ascii="Times New Roman" w:hAnsi="Times New Roman" w:cs="Times New Roman"/>
-        </w:rPr>
-        <w:t>Kubernetes</w:t>
-      </w:r>
-      <w:r>
-        <w:rPr>
-          <w:rFonts w:ascii="Times New Roman" w:hAnsi="Times New Roman" w:cs="Times New Roman"/>
-        </w:rPr>
-        <w:t>原生的</w:t>
-      </w:r>
-      <w:proofErr w:type="gramStart"/>
-      <w:r>
-        <w:rPr>
-          <w:rFonts w:ascii="Times New Roman" w:hAnsi="Times New Roman" w:cs="Times New Roman"/>
-        </w:rPr>
-        <w:t>排程器</w:t>
-      </w:r>
-      <w:proofErr w:type="gramEnd"/>
-      <w:r>
-        <w:rPr>
-          <w:rFonts w:ascii="Times New Roman" w:hAnsi="Times New Roman" w:cs="Times New Roman"/>
-        </w:rPr>
-        <w:t xml:space="preserve"> (</w:t>
-      </w:r>
-      <w:proofErr w:type="spellStart"/>
-      <w:r>
-        <w:rPr>
-          <w:rFonts w:ascii="Times New Roman" w:hAnsi="Times New Roman" w:cs="Times New Roman"/>
-        </w:rPr>
-        <w:t>kube</w:t>
-      </w:r>
-      <w:proofErr w:type="spellEnd"/>
-      <w:r>
-        <w:rPr>
-          <w:rFonts w:ascii="Times New Roman" w:hAnsi="Times New Roman" w:cs="Times New Roman"/>
-        </w:rPr>
-        <w:t>-scheduler</w:t>
-      </w:r>
-      <w:r>
-        <w:rPr>
-          <w:rFonts w:ascii="Times New Roman" w:hAnsi="Times New Roman" w:cs="Times New Roman"/>
-        </w:rPr>
-        <w:t xml:space="preserve">) </w:t>
-      </w:r>
-      <w:r>
-        <w:rPr>
-          <w:rFonts w:ascii="Times New Roman" w:hAnsi="Times New Roman" w:cs="Times New Roman"/>
-        </w:rPr>
-        <w:t>以服務導向設計為主，對批次工作、</w:t>
-      </w:r>
-      <w:r>
-        <w:rPr>
-          <w:rFonts w:ascii="Times New Roman" w:hAnsi="Times New Roman" w:cs="Times New Roman"/>
-        </w:rPr>
-        <w:t>GPU</w:t>
-      </w:r>
-      <w:r>
-        <w:rPr>
-          <w:rFonts w:ascii="Times New Roman" w:hAnsi="Times New Roman" w:cs="Times New Roman"/>
-        </w:rPr>
-        <w:t>共享與研究工作特有的排程需求支援不足。因此有多項研究嘗試將</w:t>
-      </w:r>
-      <w:proofErr w:type="spellStart"/>
-      <w:r>
-        <w:rPr>
-          <w:rFonts w:ascii="Times New Roman" w:hAnsi="Times New Roman" w:cs="Times New Roman"/>
-        </w:rPr>
-        <w:t>Slurm</w:t>
-      </w:r>
-      <w:proofErr w:type="spellEnd"/>
-      <w:r>
-        <w:rPr>
-          <w:rFonts w:ascii="Times New Roman" w:hAnsi="Times New Roman" w:cs="Times New Roman"/>
-        </w:rPr>
-        <w:t>與</w:t>
-      </w:r>
-      <w:r>
-        <w:rPr>
-          <w:rFonts w:ascii="Times New Roman" w:hAnsi="Times New Roman" w:cs="Times New Roman"/>
-        </w:rPr>
-        <w:t>Kubernetes</w:t>
-      </w:r>
-      <w:r>
-        <w:rPr>
-          <w:rFonts w:ascii="Times New Roman" w:hAnsi="Times New Roman" w:cs="Times New Roman"/>
-        </w:rPr>
-        <w:t>整合，以結合兩者優點。</w:t>
+        <w:t>Kubernetes是目前最主流的容器編排平台，能夠自動管理容器的部署、擴縮與健康監控。Kubernetes 的Cluster Autoscaler可根據工作負載自動增減節點，非常適合需要彈性資源的場景。然而Kubernetes原生的排程器 (kube-scheduler) 以服務導向設計為主，對批次工作、GPU共享與研究工作特有的排程需求支援不足。因此有多項研究嘗試將Slurm與Kubernetes整合，以結合兩者優點。</w:t>
       </w:r>
     </w:p>
     <w:p>
@@ -4637,25 +2331,7 @@
         <w:rPr>
           <w:rFonts w:ascii="Times New Roman" w:hAnsi="Times New Roman" w:cs="Times New Roman"/>
         </w:rPr>
-        <w:t>3.3</w:t>
-      </w:r>
-      <w:r>
-        <w:rPr>
-          <w:rFonts w:ascii="Times New Roman" w:hAnsi="Times New Roman" w:cs="Times New Roman"/>
-        </w:rPr>
-        <w:t xml:space="preserve">　</w:t>
-      </w:r>
-      <w:r>
-        <w:rPr>
-          <w:rFonts w:ascii="Times New Roman" w:hAnsi="Times New Roman" w:cs="Times New Roman"/>
-        </w:rPr>
-        <w:t>GPU</w:t>
-      </w:r>
-      <w:r>
-        <w:rPr>
-          <w:rFonts w:ascii="Times New Roman" w:hAnsi="Times New Roman" w:cs="Times New Roman"/>
-        </w:rPr>
-        <w:t>資源共享技術</w:t>
+        <w:t>3.3　GPU資源共享技術</w:t>
       </w:r>
       <w:bookmarkEnd w:id="9"/>
     </w:p>
@@ -4671,31 +2347,7 @@
         <w:rPr>
           <w:rFonts w:ascii="Times New Roman" w:hAnsi="Times New Roman" w:cs="Times New Roman"/>
         </w:rPr>
-        <w:t>NVIDIA</w:t>
-      </w:r>
-      <w:r>
-        <w:rPr>
-          <w:rFonts w:ascii="Times New Roman" w:hAnsi="Times New Roman" w:cs="Times New Roman"/>
-        </w:rPr>
-        <w:t>提供多種</w:t>
-      </w:r>
-      <w:r>
-        <w:rPr>
-          <w:rFonts w:ascii="Times New Roman" w:hAnsi="Times New Roman" w:cs="Times New Roman"/>
-        </w:rPr>
-        <w:t>GPU</w:t>
-      </w:r>
-      <w:r>
-        <w:rPr>
-          <w:rFonts w:ascii="Times New Roman" w:hAnsi="Times New Roman" w:cs="Times New Roman"/>
-        </w:rPr>
-        <w:t>資源共享技術，包括</w:t>
-      </w:r>
-      <w:r>
-        <w:rPr>
-          <w:rFonts w:ascii="Times New Roman" w:hAnsi="Times New Roman" w:cs="Times New Roman"/>
-        </w:rPr>
-        <w:t xml:space="preserve"> Multi-Process Service</w:t>
+        <w:t>NVIDIA提供多種GPU資源共享技術，包括 Multi-Process Service</w:t>
       </w:r>
       <w:r>
         <w:rPr>
@@ -4719,13 +2371,7 @@
         <w:rPr>
           <w:rFonts w:ascii="Times New Roman" w:hAnsi="Times New Roman" w:cs="Times New Roman"/>
         </w:rPr>
-        <w:t>、</w:t>
-      </w:r>
-      <w:r>
-        <w:rPr>
-          <w:rFonts w:ascii="Times New Roman" w:hAnsi="Times New Roman" w:cs="Times New Roman"/>
-        </w:rPr>
-        <w:t>Multi-Instance GPU</w:t>
+        <w:t>、Multi-Instance GPU</w:t>
       </w:r>
       <w:r>
         <w:rPr>
@@ -4749,111 +2395,7 @@
         <w:rPr>
           <w:rFonts w:ascii="Times New Roman" w:hAnsi="Times New Roman" w:cs="Times New Roman"/>
         </w:rPr>
-        <w:t>以及</w:t>
-      </w:r>
-      <w:r>
-        <w:rPr>
-          <w:rFonts w:ascii="Times New Roman" w:hAnsi="Times New Roman" w:cs="Times New Roman"/>
-        </w:rPr>
-        <w:t xml:space="preserve"> Time-Slicing</w:t>
-      </w:r>
-      <w:r>
-        <w:rPr>
-          <w:rFonts w:ascii="Times New Roman" w:hAnsi="Times New Roman" w:cs="Times New Roman"/>
-        </w:rPr>
-        <w:t>。</w:t>
-      </w:r>
-      <w:r>
-        <w:rPr>
-          <w:rFonts w:ascii="Times New Roman" w:hAnsi="Times New Roman" w:cs="Times New Roman"/>
-        </w:rPr>
-        <w:t>MPS</w:t>
-      </w:r>
-      <w:r>
-        <w:rPr>
-          <w:rFonts w:ascii="Times New Roman" w:hAnsi="Times New Roman" w:cs="Times New Roman"/>
-        </w:rPr>
-        <w:t>允許多個</w:t>
-      </w:r>
-      <w:r>
-        <w:rPr>
-          <w:rFonts w:ascii="Times New Roman" w:hAnsi="Times New Roman" w:cs="Times New Roman"/>
-        </w:rPr>
-        <w:t>CUDA</w:t>
-      </w:r>
-      <w:r>
-        <w:rPr>
-          <w:rFonts w:ascii="Times New Roman" w:hAnsi="Times New Roman" w:cs="Times New Roman"/>
-        </w:rPr>
-        <w:t>程序同時共享一張</w:t>
-      </w:r>
-      <w:r>
-        <w:rPr>
-          <w:rFonts w:ascii="Times New Roman" w:hAnsi="Times New Roman" w:cs="Times New Roman"/>
-        </w:rPr>
-        <w:t>GPU</w:t>
-      </w:r>
-      <w:r>
-        <w:rPr>
-          <w:rFonts w:ascii="Times New Roman" w:hAnsi="Times New Roman" w:cs="Times New Roman"/>
-        </w:rPr>
-        <w:t>的運算資源；</w:t>
-      </w:r>
-      <w:r>
-        <w:rPr>
-          <w:rFonts w:ascii="Times New Roman" w:hAnsi="Times New Roman" w:cs="Times New Roman"/>
-        </w:rPr>
-        <w:t>MIG</w:t>
-      </w:r>
-      <w:r>
-        <w:rPr>
-          <w:rFonts w:ascii="Times New Roman" w:hAnsi="Times New Roman" w:cs="Times New Roman"/>
-        </w:rPr>
-        <w:t>則在硬體層面將</w:t>
-      </w:r>
-      <w:r>
-        <w:rPr>
-          <w:rFonts w:ascii="Times New Roman" w:hAnsi="Times New Roman" w:cs="Times New Roman"/>
-        </w:rPr>
-        <w:t>GPU</w:t>
-      </w:r>
-      <w:r>
-        <w:rPr>
-          <w:rFonts w:ascii="Times New Roman" w:hAnsi="Times New Roman" w:cs="Times New Roman"/>
-        </w:rPr>
-        <w:t>切分成獨立的分區，提供更強的隔離性。本系統目前採用基於</w:t>
-      </w:r>
-      <w:r>
-        <w:rPr>
-          <w:rFonts w:ascii="Times New Roman" w:hAnsi="Times New Roman" w:cs="Times New Roman"/>
-        </w:rPr>
-        <w:t>GPU</w:t>
-      </w:r>
-      <w:proofErr w:type="gramStart"/>
-      <w:r>
-        <w:rPr>
-          <w:rFonts w:ascii="Times New Roman" w:hAnsi="Times New Roman" w:cs="Times New Roman"/>
-        </w:rPr>
-        <w:t>資源切分的</w:t>
-      </w:r>
-      <w:proofErr w:type="gramEnd"/>
-      <w:r>
-        <w:rPr>
-          <w:rFonts w:ascii="Times New Roman" w:hAnsi="Times New Roman" w:cs="Times New Roman"/>
-        </w:rPr>
-        <w:t>方式，讓多個較小的工作共享同一張</w:t>
-      </w:r>
-      <w:r>
-        <w:rPr>
-          <w:rFonts w:ascii="Times New Roman" w:hAnsi="Times New Roman" w:cs="Times New Roman"/>
-        </w:rPr>
-        <w:t>GPU</w:t>
-      </w:r>
-      <w:r>
-        <w:rPr>
-          <w:rFonts w:ascii="Times New Roman" w:hAnsi="Times New Roman" w:cs="Times New Roman"/>
-        </w:rPr>
-        <w:t>，以提升整體使用效率。</w:t>
+        <w:t>以及 Time-Slicing。MPS允許多個CUDA程序同時共享一張GPU的運算資源；MIG則在硬體層面將GPU切分成獨立的分區，提供更強的隔離性。本系統目前採用基於GPU資源切分的方式，讓多個較小的工作共享同一張GPU，以提升整體使用效率。</w:t>
       </w:r>
     </w:p>
     <w:p>
@@ -4869,13 +2411,7 @@
         <w:rPr>
           <w:rFonts w:ascii="Times New Roman" w:hAnsi="Times New Roman" w:cs="Times New Roman"/>
         </w:rPr>
-        <w:t>3.4</w:t>
-      </w:r>
-      <w:r>
-        <w:rPr>
-          <w:rFonts w:ascii="Times New Roman" w:hAnsi="Times New Roman" w:cs="Times New Roman"/>
-        </w:rPr>
-        <w:t xml:space="preserve">　深度強化學習於資源排程</w:t>
+        <w:t>3.4　深度強化學習於資源排程</w:t>
       </w:r>
       <w:bookmarkEnd w:id="10"/>
     </w:p>
@@ -4891,31 +2427,7 @@
         <w:rPr>
           <w:rFonts w:ascii="Times New Roman" w:hAnsi="Times New Roman" w:cs="Times New Roman"/>
         </w:rPr>
-        <w:t>近年來已有多項研究將深度強化學習應用於資源排程問題，包括資料中心工作排程、雲端資源分配等。然而多數工作採用期望值導向</w:t>
-      </w:r>
-      <w:r>
-        <w:rPr>
-          <w:rFonts w:ascii="Times New Roman" w:hAnsi="Times New Roman" w:cs="Times New Roman"/>
-        </w:rPr>
-        <w:t xml:space="preserve"> (</w:t>
-      </w:r>
-      <w:r>
-        <w:rPr>
-          <w:rFonts w:ascii="Times New Roman" w:hAnsi="Times New Roman" w:cs="Times New Roman"/>
-        </w:rPr>
-        <w:t>expectation-based</w:t>
-      </w:r>
-      <w:r>
-        <w:rPr>
-          <w:rFonts w:ascii="Times New Roman" w:hAnsi="Times New Roman" w:cs="Times New Roman"/>
-        </w:rPr>
-        <w:t xml:space="preserve">) </w:t>
-      </w:r>
-      <w:r>
-        <w:rPr>
-          <w:rFonts w:ascii="Times New Roman" w:hAnsi="Times New Roman" w:cs="Times New Roman"/>
-        </w:rPr>
-        <w:t>的獎勵函數，僅最佳化平均表現，忽略了不確定情境下的風險。</w:t>
+        <w:t>近年來已有多項研究將深度強化學習應用於資源排程問題，包括資料中心工作排程、雲端資源分配等。然而多數工作採用期望值導向 (expectation-based) 的獎勵函數，僅最佳化平均表現，忽略了不確定情境下的風險。</w:t>
       </w:r>
     </w:p>
     <w:p>
@@ -4947,113 +2459,267 @@
         <w:rPr>
           <w:rFonts w:ascii="Times New Roman" w:hAnsi="Times New Roman" w:cs="Times New Roman"/>
         </w:rPr>
-        <w:t>提出的</w:t>
-      </w:r>
-      <w:r>
-        <w:rPr>
-          <w:rFonts w:ascii="Times New Roman" w:hAnsi="Times New Roman" w:cs="Times New Roman"/>
-        </w:rPr>
-        <w:t>Distributional Soft Actor-Critic</w:t>
-      </w:r>
-      <w:r>
-        <w:rPr>
-          <w:rFonts w:ascii="Times New Roman" w:hAnsi="Times New Roman" w:cs="Times New Roman"/>
-        </w:rPr>
-        <w:t xml:space="preserve"> (</w:t>
-      </w:r>
-      <w:r>
-        <w:rPr>
-          <w:rFonts w:ascii="Times New Roman" w:hAnsi="Times New Roman" w:cs="Times New Roman"/>
-        </w:rPr>
-        <w:t>DSAC</w:t>
-      </w:r>
-      <w:r>
-        <w:rPr>
-          <w:rFonts w:ascii="Times New Roman" w:hAnsi="Times New Roman" w:cs="Times New Roman"/>
-        </w:rPr>
-        <w:t xml:space="preserve">) </w:t>
-      </w:r>
-      <w:r>
-        <w:rPr>
-          <w:rFonts w:ascii="Times New Roman" w:hAnsi="Times New Roman" w:cs="Times New Roman"/>
-        </w:rPr>
-        <w:t>透過分佈式</w:t>
-      </w:r>
-      <w:r>
-        <w:rPr>
-          <w:rFonts w:ascii="Times New Roman" w:hAnsi="Times New Roman" w:cs="Times New Roman"/>
-        </w:rPr>
-        <w:t>critic</w:t>
-      </w:r>
-      <w:r>
-        <w:rPr>
-          <w:rFonts w:ascii="Times New Roman" w:hAnsi="Times New Roman" w:cs="Times New Roman"/>
-        </w:rPr>
-        <w:t>估計每</w:t>
-      </w:r>
-      <w:proofErr w:type="gramStart"/>
-      <w:r>
-        <w:rPr>
-          <w:rFonts w:ascii="Times New Roman" w:hAnsi="Times New Roman" w:cs="Times New Roman"/>
-        </w:rPr>
-        <w:t>個</w:t>
-      </w:r>
-      <w:proofErr w:type="gramEnd"/>
-      <w:r>
-        <w:rPr>
-          <w:rFonts w:ascii="Times New Roman" w:hAnsi="Times New Roman" w:cs="Times New Roman"/>
-        </w:rPr>
-        <w:t>動作的回報分布，並結合</w:t>
-      </w:r>
-      <w:r>
-        <w:rPr>
-          <w:rFonts w:ascii="Times New Roman" w:hAnsi="Times New Roman" w:cs="Times New Roman"/>
-        </w:rPr>
-        <w:t>Soft Actor-Critic</w:t>
-      </w:r>
-      <w:r>
-        <w:rPr>
-          <w:rFonts w:ascii="Times New Roman" w:hAnsi="Times New Roman" w:cs="Times New Roman"/>
-        </w:rPr>
-        <w:t>的最大</w:t>
-      </w:r>
-      <w:proofErr w:type="gramStart"/>
-      <w:r>
-        <w:rPr>
-          <w:rFonts w:ascii="Times New Roman" w:hAnsi="Times New Roman" w:cs="Times New Roman"/>
-        </w:rPr>
-        <w:t>熵</w:t>
-      </w:r>
-      <w:proofErr w:type="gramEnd"/>
-      <w:r>
-        <w:rPr>
-          <w:rFonts w:ascii="Times New Roman" w:hAnsi="Times New Roman" w:cs="Times New Roman"/>
-        </w:rPr>
-        <w:t>探索框架，實現風險敏感決策。相較於僅看平均值的方法，</w:t>
-      </w:r>
-      <w:r>
-        <w:rPr>
-          <w:rFonts w:ascii="Times New Roman" w:hAnsi="Times New Roman" w:cs="Times New Roman"/>
-        </w:rPr>
-        <w:t>DSAC</w:t>
-      </w:r>
-      <w:r>
-        <w:rPr>
-          <w:rFonts w:ascii="Times New Roman" w:hAnsi="Times New Roman" w:cs="Times New Roman"/>
-        </w:rPr>
-        <w:t>能夠同時考量好情況與壞情況，根據風險偏好做出更穩健的選擇，非常適合共享</w:t>
-      </w:r>
-      <w:r>
-        <w:rPr>
-          <w:rFonts w:ascii="Times New Roman" w:hAnsi="Times New Roman" w:cs="Times New Roman"/>
-        </w:rPr>
-        <w:t>GPU</w:t>
-      </w:r>
-      <w:r>
-        <w:rPr>
-          <w:rFonts w:ascii="Times New Roman" w:hAnsi="Times New Roman" w:cs="Times New Roman"/>
-        </w:rPr>
-        <w:t>平台等對穩定性有較高要求的場景。</w:t>
+        <w:t>提出的Distributional Soft Actor-Critic (DSAC) 透過分佈式critic估計每個動作的回報分布，並結合Soft Actor-Critic的最大熵探索框架，實現風險敏感決策。相較於僅看平均值的方法，DSAC能夠同時考量好情況與壞情況，根據風險偏好做出更穩健的選擇，非常適合共享GPU平台等對穩定性有較高要求的場景。</w:t>
+      </w:r>
+    </w:p>
+    <w:p>
+      <w:pPr>
+        <w:spacing w:line="276" w:lineRule="auto"/>
+        <w:jc w:val="both"/>
+        <w:rPr>
+          <w:rFonts w:ascii="Times New Roman" w:hAnsi="Times New Roman" w:cs="Times New Roman"/>
+        </w:rPr>
+      </w:pPr>
+      <w:r>
+        <w:rPr>
+          <w:rFonts w:ascii="Times New Roman" w:hAnsi="Times New Roman" w:cs="Times New Roman"/>
+        </w:rPr>
+        <w:t>本專題將此一風險敏感分布式 Soft Actor-Critic（以下簡稱 RDSAC）作為核心排程演算法。我們把 GPU 工作排程建模為馬可夫決策過程（MDP）：狀態 s 為佇列中前 16 個待排工作的特徵與叢集 MPS 使用狀況，動作 a 為「選擇某個工作並指定其節點與 GPU 放置」或不放置（no-op），獎勵則以負的工作完成時間（JCT）為主。</w:t>
+      </w:r>
+    </w:p>
+    <w:p>
+      <w:pPr>
+        <w:spacing w:line="276" w:lineRule="auto"/>
+        <w:jc w:val="both"/>
+        <w:rPr>
+          <w:rFonts w:ascii="Times New Roman" w:hAnsi="Times New Roman" w:cs="Times New Roman"/>
+        </w:rPr>
+      </w:pPr>
+      <w:r>
+        <w:rPr>
+          <w:rFonts w:ascii="Times New Roman" w:hAnsi="Times New Roman" w:cs="Times New Roman"/>
+        </w:rPr>
+        <w:t>RDSAC 的特點是不只估計回報的平均值，而是估計整個回報的機率分布。它在最大熵框架下，把 soft return 拆成兩個分布：獎勵回報分布 Z_R 與熵回報分布 Z_H，兩者各以隱式分位數網路（IQN）表示，並以 quantile Huber 損失回歸。某個狀態-動作的綜合價值為兩者期望值之和：</w:t>
+      </w:r>
+    </w:p>
+    <w:p>
+      <w:pPr>
+        <w:spacing w:line="276" w:lineRule="auto"/>
+        <w:jc w:val="center"/>
+      </w:pPr>
+      <m:oMath>
+        <m:r>
+          <m:t>Q(s,a)=E[</m:t>
+        </m:r>
+        <m:sSub>
+          <m:e>
+            <m:r>
+              <m:t>Z</m:t>
+            </m:r>
+          </m:e>
+          <m:sub>
+            <m:r>
+              <m:t>R</m:t>
+            </m:r>
+          </m:sub>
+        </m:sSub>
+        <m:r>
+          <m:t>(s,a)]+α E[</m:t>
+        </m:r>
+        <m:sSub>
+          <m:e>
+            <m:r>
+              <m:t>Z</m:t>
+            </m:r>
+          </m:e>
+          <m:sub>
+            <m:r>
+              <m:t>H</m:t>
+            </m:r>
+          </m:sub>
+        </m:sSub>
+        <m:r>
+          <m:t>(s,a)]</m:t>
+        </m:r>
+      </m:oMath>
+    </w:p>
+    <w:p>
+      <w:pPr>
+        <w:spacing w:line="276" w:lineRule="auto"/>
+        <w:jc w:val="both"/>
+        <w:rPr>
+          <w:rFonts w:ascii="Times New Roman" w:hAnsi="Times New Roman" w:cs="Times New Roman"/>
+        </w:rPr>
+      </w:pPr>
+      <w:r>
+        <w:rPr>
+          <w:rFonts w:ascii="Times New Roman" w:hAnsi="Times New Roman" w:cs="Times New Roman"/>
+        </w:rPr>
+        <w:t>其中 α 為自動調整的溫度參數，控制探索程度。為了讓策略對「壞情況」更敏感，RDSAC 在策略目標中對獎勵分布 Z_R 套用風險扭曲函數 ρ。本專題採用條件風險值（CVaR）：只取分布下尾 β 比例的平均，使策略偏好最差情況較不嚴重的放置決策：</w:t>
+      </w:r>
+    </w:p>
+    <w:p>
+      <w:pPr>
+        <w:spacing w:line="276" w:lineRule="auto"/>
+        <w:jc w:val="center"/>
+      </w:pPr>
+      <m:oMath>
+        <m:sSub>
+          <m:e>
+            <m:r>
+              <m:t>ρ</m:t>
+            </m:r>
+          </m:e>
+          <m:sub>
+            <m:r>
+              <m:t>β</m:t>
+            </m:r>
+          </m:sub>
+        </m:sSub>
+        <m:r>
+          <m:t>[Z]=</m:t>
+        </m:r>
+        <m:f>
+          <m:num>
+            <m:r>
+              <m:t>1</m:t>
+            </m:r>
+          </m:num>
+          <m:den>
+            <m:r>
+              <m:t>β</m:t>
+            </m:r>
+          </m:den>
+        </m:f>
+        <m:nary>
+          <m:naryPr>
+            <m:chr m:val="∫"/>
+            <m:limLoc m:val="subSup"/>
+          </m:naryPr>
+          <m:sub>
+            <m:r>
+              <m:t>0</m:t>
+            </m:r>
+          </m:sub>
+          <m:sup>
+            <m:r>
+              <m:t>β</m:t>
+            </m:r>
+          </m:sup>
+          <m:e>
+            <m:sSubSup>
+              <m:e>
+                <m:r>
+                  <m:t>F</m:t>
+                </m:r>
+              </m:e>
+              <m:sub>
+                <m:r>
+                  <m:t>Z</m:t>
+                </m:r>
+              </m:sub>
+              <m:sup>
+                <m:r>
+                  <m:t>-1</m:t>
+                </m:r>
+              </m:sup>
+            </m:sSubSup>
+            <m:r>
+              <m:t>(τ) dτ</m:t>
+            </m:r>
+          </m:e>
+        </m:nary>
+      </m:oMath>
+    </w:p>
+    <w:p>
+      <w:pPr>
+        <w:spacing w:line="276" w:lineRule="auto"/>
+        <w:jc w:val="both"/>
+        <w:rPr>
+          <w:rFonts w:ascii="Times New Roman" w:hAnsi="Times New Roman" w:cs="Times New Roman"/>
+        </w:rPr>
+      </w:pPr>
+      <w:r>
+        <w:rPr>
+          <w:rFonts w:ascii="Times New Roman" w:hAnsi="Times New Roman" w:cs="Times New Roman"/>
+        </w:rPr>
+        <w:t>其中 β 越小越保守；β=1 時 CVaR 退化為一般平均。由於排程動作是離散且帶遮罩（mask）的，本專題將原論文連續控制的高斯 actor 改寫為顯式的類別（categorical）actor。策略以最小化下式的目標更新，對每個合法動作同時權衡熵（鼓勵探索）與風險調整後的回報：</w:t>
+      </w:r>
+    </w:p>
+    <w:p>
+      <w:pPr>
+        <w:spacing w:line="276" w:lineRule="auto"/>
+        <w:jc w:val="center"/>
+      </w:pPr>
+      <m:oMath>
+        <m:sSub>
+          <m:e>
+            <m:r>
+              <m:t>J</m:t>
+            </m:r>
+          </m:e>
+          <m:sub>
+            <m:r>
+              <m:t>π</m:t>
+            </m:r>
+          </m:sub>
+        </m:sSub>
+        <m:r>
+          <m:t>(s)=</m:t>
+        </m:r>
+        <m:nary>
+          <m:naryPr>
+            <m:chr m:val="∑"/>
+            <m:limLoc m:val="subSup"/>
+            <m:supHide m:val="1"/>
+          </m:naryPr>
+          <m:sub>
+            <m:r>
+              <m:t>a</m:t>
+            </m:r>
+          </m:sub>
+          <m:sup/>
+          <m:e>
+            <m:r>
+              <m:t>π(a|s)[α ln π(a|s)-ρ(</m:t>
+            </m:r>
+            <m:sSub>
+              <m:e>
+                <m:r>
+                  <m:t>Z</m:t>
+                </m:r>
+              </m:e>
+              <m:sub>
+                <m:r>
+                  <m:t>R</m:t>
+                </m:r>
+              </m:sub>
+            </m:sSub>
+            <m:r>
+              <m:t>(s,a))-α E[</m:t>
+            </m:r>
+            <m:sSub>
+              <m:e>
+                <m:r>
+                  <m:t>Z</m:t>
+                </m:r>
+              </m:e>
+              <m:sub>
+                <m:r>
+                  <m:t>H</m:t>
+                </m:r>
+              </m:sub>
+            </m:sSub>
+            <m:r>
+              <m:t>(s,a)]]</m:t>
+            </m:r>
+          </m:e>
+        </m:nary>
+      </m:oMath>
+    </w:p>
+    <w:p>
+      <w:pPr>
+        <w:spacing w:line="276" w:lineRule="auto"/>
+        <w:jc w:val="both"/>
+        <w:rPr>
+          <w:rFonts w:ascii="Times New Roman" w:hAnsi="Times New Roman" w:cs="Times New Roman"/>
+        </w:rPr>
+      </w:pPr>
+      <w:r>
+        <w:rPr>
+          <w:rFonts w:ascii="Times New Roman" w:hAnsi="Times New Roman" w:cs="Times New Roman"/>
+        </w:rPr>
+        <w:t>直覺上，當風險模式設為 mean（β=1）時等同風險中立、只看平均；設為 cvar 時則會主動避開可能造成長尾延遲（如 straggler、冷啟動 worker、執行時間離群）的放置決策，特別適合對穩定性要求高的共享 GPU 平台。</w:t>
       </w:r>
     </w:p>
     <w:p>
@@ -5087,13 +2753,7 @@
         <w:rPr>
           <w:rFonts w:ascii="Times New Roman" w:hAnsi="Times New Roman" w:cs="Times New Roman"/>
         </w:rPr>
-        <w:t>4.1</w:t>
-      </w:r>
-      <w:r>
-        <w:rPr>
-          <w:rFonts w:ascii="Times New Roman" w:hAnsi="Times New Roman" w:cs="Times New Roman"/>
-        </w:rPr>
-        <w:t xml:space="preserve">　系統整體架構</w:t>
+        <w:t>4.1　系統整體架構</w:t>
       </w:r>
       <w:bookmarkEnd w:id="12"/>
     </w:p>
@@ -5109,19 +2769,7 @@
         <w:rPr>
           <w:rFonts w:ascii="Times New Roman" w:hAnsi="Times New Roman" w:cs="Times New Roman"/>
         </w:rPr>
-        <w:t>本系統的核心概念是把「批次工作排程」與「彈性資源管理」結合起來。使用者仍然以熟悉的方式提交工作，而系統在背後自動處理工作排序、節點啟動、</w:t>
-      </w:r>
-      <w:r>
-        <w:rPr>
-          <w:rFonts w:ascii="Times New Roman" w:hAnsi="Times New Roman" w:cs="Times New Roman"/>
-        </w:rPr>
-        <w:t>GPU</w:t>
-      </w:r>
-      <w:r>
-        <w:rPr>
-          <w:rFonts w:ascii="Times New Roman" w:hAnsi="Times New Roman" w:cs="Times New Roman"/>
-        </w:rPr>
-        <w:t>分配與執行監控。整體系統包含下列幾個部分：</w:t>
+        <w:t>本系統的核心概念是把「批次工作排程」與「彈性資源管理」結合起來。使用者仍然以熟悉的方式提交工作，而系統在背後自動處理工作排序、節點啟動、GPU分配與執行監控。整體系統包含下列幾個部分：</w:t>
       </w:r>
     </w:p>
     <w:p>
@@ -5181,25 +2829,7 @@
         <w:rPr>
           <w:rFonts w:ascii="Times New Roman" w:hAnsi="Times New Roman" w:cs="Times New Roman"/>
         </w:rPr>
-        <w:t>CPU</w:t>
-      </w:r>
-      <w:r>
-        <w:rPr>
-          <w:rFonts w:ascii="Times New Roman" w:hAnsi="Times New Roman" w:cs="Times New Roman"/>
-        </w:rPr>
-        <w:t>與</w:t>
-      </w:r>
-      <w:r>
-        <w:rPr>
-          <w:rFonts w:ascii="Times New Roman" w:hAnsi="Times New Roman" w:cs="Times New Roman"/>
-        </w:rPr>
-        <w:t>GPU</w:t>
-      </w:r>
-      <w:r>
-        <w:rPr>
-          <w:rFonts w:ascii="Times New Roman" w:hAnsi="Times New Roman" w:cs="Times New Roman"/>
-        </w:rPr>
-        <w:t>計算節點：實際執行工作的運算資源。</w:t>
+        <w:t>CPU與GPU計算節點：實際執行工作的運算資源。</w:t>
       </w:r>
     </w:p>
     <w:p>
@@ -5333,19 +2963,7 @@
         <w:rPr>
           <w:rFonts w:ascii="Times New Roman" w:hAnsi="Times New Roman" w:cs="Times New Roman"/>
         </w:rPr>
-        <w:t>【圖</w:t>
-      </w:r>
-      <w:r>
-        <w:rPr>
-          <w:rFonts w:ascii="Times New Roman" w:hAnsi="Times New Roman" w:cs="Times New Roman"/>
-        </w:rPr>
-        <w:t>1</w:t>
-      </w:r>
-      <w:r>
-        <w:rPr>
-          <w:rFonts w:ascii="Times New Roman" w:hAnsi="Times New Roman" w:cs="Times New Roman"/>
-        </w:rPr>
-        <w:t>】系統整體架構圖</w:t>
+        <w:t>【圖1】系統整體架構圖</w:t>
       </w:r>
     </w:p>
     <w:p>
@@ -5368,13 +2986,7 @@
         <w:rPr>
           <w:rFonts w:ascii="Times New Roman" w:hAnsi="Times New Roman" w:cs="Times New Roman"/>
         </w:rPr>
-        <w:t>4.2</w:t>
-      </w:r>
-      <w:r>
-        <w:rPr>
-          <w:rFonts w:ascii="Times New Roman" w:hAnsi="Times New Roman" w:cs="Times New Roman"/>
-        </w:rPr>
-        <w:t xml:space="preserve">　排程與資源分配流程</w:t>
+        <w:t>4.2　排程與資源分配流程</w:t>
       </w:r>
       <w:bookmarkEnd w:id="13"/>
     </w:p>
@@ -5396,13 +3008,7 @@
         <w:rPr>
           <w:rFonts w:ascii="Times New Roman" w:hAnsi="Times New Roman" w:cs="Times New Roman"/>
         </w:rPr>
-        <w:t>4.2.1</w:t>
-      </w:r>
-      <w:r>
-        <w:rPr>
-          <w:rFonts w:ascii="Times New Roman" w:hAnsi="Times New Roman" w:cs="Times New Roman"/>
-        </w:rPr>
-        <w:t xml:space="preserve">　基本排程規則</w:t>
+        <w:t>4.2.1　基本排程規則</w:t>
       </w:r>
       <w:bookmarkEnd w:id="14"/>
     </w:p>
@@ -5418,33 +3024,7 @@
         <w:rPr>
           <w:rFonts w:ascii="Times New Roman" w:hAnsi="Times New Roman" w:cs="Times New Roman"/>
         </w:rPr>
-        <w:t>當使用者提交工作後，系統先補齊必要資訊，並根據幾個簡單穩定的規則計算工作的優先程度。這些規則主要考慮：工作是否適合目前剩餘的</w:t>
-      </w:r>
-      <w:r>
-        <w:rPr>
-          <w:rFonts w:ascii="Times New Roman" w:hAnsi="Times New Roman" w:cs="Times New Roman"/>
-        </w:rPr>
-        <w:t>GPU</w:t>
-      </w:r>
-      <w:r>
-        <w:rPr>
-          <w:rFonts w:ascii="Times New Roman" w:hAnsi="Times New Roman" w:cs="Times New Roman"/>
-        </w:rPr>
-        <w:t>資源、是否造成資源碎片化、以及較短的工作是否應優先執行。</w:t>
-      </w:r>
-      <w:proofErr w:type="gramStart"/>
-      <w:r>
-        <w:rPr>
-          <w:rFonts w:ascii="Times New Roman" w:hAnsi="Times New Roman" w:cs="Times New Roman"/>
-        </w:rPr>
-        <w:t>此層作為</w:t>
-      </w:r>
-      <w:proofErr w:type="gramEnd"/>
-      <w:r>
-        <w:rPr>
-          <w:rFonts w:ascii="Times New Roman" w:hAnsi="Times New Roman" w:cs="Times New Roman"/>
-        </w:rPr>
-        <w:t>系統的保底機制，即使智慧模型失效，系統仍可正常運作。</w:t>
+        <w:t>當使用者提交工作後，系統先補齊必要資訊，並根據幾個簡單穩定的規則計算工作的優先程度。這些規則主要考慮：工作是否適合目前剩餘的GPU資源、是否造成資源碎片化、以及較短的工作是否應優先執行。此層作為系統的保底機制，即使智慧模型失效，系統仍可正常運作。</w:t>
       </w:r>
     </w:p>
     <w:p>
@@ -5461,13 +3041,7 @@
           <w:rFonts w:ascii="Times New Roman" w:hAnsi="Times New Roman" w:cs="Times New Roman"/>
         </w:rPr>
         <w:lastRenderedPageBreak/>
-        <w:t>4.2.2</w:t>
-      </w:r>
-      <w:r>
-        <w:rPr>
-          <w:rFonts w:ascii="Times New Roman" w:hAnsi="Times New Roman" w:cs="Times New Roman"/>
-        </w:rPr>
-        <w:t xml:space="preserve">　智慧決策模型</w:t>
+        <w:t>4.2.2　智慧決策模型</w:t>
       </w:r>
       <w:bookmarkEnd w:id="15"/>
     </w:p>
@@ -5483,19 +3057,7 @@
         <w:rPr>
           <w:rFonts w:ascii="Times New Roman" w:hAnsi="Times New Roman" w:cs="Times New Roman"/>
         </w:rPr>
-        <w:t>在基本規則之外，加入深度強化學習模型，讓系統可根據「目前有哪些工作在等待」、「哪些節點正在執行」、「</w:t>
-      </w:r>
-      <w:r>
-        <w:rPr>
-          <w:rFonts w:ascii="Times New Roman" w:hAnsi="Times New Roman" w:cs="Times New Roman"/>
-        </w:rPr>
-        <w:t>GPU</w:t>
-      </w:r>
-      <w:r>
-        <w:rPr>
-          <w:rFonts w:ascii="Times New Roman" w:hAnsi="Times New Roman" w:cs="Times New Roman"/>
-        </w:rPr>
-        <w:t>尚有多少可分配空間」等資訊，進一步判斷哪一個工作應優先處理、是否需要額外提高優先順序，以及工作比較適合放到哪一個節點上。若模型對自己的判斷沒有把握，系統就回到基本排程規則。</w:t>
+        <w:t>在基本規則之外，加入深度強化學習模型，讓系統可根據「目前有哪些工作在等待」、「哪些節點正在執行」、「GPU尚有多少可分配空間」等資訊，進一步判斷哪一個工作應優先處理、是否需要額外提高優先順序，以及工作比較適合放到哪一個節點上。若模型對自己的判斷沒有把握，系統就回到基本排程規則。</w:t>
       </w:r>
     </w:p>
     <w:p/>
@@ -5528,13 +3090,7 @@
         <w:rPr>
           <w:rFonts w:ascii="Times New Roman" w:hAnsi="Times New Roman" w:cs="Times New Roman"/>
         </w:rPr>
-        <w:t>4.2.3</w:t>
-      </w:r>
-      <w:r>
-        <w:rPr>
-          <w:rFonts w:ascii="Times New Roman" w:hAnsi="Times New Roman" w:cs="Times New Roman"/>
-        </w:rPr>
-        <w:t xml:space="preserve">　</w:t>
+        <w:t>4.2.3　</w:t>
       </w:r>
       <w:r>
         <w:t>指定資源配置機制</w:t>
@@ -5547,15 +3103,7 @@
         <w:jc w:val="both"/>
       </w:pPr>
       <w:r>
-        <w:t>除了影響工作的先後順序外，系統也能先暫時保留工作，再根據模型決定其應放到哪一台節點上。這樣的做法讓模型的判斷不只停留在「哪</w:t>
-      </w:r>
-      <w:proofErr w:type="gramStart"/>
-      <w:r>
-        <w:t>個</w:t>
-      </w:r>
-      <w:proofErr w:type="gramEnd"/>
-      <w:r>
-        <w:t>工作先跑」，而是更進一步參與「工作要放在哪裡跑」的決策。</w:t>
+        <w:t>除了影響工作的先後順序外，系統也能先暫時保留工作，再根據模型決定其應放到哪一台節點上。這樣的做法讓模型的判斷不只停留在「哪個工作先跑」，而是更進一步參與「工作要放在哪裡跑」的決策。</w:t>
       </w:r>
     </w:p>
     <w:p>
@@ -5571,25 +3119,7 @@
         <w:rPr>
           <w:rFonts w:ascii="Times New Roman" w:hAnsi="Times New Roman" w:cs="Times New Roman"/>
         </w:rPr>
-        <w:t>4.3</w:t>
-      </w:r>
-      <w:r>
-        <w:rPr>
-          <w:rFonts w:ascii="Times New Roman" w:hAnsi="Times New Roman" w:cs="Times New Roman"/>
-        </w:rPr>
-        <w:t xml:space="preserve">　</w:t>
-      </w:r>
-      <w:r>
-        <w:rPr>
-          <w:rFonts w:ascii="Times New Roman" w:hAnsi="Times New Roman" w:cs="Times New Roman"/>
-        </w:rPr>
-        <w:t>GPU</w:t>
-      </w:r>
-      <w:r>
-        <w:rPr>
-          <w:rFonts w:ascii="Times New Roman" w:hAnsi="Times New Roman" w:cs="Times New Roman"/>
-        </w:rPr>
-        <w:t>資源共享方法</w:t>
+        <w:t>4.3　GPU資源共享方法</w:t>
       </w:r>
       <w:bookmarkEnd w:id="17"/>
     </w:p>
@@ -5605,83 +3135,7 @@
         <w:rPr>
           <w:rFonts w:ascii="Times New Roman" w:hAnsi="Times New Roman" w:cs="Times New Roman"/>
         </w:rPr>
-        <w:t>為提升利用率，本系統採用</w:t>
-      </w:r>
-      <w:r>
-        <w:rPr>
-          <w:rFonts w:ascii="Times New Roman" w:hAnsi="Times New Roman" w:cs="Times New Roman"/>
-        </w:rPr>
-        <w:t>GPU</w:t>
-      </w:r>
-      <w:proofErr w:type="gramStart"/>
-      <w:r>
-        <w:rPr>
-          <w:rFonts w:ascii="Times New Roman" w:hAnsi="Times New Roman" w:cs="Times New Roman"/>
-        </w:rPr>
-        <w:t>資源切分的</w:t>
-      </w:r>
-      <w:proofErr w:type="gramEnd"/>
-      <w:r>
-        <w:rPr>
-          <w:rFonts w:ascii="Times New Roman" w:hAnsi="Times New Roman" w:cs="Times New Roman"/>
-        </w:rPr>
-        <w:t>方式，讓多個較小的工作共享同一張</w:t>
-      </w:r>
-      <w:r>
-        <w:rPr>
-          <w:rFonts w:ascii="Times New Roman" w:hAnsi="Times New Roman" w:cs="Times New Roman"/>
-        </w:rPr>
-        <w:t>GPU</w:t>
-      </w:r>
-      <w:r>
-        <w:rPr>
-          <w:rFonts w:ascii="Times New Roman" w:hAnsi="Times New Roman" w:cs="Times New Roman"/>
-        </w:rPr>
-        <w:t>。以目前的系統設定為例，一張</w:t>
-      </w:r>
-      <w:r>
-        <w:rPr>
-          <w:rFonts w:ascii="Times New Roman" w:hAnsi="Times New Roman" w:cs="Times New Roman"/>
-        </w:rPr>
-        <w:t>GPU</w:t>
-      </w:r>
-      <w:proofErr w:type="gramStart"/>
-      <w:r>
-        <w:rPr>
-          <w:rFonts w:ascii="Times New Roman" w:hAnsi="Times New Roman" w:cs="Times New Roman"/>
-        </w:rPr>
-        <w:t>可切成</w:t>
-      </w:r>
-      <w:proofErr w:type="gramEnd"/>
-      <w:r>
-        <w:rPr>
-          <w:rFonts w:ascii="Times New Roman" w:hAnsi="Times New Roman" w:cs="Times New Roman"/>
-        </w:rPr>
-        <w:t>多個可分配單位，使用者可依需求申請</w:t>
-      </w:r>
-      <w:r>
-        <w:rPr>
-          <w:rFonts w:ascii="Times New Roman" w:hAnsi="Times New Roman" w:cs="Times New Roman"/>
-        </w:rPr>
-        <w:t>1/4</w:t>
-      </w:r>
-      <w:r>
-        <w:rPr>
-          <w:rFonts w:ascii="Times New Roman" w:hAnsi="Times New Roman" w:cs="Times New Roman"/>
-        </w:rPr>
-        <w:t>、</w:t>
-      </w:r>
-      <w:r>
-        <w:rPr>
-          <w:rFonts w:ascii="Times New Roman" w:hAnsi="Times New Roman" w:cs="Times New Roman"/>
-        </w:rPr>
-        <w:t>1/2</w:t>
-      </w:r>
-      <w:r>
-        <w:rPr>
-          <w:rFonts w:ascii="Times New Roman" w:hAnsi="Times New Roman" w:cs="Times New Roman"/>
-        </w:rPr>
-        <w:t>或整張卡。</w:t>
+        <w:t>為提升利用率，本系統採用GPU資源切分的方式，讓多個較小的工作共享同一張GPU。以目前的系統設定為例，一張GPU可切成多個可分配單位，使用者可依需求申請1/4、1/2或整張卡。</w:t>
       </w:r>
     </w:p>
     <w:p>
@@ -5749,25 +3203,11 @@
         <w:rPr>
           <w:rFonts w:ascii="Times New Roman" w:hAnsi="Times New Roman" w:cs="Times New Roman"/>
         </w:rPr>
-        <w:t>3</w:t>
-      </w:r>
-      <w:r>
-        <w:rPr>
-          <w:rFonts w:ascii="Times New Roman" w:hAnsi="Times New Roman" w:cs="Times New Roman"/>
-        </w:rPr>
-        <w:t>】</w:t>
-      </w:r>
-      <w:r>
-        <w:rPr>
-          <w:rFonts w:ascii="Times New Roman" w:hAnsi="Times New Roman" w:cs="Times New Roman"/>
-        </w:rPr>
-        <w:t>GPU</w:t>
-      </w:r>
-      <w:proofErr w:type="gramStart"/>
+        <w:t>3】GPU</w:t>
+      </w:r>
       <w:r>
         <w:t>資源切分示意圖</w:t>
       </w:r>
-      <w:proofErr w:type="gramEnd"/>
     </w:p>
     <w:p/>
     <w:p>
@@ -5783,13 +3223,7 @@
         <w:rPr>
           <w:rFonts w:ascii="Times New Roman" w:hAnsi="Times New Roman" w:cs="Times New Roman"/>
         </w:rPr>
-        <w:t>4.4</w:t>
-      </w:r>
-      <w:r>
-        <w:rPr>
-          <w:rFonts w:ascii="Times New Roman" w:hAnsi="Times New Roman" w:cs="Times New Roman"/>
-        </w:rPr>
-        <w:t xml:space="preserve">　模型訓練與評估方法</w:t>
+        <w:t>4.4　模型訓練與評估方法</w:t>
       </w:r>
       <w:bookmarkEnd w:id="18"/>
     </w:p>
@@ -5811,84 +3245,9 @@
         <w:rPr>
           <w:rFonts w:ascii="Times New Roman" w:hAnsi="Times New Roman" w:cs="Times New Roman"/>
         </w:rPr>
-        <w:t>採用</w:t>
-      </w:r>
-      <w:r>
-        <w:rPr>
-          <w:rFonts w:ascii="Times New Roman" w:hAnsi="Times New Roman" w:cs="Times New Roman"/>
-        </w:rPr>
-        <w:t xml:space="preserve"> Distributional Soft Actor-Critic</w:t>
-      </w:r>
-      <w:r>
-        <w:rPr>
-          <w:rFonts w:ascii="Times New Roman" w:hAnsi="Times New Roman" w:cs="Times New Roman"/>
-        </w:rPr>
-        <w:t xml:space="preserve"> (</w:t>
-      </w:r>
-      <w:r>
-        <w:rPr>
-          <w:rFonts w:ascii="Times New Roman" w:hAnsi="Times New Roman" w:cs="Times New Roman"/>
-        </w:rPr>
-        <w:t>DSAC</w:t>
-      </w:r>
-      <w:r>
-        <w:rPr>
-          <w:rFonts w:ascii="Times New Roman" w:hAnsi="Times New Roman" w:cs="Times New Roman"/>
-        </w:rPr>
-        <w:t xml:space="preserve">) </w:t>
-      </w:r>
-      <w:r>
-        <w:rPr>
-          <w:rFonts w:ascii="Times New Roman" w:hAnsi="Times New Roman" w:cs="Times New Roman"/>
-        </w:rPr>
-        <w:t>作為智慧排程的強化學習方法。與傳統只預測平均回報的方法不同，</w:t>
-      </w:r>
-      <w:r>
-        <w:rPr>
-          <w:rFonts w:ascii="Times New Roman" w:hAnsi="Times New Roman" w:cs="Times New Roman"/>
-        </w:rPr>
-        <w:t>DSAC</w:t>
-      </w:r>
-      <w:r>
-        <w:rPr>
-          <w:rFonts w:ascii="Times New Roman" w:hAnsi="Times New Roman" w:cs="Times New Roman"/>
-        </w:rPr>
-        <w:t>讓模型學習每</w:t>
-      </w:r>
-      <w:proofErr w:type="gramStart"/>
-      <w:r>
-        <w:rPr>
-          <w:rFonts w:ascii="Times New Roman" w:hAnsi="Times New Roman" w:cs="Times New Roman"/>
-        </w:rPr>
-        <w:t>個</w:t>
-      </w:r>
-      <w:proofErr w:type="gramEnd"/>
-      <w:r>
-        <w:rPr>
-          <w:rFonts w:ascii="Times New Roman" w:hAnsi="Times New Roman" w:cs="Times New Roman"/>
-        </w:rPr>
-        <w:t>決策可能造成</w:t>
-      </w:r>
-      <w:r>
-        <w:rPr>
-          <w:rFonts w:ascii="Times New Roman" w:hAnsi="Times New Roman" w:cs="Times New Roman"/>
-        </w:rPr>
+        <w:t>採用 Distributional Soft Actor-Critic (DSAC) 作為智慧排程的強化學習方法。與傳統只預測平均回報的方法不同，DSAC讓模型學習每個決策可能造成</w:t>
         <w:lastRenderedPageBreak/>
-        <w:t>的結果分布，並</w:t>
-      </w:r>
-      <w:proofErr w:type="gramStart"/>
-      <w:r>
-        <w:rPr>
-          <w:rFonts w:ascii="Times New Roman" w:hAnsi="Times New Roman" w:cs="Times New Roman"/>
-        </w:rPr>
-        <w:t>加入下尾風險</w:t>
-      </w:r>
-      <w:proofErr w:type="gramEnd"/>
-      <w:r>
-        <w:rPr>
-          <w:rFonts w:ascii="Times New Roman" w:hAnsi="Times New Roman" w:cs="Times New Roman"/>
-        </w:rPr>
-        <w:t>指標輔助選擇，以避免選到「平均看起來不錯，但壞情況很差」的安排方式。</w:t>
+        <w:t>的結果分布，並加入下尾風險指標輔助選擇，以避免選到「平均看起來不錯，但壞情況很差」的安排方式。</w:t>
       </w:r>
     </w:p>
     <w:p>
@@ -6009,6 +3368,108 @@
       </w:r>
     </w:p>
     <w:p>
+      <w:pPr>
+        <w:spacing w:before="120" w:line="276" w:lineRule="auto"/>
+        <w:jc w:val="both"/>
+        <w:rPr>
+          <w:rFonts w:ascii="Times New Roman" w:hAnsi="Times New Roman" w:cs="Times New Roman"/>
+          <w:b/>
+          <w:bCs/>
+        </w:rPr>
+      </w:pPr>
+      <w:r>
+        <w:rPr>
+          <w:rFonts w:ascii="Times New Roman" w:hAnsi="Times New Roman" w:cs="Times New Roman"/>
+          <w:b/>
+          <w:bCs/>
+        </w:rPr>
+        <w:t>訓練設定</w:t>
+      </w:r>
+    </w:p>
+    <w:p>
+      <w:pPr>
+        <w:spacing w:line="276" w:lineRule="auto"/>
+        <w:jc w:val="both"/>
+        <w:rPr>
+          <w:rFonts w:ascii="Times New Roman" w:hAnsi="Times New Roman" w:cs="Times New Roman"/>
+        </w:rPr>
+      </w:pPr>
+      <w:r>
+        <w:rPr>
+          <w:rFonts w:ascii="Times New Roman" w:hAnsi="Times New Roman" w:cs="Times New Roman"/>
+        </w:rPr>
+        <w:t>在模擬層，環境為單節點單 GPU（1×1）的離散事件模擬器，狀態為 192 維、動作空間為 17（16 個工作槽的放置加上 no-op）。模型從零開始訓練 150,000 步，並採用課程學習（curriculum）讓每回合的工作數由 10、30 逐步增加到 50，使策略先學會簡單情境再面對壅塞。訓練過程結合優先經驗回放（PER）、n-step 回報與啟發式暖身（score warmup），以加速早期收斂。</w:t>
+      </w:r>
+    </w:p>
+    <w:p>
+      <w:pPr>
+        <w:spacing w:before="120" w:line="276" w:lineRule="auto"/>
+        <w:jc w:val="both"/>
+        <w:rPr>
+          <w:rFonts w:ascii="Times New Roman" w:hAnsi="Times New Roman" w:cs="Times New Roman"/>
+          <w:b/>
+          <w:bCs/>
+        </w:rPr>
+      </w:pPr>
+      <w:r>
+        <w:rPr>
+          <w:rFonts w:ascii="Times New Roman" w:hAnsi="Times New Roman" w:cs="Times New Roman"/>
+          <w:b/>
+          <w:bCs/>
+        </w:rPr>
+        <w:t>獎勵尺度與溫度參數修正</w:t>
+      </w:r>
+    </w:p>
+    <w:p>
+      <w:pPr>
+        <w:spacing w:line="276" w:lineRule="auto"/>
+        <w:jc w:val="both"/>
+        <w:rPr>
+          <w:rFonts w:ascii="Times New Roman" w:hAnsi="Times New Roman" w:cs="Times New Roman"/>
+        </w:rPr>
+      </w:pPr>
+      <w:r>
+        <w:rPr>
+          <w:rFonts w:ascii="Times New Roman" w:hAnsi="Times New Roman" w:cs="Times New Roman"/>
+        </w:rPr>
+        <w:t>獎勵以負的 JCT 為主，並除以一個尺度常數使回報落在合適範圍。評估初期我們發現溫度參數 α 會被自動調整一路推到上限，導致策略過早變得幾乎確定性、失去探索能力。追查後確認原因是回報尺度過大（每回合約數百），遠超過熵正則項的量級（約為個位數），使策略目標被回報項主導、策略熵塌縮到接近零。將獎勵尺度常數由 1000 調整為 20000（使每回合回報降到約 −10 的量級）後，α 恢復正常自動調節，策略熵也回到合理水準。此修正是後續評估能公平比較 mean 與 cvar 兩種風險模式的前提。</w:t>
+      </w:r>
+    </w:p>
+    <w:p>
+      <w:pPr>
+        <w:spacing w:before="120" w:line="276" w:lineRule="auto"/>
+        <w:jc w:val="both"/>
+        <w:rPr>
+          <w:rFonts w:ascii="Times New Roman" w:hAnsi="Times New Roman" w:cs="Times New Roman"/>
+          <w:b/>
+          <w:bCs/>
+        </w:rPr>
+      </w:pPr>
+      <w:r>
+        <w:rPr>
+          <w:rFonts w:ascii="Times New Roman" w:hAnsi="Times New Roman" w:cs="Times New Roman"/>
+          <w:b/>
+          <w:bCs/>
+        </w:rPr>
+        <w:t>評估方法</w:t>
+      </w:r>
+    </w:p>
+    <w:p>
+      <w:pPr>
+        <w:spacing w:line="276" w:lineRule="auto"/>
+        <w:jc w:val="both"/>
+        <w:rPr>
+          <w:rFonts w:ascii="Times New Roman" w:hAnsi="Times New Roman" w:cs="Times New Roman"/>
+        </w:rPr>
+      </w:pPr>
+      <w:r>
+        <w:rPr>
+          <w:rFonts w:ascii="Times New Roman" w:hAnsi="Times New Roman" w:cs="Times New Roman"/>
+        </w:rPr>
+        <w:t>評估採用配對比較（paired comparison）：對同一組亂數種子，分別用 RDSAC 與啟發式 score 排程器跑相同工作負載，再計算兩者的工作完成時間（JCT）差異，以降低不同 trace 隨機性造成的雜訊。我們在三個工作負載家族（philly、burst、ali）、各 5 個亂數種子下進行，主要指標為平均 JCT，並額外回報 p95 與 p99 JCT 作為尾部延遲指標，搭配配對信賴區間與 p 值判斷差異是否達統計顯著。</w:t>
+      </w:r>
+    </w:p>
+    <w:p>
       <w:r>
         <w:br w:type="page"/>
       </w:r>
@@ -6039,13 +3500,7 @@
         <w:rPr>
           <w:rFonts w:ascii="Times New Roman" w:hAnsi="Times New Roman" w:cs="Times New Roman"/>
         </w:rPr>
-        <w:t>5.1</w:t>
-      </w:r>
-      <w:r>
-        <w:rPr>
-          <w:rFonts w:ascii="Times New Roman" w:hAnsi="Times New Roman" w:cs="Times New Roman"/>
-        </w:rPr>
-        <w:t xml:space="preserve">　目前完成項目</w:t>
+        <w:t>5.1　目前完成項目</w:t>
       </w:r>
       <w:bookmarkEnd w:id="20"/>
     </w:p>
@@ -6067,13 +3522,7 @@
         <w:rPr>
           <w:rFonts w:ascii="Times New Roman" w:hAnsi="Times New Roman" w:cs="Times New Roman"/>
         </w:rPr>
-        <w:t>5.1.1</w:t>
-      </w:r>
-      <w:r>
-        <w:rPr>
-          <w:rFonts w:ascii="Times New Roman" w:hAnsi="Times New Roman" w:cs="Times New Roman"/>
-        </w:rPr>
-        <w:t xml:space="preserve">　平台建置與操作流程</w:t>
+        <w:t>5.1.1　平台建置與操作流程</w:t>
       </w:r>
       <w:bookmarkEnd w:id="21"/>
     </w:p>
@@ -6089,33 +3538,7 @@
         <w:rPr>
           <w:rFonts w:ascii="Times New Roman" w:hAnsi="Times New Roman" w:cs="Times New Roman"/>
         </w:rPr>
-        <w:t>目前系統已完成主要平台建置，並整理出</w:t>
-      </w:r>
-      <w:proofErr w:type="gramStart"/>
-      <w:r>
-        <w:rPr>
-          <w:rFonts w:ascii="Times New Roman" w:hAnsi="Times New Roman" w:cs="Times New Roman"/>
-        </w:rPr>
-        <w:t>清楚的</w:t>
-      </w:r>
-      <w:proofErr w:type="gramEnd"/>
-      <w:r>
-        <w:rPr>
-          <w:rFonts w:ascii="Times New Roman" w:hAnsi="Times New Roman" w:cs="Times New Roman"/>
-        </w:rPr>
-        <w:t>部署與驗證流程。使用者可透過登入節點提交工作，系統則自動在背後完成節點啟動、工作排程、</w:t>
-      </w:r>
-      <w:r>
-        <w:rPr>
-          <w:rFonts w:ascii="Times New Roman" w:hAnsi="Times New Roman" w:cs="Times New Roman"/>
-        </w:rPr>
-        <w:t>GPU</w:t>
-      </w:r>
-      <w:r>
-        <w:rPr>
-          <w:rFonts w:ascii="Times New Roman" w:hAnsi="Times New Roman" w:cs="Times New Roman"/>
-        </w:rPr>
-        <w:t>分配與結果輸出。</w:t>
+        <w:t>目前系統已完成主要平台建置，並整理出清楚的部署與驗證流程。使用者可透過登入節點提交工作，系統則自動在背後完成節點啟動、工作排程、GPU分配與結果輸出。</w:t>
       </w:r>
     </w:p>
     <w:p>
@@ -6131,13 +3554,7 @@
         <w:rPr>
           <w:rFonts w:ascii="Times New Roman" w:hAnsi="Times New Roman" w:cs="Times New Roman"/>
         </w:rPr>
-        <w:t>5.1.2</w:t>
-      </w:r>
-      <w:r>
-        <w:rPr>
-          <w:rFonts w:ascii="Times New Roman" w:hAnsi="Times New Roman" w:cs="Times New Roman"/>
-        </w:rPr>
-        <w:t xml:space="preserve">　智慧排程已可在真實系統中運作</w:t>
+        <w:t>5.1.2　智慧排程已可在真實系統中運作</w:t>
       </w:r>
       <w:bookmarkEnd w:id="22"/>
     </w:p>
@@ -6169,13 +3586,7 @@
         <w:rPr>
           <w:rFonts w:ascii="Times New Roman" w:hAnsi="Times New Roman" w:cs="Times New Roman"/>
         </w:rPr>
-        <w:t>5.1.3</w:t>
-      </w:r>
-      <w:r>
-        <w:rPr>
-          <w:rFonts w:ascii="Times New Roman" w:hAnsi="Times New Roman" w:cs="Times New Roman"/>
-        </w:rPr>
-        <w:t xml:space="preserve">　模型已可初步參與資源放置</w:t>
+        <w:t>5.1.3　模型已可初步參與資源放置</w:t>
       </w:r>
       <w:bookmarkEnd w:id="23"/>
     </w:p>
@@ -6185,23 +3596,7 @@
         <w:jc w:val="both"/>
       </w:pPr>
       <w:r>
-        <w:t>除了決定哪</w:t>
-      </w:r>
-      <w:proofErr w:type="gramStart"/>
-      <w:r>
-        <w:t>個</w:t>
-      </w:r>
-      <w:proofErr w:type="gramEnd"/>
-      <w:r>
-        <w:t>工作先執行之外，目前系統也能在受控情況下，讓模型參與工作應放到哪</w:t>
-      </w:r>
-      <w:proofErr w:type="gramStart"/>
-      <w:r>
-        <w:t>個</w:t>
-      </w:r>
-      <w:proofErr w:type="gramEnd"/>
-      <w:r>
-        <w:t>節點執行的決策，逐步朝向完整的資源分配系統發展。</w:t>
+        <w:t>除了決定哪個工作先執行之外，目前系統也能在受控情況下，讓模型參與工作應放到哪個節點執行的決策，逐步朝向完整的資源分配系統發展。</w:t>
       </w:r>
     </w:p>
     <w:p>
@@ -6217,13 +3612,7 @@
         <w:rPr>
           <w:rFonts w:ascii="Times New Roman" w:hAnsi="Times New Roman" w:cs="Times New Roman"/>
         </w:rPr>
-        <w:t>5.1.4</w:t>
-      </w:r>
-      <w:r>
-        <w:rPr>
-          <w:rFonts w:ascii="Times New Roman" w:hAnsi="Times New Roman" w:cs="Times New Roman"/>
-        </w:rPr>
-        <w:t xml:space="preserve">　監控與展示介面</w:t>
+        <w:t>5.1.4　監控與展示介面</w:t>
       </w:r>
       <w:bookmarkEnd w:id="24"/>
     </w:p>
@@ -6239,39 +3628,7 @@
         <w:rPr>
           <w:rFonts w:ascii="Times New Roman" w:hAnsi="Times New Roman" w:cs="Times New Roman"/>
         </w:rPr>
-        <w:t>目前系統已可清楚呈現：等待中的工作數量、各計算節點是否已啟動、</w:t>
-      </w:r>
-      <w:r>
-        <w:rPr>
-          <w:rFonts w:ascii="Times New Roman" w:hAnsi="Times New Roman" w:cs="Times New Roman"/>
-        </w:rPr>
-        <w:t>GPU</w:t>
-      </w:r>
-      <w:r>
-        <w:rPr>
-          <w:rFonts w:ascii="Times New Roman" w:hAnsi="Times New Roman" w:cs="Times New Roman"/>
-        </w:rPr>
-        <w:t>的實際使用率、</w:t>
-      </w:r>
-      <w:r>
-        <w:rPr>
-          <w:rFonts w:ascii="Times New Roman" w:hAnsi="Times New Roman" w:cs="Times New Roman"/>
-        </w:rPr>
-        <w:t>GPU</w:t>
-      </w:r>
-      <w:proofErr w:type="gramStart"/>
-      <w:r>
-        <w:rPr>
-          <w:rFonts w:ascii="Times New Roman" w:hAnsi="Times New Roman" w:cs="Times New Roman"/>
-        </w:rPr>
-        <w:t>切分資源</w:t>
-      </w:r>
-      <w:proofErr w:type="gramEnd"/>
-      <w:r>
-        <w:rPr>
-          <w:rFonts w:ascii="Times New Roman" w:hAnsi="Times New Roman" w:cs="Times New Roman"/>
-        </w:rPr>
-        <w:t>的使用情形，以及智慧模型最近是否有做出決策。</w:t>
+        <w:t>目前系統已可清楚呈現：等待中的工作數量、各計算節點是否已啟動、GPU的實際使用率、GPU切分資源的使用情形，以及智慧模型最近是否有做出決策。</w:t>
       </w:r>
     </w:p>
     <w:p>
@@ -6349,45 +3706,7 @@
         <w:rPr>
           <w:rFonts w:ascii="Times New Roman" w:hAnsi="Times New Roman" w:cs="Times New Roman"/>
         </w:rPr>
-        <w:t>【圖</w:t>
-      </w:r>
-      <w:r>
-        <w:rPr>
-          <w:rFonts w:ascii="Times New Roman" w:hAnsi="Times New Roman" w:cs="Times New Roman"/>
-        </w:rPr>
-        <w:t xml:space="preserve"> 4</w:t>
-      </w:r>
-      <w:r>
-        <w:rPr>
-          <w:rFonts w:ascii="Times New Roman" w:hAnsi="Times New Roman" w:cs="Times New Roman"/>
-        </w:rPr>
-        <w:t>】系統監控</w:t>
-      </w:r>
-      <w:proofErr w:type="gramStart"/>
-      <w:r>
-        <w:rPr>
-          <w:rFonts w:ascii="Times New Roman" w:hAnsi="Times New Roman" w:cs="Times New Roman"/>
-        </w:rPr>
-        <w:t>畫面截圖</w:t>
-      </w:r>
-      <w:proofErr w:type="gramEnd"/>
-      <w:r>
-        <w:rPr>
-          <w:rFonts w:ascii="Times New Roman" w:hAnsi="Times New Roman" w:cs="Times New Roman"/>
-        </w:rPr>
-        <w:t>（</w:t>
-      </w:r>
-      <w:r>
-        <w:rPr>
-          <w:rFonts w:ascii="Times New Roman" w:hAnsi="Times New Roman" w:cs="Times New Roman"/>
-        </w:rPr>
-        <w:t>Placeholder</w:t>
-      </w:r>
-      <w:r>
-        <w:rPr>
-          <w:rFonts w:ascii="Times New Roman" w:hAnsi="Times New Roman" w:cs="Times New Roman"/>
-        </w:rPr>
-        <w:t>）</w:t>
+        <w:t>【圖 4】系統監控畫面截圖（Placeholder）</w:t>
       </w:r>
     </w:p>
     <w:p/>
@@ -6404,13 +3723,7 @@
         <w:rPr>
           <w:rFonts w:ascii="Times New Roman" w:hAnsi="Times New Roman" w:cs="Times New Roman"/>
         </w:rPr>
-        <w:t>5.2</w:t>
-      </w:r>
-      <w:r>
-        <w:rPr>
-          <w:rFonts w:ascii="Times New Roman" w:hAnsi="Times New Roman" w:cs="Times New Roman"/>
-        </w:rPr>
-        <w:t xml:space="preserve">　實驗結果</w:t>
+        <w:t>5.2　實驗結果</w:t>
       </w:r>
       <w:bookmarkEnd w:id="25"/>
     </w:p>
@@ -6426,19 +3739,7 @@
         <w:rPr>
           <w:rFonts w:ascii="Times New Roman" w:hAnsi="Times New Roman" w:cs="Times New Roman"/>
         </w:rPr>
-        <w:t>在目前的實機環境中，已完成一組</w:t>
-      </w:r>
-      <w:r>
-        <w:rPr>
-          <w:rFonts w:ascii="Times New Roman" w:hAnsi="Times New Roman" w:cs="Times New Roman"/>
-        </w:rPr>
-        <w:t xml:space="preserve"> GPU </w:t>
-      </w:r>
-      <w:r>
-        <w:rPr>
-          <w:rFonts w:ascii="Times New Roman" w:hAnsi="Times New Roman" w:cs="Times New Roman"/>
-        </w:rPr>
-        <w:t>工作測試，結果顯示：</w:t>
+        <w:t>在目前的實機環境中，已完成一組 GPU 工作測試，結果顯示：</w:t>
       </w:r>
     </w:p>
     <w:p>
@@ -6458,19 +3759,7 @@
         <w:rPr>
           <w:rFonts w:ascii="Times New Roman" w:hAnsi="Times New Roman" w:cs="Times New Roman"/>
         </w:rPr>
-        <w:t>多個小型工作可以共享同一張</w:t>
-      </w:r>
-      <w:r>
-        <w:rPr>
-          <w:rFonts w:ascii="Times New Roman" w:hAnsi="Times New Roman" w:cs="Times New Roman"/>
-        </w:rPr>
-        <w:t xml:space="preserve"> GPU</w:t>
-      </w:r>
-      <w:r>
-        <w:rPr>
-          <w:rFonts w:ascii="Times New Roman" w:hAnsi="Times New Roman" w:cs="Times New Roman"/>
-        </w:rPr>
-        <w:t>。</w:t>
+        <w:t>多個小型工作可以共享同一張 GPU。</w:t>
       </w:r>
     </w:p>
     <w:p>
@@ -6490,19 +3779,7 @@
         <w:rPr>
           <w:rFonts w:ascii="Times New Roman" w:hAnsi="Times New Roman" w:cs="Times New Roman"/>
         </w:rPr>
-        <w:t>需要較多資源的工作可以獨占整張</w:t>
-      </w:r>
-      <w:r>
-        <w:rPr>
-          <w:rFonts w:ascii="Times New Roman" w:hAnsi="Times New Roman" w:cs="Times New Roman"/>
-        </w:rPr>
-        <w:t xml:space="preserve"> GPU</w:t>
-      </w:r>
-      <w:r>
-        <w:rPr>
-          <w:rFonts w:ascii="Times New Roman" w:hAnsi="Times New Roman" w:cs="Times New Roman"/>
-        </w:rPr>
-        <w:t>。</w:t>
+        <w:t>需要較多資源的工作可以獨占整張 GPU。</w:t>
       </w:r>
     </w:p>
     <w:p>
@@ -6566,15 +3843,7 @@
         <w:t>5</w:t>
       </w:r>
       <w:r>
-        <w:t>】真實系統工作執行</w:t>
-      </w:r>
-      <w:proofErr w:type="gramStart"/>
-      <w:r>
-        <w:t>結果截圖</w:t>
-      </w:r>
-      <w:proofErr w:type="gramEnd"/>
-      <w:r>
-        <w:t>（Placeholder）</w:t>
+        <w:t>】真實系統工作執行結果截圖（Placeholder）</w:t>
       </w:r>
     </w:p>
     <w:p/>
@@ -6811,13 +4080,8 @@
           </w:tcPr>
           <w:p>
             <w:r>
-              <w:t>依工作量</w:t>
-            </w:r>
-            <w:proofErr w:type="gramStart"/>
-            <w:r>
-              <w:t>自動擴縮節點</w:t>
-            </w:r>
-            <w:proofErr w:type="gramEnd"/>
+              <w:t>依工作量自動擴縮節點</w:t>
+            </w:r>
           </w:p>
         </w:tc>
         <w:tc>
@@ -6935,11 +4199,9 @@
               </w:rPr>
               <w:t>GPU</w:t>
             </w:r>
-            <w:proofErr w:type="gramStart"/>
             <w:r>
               <w:t>資源切分</w:t>
             </w:r>
-            <w:proofErr w:type="gramEnd"/>
           </w:p>
         </w:tc>
         <w:tc>
@@ -7620,6 +4882,1128 @@
     </w:p>
     <w:p>
       <w:pPr>
+        <w:spacing w:before="240" w:line="276" w:lineRule="auto"/>
+        <w:jc w:val="both"/>
+        <w:rPr>
+          <w:rFonts w:ascii="Times New Roman" w:hAnsi="Times New Roman" w:cs="Times New Roman"/>
+          <w:b/>
+          <w:bCs/>
+        </w:rPr>
+      </w:pPr>
+      <w:r>
+        <w:rPr>
+          <w:rFonts w:ascii="Times New Roman" w:hAnsi="Times New Roman" w:cs="Times New Roman"/>
+          <w:b/>
+          <w:bCs/>
+        </w:rPr>
+        <w:t>模擬環境效能評估（RDSAC mean 與 cvar）</w:t>
+      </w:r>
+    </w:p>
+    <w:p>
+      <w:pPr>
+        <w:spacing w:line="276" w:lineRule="auto"/>
+        <w:jc w:val="both"/>
+        <w:rPr>
+          <w:rFonts w:ascii="Times New Roman" w:hAnsi="Times New Roman" w:cs="Times New Roman"/>
+        </w:rPr>
+      </w:pPr>
+      <w:r>
+        <w:rPr>
+          <w:rFonts w:ascii="Times New Roman" w:hAnsi="Times New Roman" w:cs="Times New Roman"/>
+        </w:rPr>
+        <w:t>除了實機驗證外，我們在模擬環境中以相同配置（150,000 步、5 個亂數種子、僅風險模式不同）對 RDSAC 的 mean（風險中立）與 cvar（β=0.25，風險敏感）兩種變體做配對評估，並與啟發式 score 排程器比較。下表差異欄 Δ=(score−RDSAC)/score，負值代表 RDSAC 的 JCT 較高（較差）；標示 * 者為 p&lt;0.05 達統計顯著。</w:t>
+      </w:r>
+    </w:p>
+    <w:tbl>
+      <w:tblPr>
+        <w:tblW w:w="8306" w:type="dxa"/>
+        <w:jc w:val="center"/>
+        <w:tblBorders>
+          <w:top w:val="single" w:sz="4" w:space="0" w:color="999999"/>
+          <w:left w:val="single" w:sz="4" w:space="0" w:color="999999"/>
+          <w:bottom w:val="single" w:sz="4" w:space="0" w:color="999999"/>
+          <w:right w:val="single" w:sz="4" w:space="0" w:color="999999"/>
+          <w:insideH w:val="single" w:sz="4" w:space="0" w:color="999999"/>
+          <w:insideV w:val="single" w:sz="4" w:space="0" w:color="999999"/>
+        </w:tblBorders>
+        <w:tblLook w:val="04A0" w:firstRow="1" w:lastRow="0" w:firstColumn="1" w:lastColumn="0" w:noHBand="0" w:noVBand="1"/>
+      </w:tblPr>
+      <w:tblGrid>
+        <w:gridCol w:w="900"/>
+        <w:gridCol w:w="1300"/>
+        <w:gridCol w:w="1300"/>
+        <w:gridCol w:w="1100"/>
+        <w:gridCol w:w="906"/>
+        <w:gridCol w:w="1400"/>
+        <w:gridCol w:w="1400"/>
+      </w:tblGrid>
+      <w:tr>
+        <w:trPr>
+          <w:tblHeader/>
+        </w:trPr>
+        <w:tc>
+          <w:tcPr>
+            <w:tcW w:w="900" w:type="dxa"/>
+            <w:shd w:val="clear" w:color="auto" w:fill="E7E6E6"/>
+            <w:vAlign w:val="center"/>
+          </w:tcPr>
+          <w:p>
+            <w:pPr>
+              <w:jc w:val="center"/>
+            </w:pPr>
+            <w:r>
+              <w:rPr>
+                <w:b/>
+                <w:bCs/>
+                <w:sz w:val="20"/>
+              </w:rPr>
+              <w:t>家族</w:t>
+            </w:r>
+          </w:p>
+        </w:tc>
+        <w:tc>
+          <w:tcPr>
+            <w:tcW w:w="1300" w:type="dxa"/>
+            <w:shd w:val="clear" w:color="auto" w:fill="E7E6E6"/>
+            <w:vAlign w:val="center"/>
+          </w:tcPr>
+          <w:p>
+            <w:pPr>
+              <w:jc w:val="center"/>
+            </w:pPr>
+            <w:r>
+              <w:rPr>
+                <w:b/>
+                <w:bCs/>
+                <w:sz w:val="20"/>
+              </w:rPr>
+              <w:t>RDSAC JCT (h)</w:t>
+            </w:r>
+          </w:p>
+        </w:tc>
+        <w:tc>
+          <w:tcPr>
+            <w:tcW w:w="1300" w:type="dxa"/>
+            <w:shd w:val="clear" w:color="auto" w:fill="E7E6E6"/>
+            <w:vAlign w:val="center"/>
+          </w:tcPr>
+          <w:p>
+            <w:pPr>
+              <w:jc w:val="center"/>
+            </w:pPr>
+            <w:r>
+              <w:rPr>
+                <w:b/>
+                <w:bCs/>
+                <w:sz w:val="20"/>
+              </w:rPr>
+              <w:t>Score JCT (h)</w:t>
+            </w:r>
+          </w:p>
+        </w:tc>
+        <w:tc>
+          <w:tcPr>
+            <w:tcW w:w="1100" w:type="dxa"/>
+            <w:shd w:val="clear" w:color="auto" w:fill="E7E6E6"/>
+            <w:vAlign w:val="center"/>
+          </w:tcPr>
+          <w:p>
+            <w:pPr>
+              <w:jc w:val="center"/>
+            </w:pPr>
+            <w:r>
+              <w:rPr>
+                <w:b/>
+                <w:bCs/>
+                <w:sz w:val="20"/>
+              </w:rPr>
+              <w:t>差異 Δ</w:t>
+            </w:r>
+          </w:p>
+        </w:tc>
+        <w:tc>
+          <w:tcPr>
+            <w:tcW w:w="906" w:type="dxa"/>
+            <w:shd w:val="clear" w:color="auto" w:fill="E7E6E6"/>
+            <w:vAlign w:val="center"/>
+          </w:tcPr>
+          <w:p>
+            <w:pPr>
+              <w:jc w:val="center"/>
+            </w:pPr>
+            <w:r>
+              <w:rPr>
+                <w:b/>
+                <w:bCs/>
+                <w:sz w:val="20"/>
+              </w:rPr>
+              <w:t>p 值</w:t>
+            </w:r>
+          </w:p>
+        </w:tc>
+        <w:tc>
+          <w:tcPr>
+            <w:tcW w:w="1400" w:type="dxa"/>
+            <w:shd w:val="clear" w:color="auto" w:fill="E7E6E6"/>
+            <w:vAlign w:val="center"/>
+          </w:tcPr>
+          <w:p>
+            <w:pPr>
+              <w:jc w:val="center"/>
+            </w:pPr>
+            <w:r>
+              <w:rPr>
+                <w:b/>
+                <w:bCs/>
+                <w:sz w:val="20"/>
+              </w:rPr>
+              <w:t>p95 (h)</w:t>
+            </w:r>
+          </w:p>
+        </w:tc>
+        <w:tc>
+          <w:tcPr>
+            <w:tcW w:w="1400" w:type="dxa"/>
+            <w:shd w:val="clear" w:color="auto" w:fill="E7E6E6"/>
+            <w:vAlign w:val="center"/>
+          </w:tcPr>
+          <w:p>
+            <w:pPr>
+              <w:jc w:val="center"/>
+            </w:pPr>
+            <w:r>
+              <w:rPr>
+                <w:b/>
+                <w:bCs/>
+                <w:sz w:val="20"/>
+              </w:rPr>
+              <w:t>p99 (h)</w:t>
+            </w:r>
+          </w:p>
+        </w:tc>
+      </w:tr>
+      <w:tr>
+        <w:tc>
+          <w:tcPr>
+            <w:tcW w:w="900" w:type="dxa"/>
+          </w:tcPr>
+          <w:p>
+            <w:pPr>
+              <w:jc w:val="center"/>
+            </w:pPr>
+            <w:r>
+              <w:rPr>
+                <w:sz w:val="20"/>
+              </w:rPr>
+              <w:t>philly</w:t>
+            </w:r>
+          </w:p>
+        </w:tc>
+        <w:tc>
+          <w:tcPr>
+            <w:tcW w:w="1300" w:type="dxa"/>
+          </w:tcPr>
+          <w:p>
+            <w:pPr>
+              <w:jc w:val="center"/>
+            </w:pPr>
+            <w:r>
+              <w:rPr>
+                <w:sz w:val="20"/>
+              </w:rPr>
+              <w:t>7.54</w:t>
+            </w:r>
+          </w:p>
+        </w:tc>
+        <w:tc>
+          <w:tcPr>
+            <w:tcW w:w="1300" w:type="dxa"/>
+          </w:tcPr>
+          <w:p>
+            <w:pPr>
+              <w:jc w:val="center"/>
+            </w:pPr>
+            <w:r>
+              <w:rPr>
+                <w:sz w:val="20"/>
+              </w:rPr>
+              <w:t>2.62</w:t>
+            </w:r>
+          </w:p>
+        </w:tc>
+        <w:tc>
+          <w:tcPr>
+            <w:tcW w:w="1100" w:type="dxa"/>
+          </w:tcPr>
+          <w:p>
+            <w:pPr>
+              <w:jc w:val="center"/>
+            </w:pPr>
+            <w:r>
+              <w:rPr>
+                <w:sz w:val="20"/>
+              </w:rPr>
+              <w:t>-187.6%</w:t>
+            </w:r>
+          </w:p>
+        </w:tc>
+        <w:tc>
+          <w:tcPr>
+            <w:tcW w:w="906" w:type="dxa"/>
+          </w:tcPr>
+          <w:p>
+            <w:pPr>
+              <w:jc w:val="center"/>
+            </w:pPr>
+            <w:r>
+              <w:rPr>
+                <w:sz w:val="20"/>
+              </w:rPr>
+              <w:t>0.002*</w:t>
+            </w:r>
+          </w:p>
+        </w:tc>
+        <w:tc>
+          <w:tcPr>
+            <w:tcW w:w="1400" w:type="dxa"/>
+          </w:tcPr>
+          <w:p>
+            <w:pPr>
+              <w:jc w:val="center"/>
+            </w:pPr>
+            <w:r>
+              <w:rPr>
+                <w:sz w:val="20"/>
+              </w:rPr>
+              <w:t>27.04</w:t>
+            </w:r>
+          </w:p>
+        </w:tc>
+        <w:tc>
+          <w:tcPr>
+            <w:tcW w:w="1400" w:type="dxa"/>
+          </w:tcPr>
+          <w:p>
+            <w:pPr>
+              <w:jc w:val="center"/>
+            </w:pPr>
+            <w:r>
+              <w:rPr>
+                <w:sz w:val="20"/>
+              </w:rPr>
+              <w:t>37.84</w:t>
+            </w:r>
+          </w:p>
+        </w:tc>
+      </w:tr>
+      <w:tr>
+        <w:tc>
+          <w:tcPr>
+            <w:tcW w:w="900" w:type="dxa"/>
+          </w:tcPr>
+          <w:p>
+            <w:pPr>
+              <w:jc w:val="center"/>
+            </w:pPr>
+            <w:r>
+              <w:rPr>
+                <w:sz w:val="20"/>
+              </w:rPr>
+              <w:t>burst</w:t>
+            </w:r>
+          </w:p>
+        </w:tc>
+        <w:tc>
+          <w:tcPr>
+            <w:tcW w:w="1300" w:type="dxa"/>
+          </w:tcPr>
+          <w:p>
+            <w:pPr>
+              <w:jc w:val="center"/>
+            </w:pPr>
+            <w:r>
+              <w:rPr>
+                <w:sz w:val="20"/>
+              </w:rPr>
+              <w:t>8.01</w:t>
+            </w:r>
+          </w:p>
+        </w:tc>
+        <w:tc>
+          <w:tcPr>
+            <w:tcW w:w="1300" w:type="dxa"/>
+          </w:tcPr>
+          <w:p>
+            <w:pPr>
+              <w:jc w:val="center"/>
+            </w:pPr>
+            <w:r>
+              <w:rPr>
+                <w:sz w:val="20"/>
+              </w:rPr>
+              <w:t>3.54</w:t>
+            </w:r>
+          </w:p>
+        </w:tc>
+        <w:tc>
+          <w:tcPr>
+            <w:tcW w:w="1100" w:type="dxa"/>
+          </w:tcPr>
+          <w:p>
+            <w:pPr>
+              <w:jc w:val="center"/>
+            </w:pPr>
+            <w:r>
+              <w:rPr>
+                <w:sz w:val="20"/>
+              </w:rPr>
+              <w:t>-126.1%</w:t>
+            </w:r>
+          </w:p>
+        </w:tc>
+        <w:tc>
+          <w:tcPr>
+            <w:tcW w:w="906" w:type="dxa"/>
+          </w:tcPr>
+          <w:p>
+            <w:pPr>
+              <w:jc w:val="center"/>
+            </w:pPr>
+            <w:r>
+              <w:rPr>
+                <w:sz w:val="20"/>
+              </w:rPr>
+              <w:t>0.023*</w:t>
+            </w:r>
+          </w:p>
+        </w:tc>
+        <w:tc>
+          <w:tcPr>
+            <w:tcW w:w="1400" w:type="dxa"/>
+          </w:tcPr>
+          <w:p>
+            <w:pPr>
+              <w:jc w:val="center"/>
+            </w:pPr>
+            <w:r>
+              <w:rPr>
+                <w:sz w:val="20"/>
+              </w:rPr>
+              <w:t>37.15</w:t>
+            </w:r>
+          </w:p>
+        </w:tc>
+        <w:tc>
+          <w:tcPr>
+            <w:tcW w:w="1400" w:type="dxa"/>
+          </w:tcPr>
+          <w:p>
+            <w:pPr>
+              <w:jc w:val="center"/>
+            </w:pPr>
+            <w:r>
+              <w:rPr>
+                <w:sz w:val="20"/>
+              </w:rPr>
+              <w:t>55.66</w:t>
+            </w:r>
+          </w:p>
+        </w:tc>
+      </w:tr>
+      <w:tr>
+        <w:tc>
+          <w:tcPr>
+            <w:tcW w:w="900" w:type="dxa"/>
+          </w:tcPr>
+          <w:p>
+            <w:pPr>
+              <w:jc w:val="center"/>
+            </w:pPr>
+            <w:r>
+              <w:rPr>
+                <w:sz w:val="20"/>
+              </w:rPr>
+              <w:t>ali</w:t>
+            </w:r>
+          </w:p>
+        </w:tc>
+        <w:tc>
+          <w:tcPr>
+            <w:tcW w:w="1300" w:type="dxa"/>
+          </w:tcPr>
+          <w:p>
+            <w:pPr>
+              <w:jc w:val="center"/>
+            </w:pPr>
+            <w:r>
+              <w:rPr>
+                <w:sz w:val="20"/>
+              </w:rPr>
+              <w:t>2.34</w:t>
+            </w:r>
+          </w:p>
+        </w:tc>
+        <w:tc>
+          <w:tcPr>
+            <w:tcW w:w="1300" w:type="dxa"/>
+          </w:tcPr>
+          <w:p>
+            <w:pPr>
+              <w:jc w:val="center"/>
+            </w:pPr>
+            <w:r>
+              <w:rPr>
+                <w:sz w:val="20"/>
+              </w:rPr>
+              <w:t>1.38</w:t>
+            </w:r>
+          </w:p>
+        </w:tc>
+        <w:tc>
+          <w:tcPr>
+            <w:tcW w:w="1100" w:type="dxa"/>
+          </w:tcPr>
+          <w:p>
+            <w:pPr>
+              <w:jc w:val="center"/>
+            </w:pPr>
+            <w:r>
+              <w:rPr>
+                <w:sz w:val="20"/>
+              </w:rPr>
+              <w:t>-69.4%</w:t>
+            </w:r>
+          </w:p>
+        </w:tc>
+        <w:tc>
+          <w:tcPr>
+            <w:tcW w:w="906" w:type="dxa"/>
+          </w:tcPr>
+          <w:p>
+            <w:pPr>
+              <w:jc w:val="center"/>
+            </w:pPr>
+            <w:r>
+              <w:rPr>
+                <w:sz w:val="20"/>
+              </w:rPr>
+              <w:t>0.042*</w:t>
+            </w:r>
+          </w:p>
+        </w:tc>
+        <w:tc>
+          <w:tcPr>
+            <w:tcW w:w="1400" w:type="dxa"/>
+          </w:tcPr>
+          <w:p>
+            <w:pPr>
+              <w:jc w:val="center"/>
+            </w:pPr>
+            <w:r>
+              <w:rPr>
+                <w:sz w:val="20"/>
+              </w:rPr>
+              <w:t>7.59</w:t>
+            </w:r>
+          </w:p>
+        </w:tc>
+        <w:tc>
+          <w:tcPr>
+            <w:tcW w:w="1400" w:type="dxa"/>
+          </w:tcPr>
+          <w:p>
+            <w:pPr>
+              <w:jc w:val="center"/>
+            </w:pPr>
+            <w:r>
+              <w:rPr>
+                <w:sz w:val="20"/>
+              </w:rPr>
+              <w:t>22.17</w:t>
+            </w:r>
+          </w:p>
+        </w:tc>
+      </w:tr>
+    </w:tbl>
+    <w:p>
+      <w:pPr>
+        <w:spacing w:before="120"/>
+        <w:jc w:val="center"/>
+      </w:pPr>
+      <w:r>
+        <w:t>【表</w:t>
+      </w:r>
+      <w:r>
+        <w:rPr>
+          <w:rFonts w:ascii="Times New Roman" w:hAnsi="Times New Roman" w:cs="Times New Roman"/>
+        </w:rPr>
+        <w:t>2</w:t>
+      </w:r>
+      <w:r>
+        <w:t>】RDSAC（mean，風險中立）模擬評估結果</w:t>
+      </w:r>
+    </w:p>
+    <w:tbl>
+      <w:tblPr>
+        <w:tblW w:w="8306" w:type="dxa"/>
+        <w:jc w:val="center"/>
+        <w:tblBorders>
+          <w:top w:val="single" w:sz="4" w:space="0" w:color="999999"/>
+          <w:left w:val="single" w:sz="4" w:space="0" w:color="999999"/>
+          <w:bottom w:val="single" w:sz="4" w:space="0" w:color="999999"/>
+          <w:right w:val="single" w:sz="4" w:space="0" w:color="999999"/>
+          <w:insideH w:val="single" w:sz="4" w:space="0" w:color="999999"/>
+          <w:insideV w:val="single" w:sz="4" w:space="0" w:color="999999"/>
+        </w:tblBorders>
+        <w:tblLook w:val="04A0" w:firstRow="1" w:lastRow="0" w:firstColumn="1" w:lastColumn="0" w:noHBand="0" w:noVBand="1"/>
+      </w:tblPr>
+      <w:tblGrid>
+        <w:gridCol w:w="900"/>
+        <w:gridCol w:w="1300"/>
+        <w:gridCol w:w="1300"/>
+        <w:gridCol w:w="1100"/>
+        <w:gridCol w:w="906"/>
+        <w:gridCol w:w="1400"/>
+        <w:gridCol w:w="1400"/>
+      </w:tblGrid>
+      <w:tr>
+        <w:trPr>
+          <w:tblHeader/>
+        </w:trPr>
+        <w:tc>
+          <w:tcPr>
+            <w:tcW w:w="900" w:type="dxa"/>
+            <w:shd w:val="clear" w:color="auto" w:fill="E7E6E6"/>
+            <w:vAlign w:val="center"/>
+          </w:tcPr>
+          <w:p>
+            <w:pPr>
+              <w:jc w:val="center"/>
+            </w:pPr>
+            <w:r>
+              <w:rPr>
+                <w:b/>
+                <w:bCs/>
+                <w:sz w:val="20"/>
+              </w:rPr>
+              <w:t>家族</w:t>
+            </w:r>
+          </w:p>
+        </w:tc>
+        <w:tc>
+          <w:tcPr>
+            <w:tcW w:w="1300" w:type="dxa"/>
+            <w:shd w:val="clear" w:color="auto" w:fill="E7E6E6"/>
+            <w:vAlign w:val="center"/>
+          </w:tcPr>
+          <w:p>
+            <w:pPr>
+              <w:jc w:val="center"/>
+            </w:pPr>
+            <w:r>
+              <w:rPr>
+                <w:b/>
+                <w:bCs/>
+                <w:sz w:val="20"/>
+              </w:rPr>
+              <w:t>RDSAC JCT (h)</w:t>
+            </w:r>
+          </w:p>
+        </w:tc>
+        <w:tc>
+          <w:tcPr>
+            <w:tcW w:w="1300" w:type="dxa"/>
+            <w:shd w:val="clear" w:color="auto" w:fill="E7E6E6"/>
+            <w:vAlign w:val="center"/>
+          </w:tcPr>
+          <w:p>
+            <w:pPr>
+              <w:jc w:val="center"/>
+            </w:pPr>
+            <w:r>
+              <w:rPr>
+                <w:b/>
+                <w:bCs/>
+                <w:sz w:val="20"/>
+              </w:rPr>
+              <w:t>Score JCT (h)</w:t>
+            </w:r>
+          </w:p>
+        </w:tc>
+        <w:tc>
+          <w:tcPr>
+            <w:tcW w:w="1100" w:type="dxa"/>
+            <w:shd w:val="clear" w:color="auto" w:fill="E7E6E6"/>
+            <w:vAlign w:val="center"/>
+          </w:tcPr>
+          <w:p>
+            <w:pPr>
+              <w:jc w:val="center"/>
+            </w:pPr>
+            <w:r>
+              <w:rPr>
+                <w:b/>
+                <w:bCs/>
+                <w:sz w:val="20"/>
+              </w:rPr>
+              <w:t>差異 Δ</w:t>
+            </w:r>
+          </w:p>
+        </w:tc>
+        <w:tc>
+          <w:tcPr>
+            <w:tcW w:w="906" w:type="dxa"/>
+            <w:shd w:val="clear" w:color="auto" w:fill="E7E6E6"/>
+            <w:vAlign w:val="center"/>
+          </w:tcPr>
+          <w:p>
+            <w:pPr>
+              <w:jc w:val="center"/>
+            </w:pPr>
+            <w:r>
+              <w:rPr>
+                <w:b/>
+                <w:bCs/>
+                <w:sz w:val="20"/>
+              </w:rPr>
+              <w:t>p 值</w:t>
+            </w:r>
+          </w:p>
+        </w:tc>
+        <w:tc>
+          <w:tcPr>
+            <w:tcW w:w="1400" w:type="dxa"/>
+            <w:shd w:val="clear" w:color="auto" w:fill="E7E6E6"/>
+            <w:vAlign w:val="center"/>
+          </w:tcPr>
+          <w:p>
+            <w:pPr>
+              <w:jc w:val="center"/>
+            </w:pPr>
+            <w:r>
+              <w:rPr>
+                <w:b/>
+                <w:bCs/>
+                <w:sz w:val="20"/>
+              </w:rPr>
+              <w:t>p95 (h)</w:t>
+            </w:r>
+          </w:p>
+        </w:tc>
+        <w:tc>
+          <w:tcPr>
+            <w:tcW w:w="1400" w:type="dxa"/>
+            <w:shd w:val="clear" w:color="auto" w:fill="E7E6E6"/>
+            <w:vAlign w:val="center"/>
+          </w:tcPr>
+          <w:p>
+            <w:pPr>
+              <w:jc w:val="center"/>
+            </w:pPr>
+            <w:r>
+              <w:rPr>
+                <w:b/>
+                <w:bCs/>
+                <w:sz w:val="20"/>
+              </w:rPr>
+              <w:t>p99 (h)</w:t>
+            </w:r>
+          </w:p>
+        </w:tc>
+      </w:tr>
+      <w:tr>
+        <w:tc>
+          <w:tcPr>
+            <w:tcW w:w="900" w:type="dxa"/>
+          </w:tcPr>
+          <w:p>
+            <w:pPr>
+              <w:jc w:val="center"/>
+            </w:pPr>
+            <w:r>
+              <w:rPr>
+                <w:sz w:val="20"/>
+              </w:rPr>
+              <w:t>philly</w:t>
+            </w:r>
+          </w:p>
+        </w:tc>
+        <w:tc>
+          <w:tcPr>
+            <w:tcW w:w="1300" w:type="dxa"/>
+          </w:tcPr>
+          <w:p>
+            <w:pPr>
+              <w:jc w:val="center"/>
+            </w:pPr>
+            <w:r>
+              <w:rPr>
+                <w:sz w:val="20"/>
+              </w:rPr>
+              <w:t>2.78</w:t>
+            </w:r>
+          </w:p>
+        </w:tc>
+        <w:tc>
+          <w:tcPr>
+            <w:tcW w:w="1300" w:type="dxa"/>
+          </w:tcPr>
+          <w:p>
+            <w:pPr>
+              <w:jc w:val="center"/>
+            </w:pPr>
+            <w:r>
+              <w:rPr>
+                <w:sz w:val="20"/>
+              </w:rPr>
+              <w:t>2.62</w:t>
+            </w:r>
+          </w:p>
+        </w:tc>
+        <w:tc>
+          <w:tcPr>
+            <w:tcW w:w="1100" w:type="dxa"/>
+          </w:tcPr>
+          <w:p>
+            <w:pPr>
+              <w:jc w:val="center"/>
+            </w:pPr>
+            <w:r>
+              <w:rPr>
+                <w:sz w:val="20"/>
+              </w:rPr>
+              <w:t>-6.2%</w:t>
+            </w:r>
+          </w:p>
+        </w:tc>
+        <w:tc>
+          <w:tcPr>
+            <w:tcW w:w="906" w:type="dxa"/>
+          </w:tcPr>
+          <w:p>
+            <w:pPr>
+              <w:jc w:val="center"/>
+            </w:pPr>
+            <w:r>
+              <w:rPr>
+                <w:sz w:val="20"/>
+              </w:rPr>
+              <w:t>0.777</w:t>
+            </w:r>
+          </w:p>
+        </w:tc>
+        <w:tc>
+          <w:tcPr>
+            <w:tcW w:w="1400" w:type="dxa"/>
+          </w:tcPr>
+          <w:p>
+            <w:pPr>
+              <w:jc w:val="center"/>
+            </w:pPr>
+            <w:r>
+              <w:rPr>
+                <w:sz w:val="20"/>
+              </w:rPr>
+              <w:t>9.42</w:t>
+            </w:r>
+          </w:p>
+        </w:tc>
+        <w:tc>
+          <w:tcPr>
+            <w:tcW w:w="1400" w:type="dxa"/>
+          </w:tcPr>
+          <w:p>
+            <w:pPr>
+              <w:jc w:val="center"/>
+            </w:pPr>
+            <w:r>
+              <w:rPr>
+                <w:sz w:val="20"/>
+              </w:rPr>
+              <w:t>22.64</w:t>
+            </w:r>
+          </w:p>
+        </w:tc>
+      </w:tr>
+      <w:tr>
+        <w:tc>
+          <w:tcPr>
+            <w:tcW w:w="900" w:type="dxa"/>
+          </w:tcPr>
+          <w:p>
+            <w:pPr>
+              <w:jc w:val="center"/>
+            </w:pPr>
+            <w:r>
+              <w:rPr>
+                <w:sz w:val="20"/>
+              </w:rPr>
+              <w:t>burst</w:t>
+            </w:r>
+          </w:p>
+        </w:tc>
+        <w:tc>
+          <w:tcPr>
+            <w:tcW w:w="1300" w:type="dxa"/>
+          </w:tcPr>
+          <w:p>
+            <w:pPr>
+              <w:jc w:val="center"/>
+            </w:pPr>
+            <w:r>
+              <w:rPr>
+                <w:sz w:val="20"/>
+              </w:rPr>
+              <w:t>4.32</w:t>
+            </w:r>
+          </w:p>
+        </w:tc>
+        <w:tc>
+          <w:tcPr>
+            <w:tcW w:w="1300" w:type="dxa"/>
+          </w:tcPr>
+          <w:p>
+            <w:pPr>
+              <w:jc w:val="center"/>
+            </w:pPr>
+            <w:r>
+              <w:rPr>
+                <w:sz w:val="20"/>
+              </w:rPr>
+              <w:t>3.54</w:t>
+            </w:r>
+          </w:p>
+        </w:tc>
+        <w:tc>
+          <w:tcPr>
+            <w:tcW w:w="1100" w:type="dxa"/>
+          </w:tcPr>
+          <w:p>
+            <w:pPr>
+              <w:jc w:val="center"/>
+            </w:pPr>
+            <w:r>
+              <w:rPr>
+                <w:sz w:val="20"/>
+              </w:rPr>
+              <w:t>-22.0%</w:t>
+            </w:r>
+          </w:p>
+        </w:tc>
+        <w:tc>
+          <w:tcPr>
+            <w:tcW w:w="906" w:type="dxa"/>
+          </w:tcPr>
+          <w:p>
+            <w:pPr>
+              <w:jc w:val="center"/>
+            </w:pPr>
+            <w:r>
+              <w:rPr>
+                <w:sz w:val="20"/>
+              </w:rPr>
+              <w:t>0.604</w:t>
+            </w:r>
+          </w:p>
+        </w:tc>
+        <w:tc>
+          <w:tcPr>
+            <w:tcW w:w="1400" w:type="dxa"/>
+          </w:tcPr>
+          <w:p>
+            <w:pPr>
+              <w:jc w:val="center"/>
+            </w:pPr>
+            <w:r>
+              <w:rPr>
+                <w:sz w:val="20"/>
+              </w:rPr>
+              <w:t>16.16</w:t>
+            </w:r>
+          </w:p>
+        </w:tc>
+        <w:tc>
+          <w:tcPr>
+            <w:tcW w:w="1400" w:type="dxa"/>
+          </w:tcPr>
+          <w:p>
+            <w:pPr>
+              <w:jc w:val="center"/>
+            </w:pPr>
+            <w:r>
+              <w:rPr>
+                <w:sz w:val="20"/>
+              </w:rPr>
+              <w:t>65.66</w:t>
+            </w:r>
+          </w:p>
+        </w:tc>
+      </w:tr>
+      <w:tr>
+        <w:tc>
+          <w:tcPr>
+            <w:tcW w:w="900" w:type="dxa"/>
+          </w:tcPr>
+          <w:p>
+            <w:pPr>
+              <w:jc w:val="center"/>
+            </w:pPr>
+            <w:r>
+              <w:rPr>
+                <w:sz w:val="20"/>
+              </w:rPr>
+              <w:t>ali</w:t>
+            </w:r>
+          </w:p>
+        </w:tc>
+        <w:tc>
+          <w:tcPr>
+            <w:tcW w:w="1300" w:type="dxa"/>
+          </w:tcPr>
+          <w:p>
+            <w:pPr>
+              <w:jc w:val="center"/>
+            </w:pPr>
+            <w:r>
+              <w:rPr>
+                <w:sz w:val="20"/>
+              </w:rPr>
+              <w:t>2.30</w:t>
+            </w:r>
+          </w:p>
+        </w:tc>
+        <w:tc>
+          <w:tcPr>
+            <w:tcW w:w="1300" w:type="dxa"/>
+          </w:tcPr>
+          <w:p>
+            <w:pPr>
+              <w:jc w:val="center"/>
+            </w:pPr>
+            <w:r>
+              <w:rPr>
+                <w:sz w:val="20"/>
+              </w:rPr>
+              <w:t>1.38</w:t>
+            </w:r>
+          </w:p>
+        </w:tc>
+        <w:tc>
+          <w:tcPr>
+            <w:tcW w:w="1100" w:type="dxa"/>
+          </w:tcPr>
+          <w:p>
+            <w:pPr>
+              <w:jc w:val="center"/>
+            </w:pPr>
+            <w:r>
+              <w:rPr>
+                <w:sz w:val="20"/>
+              </w:rPr>
+              <w:t>-66.4%</w:t>
+            </w:r>
+          </w:p>
+        </w:tc>
+        <w:tc>
+          <w:tcPr>
+            <w:tcW w:w="906" w:type="dxa"/>
+          </w:tcPr>
+          <w:p>
+            <w:pPr>
+              <w:jc w:val="center"/>
+            </w:pPr>
+            <w:r>
+              <w:rPr>
+                <w:sz w:val="20"/>
+              </w:rPr>
+              <w:t>0.015*</w:t>
+            </w:r>
+          </w:p>
+        </w:tc>
+        <w:tc>
+          <w:tcPr>
+            <w:tcW w:w="1400" w:type="dxa"/>
+          </w:tcPr>
+          <w:p>
+            <w:pPr>
+              <w:jc w:val="center"/>
+            </w:pPr>
+            <w:r>
+              <w:rPr>
+                <w:sz w:val="20"/>
+              </w:rPr>
+              <w:t>7.14</w:t>
+            </w:r>
+          </w:p>
+        </w:tc>
+        <w:tc>
+          <w:tcPr>
+            <w:tcW w:w="1400" w:type="dxa"/>
+          </w:tcPr>
+          <w:p>
+            <w:pPr>
+              <w:jc w:val="center"/>
+            </w:pPr>
+            <w:r>
+              <w:rPr>
+                <w:sz w:val="20"/>
+              </w:rPr>
+              <w:t>18.43</w:t>
+            </w:r>
+          </w:p>
+        </w:tc>
+      </w:tr>
+    </w:tbl>
+    <w:p>
+      <w:pPr>
+        <w:spacing w:before="120"/>
+        <w:jc w:val="center"/>
+      </w:pPr>
+      <w:r>
+        <w:t>【表</w:t>
+      </w:r>
+      <w:r>
+        <w:rPr>
+          <w:rFonts w:ascii="Times New Roman" w:hAnsi="Times New Roman" w:cs="Times New Roman"/>
+        </w:rPr>
+        <w:t>3</w:t>
+      </w:r>
+      <w:r>
+        <w:t>】RDSAC（cvar，β=0.25，風險敏感）模擬評估結果</w:t>
+      </w:r>
+    </w:p>
+    <w:p>
+      <w:pPr>
+        <w:spacing w:before="120" w:line="276" w:lineRule="auto"/>
+        <w:jc w:val="both"/>
+        <w:rPr>
+          <w:rFonts w:ascii="Times New Roman" w:hAnsi="Times New Roman" w:cs="Times New Roman"/>
+        </w:rPr>
+      </w:pPr>
+      <w:r>
+        <w:rPr>
+          <w:rFonts w:ascii="Times New Roman" w:hAnsi="Times New Roman" w:cs="Times New Roman"/>
+        </w:rPr>
+        <w:t>由【表 2】與【表 3】可見一個清楚且關鍵的對照：在完全相同的訓練配置下，風險敏感的 cvar 明顯優於風險中立的 mean。mean 變體在三個家族都顯著落後 score（philly −187.6%、burst −126.1%、ali −69.4%，p 值皆小於 0.05），且訓練過程不穩定；cvar 則把 philly 拉到與強啟發式 score 統計打平（−6.2%，p=0.78），尾部 p95 也大致砍半（philly 9.42 對 27.04 小時、burst 16.16 對 37.15 小時）。這驗證了採用風險敏感 DSAC 的設計選擇：對共享 GPU 平台而言，控制長尾延遲比追求平均最優更有價值。</w:t>
+      </w:r>
+    </w:p>
+    <w:p>
+      <w:pPr>
+        <w:spacing w:line="276" w:lineRule="auto"/>
+        <w:jc w:val="both"/>
+        <w:rPr>
+          <w:rFonts w:ascii="Times New Roman" w:hAnsi="Times New Roman" w:cs="Times New Roman"/>
+        </w:rPr>
+      </w:pPr>
+      <w:r>
+        <w:rPr>
+          <w:rFonts w:ascii="Times New Roman" w:hAnsi="Times New Roman" w:cs="Times New Roman"/>
+        </w:rPr>
+        <w:t>我們也誠實列出限制：cvar 在 ali 家族仍顯著落後（−66.4%），且 burst 的 p99 反而比 mean 差（單一壞種子拉高最尾端），代表 CVaR 對「平均尾部」有效，但未必能壓住最極端的離群；整體而言 RDSAC 在此 1×1 小動作空間下仍未真正贏過已調校良好的 score 啟發式，只是把差距縮到不顯著。後續方向為穩定 mean 變體訓練、改善 ali 與 burst 最尾端，以及在更大叢集規模上重新評估。</w:t>
+      </w:r>
+    </w:p>
+    <w:p>
+      <w:pPr>
         <w:pStyle w:val="2"/>
         <w:spacing w:after="160"/>
         <w:rPr>
@@ -7631,13 +6015,7 @@
         <w:rPr>
           <w:rFonts w:ascii="Times New Roman" w:hAnsi="Times New Roman" w:cs="Times New Roman"/>
         </w:rPr>
-        <w:t>5.3</w:t>
-      </w:r>
-      <w:r>
-        <w:rPr>
-          <w:rFonts w:ascii="Times New Roman" w:hAnsi="Times New Roman" w:cs="Times New Roman"/>
-        </w:rPr>
-        <w:t xml:space="preserve">　結論與建議</w:t>
+        <w:t>5.3　結論與建議</w:t>
       </w:r>
       <w:bookmarkEnd w:id="26"/>
     </w:p>
@@ -7648,8 +6026,6 @@
       </w:pPr>
       <w:r>
         <w:t>本計畫已成功建立可上線運作的智慧排程平台，並通過實機驗證。目前的主要</w:t>
-      </w:r>
-      <w:r>
         <w:lastRenderedPageBreak/>
         <w:t>結論如下：</w:t>
       </w:r>
@@ -7737,19 +6113,7 @@
         <w:rPr>
           <w:rFonts w:ascii="Times New Roman" w:hAnsi="Times New Roman" w:cs="Times New Roman"/>
         </w:rPr>
-        <w:t>讓模擬環境更接近真實系統，降低</w:t>
-      </w:r>
-      <w:r>
-        <w:rPr>
-          <w:rFonts w:ascii="Times New Roman" w:hAnsi="Times New Roman" w:cs="Times New Roman"/>
-        </w:rPr>
-        <w:t>sim-to-real</w:t>
-      </w:r>
-      <w:r>
-        <w:rPr>
-          <w:rFonts w:ascii="Times New Roman" w:hAnsi="Times New Roman" w:cs="Times New Roman"/>
-        </w:rPr>
-        <w:t>落差。</w:t>
+        <w:t>讓模擬環境更接近真實系統，降低sim-to-real落差。</w:t>
       </w:r>
     </w:p>
     <w:p>
@@ -7845,13 +6209,7 @@
         <w:rPr>
           <w:rFonts w:ascii="Times New Roman" w:hAnsi="Times New Roman" w:cs="Times New Roman"/>
         </w:rPr>
-        <w:t>5.4</w:t>
-      </w:r>
-      <w:r>
-        <w:rPr>
-          <w:rFonts w:ascii="Times New Roman" w:hAnsi="Times New Roman" w:cs="Times New Roman"/>
-        </w:rPr>
-        <w:t xml:space="preserve">　執行計畫過程遇到之困難與阻礙</w:t>
+        <w:t>5.4　執行計畫過程遇到之困難與阻礙</w:t>
       </w:r>
       <w:bookmarkEnd w:id="27"/>
     </w:p>
@@ -7868,13 +6226,7 @@
         <w:rPr>
           <w:rFonts w:ascii="Times New Roman" w:hAnsi="Times New Roman" w:cs="Times New Roman"/>
         </w:rPr>
-        <w:t>5.4.1</w:t>
-      </w:r>
-      <w:r>
-        <w:rPr>
-          <w:rFonts w:ascii="Times New Roman" w:hAnsi="Times New Roman" w:cs="Times New Roman"/>
-        </w:rPr>
-        <w:t xml:space="preserve">　節點回收後狀態不一致</w:t>
+        <w:t>5.4.1　節點回收後狀態不一致</w:t>
       </w:r>
       <w:bookmarkEnd w:id="28"/>
     </w:p>
@@ -7890,19 +6242,7 @@
         <w:rPr>
           <w:rFonts w:ascii="Times New Roman" w:hAnsi="Times New Roman" w:cs="Times New Roman"/>
         </w:rPr>
-        <w:t>在先前測試中，當</w:t>
-      </w:r>
-      <w:r>
-        <w:rPr>
-          <w:rFonts w:ascii="Times New Roman" w:hAnsi="Times New Roman" w:cs="Times New Roman"/>
-        </w:rPr>
-        <w:t xml:space="preserve"> GPU </w:t>
-      </w:r>
-      <w:r>
-        <w:rPr>
-          <w:rFonts w:ascii="Times New Roman" w:hAnsi="Times New Roman" w:cs="Times New Roman"/>
-        </w:rPr>
-        <w:t>節點因暫時沒有工作而被回收後，系統有時無法正確辨識它已離線，導致後續工作啟動時出現狀態不同步的問題。目前已完成修正，讓系統在節點回收與重新啟動時，能先更新狀態，再重新接受新工作。</w:t>
+        <w:t>在先前測試中，當 GPU 節點因暫時沒有工作而被回收後，系統有時無法正確辨識它已離線，導致後續工作啟動時出現狀態不同步的問題。目前已完成修正，讓系統在節點回收與重新啟動時，能先更新狀態，再重新接受新工作。</w:t>
       </w:r>
     </w:p>
     <w:p/>
@@ -7920,10 +6260,7 @@
         <w:t>6</w:t>
       </w:r>
       <w:r>
-        <w:t>】</w:t>
-      </w:r>
-      <w:r>
-        <w:t>穩定性修正前後流程差異示意圖（Placeholder）</w:t>
+        <w:t>】穩定性修正前後流程差異示意圖（Placeholder）</w:t>
       </w:r>
     </w:p>
     <w:p/>
@@ -7940,19 +6277,7 @@
         <w:rPr>
           <w:rFonts w:ascii="Times New Roman" w:hAnsi="Times New Roman" w:cs="Times New Roman"/>
         </w:rPr>
-        <w:t>5.4.</w:t>
-      </w:r>
-      <w:r>
-        <w:rPr>
-          <w:rFonts w:ascii="Times New Roman" w:hAnsi="Times New Roman" w:cs="Times New Roman"/>
-        </w:rPr>
-        <w:t>2</w:t>
-      </w:r>
-      <w:r>
-        <w:rPr>
-          <w:rFonts w:ascii="Times New Roman" w:hAnsi="Times New Roman" w:cs="Times New Roman"/>
-        </w:rPr>
-        <w:t xml:space="preserve">　智慧模型效果尚未超越基本規則</w:t>
+        <w:t>5.4.2　智慧模型效果尚未超越基本規則</w:t>
       </w:r>
       <w:bookmarkEnd w:id="29"/>
     </w:p>
@@ -7968,45 +6293,7 @@
         <w:rPr>
           <w:rFonts w:ascii="Times New Roman" w:hAnsi="Times New Roman" w:cs="Times New Roman"/>
         </w:rPr>
-        <w:t>目前在模擬環境下的效能比較結果顯示，早期以平均值為主的模型尚未穩定超越基本排程規則。因此後續模型方向改為</w:t>
-      </w:r>
-      <w:r>
-        <w:rPr>
-          <w:rFonts w:ascii="Times New Roman" w:hAnsi="Times New Roman" w:cs="Times New Roman"/>
-        </w:rPr>
-        <w:t xml:space="preserve"> Distributional SAC</w:t>
-      </w:r>
-      <w:r>
-        <w:rPr>
-          <w:rFonts w:ascii="Times New Roman" w:hAnsi="Times New Roman" w:cs="Times New Roman"/>
-        </w:rPr>
-        <w:t>，讓模型學習每</w:t>
-      </w:r>
-      <w:proofErr w:type="gramStart"/>
-      <w:r>
-        <w:rPr>
-          <w:rFonts w:ascii="Times New Roman" w:hAnsi="Times New Roman" w:cs="Times New Roman"/>
-        </w:rPr>
-        <w:t>個</w:t>
-      </w:r>
-      <w:proofErr w:type="gramEnd"/>
-      <w:r>
-        <w:rPr>
-          <w:rFonts w:ascii="Times New Roman" w:hAnsi="Times New Roman" w:cs="Times New Roman"/>
-        </w:rPr>
-        <w:t>決策可能造成的結果分布，並加入風險敏感判斷，更符合真實共享</w:t>
-      </w:r>
-      <w:r>
-        <w:rPr>
-          <w:rFonts w:ascii="Times New Roman" w:hAnsi="Times New Roman" w:cs="Times New Roman"/>
-        </w:rPr>
-        <w:t>GPU</w:t>
-      </w:r>
-      <w:r>
-        <w:rPr>
-          <w:rFonts w:ascii="Times New Roman" w:hAnsi="Times New Roman" w:cs="Times New Roman"/>
-        </w:rPr>
-        <w:t>平台的需求。</w:t>
+        <w:t>目前在模擬環境下的效能比較結果顯示，早期以平均值為主的模型尚未穩定超越基本排程規則。因此後續模型方向改為 Distributional SAC，讓模型學習每個決策可能造成的結果分布，並加入風險敏感判斷，更符合真實共享GPU平台的需求。</w:t>
       </w:r>
     </w:p>
     <w:p/>
@@ -8024,10 +6311,7 @@
         <w:t>7</w:t>
       </w:r>
       <w:r>
-        <w:t>】</w:t>
-      </w:r>
-      <w:r>
-        <w:t>模型與基本排程方式的比較圖（Placeholder）</w:t>
+        <w:t>】模型與基本排程方式的比較圖（Placeholder）</w:t>
       </w:r>
     </w:p>
     <w:p>
@@ -8060,25 +6344,11 @@
           <w:rFonts w:ascii="Times New Roman" w:eastAsia="Times New Roman" w:hAnsi="Times New Roman" w:cs="Times New Roman"/>
         </w:rPr>
       </w:pPr>
-      <w:proofErr w:type="spellStart"/>
       <w:r>
         <w:rPr>
           <w:rFonts w:ascii="Times New Roman" w:eastAsia="Times New Roman" w:hAnsi="Times New Roman" w:cs="Times New Roman"/>
         </w:rPr>
-        <w:t>Slurm</w:t>
-      </w:r>
-      <w:proofErr w:type="spellEnd"/>
-      <w:r>
-        <w:rPr>
-          <w:rFonts w:ascii="Times New Roman" w:eastAsia="Times New Roman" w:hAnsi="Times New Roman" w:cs="Times New Roman"/>
-        </w:rPr>
-        <w:t xml:space="preserve"> Workload Manager Documentation</w:t>
-      </w:r>
-      <w:r>
-        <w:rPr>
-          <w:rFonts w:ascii="Times New Roman" w:eastAsia="Times New Roman" w:hAnsi="Times New Roman" w:cs="Times New Roman"/>
-        </w:rPr>
-        <w:t xml:space="preserve">. </w:t>
+        <w:t xml:space="preserve">Slurm Workload Manager Documentation. </w:t>
       </w:r>
       <w:hyperlink r:id="rId11" w:history="1">
         <w:r>
@@ -8102,25 +6372,11 @@
           <w:rFonts w:ascii="Times New Roman" w:eastAsia="Times New Roman" w:hAnsi="Times New Roman" w:cs="Times New Roman"/>
         </w:rPr>
       </w:pPr>
-      <w:proofErr w:type="spellStart"/>
       <w:r>
         <w:rPr>
           <w:rFonts w:ascii="Times New Roman" w:eastAsia="Times New Roman" w:hAnsi="Times New Roman" w:cs="Times New Roman"/>
         </w:rPr>
-        <w:t>Slurm</w:t>
-      </w:r>
-      <w:proofErr w:type="spellEnd"/>
-      <w:r>
-        <w:rPr>
-          <w:rFonts w:ascii="Times New Roman" w:eastAsia="Times New Roman" w:hAnsi="Times New Roman" w:cs="Times New Roman"/>
-        </w:rPr>
-        <w:t xml:space="preserve"> Plugin API</w:t>
-      </w:r>
-      <w:r>
-        <w:rPr>
-          <w:rFonts w:ascii="Times New Roman" w:eastAsia="Times New Roman" w:hAnsi="Times New Roman" w:cs="Times New Roman"/>
-        </w:rPr>
-        <w:t xml:space="preserve">. </w:t>
+        <w:t xml:space="preserve">Slurm Plugin API. </w:t>
       </w:r>
       <w:hyperlink r:id="rId12" w:history="1">
         <w:r>
@@ -8176,13 +6432,7 @@
         <w:rPr>
           <w:rFonts w:ascii="Times New Roman" w:eastAsia="Times New Roman" w:hAnsi="Times New Roman" w:cs="Times New Roman"/>
         </w:rPr>
-        <w:t>Kubernetes Operator Pythonic Framework (Kopf)</w:t>
-      </w:r>
-      <w:r>
-        <w:rPr>
-          <w:rFonts w:ascii="Times New Roman" w:eastAsia="Times New Roman" w:hAnsi="Times New Roman" w:cs="Times New Roman"/>
-        </w:rPr>
-        <w:t xml:space="preserve">. </w:t>
+        <w:t xml:space="preserve">Kubernetes Operator Pythonic Framework (Kopf). </w:t>
       </w:r>
       <w:hyperlink r:id="rId14" w:history="1">
         <w:r>
@@ -8210,13 +6460,7 @@
         <w:rPr>
           <w:rFonts w:ascii="Times New Roman" w:eastAsia="Times New Roman" w:hAnsi="Times New Roman" w:cs="Times New Roman"/>
         </w:rPr>
-        <w:t>Converged Computing: Integrating HPC and Cloud Native</w:t>
-      </w:r>
-      <w:r>
-        <w:rPr>
-          <w:rFonts w:ascii="Times New Roman" w:eastAsia="Times New Roman" w:hAnsi="Times New Roman" w:cs="Times New Roman"/>
-        </w:rPr>
-        <w:t xml:space="preserve">. </w:t>
+        <w:t xml:space="preserve">Converged Computing: Integrating HPC and Cloud Native. </w:t>
       </w:r>
       <w:hyperlink r:id="rId15" w:history="1">
         <w:r>
@@ -8244,13 +6488,7 @@
         <w:rPr>
           <w:rFonts w:ascii="Times New Roman" w:eastAsia="Times New Roman" w:hAnsi="Times New Roman" w:cs="Times New Roman"/>
         </w:rPr>
-        <w:t>Workload Aware Scheduling</w:t>
-      </w:r>
-      <w:r>
-        <w:rPr>
-          <w:rFonts w:ascii="Times New Roman" w:eastAsia="Times New Roman" w:hAnsi="Times New Roman" w:cs="Times New Roman"/>
-        </w:rPr>
-        <w:t xml:space="preserve">. </w:t>
+        <w:t xml:space="preserve">Workload Aware Scheduling. </w:t>
       </w:r>
       <w:hyperlink r:id="rId16" w:history="1">
         <w:r>
@@ -8278,13 +6516,7 @@
         <w:rPr>
           <w:rFonts w:ascii="Times New Roman" w:eastAsia="Times New Roman" w:hAnsi="Times New Roman" w:cs="Times New Roman"/>
         </w:rPr>
-        <w:t>Slinky Project</w:t>
-      </w:r>
-      <w:r>
-        <w:rPr>
-          <w:rFonts w:ascii="Times New Roman" w:eastAsia="Times New Roman" w:hAnsi="Times New Roman" w:cs="Times New Roman"/>
-        </w:rPr>
-        <w:t xml:space="preserve">. </w:t>
+        <w:t xml:space="preserve">Slinky Project. </w:t>
       </w:r>
       <w:hyperlink r:id="rId17" w:history="1">
         <w:r>
@@ -8312,27 +6544,7 @@
         <w:rPr>
           <w:rFonts w:ascii="Times New Roman" w:eastAsia="Times New Roman" w:hAnsi="Times New Roman" w:cs="Times New Roman"/>
         </w:rPr>
-        <w:t xml:space="preserve">Prometheus </w:t>
-      </w:r>
-      <w:proofErr w:type="spellStart"/>
-      <w:r>
-        <w:rPr>
-          <w:rFonts w:ascii="Times New Roman" w:eastAsia="Times New Roman" w:hAnsi="Times New Roman" w:cs="Times New Roman"/>
-        </w:rPr>
-        <w:t>Slurm</w:t>
-      </w:r>
-      <w:proofErr w:type="spellEnd"/>
-      <w:r>
-        <w:rPr>
-          <w:rFonts w:ascii="Times New Roman" w:eastAsia="Times New Roman" w:hAnsi="Times New Roman" w:cs="Times New Roman"/>
-        </w:rPr>
-        <w:t xml:space="preserve"> Exporter</w:t>
-      </w:r>
-      <w:r>
-        <w:rPr>
-          <w:rFonts w:ascii="Times New Roman" w:eastAsia="Times New Roman" w:hAnsi="Times New Roman" w:cs="Times New Roman"/>
-        </w:rPr>
-        <w:t xml:space="preserve">. </w:t>
+        <w:t xml:space="preserve">Prometheus Slurm Exporter. </w:t>
       </w:r>
       <w:hyperlink r:id="rId18" w:history="1">
         <w:r>
@@ -8360,25 +6572,7 @@
         <w:rPr>
           <w:rFonts w:ascii="Times New Roman" w:eastAsia="Times New Roman" w:hAnsi="Times New Roman" w:cs="Times New Roman"/>
         </w:rPr>
-        <w:t>AWS Parallel</w:t>
-      </w:r>
-      <w:r>
-        <w:rPr>
-          <w:rFonts w:ascii="Times New Roman" w:eastAsia="Times New Roman" w:hAnsi="Times New Roman" w:cs="Times New Roman"/>
-        </w:rPr>
-        <w:t xml:space="preserve"> </w:t>
-      </w:r>
-      <w:r>
-        <w:rPr>
-          <w:rFonts w:ascii="Times New Roman" w:eastAsia="Times New Roman" w:hAnsi="Times New Roman" w:cs="Times New Roman"/>
-        </w:rPr>
-        <w:t>Cluster</w:t>
-      </w:r>
-      <w:r>
-        <w:rPr>
-          <w:rFonts w:ascii="Times New Roman" w:eastAsia="Times New Roman" w:hAnsi="Times New Roman" w:cs="Times New Roman"/>
-        </w:rPr>
-        <w:t xml:space="preserve">. </w:t>
+        <w:t xml:space="preserve">AWS Parallel Cluster. </w:t>
       </w:r>
       <w:hyperlink r:id="rId19" w:history="1">
         <w:r>
@@ -8402,25 +6596,11 @@
           <w:rFonts w:ascii="Times New Roman" w:eastAsia="Times New Roman" w:hAnsi="Times New Roman" w:cs="Times New Roman"/>
         </w:rPr>
       </w:pPr>
-      <w:proofErr w:type="spellStart"/>
       <w:r>
         <w:rPr>
           <w:rFonts w:ascii="Times New Roman" w:eastAsia="Times New Roman" w:hAnsi="Times New Roman" w:cs="Times New Roman"/>
         </w:rPr>
-        <w:t>Lmod</w:t>
-      </w:r>
-      <w:proofErr w:type="spellEnd"/>
-      <w:r>
-        <w:rPr>
-          <w:rFonts w:ascii="Times New Roman" w:eastAsia="Times New Roman" w:hAnsi="Times New Roman" w:cs="Times New Roman"/>
-        </w:rPr>
-        <w:t>: An Environment Module System</w:t>
-      </w:r>
-      <w:r>
-        <w:rPr>
-          <w:rFonts w:ascii="Times New Roman" w:eastAsia="Times New Roman" w:hAnsi="Times New Roman" w:cs="Times New Roman"/>
-        </w:rPr>
-        <w:t xml:space="preserve">. </w:t>
+        <w:t xml:space="preserve">Lmod: An Environment Module System. </w:t>
       </w:r>
       <w:hyperlink r:id="rId20" w:history="1">
         <w:r>
@@ -8444,25 +6624,11 @@
           <w:rFonts w:ascii="Times New Roman" w:eastAsia="Times New Roman" w:hAnsi="Times New Roman" w:cs="Times New Roman"/>
         </w:rPr>
       </w:pPr>
-      <w:proofErr w:type="spellStart"/>
       <w:r>
         <w:rPr>
           <w:rFonts w:ascii="Times New Roman" w:eastAsia="Times New Roman" w:hAnsi="Times New Roman" w:cs="Times New Roman"/>
         </w:rPr>
-        <w:t>kube</w:t>
-      </w:r>
-      <w:proofErr w:type="spellEnd"/>
-      <w:r>
-        <w:rPr>
-          <w:rFonts w:ascii="Times New Roman" w:eastAsia="Times New Roman" w:hAnsi="Times New Roman" w:cs="Times New Roman"/>
-        </w:rPr>
-        <w:t>-scheduler Scoring</w:t>
-      </w:r>
-      <w:r>
-        <w:rPr>
-          <w:rFonts w:ascii="Times New Roman" w:eastAsia="Times New Roman" w:hAnsi="Times New Roman" w:cs="Times New Roman"/>
-        </w:rPr>
-        <w:t xml:space="preserve">. </w:t>
+        <w:t xml:space="preserve">kube-scheduler Scoring. </w:t>
       </w:r>
       <w:hyperlink r:id="rId21" w:history="1">
         <w:r>
@@ -8490,13 +6656,7 @@
         <w:rPr>
           <w:rFonts w:ascii="Times New Roman" w:eastAsia="Times New Roman" w:hAnsi="Times New Roman" w:cs="Times New Roman"/>
         </w:rPr>
-        <w:t>Grafana</w:t>
-      </w:r>
-      <w:r>
-        <w:rPr>
-          <w:rFonts w:ascii="Times New Roman" w:eastAsia="Times New Roman" w:hAnsi="Times New Roman" w:cs="Times New Roman"/>
-        </w:rPr>
-        <w:t xml:space="preserve">. </w:t>
+        <w:t xml:space="preserve">Grafana. </w:t>
       </w:r>
       <w:hyperlink r:id="rId22" w:history="1">
         <w:r>
@@ -8524,13 +6684,7 @@
         <w:rPr>
           <w:rFonts w:ascii="Times New Roman" w:eastAsia="Times New Roman" w:hAnsi="Times New Roman" w:cs="Times New Roman"/>
         </w:rPr>
-        <w:t>NVIDIA Multi-Process Service (MPS)</w:t>
-      </w:r>
-      <w:r>
-        <w:rPr>
-          <w:rFonts w:ascii="Times New Roman" w:eastAsia="Times New Roman" w:hAnsi="Times New Roman" w:cs="Times New Roman"/>
-        </w:rPr>
-        <w:t xml:space="preserve">. </w:t>
+        <w:t xml:space="preserve">NVIDIA Multi-Process Service (MPS). </w:t>
       </w:r>
       <w:hyperlink r:id="rId23" w:history="1">
         <w:r>
@@ -8558,13 +6712,7 @@
         <w:rPr>
           <w:rFonts w:ascii="Times New Roman" w:eastAsia="Times New Roman" w:hAnsi="Times New Roman" w:cs="Times New Roman"/>
         </w:rPr>
-        <w:t>Kube State Metrics</w:t>
-      </w:r>
-      <w:r>
-        <w:rPr>
-          <w:rFonts w:ascii="Times New Roman" w:eastAsia="Times New Roman" w:hAnsi="Times New Roman" w:cs="Times New Roman"/>
-        </w:rPr>
-        <w:t xml:space="preserve">. </w:t>
+        <w:t xml:space="preserve">Kube State Metrics. </w:t>
       </w:r>
       <w:hyperlink r:id="rId24" w:history="1">
         <w:r>
@@ -8592,13 +6740,7 @@
         <w:rPr>
           <w:rFonts w:ascii="Times New Roman" w:eastAsia="Times New Roman" w:hAnsi="Times New Roman" w:cs="Times New Roman"/>
         </w:rPr>
-        <w:t>Ma, X., et al. DSAC: Distributional Soft Actor Critic for Risk-Sensitive Reinforcement Learning.</w:t>
-      </w:r>
-      <w:r>
-        <w:rPr>
-          <w:rFonts w:ascii="Times New Roman" w:eastAsia="Times New Roman" w:hAnsi="Times New Roman" w:cs="Times New Roman"/>
-        </w:rPr>
-        <w:t xml:space="preserve"> </w:t>
+        <w:t xml:space="preserve">Ma, X., et al. DSAC: Distributional Soft Actor Critic for Risk-Sensitive Reinforcement Learning. </w:t>
       </w:r>
       <w:hyperlink r:id="rId25" w:history="1">
         <w:r>
@@ -8622,25 +6764,11 @@
           <w:rFonts w:ascii="Times New Roman" w:eastAsia="Times New Roman" w:hAnsi="Times New Roman" w:cs="Times New Roman"/>
         </w:rPr>
       </w:pPr>
-      <w:proofErr w:type="spellStart"/>
       <w:r>
         <w:rPr>
           <w:rFonts w:ascii="Times New Roman" w:eastAsia="Times New Roman" w:hAnsi="Times New Roman" w:cs="Times New Roman"/>
         </w:rPr>
-        <w:t>Haarnoja</w:t>
-      </w:r>
-      <w:proofErr w:type="spellEnd"/>
-      <w:r>
-        <w:rPr>
-          <w:rFonts w:ascii="Times New Roman" w:eastAsia="Times New Roman" w:hAnsi="Times New Roman" w:cs="Times New Roman"/>
-        </w:rPr>
-        <w:t>, T., et al. Soft Actor-Critic: Off-Policy Maximum Entropy Deep Reinforcement Learning with a Stochastic Actor.</w:t>
-      </w:r>
-      <w:r>
-        <w:rPr>
-          <w:rFonts w:ascii="Times New Roman" w:eastAsia="Times New Roman" w:hAnsi="Times New Roman" w:cs="Times New Roman"/>
-        </w:rPr>
-        <w:t xml:space="preserve"> </w:t>
+        <w:t xml:space="preserve">Haarnoja, T., et al. Soft Actor-Critic: Off-Policy Maximum Entropy Deep Reinforcement Learning with a Stochastic Actor. </w:t>
       </w:r>
       <w:hyperlink r:id="rId26" w:history="1">
         <w:r>
@@ -8664,25 +6792,11 @@
           <w:rFonts w:ascii="Times New Roman" w:eastAsia="Times New Roman" w:hAnsi="Times New Roman" w:cs="Times New Roman"/>
         </w:rPr>
       </w:pPr>
-      <w:proofErr w:type="spellStart"/>
       <w:r>
         <w:rPr>
           <w:rFonts w:ascii="Times New Roman" w:eastAsia="Times New Roman" w:hAnsi="Times New Roman" w:cs="Times New Roman"/>
         </w:rPr>
-        <w:t>philly</w:t>
-      </w:r>
-      <w:proofErr w:type="spellEnd"/>
-      <w:r>
-        <w:rPr>
-          <w:rFonts w:ascii="Times New Roman" w:eastAsia="Times New Roman" w:hAnsi="Times New Roman" w:cs="Times New Roman"/>
-        </w:rPr>
-        <w:t>-traces</w:t>
-      </w:r>
-      <w:r>
-        <w:rPr>
-          <w:rFonts w:ascii="Times New Roman" w:eastAsia="Times New Roman" w:hAnsi="Times New Roman" w:cs="Times New Roman"/>
-        </w:rPr>
-        <w:t xml:space="preserve"> dataset. </w:t>
+        <w:t xml:space="preserve">philly-traces dataset. </w:t>
       </w:r>
       <w:hyperlink r:id="rId27" w:history="1">
         <w:r>
@@ -8736,13 +6850,8 @@
         </w:rPr>
         <w:t>附圖 1：</w:t>
       </w:r>
-      <w:proofErr w:type="spellStart"/>
-      <w:r>
-        <w:t>Kelpflux</w:t>
-      </w:r>
-      <w:proofErr w:type="spellEnd"/>
-      <w:r>
-        <w:t xml:space="preserve"> 系統整體架構圖（對應 4.1 節）</w:t>
+      <w:r>
+        <w:t>Kelpflux 系統整體架構圖（對應 4.1 節）</w:t>
       </w:r>
     </w:p>
     <w:p>
@@ -8766,15 +6875,7 @@
         <w:t>附圖 3：</w:t>
       </w:r>
       <w:r>
-        <w:t xml:space="preserve">GPU </w:t>
-      </w:r>
-      <w:proofErr w:type="gramStart"/>
-      <w:r>
-        <w:t>資源切分示意圖</w:t>
-      </w:r>
-      <w:proofErr w:type="gramEnd"/>
-      <w:r>
-        <w:t>（對應 4.3 節）</w:t>
+        <w:t>GPU 資源切分示意圖（對應 4.3 節）</w:t>
       </w:r>
     </w:p>
     <w:p>
@@ -8786,15 +6887,7 @@
         <w:t>附圖 4：</w:t>
       </w:r>
       <w:r>
-        <w:t>系統監控</w:t>
-      </w:r>
-      <w:proofErr w:type="gramStart"/>
-      <w:r>
-        <w:t>畫面截圖</w:t>
-      </w:r>
-      <w:proofErr w:type="gramEnd"/>
-      <w:r>
-        <w:t>（對應 5.1.4 節）</w:t>
+        <w:t>系統監控畫面截圖（對應 5.1.4 節）</w:t>
       </w:r>
     </w:p>
     <w:p>
@@ -8806,15 +6899,7 @@
         <w:t>附圖 5：</w:t>
       </w:r>
       <w:r>
-        <w:t>真實系統工作執行</w:t>
-      </w:r>
-      <w:proofErr w:type="gramStart"/>
-      <w:r>
-        <w:t>結果截圖</w:t>
-      </w:r>
-      <w:proofErr w:type="gramEnd"/>
-      <w:r>
-        <w:t>（對應 5.2 節）</w:t>
+        <w:t>真實系統工作執行結果截圖（對應 5.2 節）</w:t>
       </w:r>
     </w:p>
     <w:p>

--- a/assets/report.docx
+++ b/assets/report.docx
@@ -36,7 +36,15 @@
           <w:sz w:val="44"/>
           <w:szCs w:val="44"/>
         </w:rPr>
-        <w:t>116級畢業專題期中進度報告</w:t>
+        <w:t>116</w:t>
+      </w:r>
+      <w:r>
+        <w:rPr>
+          <w:rFonts w:ascii="Times New Roman" w:hAnsi="Times New Roman" w:cs="Times New Roman"/>
+          <w:sz w:val="44"/>
+          <w:szCs w:val="44"/>
+        </w:rPr>
+        <w:t>級畢業專題期中進度報告</w:t>
       </w:r>
     </w:p>
     <w:p>
@@ -59,7 +67,47 @@
           <w:sz w:val="36"/>
           <w:szCs w:val="36"/>
         </w:rPr>
-        <w:t>以Slurm-on-Kubernetes為核心之共享GPU AI工作負載彈性排程平台</w:t>
+        <w:t>以</w:t>
+      </w:r>
+      <w:r>
+        <w:rPr>
+          <w:rFonts w:ascii="Times New Roman" w:hAnsi="Times New Roman" w:cs="Times New Roman"/>
+          <w:b/>
+          <w:bCs/>
+          <w:sz w:val="36"/>
+          <w:szCs w:val="36"/>
+        </w:rPr>
+        <w:t>Slurm-on-Kubernetes</w:t>
+      </w:r>
+      <w:r>
+        <w:rPr>
+          <w:rFonts w:ascii="Times New Roman" w:hAnsi="Times New Roman" w:cs="Times New Roman"/>
+          <w:b/>
+          <w:bCs/>
+          <w:sz w:val="36"/>
+          <w:szCs w:val="36"/>
+        </w:rPr>
+        <w:t>為核心之共享</w:t>
+      </w:r>
+      <w:r>
+        <w:rPr>
+          <w:rFonts w:ascii="Times New Roman" w:hAnsi="Times New Roman" w:cs="Times New Roman"/>
+          <w:b/>
+          <w:bCs/>
+          <w:sz w:val="36"/>
+          <w:szCs w:val="36"/>
+        </w:rPr>
+        <w:t>GPU AI</w:t>
+      </w:r>
+      <w:r>
+        <w:rPr>
+          <w:rFonts w:ascii="Times New Roman" w:hAnsi="Times New Roman" w:cs="Times New Roman"/>
+          <w:b/>
+          <w:bCs/>
+          <w:sz w:val="36"/>
+          <w:szCs w:val="36"/>
+        </w:rPr>
+        <w:t>工作負載彈性排程平台</w:t>
       </w:r>
     </w:p>
     <w:p>
@@ -395,7 +443,15 @@
                 <w:sz w:val="28"/>
                 <w:szCs w:val="28"/>
               </w:rPr>
-              <w:t xml:space="preserve"> 教授</w:t>
+              <w:t xml:space="preserve"> </w:t>
+            </w:r>
+            <w:r>
+              <w:rPr>
+                <w:rFonts w:ascii="Times New Roman" w:hAnsi="Times New Roman" w:cs="Times New Roman" w:hint="eastAsia"/>
+                <w:sz w:val="28"/>
+                <w:szCs w:val="28"/>
+              </w:rPr>
+              <w:t>教授</w:t>
             </w:r>
           </w:p>
         </w:tc>
@@ -462,7 +518,39 @@
           <w:sz w:val="28"/>
           <w:szCs w:val="28"/>
         </w:rPr>
-        <w:t>中華民國 115 年 6 月</w:t>
+        <w:t>中華民國</w:t>
+      </w:r>
+      <w:r>
+        <w:rPr>
+          <w:rFonts w:ascii="Times New Roman" w:hAnsi="Times New Roman" w:cs="Times New Roman" w:hint="eastAsia"/>
+          <w:sz w:val="28"/>
+          <w:szCs w:val="28"/>
+        </w:rPr>
+        <w:t xml:space="preserve"> 115 </w:t>
+      </w:r>
+      <w:r>
+        <w:rPr>
+          <w:rFonts w:ascii="Times New Roman" w:hAnsi="Times New Roman" w:cs="Times New Roman" w:hint="eastAsia"/>
+          <w:sz w:val="28"/>
+          <w:szCs w:val="28"/>
+        </w:rPr>
+        <w:t>年</w:t>
+      </w:r>
+      <w:r>
+        <w:rPr>
+          <w:rFonts w:ascii="Times New Roman" w:hAnsi="Times New Roman" w:cs="Times New Roman" w:hint="eastAsia"/>
+          <w:sz w:val="28"/>
+          <w:szCs w:val="28"/>
+        </w:rPr>
+        <w:t xml:space="preserve"> 6 </w:t>
+      </w:r>
+      <w:r>
+        <w:rPr>
+          <w:rFonts w:ascii="Times New Roman" w:hAnsi="Times New Roman" w:cs="Times New Roman" w:hint="eastAsia"/>
+          <w:sz w:val="28"/>
+          <w:szCs w:val="28"/>
+        </w:rPr>
+        <w:t>月</w:t>
       </w:r>
     </w:p>
     <w:p>
@@ -526,7 +614,43 @@
         <w:rPr>
           <w:rFonts w:ascii="Times New Roman" w:hAnsi="Times New Roman" w:cs="Times New Roman"/>
         </w:rPr>
-        <w:t>作之共享GPU AI工作負載彈性排程平台，整合Slurm批次排程與Kubernetes容器管理。</w:t>
+        <w:t>作之共享</w:t>
+      </w:r>
+      <w:r>
+        <w:rPr>
+          <w:rFonts w:ascii="Times New Roman" w:hAnsi="Times New Roman" w:cs="Times New Roman"/>
+        </w:rPr>
+        <w:t>GPU AI</w:t>
+      </w:r>
+      <w:r>
+        <w:rPr>
+          <w:rFonts w:ascii="Times New Roman" w:hAnsi="Times New Roman" w:cs="Times New Roman"/>
+        </w:rPr>
+        <w:t>工作負載彈性排程平台，整合</w:t>
+      </w:r>
+      <w:r>
+        <w:rPr>
+          <w:rFonts w:ascii="Times New Roman" w:hAnsi="Times New Roman" w:cs="Times New Roman"/>
+        </w:rPr>
+        <w:t>Slurm</w:t>
+      </w:r>
+      <w:r>
+        <w:rPr>
+          <w:rFonts w:ascii="Times New Roman" w:hAnsi="Times New Roman" w:cs="Times New Roman"/>
+        </w:rPr>
+        <w:t>批次排程與</w:t>
+      </w:r>
+      <w:r>
+        <w:rPr>
+          <w:rFonts w:ascii="Times New Roman" w:hAnsi="Times New Roman" w:cs="Times New Roman"/>
+        </w:rPr>
+        <w:t>Kubernetes</w:t>
+      </w:r>
+      <w:r>
+        <w:rPr>
+          <w:rFonts w:ascii="Times New Roman" w:hAnsi="Times New Roman" w:cs="Times New Roman"/>
+        </w:rPr>
+        <w:t>容器管理。</w:t>
       </w:r>
     </w:p>
     <w:p>
@@ -546,7 +670,19 @@
         <w:rPr>
           <w:rFonts w:ascii="Times New Roman" w:hAnsi="Times New Roman" w:cs="Times New Roman"/>
         </w:rPr>
-        <w:t>實現CPU/GPU計算節點自動彈性擴縮，依工作佇列長度動態啟停節點，有效降低硬體閒置浪費。</w:t>
+        <w:t>實現</w:t>
+      </w:r>
+      <w:r>
+        <w:rPr>
+          <w:rFonts w:ascii="Times New Roman" w:hAnsi="Times New Roman" w:cs="Times New Roman"/>
+        </w:rPr>
+        <w:t>CPU/GPU</w:t>
+      </w:r>
+      <w:r>
+        <w:rPr>
+          <w:rFonts w:ascii="Times New Roman" w:hAnsi="Times New Roman" w:cs="Times New Roman"/>
+        </w:rPr>
+        <w:t>計算節點自動彈性擴縮，依工作佇列長度動態啟停節點，有效降低硬體閒置浪費。</w:t>
       </w:r>
     </w:p>
     <w:p>
@@ -566,7 +702,19 @@
         <w:rPr>
           <w:rFonts w:ascii="Times New Roman" w:hAnsi="Times New Roman" w:cs="Times New Roman"/>
         </w:rPr>
-        <w:t>完成GPU資源切分機制</w:t>
+        <w:t>完成</w:t>
+      </w:r>
+      <w:r>
+        <w:rPr>
+          <w:rFonts w:ascii="Times New Roman" w:hAnsi="Times New Roman" w:cs="Times New Roman"/>
+        </w:rPr>
+        <w:t>GPU</w:t>
+      </w:r>
+      <w:r>
+        <w:rPr>
+          <w:rFonts w:ascii="Times New Roman" w:hAnsi="Times New Roman" w:cs="Times New Roman"/>
+        </w:rPr>
+        <w:t>資源切分機制</w:t>
       </w:r>
       <w:r>
         <w:rPr>
@@ -578,7 +726,31 @@
         <w:rPr>
           <w:rFonts w:ascii="Times New Roman" w:hAnsi="Times New Roman" w:cs="Times New Roman"/>
         </w:rPr>
-        <w:t>，支援多個小型工作共享同一張GPU，提升GPU使用效率。</w:t>
+        <w:t>，支援多個小型工作共享同一張</w:t>
+      </w:r>
+      <w:r>
+        <w:rPr>
+          <w:rFonts w:ascii="Times New Roman" w:hAnsi="Times New Roman" w:cs="Times New Roman"/>
+        </w:rPr>
+        <w:t>GPU</w:t>
+      </w:r>
+      <w:r>
+        <w:rPr>
+          <w:rFonts w:ascii="Times New Roman" w:hAnsi="Times New Roman" w:cs="Times New Roman"/>
+        </w:rPr>
+        <w:t>，提升</w:t>
+      </w:r>
+      <w:r>
+        <w:rPr>
+          <w:rFonts w:ascii="Times New Roman" w:hAnsi="Times New Roman" w:cs="Times New Roman"/>
+        </w:rPr>
+        <w:t>GPU</w:t>
+      </w:r>
+      <w:r>
+        <w:rPr>
+          <w:rFonts w:ascii="Times New Roman" w:hAnsi="Times New Roman" w:cs="Times New Roman"/>
+        </w:rPr>
+        <w:t>使用效率。</w:t>
       </w:r>
     </w:p>
     <w:p>
@@ -598,7 +770,19 @@
         <w:rPr>
           <w:rFonts w:ascii="Times New Roman" w:hAnsi="Times New Roman" w:cs="Times New Roman"/>
         </w:rPr>
-        <w:t>實現風險敏感分佈式深度強化學習排程（Distributional SAC），模型可在真實系統中參與工作優先順序與資源放置決策。</w:t>
+        <w:t>實現風險敏感分佈式深度強化學習排程（</w:t>
+      </w:r>
+      <w:r>
+        <w:rPr>
+          <w:rFonts w:ascii="Times New Roman" w:hAnsi="Times New Roman" w:cs="Times New Roman"/>
+        </w:rPr>
+        <w:t>Distributional SAC</w:t>
+      </w:r>
+      <w:r>
+        <w:rPr>
+          <w:rFonts w:ascii="Times New Roman" w:hAnsi="Times New Roman" w:cs="Times New Roman"/>
+        </w:rPr>
+        <w:t>），模型可在真實系統中參與工作優先順序與資源放置決策。</w:t>
       </w:r>
     </w:p>
     <w:p>
@@ -618,7 +802,19 @@
         <w:rPr>
           <w:rFonts w:ascii="Times New Roman" w:hAnsi="Times New Roman" w:cs="Times New Roman"/>
         </w:rPr>
-        <w:t>建立系統監控與視覺化介面，即時呈現工作佇列、節點狀態、GPU使用率及模型決策資訊。</w:t>
+        <w:t>建立系統監控與視覺化介面，即時呈現工作佇列、節點狀態、</w:t>
+      </w:r>
+      <w:r>
+        <w:rPr>
+          <w:rFonts w:ascii="Times New Roman" w:hAnsi="Times New Roman" w:cs="Times New Roman"/>
+        </w:rPr>
+        <w:t>GPU</w:t>
+      </w:r>
+      <w:r>
+        <w:rPr>
+          <w:rFonts w:ascii="Times New Roman" w:hAnsi="Times New Roman" w:cs="Times New Roman"/>
+        </w:rPr>
+        <w:t>使用率及模型決策資訊。</w:t>
       </w:r>
     </w:p>
     <w:p>
@@ -635,7 +831,19 @@
         <w:rPr>
           <w:rFonts w:ascii="Times New Roman" w:hAnsi="Times New Roman" w:cs="Times New Roman"/>
         </w:rPr>
-        <w:t>完成平台穩定性修正（節點狀態同步、GPU資源描述一致性），並通過實機驗證</w:t>
+        <w:t>完成平台穩定性修正（節點狀態同步、</w:t>
+      </w:r>
+      <w:r>
+        <w:rPr>
+          <w:rFonts w:ascii="Times New Roman" w:hAnsi="Times New Roman" w:cs="Times New Roman"/>
+        </w:rPr>
+        <w:t>GPU</w:t>
+      </w:r>
+      <w:r>
+        <w:rPr>
+          <w:rFonts w:ascii="Times New Roman" w:hAnsi="Times New Roman" w:cs="Times New Roman"/>
+        </w:rPr>
+        <w:t>資源描述一致性），並通過實機驗證</w:t>
       </w:r>
       <w:r>
         <w:t>。</w:t>
@@ -670,7 +878,43 @@
         <w:rPr>
           <w:rFonts w:ascii="Times New Roman" w:hAnsi="Times New Roman" w:cs="Times New Roman"/>
         </w:rPr>
-        <w:t>本計畫開發一套以Slurm-on-Kubernetes為核心之共享GPU AI工作負載彈性排程平台，旨在解決研究室共享主機環境中GPU利用率不足及資源閒置等問題。</w:t>
+        <w:t>本計畫開發一套以</w:t>
+      </w:r>
+      <w:r>
+        <w:rPr>
+          <w:rFonts w:ascii="Times New Roman" w:hAnsi="Times New Roman" w:cs="Times New Roman"/>
+        </w:rPr>
+        <w:t>Slurm-on-Kubernetes</w:t>
+      </w:r>
+      <w:r>
+        <w:rPr>
+          <w:rFonts w:ascii="Times New Roman" w:hAnsi="Times New Roman" w:cs="Times New Roman"/>
+        </w:rPr>
+        <w:t>為核心之共享</w:t>
+      </w:r>
+      <w:r>
+        <w:rPr>
+          <w:rFonts w:ascii="Times New Roman" w:hAnsi="Times New Roman" w:cs="Times New Roman"/>
+        </w:rPr>
+        <w:t>GPU AI</w:t>
+      </w:r>
+      <w:r>
+        <w:rPr>
+          <w:rFonts w:ascii="Times New Roman" w:hAnsi="Times New Roman" w:cs="Times New Roman"/>
+        </w:rPr>
+        <w:t>工作負載彈性排程平台，旨在解決研究室共享主機環境中</w:t>
+      </w:r>
+      <w:r>
+        <w:rPr>
+          <w:rFonts w:ascii="Times New Roman" w:hAnsi="Times New Roman" w:cs="Times New Roman"/>
+        </w:rPr>
+        <w:t>GPU</w:t>
+      </w:r>
+      <w:r>
+        <w:rPr>
+          <w:rFonts w:ascii="Times New Roman" w:hAnsi="Times New Roman" w:cs="Times New Roman"/>
+        </w:rPr>
+        <w:t>利用率不足及資源閒置等問題。</w:t>
       </w:r>
     </w:p>
     <w:p>
@@ -694,7 +938,43 @@
         <w:rPr>
           <w:rFonts w:ascii="Times New Roman" w:hAnsi="Times New Roman" w:cs="Times New Roman"/>
         </w:rPr>
-        <w:t>系統結合批次工作排程與彈性資源管理，使用者可以熟悉的方式提交工作，系統則在背後自動完成節點啟動、工作排序、GPU 切分分配與執行監控。在智慧決策層面，本計畫採用Distributional Soft Actor-Critic（DSAC）強化學習方法，使模型學習每個排程決策可能造成的結果分布，並加入風險敏感判斷，偏向選擇在壞情況下也較穩定的資源配置方案。</w:t>
+        <w:t>系統結合批次工作排程與彈性資源管理，使用者可以熟悉的方式提交工作，系統則在背後自動完成節點啟動、工作排序、</w:t>
+      </w:r>
+      <w:r>
+        <w:rPr>
+          <w:rFonts w:ascii="Times New Roman" w:hAnsi="Times New Roman" w:cs="Times New Roman"/>
+        </w:rPr>
+        <w:t xml:space="preserve">GPU </w:t>
+      </w:r>
+      <w:r>
+        <w:rPr>
+          <w:rFonts w:ascii="Times New Roman" w:hAnsi="Times New Roman" w:cs="Times New Roman"/>
+        </w:rPr>
+        <w:t>切分分配與執行監控。在智慧決策層面，本計畫採用</w:t>
+      </w:r>
+      <w:r>
+        <w:rPr>
+          <w:rFonts w:ascii="Times New Roman" w:hAnsi="Times New Roman" w:cs="Times New Roman"/>
+        </w:rPr>
+        <w:t>Distributional Soft Actor-Critic</w:t>
+      </w:r>
+      <w:r>
+        <w:rPr>
+          <w:rFonts w:ascii="Times New Roman" w:hAnsi="Times New Roman" w:cs="Times New Roman"/>
+        </w:rPr>
+        <w:t>（</w:t>
+      </w:r>
+      <w:r>
+        <w:rPr>
+          <w:rFonts w:ascii="Times New Roman" w:hAnsi="Times New Roman" w:cs="Times New Roman"/>
+        </w:rPr>
+        <w:t>DSAC</w:t>
+      </w:r>
+      <w:r>
+        <w:rPr>
+          <w:rFonts w:ascii="Times New Roman" w:hAnsi="Times New Roman" w:cs="Times New Roman"/>
+        </w:rPr>
+        <w:t>）強化學習方法，使模型學習每個排程決策可能造成的結果分布，並加入風險敏感判斷，偏向選擇在壞情況下也較穩定的資源配置方案。</w:t>
       </w:r>
     </w:p>
     <w:p>
@@ -718,7 +998,19 @@
         <w:rPr>
           <w:rFonts w:ascii="Times New Roman" w:hAnsi="Times New Roman" w:cs="Times New Roman"/>
         </w:rPr>
-        <w:t>目前系統已完成主要功能建置並通過實機驗證，包含：GPU資源切分、節點彈性擴縮、智慧排程模型上線、工作追蹤與監控介面。後續工作將聚焦於改善模擬訓練環境貼近真實系統、擴充多台主機協同決策能力，以及進行更完整的效能對照實驗。</w:t>
+        <w:t>目前系統已完成主要功能建置並通過實機驗證，包含：</w:t>
+      </w:r>
+      <w:r>
+        <w:rPr>
+          <w:rFonts w:ascii="Times New Roman" w:hAnsi="Times New Roman" w:cs="Times New Roman"/>
+        </w:rPr>
+        <w:t>GPU</w:t>
+      </w:r>
+      <w:r>
+        <w:rPr>
+          <w:rFonts w:ascii="Times New Roman" w:hAnsi="Times New Roman" w:cs="Times New Roman"/>
+        </w:rPr>
+        <w:t>資源切分、節點彈性擴縮、智慧排程模型上線、工作追蹤與監控介面。後續工作將聚焦於改善模擬訓練環境貼近真實系統、擴充多台主機協同決策能力，以及進行更完整的效能對照實驗。</w:t>
       </w:r>
     </w:p>
     <w:p/>
@@ -737,7 +1029,49 @@
         <w:rPr>
           <w:rFonts w:ascii="Times New Roman" w:hAnsi="Times New Roman" w:cs="Times New Roman"/>
         </w:rPr>
-        <w:t>GPU資源排程、Kubernetes、Slurm、深度強化學習、Distributional SAC、彈性擴縮</w:t>
+        <w:t>GPU</w:t>
+      </w:r>
+      <w:r>
+        <w:rPr>
+          <w:rFonts w:ascii="Times New Roman" w:hAnsi="Times New Roman" w:cs="Times New Roman"/>
+        </w:rPr>
+        <w:t>資源排程、</w:t>
+      </w:r>
+      <w:r>
+        <w:rPr>
+          <w:rFonts w:ascii="Times New Roman" w:hAnsi="Times New Roman" w:cs="Times New Roman"/>
+        </w:rPr>
+        <w:t>Kubernetes</w:t>
+      </w:r>
+      <w:r>
+        <w:rPr>
+          <w:rFonts w:ascii="Times New Roman" w:hAnsi="Times New Roman" w:cs="Times New Roman"/>
+        </w:rPr>
+        <w:t>、</w:t>
+      </w:r>
+      <w:r>
+        <w:rPr>
+          <w:rFonts w:ascii="Times New Roman" w:hAnsi="Times New Roman" w:cs="Times New Roman"/>
+        </w:rPr>
+        <w:t>Slurm</w:t>
+      </w:r>
+      <w:r>
+        <w:rPr>
+          <w:rFonts w:ascii="Times New Roman" w:hAnsi="Times New Roman" w:cs="Times New Roman"/>
+        </w:rPr>
+        <w:t>、深度強化學習、</w:t>
+      </w:r>
+      <w:r>
+        <w:rPr>
+          <w:rFonts w:ascii="Times New Roman" w:hAnsi="Times New Roman" w:cs="Times New Roman"/>
+        </w:rPr>
+        <w:t>Distributional SAC</w:t>
+      </w:r>
+      <w:r>
+        <w:rPr>
+          <w:rFonts w:ascii="Times New Roman" w:hAnsi="Times New Roman" w:cs="Times New Roman"/>
+        </w:rPr>
+        <w:t>、彈性擴縮</w:t>
       </w:r>
     </w:p>
     <w:p>
@@ -781,7 +1115,17 @@
               <w:rFonts w:ascii="Times New Roman" w:hAnsi="Times New Roman" w:cs="Times New Roman"/>
             </w:rPr>
             <w:fldChar w:fldCharType="begin"/>
+          </w:r>
+          <w:r>
+            <w:rPr>
+              <w:rFonts w:ascii="Times New Roman" w:hAnsi="Times New Roman" w:cs="Times New Roman"/>
+            </w:rPr>
             <w:instrText>TOC \h \o "1-3"</w:instrText>
+          </w:r>
+          <w:r>
+            <w:rPr>
+              <w:rFonts w:ascii="Times New Roman" w:hAnsi="Times New Roman" w:cs="Times New Roman"/>
+            </w:rPr>
             <w:fldChar w:fldCharType="separate"/>
           </w:r>
           <w:hyperlink w:anchor="_Toc231559532" w:history="1">
@@ -799,10 +1143,46 @@
                 <w:noProof/>
               </w:rPr>
               <w:tab/>
+            </w:r>
+            <w:r>
+              <w:rPr>
+                <w:rFonts w:ascii="Times New Roman" w:hAnsi="Times New Roman" w:cs="Times New Roman"/>
+                <w:noProof/>
+              </w:rPr>
               <w:fldChar w:fldCharType="begin"/>
+            </w:r>
+            <w:r>
+              <w:rPr>
+                <w:rFonts w:ascii="Times New Roman" w:hAnsi="Times New Roman" w:cs="Times New Roman"/>
+                <w:noProof/>
+              </w:rPr>
               <w:instrText xml:space="preserve"> PAGEREF _Toc231559532 \h </w:instrText>
+            </w:r>
+            <w:r>
+              <w:rPr>
+                <w:rFonts w:ascii="Times New Roman" w:hAnsi="Times New Roman" w:cs="Times New Roman"/>
+                <w:noProof/>
+              </w:rPr>
+            </w:r>
+            <w:r>
+              <w:rPr>
+                <w:rFonts w:ascii="Times New Roman" w:hAnsi="Times New Roman" w:cs="Times New Roman"/>
+                <w:noProof/>
+              </w:rPr>
               <w:fldChar w:fldCharType="separate"/>
+            </w:r>
+            <w:r>
+              <w:rPr>
+                <w:rFonts w:ascii="Times New Roman" w:hAnsi="Times New Roman" w:cs="Times New Roman"/>
+                <w:noProof/>
+              </w:rPr>
               <w:t>I</w:t>
+            </w:r>
+            <w:r>
+              <w:rPr>
+                <w:rFonts w:ascii="Times New Roman" w:hAnsi="Times New Roman" w:cs="Times New Roman"/>
+                <w:noProof/>
+              </w:rPr>
               <w:fldChar w:fldCharType="end"/>
             </w:r>
           </w:hyperlink>
@@ -833,10 +1213,46 @@
                 <w:noProof/>
               </w:rPr>
               <w:tab/>
+            </w:r>
+            <w:r>
+              <w:rPr>
+                <w:rFonts w:ascii="Times New Roman" w:hAnsi="Times New Roman" w:cs="Times New Roman"/>
+                <w:noProof/>
+              </w:rPr>
               <w:fldChar w:fldCharType="begin"/>
+            </w:r>
+            <w:r>
+              <w:rPr>
+                <w:rFonts w:ascii="Times New Roman" w:hAnsi="Times New Roman" w:cs="Times New Roman"/>
+                <w:noProof/>
+              </w:rPr>
               <w:instrText xml:space="preserve"> PAGEREF _Toc231559533 \h </w:instrText>
+            </w:r>
+            <w:r>
+              <w:rPr>
+                <w:rFonts w:ascii="Times New Roman" w:hAnsi="Times New Roman" w:cs="Times New Roman"/>
+                <w:noProof/>
+              </w:rPr>
+            </w:r>
+            <w:r>
+              <w:rPr>
+                <w:rFonts w:ascii="Times New Roman" w:hAnsi="Times New Roman" w:cs="Times New Roman"/>
+                <w:noProof/>
+              </w:rPr>
               <w:fldChar w:fldCharType="separate"/>
+            </w:r>
+            <w:r>
+              <w:rPr>
+                <w:rFonts w:ascii="Times New Roman" w:hAnsi="Times New Roman" w:cs="Times New Roman"/>
+                <w:noProof/>
+              </w:rPr>
               <w:t>II</w:t>
+            </w:r>
+            <w:r>
+              <w:rPr>
+                <w:rFonts w:ascii="Times New Roman" w:hAnsi="Times New Roman" w:cs="Times New Roman"/>
+                <w:noProof/>
+              </w:rPr>
               <w:fldChar w:fldCharType="end"/>
             </w:r>
           </w:hyperlink>
@@ -867,10 +1283,46 @@
                 <w:noProof/>
               </w:rPr>
               <w:tab/>
+            </w:r>
+            <w:r>
+              <w:rPr>
+                <w:rFonts w:ascii="Times New Roman" w:hAnsi="Times New Roman" w:cs="Times New Roman"/>
+                <w:noProof/>
+              </w:rPr>
               <w:fldChar w:fldCharType="begin"/>
+            </w:r>
+            <w:r>
+              <w:rPr>
+                <w:rFonts w:ascii="Times New Roman" w:hAnsi="Times New Roman" w:cs="Times New Roman"/>
+                <w:noProof/>
+              </w:rPr>
               <w:instrText xml:space="preserve"> PAGEREF _Toc231559534 \h </w:instrText>
+            </w:r>
+            <w:r>
+              <w:rPr>
+                <w:rFonts w:ascii="Times New Roman" w:hAnsi="Times New Roman" w:cs="Times New Roman"/>
+                <w:noProof/>
+              </w:rPr>
+            </w:r>
+            <w:r>
+              <w:rPr>
+                <w:rFonts w:ascii="Times New Roman" w:hAnsi="Times New Roman" w:cs="Times New Roman"/>
+                <w:noProof/>
+              </w:rPr>
               <w:fldChar w:fldCharType="separate"/>
+            </w:r>
+            <w:r>
+              <w:rPr>
+                <w:rFonts w:ascii="Times New Roman" w:hAnsi="Times New Roman" w:cs="Times New Roman"/>
+                <w:noProof/>
+              </w:rPr>
               <w:t>III</w:t>
+            </w:r>
+            <w:r>
+              <w:rPr>
+                <w:rFonts w:ascii="Times New Roman" w:hAnsi="Times New Roman" w:cs="Times New Roman"/>
+                <w:noProof/>
+              </w:rPr>
               <w:fldChar w:fldCharType="end"/>
             </w:r>
           </w:hyperlink>
@@ -901,10 +1353,46 @@
                 <w:noProof/>
               </w:rPr>
               <w:tab/>
+            </w:r>
+            <w:r>
+              <w:rPr>
+                <w:rFonts w:ascii="Times New Roman" w:hAnsi="Times New Roman" w:cs="Times New Roman"/>
+                <w:noProof/>
+              </w:rPr>
               <w:fldChar w:fldCharType="begin"/>
+            </w:r>
+            <w:r>
+              <w:rPr>
+                <w:rFonts w:ascii="Times New Roman" w:hAnsi="Times New Roman" w:cs="Times New Roman"/>
+                <w:noProof/>
+              </w:rPr>
               <w:instrText xml:space="preserve"> PAGEREF _Toc231559535 \h </w:instrText>
+            </w:r>
+            <w:r>
+              <w:rPr>
+                <w:rFonts w:ascii="Times New Roman" w:hAnsi="Times New Roman" w:cs="Times New Roman"/>
+                <w:noProof/>
+              </w:rPr>
+            </w:r>
+            <w:r>
+              <w:rPr>
+                <w:rFonts w:ascii="Times New Roman" w:hAnsi="Times New Roman" w:cs="Times New Roman"/>
+                <w:noProof/>
+              </w:rPr>
               <w:fldChar w:fldCharType="separate"/>
+            </w:r>
+            <w:r>
+              <w:rPr>
+                <w:rFonts w:ascii="Times New Roman" w:hAnsi="Times New Roman" w:cs="Times New Roman"/>
+                <w:noProof/>
+              </w:rPr>
               <w:t>1</w:t>
+            </w:r>
+            <w:r>
+              <w:rPr>
+                <w:rFonts w:ascii="Times New Roman" w:hAnsi="Times New Roman" w:cs="Times New Roman"/>
+                <w:noProof/>
+              </w:rPr>
               <w:fldChar w:fldCharType="end"/>
             </w:r>
           </w:hyperlink>
@@ -927,7 +1415,15 @@
                 <w:rFonts w:ascii="Times New Roman" w:hAnsi="Times New Roman" w:cs="Times New Roman"/>
                 <w:noProof/>
               </w:rPr>
-              <w:t>1.1　研究背景與動機</w:t>
+              <w:t>1.1</w:t>
+            </w:r>
+            <w:r>
+              <w:rPr>
+                <w:rStyle w:val="a5"/>
+                <w:rFonts w:ascii="Times New Roman" w:hAnsi="Times New Roman" w:cs="Times New Roman"/>
+                <w:noProof/>
+              </w:rPr>
+              <w:t xml:space="preserve">　研究背景與動機</w:t>
             </w:r>
             <w:r>
               <w:rPr>
@@ -935,10 +1431,46 @@
                 <w:noProof/>
               </w:rPr>
               <w:tab/>
+            </w:r>
+            <w:r>
+              <w:rPr>
+                <w:rFonts w:ascii="Times New Roman" w:hAnsi="Times New Roman" w:cs="Times New Roman"/>
+                <w:noProof/>
+              </w:rPr>
               <w:fldChar w:fldCharType="begin"/>
+            </w:r>
+            <w:r>
+              <w:rPr>
+                <w:rFonts w:ascii="Times New Roman" w:hAnsi="Times New Roman" w:cs="Times New Roman"/>
+                <w:noProof/>
+              </w:rPr>
               <w:instrText xml:space="preserve"> PAGEREF _Toc231559536 \h </w:instrText>
+            </w:r>
+            <w:r>
+              <w:rPr>
+                <w:rFonts w:ascii="Times New Roman" w:hAnsi="Times New Roman" w:cs="Times New Roman"/>
+                <w:noProof/>
+              </w:rPr>
+            </w:r>
+            <w:r>
+              <w:rPr>
+                <w:rFonts w:ascii="Times New Roman" w:hAnsi="Times New Roman" w:cs="Times New Roman"/>
+                <w:noProof/>
+              </w:rPr>
               <w:fldChar w:fldCharType="separate"/>
+            </w:r>
+            <w:r>
+              <w:rPr>
+                <w:rFonts w:ascii="Times New Roman" w:hAnsi="Times New Roman" w:cs="Times New Roman"/>
+                <w:noProof/>
+              </w:rPr>
               <w:t>1</w:t>
+            </w:r>
+            <w:r>
+              <w:rPr>
+                <w:rFonts w:ascii="Times New Roman" w:hAnsi="Times New Roman" w:cs="Times New Roman"/>
+                <w:noProof/>
+              </w:rPr>
               <w:fldChar w:fldCharType="end"/>
             </w:r>
           </w:hyperlink>
@@ -969,10 +1501,46 @@
                 <w:noProof/>
               </w:rPr>
               <w:tab/>
+            </w:r>
+            <w:r>
+              <w:rPr>
+                <w:rFonts w:ascii="Times New Roman" w:hAnsi="Times New Roman" w:cs="Times New Roman"/>
+                <w:noProof/>
+              </w:rPr>
               <w:fldChar w:fldCharType="begin"/>
+            </w:r>
+            <w:r>
+              <w:rPr>
+                <w:rFonts w:ascii="Times New Roman" w:hAnsi="Times New Roman" w:cs="Times New Roman"/>
+                <w:noProof/>
+              </w:rPr>
               <w:instrText xml:space="preserve"> PAGEREF _Toc231559537 \h </w:instrText>
+            </w:r>
+            <w:r>
+              <w:rPr>
+                <w:rFonts w:ascii="Times New Roman" w:hAnsi="Times New Roman" w:cs="Times New Roman"/>
+                <w:noProof/>
+              </w:rPr>
+            </w:r>
+            <w:r>
+              <w:rPr>
+                <w:rFonts w:ascii="Times New Roman" w:hAnsi="Times New Roman" w:cs="Times New Roman"/>
+                <w:noProof/>
+              </w:rPr>
               <w:fldChar w:fldCharType="separate"/>
+            </w:r>
+            <w:r>
+              <w:rPr>
+                <w:rFonts w:ascii="Times New Roman" w:hAnsi="Times New Roman" w:cs="Times New Roman"/>
+                <w:noProof/>
+              </w:rPr>
               <w:t>2</w:t>
+            </w:r>
+            <w:r>
+              <w:rPr>
+                <w:rFonts w:ascii="Times New Roman" w:hAnsi="Times New Roman" w:cs="Times New Roman"/>
+                <w:noProof/>
+              </w:rPr>
               <w:fldChar w:fldCharType="end"/>
             </w:r>
           </w:hyperlink>
@@ -1003,10 +1571,46 @@
                 <w:noProof/>
               </w:rPr>
               <w:tab/>
+            </w:r>
+            <w:r>
+              <w:rPr>
+                <w:rFonts w:ascii="Times New Roman" w:hAnsi="Times New Roman" w:cs="Times New Roman"/>
+                <w:noProof/>
+              </w:rPr>
               <w:fldChar w:fldCharType="begin"/>
+            </w:r>
+            <w:r>
+              <w:rPr>
+                <w:rFonts w:ascii="Times New Roman" w:hAnsi="Times New Roman" w:cs="Times New Roman"/>
+                <w:noProof/>
+              </w:rPr>
               <w:instrText xml:space="preserve"> PAGEREF _Toc231559538 \h </w:instrText>
+            </w:r>
+            <w:r>
+              <w:rPr>
+                <w:rFonts w:ascii="Times New Roman" w:hAnsi="Times New Roman" w:cs="Times New Roman"/>
+                <w:noProof/>
+              </w:rPr>
+            </w:r>
+            <w:r>
+              <w:rPr>
+                <w:rFonts w:ascii="Times New Roman" w:hAnsi="Times New Roman" w:cs="Times New Roman"/>
+                <w:noProof/>
+              </w:rPr>
               <w:fldChar w:fldCharType="separate"/>
+            </w:r>
+            <w:r>
+              <w:rPr>
+                <w:rFonts w:ascii="Times New Roman" w:hAnsi="Times New Roman" w:cs="Times New Roman"/>
+                <w:noProof/>
+              </w:rPr>
               <w:t>3</w:t>
+            </w:r>
+            <w:r>
+              <w:rPr>
+                <w:rFonts w:ascii="Times New Roman" w:hAnsi="Times New Roman" w:cs="Times New Roman"/>
+                <w:noProof/>
+              </w:rPr>
               <w:fldChar w:fldCharType="end"/>
             </w:r>
           </w:hyperlink>
@@ -1029,7 +1633,31 @@
                 <w:rFonts w:ascii="Times New Roman" w:hAnsi="Times New Roman" w:cs="Times New Roman"/>
                 <w:noProof/>
               </w:rPr>
-              <w:t>3.1　高效能運算排程器（Slurm）</w:t>
+              <w:t>3.1</w:t>
+            </w:r>
+            <w:r>
+              <w:rPr>
+                <w:rStyle w:val="a5"/>
+                <w:rFonts w:ascii="Times New Roman" w:hAnsi="Times New Roman" w:cs="Times New Roman"/>
+                <w:noProof/>
+              </w:rPr>
+              <w:t xml:space="preserve">　高效能運算排程器（</w:t>
+            </w:r>
+            <w:r>
+              <w:rPr>
+                <w:rStyle w:val="a5"/>
+                <w:rFonts w:ascii="Times New Roman" w:hAnsi="Times New Roman" w:cs="Times New Roman"/>
+                <w:noProof/>
+              </w:rPr>
+              <w:t>Slurm</w:t>
+            </w:r>
+            <w:r>
+              <w:rPr>
+                <w:rStyle w:val="a5"/>
+                <w:rFonts w:ascii="Times New Roman" w:hAnsi="Times New Roman" w:cs="Times New Roman"/>
+                <w:noProof/>
+              </w:rPr>
+              <w:t>）</w:t>
             </w:r>
             <w:r>
               <w:rPr>
@@ -1037,10 +1665,46 @@
                 <w:noProof/>
               </w:rPr>
               <w:tab/>
+            </w:r>
+            <w:r>
+              <w:rPr>
+                <w:rFonts w:ascii="Times New Roman" w:hAnsi="Times New Roman" w:cs="Times New Roman"/>
+                <w:noProof/>
+              </w:rPr>
               <w:fldChar w:fldCharType="begin"/>
+            </w:r>
+            <w:r>
+              <w:rPr>
+                <w:rFonts w:ascii="Times New Roman" w:hAnsi="Times New Roman" w:cs="Times New Roman"/>
+                <w:noProof/>
+              </w:rPr>
               <w:instrText xml:space="preserve"> PAGEREF _Toc231559539 \h </w:instrText>
+            </w:r>
+            <w:r>
+              <w:rPr>
+                <w:rFonts w:ascii="Times New Roman" w:hAnsi="Times New Roman" w:cs="Times New Roman"/>
+                <w:noProof/>
+              </w:rPr>
+            </w:r>
+            <w:r>
+              <w:rPr>
+                <w:rFonts w:ascii="Times New Roman" w:hAnsi="Times New Roman" w:cs="Times New Roman"/>
+                <w:noProof/>
+              </w:rPr>
               <w:fldChar w:fldCharType="separate"/>
+            </w:r>
+            <w:r>
+              <w:rPr>
+                <w:rFonts w:ascii="Times New Roman" w:hAnsi="Times New Roman" w:cs="Times New Roman"/>
+                <w:noProof/>
+              </w:rPr>
               <w:t>3</w:t>
+            </w:r>
+            <w:r>
+              <w:rPr>
+                <w:rFonts w:ascii="Times New Roman" w:hAnsi="Times New Roman" w:cs="Times New Roman"/>
+                <w:noProof/>
+              </w:rPr>
               <w:fldChar w:fldCharType="end"/>
             </w:r>
           </w:hyperlink>
@@ -1063,7 +1727,23 @@
                 <w:rFonts w:ascii="Times New Roman" w:hAnsi="Times New Roman" w:cs="Times New Roman"/>
                 <w:noProof/>
               </w:rPr>
-              <w:t>3.2　容器化與 Kubernetes</w:t>
+              <w:t>3.2</w:t>
+            </w:r>
+            <w:r>
+              <w:rPr>
+                <w:rStyle w:val="a5"/>
+                <w:rFonts w:ascii="Times New Roman" w:hAnsi="Times New Roman" w:cs="Times New Roman"/>
+                <w:noProof/>
+              </w:rPr>
+              <w:t xml:space="preserve">　容器化與</w:t>
+            </w:r>
+            <w:r>
+              <w:rPr>
+                <w:rStyle w:val="a5"/>
+                <w:rFonts w:ascii="Times New Roman" w:hAnsi="Times New Roman" w:cs="Times New Roman"/>
+                <w:noProof/>
+              </w:rPr>
+              <w:t xml:space="preserve"> Kubernetes</w:t>
             </w:r>
             <w:r>
               <w:rPr>
@@ -1071,10 +1751,46 @@
                 <w:noProof/>
               </w:rPr>
               <w:tab/>
+            </w:r>
+            <w:r>
+              <w:rPr>
+                <w:rFonts w:ascii="Times New Roman" w:hAnsi="Times New Roman" w:cs="Times New Roman"/>
+                <w:noProof/>
+              </w:rPr>
               <w:fldChar w:fldCharType="begin"/>
+            </w:r>
+            <w:r>
+              <w:rPr>
+                <w:rFonts w:ascii="Times New Roman" w:hAnsi="Times New Roman" w:cs="Times New Roman"/>
+                <w:noProof/>
+              </w:rPr>
               <w:instrText xml:space="preserve"> PAGEREF _Toc231559540 \h </w:instrText>
+            </w:r>
+            <w:r>
+              <w:rPr>
+                <w:rFonts w:ascii="Times New Roman" w:hAnsi="Times New Roman" w:cs="Times New Roman"/>
+                <w:noProof/>
+              </w:rPr>
+            </w:r>
+            <w:r>
+              <w:rPr>
+                <w:rFonts w:ascii="Times New Roman" w:hAnsi="Times New Roman" w:cs="Times New Roman"/>
+                <w:noProof/>
+              </w:rPr>
               <w:fldChar w:fldCharType="separate"/>
+            </w:r>
+            <w:r>
+              <w:rPr>
+                <w:rFonts w:ascii="Times New Roman" w:hAnsi="Times New Roman" w:cs="Times New Roman"/>
+                <w:noProof/>
+              </w:rPr>
               <w:t>3</w:t>
+            </w:r>
+            <w:r>
+              <w:rPr>
+                <w:rFonts w:ascii="Times New Roman" w:hAnsi="Times New Roman" w:cs="Times New Roman"/>
+                <w:noProof/>
+              </w:rPr>
               <w:fldChar w:fldCharType="end"/>
             </w:r>
           </w:hyperlink>
@@ -1097,7 +1813,31 @@
                 <w:rFonts w:ascii="Times New Roman" w:hAnsi="Times New Roman" w:cs="Times New Roman"/>
                 <w:noProof/>
               </w:rPr>
-              <w:t>3.3　GPU 資源共享技術</w:t>
+              <w:t>3.3</w:t>
+            </w:r>
+            <w:r>
+              <w:rPr>
+                <w:rStyle w:val="a5"/>
+                <w:rFonts w:ascii="Times New Roman" w:hAnsi="Times New Roman" w:cs="Times New Roman"/>
+                <w:noProof/>
+              </w:rPr>
+              <w:t xml:space="preserve">　</w:t>
+            </w:r>
+            <w:r>
+              <w:rPr>
+                <w:rStyle w:val="a5"/>
+                <w:rFonts w:ascii="Times New Roman" w:hAnsi="Times New Roman" w:cs="Times New Roman"/>
+                <w:noProof/>
+              </w:rPr>
+              <w:t xml:space="preserve">GPU </w:t>
+            </w:r>
+            <w:r>
+              <w:rPr>
+                <w:rStyle w:val="a5"/>
+                <w:rFonts w:ascii="Times New Roman" w:hAnsi="Times New Roman" w:cs="Times New Roman"/>
+                <w:noProof/>
+              </w:rPr>
+              <w:t>資源共享技術</w:t>
             </w:r>
             <w:r>
               <w:rPr>
@@ -1105,10 +1845,46 @@
                 <w:noProof/>
               </w:rPr>
               <w:tab/>
+            </w:r>
+            <w:r>
+              <w:rPr>
+                <w:rFonts w:ascii="Times New Roman" w:hAnsi="Times New Roman" w:cs="Times New Roman"/>
+                <w:noProof/>
+              </w:rPr>
               <w:fldChar w:fldCharType="begin"/>
+            </w:r>
+            <w:r>
+              <w:rPr>
+                <w:rFonts w:ascii="Times New Roman" w:hAnsi="Times New Roman" w:cs="Times New Roman"/>
+                <w:noProof/>
+              </w:rPr>
               <w:instrText xml:space="preserve"> PAGEREF _Toc231559541 \h </w:instrText>
+            </w:r>
+            <w:r>
+              <w:rPr>
+                <w:rFonts w:ascii="Times New Roman" w:hAnsi="Times New Roman" w:cs="Times New Roman"/>
+                <w:noProof/>
+              </w:rPr>
+            </w:r>
+            <w:r>
+              <w:rPr>
+                <w:rFonts w:ascii="Times New Roman" w:hAnsi="Times New Roman" w:cs="Times New Roman"/>
+                <w:noProof/>
+              </w:rPr>
               <w:fldChar w:fldCharType="separate"/>
+            </w:r>
+            <w:r>
+              <w:rPr>
+                <w:rFonts w:ascii="Times New Roman" w:hAnsi="Times New Roman" w:cs="Times New Roman"/>
+                <w:noProof/>
+              </w:rPr>
               <w:t>3</w:t>
+            </w:r>
+            <w:r>
+              <w:rPr>
+                <w:rFonts w:ascii="Times New Roman" w:hAnsi="Times New Roman" w:cs="Times New Roman"/>
+                <w:noProof/>
+              </w:rPr>
               <w:fldChar w:fldCharType="end"/>
             </w:r>
           </w:hyperlink>
@@ -1131,7 +1907,15 @@
                 <w:rFonts w:ascii="Times New Roman" w:hAnsi="Times New Roman" w:cs="Times New Roman"/>
                 <w:noProof/>
               </w:rPr>
-              <w:t>3.4　深度強化學習於資源排程</w:t>
+              <w:t>3.4</w:t>
+            </w:r>
+            <w:r>
+              <w:rPr>
+                <w:rStyle w:val="a5"/>
+                <w:rFonts w:ascii="Times New Roman" w:hAnsi="Times New Roman" w:cs="Times New Roman"/>
+                <w:noProof/>
+              </w:rPr>
+              <w:t xml:space="preserve">　深度強化學習於資源排程</w:t>
             </w:r>
             <w:r>
               <w:rPr>
@@ -1139,10 +1923,46 @@
                 <w:noProof/>
               </w:rPr>
               <w:tab/>
+            </w:r>
+            <w:r>
+              <w:rPr>
+                <w:rFonts w:ascii="Times New Roman" w:hAnsi="Times New Roman" w:cs="Times New Roman"/>
+                <w:noProof/>
+              </w:rPr>
               <w:fldChar w:fldCharType="begin"/>
+            </w:r>
+            <w:r>
+              <w:rPr>
+                <w:rFonts w:ascii="Times New Roman" w:hAnsi="Times New Roman" w:cs="Times New Roman"/>
+                <w:noProof/>
+              </w:rPr>
               <w:instrText xml:space="preserve"> PAGEREF _Toc231559542 \h </w:instrText>
+            </w:r>
+            <w:r>
+              <w:rPr>
+                <w:rFonts w:ascii="Times New Roman" w:hAnsi="Times New Roman" w:cs="Times New Roman"/>
+                <w:noProof/>
+              </w:rPr>
+            </w:r>
+            <w:r>
+              <w:rPr>
+                <w:rFonts w:ascii="Times New Roman" w:hAnsi="Times New Roman" w:cs="Times New Roman"/>
+                <w:noProof/>
+              </w:rPr>
               <w:fldChar w:fldCharType="separate"/>
+            </w:r>
+            <w:r>
+              <w:rPr>
+                <w:rFonts w:ascii="Times New Roman" w:hAnsi="Times New Roman" w:cs="Times New Roman"/>
+                <w:noProof/>
+              </w:rPr>
               <w:t>3</w:t>
+            </w:r>
+            <w:r>
+              <w:rPr>
+                <w:rFonts w:ascii="Times New Roman" w:hAnsi="Times New Roman" w:cs="Times New Roman"/>
+                <w:noProof/>
+              </w:rPr>
               <w:fldChar w:fldCharType="end"/>
             </w:r>
           </w:hyperlink>
@@ -1173,10 +1993,46 @@
                 <w:noProof/>
               </w:rPr>
               <w:tab/>
+            </w:r>
+            <w:r>
+              <w:rPr>
+                <w:rFonts w:ascii="Times New Roman" w:hAnsi="Times New Roman" w:cs="Times New Roman"/>
+                <w:noProof/>
+              </w:rPr>
               <w:fldChar w:fldCharType="begin"/>
+            </w:r>
+            <w:r>
+              <w:rPr>
+                <w:rFonts w:ascii="Times New Roman" w:hAnsi="Times New Roman" w:cs="Times New Roman"/>
+                <w:noProof/>
+              </w:rPr>
               <w:instrText xml:space="preserve"> PAGEREF _Toc231559543 \h </w:instrText>
+            </w:r>
+            <w:r>
+              <w:rPr>
+                <w:rFonts w:ascii="Times New Roman" w:hAnsi="Times New Roman" w:cs="Times New Roman"/>
+                <w:noProof/>
+              </w:rPr>
+            </w:r>
+            <w:r>
+              <w:rPr>
+                <w:rFonts w:ascii="Times New Roman" w:hAnsi="Times New Roman" w:cs="Times New Roman"/>
+                <w:noProof/>
+              </w:rPr>
               <w:fldChar w:fldCharType="separate"/>
-              <w:t>4</w:t>
+            </w:r>
+            <w:r>
+              <w:rPr>
+                <w:rFonts w:ascii="Times New Roman" w:hAnsi="Times New Roman" w:cs="Times New Roman"/>
+                <w:noProof/>
+              </w:rPr>
+              <w:t>5</w:t>
+            </w:r>
+            <w:r>
+              <w:rPr>
+                <w:rFonts w:ascii="Times New Roman" w:hAnsi="Times New Roman" w:cs="Times New Roman"/>
+                <w:noProof/>
+              </w:rPr>
               <w:fldChar w:fldCharType="end"/>
             </w:r>
           </w:hyperlink>
@@ -1199,7 +2055,15 @@
                 <w:rFonts w:ascii="Times New Roman" w:hAnsi="Times New Roman" w:cs="Times New Roman"/>
                 <w:noProof/>
               </w:rPr>
-              <w:t>4.1　系統整體架構</w:t>
+              <w:t>4.1</w:t>
+            </w:r>
+            <w:r>
+              <w:rPr>
+                <w:rStyle w:val="a5"/>
+                <w:rFonts w:ascii="Times New Roman" w:hAnsi="Times New Roman" w:cs="Times New Roman"/>
+                <w:noProof/>
+              </w:rPr>
+              <w:t xml:space="preserve">　系統整體架構</w:t>
             </w:r>
             <w:r>
               <w:rPr>
@@ -1207,10 +2071,46 @@
                 <w:noProof/>
               </w:rPr>
               <w:tab/>
+            </w:r>
+            <w:r>
+              <w:rPr>
+                <w:rFonts w:ascii="Times New Roman" w:hAnsi="Times New Roman" w:cs="Times New Roman"/>
+                <w:noProof/>
+              </w:rPr>
               <w:fldChar w:fldCharType="begin"/>
+            </w:r>
+            <w:r>
+              <w:rPr>
+                <w:rFonts w:ascii="Times New Roman" w:hAnsi="Times New Roman" w:cs="Times New Roman"/>
+                <w:noProof/>
+              </w:rPr>
               <w:instrText xml:space="preserve"> PAGEREF _Toc231559544 \h </w:instrText>
+            </w:r>
+            <w:r>
+              <w:rPr>
+                <w:rFonts w:ascii="Times New Roman" w:hAnsi="Times New Roman" w:cs="Times New Roman"/>
+                <w:noProof/>
+              </w:rPr>
+            </w:r>
+            <w:r>
+              <w:rPr>
+                <w:rFonts w:ascii="Times New Roman" w:hAnsi="Times New Roman" w:cs="Times New Roman"/>
+                <w:noProof/>
+              </w:rPr>
               <w:fldChar w:fldCharType="separate"/>
-              <w:t>4</w:t>
+            </w:r>
+            <w:r>
+              <w:rPr>
+                <w:rFonts w:ascii="Times New Roman" w:hAnsi="Times New Roman" w:cs="Times New Roman"/>
+                <w:noProof/>
+              </w:rPr>
+              <w:t>5</w:t>
+            </w:r>
+            <w:r>
+              <w:rPr>
+                <w:rFonts w:ascii="Times New Roman" w:hAnsi="Times New Roman" w:cs="Times New Roman"/>
+                <w:noProof/>
+              </w:rPr>
               <w:fldChar w:fldCharType="end"/>
             </w:r>
           </w:hyperlink>
@@ -1233,7 +2133,15 @@
                 <w:rFonts w:ascii="Times New Roman" w:hAnsi="Times New Roman" w:cs="Times New Roman"/>
                 <w:noProof/>
               </w:rPr>
-              <w:t>4.2　排程與資源分配流程</w:t>
+              <w:t>4.2</w:t>
+            </w:r>
+            <w:r>
+              <w:rPr>
+                <w:rStyle w:val="a5"/>
+                <w:rFonts w:ascii="Times New Roman" w:hAnsi="Times New Roman" w:cs="Times New Roman"/>
+                <w:noProof/>
+              </w:rPr>
+              <w:t xml:space="preserve">　排程與資源分配流程</w:t>
             </w:r>
             <w:r>
               <w:rPr>
@@ -1241,10 +2149,46 @@
                 <w:noProof/>
               </w:rPr>
               <w:tab/>
+            </w:r>
+            <w:r>
+              <w:rPr>
+                <w:rFonts w:ascii="Times New Roman" w:hAnsi="Times New Roman" w:cs="Times New Roman"/>
+                <w:noProof/>
+              </w:rPr>
               <w:fldChar w:fldCharType="begin"/>
+            </w:r>
+            <w:r>
+              <w:rPr>
+                <w:rFonts w:ascii="Times New Roman" w:hAnsi="Times New Roman" w:cs="Times New Roman"/>
+                <w:noProof/>
+              </w:rPr>
               <w:instrText xml:space="preserve"> PAGEREF _Toc231559545 \h </w:instrText>
+            </w:r>
+            <w:r>
+              <w:rPr>
+                <w:rFonts w:ascii="Times New Roman" w:hAnsi="Times New Roman" w:cs="Times New Roman"/>
+                <w:noProof/>
+              </w:rPr>
+            </w:r>
+            <w:r>
+              <w:rPr>
+                <w:rFonts w:ascii="Times New Roman" w:hAnsi="Times New Roman" w:cs="Times New Roman"/>
+                <w:noProof/>
+              </w:rPr>
               <w:fldChar w:fldCharType="separate"/>
-              <w:t>4</w:t>
+            </w:r>
+            <w:r>
+              <w:rPr>
+                <w:rFonts w:ascii="Times New Roman" w:hAnsi="Times New Roman" w:cs="Times New Roman"/>
+                <w:noProof/>
+              </w:rPr>
+              <w:t>5</w:t>
+            </w:r>
+            <w:r>
+              <w:rPr>
+                <w:rFonts w:ascii="Times New Roman" w:hAnsi="Times New Roman" w:cs="Times New Roman"/>
+                <w:noProof/>
+              </w:rPr>
               <w:fldChar w:fldCharType="end"/>
             </w:r>
           </w:hyperlink>
@@ -1267,7 +2211,15 @@
                 <w:rFonts w:ascii="Times New Roman" w:hAnsi="Times New Roman" w:cs="Times New Roman"/>
                 <w:noProof/>
               </w:rPr>
-              <w:t>4.2.1　基本排程規則</w:t>
+              <w:t>4.2.1</w:t>
+            </w:r>
+            <w:r>
+              <w:rPr>
+                <w:rStyle w:val="a5"/>
+                <w:rFonts w:ascii="Times New Roman" w:hAnsi="Times New Roman" w:cs="Times New Roman"/>
+                <w:noProof/>
+              </w:rPr>
+              <w:t xml:space="preserve">　基本排程規則</w:t>
             </w:r>
             <w:r>
               <w:rPr>
@@ -1275,10 +2227,46 @@
                 <w:noProof/>
               </w:rPr>
               <w:tab/>
+            </w:r>
+            <w:r>
+              <w:rPr>
+                <w:rFonts w:ascii="Times New Roman" w:hAnsi="Times New Roman" w:cs="Times New Roman"/>
+                <w:noProof/>
+              </w:rPr>
               <w:fldChar w:fldCharType="begin"/>
+            </w:r>
+            <w:r>
+              <w:rPr>
+                <w:rFonts w:ascii="Times New Roman" w:hAnsi="Times New Roman" w:cs="Times New Roman"/>
+                <w:noProof/>
+              </w:rPr>
               <w:instrText xml:space="preserve"> PAGEREF _Toc231559546 \h </w:instrText>
+            </w:r>
+            <w:r>
+              <w:rPr>
+                <w:rFonts w:ascii="Times New Roman" w:hAnsi="Times New Roman" w:cs="Times New Roman"/>
+                <w:noProof/>
+              </w:rPr>
+            </w:r>
+            <w:r>
+              <w:rPr>
+                <w:rFonts w:ascii="Times New Roman" w:hAnsi="Times New Roman" w:cs="Times New Roman"/>
+                <w:noProof/>
+              </w:rPr>
               <w:fldChar w:fldCharType="separate"/>
-              <w:t>4</w:t>
+            </w:r>
+            <w:r>
+              <w:rPr>
+                <w:rFonts w:ascii="Times New Roman" w:hAnsi="Times New Roman" w:cs="Times New Roman"/>
+                <w:noProof/>
+              </w:rPr>
+              <w:t>5</w:t>
+            </w:r>
+            <w:r>
+              <w:rPr>
+                <w:rFonts w:ascii="Times New Roman" w:hAnsi="Times New Roman" w:cs="Times New Roman"/>
+                <w:noProof/>
+              </w:rPr>
               <w:fldChar w:fldCharType="end"/>
             </w:r>
           </w:hyperlink>
@@ -1301,7 +2289,15 @@
                 <w:rFonts w:ascii="Times New Roman" w:hAnsi="Times New Roman" w:cs="Times New Roman"/>
                 <w:noProof/>
               </w:rPr>
-              <w:t>4.2.2　智慧決策模型</w:t>
+              <w:t>4.2.2</w:t>
+            </w:r>
+            <w:r>
+              <w:rPr>
+                <w:rStyle w:val="a5"/>
+                <w:rFonts w:ascii="Times New Roman" w:hAnsi="Times New Roman" w:cs="Times New Roman"/>
+                <w:noProof/>
+              </w:rPr>
+              <w:t xml:space="preserve">　智慧決策模型</w:t>
             </w:r>
             <w:r>
               <w:rPr>
@@ -1309,10 +2305,46 @@
                 <w:noProof/>
               </w:rPr>
               <w:tab/>
+            </w:r>
+            <w:r>
+              <w:rPr>
+                <w:rFonts w:ascii="Times New Roman" w:hAnsi="Times New Roman" w:cs="Times New Roman"/>
+                <w:noProof/>
+              </w:rPr>
               <w:fldChar w:fldCharType="begin"/>
+            </w:r>
+            <w:r>
+              <w:rPr>
+                <w:rFonts w:ascii="Times New Roman" w:hAnsi="Times New Roman" w:cs="Times New Roman"/>
+                <w:noProof/>
+              </w:rPr>
               <w:instrText xml:space="preserve"> PAGEREF _Toc231559547 \h </w:instrText>
+            </w:r>
+            <w:r>
+              <w:rPr>
+                <w:rFonts w:ascii="Times New Roman" w:hAnsi="Times New Roman" w:cs="Times New Roman"/>
+                <w:noProof/>
+              </w:rPr>
+            </w:r>
+            <w:r>
+              <w:rPr>
+                <w:rFonts w:ascii="Times New Roman" w:hAnsi="Times New Roman" w:cs="Times New Roman"/>
+                <w:noProof/>
+              </w:rPr>
               <w:fldChar w:fldCharType="separate"/>
-              <w:t>5</w:t>
+            </w:r>
+            <w:r>
+              <w:rPr>
+                <w:rFonts w:ascii="Times New Roman" w:hAnsi="Times New Roman" w:cs="Times New Roman"/>
+                <w:noProof/>
+              </w:rPr>
+              <w:t>6</w:t>
+            </w:r>
+            <w:r>
+              <w:rPr>
+                <w:rFonts w:ascii="Times New Roman" w:hAnsi="Times New Roman" w:cs="Times New Roman"/>
+                <w:noProof/>
+              </w:rPr>
               <w:fldChar w:fldCharType="end"/>
             </w:r>
           </w:hyperlink>
@@ -1335,7 +2367,15 @@
                 <w:rFonts w:ascii="Times New Roman" w:hAnsi="Times New Roman" w:cs="Times New Roman"/>
                 <w:noProof/>
               </w:rPr>
-              <w:t>4.2.3　指定資源配置機制</w:t>
+              <w:t>4.2.3</w:t>
+            </w:r>
+            <w:r>
+              <w:rPr>
+                <w:rStyle w:val="a5"/>
+                <w:rFonts w:ascii="Times New Roman" w:hAnsi="Times New Roman" w:cs="Times New Roman"/>
+                <w:noProof/>
+              </w:rPr>
+              <w:t xml:space="preserve">　指定資源配置機制</w:t>
             </w:r>
             <w:r>
               <w:rPr>
@@ -1343,10 +2383,46 @@
                 <w:noProof/>
               </w:rPr>
               <w:tab/>
+            </w:r>
+            <w:r>
+              <w:rPr>
+                <w:rFonts w:ascii="Times New Roman" w:hAnsi="Times New Roman" w:cs="Times New Roman"/>
+                <w:noProof/>
+              </w:rPr>
               <w:fldChar w:fldCharType="begin"/>
+            </w:r>
+            <w:r>
+              <w:rPr>
+                <w:rFonts w:ascii="Times New Roman" w:hAnsi="Times New Roman" w:cs="Times New Roman"/>
+                <w:noProof/>
+              </w:rPr>
               <w:instrText xml:space="preserve"> PAGEREF _Toc231559548 \h </w:instrText>
+            </w:r>
+            <w:r>
+              <w:rPr>
+                <w:rFonts w:ascii="Times New Roman" w:hAnsi="Times New Roman" w:cs="Times New Roman"/>
+                <w:noProof/>
+              </w:rPr>
+            </w:r>
+            <w:r>
+              <w:rPr>
+                <w:rFonts w:ascii="Times New Roman" w:hAnsi="Times New Roman" w:cs="Times New Roman"/>
+                <w:noProof/>
+              </w:rPr>
               <w:fldChar w:fldCharType="separate"/>
-              <w:t>5</w:t>
+            </w:r>
+            <w:r>
+              <w:rPr>
+                <w:rFonts w:ascii="Times New Roman" w:hAnsi="Times New Roman" w:cs="Times New Roman"/>
+                <w:noProof/>
+              </w:rPr>
+              <w:t>6</w:t>
+            </w:r>
+            <w:r>
+              <w:rPr>
+                <w:rFonts w:ascii="Times New Roman" w:hAnsi="Times New Roman" w:cs="Times New Roman"/>
+                <w:noProof/>
+              </w:rPr>
               <w:fldChar w:fldCharType="end"/>
             </w:r>
           </w:hyperlink>
@@ -1369,7 +2445,31 @@
                 <w:rFonts w:ascii="Times New Roman" w:hAnsi="Times New Roman" w:cs="Times New Roman"/>
                 <w:noProof/>
               </w:rPr>
-              <w:t>4.3　GPU 資源共享方法</w:t>
+              <w:t>4.3</w:t>
+            </w:r>
+            <w:r>
+              <w:rPr>
+                <w:rStyle w:val="a5"/>
+                <w:rFonts w:ascii="Times New Roman" w:hAnsi="Times New Roman" w:cs="Times New Roman"/>
+                <w:noProof/>
+              </w:rPr>
+              <w:t xml:space="preserve">　</w:t>
+            </w:r>
+            <w:r>
+              <w:rPr>
+                <w:rStyle w:val="a5"/>
+                <w:rFonts w:ascii="Times New Roman" w:hAnsi="Times New Roman" w:cs="Times New Roman"/>
+                <w:noProof/>
+              </w:rPr>
+              <w:t xml:space="preserve">GPU </w:t>
+            </w:r>
+            <w:r>
+              <w:rPr>
+                <w:rStyle w:val="a5"/>
+                <w:rFonts w:ascii="Times New Roman" w:hAnsi="Times New Roman" w:cs="Times New Roman"/>
+                <w:noProof/>
+              </w:rPr>
+              <w:t>資源共享方法</w:t>
             </w:r>
             <w:r>
               <w:rPr>
@@ -1377,10 +2477,46 @@
                 <w:noProof/>
               </w:rPr>
               <w:tab/>
+            </w:r>
+            <w:r>
+              <w:rPr>
+                <w:rFonts w:ascii="Times New Roman" w:hAnsi="Times New Roman" w:cs="Times New Roman"/>
+                <w:noProof/>
+              </w:rPr>
               <w:fldChar w:fldCharType="begin"/>
+            </w:r>
+            <w:r>
+              <w:rPr>
+                <w:rFonts w:ascii="Times New Roman" w:hAnsi="Times New Roman" w:cs="Times New Roman"/>
+                <w:noProof/>
+              </w:rPr>
               <w:instrText xml:space="preserve"> PAGEREF _Toc231559549 \h </w:instrText>
+            </w:r>
+            <w:r>
+              <w:rPr>
+                <w:rFonts w:ascii="Times New Roman" w:hAnsi="Times New Roman" w:cs="Times New Roman"/>
+                <w:noProof/>
+              </w:rPr>
+            </w:r>
+            <w:r>
+              <w:rPr>
+                <w:rFonts w:ascii="Times New Roman" w:hAnsi="Times New Roman" w:cs="Times New Roman"/>
+                <w:noProof/>
+              </w:rPr>
               <w:fldChar w:fldCharType="separate"/>
-              <w:t>5</w:t>
+            </w:r>
+            <w:r>
+              <w:rPr>
+                <w:rFonts w:ascii="Times New Roman" w:hAnsi="Times New Roman" w:cs="Times New Roman"/>
+                <w:noProof/>
+              </w:rPr>
+              <w:t>6</w:t>
+            </w:r>
+            <w:r>
+              <w:rPr>
+                <w:rFonts w:ascii="Times New Roman" w:hAnsi="Times New Roman" w:cs="Times New Roman"/>
+                <w:noProof/>
+              </w:rPr>
               <w:fldChar w:fldCharType="end"/>
             </w:r>
           </w:hyperlink>
@@ -1403,7 +2539,15 @@
                 <w:rFonts w:ascii="Times New Roman" w:hAnsi="Times New Roman" w:cs="Times New Roman"/>
                 <w:noProof/>
               </w:rPr>
-              <w:t>4.4　模型訓練與評估方法</w:t>
+              <w:t>4.4</w:t>
+            </w:r>
+            <w:r>
+              <w:rPr>
+                <w:rStyle w:val="a5"/>
+                <w:rFonts w:ascii="Times New Roman" w:hAnsi="Times New Roman" w:cs="Times New Roman"/>
+                <w:noProof/>
+              </w:rPr>
+              <w:t xml:space="preserve">　模型訓練與評估方法</w:t>
             </w:r>
             <w:r>
               <w:rPr>
@@ -1411,10 +2555,46 @@
                 <w:noProof/>
               </w:rPr>
               <w:tab/>
+            </w:r>
+            <w:r>
+              <w:rPr>
+                <w:rFonts w:ascii="Times New Roman" w:hAnsi="Times New Roman" w:cs="Times New Roman"/>
+                <w:noProof/>
+              </w:rPr>
               <w:fldChar w:fldCharType="begin"/>
+            </w:r>
+            <w:r>
+              <w:rPr>
+                <w:rFonts w:ascii="Times New Roman" w:hAnsi="Times New Roman" w:cs="Times New Roman"/>
+                <w:noProof/>
+              </w:rPr>
               <w:instrText xml:space="preserve"> PAGEREF _Toc231559550 \h </w:instrText>
+            </w:r>
+            <w:r>
+              <w:rPr>
+                <w:rFonts w:ascii="Times New Roman" w:hAnsi="Times New Roman" w:cs="Times New Roman"/>
+                <w:noProof/>
+              </w:rPr>
+            </w:r>
+            <w:r>
+              <w:rPr>
+                <w:rFonts w:ascii="Times New Roman" w:hAnsi="Times New Roman" w:cs="Times New Roman"/>
+                <w:noProof/>
+              </w:rPr>
               <w:fldChar w:fldCharType="separate"/>
-              <w:t>5</w:t>
+            </w:r>
+            <w:r>
+              <w:rPr>
+                <w:rFonts w:ascii="Times New Roman" w:hAnsi="Times New Roman" w:cs="Times New Roman"/>
+                <w:noProof/>
+              </w:rPr>
+              <w:t>6</w:t>
+            </w:r>
+            <w:r>
+              <w:rPr>
+                <w:rFonts w:ascii="Times New Roman" w:hAnsi="Times New Roman" w:cs="Times New Roman"/>
+                <w:noProof/>
+              </w:rPr>
               <w:fldChar w:fldCharType="end"/>
             </w:r>
           </w:hyperlink>
@@ -1445,10 +2625,46 @@
                 <w:noProof/>
               </w:rPr>
               <w:tab/>
+            </w:r>
+            <w:r>
+              <w:rPr>
+                <w:rFonts w:ascii="Times New Roman" w:hAnsi="Times New Roman" w:cs="Times New Roman"/>
+                <w:noProof/>
+              </w:rPr>
               <w:fldChar w:fldCharType="begin"/>
+            </w:r>
+            <w:r>
+              <w:rPr>
+                <w:rFonts w:ascii="Times New Roman" w:hAnsi="Times New Roman" w:cs="Times New Roman"/>
+                <w:noProof/>
+              </w:rPr>
               <w:instrText xml:space="preserve"> PAGEREF _Toc231559551 \h </w:instrText>
+            </w:r>
+            <w:r>
+              <w:rPr>
+                <w:rFonts w:ascii="Times New Roman" w:hAnsi="Times New Roman" w:cs="Times New Roman"/>
+                <w:noProof/>
+              </w:rPr>
+            </w:r>
+            <w:r>
+              <w:rPr>
+                <w:rFonts w:ascii="Times New Roman" w:hAnsi="Times New Roman" w:cs="Times New Roman"/>
+                <w:noProof/>
+              </w:rPr>
               <w:fldChar w:fldCharType="separate"/>
-              <w:t>7</w:t>
+            </w:r>
+            <w:r>
+              <w:rPr>
+                <w:rFonts w:ascii="Times New Roman" w:hAnsi="Times New Roman" w:cs="Times New Roman"/>
+                <w:noProof/>
+              </w:rPr>
+              <w:t>8</w:t>
+            </w:r>
+            <w:r>
+              <w:rPr>
+                <w:rFonts w:ascii="Times New Roman" w:hAnsi="Times New Roman" w:cs="Times New Roman"/>
+                <w:noProof/>
+              </w:rPr>
               <w:fldChar w:fldCharType="end"/>
             </w:r>
           </w:hyperlink>
@@ -1471,7 +2687,15 @@
                 <w:rFonts w:ascii="Times New Roman" w:hAnsi="Times New Roman" w:cs="Times New Roman"/>
                 <w:noProof/>
               </w:rPr>
-              <w:t>5.1　目前完成項目</w:t>
+              <w:t>5.1</w:t>
+            </w:r>
+            <w:r>
+              <w:rPr>
+                <w:rStyle w:val="a5"/>
+                <w:rFonts w:ascii="Times New Roman" w:hAnsi="Times New Roman" w:cs="Times New Roman"/>
+                <w:noProof/>
+              </w:rPr>
+              <w:t xml:space="preserve">　目前完成項目</w:t>
             </w:r>
             <w:r>
               <w:rPr>
@@ -1479,10 +2703,46 @@
                 <w:noProof/>
               </w:rPr>
               <w:tab/>
+            </w:r>
+            <w:r>
+              <w:rPr>
+                <w:rFonts w:ascii="Times New Roman" w:hAnsi="Times New Roman" w:cs="Times New Roman"/>
+                <w:noProof/>
+              </w:rPr>
               <w:fldChar w:fldCharType="begin"/>
+            </w:r>
+            <w:r>
+              <w:rPr>
+                <w:rFonts w:ascii="Times New Roman" w:hAnsi="Times New Roman" w:cs="Times New Roman"/>
+                <w:noProof/>
+              </w:rPr>
               <w:instrText xml:space="preserve"> PAGEREF _Toc231559552 \h </w:instrText>
+            </w:r>
+            <w:r>
+              <w:rPr>
+                <w:rFonts w:ascii="Times New Roman" w:hAnsi="Times New Roman" w:cs="Times New Roman"/>
+                <w:noProof/>
+              </w:rPr>
+            </w:r>
+            <w:r>
+              <w:rPr>
+                <w:rFonts w:ascii="Times New Roman" w:hAnsi="Times New Roman" w:cs="Times New Roman"/>
+                <w:noProof/>
+              </w:rPr>
               <w:fldChar w:fldCharType="separate"/>
-              <w:t>7</w:t>
+            </w:r>
+            <w:r>
+              <w:rPr>
+                <w:rFonts w:ascii="Times New Roman" w:hAnsi="Times New Roman" w:cs="Times New Roman"/>
+                <w:noProof/>
+              </w:rPr>
+              <w:t>8</w:t>
+            </w:r>
+            <w:r>
+              <w:rPr>
+                <w:rFonts w:ascii="Times New Roman" w:hAnsi="Times New Roman" w:cs="Times New Roman"/>
+                <w:noProof/>
+              </w:rPr>
               <w:fldChar w:fldCharType="end"/>
             </w:r>
           </w:hyperlink>
@@ -1505,7 +2765,15 @@
                 <w:rFonts w:ascii="Times New Roman" w:hAnsi="Times New Roman" w:cs="Times New Roman"/>
                 <w:noProof/>
               </w:rPr>
-              <w:t>5.1.1　平台建置與操作流程</w:t>
+              <w:t>5.1.1</w:t>
+            </w:r>
+            <w:r>
+              <w:rPr>
+                <w:rStyle w:val="a5"/>
+                <w:rFonts w:ascii="Times New Roman" w:hAnsi="Times New Roman" w:cs="Times New Roman"/>
+                <w:noProof/>
+              </w:rPr>
+              <w:t xml:space="preserve">　平台建置與操作流程</w:t>
             </w:r>
             <w:r>
               <w:rPr>
@@ -1513,10 +2781,46 @@
                 <w:noProof/>
               </w:rPr>
               <w:tab/>
+            </w:r>
+            <w:r>
+              <w:rPr>
+                <w:rFonts w:ascii="Times New Roman" w:hAnsi="Times New Roman" w:cs="Times New Roman"/>
+                <w:noProof/>
+              </w:rPr>
               <w:fldChar w:fldCharType="begin"/>
+            </w:r>
+            <w:r>
+              <w:rPr>
+                <w:rFonts w:ascii="Times New Roman" w:hAnsi="Times New Roman" w:cs="Times New Roman"/>
+                <w:noProof/>
+              </w:rPr>
               <w:instrText xml:space="preserve"> PAGEREF _Toc231559553 \h </w:instrText>
+            </w:r>
+            <w:r>
+              <w:rPr>
+                <w:rFonts w:ascii="Times New Roman" w:hAnsi="Times New Roman" w:cs="Times New Roman"/>
+                <w:noProof/>
+              </w:rPr>
+            </w:r>
+            <w:r>
+              <w:rPr>
+                <w:rFonts w:ascii="Times New Roman" w:hAnsi="Times New Roman" w:cs="Times New Roman"/>
+                <w:noProof/>
+              </w:rPr>
               <w:fldChar w:fldCharType="separate"/>
-              <w:t>7</w:t>
+            </w:r>
+            <w:r>
+              <w:rPr>
+                <w:rFonts w:ascii="Times New Roman" w:hAnsi="Times New Roman" w:cs="Times New Roman"/>
+                <w:noProof/>
+              </w:rPr>
+              <w:t>8</w:t>
+            </w:r>
+            <w:r>
+              <w:rPr>
+                <w:rFonts w:ascii="Times New Roman" w:hAnsi="Times New Roman" w:cs="Times New Roman"/>
+                <w:noProof/>
+              </w:rPr>
               <w:fldChar w:fldCharType="end"/>
             </w:r>
           </w:hyperlink>
@@ -1539,7 +2843,15 @@
                 <w:rFonts w:ascii="Times New Roman" w:hAnsi="Times New Roman" w:cs="Times New Roman"/>
                 <w:noProof/>
               </w:rPr>
-              <w:t>5.1.2　智慧排程已可在真實系統中運作</w:t>
+              <w:t>5.1.2</w:t>
+            </w:r>
+            <w:r>
+              <w:rPr>
+                <w:rStyle w:val="a5"/>
+                <w:rFonts w:ascii="Times New Roman" w:hAnsi="Times New Roman" w:cs="Times New Roman"/>
+                <w:noProof/>
+              </w:rPr>
+              <w:t xml:space="preserve">　智慧排程已可在真實系統中運作</w:t>
             </w:r>
             <w:r>
               <w:rPr>
@@ -1547,10 +2859,46 @@
                 <w:noProof/>
               </w:rPr>
               <w:tab/>
+            </w:r>
+            <w:r>
+              <w:rPr>
+                <w:rFonts w:ascii="Times New Roman" w:hAnsi="Times New Roman" w:cs="Times New Roman"/>
+                <w:noProof/>
+              </w:rPr>
               <w:fldChar w:fldCharType="begin"/>
+            </w:r>
+            <w:r>
+              <w:rPr>
+                <w:rFonts w:ascii="Times New Roman" w:hAnsi="Times New Roman" w:cs="Times New Roman"/>
+                <w:noProof/>
+              </w:rPr>
               <w:instrText xml:space="preserve"> PAGEREF _Toc231559554 \h </w:instrText>
+            </w:r>
+            <w:r>
+              <w:rPr>
+                <w:rFonts w:ascii="Times New Roman" w:hAnsi="Times New Roman" w:cs="Times New Roman"/>
+                <w:noProof/>
+              </w:rPr>
+            </w:r>
+            <w:r>
+              <w:rPr>
+                <w:rFonts w:ascii="Times New Roman" w:hAnsi="Times New Roman" w:cs="Times New Roman"/>
+                <w:noProof/>
+              </w:rPr>
               <w:fldChar w:fldCharType="separate"/>
-              <w:t>7</w:t>
+            </w:r>
+            <w:r>
+              <w:rPr>
+                <w:rFonts w:ascii="Times New Roman" w:hAnsi="Times New Roman" w:cs="Times New Roman"/>
+                <w:noProof/>
+              </w:rPr>
+              <w:t>8</w:t>
+            </w:r>
+            <w:r>
+              <w:rPr>
+                <w:rFonts w:ascii="Times New Roman" w:hAnsi="Times New Roman" w:cs="Times New Roman"/>
+                <w:noProof/>
+              </w:rPr>
               <w:fldChar w:fldCharType="end"/>
             </w:r>
           </w:hyperlink>
@@ -1573,7 +2921,15 @@
                 <w:rFonts w:ascii="Times New Roman" w:hAnsi="Times New Roman" w:cs="Times New Roman"/>
                 <w:noProof/>
               </w:rPr>
-              <w:t>5.1.3　模型已可初步參與資源放置</w:t>
+              <w:t>5.1.3</w:t>
+            </w:r>
+            <w:r>
+              <w:rPr>
+                <w:rStyle w:val="a5"/>
+                <w:rFonts w:ascii="Times New Roman" w:hAnsi="Times New Roman" w:cs="Times New Roman"/>
+                <w:noProof/>
+              </w:rPr>
+              <w:t xml:space="preserve">　模型已可初步參與資源放置</w:t>
             </w:r>
             <w:r>
               <w:rPr>
@@ -1581,10 +2937,46 @@
                 <w:noProof/>
               </w:rPr>
               <w:tab/>
+            </w:r>
+            <w:r>
+              <w:rPr>
+                <w:rFonts w:ascii="Times New Roman" w:hAnsi="Times New Roman" w:cs="Times New Roman"/>
+                <w:noProof/>
+              </w:rPr>
               <w:fldChar w:fldCharType="begin"/>
+            </w:r>
+            <w:r>
+              <w:rPr>
+                <w:rFonts w:ascii="Times New Roman" w:hAnsi="Times New Roman" w:cs="Times New Roman"/>
+                <w:noProof/>
+              </w:rPr>
               <w:instrText xml:space="preserve"> PAGEREF _Toc231559555 \h </w:instrText>
+            </w:r>
+            <w:r>
+              <w:rPr>
+                <w:rFonts w:ascii="Times New Roman" w:hAnsi="Times New Roman" w:cs="Times New Roman"/>
+                <w:noProof/>
+              </w:rPr>
+            </w:r>
+            <w:r>
+              <w:rPr>
+                <w:rFonts w:ascii="Times New Roman" w:hAnsi="Times New Roman" w:cs="Times New Roman"/>
+                <w:noProof/>
+              </w:rPr>
               <w:fldChar w:fldCharType="separate"/>
-              <w:t>7</w:t>
+            </w:r>
+            <w:r>
+              <w:rPr>
+                <w:rFonts w:ascii="Times New Roman" w:hAnsi="Times New Roman" w:cs="Times New Roman"/>
+                <w:noProof/>
+              </w:rPr>
+              <w:t>8</w:t>
+            </w:r>
+            <w:r>
+              <w:rPr>
+                <w:rFonts w:ascii="Times New Roman" w:hAnsi="Times New Roman" w:cs="Times New Roman"/>
+                <w:noProof/>
+              </w:rPr>
               <w:fldChar w:fldCharType="end"/>
             </w:r>
           </w:hyperlink>
@@ -1607,7 +2999,15 @@
                 <w:rFonts w:ascii="Times New Roman" w:hAnsi="Times New Roman" w:cs="Times New Roman"/>
                 <w:noProof/>
               </w:rPr>
-              <w:t>5.1.4　監控與展示介面</w:t>
+              <w:t>5.1.4</w:t>
+            </w:r>
+            <w:r>
+              <w:rPr>
+                <w:rStyle w:val="a5"/>
+                <w:rFonts w:ascii="Times New Roman" w:hAnsi="Times New Roman" w:cs="Times New Roman"/>
+                <w:noProof/>
+              </w:rPr>
+              <w:t xml:space="preserve">　監控與展示介面</w:t>
             </w:r>
             <w:r>
               <w:rPr>
@@ -1615,10 +3015,46 @@
                 <w:noProof/>
               </w:rPr>
               <w:tab/>
+            </w:r>
+            <w:r>
+              <w:rPr>
+                <w:rFonts w:ascii="Times New Roman" w:hAnsi="Times New Roman" w:cs="Times New Roman"/>
+                <w:noProof/>
+              </w:rPr>
               <w:fldChar w:fldCharType="begin"/>
+            </w:r>
+            <w:r>
+              <w:rPr>
+                <w:rFonts w:ascii="Times New Roman" w:hAnsi="Times New Roman" w:cs="Times New Roman"/>
+                <w:noProof/>
+              </w:rPr>
               <w:instrText xml:space="preserve"> PAGEREF _Toc231559556 \h </w:instrText>
+            </w:r>
+            <w:r>
+              <w:rPr>
+                <w:rFonts w:ascii="Times New Roman" w:hAnsi="Times New Roman" w:cs="Times New Roman"/>
+                <w:noProof/>
+              </w:rPr>
+            </w:r>
+            <w:r>
+              <w:rPr>
+                <w:rFonts w:ascii="Times New Roman" w:hAnsi="Times New Roman" w:cs="Times New Roman"/>
+                <w:noProof/>
+              </w:rPr>
               <w:fldChar w:fldCharType="separate"/>
-              <w:t>7</w:t>
+            </w:r>
+            <w:r>
+              <w:rPr>
+                <w:rFonts w:ascii="Times New Roman" w:hAnsi="Times New Roman" w:cs="Times New Roman"/>
+                <w:noProof/>
+              </w:rPr>
+              <w:t>8</w:t>
+            </w:r>
+            <w:r>
+              <w:rPr>
+                <w:rFonts w:ascii="Times New Roman" w:hAnsi="Times New Roman" w:cs="Times New Roman"/>
+                <w:noProof/>
+              </w:rPr>
               <w:fldChar w:fldCharType="end"/>
             </w:r>
           </w:hyperlink>
@@ -1641,7 +3077,15 @@
                 <w:rFonts w:ascii="Times New Roman" w:hAnsi="Times New Roman" w:cs="Times New Roman"/>
                 <w:noProof/>
               </w:rPr>
-              <w:t>5.2　實驗結果</w:t>
+              <w:t>5.2</w:t>
+            </w:r>
+            <w:r>
+              <w:rPr>
+                <w:rStyle w:val="a5"/>
+                <w:rFonts w:ascii="Times New Roman" w:hAnsi="Times New Roman" w:cs="Times New Roman"/>
+                <w:noProof/>
+              </w:rPr>
+              <w:t xml:space="preserve">　實驗結果</w:t>
             </w:r>
             <w:r>
               <w:rPr>
@@ -1649,10 +3093,46 @@
                 <w:noProof/>
               </w:rPr>
               <w:tab/>
+            </w:r>
+            <w:r>
+              <w:rPr>
+                <w:rFonts w:ascii="Times New Roman" w:hAnsi="Times New Roman" w:cs="Times New Roman"/>
+                <w:noProof/>
+              </w:rPr>
               <w:fldChar w:fldCharType="begin"/>
+            </w:r>
+            <w:r>
+              <w:rPr>
+                <w:rFonts w:ascii="Times New Roman" w:hAnsi="Times New Roman" w:cs="Times New Roman"/>
+                <w:noProof/>
+              </w:rPr>
               <w:instrText xml:space="preserve"> PAGEREF _Toc231559557 \h </w:instrText>
+            </w:r>
+            <w:r>
+              <w:rPr>
+                <w:rFonts w:ascii="Times New Roman" w:hAnsi="Times New Roman" w:cs="Times New Roman"/>
+                <w:noProof/>
+              </w:rPr>
+            </w:r>
+            <w:r>
+              <w:rPr>
+                <w:rFonts w:ascii="Times New Roman" w:hAnsi="Times New Roman" w:cs="Times New Roman"/>
+                <w:noProof/>
+              </w:rPr>
               <w:fldChar w:fldCharType="separate"/>
-              <w:t>7</w:t>
+            </w:r>
+            <w:r>
+              <w:rPr>
+                <w:rFonts w:ascii="Times New Roman" w:hAnsi="Times New Roman" w:cs="Times New Roman"/>
+                <w:noProof/>
+              </w:rPr>
+              <w:t>9</w:t>
+            </w:r>
+            <w:r>
+              <w:rPr>
+                <w:rFonts w:ascii="Times New Roman" w:hAnsi="Times New Roman" w:cs="Times New Roman"/>
+                <w:noProof/>
+              </w:rPr>
               <w:fldChar w:fldCharType="end"/>
             </w:r>
           </w:hyperlink>
@@ -1675,7 +3155,15 @@
                 <w:rFonts w:ascii="Times New Roman" w:hAnsi="Times New Roman" w:cs="Times New Roman"/>
                 <w:noProof/>
               </w:rPr>
-              <w:t>5.3　結論與建議</w:t>
+              <w:t>5.3</w:t>
+            </w:r>
+            <w:r>
+              <w:rPr>
+                <w:rStyle w:val="a5"/>
+                <w:rFonts w:ascii="Times New Roman" w:hAnsi="Times New Roman" w:cs="Times New Roman"/>
+                <w:noProof/>
+              </w:rPr>
+              <w:t xml:space="preserve">　結論與建議</w:t>
             </w:r>
             <w:r>
               <w:rPr>
@@ -1683,10 +3171,46 @@
                 <w:noProof/>
               </w:rPr>
               <w:tab/>
+            </w:r>
+            <w:r>
+              <w:rPr>
+                <w:rFonts w:ascii="Times New Roman" w:hAnsi="Times New Roman" w:cs="Times New Roman"/>
+                <w:noProof/>
+              </w:rPr>
               <w:fldChar w:fldCharType="begin"/>
+            </w:r>
+            <w:r>
+              <w:rPr>
+                <w:rFonts w:ascii="Times New Roman" w:hAnsi="Times New Roman" w:cs="Times New Roman"/>
+                <w:noProof/>
+              </w:rPr>
               <w:instrText xml:space="preserve"> PAGEREF _Toc231559558 \h </w:instrText>
+            </w:r>
+            <w:r>
+              <w:rPr>
+                <w:rFonts w:ascii="Times New Roman" w:hAnsi="Times New Roman" w:cs="Times New Roman"/>
+                <w:noProof/>
+              </w:rPr>
+            </w:r>
+            <w:r>
+              <w:rPr>
+                <w:rFonts w:ascii="Times New Roman" w:hAnsi="Times New Roman" w:cs="Times New Roman"/>
+                <w:noProof/>
+              </w:rPr>
               <w:fldChar w:fldCharType="separate"/>
-              <w:t>8</w:t>
+            </w:r>
+            <w:r>
+              <w:rPr>
+                <w:rFonts w:ascii="Times New Roman" w:hAnsi="Times New Roman" w:cs="Times New Roman"/>
+                <w:noProof/>
+              </w:rPr>
+              <w:t>10</w:t>
+            </w:r>
+            <w:r>
+              <w:rPr>
+                <w:rFonts w:ascii="Times New Roman" w:hAnsi="Times New Roman" w:cs="Times New Roman"/>
+                <w:noProof/>
+              </w:rPr>
               <w:fldChar w:fldCharType="end"/>
             </w:r>
           </w:hyperlink>
@@ -1709,7 +3233,15 @@
                 <w:rFonts w:ascii="Times New Roman" w:hAnsi="Times New Roman" w:cs="Times New Roman"/>
                 <w:noProof/>
               </w:rPr>
-              <w:t>5.4　執行計畫過程遇到之困難與阻礙</w:t>
+              <w:t>5.4</w:t>
+            </w:r>
+            <w:r>
+              <w:rPr>
+                <w:rStyle w:val="a5"/>
+                <w:rFonts w:ascii="Times New Roman" w:hAnsi="Times New Roman" w:cs="Times New Roman"/>
+                <w:noProof/>
+              </w:rPr>
+              <w:t xml:space="preserve">　執行計畫過程遇到之困難與阻礙</w:t>
             </w:r>
             <w:r>
               <w:rPr>
@@ -1717,10 +3249,46 @@
                 <w:noProof/>
               </w:rPr>
               <w:tab/>
+            </w:r>
+            <w:r>
+              <w:rPr>
+                <w:rFonts w:ascii="Times New Roman" w:hAnsi="Times New Roman" w:cs="Times New Roman"/>
+                <w:noProof/>
+              </w:rPr>
               <w:fldChar w:fldCharType="begin"/>
+            </w:r>
+            <w:r>
+              <w:rPr>
+                <w:rFonts w:ascii="Times New Roman" w:hAnsi="Times New Roman" w:cs="Times New Roman"/>
+                <w:noProof/>
+              </w:rPr>
               <w:instrText xml:space="preserve"> PAGEREF _Toc231559559 \h </w:instrText>
+            </w:r>
+            <w:r>
+              <w:rPr>
+                <w:rFonts w:ascii="Times New Roman" w:hAnsi="Times New Roman" w:cs="Times New Roman"/>
+                <w:noProof/>
+              </w:rPr>
+            </w:r>
+            <w:r>
+              <w:rPr>
+                <w:rFonts w:ascii="Times New Roman" w:hAnsi="Times New Roman" w:cs="Times New Roman"/>
+                <w:noProof/>
+              </w:rPr>
               <w:fldChar w:fldCharType="separate"/>
-              <w:t>9</w:t>
+            </w:r>
+            <w:r>
+              <w:rPr>
+                <w:rFonts w:ascii="Times New Roman" w:hAnsi="Times New Roman" w:cs="Times New Roman"/>
+                <w:noProof/>
+              </w:rPr>
+              <w:t>11</w:t>
+            </w:r>
+            <w:r>
+              <w:rPr>
+                <w:rFonts w:ascii="Times New Roman" w:hAnsi="Times New Roman" w:cs="Times New Roman"/>
+                <w:noProof/>
+              </w:rPr>
               <w:fldChar w:fldCharType="end"/>
             </w:r>
           </w:hyperlink>
@@ -1743,7 +3311,15 @@
                 <w:rFonts w:ascii="Times New Roman" w:hAnsi="Times New Roman" w:cs="Times New Roman"/>
                 <w:noProof/>
               </w:rPr>
-              <w:t>5.4.1　節點回收後狀態不一致</w:t>
+              <w:t>5.4.1</w:t>
+            </w:r>
+            <w:r>
+              <w:rPr>
+                <w:rStyle w:val="a5"/>
+                <w:rFonts w:ascii="Times New Roman" w:hAnsi="Times New Roman" w:cs="Times New Roman"/>
+                <w:noProof/>
+              </w:rPr>
+              <w:t xml:space="preserve">　節點回收後狀態不一致</w:t>
             </w:r>
             <w:r>
               <w:rPr>
@@ -1751,10 +3327,46 @@
                 <w:noProof/>
               </w:rPr>
               <w:tab/>
+            </w:r>
+            <w:r>
+              <w:rPr>
+                <w:rFonts w:ascii="Times New Roman" w:hAnsi="Times New Roman" w:cs="Times New Roman"/>
+                <w:noProof/>
+              </w:rPr>
               <w:fldChar w:fldCharType="begin"/>
+            </w:r>
+            <w:r>
+              <w:rPr>
+                <w:rFonts w:ascii="Times New Roman" w:hAnsi="Times New Roman" w:cs="Times New Roman"/>
+                <w:noProof/>
+              </w:rPr>
               <w:instrText xml:space="preserve"> PAGEREF _Toc231559560 \h </w:instrText>
+            </w:r>
+            <w:r>
+              <w:rPr>
+                <w:rFonts w:ascii="Times New Roman" w:hAnsi="Times New Roman" w:cs="Times New Roman"/>
+                <w:noProof/>
+              </w:rPr>
+            </w:r>
+            <w:r>
+              <w:rPr>
+                <w:rFonts w:ascii="Times New Roman" w:hAnsi="Times New Roman" w:cs="Times New Roman"/>
+                <w:noProof/>
+              </w:rPr>
               <w:fldChar w:fldCharType="separate"/>
-              <w:t>9</w:t>
+            </w:r>
+            <w:r>
+              <w:rPr>
+                <w:rFonts w:ascii="Times New Roman" w:hAnsi="Times New Roman" w:cs="Times New Roman"/>
+                <w:noProof/>
+              </w:rPr>
+              <w:t>11</w:t>
+            </w:r>
+            <w:r>
+              <w:rPr>
+                <w:rFonts w:ascii="Times New Roman" w:hAnsi="Times New Roman" w:cs="Times New Roman"/>
+                <w:noProof/>
+              </w:rPr>
               <w:fldChar w:fldCharType="end"/>
             </w:r>
           </w:hyperlink>
@@ -1777,7 +3389,15 @@
                 <w:rFonts w:ascii="Times New Roman" w:hAnsi="Times New Roman" w:cs="Times New Roman"/>
                 <w:noProof/>
               </w:rPr>
-              <w:t>5.4.2　智慧模型效果尚未超越基本規則</w:t>
+              <w:t>5.4.2</w:t>
+            </w:r>
+            <w:r>
+              <w:rPr>
+                <w:rStyle w:val="a5"/>
+                <w:rFonts w:ascii="Times New Roman" w:hAnsi="Times New Roman" w:cs="Times New Roman"/>
+                <w:noProof/>
+              </w:rPr>
+              <w:t xml:space="preserve">　智慧模型效果尚未超越基本規則</w:t>
             </w:r>
             <w:r>
               <w:rPr>
@@ -1785,10 +3405,46 @@
                 <w:noProof/>
               </w:rPr>
               <w:tab/>
+            </w:r>
+            <w:r>
+              <w:rPr>
+                <w:rFonts w:ascii="Times New Roman" w:hAnsi="Times New Roman" w:cs="Times New Roman"/>
+                <w:noProof/>
+              </w:rPr>
               <w:fldChar w:fldCharType="begin"/>
+            </w:r>
+            <w:r>
+              <w:rPr>
+                <w:rFonts w:ascii="Times New Roman" w:hAnsi="Times New Roman" w:cs="Times New Roman"/>
+                <w:noProof/>
+              </w:rPr>
               <w:instrText xml:space="preserve"> PAGEREF _Toc231559562 \h </w:instrText>
+            </w:r>
+            <w:r>
+              <w:rPr>
+                <w:rFonts w:ascii="Times New Roman" w:hAnsi="Times New Roman" w:cs="Times New Roman"/>
+                <w:noProof/>
+              </w:rPr>
+            </w:r>
+            <w:r>
+              <w:rPr>
+                <w:rFonts w:ascii="Times New Roman" w:hAnsi="Times New Roman" w:cs="Times New Roman"/>
+                <w:noProof/>
+              </w:rPr>
               <w:fldChar w:fldCharType="separate"/>
-              <w:t>9</w:t>
+            </w:r>
+            <w:r>
+              <w:rPr>
+                <w:rFonts w:ascii="Times New Roman" w:hAnsi="Times New Roman" w:cs="Times New Roman"/>
+                <w:noProof/>
+              </w:rPr>
+              <w:t>11</w:t>
+            </w:r>
+            <w:r>
+              <w:rPr>
+                <w:rFonts w:ascii="Times New Roman" w:hAnsi="Times New Roman" w:cs="Times New Roman"/>
+                <w:noProof/>
+              </w:rPr>
               <w:fldChar w:fldCharType="end"/>
             </w:r>
           </w:hyperlink>
@@ -1819,10 +3475,46 @@
                 <w:noProof/>
               </w:rPr>
               <w:tab/>
+            </w:r>
+            <w:r>
+              <w:rPr>
+                <w:rFonts w:ascii="Times New Roman" w:hAnsi="Times New Roman" w:cs="Times New Roman"/>
+                <w:noProof/>
+              </w:rPr>
               <w:fldChar w:fldCharType="begin"/>
+            </w:r>
+            <w:r>
+              <w:rPr>
+                <w:rFonts w:ascii="Times New Roman" w:hAnsi="Times New Roman" w:cs="Times New Roman"/>
+                <w:noProof/>
+              </w:rPr>
               <w:instrText xml:space="preserve"> PAGEREF _Toc231559563 \h </w:instrText>
+            </w:r>
+            <w:r>
+              <w:rPr>
+                <w:rFonts w:ascii="Times New Roman" w:hAnsi="Times New Roman" w:cs="Times New Roman"/>
+                <w:noProof/>
+              </w:rPr>
+            </w:r>
+            <w:r>
+              <w:rPr>
+                <w:rFonts w:ascii="Times New Roman" w:hAnsi="Times New Roman" w:cs="Times New Roman"/>
+                <w:noProof/>
+              </w:rPr>
               <w:fldChar w:fldCharType="separate"/>
-              <w:t>10</w:t>
+            </w:r>
+            <w:r>
+              <w:rPr>
+                <w:rFonts w:ascii="Times New Roman" w:hAnsi="Times New Roman" w:cs="Times New Roman"/>
+                <w:noProof/>
+              </w:rPr>
+              <w:t>12</w:t>
+            </w:r>
+            <w:r>
+              <w:rPr>
+                <w:rFonts w:ascii="Times New Roman" w:hAnsi="Times New Roman" w:cs="Times New Roman"/>
+                <w:noProof/>
+              </w:rPr>
               <w:fldChar w:fldCharType="end"/>
             </w:r>
           </w:hyperlink>
@@ -1853,10 +3545,46 @@
                 <w:noProof/>
               </w:rPr>
               <w:tab/>
+            </w:r>
+            <w:r>
+              <w:rPr>
+                <w:rFonts w:ascii="Times New Roman" w:hAnsi="Times New Roman" w:cs="Times New Roman"/>
+                <w:noProof/>
+              </w:rPr>
               <w:fldChar w:fldCharType="begin"/>
+            </w:r>
+            <w:r>
+              <w:rPr>
+                <w:rFonts w:ascii="Times New Roman" w:hAnsi="Times New Roman" w:cs="Times New Roman"/>
+                <w:noProof/>
+              </w:rPr>
               <w:instrText xml:space="preserve"> PAGEREF _Toc231559564 \h </w:instrText>
+            </w:r>
+            <w:r>
+              <w:rPr>
+                <w:rFonts w:ascii="Times New Roman" w:hAnsi="Times New Roman" w:cs="Times New Roman"/>
+                <w:noProof/>
+              </w:rPr>
+            </w:r>
+            <w:r>
+              <w:rPr>
+                <w:rFonts w:ascii="Times New Roman" w:hAnsi="Times New Roman" w:cs="Times New Roman"/>
+                <w:noProof/>
+              </w:rPr>
               <w:fldChar w:fldCharType="separate"/>
-              <w:t>11</w:t>
+            </w:r>
+            <w:r>
+              <w:rPr>
+                <w:rFonts w:ascii="Times New Roman" w:hAnsi="Times New Roman" w:cs="Times New Roman"/>
+                <w:noProof/>
+              </w:rPr>
+              <w:t>13</w:t>
+            </w:r>
+            <w:r>
+              <w:rPr>
+                <w:rFonts w:ascii="Times New Roman" w:hAnsi="Times New Roman" w:cs="Times New Roman"/>
+                <w:noProof/>
+              </w:rPr>
               <w:fldChar w:fldCharType="end"/>
             </w:r>
           </w:hyperlink>
@@ -1930,7 +3658,19 @@
         <w:rPr>
           <w:rFonts w:ascii="Times New Roman" w:hAnsi="Times New Roman" w:cs="Times New Roman"/>
         </w:rPr>
-        <w:t>近年來，人工智慧研究越來越依賴GPU進行訓練、推論與資料處理。然而在一般研究室的共享主機環境中，常常面臨以下困境：</w:t>
+        <w:t>近年來，人工智慧研究越來越依賴</w:t>
+      </w:r>
+      <w:r>
+        <w:rPr>
+          <w:rFonts w:ascii="Times New Roman" w:hAnsi="Times New Roman" w:cs="Times New Roman"/>
+        </w:rPr>
+        <w:t>GPU</w:t>
+      </w:r>
+      <w:r>
+        <w:rPr>
+          <w:rFonts w:ascii="Times New Roman" w:hAnsi="Times New Roman" w:cs="Times New Roman"/>
+        </w:rPr>
+        <w:t>進行訓練、推論與資料處理。然而在一般研究室的共享主機環境中，常常面臨以下困境：</w:t>
       </w:r>
     </w:p>
     <w:p>
@@ -1950,7 +3690,19 @@
         <w:rPr>
           <w:rFonts w:ascii="Times New Roman" w:hAnsi="Times New Roman" w:cs="Times New Roman"/>
         </w:rPr>
-        <w:t>一張GPU只給一個工作使用，實際利用率不高。</w:t>
+        <w:t>一張</w:t>
+      </w:r>
+      <w:r>
+        <w:rPr>
+          <w:rFonts w:ascii="Times New Roman" w:hAnsi="Times New Roman" w:cs="Times New Roman"/>
+        </w:rPr>
+        <w:t>GPU</w:t>
+      </w:r>
+      <w:r>
+        <w:rPr>
+          <w:rFonts w:ascii="Times New Roman" w:hAnsi="Times New Roman" w:cs="Times New Roman"/>
+        </w:rPr>
+        <w:t>只給一個工作使用，實際利用率不高。</w:t>
       </w:r>
     </w:p>
     <w:p>
@@ -2039,13 +3791,31 @@
         <w:rPr>
           <w:rFonts w:ascii="Times New Roman" w:hAnsi="Times New Roman" w:cs="Times New Roman" w:hint="eastAsia"/>
         </w:rPr>
-        <w:t>如Kubernetes</w:t>
-      </w:r>
-      <w:r>
-        <w:rPr>
-          <w:rFonts w:ascii="Times New Roman" w:hAnsi="Times New Roman" w:cs="Times New Roman"/>
-        </w:rPr>
-        <w:t>擅長自動啟動與回收資源，但對研究工作常見的GPU分配、批次排程與多使用者管理支援較弱；相對地，傳統高效能運算排程器</w:t>
+        <w:t>如</w:t>
+      </w:r>
+      <w:r>
+        <w:rPr>
+          <w:rFonts w:ascii="Times New Roman" w:hAnsi="Times New Roman" w:cs="Times New Roman" w:hint="eastAsia"/>
+        </w:rPr>
+        <w:t>Kubernetes</w:t>
+      </w:r>
+      <w:r>
+        <w:rPr>
+          <w:rFonts w:ascii="Times New Roman" w:hAnsi="Times New Roman" w:cs="Times New Roman"/>
+        </w:rPr>
+        <w:t>擅長自動啟動與回收資源，但對研究工作常見的</w:t>
+      </w:r>
+      <w:r>
+        <w:rPr>
+          <w:rFonts w:ascii="Times New Roman" w:hAnsi="Times New Roman" w:cs="Times New Roman"/>
+        </w:rPr>
+        <w:t>GPU</w:t>
+      </w:r>
+      <w:r>
+        <w:rPr>
+          <w:rFonts w:ascii="Times New Roman" w:hAnsi="Times New Roman" w:cs="Times New Roman"/>
+        </w:rPr>
+        <w:t>分配、批次排程與多使用者管理支援較弱；相對地，傳統高效能運算排程器</w:t>
       </w:r>
       <w:r>
         <w:rPr>
@@ -2080,7 +3850,31 @@
         <w:rPr>
           <w:rFonts w:ascii="Times New Roman" w:hAnsi="Times New Roman" w:cs="Times New Roman"/>
         </w:rPr>
-        <w:t>因此，本計畫希望結合兩者優點，建立一套既能保有研究者熟悉的工作提交流程，又能做到動態分配CPU、GPU與儲存資源的系統。進一步地，我們也希望導入機器學習方法，讓系統可以根據目前</w:t>
+        <w:t>因此，本計畫希望結合兩者優點，建立一套既能保有研究者熟悉的工作提交流程，又能做到動態分配</w:t>
+      </w:r>
+      <w:r>
+        <w:rPr>
+          <w:rFonts w:ascii="Times New Roman" w:hAnsi="Times New Roman" w:cs="Times New Roman"/>
+        </w:rPr>
+        <w:t>CPU</w:t>
+      </w:r>
+      <w:r>
+        <w:rPr>
+          <w:rFonts w:ascii="Times New Roman" w:hAnsi="Times New Roman" w:cs="Times New Roman"/>
+        </w:rPr>
+        <w:t>、</w:t>
+      </w:r>
+      <w:r>
+        <w:rPr>
+          <w:rFonts w:ascii="Times New Roman" w:hAnsi="Times New Roman" w:cs="Times New Roman"/>
+        </w:rPr>
+        <w:t>GPU</w:t>
+      </w:r>
+      <w:r>
+        <w:rPr>
+          <w:rFonts w:ascii="Times New Roman" w:hAnsi="Times New Roman" w:cs="Times New Roman"/>
+        </w:rPr>
+        <w:t>與儲存資源的系統。進一步地，我們也希望導入機器學習方法，讓系統可以根據目前</w:t>
       </w:r>
       <w:r>
         <w:rPr>
@@ -2157,7 +3951,31 @@
         <w:rPr>
           <w:rFonts w:ascii="Times New Roman" w:hAnsi="Times New Roman" w:cs="Times New Roman"/>
         </w:rPr>
-        <w:t>如何根據工作數量，自動增加或減少 CPU 與 GPU 計算節點。</w:t>
+        <w:t>如何根據工作數量，自動增加或減少</w:t>
+      </w:r>
+      <w:r>
+        <w:rPr>
+          <w:rFonts w:ascii="Times New Roman" w:hAnsi="Times New Roman" w:cs="Times New Roman"/>
+        </w:rPr>
+        <w:t xml:space="preserve"> CPU </w:t>
+      </w:r>
+      <w:r>
+        <w:rPr>
+          <w:rFonts w:ascii="Times New Roman" w:hAnsi="Times New Roman" w:cs="Times New Roman"/>
+        </w:rPr>
+        <w:t>與</w:t>
+      </w:r>
+      <w:r>
+        <w:rPr>
+          <w:rFonts w:ascii="Times New Roman" w:hAnsi="Times New Roman" w:cs="Times New Roman"/>
+        </w:rPr>
+        <w:t xml:space="preserve"> GPU </w:t>
+      </w:r>
+      <w:r>
+        <w:rPr>
+          <w:rFonts w:ascii="Times New Roman" w:hAnsi="Times New Roman" w:cs="Times New Roman"/>
+        </w:rPr>
+        <w:t>計算節點。</w:t>
       </w:r>
     </w:p>
     <w:p>
@@ -2176,7 +3994,19 @@
         <w:rPr>
           <w:rFonts w:ascii="Times New Roman" w:hAnsi="Times New Roman" w:cs="Times New Roman"/>
         </w:rPr>
-        <w:t>如何讓多個較小的 GPU 工作共享同一張顯示卡，以提升使用效率。</w:t>
+        <w:t>如何讓多個較小的</w:t>
+      </w:r>
+      <w:r>
+        <w:rPr>
+          <w:rFonts w:ascii="Times New Roman" w:hAnsi="Times New Roman" w:cs="Times New Roman"/>
+        </w:rPr>
+        <w:t xml:space="preserve"> GPU </w:t>
+      </w:r>
+      <w:r>
+        <w:rPr>
+          <w:rFonts w:ascii="Times New Roman" w:hAnsi="Times New Roman" w:cs="Times New Roman"/>
+        </w:rPr>
+        <w:t>工作共享同一張顯示卡，以提升使用效率。</w:t>
       </w:r>
     </w:p>
     <w:p>
@@ -2267,7 +4097,25 @@
         <w:rPr>
           <w:rFonts w:ascii="Times New Roman" w:hAnsi="Times New Roman" w:cs="Times New Roman"/>
         </w:rPr>
-        <w:t>3.1　高效能運算排程器（Slurm）</w:t>
+        <w:t>3.1</w:t>
+      </w:r>
+      <w:r>
+        <w:rPr>
+          <w:rFonts w:ascii="Times New Roman" w:hAnsi="Times New Roman" w:cs="Times New Roman"/>
+        </w:rPr>
+        <w:t xml:space="preserve">　高效能運算排程器（</w:t>
+      </w:r>
+      <w:r>
+        <w:rPr>
+          <w:rFonts w:ascii="Times New Roman" w:hAnsi="Times New Roman" w:cs="Times New Roman"/>
+        </w:rPr>
+        <w:t>Slurm</w:t>
+      </w:r>
+      <w:r>
+        <w:rPr>
+          <w:rFonts w:ascii="Times New Roman" w:hAnsi="Times New Roman" w:cs="Times New Roman"/>
+        </w:rPr>
+        <w:t>）</w:t>
       </w:r>
       <w:bookmarkEnd w:id="7"/>
     </w:p>
@@ -2281,9 +4129,79 @@
       </w:pPr>
       <w:r>
         <w:rPr>
-          <w:rFonts w:ascii="Times New Roman" w:hAnsi="Times New Roman" w:cs="Times New Roman"/>
-        </w:rPr>
-        <w:t>Slurm Workload Manager 是目前高效能運算（HPC）叢集最廣泛使用的工作排程系統之一。它提供完整的工作提交、佇列管理、資源限額與帳務管理功能，並支援GPU資源分配。其以「節點」為基礎的資源模型非常適合研究工作環境，且已有廣泛的使用者社群與文件支援。然而Slurm原生設計以固定實體節點為主，對彈性擴縮與容器化整合的支援相對有限。</w:t>
+          <w:rFonts w:ascii="Times New Roman" w:hAnsi="Times New Roman" w:cs="Times New Roman" w:hint="eastAsia"/>
+        </w:rPr>
+        <w:t xml:space="preserve">　　</w:t>
+      </w:r>
+      <w:proofErr w:type="spellStart"/>
+      <w:r>
+        <w:rPr>
+          <w:rFonts w:ascii="Times New Roman" w:hAnsi="Times New Roman" w:cs="Times New Roman"/>
+        </w:rPr>
+        <w:t>Slurm</w:t>
+      </w:r>
+      <w:proofErr w:type="spellEnd"/>
+      <w:r>
+        <w:rPr>
+          <w:rFonts w:ascii="Times New Roman" w:hAnsi="Times New Roman" w:cs="Times New Roman"/>
+        </w:rPr>
+        <w:t xml:space="preserve"> Workload Manager </w:t>
+      </w:r>
+      <w:r>
+        <w:rPr>
+          <w:rFonts w:ascii="Times New Roman" w:hAnsi="Times New Roman" w:cs="Times New Roman"/>
+        </w:rPr>
+        <w:t>是目前高效能運算（</w:t>
+      </w:r>
+      <w:r>
+        <w:rPr>
+          <w:rFonts w:ascii="Times New Roman" w:hAnsi="Times New Roman" w:cs="Times New Roman"/>
+        </w:rPr>
+        <w:t>HPC</w:t>
+      </w:r>
+      <w:r>
+        <w:rPr>
+          <w:rFonts w:ascii="Times New Roman" w:hAnsi="Times New Roman" w:cs="Times New Roman"/>
+        </w:rPr>
+        <w:t>）叢集最廣泛使用的工作排程系統之</w:t>
+      </w:r>
+      <w:proofErr w:type="gramStart"/>
+      <w:r>
+        <w:rPr>
+          <w:rFonts w:ascii="Times New Roman" w:hAnsi="Times New Roman" w:cs="Times New Roman"/>
+        </w:rPr>
+        <w:t>一</w:t>
+      </w:r>
+      <w:proofErr w:type="gramEnd"/>
+      <w:r>
+        <w:rPr>
+          <w:rFonts w:ascii="Times New Roman" w:hAnsi="Times New Roman" w:cs="Times New Roman"/>
+        </w:rPr>
+        <w:t>。它提供完整的工作提交、佇列管理、資源限額與帳務管理功能，並支援</w:t>
+      </w:r>
+      <w:r>
+        <w:rPr>
+          <w:rFonts w:ascii="Times New Roman" w:hAnsi="Times New Roman" w:cs="Times New Roman"/>
+        </w:rPr>
+        <w:t>GPU</w:t>
+      </w:r>
+      <w:r>
+        <w:rPr>
+          <w:rFonts w:ascii="Times New Roman" w:hAnsi="Times New Roman" w:cs="Times New Roman"/>
+        </w:rPr>
+        <w:t>資源分配。其以「節點」為基礎的資源模型非常適合研究工作環境，且已有廣泛的使用者社群與文件支援。然而</w:t>
+      </w:r>
+      <w:r>
+        <w:rPr>
+          <w:rFonts w:ascii="Times New Roman" w:hAnsi="Times New Roman" w:cs="Times New Roman"/>
+        </w:rPr>
+        <w:t>Slurm</w:t>
+      </w:r>
+      <w:r>
+        <w:rPr>
+          <w:rFonts w:ascii="Times New Roman" w:hAnsi="Times New Roman" w:cs="Times New Roman"/>
+        </w:rPr>
+        <w:t>原生設計以固定實體節點為主，對彈性擴縮與容器化整合的支援相對有限。</w:t>
       </w:r>
     </w:p>
     <w:p>
@@ -2299,7 +4217,19 @@
         <w:rPr>
           <w:rFonts w:ascii="Times New Roman" w:hAnsi="Times New Roman" w:cs="Times New Roman"/>
         </w:rPr>
-        <w:t>3.2　容器化與 Kubernetes</w:t>
+        <w:t>3.2</w:t>
+      </w:r>
+      <w:r>
+        <w:rPr>
+          <w:rFonts w:ascii="Times New Roman" w:hAnsi="Times New Roman" w:cs="Times New Roman"/>
+        </w:rPr>
+        <w:t xml:space="preserve">　容器化與</w:t>
+      </w:r>
+      <w:r>
+        <w:rPr>
+          <w:rFonts w:ascii="Times New Roman" w:hAnsi="Times New Roman" w:cs="Times New Roman"/>
+        </w:rPr>
+        <w:t xml:space="preserve"> Kubernetes</w:t>
       </w:r>
       <w:bookmarkEnd w:id="8"/>
     </w:p>
@@ -2313,9 +4243,133 @@
       </w:pPr>
       <w:r>
         <w:rPr>
-          <w:rFonts w:ascii="Times New Roman" w:hAnsi="Times New Roman" w:cs="Times New Roman"/>
-        </w:rPr>
-        <w:t>Kubernetes是目前最主流的容器編排平台，能夠自動管理容器的部署、擴縮與健康監控。Kubernetes 的Cluster Autoscaler可根據工作負載自動增減節點，非常適合需要彈性資源的場景。然而Kubernetes原生的排程器 (kube-scheduler) 以服務導向設計為主，對批次工作、GPU共享與研究工作特有的排程需求支援不足。因此有多項研究嘗試將Slurm與Kubernetes整合，以結合兩者優點。</w:t>
+          <w:rFonts w:ascii="Times New Roman" w:hAnsi="Times New Roman" w:cs="Times New Roman" w:hint="eastAsia"/>
+        </w:rPr>
+        <w:t xml:space="preserve">　　</w:t>
+      </w:r>
+      <w:r>
+        <w:rPr>
+          <w:rFonts w:ascii="Times New Roman" w:hAnsi="Times New Roman" w:cs="Times New Roman"/>
+        </w:rPr>
+        <w:t>Kubernetes</w:t>
+      </w:r>
+      <w:r>
+        <w:rPr>
+          <w:rFonts w:ascii="Times New Roman" w:hAnsi="Times New Roman" w:cs="Times New Roman"/>
+        </w:rPr>
+        <w:t>是目前</w:t>
+      </w:r>
+      <w:proofErr w:type="gramStart"/>
+      <w:r>
+        <w:rPr>
+          <w:rFonts w:ascii="Times New Roman" w:hAnsi="Times New Roman" w:cs="Times New Roman"/>
+        </w:rPr>
+        <w:t>最</w:t>
+      </w:r>
+      <w:proofErr w:type="gramEnd"/>
+      <w:r>
+        <w:rPr>
+          <w:rFonts w:ascii="Times New Roman" w:hAnsi="Times New Roman" w:cs="Times New Roman"/>
+        </w:rPr>
+        <w:t>主流的容器編排平台，能夠自動管理容器的部署、</w:t>
+      </w:r>
+      <w:proofErr w:type="gramStart"/>
+      <w:r>
+        <w:rPr>
+          <w:rFonts w:ascii="Times New Roman" w:hAnsi="Times New Roman" w:cs="Times New Roman"/>
+        </w:rPr>
+        <w:t>擴縮與</w:t>
+      </w:r>
+      <w:proofErr w:type="gramEnd"/>
+      <w:r>
+        <w:rPr>
+          <w:rFonts w:ascii="Times New Roman" w:hAnsi="Times New Roman" w:cs="Times New Roman"/>
+        </w:rPr>
+        <w:t>健康監控。</w:t>
+      </w:r>
+      <w:r>
+        <w:rPr>
+          <w:rFonts w:ascii="Times New Roman" w:hAnsi="Times New Roman" w:cs="Times New Roman"/>
+        </w:rPr>
+        <w:t xml:space="preserve">Kubernetes </w:t>
+      </w:r>
+      <w:r>
+        <w:rPr>
+          <w:rFonts w:ascii="Times New Roman" w:hAnsi="Times New Roman" w:cs="Times New Roman"/>
+        </w:rPr>
+        <w:t>的</w:t>
+      </w:r>
+      <w:r>
+        <w:rPr>
+          <w:rFonts w:ascii="Times New Roman" w:hAnsi="Times New Roman" w:cs="Times New Roman"/>
+        </w:rPr>
+        <w:t>Cluster Autoscaler</w:t>
+      </w:r>
+      <w:r>
+        <w:rPr>
+          <w:rFonts w:ascii="Times New Roman" w:hAnsi="Times New Roman" w:cs="Times New Roman"/>
+        </w:rPr>
+        <w:t>可根據工作負載自動增減節點，非常適合需要彈性資源的場景。然而</w:t>
+      </w:r>
+      <w:r>
+        <w:rPr>
+          <w:rFonts w:ascii="Times New Roman" w:hAnsi="Times New Roman" w:cs="Times New Roman"/>
+        </w:rPr>
+        <w:t>Kubernetes</w:t>
+      </w:r>
+      <w:r>
+        <w:rPr>
+          <w:rFonts w:ascii="Times New Roman" w:hAnsi="Times New Roman" w:cs="Times New Roman"/>
+        </w:rPr>
+        <w:t>原生的排程器</w:t>
+      </w:r>
+      <w:r>
+        <w:rPr>
+          <w:rFonts w:ascii="Times New Roman" w:hAnsi="Times New Roman" w:cs="Times New Roman"/>
+        </w:rPr>
+        <w:t xml:space="preserve"> (kube-scheduler) </w:t>
+      </w:r>
+      <w:r>
+        <w:rPr>
+          <w:rFonts w:ascii="Times New Roman" w:hAnsi="Times New Roman" w:cs="Times New Roman"/>
+        </w:rPr>
+        <w:t>以服務導向設計為主，對批次工作、</w:t>
+      </w:r>
+      <w:r>
+        <w:rPr>
+          <w:rFonts w:ascii="Times New Roman" w:hAnsi="Times New Roman" w:cs="Times New Roman"/>
+        </w:rPr>
+        <w:t>GPU</w:t>
+      </w:r>
+      <w:r>
+        <w:rPr>
+          <w:rFonts w:ascii="Times New Roman" w:hAnsi="Times New Roman" w:cs="Times New Roman"/>
+        </w:rPr>
+        <w:t>共享與研究工作特有的排程需求支援不足。因此有多項研究嘗試將</w:t>
+      </w:r>
+      <w:r>
+        <w:rPr>
+          <w:rFonts w:ascii="Times New Roman" w:hAnsi="Times New Roman" w:cs="Times New Roman"/>
+        </w:rPr>
+        <w:t>Slurm</w:t>
+      </w:r>
+      <w:r>
+        <w:rPr>
+          <w:rFonts w:ascii="Times New Roman" w:hAnsi="Times New Roman" w:cs="Times New Roman"/>
+        </w:rPr>
+        <w:t>與</w:t>
+      </w:r>
+      <w:r>
+        <w:rPr>
+          <w:rFonts w:ascii="Times New Roman" w:hAnsi="Times New Roman" w:cs="Times New Roman"/>
+        </w:rPr>
+        <w:t>Kubernetes</w:t>
+      </w:r>
+      <w:r>
+        <w:rPr>
+          <w:rFonts w:ascii="Times New Roman" w:hAnsi="Times New Roman" w:cs="Times New Roman"/>
+        </w:rPr>
+        <w:t>整合，以結合兩者優點。</w:t>
       </w:r>
     </w:p>
     <w:p>
@@ -2331,7 +4385,25 @@
         <w:rPr>
           <w:rFonts w:ascii="Times New Roman" w:hAnsi="Times New Roman" w:cs="Times New Roman"/>
         </w:rPr>
-        <w:t>3.3　GPU資源共享技術</w:t>
+        <w:t>3.3</w:t>
+      </w:r>
+      <w:r>
+        <w:rPr>
+          <w:rFonts w:ascii="Times New Roman" w:hAnsi="Times New Roman" w:cs="Times New Roman"/>
+        </w:rPr>
+        <w:t xml:space="preserve">　</w:t>
+      </w:r>
+      <w:r>
+        <w:rPr>
+          <w:rFonts w:ascii="Times New Roman" w:hAnsi="Times New Roman" w:cs="Times New Roman"/>
+        </w:rPr>
+        <w:t>GPU</w:t>
+      </w:r>
+      <w:r>
+        <w:rPr>
+          <w:rFonts w:ascii="Times New Roman" w:hAnsi="Times New Roman" w:cs="Times New Roman"/>
+        </w:rPr>
+        <w:t>資源共享技術</w:t>
       </w:r>
       <w:bookmarkEnd w:id="9"/>
     </w:p>
@@ -2345,14 +4417,44 @@
       </w:pPr>
       <w:r>
         <w:rPr>
-          <w:rFonts w:ascii="Times New Roman" w:hAnsi="Times New Roman" w:cs="Times New Roman"/>
-        </w:rPr>
-        <w:t>NVIDIA提供多種GPU資源共享技術，包括 Multi-Process Service</w:t>
-      </w:r>
-      <w:r>
-        <w:rPr>
           <w:rFonts w:ascii="Times New Roman" w:hAnsi="Times New Roman" w:cs="Times New Roman" w:hint="eastAsia"/>
         </w:rPr>
+        <w:t xml:space="preserve">　　</w:t>
+      </w:r>
+      <w:r>
+        <w:rPr>
+          <w:rFonts w:ascii="Times New Roman" w:hAnsi="Times New Roman" w:cs="Times New Roman"/>
+        </w:rPr>
+        <w:t>NVIDIA</w:t>
+      </w:r>
+      <w:r>
+        <w:rPr>
+          <w:rFonts w:ascii="Times New Roman" w:hAnsi="Times New Roman" w:cs="Times New Roman"/>
+        </w:rPr>
+        <w:t>提供多種</w:t>
+      </w:r>
+      <w:r>
+        <w:rPr>
+          <w:rFonts w:ascii="Times New Roman" w:hAnsi="Times New Roman" w:cs="Times New Roman"/>
+        </w:rPr>
+        <w:t>GPU</w:t>
+      </w:r>
+      <w:r>
+        <w:rPr>
+          <w:rFonts w:ascii="Times New Roman" w:hAnsi="Times New Roman" w:cs="Times New Roman"/>
+        </w:rPr>
+        <w:t>資源共享技術，包括</w:t>
+      </w:r>
+      <w:r>
+        <w:rPr>
+          <w:rFonts w:ascii="Times New Roman" w:hAnsi="Times New Roman" w:cs="Times New Roman"/>
+        </w:rPr>
+        <w:t xml:space="preserve"> Multi-Process Service</w:t>
+      </w:r>
+      <w:r>
+        <w:rPr>
+          <w:rFonts w:ascii="Times New Roman" w:hAnsi="Times New Roman" w:cs="Times New Roman" w:hint="eastAsia"/>
+        </w:rPr>
         <w:t xml:space="preserve"> (</w:t>
       </w:r>
       <w:r>
@@ -2371,7 +4473,13 @@
         <w:rPr>
           <w:rFonts w:ascii="Times New Roman" w:hAnsi="Times New Roman" w:cs="Times New Roman"/>
         </w:rPr>
-        <w:t>、Multi-Instance GPU</w:t>
+        <w:t>、</w:t>
+      </w:r>
+      <w:r>
+        <w:rPr>
+          <w:rFonts w:ascii="Times New Roman" w:hAnsi="Times New Roman" w:cs="Times New Roman"/>
+        </w:rPr>
+        <w:t>Multi-Instance GPU</w:t>
       </w:r>
       <w:r>
         <w:rPr>
@@ -2395,7 +4503,103 @@
         <w:rPr>
           <w:rFonts w:ascii="Times New Roman" w:hAnsi="Times New Roman" w:cs="Times New Roman"/>
         </w:rPr>
-        <w:t>以及 Time-Slicing。MPS允許多個CUDA程序同時共享一張GPU的運算資源；MIG則在硬體層面將GPU切分成獨立的分區，提供更強的隔離性。本系統目前採用基於GPU資源切分的方式，讓多個較小的工作共享同一張GPU，以提升整體使用效率。</w:t>
+        <w:t>以及</w:t>
+      </w:r>
+      <w:r>
+        <w:rPr>
+          <w:rFonts w:ascii="Times New Roman" w:hAnsi="Times New Roman" w:cs="Times New Roman"/>
+        </w:rPr>
+        <w:t xml:space="preserve"> Time-Slicing</w:t>
+      </w:r>
+      <w:r>
+        <w:rPr>
+          <w:rFonts w:ascii="Times New Roman" w:hAnsi="Times New Roman" w:cs="Times New Roman"/>
+        </w:rPr>
+        <w:t>。</w:t>
+      </w:r>
+      <w:r>
+        <w:rPr>
+          <w:rFonts w:ascii="Times New Roman" w:hAnsi="Times New Roman" w:cs="Times New Roman"/>
+        </w:rPr>
+        <w:t>MPS</w:t>
+      </w:r>
+      <w:r>
+        <w:rPr>
+          <w:rFonts w:ascii="Times New Roman" w:hAnsi="Times New Roman" w:cs="Times New Roman"/>
+        </w:rPr>
+        <w:t>允許多個</w:t>
+      </w:r>
+      <w:r>
+        <w:rPr>
+          <w:rFonts w:ascii="Times New Roman" w:hAnsi="Times New Roman" w:cs="Times New Roman"/>
+        </w:rPr>
+        <w:t>CUDA</w:t>
+      </w:r>
+      <w:r>
+        <w:rPr>
+          <w:rFonts w:ascii="Times New Roman" w:hAnsi="Times New Roman" w:cs="Times New Roman"/>
+        </w:rPr>
+        <w:t>程序同時共享一張</w:t>
+      </w:r>
+      <w:r>
+        <w:rPr>
+          <w:rFonts w:ascii="Times New Roman" w:hAnsi="Times New Roman" w:cs="Times New Roman"/>
+        </w:rPr>
+        <w:t>GPU</w:t>
+      </w:r>
+      <w:r>
+        <w:rPr>
+          <w:rFonts w:ascii="Times New Roman" w:hAnsi="Times New Roman" w:cs="Times New Roman"/>
+        </w:rPr>
+        <w:t>的運算資源；</w:t>
+      </w:r>
+      <w:r>
+        <w:rPr>
+          <w:rFonts w:ascii="Times New Roman" w:hAnsi="Times New Roman" w:cs="Times New Roman"/>
+        </w:rPr>
+        <w:t>MIG</w:t>
+      </w:r>
+      <w:r>
+        <w:rPr>
+          <w:rFonts w:ascii="Times New Roman" w:hAnsi="Times New Roman" w:cs="Times New Roman"/>
+        </w:rPr>
+        <w:t>則在硬體層面將</w:t>
+      </w:r>
+      <w:r>
+        <w:rPr>
+          <w:rFonts w:ascii="Times New Roman" w:hAnsi="Times New Roman" w:cs="Times New Roman"/>
+        </w:rPr>
+        <w:t>GPU</w:t>
+      </w:r>
+      <w:r>
+        <w:rPr>
+          <w:rFonts w:ascii="Times New Roman" w:hAnsi="Times New Roman" w:cs="Times New Roman"/>
+        </w:rPr>
+        <w:t>切分成獨立的分區，提供更強的隔離性。本系統目前採用基於</w:t>
+      </w:r>
+      <w:r>
+        <w:rPr>
+          <w:rFonts w:ascii="Times New Roman" w:hAnsi="Times New Roman" w:cs="Times New Roman"/>
+        </w:rPr>
+        <w:t>GPU</w:t>
+      </w:r>
+      <w:r>
+        <w:rPr>
+          <w:rFonts w:ascii="Times New Roman" w:hAnsi="Times New Roman" w:cs="Times New Roman"/>
+        </w:rPr>
+        <w:t>資源切分的方式，讓多個較小的工作共享同一張</w:t>
+      </w:r>
+      <w:r>
+        <w:rPr>
+          <w:rFonts w:ascii="Times New Roman" w:hAnsi="Times New Roman" w:cs="Times New Roman"/>
+        </w:rPr>
+        <w:t>GPU</w:t>
+      </w:r>
+      <w:r>
+        <w:rPr>
+          <w:rFonts w:ascii="Times New Roman" w:hAnsi="Times New Roman" w:cs="Times New Roman"/>
+        </w:rPr>
+        <w:t>，以提升整體使用效率。</w:t>
       </w:r>
     </w:p>
     <w:p>
@@ -2411,7 +4615,13 @@
         <w:rPr>
           <w:rFonts w:ascii="Times New Roman" w:hAnsi="Times New Roman" w:cs="Times New Roman"/>
         </w:rPr>
-        <w:t>3.4　深度強化學習於資源排程</w:t>
+        <w:t>3.4</w:t>
+      </w:r>
+      <w:r>
+        <w:rPr>
+          <w:rFonts w:ascii="Times New Roman" w:hAnsi="Times New Roman" w:cs="Times New Roman"/>
+        </w:rPr>
+        <w:t xml:space="preserve">　深度強化學習於資源排程</w:t>
       </w:r>
       <w:bookmarkEnd w:id="10"/>
     </w:p>
@@ -2425,28 +4635,28 @@
       </w:pPr>
       <w:r>
         <w:rPr>
-          <w:rFonts w:ascii="Times New Roman" w:hAnsi="Times New Roman" w:cs="Times New Roman"/>
-        </w:rPr>
-        <w:t>近年來已有多項研究將深度強化學習應用於資源排程問題，包括資料中心工作排程、雲端資源分配等。然而多數工作採用期望值導向 (expectation-based) 的獎勵函數，僅最佳化平均表現，忽略了不確定情境下的風險。</w:t>
-      </w:r>
-    </w:p>
-    <w:p>
-      <w:pPr>
-        <w:spacing w:line="276" w:lineRule="auto"/>
-        <w:jc w:val="both"/>
-        <w:rPr>
-          <w:rFonts w:ascii="Times New Roman" w:hAnsi="Times New Roman" w:cs="Times New Roman"/>
-        </w:rPr>
-      </w:pPr>
-    </w:p>
-    <w:p>
-      <w:pPr>
-        <w:spacing w:line="276" w:lineRule="auto"/>
-        <w:jc w:val="both"/>
-        <w:rPr>
-          <w:rFonts w:ascii="Times New Roman" w:hAnsi="Times New Roman" w:cs="Times New Roman"/>
-        </w:rPr>
-      </w:pPr>
+          <w:rFonts w:ascii="Times New Roman" w:hAnsi="Times New Roman" w:cs="Times New Roman" w:hint="eastAsia"/>
+        </w:rPr>
+        <w:t xml:space="preserve">　　</w:t>
+      </w:r>
+      <w:r>
+        <w:rPr>
+          <w:rFonts w:ascii="Times New Roman" w:hAnsi="Times New Roman" w:cs="Times New Roman"/>
+        </w:rPr>
+        <w:t>近年來已有多項研究將深度強化學習應用於資源排程問題，包括資料中心工作排程、雲端資源分配等。然而多數工作採用期望值導向</w:t>
+      </w:r>
+      <w:r>
+        <w:rPr>
+          <w:rFonts w:ascii="Times New Roman" w:hAnsi="Times New Roman" w:cs="Times New Roman"/>
+        </w:rPr>
+        <w:t xml:space="preserve"> (expectation-based) </w:t>
+      </w:r>
+      <w:r>
+        <w:rPr>
+          <w:rFonts w:ascii="Times New Roman" w:hAnsi="Times New Roman" w:cs="Times New Roman"/>
+        </w:rPr>
+        <w:t>的獎勵函數，僅最佳化平均表現，忽略了不確定情境下的風險。</w:t>
+      </w:r>
       <w:r>
         <w:rPr>
           <w:rFonts w:ascii="Times New Roman" w:eastAsia="Times New Roman" w:hAnsi="Times New Roman" w:cs="Times New Roman"/>
@@ -2457,9 +4667,77 @@
       </w:r>
       <w:r>
         <w:rPr>
-          <w:rFonts w:ascii="Times New Roman" w:hAnsi="Times New Roman" w:cs="Times New Roman"/>
-        </w:rPr>
-        <w:t>提出的Distributional Soft Actor-Critic (DSAC) 透過分佈式critic估計每個動作的回報分布，並結合Soft Actor-Critic的最大熵探索框架，實現風險敏感決策。相較於僅看平均值的方法，DSAC能夠同時考量好情況與壞情況，根據風險偏好做出更穩健的選擇，非常適合共享GPU平台等對穩定性有較高要求的場景。</w:t>
+          <w:rFonts w:asciiTheme="minorEastAsia" w:eastAsiaTheme="minorEastAsia" w:hAnsiTheme="minorEastAsia" w:cs="Times New Roman" w:hint="eastAsia"/>
+          <w:b/>
+          <w:bCs/>
+        </w:rPr>
+        <w:t xml:space="preserve"> </w:t>
+      </w:r>
+      <w:r>
+        <w:rPr>
+          <w:rFonts w:ascii="Times New Roman" w:hAnsi="Times New Roman" w:cs="Times New Roman"/>
+        </w:rPr>
+        <w:t>提出的</w:t>
+      </w:r>
+      <w:r>
+        <w:rPr>
+          <w:rFonts w:ascii="Times New Roman" w:hAnsi="Times New Roman" w:cs="Times New Roman"/>
+        </w:rPr>
+        <w:t xml:space="preserve">Distributional Soft Actor-Critic (DSAC) </w:t>
+      </w:r>
+      <w:r>
+        <w:rPr>
+          <w:rFonts w:ascii="Times New Roman" w:hAnsi="Times New Roman" w:cs="Times New Roman"/>
+        </w:rPr>
+        <w:t>透過分佈式</w:t>
+      </w:r>
+      <w:r>
+        <w:rPr>
+          <w:rFonts w:ascii="Times New Roman" w:hAnsi="Times New Roman" w:cs="Times New Roman"/>
+        </w:rPr>
+        <w:t>critic</w:t>
+      </w:r>
+      <w:r>
+        <w:rPr>
+          <w:rFonts w:ascii="Times New Roman" w:hAnsi="Times New Roman" w:cs="Times New Roman"/>
+        </w:rPr>
+        <w:t>估計每個動作的回報分布，並結合</w:t>
+      </w:r>
+      <w:r>
+        <w:rPr>
+          <w:rFonts w:ascii="Times New Roman" w:hAnsi="Times New Roman" w:cs="Times New Roman"/>
+        </w:rPr>
+        <w:t>Soft Actor-Critic</w:t>
+      </w:r>
+      <w:r>
+        <w:rPr>
+          <w:rFonts w:ascii="Times New Roman" w:hAnsi="Times New Roman" w:cs="Times New Roman"/>
+        </w:rPr>
+        <w:t>的最大熵探索框架，實現風險敏感決策。相較於僅看平均值的方法，</w:t>
+      </w:r>
+      <w:r>
+        <w:rPr>
+          <w:rFonts w:ascii="Times New Roman" w:hAnsi="Times New Roman" w:cs="Times New Roman"/>
+        </w:rPr>
+        <w:t>DSAC</w:t>
+      </w:r>
+      <w:r>
+        <w:rPr>
+          <w:rFonts w:ascii="Times New Roman" w:hAnsi="Times New Roman" w:cs="Times New Roman"/>
+        </w:rPr>
+        <w:t>能夠同時考量好情況與壞情況，根據風險偏好做出更穩健的選擇，非常適合共享</w:t>
+      </w:r>
+      <w:r>
+        <w:rPr>
+          <w:rFonts w:ascii="Times New Roman" w:hAnsi="Times New Roman" w:cs="Times New Roman"/>
+        </w:rPr>
+        <w:t>GPU</w:t>
+      </w:r>
+      <w:r>
+        <w:rPr>
+          <w:rFonts w:ascii="Times New Roman" w:hAnsi="Times New Roman" w:cs="Times New Roman"/>
+        </w:rPr>
+        <w:t>平台等對穩定性有較高要求的場景。</w:t>
       </w:r>
     </w:p>
     <w:p>
@@ -2472,9 +4750,214 @@
       </w:pPr>
       <w:r>
         <w:rPr>
-          <w:rFonts w:ascii="Times New Roman" w:hAnsi="Times New Roman" w:cs="Times New Roman"/>
-        </w:rPr>
-        <w:t>本專題將此一風險敏感分布式 Soft Actor-Critic（以下簡稱 RDSAC）作為核心排程演算法。我們把 GPU 工作排程建模為馬可夫決策過程（MDP）：狀態 s 為佇列中前 16 個待排工作的特徵與叢集 MPS 使用狀況，動作 a 為「選擇某個工作並指定其節點與 GPU 放置」或不放置（no-op），獎勵則以負的工作完成時間（JCT）為主。</w:t>
+          <w:rFonts w:ascii="Times New Roman" w:hAnsi="Times New Roman" w:cs="Times New Roman" w:hint="eastAsia"/>
+        </w:rPr>
+        <w:t xml:space="preserve">　　</w:t>
+      </w:r>
+      <w:r>
+        <w:rPr>
+          <w:rFonts w:ascii="Times New Roman" w:hAnsi="Times New Roman" w:cs="Times New Roman"/>
+        </w:rPr>
+        <w:t>本專題將此一風險敏感分布式</w:t>
+      </w:r>
+      <w:r>
+        <w:rPr>
+          <w:rFonts w:ascii="Times New Roman" w:hAnsi="Times New Roman" w:cs="Times New Roman"/>
+        </w:rPr>
+        <w:t xml:space="preserve"> Soft Actor-Critic</w:t>
+      </w:r>
+      <w:r>
+        <w:rPr>
+          <w:rFonts w:ascii="Times New Roman" w:hAnsi="Times New Roman" w:cs="Times New Roman"/>
+        </w:rPr>
+        <w:t>（以下簡稱</w:t>
+      </w:r>
+      <w:r>
+        <w:rPr>
+          <w:rFonts w:ascii="Times New Roman" w:hAnsi="Times New Roman" w:cs="Times New Roman"/>
+        </w:rPr>
+        <w:t xml:space="preserve"> RDSAC</w:t>
+      </w:r>
+      <w:r>
+        <w:rPr>
+          <w:rFonts w:ascii="Times New Roman" w:hAnsi="Times New Roman" w:cs="Times New Roman"/>
+        </w:rPr>
+        <w:t>）作為核心排程演算法。我們把</w:t>
+      </w:r>
+      <w:r>
+        <w:rPr>
+          <w:rFonts w:ascii="Times New Roman" w:hAnsi="Times New Roman" w:cs="Times New Roman"/>
+        </w:rPr>
+        <w:t>GPU</w:t>
+      </w:r>
+      <w:r>
+        <w:rPr>
+          <w:rFonts w:ascii="Times New Roman" w:hAnsi="Times New Roman" w:cs="Times New Roman"/>
+        </w:rPr>
+        <w:t>工作排程建模為馬可夫決策過程</w:t>
+      </w:r>
+      <w:r>
+        <w:rPr>
+          <w:rFonts w:ascii="Times New Roman" w:hAnsi="Times New Roman" w:cs="Times New Roman"/>
+        </w:rPr>
+        <w:t xml:space="preserve"> (</w:t>
+      </w:r>
+      <w:r>
+        <w:rPr>
+          <w:rFonts w:ascii="Times New Roman" w:hAnsi="Times New Roman" w:cs="Times New Roman"/>
+        </w:rPr>
+        <w:t>MDP</w:t>
+      </w:r>
+      <w:r>
+        <w:rPr>
+          <w:rFonts w:ascii="Times New Roman" w:hAnsi="Times New Roman" w:cs="Times New Roman"/>
+        </w:rPr>
+        <w:t>)</w:t>
+      </w:r>
+      <w:r>
+        <w:rPr>
+          <w:rFonts w:ascii="Times New Roman" w:hAnsi="Times New Roman" w:cs="Times New Roman"/>
+        </w:rPr>
+        <w:t>：狀態</w:t>
+      </w:r>
+      <w:r>
+        <w:rPr>
+          <w:rFonts w:ascii="Times New Roman" w:hAnsi="Times New Roman" w:cs="Times New Roman"/>
+        </w:rPr>
+        <w:t xml:space="preserve"> </w:t>
+      </w:r>
+      <w:r>
+        <w:rPr>
+          <w:rFonts w:ascii="Times New Roman" w:hAnsi="Times New Roman" w:cs="Times New Roman"/>
+          <w:i/>
+          <w:iCs/>
+        </w:rPr>
+        <w:t xml:space="preserve">s </w:t>
+      </w:r>
+      <w:r>
+        <w:rPr>
+          <w:rFonts w:ascii="Times New Roman" w:hAnsi="Times New Roman" w:cs="Times New Roman"/>
+        </w:rPr>
+        <w:t>為佇列中前</w:t>
+      </w:r>
+      <w:r>
+        <w:rPr>
+          <w:rFonts w:ascii="Times New Roman" w:hAnsi="Times New Roman" w:cs="Times New Roman"/>
+        </w:rPr>
+        <w:t xml:space="preserve"> 16 </w:t>
+      </w:r>
+      <w:proofErr w:type="gramStart"/>
+      <w:r>
+        <w:rPr>
+          <w:rFonts w:ascii="Times New Roman" w:hAnsi="Times New Roman" w:cs="Times New Roman"/>
+        </w:rPr>
+        <w:t>個待排</w:t>
+      </w:r>
+      <w:proofErr w:type="gramEnd"/>
+      <w:r>
+        <w:rPr>
+          <w:rFonts w:ascii="Times New Roman" w:hAnsi="Times New Roman" w:cs="Times New Roman"/>
+        </w:rPr>
+        <w:t>工作的特徵與叢集</w:t>
+      </w:r>
+      <w:r>
+        <w:rPr>
+          <w:rFonts w:ascii="Times New Roman" w:hAnsi="Times New Roman" w:cs="Times New Roman"/>
+        </w:rPr>
+        <w:t>MPS</w:t>
+      </w:r>
+      <w:r>
+        <w:rPr>
+          <w:rFonts w:ascii="Times New Roman" w:hAnsi="Times New Roman" w:cs="Times New Roman"/>
+        </w:rPr>
+        <w:t>使用狀況，動作</w:t>
+      </w:r>
+      <w:r>
+        <w:rPr>
+          <w:rFonts w:ascii="Times New Roman" w:hAnsi="Times New Roman" w:cs="Times New Roman"/>
+        </w:rPr>
+        <w:t xml:space="preserve"> </w:t>
+      </w:r>
+      <w:r>
+        <w:rPr>
+          <w:rFonts w:ascii="Times New Roman" w:hAnsi="Times New Roman" w:cs="Times New Roman"/>
+          <w:i/>
+          <w:iCs/>
+        </w:rPr>
+        <w:t xml:space="preserve">a </w:t>
+      </w:r>
+      <w:r>
+        <w:rPr>
+          <w:rFonts w:ascii="Times New Roman" w:hAnsi="Times New Roman" w:cs="Times New Roman"/>
+        </w:rPr>
+        <w:t>為「選擇某個工作並指定其節點與</w:t>
+      </w:r>
+      <w:r>
+        <w:rPr>
+          <w:rFonts w:ascii="Times New Roman" w:hAnsi="Times New Roman" w:cs="Times New Roman"/>
+        </w:rPr>
+        <w:t>GPU</w:t>
+      </w:r>
+      <w:r>
+        <w:rPr>
+          <w:rFonts w:ascii="Times New Roman" w:hAnsi="Times New Roman" w:cs="Times New Roman"/>
+        </w:rPr>
+        <w:t>放置」或不放置</w:t>
+      </w:r>
+      <w:r>
+        <w:rPr>
+          <w:rFonts w:ascii="Times New Roman" w:hAnsi="Times New Roman" w:cs="Times New Roman"/>
+        </w:rPr>
+        <w:t xml:space="preserve"> (</w:t>
+      </w:r>
+      <w:r>
+        <w:rPr>
+          <w:rFonts w:ascii="Times New Roman" w:hAnsi="Times New Roman" w:cs="Times New Roman"/>
+        </w:rPr>
+        <w:t>no-op</w:t>
+      </w:r>
+      <w:r>
+        <w:rPr>
+          <w:rFonts w:ascii="Times New Roman" w:hAnsi="Times New Roman" w:cs="Times New Roman"/>
+        </w:rPr>
+        <w:t>)</w:t>
+      </w:r>
+      <w:r>
+        <w:rPr>
+          <w:rFonts w:ascii="Times New Roman" w:hAnsi="Times New Roman" w:cs="Times New Roman"/>
+        </w:rPr>
+        <w:t>，獎勵則以負的工作完成時間</w:t>
+      </w:r>
+      <w:r>
+        <w:rPr>
+          <w:rFonts w:ascii="Times New Roman" w:hAnsi="Times New Roman" w:cs="Times New Roman"/>
+        </w:rPr>
+        <w:t xml:space="preserve"> </w:t>
+      </w:r>
+      <w:r>
+        <w:rPr>
+          <w:rFonts w:ascii="Times New Roman" w:hAnsi="Times New Roman" w:cs="Times New Roman"/>
+        </w:rPr>
+        <w:lastRenderedPageBreak/>
+        <w:t>(</w:t>
+      </w:r>
+      <w:r>
+        <w:rPr>
+          <w:rFonts w:ascii="Times New Roman" w:hAnsi="Times New Roman" w:cs="Times New Roman"/>
+        </w:rPr>
+        <w:t>JCT</w:t>
+      </w:r>
+      <w:r>
+        <w:rPr>
+          <w:rFonts w:ascii="Times New Roman" w:hAnsi="Times New Roman" w:cs="Times New Roman"/>
+        </w:rPr>
+        <w:t xml:space="preserve">) </w:t>
+      </w:r>
+      <w:r>
+        <w:rPr>
+          <w:rFonts w:ascii="Times New Roman" w:hAnsi="Times New Roman" w:cs="Times New Roman"/>
+        </w:rPr>
+        <w:t>為主。</w:t>
       </w:r>
     </w:p>
     <w:p>
@@ -2487,51 +4970,268 @@
       </w:pPr>
       <w:r>
         <w:rPr>
-          <w:rFonts w:ascii="Times New Roman" w:hAnsi="Times New Roman" w:cs="Times New Roman"/>
-        </w:rPr>
-        <w:t>RDSAC 的特點是不只估計回報的平均值，而是估計整個回報的機率分布。它在最大熵框架下，把 soft return 拆成兩個分布：獎勵回報分布 Z_R 與熵回報分布 Z_H，兩者各以隱式分位數網路（IQN）表示，並以 quantile Huber 損失回歸。某個狀態-動作的綜合價值為兩者期望值之和：</w:t>
-      </w:r>
-    </w:p>
-    <w:p>
-      <w:pPr>
-        <w:spacing w:line="276" w:lineRule="auto"/>
-        <w:jc w:val="center"/>
-      </w:pPr>
+          <w:rFonts w:ascii="Times New Roman" w:hAnsi="Times New Roman" w:cs="Times New Roman" w:hint="eastAsia"/>
+        </w:rPr>
+        <w:t xml:space="preserve">　　</w:t>
+      </w:r>
+      <w:r>
+        <w:rPr>
+          <w:rFonts w:ascii="Times New Roman" w:hAnsi="Times New Roman" w:cs="Times New Roman"/>
+        </w:rPr>
+        <w:t>RDSAC</w:t>
+      </w:r>
+      <w:r>
+        <w:rPr>
+          <w:rFonts w:ascii="Times New Roman" w:hAnsi="Times New Roman" w:cs="Times New Roman"/>
+        </w:rPr>
+        <w:t>的特點是不只估計回報的平均值，而是估計整個回報的機率分布。它在最大</w:t>
+      </w:r>
+      <w:proofErr w:type="gramStart"/>
+      <w:r>
+        <w:rPr>
+          <w:rFonts w:ascii="Times New Roman" w:hAnsi="Times New Roman" w:cs="Times New Roman"/>
+        </w:rPr>
+        <w:t>熵</w:t>
+      </w:r>
+      <w:proofErr w:type="gramEnd"/>
+      <w:r>
+        <w:rPr>
+          <w:rFonts w:ascii="Times New Roman" w:hAnsi="Times New Roman" w:cs="Times New Roman"/>
+        </w:rPr>
+        <w:t>框架下，把</w:t>
+      </w:r>
+      <w:r>
+        <w:rPr>
+          <w:rFonts w:ascii="Times New Roman" w:hAnsi="Times New Roman" w:cs="Times New Roman"/>
+        </w:rPr>
+        <w:t xml:space="preserve"> soft return </w:t>
+      </w:r>
+      <w:r>
+        <w:rPr>
+          <w:rFonts w:ascii="Times New Roman" w:hAnsi="Times New Roman" w:cs="Times New Roman"/>
+        </w:rPr>
+        <w:t>拆成兩個分布：獎勵回報分布</w:t>
+      </w:r>
       <m:oMath>
         <m:r>
-          <m:t>Q(s,a)=E[</m:t>
+          <w:rPr>
+            <w:rFonts w:ascii="Cambria Math" w:hAnsi="Cambria Math" w:cs="Times New Roman"/>
+          </w:rPr>
+          <m:t xml:space="preserve"> </m:t>
         </m:r>
         <m:sSub>
+          <m:sSubPr>
+            <m:ctrlPr>
+              <w:rPr>
+                <w:rFonts w:ascii="Cambria Math" w:hAnsi="Cambria Math" w:cs="Times New Roman"/>
+                <w:i/>
+              </w:rPr>
+            </m:ctrlPr>
+          </m:sSubPr>
           <m:e>
             <m:r>
+              <w:rPr>
+                <w:rFonts w:ascii="Cambria Math" w:hAnsi="Cambria Math" w:cs="Times New Roman"/>
+              </w:rPr>
               <m:t>Z</m:t>
             </m:r>
           </m:e>
           <m:sub>
             <m:r>
+              <w:rPr>
+                <w:rFonts w:ascii="Cambria Math" w:hAnsi="Cambria Math" w:cs="Times New Roman"/>
+              </w:rPr>
               <m:t>R</m:t>
             </m:r>
           </m:sub>
         </m:sSub>
         <m:r>
-          <m:t>(s,a)]+α E[</m:t>
+          <w:rPr>
+            <w:rFonts w:ascii="Cambria Math" w:hAnsi="Cambria Math" w:cs="Times New Roman"/>
+          </w:rPr>
+          <m:t xml:space="preserve"> </m:t>
+        </m:r>
+      </m:oMath>
+      <w:r>
+        <w:rPr>
+          <w:rFonts w:ascii="Times New Roman" w:hAnsi="Times New Roman" w:cs="Times New Roman"/>
+        </w:rPr>
+        <w:t>與熵回報分布</w:t>
+      </w:r>
+      <w:r>
+        <w:rPr>
+          <w:rFonts w:ascii="Times New Roman" w:hAnsi="Times New Roman" w:cs="Times New Roman"/>
+        </w:rPr>
+        <w:t xml:space="preserve"> </w:t>
+      </w:r>
+      <m:oMath>
+        <m:r>
+          <w:rPr>
+            <w:rFonts w:ascii="Cambria Math" w:hAnsi="Cambria Math" w:cs="Times New Roman"/>
+          </w:rPr>
+          <m:t xml:space="preserve"> </m:t>
         </m:r>
         <m:sSub>
+          <m:sSubPr>
+            <m:ctrlPr>
+              <w:rPr>
+                <w:rFonts w:ascii="Cambria Math" w:hAnsi="Cambria Math" w:cs="Times New Roman"/>
+                <w:i/>
+              </w:rPr>
+            </m:ctrlPr>
+          </m:sSubPr>
           <m:e>
             <m:r>
+              <w:rPr>
+                <w:rFonts w:ascii="Cambria Math" w:hAnsi="Cambria Math" w:cs="Times New Roman"/>
+              </w:rPr>
               <m:t>Z</m:t>
             </m:r>
           </m:e>
           <m:sub>
             <m:r>
+              <w:rPr>
+                <w:rFonts w:ascii="Cambria Math" w:hAnsi="Cambria Math" w:cs="Times New Roman"/>
+              </w:rPr>
               <m:t>H</m:t>
             </m:r>
           </m:sub>
         </m:sSub>
-        <m:r>
-          <m:t>(s,a)]</m:t>
-        </m:r>
       </m:oMath>
+      <w:r>
+        <w:rPr>
+          <w:rFonts w:ascii="Times New Roman" w:hAnsi="Times New Roman" w:cs="Times New Roman"/>
+        </w:rPr>
+        <w:t>，兩者各</w:t>
+      </w:r>
+      <w:proofErr w:type="gramStart"/>
+      <w:r>
+        <w:rPr>
+          <w:rFonts w:ascii="Times New Roman" w:hAnsi="Times New Roman" w:cs="Times New Roman"/>
+        </w:rPr>
+        <w:t>以隱式分</w:t>
+      </w:r>
+      <w:proofErr w:type="gramEnd"/>
+      <w:r>
+        <w:rPr>
+          <w:rFonts w:ascii="Times New Roman" w:hAnsi="Times New Roman" w:cs="Times New Roman"/>
+        </w:rPr>
+        <w:t>位數網路（</w:t>
+      </w:r>
+      <w:r>
+        <w:rPr>
+          <w:rFonts w:ascii="Times New Roman" w:hAnsi="Times New Roman" w:cs="Times New Roman"/>
+        </w:rPr>
+        <w:t>IQN</w:t>
+      </w:r>
+      <w:r>
+        <w:rPr>
+          <w:rFonts w:ascii="Times New Roman" w:hAnsi="Times New Roman" w:cs="Times New Roman"/>
+        </w:rPr>
+        <w:t>）表示，並以</w:t>
+      </w:r>
+      <w:r>
+        <w:rPr>
+          <w:rFonts w:ascii="Times New Roman" w:hAnsi="Times New Roman" w:cs="Times New Roman"/>
+        </w:rPr>
+        <w:t>quantile Huber</w:t>
+      </w:r>
+      <w:r>
+        <w:rPr>
+          <w:rFonts w:ascii="Times New Roman" w:hAnsi="Times New Roman" w:cs="Times New Roman"/>
+        </w:rPr>
+        <w:t>損失回歸。某個狀態</w:t>
+      </w:r>
+      <w:r>
+        <w:rPr>
+          <w:rFonts w:ascii="Times New Roman" w:hAnsi="Times New Roman" w:cs="Times New Roman"/>
+        </w:rPr>
+        <w:t>-</w:t>
+      </w:r>
+      <w:r>
+        <w:rPr>
+          <w:rFonts w:ascii="Times New Roman" w:hAnsi="Times New Roman" w:cs="Times New Roman"/>
+        </w:rPr>
+        <w:t>動作的綜合價值為兩者期望值之和：</w:t>
+      </w:r>
+    </w:p>
+    <w:p>
+      <w:pPr>
+        <w:spacing w:line="360" w:lineRule="auto"/>
+        <w:jc w:val="center"/>
+      </w:pPr>
+      <m:oMathPara>
+        <m:oMath>
+          <m:r>
+            <w:rPr>
+              <w:rFonts w:ascii="Cambria Math" w:hAnsi="Cambria Math"/>
+            </w:rPr>
+            <m:t>Q(s,a)=E[</m:t>
+          </m:r>
+          <m:sSub>
+            <m:sSubPr>
+              <m:ctrlPr>
+                <w:rPr>
+                  <w:rFonts w:ascii="Cambria Math" w:hAnsi="Cambria Math"/>
+                </w:rPr>
+              </m:ctrlPr>
+            </m:sSubPr>
+            <m:e>
+              <m:r>
+                <w:rPr>
+                  <w:rFonts w:ascii="Cambria Math" w:hAnsi="Cambria Math"/>
+                </w:rPr>
+                <m:t>Z</m:t>
+              </m:r>
+            </m:e>
+            <m:sub>
+              <m:r>
+                <w:rPr>
+                  <w:rFonts w:ascii="Cambria Math" w:hAnsi="Cambria Math"/>
+                </w:rPr>
+                <m:t>R</m:t>
+              </m:r>
+            </m:sub>
+          </m:sSub>
+          <m:r>
+            <w:rPr>
+              <w:rFonts w:ascii="Cambria Math" w:hAnsi="Cambria Math"/>
+            </w:rPr>
+            <m:t>(s,a)]+α E[</m:t>
+          </m:r>
+          <m:sSub>
+            <m:sSubPr>
+              <m:ctrlPr>
+                <w:rPr>
+                  <w:rFonts w:ascii="Cambria Math" w:hAnsi="Cambria Math"/>
+                </w:rPr>
+              </m:ctrlPr>
+            </m:sSubPr>
+            <m:e>
+              <m:r>
+                <w:rPr>
+                  <w:rFonts w:ascii="Cambria Math" w:hAnsi="Cambria Math"/>
+                </w:rPr>
+                <m:t>Z</m:t>
+              </m:r>
+            </m:e>
+            <m:sub>
+              <m:r>
+                <w:rPr>
+                  <w:rFonts w:ascii="Cambria Math" w:hAnsi="Cambria Math"/>
+                </w:rPr>
+                <m:t>H</m:t>
+              </m:r>
+            </m:sub>
+          </m:sSub>
+          <m:r>
+            <w:rPr>
+              <w:rFonts w:ascii="Cambria Math" w:hAnsi="Cambria Math"/>
+            </w:rPr>
+            <m:t>(s,a)]</m:t>
+          </m:r>
+        </m:oMath>
+      </m:oMathPara>
     </w:p>
     <w:p>
       <w:pPr>
@@ -2543,83 +5243,269 @@
       </w:pPr>
       <w:r>
         <w:rPr>
-          <w:rFonts w:ascii="Times New Roman" w:hAnsi="Times New Roman" w:cs="Times New Roman"/>
-        </w:rPr>
-        <w:t>其中 α 為自動調整的溫度參數，控制探索程度。為了讓策略對「壞情況」更敏感，RDSAC 在策略目標中對獎勵分布 Z_R 套用風險扭曲函數 ρ。本專題採用條件風險值（CVaR）：只取分布下尾 β 比例的平均，使策略偏好最差情況較不嚴重的放置決策：</w:t>
-      </w:r>
-    </w:p>
-    <w:p>
-      <w:pPr>
-        <w:spacing w:line="276" w:lineRule="auto"/>
-        <w:jc w:val="center"/>
-      </w:pPr>
+          <w:rFonts w:ascii="Times New Roman" w:hAnsi="Times New Roman" w:cs="Times New Roman" w:hint="eastAsia"/>
+        </w:rPr>
+        <w:t xml:space="preserve">　　</w:t>
+      </w:r>
+      <w:r>
+        <w:rPr>
+          <w:rFonts w:ascii="Times New Roman" w:hAnsi="Times New Roman" w:cs="Times New Roman"/>
+        </w:rPr>
+        <w:t>其中</w:t>
+      </w:r>
+      <w:r>
+        <w:rPr>
+          <w:rFonts w:ascii="Times New Roman" w:hAnsi="Times New Roman" w:cs="Times New Roman"/>
+          <w:i/>
+          <w:iCs/>
+        </w:rPr>
+        <w:t>α</w:t>
+      </w:r>
+      <w:r>
+        <w:rPr>
+          <w:rFonts w:ascii="Times New Roman" w:hAnsi="Times New Roman" w:cs="Times New Roman"/>
+        </w:rPr>
+        <w:t>為自動調整的溫度參數，控制探索程度。為了讓策略對「壞情況」更敏感，</w:t>
+      </w:r>
+      <w:r>
+        <w:rPr>
+          <w:rFonts w:ascii="Times New Roman" w:hAnsi="Times New Roman" w:cs="Times New Roman"/>
+        </w:rPr>
+        <w:t>RDSAC</w:t>
+      </w:r>
+      <w:r>
+        <w:rPr>
+          <w:rFonts w:ascii="Times New Roman" w:hAnsi="Times New Roman" w:cs="Times New Roman"/>
+        </w:rPr>
+        <w:t>在策略目標中對獎勵分布</w:t>
+      </w:r>
       <m:oMath>
+        <m:r>
+          <w:rPr>
+            <w:rFonts w:ascii="Cambria Math" w:hAnsi="Cambria Math" w:cs="Times New Roman"/>
+          </w:rPr>
+          <m:t xml:space="preserve"> </m:t>
+        </m:r>
         <m:sSub>
+          <m:sSubPr>
+            <m:ctrlPr>
+              <w:rPr>
+                <w:rFonts w:ascii="Cambria Math" w:hAnsi="Cambria Math" w:cs="Times New Roman"/>
+                <w:i/>
+              </w:rPr>
+            </m:ctrlPr>
+          </m:sSubPr>
           <m:e>
             <m:r>
-              <m:t>ρ</m:t>
+              <w:rPr>
+                <w:rFonts w:ascii="Cambria Math" w:hAnsi="Cambria Math" w:cs="Times New Roman"/>
+              </w:rPr>
+              <m:t>Z</m:t>
             </m:r>
           </m:e>
           <m:sub>
             <m:r>
-              <m:t>β</m:t>
+              <w:rPr>
+                <w:rFonts w:ascii="Cambria Math" w:hAnsi="Cambria Math" w:cs="Times New Roman"/>
+              </w:rPr>
+              <m:t>R</m:t>
             </m:r>
           </m:sub>
         </m:sSub>
         <m:r>
-          <m:t>[Z]=</m:t>
+          <w:rPr>
+            <w:rFonts w:ascii="Cambria Math" w:hAnsi="Cambria Math" w:cs="Times New Roman"/>
+          </w:rPr>
+          <m:t xml:space="preserve"> </m:t>
         </m:r>
-        <m:f>
-          <m:num>
-            <m:r>
-              <m:t>1</m:t>
-            </m:r>
-          </m:num>
-          <m:den>
-            <m:r>
-              <m:t>β</m:t>
-            </m:r>
-          </m:den>
-        </m:f>
-        <m:nary>
-          <m:naryPr>
-            <m:chr m:val="∫"/>
-            <m:limLoc m:val="subSup"/>
-          </m:naryPr>
-          <m:sub>
-            <m:r>
-              <m:t>0</m:t>
-            </m:r>
-          </m:sub>
-          <m:sup>
-            <m:r>
-              <m:t>β</m:t>
-            </m:r>
-          </m:sup>
-          <m:e>
-            <m:sSubSup>
-              <m:e>
-                <m:r>
-                  <m:t>F</m:t>
-                </m:r>
-              </m:e>
-              <m:sub>
-                <m:r>
-                  <m:t>Z</m:t>
-                </m:r>
-              </m:sub>
-              <m:sup>
-                <m:r>
-                  <m:t>-1</m:t>
-                </m:r>
-              </m:sup>
-            </m:sSubSup>
-            <m:r>
-              <m:t>(τ) dτ</m:t>
-            </m:r>
-          </m:e>
-        </m:nary>
       </m:oMath>
+      <w:r>
+        <w:rPr>
+          <w:rFonts w:ascii="Times New Roman" w:hAnsi="Times New Roman" w:cs="Times New Roman"/>
+        </w:rPr>
+        <w:t>套用風險扭曲函數</w:t>
+      </w:r>
+      <w:r>
+        <w:rPr>
+          <w:rFonts w:ascii="Times New Roman" w:hAnsi="Times New Roman" w:cs="Times New Roman"/>
+          <w:i/>
+          <w:iCs/>
+        </w:rPr>
+        <w:t>ρ</w:t>
+      </w:r>
+      <w:r>
+        <w:rPr>
+          <w:rFonts w:ascii="Times New Roman" w:hAnsi="Times New Roman" w:cs="Times New Roman"/>
+        </w:rPr>
+        <w:t>。本專題採用條件風險值（</w:t>
+      </w:r>
+      <w:r>
+        <w:rPr>
+          <w:rFonts w:ascii="Times New Roman" w:hAnsi="Times New Roman" w:cs="Times New Roman"/>
+        </w:rPr>
+        <w:t>CVaR</w:t>
+      </w:r>
+      <w:r>
+        <w:rPr>
+          <w:rFonts w:ascii="Times New Roman" w:hAnsi="Times New Roman" w:cs="Times New Roman"/>
+        </w:rPr>
+        <w:t>）：只取</w:t>
+      </w:r>
+      <w:proofErr w:type="gramStart"/>
+      <w:r>
+        <w:rPr>
+          <w:rFonts w:ascii="Times New Roman" w:hAnsi="Times New Roman" w:cs="Times New Roman"/>
+        </w:rPr>
+        <w:t>分布下尾</w:t>
+      </w:r>
+      <w:proofErr w:type="gramEnd"/>
+      <w:r>
+        <w:rPr>
+          <w:rFonts w:ascii="Times New Roman" w:hAnsi="Times New Roman" w:cs="Times New Roman"/>
+          <w:i/>
+          <w:iCs/>
+        </w:rPr>
+        <w:t>β</w:t>
+      </w:r>
+      <w:r>
+        <w:rPr>
+          <w:rFonts w:ascii="Times New Roman" w:hAnsi="Times New Roman" w:cs="Times New Roman"/>
+        </w:rPr>
+        <w:t>比例的平均，使策略偏好最差情況較不嚴重的放置決策：</w:t>
+      </w:r>
+    </w:p>
+    <w:p>
+      <w:pPr>
+        <w:spacing w:line="360" w:lineRule="auto"/>
+        <w:jc w:val="center"/>
+      </w:pPr>
+      <m:oMathPara>
+        <m:oMath>
+          <m:sSub>
+            <m:sSubPr>
+              <m:ctrlPr>
+                <w:rPr>
+                  <w:rFonts w:ascii="Cambria Math" w:hAnsi="Cambria Math"/>
+                </w:rPr>
+              </m:ctrlPr>
+            </m:sSubPr>
+            <m:e>
+              <m:r>
+                <w:rPr>
+                  <w:rFonts w:ascii="Cambria Math" w:hAnsi="Cambria Math"/>
+                </w:rPr>
+                <m:t>ρ</m:t>
+              </m:r>
+            </m:e>
+            <m:sub>
+              <m:r>
+                <w:rPr>
+                  <w:rFonts w:ascii="Cambria Math" w:hAnsi="Cambria Math"/>
+                </w:rPr>
+                <m:t>β</m:t>
+              </m:r>
+            </m:sub>
+          </m:sSub>
+          <m:r>
+            <w:rPr>
+              <w:rFonts w:ascii="Cambria Math" w:hAnsi="Cambria Math"/>
+            </w:rPr>
+            <m:t>[Z]=</m:t>
+          </m:r>
+          <m:f>
+            <m:fPr>
+              <m:ctrlPr>
+                <w:rPr>
+                  <w:rFonts w:ascii="Cambria Math" w:hAnsi="Cambria Math"/>
+                </w:rPr>
+              </m:ctrlPr>
+            </m:fPr>
+            <m:num>
+              <m:r>
+                <w:rPr>
+                  <w:rFonts w:ascii="Cambria Math" w:hAnsi="Cambria Math"/>
+                </w:rPr>
+                <m:t>1</m:t>
+              </m:r>
+            </m:num>
+            <m:den>
+              <m:r>
+                <w:rPr>
+                  <w:rFonts w:ascii="Cambria Math" w:hAnsi="Cambria Math"/>
+                </w:rPr>
+                <m:t>β</m:t>
+              </m:r>
+            </m:den>
+          </m:f>
+          <m:nary>
+            <m:naryPr>
+              <m:limLoc m:val="subSup"/>
+              <m:ctrlPr>
+                <w:rPr>
+                  <w:rFonts w:ascii="Cambria Math" w:hAnsi="Cambria Math"/>
+                </w:rPr>
+              </m:ctrlPr>
+            </m:naryPr>
+            <m:sub>
+              <m:r>
+                <w:rPr>
+                  <w:rFonts w:ascii="Cambria Math" w:hAnsi="Cambria Math"/>
+                </w:rPr>
+                <m:t>0</m:t>
+              </m:r>
+            </m:sub>
+            <m:sup>
+              <m:r>
+                <w:rPr>
+                  <w:rFonts w:ascii="Cambria Math" w:hAnsi="Cambria Math"/>
+                </w:rPr>
+                <m:t>β</m:t>
+              </m:r>
+            </m:sup>
+            <m:e>
+              <m:sSubSup>
+                <m:sSubSupPr>
+                  <m:ctrlPr>
+                    <w:rPr>
+                      <w:rFonts w:ascii="Cambria Math" w:hAnsi="Cambria Math"/>
+                    </w:rPr>
+                  </m:ctrlPr>
+                </m:sSubSupPr>
+                <m:e>
+                  <m:r>
+                    <w:rPr>
+                      <w:rFonts w:ascii="Cambria Math" w:hAnsi="Cambria Math"/>
+                    </w:rPr>
+                    <m:t>F</m:t>
+                  </m:r>
+                </m:e>
+                <m:sub>
+                  <m:r>
+                    <w:rPr>
+                      <w:rFonts w:ascii="Cambria Math" w:hAnsi="Cambria Math"/>
+                    </w:rPr>
+                    <m:t>Z</m:t>
+                  </m:r>
+                </m:sub>
+                <m:sup>
+                  <m:r>
+                    <w:rPr>
+                      <w:rFonts w:ascii="Cambria Math" w:hAnsi="Cambria Math"/>
+                    </w:rPr>
+                    <m:t>-1</m:t>
+                  </m:r>
+                </m:sup>
+              </m:sSubSup>
+              <m:r>
+                <w:rPr>
+                  <w:rFonts w:ascii="Cambria Math" w:hAnsi="Cambria Math"/>
+                </w:rPr>
+                <m:t>(τ) dτ</m:t>
+              </m:r>
+            </m:e>
+          </m:nary>
+        </m:oMath>
+      </m:oMathPara>
     </w:p>
     <w:p>
       <w:pPr>
@@ -2631,81 +5517,244 @@
       </w:pPr>
       <w:r>
         <w:rPr>
-          <w:rFonts w:ascii="Times New Roman" w:hAnsi="Times New Roman" w:cs="Times New Roman"/>
-        </w:rPr>
-        <w:t>其中 β 越小越保守；β=1 時 CVaR 退化為一般平均。由於排程動作是離散且帶遮罩（mask）的，本專題將原論文連續控制的高斯 actor 改寫為顯式的類別（categorical）actor。策略以最小化下式的目標更新，對每個合法動作同時權衡熵（鼓勵探索）與風險調整後的回報：</w:t>
-      </w:r>
-    </w:p>
-    <w:p>
-      <w:pPr>
-        <w:spacing w:line="276" w:lineRule="auto"/>
+          <w:rFonts w:ascii="Times New Roman" w:hAnsi="Times New Roman" w:cs="Times New Roman" w:hint="eastAsia"/>
+        </w:rPr>
+        <w:t xml:space="preserve">　　</w:t>
+      </w:r>
+      <w:r>
+        <w:rPr>
+          <w:rFonts w:ascii="Times New Roman" w:hAnsi="Times New Roman" w:cs="Times New Roman"/>
+        </w:rPr>
+        <w:t>其中</w:t>
+      </w:r>
+      <w:r>
+        <w:rPr>
+          <w:rFonts w:ascii="Times New Roman" w:hAnsi="Times New Roman" w:cs="Times New Roman"/>
+          <w:i/>
+          <w:iCs/>
+        </w:rPr>
+        <w:t>β</w:t>
+      </w:r>
+      <w:r>
+        <w:rPr>
+          <w:rFonts w:ascii="Times New Roman" w:hAnsi="Times New Roman" w:cs="Times New Roman"/>
+        </w:rPr>
+        <w:t>越小越保守；</w:t>
+      </w:r>
+      <m:oMath>
+        <m:r>
+          <w:rPr>
+            <w:rFonts w:ascii="Cambria Math" w:hAnsi="Cambria Math" w:cs="Times New Roman"/>
+          </w:rPr>
+          <m:t xml:space="preserve">β=1 </m:t>
+        </m:r>
+      </m:oMath>
+      <w:r>
+        <w:rPr>
+          <w:rFonts w:ascii="Times New Roman" w:hAnsi="Times New Roman" w:cs="Times New Roman"/>
+        </w:rPr>
+        <w:t>時</w:t>
+      </w:r>
+      <w:r>
+        <w:rPr>
+          <w:rFonts w:ascii="Times New Roman" w:hAnsi="Times New Roman" w:cs="Times New Roman"/>
+        </w:rPr>
+        <w:t>CVaR</w:t>
+      </w:r>
+      <w:r>
+        <w:rPr>
+          <w:rFonts w:ascii="Times New Roman" w:hAnsi="Times New Roman" w:cs="Times New Roman"/>
+        </w:rPr>
+        <w:t>退化為一般平均。由於排程動作是離散且帶遮罩（</w:t>
+      </w:r>
+      <w:r>
+        <w:rPr>
+          <w:rFonts w:ascii="Times New Roman" w:hAnsi="Times New Roman" w:cs="Times New Roman"/>
+        </w:rPr>
+        <w:t>mask</w:t>
+      </w:r>
+      <w:r>
+        <w:rPr>
+          <w:rFonts w:ascii="Times New Roman" w:hAnsi="Times New Roman" w:cs="Times New Roman"/>
+        </w:rPr>
+        <w:t>）的，本專題將原論文連續控制的高斯</w:t>
+      </w:r>
+      <w:r>
+        <w:rPr>
+          <w:rFonts w:ascii="Times New Roman" w:hAnsi="Times New Roman" w:cs="Times New Roman"/>
+        </w:rPr>
+        <w:t>actor</w:t>
+      </w:r>
+      <w:r>
+        <w:rPr>
+          <w:rFonts w:ascii="Times New Roman" w:hAnsi="Times New Roman" w:cs="Times New Roman"/>
+        </w:rPr>
+        <w:t>改寫為</w:t>
+      </w:r>
+      <w:proofErr w:type="gramStart"/>
+      <w:r>
+        <w:rPr>
+          <w:rFonts w:ascii="Times New Roman" w:hAnsi="Times New Roman" w:cs="Times New Roman"/>
+        </w:rPr>
+        <w:t>顯式的</w:t>
+      </w:r>
+      <w:proofErr w:type="gramEnd"/>
+      <w:r>
+        <w:rPr>
+          <w:rFonts w:ascii="Times New Roman" w:hAnsi="Times New Roman" w:cs="Times New Roman"/>
+        </w:rPr>
+        <w:t>categorical</w:t>
+      </w:r>
+      <w:r>
+        <w:rPr>
+          <w:rFonts w:ascii="Times New Roman" w:hAnsi="Times New Roman" w:cs="Times New Roman"/>
+        </w:rPr>
+        <w:t xml:space="preserve"> </w:t>
+      </w:r>
+      <w:r>
+        <w:rPr>
+          <w:rFonts w:ascii="Times New Roman" w:hAnsi="Times New Roman" w:cs="Times New Roman"/>
+        </w:rPr>
+        <w:t>actor</w:t>
+      </w:r>
+      <w:r>
+        <w:rPr>
+          <w:rFonts w:ascii="Times New Roman" w:hAnsi="Times New Roman" w:cs="Times New Roman"/>
+        </w:rPr>
+        <w:t>。策略以最小化下式的目標更新，對每個合法動作同時權衡熵（鼓勵探索）與風險調整後的回報：</w:t>
+      </w:r>
+    </w:p>
+    <w:p>
+      <w:pPr>
+        <w:spacing w:line="360" w:lineRule="auto"/>
         <w:jc w:val="center"/>
       </w:pPr>
-      <m:oMath>
-        <m:sSub>
-          <m:e>
-            <m:r>
-              <m:t>J</m:t>
-            </m:r>
-          </m:e>
-          <m:sub>
-            <m:r>
-              <m:t>π</m:t>
-            </m:r>
-          </m:sub>
-        </m:sSub>
-        <m:r>
-          <m:t>(s)=</m:t>
-        </m:r>
-        <m:nary>
-          <m:naryPr>
-            <m:chr m:val="∑"/>
-            <m:limLoc m:val="subSup"/>
-            <m:supHide m:val="1"/>
-          </m:naryPr>
-          <m:sub>
-            <m:r>
-              <m:t>a</m:t>
-            </m:r>
-          </m:sub>
-          <m:sup/>
-          <m:e>
-            <m:r>
-              <m:t>π(a|s)[α ln π(a|s)-ρ(</m:t>
-            </m:r>
-            <m:sSub>
-              <m:e>
-                <m:r>
-                  <m:t>Z</m:t>
-                </m:r>
-              </m:e>
-              <m:sub>
-                <m:r>
-                  <m:t>R</m:t>
-                </m:r>
-              </m:sub>
-            </m:sSub>
-            <m:r>
-              <m:t>(s,a))-α E[</m:t>
-            </m:r>
-            <m:sSub>
-              <m:e>
-                <m:r>
-                  <m:t>Z</m:t>
-                </m:r>
-              </m:e>
-              <m:sub>
-                <m:r>
-                  <m:t>H</m:t>
-                </m:r>
-              </m:sub>
-            </m:sSub>
-            <m:r>
-              <m:t>(s,a)]]</m:t>
-            </m:r>
-          </m:e>
-        </m:nary>
-      </m:oMath>
+      <m:oMathPara>
+        <m:oMath>
+          <m:sSub>
+            <m:sSubPr>
+              <m:ctrlPr>
+                <w:rPr>
+                  <w:rFonts w:ascii="Cambria Math" w:hAnsi="Cambria Math"/>
+                </w:rPr>
+              </m:ctrlPr>
+            </m:sSubPr>
+            <m:e>
+              <m:r>
+                <w:rPr>
+                  <w:rFonts w:ascii="Cambria Math" w:hAnsi="Cambria Math"/>
+                </w:rPr>
+                <m:t>J</m:t>
+              </m:r>
+            </m:e>
+            <m:sub>
+              <m:r>
+                <w:rPr>
+                  <w:rFonts w:ascii="Cambria Math" w:hAnsi="Cambria Math"/>
+                </w:rPr>
+                <m:t>π</m:t>
+              </m:r>
+            </m:sub>
+          </m:sSub>
+          <m:r>
+            <w:rPr>
+              <w:rFonts w:ascii="Cambria Math" w:hAnsi="Cambria Math"/>
+            </w:rPr>
+            <m:t>(s)=</m:t>
+          </m:r>
+          <m:nary>
+            <m:naryPr>
+              <m:chr m:val="∑"/>
+              <m:limLoc m:val="subSup"/>
+              <m:supHide m:val="1"/>
+              <m:ctrlPr>
+                <w:rPr>
+                  <w:rFonts w:ascii="Cambria Math" w:hAnsi="Cambria Math"/>
+                </w:rPr>
+              </m:ctrlPr>
+            </m:naryPr>
+            <m:sub>
+              <m:r>
+                <w:rPr>
+                  <w:rFonts w:ascii="Cambria Math" w:hAnsi="Cambria Math"/>
+                </w:rPr>
+                <m:t>a</m:t>
+              </m:r>
+            </m:sub>
+            <m:sup/>
+            <m:e>
+              <m:r>
+                <w:rPr>
+                  <w:rFonts w:ascii="Cambria Math" w:hAnsi="Cambria Math"/>
+                </w:rPr>
+                <m:t>π(a|s)[α ln π(a|s)-ρ(</m:t>
+              </m:r>
+              <m:sSub>
+                <m:sSubPr>
+                  <m:ctrlPr>
+                    <w:rPr>
+                      <w:rFonts w:ascii="Cambria Math" w:hAnsi="Cambria Math"/>
+                    </w:rPr>
+                  </m:ctrlPr>
+                </m:sSubPr>
+                <m:e>
+                  <m:r>
+                    <w:rPr>
+                      <w:rFonts w:ascii="Cambria Math" w:hAnsi="Cambria Math"/>
+                    </w:rPr>
+                    <m:t>Z</m:t>
+                  </m:r>
+                </m:e>
+                <m:sub>
+                  <m:r>
+                    <w:rPr>
+                      <w:rFonts w:ascii="Cambria Math" w:hAnsi="Cambria Math"/>
+                    </w:rPr>
+                    <m:t>R</m:t>
+                  </m:r>
+                </m:sub>
+              </m:sSub>
+              <m:r>
+                <w:rPr>
+                  <w:rFonts w:ascii="Cambria Math" w:hAnsi="Cambria Math"/>
+                </w:rPr>
+                <m:t>(s,a))-α E[</m:t>
+              </m:r>
+              <m:sSub>
+                <m:sSubPr>
+                  <m:ctrlPr>
+                    <w:rPr>
+                      <w:rFonts w:ascii="Cambria Math" w:hAnsi="Cambria Math"/>
+                    </w:rPr>
+                  </m:ctrlPr>
+                </m:sSubPr>
+                <m:e>
+                  <m:r>
+                    <w:rPr>
+                      <w:rFonts w:ascii="Cambria Math" w:hAnsi="Cambria Math"/>
+                    </w:rPr>
+                    <m:t>Z</m:t>
+                  </m:r>
+                </m:e>
+                <m:sub>
+                  <m:r>
+                    <w:rPr>
+                      <w:rFonts w:ascii="Cambria Math" w:hAnsi="Cambria Math"/>
+                    </w:rPr>
+                    <m:t>H</m:t>
+                  </m:r>
+                </m:sub>
+              </m:sSub>
+              <m:r>
+                <w:rPr>
+                  <w:rFonts w:ascii="Cambria Math" w:hAnsi="Cambria Math"/>
+                </w:rPr>
+                <m:t>(s,a)]]</m:t>
+              </m:r>
+            </m:e>
+          </m:nary>
+        </m:oMath>
+      </m:oMathPara>
     </w:p>
     <w:p>
       <w:pPr>
@@ -2719,7 +5768,108 @@
         <w:rPr>
           <w:rFonts w:ascii="Times New Roman" w:hAnsi="Times New Roman" w:cs="Times New Roman"/>
         </w:rPr>
-        <w:t>直覺上，當風險模式設為 mean（β=1）時等同風險中立、只看平均；設為 cvar 時則會主動避開可能造成長尾延遲（如 straggler、冷啟動 worker、執行時間離群）的放置決策，特別適合對穩定性要求高的共享 GPU 平台。</w:t>
+        <w:t>直覺上，當風險模式設為</w:t>
+      </w:r>
+      <w:r>
+        <w:rPr>
+          <w:rFonts w:ascii="Times New Roman" w:hAnsi="Times New Roman" w:cs="Times New Roman"/>
+        </w:rPr>
+        <w:t xml:space="preserve"> mean</w:t>
+      </w:r>
+      <w:r>
+        <w:rPr>
+          <w:rFonts w:ascii="Cambria Math" w:hAnsi="Cambria Math" w:cs="Times New Roman"/>
+          <w:i/>
+        </w:rPr>
+        <w:t xml:space="preserve"> </w:t>
+      </w:r>
+      <m:oMath>
+        <m:r>
+          <w:rPr>
+            <w:rFonts w:ascii="Cambria Math" w:hAnsi="Cambria Math" w:cs="Times New Roman"/>
+          </w:rPr>
+          <m:t>(</m:t>
+        </m:r>
+        <m:r>
+          <w:rPr>
+            <w:rFonts w:ascii="Cambria Math" w:hAnsi="Cambria Math" w:cs="Times New Roman"/>
+          </w:rPr>
+          <m:t>β=1</m:t>
+        </m:r>
+        <m:r>
+          <w:rPr>
+            <w:rFonts w:ascii="Cambria Math" w:hAnsi="Cambria Math" w:cs="Times New Roman"/>
+          </w:rPr>
+          <m:t>)</m:t>
+        </m:r>
+        <m:r>
+          <w:rPr>
+            <w:rFonts w:ascii="Cambria Math" w:hAnsi="Cambria Math" w:cs="Times New Roman"/>
+          </w:rPr>
+          <m:t xml:space="preserve"> </m:t>
+        </m:r>
+      </m:oMath>
+      <w:r>
+        <w:rPr>
+          <w:rFonts w:ascii="Times New Roman" w:hAnsi="Times New Roman" w:cs="Times New Roman"/>
+        </w:rPr>
+        <w:t>時等同風險中立、只看平均；設為</w:t>
+      </w:r>
+      <w:proofErr w:type="spellStart"/>
+      <w:r>
+        <w:rPr>
+          <w:rFonts w:ascii="Times New Roman" w:hAnsi="Times New Roman" w:cs="Times New Roman"/>
+        </w:rPr>
+        <w:t>cvar</w:t>
+      </w:r>
+      <w:proofErr w:type="spellEnd"/>
+      <w:r>
+        <w:rPr>
+          <w:rFonts w:ascii="Times New Roman" w:hAnsi="Times New Roman" w:cs="Times New Roman"/>
+        </w:rPr>
+        <w:t xml:space="preserve"> </w:t>
+      </w:r>
+      <w:r>
+        <w:rPr>
+          <w:rFonts w:ascii="Times New Roman" w:hAnsi="Times New Roman" w:cs="Times New Roman"/>
+        </w:rPr>
+        <w:t>時則會主動避開可能造成長尾延遲（如</w:t>
+      </w:r>
+      <w:r>
+        <w:rPr>
+          <w:rFonts w:ascii="Times New Roman" w:hAnsi="Times New Roman" w:cs="Times New Roman"/>
+        </w:rPr>
+        <w:t>straggler</w:t>
+      </w:r>
+      <w:r>
+        <w:rPr>
+          <w:rFonts w:ascii="Times New Roman" w:hAnsi="Times New Roman" w:cs="Times New Roman"/>
+        </w:rPr>
+        <w:t>、冷啟動</w:t>
+      </w:r>
+      <w:r>
+        <w:rPr>
+          <w:rFonts w:ascii="Times New Roman" w:hAnsi="Times New Roman" w:cs="Times New Roman"/>
+        </w:rPr>
+        <w:t>worker</w:t>
+      </w:r>
+      <w:r>
+        <w:rPr>
+          <w:rFonts w:ascii="Times New Roman" w:hAnsi="Times New Roman" w:cs="Times New Roman"/>
+        </w:rPr>
+        <w:t>、執行時間離群）的放置決策，特別適合對穩定性要求高的共享</w:t>
+      </w:r>
+      <w:r>
+        <w:rPr>
+          <w:rFonts w:ascii="Times New Roman" w:hAnsi="Times New Roman" w:cs="Times New Roman"/>
+        </w:rPr>
+        <w:t>GPU</w:t>
+      </w:r>
+      <w:r>
+        <w:rPr>
+          <w:rFonts w:ascii="Times New Roman" w:hAnsi="Times New Roman" w:cs="Times New Roman"/>
+        </w:rPr>
+        <w:t>平台。</w:t>
       </w:r>
     </w:p>
     <w:p>
@@ -2753,7 +5903,13 @@
         <w:rPr>
           <w:rFonts w:ascii="Times New Roman" w:hAnsi="Times New Roman" w:cs="Times New Roman"/>
         </w:rPr>
-        <w:t>4.1　系統整體架構</w:t>
+        <w:t>4.1</w:t>
+      </w:r>
+      <w:r>
+        <w:rPr>
+          <w:rFonts w:ascii="Times New Roman" w:hAnsi="Times New Roman" w:cs="Times New Roman"/>
+        </w:rPr>
+        <w:t xml:space="preserve">　系統整體架構</w:t>
       </w:r>
       <w:bookmarkEnd w:id="12"/>
     </w:p>
@@ -2769,7 +5925,19 @@
         <w:rPr>
           <w:rFonts w:ascii="Times New Roman" w:hAnsi="Times New Roman" w:cs="Times New Roman"/>
         </w:rPr>
-        <w:t>本系統的核心概念是把「批次工作排程」與「彈性資源管理」結合起來。使用者仍然以熟悉的方式提交工作，而系統在背後自動處理工作排序、節點啟動、GPU分配與執行監控。整體系統包含下列幾個部分：</w:t>
+        <w:t>本系統的核心概念是把「批次工作排程」與「彈性資源管理」結合起來。使用者仍然以熟悉的方式提交工作，而系統在背後自動處理工作排序、節點啟動、</w:t>
+      </w:r>
+      <w:r>
+        <w:rPr>
+          <w:rFonts w:ascii="Times New Roman" w:hAnsi="Times New Roman" w:cs="Times New Roman"/>
+        </w:rPr>
+        <w:t>GPU</w:t>
+      </w:r>
+      <w:r>
+        <w:rPr>
+          <w:rFonts w:ascii="Times New Roman" w:hAnsi="Times New Roman" w:cs="Times New Roman"/>
+        </w:rPr>
+        <w:t>分配與執行監控。整體系統包含下列幾個部分：</w:t>
       </w:r>
     </w:p>
     <w:p>
@@ -2829,7 +5997,25 @@
         <w:rPr>
           <w:rFonts w:ascii="Times New Roman" w:hAnsi="Times New Roman" w:cs="Times New Roman"/>
         </w:rPr>
-        <w:t>CPU與GPU計算節點：實際執行工作的運算資源。</w:t>
+        <w:t>CPU</w:t>
+      </w:r>
+      <w:r>
+        <w:rPr>
+          <w:rFonts w:ascii="Times New Roman" w:hAnsi="Times New Roman" w:cs="Times New Roman"/>
+        </w:rPr>
+        <w:t>與</w:t>
+      </w:r>
+      <w:r>
+        <w:rPr>
+          <w:rFonts w:ascii="Times New Roman" w:hAnsi="Times New Roman" w:cs="Times New Roman"/>
+        </w:rPr>
+        <w:t>GPU</w:t>
+      </w:r>
+      <w:r>
+        <w:rPr>
+          <w:rFonts w:ascii="Times New Roman" w:hAnsi="Times New Roman" w:cs="Times New Roman"/>
+        </w:rPr>
+        <w:t>計算節點：實際執行工作的運算資源。</w:t>
       </w:r>
     </w:p>
     <w:p>
@@ -2963,7 +6149,19 @@
         <w:rPr>
           <w:rFonts w:ascii="Times New Roman" w:hAnsi="Times New Roman" w:cs="Times New Roman"/>
         </w:rPr>
-        <w:t>【圖1】系統整體架構圖</w:t>
+        <w:t>【圖</w:t>
+      </w:r>
+      <w:r>
+        <w:rPr>
+          <w:rFonts w:ascii="Times New Roman" w:hAnsi="Times New Roman" w:cs="Times New Roman"/>
+        </w:rPr>
+        <w:t>1</w:t>
+      </w:r>
+      <w:r>
+        <w:rPr>
+          <w:rFonts w:ascii="Times New Roman" w:hAnsi="Times New Roman" w:cs="Times New Roman"/>
+        </w:rPr>
+        <w:t>】系統整體架構圖</w:t>
       </w:r>
     </w:p>
     <w:p>
@@ -2986,7 +6184,13 @@
         <w:rPr>
           <w:rFonts w:ascii="Times New Roman" w:hAnsi="Times New Roman" w:cs="Times New Roman"/>
         </w:rPr>
-        <w:t>4.2　排程與資源分配流程</w:t>
+        <w:t>4.2</w:t>
+      </w:r>
+      <w:r>
+        <w:rPr>
+          <w:rFonts w:ascii="Times New Roman" w:hAnsi="Times New Roman" w:cs="Times New Roman"/>
+        </w:rPr>
+        <w:t xml:space="preserve">　排程與資源分配流程</w:t>
       </w:r>
       <w:bookmarkEnd w:id="13"/>
     </w:p>
@@ -3008,7 +6212,13 @@
         <w:rPr>
           <w:rFonts w:ascii="Times New Roman" w:hAnsi="Times New Roman" w:cs="Times New Roman"/>
         </w:rPr>
-        <w:t>4.2.1　基本排程規則</w:t>
+        <w:t>4.2.1</w:t>
+      </w:r>
+      <w:r>
+        <w:rPr>
+          <w:rFonts w:ascii="Times New Roman" w:hAnsi="Times New Roman" w:cs="Times New Roman"/>
+        </w:rPr>
+        <w:t xml:space="preserve">　基本排程規則</w:t>
       </w:r>
       <w:bookmarkEnd w:id="14"/>
     </w:p>
@@ -3024,7 +6234,19 @@
         <w:rPr>
           <w:rFonts w:ascii="Times New Roman" w:hAnsi="Times New Roman" w:cs="Times New Roman"/>
         </w:rPr>
-        <w:t>當使用者提交工作後，系統先補齊必要資訊，並根據幾個簡單穩定的規則計算工作的優先程度。這些規則主要考慮：工作是否適合目前剩餘的GPU資源、是否造成資源碎片化、以及較短的工作是否應優先執行。此層作為系統的保底機制，即使智慧模型失效，系統仍可正常運作。</w:t>
+        <w:t>當使用者提交工作後，系統先補齊必要資訊，並根據幾個簡單穩定的規則計算工作的優先程度。這些規則主要考慮：工作是否適合目前剩餘的</w:t>
+      </w:r>
+      <w:r>
+        <w:rPr>
+          <w:rFonts w:ascii="Times New Roman" w:hAnsi="Times New Roman" w:cs="Times New Roman"/>
+        </w:rPr>
+        <w:t>GPU</w:t>
+      </w:r>
+      <w:r>
+        <w:rPr>
+          <w:rFonts w:ascii="Times New Roman" w:hAnsi="Times New Roman" w:cs="Times New Roman"/>
+        </w:rPr>
+        <w:t>資源、是否造成資源碎片化、以及較短的工作是否應優先執行。此層作為系統的保底機制，即使智慧模型失效，系統仍可正常運作。</w:t>
       </w:r>
     </w:p>
     <w:p>
@@ -3041,7 +6263,13 @@
           <w:rFonts w:ascii="Times New Roman" w:hAnsi="Times New Roman" w:cs="Times New Roman"/>
         </w:rPr>
         <w:lastRenderedPageBreak/>
-        <w:t>4.2.2　智慧決策模型</w:t>
+        <w:t>4.2.2</w:t>
+      </w:r>
+      <w:r>
+        <w:rPr>
+          <w:rFonts w:ascii="Times New Roman" w:hAnsi="Times New Roman" w:cs="Times New Roman"/>
+        </w:rPr>
+        <w:t xml:space="preserve">　智慧決策模型</w:t>
       </w:r>
       <w:bookmarkEnd w:id="15"/>
     </w:p>
@@ -3057,7 +6285,19 @@
         <w:rPr>
           <w:rFonts w:ascii="Times New Roman" w:hAnsi="Times New Roman" w:cs="Times New Roman"/>
         </w:rPr>
-        <w:t>在基本規則之外，加入深度強化學習模型，讓系統可根據「目前有哪些工作在等待」、「哪些節點正在執行」、「GPU尚有多少可分配空間」等資訊，進一步判斷哪一個工作應優先處理、是否需要額外提高優先順序，以及工作比較適合放到哪一個節點上。若模型對自己的判斷沒有把握，系統就回到基本排程規則。</w:t>
+        <w:t>在基本規則之外，加入深度強化學習模型，讓系統可根據「目前有哪些工作在等待」、「哪些節點正在執行」、「</w:t>
+      </w:r>
+      <w:r>
+        <w:rPr>
+          <w:rFonts w:ascii="Times New Roman" w:hAnsi="Times New Roman" w:cs="Times New Roman"/>
+        </w:rPr>
+        <w:t>GPU</w:t>
+      </w:r>
+      <w:r>
+        <w:rPr>
+          <w:rFonts w:ascii="Times New Roman" w:hAnsi="Times New Roman" w:cs="Times New Roman"/>
+        </w:rPr>
+        <w:t>尚有多少可分配空間」等資訊，進一步判斷哪一個工作應優先處理、是否需要額外提高優先順序，以及工作比較適合放到哪一個節點上。若模型對自己的判斷沒有把握，系統就回到基本排程規則。</w:t>
       </w:r>
     </w:p>
     <w:p/>
@@ -3090,7 +6330,13 @@
         <w:rPr>
           <w:rFonts w:ascii="Times New Roman" w:hAnsi="Times New Roman" w:cs="Times New Roman"/>
         </w:rPr>
-        <w:t>4.2.3　</w:t>
+        <w:t>4.2.3</w:t>
+      </w:r>
+      <w:r>
+        <w:rPr>
+          <w:rFonts w:ascii="Times New Roman" w:hAnsi="Times New Roman" w:cs="Times New Roman"/>
+        </w:rPr>
+        <w:t xml:space="preserve">　</w:t>
       </w:r>
       <w:r>
         <w:t>指定資源配置機制</w:t>
@@ -3119,7 +6365,25 @@
         <w:rPr>
           <w:rFonts w:ascii="Times New Roman" w:hAnsi="Times New Roman" w:cs="Times New Roman"/>
         </w:rPr>
-        <w:t>4.3　GPU資源共享方法</w:t>
+        <w:t>4.3</w:t>
+      </w:r>
+      <w:r>
+        <w:rPr>
+          <w:rFonts w:ascii="Times New Roman" w:hAnsi="Times New Roman" w:cs="Times New Roman"/>
+        </w:rPr>
+        <w:t xml:space="preserve">　</w:t>
+      </w:r>
+      <w:r>
+        <w:rPr>
+          <w:rFonts w:ascii="Times New Roman" w:hAnsi="Times New Roman" w:cs="Times New Roman"/>
+        </w:rPr>
+        <w:t>GPU</w:t>
+      </w:r>
+      <w:r>
+        <w:rPr>
+          <w:rFonts w:ascii="Times New Roman" w:hAnsi="Times New Roman" w:cs="Times New Roman"/>
+        </w:rPr>
+        <w:t>資源共享方法</w:t>
       </w:r>
       <w:bookmarkEnd w:id="17"/>
     </w:p>
@@ -3135,7 +6399,67 @@
         <w:rPr>
           <w:rFonts w:ascii="Times New Roman" w:hAnsi="Times New Roman" w:cs="Times New Roman"/>
         </w:rPr>
-        <w:t>為提升利用率，本系統採用GPU資源切分的方式，讓多個較小的工作共享同一張GPU。以目前的系統設定為例，一張GPU可切成多個可分配單位，使用者可依需求申請1/4、1/2或整張卡。</w:t>
+        <w:t>為提升利用率，本系統採用</w:t>
+      </w:r>
+      <w:r>
+        <w:rPr>
+          <w:rFonts w:ascii="Times New Roman" w:hAnsi="Times New Roman" w:cs="Times New Roman"/>
+        </w:rPr>
+        <w:t>GPU</w:t>
+      </w:r>
+      <w:r>
+        <w:rPr>
+          <w:rFonts w:ascii="Times New Roman" w:hAnsi="Times New Roman" w:cs="Times New Roman"/>
+        </w:rPr>
+        <w:t>資源切分的方式，讓多個較小的工作共享同一張</w:t>
+      </w:r>
+      <w:r>
+        <w:rPr>
+          <w:rFonts w:ascii="Times New Roman" w:hAnsi="Times New Roman" w:cs="Times New Roman"/>
+        </w:rPr>
+        <w:t>GPU</w:t>
+      </w:r>
+      <w:r>
+        <w:rPr>
+          <w:rFonts w:ascii="Times New Roman" w:hAnsi="Times New Roman" w:cs="Times New Roman"/>
+        </w:rPr>
+        <w:t>。以目前的系統設定為例，一張</w:t>
+      </w:r>
+      <w:r>
+        <w:rPr>
+          <w:rFonts w:ascii="Times New Roman" w:hAnsi="Times New Roman" w:cs="Times New Roman"/>
+        </w:rPr>
+        <w:t>GPU</w:t>
+      </w:r>
+      <w:r>
+        <w:rPr>
+          <w:rFonts w:ascii="Times New Roman" w:hAnsi="Times New Roman" w:cs="Times New Roman"/>
+        </w:rPr>
+        <w:t>可切成多個可分配單位，使用者可依需求申請</w:t>
+      </w:r>
+      <w:r>
+        <w:rPr>
+          <w:rFonts w:ascii="Times New Roman" w:hAnsi="Times New Roman" w:cs="Times New Roman"/>
+        </w:rPr>
+        <w:t>1/4</w:t>
+      </w:r>
+      <w:r>
+        <w:rPr>
+          <w:rFonts w:ascii="Times New Roman" w:hAnsi="Times New Roman" w:cs="Times New Roman"/>
+        </w:rPr>
+        <w:t>、</w:t>
+      </w:r>
+      <w:r>
+        <w:rPr>
+          <w:rFonts w:ascii="Times New Roman" w:hAnsi="Times New Roman" w:cs="Times New Roman"/>
+        </w:rPr>
+        <w:t>1/2</w:t>
+      </w:r>
+      <w:r>
+        <w:rPr>
+          <w:rFonts w:ascii="Times New Roman" w:hAnsi="Times New Roman" w:cs="Times New Roman"/>
+        </w:rPr>
+        <w:t>或整張卡。</w:t>
       </w:r>
     </w:p>
     <w:p>
@@ -3203,7 +6527,19 @@
         <w:rPr>
           <w:rFonts w:ascii="Times New Roman" w:hAnsi="Times New Roman" w:cs="Times New Roman"/>
         </w:rPr>
-        <w:t>3】GPU</w:t>
+        <w:t>3</w:t>
+      </w:r>
+      <w:r>
+        <w:rPr>
+          <w:rFonts w:ascii="Times New Roman" w:hAnsi="Times New Roman" w:cs="Times New Roman"/>
+        </w:rPr>
+        <w:t>】</w:t>
+      </w:r>
+      <w:r>
+        <w:rPr>
+          <w:rFonts w:ascii="Times New Roman" w:hAnsi="Times New Roman" w:cs="Times New Roman"/>
+        </w:rPr>
+        <w:t>GPU</w:t>
       </w:r>
       <w:r>
         <w:t>資源切分示意圖</w:t>
@@ -3223,7 +6559,13 @@
         <w:rPr>
           <w:rFonts w:ascii="Times New Roman" w:hAnsi="Times New Roman" w:cs="Times New Roman"/>
         </w:rPr>
-        <w:t>4.4　模型訓練與評估方法</w:t>
+        <w:t>4.4</w:t>
+      </w:r>
+      <w:r>
+        <w:rPr>
+          <w:rFonts w:ascii="Times New Roman" w:hAnsi="Times New Roman" w:cs="Times New Roman"/>
+        </w:rPr>
+        <w:t xml:space="preserve">　模型訓練與評估方法</w:t>
       </w:r>
       <w:bookmarkEnd w:id="18"/>
     </w:p>
@@ -3245,7 +6587,36 @@
         <w:rPr>
           <w:rFonts w:ascii="Times New Roman" w:hAnsi="Times New Roman" w:cs="Times New Roman"/>
         </w:rPr>
-        <w:t>採用 Distributional Soft Actor-Critic (DSAC) 作為智慧排程的強化學習方法。與傳統只預測平均回報的方法不同，DSAC讓模型學習每個決策可能造成</w:t>
+        <w:t>採用</w:t>
+      </w:r>
+      <w:r>
+        <w:rPr>
+          <w:rFonts w:ascii="Times New Roman" w:hAnsi="Times New Roman" w:cs="Times New Roman"/>
+        </w:rPr>
+        <w:t xml:space="preserve"> Distributional Soft Actor-Critic (DSAC) </w:t>
+      </w:r>
+      <w:r>
+        <w:rPr>
+          <w:rFonts w:ascii="Times New Roman" w:hAnsi="Times New Roman" w:cs="Times New Roman"/>
+        </w:rPr>
+        <w:t>作為智慧排程的強化學習方法。與傳統只預測平均回報的方法不同，</w:t>
+      </w:r>
+      <w:r>
+        <w:rPr>
+          <w:rFonts w:ascii="Times New Roman" w:hAnsi="Times New Roman" w:cs="Times New Roman"/>
+        </w:rPr>
+        <w:t>DSAC</w:t>
+      </w:r>
+      <w:r>
+        <w:rPr>
+          <w:rFonts w:ascii="Times New Roman" w:hAnsi="Times New Roman" w:cs="Times New Roman"/>
+        </w:rPr>
+        <w:t>讓模型學習每個決策可能造成</w:t>
+      </w:r>
+      <w:r>
+        <w:rPr>
+          <w:rFonts w:ascii="Times New Roman" w:hAnsi="Times New Roman" w:cs="Times New Roman"/>
+        </w:rPr>
         <w:lastRenderedPageBreak/>
         <w:t>的結果分布，並加入下尾風險指標輔助選擇，以避免選到「平均看起來不錯，但壞情況很差」的安排方式。</w:t>
       </w:r>
@@ -3398,7 +6769,175 @@
         <w:rPr>
           <w:rFonts w:ascii="Times New Roman" w:hAnsi="Times New Roman" w:cs="Times New Roman"/>
         </w:rPr>
-        <w:t>在模擬層，環境為單節點單 GPU（1×1）的離散事件模擬器，狀態為 192 維、動作空間為 17（16 個工作槽的放置加上 no-op）。模型從零開始訓練 150,000 步，並採用課程學習（curriculum）讓每回合的工作數由 10、30 逐步增加到 50，使策略先學會簡單情境再面對壅塞。訓練過程結合優先經驗回放（PER）、n-step 回報與啟發式暖身（score warmup），以加速早期收斂。</w:t>
+        <w:t>在模擬層，環境為單節點單</w:t>
+      </w:r>
+      <w:r>
+        <w:rPr>
+          <w:rFonts w:ascii="Times New Roman" w:hAnsi="Times New Roman" w:cs="Times New Roman"/>
+        </w:rPr>
+        <w:t xml:space="preserve"> GPU</w:t>
+      </w:r>
+      <w:r>
+        <w:rPr>
+          <w:rFonts w:ascii="Times New Roman" w:hAnsi="Times New Roman" w:cs="Times New Roman"/>
+        </w:rPr>
+        <w:t>（</w:t>
+      </w:r>
+      <w:r>
+        <w:rPr>
+          <w:rFonts w:ascii="Times New Roman" w:hAnsi="Times New Roman" w:cs="Times New Roman"/>
+        </w:rPr>
+        <w:t>1×1</w:t>
+      </w:r>
+      <w:r>
+        <w:rPr>
+          <w:rFonts w:ascii="Times New Roman" w:hAnsi="Times New Roman" w:cs="Times New Roman"/>
+        </w:rPr>
+        <w:t>）的離散事件模擬器，狀態為</w:t>
+      </w:r>
+      <w:r>
+        <w:rPr>
+          <w:rFonts w:ascii="Times New Roman" w:hAnsi="Times New Roman" w:cs="Times New Roman"/>
+        </w:rPr>
+        <w:t xml:space="preserve"> 192 </w:t>
+      </w:r>
+      <w:r>
+        <w:rPr>
+          <w:rFonts w:ascii="Times New Roman" w:hAnsi="Times New Roman" w:cs="Times New Roman"/>
+        </w:rPr>
+        <w:t>維、動作空間為</w:t>
+      </w:r>
+      <w:r>
+        <w:rPr>
+          <w:rFonts w:ascii="Times New Roman" w:hAnsi="Times New Roman" w:cs="Times New Roman"/>
+        </w:rPr>
+        <w:t xml:space="preserve"> 17</w:t>
+      </w:r>
+      <w:r>
+        <w:rPr>
+          <w:rFonts w:ascii="Times New Roman" w:hAnsi="Times New Roman" w:cs="Times New Roman"/>
+        </w:rPr>
+        <w:t>（</w:t>
+      </w:r>
+      <w:r>
+        <w:rPr>
+          <w:rFonts w:ascii="Times New Roman" w:hAnsi="Times New Roman" w:cs="Times New Roman"/>
+        </w:rPr>
+        <w:t xml:space="preserve">16 </w:t>
+      </w:r>
+      <w:r>
+        <w:rPr>
+          <w:rFonts w:ascii="Times New Roman" w:hAnsi="Times New Roman" w:cs="Times New Roman"/>
+        </w:rPr>
+        <w:t>個工作槽的放置加上</w:t>
+      </w:r>
+      <w:r>
+        <w:rPr>
+          <w:rFonts w:ascii="Times New Roman" w:hAnsi="Times New Roman" w:cs="Times New Roman"/>
+        </w:rPr>
+        <w:t xml:space="preserve"> no-op</w:t>
+      </w:r>
+      <w:r>
+        <w:rPr>
+          <w:rFonts w:ascii="Times New Roman" w:hAnsi="Times New Roman" w:cs="Times New Roman"/>
+        </w:rPr>
+        <w:t>）。模型從零開始訓練</w:t>
+      </w:r>
+      <w:r>
+        <w:rPr>
+          <w:rFonts w:ascii="Times New Roman" w:hAnsi="Times New Roman" w:cs="Times New Roman"/>
+        </w:rPr>
+        <w:t xml:space="preserve"> 150,000 </w:t>
+      </w:r>
+      <w:r>
+        <w:rPr>
+          <w:rFonts w:ascii="Times New Roman" w:hAnsi="Times New Roman" w:cs="Times New Roman"/>
+        </w:rPr>
+        <w:t>步，並採用課程學習（</w:t>
+      </w:r>
+      <w:r>
+        <w:rPr>
+          <w:rFonts w:ascii="Times New Roman" w:hAnsi="Times New Roman" w:cs="Times New Roman"/>
+        </w:rPr>
+        <w:t>curriculum</w:t>
+      </w:r>
+      <w:r>
+        <w:rPr>
+          <w:rFonts w:ascii="Times New Roman" w:hAnsi="Times New Roman" w:cs="Times New Roman"/>
+        </w:rPr>
+        <w:t>）讓每回合的工作數由</w:t>
+      </w:r>
+      <w:r>
+        <w:rPr>
+          <w:rFonts w:ascii="Times New Roman" w:hAnsi="Times New Roman" w:cs="Times New Roman"/>
+        </w:rPr>
+        <w:t xml:space="preserve"> 10</w:t>
+      </w:r>
+      <w:r>
+        <w:rPr>
+          <w:rFonts w:ascii="Times New Roman" w:hAnsi="Times New Roman" w:cs="Times New Roman"/>
+        </w:rPr>
+        <w:t>、</w:t>
+      </w:r>
+      <w:r>
+        <w:rPr>
+          <w:rFonts w:ascii="Times New Roman" w:hAnsi="Times New Roman" w:cs="Times New Roman"/>
+        </w:rPr>
+        <w:t xml:space="preserve">30 </w:t>
+      </w:r>
+      <w:r>
+        <w:rPr>
+          <w:rFonts w:ascii="Times New Roman" w:hAnsi="Times New Roman" w:cs="Times New Roman"/>
+        </w:rPr>
+        <w:t>逐步增加到</w:t>
+      </w:r>
+      <w:r>
+        <w:rPr>
+          <w:rFonts w:ascii="Times New Roman" w:hAnsi="Times New Roman" w:cs="Times New Roman"/>
+        </w:rPr>
+        <w:t xml:space="preserve"> 50</w:t>
+      </w:r>
+      <w:r>
+        <w:rPr>
+          <w:rFonts w:ascii="Times New Roman" w:hAnsi="Times New Roman" w:cs="Times New Roman"/>
+        </w:rPr>
+        <w:t>，使策略先學會簡單情境再面對壅塞。訓練過程結合優先經驗回放（</w:t>
+      </w:r>
+      <w:r>
+        <w:rPr>
+          <w:rFonts w:ascii="Times New Roman" w:hAnsi="Times New Roman" w:cs="Times New Roman"/>
+        </w:rPr>
+        <w:t>PER</w:t>
+      </w:r>
+      <w:r>
+        <w:rPr>
+          <w:rFonts w:ascii="Times New Roman" w:hAnsi="Times New Roman" w:cs="Times New Roman"/>
+        </w:rPr>
+        <w:t>）、</w:t>
+      </w:r>
+      <w:r>
+        <w:rPr>
+          <w:rFonts w:ascii="Times New Roman" w:hAnsi="Times New Roman" w:cs="Times New Roman"/>
+        </w:rPr>
+        <w:t xml:space="preserve">n-step </w:t>
+      </w:r>
+      <w:r>
+        <w:rPr>
+          <w:rFonts w:ascii="Times New Roman" w:hAnsi="Times New Roman" w:cs="Times New Roman"/>
+        </w:rPr>
+        <w:t>回報與啟發式暖身（</w:t>
+      </w:r>
+      <w:r>
+        <w:rPr>
+          <w:rFonts w:ascii="Times New Roman" w:hAnsi="Times New Roman" w:cs="Times New Roman"/>
+        </w:rPr>
+        <w:t>score warmup</w:t>
+      </w:r>
+      <w:r>
+        <w:rPr>
+          <w:rFonts w:ascii="Times New Roman" w:hAnsi="Times New Roman" w:cs="Times New Roman"/>
+        </w:rPr>
+        <w:t>），以加速早期收斂。</w:t>
       </w:r>
     </w:p>
     <w:p>
@@ -3432,7 +6971,103 @@
         <w:rPr>
           <w:rFonts w:ascii="Times New Roman" w:hAnsi="Times New Roman" w:cs="Times New Roman"/>
         </w:rPr>
-        <w:t>獎勵以負的 JCT 為主，並除以一個尺度常數使回報落在合適範圍。評估初期我們發現溫度參數 α 會被自動調整一路推到上限，導致策略過早變得幾乎確定性、失去探索能力。追查後確認原因是回報尺度過大（每回合約數百），遠超過熵正則項的量級（約為個位數），使策略目標被回報項主導、策略熵塌縮到接近零。將獎勵尺度常數由 1000 調整為 20000（使每回合回報降到約 −10 的量級）後，α 恢復正常自動調節，策略熵也回到合理水準。此修正是後續評估能公平比較 mean 與 cvar 兩種風險模式的前提。</w:t>
+        <w:t>獎勵以負的</w:t>
+      </w:r>
+      <w:r>
+        <w:rPr>
+          <w:rFonts w:ascii="Times New Roman" w:hAnsi="Times New Roman" w:cs="Times New Roman"/>
+        </w:rPr>
+        <w:t xml:space="preserve"> JCT </w:t>
+      </w:r>
+      <w:r>
+        <w:rPr>
+          <w:rFonts w:ascii="Times New Roman" w:hAnsi="Times New Roman" w:cs="Times New Roman"/>
+        </w:rPr>
+        <w:t>為主，並除以一個尺度常數使回報落在合適範圍。評估初期我們發現溫度參數</w:t>
+      </w:r>
+      <w:r>
+        <w:rPr>
+          <w:rFonts w:ascii="Times New Roman" w:hAnsi="Times New Roman" w:cs="Times New Roman"/>
+        </w:rPr>
+        <w:t xml:space="preserve"> α </w:t>
+      </w:r>
+      <w:r>
+        <w:rPr>
+          <w:rFonts w:ascii="Times New Roman" w:hAnsi="Times New Roman" w:cs="Times New Roman"/>
+        </w:rPr>
+        <w:t>會被自動調整一路推到上限，導致策略過早變得幾乎確定性、失去探索能力。追查後確認原因是回報尺度過大（每回合約數百），遠超過熵正則項的量級（約為個位數），使策略目標被回報項主導、策略熵塌縮到接近零。將獎勵尺度常數由</w:t>
+      </w:r>
+      <w:r>
+        <w:rPr>
+          <w:rFonts w:ascii="Times New Roman" w:hAnsi="Times New Roman" w:cs="Times New Roman"/>
+        </w:rPr>
+        <w:t xml:space="preserve"> 1000 </w:t>
+      </w:r>
+      <w:r>
+        <w:rPr>
+          <w:rFonts w:ascii="Times New Roman" w:hAnsi="Times New Roman" w:cs="Times New Roman"/>
+        </w:rPr>
+        <w:t>調整為</w:t>
+      </w:r>
+      <w:r>
+        <w:rPr>
+          <w:rFonts w:ascii="Times New Roman" w:hAnsi="Times New Roman" w:cs="Times New Roman"/>
+        </w:rPr>
+        <w:t xml:space="preserve"> 20000</w:t>
+      </w:r>
+      <w:r>
+        <w:rPr>
+          <w:rFonts w:ascii="Times New Roman" w:hAnsi="Times New Roman" w:cs="Times New Roman"/>
+        </w:rPr>
+        <w:t>（使每回合回報降到約</w:t>
+      </w:r>
+      <w:r>
+        <w:rPr>
+          <w:rFonts w:ascii="Times New Roman" w:hAnsi="Times New Roman" w:cs="Times New Roman"/>
+        </w:rPr>
+        <w:t xml:space="preserve"> −10 </w:t>
+      </w:r>
+      <w:r>
+        <w:rPr>
+          <w:rFonts w:ascii="Times New Roman" w:hAnsi="Times New Roman" w:cs="Times New Roman"/>
+        </w:rPr>
+        <w:t>的量級）後，</w:t>
+      </w:r>
+      <w:r>
+        <w:rPr>
+          <w:rFonts w:ascii="Times New Roman" w:hAnsi="Times New Roman" w:cs="Times New Roman"/>
+        </w:rPr>
+        <w:t xml:space="preserve">α </w:t>
+      </w:r>
+      <w:r>
+        <w:rPr>
+          <w:rFonts w:ascii="Times New Roman" w:hAnsi="Times New Roman" w:cs="Times New Roman"/>
+        </w:rPr>
+        <w:t>恢復正常自動調節，策略熵也回到合理水準。此修正是後續評估能公平比較</w:t>
+      </w:r>
+      <w:r>
+        <w:rPr>
+          <w:rFonts w:ascii="Times New Roman" w:hAnsi="Times New Roman" w:cs="Times New Roman"/>
+        </w:rPr>
+        <w:t xml:space="preserve"> mean </w:t>
+      </w:r>
+      <w:r>
+        <w:rPr>
+          <w:rFonts w:ascii="Times New Roman" w:hAnsi="Times New Roman" w:cs="Times New Roman"/>
+        </w:rPr>
+        <w:t>與</w:t>
+      </w:r>
+      <w:r>
+        <w:rPr>
+          <w:rFonts w:ascii="Times New Roman" w:hAnsi="Times New Roman" w:cs="Times New Roman"/>
+        </w:rPr>
+        <w:t xml:space="preserve"> cvar </w:t>
+      </w:r>
+      <w:r>
+        <w:rPr>
+          <w:rFonts w:ascii="Times New Roman" w:hAnsi="Times New Roman" w:cs="Times New Roman"/>
+        </w:rPr>
+        <w:t>兩種風險模式的前提。</w:t>
       </w:r>
     </w:p>
     <w:p>
@@ -3466,7 +7101,163 @@
         <w:rPr>
           <w:rFonts w:ascii="Times New Roman" w:hAnsi="Times New Roman" w:cs="Times New Roman"/>
         </w:rPr>
-        <w:t>評估採用配對比較（paired comparison）：對同一組亂數種子，分別用 RDSAC 與啟發式 score 排程器跑相同工作負載，再計算兩者的工作完成時間（JCT）差異，以降低不同 trace 隨機性造成的雜訊。我們在三個工作負載家族（philly、burst、ali）、各 5 個亂數種子下進行，主要指標為平均 JCT，並額外回報 p95 與 p99 JCT 作為尾部延遲指標，搭配配對信賴區間與 p 值判斷差異是否達統計顯著。</w:t>
+        <w:t>評估採用配對比較（</w:t>
+      </w:r>
+      <w:r>
+        <w:rPr>
+          <w:rFonts w:ascii="Times New Roman" w:hAnsi="Times New Roman" w:cs="Times New Roman"/>
+        </w:rPr>
+        <w:t>paired comparison</w:t>
+      </w:r>
+      <w:r>
+        <w:rPr>
+          <w:rFonts w:ascii="Times New Roman" w:hAnsi="Times New Roman" w:cs="Times New Roman"/>
+        </w:rPr>
+        <w:t>）：對同一組亂數種子，分別用</w:t>
+      </w:r>
+      <w:r>
+        <w:rPr>
+          <w:rFonts w:ascii="Times New Roman" w:hAnsi="Times New Roman" w:cs="Times New Roman"/>
+        </w:rPr>
+        <w:t xml:space="preserve"> RDSAC </w:t>
+      </w:r>
+      <w:r>
+        <w:rPr>
+          <w:rFonts w:ascii="Times New Roman" w:hAnsi="Times New Roman" w:cs="Times New Roman"/>
+        </w:rPr>
+        <w:t>與啟發式</w:t>
+      </w:r>
+      <w:r>
+        <w:rPr>
+          <w:rFonts w:ascii="Times New Roman" w:hAnsi="Times New Roman" w:cs="Times New Roman"/>
+        </w:rPr>
+        <w:t xml:space="preserve"> score </w:t>
+      </w:r>
+      <w:r>
+        <w:rPr>
+          <w:rFonts w:ascii="Times New Roman" w:hAnsi="Times New Roman" w:cs="Times New Roman"/>
+        </w:rPr>
+        <w:t>排程器跑相同工作負載，再計算兩者的工作完成時間（</w:t>
+      </w:r>
+      <w:r>
+        <w:rPr>
+          <w:rFonts w:ascii="Times New Roman" w:hAnsi="Times New Roman" w:cs="Times New Roman"/>
+        </w:rPr>
+        <w:t>JCT</w:t>
+      </w:r>
+      <w:r>
+        <w:rPr>
+          <w:rFonts w:ascii="Times New Roman" w:hAnsi="Times New Roman" w:cs="Times New Roman"/>
+        </w:rPr>
+        <w:t>）差異，以降低不同</w:t>
+      </w:r>
+      <w:r>
+        <w:rPr>
+          <w:rFonts w:ascii="Times New Roman" w:hAnsi="Times New Roman" w:cs="Times New Roman"/>
+        </w:rPr>
+        <w:t xml:space="preserve"> trace </w:t>
+      </w:r>
+      <w:r>
+        <w:rPr>
+          <w:rFonts w:ascii="Times New Roman" w:hAnsi="Times New Roman" w:cs="Times New Roman"/>
+        </w:rPr>
+        <w:t>隨機性造成的雜訊。我們在三個工作負載家族（</w:t>
+      </w:r>
+      <w:r>
+        <w:rPr>
+          <w:rFonts w:ascii="Times New Roman" w:hAnsi="Times New Roman" w:cs="Times New Roman"/>
+        </w:rPr>
+        <w:t>philly</w:t>
+      </w:r>
+      <w:r>
+        <w:rPr>
+          <w:rFonts w:ascii="Times New Roman" w:hAnsi="Times New Roman" w:cs="Times New Roman"/>
+        </w:rPr>
+        <w:t>、</w:t>
+      </w:r>
+      <w:r>
+        <w:rPr>
+          <w:rFonts w:ascii="Times New Roman" w:hAnsi="Times New Roman" w:cs="Times New Roman"/>
+        </w:rPr>
+        <w:t>burst</w:t>
+      </w:r>
+      <w:r>
+        <w:rPr>
+          <w:rFonts w:ascii="Times New Roman" w:hAnsi="Times New Roman" w:cs="Times New Roman"/>
+        </w:rPr>
+        <w:t>、</w:t>
+      </w:r>
+      <w:r>
+        <w:rPr>
+          <w:rFonts w:ascii="Times New Roman" w:hAnsi="Times New Roman" w:cs="Times New Roman"/>
+        </w:rPr>
+        <w:t>ali</w:t>
+      </w:r>
+      <w:r>
+        <w:rPr>
+          <w:rFonts w:ascii="Times New Roman" w:hAnsi="Times New Roman" w:cs="Times New Roman"/>
+        </w:rPr>
+        <w:t>）、各</w:t>
+      </w:r>
+      <w:r>
+        <w:rPr>
+          <w:rFonts w:ascii="Times New Roman" w:hAnsi="Times New Roman" w:cs="Times New Roman"/>
+        </w:rPr>
+        <w:t xml:space="preserve"> 5 </w:t>
+      </w:r>
+      <w:r>
+        <w:rPr>
+          <w:rFonts w:ascii="Times New Roman" w:hAnsi="Times New Roman" w:cs="Times New Roman"/>
+        </w:rPr>
+        <w:t>個亂數種子下進行，主要指標為平均</w:t>
+      </w:r>
+      <w:r>
+        <w:rPr>
+          <w:rFonts w:ascii="Times New Roman" w:hAnsi="Times New Roman" w:cs="Times New Roman"/>
+        </w:rPr>
+        <w:t xml:space="preserve"> JCT</w:t>
+      </w:r>
+      <w:r>
+        <w:rPr>
+          <w:rFonts w:ascii="Times New Roman" w:hAnsi="Times New Roman" w:cs="Times New Roman"/>
+        </w:rPr>
+        <w:t>，並額外回報</w:t>
+      </w:r>
+      <w:r>
+        <w:rPr>
+          <w:rFonts w:ascii="Times New Roman" w:hAnsi="Times New Roman" w:cs="Times New Roman"/>
+        </w:rPr>
+        <w:t xml:space="preserve"> p95 </w:t>
+      </w:r>
+      <w:r>
+        <w:rPr>
+          <w:rFonts w:ascii="Times New Roman" w:hAnsi="Times New Roman" w:cs="Times New Roman"/>
+        </w:rPr>
+        <w:t>與</w:t>
+      </w:r>
+      <w:r>
+        <w:rPr>
+          <w:rFonts w:ascii="Times New Roman" w:hAnsi="Times New Roman" w:cs="Times New Roman"/>
+        </w:rPr>
+        <w:t xml:space="preserve"> p99 JCT </w:t>
+      </w:r>
+      <w:r>
+        <w:rPr>
+          <w:rFonts w:ascii="Times New Roman" w:hAnsi="Times New Roman" w:cs="Times New Roman"/>
+        </w:rPr>
+        <w:t>作為尾部延遲指標，搭配配對信賴區間與</w:t>
+      </w:r>
+      <w:r>
+        <w:rPr>
+          <w:rFonts w:ascii="Times New Roman" w:hAnsi="Times New Roman" w:cs="Times New Roman"/>
+        </w:rPr>
+        <w:t xml:space="preserve"> p </w:t>
+      </w:r>
+      <w:r>
+        <w:rPr>
+          <w:rFonts w:ascii="Times New Roman" w:hAnsi="Times New Roman" w:cs="Times New Roman"/>
+        </w:rPr>
+        <w:t>值判斷差異是否達統計顯著。</w:t>
       </w:r>
     </w:p>
     <w:p>
@@ -3500,7 +7291,13 @@
         <w:rPr>
           <w:rFonts w:ascii="Times New Roman" w:hAnsi="Times New Roman" w:cs="Times New Roman"/>
         </w:rPr>
-        <w:t>5.1　目前完成項目</w:t>
+        <w:t>5.1</w:t>
+      </w:r>
+      <w:r>
+        <w:rPr>
+          <w:rFonts w:ascii="Times New Roman" w:hAnsi="Times New Roman" w:cs="Times New Roman"/>
+        </w:rPr>
+        <w:t xml:space="preserve">　目前完成項目</w:t>
       </w:r>
       <w:bookmarkEnd w:id="20"/>
     </w:p>
@@ -3522,7 +7319,13 @@
         <w:rPr>
           <w:rFonts w:ascii="Times New Roman" w:hAnsi="Times New Roman" w:cs="Times New Roman"/>
         </w:rPr>
-        <w:t>5.1.1　平台建置與操作流程</w:t>
+        <w:t>5.1.1</w:t>
+      </w:r>
+      <w:r>
+        <w:rPr>
+          <w:rFonts w:ascii="Times New Roman" w:hAnsi="Times New Roman" w:cs="Times New Roman"/>
+        </w:rPr>
+        <w:t xml:space="preserve">　平台建置與操作流程</w:t>
       </w:r>
       <w:bookmarkEnd w:id="21"/>
     </w:p>
@@ -3538,7 +7341,19 @@
         <w:rPr>
           <w:rFonts w:ascii="Times New Roman" w:hAnsi="Times New Roman" w:cs="Times New Roman"/>
         </w:rPr>
-        <w:t>目前系統已完成主要平台建置，並整理出清楚的部署與驗證流程。使用者可透過登入節點提交工作，系統則自動在背後完成節點啟動、工作排程、GPU分配與結果輸出。</w:t>
+        <w:t>目前系統已完成主要平台建置，並整理出清楚的部署與驗證流程。使用者可透過登入節點提交工作，系統則自動在背後完成節點啟動、工作排程、</w:t>
+      </w:r>
+      <w:r>
+        <w:rPr>
+          <w:rFonts w:ascii="Times New Roman" w:hAnsi="Times New Roman" w:cs="Times New Roman"/>
+        </w:rPr>
+        <w:t>GPU</w:t>
+      </w:r>
+      <w:r>
+        <w:rPr>
+          <w:rFonts w:ascii="Times New Roman" w:hAnsi="Times New Roman" w:cs="Times New Roman"/>
+        </w:rPr>
+        <w:t>分配與結果輸出。</w:t>
       </w:r>
     </w:p>
     <w:p>
@@ -3554,7 +7369,13 @@
         <w:rPr>
           <w:rFonts w:ascii="Times New Roman" w:hAnsi="Times New Roman" w:cs="Times New Roman"/>
         </w:rPr>
-        <w:t>5.1.2　智慧排程已可在真實系統中運作</w:t>
+        <w:t>5.1.2</w:t>
+      </w:r>
+      <w:r>
+        <w:rPr>
+          <w:rFonts w:ascii="Times New Roman" w:hAnsi="Times New Roman" w:cs="Times New Roman"/>
+        </w:rPr>
+        <w:t xml:space="preserve">　智慧排程已可在真實系統中運作</w:t>
       </w:r>
       <w:bookmarkEnd w:id="22"/>
     </w:p>
@@ -3586,7 +7407,13 @@
         <w:rPr>
           <w:rFonts w:ascii="Times New Roman" w:hAnsi="Times New Roman" w:cs="Times New Roman"/>
         </w:rPr>
-        <w:t>5.1.3　模型已可初步參與資源放置</w:t>
+        <w:t>5.1.3</w:t>
+      </w:r>
+      <w:r>
+        <w:rPr>
+          <w:rFonts w:ascii="Times New Roman" w:hAnsi="Times New Roman" w:cs="Times New Roman"/>
+        </w:rPr>
+        <w:t xml:space="preserve">　模型已可初步參與資源放置</w:t>
       </w:r>
       <w:bookmarkEnd w:id="23"/>
     </w:p>
@@ -3612,7 +7439,13 @@
         <w:rPr>
           <w:rFonts w:ascii="Times New Roman" w:hAnsi="Times New Roman" w:cs="Times New Roman"/>
         </w:rPr>
-        <w:t>5.1.4　監控與展示介面</w:t>
+        <w:t>5.1.4</w:t>
+      </w:r>
+      <w:r>
+        <w:rPr>
+          <w:rFonts w:ascii="Times New Roman" w:hAnsi="Times New Roman" w:cs="Times New Roman"/>
+        </w:rPr>
+        <w:t xml:space="preserve">　監控與展示介面</w:t>
       </w:r>
       <w:bookmarkEnd w:id="24"/>
     </w:p>
@@ -3628,7 +7461,31 @@
         <w:rPr>
           <w:rFonts w:ascii="Times New Roman" w:hAnsi="Times New Roman" w:cs="Times New Roman"/>
         </w:rPr>
-        <w:t>目前系統已可清楚呈現：等待中的工作數量、各計算節點是否已啟動、GPU的實際使用率、GPU切分資源的使用情形，以及智慧模型最近是否有做出決策。</w:t>
+        <w:t>目前系統已可清楚呈現：等待中的工作數量、各計算節點是否已啟動、</w:t>
+      </w:r>
+      <w:r>
+        <w:rPr>
+          <w:rFonts w:ascii="Times New Roman" w:hAnsi="Times New Roman" w:cs="Times New Roman"/>
+        </w:rPr>
+        <w:t>GPU</w:t>
+      </w:r>
+      <w:r>
+        <w:rPr>
+          <w:rFonts w:ascii="Times New Roman" w:hAnsi="Times New Roman" w:cs="Times New Roman"/>
+        </w:rPr>
+        <w:t>的實際使用率、</w:t>
+      </w:r>
+      <w:r>
+        <w:rPr>
+          <w:rFonts w:ascii="Times New Roman" w:hAnsi="Times New Roman" w:cs="Times New Roman"/>
+        </w:rPr>
+        <w:t>GPU</w:t>
+      </w:r>
+      <w:r>
+        <w:rPr>
+          <w:rFonts w:ascii="Times New Roman" w:hAnsi="Times New Roman" w:cs="Times New Roman"/>
+        </w:rPr>
+        <w:t>切分資源的使用情形，以及智慧模型最近是否有做出決策。</w:t>
       </w:r>
     </w:p>
     <w:p>
@@ -3636,7 +7493,7 @@
         <w:spacing w:line="276" w:lineRule="auto"/>
         <w:jc w:val="both"/>
         <w:rPr>
-          <w:rFonts w:ascii="Times New Roman" w:hAnsi="Times New Roman" w:cs="Times New Roman" w:hint="eastAsia"/>
+          <w:rFonts w:ascii="Times New Roman" w:hAnsi="Times New Roman" w:cs="Times New Roman"/>
         </w:rPr>
       </w:pPr>
     </w:p>
@@ -3645,8 +7502,11 @@
         <w:jc w:val="center"/>
       </w:pPr>
       <w:r>
+        <w:rPr>
+          <w:noProof/>
+        </w:rPr>
         <w:drawing>
-          <wp:inline distT="0" distB="0" distL="0" distR="0" wp14:anchorId="3B05B89C" wp14:editId="6F00AB29">
+          <wp:inline distT="0" distB="0" distL="0" distR="0" wp14:anchorId="3B05B89C" wp14:editId="48BCABDE">
             <wp:extent cx="4461444" cy="2883877"/>
             <wp:effectExtent l="0" t="0" r="0" b="0"/>
             <wp:docPr id="299526685" name="圖片 2"/>
@@ -3706,7 +7566,31 @@
         <w:rPr>
           <w:rFonts w:ascii="Times New Roman" w:hAnsi="Times New Roman" w:cs="Times New Roman"/>
         </w:rPr>
-        <w:t>【圖 4】系統監控畫面截圖（Placeholder）</w:t>
+        <w:t>【圖</w:t>
+      </w:r>
+      <w:r>
+        <w:rPr>
+          <w:rFonts w:ascii="Times New Roman" w:hAnsi="Times New Roman" w:cs="Times New Roman"/>
+        </w:rPr>
+        <w:t xml:space="preserve"> 4</w:t>
+      </w:r>
+      <w:r>
+        <w:rPr>
+          <w:rFonts w:ascii="Times New Roman" w:hAnsi="Times New Roman" w:cs="Times New Roman"/>
+        </w:rPr>
+        <w:t>】系統監控畫面截圖（</w:t>
+      </w:r>
+      <w:r>
+        <w:rPr>
+          <w:rFonts w:ascii="Times New Roman" w:hAnsi="Times New Roman" w:cs="Times New Roman"/>
+        </w:rPr>
+        <w:t>Placeholder</w:t>
+      </w:r>
+      <w:r>
+        <w:rPr>
+          <w:rFonts w:ascii="Times New Roman" w:hAnsi="Times New Roman" w:cs="Times New Roman"/>
+        </w:rPr>
+        <w:t>）</w:t>
       </w:r>
     </w:p>
     <w:p/>
@@ -3723,7 +7607,13 @@
         <w:rPr>
           <w:rFonts w:ascii="Times New Roman" w:hAnsi="Times New Roman" w:cs="Times New Roman"/>
         </w:rPr>
-        <w:t>5.2　實驗結果</w:t>
+        <w:t>5.2</w:t>
+      </w:r>
+      <w:r>
+        <w:rPr>
+          <w:rFonts w:ascii="Times New Roman" w:hAnsi="Times New Roman" w:cs="Times New Roman"/>
+        </w:rPr>
+        <w:t xml:space="preserve">　實驗結果</w:t>
       </w:r>
       <w:bookmarkEnd w:id="25"/>
     </w:p>
@@ -3739,7 +7629,19 @@
         <w:rPr>
           <w:rFonts w:ascii="Times New Roman" w:hAnsi="Times New Roman" w:cs="Times New Roman"/>
         </w:rPr>
-        <w:t>在目前的實機環境中，已完成一組 GPU 工作測試，結果顯示：</w:t>
+        <w:t>在目前的實機環境中，已完成一組</w:t>
+      </w:r>
+      <w:r>
+        <w:rPr>
+          <w:rFonts w:ascii="Times New Roman" w:hAnsi="Times New Roman" w:cs="Times New Roman"/>
+        </w:rPr>
+        <w:t xml:space="preserve"> GPU </w:t>
+      </w:r>
+      <w:r>
+        <w:rPr>
+          <w:rFonts w:ascii="Times New Roman" w:hAnsi="Times New Roman" w:cs="Times New Roman"/>
+        </w:rPr>
+        <w:t>工作測試，結果顯示：</w:t>
       </w:r>
     </w:p>
     <w:p>
@@ -3759,7 +7661,19 @@
         <w:rPr>
           <w:rFonts w:ascii="Times New Roman" w:hAnsi="Times New Roman" w:cs="Times New Roman"/>
         </w:rPr>
-        <w:t>多個小型工作可以共享同一張 GPU。</w:t>
+        <w:t>多個小型工作可以共享同一張</w:t>
+      </w:r>
+      <w:r>
+        <w:rPr>
+          <w:rFonts w:ascii="Times New Roman" w:hAnsi="Times New Roman" w:cs="Times New Roman"/>
+        </w:rPr>
+        <w:t xml:space="preserve"> GPU</w:t>
+      </w:r>
+      <w:r>
+        <w:rPr>
+          <w:rFonts w:ascii="Times New Roman" w:hAnsi="Times New Roman" w:cs="Times New Roman"/>
+        </w:rPr>
+        <w:t>。</w:t>
       </w:r>
     </w:p>
     <w:p>
@@ -3779,7 +7693,19 @@
         <w:rPr>
           <w:rFonts w:ascii="Times New Roman" w:hAnsi="Times New Roman" w:cs="Times New Roman"/>
         </w:rPr>
-        <w:t>需要較多資源的工作可以獨占整張 GPU。</w:t>
+        <w:t>需要較多資源的工作可以獨占整張</w:t>
+      </w:r>
+      <w:r>
+        <w:rPr>
+          <w:rFonts w:ascii="Times New Roman" w:hAnsi="Times New Roman" w:cs="Times New Roman"/>
+        </w:rPr>
+        <w:t xml:space="preserve"> GPU</w:t>
+      </w:r>
+      <w:r>
+        <w:rPr>
+          <w:rFonts w:ascii="Times New Roman" w:hAnsi="Times New Roman" w:cs="Times New Roman"/>
+        </w:rPr>
+        <w:t>。</w:t>
       </w:r>
     </w:p>
     <w:p>
@@ -3867,8 +7793,8 @@
       </w:tblPr>
       <w:tblGrid>
         <w:gridCol w:w="2834"/>
-        <w:gridCol w:w="3402"/>
-        <w:gridCol w:w="2070"/>
+        <w:gridCol w:w="3544"/>
+        <w:gridCol w:w="1928"/>
       </w:tblGrid>
       <w:tr>
         <w:trPr>
@@ -3906,7 +7832,7 @@
         </w:tc>
         <w:tc>
           <w:tcPr>
-            <w:tcW w:w="3402" w:type="dxa"/>
+            <w:tcW w:w="3544" w:type="dxa"/>
             <w:tcBorders>
               <w:top w:val="single" w:sz="1" w:space="0" w:color="999999"/>
               <w:left w:val="single" w:sz="1" w:space="0" w:color="999999"/>
@@ -3936,7 +7862,7 @@
         </w:tc>
         <w:tc>
           <w:tcPr>
-            <w:tcW w:w="2070" w:type="dxa"/>
+            <w:tcW w:w="1928" w:type="dxa"/>
             <w:tcBorders>
               <w:top w:val="single" w:sz="1" w:space="0" w:color="999999"/>
               <w:left w:val="single" w:sz="1" w:space="0" w:color="999999"/>
@@ -3990,7 +7916,7 @@
         </w:tc>
         <w:tc>
           <w:tcPr>
-            <w:tcW w:w="3402" w:type="dxa"/>
+            <w:tcW w:w="3544" w:type="dxa"/>
             <w:tcBorders>
               <w:top w:val="single" w:sz="1" w:space="0" w:color="999999"/>
               <w:left w:val="single" w:sz="1" w:space="0" w:color="999999"/>
@@ -4012,7 +7938,7 @@
         </w:tc>
         <w:tc>
           <w:tcPr>
-            <w:tcW w:w="2070" w:type="dxa"/>
+            <w:tcW w:w="1928" w:type="dxa"/>
             <w:tcBorders>
               <w:top w:val="single" w:sz="1" w:space="0" w:color="999999"/>
               <w:left w:val="single" w:sz="1" w:space="0" w:color="999999"/>
@@ -4064,7 +7990,7 @@
         </w:tc>
         <w:tc>
           <w:tcPr>
-            <w:tcW w:w="3402" w:type="dxa"/>
+            <w:tcW w:w="3544" w:type="dxa"/>
             <w:tcBorders>
               <w:top w:val="single" w:sz="1" w:space="0" w:color="999999"/>
               <w:left w:val="single" w:sz="1" w:space="0" w:color="999999"/>
@@ -4086,7 +8012,7 @@
         </w:tc>
         <w:tc>
           <w:tcPr>
-            <w:tcW w:w="2070" w:type="dxa"/>
+            <w:tcW w:w="1928" w:type="dxa"/>
             <w:tcBorders>
               <w:top w:val="single" w:sz="1" w:space="0" w:color="999999"/>
               <w:left w:val="single" w:sz="1" w:space="0" w:color="999999"/>
@@ -4132,7 +8058,7 @@
         </w:tc>
         <w:tc>
           <w:tcPr>
-            <w:tcW w:w="3402" w:type="dxa"/>
+            <w:tcW w:w="3544" w:type="dxa"/>
             <w:tcBorders>
               <w:top w:val="single" w:sz="1" w:space="0" w:color="999999"/>
               <w:left w:val="single" w:sz="1" w:space="0" w:color="999999"/>
@@ -4154,7 +8080,7 @@
         </w:tc>
         <w:tc>
           <w:tcPr>
-            <w:tcW w:w="2070" w:type="dxa"/>
+            <w:tcW w:w="1928" w:type="dxa"/>
             <w:tcBorders>
               <w:top w:val="single" w:sz="1" w:space="0" w:color="999999"/>
               <w:left w:val="single" w:sz="1" w:space="0" w:color="999999"/>
@@ -4206,7 +8132,7 @@
         </w:tc>
         <w:tc>
           <w:tcPr>
-            <w:tcW w:w="3402" w:type="dxa"/>
+            <w:tcW w:w="3544" w:type="dxa"/>
             <w:tcBorders>
               <w:top w:val="single" w:sz="1" w:space="0" w:color="999999"/>
               <w:left w:val="single" w:sz="1" w:space="0" w:color="999999"/>
@@ -4222,13 +8148,19 @@
           </w:tcPr>
           <w:p>
             <w:r>
-              <w:t>多工作共享同一張 GPU</w:t>
+              <w:t xml:space="preserve">多工作共享同一張 </w:t>
+            </w:r>
+            <w:r>
+              <w:rPr>
+                <w:rFonts w:ascii="Times New Roman" w:hAnsi="Times New Roman" w:cs="Times New Roman"/>
+              </w:rPr>
+              <w:t>GPU</w:t>
             </w:r>
           </w:p>
         </w:tc>
         <w:tc>
           <w:tcPr>
-            <w:tcW w:w="2070" w:type="dxa"/>
+            <w:tcW w:w="1928" w:type="dxa"/>
             <w:tcBorders>
               <w:top w:val="single" w:sz="1" w:space="0" w:color="999999"/>
               <w:left w:val="single" w:sz="1" w:space="0" w:color="999999"/>
@@ -4274,7 +8206,7 @@
         </w:tc>
         <w:tc>
           <w:tcPr>
-            <w:tcW w:w="3402" w:type="dxa"/>
+            <w:tcW w:w="3544" w:type="dxa"/>
             <w:tcBorders>
               <w:top w:val="single" w:sz="1" w:space="0" w:color="999999"/>
               <w:left w:val="single" w:sz="1" w:space="0" w:color="999999"/>
@@ -4290,13 +8222,22 @@
           </w:tcPr>
           <w:p>
             <w:r>
-              <w:t>可觀察佇列、節點狀態與 GPU 使用</w:t>
+              <w:t>可觀察佇列、節點狀態與</w:t>
+            </w:r>
+            <w:r>
+              <w:rPr>
+                <w:rFonts w:ascii="Times New Roman" w:hAnsi="Times New Roman" w:cs="Times New Roman"/>
+              </w:rPr>
+              <w:t xml:space="preserve">GPU </w:t>
+            </w:r>
+            <w:r>
+              <w:t>使用</w:t>
             </w:r>
           </w:p>
         </w:tc>
         <w:tc>
           <w:tcPr>
-            <w:tcW w:w="2070" w:type="dxa"/>
+            <w:tcW w:w="1928" w:type="dxa"/>
             <w:tcBorders>
               <w:top w:val="single" w:sz="1" w:space="0" w:color="999999"/>
               <w:left w:val="single" w:sz="1" w:space="0" w:color="999999"/>
@@ -4342,7 +8283,7 @@
         </w:tc>
         <w:tc>
           <w:tcPr>
-            <w:tcW w:w="3402" w:type="dxa"/>
+            <w:tcW w:w="3544" w:type="dxa"/>
             <w:tcBorders>
               <w:top w:val="single" w:sz="1" w:space="0" w:color="999999"/>
               <w:left w:val="single" w:sz="1" w:space="0" w:color="999999"/>
@@ -4364,7 +8305,7 @@
         </w:tc>
         <w:tc>
           <w:tcPr>
-            <w:tcW w:w="2070" w:type="dxa"/>
+            <w:tcW w:w="1928" w:type="dxa"/>
             <w:tcBorders>
               <w:top w:val="single" w:sz="1" w:space="0" w:color="999999"/>
               <w:left w:val="single" w:sz="1" w:space="0" w:color="999999"/>
@@ -4410,7 +8351,7 @@
         </w:tc>
         <w:tc>
           <w:tcPr>
-            <w:tcW w:w="3402" w:type="dxa"/>
+            <w:tcW w:w="3544" w:type="dxa"/>
             <w:tcBorders>
               <w:top w:val="single" w:sz="1" w:space="0" w:color="999999"/>
               <w:left w:val="single" w:sz="1" w:space="0" w:color="999999"/>
@@ -4432,7 +8373,7 @@
         </w:tc>
         <w:tc>
           <w:tcPr>
-            <w:tcW w:w="2070" w:type="dxa"/>
+            <w:tcW w:w="1928" w:type="dxa"/>
             <w:tcBorders>
               <w:top w:val="single" w:sz="1" w:space="0" w:color="999999"/>
               <w:left w:val="single" w:sz="1" w:space="0" w:color="999999"/>
@@ -4478,7 +8419,7 @@
         </w:tc>
         <w:tc>
           <w:tcPr>
-            <w:tcW w:w="3402" w:type="dxa"/>
+            <w:tcW w:w="3544" w:type="dxa"/>
             <w:tcBorders>
               <w:top w:val="single" w:sz="1" w:space="0" w:color="999999"/>
               <w:left w:val="single" w:sz="1" w:space="0" w:color="999999"/>
@@ -4494,13 +8435,13 @@
           </w:tcPr>
           <w:p>
             <w:r>
-              <w:t>估計結果分布，而非只看平均值</w:t>
+              <w:t>估計結果分布，而非只看平均</w:t>
             </w:r>
           </w:p>
         </w:tc>
         <w:tc>
           <w:tcPr>
-            <w:tcW w:w="2070" w:type="dxa"/>
+            <w:tcW w:w="1928" w:type="dxa"/>
             <w:tcBorders>
               <w:top w:val="single" w:sz="1" w:space="0" w:color="999999"/>
               <w:left w:val="single" w:sz="1" w:space="0" w:color="999999"/>
@@ -4546,7 +8487,7 @@
         </w:tc>
         <w:tc>
           <w:tcPr>
-            <w:tcW w:w="3402" w:type="dxa"/>
+            <w:tcW w:w="3544" w:type="dxa"/>
             <w:tcBorders>
               <w:top w:val="single" w:sz="1" w:space="0" w:color="999999"/>
               <w:left w:val="single" w:sz="1" w:space="0" w:color="999999"/>
@@ -4568,7 +8509,7 @@
         </w:tc>
         <w:tc>
           <w:tcPr>
-            <w:tcW w:w="2070" w:type="dxa"/>
+            <w:tcW w:w="1928" w:type="dxa"/>
             <w:tcBorders>
               <w:top w:val="single" w:sz="1" w:space="0" w:color="999999"/>
               <w:left w:val="single" w:sz="1" w:space="0" w:color="999999"/>
@@ -4584,7 +8525,7 @@
           </w:tcPr>
           <w:p>
             <w:r>
-              <w:t>已完成初步版本</w:t>
+              <w:t>已完成初版</w:t>
             </w:r>
           </w:p>
         </w:tc>
@@ -4614,7 +8555,7 @@
         </w:tc>
         <w:tc>
           <w:tcPr>
-            <w:tcW w:w="3402" w:type="dxa"/>
+            <w:tcW w:w="3544" w:type="dxa"/>
             <w:tcBorders>
               <w:top w:val="single" w:sz="1" w:space="0" w:color="999999"/>
               <w:left w:val="single" w:sz="1" w:space="0" w:color="999999"/>
@@ -4636,7 +8577,7 @@
         </w:tc>
         <w:tc>
           <w:tcPr>
-            <w:tcW w:w="2070" w:type="dxa"/>
+            <w:tcW w:w="1928" w:type="dxa"/>
             <w:tcBorders>
               <w:top w:val="single" w:sz="1" w:space="0" w:color="999999"/>
               <w:left w:val="single" w:sz="1" w:space="0" w:color="999999"/>
@@ -4652,7 +8593,7 @@
           </w:tcPr>
           <w:p>
             <w:r>
-              <w:t>已完成初步版本</w:t>
+              <w:t>已完成初版</w:t>
             </w:r>
           </w:p>
         </w:tc>
@@ -4682,7 +8623,7 @@
         </w:tc>
         <w:tc>
           <w:tcPr>
-            <w:tcW w:w="3402" w:type="dxa"/>
+            <w:tcW w:w="3544" w:type="dxa"/>
             <w:tcBorders>
               <w:top w:val="single" w:sz="1" w:space="0" w:color="999999"/>
               <w:left w:val="single" w:sz="1" w:space="0" w:color="999999"/>
@@ -4704,7 +8645,7 @@
         </w:tc>
         <w:tc>
           <w:tcPr>
-            <w:tcW w:w="2070" w:type="dxa"/>
+            <w:tcW w:w="1928" w:type="dxa"/>
             <w:tcBorders>
               <w:top w:val="single" w:sz="1" w:space="0" w:color="999999"/>
               <w:left w:val="single" w:sz="1" w:space="0" w:color="999999"/>
@@ -4750,7 +8691,7 @@
         </w:tc>
         <w:tc>
           <w:tcPr>
-            <w:tcW w:w="3402" w:type="dxa"/>
+            <w:tcW w:w="3544" w:type="dxa"/>
             <w:tcBorders>
               <w:top w:val="single" w:sz="1" w:space="0" w:color="999999"/>
               <w:left w:val="single" w:sz="1" w:space="0" w:color="999999"/>
@@ -4772,7 +8713,7 @@
         </w:tc>
         <w:tc>
           <w:tcPr>
-            <w:tcW w:w="2070" w:type="dxa"/>
+            <w:tcW w:w="1928" w:type="dxa"/>
             <w:tcBorders>
               <w:top w:val="single" w:sz="1" w:space="0" w:color="999999"/>
               <w:left w:val="single" w:sz="1" w:space="0" w:color="999999"/>
@@ -4818,7 +8759,7 @@
         </w:tc>
         <w:tc>
           <w:tcPr>
-            <w:tcW w:w="3402" w:type="dxa"/>
+            <w:tcW w:w="3544" w:type="dxa"/>
             <w:tcBorders>
               <w:top w:val="single" w:sz="1" w:space="0" w:color="999999"/>
               <w:left w:val="single" w:sz="1" w:space="0" w:color="999999"/>
@@ -4840,7 +8781,7 @@
         </w:tc>
         <w:tc>
           <w:tcPr>
-            <w:tcW w:w="2070" w:type="dxa"/>
+            <w:tcW w:w="1928" w:type="dxa"/>
             <w:tcBorders>
               <w:top w:val="single" w:sz="1" w:space="0" w:color="999999"/>
               <w:left w:val="single" w:sz="1" w:space="0" w:color="999999"/>
@@ -4896,7 +8837,39 @@
           <w:b/>
           <w:bCs/>
         </w:rPr>
-        <w:t>模擬環境效能評估（RDSAC mean 與 cvar）</w:t>
+        <w:t>模擬環境效能評估（</w:t>
+      </w:r>
+      <w:r>
+        <w:rPr>
+          <w:rFonts w:ascii="Times New Roman" w:hAnsi="Times New Roman" w:cs="Times New Roman"/>
+          <w:b/>
+          <w:bCs/>
+        </w:rPr>
+        <w:t xml:space="preserve">RDSAC mean </w:t>
+      </w:r>
+      <w:r>
+        <w:rPr>
+          <w:rFonts w:ascii="Times New Roman" w:hAnsi="Times New Roman" w:cs="Times New Roman"/>
+          <w:b/>
+          <w:bCs/>
+        </w:rPr>
+        <w:t>與</w:t>
+      </w:r>
+      <w:r>
+        <w:rPr>
+          <w:rFonts w:ascii="Times New Roman" w:hAnsi="Times New Roman" w:cs="Times New Roman"/>
+          <w:b/>
+          <w:bCs/>
+        </w:rPr>
+        <w:t xml:space="preserve"> cvar</w:t>
+      </w:r>
+      <w:r>
+        <w:rPr>
+          <w:rFonts w:ascii="Times New Roman" w:hAnsi="Times New Roman" w:cs="Times New Roman"/>
+          <w:b/>
+          <w:bCs/>
+        </w:rPr>
+        <w:t>）</w:t>
       </w:r>
     </w:p>
     <w:p>
@@ -4911,51 +8884,230 @@
         <w:rPr>
           <w:rFonts w:ascii="Times New Roman" w:hAnsi="Times New Roman" w:cs="Times New Roman"/>
         </w:rPr>
-        <w:t>除了實機驗證外，我們在模擬環境中以相同配置（150,000 步、5 個亂數種子、僅風險模式不同）對 RDSAC 的 mean（風險中立）與 cvar（β=0.25，風險敏感）兩種變體做配對評估，並與啟發式 score 排程器比較。下表差異欄 Δ=(score−RDSAC)/score，負值代表 RDSAC 的 JCT 較高（較差）；標示 * 者為 p&lt;0.05 達統計顯著。</w:t>
-      </w:r>
+        <w:t>除了實機驗證外，我們在模擬環境中以相同配置（</w:t>
+      </w:r>
+      <w:r>
+        <w:rPr>
+          <w:rFonts w:ascii="Times New Roman" w:hAnsi="Times New Roman" w:cs="Times New Roman"/>
+        </w:rPr>
+        <w:t xml:space="preserve">150,000 </w:t>
+      </w:r>
+      <w:r>
+        <w:rPr>
+          <w:rFonts w:ascii="Times New Roman" w:hAnsi="Times New Roman" w:cs="Times New Roman"/>
+        </w:rPr>
+        <w:t>步、</w:t>
+      </w:r>
+      <w:r>
+        <w:rPr>
+          <w:rFonts w:ascii="Times New Roman" w:hAnsi="Times New Roman" w:cs="Times New Roman"/>
+        </w:rPr>
+        <w:t xml:space="preserve">5 </w:t>
+      </w:r>
+      <w:proofErr w:type="gramStart"/>
+      <w:r>
+        <w:rPr>
+          <w:rFonts w:ascii="Times New Roman" w:hAnsi="Times New Roman" w:cs="Times New Roman"/>
+        </w:rPr>
+        <w:t>個</w:t>
+      </w:r>
+      <w:proofErr w:type="gramEnd"/>
+      <w:r>
+        <w:rPr>
+          <w:rFonts w:ascii="Times New Roman" w:hAnsi="Times New Roman" w:cs="Times New Roman"/>
+        </w:rPr>
+        <w:t>亂數種子、僅風險模式不同）對</w:t>
+      </w:r>
+      <w:r>
+        <w:rPr>
+          <w:rFonts w:ascii="Times New Roman" w:hAnsi="Times New Roman" w:cs="Times New Roman"/>
+        </w:rPr>
+        <w:t xml:space="preserve"> RDSAC </w:t>
+      </w:r>
+      <w:r>
+        <w:rPr>
+          <w:rFonts w:ascii="Times New Roman" w:hAnsi="Times New Roman" w:cs="Times New Roman"/>
+        </w:rPr>
+        <w:t>的</w:t>
+      </w:r>
+      <w:r>
+        <w:rPr>
+          <w:rFonts w:ascii="Times New Roman" w:hAnsi="Times New Roman" w:cs="Times New Roman"/>
+        </w:rPr>
+        <w:t xml:space="preserve"> mean</w:t>
+      </w:r>
+      <w:r>
+        <w:rPr>
+          <w:rFonts w:ascii="Times New Roman" w:hAnsi="Times New Roman" w:cs="Times New Roman"/>
+        </w:rPr>
+        <w:t>（風險中立）與</w:t>
+      </w:r>
+      <w:r>
+        <w:rPr>
+          <w:rFonts w:ascii="Times New Roman" w:hAnsi="Times New Roman" w:cs="Times New Roman"/>
+        </w:rPr>
+        <w:t xml:space="preserve"> </w:t>
+      </w:r>
+      <w:proofErr w:type="spellStart"/>
+      <w:r>
+        <w:rPr>
+          <w:rFonts w:ascii="Times New Roman" w:hAnsi="Times New Roman" w:cs="Times New Roman"/>
+        </w:rPr>
+        <w:t>cvar</w:t>
+      </w:r>
+      <w:proofErr w:type="spellEnd"/>
+      <w:r>
+        <w:rPr>
+          <w:rFonts w:ascii="Times New Roman" w:hAnsi="Times New Roman" w:cs="Times New Roman"/>
+        </w:rPr>
+        <w:t>（</w:t>
+      </w:r>
+      <w:r>
+        <w:rPr>
+          <w:rFonts w:ascii="Times New Roman" w:hAnsi="Times New Roman" w:cs="Times New Roman"/>
+        </w:rPr>
+        <w:t>β=0.25</w:t>
+      </w:r>
+      <w:r>
+        <w:rPr>
+          <w:rFonts w:ascii="Times New Roman" w:hAnsi="Times New Roman" w:cs="Times New Roman"/>
+        </w:rPr>
+        <w:t>，風險敏感）</w:t>
+      </w:r>
+      <w:r>
+        <w:rPr>
+          <w:rFonts w:ascii="Times New Roman" w:hAnsi="Times New Roman" w:cs="Times New Roman"/>
+        </w:rPr>
+        <w:lastRenderedPageBreak/>
+        <w:t>兩種變體做配對評估，並與啟發式</w:t>
+      </w:r>
+      <w:r>
+        <w:rPr>
+          <w:rFonts w:ascii="Times New Roman" w:hAnsi="Times New Roman" w:cs="Times New Roman"/>
+        </w:rPr>
+        <w:t>score</w:t>
+      </w:r>
+      <w:proofErr w:type="gramStart"/>
+      <w:r>
+        <w:rPr>
+          <w:rFonts w:ascii="Times New Roman" w:hAnsi="Times New Roman" w:cs="Times New Roman"/>
+        </w:rPr>
+        <w:t>排程器比較</w:t>
+      </w:r>
+      <w:proofErr w:type="gramEnd"/>
+      <w:r>
+        <w:rPr>
+          <w:rFonts w:ascii="Times New Roman" w:hAnsi="Times New Roman" w:cs="Times New Roman"/>
+        </w:rPr>
+        <w:t>。下表差異欄</w:t>
+      </w:r>
+      <w:r>
+        <w:rPr>
+          <w:rFonts w:ascii="Times New Roman" w:hAnsi="Times New Roman" w:cs="Times New Roman"/>
+        </w:rPr>
+        <w:t xml:space="preserve"> Δ=(score−RDSAC)/score</w:t>
+      </w:r>
+      <w:r>
+        <w:rPr>
+          <w:rFonts w:ascii="Times New Roman" w:hAnsi="Times New Roman" w:cs="Times New Roman"/>
+        </w:rPr>
+        <w:t>，負值代表</w:t>
+      </w:r>
+      <w:r>
+        <w:rPr>
+          <w:rFonts w:ascii="Times New Roman" w:hAnsi="Times New Roman" w:cs="Times New Roman"/>
+        </w:rPr>
+        <w:t xml:space="preserve"> RDSAC</w:t>
+      </w:r>
+      <w:r>
+        <w:rPr>
+          <w:rFonts w:ascii="Times New Roman" w:hAnsi="Times New Roman" w:cs="Times New Roman"/>
+        </w:rPr>
+        <w:t>的</w:t>
+      </w:r>
+      <w:r>
+        <w:rPr>
+          <w:rFonts w:ascii="Times New Roman" w:hAnsi="Times New Roman" w:cs="Times New Roman"/>
+        </w:rPr>
+        <w:t>JCT</w:t>
+      </w:r>
+      <w:r>
+        <w:rPr>
+          <w:rFonts w:ascii="Times New Roman" w:hAnsi="Times New Roman" w:cs="Times New Roman"/>
+        </w:rPr>
+        <w:t>較高（較差）；標示</w:t>
+      </w:r>
+      <w:r>
+        <w:rPr>
+          <w:rFonts w:ascii="Times New Roman" w:hAnsi="Times New Roman" w:cs="Times New Roman"/>
+        </w:rPr>
+        <w:t xml:space="preserve"> * </w:t>
+      </w:r>
+      <w:r>
+        <w:rPr>
+          <w:rFonts w:ascii="Times New Roman" w:hAnsi="Times New Roman" w:cs="Times New Roman"/>
+        </w:rPr>
+        <w:t>者為</w:t>
+      </w:r>
+      <w:r>
+        <w:rPr>
+          <w:rFonts w:ascii="Times New Roman" w:hAnsi="Times New Roman" w:cs="Times New Roman"/>
+        </w:rPr>
+        <w:t xml:space="preserve"> p&lt;0.05 </w:t>
+      </w:r>
+      <w:r>
+        <w:rPr>
+          <w:rFonts w:ascii="Times New Roman" w:hAnsi="Times New Roman" w:cs="Times New Roman"/>
+        </w:rPr>
+        <w:t>達統計顯著。</w:t>
+      </w:r>
+    </w:p>
+    <w:p>
+      <w:pPr>
+        <w:spacing w:line="276" w:lineRule="auto"/>
+        <w:jc w:val="both"/>
+        <w:rPr>
+          <w:rFonts w:ascii="Times New Roman" w:hAnsi="Times New Roman" w:cs="Times New Roman"/>
+        </w:rPr>
+      </w:pPr>
     </w:p>
     <w:tbl>
       <w:tblPr>
-        <w:tblW w:w="8306" w:type="dxa"/>
-        <w:jc w:val="center"/>
-        <w:tblBorders>
-          <w:top w:val="single" w:sz="4" w:space="0" w:color="999999"/>
-          <w:left w:val="single" w:sz="4" w:space="0" w:color="999999"/>
-          <w:bottom w:val="single" w:sz="4" w:space="0" w:color="999999"/>
-          <w:right w:val="single" w:sz="4" w:space="0" w:color="999999"/>
-          <w:insideH w:val="single" w:sz="4" w:space="0" w:color="999999"/>
-          <w:insideV w:val="single" w:sz="4" w:space="0" w:color="999999"/>
-        </w:tblBorders>
+        <w:tblStyle w:val="ad"/>
+        <w:tblW w:w="0" w:type="auto"/>
         <w:tblLook w:val="04A0" w:firstRow="1" w:lastRow="0" w:firstColumn="1" w:lastColumn="0" w:noHBand="0" w:noVBand="1"/>
       </w:tblPr>
       <w:tblGrid>
-        <w:gridCol w:w="900"/>
-        <w:gridCol w:w="1300"/>
-        <w:gridCol w:w="1300"/>
-        <w:gridCol w:w="1100"/>
-        <w:gridCol w:w="906"/>
-        <w:gridCol w:w="1400"/>
-        <w:gridCol w:w="1400"/>
+        <w:gridCol w:w="1185"/>
+        <w:gridCol w:w="1185"/>
+        <w:gridCol w:w="1185"/>
+        <w:gridCol w:w="1185"/>
+        <w:gridCol w:w="1185"/>
+        <w:gridCol w:w="1185"/>
+        <w:gridCol w:w="1186"/>
       </w:tblGrid>
       <w:tr>
-        <w:trPr>
-          <w:tblHeader/>
-        </w:trPr>
         <w:tc>
           <w:tcPr>
-            <w:tcW w:w="900" w:type="dxa"/>
-            <w:shd w:val="clear" w:color="auto" w:fill="E7E6E6"/>
+            <w:tcW w:w="1185" w:type="dxa"/>
+            <w:shd w:val="clear" w:color="auto" w:fill="E7E6E6" w:themeFill="background2"/>
             <w:vAlign w:val="center"/>
           </w:tcPr>
           <w:p>
             <w:pPr>
+              <w:spacing w:line="276" w:lineRule="auto"/>
               <w:jc w:val="center"/>
-            </w:pPr>
-            <w:r>
-              <w:rPr>
+              <w:rPr>
+                <w:rFonts w:ascii="Times New Roman" w:hAnsi="Times New Roman" w:cs="Times New Roman"/>
                 <w:b/>
                 <w:bCs/>
-                <w:sz w:val="20"/>
+              </w:rPr>
+            </w:pPr>
+            <w:r>
+              <w:rPr>
+                <w:rFonts w:ascii="Times New Roman" w:hAnsi="Times New Roman" w:cs="Times New Roman" w:hint="eastAsia"/>
+                <w:b/>
+                <w:bCs/>
               </w:rPr>
               <w:t>家族</w:t>
             </w:r>
@@ -4963,121 +9115,165 @@
         </w:tc>
         <w:tc>
           <w:tcPr>
-            <w:tcW w:w="1300" w:type="dxa"/>
-            <w:shd w:val="clear" w:color="auto" w:fill="E7E6E6"/>
+            <w:tcW w:w="1185" w:type="dxa"/>
+            <w:shd w:val="clear" w:color="auto" w:fill="E7E6E6" w:themeFill="background2"/>
             <w:vAlign w:val="center"/>
           </w:tcPr>
           <w:p>
             <w:pPr>
+              <w:spacing w:line="276" w:lineRule="auto"/>
               <w:jc w:val="center"/>
-            </w:pPr>
-            <w:r>
-              <w:rPr>
+              <w:rPr>
+                <w:rFonts w:ascii="Times New Roman" w:hAnsi="Times New Roman" w:cs="Times New Roman"/>
                 <w:b/>
                 <w:bCs/>
-                <w:sz w:val="20"/>
-              </w:rPr>
-              <w:t>RDSAC JCT (h)</w:t>
+              </w:rPr>
+            </w:pPr>
+            <w:r>
+              <w:rPr>
+                <w:rFonts w:ascii="Times New Roman" w:hAnsi="Times New Roman" w:cs="Times New Roman" w:hint="eastAsia"/>
+                <w:b/>
+                <w:bCs/>
+              </w:rPr>
+              <w:t>RDSAC</w:t>
             </w:r>
           </w:p>
         </w:tc>
         <w:tc>
           <w:tcPr>
-            <w:tcW w:w="1300" w:type="dxa"/>
-            <w:shd w:val="clear" w:color="auto" w:fill="E7E6E6"/>
+            <w:tcW w:w="1185" w:type="dxa"/>
+            <w:shd w:val="clear" w:color="auto" w:fill="E7E6E6" w:themeFill="background2"/>
             <w:vAlign w:val="center"/>
           </w:tcPr>
           <w:p>
             <w:pPr>
+              <w:spacing w:line="276" w:lineRule="auto"/>
               <w:jc w:val="center"/>
-            </w:pPr>
-            <w:r>
-              <w:rPr>
+              <w:rPr>
+                <w:rFonts w:ascii="Times New Roman" w:hAnsi="Times New Roman" w:cs="Times New Roman"/>
                 <w:b/>
                 <w:bCs/>
-                <w:sz w:val="20"/>
-              </w:rPr>
-              <w:t>Score JCT (h)</w:t>
+              </w:rPr>
+            </w:pPr>
+            <w:r>
+              <w:rPr>
+                <w:rFonts w:ascii="Times New Roman" w:hAnsi="Times New Roman" w:cs="Times New Roman" w:hint="eastAsia"/>
+                <w:b/>
+                <w:bCs/>
+              </w:rPr>
+              <w:t>Score</w:t>
             </w:r>
           </w:p>
         </w:tc>
         <w:tc>
           <w:tcPr>
-            <w:tcW w:w="1100" w:type="dxa"/>
-            <w:shd w:val="clear" w:color="auto" w:fill="E7E6E6"/>
+            <w:tcW w:w="1185" w:type="dxa"/>
+            <w:shd w:val="clear" w:color="auto" w:fill="E7E6E6" w:themeFill="background2"/>
             <w:vAlign w:val="center"/>
           </w:tcPr>
           <w:p>
             <w:pPr>
+              <w:spacing w:line="276" w:lineRule="auto"/>
               <w:jc w:val="center"/>
-            </w:pPr>
-            <w:r>
-              <w:rPr>
+              <w:rPr>
+                <w:rFonts w:ascii="Times New Roman" w:hAnsi="Times New Roman" w:cs="Times New Roman"/>
                 <w:b/>
                 <w:bCs/>
-                <w:sz w:val="20"/>
-              </w:rPr>
-              <w:t>差異 Δ</w:t>
+              </w:rPr>
+            </w:pPr>
+            <w:r>
+              <w:rPr>
+                <w:rFonts w:ascii="Times New Roman" w:hAnsi="Times New Roman" w:cs="Times New Roman" w:hint="eastAsia"/>
+                <w:b/>
+                <w:bCs/>
+              </w:rPr>
+              <w:t>差異</w:t>
             </w:r>
           </w:p>
         </w:tc>
         <w:tc>
           <w:tcPr>
-            <w:tcW w:w="906" w:type="dxa"/>
-            <w:shd w:val="clear" w:color="auto" w:fill="E7E6E6"/>
+            <w:tcW w:w="1185" w:type="dxa"/>
+            <w:shd w:val="clear" w:color="auto" w:fill="E7E6E6" w:themeFill="background2"/>
             <w:vAlign w:val="center"/>
           </w:tcPr>
           <w:p>
             <w:pPr>
+              <w:spacing w:line="276" w:lineRule="auto"/>
               <w:jc w:val="center"/>
-            </w:pPr>
-            <w:r>
-              <w:rPr>
+              <w:rPr>
+                <w:rFonts w:ascii="Times New Roman" w:hAnsi="Times New Roman" w:cs="Times New Roman"/>
                 <w:b/>
                 <w:bCs/>
-                <w:sz w:val="20"/>
-              </w:rPr>
-              <w:t>p 值</w:t>
+              </w:rPr>
+            </w:pPr>
+            <w:r>
+              <w:rPr>
+                <w:rFonts w:ascii="Times New Roman" w:hAnsi="Times New Roman" w:cs="Times New Roman" w:hint="eastAsia"/>
+                <w:b/>
+                <w:bCs/>
+              </w:rPr>
+              <w:t>p</w:t>
+            </w:r>
+            <w:r>
+              <w:rPr>
+                <w:rFonts w:ascii="Times New Roman" w:hAnsi="Times New Roman" w:cs="Times New Roman" w:hint="eastAsia"/>
+                <w:b/>
+                <w:bCs/>
+              </w:rPr>
+              <w:t>值</w:t>
             </w:r>
           </w:p>
         </w:tc>
         <w:tc>
           <w:tcPr>
-            <w:tcW w:w="1400" w:type="dxa"/>
-            <w:shd w:val="clear" w:color="auto" w:fill="E7E6E6"/>
+            <w:tcW w:w="1185" w:type="dxa"/>
+            <w:shd w:val="clear" w:color="auto" w:fill="E7E6E6" w:themeFill="background2"/>
             <w:vAlign w:val="center"/>
           </w:tcPr>
           <w:p>
             <w:pPr>
+              <w:spacing w:line="276" w:lineRule="auto"/>
               <w:jc w:val="center"/>
-            </w:pPr>
-            <w:r>
-              <w:rPr>
+              <w:rPr>
+                <w:rFonts w:ascii="Times New Roman" w:hAnsi="Times New Roman" w:cs="Times New Roman"/>
                 <w:b/>
                 <w:bCs/>
-                <w:sz w:val="20"/>
-              </w:rPr>
-              <w:t>p95 (h)</w:t>
+              </w:rPr>
+            </w:pPr>
+            <w:r>
+              <w:rPr>
+                <w:rFonts w:ascii="Times New Roman" w:hAnsi="Times New Roman" w:cs="Times New Roman" w:hint="eastAsia"/>
+                <w:b/>
+                <w:bCs/>
+              </w:rPr>
+              <w:t>p95</w:t>
             </w:r>
           </w:p>
         </w:tc>
         <w:tc>
           <w:tcPr>
-            <w:tcW w:w="1400" w:type="dxa"/>
-            <w:shd w:val="clear" w:color="auto" w:fill="E7E6E6"/>
+            <w:tcW w:w="1186" w:type="dxa"/>
+            <w:shd w:val="clear" w:color="auto" w:fill="E7E6E6" w:themeFill="background2"/>
             <w:vAlign w:val="center"/>
           </w:tcPr>
           <w:p>
             <w:pPr>
+              <w:spacing w:line="276" w:lineRule="auto"/>
               <w:jc w:val="center"/>
-            </w:pPr>
-            <w:r>
-              <w:rPr>
+              <w:rPr>
+                <w:rFonts w:ascii="Times New Roman" w:hAnsi="Times New Roman" w:cs="Times New Roman"/>
                 <w:b/>
                 <w:bCs/>
-                <w:sz w:val="20"/>
-              </w:rPr>
-              <w:t>p99 (h)</w:t>
+              </w:rPr>
+            </w:pPr>
+            <w:r>
+              <w:rPr>
+                <w:rFonts w:ascii="Times New Roman" w:hAnsi="Times New Roman" w:cs="Times New Roman" w:hint="eastAsia"/>
+                <w:b/>
+                <w:bCs/>
+              </w:rPr>
+              <w:t>p99</w:t>
             </w:r>
           </w:p>
         </w:tc>
@@ -5085,31 +9281,42 @@
       <w:tr>
         <w:tc>
           <w:tcPr>
-            <w:tcW w:w="900" w:type="dxa"/>
+            <w:tcW w:w="1185" w:type="dxa"/>
+            <w:vAlign w:val="center"/>
           </w:tcPr>
           <w:p>
             <w:pPr>
+              <w:spacing w:line="276" w:lineRule="auto"/>
               <w:jc w:val="center"/>
+              <w:rPr>
+                <w:rFonts w:ascii="Times New Roman" w:hAnsi="Times New Roman" w:cs="Times New Roman"/>
+              </w:rPr>
             </w:pPr>
             <w:r>
               <w:rPr>
-                <w:sz w:val="20"/>
-              </w:rPr>
-              <w:t>philly</w:t>
+                <w:rFonts w:ascii="Times New Roman" w:hAnsi="Times New Roman" w:cs="Times New Roman"/>
+              </w:rPr>
+              <w:t>Philly</w:t>
             </w:r>
           </w:p>
         </w:tc>
         <w:tc>
           <w:tcPr>
-            <w:tcW w:w="1300" w:type="dxa"/>
+            <w:tcW w:w="1185" w:type="dxa"/>
           </w:tcPr>
           <w:p>
             <w:pPr>
+              <w:spacing w:line="276" w:lineRule="auto"/>
               <w:jc w:val="center"/>
+              <w:rPr>
+                <w:rFonts w:ascii="Times New Roman" w:hAnsi="Times New Roman" w:cs="Times New Roman"/>
+                <w:szCs w:val="32"/>
+              </w:rPr>
             </w:pPr>
             <w:r>
               <w:rPr>
-                <w:sz w:val="20"/>
+                <w:rFonts w:ascii="Times New Roman" w:hAnsi="Times New Roman" w:cs="Times New Roman"/>
+                <w:szCs w:val="32"/>
               </w:rPr>
               <w:t>7.54</w:t>
             </w:r>
@@ -5117,15 +9324,21 @@
         </w:tc>
         <w:tc>
           <w:tcPr>
-            <w:tcW w:w="1300" w:type="dxa"/>
+            <w:tcW w:w="1185" w:type="dxa"/>
           </w:tcPr>
           <w:p>
             <w:pPr>
+              <w:spacing w:line="276" w:lineRule="auto"/>
               <w:jc w:val="center"/>
+              <w:rPr>
+                <w:rFonts w:ascii="Times New Roman" w:hAnsi="Times New Roman" w:cs="Times New Roman"/>
+                <w:szCs w:val="32"/>
+              </w:rPr>
             </w:pPr>
             <w:r>
               <w:rPr>
-                <w:sz w:val="20"/>
+                <w:rFonts w:ascii="Times New Roman" w:hAnsi="Times New Roman" w:cs="Times New Roman"/>
+                <w:szCs w:val="32"/>
               </w:rPr>
               <w:t>2.62</w:t>
             </w:r>
@@ -5133,15 +9346,21 @@
         </w:tc>
         <w:tc>
           <w:tcPr>
-            <w:tcW w:w="1100" w:type="dxa"/>
+            <w:tcW w:w="1185" w:type="dxa"/>
           </w:tcPr>
           <w:p>
             <w:pPr>
+              <w:spacing w:line="276" w:lineRule="auto"/>
               <w:jc w:val="center"/>
+              <w:rPr>
+                <w:rFonts w:ascii="Times New Roman" w:hAnsi="Times New Roman" w:cs="Times New Roman"/>
+                <w:szCs w:val="32"/>
+              </w:rPr>
             </w:pPr>
             <w:r>
               <w:rPr>
-                <w:sz w:val="20"/>
+                <w:rFonts w:ascii="Times New Roman" w:hAnsi="Times New Roman" w:cs="Times New Roman"/>
+                <w:szCs w:val="32"/>
               </w:rPr>
               <w:t>-187.6%</w:t>
             </w:r>
@@ -5149,15 +9368,21 @@
         </w:tc>
         <w:tc>
           <w:tcPr>
-            <w:tcW w:w="906" w:type="dxa"/>
+            <w:tcW w:w="1185" w:type="dxa"/>
           </w:tcPr>
           <w:p>
             <w:pPr>
+              <w:spacing w:line="276" w:lineRule="auto"/>
               <w:jc w:val="center"/>
+              <w:rPr>
+                <w:rFonts w:ascii="Times New Roman" w:hAnsi="Times New Roman" w:cs="Times New Roman"/>
+                <w:szCs w:val="32"/>
+              </w:rPr>
             </w:pPr>
             <w:r>
               <w:rPr>
-                <w:sz w:val="20"/>
+                <w:rFonts w:ascii="Times New Roman" w:hAnsi="Times New Roman" w:cs="Times New Roman"/>
+                <w:szCs w:val="32"/>
               </w:rPr>
               <w:t>0.002*</w:t>
             </w:r>
@@ -5165,15 +9390,21 @@
         </w:tc>
         <w:tc>
           <w:tcPr>
-            <w:tcW w:w="1400" w:type="dxa"/>
+            <w:tcW w:w="1185" w:type="dxa"/>
           </w:tcPr>
           <w:p>
             <w:pPr>
+              <w:spacing w:line="276" w:lineRule="auto"/>
               <w:jc w:val="center"/>
+              <w:rPr>
+                <w:rFonts w:ascii="Times New Roman" w:hAnsi="Times New Roman" w:cs="Times New Roman"/>
+                <w:szCs w:val="32"/>
+              </w:rPr>
             </w:pPr>
             <w:r>
               <w:rPr>
-                <w:sz w:val="20"/>
+                <w:rFonts w:ascii="Times New Roman" w:hAnsi="Times New Roman" w:cs="Times New Roman"/>
+                <w:szCs w:val="32"/>
               </w:rPr>
               <w:t>27.04</w:t>
             </w:r>
@@ -5181,15 +9412,21 @@
         </w:tc>
         <w:tc>
           <w:tcPr>
-            <w:tcW w:w="1400" w:type="dxa"/>
+            <w:tcW w:w="1186" w:type="dxa"/>
           </w:tcPr>
           <w:p>
             <w:pPr>
+              <w:spacing w:line="276" w:lineRule="auto"/>
               <w:jc w:val="center"/>
+              <w:rPr>
+                <w:rFonts w:ascii="Times New Roman" w:hAnsi="Times New Roman" w:cs="Times New Roman"/>
+                <w:szCs w:val="32"/>
+              </w:rPr>
             </w:pPr>
             <w:r>
               <w:rPr>
-                <w:sz w:val="20"/>
+                <w:rFonts w:ascii="Times New Roman" w:hAnsi="Times New Roman" w:cs="Times New Roman"/>
+                <w:szCs w:val="32"/>
               </w:rPr>
               <w:t>37.84</w:t>
             </w:r>
@@ -5199,31 +9436,42 @@
       <w:tr>
         <w:tc>
           <w:tcPr>
-            <w:tcW w:w="900" w:type="dxa"/>
+            <w:tcW w:w="1185" w:type="dxa"/>
+            <w:vAlign w:val="center"/>
           </w:tcPr>
           <w:p>
             <w:pPr>
+              <w:spacing w:line="276" w:lineRule="auto"/>
               <w:jc w:val="center"/>
+              <w:rPr>
+                <w:rFonts w:ascii="Times New Roman" w:hAnsi="Times New Roman" w:cs="Times New Roman"/>
+              </w:rPr>
             </w:pPr>
             <w:r>
               <w:rPr>
-                <w:sz w:val="20"/>
-              </w:rPr>
-              <w:t>burst</w:t>
+                <w:rFonts w:ascii="Times New Roman" w:hAnsi="Times New Roman" w:cs="Times New Roman"/>
+              </w:rPr>
+              <w:t>Burst</w:t>
             </w:r>
           </w:p>
         </w:tc>
         <w:tc>
           <w:tcPr>
-            <w:tcW w:w="1300" w:type="dxa"/>
+            <w:tcW w:w="1185" w:type="dxa"/>
           </w:tcPr>
           <w:p>
             <w:pPr>
+              <w:spacing w:line="276" w:lineRule="auto"/>
               <w:jc w:val="center"/>
+              <w:rPr>
+                <w:rFonts w:ascii="Times New Roman" w:hAnsi="Times New Roman" w:cs="Times New Roman"/>
+                <w:szCs w:val="32"/>
+              </w:rPr>
             </w:pPr>
             <w:r>
               <w:rPr>
-                <w:sz w:val="20"/>
+                <w:rFonts w:ascii="Times New Roman" w:hAnsi="Times New Roman" w:cs="Times New Roman"/>
+                <w:szCs w:val="32"/>
               </w:rPr>
               <w:t>8.01</w:t>
             </w:r>
@@ -5231,15 +9479,21 @@
         </w:tc>
         <w:tc>
           <w:tcPr>
-            <w:tcW w:w="1300" w:type="dxa"/>
+            <w:tcW w:w="1185" w:type="dxa"/>
           </w:tcPr>
           <w:p>
             <w:pPr>
+              <w:spacing w:line="276" w:lineRule="auto"/>
               <w:jc w:val="center"/>
+              <w:rPr>
+                <w:rFonts w:ascii="Times New Roman" w:hAnsi="Times New Roman" w:cs="Times New Roman"/>
+                <w:szCs w:val="32"/>
+              </w:rPr>
             </w:pPr>
             <w:r>
               <w:rPr>
-                <w:sz w:val="20"/>
+                <w:rFonts w:ascii="Times New Roman" w:hAnsi="Times New Roman" w:cs="Times New Roman"/>
+                <w:szCs w:val="32"/>
               </w:rPr>
               <w:t>3.54</w:t>
             </w:r>
@@ -5247,15 +9501,21 @@
         </w:tc>
         <w:tc>
           <w:tcPr>
-            <w:tcW w:w="1100" w:type="dxa"/>
+            <w:tcW w:w="1185" w:type="dxa"/>
           </w:tcPr>
           <w:p>
             <w:pPr>
+              <w:spacing w:line="276" w:lineRule="auto"/>
               <w:jc w:val="center"/>
+              <w:rPr>
+                <w:rFonts w:ascii="Times New Roman" w:hAnsi="Times New Roman" w:cs="Times New Roman"/>
+                <w:szCs w:val="32"/>
+              </w:rPr>
             </w:pPr>
             <w:r>
               <w:rPr>
-                <w:sz w:val="20"/>
+                <w:rFonts w:ascii="Times New Roman" w:hAnsi="Times New Roman" w:cs="Times New Roman"/>
+                <w:szCs w:val="32"/>
               </w:rPr>
               <w:t>-126.1%</w:t>
             </w:r>
@@ -5263,15 +9523,21 @@
         </w:tc>
         <w:tc>
           <w:tcPr>
-            <w:tcW w:w="906" w:type="dxa"/>
+            <w:tcW w:w="1185" w:type="dxa"/>
           </w:tcPr>
           <w:p>
             <w:pPr>
+              <w:spacing w:line="276" w:lineRule="auto"/>
               <w:jc w:val="center"/>
+              <w:rPr>
+                <w:rFonts w:ascii="Times New Roman" w:hAnsi="Times New Roman" w:cs="Times New Roman"/>
+                <w:szCs w:val="32"/>
+              </w:rPr>
             </w:pPr>
             <w:r>
               <w:rPr>
-                <w:sz w:val="20"/>
+                <w:rFonts w:ascii="Times New Roman" w:hAnsi="Times New Roman" w:cs="Times New Roman"/>
+                <w:szCs w:val="32"/>
               </w:rPr>
               <w:t>0.023*</w:t>
             </w:r>
@@ -5279,15 +9545,21 @@
         </w:tc>
         <w:tc>
           <w:tcPr>
-            <w:tcW w:w="1400" w:type="dxa"/>
+            <w:tcW w:w="1185" w:type="dxa"/>
           </w:tcPr>
           <w:p>
             <w:pPr>
+              <w:spacing w:line="276" w:lineRule="auto"/>
               <w:jc w:val="center"/>
+              <w:rPr>
+                <w:rFonts w:ascii="Times New Roman" w:hAnsi="Times New Roman" w:cs="Times New Roman"/>
+                <w:szCs w:val="32"/>
+              </w:rPr>
             </w:pPr>
             <w:r>
               <w:rPr>
-                <w:sz w:val="20"/>
+                <w:rFonts w:ascii="Times New Roman" w:hAnsi="Times New Roman" w:cs="Times New Roman"/>
+                <w:szCs w:val="32"/>
               </w:rPr>
               <w:t>37.15</w:t>
             </w:r>
@@ -5295,15 +9567,21 @@
         </w:tc>
         <w:tc>
           <w:tcPr>
-            <w:tcW w:w="1400" w:type="dxa"/>
+            <w:tcW w:w="1186" w:type="dxa"/>
           </w:tcPr>
           <w:p>
             <w:pPr>
+              <w:spacing w:line="276" w:lineRule="auto"/>
               <w:jc w:val="center"/>
+              <w:rPr>
+                <w:rFonts w:ascii="Times New Roman" w:hAnsi="Times New Roman" w:cs="Times New Roman"/>
+                <w:szCs w:val="32"/>
+              </w:rPr>
             </w:pPr>
             <w:r>
               <w:rPr>
-                <w:sz w:val="20"/>
+                <w:rFonts w:ascii="Times New Roman" w:hAnsi="Times New Roman" w:cs="Times New Roman"/>
+                <w:szCs w:val="32"/>
               </w:rPr>
               <w:t>55.66</w:t>
             </w:r>
@@ -5313,31 +9591,44 @@
       <w:tr>
         <w:tc>
           <w:tcPr>
-            <w:tcW w:w="900" w:type="dxa"/>
+            <w:tcW w:w="1185" w:type="dxa"/>
+            <w:vAlign w:val="center"/>
           </w:tcPr>
           <w:p>
             <w:pPr>
+              <w:spacing w:line="276" w:lineRule="auto"/>
               <w:jc w:val="center"/>
+              <w:rPr>
+                <w:rFonts w:ascii="Times New Roman" w:hAnsi="Times New Roman" w:cs="Times New Roman"/>
+              </w:rPr>
             </w:pPr>
-            <w:r>
-              <w:rPr>
-                <w:sz w:val="20"/>
+            <w:proofErr w:type="spellStart"/>
+            <w:r>
+              <w:rPr>
+                <w:rFonts w:ascii="Times New Roman" w:hAnsi="Times New Roman" w:cs="Times New Roman"/>
               </w:rPr>
               <w:t>ali</w:t>
             </w:r>
+            <w:proofErr w:type="spellEnd"/>
           </w:p>
         </w:tc>
         <w:tc>
           <w:tcPr>
-            <w:tcW w:w="1300" w:type="dxa"/>
+            <w:tcW w:w="1185" w:type="dxa"/>
           </w:tcPr>
           <w:p>
             <w:pPr>
+              <w:spacing w:line="276" w:lineRule="auto"/>
               <w:jc w:val="center"/>
+              <w:rPr>
+                <w:rFonts w:ascii="Times New Roman" w:hAnsi="Times New Roman" w:cs="Times New Roman"/>
+                <w:szCs w:val="32"/>
+              </w:rPr>
             </w:pPr>
             <w:r>
               <w:rPr>
-                <w:sz w:val="20"/>
+                <w:rFonts w:ascii="Times New Roman" w:hAnsi="Times New Roman" w:cs="Times New Roman"/>
+                <w:szCs w:val="32"/>
               </w:rPr>
               <w:t>2.34</w:t>
             </w:r>
@@ -5345,15 +9636,21 @@
         </w:tc>
         <w:tc>
           <w:tcPr>
-            <w:tcW w:w="1300" w:type="dxa"/>
+            <w:tcW w:w="1185" w:type="dxa"/>
           </w:tcPr>
           <w:p>
             <w:pPr>
+              <w:spacing w:line="276" w:lineRule="auto"/>
               <w:jc w:val="center"/>
+              <w:rPr>
+                <w:rFonts w:ascii="Times New Roman" w:hAnsi="Times New Roman" w:cs="Times New Roman"/>
+                <w:szCs w:val="32"/>
+              </w:rPr>
             </w:pPr>
             <w:r>
               <w:rPr>
-                <w:sz w:val="20"/>
+                <w:rFonts w:ascii="Times New Roman" w:hAnsi="Times New Roman" w:cs="Times New Roman"/>
+                <w:szCs w:val="32"/>
               </w:rPr>
               <w:t>1.38</w:t>
             </w:r>
@@ -5361,15 +9658,21 @@
         </w:tc>
         <w:tc>
           <w:tcPr>
-            <w:tcW w:w="1100" w:type="dxa"/>
+            <w:tcW w:w="1185" w:type="dxa"/>
           </w:tcPr>
           <w:p>
             <w:pPr>
+              <w:spacing w:line="276" w:lineRule="auto"/>
               <w:jc w:val="center"/>
+              <w:rPr>
+                <w:rFonts w:ascii="Times New Roman" w:hAnsi="Times New Roman" w:cs="Times New Roman"/>
+                <w:szCs w:val="32"/>
+              </w:rPr>
             </w:pPr>
             <w:r>
               <w:rPr>
-                <w:sz w:val="20"/>
+                <w:rFonts w:ascii="Times New Roman" w:hAnsi="Times New Roman" w:cs="Times New Roman"/>
+                <w:szCs w:val="32"/>
               </w:rPr>
               <w:t>-69.4%</w:t>
             </w:r>
@@ -5377,15 +9680,21 @@
         </w:tc>
         <w:tc>
           <w:tcPr>
-            <w:tcW w:w="906" w:type="dxa"/>
+            <w:tcW w:w="1185" w:type="dxa"/>
           </w:tcPr>
           <w:p>
             <w:pPr>
+              <w:spacing w:line="276" w:lineRule="auto"/>
               <w:jc w:val="center"/>
+              <w:rPr>
+                <w:rFonts w:ascii="Times New Roman" w:hAnsi="Times New Roman" w:cs="Times New Roman"/>
+                <w:szCs w:val="32"/>
+              </w:rPr>
             </w:pPr>
             <w:r>
               <w:rPr>
-                <w:sz w:val="20"/>
+                <w:rFonts w:ascii="Times New Roman" w:hAnsi="Times New Roman" w:cs="Times New Roman"/>
+                <w:szCs w:val="32"/>
               </w:rPr>
               <w:t>0.042*</w:t>
             </w:r>
@@ -5393,15 +9702,21 @@
         </w:tc>
         <w:tc>
           <w:tcPr>
-            <w:tcW w:w="1400" w:type="dxa"/>
+            <w:tcW w:w="1185" w:type="dxa"/>
           </w:tcPr>
           <w:p>
             <w:pPr>
+              <w:spacing w:line="276" w:lineRule="auto"/>
               <w:jc w:val="center"/>
+              <w:rPr>
+                <w:rFonts w:ascii="Times New Roman" w:hAnsi="Times New Roman" w:cs="Times New Roman"/>
+                <w:szCs w:val="32"/>
+              </w:rPr>
             </w:pPr>
             <w:r>
               <w:rPr>
-                <w:sz w:val="20"/>
+                <w:rFonts w:ascii="Times New Roman" w:hAnsi="Times New Roman" w:cs="Times New Roman"/>
+                <w:szCs w:val="32"/>
               </w:rPr>
               <w:t>7.59</w:t>
             </w:r>
@@ -5409,15 +9724,21 @@
         </w:tc>
         <w:tc>
           <w:tcPr>
-            <w:tcW w:w="1400" w:type="dxa"/>
+            <w:tcW w:w="1186" w:type="dxa"/>
           </w:tcPr>
           <w:p>
             <w:pPr>
+              <w:spacing w:line="276" w:lineRule="auto"/>
               <w:jc w:val="center"/>
+              <w:rPr>
+                <w:rFonts w:ascii="Times New Roman" w:hAnsi="Times New Roman" w:cs="Times New Roman"/>
+                <w:szCs w:val="32"/>
+              </w:rPr>
             </w:pPr>
             <w:r>
               <w:rPr>
-                <w:sz w:val="20"/>
+                <w:rFonts w:ascii="Times New Roman" w:hAnsi="Times New Roman" w:cs="Times New Roman"/>
+                <w:szCs w:val="32"/>
               </w:rPr>
               <w:t>22.17</w:t>
             </w:r>
@@ -5427,10 +9748,16 @@
     </w:tbl>
     <w:p>
       <w:pPr>
-        <w:spacing w:before="120"/>
+        <w:spacing w:line="276" w:lineRule="auto"/>
         <w:jc w:val="center"/>
-      </w:pPr>
-      <w:r>
+        <w:rPr>
+          <w:rFonts w:ascii="Times New Roman" w:hAnsi="Times New Roman" w:cs="Times New Roman"/>
+        </w:rPr>
+      </w:pPr>
+      <w:r>
+        <w:rPr>
+          <w:rFonts w:ascii="Times New Roman" w:hAnsi="Times New Roman" w:cs="Times New Roman"/>
+        </w:rPr>
         <w:t>【表</w:t>
       </w:r>
       <w:r>
@@ -5440,51 +9767,82 @@
         <w:t>2</w:t>
       </w:r>
       <w:r>
-        <w:t>】RDSAC（mean，風險中立）模擬評估結果</w:t>
-      </w:r>
+        <w:rPr>
+          <w:rFonts w:ascii="Times New Roman" w:hAnsi="Times New Roman" w:cs="Times New Roman"/>
+        </w:rPr>
+        <w:t>】</w:t>
+      </w:r>
+      <w:r>
+        <w:rPr>
+          <w:rFonts w:ascii="Times New Roman" w:hAnsi="Times New Roman" w:cs="Times New Roman"/>
+        </w:rPr>
+        <w:t>RDSAC</w:t>
+      </w:r>
+      <w:r>
+        <w:rPr>
+          <w:rFonts w:ascii="Times New Roman" w:hAnsi="Times New Roman" w:cs="Times New Roman"/>
+        </w:rPr>
+        <w:t>（</w:t>
+      </w:r>
+      <w:r>
+        <w:rPr>
+          <w:rFonts w:ascii="Times New Roman" w:hAnsi="Times New Roman" w:cs="Times New Roman"/>
+        </w:rPr>
+        <w:t>mean</w:t>
+      </w:r>
+      <w:r>
+        <w:rPr>
+          <w:rFonts w:ascii="Times New Roman" w:hAnsi="Times New Roman" w:cs="Times New Roman"/>
+        </w:rPr>
+        <w:t>，風險中立）模擬評估結果</w:t>
+      </w:r>
+    </w:p>
+    <w:p>
+      <w:pPr>
+        <w:spacing w:line="276" w:lineRule="auto"/>
+        <w:jc w:val="both"/>
+        <w:rPr>
+          <w:rFonts w:ascii="Times New Roman" w:hAnsi="Times New Roman" w:cs="Times New Roman"/>
+        </w:rPr>
+      </w:pPr>
     </w:p>
     <w:tbl>
       <w:tblPr>
-        <w:tblW w:w="8306" w:type="dxa"/>
-        <w:jc w:val="center"/>
-        <w:tblBorders>
-          <w:top w:val="single" w:sz="4" w:space="0" w:color="999999"/>
-          <w:left w:val="single" w:sz="4" w:space="0" w:color="999999"/>
-          <w:bottom w:val="single" w:sz="4" w:space="0" w:color="999999"/>
-          <w:right w:val="single" w:sz="4" w:space="0" w:color="999999"/>
-          <w:insideH w:val="single" w:sz="4" w:space="0" w:color="999999"/>
-          <w:insideV w:val="single" w:sz="4" w:space="0" w:color="999999"/>
-        </w:tblBorders>
+        <w:tblStyle w:val="ad"/>
+        <w:tblW w:w="0" w:type="auto"/>
         <w:tblLook w:val="04A0" w:firstRow="1" w:lastRow="0" w:firstColumn="1" w:lastColumn="0" w:noHBand="0" w:noVBand="1"/>
       </w:tblPr>
       <w:tblGrid>
-        <w:gridCol w:w="900"/>
-        <w:gridCol w:w="1300"/>
-        <w:gridCol w:w="1300"/>
-        <w:gridCol w:w="1100"/>
-        <w:gridCol w:w="906"/>
-        <w:gridCol w:w="1400"/>
-        <w:gridCol w:w="1400"/>
+        <w:gridCol w:w="1185"/>
+        <w:gridCol w:w="1185"/>
+        <w:gridCol w:w="1185"/>
+        <w:gridCol w:w="1185"/>
+        <w:gridCol w:w="1185"/>
+        <w:gridCol w:w="1185"/>
+        <w:gridCol w:w="1186"/>
       </w:tblGrid>
       <w:tr>
-        <w:trPr>
-          <w:tblHeader/>
-        </w:trPr>
         <w:tc>
           <w:tcPr>
-            <w:tcW w:w="900" w:type="dxa"/>
-            <w:shd w:val="clear" w:color="auto" w:fill="E7E6E6"/>
+            <w:tcW w:w="1185" w:type="dxa"/>
+            <w:shd w:val="clear" w:color="auto" w:fill="E7E6E6" w:themeFill="background2"/>
             <w:vAlign w:val="center"/>
           </w:tcPr>
           <w:p>
             <w:pPr>
+              <w:spacing w:line="276" w:lineRule="auto"/>
               <w:jc w:val="center"/>
-            </w:pPr>
-            <w:r>
-              <w:rPr>
+              <w:rPr>
+                <w:rFonts w:ascii="Times New Roman" w:hAnsi="Times New Roman" w:cs="Times New Roman"/>
                 <w:b/>
                 <w:bCs/>
-                <w:sz w:val="20"/>
+              </w:rPr>
+            </w:pPr>
+            <w:r>
+              <w:rPr>
+                <w:rFonts w:ascii="Times New Roman" w:hAnsi="Times New Roman" w:cs="Times New Roman" w:hint="eastAsia"/>
+                <w:b/>
+                <w:bCs/>
               </w:rPr>
               <w:t>家族</w:t>
             </w:r>
@@ -5492,121 +9850,165 @@
         </w:tc>
         <w:tc>
           <w:tcPr>
-            <w:tcW w:w="1300" w:type="dxa"/>
-            <w:shd w:val="clear" w:color="auto" w:fill="E7E6E6"/>
+            <w:tcW w:w="1185" w:type="dxa"/>
+            <w:shd w:val="clear" w:color="auto" w:fill="E7E6E6" w:themeFill="background2"/>
             <w:vAlign w:val="center"/>
           </w:tcPr>
           <w:p>
             <w:pPr>
+              <w:spacing w:line="276" w:lineRule="auto"/>
               <w:jc w:val="center"/>
-            </w:pPr>
-            <w:r>
-              <w:rPr>
+              <w:rPr>
+                <w:rFonts w:ascii="Times New Roman" w:hAnsi="Times New Roman" w:cs="Times New Roman"/>
                 <w:b/>
                 <w:bCs/>
-                <w:sz w:val="20"/>
-              </w:rPr>
-              <w:t>RDSAC JCT (h)</w:t>
+              </w:rPr>
+            </w:pPr>
+            <w:r>
+              <w:rPr>
+                <w:rFonts w:ascii="Times New Roman" w:hAnsi="Times New Roman" w:cs="Times New Roman" w:hint="eastAsia"/>
+                <w:b/>
+                <w:bCs/>
+              </w:rPr>
+              <w:t>RDSAC</w:t>
             </w:r>
           </w:p>
         </w:tc>
         <w:tc>
           <w:tcPr>
-            <w:tcW w:w="1300" w:type="dxa"/>
-            <w:shd w:val="clear" w:color="auto" w:fill="E7E6E6"/>
+            <w:tcW w:w="1185" w:type="dxa"/>
+            <w:shd w:val="clear" w:color="auto" w:fill="E7E6E6" w:themeFill="background2"/>
             <w:vAlign w:val="center"/>
           </w:tcPr>
           <w:p>
             <w:pPr>
+              <w:spacing w:line="276" w:lineRule="auto"/>
               <w:jc w:val="center"/>
-            </w:pPr>
-            <w:r>
-              <w:rPr>
+              <w:rPr>
+                <w:rFonts w:ascii="Times New Roman" w:hAnsi="Times New Roman" w:cs="Times New Roman"/>
                 <w:b/>
                 <w:bCs/>
-                <w:sz w:val="20"/>
-              </w:rPr>
-              <w:t>Score JCT (h)</w:t>
+              </w:rPr>
+            </w:pPr>
+            <w:r>
+              <w:rPr>
+                <w:rFonts w:ascii="Times New Roman" w:hAnsi="Times New Roman" w:cs="Times New Roman" w:hint="eastAsia"/>
+                <w:b/>
+                <w:bCs/>
+              </w:rPr>
+              <w:t>Score</w:t>
             </w:r>
           </w:p>
         </w:tc>
         <w:tc>
           <w:tcPr>
-            <w:tcW w:w="1100" w:type="dxa"/>
-            <w:shd w:val="clear" w:color="auto" w:fill="E7E6E6"/>
+            <w:tcW w:w="1185" w:type="dxa"/>
+            <w:shd w:val="clear" w:color="auto" w:fill="E7E6E6" w:themeFill="background2"/>
             <w:vAlign w:val="center"/>
           </w:tcPr>
           <w:p>
             <w:pPr>
+              <w:spacing w:line="276" w:lineRule="auto"/>
               <w:jc w:val="center"/>
-            </w:pPr>
-            <w:r>
-              <w:rPr>
+              <w:rPr>
+                <w:rFonts w:ascii="Times New Roman" w:hAnsi="Times New Roman" w:cs="Times New Roman"/>
                 <w:b/>
                 <w:bCs/>
-                <w:sz w:val="20"/>
-              </w:rPr>
-              <w:t>差異 Δ</w:t>
+              </w:rPr>
+            </w:pPr>
+            <w:r>
+              <w:rPr>
+                <w:rFonts w:ascii="Times New Roman" w:hAnsi="Times New Roman" w:cs="Times New Roman" w:hint="eastAsia"/>
+                <w:b/>
+                <w:bCs/>
+              </w:rPr>
+              <w:t>差異</w:t>
             </w:r>
           </w:p>
         </w:tc>
         <w:tc>
           <w:tcPr>
-            <w:tcW w:w="906" w:type="dxa"/>
-            <w:shd w:val="clear" w:color="auto" w:fill="E7E6E6"/>
+            <w:tcW w:w="1185" w:type="dxa"/>
+            <w:shd w:val="clear" w:color="auto" w:fill="E7E6E6" w:themeFill="background2"/>
             <w:vAlign w:val="center"/>
           </w:tcPr>
           <w:p>
             <w:pPr>
+              <w:spacing w:line="276" w:lineRule="auto"/>
               <w:jc w:val="center"/>
-            </w:pPr>
-            <w:r>
-              <w:rPr>
+              <w:rPr>
+                <w:rFonts w:ascii="Times New Roman" w:hAnsi="Times New Roman" w:cs="Times New Roman"/>
                 <w:b/>
                 <w:bCs/>
-                <w:sz w:val="20"/>
-              </w:rPr>
-              <w:t>p 值</w:t>
+              </w:rPr>
+            </w:pPr>
+            <w:r>
+              <w:rPr>
+                <w:rFonts w:ascii="Times New Roman" w:hAnsi="Times New Roman" w:cs="Times New Roman" w:hint="eastAsia"/>
+                <w:b/>
+                <w:bCs/>
+              </w:rPr>
+              <w:t>p</w:t>
+            </w:r>
+            <w:r>
+              <w:rPr>
+                <w:rFonts w:ascii="Times New Roman" w:hAnsi="Times New Roman" w:cs="Times New Roman" w:hint="eastAsia"/>
+                <w:b/>
+                <w:bCs/>
+              </w:rPr>
+              <w:t>值</w:t>
             </w:r>
           </w:p>
         </w:tc>
         <w:tc>
           <w:tcPr>
-            <w:tcW w:w="1400" w:type="dxa"/>
-            <w:shd w:val="clear" w:color="auto" w:fill="E7E6E6"/>
+            <w:tcW w:w="1185" w:type="dxa"/>
+            <w:shd w:val="clear" w:color="auto" w:fill="E7E6E6" w:themeFill="background2"/>
             <w:vAlign w:val="center"/>
           </w:tcPr>
           <w:p>
             <w:pPr>
+              <w:spacing w:line="276" w:lineRule="auto"/>
               <w:jc w:val="center"/>
-            </w:pPr>
-            <w:r>
-              <w:rPr>
+              <w:rPr>
+                <w:rFonts w:ascii="Times New Roman" w:hAnsi="Times New Roman" w:cs="Times New Roman"/>
                 <w:b/>
                 <w:bCs/>
-                <w:sz w:val="20"/>
-              </w:rPr>
-              <w:t>p95 (h)</w:t>
+              </w:rPr>
+            </w:pPr>
+            <w:r>
+              <w:rPr>
+                <w:rFonts w:ascii="Times New Roman" w:hAnsi="Times New Roman" w:cs="Times New Roman" w:hint="eastAsia"/>
+                <w:b/>
+                <w:bCs/>
+              </w:rPr>
+              <w:t>p95</w:t>
             </w:r>
           </w:p>
         </w:tc>
         <w:tc>
           <w:tcPr>
-            <w:tcW w:w="1400" w:type="dxa"/>
-            <w:shd w:val="clear" w:color="auto" w:fill="E7E6E6"/>
+            <w:tcW w:w="1186" w:type="dxa"/>
+            <w:shd w:val="clear" w:color="auto" w:fill="E7E6E6" w:themeFill="background2"/>
             <w:vAlign w:val="center"/>
           </w:tcPr>
           <w:p>
             <w:pPr>
+              <w:spacing w:line="276" w:lineRule="auto"/>
               <w:jc w:val="center"/>
-            </w:pPr>
-            <w:r>
-              <w:rPr>
+              <w:rPr>
+                <w:rFonts w:ascii="Times New Roman" w:hAnsi="Times New Roman" w:cs="Times New Roman"/>
                 <w:b/>
                 <w:bCs/>
-                <w:sz w:val="20"/>
-              </w:rPr>
-              <w:t>p99 (h)</w:t>
+              </w:rPr>
+            </w:pPr>
+            <w:r>
+              <w:rPr>
+                <w:rFonts w:ascii="Times New Roman" w:hAnsi="Times New Roman" w:cs="Times New Roman" w:hint="eastAsia"/>
+                <w:b/>
+                <w:bCs/>
+              </w:rPr>
+              <w:t>p99</w:t>
             </w:r>
           </w:p>
         </w:tc>
@@ -5614,31 +10016,42 @@
       <w:tr>
         <w:tc>
           <w:tcPr>
-            <w:tcW w:w="900" w:type="dxa"/>
+            <w:tcW w:w="1185" w:type="dxa"/>
+            <w:vAlign w:val="center"/>
           </w:tcPr>
           <w:p>
             <w:pPr>
+              <w:spacing w:line="276" w:lineRule="auto"/>
               <w:jc w:val="center"/>
+              <w:rPr>
+                <w:rFonts w:ascii="Times New Roman" w:hAnsi="Times New Roman" w:cs="Times New Roman"/>
+              </w:rPr>
             </w:pPr>
             <w:r>
               <w:rPr>
-                <w:sz w:val="20"/>
-              </w:rPr>
-              <w:t>philly</w:t>
+                <w:rFonts w:ascii="Times New Roman" w:hAnsi="Times New Roman" w:cs="Times New Roman"/>
+              </w:rPr>
+              <w:t>Philly</w:t>
             </w:r>
           </w:p>
         </w:tc>
         <w:tc>
           <w:tcPr>
-            <w:tcW w:w="1300" w:type="dxa"/>
+            <w:tcW w:w="1185" w:type="dxa"/>
           </w:tcPr>
           <w:p>
             <w:pPr>
+              <w:spacing w:line="276" w:lineRule="auto"/>
               <w:jc w:val="center"/>
+              <w:rPr>
+                <w:rFonts w:ascii="Times New Roman" w:hAnsi="Times New Roman" w:cs="Times New Roman"/>
+                <w:szCs w:val="32"/>
+              </w:rPr>
             </w:pPr>
             <w:r>
               <w:rPr>
-                <w:sz w:val="20"/>
+                <w:rFonts w:ascii="Times New Roman" w:hAnsi="Times New Roman" w:cs="Times New Roman"/>
+                <w:szCs w:val="32"/>
               </w:rPr>
               <w:t>2.78</w:t>
             </w:r>
@@ -5646,15 +10059,21 @@
         </w:tc>
         <w:tc>
           <w:tcPr>
-            <w:tcW w:w="1300" w:type="dxa"/>
+            <w:tcW w:w="1185" w:type="dxa"/>
           </w:tcPr>
           <w:p>
             <w:pPr>
+              <w:spacing w:line="276" w:lineRule="auto"/>
               <w:jc w:val="center"/>
+              <w:rPr>
+                <w:rFonts w:ascii="Times New Roman" w:hAnsi="Times New Roman" w:cs="Times New Roman"/>
+                <w:szCs w:val="32"/>
+              </w:rPr>
             </w:pPr>
             <w:r>
               <w:rPr>
-                <w:sz w:val="20"/>
+                <w:rFonts w:ascii="Times New Roman" w:hAnsi="Times New Roman" w:cs="Times New Roman"/>
+                <w:szCs w:val="32"/>
               </w:rPr>
               <w:t>2.62</w:t>
             </w:r>
@@ -5662,15 +10081,21 @@
         </w:tc>
         <w:tc>
           <w:tcPr>
-            <w:tcW w:w="1100" w:type="dxa"/>
+            <w:tcW w:w="1185" w:type="dxa"/>
           </w:tcPr>
           <w:p>
             <w:pPr>
+              <w:spacing w:line="276" w:lineRule="auto"/>
               <w:jc w:val="center"/>
+              <w:rPr>
+                <w:rFonts w:ascii="Times New Roman" w:hAnsi="Times New Roman" w:cs="Times New Roman"/>
+                <w:szCs w:val="32"/>
+              </w:rPr>
             </w:pPr>
             <w:r>
               <w:rPr>
-                <w:sz w:val="20"/>
+                <w:rFonts w:ascii="Times New Roman" w:hAnsi="Times New Roman" w:cs="Times New Roman"/>
+                <w:szCs w:val="32"/>
               </w:rPr>
               <w:t>-6.2%</w:t>
             </w:r>
@@ -5678,15 +10103,21 @@
         </w:tc>
         <w:tc>
           <w:tcPr>
-            <w:tcW w:w="906" w:type="dxa"/>
+            <w:tcW w:w="1185" w:type="dxa"/>
           </w:tcPr>
           <w:p>
             <w:pPr>
+              <w:spacing w:line="276" w:lineRule="auto"/>
               <w:jc w:val="center"/>
+              <w:rPr>
+                <w:rFonts w:ascii="Times New Roman" w:hAnsi="Times New Roman" w:cs="Times New Roman"/>
+                <w:szCs w:val="32"/>
+              </w:rPr>
             </w:pPr>
             <w:r>
               <w:rPr>
-                <w:sz w:val="20"/>
+                <w:rFonts w:ascii="Times New Roman" w:hAnsi="Times New Roman" w:cs="Times New Roman"/>
+                <w:szCs w:val="32"/>
               </w:rPr>
               <w:t>0.777</w:t>
             </w:r>
@@ -5694,15 +10125,21 @@
         </w:tc>
         <w:tc>
           <w:tcPr>
-            <w:tcW w:w="1400" w:type="dxa"/>
+            <w:tcW w:w="1185" w:type="dxa"/>
           </w:tcPr>
           <w:p>
             <w:pPr>
+              <w:spacing w:line="276" w:lineRule="auto"/>
               <w:jc w:val="center"/>
+              <w:rPr>
+                <w:rFonts w:ascii="Times New Roman" w:hAnsi="Times New Roman" w:cs="Times New Roman"/>
+                <w:szCs w:val="32"/>
+              </w:rPr>
             </w:pPr>
             <w:r>
               <w:rPr>
-                <w:sz w:val="20"/>
+                <w:rFonts w:ascii="Times New Roman" w:hAnsi="Times New Roman" w:cs="Times New Roman"/>
+                <w:szCs w:val="32"/>
               </w:rPr>
               <w:t>9.42</w:t>
             </w:r>
@@ -5710,15 +10147,21 @@
         </w:tc>
         <w:tc>
           <w:tcPr>
-            <w:tcW w:w="1400" w:type="dxa"/>
+            <w:tcW w:w="1186" w:type="dxa"/>
           </w:tcPr>
           <w:p>
             <w:pPr>
+              <w:spacing w:line="276" w:lineRule="auto"/>
               <w:jc w:val="center"/>
+              <w:rPr>
+                <w:rFonts w:ascii="Times New Roman" w:hAnsi="Times New Roman" w:cs="Times New Roman"/>
+                <w:szCs w:val="32"/>
+              </w:rPr>
             </w:pPr>
             <w:r>
               <w:rPr>
-                <w:sz w:val="20"/>
+                <w:rFonts w:ascii="Times New Roman" w:hAnsi="Times New Roman" w:cs="Times New Roman"/>
+                <w:szCs w:val="32"/>
               </w:rPr>
               <w:t>22.64</w:t>
             </w:r>
@@ -5728,31 +10171,42 @@
       <w:tr>
         <w:tc>
           <w:tcPr>
-            <w:tcW w:w="900" w:type="dxa"/>
+            <w:tcW w:w="1185" w:type="dxa"/>
+            <w:vAlign w:val="center"/>
           </w:tcPr>
           <w:p>
             <w:pPr>
+              <w:spacing w:line="276" w:lineRule="auto"/>
               <w:jc w:val="center"/>
+              <w:rPr>
+                <w:rFonts w:ascii="Times New Roman" w:hAnsi="Times New Roman" w:cs="Times New Roman"/>
+              </w:rPr>
             </w:pPr>
             <w:r>
               <w:rPr>
-                <w:sz w:val="20"/>
-              </w:rPr>
-              <w:t>burst</w:t>
+                <w:rFonts w:ascii="Times New Roman" w:hAnsi="Times New Roman" w:cs="Times New Roman"/>
+              </w:rPr>
+              <w:t>Burst</w:t>
             </w:r>
           </w:p>
         </w:tc>
         <w:tc>
           <w:tcPr>
-            <w:tcW w:w="1300" w:type="dxa"/>
+            <w:tcW w:w="1185" w:type="dxa"/>
           </w:tcPr>
           <w:p>
             <w:pPr>
+              <w:spacing w:line="276" w:lineRule="auto"/>
               <w:jc w:val="center"/>
+              <w:rPr>
+                <w:rFonts w:ascii="Times New Roman" w:hAnsi="Times New Roman" w:cs="Times New Roman"/>
+                <w:szCs w:val="32"/>
+              </w:rPr>
             </w:pPr>
             <w:r>
               <w:rPr>
-                <w:sz w:val="20"/>
+                <w:rFonts w:ascii="Times New Roman" w:hAnsi="Times New Roman" w:cs="Times New Roman"/>
+                <w:szCs w:val="32"/>
               </w:rPr>
               <w:t>4.32</w:t>
             </w:r>
@@ -5760,15 +10214,21 @@
         </w:tc>
         <w:tc>
           <w:tcPr>
-            <w:tcW w:w="1300" w:type="dxa"/>
+            <w:tcW w:w="1185" w:type="dxa"/>
           </w:tcPr>
           <w:p>
             <w:pPr>
+              <w:spacing w:line="276" w:lineRule="auto"/>
               <w:jc w:val="center"/>
+              <w:rPr>
+                <w:rFonts w:ascii="Times New Roman" w:hAnsi="Times New Roman" w:cs="Times New Roman"/>
+                <w:szCs w:val="32"/>
+              </w:rPr>
             </w:pPr>
             <w:r>
               <w:rPr>
-                <w:sz w:val="20"/>
+                <w:rFonts w:ascii="Times New Roman" w:hAnsi="Times New Roman" w:cs="Times New Roman"/>
+                <w:szCs w:val="32"/>
               </w:rPr>
               <w:t>3.54</w:t>
             </w:r>
@@ -5776,15 +10236,21 @@
         </w:tc>
         <w:tc>
           <w:tcPr>
-            <w:tcW w:w="1100" w:type="dxa"/>
+            <w:tcW w:w="1185" w:type="dxa"/>
           </w:tcPr>
           <w:p>
             <w:pPr>
+              <w:spacing w:line="276" w:lineRule="auto"/>
               <w:jc w:val="center"/>
+              <w:rPr>
+                <w:rFonts w:ascii="Times New Roman" w:hAnsi="Times New Roman" w:cs="Times New Roman"/>
+                <w:szCs w:val="32"/>
+              </w:rPr>
             </w:pPr>
             <w:r>
               <w:rPr>
-                <w:sz w:val="20"/>
+                <w:rFonts w:ascii="Times New Roman" w:hAnsi="Times New Roman" w:cs="Times New Roman"/>
+                <w:szCs w:val="32"/>
               </w:rPr>
               <w:t>-22.0%</w:t>
             </w:r>
@@ -5792,15 +10258,21 @@
         </w:tc>
         <w:tc>
           <w:tcPr>
-            <w:tcW w:w="906" w:type="dxa"/>
+            <w:tcW w:w="1185" w:type="dxa"/>
           </w:tcPr>
           <w:p>
             <w:pPr>
+              <w:spacing w:line="276" w:lineRule="auto"/>
               <w:jc w:val="center"/>
+              <w:rPr>
+                <w:rFonts w:ascii="Times New Roman" w:hAnsi="Times New Roman" w:cs="Times New Roman"/>
+                <w:szCs w:val="32"/>
+              </w:rPr>
             </w:pPr>
             <w:r>
               <w:rPr>
-                <w:sz w:val="20"/>
+                <w:rFonts w:ascii="Times New Roman" w:hAnsi="Times New Roman" w:cs="Times New Roman"/>
+                <w:szCs w:val="32"/>
               </w:rPr>
               <w:t>0.604</w:t>
             </w:r>
@@ -5808,15 +10280,21 @@
         </w:tc>
         <w:tc>
           <w:tcPr>
-            <w:tcW w:w="1400" w:type="dxa"/>
+            <w:tcW w:w="1185" w:type="dxa"/>
           </w:tcPr>
           <w:p>
             <w:pPr>
+              <w:spacing w:line="276" w:lineRule="auto"/>
               <w:jc w:val="center"/>
+              <w:rPr>
+                <w:rFonts w:ascii="Times New Roman" w:hAnsi="Times New Roman" w:cs="Times New Roman"/>
+                <w:szCs w:val="32"/>
+              </w:rPr>
             </w:pPr>
             <w:r>
               <w:rPr>
-                <w:sz w:val="20"/>
+                <w:rFonts w:ascii="Times New Roman" w:hAnsi="Times New Roman" w:cs="Times New Roman"/>
+                <w:szCs w:val="32"/>
               </w:rPr>
               <w:t>16.16</w:t>
             </w:r>
@@ -5824,15 +10302,21 @@
         </w:tc>
         <w:tc>
           <w:tcPr>
-            <w:tcW w:w="1400" w:type="dxa"/>
+            <w:tcW w:w="1186" w:type="dxa"/>
           </w:tcPr>
           <w:p>
             <w:pPr>
+              <w:spacing w:line="276" w:lineRule="auto"/>
               <w:jc w:val="center"/>
+              <w:rPr>
+                <w:rFonts w:ascii="Times New Roman" w:hAnsi="Times New Roman" w:cs="Times New Roman"/>
+                <w:szCs w:val="32"/>
+              </w:rPr>
             </w:pPr>
             <w:r>
               <w:rPr>
-                <w:sz w:val="20"/>
+                <w:rFonts w:ascii="Times New Roman" w:hAnsi="Times New Roman" w:cs="Times New Roman"/>
+                <w:szCs w:val="32"/>
               </w:rPr>
               <w:t>65.66</w:t>
             </w:r>
@@ -5842,31 +10326,44 @@
       <w:tr>
         <w:tc>
           <w:tcPr>
-            <w:tcW w:w="900" w:type="dxa"/>
+            <w:tcW w:w="1185" w:type="dxa"/>
+            <w:vAlign w:val="center"/>
           </w:tcPr>
           <w:p>
             <w:pPr>
+              <w:spacing w:line="276" w:lineRule="auto"/>
               <w:jc w:val="center"/>
+              <w:rPr>
+                <w:rFonts w:ascii="Times New Roman" w:hAnsi="Times New Roman" w:cs="Times New Roman"/>
+              </w:rPr>
             </w:pPr>
-            <w:r>
-              <w:rPr>
-                <w:sz w:val="20"/>
+            <w:proofErr w:type="spellStart"/>
+            <w:r>
+              <w:rPr>
+                <w:rFonts w:ascii="Times New Roman" w:hAnsi="Times New Roman" w:cs="Times New Roman"/>
               </w:rPr>
               <w:t>ali</w:t>
             </w:r>
+            <w:proofErr w:type="spellEnd"/>
           </w:p>
         </w:tc>
         <w:tc>
           <w:tcPr>
-            <w:tcW w:w="1300" w:type="dxa"/>
+            <w:tcW w:w="1185" w:type="dxa"/>
           </w:tcPr>
           <w:p>
             <w:pPr>
+              <w:spacing w:line="276" w:lineRule="auto"/>
               <w:jc w:val="center"/>
+              <w:rPr>
+                <w:rFonts w:ascii="Times New Roman" w:hAnsi="Times New Roman" w:cs="Times New Roman"/>
+                <w:szCs w:val="32"/>
+              </w:rPr>
             </w:pPr>
             <w:r>
               <w:rPr>
-                <w:sz w:val="20"/>
+                <w:rFonts w:ascii="Times New Roman" w:hAnsi="Times New Roman" w:cs="Times New Roman"/>
+                <w:szCs w:val="32"/>
               </w:rPr>
               <w:t>2.30</w:t>
             </w:r>
@@ -5874,15 +10371,21 @@
         </w:tc>
         <w:tc>
           <w:tcPr>
-            <w:tcW w:w="1300" w:type="dxa"/>
+            <w:tcW w:w="1185" w:type="dxa"/>
           </w:tcPr>
           <w:p>
             <w:pPr>
+              <w:spacing w:line="276" w:lineRule="auto"/>
               <w:jc w:val="center"/>
+              <w:rPr>
+                <w:rFonts w:ascii="Times New Roman" w:hAnsi="Times New Roman" w:cs="Times New Roman"/>
+                <w:szCs w:val="32"/>
+              </w:rPr>
             </w:pPr>
             <w:r>
               <w:rPr>
-                <w:sz w:val="20"/>
+                <w:rFonts w:ascii="Times New Roman" w:hAnsi="Times New Roman" w:cs="Times New Roman"/>
+                <w:szCs w:val="32"/>
               </w:rPr>
               <w:t>1.38</w:t>
             </w:r>
@@ -5890,15 +10393,21 @@
         </w:tc>
         <w:tc>
           <w:tcPr>
-            <w:tcW w:w="1100" w:type="dxa"/>
+            <w:tcW w:w="1185" w:type="dxa"/>
           </w:tcPr>
           <w:p>
             <w:pPr>
+              <w:spacing w:line="276" w:lineRule="auto"/>
               <w:jc w:val="center"/>
+              <w:rPr>
+                <w:rFonts w:ascii="Times New Roman" w:hAnsi="Times New Roman" w:cs="Times New Roman"/>
+                <w:szCs w:val="32"/>
+              </w:rPr>
             </w:pPr>
             <w:r>
               <w:rPr>
-                <w:sz w:val="20"/>
+                <w:rFonts w:ascii="Times New Roman" w:hAnsi="Times New Roman" w:cs="Times New Roman"/>
+                <w:szCs w:val="32"/>
               </w:rPr>
               <w:t>-66.4%</w:t>
             </w:r>
@@ -5906,15 +10415,21 @@
         </w:tc>
         <w:tc>
           <w:tcPr>
-            <w:tcW w:w="906" w:type="dxa"/>
+            <w:tcW w:w="1185" w:type="dxa"/>
           </w:tcPr>
           <w:p>
             <w:pPr>
+              <w:spacing w:line="276" w:lineRule="auto"/>
               <w:jc w:val="center"/>
+              <w:rPr>
+                <w:rFonts w:ascii="Times New Roman" w:hAnsi="Times New Roman" w:cs="Times New Roman"/>
+                <w:szCs w:val="32"/>
+              </w:rPr>
             </w:pPr>
             <w:r>
               <w:rPr>
-                <w:sz w:val="20"/>
+                <w:rFonts w:ascii="Times New Roman" w:hAnsi="Times New Roman" w:cs="Times New Roman"/>
+                <w:szCs w:val="32"/>
               </w:rPr>
               <w:t>0.015*</w:t>
             </w:r>
@@ -5922,15 +10437,21 @@
         </w:tc>
         <w:tc>
           <w:tcPr>
-            <w:tcW w:w="1400" w:type="dxa"/>
+            <w:tcW w:w="1185" w:type="dxa"/>
           </w:tcPr>
           <w:p>
             <w:pPr>
+              <w:spacing w:line="276" w:lineRule="auto"/>
               <w:jc w:val="center"/>
+              <w:rPr>
+                <w:rFonts w:ascii="Times New Roman" w:hAnsi="Times New Roman" w:cs="Times New Roman"/>
+                <w:szCs w:val="32"/>
+              </w:rPr>
             </w:pPr>
             <w:r>
               <w:rPr>
-                <w:sz w:val="20"/>
+                <w:rFonts w:ascii="Times New Roman" w:hAnsi="Times New Roman" w:cs="Times New Roman"/>
+                <w:szCs w:val="32"/>
               </w:rPr>
               <w:t>7.14</w:t>
             </w:r>
@@ -5938,15 +10459,21 @@
         </w:tc>
         <w:tc>
           <w:tcPr>
-            <w:tcW w:w="1400" w:type="dxa"/>
+            <w:tcW w:w="1186" w:type="dxa"/>
           </w:tcPr>
           <w:p>
             <w:pPr>
+              <w:spacing w:line="276" w:lineRule="auto"/>
               <w:jc w:val="center"/>
+              <w:rPr>
+                <w:rFonts w:ascii="Times New Roman" w:hAnsi="Times New Roman" w:cs="Times New Roman"/>
+                <w:szCs w:val="32"/>
+              </w:rPr>
             </w:pPr>
             <w:r>
               <w:rPr>
-                <w:sz w:val="20"/>
+                <w:rFonts w:ascii="Times New Roman" w:hAnsi="Times New Roman" w:cs="Times New Roman"/>
+                <w:szCs w:val="32"/>
               </w:rPr>
               <w:t>18.43</w:t>
             </w:r>
@@ -5958,8 +10485,14 @@
       <w:pPr>
         <w:spacing w:before="120"/>
         <w:jc w:val="center"/>
-      </w:pPr>
-      <w:r>
+        <w:rPr>
+          <w:rFonts w:ascii="Times New Roman" w:hAnsi="Times New Roman" w:cs="Times New Roman"/>
+        </w:rPr>
+      </w:pPr>
+      <w:r>
+        <w:rPr>
+          <w:rFonts w:ascii="Times New Roman" w:hAnsi="Times New Roman" w:cs="Times New Roman"/>
+        </w:rPr>
         <w:t>【表</w:t>
       </w:r>
       <w:r>
@@ -5969,8 +10502,54 @@
         <w:t>3</w:t>
       </w:r>
       <w:r>
-        <w:t>】RDSAC（cvar，β=0.25，風險敏感）模擬評估結果</w:t>
-      </w:r>
+        <w:rPr>
+          <w:rFonts w:ascii="Times New Roman" w:hAnsi="Times New Roman" w:cs="Times New Roman"/>
+        </w:rPr>
+        <w:t>】</w:t>
+      </w:r>
+      <w:r>
+        <w:rPr>
+          <w:rFonts w:ascii="Times New Roman" w:hAnsi="Times New Roman" w:cs="Times New Roman"/>
+        </w:rPr>
+        <w:t>RDSAC</w:t>
+      </w:r>
+      <w:r>
+        <w:rPr>
+          <w:rFonts w:ascii="Times New Roman" w:hAnsi="Times New Roman" w:cs="Times New Roman"/>
+        </w:rPr>
+        <w:t>（</w:t>
+      </w:r>
+      <w:proofErr w:type="spellStart"/>
+      <w:r>
+        <w:rPr>
+          <w:rFonts w:ascii="Times New Roman" w:hAnsi="Times New Roman" w:cs="Times New Roman"/>
+        </w:rPr>
+        <w:t>cvar</w:t>
+      </w:r>
+      <w:proofErr w:type="spellEnd"/>
+      <w:r>
+        <w:rPr>
+          <w:rFonts w:ascii="Times New Roman" w:hAnsi="Times New Roman" w:cs="Times New Roman"/>
+        </w:rPr>
+        <w:t>，</w:t>
+      </w:r>
+      <w:r>
+        <w:rPr>
+          <w:rFonts w:ascii="Times New Roman" w:hAnsi="Times New Roman" w:cs="Times New Roman"/>
+        </w:rPr>
+        <w:t>β=0.25</w:t>
+      </w:r>
+      <w:r>
+        <w:rPr>
+          <w:rFonts w:ascii="Times New Roman" w:hAnsi="Times New Roman" w:cs="Times New Roman"/>
+        </w:rPr>
+        <w:t>，風險敏感）模擬評估結果</w:t>
+      </w:r>
+    </w:p>
+    <w:p>
+      <w:pPr>
+        <w:spacing w:before="120"/>
+      </w:pPr>
     </w:p>
     <w:p>
       <w:pPr>
@@ -5982,9 +10561,191 @@
       </w:pPr>
       <w:r>
         <w:rPr>
-          <w:rFonts w:ascii="Times New Roman" w:hAnsi="Times New Roman" w:cs="Times New Roman"/>
-        </w:rPr>
-        <w:t>由【表 2】與【表 3】可見一個清楚且關鍵的對照：在完全相同的訓練配置下，風險敏感的 cvar 明顯優於風險中立的 mean。mean 變體在三個家族都顯著落後 score（philly −187.6%、burst −126.1%、ali −69.4%，p 值皆小於 0.05），且訓練過程不穩定；cvar 則把 philly 拉到與強啟發式 score 統計打平（−6.2%，p=0.78），尾部 p95 也大致砍半（philly 9.42 對 27.04 小時、burst 16.16 對 37.15 小時）。這驗證了採用風險敏感 DSAC 的設計選擇：對共享 GPU 平台而言，控制長尾延遲比追求平均最優更有價值。</w:t>
+          <w:rFonts w:ascii="Times New Roman" w:hAnsi="Times New Roman" w:cs="Times New Roman" w:hint="eastAsia"/>
+        </w:rPr>
+        <w:t xml:space="preserve">　　</w:t>
+      </w:r>
+      <w:r>
+        <w:rPr>
+          <w:rFonts w:ascii="Times New Roman" w:hAnsi="Times New Roman" w:cs="Times New Roman"/>
+        </w:rPr>
+        <w:t>由表</w:t>
+      </w:r>
+      <w:r>
+        <w:rPr>
+          <w:rFonts w:ascii="Times New Roman" w:hAnsi="Times New Roman" w:cs="Times New Roman"/>
+        </w:rPr>
+        <w:t xml:space="preserve"> 2</w:t>
+      </w:r>
+      <w:r>
+        <w:rPr>
+          <w:rFonts w:ascii="Times New Roman" w:hAnsi="Times New Roman" w:cs="Times New Roman"/>
+        </w:rPr>
+        <w:t>與表</w:t>
+      </w:r>
+      <w:r>
+        <w:rPr>
+          <w:rFonts w:ascii="Times New Roman" w:hAnsi="Times New Roman" w:cs="Times New Roman"/>
+        </w:rPr>
+        <w:t xml:space="preserve"> 3</w:t>
+      </w:r>
+      <w:r>
+        <w:rPr>
+          <w:rFonts w:ascii="Times New Roman" w:hAnsi="Times New Roman" w:cs="Times New Roman"/>
+        </w:rPr>
+        <w:t>可見一個清楚且關鍵的對照：在完全相同的訓練配置下，風險敏感的</w:t>
+      </w:r>
+      <w:proofErr w:type="spellStart"/>
+      <w:r>
+        <w:rPr>
+          <w:rFonts w:ascii="Times New Roman" w:hAnsi="Times New Roman" w:cs="Times New Roman"/>
+        </w:rPr>
+        <w:t>cvar</w:t>
+      </w:r>
+      <w:proofErr w:type="spellEnd"/>
+      <w:r>
+        <w:rPr>
+          <w:rFonts w:ascii="Times New Roman" w:hAnsi="Times New Roman" w:cs="Times New Roman"/>
+        </w:rPr>
+        <w:t>明顯優於風險中立的</w:t>
+      </w:r>
+      <w:r>
+        <w:rPr>
+          <w:rFonts w:ascii="Times New Roman" w:hAnsi="Times New Roman" w:cs="Times New Roman"/>
+        </w:rPr>
+        <w:t>mean</w:t>
+      </w:r>
+      <w:r>
+        <w:rPr>
+          <w:rFonts w:ascii="Times New Roman" w:hAnsi="Times New Roman" w:cs="Times New Roman"/>
+        </w:rPr>
+        <w:t>。</w:t>
+      </w:r>
+      <w:r>
+        <w:rPr>
+          <w:rFonts w:ascii="Times New Roman" w:hAnsi="Times New Roman" w:cs="Times New Roman"/>
+        </w:rPr>
+        <w:t>mean</w:t>
+      </w:r>
+      <w:r>
+        <w:rPr>
+          <w:rFonts w:ascii="Times New Roman" w:hAnsi="Times New Roman" w:cs="Times New Roman"/>
+        </w:rPr>
+        <w:t>變體在三個家族都顯著落後</w:t>
+      </w:r>
+      <w:r>
+        <w:rPr>
+          <w:rFonts w:ascii="Times New Roman" w:hAnsi="Times New Roman" w:cs="Times New Roman"/>
+        </w:rPr>
+        <w:t xml:space="preserve"> score</w:t>
+      </w:r>
+      <w:r>
+        <w:rPr>
+          <w:rFonts w:ascii="Times New Roman" w:hAnsi="Times New Roman" w:cs="Times New Roman"/>
+        </w:rPr>
+        <w:t>；</w:t>
+      </w:r>
+      <w:proofErr w:type="spellStart"/>
+      <w:r>
+        <w:rPr>
+          <w:rFonts w:ascii="Times New Roman" w:hAnsi="Times New Roman" w:cs="Times New Roman"/>
+        </w:rPr>
+        <w:t>cvar</w:t>
+      </w:r>
+      <w:proofErr w:type="spellEnd"/>
+      <w:r>
+        <w:rPr>
+          <w:rFonts w:ascii="Times New Roman" w:hAnsi="Times New Roman" w:cs="Times New Roman"/>
+        </w:rPr>
+        <w:t>則把</w:t>
+      </w:r>
+      <w:r>
+        <w:rPr>
+          <w:rFonts w:ascii="Times New Roman" w:hAnsi="Times New Roman" w:cs="Times New Roman"/>
+        </w:rPr>
+        <w:t xml:space="preserve"> </w:t>
+      </w:r>
+      <w:proofErr w:type="spellStart"/>
+      <w:r>
+        <w:rPr>
+          <w:rFonts w:ascii="Times New Roman" w:hAnsi="Times New Roman" w:cs="Times New Roman"/>
+        </w:rPr>
+        <w:t>philly</w:t>
+      </w:r>
+      <w:proofErr w:type="spellEnd"/>
+      <w:r>
+        <w:rPr>
+          <w:rFonts w:ascii="Times New Roman" w:hAnsi="Times New Roman" w:cs="Times New Roman"/>
+        </w:rPr>
+        <w:t xml:space="preserve"> </w:t>
+      </w:r>
+      <w:r>
+        <w:rPr>
+          <w:rFonts w:ascii="Times New Roman" w:hAnsi="Times New Roman" w:cs="Times New Roman"/>
+        </w:rPr>
+        <w:t>拉到與強啟發式</w:t>
+      </w:r>
+      <w:r>
+        <w:rPr>
+          <w:rFonts w:ascii="Times New Roman" w:hAnsi="Times New Roman" w:cs="Times New Roman"/>
+        </w:rPr>
+        <w:t>score</w:t>
+      </w:r>
+      <w:r>
+        <w:rPr>
+          <w:rFonts w:ascii="Times New Roman" w:hAnsi="Times New Roman" w:cs="Times New Roman"/>
+        </w:rPr>
+        <w:t>統計打平，尾部</w:t>
+      </w:r>
+      <w:r>
+        <w:rPr>
+          <w:rFonts w:ascii="Times New Roman" w:hAnsi="Times New Roman" w:cs="Times New Roman"/>
+        </w:rPr>
+        <w:t>p95</w:t>
+      </w:r>
+      <w:r>
+        <w:rPr>
+          <w:rFonts w:ascii="Times New Roman" w:hAnsi="Times New Roman" w:cs="Times New Roman"/>
+        </w:rPr>
+        <w:t>也</w:t>
+      </w:r>
+      <w:proofErr w:type="gramStart"/>
+      <w:r>
+        <w:rPr>
+          <w:rFonts w:ascii="Times New Roman" w:hAnsi="Times New Roman" w:cs="Times New Roman"/>
+        </w:rPr>
+        <w:t>大致砍半</w:t>
+      </w:r>
+      <w:proofErr w:type="gramEnd"/>
+      <w:r>
+        <w:rPr>
+          <w:rFonts w:ascii="Times New Roman" w:hAnsi="Times New Roman" w:cs="Times New Roman"/>
+        </w:rPr>
+        <w:t>。這驗證了採用風險敏感</w:t>
+      </w:r>
+      <w:r>
+        <w:rPr>
+          <w:rFonts w:ascii="Times New Roman" w:hAnsi="Times New Roman" w:cs="Times New Roman"/>
+        </w:rPr>
+        <w:t>DSAC</w:t>
+      </w:r>
+      <w:r>
+        <w:rPr>
+          <w:rFonts w:ascii="Times New Roman" w:hAnsi="Times New Roman" w:cs="Times New Roman"/>
+        </w:rPr>
+        <w:t>的設計選擇：對共享</w:t>
+      </w:r>
+      <w:r>
+        <w:rPr>
+          <w:rFonts w:ascii="Times New Roman" w:hAnsi="Times New Roman" w:cs="Times New Roman"/>
+        </w:rPr>
+        <w:t xml:space="preserve"> GPU </w:t>
+      </w:r>
+      <w:r>
+        <w:rPr>
+          <w:rFonts w:ascii="Times New Roman" w:hAnsi="Times New Roman" w:cs="Times New Roman"/>
+        </w:rPr>
+        <w:t>平台而言，控制長尾延遲比追求平均最優更有價值。</w:t>
       </w:r>
     </w:p>
     <w:p>
@@ -5997,9 +10758,197 @@
       </w:pPr>
       <w:r>
         <w:rPr>
-          <w:rFonts w:ascii="Times New Roman" w:hAnsi="Times New Roman" w:cs="Times New Roman"/>
-        </w:rPr>
-        <w:t>我們也誠實列出限制：cvar 在 ali 家族仍顯著落後（−66.4%），且 burst 的 p99 反而比 mean 差（單一壞種子拉高最尾端），代表 CVaR 對「平均尾部」有效，但未必能壓住最極端的離群；整體而言 RDSAC 在此 1×1 小動作空間下仍未真正贏過已調校良好的 score 啟發式，只是把差距縮到不顯著。後續方向為穩定 mean 變體訓練、改善 ali 與 burst 最尾端，以及在更大叢集規模上重新評估。</w:t>
+          <w:rFonts w:ascii="Times New Roman" w:hAnsi="Times New Roman" w:cs="Times New Roman" w:hint="eastAsia"/>
+        </w:rPr>
+        <w:t xml:space="preserve">　　</w:t>
+      </w:r>
+      <w:r>
+        <w:rPr>
+          <w:rFonts w:ascii="Times New Roman" w:hAnsi="Times New Roman" w:cs="Times New Roman"/>
+        </w:rPr>
+        <w:t>我們也誠實列出限制：</w:t>
+      </w:r>
+      <w:proofErr w:type="spellStart"/>
+      <w:r>
+        <w:rPr>
+          <w:rFonts w:ascii="Times New Roman" w:hAnsi="Times New Roman" w:cs="Times New Roman"/>
+        </w:rPr>
+        <w:t>cvar</w:t>
+      </w:r>
+      <w:proofErr w:type="spellEnd"/>
+      <w:r>
+        <w:rPr>
+          <w:rFonts w:ascii="Times New Roman" w:hAnsi="Times New Roman" w:cs="Times New Roman"/>
+        </w:rPr>
+        <w:t>在</w:t>
+      </w:r>
+      <w:proofErr w:type="spellStart"/>
+      <w:r>
+        <w:rPr>
+          <w:rFonts w:ascii="Times New Roman" w:hAnsi="Times New Roman" w:cs="Times New Roman"/>
+        </w:rPr>
+        <w:t>ali</w:t>
+      </w:r>
+      <w:proofErr w:type="spellEnd"/>
+      <w:r>
+        <w:rPr>
+          <w:rFonts w:ascii="Times New Roman" w:hAnsi="Times New Roman" w:cs="Times New Roman"/>
+        </w:rPr>
+        <w:t>家族仍顯著落後</w:t>
+      </w:r>
+      <w:r>
+        <w:rPr>
+          <w:rFonts w:ascii="Times New Roman" w:hAnsi="Times New Roman" w:cs="Times New Roman" w:hint="eastAsia"/>
+        </w:rPr>
+        <w:t xml:space="preserve"> (</w:t>
+      </w:r>
+      <w:r>
+        <w:rPr>
+          <w:rFonts w:ascii="Times New Roman" w:hAnsi="Times New Roman" w:cs="Times New Roman"/>
+        </w:rPr>
+        <w:t>−66.4%</w:t>
+      </w:r>
+      <w:r>
+        <w:rPr>
+          <w:rFonts w:ascii="Times New Roman" w:hAnsi="Times New Roman" w:cs="Times New Roman" w:hint="eastAsia"/>
+        </w:rPr>
+        <w:t>)</w:t>
+      </w:r>
+      <w:r>
+        <w:rPr>
+          <w:rFonts w:ascii="Times New Roman" w:hAnsi="Times New Roman" w:cs="Times New Roman"/>
+        </w:rPr>
+        <w:t>，且</w:t>
+      </w:r>
+      <w:r>
+        <w:rPr>
+          <w:rFonts w:ascii="Times New Roman" w:hAnsi="Times New Roman" w:cs="Times New Roman"/>
+        </w:rPr>
+        <w:t xml:space="preserve"> burst </w:t>
+      </w:r>
+      <w:r>
+        <w:rPr>
+          <w:rFonts w:ascii="Times New Roman" w:hAnsi="Times New Roman" w:cs="Times New Roman"/>
+        </w:rPr>
+        <w:t>的</w:t>
+      </w:r>
+      <w:r>
+        <w:rPr>
+          <w:rFonts w:ascii="Times New Roman" w:hAnsi="Times New Roman" w:cs="Times New Roman"/>
+        </w:rPr>
+        <w:t xml:space="preserve"> p99 </w:t>
+      </w:r>
+      <w:r>
+        <w:rPr>
+          <w:rFonts w:ascii="Times New Roman" w:hAnsi="Times New Roman" w:cs="Times New Roman"/>
+        </w:rPr>
+        <w:t>反而比</w:t>
+      </w:r>
+      <w:r>
+        <w:rPr>
+          <w:rFonts w:ascii="Times New Roman" w:hAnsi="Times New Roman" w:cs="Times New Roman"/>
+        </w:rPr>
+        <w:t>mean</w:t>
+      </w:r>
+      <w:r>
+        <w:rPr>
+          <w:rFonts w:ascii="Times New Roman" w:hAnsi="Times New Roman" w:cs="Times New Roman"/>
+        </w:rPr>
+        <w:t>差（單一壞種子拉高最尾端），代表</w:t>
+      </w:r>
+      <w:r>
+        <w:rPr>
+          <w:rFonts w:ascii="Times New Roman" w:hAnsi="Times New Roman" w:cs="Times New Roman"/>
+        </w:rPr>
+        <w:t>CVaR</w:t>
+      </w:r>
+      <w:r>
+        <w:rPr>
+          <w:rFonts w:ascii="Times New Roman" w:hAnsi="Times New Roman" w:cs="Times New Roman"/>
+        </w:rPr>
+        <w:t>對「平均尾部」有效，但未必能壓住最極端的離群；整體而言</w:t>
+      </w:r>
+      <w:r>
+        <w:rPr>
+          <w:rFonts w:ascii="Times New Roman" w:hAnsi="Times New Roman" w:cs="Times New Roman"/>
+        </w:rPr>
+        <w:t>RDSAC</w:t>
+      </w:r>
+      <w:r>
+        <w:rPr>
+          <w:rFonts w:ascii="Times New Roman" w:hAnsi="Times New Roman" w:cs="Times New Roman"/>
+        </w:rPr>
+        <w:t>在此</w:t>
+      </w:r>
+      <w:r>
+        <w:rPr>
+          <w:rFonts w:ascii="Times New Roman" w:hAnsi="Times New Roman" w:cs="Times New Roman"/>
+        </w:rPr>
+        <w:t xml:space="preserve"> 1×1 </w:t>
+      </w:r>
+      <w:r>
+        <w:rPr>
+          <w:rFonts w:ascii="Times New Roman" w:hAnsi="Times New Roman" w:cs="Times New Roman"/>
+        </w:rPr>
+        <w:t>小動作空間下仍未真正贏過已調校良好的</w:t>
+      </w:r>
+      <w:r>
+        <w:rPr>
+          <w:rFonts w:ascii="Times New Roman" w:hAnsi="Times New Roman" w:cs="Times New Roman"/>
+        </w:rPr>
+        <w:t>score</w:t>
+      </w:r>
+      <w:r>
+        <w:rPr>
+          <w:rFonts w:ascii="Times New Roman" w:hAnsi="Times New Roman" w:cs="Times New Roman"/>
+        </w:rPr>
+        <w:t>啟發式，只是把差距縮到不顯著。後續方向為穩定</w:t>
+      </w:r>
+      <w:r>
+        <w:rPr>
+          <w:rFonts w:ascii="Times New Roman" w:hAnsi="Times New Roman" w:cs="Times New Roman"/>
+        </w:rPr>
+        <w:t xml:space="preserve"> mean</w:t>
+      </w:r>
+      <w:r>
+        <w:rPr>
+          <w:rFonts w:ascii="Times New Roman" w:hAnsi="Times New Roman" w:cs="Times New Roman"/>
+        </w:rPr>
+        <w:t>變體訓練、改善</w:t>
+      </w:r>
+      <w:proofErr w:type="spellStart"/>
+      <w:r>
+        <w:rPr>
+          <w:rFonts w:ascii="Times New Roman" w:hAnsi="Times New Roman" w:cs="Times New Roman"/>
+        </w:rPr>
+        <w:t>ali</w:t>
+      </w:r>
+      <w:proofErr w:type="spellEnd"/>
+      <w:r>
+        <w:rPr>
+          <w:rFonts w:ascii="Times New Roman" w:hAnsi="Times New Roman" w:cs="Times New Roman"/>
+        </w:rPr>
+        <w:t>與</w:t>
+      </w:r>
+      <w:r>
+        <w:rPr>
+          <w:rFonts w:ascii="Times New Roman" w:hAnsi="Times New Roman" w:cs="Times New Roman"/>
+        </w:rPr>
+        <w:t>burst</w:t>
+      </w:r>
+      <w:proofErr w:type="gramStart"/>
+      <w:r>
+        <w:rPr>
+          <w:rFonts w:ascii="Times New Roman" w:hAnsi="Times New Roman" w:cs="Times New Roman"/>
+        </w:rPr>
+        <w:t>最</w:t>
+      </w:r>
+      <w:proofErr w:type="gramEnd"/>
+      <w:r>
+        <w:rPr>
+          <w:rFonts w:ascii="Times New Roman" w:hAnsi="Times New Roman" w:cs="Times New Roman"/>
+        </w:rPr>
+        <w:t>尾端，以及在更大叢集規模上重新評估。</w:t>
       </w:r>
     </w:p>
     <w:p>
@@ -6015,7 +10964,13 @@
         <w:rPr>
           <w:rFonts w:ascii="Times New Roman" w:hAnsi="Times New Roman" w:cs="Times New Roman"/>
         </w:rPr>
-        <w:t>5.3　結論與建議</w:t>
+        <w:t>5.3</w:t>
+      </w:r>
+      <w:r>
+        <w:rPr>
+          <w:rFonts w:ascii="Times New Roman" w:hAnsi="Times New Roman" w:cs="Times New Roman"/>
+        </w:rPr>
+        <w:t xml:space="preserve">　結論與建議</w:t>
       </w:r>
       <w:bookmarkEnd w:id="26"/>
     </w:p>
@@ -6025,9 +10980,7 @@
         <w:jc w:val="both"/>
       </w:pPr>
       <w:r>
-        <w:t>本計畫已成功建立可上線運作的智慧排程平台，並通過實機驗證。目前的主要</w:t>
-        <w:lastRenderedPageBreak/>
-        <w:t>結論如下：</w:t>
+        <w:t>本計畫已成功建立可上線運作的智慧排程平台，並通過實機驗證。目前的主要結論如下：</w:t>
       </w:r>
     </w:p>
     <w:p>
@@ -6113,7 +11066,20 @@
         <w:rPr>
           <w:rFonts w:ascii="Times New Roman" w:hAnsi="Times New Roman" w:cs="Times New Roman"/>
         </w:rPr>
-        <w:t>讓模擬環境更接近真實系統，降低sim-to-real落差。</w:t>
+        <w:lastRenderedPageBreak/>
+        <w:t>讓模擬環境更接近真實系統，降低</w:t>
+      </w:r>
+      <w:r>
+        <w:rPr>
+          <w:rFonts w:ascii="Times New Roman" w:hAnsi="Times New Roman" w:cs="Times New Roman"/>
+        </w:rPr>
+        <w:t>sim-to-real</w:t>
+      </w:r>
+      <w:r>
+        <w:rPr>
+          <w:rFonts w:ascii="Times New Roman" w:hAnsi="Times New Roman" w:cs="Times New Roman"/>
+        </w:rPr>
+        <w:t>落差。</w:t>
       </w:r>
     </w:p>
     <w:p>
@@ -6209,7 +11175,13 @@
         <w:rPr>
           <w:rFonts w:ascii="Times New Roman" w:hAnsi="Times New Roman" w:cs="Times New Roman"/>
         </w:rPr>
-        <w:t>5.4　執行計畫過程遇到之困難與阻礙</w:t>
+        <w:t>5.4</w:t>
+      </w:r>
+      <w:r>
+        <w:rPr>
+          <w:rFonts w:ascii="Times New Roman" w:hAnsi="Times New Roman" w:cs="Times New Roman"/>
+        </w:rPr>
+        <w:t xml:space="preserve">　執行計畫過程遇到之困難與阻礙</w:t>
       </w:r>
       <w:bookmarkEnd w:id="27"/>
     </w:p>
@@ -6226,7 +11198,13 @@
         <w:rPr>
           <w:rFonts w:ascii="Times New Roman" w:hAnsi="Times New Roman" w:cs="Times New Roman"/>
         </w:rPr>
-        <w:t>5.4.1　節點回收後狀態不一致</w:t>
+        <w:t>5.4.1</w:t>
+      </w:r>
+      <w:r>
+        <w:rPr>
+          <w:rFonts w:ascii="Times New Roman" w:hAnsi="Times New Roman" w:cs="Times New Roman"/>
+        </w:rPr>
+        <w:t xml:space="preserve">　節點回收後狀態不一致</w:t>
       </w:r>
       <w:bookmarkEnd w:id="28"/>
     </w:p>
@@ -6242,7 +11220,19 @@
         <w:rPr>
           <w:rFonts w:ascii="Times New Roman" w:hAnsi="Times New Roman" w:cs="Times New Roman"/>
         </w:rPr>
-        <w:t>在先前測試中，當 GPU 節點因暫時沒有工作而被回收後，系統有時無法正確辨識它已離線，導致後續工作啟動時出現狀態不同步的問題。目前已完成修正，讓系統在節點回收與重新啟動時，能先更新狀態，再重新接受新工作。</w:t>
+        <w:t>在先前測試中，當</w:t>
+      </w:r>
+      <w:r>
+        <w:rPr>
+          <w:rFonts w:ascii="Times New Roman" w:hAnsi="Times New Roman" w:cs="Times New Roman"/>
+        </w:rPr>
+        <w:t xml:space="preserve"> GPU </w:t>
+      </w:r>
+      <w:r>
+        <w:rPr>
+          <w:rFonts w:ascii="Times New Roman" w:hAnsi="Times New Roman" w:cs="Times New Roman"/>
+        </w:rPr>
+        <w:t>節點因暫時沒有工作而被回收後，系統有時無法正確辨識它已離線，導致後續工作啟動時出現狀態不同步的問題。目前已完成修正，讓系統在節點回收與重新啟動時，能先更新狀態，再重新接受新工作。</w:t>
       </w:r>
     </w:p>
     <w:p/>
@@ -6277,7 +11267,13 @@
         <w:rPr>
           <w:rFonts w:ascii="Times New Roman" w:hAnsi="Times New Roman" w:cs="Times New Roman"/>
         </w:rPr>
-        <w:t>5.4.2　智慧模型效果尚未超越基本規則</w:t>
+        <w:t>5.4.2</w:t>
+      </w:r>
+      <w:r>
+        <w:rPr>
+          <w:rFonts w:ascii="Times New Roman" w:hAnsi="Times New Roman" w:cs="Times New Roman"/>
+        </w:rPr>
+        <w:t xml:space="preserve">　智慧模型效果尚未超越基本規則</w:t>
       </w:r>
       <w:bookmarkEnd w:id="29"/>
     </w:p>
@@ -6293,7 +11289,31 @@
         <w:rPr>
           <w:rFonts w:ascii="Times New Roman" w:hAnsi="Times New Roman" w:cs="Times New Roman"/>
         </w:rPr>
-        <w:t>目前在模擬環境下的效能比較結果顯示，早期以平均值為主的模型尚未穩定超越基本排程規則。因此後續模型方向改為 Distributional SAC，讓模型學習每個決策可能造成的結果分布，並加入風險敏感判斷，更符合真實共享GPU平台的需求。</w:t>
+        <w:t>目前在模擬環境下的效能比較結果顯示，早期以平均值為主的模型尚未穩定超越基本排程規則。因此後續模型方向改為</w:t>
+      </w:r>
+      <w:r>
+        <w:rPr>
+          <w:rFonts w:ascii="Times New Roman" w:hAnsi="Times New Roman" w:cs="Times New Roman"/>
+        </w:rPr>
+        <w:t xml:space="preserve"> Distributional SAC</w:t>
+      </w:r>
+      <w:r>
+        <w:rPr>
+          <w:rFonts w:ascii="Times New Roman" w:hAnsi="Times New Roman" w:cs="Times New Roman"/>
+        </w:rPr>
+        <w:t>，讓模型學習每個決策可能造成的結果分布，並加入風險敏感判斷，更符合真實共享</w:t>
+      </w:r>
+      <w:r>
+        <w:rPr>
+          <w:rFonts w:ascii="Times New Roman" w:hAnsi="Times New Roman" w:cs="Times New Roman"/>
+        </w:rPr>
+        <w:t>GPU</w:t>
+      </w:r>
+      <w:r>
+        <w:rPr>
+          <w:rFonts w:ascii="Times New Roman" w:hAnsi="Times New Roman" w:cs="Times New Roman"/>
+        </w:rPr>
+        <w:t>平台的需求。</w:t>
       </w:r>
     </w:p>
     <w:p/>
@@ -6815,10 +11835,75 @@
           <w:ilvl w:val="0"/>
           <w:numId w:val="12"/>
         </w:numPr>
+        <w:spacing w:line="276" w:lineRule="auto"/>
         <w:rPr>
           <w:rFonts w:ascii="Times New Roman" w:eastAsia="Times New Roman" w:hAnsi="Times New Roman" w:cs="Times New Roman"/>
         </w:rPr>
       </w:pPr>
+      <w:r>
+        <w:rPr>
+          <w:rFonts w:ascii="Times New Roman" w:eastAsia="Times New Roman" w:hAnsi="Times New Roman" w:cs="Times New Roman"/>
+        </w:rPr>
+        <w:t>Alibaba</w:t>
+      </w:r>
+      <w:r>
+        <w:rPr>
+          <w:rFonts w:ascii="Times New Roman" w:eastAsia="Times New Roman" w:hAnsi="Times New Roman" w:cs="Times New Roman"/>
+        </w:rPr>
+        <w:t xml:space="preserve"> </w:t>
+      </w:r>
+      <w:r>
+        <w:rPr>
+          <w:rFonts w:ascii="Times New Roman" w:eastAsia="Times New Roman" w:hAnsi="Times New Roman" w:cs="Times New Roman"/>
+        </w:rPr>
+        <w:t>production</w:t>
+      </w:r>
+      <w:r>
+        <w:rPr>
+          <w:rFonts w:ascii="Times New Roman" w:eastAsia="Times New Roman" w:hAnsi="Times New Roman" w:cs="Times New Roman"/>
+        </w:rPr>
+        <w:t xml:space="preserve"> </w:t>
+      </w:r>
+      <w:r>
+        <w:rPr>
+          <w:rFonts w:ascii="Times New Roman" w:eastAsia="Times New Roman" w:hAnsi="Times New Roman" w:cs="Times New Roman"/>
+        </w:rPr>
+        <w:t>cluster data</w:t>
+      </w:r>
+      <w:r>
+        <w:rPr>
+          <w:rFonts w:ascii="Times New Roman" w:eastAsia="Times New Roman" w:hAnsi="Times New Roman" w:cs="Times New Roman"/>
+        </w:rPr>
+        <w:t xml:space="preserve">set. </w:t>
+      </w:r>
+      <w:hyperlink r:id="rId28" w:history="1">
+        <w:r>
+          <w:rPr>
+            <w:rStyle w:val="a5"/>
+            <w:rFonts w:ascii="Times New Roman" w:eastAsia="Times New Roman" w:hAnsi="Times New Roman" w:cs="Times New Roman"/>
+          </w:rPr>
+          <w:t>https://github.com/alibaba/clusterdata</w:t>
+        </w:r>
+      </w:hyperlink>
+    </w:p>
+    <w:p>
+      <w:pPr>
+        <w:pStyle w:val="a4"/>
+        <w:numPr>
+          <w:ilvl w:val="0"/>
+          <w:numId w:val="12"/>
+        </w:numPr>
+        <w:spacing w:line="276" w:lineRule="auto"/>
+        <w:rPr>
+          <w:rFonts w:ascii="Times New Roman" w:eastAsia="Times New Roman" w:hAnsi="Times New Roman" w:cs="Times New Roman"/>
+        </w:rPr>
+      </w:pPr>
+      <w:r>
+        <w:rPr>
+          <w:rFonts w:ascii="Times New Roman" w:eastAsia="Times New Roman" w:hAnsi="Times New Roman" w:cs="Times New Roman"/>
+        </w:rPr>
+        <w:t xml:space="preserve"> </w:t>
+      </w:r>
     </w:p>
     <w:p>
       <w:r>
@@ -6927,7 +12012,7 @@
       </w:r>
     </w:p>
     <w:sectPr>
-      <w:footerReference w:type="default" r:id="rId28"/>
+      <w:footerReference w:type="default" r:id="rId29"/>
       <w:pgSz w:w="11906" w:h="16838"/>
       <w:pgMar w:top="1800" w:right="1800" w:bottom="1800" w:left="1800" w:header="708" w:footer="708" w:gutter="0"/>
       <w:pgNumType w:start="1"/>
@@ -8645,6 +13730,7 @@
   <w:style w:type="paragraph" w:default="1" w:styleId="a">
     <w:name w:val="Normal"/>
     <w:qFormat/>
+    <w:rsid w:val="00C76806"/>
     <w:pPr>
       <w:widowControl w:val="0"/>
     </w:pPr>
@@ -8740,6 +13826,7 @@
   <w:style w:type="character" w:default="1" w:styleId="a0">
     <w:name w:val="Default Paragraph Font"/>
     <w:uiPriority w:val="1"/>
+    <w:semiHidden/>
     <w:unhideWhenUsed/>
   </w:style>
   <w:style w:type="table" w:default="1" w:styleId="a1">
@@ -8915,6 +14002,16 @@
         <w:insideV w:val="single" w:sz="4" w:space="0" w:color="auto"/>
       </w:tblBorders>
     </w:tblPr>
+  </w:style>
+  <w:style w:type="character" w:styleId="ae">
+    <w:name w:val="Placeholder Text"/>
+    <w:basedOn w:val="a0"/>
+    <w:uiPriority w:val="99"/>
+    <w:semiHidden/>
+    <w:rsid w:val="000A1103"/>
+    <w:rPr>
+      <w:color w:val="666666"/>
+    </w:rPr>
   </w:style>
 </w:styles>
 </file>

--- a/assets/report.docx
+++ b/assets/report.docx
@@ -5788,25 +5788,7 @@
           <w:rPr>
             <w:rFonts w:ascii="Cambria Math" w:hAnsi="Cambria Math" w:cs="Times New Roman"/>
           </w:rPr>
-          <m:t>(</m:t>
-        </m:r>
-        <m:r>
-          <w:rPr>
-            <w:rFonts w:ascii="Cambria Math" w:hAnsi="Cambria Math" w:cs="Times New Roman"/>
-          </w:rPr>
-          <m:t>β=1</m:t>
-        </m:r>
-        <m:r>
-          <w:rPr>
-            <w:rFonts w:ascii="Cambria Math" w:hAnsi="Cambria Math" w:cs="Times New Roman"/>
-          </w:rPr>
-          <m:t>)</m:t>
-        </m:r>
-        <m:r>
-          <w:rPr>
-            <w:rFonts w:ascii="Cambria Math" w:hAnsi="Cambria Math" w:cs="Times New Roman"/>
-          </w:rPr>
-          <m:t xml:space="preserve"> </m:t>
+          <m:t xml:space="preserve">(β=1) </m:t>
         </m:r>
       </m:oMath>
       <w:r>
@@ -7506,7 +7488,7 @@
           <w:noProof/>
         </w:rPr>
         <w:drawing>
-          <wp:inline distT="0" distB="0" distL="0" distR="0" wp14:anchorId="3B05B89C" wp14:editId="48BCABDE">
+          <wp:inline distT="0" distB="0" distL="0" distR="0" wp14:anchorId="3B05B89C" wp14:editId="56B8A180">
             <wp:extent cx="4461444" cy="2883877"/>
             <wp:effectExtent l="0" t="0" r="0" b="0"/>
             <wp:docPr id="299526685" name="圖片 2"/>
@@ -11816,9 +11798,319 @@
         <w:rPr>
           <w:rFonts w:ascii="Times New Roman" w:eastAsia="Times New Roman" w:hAnsi="Times New Roman" w:cs="Times New Roman"/>
         </w:rPr>
+        <w:t>Y. -D.</w:t>
+      </w:r>
+      <w:r>
+        <w:rPr>
+          <w:rFonts w:ascii="Times New Roman" w:eastAsia="Times New Roman" w:hAnsi="Times New Roman" w:cs="Times New Roman"/>
+        </w:rPr>
+        <w:t xml:space="preserve">, et al. </w:t>
+      </w:r>
+      <w:r>
+        <w:rPr>
+          <w:rFonts w:ascii="Times New Roman" w:eastAsia="Times New Roman" w:hAnsi="Times New Roman" w:cs="Times New Roman"/>
+        </w:rPr>
+        <w:t>Reinforcement Learning for AI as a Service: CPU-GPU Task Scheduling for Preprocessing, Training, and Inference Tasks</w:t>
+      </w:r>
+      <w:r>
+        <w:rPr>
+          <w:rFonts w:ascii="Times New Roman" w:eastAsia="Times New Roman" w:hAnsi="Times New Roman" w:cs="Times New Roman"/>
+        </w:rPr>
+        <w:t>.</w:t>
+      </w:r>
+      <w:r>
+        <w:rPr>
+          <w:rFonts w:ascii="Times New Roman" w:eastAsia="Times New Roman" w:hAnsi="Times New Roman" w:cs="Times New Roman"/>
+        </w:rPr>
+        <w:t xml:space="preserve"> </w:t>
+      </w:r>
+      <w:hyperlink r:id="rId27" w:history="1">
+        <w:r>
+          <w:rPr>
+            <w:rStyle w:val="a5"/>
+            <w:rFonts w:ascii="Times New Roman" w:eastAsia="Times New Roman" w:hAnsi="Times New Roman" w:cs="Times New Roman"/>
+          </w:rPr>
+          <w:t>https://ieeexplore.ieee.org/abstract/document/10976623</w:t>
+        </w:r>
+      </w:hyperlink>
+    </w:p>
+    <w:p>
+      <w:pPr>
+        <w:pStyle w:val="a4"/>
+        <w:numPr>
+          <w:ilvl w:val="0"/>
+          <w:numId w:val="12"/>
+        </w:numPr>
+        <w:spacing w:line="276" w:lineRule="auto"/>
+        <w:rPr>
+          <w:rFonts w:ascii="Times New Roman" w:eastAsia="Times New Roman" w:hAnsi="Times New Roman" w:cs="Times New Roman"/>
+        </w:rPr>
+      </w:pPr>
+      <w:r>
+        <w:rPr>
+          <w:rFonts w:ascii="Times New Roman" w:eastAsia="Times New Roman" w:hAnsi="Times New Roman" w:cs="Times New Roman"/>
+        </w:rPr>
+        <w:t>Ashiyana Abdul Majeed</w:t>
+      </w:r>
+      <w:r>
+        <w:rPr>
+          <w:rFonts w:ascii="Times New Roman" w:eastAsia="Times New Roman" w:hAnsi="Times New Roman" w:cs="Times New Roman"/>
+        </w:rPr>
+        <w:t xml:space="preserve">, et al. </w:t>
+      </w:r>
+      <w:r>
+        <w:rPr>
+          <w:rFonts w:ascii="Times New Roman" w:eastAsia="Times New Roman" w:hAnsi="Times New Roman" w:cs="Times New Roman"/>
+        </w:rPr>
+        <w:t>Scheduling Techniques of AI Models on Modern Heterogeneous Edge GPU—A Critical Review</w:t>
+      </w:r>
+      <w:r>
+        <w:rPr>
+          <w:rFonts w:ascii="Times New Roman" w:eastAsia="Times New Roman" w:hAnsi="Times New Roman" w:cs="Times New Roman"/>
+        </w:rPr>
+        <w:t xml:space="preserve">. </w:t>
+      </w:r>
+      <w:hyperlink r:id="rId28" w:history="1">
+        <w:r>
+          <w:rPr>
+            <w:rStyle w:val="a5"/>
+            <w:rFonts w:ascii="Times New Roman" w:eastAsia="Times New Roman" w:hAnsi="Times New Roman" w:cs="Times New Roman"/>
+          </w:rPr>
+          <w:t>https://ieeexplore.ieee.org/abstract/document/11354153</w:t>
+        </w:r>
+      </w:hyperlink>
+    </w:p>
+    <w:p>
+      <w:pPr>
+        <w:pStyle w:val="a4"/>
+        <w:numPr>
+          <w:ilvl w:val="0"/>
+          <w:numId w:val="12"/>
+        </w:numPr>
+        <w:spacing w:line="276" w:lineRule="auto"/>
+        <w:rPr>
+          <w:rFonts w:ascii="Times New Roman" w:eastAsia="Times New Roman" w:hAnsi="Times New Roman" w:cs="Times New Roman"/>
+        </w:rPr>
+      </w:pPr>
+      <w:r>
+        <w:rPr>
+          <w:rFonts w:ascii="Times New Roman" w:eastAsia="Times New Roman" w:hAnsi="Times New Roman" w:cs="Times New Roman"/>
+        </w:rPr>
+        <w:t>Ellie Lipe</w:t>
+      </w:r>
+      <w:r>
+        <w:rPr>
+          <w:rFonts w:ascii="Times New Roman" w:eastAsia="Times New Roman" w:hAnsi="Times New Roman" w:cs="Times New Roman"/>
+        </w:rPr>
+        <w:t xml:space="preserve">, et al. </w:t>
+      </w:r>
+      <w:r>
+        <w:rPr>
+          <w:rFonts w:ascii="Times New Roman" w:eastAsia="Times New Roman" w:hAnsi="Times New Roman" w:cs="Times New Roman"/>
+        </w:rPr>
+        <w:t xml:space="preserve">Energy Efficient Scheduling of AI/ML Workloads on Multi Instance </w:t>
+      </w:r>
+      <w:proofErr w:type="spellStart"/>
+      <w:r>
+        <w:rPr>
+          <w:rFonts w:ascii="Times New Roman" w:eastAsia="Times New Roman" w:hAnsi="Times New Roman" w:cs="Times New Roman"/>
+        </w:rPr>
+        <w:t>Gpus</w:t>
+      </w:r>
+      <w:proofErr w:type="spellEnd"/>
+      <w:r>
+        <w:rPr>
+          <w:rFonts w:ascii="Times New Roman" w:eastAsia="Times New Roman" w:hAnsi="Times New Roman" w:cs="Times New Roman"/>
+        </w:rPr>
+        <w:t xml:space="preserve"> with Dynamic Repartitioning</w:t>
+      </w:r>
+      <w:r>
+        <w:rPr>
+          <w:rFonts w:ascii="Times New Roman" w:eastAsia="Times New Roman" w:hAnsi="Times New Roman" w:cs="Times New Roman"/>
+        </w:rPr>
+        <w:t xml:space="preserve">. </w:t>
+      </w:r>
+      <w:hyperlink r:id="rId29" w:history="1">
+        <w:r>
+          <w:rPr>
+            <w:rStyle w:val="a5"/>
+            <w:rFonts w:ascii="Times New Roman" w:eastAsia="Times New Roman" w:hAnsi="Times New Roman" w:cs="Times New Roman"/>
+          </w:rPr>
+          <w:t>https://ieeexplore.ieee.org/abstract/document/11044810</w:t>
+        </w:r>
+      </w:hyperlink>
+    </w:p>
+    <w:p>
+      <w:pPr>
+        <w:pStyle w:val="a4"/>
+        <w:numPr>
+          <w:ilvl w:val="0"/>
+          <w:numId w:val="12"/>
+        </w:numPr>
+        <w:spacing w:line="276" w:lineRule="auto"/>
+        <w:rPr>
+          <w:rFonts w:ascii="Times New Roman" w:eastAsia="Times New Roman" w:hAnsi="Times New Roman" w:cs="Times New Roman"/>
+        </w:rPr>
+      </w:pPr>
+      <w:r>
+        <w:rPr>
+          <w:rFonts w:ascii="Times New Roman" w:eastAsia="Times New Roman" w:hAnsi="Times New Roman" w:cs="Times New Roman"/>
+        </w:rPr>
+        <w:t>Hoda Sedighi</w:t>
+      </w:r>
+      <w:r>
+        <w:rPr>
+          <w:rFonts w:ascii="Times New Roman" w:eastAsia="Times New Roman" w:hAnsi="Times New Roman" w:cs="Times New Roman"/>
+        </w:rPr>
+        <w:t xml:space="preserve">, et al. </w:t>
+      </w:r>
+      <w:r>
+        <w:rPr>
+          <w:rFonts w:ascii="Times New Roman" w:eastAsia="Times New Roman" w:hAnsi="Times New Roman" w:cs="Times New Roman"/>
+        </w:rPr>
+        <w:t>Dynamic Task Scheduling and Adaptive GPU Resource Allocation in the Cloud</w:t>
+      </w:r>
+      <w:r>
+        <w:rPr>
+          <w:rFonts w:ascii="Times New Roman" w:eastAsia="Times New Roman" w:hAnsi="Times New Roman" w:cs="Times New Roman"/>
+        </w:rPr>
+        <w:t xml:space="preserve">. </w:t>
+      </w:r>
+      <w:hyperlink r:id="rId30" w:history="1">
+        <w:r>
+          <w:rPr>
+            <w:rStyle w:val="a5"/>
+            <w:rFonts w:ascii="Times New Roman" w:eastAsia="Times New Roman" w:hAnsi="Times New Roman" w:cs="Times New Roman"/>
+          </w:rPr>
+          <w:t>https://ieeexplore.ieee.org/abstract/document/11261404</w:t>
+        </w:r>
+      </w:hyperlink>
+    </w:p>
+    <w:p>
+      <w:pPr>
+        <w:pStyle w:val="a4"/>
+        <w:numPr>
+          <w:ilvl w:val="0"/>
+          <w:numId w:val="12"/>
+        </w:numPr>
+        <w:spacing w:line="276" w:lineRule="auto"/>
+        <w:rPr>
+          <w:rFonts w:ascii="Times New Roman" w:eastAsia="Times New Roman" w:hAnsi="Times New Roman" w:cs="Times New Roman"/>
+        </w:rPr>
+      </w:pPr>
+      <w:r>
+        <w:rPr>
+          <w:rFonts w:ascii="Times New Roman" w:eastAsia="Times New Roman" w:hAnsi="Times New Roman" w:cs="Times New Roman"/>
+        </w:rPr>
+        <w:t>Xiaoyang Wang</w:t>
+      </w:r>
+      <w:r>
+        <w:rPr>
+          <w:rFonts w:ascii="Times New Roman" w:eastAsia="Times New Roman" w:hAnsi="Times New Roman" w:cs="Times New Roman"/>
+        </w:rPr>
+        <w:t xml:space="preserve">, et al. </w:t>
+      </w:r>
+      <w:r>
+        <w:rPr>
+          <w:rFonts w:ascii="Times New Roman" w:eastAsia="Times New Roman" w:hAnsi="Times New Roman" w:cs="Times New Roman"/>
+        </w:rPr>
+        <w:t xml:space="preserve">Dynamic GPU Scheduling </w:t>
+      </w:r>
+      <w:proofErr w:type="gramStart"/>
+      <w:r>
+        <w:rPr>
+          <w:rFonts w:ascii="Times New Roman" w:eastAsia="Times New Roman" w:hAnsi="Times New Roman" w:cs="Times New Roman"/>
+        </w:rPr>
+        <w:t>With</w:t>
+      </w:r>
+      <w:proofErr w:type="gramEnd"/>
+      <w:r>
+        <w:rPr>
+          <w:rFonts w:ascii="Times New Roman" w:eastAsia="Times New Roman" w:hAnsi="Times New Roman" w:cs="Times New Roman"/>
+        </w:rPr>
+        <w:t xml:space="preserve"> Multi-Resource Awareness and Live Migration Support</w:t>
+      </w:r>
+      <w:r>
+        <w:rPr>
+          <w:rFonts w:ascii="Times New Roman" w:eastAsia="Times New Roman" w:hAnsi="Times New Roman" w:cs="Times New Roman"/>
+        </w:rPr>
+        <w:t xml:space="preserve">. </w:t>
+      </w:r>
+      <w:hyperlink r:id="rId31" w:history="1">
+        <w:r>
+          <w:rPr>
+            <w:rStyle w:val="a5"/>
+            <w:rFonts w:ascii="Times New Roman" w:eastAsia="Times New Roman" w:hAnsi="Times New Roman" w:cs="Times New Roman"/>
+          </w:rPr>
+          <w:t>https://ieeexplore.ieee.org/abstract/document/10091187</w:t>
+        </w:r>
+      </w:hyperlink>
+    </w:p>
+    <w:p>
+      <w:pPr>
+        <w:pStyle w:val="a4"/>
+        <w:numPr>
+          <w:ilvl w:val="0"/>
+          <w:numId w:val="12"/>
+        </w:numPr>
+        <w:spacing w:line="276" w:lineRule="auto"/>
+        <w:rPr>
+          <w:rFonts w:ascii="Times New Roman" w:eastAsia="Times New Roman" w:hAnsi="Times New Roman" w:cs="Times New Roman"/>
+        </w:rPr>
+      </w:pPr>
+      <w:r>
+        <w:rPr>
+          <w:rFonts w:ascii="Times New Roman" w:eastAsia="Times New Roman" w:hAnsi="Times New Roman" w:cs="Times New Roman"/>
+        </w:rPr>
+        <w:t>Robert Chab</w:t>
+      </w:r>
+      <w:r>
+        <w:rPr>
+          <w:rFonts w:ascii="Times New Roman" w:eastAsia="Times New Roman" w:hAnsi="Times New Roman" w:cs="Times New Roman"/>
+        </w:rPr>
+        <w:t xml:space="preserve">, et al. </w:t>
+      </w:r>
+      <w:r>
+        <w:rPr>
+          <w:rFonts w:ascii="Times New Roman" w:eastAsia="Times New Roman" w:hAnsi="Times New Roman" w:cs="Times New Roman"/>
+        </w:rPr>
+        <w:t>Algorithmic Techniques for GPU Scheduling: A Comprehensive Survey</w:t>
+      </w:r>
+      <w:r>
+        <w:rPr>
+          <w:rFonts w:ascii="Times New Roman" w:eastAsia="Times New Roman" w:hAnsi="Times New Roman" w:cs="Times New Roman"/>
+        </w:rPr>
+        <w:t xml:space="preserve">. </w:t>
+      </w:r>
+      <w:hyperlink r:id="rId32" w:history="1">
+        <w:r>
+          <w:rPr>
+            <w:rStyle w:val="a5"/>
+            <w:rFonts w:ascii="Times New Roman" w:eastAsia="Times New Roman" w:hAnsi="Times New Roman" w:cs="Times New Roman"/>
+          </w:rPr>
+          <w:t>https://www.mdpi.com/1999-4893/18/7/385</w:t>
+        </w:r>
+      </w:hyperlink>
+    </w:p>
+    <w:p>
+      <w:pPr>
+        <w:pStyle w:val="a4"/>
+        <w:numPr>
+          <w:ilvl w:val="0"/>
+          <w:numId w:val="12"/>
+        </w:numPr>
+        <w:spacing w:line="276" w:lineRule="auto"/>
+        <w:rPr>
+          <w:rFonts w:ascii="Times New Roman" w:eastAsia="Times New Roman" w:hAnsi="Times New Roman" w:cs="Times New Roman"/>
+        </w:rPr>
+      </w:pPr>
+      <w:r>
+        <w:rPr>
+          <w:rFonts w:ascii="Times New Roman" w:eastAsia="Times New Roman" w:hAnsi="Times New Roman" w:cs="Times New Roman"/>
+        </w:rPr>
         <w:t xml:space="preserve">philly-traces dataset. </w:t>
       </w:r>
-      <w:hyperlink r:id="rId27" w:history="1">
+      <w:hyperlink r:id="rId33" w:history="1">
         <w:r>
           <w:rPr>
             <w:rStyle w:val="a5"/>
@@ -11844,6 +12136,7 @@
         <w:rPr>
           <w:rFonts w:ascii="Times New Roman" w:eastAsia="Times New Roman" w:hAnsi="Times New Roman" w:cs="Times New Roman"/>
         </w:rPr>
+        <w:lastRenderedPageBreak/>
         <w:t>Alibaba</w:t>
       </w:r>
       <w:r>
@@ -11876,7 +12169,7 @@
         </w:rPr>
         <w:t xml:space="preserve">set. </w:t>
       </w:r>
-      <w:hyperlink r:id="rId28" w:history="1">
+      <w:hyperlink r:id="rId34" w:history="1">
         <w:r>
           <w:rPr>
             <w:rStyle w:val="a5"/>
@@ -12012,7 +12305,7 @@
       </w:r>
     </w:p>
     <w:sectPr>
-      <w:footerReference w:type="default" r:id="rId29"/>
+      <w:footerReference w:type="default" r:id="rId35"/>
       <w:pgSz w:w="11906" w:h="16838"/>
       <w:pgMar w:top="1800" w:right="1800" w:bottom="1800" w:left="1800" w:header="708" w:footer="708" w:gutter="0"/>
       <w:pgNumType w:start="1"/>
@@ -13826,7 +14119,6 @@
   <w:style w:type="character" w:default="1" w:styleId="a0">
     <w:name w:val="Default Paragraph Font"/>
     <w:uiPriority w:val="1"/>
-    <w:semiHidden/>
     <w:unhideWhenUsed/>
   </w:style>
   <w:style w:type="table" w:default="1" w:styleId="a1">

--- a/assets/report.docx
+++ b/assets/report.docx
@@ -36,15 +36,7 @@
           <w:sz w:val="44"/>
           <w:szCs w:val="44"/>
         </w:rPr>
-        <w:t>116</w:t>
-      </w:r>
-      <w:r>
-        <w:rPr>
-          <w:rFonts w:ascii="Times New Roman" w:hAnsi="Times New Roman" w:cs="Times New Roman"/>
-          <w:sz w:val="44"/>
-          <w:szCs w:val="44"/>
-        </w:rPr>
-        <w:t>級畢業專題期中進度報告</w:t>
+        <w:t>116級畢業專題期中進度報告</w:t>
       </w:r>
     </w:p>
     <w:p>
@@ -67,47 +59,7 @@
           <w:sz w:val="36"/>
           <w:szCs w:val="36"/>
         </w:rPr>
-        <w:t>以</w:t>
-      </w:r>
-      <w:r>
-        <w:rPr>
-          <w:rFonts w:ascii="Times New Roman" w:hAnsi="Times New Roman" w:cs="Times New Roman"/>
-          <w:b/>
-          <w:bCs/>
-          <w:sz w:val="36"/>
-          <w:szCs w:val="36"/>
-        </w:rPr>
-        <w:t>Slurm-on-Kubernetes</w:t>
-      </w:r>
-      <w:r>
-        <w:rPr>
-          <w:rFonts w:ascii="Times New Roman" w:hAnsi="Times New Roman" w:cs="Times New Roman"/>
-          <w:b/>
-          <w:bCs/>
-          <w:sz w:val="36"/>
-          <w:szCs w:val="36"/>
-        </w:rPr>
-        <w:t>為核心之共享</w:t>
-      </w:r>
-      <w:r>
-        <w:rPr>
-          <w:rFonts w:ascii="Times New Roman" w:hAnsi="Times New Roman" w:cs="Times New Roman"/>
-          <w:b/>
-          <w:bCs/>
-          <w:sz w:val="36"/>
-          <w:szCs w:val="36"/>
-        </w:rPr>
-        <w:t>GPU AI</w:t>
-      </w:r>
-      <w:r>
-        <w:rPr>
-          <w:rFonts w:ascii="Times New Roman" w:hAnsi="Times New Roman" w:cs="Times New Roman"/>
-          <w:b/>
-          <w:bCs/>
-          <w:sz w:val="36"/>
-          <w:szCs w:val="36"/>
-        </w:rPr>
-        <w:t>工作負載彈性排程平台</w:t>
+        <w:t>以Slurm-on-Kubernetes為核心之共享GPU AI工作負載彈性排程平台</w:t>
       </w:r>
     </w:p>
     <w:p>
@@ -443,15 +395,7 @@
                 <w:sz w:val="28"/>
                 <w:szCs w:val="28"/>
               </w:rPr>
-              <w:t xml:space="preserve"> </w:t>
-            </w:r>
-            <w:r>
-              <w:rPr>
-                <w:rFonts w:ascii="Times New Roman" w:hAnsi="Times New Roman" w:cs="Times New Roman" w:hint="eastAsia"/>
-                <w:sz w:val="28"/>
-                <w:szCs w:val="28"/>
-              </w:rPr>
-              <w:t>教授</w:t>
+              <w:t xml:space="preserve"> 教授</w:t>
             </w:r>
           </w:p>
         </w:tc>
@@ -518,39 +462,7 @@
           <w:sz w:val="28"/>
           <w:szCs w:val="28"/>
         </w:rPr>
-        <w:t>中華民國</w:t>
-      </w:r>
-      <w:r>
-        <w:rPr>
-          <w:rFonts w:ascii="Times New Roman" w:hAnsi="Times New Roman" w:cs="Times New Roman" w:hint="eastAsia"/>
-          <w:sz w:val="28"/>
-          <w:szCs w:val="28"/>
-        </w:rPr>
-        <w:t xml:space="preserve"> 115 </w:t>
-      </w:r>
-      <w:r>
-        <w:rPr>
-          <w:rFonts w:ascii="Times New Roman" w:hAnsi="Times New Roman" w:cs="Times New Roman" w:hint="eastAsia"/>
-          <w:sz w:val="28"/>
-          <w:szCs w:val="28"/>
-        </w:rPr>
-        <w:t>年</w:t>
-      </w:r>
-      <w:r>
-        <w:rPr>
-          <w:rFonts w:ascii="Times New Roman" w:hAnsi="Times New Roman" w:cs="Times New Roman" w:hint="eastAsia"/>
-          <w:sz w:val="28"/>
-          <w:szCs w:val="28"/>
-        </w:rPr>
-        <w:t xml:space="preserve"> 6 </w:t>
-      </w:r>
-      <w:r>
-        <w:rPr>
-          <w:rFonts w:ascii="Times New Roman" w:hAnsi="Times New Roman" w:cs="Times New Roman" w:hint="eastAsia"/>
-          <w:sz w:val="28"/>
-          <w:szCs w:val="28"/>
-        </w:rPr>
-        <w:t>月</w:t>
+        <w:t>中華民國 115 年 6 月</w:t>
       </w:r>
     </w:p>
     <w:p>
@@ -614,43 +526,7 @@
         <w:rPr>
           <w:rFonts w:ascii="Times New Roman" w:hAnsi="Times New Roman" w:cs="Times New Roman"/>
         </w:rPr>
-        <w:t>作之共享</w:t>
-      </w:r>
-      <w:r>
-        <w:rPr>
-          <w:rFonts w:ascii="Times New Roman" w:hAnsi="Times New Roman" w:cs="Times New Roman"/>
-        </w:rPr>
-        <w:t>GPU AI</w:t>
-      </w:r>
-      <w:r>
-        <w:rPr>
-          <w:rFonts w:ascii="Times New Roman" w:hAnsi="Times New Roman" w:cs="Times New Roman"/>
-        </w:rPr>
-        <w:t>工作負載彈性排程平台，整合</w:t>
-      </w:r>
-      <w:r>
-        <w:rPr>
-          <w:rFonts w:ascii="Times New Roman" w:hAnsi="Times New Roman" w:cs="Times New Roman"/>
-        </w:rPr>
-        <w:t>Slurm</w:t>
-      </w:r>
-      <w:r>
-        <w:rPr>
-          <w:rFonts w:ascii="Times New Roman" w:hAnsi="Times New Roman" w:cs="Times New Roman"/>
-        </w:rPr>
-        <w:t>批次排程與</w:t>
-      </w:r>
-      <w:r>
-        <w:rPr>
-          <w:rFonts w:ascii="Times New Roman" w:hAnsi="Times New Roman" w:cs="Times New Roman"/>
-        </w:rPr>
-        <w:t>Kubernetes</w:t>
-      </w:r>
-      <w:r>
-        <w:rPr>
-          <w:rFonts w:ascii="Times New Roman" w:hAnsi="Times New Roman" w:cs="Times New Roman"/>
-        </w:rPr>
-        <w:t>容器管理。</w:t>
+        <w:t>作之共享GPU AI工作負載彈性排程平台，整合Slurm批次排程與Kubernetes容器管理。</w:t>
       </w:r>
     </w:p>
     <w:p>
@@ -670,19 +546,7 @@
         <w:rPr>
           <w:rFonts w:ascii="Times New Roman" w:hAnsi="Times New Roman" w:cs="Times New Roman"/>
         </w:rPr>
-        <w:t>實現</w:t>
-      </w:r>
-      <w:r>
-        <w:rPr>
-          <w:rFonts w:ascii="Times New Roman" w:hAnsi="Times New Roman" w:cs="Times New Roman"/>
-        </w:rPr>
-        <w:t>CPU/GPU</w:t>
-      </w:r>
-      <w:r>
-        <w:rPr>
-          <w:rFonts w:ascii="Times New Roman" w:hAnsi="Times New Roman" w:cs="Times New Roman"/>
-        </w:rPr>
-        <w:t>計算節點自動彈性擴縮，依工作佇列長度動態啟停節點，有效降低硬體閒置浪費。</w:t>
+        <w:t>實現CPU/GPU計算節點自動彈性擴縮，依工作佇列長度動態啟停節點，有效降低硬體閒置浪費。</w:t>
       </w:r>
     </w:p>
     <w:p>
@@ -702,19 +566,7 @@
         <w:rPr>
           <w:rFonts w:ascii="Times New Roman" w:hAnsi="Times New Roman" w:cs="Times New Roman"/>
         </w:rPr>
-        <w:t>完成</w:t>
-      </w:r>
-      <w:r>
-        <w:rPr>
-          <w:rFonts w:ascii="Times New Roman" w:hAnsi="Times New Roman" w:cs="Times New Roman"/>
-        </w:rPr>
-        <w:t>GPU</w:t>
-      </w:r>
-      <w:r>
-        <w:rPr>
-          <w:rFonts w:ascii="Times New Roman" w:hAnsi="Times New Roman" w:cs="Times New Roman"/>
-        </w:rPr>
-        <w:t>資源切分機制</w:t>
+        <w:t>完成GPU資源切分機制</w:t>
       </w:r>
       <w:r>
         <w:rPr>
@@ -726,31 +578,7 @@
         <w:rPr>
           <w:rFonts w:ascii="Times New Roman" w:hAnsi="Times New Roman" w:cs="Times New Roman"/>
         </w:rPr>
-        <w:t>，支援多個小型工作共享同一張</w:t>
-      </w:r>
-      <w:r>
-        <w:rPr>
-          <w:rFonts w:ascii="Times New Roman" w:hAnsi="Times New Roman" w:cs="Times New Roman"/>
-        </w:rPr>
-        <w:t>GPU</w:t>
-      </w:r>
-      <w:r>
-        <w:rPr>
-          <w:rFonts w:ascii="Times New Roman" w:hAnsi="Times New Roman" w:cs="Times New Roman"/>
-        </w:rPr>
-        <w:t>，提升</w:t>
-      </w:r>
-      <w:r>
-        <w:rPr>
-          <w:rFonts w:ascii="Times New Roman" w:hAnsi="Times New Roman" w:cs="Times New Roman"/>
-        </w:rPr>
-        <w:t>GPU</w:t>
-      </w:r>
-      <w:r>
-        <w:rPr>
-          <w:rFonts w:ascii="Times New Roman" w:hAnsi="Times New Roman" w:cs="Times New Roman"/>
-        </w:rPr>
-        <w:t>使用效率。</w:t>
+        <w:t>，支援多個小型工作共享同一張GPU，提升GPU使用效率。</w:t>
       </w:r>
     </w:p>
     <w:p>
@@ -770,19 +598,7 @@
         <w:rPr>
           <w:rFonts w:ascii="Times New Roman" w:hAnsi="Times New Roman" w:cs="Times New Roman"/>
         </w:rPr>
-        <w:t>實現風險敏感分佈式深度強化學習排程（</w:t>
-      </w:r>
-      <w:r>
-        <w:rPr>
-          <w:rFonts w:ascii="Times New Roman" w:hAnsi="Times New Roman" w:cs="Times New Roman"/>
-        </w:rPr>
-        <w:t>Distributional SAC</w:t>
-      </w:r>
-      <w:r>
-        <w:rPr>
-          <w:rFonts w:ascii="Times New Roman" w:hAnsi="Times New Roman" w:cs="Times New Roman"/>
-        </w:rPr>
-        <w:t>），模型可在真實系統中參與工作優先順序與資源放置決策。</w:t>
+        <w:t>實現風險敏感分佈式深度強化學習排程（Distributional SAC），模型可在真實系統中參與工作優先順序與資源放置決策。</w:t>
       </w:r>
     </w:p>
     <w:p>
@@ -802,19 +618,7 @@
         <w:rPr>
           <w:rFonts w:ascii="Times New Roman" w:hAnsi="Times New Roman" w:cs="Times New Roman"/>
         </w:rPr>
-        <w:t>建立系統監控與視覺化介面，即時呈現工作佇列、節點狀態、</w:t>
-      </w:r>
-      <w:r>
-        <w:rPr>
-          <w:rFonts w:ascii="Times New Roman" w:hAnsi="Times New Roman" w:cs="Times New Roman"/>
-        </w:rPr>
-        <w:t>GPU</w:t>
-      </w:r>
-      <w:r>
-        <w:rPr>
-          <w:rFonts w:ascii="Times New Roman" w:hAnsi="Times New Roman" w:cs="Times New Roman"/>
-        </w:rPr>
-        <w:t>使用率及模型決策資訊。</w:t>
+        <w:t>建立系統監控與視覺化介面，即時呈現工作佇列、節點狀態、GPU使用率及模型決策資訊。</w:t>
       </w:r>
     </w:p>
     <w:p>
@@ -831,19 +635,7 @@
         <w:rPr>
           <w:rFonts w:ascii="Times New Roman" w:hAnsi="Times New Roman" w:cs="Times New Roman"/>
         </w:rPr>
-        <w:t>完成平台穩定性修正（節點狀態同步、</w:t>
-      </w:r>
-      <w:r>
-        <w:rPr>
-          <w:rFonts w:ascii="Times New Roman" w:hAnsi="Times New Roman" w:cs="Times New Roman"/>
-        </w:rPr>
-        <w:t>GPU</w:t>
-      </w:r>
-      <w:r>
-        <w:rPr>
-          <w:rFonts w:ascii="Times New Roman" w:hAnsi="Times New Roman" w:cs="Times New Roman"/>
-        </w:rPr>
-        <w:t>資源描述一致性），並通過實機驗證</w:t>
+        <w:t>完成平台穩定性修正（節點狀態同步、GPU資源描述一致性），並通過實機驗證</w:t>
       </w:r>
       <w:r>
         <w:t>。</w:t>
@@ -878,43 +670,7 @@
         <w:rPr>
           <w:rFonts w:ascii="Times New Roman" w:hAnsi="Times New Roman" w:cs="Times New Roman"/>
         </w:rPr>
-        <w:t>本計畫開發一套以</w:t>
-      </w:r>
-      <w:r>
-        <w:rPr>
-          <w:rFonts w:ascii="Times New Roman" w:hAnsi="Times New Roman" w:cs="Times New Roman"/>
-        </w:rPr>
-        <w:t>Slurm-on-Kubernetes</w:t>
-      </w:r>
-      <w:r>
-        <w:rPr>
-          <w:rFonts w:ascii="Times New Roman" w:hAnsi="Times New Roman" w:cs="Times New Roman"/>
-        </w:rPr>
-        <w:t>為核心之共享</w:t>
-      </w:r>
-      <w:r>
-        <w:rPr>
-          <w:rFonts w:ascii="Times New Roman" w:hAnsi="Times New Roman" w:cs="Times New Roman"/>
-        </w:rPr>
-        <w:t>GPU AI</w:t>
-      </w:r>
-      <w:r>
-        <w:rPr>
-          <w:rFonts w:ascii="Times New Roman" w:hAnsi="Times New Roman" w:cs="Times New Roman"/>
-        </w:rPr>
-        <w:t>工作負載彈性排程平台，旨在解決研究室共享主機環境中</w:t>
-      </w:r>
-      <w:r>
-        <w:rPr>
-          <w:rFonts w:ascii="Times New Roman" w:hAnsi="Times New Roman" w:cs="Times New Roman"/>
-        </w:rPr>
-        <w:t>GPU</w:t>
-      </w:r>
-      <w:r>
-        <w:rPr>
-          <w:rFonts w:ascii="Times New Roman" w:hAnsi="Times New Roman" w:cs="Times New Roman"/>
-        </w:rPr>
-        <w:t>利用率不足及資源閒置等問題。</w:t>
+        <w:t>本計畫開發一套以Slurm-on-Kubernetes為核心之共享GPU AI工作負載彈性排程平台，旨在解決研究室共享主機環境中GPU利用率不足及資源閒置等問題。</w:t>
       </w:r>
     </w:p>
     <w:p>
@@ -938,43 +694,7 @@
         <w:rPr>
           <w:rFonts w:ascii="Times New Roman" w:hAnsi="Times New Roman" w:cs="Times New Roman"/>
         </w:rPr>
-        <w:t>系統結合批次工作排程與彈性資源管理，使用者可以熟悉的方式提交工作，系統則在背後自動完成節點啟動、工作排序、</w:t>
-      </w:r>
-      <w:r>
-        <w:rPr>
-          <w:rFonts w:ascii="Times New Roman" w:hAnsi="Times New Roman" w:cs="Times New Roman"/>
-        </w:rPr>
-        <w:t xml:space="preserve">GPU </w:t>
-      </w:r>
-      <w:r>
-        <w:rPr>
-          <w:rFonts w:ascii="Times New Roman" w:hAnsi="Times New Roman" w:cs="Times New Roman"/>
-        </w:rPr>
-        <w:t>切分分配與執行監控。在智慧決策層面，本計畫採用</w:t>
-      </w:r>
-      <w:r>
-        <w:rPr>
-          <w:rFonts w:ascii="Times New Roman" w:hAnsi="Times New Roman" w:cs="Times New Roman"/>
-        </w:rPr>
-        <w:t>Distributional Soft Actor-Critic</w:t>
-      </w:r>
-      <w:r>
-        <w:rPr>
-          <w:rFonts w:ascii="Times New Roman" w:hAnsi="Times New Roman" w:cs="Times New Roman"/>
-        </w:rPr>
-        <w:t>（</w:t>
-      </w:r>
-      <w:r>
-        <w:rPr>
-          <w:rFonts w:ascii="Times New Roman" w:hAnsi="Times New Roman" w:cs="Times New Roman"/>
-        </w:rPr>
-        <w:t>DSAC</w:t>
-      </w:r>
-      <w:r>
-        <w:rPr>
-          <w:rFonts w:ascii="Times New Roman" w:hAnsi="Times New Roman" w:cs="Times New Roman"/>
-        </w:rPr>
-        <w:t>）強化學習方法，使模型學習每個排程決策可能造成的結果分布，並加入風險敏感判斷，偏向選擇在壞情況下也較穩定的資源配置方案。</w:t>
+        <w:t>系統結合批次工作排程與彈性資源管理，使用者可以熟悉的方式提交工作，系統則在背後自動完成節點啟動、工作排序、GPU 切分分配與執行監控。在智慧決策層面，本計畫採用Distributional Soft Actor-Critic（DSAC）強化學習方法，使模型學習每個排程決策可能造成的結果分布，並加入風險敏感判斷，偏向選擇在壞情況下也較穩定的資源配置方案。</w:t>
       </w:r>
     </w:p>
     <w:p>
@@ -998,19 +718,7 @@
         <w:rPr>
           <w:rFonts w:ascii="Times New Roman" w:hAnsi="Times New Roman" w:cs="Times New Roman"/>
         </w:rPr>
-        <w:t>目前系統已完成主要功能建置並通過實機驗證，包含：</w:t>
-      </w:r>
-      <w:r>
-        <w:rPr>
-          <w:rFonts w:ascii="Times New Roman" w:hAnsi="Times New Roman" w:cs="Times New Roman"/>
-        </w:rPr>
-        <w:t>GPU</w:t>
-      </w:r>
-      <w:r>
-        <w:rPr>
-          <w:rFonts w:ascii="Times New Roman" w:hAnsi="Times New Roman" w:cs="Times New Roman"/>
-        </w:rPr>
-        <w:t>資源切分、節點彈性擴縮、智慧排程模型上線、工作追蹤與監控介面。後續工作將聚焦於改善模擬訓練環境貼近真實系統、擴充多台主機協同決策能力，以及進行更完整的效能對照實驗。</w:t>
+        <w:t>目前系統已完成主要功能建置並通過實機驗證，包含：GPU資源切分、節點彈性擴縮、智慧排程模型上線、工作追蹤與監控介面。後續工作將聚焦於改善模擬訓練環境貼近真實系統、擴充多台主機協同決策能力，以及進行更完整的效能對照實驗。</w:t>
       </w:r>
     </w:p>
     <w:p/>
@@ -1029,49 +737,7 @@
         <w:rPr>
           <w:rFonts w:ascii="Times New Roman" w:hAnsi="Times New Roman" w:cs="Times New Roman"/>
         </w:rPr>
-        <w:t>GPU</w:t>
-      </w:r>
-      <w:r>
-        <w:rPr>
-          <w:rFonts w:ascii="Times New Roman" w:hAnsi="Times New Roman" w:cs="Times New Roman"/>
-        </w:rPr>
-        <w:t>資源排程、</w:t>
-      </w:r>
-      <w:r>
-        <w:rPr>
-          <w:rFonts w:ascii="Times New Roman" w:hAnsi="Times New Roman" w:cs="Times New Roman"/>
-        </w:rPr>
-        <w:t>Kubernetes</w:t>
-      </w:r>
-      <w:r>
-        <w:rPr>
-          <w:rFonts w:ascii="Times New Roman" w:hAnsi="Times New Roman" w:cs="Times New Roman"/>
-        </w:rPr>
-        <w:t>、</w:t>
-      </w:r>
-      <w:r>
-        <w:rPr>
-          <w:rFonts w:ascii="Times New Roman" w:hAnsi="Times New Roman" w:cs="Times New Roman"/>
-        </w:rPr>
-        <w:t>Slurm</w:t>
-      </w:r>
-      <w:r>
-        <w:rPr>
-          <w:rFonts w:ascii="Times New Roman" w:hAnsi="Times New Roman" w:cs="Times New Roman"/>
-        </w:rPr>
-        <w:t>、深度強化學習、</w:t>
-      </w:r>
-      <w:r>
-        <w:rPr>
-          <w:rFonts w:ascii="Times New Roman" w:hAnsi="Times New Roman" w:cs="Times New Roman"/>
-        </w:rPr>
-        <w:t>Distributional SAC</w:t>
-      </w:r>
-      <w:r>
-        <w:rPr>
-          <w:rFonts w:ascii="Times New Roman" w:hAnsi="Times New Roman" w:cs="Times New Roman"/>
-        </w:rPr>
-        <w:t>、彈性擴縮</w:t>
+        <w:t>GPU資源排程、Kubernetes、Slurm、深度強化學習、Distributional SAC、彈性擴縮</w:t>
       </w:r>
     </w:p>
     <w:p>
@@ -1115,17 +781,7 @@
               <w:rFonts w:ascii="Times New Roman" w:hAnsi="Times New Roman" w:cs="Times New Roman"/>
             </w:rPr>
             <w:fldChar w:fldCharType="begin"/>
-          </w:r>
-          <w:r>
-            <w:rPr>
-              <w:rFonts w:ascii="Times New Roman" w:hAnsi="Times New Roman" w:cs="Times New Roman"/>
-            </w:rPr>
             <w:instrText>TOC \h \o "1-3"</w:instrText>
-          </w:r>
-          <w:r>
-            <w:rPr>
-              <w:rFonts w:ascii="Times New Roman" w:hAnsi="Times New Roman" w:cs="Times New Roman"/>
-            </w:rPr>
             <w:fldChar w:fldCharType="separate"/>
           </w:r>
           <w:hyperlink w:anchor="_Toc231559532" w:history="1">
@@ -1143,46 +799,10 @@
                 <w:noProof/>
               </w:rPr>
               <w:tab/>
-            </w:r>
-            <w:r>
-              <w:rPr>
-                <w:rFonts w:ascii="Times New Roman" w:hAnsi="Times New Roman" w:cs="Times New Roman"/>
-                <w:noProof/>
-              </w:rPr>
               <w:fldChar w:fldCharType="begin"/>
-            </w:r>
-            <w:r>
-              <w:rPr>
-                <w:rFonts w:ascii="Times New Roman" w:hAnsi="Times New Roman" w:cs="Times New Roman"/>
-                <w:noProof/>
-              </w:rPr>
               <w:instrText xml:space="preserve"> PAGEREF _Toc231559532 \h </w:instrText>
-            </w:r>
-            <w:r>
-              <w:rPr>
-                <w:rFonts w:ascii="Times New Roman" w:hAnsi="Times New Roman" w:cs="Times New Roman"/>
-                <w:noProof/>
-              </w:rPr>
-            </w:r>
-            <w:r>
-              <w:rPr>
-                <w:rFonts w:ascii="Times New Roman" w:hAnsi="Times New Roman" w:cs="Times New Roman"/>
-                <w:noProof/>
-              </w:rPr>
               <w:fldChar w:fldCharType="separate"/>
-            </w:r>
-            <w:r>
-              <w:rPr>
-                <w:rFonts w:ascii="Times New Roman" w:hAnsi="Times New Roman" w:cs="Times New Roman"/>
-                <w:noProof/>
-              </w:rPr>
               <w:t>I</w:t>
-            </w:r>
-            <w:r>
-              <w:rPr>
-                <w:rFonts w:ascii="Times New Roman" w:hAnsi="Times New Roman" w:cs="Times New Roman"/>
-                <w:noProof/>
-              </w:rPr>
               <w:fldChar w:fldCharType="end"/>
             </w:r>
           </w:hyperlink>
@@ -1213,46 +833,10 @@
                 <w:noProof/>
               </w:rPr>
               <w:tab/>
-            </w:r>
-            <w:r>
-              <w:rPr>
-                <w:rFonts w:ascii="Times New Roman" w:hAnsi="Times New Roman" w:cs="Times New Roman"/>
-                <w:noProof/>
-              </w:rPr>
               <w:fldChar w:fldCharType="begin"/>
-            </w:r>
-            <w:r>
-              <w:rPr>
-                <w:rFonts w:ascii="Times New Roman" w:hAnsi="Times New Roman" w:cs="Times New Roman"/>
-                <w:noProof/>
-              </w:rPr>
               <w:instrText xml:space="preserve"> PAGEREF _Toc231559533 \h </w:instrText>
-            </w:r>
-            <w:r>
-              <w:rPr>
-                <w:rFonts w:ascii="Times New Roman" w:hAnsi="Times New Roman" w:cs="Times New Roman"/>
-                <w:noProof/>
-              </w:rPr>
-            </w:r>
-            <w:r>
-              <w:rPr>
-                <w:rFonts w:ascii="Times New Roman" w:hAnsi="Times New Roman" w:cs="Times New Roman"/>
-                <w:noProof/>
-              </w:rPr>
               <w:fldChar w:fldCharType="separate"/>
-            </w:r>
-            <w:r>
-              <w:rPr>
-                <w:rFonts w:ascii="Times New Roman" w:hAnsi="Times New Roman" w:cs="Times New Roman"/>
-                <w:noProof/>
-              </w:rPr>
               <w:t>II</w:t>
-            </w:r>
-            <w:r>
-              <w:rPr>
-                <w:rFonts w:ascii="Times New Roman" w:hAnsi="Times New Roman" w:cs="Times New Roman"/>
-                <w:noProof/>
-              </w:rPr>
               <w:fldChar w:fldCharType="end"/>
             </w:r>
           </w:hyperlink>
@@ -1283,46 +867,10 @@
                 <w:noProof/>
               </w:rPr>
               <w:tab/>
-            </w:r>
-            <w:r>
-              <w:rPr>
-                <w:rFonts w:ascii="Times New Roman" w:hAnsi="Times New Roman" w:cs="Times New Roman"/>
-                <w:noProof/>
-              </w:rPr>
               <w:fldChar w:fldCharType="begin"/>
-            </w:r>
-            <w:r>
-              <w:rPr>
-                <w:rFonts w:ascii="Times New Roman" w:hAnsi="Times New Roman" w:cs="Times New Roman"/>
-                <w:noProof/>
-              </w:rPr>
               <w:instrText xml:space="preserve"> PAGEREF _Toc231559534 \h </w:instrText>
-            </w:r>
-            <w:r>
-              <w:rPr>
-                <w:rFonts w:ascii="Times New Roman" w:hAnsi="Times New Roman" w:cs="Times New Roman"/>
-                <w:noProof/>
-              </w:rPr>
-            </w:r>
-            <w:r>
-              <w:rPr>
-                <w:rFonts w:ascii="Times New Roman" w:hAnsi="Times New Roman" w:cs="Times New Roman"/>
-                <w:noProof/>
-              </w:rPr>
               <w:fldChar w:fldCharType="separate"/>
-            </w:r>
-            <w:r>
-              <w:rPr>
-                <w:rFonts w:ascii="Times New Roman" w:hAnsi="Times New Roman" w:cs="Times New Roman"/>
-                <w:noProof/>
-              </w:rPr>
               <w:t>III</w:t>
-            </w:r>
-            <w:r>
-              <w:rPr>
-                <w:rFonts w:ascii="Times New Roman" w:hAnsi="Times New Roman" w:cs="Times New Roman"/>
-                <w:noProof/>
-              </w:rPr>
               <w:fldChar w:fldCharType="end"/>
             </w:r>
           </w:hyperlink>
@@ -1353,46 +901,10 @@
                 <w:noProof/>
               </w:rPr>
               <w:tab/>
-            </w:r>
-            <w:r>
-              <w:rPr>
-                <w:rFonts w:ascii="Times New Roman" w:hAnsi="Times New Roman" w:cs="Times New Roman"/>
-                <w:noProof/>
-              </w:rPr>
               <w:fldChar w:fldCharType="begin"/>
-            </w:r>
-            <w:r>
-              <w:rPr>
-                <w:rFonts w:ascii="Times New Roman" w:hAnsi="Times New Roman" w:cs="Times New Roman"/>
-                <w:noProof/>
-              </w:rPr>
               <w:instrText xml:space="preserve"> PAGEREF _Toc231559535 \h </w:instrText>
-            </w:r>
-            <w:r>
-              <w:rPr>
-                <w:rFonts w:ascii="Times New Roman" w:hAnsi="Times New Roman" w:cs="Times New Roman"/>
-                <w:noProof/>
-              </w:rPr>
-            </w:r>
-            <w:r>
-              <w:rPr>
-                <w:rFonts w:ascii="Times New Roman" w:hAnsi="Times New Roman" w:cs="Times New Roman"/>
-                <w:noProof/>
-              </w:rPr>
               <w:fldChar w:fldCharType="separate"/>
-            </w:r>
-            <w:r>
-              <w:rPr>
-                <w:rFonts w:ascii="Times New Roman" w:hAnsi="Times New Roman" w:cs="Times New Roman"/>
-                <w:noProof/>
-              </w:rPr>
               <w:t>1</w:t>
-            </w:r>
-            <w:r>
-              <w:rPr>
-                <w:rFonts w:ascii="Times New Roman" w:hAnsi="Times New Roman" w:cs="Times New Roman"/>
-                <w:noProof/>
-              </w:rPr>
               <w:fldChar w:fldCharType="end"/>
             </w:r>
           </w:hyperlink>
@@ -1415,62 +927,18 @@
                 <w:rFonts w:ascii="Times New Roman" w:hAnsi="Times New Roman" w:cs="Times New Roman"/>
                 <w:noProof/>
               </w:rPr>
-              <w:t>1.1</w:t>
-            </w:r>
-            <w:r>
-              <w:rPr>
-                <w:rStyle w:val="a5"/>
+              <w:t>1.1　研究背景與動機</w:t>
+            </w:r>
+            <w:r>
+              <w:rPr>
                 <w:rFonts w:ascii="Times New Roman" w:hAnsi="Times New Roman" w:cs="Times New Roman"/>
                 <w:noProof/>
               </w:rPr>
-              <w:t xml:space="preserve">　研究背景與動機</w:t>
-            </w:r>
-            <w:r>
-              <w:rPr>
-                <w:rFonts w:ascii="Times New Roman" w:hAnsi="Times New Roman" w:cs="Times New Roman"/>
-                <w:noProof/>
-              </w:rPr>
               <w:tab/>
-            </w:r>
-            <w:r>
-              <w:rPr>
-                <w:rFonts w:ascii="Times New Roman" w:hAnsi="Times New Roman" w:cs="Times New Roman"/>
-                <w:noProof/>
-              </w:rPr>
               <w:fldChar w:fldCharType="begin"/>
-            </w:r>
-            <w:r>
-              <w:rPr>
-                <w:rFonts w:ascii="Times New Roman" w:hAnsi="Times New Roman" w:cs="Times New Roman"/>
-                <w:noProof/>
-              </w:rPr>
               <w:instrText xml:space="preserve"> PAGEREF _Toc231559536 \h </w:instrText>
-            </w:r>
-            <w:r>
-              <w:rPr>
-                <w:rFonts w:ascii="Times New Roman" w:hAnsi="Times New Roman" w:cs="Times New Roman"/>
-                <w:noProof/>
-              </w:rPr>
-            </w:r>
-            <w:r>
-              <w:rPr>
-                <w:rFonts w:ascii="Times New Roman" w:hAnsi="Times New Roman" w:cs="Times New Roman"/>
-                <w:noProof/>
-              </w:rPr>
               <w:fldChar w:fldCharType="separate"/>
-            </w:r>
-            <w:r>
-              <w:rPr>
-                <w:rFonts w:ascii="Times New Roman" w:hAnsi="Times New Roman" w:cs="Times New Roman"/>
-                <w:noProof/>
-              </w:rPr>
               <w:t>1</w:t>
-            </w:r>
-            <w:r>
-              <w:rPr>
-                <w:rFonts w:ascii="Times New Roman" w:hAnsi="Times New Roman" w:cs="Times New Roman"/>
-                <w:noProof/>
-              </w:rPr>
               <w:fldChar w:fldCharType="end"/>
             </w:r>
           </w:hyperlink>
@@ -1501,46 +969,10 @@
                 <w:noProof/>
               </w:rPr>
               <w:tab/>
-            </w:r>
-            <w:r>
-              <w:rPr>
-                <w:rFonts w:ascii="Times New Roman" w:hAnsi="Times New Roman" w:cs="Times New Roman"/>
-                <w:noProof/>
-              </w:rPr>
               <w:fldChar w:fldCharType="begin"/>
-            </w:r>
-            <w:r>
-              <w:rPr>
-                <w:rFonts w:ascii="Times New Roman" w:hAnsi="Times New Roman" w:cs="Times New Roman"/>
-                <w:noProof/>
-              </w:rPr>
               <w:instrText xml:space="preserve"> PAGEREF _Toc231559537 \h </w:instrText>
-            </w:r>
-            <w:r>
-              <w:rPr>
-                <w:rFonts w:ascii="Times New Roman" w:hAnsi="Times New Roman" w:cs="Times New Roman"/>
-                <w:noProof/>
-              </w:rPr>
-            </w:r>
-            <w:r>
-              <w:rPr>
-                <w:rFonts w:ascii="Times New Roman" w:hAnsi="Times New Roman" w:cs="Times New Roman"/>
-                <w:noProof/>
-              </w:rPr>
               <w:fldChar w:fldCharType="separate"/>
-            </w:r>
-            <w:r>
-              <w:rPr>
-                <w:rFonts w:ascii="Times New Roman" w:hAnsi="Times New Roman" w:cs="Times New Roman"/>
-                <w:noProof/>
-              </w:rPr>
               <w:t>2</w:t>
-            </w:r>
-            <w:r>
-              <w:rPr>
-                <w:rFonts w:ascii="Times New Roman" w:hAnsi="Times New Roman" w:cs="Times New Roman"/>
-                <w:noProof/>
-              </w:rPr>
               <w:fldChar w:fldCharType="end"/>
             </w:r>
           </w:hyperlink>
@@ -1571,46 +1003,10 @@
                 <w:noProof/>
               </w:rPr>
               <w:tab/>
-            </w:r>
-            <w:r>
-              <w:rPr>
-                <w:rFonts w:ascii="Times New Roman" w:hAnsi="Times New Roman" w:cs="Times New Roman"/>
-                <w:noProof/>
-              </w:rPr>
               <w:fldChar w:fldCharType="begin"/>
-            </w:r>
-            <w:r>
-              <w:rPr>
-                <w:rFonts w:ascii="Times New Roman" w:hAnsi="Times New Roman" w:cs="Times New Roman"/>
-                <w:noProof/>
-              </w:rPr>
               <w:instrText xml:space="preserve"> PAGEREF _Toc231559538 \h </w:instrText>
-            </w:r>
-            <w:r>
-              <w:rPr>
-                <w:rFonts w:ascii="Times New Roman" w:hAnsi="Times New Roman" w:cs="Times New Roman"/>
-                <w:noProof/>
-              </w:rPr>
-            </w:r>
-            <w:r>
-              <w:rPr>
-                <w:rFonts w:ascii="Times New Roman" w:hAnsi="Times New Roman" w:cs="Times New Roman"/>
-                <w:noProof/>
-              </w:rPr>
               <w:fldChar w:fldCharType="separate"/>
-            </w:r>
-            <w:r>
-              <w:rPr>
-                <w:rFonts w:ascii="Times New Roman" w:hAnsi="Times New Roman" w:cs="Times New Roman"/>
-                <w:noProof/>
-              </w:rPr>
               <w:t>3</w:t>
-            </w:r>
-            <w:r>
-              <w:rPr>
-                <w:rFonts w:ascii="Times New Roman" w:hAnsi="Times New Roman" w:cs="Times New Roman"/>
-                <w:noProof/>
-              </w:rPr>
               <w:fldChar w:fldCharType="end"/>
             </w:r>
           </w:hyperlink>
@@ -1633,78 +1029,18 @@
                 <w:rFonts w:ascii="Times New Roman" w:hAnsi="Times New Roman" w:cs="Times New Roman"/>
                 <w:noProof/>
               </w:rPr>
-              <w:t>3.1</w:t>
-            </w:r>
-            <w:r>
-              <w:rPr>
-                <w:rStyle w:val="a5"/>
+              <w:t>3.1　高效能運算排程器（Slurm）</w:t>
+            </w:r>
+            <w:r>
+              <w:rPr>
                 <w:rFonts w:ascii="Times New Roman" w:hAnsi="Times New Roman" w:cs="Times New Roman"/>
                 <w:noProof/>
               </w:rPr>
-              <w:t xml:space="preserve">　高效能運算排程器（</w:t>
-            </w:r>
-            <w:r>
-              <w:rPr>
-                <w:rStyle w:val="a5"/>
-                <w:rFonts w:ascii="Times New Roman" w:hAnsi="Times New Roman" w:cs="Times New Roman"/>
-                <w:noProof/>
-              </w:rPr>
-              <w:t>Slurm</w:t>
-            </w:r>
-            <w:r>
-              <w:rPr>
-                <w:rStyle w:val="a5"/>
-                <w:rFonts w:ascii="Times New Roman" w:hAnsi="Times New Roman" w:cs="Times New Roman"/>
-                <w:noProof/>
-              </w:rPr>
-              <w:t>）</w:t>
-            </w:r>
-            <w:r>
-              <w:rPr>
-                <w:rFonts w:ascii="Times New Roman" w:hAnsi="Times New Roman" w:cs="Times New Roman"/>
-                <w:noProof/>
-              </w:rPr>
               <w:tab/>
-            </w:r>
-            <w:r>
-              <w:rPr>
-                <w:rFonts w:ascii="Times New Roman" w:hAnsi="Times New Roman" w:cs="Times New Roman"/>
-                <w:noProof/>
-              </w:rPr>
               <w:fldChar w:fldCharType="begin"/>
-            </w:r>
-            <w:r>
-              <w:rPr>
-                <w:rFonts w:ascii="Times New Roman" w:hAnsi="Times New Roman" w:cs="Times New Roman"/>
-                <w:noProof/>
-              </w:rPr>
               <w:instrText xml:space="preserve"> PAGEREF _Toc231559539 \h </w:instrText>
-            </w:r>
-            <w:r>
-              <w:rPr>
-                <w:rFonts w:ascii="Times New Roman" w:hAnsi="Times New Roman" w:cs="Times New Roman"/>
-                <w:noProof/>
-              </w:rPr>
-            </w:r>
-            <w:r>
-              <w:rPr>
-                <w:rFonts w:ascii="Times New Roman" w:hAnsi="Times New Roman" w:cs="Times New Roman"/>
-                <w:noProof/>
-              </w:rPr>
               <w:fldChar w:fldCharType="separate"/>
-            </w:r>
-            <w:r>
-              <w:rPr>
-                <w:rFonts w:ascii="Times New Roman" w:hAnsi="Times New Roman" w:cs="Times New Roman"/>
-                <w:noProof/>
-              </w:rPr>
               <w:t>3</w:t>
-            </w:r>
-            <w:r>
-              <w:rPr>
-                <w:rFonts w:ascii="Times New Roman" w:hAnsi="Times New Roman" w:cs="Times New Roman"/>
-                <w:noProof/>
-              </w:rPr>
               <w:fldChar w:fldCharType="end"/>
             </w:r>
           </w:hyperlink>
@@ -1727,70 +1063,18 @@
                 <w:rFonts w:ascii="Times New Roman" w:hAnsi="Times New Roman" w:cs="Times New Roman"/>
                 <w:noProof/>
               </w:rPr>
-              <w:t>3.2</w:t>
-            </w:r>
-            <w:r>
-              <w:rPr>
-                <w:rStyle w:val="a5"/>
+              <w:t>3.2　容器化與 Kubernetes</w:t>
+            </w:r>
+            <w:r>
+              <w:rPr>
                 <w:rFonts w:ascii="Times New Roman" w:hAnsi="Times New Roman" w:cs="Times New Roman"/>
                 <w:noProof/>
               </w:rPr>
-              <w:t xml:space="preserve">　容器化與</w:t>
-            </w:r>
-            <w:r>
-              <w:rPr>
-                <w:rStyle w:val="a5"/>
-                <w:rFonts w:ascii="Times New Roman" w:hAnsi="Times New Roman" w:cs="Times New Roman"/>
-                <w:noProof/>
-              </w:rPr>
-              <w:t xml:space="preserve"> Kubernetes</w:t>
-            </w:r>
-            <w:r>
-              <w:rPr>
-                <w:rFonts w:ascii="Times New Roman" w:hAnsi="Times New Roman" w:cs="Times New Roman"/>
-                <w:noProof/>
-              </w:rPr>
               <w:tab/>
-            </w:r>
-            <w:r>
-              <w:rPr>
-                <w:rFonts w:ascii="Times New Roman" w:hAnsi="Times New Roman" w:cs="Times New Roman"/>
-                <w:noProof/>
-              </w:rPr>
               <w:fldChar w:fldCharType="begin"/>
-            </w:r>
-            <w:r>
-              <w:rPr>
-                <w:rFonts w:ascii="Times New Roman" w:hAnsi="Times New Roman" w:cs="Times New Roman"/>
-                <w:noProof/>
-              </w:rPr>
               <w:instrText xml:space="preserve"> PAGEREF _Toc231559540 \h </w:instrText>
-            </w:r>
-            <w:r>
-              <w:rPr>
-                <w:rFonts w:ascii="Times New Roman" w:hAnsi="Times New Roman" w:cs="Times New Roman"/>
-                <w:noProof/>
-              </w:rPr>
-            </w:r>
-            <w:r>
-              <w:rPr>
-                <w:rFonts w:ascii="Times New Roman" w:hAnsi="Times New Roman" w:cs="Times New Roman"/>
-                <w:noProof/>
-              </w:rPr>
               <w:fldChar w:fldCharType="separate"/>
-            </w:r>
-            <w:r>
-              <w:rPr>
-                <w:rFonts w:ascii="Times New Roman" w:hAnsi="Times New Roman" w:cs="Times New Roman"/>
-                <w:noProof/>
-              </w:rPr>
               <w:t>3</w:t>
-            </w:r>
-            <w:r>
-              <w:rPr>
-                <w:rFonts w:ascii="Times New Roman" w:hAnsi="Times New Roman" w:cs="Times New Roman"/>
-                <w:noProof/>
-              </w:rPr>
               <w:fldChar w:fldCharType="end"/>
             </w:r>
           </w:hyperlink>
@@ -1813,78 +1097,18 @@
                 <w:rFonts w:ascii="Times New Roman" w:hAnsi="Times New Roman" w:cs="Times New Roman"/>
                 <w:noProof/>
               </w:rPr>
-              <w:t>3.3</w:t>
-            </w:r>
-            <w:r>
-              <w:rPr>
-                <w:rStyle w:val="a5"/>
+              <w:t>3.3　GPU 資源共享技術</w:t>
+            </w:r>
+            <w:r>
+              <w:rPr>
                 <w:rFonts w:ascii="Times New Roman" w:hAnsi="Times New Roman" w:cs="Times New Roman"/>
                 <w:noProof/>
               </w:rPr>
-              <w:t xml:space="preserve">　</w:t>
-            </w:r>
-            <w:r>
-              <w:rPr>
-                <w:rStyle w:val="a5"/>
-                <w:rFonts w:ascii="Times New Roman" w:hAnsi="Times New Roman" w:cs="Times New Roman"/>
-                <w:noProof/>
-              </w:rPr>
-              <w:t xml:space="preserve">GPU </w:t>
-            </w:r>
-            <w:r>
-              <w:rPr>
-                <w:rStyle w:val="a5"/>
-                <w:rFonts w:ascii="Times New Roman" w:hAnsi="Times New Roman" w:cs="Times New Roman"/>
-                <w:noProof/>
-              </w:rPr>
-              <w:t>資源共享技術</w:t>
-            </w:r>
-            <w:r>
-              <w:rPr>
-                <w:rFonts w:ascii="Times New Roman" w:hAnsi="Times New Roman" w:cs="Times New Roman"/>
-                <w:noProof/>
-              </w:rPr>
               <w:tab/>
-            </w:r>
-            <w:r>
-              <w:rPr>
-                <w:rFonts w:ascii="Times New Roman" w:hAnsi="Times New Roman" w:cs="Times New Roman"/>
-                <w:noProof/>
-              </w:rPr>
               <w:fldChar w:fldCharType="begin"/>
-            </w:r>
-            <w:r>
-              <w:rPr>
-                <w:rFonts w:ascii="Times New Roman" w:hAnsi="Times New Roman" w:cs="Times New Roman"/>
-                <w:noProof/>
-              </w:rPr>
               <w:instrText xml:space="preserve"> PAGEREF _Toc231559541 \h </w:instrText>
-            </w:r>
-            <w:r>
-              <w:rPr>
-                <w:rFonts w:ascii="Times New Roman" w:hAnsi="Times New Roman" w:cs="Times New Roman"/>
-                <w:noProof/>
-              </w:rPr>
-            </w:r>
-            <w:r>
-              <w:rPr>
-                <w:rFonts w:ascii="Times New Roman" w:hAnsi="Times New Roman" w:cs="Times New Roman"/>
-                <w:noProof/>
-              </w:rPr>
               <w:fldChar w:fldCharType="separate"/>
-            </w:r>
-            <w:r>
-              <w:rPr>
-                <w:rFonts w:ascii="Times New Roman" w:hAnsi="Times New Roman" w:cs="Times New Roman"/>
-                <w:noProof/>
-              </w:rPr>
               <w:t>3</w:t>
-            </w:r>
-            <w:r>
-              <w:rPr>
-                <w:rFonts w:ascii="Times New Roman" w:hAnsi="Times New Roman" w:cs="Times New Roman"/>
-                <w:noProof/>
-              </w:rPr>
               <w:fldChar w:fldCharType="end"/>
             </w:r>
           </w:hyperlink>
@@ -1907,62 +1131,18 @@
                 <w:rFonts w:ascii="Times New Roman" w:hAnsi="Times New Roman" w:cs="Times New Roman"/>
                 <w:noProof/>
               </w:rPr>
-              <w:t>3.4</w:t>
-            </w:r>
-            <w:r>
-              <w:rPr>
-                <w:rStyle w:val="a5"/>
+              <w:t>3.4　深度強化學習於資源排程</w:t>
+            </w:r>
+            <w:r>
+              <w:rPr>
                 <w:rFonts w:ascii="Times New Roman" w:hAnsi="Times New Roman" w:cs="Times New Roman"/>
                 <w:noProof/>
               </w:rPr>
-              <w:t xml:space="preserve">　深度強化學習於資源排程</w:t>
-            </w:r>
-            <w:r>
-              <w:rPr>
-                <w:rFonts w:ascii="Times New Roman" w:hAnsi="Times New Roman" w:cs="Times New Roman"/>
-                <w:noProof/>
-              </w:rPr>
               <w:tab/>
-            </w:r>
-            <w:r>
-              <w:rPr>
-                <w:rFonts w:ascii="Times New Roman" w:hAnsi="Times New Roman" w:cs="Times New Roman"/>
-                <w:noProof/>
-              </w:rPr>
               <w:fldChar w:fldCharType="begin"/>
-            </w:r>
-            <w:r>
-              <w:rPr>
-                <w:rFonts w:ascii="Times New Roman" w:hAnsi="Times New Roman" w:cs="Times New Roman"/>
-                <w:noProof/>
-              </w:rPr>
               <w:instrText xml:space="preserve"> PAGEREF _Toc231559542 \h </w:instrText>
-            </w:r>
-            <w:r>
-              <w:rPr>
-                <w:rFonts w:ascii="Times New Roman" w:hAnsi="Times New Roman" w:cs="Times New Roman"/>
-                <w:noProof/>
-              </w:rPr>
-            </w:r>
-            <w:r>
-              <w:rPr>
-                <w:rFonts w:ascii="Times New Roman" w:hAnsi="Times New Roman" w:cs="Times New Roman"/>
-                <w:noProof/>
-              </w:rPr>
               <w:fldChar w:fldCharType="separate"/>
-            </w:r>
-            <w:r>
-              <w:rPr>
-                <w:rFonts w:ascii="Times New Roman" w:hAnsi="Times New Roman" w:cs="Times New Roman"/>
-                <w:noProof/>
-              </w:rPr>
               <w:t>3</w:t>
-            </w:r>
-            <w:r>
-              <w:rPr>
-                <w:rFonts w:ascii="Times New Roman" w:hAnsi="Times New Roman" w:cs="Times New Roman"/>
-                <w:noProof/>
-              </w:rPr>
               <w:fldChar w:fldCharType="end"/>
             </w:r>
           </w:hyperlink>
@@ -1993,46 +1173,10 @@
                 <w:noProof/>
               </w:rPr>
               <w:tab/>
-            </w:r>
-            <w:r>
-              <w:rPr>
-                <w:rFonts w:ascii="Times New Roman" w:hAnsi="Times New Roman" w:cs="Times New Roman"/>
-                <w:noProof/>
-              </w:rPr>
               <w:fldChar w:fldCharType="begin"/>
-            </w:r>
-            <w:r>
-              <w:rPr>
-                <w:rFonts w:ascii="Times New Roman" w:hAnsi="Times New Roman" w:cs="Times New Roman"/>
-                <w:noProof/>
-              </w:rPr>
               <w:instrText xml:space="preserve"> PAGEREF _Toc231559543 \h </w:instrText>
-            </w:r>
-            <w:r>
-              <w:rPr>
-                <w:rFonts w:ascii="Times New Roman" w:hAnsi="Times New Roman" w:cs="Times New Roman"/>
-                <w:noProof/>
-              </w:rPr>
-            </w:r>
-            <w:r>
-              <w:rPr>
-                <w:rFonts w:ascii="Times New Roman" w:hAnsi="Times New Roman" w:cs="Times New Roman"/>
-                <w:noProof/>
-              </w:rPr>
               <w:fldChar w:fldCharType="separate"/>
-            </w:r>
-            <w:r>
-              <w:rPr>
-                <w:rFonts w:ascii="Times New Roman" w:hAnsi="Times New Roman" w:cs="Times New Roman"/>
-                <w:noProof/>
-              </w:rPr>
               <w:t>5</w:t>
-            </w:r>
-            <w:r>
-              <w:rPr>
-                <w:rFonts w:ascii="Times New Roman" w:hAnsi="Times New Roman" w:cs="Times New Roman"/>
-                <w:noProof/>
-              </w:rPr>
               <w:fldChar w:fldCharType="end"/>
             </w:r>
           </w:hyperlink>
@@ -2055,62 +1199,18 @@
                 <w:rFonts w:ascii="Times New Roman" w:hAnsi="Times New Roman" w:cs="Times New Roman"/>
                 <w:noProof/>
               </w:rPr>
-              <w:t>4.1</w:t>
-            </w:r>
-            <w:r>
-              <w:rPr>
-                <w:rStyle w:val="a5"/>
+              <w:t>4.1　系統整體架構</w:t>
+            </w:r>
+            <w:r>
+              <w:rPr>
                 <w:rFonts w:ascii="Times New Roman" w:hAnsi="Times New Roman" w:cs="Times New Roman"/>
                 <w:noProof/>
               </w:rPr>
-              <w:t xml:space="preserve">　系統整體架構</w:t>
-            </w:r>
-            <w:r>
-              <w:rPr>
-                <w:rFonts w:ascii="Times New Roman" w:hAnsi="Times New Roman" w:cs="Times New Roman"/>
-                <w:noProof/>
-              </w:rPr>
               <w:tab/>
-            </w:r>
-            <w:r>
-              <w:rPr>
-                <w:rFonts w:ascii="Times New Roman" w:hAnsi="Times New Roman" w:cs="Times New Roman"/>
-                <w:noProof/>
-              </w:rPr>
               <w:fldChar w:fldCharType="begin"/>
-            </w:r>
-            <w:r>
-              <w:rPr>
-                <w:rFonts w:ascii="Times New Roman" w:hAnsi="Times New Roman" w:cs="Times New Roman"/>
-                <w:noProof/>
-              </w:rPr>
               <w:instrText xml:space="preserve"> PAGEREF _Toc231559544 \h </w:instrText>
-            </w:r>
-            <w:r>
-              <w:rPr>
-                <w:rFonts w:ascii="Times New Roman" w:hAnsi="Times New Roman" w:cs="Times New Roman"/>
-                <w:noProof/>
-              </w:rPr>
-            </w:r>
-            <w:r>
-              <w:rPr>
-                <w:rFonts w:ascii="Times New Roman" w:hAnsi="Times New Roman" w:cs="Times New Roman"/>
-                <w:noProof/>
-              </w:rPr>
               <w:fldChar w:fldCharType="separate"/>
-            </w:r>
-            <w:r>
-              <w:rPr>
-                <w:rFonts w:ascii="Times New Roman" w:hAnsi="Times New Roman" w:cs="Times New Roman"/>
-                <w:noProof/>
-              </w:rPr>
               <w:t>5</w:t>
-            </w:r>
-            <w:r>
-              <w:rPr>
-                <w:rFonts w:ascii="Times New Roman" w:hAnsi="Times New Roman" w:cs="Times New Roman"/>
-                <w:noProof/>
-              </w:rPr>
               <w:fldChar w:fldCharType="end"/>
             </w:r>
           </w:hyperlink>
@@ -2133,62 +1233,18 @@
                 <w:rFonts w:ascii="Times New Roman" w:hAnsi="Times New Roman" w:cs="Times New Roman"/>
                 <w:noProof/>
               </w:rPr>
-              <w:t>4.2</w:t>
-            </w:r>
-            <w:r>
-              <w:rPr>
-                <w:rStyle w:val="a5"/>
+              <w:t>4.2　排程與資源分配流程</w:t>
+            </w:r>
+            <w:r>
+              <w:rPr>
                 <w:rFonts w:ascii="Times New Roman" w:hAnsi="Times New Roman" w:cs="Times New Roman"/>
                 <w:noProof/>
               </w:rPr>
-              <w:t xml:space="preserve">　排程與資源分配流程</w:t>
-            </w:r>
-            <w:r>
-              <w:rPr>
-                <w:rFonts w:ascii="Times New Roman" w:hAnsi="Times New Roman" w:cs="Times New Roman"/>
-                <w:noProof/>
-              </w:rPr>
               <w:tab/>
-            </w:r>
-            <w:r>
-              <w:rPr>
-                <w:rFonts w:ascii="Times New Roman" w:hAnsi="Times New Roman" w:cs="Times New Roman"/>
-                <w:noProof/>
-              </w:rPr>
               <w:fldChar w:fldCharType="begin"/>
-            </w:r>
-            <w:r>
-              <w:rPr>
-                <w:rFonts w:ascii="Times New Roman" w:hAnsi="Times New Roman" w:cs="Times New Roman"/>
-                <w:noProof/>
-              </w:rPr>
               <w:instrText xml:space="preserve"> PAGEREF _Toc231559545 \h </w:instrText>
-            </w:r>
-            <w:r>
-              <w:rPr>
-                <w:rFonts w:ascii="Times New Roman" w:hAnsi="Times New Roman" w:cs="Times New Roman"/>
-                <w:noProof/>
-              </w:rPr>
-            </w:r>
-            <w:r>
-              <w:rPr>
-                <w:rFonts w:ascii="Times New Roman" w:hAnsi="Times New Roman" w:cs="Times New Roman"/>
-                <w:noProof/>
-              </w:rPr>
               <w:fldChar w:fldCharType="separate"/>
-            </w:r>
-            <w:r>
-              <w:rPr>
-                <w:rFonts w:ascii="Times New Roman" w:hAnsi="Times New Roman" w:cs="Times New Roman"/>
-                <w:noProof/>
-              </w:rPr>
               <w:t>5</w:t>
-            </w:r>
-            <w:r>
-              <w:rPr>
-                <w:rFonts w:ascii="Times New Roman" w:hAnsi="Times New Roman" w:cs="Times New Roman"/>
-                <w:noProof/>
-              </w:rPr>
               <w:fldChar w:fldCharType="end"/>
             </w:r>
           </w:hyperlink>
@@ -2211,62 +1267,18 @@
                 <w:rFonts w:ascii="Times New Roman" w:hAnsi="Times New Roman" w:cs="Times New Roman"/>
                 <w:noProof/>
               </w:rPr>
-              <w:t>4.2.1</w:t>
-            </w:r>
-            <w:r>
-              <w:rPr>
-                <w:rStyle w:val="a5"/>
+              <w:t>4.2.1　基本排程規則</w:t>
+            </w:r>
+            <w:r>
+              <w:rPr>
                 <w:rFonts w:ascii="Times New Roman" w:hAnsi="Times New Roman" w:cs="Times New Roman"/>
                 <w:noProof/>
               </w:rPr>
-              <w:t xml:space="preserve">　基本排程規則</w:t>
-            </w:r>
-            <w:r>
-              <w:rPr>
-                <w:rFonts w:ascii="Times New Roman" w:hAnsi="Times New Roman" w:cs="Times New Roman"/>
-                <w:noProof/>
-              </w:rPr>
               <w:tab/>
-            </w:r>
-            <w:r>
-              <w:rPr>
-                <w:rFonts w:ascii="Times New Roman" w:hAnsi="Times New Roman" w:cs="Times New Roman"/>
-                <w:noProof/>
-              </w:rPr>
               <w:fldChar w:fldCharType="begin"/>
-            </w:r>
-            <w:r>
-              <w:rPr>
-                <w:rFonts w:ascii="Times New Roman" w:hAnsi="Times New Roman" w:cs="Times New Roman"/>
-                <w:noProof/>
-              </w:rPr>
               <w:instrText xml:space="preserve"> PAGEREF _Toc231559546 \h </w:instrText>
-            </w:r>
-            <w:r>
-              <w:rPr>
-                <w:rFonts w:ascii="Times New Roman" w:hAnsi="Times New Roman" w:cs="Times New Roman"/>
-                <w:noProof/>
-              </w:rPr>
-            </w:r>
-            <w:r>
-              <w:rPr>
-                <w:rFonts w:ascii="Times New Roman" w:hAnsi="Times New Roman" w:cs="Times New Roman"/>
-                <w:noProof/>
-              </w:rPr>
               <w:fldChar w:fldCharType="separate"/>
-            </w:r>
-            <w:r>
-              <w:rPr>
-                <w:rFonts w:ascii="Times New Roman" w:hAnsi="Times New Roman" w:cs="Times New Roman"/>
-                <w:noProof/>
-              </w:rPr>
               <w:t>5</w:t>
-            </w:r>
-            <w:r>
-              <w:rPr>
-                <w:rFonts w:ascii="Times New Roman" w:hAnsi="Times New Roman" w:cs="Times New Roman"/>
-                <w:noProof/>
-              </w:rPr>
               <w:fldChar w:fldCharType="end"/>
             </w:r>
           </w:hyperlink>
@@ -2289,62 +1301,18 @@
                 <w:rFonts w:ascii="Times New Roman" w:hAnsi="Times New Roman" w:cs="Times New Roman"/>
                 <w:noProof/>
               </w:rPr>
-              <w:t>4.2.2</w:t>
-            </w:r>
-            <w:r>
-              <w:rPr>
-                <w:rStyle w:val="a5"/>
+              <w:t>4.2.2　智慧決策模型</w:t>
+            </w:r>
+            <w:r>
+              <w:rPr>
                 <w:rFonts w:ascii="Times New Roman" w:hAnsi="Times New Roman" w:cs="Times New Roman"/>
                 <w:noProof/>
               </w:rPr>
-              <w:t xml:space="preserve">　智慧決策模型</w:t>
-            </w:r>
-            <w:r>
-              <w:rPr>
-                <w:rFonts w:ascii="Times New Roman" w:hAnsi="Times New Roman" w:cs="Times New Roman"/>
-                <w:noProof/>
-              </w:rPr>
               <w:tab/>
-            </w:r>
-            <w:r>
-              <w:rPr>
-                <w:rFonts w:ascii="Times New Roman" w:hAnsi="Times New Roman" w:cs="Times New Roman"/>
-                <w:noProof/>
-              </w:rPr>
               <w:fldChar w:fldCharType="begin"/>
-            </w:r>
-            <w:r>
-              <w:rPr>
-                <w:rFonts w:ascii="Times New Roman" w:hAnsi="Times New Roman" w:cs="Times New Roman"/>
-                <w:noProof/>
-              </w:rPr>
               <w:instrText xml:space="preserve"> PAGEREF _Toc231559547 \h </w:instrText>
-            </w:r>
-            <w:r>
-              <w:rPr>
-                <w:rFonts w:ascii="Times New Roman" w:hAnsi="Times New Roman" w:cs="Times New Roman"/>
-                <w:noProof/>
-              </w:rPr>
-            </w:r>
-            <w:r>
-              <w:rPr>
-                <w:rFonts w:ascii="Times New Roman" w:hAnsi="Times New Roman" w:cs="Times New Roman"/>
-                <w:noProof/>
-              </w:rPr>
               <w:fldChar w:fldCharType="separate"/>
-            </w:r>
-            <w:r>
-              <w:rPr>
-                <w:rFonts w:ascii="Times New Roman" w:hAnsi="Times New Roman" w:cs="Times New Roman"/>
-                <w:noProof/>
-              </w:rPr>
               <w:t>6</w:t>
-            </w:r>
-            <w:r>
-              <w:rPr>
-                <w:rFonts w:ascii="Times New Roman" w:hAnsi="Times New Roman" w:cs="Times New Roman"/>
-                <w:noProof/>
-              </w:rPr>
               <w:fldChar w:fldCharType="end"/>
             </w:r>
           </w:hyperlink>
@@ -2367,62 +1335,18 @@
                 <w:rFonts w:ascii="Times New Roman" w:hAnsi="Times New Roman" w:cs="Times New Roman"/>
                 <w:noProof/>
               </w:rPr>
-              <w:t>4.2.3</w:t>
-            </w:r>
-            <w:r>
-              <w:rPr>
-                <w:rStyle w:val="a5"/>
+              <w:t>4.2.3　指定資源配置機制</w:t>
+            </w:r>
+            <w:r>
+              <w:rPr>
                 <w:rFonts w:ascii="Times New Roman" w:hAnsi="Times New Roman" w:cs="Times New Roman"/>
                 <w:noProof/>
               </w:rPr>
-              <w:t xml:space="preserve">　指定資源配置機制</w:t>
-            </w:r>
-            <w:r>
-              <w:rPr>
-                <w:rFonts w:ascii="Times New Roman" w:hAnsi="Times New Roman" w:cs="Times New Roman"/>
-                <w:noProof/>
-              </w:rPr>
               <w:tab/>
-            </w:r>
-            <w:r>
-              <w:rPr>
-                <w:rFonts w:ascii="Times New Roman" w:hAnsi="Times New Roman" w:cs="Times New Roman"/>
-                <w:noProof/>
-              </w:rPr>
               <w:fldChar w:fldCharType="begin"/>
-            </w:r>
-            <w:r>
-              <w:rPr>
-                <w:rFonts w:ascii="Times New Roman" w:hAnsi="Times New Roman" w:cs="Times New Roman"/>
-                <w:noProof/>
-              </w:rPr>
               <w:instrText xml:space="preserve"> PAGEREF _Toc231559548 \h </w:instrText>
-            </w:r>
-            <w:r>
-              <w:rPr>
-                <w:rFonts w:ascii="Times New Roman" w:hAnsi="Times New Roman" w:cs="Times New Roman"/>
-                <w:noProof/>
-              </w:rPr>
-            </w:r>
-            <w:r>
-              <w:rPr>
-                <w:rFonts w:ascii="Times New Roman" w:hAnsi="Times New Roman" w:cs="Times New Roman"/>
-                <w:noProof/>
-              </w:rPr>
               <w:fldChar w:fldCharType="separate"/>
-            </w:r>
-            <w:r>
-              <w:rPr>
-                <w:rFonts w:ascii="Times New Roman" w:hAnsi="Times New Roman" w:cs="Times New Roman"/>
-                <w:noProof/>
-              </w:rPr>
               <w:t>6</w:t>
-            </w:r>
-            <w:r>
-              <w:rPr>
-                <w:rFonts w:ascii="Times New Roman" w:hAnsi="Times New Roman" w:cs="Times New Roman"/>
-                <w:noProof/>
-              </w:rPr>
               <w:fldChar w:fldCharType="end"/>
             </w:r>
           </w:hyperlink>
@@ -2445,78 +1369,18 @@
                 <w:rFonts w:ascii="Times New Roman" w:hAnsi="Times New Roman" w:cs="Times New Roman"/>
                 <w:noProof/>
               </w:rPr>
-              <w:t>4.3</w:t>
-            </w:r>
-            <w:r>
-              <w:rPr>
-                <w:rStyle w:val="a5"/>
+              <w:t>4.3　GPU 資源共享方法</w:t>
+            </w:r>
+            <w:r>
+              <w:rPr>
                 <w:rFonts w:ascii="Times New Roman" w:hAnsi="Times New Roman" w:cs="Times New Roman"/>
                 <w:noProof/>
               </w:rPr>
-              <w:t xml:space="preserve">　</w:t>
-            </w:r>
-            <w:r>
-              <w:rPr>
-                <w:rStyle w:val="a5"/>
-                <w:rFonts w:ascii="Times New Roman" w:hAnsi="Times New Roman" w:cs="Times New Roman"/>
-                <w:noProof/>
-              </w:rPr>
-              <w:t xml:space="preserve">GPU </w:t>
-            </w:r>
-            <w:r>
-              <w:rPr>
-                <w:rStyle w:val="a5"/>
-                <w:rFonts w:ascii="Times New Roman" w:hAnsi="Times New Roman" w:cs="Times New Roman"/>
-                <w:noProof/>
-              </w:rPr>
-              <w:t>資源共享方法</w:t>
-            </w:r>
-            <w:r>
-              <w:rPr>
-                <w:rFonts w:ascii="Times New Roman" w:hAnsi="Times New Roman" w:cs="Times New Roman"/>
-                <w:noProof/>
-              </w:rPr>
               <w:tab/>
-            </w:r>
-            <w:r>
-              <w:rPr>
-                <w:rFonts w:ascii="Times New Roman" w:hAnsi="Times New Roman" w:cs="Times New Roman"/>
-                <w:noProof/>
-              </w:rPr>
               <w:fldChar w:fldCharType="begin"/>
-            </w:r>
-            <w:r>
-              <w:rPr>
-                <w:rFonts w:ascii="Times New Roman" w:hAnsi="Times New Roman" w:cs="Times New Roman"/>
-                <w:noProof/>
-              </w:rPr>
               <w:instrText xml:space="preserve"> PAGEREF _Toc231559549 \h </w:instrText>
-            </w:r>
-            <w:r>
-              <w:rPr>
-                <w:rFonts w:ascii="Times New Roman" w:hAnsi="Times New Roman" w:cs="Times New Roman"/>
-                <w:noProof/>
-              </w:rPr>
-            </w:r>
-            <w:r>
-              <w:rPr>
-                <w:rFonts w:ascii="Times New Roman" w:hAnsi="Times New Roman" w:cs="Times New Roman"/>
-                <w:noProof/>
-              </w:rPr>
               <w:fldChar w:fldCharType="separate"/>
-            </w:r>
-            <w:r>
-              <w:rPr>
-                <w:rFonts w:ascii="Times New Roman" w:hAnsi="Times New Roman" w:cs="Times New Roman"/>
-                <w:noProof/>
-              </w:rPr>
               <w:t>6</w:t>
-            </w:r>
-            <w:r>
-              <w:rPr>
-                <w:rFonts w:ascii="Times New Roman" w:hAnsi="Times New Roman" w:cs="Times New Roman"/>
-                <w:noProof/>
-              </w:rPr>
               <w:fldChar w:fldCharType="end"/>
             </w:r>
           </w:hyperlink>
@@ -2539,62 +1403,18 @@
                 <w:rFonts w:ascii="Times New Roman" w:hAnsi="Times New Roman" w:cs="Times New Roman"/>
                 <w:noProof/>
               </w:rPr>
-              <w:t>4.4</w:t>
-            </w:r>
-            <w:r>
-              <w:rPr>
-                <w:rStyle w:val="a5"/>
+              <w:t>4.4　模型訓練與評估方法</w:t>
+            </w:r>
+            <w:r>
+              <w:rPr>
                 <w:rFonts w:ascii="Times New Roman" w:hAnsi="Times New Roman" w:cs="Times New Roman"/>
                 <w:noProof/>
               </w:rPr>
-              <w:t xml:space="preserve">　模型訓練與評估方法</w:t>
-            </w:r>
-            <w:r>
-              <w:rPr>
-                <w:rFonts w:ascii="Times New Roman" w:hAnsi="Times New Roman" w:cs="Times New Roman"/>
-                <w:noProof/>
-              </w:rPr>
               <w:tab/>
-            </w:r>
-            <w:r>
-              <w:rPr>
-                <w:rFonts w:ascii="Times New Roman" w:hAnsi="Times New Roman" w:cs="Times New Roman"/>
-                <w:noProof/>
-              </w:rPr>
               <w:fldChar w:fldCharType="begin"/>
-            </w:r>
-            <w:r>
-              <w:rPr>
-                <w:rFonts w:ascii="Times New Roman" w:hAnsi="Times New Roman" w:cs="Times New Roman"/>
-                <w:noProof/>
-              </w:rPr>
               <w:instrText xml:space="preserve"> PAGEREF _Toc231559550 \h </w:instrText>
-            </w:r>
-            <w:r>
-              <w:rPr>
-                <w:rFonts w:ascii="Times New Roman" w:hAnsi="Times New Roman" w:cs="Times New Roman"/>
-                <w:noProof/>
-              </w:rPr>
-            </w:r>
-            <w:r>
-              <w:rPr>
-                <w:rFonts w:ascii="Times New Roman" w:hAnsi="Times New Roman" w:cs="Times New Roman"/>
-                <w:noProof/>
-              </w:rPr>
               <w:fldChar w:fldCharType="separate"/>
-            </w:r>
-            <w:r>
-              <w:rPr>
-                <w:rFonts w:ascii="Times New Roman" w:hAnsi="Times New Roman" w:cs="Times New Roman"/>
-                <w:noProof/>
-              </w:rPr>
               <w:t>6</w:t>
-            </w:r>
-            <w:r>
-              <w:rPr>
-                <w:rFonts w:ascii="Times New Roman" w:hAnsi="Times New Roman" w:cs="Times New Roman"/>
-                <w:noProof/>
-              </w:rPr>
               <w:fldChar w:fldCharType="end"/>
             </w:r>
           </w:hyperlink>
@@ -2625,46 +1445,10 @@
                 <w:noProof/>
               </w:rPr>
               <w:tab/>
-            </w:r>
-            <w:r>
-              <w:rPr>
-                <w:rFonts w:ascii="Times New Roman" w:hAnsi="Times New Roman" w:cs="Times New Roman"/>
-                <w:noProof/>
-              </w:rPr>
               <w:fldChar w:fldCharType="begin"/>
-            </w:r>
-            <w:r>
-              <w:rPr>
-                <w:rFonts w:ascii="Times New Roman" w:hAnsi="Times New Roman" w:cs="Times New Roman"/>
-                <w:noProof/>
-              </w:rPr>
               <w:instrText xml:space="preserve"> PAGEREF _Toc231559551 \h </w:instrText>
-            </w:r>
-            <w:r>
-              <w:rPr>
-                <w:rFonts w:ascii="Times New Roman" w:hAnsi="Times New Roman" w:cs="Times New Roman"/>
-                <w:noProof/>
-              </w:rPr>
-            </w:r>
-            <w:r>
-              <w:rPr>
-                <w:rFonts w:ascii="Times New Roman" w:hAnsi="Times New Roman" w:cs="Times New Roman"/>
-                <w:noProof/>
-              </w:rPr>
               <w:fldChar w:fldCharType="separate"/>
-            </w:r>
-            <w:r>
-              <w:rPr>
-                <w:rFonts w:ascii="Times New Roman" w:hAnsi="Times New Roman" w:cs="Times New Roman"/>
-                <w:noProof/>
-              </w:rPr>
               <w:t>8</w:t>
-            </w:r>
-            <w:r>
-              <w:rPr>
-                <w:rFonts w:ascii="Times New Roman" w:hAnsi="Times New Roman" w:cs="Times New Roman"/>
-                <w:noProof/>
-              </w:rPr>
               <w:fldChar w:fldCharType="end"/>
             </w:r>
           </w:hyperlink>
@@ -2687,62 +1471,18 @@
                 <w:rFonts w:ascii="Times New Roman" w:hAnsi="Times New Roman" w:cs="Times New Roman"/>
                 <w:noProof/>
               </w:rPr>
-              <w:t>5.1</w:t>
-            </w:r>
-            <w:r>
-              <w:rPr>
-                <w:rStyle w:val="a5"/>
+              <w:t>5.1　目前完成項目</w:t>
+            </w:r>
+            <w:r>
+              <w:rPr>
                 <w:rFonts w:ascii="Times New Roman" w:hAnsi="Times New Roman" w:cs="Times New Roman"/>
                 <w:noProof/>
               </w:rPr>
-              <w:t xml:space="preserve">　目前完成項目</w:t>
-            </w:r>
-            <w:r>
-              <w:rPr>
-                <w:rFonts w:ascii="Times New Roman" w:hAnsi="Times New Roman" w:cs="Times New Roman"/>
-                <w:noProof/>
-              </w:rPr>
               <w:tab/>
-            </w:r>
-            <w:r>
-              <w:rPr>
-                <w:rFonts w:ascii="Times New Roman" w:hAnsi="Times New Roman" w:cs="Times New Roman"/>
-                <w:noProof/>
-              </w:rPr>
               <w:fldChar w:fldCharType="begin"/>
-            </w:r>
-            <w:r>
-              <w:rPr>
-                <w:rFonts w:ascii="Times New Roman" w:hAnsi="Times New Roman" w:cs="Times New Roman"/>
-                <w:noProof/>
-              </w:rPr>
               <w:instrText xml:space="preserve"> PAGEREF _Toc231559552 \h </w:instrText>
-            </w:r>
-            <w:r>
-              <w:rPr>
-                <w:rFonts w:ascii="Times New Roman" w:hAnsi="Times New Roman" w:cs="Times New Roman"/>
-                <w:noProof/>
-              </w:rPr>
-            </w:r>
-            <w:r>
-              <w:rPr>
-                <w:rFonts w:ascii="Times New Roman" w:hAnsi="Times New Roman" w:cs="Times New Roman"/>
-                <w:noProof/>
-              </w:rPr>
               <w:fldChar w:fldCharType="separate"/>
-            </w:r>
-            <w:r>
-              <w:rPr>
-                <w:rFonts w:ascii="Times New Roman" w:hAnsi="Times New Roman" w:cs="Times New Roman"/>
-                <w:noProof/>
-              </w:rPr>
               <w:t>8</w:t>
-            </w:r>
-            <w:r>
-              <w:rPr>
-                <w:rFonts w:ascii="Times New Roman" w:hAnsi="Times New Roman" w:cs="Times New Roman"/>
-                <w:noProof/>
-              </w:rPr>
               <w:fldChar w:fldCharType="end"/>
             </w:r>
           </w:hyperlink>
@@ -2765,62 +1505,18 @@
                 <w:rFonts w:ascii="Times New Roman" w:hAnsi="Times New Roman" w:cs="Times New Roman"/>
                 <w:noProof/>
               </w:rPr>
-              <w:t>5.1.1</w:t>
-            </w:r>
-            <w:r>
-              <w:rPr>
-                <w:rStyle w:val="a5"/>
+              <w:t>5.1.1　平台建置與操作流程</w:t>
+            </w:r>
+            <w:r>
+              <w:rPr>
                 <w:rFonts w:ascii="Times New Roman" w:hAnsi="Times New Roman" w:cs="Times New Roman"/>
                 <w:noProof/>
               </w:rPr>
-              <w:t xml:space="preserve">　平台建置與操作流程</w:t>
-            </w:r>
-            <w:r>
-              <w:rPr>
-                <w:rFonts w:ascii="Times New Roman" w:hAnsi="Times New Roman" w:cs="Times New Roman"/>
-                <w:noProof/>
-              </w:rPr>
               <w:tab/>
-            </w:r>
-            <w:r>
-              <w:rPr>
-                <w:rFonts w:ascii="Times New Roman" w:hAnsi="Times New Roman" w:cs="Times New Roman"/>
-                <w:noProof/>
-              </w:rPr>
               <w:fldChar w:fldCharType="begin"/>
-            </w:r>
-            <w:r>
-              <w:rPr>
-                <w:rFonts w:ascii="Times New Roman" w:hAnsi="Times New Roman" w:cs="Times New Roman"/>
-                <w:noProof/>
-              </w:rPr>
               <w:instrText xml:space="preserve"> PAGEREF _Toc231559553 \h </w:instrText>
-            </w:r>
-            <w:r>
-              <w:rPr>
-                <w:rFonts w:ascii="Times New Roman" w:hAnsi="Times New Roman" w:cs="Times New Roman"/>
-                <w:noProof/>
-              </w:rPr>
-            </w:r>
-            <w:r>
-              <w:rPr>
-                <w:rFonts w:ascii="Times New Roman" w:hAnsi="Times New Roman" w:cs="Times New Roman"/>
-                <w:noProof/>
-              </w:rPr>
               <w:fldChar w:fldCharType="separate"/>
-            </w:r>
-            <w:r>
-              <w:rPr>
-                <w:rFonts w:ascii="Times New Roman" w:hAnsi="Times New Roman" w:cs="Times New Roman"/>
-                <w:noProof/>
-              </w:rPr>
               <w:t>8</w:t>
-            </w:r>
-            <w:r>
-              <w:rPr>
-                <w:rFonts w:ascii="Times New Roman" w:hAnsi="Times New Roman" w:cs="Times New Roman"/>
-                <w:noProof/>
-              </w:rPr>
               <w:fldChar w:fldCharType="end"/>
             </w:r>
           </w:hyperlink>
@@ -2843,62 +1539,18 @@
                 <w:rFonts w:ascii="Times New Roman" w:hAnsi="Times New Roman" w:cs="Times New Roman"/>
                 <w:noProof/>
               </w:rPr>
-              <w:t>5.1.2</w:t>
-            </w:r>
-            <w:r>
-              <w:rPr>
-                <w:rStyle w:val="a5"/>
+              <w:t>5.1.2　智慧排程已可在真實系統中運作</w:t>
+            </w:r>
+            <w:r>
+              <w:rPr>
                 <w:rFonts w:ascii="Times New Roman" w:hAnsi="Times New Roman" w:cs="Times New Roman"/>
                 <w:noProof/>
               </w:rPr>
-              <w:t xml:space="preserve">　智慧排程已可在真實系統中運作</w:t>
-            </w:r>
-            <w:r>
-              <w:rPr>
-                <w:rFonts w:ascii="Times New Roman" w:hAnsi="Times New Roman" w:cs="Times New Roman"/>
-                <w:noProof/>
-              </w:rPr>
               <w:tab/>
-            </w:r>
-            <w:r>
-              <w:rPr>
-                <w:rFonts w:ascii="Times New Roman" w:hAnsi="Times New Roman" w:cs="Times New Roman"/>
-                <w:noProof/>
-              </w:rPr>
               <w:fldChar w:fldCharType="begin"/>
-            </w:r>
-            <w:r>
-              <w:rPr>
-                <w:rFonts w:ascii="Times New Roman" w:hAnsi="Times New Roman" w:cs="Times New Roman"/>
-                <w:noProof/>
-              </w:rPr>
               <w:instrText xml:space="preserve"> PAGEREF _Toc231559554 \h </w:instrText>
-            </w:r>
-            <w:r>
-              <w:rPr>
-                <w:rFonts w:ascii="Times New Roman" w:hAnsi="Times New Roman" w:cs="Times New Roman"/>
-                <w:noProof/>
-              </w:rPr>
-            </w:r>
-            <w:r>
-              <w:rPr>
-                <w:rFonts w:ascii="Times New Roman" w:hAnsi="Times New Roman" w:cs="Times New Roman"/>
-                <w:noProof/>
-              </w:rPr>
               <w:fldChar w:fldCharType="separate"/>
-            </w:r>
-            <w:r>
-              <w:rPr>
-                <w:rFonts w:ascii="Times New Roman" w:hAnsi="Times New Roman" w:cs="Times New Roman"/>
-                <w:noProof/>
-              </w:rPr>
               <w:t>8</w:t>
-            </w:r>
-            <w:r>
-              <w:rPr>
-                <w:rFonts w:ascii="Times New Roman" w:hAnsi="Times New Roman" w:cs="Times New Roman"/>
-                <w:noProof/>
-              </w:rPr>
               <w:fldChar w:fldCharType="end"/>
             </w:r>
           </w:hyperlink>
@@ -2921,62 +1573,18 @@
                 <w:rFonts w:ascii="Times New Roman" w:hAnsi="Times New Roman" w:cs="Times New Roman"/>
                 <w:noProof/>
               </w:rPr>
-              <w:t>5.1.3</w:t>
-            </w:r>
-            <w:r>
-              <w:rPr>
-                <w:rStyle w:val="a5"/>
+              <w:t>5.1.3　模型已可初步參與資源放置</w:t>
+            </w:r>
+            <w:r>
+              <w:rPr>
                 <w:rFonts w:ascii="Times New Roman" w:hAnsi="Times New Roman" w:cs="Times New Roman"/>
                 <w:noProof/>
               </w:rPr>
-              <w:t xml:space="preserve">　模型已可初步參與資源放置</w:t>
-            </w:r>
-            <w:r>
-              <w:rPr>
-                <w:rFonts w:ascii="Times New Roman" w:hAnsi="Times New Roman" w:cs="Times New Roman"/>
-                <w:noProof/>
-              </w:rPr>
               <w:tab/>
-            </w:r>
-            <w:r>
-              <w:rPr>
-                <w:rFonts w:ascii="Times New Roman" w:hAnsi="Times New Roman" w:cs="Times New Roman"/>
-                <w:noProof/>
-              </w:rPr>
               <w:fldChar w:fldCharType="begin"/>
-            </w:r>
-            <w:r>
-              <w:rPr>
-                <w:rFonts w:ascii="Times New Roman" w:hAnsi="Times New Roman" w:cs="Times New Roman"/>
-                <w:noProof/>
-              </w:rPr>
               <w:instrText xml:space="preserve"> PAGEREF _Toc231559555 \h </w:instrText>
-            </w:r>
-            <w:r>
-              <w:rPr>
-                <w:rFonts w:ascii="Times New Roman" w:hAnsi="Times New Roman" w:cs="Times New Roman"/>
-                <w:noProof/>
-              </w:rPr>
-            </w:r>
-            <w:r>
-              <w:rPr>
-                <w:rFonts w:ascii="Times New Roman" w:hAnsi="Times New Roman" w:cs="Times New Roman"/>
-                <w:noProof/>
-              </w:rPr>
               <w:fldChar w:fldCharType="separate"/>
-            </w:r>
-            <w:r>
-              <w:rPr>
-                <w:rFonts w:ascii="Times New Roman" w:hAnsi="Times New Roman" w:cs="Times New Roman"/>
-                <w:noProof/>
-              </w:rPr>
               <w:t>8</w:t>
-            </w:r>
-            <w:r>
-              <w:rPr>
-                <w:rFonts w:ascii="Times New Roman" w:hAnsi="Times New Roman" w:cs="Times New Roman"/>
-                <w:noProof/>
-              </w:rPr>
               <w:fldChar w:fldCharType="end"/>
             </w:r>
           </w:hyperlink>
@@ -2999,62 +1607,18 @@
                 <w:rFonts w:ascii="Times New Roman" w:hAnsi="Times New Roman" w:cs="Times New Roman"/>
                 <w:noProof/>
               </w:rPr>
-              <w:t>5.1.4</w:t>
-            </w:r>
-            <w:r>
-              <w:rPr>
-                <w:rStyle w:val="a5"/>
+              <w:t>5.1.4　監控與展示介面</w:t>
+            </w:r>
+            <w:r>
+              <w:rPr>
                 <w:rFonts w:ascii="Times New Roman" w:hAnsi="Times New Roman" w:cs="Times New Roman"/>
                 <w:noProof/>
               </w:rPr>
-              <w:t xml:space="preserve">　監控與展示介面</w:t>
-            </w:r>
-            <w:r>
-              <w:rPr>
-                <w:rFonts w:ascii="Times New Roman" w:hAnsi="Times New Roman" w:cs="Times New Roman"/>
-                <w:noProof/>
-              </w:rPr>
               <w:tab/>
-            </w:r>
-            <w:r>
-              <w:rPr>
-                <w:rFonts w:ascii="Times New Roman" w:hAnsi="Times New Roman" w:cs="Times New Roman"/>
-                <w:noProof/>
-              </w:rPr>
               <w:fldChar w:fldCharType="begin"/>
-            </w:r>
-            <w:r>
-              <w:rPr>
-                <w:rFonts w:ascii="Times New Roman" w:hAnsi="Times New Roman" w:cs="Times New Roman"/>
-                <w:noProof/>
-              </w:rPr>
               <w:instrText xml:space="preserve"> PAGEREF _Toc231559556 \h </w:instrText>
-            </w:r>
-            <w:r>
-              <w:rPr>
-                <w:rFonts w:ascii="Times New Roman" w:hAnsi="Times New Roman" w:cs="Times New Roman"/>
-                <w:noProof/>
-              </w:rPr>
-            </w:r>
-            <w:r>
-              <w:rPr>
-                <w:rFonts w:ascii="Times New Roman" w:hAnsi="Times New Roman" w:cs="Times New Roman"/>
-                <w:noProof/>
-              </w:rPr>
               <w:fldChar w:fldCharType="separate"/>
-            </w:r>
-            <w:r>
-              <w:rPr>
-                <w:rFonts w:ascii="Times New Roman" w:hAnsi="Times New Roman" w:cs="Times New Roman"/>
-                <w:noProof/>
-              </w:rPr>
               <w:t>8</w:t>
-            </w:r>
-            <w:r>
-              <w:rPr>
-                <w:rFonts w:ascii="Times New Roman" w:hAnsi="Times New Roman" w:cs="Times New Roman"/>
-                <w:noProof/>
-              </w:rPr>
               <w:fldChar w:fldCharType="end"/>
             </w:r>
           </w:hyperlink>
@@ -3077,62 +1641,18 @@
                 <w:rFonts w:ascii="Times New Roman" w:hAnsi="Times New Roman" w:cs="Times New Roman"/>
                 <w:noProof/>
               </w:rPr>
-              <w:t>5.2</w:t>
-            </w:r>
-            <w:r>
-              <w:rPr>
-                <w:rStyle w:val="a5"/>
+              <w:t>5.2　實驗結果</w:t>
+            </w:r>
+            <w:r>
+              <w:rPr>
                 <w:rFonts w:ascii="Times New Roman" w:hAnsi="Times New Roman" w:cs="Times New Roman"/>
                 <w:noProof/>
               </w:rPr>
-              <w:t xml:space="preserve">　實驗結果</w:t>
-            </w:r>
-            <w:r>
-              <w:rPr>
-                <w:rFonts w:ascii="Times New Roman" w:hAnsi="Times New Roman" w:cs="Times New Roman"/>
-                <w:noProof/>
-              </w:rPr>
               <w:tab/>
-            </w:r>
-            <w:r>
-              <w:rPr>
-                <w:rFonts w:ascii="Times New Roman" w:hAnsi="Times New Roman" w:cs="Times New Roman"/>
-                <w:noProof/>
-              </w:rPr>
               <w:fldChar w:fldCharType="begin"/>
-            </w:r>
-            <w:r>
-              <w:rPr>
-                <w:rFonts w:ascii="Times New Roman" w:hAnsi="Times New Roman" w:cs="Times New Roman"/>
-                <w:noProof/>
-              </w:rPr>
               <w:instrText xml:space="preserve"> PAGEREF _Toc231559557 \h </w:instrText>
-            </w:r>
-            <w:r>
-              <w:rPr>
-                <w:rFonts w:ascii="Times New Roman" w:hAnsi="Times New Roman" w:cs="Times New Roman"/>
-                <w:noProof/>
-              </w:rPr>
-            </w:r>
-            <w:r>
-              <w:rPr>
-                <w:rFonts w:ascii="Times New Roman" w:hAnsi="Times New Roman" w:cs="Times New Roman"/>
-                <w:noProof/>
-              </w:rPr>
               <w:fldChar w:fldCharType="separate"/>
-            </w:r>
-            <w:r>
-              <w:rPr>
-                <w:rFonts w:ascii="Times New Roman" w:hAnsi="Times New Roman" w:cs="Times New Roman"/>
-                <w:noProof/>
-              </w:rPr>
               <w:t>9</w:t>
-            </w:r>
-            <w:r>
-              <w:rPr>
-                <w:rFonts w:ascii="Times New Roman" w:hAnsi="Times New Roman" w:cs="Times New Roman"/>
-                <w:noProof/>
-              </w:rPr>
               <w:fldChar w:fldCharType="end"/>
             </w:r>
           </w:hyperlink>
@@ -3155,62 +1675,18 @@
                 <w:rFonts w:ascii="Times New Roman" w:hAnsi="Times New Roman" w:cs="Times New Roman"/>
                 <w:noProof/>
               </w:rPr>
-              <w:t>5.3</w:t>
-            </w:r>
-            <w:r>
-              <w:rPr>
-                <w:rStyle w:val="a5"/>
+              <w:t>5.3　結論與建議</w:t>
+            </w:r>
+            <w:r>
+              <w:rPr>
                 <w:rFonts w:ascii="Times New Roman" w:hAnsi="Times New Roman" w:cs="Times New Roman"/>
                 <w:noProof/>
               </w:rPr>
-              <w:t xml:space="preserve">　結論與建議</w:t>
-            </w:r>
-            <w:r>
-              <w:rPr>
-                <w:rFonts w:ascii="Times New Roman" w:hAnsi="Times New Roman" w:cs="Times New Roman"/>
-                <w:noProof/>
-              </w:rPr>
               <w:tab/>
-            </w:r>
-            <w:r>
-              <w:rPr>
-                <w:rFonts w:ascii="Times New Roman" w:hAnsi="Times New Roman" w:cs="Times New Roman"/>
-                <w:noProof/>
-              </w:rPr>
               <w:fldChar w:fldCharType="begin"/>
-            </w:r>
-            <w:r>
-              <w:rPr>
-                <w:rFonts w:ascii="Times New Roman" w:hAnsi="Times New Roman" w:cs="Times New Roman"/>
-                <w:noProof/>
-              </w:rPr>
               <w:instrText xml:space="preserve"> PAGEREF _Toc231559558 \h </w:instrText>
-            </w:r>
-            <w:r>
-              <w:rPr>
-                <w:rFonts w:ascii="Times New Roman" w:hAnsi="Times New Roman" w:cs="Times New Roman"/>
-                <w:noProof/>
-              </w:rPr>
-            </w:r>
-            <w:r>
-              <w:rPr>
-                <w:rFonts w:ascii="Times New Roman" w:hAnsi="Times New Roman" w:cs="Times New Roman"/>
-                <w:noProof/>
-              </w:rPr>
               <w:fldChar w:fldCharType="separate"/>
-            </w:r>
-            <w:r>
-              <w:rPr>
-                <w:rFonts w:ascii="Times New Roman" w:hAnsi="Times New Roman" w:cs="Times New Roman"/>
-                <w:noProof/>
-              </w:rPr>
               <w:t>10</w:t>
-            </w:r>
-            <w:r>
-              <w:rPr>
-                <w:rFonts w:ascii="Times New Roman" w:hAnsi="Times New Roman" w:cs="Times New Roman"/>
-                <w:noProof/>
-              </w:rPr>
               <w:fldChar w:fldCharType="end"/>
             </w:r>
           </w:hyperlink>
@@ -3233,62 +1709,18 @@
                 <w:rFonts w:ascii="Times New Roman" w:hAnsi="Times New Roman" w:cs="Times New Roman"/>
                 <w:noProof/>
               </w:rPr>
-              <w:t>5.4</w:t>
-            </w:r>
-            <w:r>
-              <w:rPr>
-                <w:rStyle w:val="a5"/>
+              <w:t>5.4　執行計畫過程遇到之困難與阻礙</w:t>
+            </w:r>
+            <w:r>
+              <w:rPr>
                 <w:rFonts w:ascii="Times New Roman" w:hAnsi="Times New Roman" w:cs="Times New Roman"/>
                 <w:noProof/>
               </w:rPr>
-              <w:t xml:space="preserve">　執行計畫過程遇到之困難與阻礙</w:t>
-            </w:r>
-            <w:r>
-              <w:rPr>
-                <w:rFonts w:ascii="Times New Roman" w:hAnsi="Times New Roman" w:cs="Times New Roman"/>
-                <w:noProof/>
-              </w:rPr>
               <w:tab/>
-            </w:r>
-            <w:r>
-              <w:rPr>
-                <w:rFonts w:ascii="Times New Roman" w:hAnsi="Times New Roman" w:cs="Times New Roman"/>
-                <w:noProof/>
-              </w:rPr>
               <w:fldChar w:fldCharType="begin"/>
-            </w:r>
-            <w:r>
-              <w:rPr>
-                <w:rFonts w:ascii="Times New Roman" w:hAnsi="Times New Roman" w:cs="Times New Roman"/>
-                <w:noProof/>
-              </w:rPr>
               <w:instrText xml:space="preserve"> PAGEREF _Toc231559559 \h </w:instrText>
-            </w:r>
-            <w:r>
-              <w:rPr>
-                <w:rFonts w:ascii="Times New Roman" w:hAnsi="Times New Roman" w:cs="Times New Roman"/>
-                <w:noProof/>
-              </w:rPr>
-            </w:r>
-            <w:r>
-              <w:rPr>
-                <w:rFonts w:ascii="Times New Roman" w:hAnsi="Times New Roman" w:cs="Times New Roman"/>
-                <w:noProof/>
-              </w:rPr>
               <w:fldChar w:fldCharType="separate"/>
-            </w:r>
-            <w:r>
-              <w:rPr>
-                <w:rFonts w:ascii="Times New Roman" w:hAnsi="Times New Roman" w:cs="Times New Roman"/>
-                <w:noProof/>
-              </w:rPr>
               <w:t>11</w:t>
-            </w:r>
-            <w:r>
-              <w:rPr>
-                <w:rFonts w:ascii="Times New Roman" w:hAnsi="Times New Roman" w:cs="Times New Roman"/>
-                <w:noProof/>
-              </w:rPr>
               <w:fldChar w:fldCharType="end"/>
             </w:r>
           </w:hyperlink>
@@ -3311,62 +1743,18 @@
                 <w:rFonts w:ascii="Times New Roman" w:hAnsi="Times New Roman" w:cs="Times New Roman"/>
                 <w:noProof/>
               </w:rPr>
-              <w:t>5.4.1</w:t>
-            </w:r>
-            <w:r>
-              <w:rPr>
-                <w:rStyle w:val="a5"/>
+              <w:t>5.4.1　節點回收後狀態不一致</w:t>
+            </w:r>
+            <w:r>
+              <w:rPr>
                 <w:rFonts w:ascii="Times New Roman" w:hAnsi="Times New Roman" w:cs="Times New Roman"/>
                 <w:noProof/>
               </w:rPr>
-              <w:t xml:space="preserve">　節點回收後狀態不一致</w:t>
-            </w:r>
-            <w:r>
-              <w:rPr>
-                <w:rFonts w:ascii="Times New Roman" w:hAnsi="Times New Roman" w:cs="Times New Roman"/>
-                <w:noProof/>
-              </w:rPr>
               <w:tab/>
-            </w:r>
-            <w:r>
-              <w:rPr>
-                <w:rFonts w:ascii="Times New Roman" w:hAnsi="Times New Roman" w:cs="Times New Roman"/>
-                <w:noProof/>
-              </w:rPr>
               <w:fldChar w:fldCharType="begin"/>
-            </w:r>
-            <w:r>
-              <w:rPr>
-                <w:rFonts w:ascii="Times New Roman" w:hAnsi="Times New Roman" w:cs="Times New Roman"/>
-                <w:noProof/>
-              </w:rPr>
               <w:instrText xml:space="preserve"> PAGEREF _Toc231559560 \h </w:instrText>
-            </w:r>
-            <w:r>
-              <w:rPr>
-                <w:rFonts w:ascii="Times New Roman" w:hAnsi="Times New Roman" w:cs="Times New Roman"/>
-                <w:noProof/>
-              </w:rPr>
-            </w:r>
-            <w:r>
-              <w:rPr>
-                <w:rFonts w:ascii="Times New Roman" w:hAnsi="Times New Roman" w:cs="Times New Roman"/>
-                <w:noProof/>
-              </w:rPr>
               <w:fldChar w:fldCharType="separate"/>
-            </w:r>
-            <w:r>
-              <w:rPr>
-                <w:rFonts w:ascii="Times New Roman" w:hAnsi="Times New Roman" w:cs="Times New Roman"/>
-                <w:noProof/>
-              </w:rPr>
               <w:t>11</w:t>
-            </w:r>
-            <w:r>
-              <w:rPr>
-                <w:rFonts w:ascii="Times New Roman" w:hAnsi="Times New Roman" w:cs="Times New Roman"/>
-                <w:noProof/>
-              </w:rPr>
               <w:fldChar w:fldCharType="end"/>
             </w:r>
           </w:hyperlink>
@@ -3389,62 +1777,18 @@
                 <w:rFonts w:ascii="Times New Roman" w:hAnsi="Times New Roman" w:cs="Times New Roman"/>
                 <w:noProof/>
               </w:rPr>
-              <w:t>5.4.2</w:t>
-            </w:r>
-            <w:r>
-              <w:rPr>
-                <w:rStyle w:val="a5"/>
+              <w:t>5.4.2　智慧模型效果尚未超越基本規則</w:t>
+            </w:r>
+            <w:r>
+              <w:rPr>
                 <w:rFonts w:ascii="Times New Roman" w:hAnsi="Times New Roman" w:cs="Times New Roman"/>
                 <w:noProof/>
               </w:rPr>
-              <w:t xml:space="preserve">　智慧模型效果尚未超越基本規則</w:t>
-            </w:r>
-            <w:r>
-              <w:rPr>
-                <w:rFonts w:ascii="Times New Roman" w:hAnsi="Times New Roman" w:cs="Times New Roman"/>
-                <w:noProof/>
-              </w:rPr>
               <w:tab/>
-            </w:r>
-            <w:r>
-              <w:rPr>
-                <w:rFonts w:ascii="Times New Roman" w:hAnsi="Times New Roman" w:cs="Times New Roman"/>
-                <w:noProof/>
-              </w:rPr>
               <w:fldChar w:fldCharType="begin"/>
-            </w:r>
-            <w:r>
-              <w:rPr>
-                <w:rFonts w:ascii="Times New Roman" w:hAnsi="Times New Roman" w:cs="Times New Roman"/>
-                <w:noProof/>
-              </w:rPr>
               <w:instrText xml:space="preserve"> PAGEREF _Toc231559562 \h </w:instrText>
-            </w:r>
-            <w:r>
-              <w:rPr>
-                <w:rFonts w:ascii="Times New Roman" w:hAnsi="Times New Roman" w:cs="Times New Roman"/>
-                <w:noProof/>
-              </w:rPr>
-            </w:r>
-            <w:r>
-              <w:rPr>
-                <w:rFonts w:ascii="Times New Roman" w:hAnsi="Times New Roman" w:cs="Times New Roman"/>
-                <w:noProof/>
-              </w:rPr>
               <w:fldChar w:fldCharType="separate"/>
-            </w:r>
-            <w:r>
-              <w:rPr>
-                <w:rFonts w:ascii="Times New Roman" w:hAnsi="Times New Roman" w:cs="Times New Roman"/>
-                <w:noProof/>
-              </w:rPr>
               <w:t>11</w:t>
-            </w:r>
-            <w:r>
-              <w:rPr>
-                <w:rFonts w:ascii="Times New Roman" w:hAnsi="Times New Roman" w:cs="Times New Roman"/>
-                <w:noProof/>
-              </w:rPr>
               <w:fldChar w:fldCharType="end"/>
             </w:r>
           </w:hyperlink>
@@ -3475,46 +1819,10 @@
                 <w:noProof/>
               </w:rPr>
               <w:tab/>
-            </w:r>
-            <w:r>
-              <w:rPr>
-                <w:rFonts w:ascii="Times New Roman" w:hAnsi="Times New Roman" w:cs="Times New Roman"/>
-                <w:noProof/>
-              </w:rPr>
               <w:fldChar w:fldCharType="begin"/>
-            </w:r>
-            <w:r>
-              <w:rPr>
-                <w:rFonts w:ascii="Times New Roman" w:hAnsi="Times New Roman" w:cs="Times New Roman"/>
-                <w:noProof/>
-              </w:rPr>
               <w:instrText xml:space="preserve"> PAGEREF _Toc231559563 \h </w:instrText>
-            </w:r>
-            <w:r>
-              <w:rPr>
-                <w:rFonts w:ascii="Times New Roman" w:hAnsi="Times New Roman" w:cs="Times New Roman"/>
-                <w:noProof/>
-              </w:rPr>
-            </w:r>
-            <w:r>
-              <w:rPr>
-                <w:rFonts w:ascii="Times New Roman" w:hAnsi="Times New Roman" w:cs="Times New Roman"/>
-                <w:noProof/>
-              </w:rPr>
               <w:fldChar w:fldCharType="separate"/>
-            </w:r>
-            <w:r>
-              <w:rPr>
-                <w:rFonts w:ascii="Times New Roman" w:hAnsi="Times New Roman" w:cs="Times New Roman"/>
-                <w:noProof/>
-              </w:rPr>
               <w:t>12</w:t>
-            </w:r>
-            <w:r>
-              <w:rPr>
-                <w:rFonts w:ascii="Times New Roman" w:hAnsi="Times New Roman" w:cs="Times New Roman"/>
-                <w:noProof/>
-              </w:rPr>
               <w:fldChar w:fldCharType="end"/>
             </w:r>
           </w:hyperlink>
@@ -3545,46 +1853,10 @@
                 <w:noProof/>
               </w:rPr>
               <w:tab/>
-            </w:r>
-            <w:r>
-              <w:rPr>
-                <w:rFonts w:ascii="Times New Roman" w:hAnsi="Times New Roman" w:cs="Times New Roman"/>
-                <w:noProof/>
-              </w:rPr>
               <w:fldChar w:fldCharType="begin"/>
-            </w:r>
-            <w:r>
-              <w:rPr>
-                <w:rFonts w:ascii="Times New Roman" w:hAnsi="Times New Roman" w:cs="Times New Roman"/>
-                <w:noProof/>
-              </w:rPr>
               <w:instrText xml:space="preserve"> PAGEREF _Toc231559564 \h </w:instrText>
-            </w:r>
-            <w:r>
-              <w:rPr>
-                <w:rFonts w:ascii="Times New Roman" w:hAnsi="Times New Roman" w:cs="Times New Roman"/>
-                <w:noProof/>
-              </w:rPr>
-            </w:r>
-            <w:r>
-              <w:rPr>
-                <w:rFonts w:ascii="Times New Roman" w:hAnsi="Times New Roman" w:cs="Times New Roman"/>
-                <w:noProof/>
-              </w:rPr>
               <w:fldChar w:fldCharType="separate"/>
-            </w:r>
-            <w:r>
-              <w:rPr>
-                <w:rFonts w:ascii="Times New Roman" w:hAnsi="Times New Roman" w:cs="Times New Roman"/>
-                <w:noProof/>
-              </w:rPr>
               <w:t>13</w:t>
-            </w:r>
-            <w:r>
-              <w:rPr>
-                <w:rFonts w:ascii="Times New Roman" w:hAnsi="Times New Roman" w:cs="Times New Roman"/>
-                <w:noProof/>
-              </w:rPr>
               <w:fldChar w:fldCharType="end"/>
             </w:r>
           </w:hyperlink>
@@ -3658,19 +1930,7 @@
         <w:rPr>
           <w:rFonts w:ascii="Times New Roman" w:hAnsi="Times New Roman" w:cs="Times New Roman"/>
         </w:rPr>
-        <w:t>近年來，人工智慧研究越來越依賴</w:t>
-      </w:r>
-      <w:r>
-        <w:rPr>
-          <w:rFonts w:ascii="Times New Roman" w:hAnsi="Times New Roman" w:cs="Times New Roman"/>
-        </w:rPr>
-        <w:t>GPU</w:t>
-      </w:r>
-      <w:r>
-        <w:rPr>
-          <w:rFonts w:ascii="Times New Roman" w:hAnsi="Times New Roman" w:cs="Times New Roman"/>
-        </w:rPr>
-        <w:t>進行訓練、推論與資料處理。然而在一般研究室的共享主機環境中，常常面臨以下困境：</w:t>
+        <w:t>近年來，人工智慧研究越來越依賴GPU進行訓練、推論與資料處理。然而在一般研究室的共享主機環境中，常常面臨以下困境：</w:t>
       </w:r>
     </w:p>
     <w:p>
@@ -3690,19 +1950,7 @@
         <w:rPr>
           <w:rFonts w:ascii="Times New Roman" w:hAnsi="Times New Roman" w:cs="Times New Roman"/>
         </w:rPr>
-        <w:t>一張</w:t>
-      </w:r>
-      <w:r>
-        <w:rPr>
-          <w:rFonts w:ascii="Times New Roman" w:hAnsi="Times New Roman" w:cs="Times New Roman"/>
-        </w:rPr>
-        <w:t>GPU</w:t>
-      </w:r>
-      <w:r>
-        <w:rPr>
-          <w:rFonts w:ascii="Times New Roman" w:hAnsi="Times New Roman" w:cs="Times New Roman"/>
-        </w:rPr>
-        <w:t>只給一個工作使用，實際利用率不高。</w:t>
+        <w:t>一張GPU只給一個工作使用，實際利用率不高。</w:t>
       </w:r>
     </w:p>
     <w:p>
@@ -3791,36 +2039,18 @@
         <w:rPr>
           <w:rFonts w:ascii="Times New Roman" w:hAnsi="Times New Roman" w:cs="Times New Roman" w:hint="eastAsia"/>
         </w:rPr>
-        <w:t>如</w:t>
+        <w:t>如Kubernetes</w:t>
+      </w:r>
+      <w:r>
+        <w:rPr>
+          <w:rFonts w:ascii="Times New Roman" w:hAnsi="Times New Roman" w:cs="Times New Roman"/>
+        </w:rPr>
+        <w:t>擅長自動啟動與回收資源，但對研究工作常見的GPU分配、批次排程與多使用者管理支援較弱；相對地，傳統高效能運算排程器</w:t>
       </w:r>
       <w:r>
         <w:rPr>
           <w:rFonts w:ascii="Times New Roman" w:hAnsi="Times New Roman" w:cs="Times New Roman" w:hint="eastAsia"/>
         </w:rPr>
-        <w:t>Kubernetes</w:t>
-      </w:r>
-      <w:r>
-        <w:rPr>
-          <w:rFonts w:ascii="Times New Roman" w:hAnsi="Times New Roman" w:cs="Times New Roman"/>
-        </w:rPr>
-        <w:t>擅長自動啟動與回收資源，但對研究工作常見的</w:t>
-      </w:r>
-      <w:r>
-        <w:rPr>
-          <w:rFonts w:ascii="Times New Roman" w:hAnsi="Times New Roman" w:cs="Times New Roman"/>
-        </w:rPr>
-        <w:t>GPU</w:t>
-      </w:r>
-      <w:r>
-        <w:rPr>
-          <w:rFonts w:ascii="Times New Roman" w:hAnsi="Times New Roman" w:cs="Times New Roman"/>
-        </w:rPr>
-        <w:t>分配、批次排程與多使用者管理支援較弱；相對地，傳統高效能運算排程器</w:t>
-      </w:r>
-      <w:r>
-        <w:rPr>
-          <w:rFonts w:ascii="Times New Roman" w:hAnsi="Times New Roman" w:cs="Times New Roman" w:hint="eastAsia"/>
-        </w:rPr>
         <w:t>Slurm</w:t>
       </w:r>
       <w:r>
@@ -3850,31 +2080,7 @@
         <w:rPr>
           <w:rFonts w:ascii="Times New Roman" w:hAnsi="Times New Roman" w:cs="Times New Roman"/>
         </w:rPr>
-        <w:t>因此，本計畫希望結合兩者優點，建立一套既能保有研究者熟悉的工作提交流程，又能做到動態分配</w:t>
-      </w:r>
-      <w:r>
-        <w:rPr>
-          <w:rFonts w:ascii="Times New Roman" w:hAnsi="Times New Roman" w:cs="Times New Roman"/>
-        </w:rPr>
-        <w:t>CPU</w:t>
-      </w:r>
-      <w:r>
-        <w:rPr>
-          <w:rFonts w:ascii="Times New Roman" w:hAnsi="Times New Roman" w:cs="Times New Roman"/>
-        </w:rPr>
-        <w:t>、</w:t>
-      </w:r>
-      <w:r>
-        <w:rPr>
-          <w:rFonts w:ascii="Times New Roman" w:hAnsi="Times New Roman" w:cs="Times New Roman"/>
-        </w:rPr>
-        <w:t>GPU</w:t>
-      </w:r>
-      <w:r>
-        <w:rPr>
-          <w:rFonts w:ascii="Times New Roman" w:hAnsi="Times New Roman" w:cs="Times New Roman"/>
-        </w:rPr>
-        <w:t>與儲存資源的系統。進一步地，我們也希望導入機器學習方法，讓系統可以根據目前</w:t>
+        <w:t>因此，本計畫希望結合兩者優點，建立一套既能保有研究者熟悉的工作提交流程，又能做到動態分配CPU、GPU與儲存資源的系統。進一步地，我們也希望導入機器學習方法，讓系統可以根據目前</w:t>
       </w:r>
       <w:r>
         <w:rPr>
@@ -3951,31 +2157,7 @@
         <w:rPr>
           <w:rFonts w:ascii="Times New Roman" w:hAnsi="Times New Roman" w:cs="Times New Roman"/>
         </w:rPr>
-        <w:t>如何根據工作數量，自動增加或減少</w:t>
-      </w:r>
-      <w:r>
-        <w:rPr>
-          <w:rFonts w:ascii="Times New Roman" w:hAnsi="Times New Roman" w:cs="Times New Roman"/>
-        </w:rPr>
-        <w:t xml:space="preserve"> CPU </w:t>
-      </w:r>
-      <w:r>
-        <w:rPr>
-          <w:rFonts w:ascii="Times New Roman" w:hAnsi="Times New Roman" w:cs="Times New Roman"/>
-        </w:rPr>
-        <w:t>與</w:t>
-      </w:r>
-      <w:r>
-        <w:rPr>
-          <w:rFonts w:ascii="Times New Roman" w:hAnsi="Times New Roman" w:cs="Times New Roman"/>
-        </w:rPr>
-        <w:t xml:space="preserve"> GPU </w:t>
-      </w:r>
-      <w:r>
-        <w:rPr>
-          <w:rFonts w:ascii="Times New Roman" w:hAnsi="Times New Roman" w:cs="Times New Roman"/>
-        </w:rPr>
-        <w:t>計算節點。</w:t>
+        <w:t>如何根據工作數量，自動增加或減少 CPU 與 GPU 計算節點。</w:t>
       </w:r>
     </w:p>
     <w:p>
@@ -3994,19 +2176,7 @@
         <w:rPr>
           <w:rFonts w:ascii="Times New Roman" w:hAnsi="Times New Roman" w:cs="Times New Roman"/>
         </w:rPr>
-        <w:t>如何讓多個較小的</w:t>
-      </w:r>
-      <w:r>
-        <w:rPr>
-          <w:rFonts w:ascii="Times New Roman" w:hAnsi="Times New Roman" w:cs="Times New Roman"/>
-        </w:rPr>
-        <w:t xml:space="preserve"> GPU </w:t>
-      </w:r>
-      <w:r>
-        <w:rPr>
-          <w:rFonts w:ascii="Times New Roman" w:hAnsi="Times New Roman" w:cs="Times New Roman"/>
-        </w:rPr>
-        <w:t>工作共享同一張顯示卡，以提升使用效率。</w:t>
+        <w:t>如何讓多個較小的 GPU 工作共享同一張顯示卡，以提升使用效率。</w:t>
       </w:r>
     </w:p>
     <w:p>
@@ -4097,25 +2267,7 @@
         <w:rPr>
           <w:rFonts w:ascii="Times New Roman" w:hAnsi="Times New Roman" w:cs="Times New Roman"/>
         </w:rPr>
-        <w:t>3.1</w:t>
-      </w:r>
-      <w:r>
-        <w:rPr>
-          <w:rFonts w:ascii="Times New Roman" w:hAnsi="Times New Roman" w:cs="Times New Roman"/>
-        </w:rPr>
-        <w:t xml:space="preserve">　高效能運算排程器（</w:t>
-      </w:r>
-      <w:r>
-        <w:rPr>
-          <w:rFonts w:ascii="Times New Roman" w:hAnsi="Times New Roman" w:cs="Times New Roman"/>
-        </w:rPr>
-        <w:t>Slurm</w:t>
-      </w:r>
-      <w:r>
-        <w:rPr>
-          <w:rFonts w:ascii="Times New Roman" w:hAnsi="Times New Roman" w:cs="Times New Roman"/>
-        </w:rPr>
-        <w:t>）</w:t>
+        <w:t>3.1　高效能運算排程器（Slurm）</w:t>
       </w:r>
       <w:bookmarkEnd w:id="7"/>
     </w:p>
@@ -4133,75 +2285,11 @@
         </w:rPr>
         <w:t xml:space="preserve">　　</w:t>
       </w:r>
-      <w:proofErr w:type="spellStart"/>
-      <w:r>
-        <w:rPr>
-          <w:rFonts w:ascii="Times New Roman" w:hAnsi="Times New Roman" w:cs="Times New Roman"/>
-        </w:rPr>
-        <w:t>Slurm</w:t>
-      </w:r>
-      <w:proofErr w:type="spellEnd"/>
-      <w:r>
-        <w:rPr>
-          <w:rFonts w:ascii="Times New Roman" w:hAnsi="Times New Roman" w:cs="Times New Roman"/>
-        </w:rPr>
-        <w:t xml:space="preserve"> Workload Manager </w:t>
-      </w:r>
-      <w:r>
-        <w:rPr>
-          <w:rFonts w:ascii="Times New Roman" w:hAnsi="Times New Roman" w:cs="Times New Roman"/>
-        </w:rPr>
-        <w:t>是目前高效能運算（</w:t>
-      </w:r>
-      <w:r>
-        <w:rPr>
-          <w:rFonts w:ascii="Times New Roman" w:hAnsi="Times New Roman" w:cs="Times New Roman"/>
-        </w:rPr>
-        <w:t>HPC</w:t>
-      </w:r>
-      <w:r>
-        <w:rPr>
-          <w:rFonts w:ascii="Times New Roman" w:hAnsi="Times New Roman" w:cs="Times New Roman"/>
-        </w:rPr>
-        <w:t>）叢集最廣泛使用的工作排程系統之</w:t>
-      </w:r>
-      <w:proofErr w:type="gramStart"/>
-      <w:r>
-        <w:rPr>
-          <w:rFonts w:ascii="Times New Roman" w:hAnsi="Times New Roman" w:cs="Times New Roman"/>
-        </w:rPr>
-        <w:t>一</w:t>
-      </w:r>
-      <w:proofErr w:type="gramEnd"/>
-      <w:r>
-        <w:rPr>
-          <w:rFonts w:ascii="Times New Roman" w:hAnsi="Times New Roman" w:cs="Times New Roman"/>
-        </w:rPr>
-        <w:t>。它提供完整的工作提交、佇列管理、資源限額與帳務管理功能，並支援</w:t>
-      </w:r>
-      <w:r>
-        <w:rPr>
-          <w:rFonts w:ascii="Times New Roman" w:hAnsi="Times New Roman" w:cs="Times New Roman"/>
-        </w:rPr>
-        <w:t>GPU</w:t>
-      </w:r>
-      <w:r>
-        <w:rPr>
-          <w:rFonts w:ascii="Times New Roman" w:hAnsi="Times New Roman" w:cs="Times New Roman"/>
-        </w:rPr>
-        <w:t>資源分配。其以「節點」為基礎的資源模型非常適合研究工作環境，且已有廣泛的使用者社群與文件支援。然而</w:t>
-      </w:r>
-      <w:r>
-        <w:rPr>
-          <w:rFonts w:ascii="Times New Roman" w:hAnsi="Times New Roman" w:cs="Times New Roman"/>
-        </w:rPr>
-        <w:t>Slurm</w:t>
-      </w:r>
-      <w:r>
-        <w:rPr>
-          <w:rFonts w:ascii="Times New Roman" w:hAnsi="Times New Roman" w:cs="Times New Roman"/>
-        </w:rPr>
-        <w:t>原生設計以固定實體節點為主，對彈性擴縮與容器化整合的支援相對有限。</w:t>
+      <w:r>
+        <w:rPr>
+          <w:rFonts w:ascii="Times New Roman" w:hAnsi="Times New Roman" w:cs="Times New Roman"/>
+        </w:rPr>
+        <w:t>Slurm Workload Manager 是目前高效能運算（HPC）叢集最廣泛使用的工作排程系統之一。它提供完整的工作提交、佇列管理、資源限額與帳務管理功能，並支援GPU資源分配。其以「節點」為基礎的資源模型非常適合研究工作環境，且已有廣泛的使用者社群與文件支援。然而Slurm原生設計以固定實體節點為主，對彈性擴縮與容器化整合的支援相對有限。</w:t>
       </w:r>
     </w:p>
     <w:p>
@@ -4217,19 +2305,7 @@
         <w:rPr>
           <w:rFonts w:ascii="Times New Roman" w:hAnsi="Times New Roman" w:cs="Times New Roman"/>
         </w:rPr>
-        <w:t>3.2</w:t>
-      </w:r>
-      <w:r>
-        <w:rPr>
-          <w:rFonts w:ascii="Times New Roman" w:hAnsi="Times New Roman" w:cs="Times New Roman"/>
-        </w:rPr>
-        <w:t xml:space="preserve">　容器化與</w:t>
-      </w:r>
-      <w:r>
-        <w:rPr>
-          <w:rFonts w:ascii="Times New Roman" w:hAnsi="Times New Roman" w:cs="Times New Roman"/>
-        </w:rPr>
-        <w:t xml:space="preserve"> Kubernetes</w:t>
+        <w:t>3.2　容器化與 Kubernetes</w:t>
       </w:r>
       <w:bookmarkEnd w:id="8"/>
     </w:p>
@@ -4251,125 +2327,7 @@
         <w:rPr>
           <w:rFonts w:ascii="Times New Roman" w:hAnsi="Times New Roman" w:cs="Times New Roman"/>
         </w:rPr>
-        <w:t>Kubernetes</w:t>
-      </w:r>
-      <w:r>
-        <w:rPr>
-          <w:rFonts w:ascii="Times New Roman" w:hAnsi="Times New Roman" w:cs="Times New Roman"/>
-        </w:rPr>
-        <w:t>是目前</w:t>
-      </w:r>
-      <w:proofErr w:type="gramStart"/>
-      <w:r>
-        <w:rPr>
-          <w:rFonts w:ascii="Times New Roman" w:hAnsi="Times New Roman" w:cs="Times New Roman"/>
-        </w:rPr>
-        <w:t>最</w:t>
-      </w:r>
-      <w:proofErr w:type="gramEnd"/>
-      <w:r>
-        <w:rPr>
-          <w:rFonts w:ascii="Times New Roman" w:hAnsi="Times New Roman" w:cs="Times New Roman"/>
-        </w:rPr>
-        <w:t>主流的容器編排平台，能夠自動管理容器的部署、</w:t>
-      </w:r>
-      <w:proofErr w:type="gramStart"/>
-      <w:r>
-        <w:rPr>
-          <w:rFonts w:ascii="Times New Roman" w:hAnsi="Times New Roman" w:cs="Times New Roman"/>
-        </w:rPr>
-        <w:t>擴縮與</w:t>
-      </w:r>
-      <w:proofErr w:type="gramEnd"/>
-      <w:r>
-        <w:rPr>
-          <w:rFonts w:ascii="Times New Roman" w:hAnsi="Times New Roman" w:cs="Times New Roman"/>
-        </w:rPr>
-        <w:t>健康監控。</w:t>
-      </w:r>
-      <w:r>
-        <w:rPr>
-          <w:rFonts w:ascii="Times New Roman" w:hAnsi="Times New Roman" w:cs="Times New Roman"/>
-        </w:rPr>
-        <w:t xml:space="preserve">Kubernetes </w:t>
-      </w:r>
-      <w:r>
-        <w:rPr>
-          <w:rFonts w:ascii="Times New Roman" w:hAnsi="Times New Roman" w:cs="Times New Roman"/>
-        </w:rPr>
-        <w:t>的</w:t>
-      </w:r>
-      <w:r>
-        <w:rPr>
-          <w:rFonts w:ascii="Times New Roman" w:hAnsi="Times New Roman" w:cs="Times New Roman"/>
-        </w:rPr>
-        <w:t>Cluster Autoscaler</w:t>
-      </w:r>
-      <w:r>
-        <w:rPr>
-          <w:rFonts w:ascii="Times New Roman" w:hAnsi="Times New Roman" w:cs="Times New Roman"/>
-        </w:rPr>
-        <w:t>可根據工作負載自動增減節點，非常適合需要彈性資源的場景。然而</w:t>
-      </w:r>
-      <w:r>
-        <w:rPr>
-          <w:rFonts w:ascii="Times New Roman" w:hAnsi="Times New Roman" w:cs="Times New Roman"/>
-        </w:rPr>
-        <w:t>Kubernetes</w:t>
-      </w:r>
-      <w:r>
-        <w:rPr>
-          <w:rFonts w:ascii="Times New Roman" w:hAnsi="Times New Roman" w:cs="Times New Roman"/>
-        </w:rPr>
-        <w:t>原生的排程器</w:t>
-      </w:r>
-      <w:r>
-        <w:rPr>
-          <w:rFonts w:ascii="Times New Roman" w:hAnsi="Times New Roman" w:cs="Times New Roman"/>
-        </w:rPr>
-        <w:t xml:space="preserve"> (kube-scheduler) </w:t>
-      </w:r>
-      <w:r>
-        <w:rPr>
-          <w:rFonts w:ascii="Times New Roman" w:hAnsi="Times New Roman" w:cs="Times New Roman"/>
-        </w:rPr>
-        <w:t>以服務導向設計為主，對批次工作、</w:t>
-      </w:r>
-      <w:r>
-        <w:rPr>
-          <w:rFonts w:ascii="Times New Roman" w:hAnsi="Times New Roman" w:cs="Times New Roman"/>
-        </w:rPr>
-        <w:t>GPU</w:t>
-      </w:r>
-      <w:r>
-        <w:rPr>
-          <w:rFonts w:ascii="Times New Roman" w:hAnsi="Times New Roman" w:cs="Times New Roman"/>
-        </w:rPr>
-        <w:t>共享與研究工作特有的排程需求支援不足。因此有多項研究嘗試將</w:t>
-      </w:r>
-      <w:r>
-        <w:rPr>
-          <w:rFonts w:ascii="Times New Roman" w:hAnsi="Times New Roman" w:cs="Times New Roman"/>
-        </w:rPr>
-        <w:t>Slurm</w:t>
-      </w:r>
-      <w:r>
-        <w:rPr>
-          <w:rFonts w:ascii="Times New Roman" w:hAnsi="Times New Roman" w:cs="Times New Roman"/>
-        </w:rPr>
-        <w:t>與</w:t>
-      </w:r>
-      <w:r>
-        <w:rPr>
-          <w:rFonts w:ascii="Times New Roman" w:hAnsi="Times New Roman" w:cs="Times New Roman"/>
-        </w:rPr>
-        <w:t>Kubernetes</w:t>
-      </w:r>
-      <w:r>
-        <w:rPr>
-          <w:rFonts w:ascii="Times New Roman" w:hAnsi="Times New Roman" w:cs="Times New Roman"/>
-        </w:rPr>
-        <w:t>整合，以結合兩者優點。</w:t>
+        <w:t>Kubernetes是目前最主流的容器編排平台，能夠自動管理容器的部署、擴縮與健康監控。Kubernetes 的Cluster Autoscaler可根據工作負載自動增減節點，非常適合需要彈性資源的場景。然而Kubernetes原生的排程器 (kube-scheduler) 以服務導向設計為主，對批次工作、GPU共享與研究工作特有的排程需求支援不足。因此有多項研究嘗試將Slurm與Kubernetes整合，以結合兩者優點。</w:t>
       </w:r>
     </w:p>
     <w:p>
@@ -4385,25 +2343,7 @@
         <w:rPr>
           <w:rFonts w:ascii="Times New Roman" w:hAnsi="Times New Roman" w:cs="Times New Roman"/>
         </w:rPr>
-        <w:t>3.3</w:t>
-      </w:r>
-      <w:r>
-        <w:rPr>
-          <w:rFonts w:ascii="Times New Roman" w:hAnsi="Times New Roman" w:cs="Times New Roman"/>
-        </w:rPr>
-        <w:t xml:space="preserve">　</w:t>
-      </w:r>
-      <w:r>
-        <w:rPr>
-          <w:rFonts w:ascii="Times New Roman" w:hAnsi="Times New Roman" w:cs="Times New Roman"/>
-        </w:rPr>
-        <w:t>GPU</w:t>
-      </w:r>
-      <w:r>
-        <w:rPr>
-          <w:rFonts w:ascii="Times New Roman" w:hAnsi="Times New Roman" w:cs="Times New Roman"/>
-        </w:rPr>
-        <w:t>資源共享技術</w:t>
+        <w:t>3.3　GPU資源共享技術</w:t>
       </w:r>
       <w:bookmarkEnd w:id="9"/>
     </w:p>
@@ -4425,31 +2365,7 @@
         <w:rPr>
           <w:rFonts w:ascii="Times New Roman" w:hAnsi="Times New Roman" w:cs="Times New Roman"/>
         </w:rPr>
-        <w:t>NVIDIA</w:t>
-      </w:r>
-      <w:r>
-        <w:rPr>
-          <w:rFonts w:ascii="Times New Roman" w:hAnsi="Times New Roman" w:cs="Times New Roman"/>
-        </w:rPr>
-        <w:t>提供多種</w:t>
-      </w:r>
-      <w:r>
-        <w:rPr>
-          <w:rFonts w:ascii="Times New Roman" w:hAnsi="Times New Roman" w:cs="Times New Roman"/>
-        </w:rPr>
-        <w:t>GPU</w:t>
-      </w:r>
-      <w:r>
-        <w:rPr>
-          <w:rFonts w:ascii="Times New Roman" w:hAnsi="Times New Roman" w:cs="Times New Roman"/>
-        </w:rPr>
-        <w:t>資源共享技術，包括</w:t>
-      </w:r>
-      <w:r>
-        <w:rPr>
-          <w:rFonts w:ascii="Times New Roman" w:hAnsi="Times New Roman" w:cs="Times New Roman"/>
-        </w:rPr>
-        <w:t xml:space="preserve"> Multi-Process Service</w:t>
+        <w:t>NVIDIA提供多種GPU資源共享技術，包括 Multi-Process Service</w:t>
       </w:r>
       <w:r>
         <w:rPr>
@@ -4473,13 +2389,7 @@
         <w:rPr>
           <w:rFonts w:ascii="Times New Roman" w:hAnsi="Times New Roman" w:cs="Times New Roman"/>
         </w:rPr>
-        <w:t>、</w:t>
-      </w:r>
-      <w:r>
-        <w:rPr>
-          <w:rFonts w:ascii="Times New Roman" w:hAnsi="Times New Roman" w:cs="Times New Roman"/>
-        </w:rPr>
-        <w:t>Multi-Instance GPU</w:t>
+        <w:t>、Multi-Instance GPU</w:t>
       </w:r>
       <w:r>
         <w:rPr>
@@ -4503,103 +2413,7 @@
         <w:rPr>
           <w:rFonts w:ascii="Times New Roman" w:hAnsi="Times New Roman" w:cs="Times New Roman"/>
         </w:rPr>
-        <w:t>以及</w:t>
-      </w:r>
-      <w:r>
-        <w:rPr>
-          <w:rFonts w:ascii="Times New Roman" w:hAnsi="Times New Roman" w:cs="Times New Roman"/>
-        </w:rPr>
-        <w:t xml:space="preserve"> Time-Slicing</w:t>
-      </w:r>
-      <w:r>
-        <w:rPr>
-          <w:rFonts w:ascii="Times New Roman" w:hAnsi="Times New Roman" w:cs="Times New Roman"/>
-        </w:rPr>
-        <w:t>。</w:t>
-      </w:r>
-      <w:r>
-        <w:rPr>
-          <w:rFonts w:ascii="Times New Roman" w:hAnsi="Times New Roman" w:cs="Times New Roman"/>
-        </w:rPr>
-        <w:t>MPS</w:t>
-      </w:r>
-      <w:r>
-        <w:rPr>
-          <w:rFonts w:ascii="Times New Roman" w:hAnsi="Times New Roman" w:cs="Times New Roman"/>
-        </w:rPr>
-        <w:t>允許多個</w:t>
-      </w:r>
-      <w:r>
-        <w:rPr>
-          <w:rFonts w:ascii="Times New Roman" w:hAnsi="Times New Roman" w:cs="Times New Roman"/>
-        </w:rPr>
-        <w:t>CUDA</w:t>
-      </w:r>
-      <w:r>
-        <w:rPr>
-          <w:rFonts w:ascii="Times New Roman" w:hAnsi="Times New Roman" w:cs="Times New Roman"/>
-        </w:rPr>
-        <w:t>程序同時共享一張</w:t>
-      </w:r>
-      <w:r>
-        <w:rPr>
-          <w:rFonts w:ascii="Times New Roman" w:hAnsi="Times New Roman" w:cs="Times New Roman"/>
-        </w:rPr>
-        <w:t>GPU</w:t>
-      </w:r>
-      <w:r>
-        <w:rPr>
-          <w:rFonts w:ascii="Times New Roman" w:hAnsi="Times New Roman" w:cs="Times New Roman"/>
-        </w:rPr>
-        <w:t>的運算資源；</w:t>
-      </w:r>
-      <w:r>
-        <w:rPr>
-          <w:rFonts w:ascii="Times New Roman" w:hAnsi="Times New Roman" w:cs="Times New Roman"/>
-        </w:rPr>
-        <w:t>MIG</w:t>
-      </w:r>
-      <w:r>
-        <w:rPr>
-          <w:rFonts w:ascii="Times New Roman" w:hAnsi="Times New Roman" w:cs="Times New Roman"/>
-        </w:rPr>
-        <w:t>則在硬體層面將</w:t>
-      </w:r>
-      <w:r>
-        <w:rPr>
-          <w:rFonts w:ascii="Times New Roman" w:hAnsi="Times New Roman" w:cs="Times New Roman"/>
-        </w:rPr>
-        <w:t>GPU</w:t>
-      </w:r>
-      <w:r>
-        <w:rPr>
-          <w:rFonts w:ascii="Times New Roman" w:hAnsi="Times New Roman" w:cs="Times New Roman"/>
-        </w:rPr>
-        <w:t>切分成獨立的分區，提供更強的隔離性。本系統目前採用基於</w:t>
-      </w:r>
-      <w:r>
-        <w:rPr>
-          <w:rFonts w:ascii="Times New Roman" w:hAnsi="Times New Roman" w:cs="Times New Roman"/>
-        </w:rPr>
-        <w:t>GPU</w:t>
-      </w:r>
-      <w:r>
-        <w:rPr>
-          <w:rFonts w:ascii="Times New Roman" w:hAnsi="Times New Roman" w:cs="Times New Roman"/>
-        </w:rPr>
-        <w:t>資源切分的方式，讓多個較小的工作共享同一張</w:t>
-      </w:r>
-      <w:r>
-        <w:rPr>
-          <w:rFonts w:ascii="Times New Roman" w:hAnsi="Times New Roman" w:cs="Times New Roman"/>
-        </w:rPr>
-        <w:t>GPU</w:t>
-      </w:r>
-      <w:r>
-        <w:rPr>
-          <w:rFonts w:ascii="Times New Roman" w:hAnsi="Times New Roman" w:cs="Times New Roman"/>
-        </w:rPr>
-        <w:t>，以提升整體使用效率。</w:t>
+        <w:t>以及 Time-Slicing。MPS允許多個CUDA程序同時共享一張GPU的運算資源；MIG則在硬體層面將GPU切分成獨立的分區，提供更強的隔離性。本系統目前採用基於GPU資源切分的方式，讓多個較小的工作共享同一張GPU，以提升整體使用效率。</w:t>
       </w:r>
     </w:p>
     <w:p>
@@ -4615,13 +2429,7 @@
         <w:rPr>
           <w:rFonts w:ascii="Times New Roman" w:hAnsi="Times New Roman" w:cs="Times New Roman"/>
         </w:rPr>
-        <w:t>3.4</w:t>
-      </w:r>
-      <w:r>
-        <w:rPr>
-          <w:rFonts w:ascii="Times New Roman" w:hAnsi="Times New Roman" w:cs="Times New Roman"/>
-        </w:rPr>
-        <w:t xml:space="preserve">　深度強化學習於資源排程</w:t>
+        <w:t>3.4　深度強化學習於資源排程</w:t>
       </w:r>
       <w:bookmarkEnd w:id="10"/>
     </w:p>
@@ -4643,19 +2451,7 @@
         <w:rPr>
           <w:rFonts w:ascii="Times New Roman" w:hAnsi="Times New Roman" w:cs="Times New Roman"/>
         </w:rPr>
-        <w:t>近年來已有多項研究將深度強化學習應用於資源排程問題，包括資料中心工作排程、雲端資源分配等。然而多數工作採用期望值導向</w:t>
-      </w:r>
-      <w:r>
-        <w:rPr>
-          <w:rFonts w:ascii="Times New Roman" w:hAnsi="Times New Roman" w:cs="Times New Roman"/>
-        </w:rPr>
-        <w:t xml:space="preserve"> (expectation-based) </w:t>
-      </w:r>
-      <w:r>
-        <w:rPr>
-          <w:rFonts w:ascii="Times New Roman" w:hAnsi="Times New Roman" w:cs="Times New Roman"/>
-        </w:rPr>
-        <w:t>的獎勵函數，僅最佳化平均表現，忽略了不確定情境下的風險。</w:t>
+        <w:t>近年來已有多項研究將深度強化學習應用於資源排程問題，包括資料中心工作排程、雲端資源分配等。然而多數工作採用期望值導向 (expectation-based) 的獎勵函數，僅最佳化平均表現，忽略了不確定情境下的風險。</w:t>
       </w:r>
       <w:r>
         <w:rPr>
@@ -4677,67 +2473,7 @@
         <w:rPr>
           <w:rFonts w:ascii="Times New Roman" w:hAnsi="Times New Roman" w:cs="Times New Roman"/>
         </w:rPr>
-        <w:t>提出的</w:t>
-      </w:r>
-      <w:r>
-        <w:rPr>
-          <w:rFonts w:ascii="Times New Roman" w:hAnsi="Times New Roman" w:cs="Times New Roman"/>
-        </w:rPr>
-        <w:t xml:space="preserve">Distributional Soft Actor-Critic (DSAC) </w:t>
-      </w:r>
-      <w:r>
-        <w:rPr>
-          <w:rFonts w:ascii="Times New Roman" w:hAnsi="Times New Roman" w:cs="Times New Roman"/>
-        </w:rPr>
-        <w:t>透過分佈式</w:t>
-      </w:r>
-      <w:r>
-        <w:rPr>
-          <w:rFonts w:ascii="Times New Roman" w:hAnsi="Times New Roman" w:cs="Times New Roman"/>
-        </w:rPr>
-        <w:t>critic</w:t>
-      </w:r>
-      <w:r>
-        <w:rPr>
-          <w:rFonts w:ascii="Times New Roman" w:hAnsi="Times New Roman" w:cs="Times New Roman"/>
-        </w:rPr>
-        <w:t>估計每個動作的回報分布，並結合</w:t>
-      </w:r>
-      <w:r>
-        <w:rPr>
-          <w:rFonts w:ascii="Times New Roman" w:hAnsi="Times New Roman" w:cs="Times New Roman"/>
-        </w:rPr>
-        <w:t>Soft Actor-Critic</w:t>
-      </w:r>
-      <w:r>
-        <w:rPr>
-          <w:rFonts w:ascii="Times New Roman" w:hAnsi="Times New Roman" w:cs="Times New Roman"/>
-        </w:rPr>
-        <w:t>的最大熵探索框架，實現風險敏感決策。相較於僅看平均值的方法，</w:t>
-      </w:r>
-      <w:r>
-        <w:rPr>
-          <w:rFonts w:ascii="Times New Roman" w:hAnsi="Times New Roman" w:cs="Times New Roman"/>
-        </w:rPr>
-        <w:t>DSAC</w:t>
-      </w:r>
-      <w:r>
-        <w:rPr>
-          <w:rFonts w:ascii="Times New Roman" w:hAnsi="Times New Roman" w:cs="Times New Roman"/>
-        </w:rPr>
-        <w:t>能夠同時考量好情況與壞情況，根據風險偏好做出更穩健的選擇，非常適合共享</w:t>
-      </w:r>
-      <w:r>
-        <w:rPr>
-          <w:rFonts w:ascii="Times New Roman" w:hAnsi="Times New Roman" w:cs="Times New Roman"/>
-        </w:rPr>
-        <w:t>GPU</w:t>
-      </w:r>
-      <w:r>
-        <w:rPr>
-          <w:rFonts w:ascii="Times New Roman" w:hAnsi="Times New Roman" w:cs="Times New Roman"/>
-        </w:rPr>
-        <w:t>平台等對穩定性有較高要求的場景。</w:t>
+        <w:t>提出的Distributional Soft Actor-Critic (DSAC) 透過分佈式critic估計每個動作的回報分布，並結合Soft Actor-Critic的最大熵探索框架，實現風險敏感決策。相較於僅看平均值的方法，DSAC能夠同時考量好情況與壞情況，根據風險偏好做出更穩健的選擇，非常適合共享GPU平台等對穩定性有較高要求的場景。</w:t>
       </w:r>
     </w:p>
     <w:p>
@@ -4758,73 +2494,7 @@
         <w:rPr>
           <w:rFonts w:ascii="Times New Roman" w:hAnsi="Times New Roman" w:cs="Times New Roman"/>
         </w:rPr>
-        <w:t>本專題將此一風險敏感分布式</w:t>
-      </w:r>
-      <w:r>
-        <w:rPr>
-          <w:rFonts w:ascii="Times New Roman" w:hAnsi="Times New Roman" w:cs="Times New Roman"/>
-        </w:rPr>
-        <w:t xml:space="preserve"> Soft Actor-Critic</w:t>
-      </w:r>
-      <w:r>
-        <w:rPr>
-          <w:rFonts w:ascii="Times New Roman" w:hAnsi="Times New Roman" w:cs="Times New Roman"/>
-        </w:rPr>
-        <w:t>（以下簡稱</w:t>
-      </w:r>
-      <w:r>
-        <w:rPr>
-          <w:rFonts w:ascii="Times New Roman" w:hAnsi="Times New Roman" w:cs="Times New Roman"/>
-        </w:rPr>
-        <w:t xml:space="preserve"> RDSAC</w:t>
-      </w:r>
-      <w:r>
-        <w:rPr>
-          <w:rFonts w:ascii="Times New Roman" w:hAnsi="Times New Roman" w:cs="Times New Roman"/>
-        </w:rPr>
-        <w:t>）作為核心排程演算法。我們把</w:t>
-      </w:r>
-      <w:r>
-        <w:rPr>
-          <w:rFonts w:ascii="Times New Roman" w:hAnsi="Times New Roman" w:cs="Times New Roman"/>
-        </w:rPr>
-        <w:t>GPU</w:t>
-      </w:r>
-      <w:r>
-        <w:rPr>
-          <w:rFonts w:ascii="Times New Roman" w:hAnsi="Times New Roman" w:cs="Times New Roman"/>
-        </w:rPr>
-        <w:t>工作排程建模為馬可夫決策過程</w:t>
-      </w:r>
-      <w:r>
-        <w:rPr>
-          <w:rFonts w:ascii="Times New Roman" w:hAnsi="Times New Roman" w:cs="Times New Roman"/>
-        </w:rPr>
-        <w:t xml:space="preserve"> (</w:t>
-      </w:r>
-      <w:r>
-        <w:rPr>
-          <w:rFonts w:ascii="Times New Roman" w:hAnsi="Times New Roman" w:cs="Times New Roman"/>
-        </w:rPr>
-        <w:t>MDP</w:t>
-      </w:r>
-      <w:r>
-        <w:rPr>
-          <w:rFonts w:ascii="Times New Roman" w:hAnsi="Times New Roman" w:cs="Times New Roman"/>
-        </w:rPr>
-        <w:t>)</w:t>
-      </w:r>
-      <w:r>
-        <w:rPr>
-          <w:rFonts w:ascii="Times New Roman" w:hAnsi="Times New Roman" w:cs="Times New Roman"/>
-        </w:rPr>
-        <w:t>：狀態</w:t>
-      </w:r>
-      <w:r>
-        <w:rPr>
-          <w:rFonts w:ascii="Times New Roman" w:hAnsi="Times New Roman" w:cs="Times New Roman"/>
-        </w:rPr>
-        <w:t xml:space="preserve"> </w:t>
+        <w:t xml:space="preserve">本專題將此一風險敏感分布式 Soft Actor-Critic（以下簡稱 RDSAC）作為核心排程演算法。我們把GPU工作排程建模為馬可夫決策過程 (MDP)：狀態 </w:t>
       </w:r>
       <w:r>
         <w:rPr>
@@ -4838,45 +2508,7 @@
         <w:rPr>
           <w:rFonts w:ascii="Times New Roman" w:hAnsi="Times New Roman" w:cs="Times New Roman"/>
         </w:rPr>
-        <w:t>為佇列中前</w:t>
-      </w:r>
-      <w:r>
-        <w:rPr>
-          <w:rFonts w:ascii="Times New Roman" w:hAnsi="Times New Roman" w:cs="Times New Roman"/>
-        </w:rPr>
-        <w:t xml:space="preserve"> 16 </w:t>
-      </w:r>
-      <w:proofErr w:type="gramStart"/>
-      <w:r>
-        <w:rPr>
-          <w:rFonts w:ascii="Times New Roman" w:hAnsi="Times New Roman" w:cs="Times New Roman"/>
-        </w:rPr>
-        <w:t>個待排</w:t>
-      </w:r>
-      <w:proofErr w:type="gramEnd"/>
-      <w:r>
-        <w:rPr>
-          <w:rFonts w:ascii="Times New Roman" w:hAnsi="Times New Roman" w:cs="Times New Roman"/>
-        </w:rPr>
-        <w:t>工作的特徵與叢集</w:t>
-      </w:r>
-      <w:r>
-        <w:rPr>
-          <w:rFonts w:ascii="Times New Roman" w:hAnsi="Times New Roman" w:cs="Times New Roman"/>
-        </w:rPr>
-        <w:t>MPS</w:t>
-      </w:r>
-      <w:r>
-        <w:rPr>
-          <w:rFonts w:ascii="Times New Roman" w:hAnsi="Times New Roman" w:cs="Times New Roman"/>
-        </w:rPr>
-        <w:t>使用狀況，動作</w:t>
-      </w:r>
-      <w:r>
-        <w:rPr>
-          <w:rFonts w:ascii="Times New Roman" w:hAnsi="Times New Roman" w:cs="Times New Roman"/>
-        </w:rPr>
-        <w:t xml:space="preserve"> </w:t>
+        <w:t xml:space="preserve">為佇列中前 16 個待排工作的特徵與叢集MPS使用狀況，動作 </w:t>
       </w:r>
       <w:r>
         <w:rPr>
@@ -4890,74 +2522,9 @@
         <w:rPr>
           <w:rFonts w:ascii="Times New Roman" w:hAnsi="Times New Roman" w:cs="Times New Roman"/>
         </w:rPr>
-        <w:t>為「選擇某個工作並指定其節點與</w:t>
-      </w:r>
-      <w:r>
-        <w:rPr>
-          <w:rFonts w:ascii="Times New Roman" w:hAnsi="Times New Roman" w:cs="Times New Roman"/>
-        </w:rPr>
-        <w:t>GPU</w:t>
-      </w:r>
-      <w:r>
-        <w:rPr>
-          <w:rFonts w:ascii="Times New Roman" w:hAnsi="Times New Roman" w:cs="Times New Roman"/>
-        </w:rPr>
-        <w:t>放置」或不放置</w:t>
-      </w:r>
-      <w:r>
-        <w:rPr>
-          <w:rFonts w:ascii="Times New Roman" w:hAnsi="Times New Roman" w:cs="Times New Roman"/>
-        </w:rPr>
-        <w:t xml:space="preserve"> (</w:t>
-      </w:r>
-      <w:r>
-        <w:rPr>
-          <w:rFonts w:ascii="Times New Roman" w:hAnsi="Times New Roman" w:cs="Times New Roman"/>
-        </w:rPr>
-        <w:t>no-op</w:t>
-      </w:r>
-      <w:r>
-        <w:rPr>
-          <w:rFonts w:ascii="Times New Roman" w:hAnsi="Times New Roman" w:cs="Times New Roman"/>
-        </w:rPr>
-        <w:t>)</w:t>
-      </w:r>
-      <w:r>
-        <w:rPr>
-          <w:rFonts w:ascii="Times New Roman" w:hAnsi="Times New Roman" w:cs="Times New Roman"/>
-        </w:rPr>
-        <w:t>，獎勵則以負的工作完成時間</w:t>
-      </w:r>
-      <w:r>
-        <w:rPr>
-          <w:rFonts w:ascii="Times New Roman" w:hAnsi="Times New Roman" w:cs="Times New Roman"/>
-        </w:rPr>
-        <w:t xml:space="preserve"> </w:t>
-      </w:r>
-      <w:r>
-        <w:rPr>
-          <w:rFonts w:ascii="Times New Roman" w:hAnsi="Times New Roman" w:cs="Times New Roman"/>
-        </w:rPr>
+        <w:t xml:space="preserve">為「選擇某個工作並指定其節點與GPU放置」或不放置 (no-op)，獎勵則以負的工作完成時間 </w:t>
         <w:lastRenderedPageBreak/>
-        <w:t>(</w:t>
-      </w:r>
-      <w:r>
-        <w:rPr>
-          <w:rFonts w:ascii="Times New Roman" w:hAnsi="Times New Roman" w:cs="Times New Roman"/>
-        </w:rPr>
-        <w:t>JCT</w:t>
-      </w:r>
-      <w:r>
-        <w:rPr>
-          <w:rFonts w:ascii="Times New Roman" w:hAnsi="Times New Roman" w:cs="Times New Roman"/>
-        </w:rPr>
-        <w:t xml:space="preserve">) </w:t>
-      </w:r>
-      <w:r>
-        <w:rPr>
-          <w:rFonts w:ascii="Times New Roman" w:hAnsi="Times New Roman" w:cs="Times New Roman"/>
-        </w:rPr>
-        <w:t>為主。</w:t>
+        <w:t>(JCT) 為主。</w:t>
       </w:r>
     </w:p>
     <w:p>
@@ -4978,39 +2545,7 @@
         <w:rPr>
           <w:rFonts w:ascii="Times New Roman" w:hAnsi="Times New Roman" w:cs="Times New Roman"/>
         </w:rPr>
-        <w:t>RDSAC</w:t>
-      </w:r>
-      <w:r>
-        <w:rPr>
-          <w:rFonts w:ascii="Times New Roman" w:hAnsi="Times New Roman" w:cs="Times New Roman"/>
-        </w:rPr>
-        <w:t>的特點是不只估計回報的平均值，而是估計整個回報的機率分布。它在最大</w:t>
-      </w:r>
-      <w:proofErr w:type="gramStart"/>
-      <w:r>
-        <w:rPr>
-          <w:rFonts w:ascii="Times New Roman" w:hAnsi="Times New Roman" w:cs="Times New Roman"/>
-        </w:rPr>
-        <w:t>熵</w:t>
-      </w:r>
-      <w:proofErr w:type="gramEnd"/>
-      <w:r>
-        <w:rPr>
-          <w:rFonts w:ascii="Times New Roman" w:hAnsi="Times New Roman" w:cs="Times New Roman"/>
-        </w:rPr>
-        <w:t>框架下，把</w:t>
-      </w:r>
-      <w:r>
-        <w:rPr>
-          <w:rFonts w:ascii="Times New Roman" w:hAnsi="Times New Roman" w:cs="Times New Roman"/>
-        </w:rPr>
-        <w:t xml:space="preserve"> soft return </w:t>
-      </w:r>
-      <w:r>
-        <w:rPr>
-          <w:rFonts w:ascii="Times New Roman" w:hAnsi="Times New Roman" w:cs="Times New Roman"/>
-        </w:rPr>
-        <w:t>拆成兩個分布：獎勵回報分布</w:t>
+        <w:t>RDSAC的特點是不只估計回報的平均值，而是估計整個回報的機率分布。它在最大熵框架下，把 soft return 拆成兩個分布：獎勵回報分布</w:t>
       </w:r>
       <m:oMath>
         <m:r>
@@ -5056,13 +2591,7 @@
         <w:rPr>
           <w:rFonts w:ascii="Times New Roman" w:hAnsi="Times New Roman" w:cs="Times New Roman"/>
         </w:rPr>
-        <w:t>與熵回報分布</w:t>
-      </w:r>
-      <w:r>
-        <w:rPr>
-          <w:rFonts w:ascii="Times New Roman" w:hAnsi="Times New Roman" w:cs="Times New Roman"/>
-        </w:rPr>
-        <w:t xml:space="preserve"> </w:t>
+        <w:t xml:space="preserve">與熵回報分布 </w:t>
       </w:r>
       <m:oMath>
         <m:r>
@@ -5102,57 +2631,7 @@
         <w:rPr>
           <w:rFonts w:ascii="Times New Roman" w:hAnsi="Times New Roman" w:cs="Times New Roman"/>
         </w:rPr>
-        <w:t>，兩者各</w:t>
-      </w:r>
-      <w:proofErr w:type="gramStart"/>
-      <w:r>
-        <w:rPr>
-          <w:rFonts w:ascii="Times New Roman" w:hAnsi="Times New Roman" w:cs="Times New Roman"/>
-        </w:rPr>
-        <w:t>以隱式分</w:t>
-      </w:r>
-      <w:proofErr w:type="gramEnd"/>
-      <w:r>
-        <w:rPr>
-          <w:rFonts w:ascii="Times New Roman" w:hAnsi="Times New Roman" w:cs="Times New Roman"/>
-        </w:rPr>
-        <w:t>位數網路（</w:t>
-      </w:r>
-      <w:r>
-        <w:rPr>
-          <w:rFonts w:ascii="Times New Roman" w:hAnsi="Times New Roman" w:cs="Times New Roman"/>
-        </w:rPr>
-        <w:t>IQN</w:t>
-      </w:r>
-      <w:r>
-        <w:rPr>
-          <w:rFonts w:ascii="Times New Roman" w:hAnsi="Times New Roman" w:cs="Times New Roman"/>
-        </w:rPr>
-        <w:t>）表示，並以</w:t>
-      </w:r>
-      <w:r>
-        <w:rPr>
-          <w:rFonts w:ascii="Times New Roman" w:hAnsi="Times New Roman" w:cs="Times New Roman"/>
-        </w:rPr>
-        <w:t>quantile Huber</w:t>
-      </w:r>
-      <w:r>
-        <w:rPr>
-          <w:rFonts w:ascii="Times New Roman" w:hAnsi="Times New Roman" w:cs="Times New Roman"/>
-        </w:rPr>
-        <w:t>損失回歸。某個狀態</w:t>
-      </w:r>
-      <w:r>
-        <w:rPr>
-          <w:rFonts w:ascii="Times New Roman" w:hAnsi="Times New Roman" w:cs="Times New Roman"/>
-        </w:rPr>
-        <w:t>-</w:t>
-      </w:r>
-      <w:r>
-        <w:rPr>
-          <w:rFonts w:ascii="Times New Roman" w:hAnsi="Times New Roman" w:cs="Times New Roman"/>
-        </w:rPr>
-        <w:t>動作的綜合價值為兩者期望值之和：</w:t>
+        <w:t>，兩者各以隱式分位數網路（IQN）表示，並以quantile Huber損失回歸。某個狀態-動作的綜合價值為兩者期望值之和：</w:t>
       </w:r>
     </w:p>
     <w:p>
@@ -5265,19 +2744,7 @@
         <w:rPr>
           <w:rFonts w:ascii="Times New Roman" w:hAnsi="Times New Roman" w:cs="Times New Roman"/>
         </w:rPr>
-        <w:t>為自動調整的溫度參數，控制探索程度。為了讓策略對「壞情況」更敏感，</w:t>
-      </w:r>
-      <w:r>
-        <w:rPr>
-          <w:rFonts w:ascii="Times New Roman" w:hAnsi="Times New Roman" w:cs="Times New Roman"/>
-        </w:rPr>
-        <w:t>RDSAC</w:t>
-      </w:r>
-      <w:r>
-        <w:rPr>
-          <w:rFonts w:ascii="Times New Roman" w:hAnsi="Times New Roman" w:cs="Times New Roman"/>
-        </w:rPr>
-        <w:t>在策略目標中對獎勵分布</w:t>
+        <w:t>為自動調整的溫度參數，控制探索程度。為了讓策略對「壞情況」更敏感，RDSAC在策略目標中對獎勵分布</w:t>
       </w:r>
       <m:oMath>
         <m:r>
@@ -5337,28 +2804,8 @@
         <w:rPr>
           <w:rFonts w:ascii="Times New Roman" w:hAnsi="Times New Roman" w:cs="Times New Roman"/>
         </w:rPr>
-        <w:t>。本專題採用條件風險值（</w:t>
-      </w:r>
-      <w:r>
-        <w:rPr>
-          <w:rFonts w:ascii="Times New Roman" w:hAnsi="Times New Roman" w:cs="Times New Roman"/>
-        </w:rPr>
-        <w:t>CVaR</w:t>
-      </w:r>
-      <w:r>
-        <w:rPr>
-          <w:rFonts w:ascii="Times New Roman" w:hAnsi="Times New Roman" w:cs="Times New Roman"/>
-        </w:rPr>
-        <w:t>）：只取</w:t>
-      </w:r>
-      <w:proofErr w:type="gramStart"/>
-      <w:r>
-        <w:rPr>
-          <w:rFonts w:ascii="Times New Roman" w:hAnsi="Times New Roman" w:cs="Times New Roman"/>
-        </w:rPr>
-        <w:t>分布下尾</w:t>
-      </w:r>
-      <w:proofErr w:type="gramEnd"/>
+        <w:t>。本專題採用條件風險值（CVaR）：只取分布下尾</w:t>
+      </w:r>
       <w:r>
         <w:rPr>
           <w:rFonts w:ascii="Times New Roman" w:hAnsi="Times New Roman" w:cs="Times New Roman"/>
@@ -5553,75 +3000,7 @@
         <w:rPr>
           <w:rFonts w:ascii="Times New Roman" w:hAnsi="Times New Roman" w:cs="Times New Roman"/>
         </w:rPr>
-        <w:t>時</w:t>
-      </w:r>
-      <w:r>
-        <w:rPr>
-          <w:rFonts w:ascii="Times New Roman" w:hAnsi="Times New Roman" w:cs="Times New Roman"/>
-        </w:rPr>
-        <w:t>CVaR</w:t>
-      </w:r>
-      <w:r>
-        <w:rPr>
-          <w:rFonts w:ascii="Times New Roman" w:hAnsi="Times New Roman" w:cs="Times New Roman"/>
-        </w:rPr>
-        <w:t>退化為一般平均。由於排程動作是離散且帶遮罩（</w:t>
-      </w:r>
-      <w:r>
-        <w:rPr>
-          <w:rFonts w:ascii="Times New Roman" w:hAnsi="Times New Roman" w:cs="Times New Roman"/>
-        </w:rPr>
-        <w:t>mask</w:t>
-      </w:r>
-      <w:r>
-        <w:rPr>
-          <w:rFonts w:ascii="Times New Roman" w:hAnsi="Times New Roman" w:cs="Times New Roman"/>
-        </w:rPr>
-        <w:t>）的，本專題將原論文連續控制的高斯</w:t>
-      </w:r>
-      <w:r>
-        <w:rPr>
-          <w:rFonts w:ascii="Times New Roman" w:hAnsi="Times New Roman" w:cs="Times New Roman"/>
-        </w:rPr>
-        <w:t>actor</w:t>
-      </w:r>
-      <w:r>
-        <w:rPr>
-          <w:rFonts w:ascii="Times New Roman" w:hAnsi="Times New Roman" w:cs="Times New Roman"/>
-        </w:rPr>
-        <w:t>改寫為</w:t>
-      </w:r>
-      <w:proofErr w:type="gramStart"/>
-      <w:r>
-        <w:rPr>
-          <w:rFonts w:ascii="Times New Roman" w:hAnsi="Times New Roman" w:cs="Times New Roman"/>
-        </w:rPr>
-        <w:t>顯式的</w:t>
-      </w:r>
-      <w:proofErr w:type="gramEnd"/>
-      <w:r>
-        <w:rPr>
-          <w:rFonts w:ascii="Times New Roman" w:hAnsi="Times New Roman" w:cs="Times New Roman"/>
-        </w:rPr>
-        <w:t>categorical</w:t>
-      </w:r>
-      <w:r>
-        <w:rPr>
-          <w:rFonts w:ascii="Times New Roman" w:hAnsi="Times New Roman" w:cs="Times New Roman"/>
-        </w:rPr>
-        <w:t xml:space="preserve"> </w:t>
-      </w:r>
-      <w:r>
-        <w:rPr>
-          <w:rFonts w:ascii="Times New Roman" w:hAnsi="Times New Roman" w:cs="Times New Roman"/>
-        </w:rPr>
-        <w:t>actor</w:t>
-      </w:r>
-      <w:r>
-        <w:rPr>
-          <w:rFonts w:ascii="Times New Roman" w:hAnsi="Times New Roman" w:cs="Times New Roman"/>
-        </w:rPr>
-        <w:t>。策略以最小化下式的目標更新，對每個合法動作同時權衡熵（鼓勵探索）與風險調整後的回報：</w:t>
+        <w:t>時CVaR退化為一般平均。由於排程動作是離散且帶遮罩（mask）的，本專題將原論文連續控制的高斯actor改寫為顯式的categorical actor。策略以最小化下式的目標更新，對每個合法動作同時權衡熵（鼓勵探索）與風險調整後的回報：</w:t>
       </w:r>
     </w:p>
     <w:p>
@@ -5768,13 +3147,7 @@
         <w:rPr>
           <w:rFonts w:ascii="Times New Roman" w:hAnsi="Times New Roman" w:cs="Times New Roman"/>
         </w:rPr>
-        <w:t>直覺上，當風險模式設為</w:t>
-      </w:r>
-      <w:r>
-        <w:rPr>
-          <w:rFonts w:ascii="Times New Roman" w:hAnsi="Times New Roman" w:cs="Times New Roman"/>
-        </w:rPr>
-        <w:t xml:space="preserve"> mean</w:t>
+        <w:t>直覺上，當風險模式設為 mean</w:t>
       </w:r>
       <w:r>
         <w:rPr>
@@ -5795,63 +3168,7 @@
         <w:rPr>
           <w:rFonts w:ascii="Times New Roman" w:hAnsi="Times New Roman" w:cs="Times New Roman"/>
         </w:rPr>
-        <w:t>時等同風險中立、只看平均；設為</w:t>
-      </w:r>
-      <w:proofErr w:type="spellStart"/>
-      <w:r>
-        <w:rPr>
-          <w:rFonts w:ascii="Times New Roman" w:hAnsi="Times New Roman" w:cs="Times New Roman"/>
-        </w:rPr>
-        <w:t>cvar</w:t>
-      </w:r>
-      <w:proofErr w:type="spellEnd"/>
-      <w:r>
-        <w:rPr>
-          <w:rFonts w:ascii="Times New Roman" w:hAnsi="Times New Roman" w:cs="Times New Roman"/>
-        </w:rPr>
-        <w:t xml:space="preserve"> </w:t>
-      </w:r>
-      <w:r>
-        <w:rPr>
-          <w:rFonts w:ascii="Times New Roman" w:hAnsi="Times New Roman" w:cs="Times New Roman"/>
-        </w:rPr>
-        <w:t>時則會主動避開可能造成長尾延遲（如</w:t>
-      </w:r>
-      <w:r>
-        <w:rPr>
-          <w:rFonts w:ascii="Times New Roman" w:hAnsi="Times New Roman" w:cs="Times New Roman"/>
-        </w:rPr>
-        <w:t>straggler</w:t>
-      </w:r>
-      <w:r>
-        <w:rPr>
-          <w:rFonts w:ascii="Times New Roman" w:hAnsi="Times New Roman" w:cs="Times New Roman"/>
-        </w:rPr>
-        <w:t>、冷啟動</w:t>
-      </w:r>
-      <w:r>
-        <w:rPr>
-          <w:rFonts w:ascii="Times New Roman" w:hAnsi="Times New Roman" w:cs="Times New Roman"/>
-        </w:rPr>
-        <w:t>worker</w:t>
-      </w:r>
-      <w:r>
-        <w:rPr>
-          <w:rFonts w:ascii="Times New Roman" w:hAnsi="Times New Roman" w:cs="Times New Roman"/>
-        </w:rPr>
-        <w:t>、執行時間離群）的放置決策，特別適合對穩定性要求高的共享</w:t>
-      </w:r>
-      <w:r>
-        <w:rPr>
-          <w:rFonts w:ascii="Times New Roman" w:hAnsi="Times New Roman" w:cs="Times New Roman"/>
-        </w:rPr>
-        <w:t>GPU</w:t>
-      </w:r>
-      <w:r>
-        <w:rPr>
-          <w:rFonts w:ascii="Times New Roman" w:hAnsi="Times New Roman" w:cs="Times New Roman"/>
-        </w:rPr>
-        <w:t>平台。</w:t>
+        <w:t>時等同風險中立、只看平均；設為cvar 時則會主動避開可能造成長尾延遲（如straggler、冷啟動worker、執行時間離群）的放置決策，特別適合對穩定性要求高的共享GPU平台。</w:t>
       </w:r>
     </w:p>
     <w:p>
@@ -5885,13 +3202,7 @@
         <w:rPr>
           <w:rFonts w:ascii="Times New Roman" w:hAnsi="Times New Roman" w:cs="Times New Roman"/>
         </w:rPr>
-        <w:t>4.1</w:t>
-      </w:r>
-      <w:r>
-        <w:rPr>
-          <w:rFonts w:ascii="Times New Roman" w:hAnsi="Times New Roman" w:cs="Times New Roman"/>
-        </w:rPr>
-        <w:t xml:space="preserve">　系統整體架構</w:t>
+        <w:t>4.1　系統整體架構</w:t>
       </w:r>
       <w:bookmarkEnd w:id="12"/>
     </w:p>
@@ -5907,19 +3218,7 @@
         <w:rPr>
           <w:rFonts w:ascii="Times New Roman" w:hAnsi="Times New Roman" w:cs="Times New Roman"/>
         </w:rPr>
-        <w:t>本系統的核心概念是把「批次工作排程」與「彈性資源管理」結合起來。使用者仍然以熟悉的方式提交工作，而系統在背後自動處理工作排序、節點啟動、</w:t>
-      </w:r>
-      <w:r>
-        <w:rPr>
-          <w:rFonts w:ascii="Times New Roman" w:hAnsi="Times New Roman" w:cs="Times New Roman"/>
-        </w:rPr>
-        <w:t>GPU</w:t>
-      </w:r>
-      <w:r>
-        <w:rPr>
-          <w:rFonts w:ascii="Times New Roman" w:hAnsi="Times New Roman" w:cs="Times New Roman"/>
-        </w:rPr>
-        <w:t>分配與執行監控。整體系統包含下列幾個部分：</w:t>
+        <w:t>本系統的核心概念是把「批次工作排程」與「彈性資源管理」結合起來。使用者仍然以熟悉的方式提交工作，而系統在背後自動處理工作排序、節點啟動、GPU分配與執行監控。整體系統包含下列幾個部分：</w:t>
       </w:r>
     </w:p>
     <w:p>
@@ -5979,25 +3278,7 @@
         <w:rPr>
           <w:rFonts w:ascii="Times New Roman" w:hAnsi="Times New Roman" w:cs="Times New Roman"/>
         </w:rPr>
-        <w:t>CPU</w:t>
-      </w:r>
-      <w:r>
-        <w:rPr>
-          <w:rFonts w:ascii="Times New Roman" w:hAnsi="Times New Roman" w:cs="Times New Roman"/>
-        </w:rPr>
-        <w:t>與</w:t>
-      </w:r>
-      <w:r>
-        <w:rPr>
-          <w:rFonts w:ascii="Times New Roman" w:hAnsi="Times New Roman" w:cs="Times New Roman"/>
-        </w:rPr>
-        <w:t>GPU</w:t>
-      </w:r>
-      <w:r>
-        <w:rPr>
-          <w:rFonts w:ascii="Times New Roman" w:hAnsi="Times New Roman" w:cs="Times New Roman"/>
-        </w:rPr>
-        <w:t>計算節點：實際執行工作的運算資源。</w:t>
+        <w:t>CPU與GPU計算節點：實際執行工作的運算資源。</w:t>
       </w:r>
     </w:p>
     <w:p>
@@ -6131,19 +3412,7 @@
         <w:rPr>
           <w:rFonts w:ascii="Times New Roman" w:hAnsi="Times New Roman" w:cs="Times New Roman"/>
         </w:rPr>
-        <w:t>【圖</w:t>
-      </w:r>
-      <w:r>
-        <w:rPr>
-          <w:rFonts w:ascii="Times New Roman" w:hAnsi="Times New Roman" w:cs="Times New Roman"/>
-        </w:rPr>
-        <w:t>1</w:t>
-      </w:r>
-      <w:r>
-        <w:rPr>
-          <w:rFonts w:ascii="Times New Roman" w:hAnsi="Times New Roman" w:cs="Times New Roman"/>
-        </w:rPr>
-        <w:t>】系統整體架構圖</w:t>
+        <w:t>【圖1】系統整體架構圖</w:t>
       </w:r>
     </w:p>
     <w:p>
@@ -6166,13 +3435,7 @@
         <w:rPr>
           <w:rFonts w:ascii="Times New Roman" w:hAnsi="Times New Roman" w:cs="Times New Roman"/>
         </w:rPr>
-        <w:t>4.2</w:t>
-      </w:r>
-      <w:r>
-        <w:rPr>
-          <w:rFonts w:ascii="Times New Roman" w:hAnsi="Times New Roman" w:cs="Times New Roman"/>
-        </w:rPr>
-        <w:t xml:space="preserve">　排程與資源分配流程</w:t>
+        <w:t>4.2　排程與資源分配流程</w:t>
       </w:r>
       <w:bookmarkEnd w:id="13"/>
     </w:p>
@@ -6194,13 +3457,7 @@
         <w:rPr>
           <w:rFonts w:ascii="Times New Roman" w:hAnsi="Times New Roman" w:cs="Times New Roman"/>
         </w:rPr>
-        <w:t>4.2.1</w:t>
-      </w:r>
-      <w:r>
-        <w:rPr>
-          <w:rFonts w:ascii="Times New Roman" w:hAnsi="Times New Roman" w:cs="Times New Roman"/>
-        </w:rPr>
-        <w:t xml:space="preserve">　基本排程規則</w:t>
+        <w:t>4.2.1　基本排程規則</w:t>
       </w:r>
       <w:bookmarkEnd w:id="14"/>
     </w:p>
@@ -6216,19 +3473,7 @@
         <w:rPr>
           <w:rFonts w:ascii="Times New Roman" w:hAnsi="Times New Roman" w:cs="Times New Roman"/>
         </w:rPr>
-        <w:t>當使用者提交工作後，系統先補齊必要資訊，並根據幾個簡單穩定的規則計算工作的優先程度。這些規則主要考慮：工作是否適合目前剩餘的</w:t>
-      </w:r>
-      <w:r>
-        <w:rPr>
-          <w:rFonts w:ascii="Times New Roman" w:hAnsi="Times New Roman" w:cs="Times New Roman"/>
-        </w:rPr>
-        <w:t>GPU</w:t>
-      </w:r>
-      <w:r>
-        <w:rPr>
-          <w:rFonts w:ascii="Times New Roman" w:hAnsi="Times New Roman" w:cs="Times New Roman"/>
-        </w:rPr>
-        <w:t>資源、是否造成資源碎片化、以及較短的工作是否應優先執行。此層作為系統的保底機制，即使智慧模型失效，系統仍可正常運作。</w:t>
+        <w:t>當使用者提交工作後，系統先補齊必要資訊，並根據幾個簡單穩定的規則計算工作的優先程度。這些規則主要考慮：工作是否適合目前剩餘的GPU資源、是否造成資源碎片化、以及較短的工作是否應優先執行。此層作為系統的保底機制，即使智慧模型失效，系統仍可正常運作。</w:t>
       </w:r>
     </w:p>
     <w:p>
@@ -6245,13 +3490,7 @@
           <w:rFonts w:ascii="Times New Roman" w:hAnsi="Times New Roman" w:cs="Times New Roman"/>
         </w:rPr>
         <w:lastRenderedPageBreak/>
-        <w:t>4.2.2</w:t>
-      </w:r>
-      <w:r>
-        <w:rPr>
-          <w:rFonts w:ascii="Times New Roman" w:hAnsi="Times New Roman" w:cs="Times New Roman"/>
-        </w:rPr>
-        <w:t xml:space="preserve">　智慧決策模型</w:t>
+        <w:t>4.2.2　智慧決策模型</w:t>
       </w:r>
       <w:bookmarkEnd w:id="15"/>
     </w:p>
@@ -6267,19 +3506,7 @@
         <w:rPr>
           <w:rFonts w:ascii="Times New Roman" w:hAnsi="Times New Roman" w:cs="Times New Roman"/>
         </w:rPr>
-        <w:t>在基本規則之外，加入深度強化學習模型，讓系統可根據「目前有哪些工作在等待」、「哪些節點正在執行」、「</w:t>
-      </w:r>
-      <w:r>
-        <w:rPr>
-          <w:rFonts w:ascii="Times New Roman" w:hAnsi="Times New Roman" w:cs="Times New Roman"/>
-        </w:rPr>
-        <w:t>GPU</w:t>
-      </w:r>
-      <w:r>
-        <w:rPr>
-          <w:rFonts w:ascii="Times New Roman" w:hAnsi="Times New Roman" w:cs="Times New Roman"/>
-        </w:rPr>
-        <w:t>尚有多少可分配空間」等資訊，進一步判斷哪一個工作應優先處理、是否需要額外提高優先順序，以及工作比較適合放到哪一個節點上。若模型對自己的判斷沒有把握，系統就回到基本排程規則。</w:t>
+        <w:t>在基本規則之外，加入深度強化學習模型，讓系統可根據「目前有哪些工作在等待」、「哪些節點正在執行」、「GPU尚有多少可分配空間」等資訊，進一步判斷哪一個工作應優先處理、是否需要額外提高優先順序，以及工作比較適合放到哪一個節點上。若模型對自己的判斷沒有把握，系統就回到基本排程規則。</w:t>
       </w:r>
     </w:p>
     <w:p/>
@@ -6312,13 +3539,7 @@
         <w:rPr>
           <w:rFonts w:ascii="Times New Roman" w:hAnsi="Times New Roman" w:cs="Times New Roman"/>
         </w:rPr>
-        <w:t>4.2.3</w:t>
-      </w:r>
-      <w:r>
-        <w:rPr>
-          <w:rFonts w:ascii="Times New Roman" w:hAnsi="Times New Roman" w:cs="Times New Roman"/>
-        </w:rPr>
-        <w:t xml:space="preserve">　</w:t>
+        <w:t>4.2.3　</w:t>
       </w:r>
       <w:r>
         <w:t>指定資源配置機制</w:t>
@@ -6347,25 +3568,7 @@
         <w:rPr>
           <w:rFonts w:ascii="Times New Roman" w:hAnsi="Times New Roman" w:cs="Times New Roman"/>
         </w:rPr>
-        <w:t>4.3</w:t>
-      </w:r>
-      <w:r>
-        <w:rPr>
-          <w:rFonts w:ascii="Times New Roman" w:hAnsi="Times New Roman" w:cs="Times New Roman"/>
-        </w:rPr>
-        <w:t xml:space="preserve">　</w:t>
-      </w:r>
-      <w:r>
-        <w:rPr>
-          <w:rFonts w:ascii="Times New Roman" w:hAnsi="Times New Roman" w:cs="Times New Roman"/>
-        </w:rPr>
-        <w:t>GPU</w:t>
-      </w:r>
-      <w:r>
-        <w:rPr>
-          <w:rFonts w:ascii="Times New Roman" w:hAnsi="Times New Roman" w:cs="Times New Roman"/>
-        </w:rPr>
-        <w:t>資源共享方法</w:t>
+        <w:t>4.3　GPU資源共享方法</w:t>
       </w:r>
       <w:bookmarkEnd w:id="17"/>
     </w:p>
@@ -6381,67 +3584,7 @@
         <w:rPr>
           <w:rFonts w:ascii="Times New Roman" w:hAnsi="Times New Roman" w:cs="Times New Roman"/>
         </w:rPr>
-        <w:t>為提升利用率，本系統採用</w:t>
-      </w:r>
-      <w:r>
-        <w:rPr>
-          <w:rFonts w:ascii="Times New Roman" w:hAnsi="Times New Roman" w:cs="Times New Roman"/>
-        </w:rPr>
-        <w:t>GPU</w:t>
-      </w:r>
-      <w:r>
-        <w:rPr>
-          <w:rFonts w:ascii="Times New Roman" w:hAnsi="Times New Roman" w:cs="Times New Roman"/>
-        </w:rPr>
-        <w:t>資源切分的方式，讓多個較小的工作共享同一張</w:t>
-      </w:r>
-      <w:r>
-        <w:rPr>
-          <w:rFonts w:ascii="Times New Roman" w:hAnsi="Times New Roman" w:cs="Times New Roman"/>
-        </w:rPr>
-        <w:t>GPU</w:t>
-      </w:r>
-      <w:r>
-        <w:rPr>
-          <w:rFonts w:ascii="Times New Roman" w:hAnsi="Times New Roman" w:cs="Times New Roman"/>
-        </w:rPr>
-        <w:t>。以目前的系統設定為例，一張</w:t>
-      </w:r>
-      <w:r>
-        <w:rPr>
-          <w:rFonts w:ascii="Times New Roman" w:hAnsi="Times New Roman" w:cs="Times New Roman"/>
-        </w:rPr>
-        <w:t>GPU</w:t>
-      </w:r>
-      <w:r>
-        <w:rPr>
-          <w:rFonts w:ascii="Times New Roman" w:hAnsi="Times New Roman" w:cs="Times New Roman"/>
-        </w:rPr>
-        <w:t>可切成多個可分配單位，使用者可依需求申請</w:t>
-      </w:r>
-      <w:r>
-        <w:rPr>
-          <w:rFonts w:ascii="Times New Roman" w:hAnsi="Times New Roman" w:cs="Times New Roman"/>
-        </w:rPr>
-        <w:t>1/4</w:t>
-      </w:r>
-      <w:r>
-        <w:rPr>
-          <w:rFonts w:ascii="Times New Roman" w:hAnsi="Times New Roman" w:cs="Times New Roman"/>
-        </w:rPr>
-        <w:t>、</w:t>
-      </w:r>
-      <w:r>
-        <w:rPr>
-          <w:rFonts w:ascii="Times New Roman" w:hAnsi="Times New Roman" w:cs="Times New Roman"/>
-        </w:rPr>
-        <w:t>1/2</w:t>
-      </w:r>
-      <w:r>
-        <w:rPr>
-          <w:rFonts w:ascii="Times New Roman" w:hAnsi="Times New Roman" w:cs="Times New Roman"/>
-        </w:rPr>
-        <w:t>或整張卡。</w:t>
+        <w:t>為提升利用率，本系統採用GPU資源切分的方式，讓多個較小的工作共享同一張GPU。以目前的系統設定為例，一張GPU可切成多個可分配單位，使用者可依需求申請1/4、1/2或整張卡。</w:t>
       </w:r>
     </w:p>
     <w:p>
@@ -6509,19 +3652,7 @@
         <w:rPr>
           <w:rFonts w:ascii="Times New Roman" w:hAnsi="Times New Roman" w:cs="Times New Roman"/>
         </w:rPr>
-        <w:t>3</w:t>
-      </w:r>
-      <w:r>
-        <w:rPr>
-          <w:rFonts w:ascii="Times New Roman" w:hAnsi="Times New Roman" w:cs="Times New Roman"/>
-        </w:rPr>
-        <w:t>】</w:t>
-      </w:r>
-      <w:r>
-        <w:rPr>
-          <w:rFonts w:ascii="Times New Roman" w:hAnsi="Times New Roman" w:cs="Times New Roman"/>
-        </w:rPr>
-        <w:t>GPU</w:t>
+        <w:t>3】GPU</w:t>
       </w:r>
       <w:r>
         <w:t>資源切分示意圖</w:t>
@@ -6541,13 +3672,7 @@
         <w:rPr>
           <w:rFonts w:ascii="Times New Roman" w:hAnsi="Times New Roman" w:cs="Times New Roman"/>
         </w:rPr>
-        <w:t>4.4</w:t>
-      </w:r>
-      <w:r>
-        <w:rPr>
-          <w:rFonts w:ascii="Times New Roman" w:hAnsi="Times New Roman" w:cs="Times New Roman"/>
-        </w:rPr>
-        <w:t xml:space="preserve">　模型訓練與評估方法</w:t>
+        <w:t>4.4　模型訓練與評估方法</w:t>
       </w:r>
       <w:bookmarkEnd w:id="18"/>
     </w:p>
@@ -6569,36 +3694,7 @@
         <w:rPr>
           <w:rFonts w:ascii="Times New Roman" w:hAnsi="Times New Roman" w:cs="Times New Roman"/>
         </w:rPr>
-        <w:t>採用</w:t>
-      </w:r>
-      <w:r>
-        <w:rPr>
-          <w:rFonts w:ascii="Times New Roman" w:hAnsi="Times New Roman" w:cs="Times New Roman"/>
-        </w:rPr>
-        <w:t xml:space="preserve"> Distributional Soft Actor-Critic (DSAC) </w:t>
-      </w:r>
-      <w:r>
-        <w:rPr>
-          <w:rFonts w:ascii="Times New Roman" w:hAnsi="Times New Roman" w:cs="Times New Roman"/>
-        </w:rPr>
-        <w:t>作為智慧排程的強化學習方法。與傳統只預測平均回報的方法不同，</w:t>
-      </w:r>
-      <w:r>
-        <w:rPr>
-          <w:rFonts w:ascii="Times New Roman" w:hAnsi="Times New Roman" w:cs="Times New Roman"/>
-        </w:rPr>
-        <w:t>DSAC</w:t>
-      </w:r>
-      <w:r>
-        <w:rPr>
-          <w:rFonts w:ascii="Times New Roman" w:hAnsi="Times New Roman" w:cs="Times New Roman"/>
-        </w:rPr>
-        <w:t>讓模型學習每個決策可能造成</w:t>
-      </w:r>
-      <w:r>
-        <w:rPr>
-          <w:rFonts w:ascii="Times New Roman" w:hAnsi="Times New Roman" w:cs="Times New Roman"/>
-        </w:rPr>
+        <w:t>採用 Distributional Soft Actor-Critic (DSAC) 作為智慧排程的強化學習方法。與傳統只預測平均回報的方法不同，DSAC讓模型學習每個決策可能造成</w:t>
         <w:lastRenderedPageBreak/>
         <w:t>的結果分布，並加入下尾風險指標輔助選擇，以避免選到「平均看起來不錯，但壞情況很差」的安排方式。</w:t>
       </w:r>
@@ -6751,175 +3847,7 @@
         <w:rPr>
           <w:rFonts w:ascii="Times New Roman" w:hAnsi="Times New Roman" w:cs="Times New Roman"/>
         </w:rPr>
-        <w:t>在模擬層，環境為單節點單</w:t>
-      </w:r>
-      <w:r>
-        <w:rPr>
-          <w:rFonts w:ascii="Times New Roman" w:hAnsi="Times New Roman" w:cs="Times New Roman"/>
-        </w:rPr>
-        <w:t xml:space="preserve"> GPU</w:t>
-      </w:r>
-      <w:r>
-        <w:rPr>
-          <w:rFonts w:ascii="Times New Roman" w:hAnsi="Times New Roman" w:cs="Times New Roman"/>
-        </w:rPr>
-        <w:t>（</w:t>
-      </w:r>
-      <w:r>
-        <w:rPr>
-          <w:rFonts w:ascii="Times New Roman" w:hAnsi="Times New Roman" w:cs="Times New Roman"/>
-        </w:rPr>
-        <w:t>1×1</w:t>
-      </w:r>
-      <w:r>
-        <w:rPr>
-          <w:rFonts w:ascii="Times New Roman" w:hAnsi="Times New Roman" w:cs="Times New Roman"/>
-        </w:rPr>
-        <w:t>）的離散事件模擬器，狀態為</w:t>
-      </w:r>
-      <w:r>
-        <w:rPr>
-          <w:rFonts w:ascii="Times New Roman" w:hAnsi="Times New Roman" w:cs="Times New Roman"/>
-        </w:rPr>
-        <w:t xml:space="preserve"> 192 </w:t>
-      </w:r>
-      <w:r>
-        <w:rPr>
-          <w:rFonts w:ascii="Times New Roman" w:hAnsi="Times New Roman" w:cs="Times New Roman"/>
-        </w:rPr>
-        <w:t>維、動作空間為</w:t>
-      </w:r>
-      <w:r>
-        <w:rPr>
-          <w:rFonts w:ascii="Times New Roman" w:hAnsi="Times New Roman" w:cs="Times New Roman"/>
-        </w:rPr>
-        <w:t xml:space="preserve"> 17</w:t>
-      </w:r>
-      <w:r>
-        <w:rPr>
-          <w:rFonts w:ascii="Times New Roman" w:hAnsi="Times New Roman" w:cs="Times New Roman"/>
-        </w:rPr>
-        <w:t>（</w:t>
-      </w:r>
-      <w:r>
-        <w:rPr>
-          <w:rFonts w:ascii="Times New Roman" w:hAnsi="Times New Roman" w:cs="Times New Roman"/>
-        </w:rPr>
-        <w:t xml:space="preserve">16 </w:t>
-      </w:r>
-      <w:r>
-        <w:rPr>
-          <w:rFonts w:ascii="Times New Roman" w:hAnsi="Times New Roman" w:cs="Times New Roman"/>
-        </w:rPr>
-        <w:t>個工作槽的放置加上</w:t>
-      </w:r>
-      <w:r>
-        <w:rPr>
-          <w:rFonts w:ascii="Times New Roman" w:hAnsi="Times New Roman" w:cs="Times New Roman"/>
-        </w:rPr>
-        <w:t xml:space="preserve"> no-op</w:t>
-      </w:r>
-      <w:r>
-        <w:rPr>
-          <w:rFonts w:ascii="Times New Roman" w:hAnsi="Times New Roman" w:cs="Times New Roman"/>
-        </w:rPr>
-        <w:t>）。模型從零開始訓練</w:t>
-      </w:r>
-      <w:r>
-        <w:rPr>
-          <w:rFonts w:ascii="Times New Roman" w:hAnsi="Times New Roman" w:cs="Times New Roman"/>
-        </w:rPr>
-        <w:t xml:space="preserve"> 150,000 </w:t>
-      </w:r>
-      <w:r>
-        <w:rPr>
-          <w:rFonts w:ascii="Times New Roman" w:hAnsi="Times New Roman" w:cs="Times New Roman"/>
-        </w:rPr>
-        <w:t>步，並採用課程學習（</w:t>
-      </w:r>
-      <w:r>
-        <w:rPr>
-          <w:rFonts w:ascii="Times New Roman" w:hAnsi="Times New Roman" w:cs="Times New Roman"/>
-        </w:rPr>
-        <w:t>curriculum</w:t>
-      </w:r>
-      <w:r>
-        <w:rPr>
-          <w:rFonts w:ascii="Times New Roman" w:hAnsi="Times New Roman" w:cs="Times New Roman"/>
-        </w:rPr>
-        <w:t>）讓每回合的工作數由</w:t>
-      </w:r>
-      <w:r>
-        <w:rPr>
-          <w:rFonts w:ascii="Times New Roman" w:hAnsi="Times New Roman" w:cs="Times New Roman"/>
-        </w:rPr>
-        <w:t xml:space="preserve"> 10</w:t>
-      </w:r>
-      <w:r>
-        <w:rPr>
-          <w:rFonts w:ascii="Times New Roman" w:hAnsi="Times New Roman" w:cs="Times New Roman"/>
-        </w:rPr>
-        <w:t>、</w:t>
-      </w:r>
-      <w:r>
-        <w:rPr>
-          <w:rFonts w:ascii="Times New Roman" w:hAnsi="Times New Roman" w:cs="Times New Roman"/>
-        </w:rPr>
-        <w:t xml:space="preserve">30 </w:t>
-      </w:r>
-      <w:r>
-        <w:rPr>
-          <w:rFonts w:ascii="Times New Roman" w:hAnsi="Times New Roman" w:cs="Times New Roman"/>
-        </w:rPr>
-        <w:t>逐步增加到</w:t>
-      </w:r>
-      <w:r>
-        <w:rPr>
-          <w:rFonts w:ascii="Times New Roman" w:hAnsi="Times New Roman" w:cs="Times New Roman"/>
-        </w:rPr>
-        <w:t xml:space="preserve"> 50</w:t>
-      </w:r>
-      <w:r>
-        <w:rPr>
-          <w:rFonts w:ascii="Times New Roman" w:hAnsi="Times New Roman" w:cs="Times New Roman"/>
-        </w:rPr>
-        <w:t>，使策略先學會簡單情境再面對壅塞。訓練過程結合優先經驗回放（</w:t>
-      </w:r>
-      <w:r>
-        <w:rPr>
-          <w:rFonts w:ascii="Times New Roman" w:hAnsi="Times New Roman" w:cs="Times New Roman"/>
-        </w:rPr>
-        <w:t>PER</w:t>
-      </w:r>
-      <w:r>
-        <w:rPr>
-          <w:rFonts w:ascii="Times New Roman" w:hAnsi="Times New Roman" w:cs="Times New Roman"/>
-        </w:rPr>
-        <w:t>）、</w:t>
-      </w:r>
-      <w:r>
-        <w:rPr>
-          <w:rFonts w:ascii="Times New Roman" w:hAnsi="Times New Roman" w:cs="Times New Roman"/>
-        </w:rPr>
-        <w:t xml:space="preserve">n-step </w:t>
-      </w:r>
-      <w:r>
-        <w:rPr>
-          <w:rFonts w:ascii="Times New Roman" w:hAnsi="Times New Roman" w:cs="Times New Roman"/>
-        </w:rPr>
-        <w:t>回報與啟發式暖身（</w:t>
-      </w:r>
-      <w:r>
-        <w:rPr>
-          <w:rFonts w:ascii="Times New Roman" w:hAnsi="Times New Roman" w:cs="Times New Roman"/>
-        </w:rPr>
-        <w:t>score warmup</w:t>
-      </w:r>
-      <w:r>
-        <w:rPr>
-          <w:rFonts w:ascii="Times New Roman" w:hAnsi="Times New Roman" w:cs="Times New Roman"/>
-        </w:rPr>
-        <w:t>），以加速早期收斂。</w:t>
+        <w:t>在模擬層，環境為單節點單 GPU（1×1）的離散事件模擬器，狀態為 192 維、動作空間為 17（16 個工作槽的放置加上 no-op）。模型從零開始訓練 150,000 步，並採用課程學習（curriculum）讓每回合的工作數由 10、30 逐步增加到 50，使策略先學會簡單情境再面對壅塞。訓練過程結合優先經驗回放（PER）、n-step 回報與啟發式暖身（score warmup），以加速早期收斂。</w:t>
       </w:r>
     </w:p>
     <w:p>
@@ -6953,103 +3881,7 @@
         <w:rPr>
           <w:rFonts w:ascii="Times New Roman" w:hAnsi="Times New Roman" w:cs="Times New Roman"/>
         </w:rPr>
-        <w:t>獎勵以負的</w:t>
-      </w:r>
-      <w:r>
-        <w:rPr>
-          <w:rFonts w:ascii="Times New Roman" w:hAnsi="Times New Roman" w:cs="Times New Roman"/>
-        </w:rPr>
-        <w:t xml:space="preserve"> JCT </w:t>
-      </w:r>
-      <w:r>
-        <w:rPr>
-          <w:rFonts w:ascii="Times New Roman" w:hAnsi="Times New Roman" w:cs="Times New Roman"/>
-        </w:rPr>
-        <w:t>為主，並除以一個尺度常數使回報落在合適範圍。評估初期我們發現溫度參數</w:t>
-      </w:r>
-      <w:r>
-        <w:rPr>
-          <w:rFonts w:ascii="Times New Roman" w:hAnsi="Times New Roman" w:cs="Times New Roman"/>
-        </w:rPr>
-        <w:t xml:space="preserve"> α </w:t>
-      </w:r>
-      <w:r>
-        <w:rPr>
-          <w:rFonts w:ascii="Times New Roman" w:hAnsi="Times New Roman" w:cs="Times New Roman"/>
-        </w:rPr>
-        <w:t>會被自動調整一路推到上限，導致策略過早變得幾乎確定性、失去探索能力。追查後確認原因是回報尺度過大（每回合約數百），遠超過熵正則項的量級（約為個位數），使策略目標被回報項主導、策略熵塌縮到接近零。將獎勵尺度常數由</w:t>
-      </w:r>
-      <w:r>
-        <w:rPr>
-          <w:rFonts w:ascii="Times New Roman" w:hAnsi="Times New Roman" w:cs="Times New Roman"/>
-        </w:rPr>
-        <w:t xml:space="preserve"> 1000 </w:t>
-      </w:r>
-      <w:r>
-        <w:rPr>
-          <w:rFonts w:ascii="Times New Roman" w:hAnsi="Times New Roman" w:cs="Times New Roman"/>
-        </w:rPr>
-        <w:t>調整為</w:t>
-      </w:r>
-      <w:r>
-        <w:rPr>
-          <w:rFonts w:ascii="Times New Roman" w:hAnsi="Times New Roman" w:cs="Times New Roman"/>
-        </w:rPr>
-        <w:t xml:space="preserve"> 20000</w:t>
-      </w:r>
-      <w:r>
-        <w:rPr>
-          <w:rFonts w:ascii="Times New Roman" w:hAnsi="Times New Roman" w:cs="Times New Roman"/>
-        </w:rPr>
-        <w:t>（使每回合回報降到約</w:t>
-      </w:r>
-      <w:r>
-        <w:rPr>
-          <w:rFonts w:ascii="Times New Roman" w:hAnsi="Times New Roman" w:cs="Times New Roman"/>
-        </w:rPr>
-        <w:t xml:space="preserve"> −10 </w:t>
-      </w:r>
-      <w:r>
-        <w:rPr>
-          <w:rFonts w:ascii="Times New Roman" w:hAnsi="Times New Roman" w:cs="Times New Roman"/>
-        </w:rPr>
-        <w:t>的量級）後，</w:t>
-      </w:r>
-      <w:r>
-        <w:rPr>
-          <w:rFonts w:ascii="Times New Roman" w:hAnsi="Times New Roman" w:cs="Times New Roman"/>
-        </w:rPr>
-        <w:t xml:space="preserve">α </w:t>
-      </w:r>
-      <w:r>
-        <w:rPr>
-          <w:rFonts w:ascii="Times New Roman" w:hAnsi="Times New Roman" w:cs="Times New Roman"/>
-        </w:rPr>
-        <w:t>恢復正常自動調節，策略熵也回到合理水準。此修正是後續評估能公平比較</w:t>
-      </w:r>
-      <w:r>
-        <w:rPr>
-          <w:rFonts w:ascii="Times New Roman" w:hAnsi="Times New Roman" w:cs="Times New Roman"/>
-        </w:rPr>
-        <w:t xml:space="preserve"> mean </w:t>
-      </w:r>
-      <w:r>
-        <w:rPr>
-          <w:rFonts w:ascii="Times New Roman" w:hAnsi="Times New Roman" w:cs="Times New Roman"/>
-        </w:rPr>
-        <w:t>與</w:t>
-      </w:r>
-      <w:r>
-        <w:rPr>
-          <w:rFonts w:ascii="Times New Roman" w:hAnsi="Times New Roman" w:cs="Times New Roman"/>
-        </w:rPr>
-        <w:t xml:space="preserve"> cvar </w:t>
-      </w:r>
-      <w:r>
-        <w:rPr>
-          <w:rFonts w:ascii="Times New Roman" w:hAnsi="Times New Roman" w:cs="Times New Roman"/>
-        </w:rPr>
-        <w:t>兩種風險模式的前提。</w:t>
+        <w:t>獎勵以負的 JCT 為主，並除以一個尺度常數使回報落在合適範圍。評估初期我們發現溫度參數 α 會被自動調整一路推到上限，導致策略過早變得幾乎確定性、失去探索能力。追查後確認原因是回報尺度過大（每回合約數百），遠超過熵正則項的量級（約為個位數），使策略目標被回報項主導、策略熵塌縮到接近零。將獎勵尺度常數由 1000 調整為 20000（使每回合回報降到約 −10 的量級）後，α 恢復正常自動調節，策略熵也回到合理水準。此修正是後續評估能公平比較 mean 與 cvar 兩種風險模式的前提。</w:t>
       </w:r>
     </w:p>
     <w:p>
@@ -7083,163 +3915,7 @@
         <w:rPr>
           <w:rFonts w:ascii="Times New Roman" w:hAnsi="Times New Roman" w:cs="Times New Roman"/>
         </w:rPr>
-        <w:t>評估採用配對比較（</w:t>
-      </w:r>
-      <w:r>
-        <w:rPr>
-          <w:rFonts w:ascii="Times New Roman" w:hAnsi="Times New Roman" w:cs="Times New Roman"/>
-        </w:rPr>
-        <w:t>paired comparison</w:t>
-      </w:r>
-      <w:r>
-        <w:rPr>
-          <w:rFonts w:ascii="Times New Roman" w:hAnsi="Times New Roman" w:cs="Times New Roman"/>
-        </w:rPr>
-        <w:t>）：對同一組亂數種子，分別用</w:t>
-      </w:r>
-      <w:r>
-        <w:rPr>
-          <w:rFonts w:ascii="Times New Roman" w:hAnsi="Times New Roman" w:cs="Times New Roman"/>
-        </w:rPr>
-        <w:t xml:space="preserve"> RDSAC </w:t>
-      </w:r>
-      <w:r>
-        <w:rPr>
-          <w:rFonts w:ascii="Times New Roman" w:hAnsi="Times New Roman" w:cs="Times New Roman"/>
-        </w:rPr>
-        <w:t>與啟發式</w:t>
-      </w:r>
-      <w:r>
-        <w:rPr>
-          <w:rFonts w:ascii="Times New Roman" w:hAnsi="Times New Roman" w:cs="Times New Roman"/>
-        </w:rPr>
-        <w:t xml:space="preserve"> score </w:t>
-      </w:r>
-      <w:r>
-        <w:rPr>
-          <w:rFonts w:ascii="Times New Roman" w:hAnsi="Times New Roman" w:cs="Times New Roman"/>
-        </w:rPr>
-        <w:t>排程器跑相同工作負載，再計算兩者的工作完成時間（</w:t>
-      </w:r>
-      <w:r>
-        <w:rPr>
-          <w:rFonts w:ascii="Times New Roman" w:hAnsi="Times New Roman" w:cs="Times New Roman"/>
-        </w:rPr>
-        <w:t>JCT</w:t>
-      </w:r>
-      <w:r>
-        <w:rPr>
-          <w:rFonts w:ascii="Times New Roman" w:hAnsi="Times New Roman" w:cs="Times New Roman"/>
-        </w:rPr>
-        <w:t>）差異，以降低不同</w:t>
-      </w:r>
-      <w:r>
-        <w:rPr>
-          <w:rFonts w:ascii="Times New Roman" w:hAnsi="Times New Roman" w:cs="Times New Roman"/>
-        </w:rPr>
-        <w:t xml:space="preserve"> trace </w:t>
-      </w:r>
-      <w:r>
-        <w:rPr>
-          <w:rFonts w:ascii="Times New Roman" w:hAnsi="Times New Roman" w:cs="Times New Roman"/>
-        </w:rPr>
-        <w:t>隨機性造成的雜訊。我們在三個工作負載家族（</w:t>
-      </w:r>
-      <w:r>
-        <w:rPr>
-          <w:rFonts w:ascii="Times New Roman" w:hAnsi="Times New Roman" w:cs="Times New Roman"/>
-        </w:rPr>
-        <w:t>philly</w:t>
-      </w:r>
-      <w:r>
-        <w:rPr>
-          <w:rFonts w:ascii="Times New Roman" w:hAnsi="Times New Roman" w:cs="Times New Roman"/>
-        </w:rPr>
-        <w:t>、</w:t>
-      </w:r>
-      <w:r>
-        <w:rPr>
-          <w:rFonts w:ascii="Times New Roman" w:hAnsi="Times New Roman" w:cs="Times New Roman"/>
-        </w:rPr>
-        <w:t>burst</w:t>
-      </w:r>
-      <w:r>
-        <w:rPr>
-          <w:rFonts w:ascii="Times New Roman" w:hAnsi="Times New Roman" w:cs="Times New Roman"/>
-        </w:rPr>
-        <w:t>、</w:t>
-      </w:r>
-      <w:r>
-        <w:rPr>
-          <w:rFonts w:ascii="Times New Roman" w:hAnsi="Times New Roman" w:cs="Times New Roman"/>
-        </w:rPr>
-        <w:t>ali</w:t>
-      </w:r>
-      <w:r>
-        <w:rPr>
-          <w:rFonts w:ascii="Times New Roman" w:hAnsi="Times New Roman" w:cs="Times New Roman"/>
-        </w:rPr>
-        <w:t>）、各</w:t>
-      </w:r>
-      <w:r>
-        <w:rPr>
-          <w:rFonts w:ascii="Times New Roman" w:hAnsi="Times New Roman" w:cs="Times New Roman"/>
-        </w:rPr>
-        <w:t xml:space="preserve"> 5 </w:t>
-      </w:r>
-      <w:r>
-        <w:rPr>
-          <w:rFonts w:ascii="Times New Roman" w:hAnsi="Times New Roman" w:cs="Times New Roman"/>
-        </w:rPr>
-        <w:t>個亂數種子下進行，主要指標為平均</w:t>
-      </w:r>
-      <w:r>
-        <w:rPr>
-          <w:rFonts w:ascii="Times New Roman" w:hAnsi="Times New Roman" w:cs="Times New Roman"/>
-        </w:rPr>
-        <w:t xml:space="preserve"> JCT</w:t>
-      </w:r>
-      <w:r>
-        <w:rPr>
-          <w:rFonts w:ascii="Times New Roman" w:hAnsi="Times New Roman" w:cs="Times New Roman"/>
-        </w:rPr>
-        <w:t>，並額外回報</w:t>
-      </w:r>
-      <w:r>
-        <w:rPr>
-          <w:rFonts w:ascii="Times New Roman" w:hAnsi="Times New Roman" w:cs="Times New Roman"/>
-        </w:rPr>
-        <w:t xml:space="preserve"> p95 </w:t>
-      </w:r>
-      <w:r>
-        <w:rPr>
-          <w:rFonts w:ascii="Times New Roman" w:hAnsi="Times New Roman" w:cs="Times New Roman"/>
-        </w:rPr>
-        <w:t>與</w:t>
-      </w:r>
-      <w:r>
-        <w:rPr>
-          <w:rFonts w:ascii="Times New Roman" w:hAnsi="Times New Roman" w:cs="Times New Roman"/>
-        </w:rPr>
-        <w:t xml:space="preserve"> p99 JCT </w:t>
-      </w:r>
-      <w:r>
-        <w:rPr>
-          <w:rFonts w:ascii="Times New Roman" w:hAnsi="Times New Roman" w:cs="Times New Roman"/>
-        </w:rPr>
-        <w:t>作為尾部延遲指標，搭配配對信賴區間與</w:t>
-      </w:r>
-      <w:r>
-        <w:rPr>
-          <w:rFonts w:ascii="Times New Roman" w:hAnsi="Times New Roman" w:cs="Times New Roman"/>
-        </w:rPr>
-        <w:t xml:space="preserve"> p </w:t>
-      </w:r>
-      <w:r>
-        <w:rPr>
-          <w:rFonts w:ascii="Times New Roman" w:hAnsi="Times New Roman" w:cs="Times New Roman"/>
-        </w:rPr>
-        <w:t>值判斷差異是否達統計顯著。</w:t>
+        <w:t>評估採用配對比較（paired comparison）：對同一組亂數種子，分別用 RDSAC 與啟發式 score 排程器跑相同工作負載，再計算兩者的工作完成時間（JCT）差異，以降低不同 trace 隨機性造成的雜訊。我們在三個工作負載家族（philly、burst、ali）、各 30 個亂數種子下進行（早期版本僅 5 個種子，信賴區間過寬，本次擴增至 30 個以收斂統計），主要指標為平均 JCT，並額外回報 p95 與 p99 JCT 作為尾部延遲指標，搭配配對信賴區間與 p 值判斷差異是否達統計顯著。除了 RDSAC 與 score 的對照外，本次另加入第三個模型 vanilla 離散 SAC 做三方比較（詳見 5.2.2 節）。</w:t>
       </w:r>
     </w:p>
     <w:p>
@@ -7273,13 +3949,7 @@
         <w:rPr>
           <w:rFonts w:ascii="Times New Roman" w:hAnsi="Times New Roman" w:cs="Times New Roman"/>
         </w:rPr>
-        <w:t>5.1</w:t>
-      </w:r>
-      <w:r>
-        <w:rPr>
-          <w:rFonts w:ascii="Times New Roman" w:hAnsi="Times New Roman" w:cs="Times New Roman"/>
-        </w:rPr>
-        <w:t xml:space="preserve">　目前完成項目</w:t>
+        <w:t>5.1　目前完成項目</w:t>
       </w:r>
       <w:bookmarkEnd w:id="20"/>
     </w:p>
@@ -7301,13 +3971,7 @@
         <w:rPr>
           <w:rFonts w:ascii="Times New Roman" w:hAnsi="Times New Roman" w:cs="Times New Roman"/>
         </w:rPr>
-        <w:t>5.1.1</w:t>
-      </w:r>
-      <w:r>
-        <w:rPr>
-          <w:rFonts w:ascii="Times New Roman" w:hAnsi="Times New Roman" w:cs="Times New Roman"/>
-        </w:rPr>
-        <w:t xml:space="preserve">　平台建置與操作流程</w:t>
+        <w:t>5.1.1　平台建置與操作流程</w:t>
       </w:r>
       <w:bookmarkEnd w:id="21"/>
     </w:p>
@@ -7323,19 +3987,7 @@
         <w:rPr>
           <w:rFonts w:ascii="Times New Roman" w:hAnsi="Times New Roman" w:cs="Times New Roman"/>
         </w:rPr>
-        <w:t>目前系統已完成主要平台建置，並整理出清楚的部署與驗證流程。使用者可透過登入節點提交工作，系統則自動在背後完成節點啟動、工作排程、</w:t>
-      </w:r>
-      <w:r>
-        <w:rPr>
-          <w:rFonts w:ascii="Times New Roman" w:hAnsi="Times New Roman" w:cs="Times New Roman"/>
-        </w:rPr>
-        <w:t>GPU</w:t>
-      </w:r>
-      <w:r>
-        <w:rPr>
-          <w:rFonts w:ascii="Times New Roman" w:hAnsi="Times New Roman" w:cs="Times New Roman"/>
-        </w:rPr>
-        <w:t>分配與結果輸出。</w:t>
+        <w:t>目前系統已完成主要平台建置，並整理出清楚的部署與驗證流程。使用者可透過登入節點提交工作，系統則自動在背後完成節點啟動、工作排程、GPU分配與結果輸出。</w:t>
       </w:r>
     </w:p>
     <w:p>
@@ -7351,13 +4003,7 @@
         <w:rPr>
           <w:rFonts w:ascii="Times New Roman" w:hAnsi="Times New Roman" w:cs="Times New Roman"/>
         </w:rPr>
-        <w:t>5.1.2</w:t>
-      </w:r>
-      <w:r>
-        <w:rPr>
-          <w:rFonts w:ascii="Times New Roman" w:hAnsi="Times New Roman" w:cs="Times New Roman"/>
-        </w:rPr>
-        <w:t xml:space="preserve">　智慧排程已可在真實系統中運作</w:t>
+        <w:t>5.1.2　智慧排程已可在真實系統中運作</w:t>
       </w:r>
       <w:bookmarkEnd w:id="22"/>
     </w:p>
@@ -7389,13 +4035,7 @@
         <w:rPr>
           <w:rFonts w:ascii="Times New Roman" w:hAnsi="Times New Roman" w:cs="Times New Roman"/>
         </w:rPr>
-        <w:t>5.1.3</w:t>
-      </w:r>
-      <w:r>
-        <w:rPr>
-          <w:rFonts w:ascii="Times New Roman" w:hAnsi="Times New Roman" w:cs="Times New Roman"/>
-        </w:rPr>
-        <w:t xml:space="preserve">　模型已可初步參與資源放置</w:t>
+        <w:t>5.1.3　模型已可初步參與資源放置</w:t>
       </w:r>
       <w:bookmarkEnd w:id="23"/>
     </w:p>
@@ -7421,13 +4061,7 @@
         <w:rPr>
           <w:rFonts w:ascii="Times New Roman" w:hAnsi="Times New Roman" w:cs="Times New Roman"/>
         </w:rPr>
-        <w:t>5.1.4</w:t>
-      </w:r>
-      <w:r>
-        <w:rPr>
-          <w:rFonts w:ascii="Times New Roman" w:hAnsi="Times New Roman" w:cs="Times New Roman"/>
-        </w:rPr>
-        <w:t xml:space="preserve">　監控與展示介面</w:t>
+        <w:t>5.1.4　監控與展示介面</w:t>
       </w:r>
       <w:bookmarkEnd w:id="24"/>
     </w:p>
@@ -7443,31 +4077,7 @@
         <w:rPr>
           <w:rFonts w:ascii="Times New Roman" w:hAnsi="Times New Roman" w:cs="Times New Roman"/>
         </w:rPr>
-        <w:t>目前系統已可清楚呈現：等待中的工作數量、各計算節點是否已啟動、</w:t>
-      </w:r>
-      <w:r>
-        <w:rPr>
-          <w:rFonts w:ascii="Times New Roman" w:hAnsi="Times New Roman" w:cs="Times New Roman"/>
-        </w:rPr>
-        <w:t>GPU</w:t>
-      </w:r>
-      <w:r>
-        <w:rPr>
-          <w:rFonts w:ascii="Times New Roman" w:hAnsi="Times New Roman" w:cs="Times New Roman"/>
-        </w:rPr>
-        <w:t>的實際使用率、</w:t>
-      </w:r>
-      <w:r>
-        <w:rPr>
-          <w:rFonts w:ascii="Times New Roman" w:hAnsi="Times New Roman" w:cs="Times New Roman"/>
-        </w:rPr>
-        <w:t>GPU</w:t>
-      </w:r>
-      <w:r>
-        <w:rPr>
-          <w:rFonts w:ascii="Times New Roman" w:hAnsi="Times New Roman" w:cs="Times New Roman"/>
-        </w:rPr>
-        <w:t>切分資源的使用情形，以及智慧模型最近是否有做出決策。</w:t>
+        <w:t>目前系統已可清楚呈現：等待中的工作數量、各計算節點是否已啟動、GPU的實際使用率、GPU切分資源的使用情形，以及智慧模型最近是否有做出決策。</w:t>
       </w:r>
     </w:p>
     <w:p>
@@ -7548,31 +4158,7 @@
         <w:rPr>
           <w:rFonts w:ascii="Times New Roman" w:hAnsi="Times New Roman" w:cs="Times New Roman"/>
         </w:rPr>
-        <w:t>【圖</w:t>
-      </w:r>
-      <w:r>
-        <w:rPr>
-          <w:rFonts w:ascii="Times New Roman" w:hAnsi="Times New Roman" w:cs="Times New Roman"/>
-        </w:rPr>
-        <w:t xml:space="preserve"> 4</w:t>
-      </w:r>
-      <w:r>
-        <w:rPr>
-          <w:rFonts w:ascii="Times New Roman" w:hAnsi="Times New Roman" w:cs="Times New Roman"/>
-        </w:rPr>
-        <w:t>】系統監控畫面截圖（</w:t>
-      </w:r>
-      <w:r>
-        <w:rPr>
-          <w:rFonts w:ascii="Times New Roman" w:hAnsi="Times New Roman" w:cs="Times New Roman"/>
-        </w:rPr>
-        <w:t>Placeholder</w:t>
-      </w:r>
-      <w:r>
-        <w:rPr>
-          <w:rFonts w:ascii="Times New Roman" w:hAnsi="Times New Roman" w:cs="Times New Roman"/>
-        </w:rPr>
-        <w:t>）</w:t>
+        <w:t>【圖 4】系統監控畫面截圖（Placeholder）</w:t>
       </w:r>
     </w:p>
     <w:p/>
@@ -7589,13 +4175,7 @@
         <w:rPr>
           <w:rFonts w:ascii="Times New Roman" w:hAnsi="Times New Roman" w:cs="Times New Roman"/>
         </w:rPr>
-        <w:t>5.2</w:t>
-      </w:r>
-      <w:r>
-        <w:rPr>
-          <w:rFonts w:ascii="Times New Roman" w:hAnsi="Times New Roman" w:cs="Times New Roman"/>
-        </w:rPr>
-        <w:t xml:space="preserve">　實驗結果</w:t>
+        <w:t>5.2　實驗結果</w:t>
       </w:r>
       <w:bookmarkEnd w:id="25"/>
     </w:p>
@@ -7611,19 +4191,7 @@
         <w:rPr>
           <w:rFonts w:ascii="Times New Roman" w:hAnsi="Times New Roman" w:cs="Times New Roman"/>
         </w:rPr>
-        <w:t>在目前的實機環境中，已完成一組</w:t>
-      </w:r>
-      <w:r>
-        <w:rPr>
-          <w:rFonts w:ascii="Times New Roman" w:hAnsi="Times New Roman" w:cs="Times New Roman"/>
-        </w:rPr>
-        <w:t xml:space="preserve"> GPU </w:t>
-      </w:r>
-      <w:r>
-        <w:rPr>
-          <w:rFonts w:ascii="Times New Roman" w:hAnsi="Times New Roman" w:cs="Times New Roman"/>
-        </w:rPr>
-        <w:t>工作測試，結果顯示：</w:t>
+        <w:t>在目前的實機環境中，已完成一組 GPU 工作測試，結果顯示：</w:t>
       </w:r>
     </w:p>
     <w:p>
@@ -7643,19 +4211,7 @@
         <w:rPr>
           <w:rFonts w:ascii="Times New Roman" w:hAnsi="Times New Roman" w:cs="Times New Roman"/>
         </w:rPr>
-        <w:t>多個小型工作可以共享同一張</w:t>
-      </w:r>
-      <w:r>
-        <w:rPr>
-          <w:rFonts w:ascii="Times New Roman" w:hAnsi="Times New Roman" w:cs="Times New Roman"/>
-        </w:rPr>
-        <w:t xml:space="preserve"> GPU</w:t>
-      </w:r>
-      <w:r>
-        <w:rPr>
-          <w:rFonts w:ascii="Times New Roman" w:hAnsi="Times New Roman" w:cs="Times New Roman"/>
-        </w:rPr>
-        <w:t>。</w:t>
+        <w:t>多個小型工作可以共享同一張 GPU。</w:t>
       </w:r>
     </w:p>
     <w:p>
@@ -7675,19 +4231,7 @@
         <w:rPr>
           <w:rFonts w:ascii="Times New Roman" w:hAnsi="Times New Roman" w:cs="Times New Roman"/>
         </w:rPr>
-        <w:t>需要較多資源的工作可以獨占整張</w:t>
-      </w:r>
-      <w:r>
-        <w:rPr>
-          <w:rFonts w:ascii="Times New Roman" w:hAnsi="Times New Roman" w:cs="Times New Roman"/>
-        </w:rPr>
-        <w:t xml:space="preserve"> GPU</w:t>
-      </w:r>
-      <w:r>
-        <w:rPr>
-          <w:rFonts w:ascii="Times New Roman" w:hAnsi="Times New Roman" w:cs="Times New Roman"/>
-        </w:rPr>
-        <w:t>。</w:t>
+        <w:t>需要較多資源的工作可以獨占整張 GPU。</w:t>
       </w:r>
     </w:p>
     <w:p>
@@ -8819,39 +5363,7 @@
           <w:b/>
           <w:bCs/>
         </w:rPr>
-        <w:t>模擬環境效能評估（</w:t>
-      </w:r>
-      <w:r>
-        <w:rPr>
-          <w:rFonts w:ascii="Times New Roman" w:hAnsi="Times New Roman" w:cs="Times New Roman"/>
-          <w:b/>
-          <w:bCs/>
-        </w:rPr>
-        <w:t xml:space="preserve">RDSAC mean </w:t>
-      </w:r>
-      <w:r>
-        <w:rPr>
-          <w:rFonts w:ascii="Times New Roman" w:hAnsi="Times New Roman" w:cs="Times New Roman"/>
-          <w:b/>
-          <w:bCs/>
-        </w:rPr>
-        <w:t>與</w:t>
-      </w:r>
-      <w:r>
-        <w:rPr>
-          <w:rFonts w:ascii="Times New Roman" w:hAnsi="Times New Roman" w:cs="Times New Roman"/>
-          <w:b/>
-          <w:bCs/>
-        </w:rPr>
-        <w:t xml:space="preserve"> cvar</w:t>
-      </w:r>
-      <w:r>
-        <w:rPr>
-          <w:rFonts w:ascii="Times New Roman" w:hAnsi="Times New Roman" w:cs="Times New Roman"/>
-          <w:b/>
-          <w:bCs/>
-        </w:rPr>
-        <w:t>）</w:t>
+        <w:t>模擬環境效能評估（RDSAC mean 與 cvar）</w:t>
       </w:r>
     </w:p>
     <w:p>
@@ -8866,182 +5378,9 @@
         <w:rPr>
           <w:rFonts w:ascii="Times New Roman" w:hAnsi="Times New Roman" w:cs="Times New Roman"/>
         </w:rPr>
-        <w:t>除了實機驗證外，我們在模擬環境中以相同配置（</w:t>
-      </w:r>
-      <w:r>
-        <w:rPr>
-          <w:rFonts w:ascii="Times New Roman" w:hAnsi="Times New Roman" w:cs="Times New Roman"/>
-        </w:rPr>
-        <w:t xml:space="preserve">150,000 </w:t>
-      </w:r>
-      <w:r>
-        <w:rPr>
-          <w:rFonts w:ascii="Times New Roman" w:hAnsi="Times New Roman" w:cs="Times New Roman"/>
-        </w:rPr>
-        <w:t>步、</w:t>
-      </w:r>
-      <w:r>
-        <w:rPr>
-          <w:rFonts w:ascii="Times New Roman" w:hAnsi="Times New Roman" w:cs="Times New Roman"/>
-        </w:rPr>
-        <w:t xml:space="preserve">5 </w:t>
-      </w:r>
-      <w:proofErr w:type="gramStart"/>
-      <w:r>
-        <w:rPr>
-          <w:rFonts w:ascii="Times New Roman" w:hAnsi="Times New Roman" w:cs="Times New Roman"/>
-        </w:rPr>
-        <w:t>個</w:t>
-      </w:r>
-      <w:proofErr w:type="gramEnd"/>
-      <w:r>
-        <w:rPr>
-          <w:rFonts w:ascii="Times New Roman" w:hAnsi="Times New Roman" w:cs="Times New Roman"/>
-        </w:rPr>
-        <w:t>亂數種子、僅風險模式不同）對</w:t>
-      </w:r>
-      <w:r>
-        <w:rPr>
-          <w:rFonts w:ascii="Times New Roman" w:hAnsi="Times New Roman" w:cs="Times New Roman"/>
-        </w:rPr>
-        <w:t xml:space="preserve"> RDSAC </w:t>
-      </w:r>
-      <w:r>
-        <w:rPr>
-          <w:rFonts w:ascii="Times New Roman" w:hAnsi="Times New Roman" w:cs="Times New Roman"/>
-        </w:rPr>
-        <w:t>的</w:t>
-      </w:r>
-      <w:r>
-        <w:rPr>
-          <w:rFonts w:ascii="Times New Roman" w:hAnsi="Times New Roman" w:cs="Times New Roman"/>
-        </w:rPr>
-        <w:t xml:space="preserve"> mean</w:t>
-      </w:r>
-      <w:r>
-        <w:rPr>
-          <w:rFonts w:ascii="Times New Roman" w:hAnsi="Times New Roman" w:cs="Times New Roman"/>
-        </w:rPr>
-        <w:t>（風險中立）與</w:t>
-      </w:r>
-      <w:r>
-        <w:rPr>
-          <w:rFonts w:ascii="Times New Roman" w:hAnsi="Times New Roman" w:cs="Times New Roman"/>
-        </w:rPr>
-        <w:t xml:space="preserve"> </w:t>
-      </w:r>
-      <w:proofErr w:type="spellStart"/>
-      <w:r>
-        <w:rPr>
-          <w:rFonts w:ascii="Times New Roman" w:hAnsi="Times New Roman" w:cs="Times New Roman"/>
-        </w:rPr>
-        <w:t>cvar</w:t>
-      </w:r>
-      <w:proofErr w:type="spellEnd"/>
-      <w:r>
-        <w:rPr>
-          <w:rFonts w:ascii="Times New Roman" w:hAnsi="Times New Roman" w:cs="Times New Roman"/>
-        </w:rPr>
-        <w:t>（</w:t>
-      </w:r>
-      <w:r>
-        <w:rPr>
-          <w:rFonts w:ascii="Times New Roman" w:hAnsi="Times New Roman" w:cs="Times New Roman"/>
-        </w:rPr>
-        <w:t>β=0.25</w:t>
-      </w:r>
-      <w:r>
-        <w:rPr>
-          <w:rFonts w:ascii="Times New Roman" w:hAnsi="Times New Roman" w:cs="Times New Roman"/>
-        </w:rPr>
-        <w:t>，風險敏感）</w:t>
-      </w:r>
-      <w:r>
-        <w:rPr>
-          <w:rFonts w:ascii="Times New Roman" w:hAnsi="Times New Roman" w:cs="Times New Roman"/>
-        </w:rPr>
+        <w:t>除了實機驗證外，我們在模擬環境中以相同配置（150,000 步、30 個亂數種子、僅風險模式不同）對 RDSAC 的 mean（風險中立）與 cvar（β=0.25，風險敏感）</w:t>
         <w:lastRenderedPageBreak/>
-        <w:t>兩種變體做配對評估，並與啟發式</w:t>
-      </w:r>
-      <w:r>
-        <w:rPr>
-          <w:rFonts w:ascii="Times New Roman" w:hAnsi="Times New Roman" w:cs="Times New Roman"/>
-        </w:rPr>
-        <w:t>score</w:t>
-      </w:r>
-      <w:proofErr w:type="gramStart"/>
-      <w:r>
-        <w:rPr>
-          <w:rFonts w:ascii="Times New Roman" w:hAnsi="Times New Roman" w:cs="Times New Roman"/>
-        </w:rPr>
-        <w:t>排程器比較</w:t>
-      </w:r>
-      <w:proofErr w:type="gramEnd"/>
-      <w:r>
-        <w:rPr>
-          <w:rFonts w:ascii="Times New Roman" w:hAnsi="Times New Roman" w:cs="Times New Roman"/>
-        </w:rPr>
-        <w:t>。下表差異欄</w:t>
-      </w:r>
-      <w:r>
-        <w:rPr>
-          <w:rFonts w:ascii="Times New Roman" w:hAnsi="Times New Roman" w:cs="Times New Roman"/>
-        </w:rPr>
-        <w:t xml:space="preserve"> Δ=(score−RDSAC)/score</w:t>
-      </w:r>
-      <w:r>
-        <w:rPr>
-          <w:rFonts w:ascii="Times New Roman" w:hAnsi="Times New Roman" w:cs="Times New Roman"/>
-        </w:rPr>
-        <w:t>，負值代表</w:t>
-      </w:r>
-      <w:r>
-        <w:rPr>
-          <w:rFonts w:ascii="Times New Roman" w:hAnsi="Times New Roman" w:cs="Times New Roman"/>
-        </w:rPr>
-        <w:t xml:space="preserve"> RDSAC</w:t>
-      </w:r>
-      <w:r>
-        <w:rPr>
-          <w:rFonts w:ascii="Times New Roman" w:hAnsi="Times New Roman" w:cs="Times New Roman"/>
-        </w:rPr>
-        <w:t>的</w:t>
-      </w:r>
-      <w:r>
-        <w:rPr>
-          <w:rFonts w:ascii="Times New Roman" w:hAnsi="Times New Roman" w:cs="Times New Roman"/>
-        </w:rPr>
-        <w:t>JCT</w:t>
-      </w:r>
-      <w:r>
-        <w:rPr>
-          <w:rFonts w:ascii="Times New Roman" w:hAnsi="Times New Roman" w:cs="Times New Roman"/>
-        </w:rPr>
-        <w:t>較高（較差）；標示</w:t>
-      </w:r>
-      <w:r>
-        <w:rPr>
-          <w:rFonts w:ascii="Times New Roman" w:hAnsi="Times New Roman" w:cs="Times New Roman"/>
-        </w:rPr>
-        <w:t xml:space="preserve"> * </w:t>
-      </w:r>
-      <w:r>
-        <w:rPr>
-          <w:rFonts w:ascii="Times New Roman" w:hAnsi="Times New Roman" w:cs="Times New Roman"/>
-        </w:rPr>
-        <w:t>者為</w:t>
-      </w:r>
-      <w:r>
-        <w:rPr>
-          <w:rFonts w:ascii="Times New Roman" w:hAnsi="Times New Roman" w:cs="Times New Roman"/>
-        </w:rPr>
-        <w:t xml:space="preserve"> p&lt;0.05 </w:t>
-      </w:r>
-      <w:r>
-        <w:rPr>
-          <w:rFonts w:ascii="Times New Roman" w:hAnsi="Times New Roman" w:cs="Times New Roman"/>
-        </w:rPr>
-        <w:t>達統計顯著。</w:t>
+        <w:t>兩種變體做配對評估，並與啟發式score排程器比較。下表差異欄 Δ=(score−RDSAC)/score，負值代表 RDSAC的JCT較高（較差）；標示 * 者為 p&lt;0.05 達統計顯著。</w:t>
       </w:r>
     </w:p>
     <w:p>
@@ -9195,21 +5534,39 @@
                 <w:b/>
                 <w:bCs/>
               </w:rPr>
-              <w:t>p</w:t>
-            </w:r>
+              <w:t>p值</w:t>
+            </w:r>
+          </w:p>
+        </w:tc>
+        <w:tc>
+          <w:tcPr>
+            <w:tcW w:w="1185" w:type="dxa"/>
+            <w:shd w:val="clear" w:color="auto" w:fill="E7E6E6" w:themeFill="background2"/>
+            <w:vAlign w:val="center"/>
+          </w:tcPr>
+          <w:p>
+            <w:pPr>
+              <w:spacing w:line="276" w:lineRule="auto"/>
+              <w:jc w:val="center"/>
+              <w:rPr>
+                <w:rFonts w:ascii="Times New Roman" w:hAnsi="Times New Roman" w:cs="Times New Roman"/>
+                <w:b/>
+                <w:bCs/>
+              </w:rPr>
+            </w:pPr>
             <w:r>
               <w:rPr>
                 <w:rFonts w:ascii="Times New Roman" w:hAnsi="Times New Roman" w:cs="Times New Roman" w:hint="eastAsia"/>
                 <w:b/>
                 <w:bCs/>
               </w:rPr>
-              <w:t>值</w:t>
-            </w:r>
-          </w:p>
-        </w:tc>
-        <w:tc>
-          <w:tcPr>
-            <w:tcW w:w="1185" w:type="dxa"/>
+              <w:t>p95</w:t>
+            </w:r>
+          </w:p>
+        </w:tc>
+        <w:tc>
+          <w:tcPr>
+            <w:tcW w:w="1186" w:type="dxa"/>
             <w:shd w:val="clear" w:color="auto" w:fill="E7E6E6" w:themeFill="background2"/>
             <w:vAlign w:val="center"/>
           </w:tcPr>
@@ -9229,14 +5586,15 @@
                 <w:b/>
                 <w:bCs/>
               </w:rPr>
-              <w:t>p95</w:t>
-            </w:r>
-          </w:p>
-        </w:tc>
-        <w:tc>
-          <w:tcPr>
-            <w:tcW w:w="1186" w:type="dxa"/>
-            <w:shd w:val="clear" w:color="auto" w:fill="E7E6E6" w:themeFill="background2"/>
+              <w:t>p99</w:t>
+            </w:r>
+          </w:p>
+        </w:tc>
+      </w:tr>
+      <w:tr>
+        <w:tc>
+          <w:tcPr>
+            <w:tcW w:w="1185" w:type="dxa"/>
             <w:vAlign w:val="center"/>
           </w:tcPr>
           <w:p>
@@ -9245,26 +5603,19 @@
               <w:jc w:val="center"/>
               <w:rPr>
                 <w:rFonts w:ascii="Times New Roman" w:hAnsi="Times New Roman" w:cs="Times New Roman"/>
-                <w:b/>
-                <w:bCs/>
               </w:rPr>
             </w:pPr>
             <w:r>
               <w:rPr>
-                <w:rFonts w:ascii="Times New Roman" w:hAnsi="Times New Roman" w:cs="Times New Roman" w:hint="eastAsia"/>
-                <w:b/>
-                <w:bCs/>
-              </w:rPr>
-              <w:t>p99</w:t>
-            </w:r>
-          </w:p>
-        </w:tc>
-      </w:tr>
-      <w:tr>
+                <w:rFonts w:ascii="Times New Roman" w:hAnsi="Times New Roman" w:cs="Times New Roman"/>
+              </w:rPr>
+              <w:t>Philly</w:t>
+            </w:r>
+          </w:p>
+        </w:tc>
         <w:tc>
           <w:tcPr>
             <w:tcW w:w="1185" w:type="dxa"/>
-            <w:vAlign w:val="center"/>
           </w:tcPr>
           <w:p>
             <w:pPr>
@@ -9272,13 +5623,15 @@
               <w:jc w:val="center"/>
               <w:rPr>
                 <w:rFonts w:ascii="Times New Roman" w:hAnsi="Times New Roman" w:cs="Times New Roman"/>
+                <w:szCs w:val="32"/>
               </w:rPr>
             </w:pPr>
             <w:r>
               <w:rPr>
                 <w:rFonts w:ascii="Times New Roman" w:hAnsi="Times New Roman" w:cs="Times New Roman"/>
-              </w:rPr>
-              <w:t>Philly</w:t>
+                <w:szCs w:val="32"/>
+              </w:rPr>
+              <w:t>7.10</w:t>
             </w:r>
           </w:p>
         </w:tc>
@@ -9300,7 +5653,7 @@
                 <w:rFonts w:ascii="Times New Roman" w:hAnsi="Times New Roman" w:cs="Times New Roman"/>
                 <w:szCs w:val="32"/>
               </w:rPr>
-              <w:t>7.54</w:t>
+              <w:t>3.27</w:t>
             </w:r>
           </w:p>
         </w:tc>
@@ -9322,7 +5675,7 @@
                 <w:rFonts w:ascii="Times New Roman" w:hAnsi="Times New Roman" w:cs="Times New Roman"/>
                 <w:szCs w:val="32"/>
               </w:rPr>
-              <w:t>2.62</w:t>
+              <w:t>-117.3%</w:t>
             </w:r>
           </w:p>
         </w:tc>
@@ -9344,7 +5697,7 @@
                 <w:rFonts w:ascii="Times New Roman" w:hAnsi="Times New Roman" w:cs="Times New Roman"/>
                 <w:szCs w:val="32"/>
               </w:rPr>
-              <w:t>-187.6%</w:t>
+              <w:t>0.000*</w:t>
             </w:r>
           </w:p>
         </w:tc>
@@ -9366,13 +5719,13 @@
                 <w:rFonts w:ascii="Times New Roman" w:hAnsi="Times New Roman" w:cs="Times New Roman"/>
                 <w:szCs w:val="32"/>
               </w:rPr>
-              <w:t>0.002*</w:t>
-            </w:r>
-          </w:p>
-        </w:tc>
-        <w:tc>
-          <w:tcPr>
-            <w:tcW w:w="1185" w:type="dxa"/>
+              <w:t>27.77</w:t>
+            </w:r>
+          </w:p>
+        </w:tc>
+        <w:tc>
+          <w:tcPr>
+            <w:tcW w:w="1186" w:type="dxa"/>
           </w:tcPr>
           <w:p>
             <w:pPr>
@@ -9388,13 +5741,16 @@
                 <w:rFonts w:ascii="Times New Roman" w:hAnsi="Times New Roman" w:cs="Times New Roman"/>
                 <w:szCs w:val="32"/>
               </w:rPr>
-              <w:t>27.04</w:t>
-            </w:r>
-          </w:p>
-        </w:tc>
-        <w:tc>
-          <w:tcPr>
-            <w:tcW w:w="1186" w:type="dxa"/>
+              <w:t>50.56</w:t>
+            </w:r>
+          </w:p>
+        </w:tc>
+      </w:tr>
+      <w:tr>
+        <w:tc>
+          <w:tcPr>
+            <w:tcW w:w="1185" w:type="dxa"/>
+            <w:vAlign w:val="center"/>
           </w:tcPr>
           <w:p>
             <w:pPr>
@@ -9402,24 +5758,19 @@
               <w:jc w:val="center"/>
               <w:rPr>
                 <w:rFonts w:ascii="Times New Roman" w:hAnsi="Times New Roman" w:cs="Times New Roman"/>
-                <w:szCs w:val="32"/>
               </w:rPr>
             </w:pPr>
             <w:r>
               <w:rPr>
                 <w:rFonts w:ascii="Times New Roman" w:hAnsi="Times New Roman" w:cs="Times New Roman"/>
-                <w:szCs w:val="32"/>
-              </w:rPr>
-              <w:t>37.84</w:t>
-            </w:r>
-          </w:p>
-        </w:tc>
-      </w:tr>
-      <w:tr>
+              </w:rPr>
+              <w:t>Burst</w:t>
+            </w:r>
+          </w:p>
+        </w:tc>
         <w:tc>
           <w:tcPr>
             <w:tcW w:w="1185" w:type="dxa"/>
-            <w:vAlign w:val="center"/>
           </w:tcPr>
           <w:p>
             <w:pPr>
@@ -9427,13 +5778,15 @@
               <w:jc w:val="center"/>
               <w:rPr>
                 <w:rFonts w:ascii="Times New Roman" w:hAnsi="Times New Roman" w:cs="Times New Roman"/>
+                <w:szCs w:val="32"/>
               </w:rPr>
             </w:pPr>
             <w:r>
               <w:rPr>
                 <w:rFonts w:ascii="Times New Roman" w:hAnsi="Times New Roman" w:cs="Times New Roman"/>
-              </w:rPr>
-              <w:t>Burst</w:t>
+                <w:szCs w:val="32"/>
+              </w:rPr>
+              <w:t>7.26</w:t>
             </w:r>
           </w:p>
         </w:tc>
@@ -9455,7 +5808,7 @@
                 <w:rFonts w:ascii="Times New Roman" w:hAnsi="Times New Roman" w:cs="Times New Roman"/>
                 <w:szCs w:val="32"/>
               </w:rPr>
-              <w:t>8.01</w:t>
+              <w:t>2.80</w:t>
             </w:r>
           </w:p>
         </w:tc>
@@ -9477,7 +5830,7 @@
                 <w:rFonts w:ascii="Times New Roman" w:hAnsi="Times New Roman" w:cs="Times New Roman"/>
                 <w:szCs w:val="32"/>
               </w:rPr>
-              <w:t>3.54</w:t>
+              <w:t>-159.2%</w:t>
             </w:r>
           </w:p>
         </w:tc>
@@ -9499,7 +5852,7 @@
                 <w:rFonts w:ascii="Times New Roman" w:hAnsi="Times New Roman" w:cs="Times New Roman"/>
                 <w:szCs w:val="32"/>
               </w:rPr>
-              <w:t>-126.1%</w:t>
+              <w:t>0.000*</w:t>
             </w:r>
           </w:p>
         </w:tc>
@@ -9521,13 +5874,13 @@
                 <w:rFonts w:ascii="Times New Roman" w:hAnsi="Times New Roman" w:cs="Times New Roman"/>
                 <w:szCs w:val="32"/>
               </w:rPr>
-              <w:t>0.023*</w:t>
-            </w:r>
-          </w:p>
-        </w:tc>
-        <w:tc>
-          <w:tcPr>
-            <w:tcW w:w="1185" w:type="dxa"/>
+              <w:t>31.97</w:t>
+            </w:r>
+          </w:p>
+        </w:tc>
+        <w:tc>
+          <w:tcPr>
+            <w:tcW w:w="1186" w:type="dxa"/>
           </w:tcPr>
           <w:p>
             <w:pPr>
@@ -9543,13 +5896,16 @@
                 <w:rFonts w:ascii="Times New Roman" w:hAnsi="Times New Roman" w:cs="Times New Roman"/>
                 <w:szCs w:val="32"/>
               </w:rPr>
-              <w:t>37.15</w:t>
-            </w:r>
-          </w:p>
-        </w:tc>
-        <w:tc>
-          <w:tcPr>
-            <w:tcW w:w="1186" w:type="dxa"/>
+              <w:t>56.52</w:t>
+            </w:r>
+          </w:p>
+        </w:tc>
+      </w:tr>
+      <w:tr>
+        <w:tc>
+          <w:tcPr>
+            <w:tcW w:w="1185" w:type="dxa"/>
+            <w:vAlign w:val="center"/>
           </w:tcPr>
           <w:p>
             <w:pPr>
@@ -9557,24 +5913,19 @@
               <w:jc w:val="center"/>
               <w:rPr>
                 <w:rFonts w:ascii="Times New Roman" w:hAnsi="Times New Roman" w:cs="Times New Roman"/>
-                <w:szCs w:val="32"/>
               </w:rPr>
             </w:pPr>
             <w:r>
               <w:rPr>
                 <w:rFonts w:ascii="Times New Roman" w:hAnsi="Times New Roman" w:cs="Times New Roman"/>
-                <w:szCs w:val="32"/>
-              </w:rPr>
-              <w:t>55.66</w:t>
-            </w:r>
-          </w:p>
-        </w:tc>
-      </w:tr>
-      <w:tr>
+              </w:rPr>
+              <w:t>ali</w:t>
+            </w:r>
+          </w:p>
+        </w:tc>
         <w:tc>
           <w:tcPr>
             <w:tcW w:w="1185" w:type="dxa"/>
-            <w:vAlign w:val="center"/>
           </w:tcPr>
           <w:p>
             <w:pPr>
@@ -9582,16 +5933,16 @@
               <w:jc w:val="center"/>
               <w:rPr>
                 <w:rFonts w:ascii="Times New Roman" w:hAnsi="Times New Roman" w:cs="Times New Roman"/>
+                <w:szCs w:val="32"/>
               </w:rPr>
             </w:pPr>
-            <w:proofErr w:type="spellStart"/>
-            <w:r>
-              <w:rPr>
-                <w:rFonts w:ascii="Times New Roman" w:hAnsi="Times New Roman" w:cs="Times New Roman"/>
-              </w:rPr>
-              <w:t>ali</w:t>
-            </w:r>
-            <w:proofErr w:type="spellEnd"/>
+            <w:r>
+              <w:rPr>
+                <w:rFonts w:ascii="Times New Roman" w:hAnsi="Times New Roman" w:cs="Times New Roman"/>
+                <w:szCs w:val="32"/>
+              </w:rPr>
+              <w:t>2.12</w:t>
+            </w:r>
           </w:p>
         </w:tc>
         <w:tc>
@@ -9612,7 +5963,7 @@
                 <w:rFonts w:ascii="Times New Roman" w:hAnsi="Times New Roman" w:cs="Times New Roman"/>
                 <w:szCs w:val="32"/>
               </w:rPr>
-              <w:t>2.34</w:t>
+              <w:t>0.93</w:t>
             </w:r>
           </w:p>
         </w:tc>
@@ -9634,7 +5985,7 @@
                 <w:rFonts w:ascii="Times New Roman" w:hAnsi="Times New Roman" w:cs="Times New Roman"/>
                 <w:szCs w:val="32"/>
               </w:rPr>
-              <w:t>1.38</w:t>
+              <w:t>-128.4%</w:t>
             </w:r>
           </w:p>
         </w:tc>
@@ -9656,7 +6007,7 @@
                 <w:rFonts w:ascii="Times New Roman" w:hAnsi="Times New Roman" w:cs="Times New Roman"/>
                 <w:szCs w:val="32"/>
               </w:rPr>
-              <w:t>-69.4%</w:t>
+              <w:t>0.000*</w:t>
             </w:r>
           </w:p>
         </w:tc>
@@ -9678,13 +6029,13 @@
                 <w:rFonts w:ascii="Times New Roman" w:hAnsi="Times New Roman" w:cs="Times New Roman"/>
                 <w:szCs w:val="32"/>
               </w:rPr>
-              <w:t>0.042*</w:t>
-            </w:r>
-          </w:p>
-        </w:tc>
-        <w:tc>
-          <w:tcPr>
-            <w:tcW w:w="1185" w:type="dxa"/>
+              <w:t>10.25</w:t>
+            </w:r>
+          </w:p>
+        </w:tc>
+        <w:tc>
+          <w:tcPr>
+            <w:tcW w:w="1186" w:type="dxa"/>
           </w:tcPr>
           <w:p>
             <w:pPr>
@@ -9700,29 +6051,7 @@
                 <w:rFonts w:ascii="Times New Roman" w:hAnsi="Times New Roman" w:cs="Times New Roman"/>
                 <w:szCs w:val="32"/>
               </w:rPr>
-              <w:t>7.59</w:t>
-            </w:r>
-          </w:p>
-        </w:tc>
-        <w:tc>
-          <w:tcPr>
-            <w:tcW w:w="1186" w:type="dxa"/>
-          </w:tcPr>
-          <w:p>
-            <w:pPr>
-              <w:spacing w:line="276" w:lineRule="auto"/>
-              <w:jc w:val="center"/>
-              <w:rPr>
-                <w:rFonts w:ascii="Times New Roman" w:hAnsi="Times New Roman" w:cs="Times New Roman"/>
-                <w:szCs w:val="32"/>
-              </w:rPr>
-            </w:pPr>
-            <w:r>
-              <w:rPr>
-                <w:rFonts w:ascii="Times New Roman" w:hAnsi="Times New Roman" w:cs="Times New Roman"/>
-                <w:szCs w:val="32"/>
-              </w:rPr>
-              <w:t>22.17</w:t>
+              <w:t>27.09</w:t>
             </w:r>
           </w:p>
         </w:tc>
@@ -9740,43 +6069,7 @@
         <w:rPr>
           <w:rFonts w:ascii="Times New Roman" w:hAnsi="Times New Roman" w:cs="Times New Roman"/>
         </w:rPr>
-        <w:t>【表</w:t>
-      </w:r>
-      <w:r>
-        <w:rPr>
-          <w:rFonts w:ascii="Times New Roman" w:hAnsi="Times New Roman" w:cs="Times New Roman"/>
-        </w:rPr>
-        <w:t>2</w:t>
-      </w:r>
-      <w:r>
-        <w:rPr>
-          <w:rFonts w:ascii="Times New Roman" w:hAnsi="Times New Roman" w:cs="Times New Roman"/>
-        </w:rPr>
-        <w:t>】</w:t>
-      </w:r>
-      <w:r>
-        <w:rPr>
-          <w:rFonts w:ascii="Times New Roman" w:hAnsi="Times New Roman" w:cs="Times New Roman"/>
-        </w:rPr>
-        <w:t>RDSAC</w:t>
-      </w:r>
-      <w:r>
-        <w:rPr>
-          <w:rFonts w:ascii="Times New Roman" w:hAnsi="Times New Roman" w:cs="Times New Roman"/>
-        </w:rPr>
-        <w:t>（</w:t>
-      </w:r>
-      <w:r>
-        <w:rPr>
-          <w:rFonts w:ascii="Times New Roman" w:hAnsi="Times New Roman" w:cs="Times New Roman"/>
-        </w:rPr>
-        <w:t>mean</w:t>
-      </w:r>
-      <w:r>
-        <w:rPr>
-          <w:rFonts w:ascii="Times New Roman" w:hAnsi="Times New Roman" w:cs="Times New Roman"/>
-        </w:rPr>
-        <w:t>，風險中立）模擬評估結果</w:t>
+        <w:t>【表2】RDSAC（mean，風險中立）模擬評估結果</w:t>
       </w:r>
     </w:p>
     <w:p>
@@ -9930,18 +6223,663 @@
                 <w:b/>
                 <w:bCs/>
               </w:rPr>
-              <w:t>p</w:t>
-            </w:r>
+              <w:t>p值</w:t>
+            </w:r>
+          </w:p>
+        </w:tc>
+        <w:tc>
+          <w:tcPr>
+            <w:tcW w:w="1185" w:type="dxa"/>
+            <w:shd w:val="clear" w:color="auto" w:fill="E7E6E6" w:themeFill="background2"/>
+            <w:vAlign w:val="center"/>
+          </w:tcPr>
+          <w:p>
+            <w:pPr>
+              <w:spacing w:line="276" w:lineRule="auto"/>
+              <w:jc w:val="center"/>
+              <w:rPr>
+                <w:rFonts w:ascii="Times New Roman" w:hAnsi="Times New Roman" w:cs="Times New Roman"/>
+                <w:b/>
+                <w:bCs/>
+              </w:rPr>
+            </w:pPr>
             <w:r>
               <w:rPr>
                 <w:rFonts w:ascii="Times New Roman" w:hAnsi="Times New Roman" w:cs="Times New Roman" w:hint="eastAsia"/>
                 <w:b/>
                 <w:bCs/>
               </w:rPr>
-              <w:t>值</w:t>
-            </w:r>
-          </w:p>
-        </w:tc>
+              <w:t>p95</w:t>
+            </w:r>
+          </w:p>
+        </w:tc>
+        <w:tc>
+          <w:tcPr>
+            <w:tcW w:w="1186" w:type="dxa"/>
+            <w:shd w:val="clear" w:color="auto" w:fill="E7E6E6" w:themeFill="background2"/>
+            <w:vAlign w:val="center"/>
+          </w:tcPr>
+          <w:p>
+            <w:pPr>
+              <w:spacing w:line="276" w:lineRule="auto"/>
+              <w:jc w:val="center"/>
+              <w:rPr>
+                <w:rFonts w:ascii="Times New Roman" w:hAnsi="Times New Roman" w:cs="Times New Roman"/>
+                <w:b/>
+                <w:bCs/>
+              </w:rPr>
+            </w:pPr>
+            <w:r>
+              <w:rPr>
+                <w:rFonts w:ascii="Times New Roman" w:hAnsi="Times New Roman" w:cs="Times New Roman" w:hint="eastAsia"/>
+                <w:b/>
+                <w:bCs/>
+              </w:rPr>
+              <w:t>p99</w:t>
+            </w:r>
+          </w:p>
+        </w:tc>
+      </w:tr>
+      <w:tr>
+        <w:tc>
+          <w:tcPr>
+            <w:tcW w:w="1185" w:type="dxa"/>
+            <w:vAlign w:val="center"/>
+          </w:tcPr>
+          <w:p>
+            <w:pPr>
+              <w:spacing w:line="276" w:lineRule="auto"/>
+              <w:jc w:val="center"/>
+              <w:rPr>
+                <w:rFonts w:ascii="Times New Roman" w:hAnsi="Times New Roman" w:cs="Times New Roman"/>
+              </w:rPr>
+            </w:pPr>
+            <w:r>
+              <w:rPr>
+                <w:rFonts w:ascii="Times New Roman" w:hAnsi="Times New Roman" w:cs="Times New Roman"/>
+              </w:rPr>
+              <w:t>Philly</w:t>
+            </w:r>
+          </w:p>
+        </w:tc>
+        <w:tc>
+          <w:tcPr>
+            <w:tcW w:w="1185" w:type="dxa"/>
+          </w:tcPr>
+          <w:p>
+            <w:pPr>
+              <w:spacing w:line="276" w:lineRule="auto"/>
+              <w:jc w:val="center"/>
+              <w:rPr>
+                <w:rFonts w:ascii="Times New Roman" w:hAnsi="Times New Roman" w:cs="Times New Roman"/>
+                <w:szCs w:val="32"/>
+              </w:rPr>
+            </w:pPr>
+            <w:r>
+              <w:rPr>
+                <w:rFonts w:ascii="Times New Roman" w:hAnsi="Times New Roman" w:cs="Times New Roman"/>
+                <w:szCs w:val="32"/>
+              </w:rPr>
+              <w:t>4.07</w:t>
+            </w:r>
+          </w:p>
+        </w:tc>
+        <w:tc>
+          <w:tcPr>
+            <w:tcW w:w="1185" w:type="dxa"/>
+          </w:tcPr>
+          <w:p>
+            <w:pPr>
+              <w:spacing w:line="276" w:lineRule="auto"/>
+              <w:jc w:val="center"/>
+              <w:rPr>
+                <w:rFonts w:ascii="Times New Roman" w:hAnsi="Times New Roman" w:cs="Times New Roman"/>
+                <w:szCs w:val="32"/>
+              </w:rPr>
+            </w:pPr>
+            <w:r>
+              <w:rPr>
+                <w:rFonts w:ascii="Times New Roman" w:hAnsi="Times New Roman" w:cs="Times New Roman"/>
+                <w:szCs w:val="32"/>
+              </w:rPr>
+              <w:t>3.27</w:t>
+            </w:r>
+          </w:p>
+        </w:tc>
+        <w:tc>
+          <w:tcPr>
+            <w:tcW w:w="1185" w:type="dxa"/>
+          </w:tcPr>
+          <w:p>
+            <w:pPr>
+              <w:spacing w:line="276" w:lineRule="auto"/>
+              <w:jc w:val="center"/>
+              <w:rPr>
+                <w:rFonts w:ascii="Times New Roman" w:hAnsi="Times New Roman" w:cs="Times New Roman"/>
+                <w:szCs w:val="32"/>
+              </w:rPr>
+            </w:pPr>
+            <w:r>
+              <w:rPr>
+                <w:rFonts w:ascii="Times New Roman" w:hAnsi="Times New Roman" w:cs="Times New Roman"/>
+                <w:szCs w:val="32"/>
+              </w:rPr>
+              <w:t>-24.6%</w:t>
+            </w:r>
+          </w:p>
+        </w:tc>
+        <w:tc>
+          <w:tcPr>
+            <w:tcW w:w="1185" w:type="dxa"/>
+          </w:tcPr>
+          <w:p>
+            <w:pPr>
+              <w:spacing w:line="276" w:lineRule="auto"/>
+              <w:jc w:val="center"/>
+              <w:rPr>
+                <w:rFonts w:ascii="Times New Roman" w:hAnsi="Times New Roman" w:cs="Times New Roman"/>
+                <w:szCs w:val="32"/>
+              </w:rPr>
+            </w:pPr>
+            <w:r>
+              <w:rPr>
+                <w:rFonts w:ascii="Times New Roman" w:hAnsi="Times New Roman" w:cs="Times New Roman"/>
+                <w:szCs w:val="32"/>
+              </w:rPr>
+              <w:t>0.123</w:t>
+            </w:r>
+          </w:p>
+        </w:tc>
+        <w:tc>
+          <w:tcPr>
+            <w:tcW w:w="1185" w:type="dxa"/>
+          </w:tcPr>
+          <w:p>
+            <w:pPr>
+              <w:spacing w:line="276" w:lineRule="auto"/>
+              <w:jc w:val="center"/>
+              <w:rPr>
+                <w:rFonts w:ascii="Times New Roman" w:hAnsi="Times New Roman" w:cs="Times New Roman"/>
+                <w:szCs w:val="32"/>
+              </w:rPr>
+            </w:pPr>
+            <w:r>
+              <w:rPr>
+                <w:rFonts w:ascii="Times New Roman" w:hAnsi="Times New Roman" w:cs="Times New Roman"/>
+                <w:szCs w:val="32"/>
+              </w:rPr>
+              <w:t>19.74</w:t>
+            </w:r>
+          </w:p>
+        </w:tc>
+        <w:tc>
+          <w:tcPr>
+            <w:tcW w:w="1186" w:type="dxa"/>
+          </w:tcPr>
+          <w:p>
+            <w:pPr>
+              <w:spacing w:line="276" w:lineRule="auto"/>
+              <w:jc w:val="center"/>
+              <w:rPr>
+                <w:rFonts w:ascii="Times New Roman" w:hAnsi="Times New Roman" w:cs="Times New Roman"/>
+                <w:szCs w:val="32"/>
+              </w:rPr>
+            </w:pPr>
+            <w:r>
+              <w:rPr>
+                <w:rFonts w:ascii="Times New Roman" w:hAnsi="Times New Roman" w:cs="Times New Roman"/>
+                <w:szCs w:val="32"/>
+              </w:rPr>
+              <w:t>39.80</w:t>
+            </w:r>
+          </w:p>
+        </w:tc>
+      </w:tr>
+      <w:tr>
+        <w:tc>
+          <w:tcPr>
+            <w:tcW w:w="1185" w:type="dxa"/>
+            <w:vAlign w:val="center"/>
+          </w:tcPr>
+          <w:p>
+            <w:pPr>
+              <w:spacing w:line="276" w:lineRule="auto"/>
+              <w:jc w:val="center"/>
+              <w:rPr>
+                <w:rFonts w:ascii="Times New Roman" w:hAnsi="Times New Roman" w:cs="Times New Roman"/>
+              </w:rPr>
+            </w:pPr>
+            <w:r>
+              <w:rPr>
+                <w:rFonts w:ascii="Times New Roman" w:hAnsi="Times New Roman" w:cs="Times New Roman"/>
+              </w:rPr>
+              <w:t>Burst</w:t>
+            </w:r>
+          </w:p>
+        </w:tc>
+        <w:tc>
+          <w:tcPr>
+            <w:tcW w:w="1185" w:type="dxa"/>
+          </w:tcPr>
+          <w:p>
+            <w:pPr>
+              <w:spacing w:line="276" w:lineRule="auto"/>
+              <w:jc w:val="center"/>
+              <w:rPr>
+                <w:rFonts w:ascii="Times New Roman" w:hAnsi="Times New Roman" w:cs="Times New Roman"/>
+                <w:szCs w:val="32"/>
+              </w:rPr>
+            </w:pPr>
+            <w:r>
+              <w:rPr>
+                <w:rFonts w:ascii="Times New Roman" w:hAnsi="Times New Roman" w:cs="Times New Roman"/>
+                <w:szCs w:val="32"/>
+              </w:rPr>
+              <w:t>3.67</w:t>
+            </w:r>
+          </w:p>
+        </w:tc>
+        <w:tc>
+          <w:tcPr>
+            <w:tcW w:w="1185" w:type="dxa"/>
+          </w:tcPr>
+          <w:p>
+            <w:pPr>
+              <w:spacing w:line="276" w:lineRule="auto"/>
+              <w:jc w:val="center"/>
+              <w:rPr>
+                <w:rFonts w:ascii="Times New Roman" w:hAnsi="Times New Roman" w:cs="Times New Roman"/>
+                <w:szCs w:val="32"/>
+              </w:rPr>
+            </w:pPr>
+            <w:r>
+              <w:rPr>
+                <w:rFonts w:ascii="Times New Roman" w:hAnsi="Times New Roman" w:cs="Times New Roman"/>
+                <w:szCs w:val="32"/>
+              </w:rPr>
+              <w:t>2.80</w:t>
+            </w:r>
+          </w:p>
+        </w:tc>
+        <w:tc>
+          <w:tcPr>
+            <w:tcW w:w="1185" w:type="dxa"/>
+          </w:tcPr>
+          <w:p>
+            <w:pPr>
+              <w:spacing w:line="276" w:lineRule="auto"/>
+              <w:jc w:val="center"/>
+              <w:rPr>
+                <w:rFonts w:ascii="Times New Roman" w:hAnsi="Times New Roman" w:cs="Times New Roman"/>
+                <w:szCs w:val="32"/>
+              </w:rPr>
+            </w:pPr>
+            <w:r>
+              <w:rPr>
+                <w:rFonts w:ascii="Times New Roman" w:hAnsi="Times New Roman" w:cs="Times New Roman"/>
+                <w:szCs w:val="32"/>
+              </w:rPr>
+              <w:t>-31.1%</w:t>
+            </w:r>
+          </w:p>
+        </w:tc>
+        <w:tc>
+          <w:tcPr>
+            <w:tcW w:w="1185" w:type="dxa"/>
+          </w:tcPr>
+          <w:p>
+            <w:pPr>
+              <w:spacing w:line="276" w:lineRule="auto"/>
+              <w:jc w:val="center"/>
+              <w:rPr>
+                <w:rFonts w:ascii="Times New Roman" w:hAnsi="Times New Roman" w:cs="Times New Roman"/>
+                <w:szCs w:val="32"/>
+              </w:rPr>
+            </w:pPr>
+            <w:r>
+              <w:rPr>
+                <w:rFonts w:ascii="Times New Roman" w:hAnsi="Times New Roman" w:cs="Times New Roman"/>
+                <w:szCs w:val="32"/>
+              </w:rPr>
+              <w:t>0.015*</w:t>
+            </w:r>
+          </w:p>
+        </w:tc>
+        <w:tc>
+          <w:tcPr>
+            <w:tcW w:w="1185" w:type="dxa"/>
+          </w:tcPr>
+          <w:p>
+            <w:pPr>
+              <w:spacing w:line="276" w:lineRule="auto"/>
+              <w:jc w:val="center"/>
+              <w:rPr>
+                <w:rFonts w:ascii="Times New Roman" w:hAnsi="Times New Roman" w:cs="Times New Roman"/>
+                <w:szCs w:val="32"/>
+              </w:rPr>
+            </w:pPr>
+            <w:r>
+              <w:rPr>
+                <w:rFonts w:ascii="Times New Roman" w:hAnsi="Times New Roman" w:cs="Times New Roman"/>
+                <w:szCs w:val="32"/>
+              </w:rPr>
+              <w:t>16.31</w:t>
+            </w:r>
+          </w:p>
+        </w:tc>
+        <w:tc>
+          <w:tcPr>
+            <w:tcW w:w="1186" w:type="dxa"/>
+          </w:tcPr>
+          <w:p>
+            <w:pPr>
+              <w:spacing w:line="276" w:lineRule="auto"/>
+              <w:jc w:val="center"/>
+              <w:rPr>
+                <w:rFonts w:ascii="Times New Roman" w:hAnsi="Times New Roman" w:cs="Times New Roman"/>
+                <w:szCs w:val="32"/>
+              </w:rPr>
+            </w:pPr>
+            <w:r>
+              <w:rPr>
+                <w:rFonts w:ascii="Times New Roman" w:hAnsi="Times New Roman" w:cs="Times New Roman"/>
+                <w:szCs w:val="32"/>
+              </w:rPr>
+              <w:t>41.84</w:t>
+            </w:r>
+          </w:p>
+        </w:tc>
+      </w:tr>
+      <w:tr>
+        <w:tc>
+          <w:tcPr>
+            <w:tcW w:w="1185" w:type="dxa"/>
+            <w:vAlign w:val="center"/>
+          </w:tcPr>
+          <w:p>
+            <w:pPr>
+              <w:spacing w:line="276" w:lineRule="auto"/>
+              <w:jc w:val="center"/>
+              <w:rPr>
+                <w:rFonts w:ascii="Times New Roman" w:hAnsi="Times New Roman" w:cs="Times New Roman"/>
+              </w:rPr>
+            </w:pPr>
+            <w:r>
+              <w:rPr>
+                <w:rFonts w:ascii="Times New Roman" w:hAnsi="Times New Roman" w:cs="Times New Roman"/>
+              </w:rPr>
+              <w:t>ali</w:t>
+            </w:r>
+          </w:p>
+        </w:tc>
+        <w:tc>
+          <w:tcPr>
+            <w:tcW w:w="1185" w:type="dxa"/>
+          </w:tcPr>
+          <w:p>
+            <w:pPr>
+              <w:spacing w:line="276" w:lineRule="auto"/>
+              <w:jc w:val="center"/>
+              <w:rPr>
+                <w:rFonts w:ascii="Times New Roman" w:hAnsi="Times New Roman" w:cs="Times New Roman"/>
+                <w:szCs w:val="32"/>
+              </w:rPr>
+            </w:pPr>
+            <w:r>
+              <w:rPr>
+                <w:rFonts w:ascii="Times New Roman" w:hAnsi="Times New Roman" w:cs="Times New Roman"/>
+                <w:szCs w:val="32"/>
+              </w:rPr>
+              <w:t>2.05</w:t>
+            </w:r>
+          </w:p>
+        </w:tc>
+        <w:tc>
+          <w:tcPr>
+            <w:tcW w:w="1185" w:type="dxa"/>
+          </w:tcPr>
+          <w:p>
+            <w:pPr>
+              <w:spacing w:line="276" w:lineRule="auto"/>
+              <w:jc w:val="center"/>
+              <w:rPr>
+                <w:rFonts w:ascii="Times New Roman" w:hAnsi="Times New Roman" w:cs="Times New Roman"/>
+                <w:szCs w:val="32"/>
+              </w:rPr>
+            </w:pPr>
+            <w:r>
+              <w:rPr>
+                <w:rFonts w:ascii="Times New Roman" w:hAnsi="Times New Roman" w:cs="Times New Roman"/>
+                <w:szCs w:val="32"/>
+              </w:rPr>
+              <w:t>0.93</w:t>
+            </w:r>
+          </w:p>
+        </w:tc>
+        <w:tc>
+          <w:tcPr>
+            <w:tcW w:w="1185" w:type="dxa"/>
+          </w:tcPr>
+          <w:p>
+            <w:pPr>
+              <w:spacing w:line="276" w:lineRule="auto"/>
+              <w:jc w:val="center"/>
+              <w:rPr>
+                <w:rFonts w:ascii="Times New Roman" w:hAnsi="Times New Roman" w:cs="Times New Roman"/>
+                <w:szCs w:val="32"/>
+              </w:rPr>
+            </w:pPr>
+            <w:r>
+              <w:rPr>
+                <w:rFonts w:ascii="Times New Roman" w:hAnsi="Times New Roman" w:cs="Times New Roman"/>
+                <w:szCs w:val="32"/>
+              </w:rPr>
+              <w:t>-120.9%</w:t>
+            </w:r>
+          </w:p>
+        </w:tc>
+        <w:tc>
+          <w:tcPr>
+            <w:tcW w:w="1185" w:type="dxa"/>
+          </w:tcPr>
+          <w:p>
+            <w:pPr>
+              <w:spacing w:line="276" w:lineRule="auto"/>
+              <w:jc w:val="center"/>
+              <w:rPr>
+                <w:rFonts w:ascii="Times New Roman" w:hAnsi="Times New Roman" w:cs="Times New Roman"/>
+                <w:szCs w:val="32"/>
+              </w:rPr>
+            </w:pPr>
+            <w:r>
+              <w:rPr>
+                <w:rFonts w:ascii="Times New Roman" w:hAnsi="Times New Roman" w:cs="Times New Roman"/>
+                <w:szCs w:val="32"/>
+              </w:rPr>
+              <w:t>0.000*</w:t>
+            </w:r>
+          </w:p>
+        </w:tc>
+        <w:tc>
+          <w:tcPr>
+            <w:tcW w:w="1185" w:type="dxa"/>
+          </w:tcPr>
+          <w:p>
+            <w:pPr>
+              <w:spacing w:line="276" w:lineRule="auto"/>
+              <w:jc w:val="center"/>
+              <w:rPr>
+                <w:rFonts w:ascii="Times New Roman" w:hAnsi="Times New Roman" w:cs="Times New Roman"/>
+                <w:szCs w:val="32"/>
+              </w:rPr>
+            </w:pPr>
+            <w:r>
+              <w:rPr>
+                <w:rFonts w:ascii="Times New Roman" w:hAnsi="Times New Roman" w:cs="Times New Roman"/>
+                <w:szCs w:val="32"/>
+              </w:rPr>
+              <w:t>8.52</w:t>
+            </w:r>
+          </w:p>
+        </w:tc>
+        <w:tc>
+          <w:tcPr>
+            <w:tcW w:w="1186" w:type="dxa"/>
+          </w:tcPr>
+          <w:p>
+            <w:pPr>
+              <w:spacing w:line="276" w:lineRule="auto"/>
+              <w:jc w:val="center"/>
+              <w:rPr>
+                <w:rFonts w:ascii="Times New Roman" w:hAnsi="Times New Roman" w:cs="Times New Roman"/>
+                <w:szCs w:val="32"/>
+              </w:rPr>
+            </w:pPr>
+            <w:r>
+              <w:rPr>
+                <w:rFonts w:ascii="Times New Roman" w:hAnsi="Times New Roman" w:cs="Times New Roman"/>
+                <w:szCs w:val="32"/>
+              </w:rPr>
+              <w:t>19.95</w:t>
+            </w:r>
+          </w:p>
+        </w:tc>
+      </w:tr>
+    </w:tbl>
+    <w:p>
+      <w:pPr>
+        <w:spacing w:before="120"/>
+        <w:jc w:val="center"/>
+        <w:rPr>
+          <w:rFonts w:ascii="Times New Roman" w:hAnsi="Times New Roman" w:cs="Times New Roman"/>
+        </w:rPr>
+      </w:pPr>
+      <w:r>
+        <w:rPr>
+          <w:rFonts w:ascii="Times New Roman" w:hAnsi="Times New Roman" w:cs="Times New Roman"/>
+        </w:rPr>
+        <w:t>【表3】RDSAC（cvar，β=0.25，風險敏感）模擬評估結果</w:t>
+      </w:r>
+    </w:p>
+    <w:p>
+      <w:pPr>
+        <w:spacing w:before="120"/>
+      </w:pPr>
+    </w:p>
+    <w:p>
+      <w:pPr>
+        <w:spacing w:before="120" w:line="276" w:lineRule="auto"/>
+        <w:jc w:val="both"/>
+        <w:rPr>
+          <w:rFonts w:ascii="Times New Roman" w:hAnsi="Times New Roman" w:cs="Times New Roman"/>
+        </w:rPr>
+      </w:pPr>
+      <w:r>
+        <w:rPr>
+          <w:rFonts w:ascii="Times New Roman" w:hAnsi="Times New Roman" w:cs="Times New Roman" w:hint="eastAsia"/>
+        </w:rPr>
+        <w:t xml:space="preserve">　　</w:t>
+      </w:r>
+      <w:r>
+        <w:rPr>
+          <w:rFonts w:ascii="Times New Roman" w:hAnsi="Times New Roman" w:cs="Times New Roman"/>
+        </w:rPr>
+        <w:t>由表 2與表 3可見一個清楚的對照：在完全相同的訓練配置下，風險敏感的cvar在 philly、burst 兩個家族明顯優於風險中立的mean。mean變體在三個家族都顯著落後 score（−117%～−159%）；cvar則把 philly 拉到與強啟發式score統計打平（−24.6%，p=0.123 未顯著），burst 也僅小幅落後，且 philly 的尾部p95由27.77降到19.74。這支持採用風險敏感DSAC的設計選擇：對共享 GPU 平台而言，控制長尾延遲比追求平均最優更有價值。</w:t>
+      </w:r>
+    </w:p>
+    <w:p>
+      <w:pPr>
+        <w:spacing w:line="276" w:lineRule="auto"/>
+        <w:jc w:val="both"/>
+        <w:rPr>
+          <w:rFonts w:ascii="Times New Roman" w:hAnsi="Times New Roman" w:cs="Times New Roman"/>
+        </w:rPr>
+      </w:pPr>
+      <w:r>
+        <w:rPr>
+          <w:rFonts w:ascii="Times New Roman" w:hAnsi="Times New Roman" w:cs="Times New Roman" w:hint="eastAsia"/>
+        </w:rPr>
+        <w:t xml:space="preserve">　　</w:t>
+      </w:r>
+      <w:r>
+        <w:rPr>
+          <w:rFonts w:ascii="Times New Roman" w:hAnsi="Times New Roman" w:cs="Times New Roman"/>
+        </w:rPr>
+        <w:t>我們也誠實列出限制：cvar在ali家族仍顯著落後</w:t>
+      </w:r>
+      <w:r>
+        <w:rPr>
+          <w:rFonts w:ascii="Times New Roman" w:hAnsi="Times New Roman" w:cs="Times New Roman" w:hint="eastAsia"/>
+        </w:rPr>
+        <w:t xml:space="preserve"> (</w:t>
+      </w:r>
+      <w:r>
+        <w:rPr>
+          <w:rFonts w:ascii="Times New Roman" w:hAnsi="Times New Roman" w:cs="Times New Roman"/>
+        </w:rPr>
+        <w:t>−120.9%</w:t>
+      </w:r>
+      <w:r>
+        <w:rPr>
+          <w:rFonts w:ascii="Times New Roman" w:hAnsi="Times New Roman" w:cs="Times New Roman" w:hint="eastAsia"/>
+        </w:rPr>
+        <w:t>)</w:t>
+      </w:r>
+      <w:r>
+        <w:rPr>
+          <w:rFonts w:ascii="Times New Roman" w:hAnsi="Times New Roman" w:cs="Times New Roman"/>
+        </w:rPr>
+        <w:t>，且把樣本從 5 個種子擴增到 30 個後信賴區間收斂，可以看出整體而言RDSAC在此 1×1 小動作空間下仍未真正贏過已調校良好的score啟發式，cvar 只是在 philly 把差距縮到不顯著。後續方向為改善ali家族、在更大叢集規模上重新評估，以及如下節所示，對每個模型各自調校熵溫度後再做公平對照。</w:t>
+      </w:r>
+    </w:p>
+    <w:p>
+      <w:pPr>
+        <w:spacing w:before="240" w:line="276" w:lineRule="auto"/>
+        <w:jc w:val="both"/>
+        <w:rPr>
+          <w:rFonts w:ascii="Times New Roman" w:hAnsi="Times New Roman" w:cs="Times New Roman"/>
+          <w:b/>
+          <w:bCs/>
+        </w:rPr>
+      </w:pPr>
+      <w:r>
+        <w:rPr>
+          <w:rFonts w:ascii="Times New Roman" w:hAnsi="Times New Roman" w:cs="Times New Roman"/>
+          <w:b/>
+          <w:bCs/>
+        </w:rPr>
+        <w:t xml:space="preserve">5.2.2　三方對照與溫度（α）控制：score / SAC / RDSAC</w:t>
+      </w:r>
+    </w:p>
+    <w:p>
+      <w:pPr>
+        <w:spacing w:line="276" w:lineRule="auto"/>
+        <w:jc w:val="both"/>
+        <w:rPr>
+          <w:rFonts w:ascii="Times New Roman" w:hAnsi="Times New Roman" w:cs="Times New Roman"/>
+        </w:rPr>
+      </w:pPr>
+      <w:r>
+        <w:rPr>
+          <w:rFonts w:ascii="Times New Roman" w:hAnsi="Times New Roman" w:cs="Times New Roman"/>
+        </w:rPr>
+        <w:t xml:space="preserve">　　為了判斷 RDSAC 的分布式／風險機制到底有沒有用，我們加入第三個模型 vanilla 離散 SAC（與 RDSAC 共用同一套網路與訓練配方，僅將分布式 IQN critic 換成一般的 scalar twin-Q critic、且不做風險扭曲；critic 目標依公開實作 Christodoulou 2019 由線上策略 bootstrap）。一開始 SAC 在三個家族都墊底（ΔJCT −76%～−132%），但排查後發現這幾乎全是「共用的自動熵溫度（auto-α）控制器」的假象：該控制器原是依 RDSAC 的回報尺度調的，套到 SAC 身上會讓 α 一路爬到約 2.6、卻把策略壓成次優。於是我們做一組受控對照，把 α 固定在 {0.01, 0.05, 0.20}，其餘配方不變。</w:t>
+      </w:r>
+    </w:p>
+    <w:tbl>
+      <w:tblPr>
+        <w:tblStyle w:val="ad"/>
+        <w:tblW w:w="0" w:type="auto"/>
+        <w:tblLook w:val="04A0" w:firstRow="1" w:lastRow="0" w:firstColumn="1" w:lastColumn="0" w:noHBand="0" w:noVBand="1"/>
+      </w:tblPr>
+      <w:tblGrid>
+        <w:gridCol w:w="1185"/>
+        <w:gridCol w:w="1185"/>
+        <w:gridCol w:w="1185"/>
+        <w:gridCol w:w="1185"/>
+        <w:gridCol w:w="1185"/>
+      </w:tblGrid>
+      <w:tr>
         <w:tc>
           <w:tcPr>
             <w:tcW w:w="1185" w:type="dxa"/>
@@ -9960,17 +6898,17 @@
             </w:pPr>
             <w:r>
               <w:rPr>
-                <w:rFonts w:ascii="Times New Roman" w:hAnsi="Times New Roman" w:cs="Times New Roman" w:hint="eastAsia"/>
+                <w:rFonts w:ascii="Times New Roman" w:hAnsi="Times New Roman" w:cs="Times New Roman"/>
                 <w:b/>
                 <w:bCs/>
               </w:rPr>
-              <w:t>p95</w:t>
-            </w:r>
-          </w:p>
-        </w:tc>
-        <w:tc>
-          <w:tcPr>
-            <w:tcW w:w="1186" w:type="dxa"/>
+              <w:t xml:space="preserve">家族</w:t>
+            </w:r>
+          </w:p>
+        </w:tc>
+        <w:tc>
+          <w:tcPr>
+            <w:tcW w:w="1185" w:type="dxa"/>
             <w:shd w:val="clear" w:color="auto" w:fill="E7E6E6" w:themeFill="background2"/>
             <w:vAlign w:val="center"/>
           </w:tcPr>
@@ -9986,19 +6924,18 @@
             </w:pPr>
             <w:r>
               <w:rPr>
-                <w:rFonts w:ascii="Times New Roman" w:hAnsi="Times New Roman" w:cs="Times New Roman" w:hint="eastAsia"/>
+                <w:rFonts w:ascii="Times New Roman" w:hAnsi="Times New Roman" w:cs="Times New Roman"/>
                 <w:b/>
                 <w:bCs/>
               </w:rPr>
-              <w:t>p99</w:t>
-            </w:r>
-          </w:p>
-        </w:tc>
-      </w:tr>
-      <w:tr>
+              <w:t xml:space="preserve">SAC（auto-α）</w:t>
+            </w:r>
+          </w:p>
+        </w:tc>
         <w:tc>
           <w:tcPr>
             <w:tcW w:w="1185" w:type="dxa"/>
+            <w:shd w:val="clear" w:color="auto" w:fill="E7E6E6" w:themeFill="background2"/>
             <w:vAlign w:val="center"/>
           </w:tcPr>
           <w:p>
@@ -10007,19 +6944,25 @@
               <w:jc w:val="center"/>
               <w:rPr>
                 <w:rFonts w:ascii="Times New Roman" w:hAnsi="Times New Roman" w:cs="Times New Roman"/>
+                <w:b/>
+                <w:bCs/>
               </w:rPr>
             </w:pPr>
             <w:r>
               <w:rPr>
                 <w:rFonts w:ascii="Times New Roman" w:hAnsi="Times New Roman" w:cs="Times New Roman"/>
-              </w:rPr>
-              <w:t>Philly</w:t>
+                <w:b/>
+                <w:bCs/>
+              </w:rPr>
+              <w:t xml:space="preserve">SAC（α=0.01）</w:t>
             </w:r>
           </w:p>
         </w:tc>
         <w:tc>
           <w:tcPr>
             <w:tcW w:w="1185" w:type="dxa"/>
+            <w:shd w:val="clear" w:color="auto" w:fill="E7E6E6" w:themeFill="background2"/>
+            <w:vAlign w:val="center"/>
           </w:tcPr>
           <w:p>
             <w:pPr>
@@ -10027,21 +6970,25 @@
               <w:jc w:val="center"/>
               <w:rPr>
                 <w:rFonts w:ascii="Times New Roman" w:hAnsi="Times New Roman" w:cs="Times New Roman"/>
-                <w:szCs w:val="32"/>
+                <w:b/>
+                <w:bCs/>
               </w:rPr>
             </w:pPr>
             <w:r>
               <w:rPr>
                 <w:rFonts w:ascii="Times New Roman" w:hAnsi="Times New Roman" w:cs="Times New Roman"/>
-                <w:szCs w:val="32"/>
-              </w:rPr>
-              <w:t>2.78</w:t>
+                <w:b/>
+                <w:bCs/>
+              </w:rPr>
+              <w:t xml:space="preserve">SAC（α=0.20）</w:t>
             </w:r>
           </w:p>
         </w:tc>
         <w:tc>
           <w:tcPr>
             <w:tcW w:w="1185" w:type="dxa"/>
+            <w:shd w:val="clear" w:color="auto" w:fill="E7E6E6" w:themeFill="background2"/>
+            <w:vAlign w:val="center"/>
           </w:tcPr>
           <w:p>
             <w:pPr>
@@ -10049,18 +6996,22 @@
               <w:jc w:val="center"/>
               <w:rPr>
                 <w:rFonts w:ascii="Times New Roman" w:hAnsi="Times New Roman" w:cs="Times New Roman"/>
-                <w:szCs w:val="32"/>
+                <w:b/>
+                <w:bCs/>
               </w:rPr>
             </w:pPr>
             <w:r>
               <w:rPr>
                 <w:rFonts w:ascii="Times New Roman" w:hAnsi="Times New Roman" w:cs="Times New Roman"/>
-                <w:szCs w:val="32"/>
-              </w:rPr>
-              <w:t>2.62</w:t>
-            </w:r>
-          </w:p>
-        </w:tc>
+                <w:b/>
+                <w:bCs/>
+              </w:rPr>
+              <w:t xml:space="preserve">RDSAC-cvar</w:t>
+            </w:r>
+          </w:p>
+        </w:tc>
+      </w:tr>
+      <w:tr>
         <w:tc>
           <w:tcPr>
             <w:tcW w:w="1185" w:type="dxa"/>
@@ -10079,7 +7030,7 @@
                 <w:rFonts w:ascii="Times New Roman" w:hAnsi="Times New Roman" w:cs="Times New Roman"/>
                 <w:szCs w:val="32"/>
               </w:rPr>
-              <w:t>-6.2%</w:t>
+              <w:t xml:space="preserve">Philly</w:t>
             </w:r>
           </w:p>
         </w:tc>
@@ -10101,7 +7052,7 @@
                 <w:rFonts w:ascii="Times New Roman" w:hAnsi="Times New Roman" w:cs="Times New Roman"/>
                 <w:szCs w:val="32"/>
               </w:rPr>
-              <w:t>0.777</w:t>
+              <w:t xml:space="preserve">-75.9%</w:t>
             </w:r>
           </w:p>
         </w:tc>
@@ -10123,13 +7074,13 @@
                 <w:rFonts w:ascii="Times New Roman" w:hAnsi="Times New Roman" w:cs="Times New Roman"/>
                 <w:szCs w:val="32"/>
               </w:rPr>
-              <w:t>9.42</w:t>
-            </w:r>
-          </w:p>
-        </w:tc>
-        <w:tc>
-          <w:tcPr>
-            <w:tcW w:w="1186" w:type="dxa"/>
+              <w:t xml:space="preserve">-16.8%</w:t>
+            </w:r>
+          </w:p>
+        </w:tc>
+        <w:tc>
+          <w:tcPr>
+            <w:tcW w:w="1185" w:type="dxa"/>
           </w:tcPr>
           <w:p>
             <w:pPr>
@@ -10145,16 +7096,13 @@
                 <w:rFonts w:ascii="Times New Roman" w:hAnsi="Times New Roman" w:cs="Times New Roman"/>
                 <w:szCs w:val="32"/>
               </w:rPr>
-              <w:t>22.64</w:t>
-            </w:r>
-          </w:p>
-        </w:tc>
-      </w:tr>
-      <w:tr>
+              <w:t xml:space="preserve">+1.5%</w:t>
+            </w:r>
+          </w:p>
+        </w:tc>
         <w:tc>
           <w:tcPr>
             <w:tcW w:w="1185" w:type="dxa"/>
-            <w:vAlign w:val="center"/>
           </w:tcPr>
           <w:p>
             <w:pPr>
@@ -10162,16 +7110,20 @@
               <w:jc w:val="center"/>
               <w:rPr>
                 <w:rFonts w:ascii="Times New Roman" w:hAnsi="Times New Roman" w:cs="Times New Roman"/>
+                <w:szCs w:val="32"/>
               </w:rPr>
             </w:pPr>
             <w:r>
               <w:rPr>
                 <w:rFonts w:ascii="Times New Roman" w:hAnsi="Times New Roman" w:cs="Times New Roman"/>
-              </w:rPr>
-              <w:t>Burst</w:t>
-            </w:r>
-          </w:p>
-        </w:tc>
+                <w:szCs w:val="32"/>
+              </w:rPr>
+              <w:t xml:space="preserve">-24.6%</w:t>
+            </w:r>
+          </w:p>
+        </w:tc>
+      </w:tr>
+      <w:tr>
         <w:tc>
           <w:tcPr>
             <w:tcW w:w="1185" w:type="dxa"/>
@@ -10190,7 +7142,7 @@
                 <w:rFonts w:ascii="Times New Roman" w:hAnsi="Times New Roman" w:cs="Times New Roman"/>
                 <w:szCs w:val="32"/>
               </w:rPr>
-              <w:t>4.32</w:t>
+              <w:t xml:space="preserve">Burst</w:t>
             </w:r>
           </w:p>
         </w:tc>
@@ -10212,7 +7164,7 @@
                 <w:rFonts w:ascii="Times New Roman" w:hAnsi="Times New Roman" w:cs="Times New Roman"/>
                 <w:szCs w:val="32"/>
               </w:rPr>
-              <w:t>3.54</w:t>
+              <w:t xml:space="preserve">-88.2%</w:t>
             </w:r>
           </w:p>
         </w:tc>
@@ -10234,7 +7186,7 @@
                 <w:rFonts w:ascii="Times New Roman" w:hAnsi="Times New Roman" w:cs="Times New Roman"/>
                 <w:szCs w:val="32"/>
               </w:rPr>
-              <w:t>-22.0%</w:t>
+              <w:t xml:space="preserve">+2.2%</w:t>
             </w:r>
           </w:p>
         </w:tc>
@@ -10256,7 +7208,7 @@
                 <w:rFonts w:ascii="Times New Roman" w:hAnsi="Times New Roman" w:cs="Times New Roman"/>
                 <w:szCs w:val="32"/>
               </w:rPr>
-              <w:t>0.604</w:t>
+              <w:t xml:space="preserve">-18.3%</w:t>
             </w:r>
           </w:p>
         </w:tc>
@@ -10278,13 +7230,15 @@
                 <w:rFonts w:ascii="Times New Roman" w:hAnsi="Times New Roman" w:cs="Times New Roman"/>
                 <w:szCs w:val="32"/>
               </w:rPr>
-              <w:t>16.16</w:t>
-            </w:r>
-          </w:p>
-        </w:tc>
-        <w:tc>
-          <w:tcPr>
-            <w:tcW w:w="1186" w:type="dxa"/>
+              <w:t xml:space="preserve">-31.1%</w:t>
+            </w:r>
+          </w:p>
+        </w:tc>
+      </w:tr>
+      <w:tr>
+        <w:tc>
+          <w:tcPr>
+            <w:tcW w:w="1185" w:type="dxa"/>
           </w:tcPr>
           <w:p>
             <w:pPr>
@@ -10300,16 +7254,13 @@
                 <w:rFonts w:ascii="Times New Roman" w:hAnsi="Times New Roman" w:cs="Times New Roman"/>
                 <w:szCs w:val="32"/>
               </w:rPr>
-              <w:t>65.66</w:t>
-            </w:r>
-          </w:p>
-        </w:tc>
-      </w:tr>
-      <w:tr>
+              <w:t xml:space="preserve">ali</w:t>
+            </w:r>
+          </w:p>
+        </w:tc>
         <w:tc>
           <w:tcPr>
             <w:tcW w:w="1185" w:type="dxa"/>
-            <w:vAlign w:val="center"/>
           </w:tcPr>
           <w:p>
             <w:pPr>
@@ -10317,16 +7268,16 @@
               <w:jc w:val="center"/>
               <w:rPr>
                 <w:rFonts w:ascii="Times New Roman" w:hAnsi="Times New Roman" w:cs="Times New Roman"/>
+                <w:szCs w:val="32"/>
               </w:rPr>
             </w:pPr>
-            <w:proofErr w:type="spellStart"/>
-            <w:r>
-              <w:rPr>
-                <w:rFonts w:ascii="Times New Roman" w:hAnsi="Times New Roman" w:cs="Times New Roman"/>
-              </w:rPr>
-              <w:t>ali</w:t>
-            </w:r>
-            <w:proofErr w:type="spellEnd"/>
+            <w:r>
+              <w:rPr>
+                <w:rFonts w:ascii="Times New Roman" w:hAnsi="Times New Roman" w:cs="Times New Roman"/>
+                <w:szCs w:val="32"/>
+              </w:rPr>
+              <w:t xml:space="preserve">-132.4%</w:t>
+            </w:r>
           </w:p>
         </w:tc>
         <w:tc>
@@ -10347,7 +7298,7 @@
                 <w:rFonts w:ascii="Times New Roman" w:hAnsi="Times New Roman" w:cs="Times New Roman"/>
                 <w:szCs w:val="32"/>
               </w:rPr>
-              <w:t>2.30</w:t>
+              <w:t xml:space="preserve">-23.8%</w:t>
             </w:r>
           </w:p>
         </w:tc>
@@ -10369,7 +7320,7 @@
                 <w:rFonts w:ascii="Times New Roman" w:hAnsi="Times New Roman" w:cs="Times New Roman"/>
                 <w:szCs w:val="32"/>
               </w:rPr>
-              <w:t>1.38</w:t>
+              <w:t xml:space="preserve">-22.6%</w:t>
             </w:r>
           </w:p>
         </w:tc>
@@ -10391,73 +7342,7 @@
                 <w:rFonts w:ascii="Times New Roman" w:hAnsi="Times New Roman" w:cs="Times New Roman"/>
                 <w:szCs w:val="32"/>
               </w:rPr>
-              <w:t>-66.4%</w:t>
-            </w:r>
-          </w:p>
-        </w:tc>
-        <w:tc>
-          <w:tcPr>
-            <w:tcW w:w="1185" w:type="dxa"/>
-          </w:tcPr>
-          <w:p>
-            <w:pPr>
-              <w:spacing w:line="276" w:lineRule="auto"/>
-              <w:jc w:val="center"/>
-              <w:rPr>
-                <w:rFonts w:ascii="Times New Roman" w:hAnsi="Times New Roman" w:cs="Times New Roman"/>
-                <w:szCs w:val="32"/>
-              </w:rPr>
-            </w:pPr>
-            <w:r>
-              <w:rPr>
-                <w:rFonts w:ascii="Times New Roman" w:hAnsi="Times New Roman" w:cs="Times New Roman"/>
-                <w:szCs w:val="32"/>
-              </w:rPr>
-              <w:t>0.015*</w:t>
-            </w:r>
-          </w:p>
-        </w:tc>
-        <w:tc>
-          <w:tcPr>
-            <w:tcW w:w="1185" w:type="dxa"/>
-          </w:tcPr>
-          <w:p>
-            <w:pPr>
-              <w:spacing w:line="276" w:lineRule="auto"/>
-              <w:jc w:val="center"/>
-              <w:rPr>
-                <w:rFonts w:ascii="Times New Roman" w:hAnsi="Times New Roman" w:cs="Times New Roman"/>
-                <w:szCs w:val="32"/>
-              </w:rPr>
-            </w:pPr>
-            <w:r>
-              <w:rPr>
-                <w:rFonts w:ascii="Times New Roman" w:hAnsi="Times New Roman" w:cs="Times New Roman"/>
-                <w:szCs w:val="32"/>
-              </w:rPr>
-              <w:t>7.14</w:t>
-            </w:r>
-          </w:p>
-        </w:tc>
-        <w:tc>
-          <w:tcPr>
-            <w:tcW w:w="1186" w:type="dxa"/>
-          </w:tcPr>
-          <w:p>
-            <w:pPr>
-              <w:spacing w:line="276" w:lineRule="auto"/>
-              <w:jc w:val="center"/>
-              <w:rPr>
-                <w:rFonts w:ascii="Times New Roman" w:hAnsi="Times New Roman" w:cs="Times New Roman"/>
-                <w:szCs w:val="32"/>
-              </w:rPr>
-            </w:pPr>
-            <w:r>
-              <w:rPr>
-                <w:rFonts w:ascii="Times New Roman" w:hAnsi="Times New Roman" w:cs="Times New Roman"/>
-                <w:szCs w:val="32"/>
-              </w:rPr>
-              <w:t>18.43</w:t>
+              <w:t xml:space="preserve">-120.9%</w:t>
             </w:r>
           </w:p>
         </w:tc>
@@ -10475,67 +7360,12 @@
         <w:rPr>
           <w:rFonts w:ascii="Times New Roman" w:hAnsi="Times New Roman" w:cs="Times New Roman"/>
         </w:rPr>
-        <w:t>【表</w:t>
-      </w:r>
-      <w:r>
-        <w:rPr>
-          <w:rFonts w:ascii="Times New Roman" w:hAnsi="Times New Roman" w:cs="Times New Roman"/>
-        </w:rPr>
-        <w:t>3</w:t>
-      </w:r>
-      <w:r>
-        <w:rPr>
-          <w:rFonts w:ascii="Times New Roman" w:hAnsi="Times New Roman" w:cs="Times New Roman"/>
-        </w:rPr>
-        <w:t>】</w:t>
-      </w:r>
-      <w:r>
-        <w:rPr>
-          <w:rFonts w:ascii="Times New Roman" w:hAnsi="Times New Roman" w:cs="Times New Roman"/>
-        </w:rPr>
-        <w:t>RDSAC</w:t>
-      </w:r>
-      <w:r>
-        <w:rPr>
-          <w:rFonts w:ascii="Times New Roman" w:hAnsi="Times New Roman" w:cs="Times New Roman"/>
-        </w:rPr>
-        <w:t>（</w:t>
-      </w:r>
-      <w:proofErr w:type="spellStart"/>
-      <w:r>
-        <w:rPr>
-          <w:rFonts w:ascii="Times New Roman" w:hAnsi="Times New Roman" w:cs="Times New Roman"/>
-        </w:rPr>
-        <w:t>cvar</w:t>
-      </w:r>
-      <w:proofErr w:type="spellEnd"/>
-      <w:r>
-        <w:rPr>
-          <w:rFonts w:ascii="Times New Roman" w:hAnsi="Times New Roman" w:cs="Times New Roman"/>
-        </w:rPr>
-        <w:t>，</w:t>
-      </w:r>
-      <w:r>
-        <w:rPr>
-          <w:rFonts w:ascii="Times New Roman" w:hAnsi="Times New Roman" w:cs="Times New Roman"/>
-        </w:rPr>
-        <w:t>β=0.25</w:t>
-      </w:r>
-      <w:r>
-        <w:rPr>
-          <w:rFonts w:ascii="Times New Roman" w:hAnsi="Times New Roman" w:cs="Times New Roman"/>
-        </w:rPr>
-        <w:t>，風險敏感）模擬評估結果</w:t>
-      </w:r>
-    </w:p>
-    <w:p>
-      <w:pPr>
-        <w:spacing w:before="120"/>
-      </w:pPr>
-    </w:p>
-    <w:p>
-      <w:pPr>
-        <w:spacing w:before="120" w:line="276" w:lineRule="auto"/>
+        <w:t xml:space="preserve">【表4】三方對照：vanilla SAC 在不同溫度（α）策略下相對 score 的 ΔJCT%（30 種子；負值代表較慢、較差）</w:t>
+      </w:r>
+    </w:p>
+    <w:p>
+      <w:pPr>
+        <w:spacing w:line="276" w:lineRule="auto"/>
         <w:jc w:val="both"/>
         <w:rPr>
           <w:rFonts w:ascii="Times New Roman" w:hAnsi="Times New Roman" w:cs="Times New Roman"/>
@@ -10543,394 +7373,9 @@
       </w:pPr>
       <w:r>
         <w:rPr>
-          <w:rFonts w:ascii="Times New Roman" w:hAnsi="Times New Roman" w:cs="Times New Roman" w:hint="eastAsia"/>
-        </w:rPr>
-        <w:t xml:space="preserve">　　</w:t>
-      </w:r>
-      <w:r>
-        <w:rPr>
-          <w:rFonts w:ascii="Times New Roman" w:hAnsi="Times New Roman" w:cs="Times New Roman"/>
-        </w:rPr>
-        <w:t>由表</w:t>
-      </w:r>
-      <w:r>
-        <w:rPr>
-          <w:rFonts w:ascii="Times New Roman" w:hAnsi="Times New Roman" w:cs="Times New Roman"/>
-        </w:rPr>
-        <w:t xml:space="preserve"> 2</w:t>
-      </w:r>
-      <w:r>
-        <w:rPr>
-          <w:rFonts w:ascii="Times New Roman" w:hAnsi="Times New Roman" w:cs="Times New Roman"/>
-        </w:rPr>
-        <w:t>與表</w:t>
-      </w:r>
-      <w:r>
-        <w:rPr>
-          <w:rFonts w:ascii="Times New Roman" w:hAnsi="Times New Roman" w:cs="Times New Roman"/>
-        </w:rPr>
-        <w:t xml:space="preserve"> 3</w:t>
-      </w:r>
-      <w:r>
-        <w:rPr>
-          <w:rFonts w:ascii="Times New Roman" w:hAnsi="Times New Roman" w:cs="Times New Roman"/>
-        </w:rPr>
-        <w:t>可見一個清楚且關鍵的對照：在完全相同的訓練配置下，風險敏感的</w:t>
-      </w:r>
-      <w:proofErr w:type="spellStart"/>
-      <w:r>
-        <w:rPr>
-          <w:rFonts w:ascii="Times New Roman" w:hAnsi="Times New Roman" w:cs="Times New Roman"/>
-        </w:rPr>
-        <w:t>cvar</w:t>
-      </w:r>
-      <w:proofErr w:type="spellEnd"/>
-      <w:r>
-        <w:rPr>
-          <w:rFonts w:ascii="Times New Roman" w:hAnsi="Times New Roman" w:cs="Times New Roman"/>
-        </w:rPr>
-        <w:t>明顯優於風險中立的</w:t>
-      </w:r>
-      <w:r>
-        <w:rPr>
-          <w:rFonts w:ascii="Times New Roman" w:hAnsi="Times New Roman" w:cs="Times New Roman"/>
-        </w:rPr>
-        <w:t>mean</w:t>
-      </w:r>
-      <w:r>
-        <w:rPr>
-          <w:rFonts w:ascii="Times New Roman" w:hAnsi="Times New Roman" w:cs="Times New Roman"/>
-        </w:rPr>
-        <w:t>。</w:t>
-      </w:r>
-      <w:r>
-        <w:rPr>
-          <w:rFonts w:ascii="Times New Roman" w:hAnsi="Times New Roman" w:cs="Times New Roman"/>
-        </w:rPr>
-        <w:t>mean</w:t>
-      </w:r>
-      <w:r>
-        <w:rPr>
-          <w:rFonts w:ascii="Times New Roman" w:hAnsi="Times New Roman" w:cs="Times New Roman"/>
-        </w:rPr>
-        <w:t>變體在三個家族都顯著落後</w:t>
-      </w:r>
-      <w:r>
-        <w:rPr>
-          <w:rFonts w:ascii="Times New Roman" w:hAnsi="Times New Roman" w:cs="Times New Roman"/>
-        </w:rPr>
-        <w:t xml:space="preserve"> score</w:t>
-      </w:r>
-      <w:r>
-        <w:rPr>
-          <w:rFonts w:ascii="Times New Roman" w:hAnsi="Times New Roman" w:cs="Times New Roman"/>
-        </w:rPr>
-        <w:t>；</w:t>
-      </w:r>
-      <w:proofErr w:type="spellStart"/>
-      <w:r>
-        <w:rPr>
-          <w:rFonts w:ascii="Times New Roman" w:hAnsi="Times New Roman" w:cs="Times New Roman"/>
-        </w:rPr>
-        <w:t>cvar</w:t>
-      </w:r>
-      <w:proofErr w:type="spellEnd"/>
-      <w:r>
-        <w:rPr>
-          <w:rFonts w:ascii="Times New Roman" w:hAnsi="Times New Roman" w:cs="Times New Roman"/>
-        </w:rPr>
-        <w:t>則把</w:t>
-      </w:r>
-      <w:r>
-        <w:rPr>
-          <w:rFonts w:ascii="Times New Roman" w:hAnsi="Times New Roman" w:cs="Times New Roman"/>
-        </w:rPr>
-        <w:t xml:space="preserve"> </w:t>
-      </w:r>
-      <w:proofErr w:type="spellStart"/>
-      <w:r>
-        <w:rPr>
-          <w:rFonts w:ascii="Times New Roman" w:hAnsi="Times New Roman" w:cs="Times New Roman"/>
-        </w:rPr>
-        <w:t>philly</w:t>
-      </w:r>
-      <w:proofErr w:type="spellEnd"/>
-      <w:r>
-        <w:rPr>
-          <w:rFonts w:ascii="Times New Roman" w:hAnsi="Times New Roman" w:cs="Times New Roman"/>
-        </w:rPr>
-        <w:t xml:space="preserve"> </w:t>
-      </w:r>
-      <w:r>
-        <w:rPr>
-          <w:rFonts w:ascii="Times New Roman" w:hAnsi="Times New Roman" w:cs="Times New Roman"/>
-        </w:rPr>
-        <w:t>拉到與強啟發式</w:t>
-      </w:r>
-      <w:r>
-        <w:rPr>
-          <w:rFonts w:ascii="Times New Roman" w:hAnsi="Times New Roman" w:cs="Times New Roman"/>
-        </w:rPr>
-        <w:t>score</w:t>
-      </w:r>
-      <w:r>
-        <w:rPr>
-          <w:rFonts w:ascii="Times New Roman" w:hAnsi="Times New Roman" w:cs="Times New Roman"/>
-        </w:rPr>
-        <w:t>統計打平，尾部</w:t>
-      </w:r>
-      <w:r>
-        <w:rPr>
-          <w:rFonts w:ascii="Times New Roman" w:hAnsi="Times New Roman" w:cs="Times New Roman"/>
-        </w:rPr>
-        <w:t>p95</w:t>
-      </w:r>
-      <w:r>
-        <w:rPr>
-          <w:rFonts w:ascii="Times New Roman" w:hAnsi="Times New Roman" w:cs="Times New Roman"/>
-        </w:rPr>
-        <w:t>也</w:t>
-      </w:r>
-      <w:proofErr w:type="gramStart"/>
-      <w:r>
-        <w:rPr>
-          <w:rFonts w:ascii="Times New Roman" w:hAnsi="Times New Roman" w:cs="Times New Roman"/>
-        </w:rPr>
-        <w:t>大致砍半</w:t>
-      </w:r>
-      <w:proofErr w:type="gramEnd"/>
-      <w:r>
-        <w:rPr>
-          <w:rFonts w:ascii="Times New Roman" w:hAnsi="Times New Roman" w:cs="Times New Roman"/>
-        </w:rPr>
-        <w:t>。這驗證了採用風險敏感</w:t>
-      </w:r>
-      <w:r>
-        <w:rPr>
-          <w:rFonts w:ascii="Times New Roman" w:hAnsi="Times New Roman" w:cs="Times New Roman"/>
-        </w:rPr>
-        <w:t>DSAC</w:t>
-      </w:r>
-      <w:r>
-        <w:rPr>
-          <w:rFonts w:ascii="Times New Roman" w:hAnsi="Times New Roman" w:cs="Times New Roman"/>
-        </w:rPr>
-        <w:t>的設計選擇：對共享</w:t>
-      </w:r>
-      <w:r>
-        <w:rPr>
-          <w:rFonts w:ascii="Times New Roman" w:hAnsi="Times New Roman" w:cs="Times New Roman"/>
-        </w:rPr>
-        <w:t xml:space="preserve"> GPU </w:t>
-      </w:r>
-      <w:r>
-        <w:rPr>
-          <w:rFonts w:ascii="Times New Roman" w:hAnsi="Times New Roman" w:cs="Times New Roman"/>
-        </w:rPr>
-        <w:t>平台而言，控制長尾延遲比追求平均最優更有價值。</w:t>
-      </w:r>
-    </w:p>
-    <w:p>
-      <w:pPr>
-        <w:spacing w:line="276" w:lineRule="auto"/>
-        <w:jc w:val="both"/>
-        <w:rPr>
-          <w:rFonts w:ascii="Times New Roman" w:hAnsi="Times New Roman" w:cs="Times New Roman"/>
-        </w:rPr>
-      </w:pPr>
-      <w:r>
-        <w:rPr>
-          <w:rFonts w:ascii="Times New Roman" w:hAnsi="Times New Roman" w:cs="Times New Roman" w:hint="eastAsia"/>
-        </w:rPr>
-        <w:t xml:space="preserve">　　</w:t>
-      </w:r>
-      <w:r>
-        <w:rPr>
-          <w:rFonts w:ascii="Times New Roman" w:hAnsi="Times New Roman" w:cs="Times New Roman"/>
-        </w:rPr>
-        <w:t>我們也誠實列出限制：</w:t>
-      </w:r>
-      <w:proofErr w:type="spellStart"/>
-      <w:r>
-        <w:rPr>
-          <w:rFonts w:ascii="Times New Roman" w:hAnsi="Times New Roman" w:cs="Times New Roman"/>
-        </w:rPr>
-        <w:t>cvar</w:t>
-      </w:r>
-      <w:proofErr w:type="spellEnd"/>
-      <w:r>
-        <w:rPr>
-          <w:rFonts w:ascii="Times New Roman" w:hAnsi="Times New Roman" w:cs="Times New Roman"/>
-        </w:rPr>
-        <w:t>在</w:t>
-      </w:r>
-      <w:proofErr w:type="spellStart"/>
-      <w:r>
-        <w:rPr>
-          <w:rFonts w:ascii="Times New Roman" w:hAnsi="Times New Roman" w:cs="Times New Roman"/>
-        </w:rPr>
-        <w:t>ali</w:t>
-      </w:r>
-      <w:proofErr w:type="spellEnd"/>
-      <w:r>
-        <w:rPr>
-          <w:rFonts w:ascii="Times New Roman" w:hAnsi="Times New Roman" w:cs="Times New Roman"/>
-        </w:rPr>
-        <w:t>家族仍顯著落後</w:t>
-      </w:r>
-      <w:r>
-        <w:rPr>
-          <w:rFonts w:ascii="Times New Roman" w:hAnsi="Times New Roman" w:cs="Times New Roman" w:hint="eastAsia"/>
-        </w:rPr>
-        <w:t xml:space="preserve"> (</w:t>
-      </w:r>
-      <w:r>
-        <w:rPr>
-          <w:rFonts w:ascii="Times New Roman" w:hAnsi="Times New Roman" w:cs="Times New Roman"/>
-        </w:rPr>
-        <w:t>−66.4%</w:t>
-      </w:r>
-      <w:r>
-        <w:rPr>
-          <w:rFonts w:ascii="Times New Roman" w:hAnsi="Times New Roman" w:cs="Times New Roman" w:hint="eastAsia"/>
-        </w:rPr>
-        <w:t>)</w:t>
-      </w:r>
-      <w:r>
-        <w:rPr>
-          <w:rFonts w:ascii="Times New Roman" w:hAnsi="Times New Roman" w:cs="Times New Roman"/>
-        </w:rPr>
-        <w:t>，且</w:t>
-      </w:r>
-      <w:r>
-        <w:rPr>
-          <w:rFonts w:ascii="Times New Roman" w:hAnsi="Times New Roman" w:cs="Times New Roman"/>
-        </w:rPr>
-        <w:t xml:space="preserve"> burst </w:t>
-      </w:r>
-      <w:r>
-        <w:rPr>
-          <w:rFonts w:ascii="Times New Roman" w:hAnsi="Times New Roman" w:cs="Times New Roman"/>
-        </w:rPr>
-        <w:t>的</w:t>
-      </w:r>
-      <w:r>
-        <w:rPr>
-          <w:rFonts w:ascii="Times New Roman" w:hAnsi="Times New Roman" w:cs="Times New Roman"/>
-        </w:rPr>
-        <w:t xml:space="preserve"> p99 </w:t>
-      </w:r>
-      <w:r>
-        <w:rPr>
-          <w:rFonts w:ascii="Times New Roman" w:hAnsi="Times New Roman" w:cs="Times New Roman"/>
-        </w:rPr>
-        <w:t>反而比</w:t>
-      </w:r>
-      <w:r>
-        <w:rPr>
-          <w:rFonts w:ascii="Times New Roman" w:hAnsi="Times New Roman" w:cs="Times New Roman"/>
-        </w:rPr>
-        <w:t>mean</w:t>
-      </w:r>
-      <w:r>
-        <w:rPr>
-          <w:rFonts w:ascii="Times New Roman" w:hAnsi="Times New Roman" w:cs="Times New Roman"/>
-        </w:rPr>
-        <w:t>差（單一壞種子拉高最尾端），代表</w:t>
-      </w:r>
-      <w:r>
-        <w:rPr>
-          <w:rFonts w:ascii="Times New Roman" w:hAnsi="Times New Roman" w:cs="Times New Roman"/>
-        </w:rPr>
-        <w:t>CVaR</w:t>
-      </w:r>
-      <w:r>
-        <w:rPr>
-          <w:rFonts w:ascii="Times New Roman" w:hAnsi="Times New Roman" w:cs="Times New Roman"/>
-        </w:rPr>
-        <w:t>對「平均尾部」有效，但未必能壓住最極端的離群；整體而言</w:t>
-      </w:r>
-      <w:r>
-        <w:rPr>
-          <w:rFonts w:ascii="Times New Roman" w:hAnsi="Times New Roman" w:cs="Times New Roman"/>
-        </w:rPr>
-        <w:t>RDSAC</w:t>
-      </w:r>
-      <w:r>
-        <w:rPr>
-          <w:rFonts w:ascii="Times New Roman" w:hAnsi="Times New Roman" w:cs="Times New Roman"/>
-        </w:rPr>
-        <w:t>在此</w:t>
-      </w:r>
-      <w:r>
-        <w:rPr>
-          <w:rFonts w:ascii="Times New Roman" w:hAnsi="Times New Roman" w:cs="Times New Roman"/>
-        </w:rPr>
-        <w:t xml:space="preserve"> 1×1 </w:t>
-      </w:r>
-      <w:r>
-        <w:rPr>
-          <w:rFonts w:ascii="Times New Roman" w:hAnsi="Times New Roman" w:cs="Times New Roman"/>
-        </w:rPr>
-        <w:t>小動作空間下仍未真正贏過已調校良好的</w:t>
-      </w:r>
-      <w:r>
-        <w:rPr>
-          <w:rFonts w:ascii="Times New Roman" w:hAnsi="Times New Roman" w:cs="Times New Roman"/>
-        </w:rPr>
-        <w:t>score</w:t>
-      </w:r>
-      <w:r>
-        <w:rPr>
-          <w:rFonts w:ascii="Times New Roman" w:hAnsi="Times New Roman" w:cs="Times New Roman"/>
-        </w:rPr>
-        <w:t>啟發式，只是把差距縮到不顯著。後續方向為穩定</w:t>
-      </w:r>
-      <w:r>
-        <w:rPr>
-          <w:rFonts w:ascii="Times New Roman" w:hAnsi="Times New Roman" w:cs="Times New Roman"/>
-        </w:rPr>
-        <w:t xml:space="preserve"> mean</w:t>
-      </w:r>
-      <w:r>
-        <w:rPr>
-          <w:rFonts w:ascii="Times New Roman" w:hAnsi="Times New Roman" w:cs="Times New Roman"/>
-        </w:rPr>
-        <w:t>變體訓練、改善</w:t>
-      </w:r>
-      <w:proofErr w:type="spellStart"/>
-      <w:r>
-        <w:rPr>
-          <w:rFonts w:ascii="Times New Roman" w:hAnsi="Times New Roman" w:cs="Times New Roman"/>
-        </w:rPr>
-        <w:t>ali</w:t>
-      </w:r>
-      <w:proofErr w:type="spellEnd"/>
-      <w:r>
-        <w:rPr>
-          <w:rFonts w:ascii="Times New Roman" w:hAnsi="Times New Roman" w:cs="Times New Roman"/>
-        </w:rPr>
-        <w:t>與</w:t>
-      </w:r>
-      <w:r>
-        <w:rPr>
-          <w:rFonts w:ascii="Times New Roman" w:hAnsi="Times New Roman" w:cs="Times New Roman"/>
-        </w:rPr>
-        <w:t>burst</w:t>
-      </w:r>
-      <w:proofErr w:type="gramStart"/>
-      <w:r>
-        <w:rPr>
-          <w:rFonts w:ascii="Times New Roman" w:hAnsi="Times New Roman" w:cs="Times New Roman"/>
-        </w:rPr>
-        <w:t>最</w:t>
-      </w:r>
-      <w:proofErr w:type="gramEnd"/>
-      <w:r>
-        <w:rPr>
-          <w:rFonts w:ascii="Times New Roman" w:hAnsi="Times New Roman" w:cs="Times New Roman"/>
-        </w:rPr>
-        <w:t>尾端，以及在更大叢集規模上重新評估。</w:t>
+          <w:rFonts w:ascii="Times New Roman" w:hAnsi="Times New Roman" w:cs="Times New Roman"/>
+        </w:rPr>
+        <w:t xml:space="preserve">　　結果很清楚：只要把 α 固定，SAC 就從墊底回到競爭力——α=0.01 與 α=0.20 在三個家族都與 RDSAC-cvar 打平甚至更好（例如 burst α=0.01 為 +2.2%、philly α=0.20 為 +1.5%）。換句話說，先前「SAC 最差、所以分布式／風險機制有用」的結論被高估了：SAC 的崩潰主因是自動溫度控制器失穩，而非 scalar critic 本身。在每個模型各自有穩定溫度後，IQN 分布式 critic 加風險扭曲在此 1×1 小動作空間下的淨增益其實很小。誠實限制：fixed-α 各值之間的細排名來自單一訓練種子，方向（任何固定 α 都遠優於 auto-α）穩健、細排名則不穩；且在 live 1×1 環境下三個模型仍打平，因為每個學習模型都有約 90–100% 的提交選擇 abstain 並安全回退到 score。</w:t>
       </w:r>
     </w:p>
     <w:p>
@@ -10946,13 +7391,7 @@
         <w:rPr>
           <w:rFonts w:ascii="Times New Roman" w:hAnsi="Times New Roman" w:cs="Times New Roman"/>
         </w:rPr>
-        <w:t>5.3</w:t>
-      </w:r>
-      <w:r>
-        <w:rPr>
-          <w:rFonts w:ascii="Times New Roman" w:hAnsi="Times New Roman" w:cs="Times New Roman"/>
-        </w:rPr>
-        <w:t xml:space="preserve">　結論與建議</w:t>
+        <w:t>5.3　結論與建議</w:t>
       </w:r>
       <w:bookmarkEnd w:id="26"/>
     </w:p>
@@ -11049,19 +7488,7 @@
           <w:rFonts w:ascii="Times New Roman" w:hAnsi="Times New Roman" w:cs="Times New Roman"/>
         </w:rPr>
         <w:lastRenderedPageBreak/>
-        <w:t>讓模擬環境更接近真實系統，降低</w:t>
-      </w:r>
-      <w:r>
-        <w:rPr>
-          <w:rFonts w:ascii="Times New Roman" w:hAnsi="Times New Roman" w:cs="Times New Roman"/>
-        </w:rPr>
-        <w:t>sim-to-real</w:t>
-      </w:r>
-      <w:r>
-        <w:rPr>
-          <w:rFonts w:ascii="Times New Roman" w:hAnsi="Times New Roman" w:cs="Times New Roman"/>
-        </w:rPr>
-        <w:t>落差。</w:t>
+        <w:t>讓模擬環境更接近真實系統，降低sim-to-real落差。</w:t>
       </w:r>
     </w:p>
     <w:p>
@@ -11157,13 +7584,7 @@
         <w:rPr>
           <w:rFonts w:ascii="Times New Roman" w:hAnsi="Times New Roman" w:cs="Times New Roman"/>
         </w:rPr>
-        <w:t>5.4</w:t>
-      </w:r>
-      <w:r>
-        <w:rPr>
-          <w:rFonts w:ascii="Times New Roman" w:hAnsi="Times New Roman" w:cs="Times New Roman"/>
-        </w:rPr>
-        <w:t xml:space="preserve">　執行計畫過程遇到之困難與阻礙</w:t>
+        <w:t>5.4　執行計畫過程遇到之困難與阻礙</w:t>
       </w:r>
       <w:bookmarkEnd w:id="27"/>
     </w:p>
@@ -11180,13 +7601,7 @@
         <w:rPr>
           <w:rFonts w:ascii="Times New Roman" w:hAnsi="Times New Roman" w:cs="Times New Roman"/>
         </w:rPr>
-        <w:t>5.4.1</w:t>
-      </w:r>
-      <w:r>
-        <w:rPr>
-          <w:rFonts w:ascii="Times New Roman" w:hAnsi="Times New Roman" w:cs="Times New Roman"/>
-        </w:rPr>
-        <w:t xml:space="preserve">　節點回收後狀態不一致</w:t>
+        <w:t>5.4.1　節點回收後狀態不一致</w:t>
       </w:r>
       <w:bookmarkEnd w:id="28"/>
     </w:p>
@@ -11202,19 +7617,7 @@
         <w:rPr>
           <w:rFonts w:ascii="Times New Roman" w:hAnsi="Times New Roman" w:cs="Times New Roman"/>
         </w:rPr>
-        <w:t>在先前測試中，當</w:t>
-      </w:r>
-      <w:r>
-        <w:rPr>
-          <w:rFonts w:ascii="Times New Roman" w:hAnsi="Times New Roman" w:cs="Times New Roman"/>
-        </w:rPr>
-        <w:t xml:space="preserve"> GPU </w:t>
-      </w:r>
-      <w:r>
-        <w:rPr>
-          <w:rFonts w:ascii="Times New Roman" w:hAnsi="Times New Roman" w:cs="Times New Roman"/>
-        </w:rPr>
-        <w:t>節點因暫時沒有工作而被回收後，系統有時無法正確辨識它已離線，導致後續工作啟動時出現狀態不同步的問題。目前已完成修正，讓系統在節點回收與重新啟動時，能先更新狀態，再重新接受新工作。</w:t>
+        <w:t>在先前測試中，當 GPU 節點因暫時沒有工作而被回收後，系統有時無法正確辨識它已離線，導致後續工作啟動時出現狀態不同步的問題。目前已完成修正，讓系統在節點回收與重新啟動時，能先更新狀態，再重新接受新工作。</w:t>
       </w:r>
     </w:p>
     <w:p/>
@@ -11249,13 +7652,7 @@
         <w:rPr>
           <w:rFonts w:ascii="Times New Roman" w:hAnsi="Times New Roman" w:cs="Times New Roman"/>
         </w:rPr>
-        <w:t>5.4.2</w:t>
-      </w:r>
-      <w:r>
-        <w:rPr>
-          <w:rFonts w:ascii="Times New Roman" w:hAnsi="Times New Roman" w:cs="Times New Roman"/>
-        </w:rPr>
-        <w:t xml:space="preserve">　智慧模型效果尚未超越基本規則</w:t>
+        <w:t>5.4.2　智慧模型效果尚未超越基本規則</w:t>
       </w:r>
       <w:bookmarkEnd w:id="29"/>
     </w:p>
@@ -11271,31 +7668,7 @@
         <w:rPr>
           <w:rFonts w:ascii="Times New Roman" w:hAnsi="Times New Roman" w:cs="Times New Roman"/>
         </w:rPr>
-        <w:t>目前在模擬環境下的效能比較結果顯示，早期以平均值為主的模型尚未穩定超越基本排程規則。因此後續模型方向改為</w:t>
-      </w:r>
-      <w:r>
-        <w:rPr>
-          <w:rFonts w:ascii="Times New Roman" w:hAnsi="Times New Roman" w:cs="Times New Roman"/>
-        </w:rPr>
-        <w:t xml:space="preserve"> Distributional SAC</w:t>
-      </w:r>
-      <w:r>
-        <w:rPr>
-          <w:rFonts w:ascii="Times New Roman" w:hAnsi="Times New Roman" w:cs="Times New Roman"/>
-        </w:rPr>
-        <w:t>，讓模型學習每個決策可能造成的結果分布，並加入風險敏感判斷，更符合真實共享</w:t>
-      </w:r>
-      <w:r>
-        <w:rPr>
-          <w:rFonts w:ascii="Times New Roman" w:hAnsi="Times New Roman" w:cs="Times New Roman"/>
-        </w:rPr>
-        <w:t>GPU</w:t>
-      </w:r>
-      <w:r>
-        <w:rPr>
-          <w:rFonts w:ascii="Times New Roman" w:hAnsi="Times New Roman" w:cs="Times New Roman"/>
-        </w:rPr>
-        <w:t>平台的需求。</w:t>
+        <w:t>目前在模擬環境下的效能比較結果顯示，早期以平均值為主的模型尚未穩定超越基本排程規則。因此後續模型方向改為 Distributional SAC，讓模型學習每個決策可能造成的結果分布，並加入風險敏感判斷，更符合真實共享GPU平台的需求。</w:t>
       </w:r>
     </w:p>
     <w:p/>
@@ -11350,7 +7723,21 @@
         <w:rPr>
           <w:rFonts w:ascii="Times New Roman" w:eastAsia="Times New Roman" w:hAnsi="Times New Roman" w:cs="Times New Roman"/>
         </w:rPr>
-        <w:t xml:space="preserve">Slurm Workload Manager Documentation. </w:t>
+        <w:t xml:space="preserve">SchedMD. (n.d.). </w:t>
+      </w:r>
+      <w:r>
+        <w:rPr>
+          <w:rFonts w:ascii="Times New Roman" w:eastAsia="Times New Roman" w:hAnsi="Times New Roman" w:cs="Times New Roman"/>
+          <w:i/>
+          <w:iCs/>
+        </w:rPr>
+        <w:t xml:space="preserve">Slurm workload manager documentation</w:t>
+      </w:r>
+      <w:r>
+        <w:rPr>
+          <w:rFonts w:ascii="Times New Roman" w:eastAsia="Times New Roman" w:hAnsi="Times New Roman" w:cs="Times New Roman"/>
+        </w:rPr>
+        <w:t xml:space="preserve">. </w:t>
       </w:r>
       <w:hyperlink r:id="rId11" w:history="1">
         <w:r>
@@ -11378,7 +7765,21 @@
         <w:rPr>
           <w:rFonts w:ascii="Times New Roman" w:eastAsia="Times New Roman" w:hAnsi="Times New Roman" w:cs="Times New Roman"/>
         </w:rPr>
-        <w:t xml:space="preserve">Slurm Plugin API. </w:t>
+        <w:t xml:space="preserve">SchedMD. (n.d.). </w:t>
+      </w:r>
+      <w:r>
+        <w:rPr>
+          <w:rFonts w:ascii="Times New Roman" w:eastAsia="Times New Roman" w:hAnsi="Times New Roman" w:cs="Times New Roman"/>
+          <w:i/>
+          <w:iCs/>
+        </w:rPr>
+        <w:t xml:space="preserve">Slurm plugin API</w:t>
+      </w:r>
+      <w:r>
+        <w:rPr>
+          <w:rFonts w:ascii="Times New Roman" w:eastAsia="Times New Roman" w:hAnsi="Times New Roman" w:cs="Times New Roman"/>
+        </w:rPr>
+        <w:t xml:space="preserve">. </w:t>
       </w:r>
       <w:hyperlink r:id="rId12" w:history="1">
         <w:r>
@@ -11406,7 +7807,21 @@
         <w:rPr>
           <w:rFonts w:ascii="Times New Roman" w:eastAsia="Times New Roman" w:hAnsi="Times New Roman" w:cs="Times New Roman"/>
         </w:rPr>
-        <w:t xml:space="preserve">Kubernetes Documentation. </w:t>
+        <w:t xml:space="preserve">The Kubernetes Authors. (n.d.). </w:t>
+      </w:r>
+      <w:r>
+        <w:rPr>
+          <w:rFonts w:ascii="Times New Roman" w:eastAsia="Times New Roman" w:hAnsi="Times New Roman" w:cs="Times New Roman"/>
+          <w:i/>
+          <w:iCs/>
+        </w:rPr>
+        <w:t xml:space="preserve">Kubernetes documentation</w:t>
+      </w:r>
+      <w:r>
+        <w:rPr>
+          <w:rFonts w:ascii="Times New Roman" w:eastAsia="Times New Roman" w:hAnsi="Times New Roman" w:cs="Times New Roman"/>
+        </w:rPr>
+        <w:t xml:space="preserve">. </w:t>
       </w:r>
       <w:hyperlink r:id="rId13" w:history="1">
         <w:r>
@@ -11434,7 +7849,21 @@
         <w:rPr>
           <w:rFonts w:ascii="Times New Roman" w:eastAsia="Times New Roman" w:hAnsi="Times New Roman" w:cs="Times New Roman"/>
         </w:rPr>
-        <w:t xml:space="preserve">Kubernetes Operator Pythonic Framework (Kopf). </w:t>
+        <w:t xml:space="preserve">Nolar. (n.d.). </w:t>
+      </w:r>
+      <w:r>
+        <w:rPr>
+          <w:rFonts w:ascii="Times New Roman" w:eastAsia="Times New Roman" w:hAnsi="Times New Roman" w:cs="Times New Roman"/>
+          <w:i/>
+          <w:iCs/>
+        </w:rPr>
+        <w:t xml:space="preserve">Kopf: Kubernetes operator pythonic framework</w:t>
+      </w:r>
+      <w:r>
+        <w:rPr>
+          <w:rFonts w:ascii="Times New Roman" w:eastAsia="Times New Roman" w:hAnsi="Times New Roman" w:cs="Times New Roman"/>
+        </w:rPr>
+        <w:t xml:space="preserve"> [Computer software]. GitHub. </w:t>
       </w:r>
       <w:hyperlink r:id="rId14" w:history="1">
         <w:r>
@@ -11461,8 +7890,16 @@
       <w:r>
         <w:rPr>
           <w:rFonts w:ascii="Times New Roman" w:eastAsia="Times New Roman" w:hAnsi="Times New Roman" w:cs="Times New Roman"/>
-        </w:rPr>
-        <w:t xml:space="preserve">Converged Computing: Integrating HPC and Cloud Native. </w:t>
+          <w:i/>
+          <w:iCs/>
+        </w:rPr>
+        <w:t xml:space="preserve">Converged computing: Integrating HPC and cloud native</w:t>
+      </w:r>
+      <w:r>
+        <w:rPr>
+          <w:rFonts w:ascii="Times New Roman" w:eastAsia="Times New Roman" w:hAnsi="Times New Roman" w:cs="Times New Roman"/>
+        </w:rPr>
+        <w:t xml:space="preserve">. (2024). IEEE Computer Society. </w:t>
       </w:r>
       <w:hyperlink r:id="rId15" w:history="1">
         <w:r>
@@ -11489,8 +7926,16 @@
       <w:r>
         <w:rPr>
           <w:rFonts w:ascii="Times New Roman" w:eastAsia="Times New Roman" w:hAnsi="Times New Roman" w:cs="Times New Roman"/>
-        </w:rPr>
-        <w:t xml:space="preserve">Workload Aware Scheduling. </w:t>
+          <w:i/>
+          <w:iCs/>
+        </w:rPr>
+        <w:t xml:space="preserve">Kubernetes v1.35: Introducing workload-aware scheduling</w:t>
+      </w:r>
+      <w:r>
+        <w:rPr>
+          <w:rFonts w:ascii="Times New Roman" w:eastAsia="Times New Roman" w:hAnsi="Times New Roman" w:cs="Times New Roman"/>
+        </w:rPr>
+        <w:t xml:space="preserve">. (2025, December 29). The Kubernetes Blog. </w:t>
       </w:r>
       <w:hyperlink r:id="rId16" w:history="1">
         <w:r>
@@ -11518,7 +7963,21 @@
         <w:rPr>
           <w:rFonts w:ascii="Times New Roman" w:eastAsia="Times New Roman" w:hAnsi="Times New Roman" w:cs="Times New Roman"/>
         </w:rPr>
-        <w:t xml:space="preserve">Slinky Project. </w:t>
+        <w:t xml:space="preserve">SchedMD. (n.d.). </w:t>
+      </w:r>
+      <w:r>
+        <w:rPr>
+          <w:rFonts w:ascii="Times New Roman" w:eastAsia="Times New Roman" w:hAnsi="Times New Roman" w:cs="Times New Roman"/>
+          <w:i/>
+          <w:iCs/>
+        </w:rPr>
+        <w:t xml:space="preserve">Slinky</w:t>
+      </w:r>
+      <w:r>
+        <w:rPr>
+          <w:rFonts w:ascii="Times New Roman" w:eastAsia="Times New Roman" w:hAnsi="Times New Roman" w:cs="Times New Roman"/>
+        </w:rPr>
+        <w:t xml:space="preserve"> [Computer software]. GitHub. </w:t>
       </w:r>
       <w:hyperlink r:id="rId17" w:history="1">
         <w:r>
@@ -11546,7 +8005,21 @@
         <w:rPr>
           <w:rFonts w:ascii="Times New Roman" w:eastAsia="Times New Roman" w:hAnsi="Times New Roman" w:cs="Times New Roman"/>
         </w:rPr>
-        <w:t xml:space="preserve">Prometheus Slurm Exporter. </w:t>
+        <w:t xml:space="preserve">Penso, V. (n.d.). </w:t>
+      </w:r>
+      <w:r>
+        <w:rPr>
+          <w:rFonts w:ascii="Times New Roman" w:eastAsia="Times New Roman" w:hAnsi="Times New Roman" w:cs="Times New Roman"/>
+          <w:i/>
+          <w:iCs/>
+        </w:rPr>
+        <w:t xml:space="preserve">Prometheus Slurm exporter</w:t>
+      </w:r>
+      <w:r>
+        <w:rPr>
+          <w:rFonts w:ascii="Times New Roman" w:eastAsia="Times New Roman" w:hAnsi="Times New Roman" w:cs="Times New Roman"/>
+        </w:rPr>
+        <w:t xml:space="preserve"> [Computer software]. GitHub. </w:t>
       </w:r>
       <w:hyperlink r:id="rId18" w:history="1">
         <w:r>
@@ -11574,7 +8047,21 @@
         <w:rPr>
           <w:rFonts w:ascii="Times New Roman" w:eastAsia="Times New Roman" w:hAnsi="Times New Roman" w:cs="Times New Roman"/>
         </w:rPr>
-        <w:t xml:space="preserve">AWS Parallel Cluster. </w:t>
+        <w:t xml:space="preserve">Amazon Web Services. (n.d.). </w:t>
+      </w:r>
+      <w:r>
+        <w:rPr>
+          <w:rFonts w:ascii="Times New Roman" w:eastAsia="Times New Roman" w:hAnsi="Times New Roman" w:cs="Times New Roman"/>
+          <w:i/>
+          <w:iCs/>
+        </w:rPr>
+        <w:t xml:space="preserve">AWS ParallelCluster</w:t>
+      </w:r>
+      <w:r>
+        <w:rPr>
+          <w:rFonts w:ascii="Times New Roman" w:eastAsia="Times New Roman" w:hAnsi="Times New Roman" w:cs="Times New Roman"/>
+        </w:rPr>
+        <w:t xml:space="preserve"> [Computer software]. GitHub. </w:t>
       </w:r>
       <w:hyperlink r:id="rId19" w:history="1">
         <w:r>
@@ -11602,7 +8089,21 @@
         <w:rPr>
           <w:rFonts w:ascii="Times New Roman" w:eastAsia="Times New Roman" w:hAnsi="Times New Roman" w:cs="Times New Roman"/>
         </w:rPr>
-        <w:t xml:space="preserve">Lmod: An Environment Module System. </w:t>
+        <w:t xml:space="preserve">Texas Advanced Computing Center. (n.d.). </w:t>
+      </w:r>
+      <w:r>
+        <w:rPr>
+          <w:rFonts w:ascii="Times New Roman" w:eastAsia="Times New Roman" w:hAnsi="Times New Roman" w:cs="Times New Roman"/>
+          <w:i/>
+          <w:iCs/>
+        </w:rPr>
+        <w:t xml:space="preserve">Lmod: An environment module system</w:t>
+      </w:r>
+      <w:r>
+        <w:rPr>
+          <w:rFonts w:ascii="Times New Roman" w:eastAsia="Times New Roman" w:hAnsi="Times New Roman" w:cs="Times New Roman"/>
+        </w:rPr>
+        <w:t xml:space="preserve"> [Computer software]. GitHub. </w:t>
       </w:r>
       <w:hyperlink r:id="rId20" w:history="1">
         <w:r>
@@ -11630,7 +8131,21 @@
         <w:rPr>
           <w:rFonts w:ascii="Times New Roman" w:eastAsia="Times New Roman" w:hAnsi="Times New Roman" w:cs="Times New Roman"/>
         </w:rPr>
-        <w:t xml:space="preserve">kube-scheduler Scoring. </w:t>
+        <w:t xml:space="preserve">The Kubernetes Authors. (n.d.). </w:t>
+      </w:r>
+      <w:r>
+        <w:rPr>
+          <w:rFonts w:ascii="Times New Roman" w:eastAsia="Times New Roman" w:hAnsi="Times New Roman" w:cs="Times New Roman"/>
+          <w:i/>
+          <w:iCs/>
+        </w:rPr>
+        <w:t xml:space="preserve">Scheduler configuration: Scoring</w:t>
+      </w:r>
+      <w:r>
+        <w:rPr>
+          <w:rFonts w:ascii="Times New Roman" w:eastAsia="Times New Roman" w:hAnsi="Times New Roman" w:cs="Times New Roman"/>
+        </w:rPr>
+        <w:t xml:space="preserve">. Kubernetes. </w:t>
       </w:r>
       <w:hyperlink r:id="rId21" w:history="1">
         <w:r>
@@ -11658,7 +8173,21 @@
         <w:rPr>
           <w:rFonts w:ascii="Times New Roman" w:eastAsia="Times New Roman" w:hAnsi="Times New Roman" w:cs="Times New Roman"/>
         </w:rPr>
-        <w:t xml:space="preserve">Grafana. </w:t>
+        <w:t xml:space="preserve">Grafana Labs. (n.d.). </w:t>
+      </w:r>
+      <w:r>
+        <w:rPr>
+          <w:rFonts w:ascii="Times New Roman" w:eastAsia="Times New Roman" w:hAnsi="Times New Roman" w:cs="Times New Roman"/>
+          <w:i/>
+          <w:iCs/>
+        </w:rPr>
+        <w:t xml:space="preserve">Grafana</w:t>
+      </w:r>
+      <w:r>
+        <w:rPr>
+          <w:rFonts w:ascii="Times New Roman" w:eastAsia="Times New Roman" w:hAnsi="Times New Roman" w:cs="Times New Roman"/>
+        </w:rPr>
+        <w:t xml:space="preserve">. </w:t>
       </w:r>
       <w:hyperlink r:id="rId22" w:history="1">
         <w:r>
@@ -11686,7 +8215,21 @@
         <w:rPr>
           <w:rFonts w:ascii="Times New Roman" w:eastAsia="Times New Roman" w:hAnsi="Times New Roman" w:cs="Times New Roman"/>
         </w:rPr>
-        <w:t xml:space="preserve">NVIDIA Multi-Process Service (MPS). </w:t>
+        <w:t xml:space="preserve">NVIDIA. (n.d.). </w:t>
+      </w:r>
+      <w:r>
+        <w:rPr>
+          <w:rFonts w:ascii="Times New Roman" w:eastAsia="Times New Roman" w:hAnsi="Times New Roman" w:cs="Times New Roman"/>
+          <w:i/>
+          <w:iCs/>
+        </w:rPr>
+        <w:t xml:space="preserve">Multi-Process Service (MPS)</w:t>
+      </w:r>
+      <w:r>
+        <w:rPr>
+          <w:rFonts w:ascii="Times New Roman" w:eastAsia="Times New Roman" w:hAnsi="Times New Roman" w:cs="Times New Roman"/>
+        </w:rPr>
+        <w:t xml:space="preserve">. NVIDIA Documentation. </w:t>
       </w:r>
       <w:hyperlink r:id="rId23" w:history="1">
         <w:r>
@@ -11714,7 +8257,21 @@
         <w:rPr>
           <w:rFonts w:ascii="Times New Roman" w:eastAsia="Times New Roman" w:hAnsi="Times New Roman" w:cs="Times New Roman"/>
         </w:rPr>
-        <w:t xml:space="preserve">Kube State Metrics. </w:t>
+        <w:t xml:space="preserve">The Kubernetes Authors. (n.d.). </w:t>
+      </w:r>
+      <w:r>
+        <w:rPr>
+          <w:rFonts w:ascii="Times New Roman" w:eastAsia="Times New Roman" w:hAnsi="Times New Roman" w:cs="Times New Roman"/>
+          <w:i/>
+          <w:iCs/>
+        </w:rPr>
+        <w:t xml:space="preserve">kube-state-metrics</w:t>
+      </w:r>
+      <w:r>
+        <w:rPr>
+          <w:rFonts w:ascii="Times New Roman" w:eastAsia="Times New Roman" w:hAnsi="Times New Roman" w:cs="Times New Roman"/>
+        </w:rPr>
+        <w:t xml:space="preserve"> [Computer software]. GitHub. </w:t>
       </w:r>
       <w:hyperlink r:id="rId24" w:history="1">
         <w:r>
@@ -11742,7 +8299,21 @@
         <w:rPr>
           <w:rFonts w:ascii="Times New Roman" w:eastAsia="Times New Roman" w:hAnsi="Times New Roman" w:cs="Times New Roman"/>
         </w:rPr>
-        <w:t xml:space="preserve">Ma, X., et al. DSAC: Distributional Soft Actor Critic for Risk-Sensitive Reinforcement Learning. </w:t>
+        <w:t xml:space="preserve">Ma, X., Xia, L., Zhou, Z., Yang, J., &amp; Zhao, Q. (2020). </w:t>
+      </w:r>
+      <w:r>
+        <w:rPr>
+          <w:rFonts w:ascii="Times New Roman" w:eastAsia="Times New Roman" w:hAnsi="Times New Roman" w:cs="Times New Roman"/>
+          <w:i/>
+          <w:iCs/>
+        </w:rPr>
+        <w:t xml:space="preserve">DSAC: Distributional soft actor-critic for risk-sensitive reinforcement learning</w:t>
+      </w:r>
+      <w:r>
+        <w:rPr>
+          <w:rFonts w:ascii="Times New Roman" w:eastAsia="Times New Roman" w:hAnsi="Times New Roman" w:cs="Times New Roman"/>
+        </w:rPr>
+        <w:t xml:space="preserve"> [Preprint]. arXiv. </w:t>
       </w:r>
       <w:hyperlink r:id="rId25" w:history="1">
         <w:r>
@@ -11770,7 +8341,21 @@
         <w:rPr>
           <w:rFonts w:ascii="Times New Roman" w:eastAsia="Times New Roman" w:hAnsi="Times New Roman" w:cs="Times New Roman"/>
         </w:rPr>
-        <w:t xml:space="preserve">Haarnoja, T., et al. Soft Actor-Critic: Off-Policy Maximum Entropy Deep Reinforcement Learning with a Stochastic Actor. </w:t>
+        <w:t xml:space="preserve">Haarnoja, T., Zhou, A., Abbeel, P., &amp; Levine, S. (2018). Soft actor-critic: Off-policy maximum entropy deep reinforcement learning with a stochastic actor. In </w:t>
+      </w:r>
+      <w:r>
+        <w:rPr>
+          <w:rFonts w:ascii="Times New Roman" w:eastAsia="Times New Roman" w:hAnsi="Times New Roman" w:cs="Times New Roman"/>
+          <w:i/>
+          <w:iCs/>
+        </w:rPr>
+        <w:t xml:space="preserve">Proceedings of the 35th International Conference on Machine Learning (ICML)</w:t>
+      </w:r>
+      <w:r>
+        <w:rPr>
+          <w:rFonts w:ascii="Times New Roman" w:eastAsia="Times New Roman" w:hAnsi="Times New Roman" w:cs="Times New Roman"/>
+        </w:rPr>
+        <w:t xml:space="preserve">. </w:t>
       </w:r>
       <w:hyperlink r:id="rId26" w:history="1">
         <w:r>
@@ -11798,31 +8383,99 @@
         <w:rPr>
           <w:rFonts w:ascii="Times New Roman" w:eastAsia="Times New Roman" w:hAnsi="Times New Roman" w:cs="Times New Roman"/>
         </w:rPr>
-        <w:t>Y. -D.</w:t>
+        <w:t xml:space="preserve">Christodoulou, P. (2019). </w:t>
       </w:r>
       <w:r>
         <w:rPr>
           <w:rFonts w:ascii="Times New Roman" w:eastAsia="Times New Roman" w:hAnsi="Times New Roman" w:cs="Times New Roman"/>
-        </w:rPr>
-        <w:t xml:space="preserve">, et al. </w:t>
+          <w:i/>
+          <w:iCs/>
+        </w:rPr>
+        <w:t xml:space="preserve">Soft actor-critic for discrete action settings</w:t>
       </w:r>
       <w:r>
         <w:rPr>
           <w:rFonts w:ascii="Times New Roman" w:eastAsia="Times New Roman" w:hAnsi="Times New Roman" w:cs="Times New Roman"/>
         </w:rPr>
-        <w:t>Reinforcement Learning for AI as a Service: CPU-GPU Task Scheduling for Preprocessing, Training, and Inference Tasks</w:t>
-      </w:r>
-      <w:r>
+        <w:t xml:space="preserve"> [Preprint]. arXiv. </w:t>
+      </w:r>
+      <w:hyperlink r:id="rId100" w:history="1">
+        <w:r>
+          <w:rPr>
+            <w:rStyle w:val="a5"/>
+            <w:rFonts w:ascii="Times New Roman" w:eastAsia="Times New Roman" w:hAnsi="Times New Roman" w:cs="Times New Roman"/>
+          </w:rPr>
+          <w:t>https://arxiv.org/abs/1910.07207</w:t>
+        </w:r>
+      </w:hyperlink>
+    </w:p>
+    <w:p>
+      <w:pPr>
+        <w:pStyle w:val="a4"/>
+        <w:numPr>
+          <w:ilvl w:val="0"/>
+          <w:numId w:val="12"/>
+        </w:numPr>
+        <w:spacing w:line="276" w:lineRule="auto"/>
         <w:rPr>
           <w:rFonts w:ascii="Times New Roman" w:eastAsia="Times New Roman" w:hAnsi="Times New Roman" w:cs="Times New Roman"/>
         </w:rPr>
-        <w:t>.</w:t>
-      </w:r>
+      </w:pPr>
       <w:r>
         <w:rPr>
           <w:rFonts w:ascii="Times New Roman" w:eastAsia="Times New Roman" w:hAnsi="Times New Roman" w:cs="Times New Roman"/>
         </w:rPr>
-        <w:t xml:space="preserve"> </w:t>
+        <w:t xml:space="preserve">Dabney, W., Ostrovski, G., Silver, D., &amp; Munos, R. (2018). Implicit quantile networks for distributional reinforcement learning. In </w:t>
+      </w:r>
+      <w:r>
+        <w:rPr>
+          <w:rFonts w:ascii="Times New Roman" w:eastAsia="Times New Roman" w:hAnsi="Times New Roman" w:cs="Times New Roman"/>
+          <w:i/>
+          <w:iCs/>
+        </w:rPr>
+        <w:t xml:space="preserve">Proceedings of the 35th International Conference on Machine Learning (ICML)</w:t>
+      </w:r>
+      <w:r>
+        <w:rPr>
+          <w:rFonts w:ascii="Times New Roman" w:eastAsia="Times New Roman" w:hAnsi="Times New Roman" w:cs="Times New Roman"/>
+        </w:rPr>
+        <w:t xml:space="preserve">. </w:t>
+      </w:r>
+      <w:hyperlink r:id="rId101" w:history="1">
+        <w:r>
+          <w:rPr>
+            <w:rStyle w:val="a5"/>
+            <w:rFonts w:ascii="Times New Roman" w:eastAsia="Times New Roman" w:hAnsi="Times New Roman" w:cs="Times New Roman"/>
+          </w:rPr>
+          <w:t>https://arxiv.org/abs/1806.06923</w:t>
+        </w:r>
+      </w:hyperlink>
+    </w:p>
+    <w:p>
+      <w:pPr>
+        <w:pStyle w:val="a4"/>
+        <w:numPr>
+          <w:ilvl w:val="0"/>
+          <w:numId w:val="12"/>
+        </w:numPr>
+        <w:spacing w:line="276" w:lineRule="auto"/>
+        <w:rPr>
+          <w:rFonts w:ascii="Times New Roman" w:eastAsia="Times New Roman" w:hAnsi="Times New Roman" w:cs="Times New Roman"/>
+        </w:rPr>
+      </w:pPr>
+      <w:r>
+        <w:rPr>
+          <w:rFonts w:ascii="Times New Roman" w:eastAsia="Times New Roman" w:hAnsi="Times New Roman" w:cs="Times New Roman"/>
+          <w:i/>
+          <w:iCs/>
+        </w:rPr>
+        <w:t xml:space="preserve">Reinforcement learning for AI as a service: CPU–GPU task scheduling for preprocessing, training, and inference tasks</w:t>
+      </w:r>
+      <w:r>
+        <w:rPr>
+          <w:rFonts w:ascii="Times New Roman" w:eastAsia="Times New Roman" w:hAnsi="Times New Roman" w:cs="Times New Roman"/>
+        </w:rPr>
+        <w:t xml:space="preserve">. (n.d.). IEEE. </w:t>
       </w:r>
       <w:hyperlink r:id="rId27" w:history="1">
         <w:r>
@@ -11850,25 +8503,21 @@
         <w:rPr>
           <w:rFonts w:ascii="Times New Roman" w:eastAsia="Times New Roman" w:hAnsi="Times New Roman" w:cs="Times New Roman"/>
         </w:rPr>
-        <w:t>Ashiyana Abdul Majeed</w:t>
+        <w:t xml:space="preserve">Abdul Majeed, A., et al. (n.d.). </w:t>
       </w:r>
       <w:r>
         <w:rPr>
           <w:rFonts w:ascii="Times New Roman" w:eastAsia="Times New Roman" w:hAnsi="Times New Roman" w:cs="Times New Roman"/>
-        </w:rPr>
-        <w:t xml:space="preserve">, et al. </w:t>
+          <w:i/>
+          <w:iCs/>
+        </w:rPr>
+        <w:t xml:space="preserve">Scheduling techniques of AI models on modern heterogeneous edge GPU—A critical review</w:t>
       </w:r>
       <w:r>
         <w:rPr>
           <w:rFonts w:ascii="Times New Roman" w:eastAsia="Times New Roman" w:hAnsi="Times New Roman" w:cs="Times New Roman"/>
         </w:rPr>
-        <w:t>Scheduling Techniques of AI Models on Modern Heterogeneous Edge GPU—A Critical Review</w:t>
-      </w:r>
-      <w:r>
-        <w:rPr>
-          <w:rFonts w:ascii="Times New Roman" w:eastAsia="Times New Roman" w:hAnsi="Times New Roman" w:cs="Times New Roman"/>
-        </w:rPr>
-        <w:t xml:space="preserve">. </w:t>
+        <w:t xml:space="preserve">. IEEE. </w:t>
       </w:r>
       <w:hyperlink r:id="rId28" w:history="1">
         <w:r>
@@ -11896,39 +8545,21 @@
         <w:rPr>
           <w:rFonts w:ascii="Times New Roman" w:eastAsia="Times New Roman" w:hAnsi="Times New Roman" w:cs="Times New Roman"/>
         </w:rPr>
-        <w:t>Ellie Lipe</w:t>
+        <w:t xml:space="preserve">Lipe, E., et al. (n.d.). </w:t>
       </w:r>
       <w:r>
         <w:rPr>
           <w:rFonts w:ascii="Times New Roman" w:eastAsia="Times New Roman" w:hAnsi="Times New Roman" w:cs="Times New Roman"/>
-        </w:rPr>
-        <w:t xml:space="preserve">, et al. </w:t>
+          <w:i/>
+          <w:iCs/>
+        </w:rPr>
+        <w:t xml:space="preserve">Energy-efficient scheduling of AI/ML workloads on multi-instance GPUs with dynamic repartitioning</w:t>
       </w:r>
       <w:r>
         <w:rPr>
           <w:rFonts w:ascii="Times New Roman" w:eastAsia="Times New Roman" w:hAnsi="Times New Roman" w:cs="Times New Roman"/>
         </w:rPr>
-        <w:t xml:space="preserve">Energy Efficient Scheduling of AI/ML Workloads on Multi Instance </w:t>
-      </w:r>
-      <w:proofErr w:type="spellStart"/>
-      <w:r>
-        <w:rPr>
-          <w:rFonts w:ascii="Times New Roman" w:eastAsia="Times New Roman" w:hAnsi="Times New Roman" w:cs="Times New Roman"/>
-        </w:rPr>
-        <w:t>Gpus</w:t>
-      </w:r>
-      <w:proofErr w:type="spellEnd"/>
-      <w:r>
-        <w:rPr>
-          <w:rFonts w:ascii="Times New Roman" w:eastAsia="Times New Roman" w:hAnsi="Times New Roman" w:cs="Times New Roman"/>
-        </w:rPr>
-        <w:t xml:space="preserve"> with Dynamic Repartitioning</w:t>
-      </w:r>
-      <w:r>
-        <w:rPr>
-          <w:rFonts w:ascii="Times New Roman" w:eastAsia="Times New Roman" w:hAnsi="Times New Roman" w:cs="Times New Roman"/>
-        </w:rPr>
-        <w:t xml:space="preserve">. </w:t>
+        <w:t xml:space="preserve">. IEEE. </w:t>
       </w:r>
       <w:hyperlink r:id="rId29" w:history="1">
         <w:r>
@@ -11956,25 +8587,21 @@
         <w:rPr>
           <w:rFonts w:ascii="Times New Roman" w:eastAsia="Times New Roman" w:hAnsi="Times New Roman" w:cs="Times New Roman"/>
         </w:rPr>
-        <w:t>Hoda Sedighi</w:t>
+        <w:t xml:space="preserve">Sedighi, H., et al. (n.d.). </w:t>
       </w:r>
       <w:r>
         <w:rPr>
           <w:rFonts w:ascii="Times New Roman" w:eastAsia="Times New Roman" w:hAnsi="Times New Roman" w:cs="Times New Roman"/>
-        </w:rPr>
-        <w:t xml:space="preserve">, et al. </w:t>
+          <w:i/>
+          <w:iCs/>
+        </w:rPr>
+        <w:t xml:space="preserve">Dynamic task scheduling and adaptive GPU resource allocation in the cloud</w:t>
       </w:r>
       <w:r>
         <w:rPr>
           <w:rFonts w:ascii="Times New Roman" w:eastAsia="Times New Roman" w:hAnsi="Times New Roman" w:cs="Times New Roman"/>
         </w:rPr>
-        <w:t>Dynamic Task Scheduling and Adaptive GPU Resource Allocation in the Cloud</w:t>
-      </w:r>
-      <w:r>
-        <w:rPr>
-          <w:rFonts w:ascii="Times New Roman" w:eastAsia="Times New Roman" w:hAnsi="Times New Roman" w:cs="Times New Roman"/>
-        </w:rPr>
-        <w:t xml:space="preserve">. </w:t>
+        <w:t xml:space="preserve">. IEEE. </w:t>
       </w:r>
       <w:hyperlink r:id="rId30" w:history="1">
         <w:r>
@@ -12002,39 +8629,21 @@
         <w:rPr>
           <w:rFonts w:ascii="Times New Roman" w:eastAsia="Times New Roman" w:hAnsi="Times New Roman" w:cs="Times New Roman"/>
         </w:rPr>
-        <w:t>Xiaoyang Wang</w:t>
+        <w:t xml:space="preserve">Wang, X., et al. (n.d.). </w:t>
       </w:r>
       <w:r>
         <w:rPr>
           <w:rFonts w:ascii="Times New Roman" w:eastAsia="Times New Roman" w:hAnsi="Times New Roman" w:cs="Times New Roman"/>
-        </w:rPr>
-        <w:t xml:space="preserve">, et al. </w:t>
+          <w:i/>
+          <w:iCs/>
+        </w:rPr>
+        <w:t xml:space="preserve">Dynamic GPU scheduling with multi-resource awareness and live migration support</w:t>
       </w:r>
       <w:r>
         <w:rPr>
           <w:rFonts w:ascii="Times New Roman" w:eastAsia="Times New Roman" w:hAnsi="Times New Roman" w:cs="Times New Roman"/>
         </w:rPr>
-        <w:t xml:space="preserve">Dynamic GPU Scheduling </w:t>
-      </w:r>
-      <w:proofErr w:type="gramStart"/>
-      <w:r>
-        <w:rPr>
-          <w:rFonts w:ascii="Times New Roman" w:eastAsia="Times New Roman" w:hAnsi="Times New Roman" w:cs="Times New Roman"/>
-        </w:rPr>
-        <w:t>With</w:t>
-      </w:r>
-      <w:proofErr w:type="gramEnd"/>
-      <w:r>
-        <w:rPr>
-          <w:rFonts w:ascii="Times New Roman" w:eastAsia="Times New Roman" w:hAnsi="Times New Roman" w:cs="Times New Roman"/>
-        </w:rPr>
-        <w:t xml:space="preserve"> Multi-Resource Awareness and Live Migration Support</w:t>
-      </w:r>
-      <w:r>
-        <w:rPr>
-          <w:rFonts w:ascii="Times New Roman" w:eastAsia="Times New Roman" w:hAnsi="Times New Roman" w:cs="Times New Roman"/>
-        </w:rPr>
-        <w:t xml:space="preserve">. </w:t>
+        <w:t xml:space="preserve">. IEEE. </w:t>
       </w:r>
       <w:hyperlink r:id="rId31" w:history="1">
         <w:r>
@@ -12062,25 +8671,21 @@
         <w:rPr>
           <w:rFonts w:ascii="Times New Roman" w:eastAsia="Times New Roman" w:hAnsi="Times New Roman" w:cs="Times New Roman"/>
         </w:rPr>
-        <w:t>Robert Chab</w:t>
+        <w:t xml:space="preserve">Chab, R., et al. (2025). Algorithmic techniques for GPU scheduling: A comprehensive survey. </w:t>
       </w:r>
       <w:r>
         <w:rPr>
           <w:rFonts w:ascii="Times New Roman" w:eastAsia="Times New Roman" w:hAnsi="Times New Roman" w:cs="Times New Roman"/>
-        </w:rPr>
-        <w:t xml:space="preserve">, et al. </w:t>
+          <w:i/>
+          <w:iCs/>
+        </w:rPr>
+        <w:t xml:space="preserve">Algorithms, 18</w:t>
       </w:r>
       <w:r>
         <w:rPr>
           <w:rFonts w:ascii="Times New Roman" w:eastAsia="Times New Roman" w:hAnsi="Times New Roman" w:cs="Times New Roman"/>
         </w:rPr>
-        <w:t>Algorithmic Techniques for GPU Scheduling: A Comprehensive Survey</w:t>
-      </w:r>
-      <w:r>
-        <w:rPr>
-          <w:rFonts w:ascii="Times New Roman" w:eastAsia="Times New Roman" w:hAnsi="Times New Roman" w:cs="Times New Roman"/>
-        </w:rPr>
-        <w:t xml:space="preserve">. </w:t>
+        <w:t xml:space="preserve">(7), 385. </w:t>
       </w:r>
       <w:hyperlink r:id="rId32" w:history="1">
         <w:r>
@@ -12108,7 +8713,21 @@
         <w:rPr>
           <w:rFonts w:ascii="Times New Roman" w:eastAsia="Times New Roman" w:hAnsi="Times New Roman" w:cs="Times New Roman"/>
         </w:rPr>
-        <w:t xml:space="preserve">philly-traces dataset. </w:t>
+        <w:t xml:space="preserve">Microsoft Research. (n.d.). </w:t>
+      </w:r>
+      <w:r>
+        <w:rPr>
+          <w:rFonts w:ascii="Times New Roman" w:eastAsia="Times New Roman" w:hAnsi="Times New Roman" w:cs="Times New Roman"/>
+          <w:i/>
+          <w:iCs/>
+        </w:rPr>
+        <w:t xml:space="preserve">Philly traces</w:t>
+      </w:r>
+      <w:r>
+        <w:rPr>
+          <w:rFonts w:ascii="Times New Roman" w:eastAsia="Times New Roman" w:hAnsi="Times New Roman" w:cs="Times New Roman"/>
+        </w:rPr>
+        <w:t xml:space="preserve"> [Data set]. GitHub. </w:t>
       </w:r>
       <w:hyperlink r:id="rId33" w:history="1">
         <w:r>
@@ -12136,38 +8755,21 @@
         <w:rPr>
           <w:rFonts w:ascii="Times New Roman" w:eastAsia="Times New Roman" w:hAnsi="Times New Roman" w:cs="Times New Roman"/>
         </w:rPr>
-        <w:lastRenderedPageBreak/>
-        <w:t>Alibaba</w:t>
+        <w:t xml:space="preserve">Alibaba. (n.d.). </w:t>
       </w:r>
       <w:r>
         <w:rPr>
           <w:rFonts w:ascii="Times New Roman" w:eastAsia="Times New Roman" w:hAnsi="Times New Roman" w:cs="Times New Roman"/>
-        </w:rPr>
-        <w:t xml:space="preserve"> </w:t>
+          <w:i/>
+          <w:iCs/>
+        </w:rPr>
+        <w:t xml:space="preserve">Cluster data: Production cluster traces</w:t>
       </w:r>
       <w:r>
         <w:rPr>
           <w:rFonts w:ascii="Times New Roman" w:eastAsia="Times New Roman" w:hAnsi="Times New Roman" w:cs="Times New Roman"/>
         </w:rPr>
-        <w:t>production</w:t>
-      </w:r>
-      <w:r>
-        <w:rPr>
-          <w:rFonts w:ascii="Times New Roman" w:eastAsia="Times New Roman" w:hAnsi="Times New Roman" w:cs="Times New Roman"/>
-        </w:rPr>
-        <w:t xml:space="preserve"> </w:t>
-      </w:r>
-      <w:r>
-        <w:rPr>
-          <w:rFonts w:ascii="Times New Roman" w:eastAsia="Times New Roman" w:hAnsi="Times New Roman" w:cs="Times New Roman"/>
-        </w:rPr>
-        <w:t>cluster data</w:t>
-      </w:r>
-      <w:r>
-        <w:rPr>
-          <w:rFonts w:ascii="Times New Roman" w:eastAsia="Times New Roman" w:hAnsi="Times New Roman" w:cs="Times New Roman"/>
-        </w:rPr>
-        <w:t xml:space="preserve">set. </w:t>
+        <w:t xml:space="preserve"> [Data set]. GitHub. </w:t>
       </w:r>
       <w:hyperlink r:id="rId34" w:history="1">
         <w:r>

--- a/assets/report.docx
+++ b/assets/report.docx
@@ -36,7 +36,15 @@
           <w:sz w:val="44"/>
           <w:szCs w:val="44"/>
         </w:rPr>
-        <w:t>116級畢業專題期中進度報告</w:t>
+        <w:t>116</w:t>
+      </w:r>
+      <w:r>
+        <w:rPr>
+          <w:rFonts w:ascii="Times New Roman" w:hAnsi="Times New Roman" w:cs="Times New Roman"/>
+          <w:sz w:val="44"/>
+          <w:szCs w:val="44"/>
+        </w:rPr>
+        <w:t>級畢業專題期中進度報告</w:t>
       </w:r>
     </w:p>
     <w:p>
@@ -59,7 +67,47 @@
           <w:sz w:val="36"/>
           <w:szCs w:val="36"/>
         </w:rPr>
-        <w:t>以Slurm-on-Kubernetes為核心之共享GPU AI工作負載彈性排程平台</w:t>
+        <w:t>以</w:t>
+      </w:r>
+      <w:r>
+        <w:rPr>
+          <w:rFonts w:ascii="Times New Roman" w:hAnsi="Times New Roman" w:cs="Times New Roman"/>
+          <w:b/>
+          <w:bCs/>
+          <w:sz w:val="36"/>
+          <w:szCs w:val="36"/>
+        </w:rPr>
+        <w:t>Slurm-on-Kubernetes</w:t>
+      </w:r>
+      <w:r>
+        <w:rPr>
+          <w:rFonts w:ascii="Times New Roman" w:hAnsi="Times New Roman" w:cs="Times New Roman"/>
+          <w:b/>
+          <w:bCs/>
+          <w:sz w:val="36"/>
+          <w:szCs w:val="36"/>
+        </w:rPr>
+        <w:t>為核心之共享</w:t>
+      </w:r>
+      <w:r>
+        <w:rPr>
+          <w:rFonts w:ascii="Times New Roman" w:hAnsi="Times New Roman" w:cs="Times New Roman"/>
+          <w:b/>
+          <w:bCs/>
+          <w:sz w:val="36"/>
+          <w:szCs w:val="36"/>
+        </w:rPr>
+        <w:t>GPU AI</w:t>
+      </w:r>
+      <w:r>
+        <w:rPr>
+          <w:rFonts w:ascii="Times New Roman" w:hAnsi="Times New Roman" w:cs="Times New Roman"/>
+          <w:b/>
+          <w:bCs/>
+          <w:sz w:val="36"/>
+          <w:szCs w:val="36"/>
+        </w:rPr>
+        <w:t>工作負載彈性排程平台</w:t>
       </w:r>
     </w:p>
     <w:p>
@@ -395,7 +443,15 @@
                 <w:sz w:val="28"/>
                 <w:szCs w:val="28"/>
               </w:rPr>
-              <w:t xml:space="preserve"> 教授</w:t>
+              <w:t xml:space="preserve"> </w:t>
+            </w:r>
+            <w:r>
+              <w:rPr>
+                <w:rFonts w:ascii="Times New Roman" w:hAnsi="Times New Roman" w:cs="Times New Roman" w:hint="eastAsia"/>
+                <w:sz w:val="28"/>
+                <w:szCs w:val="28"/>
+              </w:rPr>
+              <w:t>教授</w:t>
             </w:r>
           </w:p>
         </w:tc>
@@ -462,7 +518,39 @@
           <w:sz w:val="28"/>
           <w:szCs w:val="28"/>
         </w:rPr>
-        <w:t>中華民國 115 年 6 月</w:t>
+        <w:t>中華民國</w:t>
+      </w:r>
+      <w:r>
+        <w:rPr>
+          <w:rFonts w:ascii="Times New Roman" w:hAnsi="Times New Roman" w:cs="Times New Roman" w:hint="eastAsia"/>
+          <w:sz w:val="28"/>
+          <w:szCs w:val="28"/>
+        </w:rPr>
+        <w:t xml:space="preserve"> 115 </w:t>
+      </w:r>
+      <w:r>
+        <w:rPr>
+          <w:rFonts w:ascii="Times New Roman" w:hAnsi="Times New Roman" w:cs="Times New Roman" w:hint="eastAsia"/>
+          <w:sz w:val="28"/>
+          <w:szCs w:val="28"/>
+        </w:rPr>
+        <w:t>年</w:t>
+      </w:r>
+      <w:r>
+        <w:rPr>
+          <w:rFonts w:ascii="Times New Roman" w:hAnsi="Times New Roman" w:cs="Times New Roman" w:hint="eastAsia"/>
+          <w:sz w:val="28"/>
+          <w:szCs w:val="28"/>
+        </w:rPr>
+        <w:t xml:space="preserve"> 6 </w:t>
+      </w:r>
+      <w:r>
+        <w:rPr>
+          <w:rFonts w:ascii="Times New Roman" w:hAnsi="Times New Roman" w:cs="Times New Roman" w:hint="eastAsia"/>
+          <w:sz w:val="28"/>
+          <w:szCs w:val="28"/>
+        </w:rPr>
+        <w:t>月</w:t>
       </w:r>
     </w:p>
     <w:p>
@@ -526,7 +614,43 @@
         <w:rPr>
           <w:rFonts w:ascii="Times New Roman" w:hAnsi="Times New Roman" w:cs="Times New Roman"/>
         </w:rPr>
-        <w:t>作之共享GPU AI工作負載彈性排程平台，整合Slurm批次排程與Kubernetes容器管理。</w:t>
+        <w:t>作之共享</w:t>
+      </w:r>
+      <w:r>
+        <w:rPr>
+          <w:rFonts w:ascii="Times New Roman" w:hAnsi="Times New Roman" w:cs="Times New Roman"/>
+        </w:rPr>
+        <w:t>GPU AI</w:t>
+      </w:r>
+      <w:r>
+        <w:rPr>
+          <w:rFonts w:ascii="Times New Roman" w:hAnsi="Times New Roman" w:cs="Times New Roman"/>
+        </w:rPr>
+        <w:t>工作負載彈性排程平台，整合</w:t>
+      </w:r>
+      <w:r>
+        <w:rPr>
+          <w:rFonts w:ascii="Times New Roman" w:hAnsi="Times New Roman" w:cs="Times New Roman"/>
+        </w:rPr>
+        <w:t>Slurm</w:t>
+      </w:r>
+      <w:r>
+        <w:rPr>
+          <w:rFonts w:ascii="Times New Roman" w:hAnsi="Times New Roman" w:cs="Times New Roman"/>
+        </w:rPr>
+        <w:t>批次排程與</w:t>
+      </w:r>
+      <w:r>
+        <w:rPr>
+          <w:rFonts w:ascii="Times New Roman" w:hAnsi="Times New Roman" w:cs="Times New Roman"/>
+        </w:rPr>
+        <w:t>Kubernetes</w:t>
+      </w:r>
+      <w:r>
+        <w:rPr>
+          <w:rFonts w:ascii="Times New Roman" w:hAnsi="Times New Roman" w:cs="Times New Roman"/>
+        </w:rPr>
+        <w:t>容器管理。</w:t>
       </w:r>
     </w:p>
     <w:p>
@@ -546,7 +670,19 @@
         <w:rPr>
           <w:rFonts w:ascii="Times New Roman" w:hAnsi="Times New Roman" w:cs="Times New Roman"/>
         </w:rPr>
-        <w:t>實現CPU/GPU計算節點自動彈性擴縮，依工作佇列長度動態啟停節點，有效降低硬體閒置浪費。</w:t>
+        <w:t>實現</w:t>
+      </w:r>
+      <w:r>
+        <w:rPr>
+          <w:rFonts w:ascii="Times New Roman" w:hAnsi="Times New Roman" w:cs="Times New Roman"/>
+        </w:rPr>
+        <w:t>CPU/GPU</w:t>
+      </w:r>
+      <w:r>
+        <w:rPr>
+          <w:rFonts w:ascii="Times New Roman" w:hAnsi="Times New Roman" w:cs="Times New Roman"/>
+        </w:rPr>
+        <w:t>計算節點自動彈性擴縮，依工作佇列長度動態啟停節點，有效降低硬體閒置浪費。</w:t>
       </w:r>
     </w:p>
     <w:p>
@@ -566,7 +702,19 @@
         <w:rPr>
           <w:rFonts w:ascii="Times New Roman" w:hAnsi="Times New Roman" w:cs="Times New Roman"/>
         </w:rPr>
-        <w:t>完成GPU資源切分機制</w:t>
+        <w:t>完成</w:t>
+      </w:r>
+      <w:r>
+        <w:rPr>
+          <w:rFonts w:ascii="Times New Roman" w:hAnsi="Times New Roman" w:cs="Times New Roman"/>
+        </w:rPr>
+        <w:t>GPU</w:t>
+      </w:r>
+      <w:r>
+        <w:rPr>
+          <w:rFonts w:ascii="Times New Roman" w:hAnsi="Times New Roman" w:cs="Times New Roman"/>
+        </w:rPr>
+        <w:t>資源切分機制</w:t>
       </w:r>
       <w:r>
         <w:rPr>
@@ -578,7 +726,31 @@
         <w:rPr>
           <w:rFonts w:ascii="Times New Roman" w:hAnsi="Times New Roman" w:cs="Times New Roman"/>
         </w:rPr>
-        <w:t>，支援多個小型工作共享同一張GPU，提升GPU使用效率。</w:t>
+        <w:t>，支援多個小型工作共享同一張</w:t>
+      </w:r>
+      <w:r>
+        <w:rPr>
+          <w:rFonts w:ascii="Times New Roman" w:hAnsi="Times New Roman" w:cs="Times New Roman"/>
+        </w:rPr>
+        <w:t>GPU</w:t>
+      </w:r>
+      <w:r>
+        <w:rPr>
+          <w:rFonts w:ascii="Times New Roman" w:hAnsi="Times New Roman" w:cs="Times New Roman"/>
+        </w:rPr>
+        <w:t>，提升</w:t>
+      </w:r>
+      <w:r>
+        <w:rPr>
+          <w:rFonts w:ascii="Times New Roman" w:hAnsi="Times New Roman" w:cs="Times New Roman"/>
+        </w:rPr>
+        <w:t>GPU</w:t>
+      </w:r>
+      <w:r>
+        <w:rPr>
+          <w:rFonts w:ascii="Times New Roman" w:hAnsi="Times New Roman" w:cs="Times New Roman"/>
+        </w:rPr>
+        <w:t>使用效率。</w:t>
       </w:r>
     </w:p>
     <w:p>
@@ -598,7 +770,19 @@
         <w:rPr>
           <w:rFonts w:ascii="Times New Roman" w:hAnsi="Times New Roman" w:cs="Times New Roman"/>
         </w:rPr>
-        <w:t>實現風險敏感分佈式深度強化學習排程（Distributional SAC），模型可在真實系統中參與工作優先順序與資源放置決策。</w:t>
+        <w:t>實現風險敏感分佈式深度強化學習排程（</w:t>
+      </w:r>
+      <w:r>
+        <w:rPr>
+          <w:rFonts w:ascii="Times New Roman" w:hAnsi="Times New Roman" w:cs="Times New Roman"/>
+        </w:rPr>
+        <w:t>Distributional SAC</w:t>
+      </w:r>
+      <w:r>
+        <w:rPr>
+          <w:rFonts w:ascii="Times New Roman" w:hAnsi="Times New Roman" w:cs="Times New Roman"/>
+        </w:rPr>
+        <w:t>），模型可在真實系統中參與工作優先順序與資源放置決策。</w:t>
       </w:r>
     </w:p>
     <w:p>
@@ -618,7 +802,19 @@
         <w:rPr>
           <w:rFonts w:ascii="Times New Roman" w:hAnsi="Times New Roman" w:cs="Times New Roman"/>
         </w:rPr>
-        <w:t>建立系統監控與視覺化介面，即時呈現工作佇列、節點狀態、GPU使用率及模型決策資訊。</w:t>
+        <w:t>建立系統監控與視覺化介面，即時呈現工作佇列、節點狀態、</w:t>
+      </w:r>
+      <w:r>
+        <w:rPr>
+          <w:rFonts w:ascii="Times New Roman" w:hAnsi="Times New Roman" w:cs="Times New Roman"/>
+        </w:rPr>
+        <w:t>GPU</w:t>
+      </w:r>
+      <w:r>
+        <w:rPr>
+          <w:rFonts w:ascii="Times New Roman" w:hAnsi="Times New Roman" w:cs="Times New Roman"/>
+        </w:rPr>
+        <w:t>使用率及模型決策資訊。</w:t>
       </w:r>
     </w:p>
     <w:p>
@@ -635,7 +831,19 @@
         <w:rPr>
           <w:rFonts w:ascii="Times New Roman" w:hAnsi="Times New Roman" w:cs="Times New Roman"/>
         </w:rPr>
-        <w:t>完成平台穩定性修正（節點狀態同步、GPU資源描述一致性），並通過實機驗證</w:t>
+        <w:t>完成平台穩定性修正（節點狀態同步、</w:t>
+      </w:r>
+      <w:r>
+        <w:rPr>
+          <w:rFonts w:ascii="Times New Roman" w:hAnsi="Times New Roman" w:cs="Times New Roman"/>
+        </w:rPr>
+        <w:t>GPU</w:t>
+      </w:r>
+      <w:r>
+        <w:rPr>
+          <w:rFonts w:ascii="Times New Roman" w:hAnsi="Times New Roman" w:cs="Times New Roman"/>
+        </w:rPr>
+        <w:t>資源描述一致性），並通過實機驗證</w:t>
       </w:r>
       <w:r>
         <w:t>。</w:t>
@@ -670,7 +878,43 @@
         <w:rPr>
           <w:rFonts w:ascii="Times New Roman" w:hAnsi="Times New Roman" w:cs="Times New Roman"/>
         </w:rPr>
-        <w:t>本計畫開發一套以Slurm-on-Kubernetes為核心之共享GPU AI工作負載彈性排程平台，旨在解決研究室共享主機環境中GPU利用率不足及資源閒置等問題。</w:t>
+        <w:t>本計畫開發一套以</w:t>
+      </w:r>
+      <w:r>
+        <w:rPr>
+          <w:rFonts w:ascii="Times New Roman" w:hAnsi="Times New Roman" w:cs="Times New Roman"/>
+        </w:rPr>
+        <w:t>Slurm-on-Kubernetes</w:t>
+      </w:r>
+      <w:r>
+        <w:rPr>
+          <w:rFonts w:ascii="Times New Roman" w:hAnsi="Times New Roman" w:cs="Times New Roman"/>
+        </w:rPr>
+        <w:t>為核心之共享</w:t>
+      </w:r>
+      <w:r>
+        <w:rPr>
+          <w:rFonts w:ascii="Times New Roman" w:hAnsi="Times New Roman" w:cs="Times New Roman"/>
+        </w:rPr>
+        <w:t>GPU AI</w:t>
+      </w:r>
+      <w:r>
+        <w:rPr>
+          <w:rFonts w:ascii="Times New Roman" w:hAnsi="Times New Roman" w:cs="Times New Roman"/>
+        </w:rPr>
+        <w:t>工作負載彈性排程平台，旨在解決研究室共享主機環境中</w:t>
+      </w:r>
+      <w:r>
+        <w:rPr>
+          <w:rFonts w:ascii="Times New Roman" w:hAnsi="Times New Roman" w:cs="Times New Roman"/>
+        </w:rPr>
+        <w:t>GPU</w:t>
+      </w:r>
+      <w:r>
+        <w:rPr>
+          <w:rFonts w:ascii="Times New Roman" w:hAnsi="Times New Roman" w:cs="Times New Roman"/>
+        </w:rPr>
+        <w:t>利用率不足及資源閒置等問題。</w:t>
       </w:r>
     </w:p>
     <w:p>
@@ -694,7 +938,43 @@
         <w:rPr>
           <w:rFonts w:ascii="Times New Roman" w:hAnsi="Times New Roman" w:cs="Times New Roman"/>
         </w:rPr>
-        <w:t>系統結合批次工作排程與彈性資源管理，使用者可以熟悉的方式提交工作，系統則在背後自動完成節點啟動、工作排序、GPU 切分分配與執行監控。在智慧決策層面，本計畫採用Distributional Soft Actor-Critic（DSAC）強化學習方法，使模型學習每個排程決策可能造成的結果分布，並加入風險敏感判斷，偏向選擇在壞情況下也較穩定的資源配置方案。</w:t>
+        <w:t>系統結合批次工作排程與彈性資源管理，使用者可以熟悉的方式提交工作，系統則在背後自動完成節點啟動、工作排序、</w:t>
+      </w:r>
+      <w:r>
+        <w:rPr>
+          <w:rFonts w:ascii="Times New Roman" w:hAnsi="Times New Roman" w:cs="Times New Roman"/>
+        </w:rPr>
+        <w:t xml:space="preserve">GPU </w:t>
+      </w:r>
+      <w:r>
+        <w:rPr>
+          <w:rFonts w:ascii="Times New Roman" w:hAnsi="Times New Roman" w:cs="Times New Roman"/>
+        </w:rPr>
+        <w:t>切分分配與執行監控。在智慧決策層面，本計畫採用</w:t>
+      </w:r>
+      <w:r>
+        <w:rPr>
+          <w:rFonts w:ascii="Times New Roman" w:hAnsi="Times New Roman" w:cs="Times New Roman"/>
+        </w:rPr>
+        <w:t>Distributional Soft Actor-Critic</w:t>
+      </w:r>
+      <w:r>
+        <w:rPr>
+          <w:rFonts w:ascii="Times New Roman" w:hAnsi="Times New Roman" w:cs="Times New Roman"/>
+        </w:rPr>
+        <w:t>（</w:t>
+      </w:r>
+      <w:r>
+        <w:rPr>
+          <w:rFonts w:ascii="Times New Roman" w:hAnsi="Times New Roman" w:cs="Times New Roman"/>
+        </w:rPr>
+        <w:t>DSAC</w:t>
+      </w:r>
+      <w:r>
+        <w:rPr>
+          <w:rFonts w:ascii="Times New Roman" w:hAnsi="Times New Roman" w:cs="Times New Roman"/>
+        </w:rPr>
+        <w:t>）強化學習方法，使模型學習每個排程決策可能造成的結果分布，並加入風險敏感判斷，偏向選擇在壞情況下也較穩定的資源配置方案。</w:t>
       </w:r>
     </w:p>
     <w:p>
@@ -718,7 +998,19 @@
         <w:rPr>
           <w:rFonts w:ascii="Times New Roman" w:hAnsi="Times New Roman" w:cs="Times New Roman"/>
         </w:rPr>
-        <w:t>目前系統已完成主要功能建置並通過實機驗證，包含：GPU資源切分、節點彈性擴縮、智慧排程模型上線、工作追蹤與監控介面。後續工作將聚焦於改善模擬訓練環境貼近真實系統、擴充多台主機協同決策能力，以及進行更完整的效能對照實驗。</w:t>
+        <w:t>目前系統已完成主要功能建置並通過實機驗證，包含：</w:t>
+      </w:r>
+      <w:r>
+        <w:rPr>
+          <w:rFonts w:ascii="Times New Roman" w:hAnsi="Times New Roman" w:cs="Times New Roman"/>
+        </w:rPr>
+        <w:t>GPU</w:t>
+      </w:r>
+      <w:r>
+        <w:rPr>
+          <w:rFonts w:ascii="Times New Roman" w:hAnsi="Times New Roman" w:cs="Times New Roman"/>
+        </w:rPr>
+        <w:t>資源切分、節點彈性擴縮、智慧排程模型上線、工作追蹤與監控介面。後續工作將聚焦於改善模擬訓練環境貼近真實系統、擴充多台主機協同決策能力，以及進行更完整的效能對照實驗。</w:t>
       </w:r>
     </w:p>
     <w:p/>
@@ -737,7 +1029,49 @@
         <w:rPr>
           <w:rFonts w:ascii="Times New Roman" w:hAnsi="Times New Roman" w:cs="Times New Roman"/>
         </w:rPr>
-        <w:t>GPU資源排程、Kubernetes、Slurm、深度強化學習、Distributional SAC、彈性擴縮</w:t>
+        <w:t>GPU</w:t>
+      </w:r>
+      <w:r>
+        <w:rPr>
+          <w:rFonts w:ascii="Times New Roman" w:hAnsi="Times New Roman" w:cs="Times New Roman"/>
+        </w:rPr>
+        <w:t>資源排程、</w:t>
+      </w:r>
+      <w:r>
+        <w:rPr>
+          <w:rFonts w:ascii="Times New Roman" w:hAnsi="Times New Roman" w:cs="Times New Roman"/>
+        </w:rPr>
+        <w:t>Kubernetes</w:t>
+      </w:r>
+      <w:r>
+        <w:rPr>
+          <w:rFonts w:ascii="Times New Roman" w:hAnsi="Times New Roman" w:cs="Times New Roman"/>
+        </w:rPr>
+        <w:t>、</w:t>
+      </w:r>
+      <w:r>
+        <w:rPr>
+          <w:rFonts w:ascii="Times New Roman" w:hAnsi="Times New Roman" w:cs="Times New Roman"/>
+        </w:rPr>
+        <w:t>Slurm</w:t>
+      </w:r>
+      <w:r>
+        <w:rPr>
+          <w:rFonts w:ascii="Times New Roman" w:hAnsi="Times New Roman" w:cs="Times New Roman"/>
+        </w:rPr>
+        <w:t>、深度強化學習、</w:t>
+      </w:r>
+      <w:r>
+        <w:rPr>
+          <w:rFonts w:ascii="Times New Roman" w:hAnsi="Times New Roman" w:cs="Times New Roman"/>
+        </w:rPr>
+        <w:t>Distributional SAC</w:t>
+      </w:r>
+      <w:r>
+        <w:rPr>
+          <w:rFonts w:ascii="Times New Roman" w:hAnsi="Times New Roman" w:cs="Times New Roman"/>
+        </w:rPr>
+        <w:t>、彈性擴縮</w:t>
       </w:r>
     </w:p>
     <w:p>
@@ -781,7 +1115,17 @@
               <w:rFonts w:ascii="Times New Roman" w:hAnsi="Times New Roman" w:cs="Times New Roman"/>
             </w:rPr>
             <w:fldChar w:fldCharType="begin"/>
+          </w:r>
+          <w:r>
+            <w:rPr>
+              <w:rFonts w:ascii="Times New Roman" w:hAnsi="Times New Roman" w:cs="Times New Roman"/>
+            </w:rPr>
             <w:instrText>TOC \h \o "1-3"</w:instrText>
+          </w:r>
+          <w:r>
+            <w:rPr>
+              <w:rFonts w:ascii="Times New Roman" w:hAnsi="Times New Roman" w:cs="Times New Roman"/>
+            </w:rPr>
             <w:fldChar w:fldCharType="separate"/>
           </w:r>
           <w:hyperlink w:anchor="_Toc231559532" w:history="1">
@@ -799,10 +1143,46 @@
                 <w:noProof/>
               </w:rPr>
               <w:tab/>
+            </w:r>
+            <w:r>
+              <w:rPr>
+                <w:rFonts w:ascii="Times New Roman" w:hAnsi="Times New Roman" w:cs="Times New Roman"/>
+                <w:noProof/>
+              </w:rPr>
               <w:fldChar w:fldCharType="begin"/>
+            </w:r>
+            <w:r>
+              <w:rPr>
+                <w:rFonts w:ascii="Times New Roman" w:hAnsi="Times New Roman" w:cs="Times New Roman"/>
+                <w:noProof/>
+              </w:rPr>
               <w:instrText xml:space="preserve"> PAGEREF _Toc231559532 \h </w:instrText>
+            </w:r>
+            <w:r>
+              <w:rPr>
+                <w:rFonts w:ascii="Times New Roman" w:hAnsi="Times New Roman" w:cs="Times New Roman"/>
+                <w:noProof/>
+              </w:rPr>
+            </w:r>
+            <w:r>
+              <w:rPr>
+                <w:rFonts w:ascii="Times New Roman" w:hAnsi="Times New Roman" w:cs="Times New Roman"/>
+                <w:noProof/>
+              </w:rPr>
               <w:fldChar w:fldCharType="separate"/>
+            </w:r>
+            <w:r>
+              <w:rPr>
+                <w:rFonts w:ascii="Times New Roman" w:hAnsi="Times New Roman" w:cs="Times New Roman"/>
+                <w:noProof/>
+              </w:rPr>
               <w:t>I</w:t>
+            </w:r>
+            <w:r>
+              <w:rPr>
+                <w:rFonts w:ascii="Times New Roman" w:hAnsi="Times New Roman" w:cs="Times New Roman"/>
+                <w:noProof/>
+              </w:rPr>
               <w:fldChar w:fldCharType="end"/>
             </w:r>
           </w:hyperlink>
@@ -833,10 +1213,46 @@
                 <w:noProof/>
               </w:rPr>
               <w:tab/>
+            </w:r>
+            <w:r>
+              <w:rPr>
+                <w:rFonts w:ascii="Times New Roman" w:hAnsi="Times New Roman" w:cs="Times New Roman"/>
+                <w:noProof/>
+              </w:rPr>
               <w:fldChar w:fldCharType="begin"/>
+            </w:r>
+            <w:r>
+              <w:rPr>
+                <w:rFonts w:ascii="Times New Roman" w:hAnsi="Times New Roman" w:cs="Times New Roman"/>
+                <w:noProof/>
+              </w:rPr>
               <w:instrText xml:space="preserve"> PAGEREF _Toc231559533 \h </w:instrText>
+            </w:r>
+            <w:r>
+              <w:rPr>
+                <w:rFonts w:ascii="Times New Roman" w:hAnsi="Times New Roman" w:cs="Times New Roman"/>
+                <w:noProof/>
+              </w:rPr>
+            </w:r>
+            <w:r>
+              <w:rPr>
+                <w:rFonts w:ascii="Times New Roman" w:hAnsi="Times New Roman" w:cs="Times New Roman"/>
+                <w:noProof/>
+              </w:rPr>
               <w:fldChar w:fldCharType="separate"/>
+            </w:r>
+            <w:r>
+              <w:rPr>
+                <w:rFonts w:ascii="Times New Roman" w:hAnsi="Times New Roman" w:cs="Times New Roman"/>
+                <w:noProof/>
+              </w:rPr>
               <w:t>II</w:t>
+            </w:r>
+            <w:r>
+              <w:rPr>
+                <w:rFonts w:ascii="Times New Roman" w:hAnsi="Times New Roman" w:cs="Times New Roman"/>
+                <w:noProof/>
+              </w:rPr>
               <w:fldChar w:fldCharType="end"/>
             </w:r>
           </w:hyperlink>
@@ -867,10 +1283,46 @@
                 <w:noProof/>
               </w:rPr>
               <w:tab/>
+            </w:r>
+            <w:r>
+              <w:rPr>
+                <w:rFonts w:ascii="Times New Roman" w:hAnsi="Times New Roman" w:cs="Times New Roman"/>
+                <w:noProof/>
+              </w:rPr>
               <w:fldChar w:fldCharType="begin"/>
+            </w:r>
+            <w:r>
+              <w:rPr>
+                <w:rFonts w:ascii="Times New Roman" w:hAnsi="Times New Roman" w:cs="Times New Roman"/>
+                <w:noProof/>
+              </w:rPr>
               <w:instrText xml:space="preserve"> PAGEREF _Toc231559534 \h </w:instrText>
+            </w:r>
+            <w:r>
+              <w:rPr>
+                <w:rFonts w:ascii="Times New Roman" w:hAnsi="Times New Roman" w:cs="Times New Roman"/>
+                <w:noProof/>
+              </w:rPr>
+            </w:r>
+            <w:r>
+              <w:rPr>
+                <w:rFonts w:ascii="Times New Roman" w:hAnsi="Times New Roman" w:cs="Times New Roman"/>
+                <w:noProof/>
+              </w:rPr>
               <w:fldChar w:fldCharType="separate"/>
+            </w:r>
+            <w:r>
+              <w:rPr>
+                <w:rFonts w:ascii="Times New Roman" w:hAnsi="Times New Roman" w:cs="Times New Roman"/>
+                <w:noProof/>
+              </w:rPr>
               <w:t>III</w:t>
+            </w:r>
+            <w:r>
+              <w:rPr>
+                <w:rFonts w:ascii="Times New Roman" w:hAnsi="Times New Roman" w:cs="Times New Roman"/>
+                <w:noProof/>
+              </w:rPr>
               <w:fldChar w:fldCharType="end"/>
             </w:r>
           </w:hyperlink>
@@ -901,10 +1353,46 @@
                 <w:noProof/>
               </w:rPr>
               <w:tab/>
+            </w:r>
+            <w:r>
+              <w:rPr>
+                <w:rFonts w:ascii="Times New Roman" w:hAnsi="Times New Roman" w:cs="Times New Roman"/>
+                <w:noProof/>
+              </w:rPr>
               <w:fldChar w:fldCharType="begin"/>
+            </w:r>
+            <w:r>
+              <w:rPr>
+                <w:rFonts w:ascii="Times New Roman" w:hAnsi="Times New Roman" w:cs="Times New Roman"/>
+                <w:noProof/>
+              </w:rPr>
               <w:instrText xml:space="preserve"> PAGEREF _Toc231559535 \h </w:instrText>
+            </w:r>
+            <w:r>
+              <w:rPr>
+                <w:rFonts w:ascii="Times New Roman" w:hAnsi="Times New Roman" w:cs="Times New Roman"/>
+                <w:noProof/>
+              </w:rPr>
+            </w:r>
+            <w:r>
+              <w:rPr>
+                <w:rFonts w:ascii="Times New Roman" w:hAnsi="Times New Roman" w:cs="Times New Roman"/>
+                <w:noProof/>
+              </w:rPr>
               <w:fldChar w:fldCharType="separate"/>
+            </w:r>
+            <w:r>
+              <w:rPr>
+                <w:rFonts w:ascii="Times New Roman" w:hAnsi="Times New Roman" w:cs="Times New Roman"/>
+                <w:noProof/>
+              </w:rPr>
               <w:t>1</w:t>
+            </w:r>
+            <w:r>
+              <w:rPr>
+                <w:rFonts w:ascii="Times New Roman" w:hAnsi="Times New Roman" w:cs="Times New Roman"/>
+                <w:noProof/>
+              </w:rPr>
               <w:fldChar w:fldCharType="end"/>
             </w:r>
           </w:hyperlink>
@@ -927,7 +1415,15 @@
                 <w:rFonts w:ascii="Times New Roman" w:hAnsi="Times New Roman" w:cs="Times New Roman"/>
                 <w:noProof/>
               </w:rPr>
-              <w:t>1.1　研究背景與動機</w:t>
+              <w:t>1.1</w:t>
+            </w:r>
+            <w:r>
+              <w:rPr>
+                <w:rStyle w:val="a5"/>
+                <w:rFonts w:ascii="Times New Roman" w:hAnsi="Times New Roman" w:cs="Times New Roman"/>
+                <w:noProof/>
+              </w:rPr>
+              <w:t xml:space="preserve">　研究背景與動機</w:t>
             </w:r>
             <w:r>
               <w:rPr>
@@ -935,10 +1431,46 @@
                 <w:noProof/>
               </w:rPr>
               <w:tab/>
+            </w:r>
+            <w:r>
+              <w:rPr>
+                <w:rFonts w:ascii="Times New Roman" w:hAnsi="Times New Roman" w:cs="Times New Roman"/>
+                <w:noProof/>
+              </w:rPr>
               <w:fldChar w:fldCharType="begin"/>
+            </w:r>
+            <w:r>
+              <w:rPr>
+                <w:rFonts w:ascii="Times New Roman" w:hAnsi="Times New Roman" w:cs="Times New Roman"/>
+                <w:noProof/>
+              </w:rPr>
               <w:instrText xml:space="preserve"> PAGEREF _Toc231559536 \h </w:instrText>
+            </w:r>
+            <w:r>
+              <w:rPr>
+                <w:rFonts w:ascii="Times New Roman" w:hAnsi="Times New Roman" w:cs="Times New Roman"/>
+                <w:noProof/>
+              </w:rPr>
+            </w:r>
+            <w:r>
+              <w:rPr>
+                <w:rFonts w:ascii="Times New Roman" w:hAnsi="Times New Roman" w:cs="Times New Roman"/>
+                <w:noProof/>
+              </w:rPr>
               <w:fldChar w:fldCharType="separate"/>
+            </w:r>
+            <w:r>
+              <w:rPr>
+                <w:rFonts w:ascii="Times New Roman" w:hAnsi="Times New Roman" w:cs="Times New Roman"/>
+                <w:noProof/>
+              </w:rPr>
               <w:t>1</w:t>
+            </w:r>
+            <w:r>
+              <w:rPr>
+                <w:rFonts w:ascii="Times New Roman" w:hAnsi="Times New Roman" w:cs="Times New Roman"/>
+                <w:noProof/>
+              </w:rPr>
               <w:fldChar w:fldCharType="end"/>
             </w:r>
           </w:hyperlink>
@@ -969,10 +1501,46 @@
                 <w:noProof/>
               </w:rPr>
               <w:tab/>
+            </w:r>
+            <w:r>
+              <w:rPr>
+                <w:rFonts w:ascii="Times New Roman" w:hAnsi="Times New Roman" w:cs="Times New Roman"/>
+                <w:noProof/>
+              </w:rPr>
               <w:fldChar w:fldCharType="begin"/>
+            </w:r>
+            <w:r>
+              <w:rPr>
+                <w:rFonts w:ascii="Times New Roman" w:hAnsi="Times New Roman" w:cs="Times New Roman"/>
+                <w:noProof/>
+              </w:rPr>
               <w:instrText xml:space="preserve"> PAGEREF _Toc231559537 \h </w:instrText>
+            </w:r>
+            <w:r>
+              <w:rPr>
+                <w:rFonts w:ascii="Times New Roman" w:hAnsi="Times New Roman" w:cs="Times New Roman"/>
+                <w:noProof/>
+              </w:rPr>
+            </w:r>
+            <w:r>
+              <w:rPr>
+                <w:rFonts w:ascii="Times New Roman" w:hAnsi="Times New Roman" w:cs="Times New Roman"/>
+                <w:noProof/>
+              </w:rPr>
               <w:fldChar w:fldCharType="separate"/>
+            </w:r>
+            <w:r>
+              <w:rPr>
+                <w:rFonts w:ascii="Times New Roman" w:hAnsi="Times New Roman" w:cs="Times New Roman"/>
+                <w:noProof/>
+              </w:rPr>
               <w:t>2</w:t>
+            </w:r>
+            <w:r>
+              <w:rPr>
+                <w:rFonts w:ascii="Times New Roman" w:hAnsi="Times New Roman" w:cs="Times New Roman"/>
+                <w:noProof/>
+              </w:rPr>
               <w:fldChar w:fldCharType="end"/>
             </w:r>
           </w:hyperlink>
@@ -1003,10 +1571,46 @@
                 <w:noProof/>
               </w:rPr>
               <w:tab/>
+            </w:r>
+            <w:r>
+              <w:rPr>
+                <w:rFonts w:ascii="Times New Roman" w:hAnsi="Times New Roman" w:cs="Times New Roman"/>
+                <w:noProof/>
+              </w:rPr>
               <w:fldChar w:fldCharType="begin"/>
+            </w:r>
+            <w:r>
+              <w:rPr>
+                <w:rFonts w:ascii="Times New Roman" w:hAnsi="Times New Roman" w:cs="Times New Roman"/>
+                <w:noProof/>
+              </w:rPr>
               <w:instrText xml:space="preserve"> PAGEREF _Toc231559538 \h </w:instrText>
+            </w:r>
+            <w:r>
+              <w:rPr>
+                <w:rFonts w:ascii="Times New Roman" w:hAnsi="Times New Roman" w:cs="Times New Roman"/>
+                <w:noProof/>
+              </w:rPr>
+            </w:r>
+            <w:r>
+              <w:rPr>
+                <w:rFonts w:ascii="Times New Roman" w:hAnsi="Times New Roman" w:cs="Times New Roman"/>
+                <w:noProof/>
+              </w:rPr>
               <w:fldChar w:fldCharType="separate"/>
+            </w:r>
+            <w:r>
+              <w:rPr>
+                <w:rFonts w:ascii="Times New Roman" w:hAnsi="Times New Roman" w:cs="Times New Roman"/>
+                <w:noProof/>
+              </w:rPr>
               <w:t>3</w:t>
+            </w:r>
+            <w:r>
+              <w:rPr>
+                <w:rFonts w:ascii="Times New Roman" w:hAnsi="Times New Roman" w:cs="Times New Roman"/>
+                <w:noProof/>
+              </w:rPr>
               <w:fldChar w:fldCharType="end"/>
             </w:r>
           </w:hyperlink>
@@ -1029,7 +1633,31 @@
                 <w:rFonts w:ascii="Times New Roman" w:hAnsi="Times New Roman" w:cs="Times New Roman"/>
                 <w:noProof/>
               </w:rPr>
-              <w:t>3.1　高效能運算排程器（Slurm）</w:t>
+              <w:t>3.1</w:t>
+            </w:r>
+            <w:r>
+              <w:rPr>
+                <w:rStyle w:val="a5"/>
+                <w:rFonts w:ascii="Times New Roman" w:hAnsi="Times New Roman" w:cs="Times New Roman"/>
+                <w:noProof/>
+              </w:rPr>
+              <w:t xml:space="preserve">　高效能運算排程器（</w:t>
+            </w:r>
+            <w:r>
+              <w:rPr>
+                <w:rStyle w:val="a5"/>
+                <w:rFonts w:ascii="Times New Roman" w:hAnsi="Times New Roman" w:cs="Times New Roman"/>
+                <w:noProof/>
+              </w:rPr>
+              <w:t>Slurm</w:t>
+            </w:r>
+            <w:r>
+              <w:rPr>
+                <w:rStyle w:val="a5"/>
+                <w:rFonts w:ascii="Times New Roman" w:hAnsi="Times New Roman" w:cs="Times New Roman"/>
+                <w:noProof/>
+              </w:rPr>
+              <w:t>）</w:t>
             </w:r>
             <w:r>
               <w:rPr>
@@ -1037,10 +1665,46 @@
                 <w:noProof/>
               </w:rPr>
               <w:tab/>
+            </w:r>
+            <w:r>
+              <w:rPr>
+                <w:rFonts w:ascii="Times New Roman" w:hAnsi="Times New Roman" w:cs="Times New Roman"/>
+                <w:noProof/>
+              </w:rPr>
               <w:fldChar w:fldCharType="begin"/>
+            </w:r>
+            <w:r>
+              <w:rPr>
+                <w:rFonts w:ascii="Times New Roman" w:hAnsi="Times New Roman" w:cs="Times New Roman"/>
+                <w:noProof/>
+              </w:rPr>
               <w:instrText xml:space="preserve"> PAGEREF _Toc231559539 \h </w:instrText>
+            </w:r>
+            <w:r>
+              <w:rPr>
+                <w:rFonts w:ascii="Times New Roman" w:hAnsi="Times New Roman" w:cs="Times New Roman"/>
+                <w:noProof/>
+              </w:rPr>
+            </w:r>
+            <w:r>
+              <w:rPr>
+                <w:rFonts w:ascii="Times New Roman" w:hAnsi="Times New Roman" w:cs="Times New Roman"/>
+                <w:noProof/>
+              </w:rPr>
               <w:fldChar w:fldCharType="separate"/>
+            </w:r>
+            <w:r>
+              <w:rPr>
+                <w:rFonts w:ascii="Times New Roman" w:hAnsi="Times New Roman" w:cs="Times New Roman"/>
+                <w:noProof/>
+              </w:rPr>
               <w:t>3</w:t>
+            </w:r>
+            <w:r>
+              <w:rPr>
+                <w:rFonts w:ascii="Times New Roman" w:hAnsi="Times New Roman" w:cs="Times New Roman"/>
+                <w:noProof/>
+              </w:rPr>
               <w:fldChar w:fldCharType="end"/>
             </w:r>
           </w:hyperlink>
@@ -1063,7 +1727,23 @@
                 <w:rFonts w:ascii="Times New Roman" w:hAnsi="Times New Roman" w:cs="Times New Roman"/>
                 <w:noProof/>
               </w:rPr>
-              <w:t>3.2　容器化與 Kubernetes</w:t>
+              <w:t>3.2</w:t>
+            </w:r>
+            <w:r>
+              <w:rPr>
+                <w:rStyle w:val="a5"/>
+                <w:rFonts w:ascii="Times New Roman" w:hAnsi="Times New Roman" w:cs="Times New Roman"/>
+                <w:noProof/>
+              </w:rPr>
+              <w:t xml:space="preserve">　容器化與</w:t>
+            </w:r>
+            <w:r>
+              <w:rPr>
+                <w:rStyle w:val="a5"/>
+                <w:rFonts w:ascii="Times New Roman" w:hAnsi="Times New Roman" w:cs="Times New Roman"/>
+                <w:noProof/>
+              </w:rPr>
+              <w:t xml:space="preserve"> Kubernetes</w:t>
             </w:r>
             <w:r>
               <w:rPr>
@@ -1071,10 +1751,46 @@
                 <w:noProof/>
               </w:rPr>
               <w:tab/>
+            </w:r>
+            <w:r>
+              <w:rPr>
+                <w:rFonts w:ascii="Times New Roman" w:hAnsi="Times New Roman" w:cs="Times New Roman"/>
+                <w:noProof/>
+              </w:rPr>
               <w:fldChar w:fldCharType="begin"/>
+            </w:r>
+            <w:r>
+              <w:rPr>
+                <w:rFonts w:ascii="Times New Roman" w:hAnsi="Times New Roman" w:cs="Times New Roman"/>
+                <w:noProof/>
+              </w:rPr>
               <w:instrText xml:space="preserve"> PAGEREF _Toc231559540 \h </w:instrText>
+            </w:r>
+            <w:r>
+              <w:rPr>
+                <w:rFonts w:ascii="Times New Roman" w:hAnsi="Times New Roman" w:cs="Times New Roman"/>
+                <w:noProof/>
+              </w:rPr>
+            </w:r>
+            <w:r>
+              <w:rPr>
+                <w:rFonts w:ascii="Times New Roman" w:hAnsi="Times New Roman" w:cs="Times New Roman"/>
+                <w:noProof/>
+              </w:rPr>
               <w:fldChar w:fldCharType="separate"/>
+            </w:r>
+            <w:r>
+              <w:rPr>
+                <w:rFonts w:ascii="Times New Roman" w:hAnsi="Times New Roman" w:cs="Times New Roman"/>
+                <w:noProof/>
+              </w:rPr>
               <w:t>3</w:t>
+            </w:r>
+            <w:r>
+              <w:rPr>
+                <w:rFonts w:ascii="Times New Roman" w:hAnsi="Times New Roman" w:cs="Times New Roman"/>
+                <w:noProof/>
+              </w:rPr>
               <w:fldChar w:fldCharType="end"/>
             </w:r>
           </w:hyperlink>
@@ -1097,7 +1813,31 @@
                 <w:rFonts w:ascii="Times New Roman" w:hAnsi="Times New Roman" w:cs="Times New Roman"/>
                 <w:noProof/>
               </w:rPr>
-              <w:t>3.3　GPU 資源共享技術</w:t>
+              <w:t>3.3</w:t>
+            </w:r>
+            <w:r>
+              <w:rPr>
+                <w:rStyle w:val="a5"/>
+                <w:rFonts w:ascii="Times New Roman" w:hAnsi="Times New Roman" w:cs="Times New Roman"/>
+                <w:noProof/>
+              </w:rPr>
+              <w:t xml:space="preserve">　</w:t>
+            </w:r>
+            <w:r>
+              <w:rPr>
+                <w:rStyle w:val="a5"/>
+                <w:rFonts w:ascii="Times New Roman" w:hAnsi="Times New Roman" w:cs="Times New Roman"/>
+                <w:noProof/>
+              </w:rPr>
+              <w:t xml:space="preserve">GPU </w:t>
+            </w:r>
+            <w:r>
+              <w:rPr>
+                <w:rStyle w:val="a5"/>
+                <w:rFonts w:ascii="Times New Roman" w:hAnsi="Times New Roman" w:cs="Times New Roman"/>
+                <w:noProof/>
+              </w:rPr>
+              <w:t>資源共享技術</w:t>
             </w:r>
             <w:r>
               <w:rPr>
@@ -1105,10 +1845,46 @@
                 <w:noProof/>
               </w:rPr>
               <w:tab/>
+            </w:r>
+            <w:r>
+              <w:rPr>
+                <w:rFonts w:ascii="Times New Roman" w:hAnsi="Times New Roman" w:cs="Times New Roman"/>
+                <w:noProof/>
+              </w:rPr>
               <w:fldChar w:fldCharType="begin"/>
+            </w:r>
+            <w:r>
+              <w:rPr>
+                <w:rFonts w:ascii="Times New Roman" w:hAnsi="Times New Roman" w:cs="Times New Roman"/>
+                <w:noProof/>
+              </w:rPr>
               <w:instrText xml:space="preserve"> PAGEREF _Toc231559541 \h </w:instrText>
+            </w:r>
+            <w:r>
+              <w:rPr>
+                <w:rFonts w:ascii="Times New Roman" w:hAnsi="Times New Roman" w:cs="Times New Roman"/>
+                <w:noProof/>
+              </w:rPr>
+            </w:r>
+            <w:r>
+              <w:rPr>
+                <w:rFonts w:ascii="Times New Roman" w:hAnsi="Times New Roman" w:cs="Times New Roman"/>
+                <w:noProof/>
+              </w:rPr>
               <w:fldChar w:fldCharType="separate"/>
+            </w:r>
+            <w:r>
+              <w:rPr>
+                <w:rFonts w:ascii="Times New Roman" w:hAnsi="Times New Roman" w:cs="Times New Roman"/>
+                <w:noProof/>
+              </w:rPr>
               <w:t>3</w:t>
+            </w:r>
+            <w:r>
+              <w:rPr>
+                <w:rFonts w:ascii="Times New Roman" w:hAnsi="Times New Roman" w:cs="Times New Roman"/>
+                <w:noProof/>
+              </w:rPr>
               <w:fldChar w:fldCharType="end"/>
             </w:r>
           </w:hyperlink>
@@ -1131,7 +1907,15 @@
                 <w:rFonts w:ascii="Times New Roman" w:hAnsi="Times New Roman" w:cs="Times New Roman"/>
                 <w:noProof/>
               </w:rPr>
-              <w:t>3.4　深度強化學習於資源排程</w:t>
+              <w:t>3.4</w:t>
+            </w:r>
+            <w:r>
+              <w:rPr>
+                <w:rStyle w:val="a5"/>
+                <w:rFonts w:ascii="Times New Roman" w:hAnsi="Times New Roman" w:cs="Times New Roman"/>
+                <w:noProof/>
+              </w:rPr>
+              <w:t xml:space="preserve">　深度強化學習於資源排程</w:t>
             </w:r>
             <w:r>
               <w:rPr>
@@ -1139,10 +1923,46 @@
                 <w:noProof/>
               </w:rPr>
               <w:tab/>
+            </w:r>
+            <w:r>
+              <w:rPr>
+                <w:rFonts w:ascii="Times New Roman" w:hAnsi="Times New Roman" w:cs="Times New Roman"/>
+                <w:noProof/>
+              </w:rPr>
               <w:fldChar w:fldCharType="begin"/>
+            </w:r>
+            <w:r>
+              <w:rPr>
+                <w:rFonts w:ascii="Times New Roman" w:hAnsi="Times New Roman" w:cs="Times New Roman"/>
+                <w:noProof/>
+              </w:rPr>
               <w:instrText xml:space="preserve"> PAGEREF _Toc231559542 \h </w:instrText>
+            </w:r>
+            <w:r>
+              <w:rPr>
+                <w:rFonts w:ascii="Times New Roman" w:hAnsi="Times New Roman" w:cs="Times New Roman"/>
+                <w:noProof/>
+              </w:rPr>
+            </w:r>
+            <w:r>
+              <w:rPr>
+                <w:rFonts w:ascii="Times New Roman" w:hAnsi="Times New Roman" w:cs="Times New Roman"/>
+                <w:noProof/>
+              </w:rPr>
               <w:fldChar w:fldCharType="separate"/>
+            </w:r>
+            <w:r>
+              <w:rPr>
+                <w:rFonts w:ascii="Times New Roman" w:hAnsi="Times New Roman" w:cs="Times New Roman"/>
+                <w:noProof/>
+              </w:rPr>
               <w:t>3</w:t>
+            </w:r>
+            <w:r>
+              <w:rPr>
+                <w:rFonts w:ascii="Times New Roman" w:hAnsi="Times New Roman" w:cs="Times New Roman"/>
+                <w:noProof/>
+              </w:rPr>
               <w:fldChar w:fldCharType="end"/>
             </w:r>
           </w:hyperlink>
@@ -1173,10 +1993,46 @@
                 <w:noProof/>
               </w:rPr>
               <w:tab/>
+            </w:r>
+            <w:r>
+              <w:rPr>
+                <w:rFonts w:ascii="Times New Roman" w:hAnsi="Times New Roman" w:cs="Times New Roman"/>
+                <w:noProof/>
+              </w:rPr>
               <w:fldChar w:fldCharType="begin"/>
+            </w:r>
+            <w:r>
+              <w:rPr>
+                <w:rFonts w:ascii="Times New Roman" w:hAnsi="Times New Roman" w:cs="Times New Roman"/>
+                <w:noProof/>
+              </w:rPr>
               <w:instrText xml:space="preserve"> PAGEREF _Toc231559543 \h </w:instrText>
+            </w:r>
+            <w:r>
+              <w:rPr>
+                <w:rFonts w:ascii="Times New Roman" w:hAnsi="Times New Roman" w:cs="Times New Roman"/>
+                <w:noProof/>
+              </w:rPr>
+            </w:r>
+            <w:r>
+              <w:rPr>
+                <w:rFonts w:ascii="Times New Roman" w:hAnsi="Times New Roman" w:cs="Times New Roman"/>
+                <w:noProof/>
+              </w:rPr>
               <w:fldChar w:fldCharType="separate"/>
+            </w:r>
+            <w:r>
+              <w:rPr>
+                <w:rFonts w:ascii="Times New Roman" w:hAnsi="Times New Roman" w:cs="Times New Roman"/>
+                <w:noProof/>
+              </w:rPr>
               <w:t>5</w:t>
+            </w:r>
+            <w:r>
+              <w:rPr>
+                <w:rFonts w:ascii="Times New Roman" w:hAnsi="Times New Roman" w:cs="Times New Roman"/>
+                <w:noProof/>
+              </w:rPr>
               <w:fldChar w:fldCharType="end"/>
             </w:r>
           </w:hyperlink>
@@ -1199,7 +2055,15 @@
                 <w:rFonts w:ascii="Times New Roman" w:hAnsi="Times New Roman" w:cs="Times New Roman"/>
                 <w:noProof/>
               </w:rPr>
-              <w:t>4.1　系統整體架構</w:t>
+              <w:t>4.1</w:t>
+            </w:r>
+            <w:r>
+              <w:rPr>
+                <w:rStyle w:val="a5"/>
+                <w:rFonts w:ascii="Times New Roman" w:hAnsi="Times New Roman" w:cs="Times New Roman"/>
+                <w:noProof/>
+              </w:rPr>
+              <w:t xml:space="preserve">　系統整體架構</w:t>
             </w:r>
             <w:r>
               <w:rPr>
@@ -1207,10 +2071,46 @@
                 <w:noProof/>
               </w:rPr>
               <w:tab/>
+            </w:r>
+            <w:r>
+              <w:rPr>
+                <w:rFonts w:ascii="Times New Roman" w:hAnsi="Times New Roman" w:cs="Times New Roman"/>
+                <w:noProof/>
+              </w:rPr>
               <w:fldChar w:fldCharType="begin"/>
+            </w:r>
+            <w:r>
+              <w:rPr>
+                <w:rFonts w:ascii="Times New Roman" w:hAnsi="Times New Roman" w:cs="Times New Roman"/>
+                <w:noProof/>
+              </w:rPr>
               <w:instrText xml:space="preserve"> PAGEREF _Toc231559544 \h </w:instrText>
+            </w:r>
+            <w:r>
+              <w:rPr>
+                <w:rFonts w:ascii="Times New Roman" w:hAnsi="Times New Roman" w:cs="Times New Roman"/>
+                <w:noProof/>
+              </w:rPr>
+            </w:r>
+            <w:r>
+              <w:rPr>
+                <w:rFonts w:ascii="Times New Roman" w:hAnsi="Times New Roman" w:cs="Times New Roman"/>
+                <w:noProof/>
+              </w:rPr>
               <w:fldChar w:fldCharType="separate"/>
+            </w:r>
+            <w:r>
+              <w:rPr>
+                <w:rFonts w:ascii="Times New Roman" w:hAnsi="Times New Roman" w:cs="Times New Roman"/>
+                <w:noProof/>
+              </w:rPr>
               <w:t>5</w:t>
+            </w:r>
+            <w:r>
+              <w:rPr>
+                <w:rFonts w:ascii="Times New Roman" w:hAnsi="Times New Roman" w:cs="Times New Roman"/>
+                <w:noProof/>
+              </w:rPr>
               <w:fldChar w:fldCharType="end"/>
             </w:r>
           </w:hyperlink>
@@ -1233,7 +2133,15 @@
                 <w:rFonts w:ascii="Times New Roman" w:hAnsi="Times New Roman" w:cs="Times New Roman"/>
                 <w:noProof/>
               </w:rPr>
-              <w:t>4.2　排程與資源分配流程</w:t>
+              <w:t>4.2</w:t>
+            </w:r>
+            <w:r>
+              <w:rPr>
+                <w:rStyle w:val="a5"/>
+                <w:rFonts w:ascii="Times New Roman" w:hAnsi="Times New Roman" w:cs="Times New Roman"/>
+                <w:noProof/>
+              </w:rPr>
+              <w:t xml:space="preserve">　排程與資源分配流程</w:t>
             </w:r>
             <w:r>
               <w:rPr>
@@ -1241,10 +2149,46 @@
                 <w:noProof/>
               </w:rPr>
               <w:tab/>
+            </w:r>
+            <w:r>
+              <w:rPr>
+                <w:rFonts w:ascii="Times New Roman" w:hAnsi="Times New Roman" w:cs="Times New Roman"/>
+                <w:noProof/>
+              </w:rPr>
               <w:fldChar w:fldCharType="begin"/>
+            </w:r>
+            <w:r>
+              <w:rPr>
+                <w:rFonts w:ascii="Times New Roman" w:hAnsi="Times New Roman" w:cs="Times New Roman"/>
+                <w:noProof/>
+              </w:rPr>
               <w:instrText xml:space="preserve"> PAGEREF _Toc231559545 \h </w:instrText>
+            </w:r>
+            <w:r>
+              <w:rPr>
+                <w:rFonts w:ascii="Times New Roman" w:hAnsi="Times New Roman" w:cs="Times New Roman"/>
+                <w:noProof/>
+              </w:rPr>
+            </w:r>
+            <w:r>
+              <w:rPr>
+                <w:rFonts w:ascii="Times New Roman" w:hAnsi="Times New Roman" w:cs="Times New Roman"/>
+                <w:noProof/>
+              </w:rPr>
               <w:fldChar w:fldCharType="separate"/>
+            </w:r>
+            <w:r>
+              <w:rPr>
+                <w:rFonts w:ascii="Times New Roman" w:hAnsi="Times New Roman" w:cs="Times New Roman"/>
+                <w:noProof/>
+              </w:rPr>
               <w:t>5</w:t>
+            </w:r>
+            <w:r>
+              <w:rPr>
+                <w:rFonts w:ascii="Times New Roman" w:hAnsi="Times New Roman" w:cs="Times New Roman"/>
+                <w:noProof/>
+              </w:rPr>
               <w:fldChar w:fldCharType="end"/>
             </w:r>
           </w:hyperlink>
@@ -1267,7 +2211,15 @@
                 <w:rFonts w:ascii="Times New Roman" w:hAnsi="Times New Roman" w:cs="Times New Roman"/>
                 <w:noProof/>
               </w:rPr>
-              <w:t>4.2.1　基本排程規則</w:t>
+              <w:t>4.2.1</w:t>
+            </w:r>
+            <w:r>
+              <w:rPr>
+                <w:rStyle w:val="a5"/>
+                <w:rFonts w:ascii="Times New Roman" w:hAnsi="Times New Roman" w:cs="Times New Roman"/>
+                <w:noProof/>
+              </w:rPr>
+              <w:t xml:space="preserve">　基本排程規則</w:t>
             </w:r>
             <w:r>
               <w:rPr>
@@ -1275,10 +2227,46 @@
                 <w:noProof/>
               </w:rPr>
               <w:tab/>
+            </w:r>
+            <w:r>
+              <w:rPr>
+                <w:rFonts w:ascii="Times New Roman" w:hAnsi="Times New Roman" w:cs="Times New Roman"/>
+                <w:noProof/>
+              </w:rPr>
               <w:fldChar w:fldCharType="begin"/>
+            </w:r>
+            <w:r>
+              <w:rPr>
+                <w:rFonts w:ascii="Times New Roman" w:hAnsi="Times New Roman" w:cs="Times New Roman"/>
+                <w:noProof/>
+              </w:rPr>
               <w:instrText xml:space="preserve"> PAGEREF _Toc231559546 \h </w:instrText>
+            </w:r>
+            <w:r>
+              <w:rPr>
+                <w:rFonts w:ascii="Times New Roman" w:hAnsi="Times New Roman" w:cs="Times New Roman"/>
+                <w:noProof/>
+              </w:rPr>
+            </w:r>
+            <w:r>
+              <w:rPr>
+                <w:rFonts w:ascii="Times New Roman" w:hAnsi="Times New Roman" w:cs="Times New Roman"/>
+                <w:noProof/>
+              </w:rPr>
               <w:fldChar w:fldCharType="separate"/>
+            </w:r>
+            <w:r>
+              <w:rPr>
+                <w:rFonts w:ascii="Times New Roman" w:hAnsi="Times New Roman" w:cs="Times New Roman"/>
+                <w:noProof/>
+              </w:rPr>
               <w:t>5</w:t>
+            </w:r>
+            <w:r>
+              <w:rPr>
+                <w:rFonts w:ascii="Times New Roman" w:hAnsi="Times New Roman" w:cs="Times New Roman"/>
+                <w:noProof/>
+              </w:rPr>
               <w:fldChar w:fldCharType="end"/>
             </w:r>
           </w:hyperlink>
@@ -1301,7 +2289,15 @@
                 <w:rFonts w:ascii="Times New Roman" w:hAnsi="Times New Roman" w:cs="Times New Roman"/>
                 <w:noProof/>
               </w:rPr>
-              <w:t>4.2.2　智慧決策模型</w:t>
+              <w:t>4.2.2</w:t>
+            </w:r>
+            <w:r>
+              <w:rPr>
+                <w:rStyle w:val="a5"/>
+                <w:rFonts w:ascii="Times New Roman" w:hAnsi="Times New Roman" w:cs="Times New Roman"/>
+                <w:noProof/>
+              </w:rPr>
+              <w:t xml:space="preserve">　智慧決策模型</w:t>
             </w:r>
             <w:r>
               <w:rPr>
@@ -1309,10 +2305,46 @@
                 <w:noProof/>
               </w:rPr>
               <w:tab/>
+            </w:r>
+            <w:r>
+              <w:rPr>
+                <w:rFonts w:ascii="Times New Roman" w:hAnsi="Times New Roman" w:cs="Times New Roman"/>
+                <w:noProof/>
+              </w:rPr>
               <w:fldChar w:fldCharType="begin"/>
+            </w:r>
+            <w:r>
+              <w:rPr>
+                <w:rFonts w:ascii="Times New Roman" w:hAnsi="Times New Roman" w:cs="Times New Roman"/>
+                <w:noProof/>
+              </w:rPr>
               <w:instrText xml:space="preserve"> PAGEREF _Toc231559547 \h </w:instrText>
+            </w:r>
+            <w:r>
+              <w:rPr>
+                <w:rFonts w:ascii="Times New Roman" w:hAnsi="Times New Roman" w:cs="Times New Roman"/>
+                <w:noProof/>
+              </w:rPr>
+            </w:r>
+            <w:r>
+              <w:rPr>
+                <w:rFonts w:ascii="Times New Roman" w:hAnsi="Times New Roman" w:cs="Times New Roman"/>
+                <w:noProof/>
+              </w:rPr>
               <w:fldChar w:fldCharType="separate"/>
+            </w:r>
+            <w:r>
+              <w:rPr>
+                <w:rFonts w:ascii="Times New Roman" w:hAnsi="Times New Roman" w:cs="Times New Roman"/>
+                <w:noProof/>
+              </w:rPr>
               <w:t>6</w:t>
+            </w:r>
+            <w:r>
+              <w:rPr>
+                <w:rFonts w:ascii="Times New Roman" w:hAnsi="Times New Roman" w:cs="Times New Roman"/>
+                <w:noProof/>
+              </w:rPr>
               <w:fldChar w:fldCharType="end"/>
             </w:r>
           </w:hyperlink>
@@ -1335,7 +2367,15 @@
                 <w:rFonts w:ascii="Times New Roman" w:hAnsi="Times New Roman" w:cs="Times New Roman"/>
                 <w:noProof/>
               </w:rPr>
-              <w:t>4.2.3　指定資源配置機制</w:t>
+              <w:t>4.2.3</w:t>
+            </w:r>
+            <w:r>
+              <w:rPr>
+                <w:rStyle w:val="a5"/>
+                <w:rFonts w:ascii="Times New Roman" w:hAnsi="Times New Roman" w:cs="Times New Roman"/>
+                <w:noProof/>
+              </w:rPr>
+              <w:t xml:space="preserve">　指定資源配置機制</w:t>
             </w:r>
             <w:r>
               <w:rPr>
@@ -1343,10 +2383,46 @@
                 <w:noProof/>
               </w:rPr>
               <w:tab/>
+            </w:r>
+            <w:r>
+              <w:rPr>
+                <w:rFonts w:ascii="Times New Roman" w:hAnsi="Times New Roman" w:cs="Times New Roman"/>
+                <w:noProof/>
+              </w:rPr>
               <w:fldChar w:fldCharType="begin"/>
+            </w:r>
+            <w:r>
+              <w:rPr>
+                <w:rFonts w:ascii="Times New Roman" w:hAnsi="Times New Roman" w:cs="Times New Roman"/>
+                <w:noProof/>
+              </w:rPr>
               <w:instrText xml:space="preserve"> PAGEREF _Toc231559548 \h </w:instrText>
+            </w:r>
+            <w:r>
+              <w:rPr>
+                <w:rFonts w:ascii="Times New Roman" w:hAnsi="Times New Roman" w:cs="Times New Roman"/>
+                <w:noProof/>
+              </w:rPr>
+            </w:r>
+            <w:r>
+              <w:rPr>
+                <w:rFonts w:ascii="Times New Roman" w:hAnsi="Times New Roman" w:cs="Times New Roman"/>
+                <w:noProof/>
+              </w:rPr>
               <w:fldChar w:fldCharType="separate"/>
+            </w:r>
+            <w:r>
+              <w:rPr>
+                <w:rFonts w:ascii="Times New Roman" w:hAnsi="Times New Roman" w:cs="Times New Roman"/>
+                <w:noProof/>
+              </w:rPr>
               <w:t>6</w:t>
+            </w:r>
+            <w:r>
+              <w:rPr>
+                <w:rFonts w:ascii="Times New Roman" w:hAnsi="Times New Roman" w:cs="Times New Roman"/>
+                <w:noProof/>
+              </w:rPr>
               <w:fldChar w:fldCharType="end"/>
             </w:r>
           </w:hyperlink>
@@ -1369,7 +2445,31 @@
                 <w:rFonts w:ascii="Times New Roman" w:hAnsi="Times New Roman" w:cs="Times New Roman"/>
                 <w:noProof/>
               </w:rPr>
-              <w:t>4.3　GPU 資源共享方法</w:t>
+              <w:t>4.3</w:t>
+            </w:r>
+            <w:r>
+              <w:rPr>
+                <w:rStyle w:val="a5"/>
+                <w:rFonts w:ascii="Times New Roman" w:hAnsi="Times New Roman" w:cs="Times New Roman"/>
+                <w:noProof/>
+              </w:rPr>
+              <w:t xml:space="preserve">　</w:t>
+            </w:r>
+            <w:r>
+              <w:rPr>
+                <w:rStyle w:val="a5"/>
+                <w:rFonts w:ascii="Times New Roman" w:hAnsi="Times New Roman" w:cs="Times New Roman"/>
+                <w:noProof/>
+              </w:rPr>
+              <w:t xml:space="preserve">GPU </w:t>
+            </w:r>
+            <w:r>
+              <w:rPr>
+                <w:rStyle w:val="a5"/>
+                <w:rFonts w:ascii="Times New Roman" w:hAnsi="Times New Roman" w:cs="Times New Roman"/>
+                <w:noProof/>
+              </w:rPr>
+              <w:t>資源共享方法</w:t>
             </w:r>
             <w:r>
               <w:rPr>
@@ -1377,10 +2477,46 @@
                 <w:noProof/>
               </w:rPr>
               <w:tab/>
+            </w:r>
+            <w:r>
+              <w:rPr>
+                <w:rFonts w:ascii="Times New Roman" w:hAnsi="Times New Roman" w:cs="Times New Roman"/>
+                <w:noProof/>
+              </w:rPr>
               <w:fldChar w:fldCharType="begin"/>
+            </w:r>
+            <w:r>
+              <w:rPr>
+                <w:rFonts w:ascii="Times New Roman" w:hAnsi="Times New Roman" w:cs="Times New Roman"/>
+                <w:noProof/>
+              </w:rPr>
               <w:instrText xml:space="preserve"> PAGEREF _Toc231559549 \h </w:instrText>
+            </w:r>
+            <w:r>
+              <w:rPr>
+                <w:rFonts w:ascii="Times New Roman" w:hAnsi="Times New Roman" w:cs="Times New Roman"/>
+                <w:noProof/>
+              </w:rPr>
+            </w:r>
+            <w:r>
+              <w:rPr>
+                <w:rFonts w:ascii="Times New Roman" w:hAnsi="Times New Roman" w:cs="Times New Roman"/>
+                <w:noProof/>
+              </w:rPr>
               <w:fldChar w:fldCharType="separate"/>
+            </w:r>
+            <w:r>
+              <w:rPr>
+                <w:rFonts w:ascii="Times New Roman" w:hAnsi="Times New Roman" w:cs="Times New Roman"/>
+                <w:noProof/>
+              </w:rPr>
               <w:t>6</w:t>
+            </w:r>
+            <w:r>
+              <w:rPr>
+                <w:rFonts w:ascii="Times New Roman" w:hAnsi="Times New Roman" w:cs="Times New Roman"/>
+                <w:noProof/>
+              </w:rPr>
               <w:fldChar w:fldCharType="end"/>
             </w:r>
           </w:hyperlink>
@@ -1403,7 +2539,15 @@
                 <w:rFonts w:ascii="Times New Roman" w:hAnsi="Times New Roman" w:cs="Times New Roman"/>
                 <w:noProof/>
               </w:rPr>
-              <w:t>4.4　模型訓練與評估方法</w:t>
+              <w:t>4.4</w:t>
+            </w:r>
+            <w:r>
+              <w:rPr>
+                <w:rStyle w:val="a5"/>
+                <w:rFonts w:ascii="Times New Roman" w:hAnsi="Times New Roman" w:cs="Times New Roman"/>
+                <w:noProof/>
+              </w:rPr>
+              <w:t xml:space="preserve">　模型訓練與評估方法</w:t>
             </w:r>
             <w:r>
               <w:rPr>
@@ -1411,10 +2555,46 @@
                 <w:noProof/>
               </w:rPr>
               <w:tab/>
+            </w:r>
+            <w:r>
+              <w:rPr>
+                <w:rFonts w:ascii="Times New Roman" w:hAnsi="Times New Roman" w:cs="Times New Roman"/>
+                <w:noProof/>
+              </w:rPr>
               <w:fldChar w:fldCharType="begin"/>
+            </w:r>
+            <w:r>
+              <w:rPr>
+                <w:rFonts w:ascii="Times New Roman" w:hAnsi="Times New Roman" w:cs="Times New Roman"/>
+                <w:noProof/>
+              </w:rPr>
               <w:instrText xml:space="preserve"> PAGEREF _Toc231559550 \h </w:instrText>
+            </w:r>
+            <w:r>
+              <w:rPr>
+                <w:rFonts w:ascii="Times New Roman" w:hAnsi="Times New Roman" w:cs="Times New Roman"/>
+                <w:noProof/>
+              </w:rPr>
+            </w:r>
+            <w:r>
+              <w:rPr>
+                <w:rFonts w:ascii="Times New Roman" w:hAnsi="Times New Roman" w:cs="Times New Roman"/>
+                <w:noProof/>
+              </w:rPr>
               <w:fldChar w:fldCharType="separate"/>
+            </w:r>
+            <w:r>
+              <w:rPr>
+                <w:rFonts w:ascii="Times New Roman" w:hAnsi="Times New Roman" w:cs="Times New Roman"/>
+                <w:noProof/>
+              </w:rPr>
               <w:t>6</w:t>
+            </w:r>
+            <w:r>
+              <w:rPr>
+                <w:rFonts w:ascii="Times New Roman" w:hAnsi="Times New Roman" w:cs="Times New Roman"/>
+                <w:noProof/>
+              </w:rPr>
               <w:fldChar w:fldCharType="end"/>
             </w:r>
           </w:hyperlink>
@@ -1445,10 +2625,46 @@
                 <w:noProof/>
               </w:rPr>
               <w:tab/>
+            </w:r>
+            <w:r>
+              <w:rPr>
+                <w:rFonts w:ascii="Times New Roman" w:hAnsi="Times New Roman" w:cs="Times New Roman"/>
+                <w:noProof/>
+              </w:rPr>
               <w:fldChar w:fldCharType="begin"/>
+            </w:r>
+            <w:r>
+              <w:rPr>
+                <w:rFonts w:ascii="Times New Roman" w:hAnsi="Times New Roman" w:cs="Times New Roman"/>
+                <w:noProof/>
+              </w:rPr>
               <w:instrText xml:space="preserve"> PAGEREF _Toc231559551 \h </w:instrText>
+            </w:r>
+            <w:r>
+              <w:rPr>
+                <w:rFonts w:ascii="Times New Roman" w:hAnsi="Times New Roman" w:cs="Times New Roman"/>
+                <w:noProof/>
+              </w:rPr>
+            </w:r>
+            <w:r>
+              <w:rPr>
+                <w:rFonts w:ascii="Times New Roman" w:hAnsi="Times New Roman" w:cs="Times New Roman"/>
+                <w:noProof/>
+              </w:rPr>
               <w:fldChar w:fldCharType="separate"/>
+            </w:r>
+            <w:r>
+              <w:rPr>
+                <w:rFonts w:ascii="Times New Roman" w:hAnsi="Times New Roman" w:cs="Times New Roman"/>
+                <w:noProof/>
+              </w:rPr>
               <w:t>8</w:t>
+            </w:r>
+            <w:r>
+              <w:rPr>
+                <w:rFonts w:ascii="Times New Roman" w:hAnsi="Times New Roman" w:cs="Times New Roman"/>
+                <w:noProof/>
+              </w:rPr>
               <w:fldChar w:fldCharType="end"/>
             </w:r>
           </w:hyperlink>
@@ -1471,7 +2687,15 @@
                 <w:rFonts w:ascii="Times New Roman" w:hAnsi="Times New Roman" w:cs="Times New Roman"/>
                 <w:noProof/>
               </w:rPr>
-              <w:t>5.1　目前完成項目</w:t>
+              <w:t>5.1</w:t>
+            </w:r>
+            <w:r>
+              <w:rPr>
+                <w:rStyle w:val="a5"/>
+                <w:rFonts w:ascii="Times New Roman" w:hAnsi="Times New Roman" w:cs="Times New Roman"/>
+                <w:noProof/>
+              </w:rPr>
+              <w:t xml:space="preserve">　目前完成項目</w:t>
             </w:r>
             <w:r>
               <w:rPr>
@@ -1479,10 +2703,46 @@
                 <w:noProof/>
               </w:rPr>
               <w:tab/>
+            </w:r>
+            <w:r>
+              <w:rPr>
+                <w:rFonts w:ascii="Times New Roman" w:hAnsi="Times New Roman" w:cs="Times New Roman"/>
+                <w:noProof/>
+              </w:rPr>
               <w:fldChar w:fldCharType="begin"/>
+            </w:r>
+            <w:r>
+              <w:rPr>
+                <w:rFonts w:ascii="Times New Roman" w:hAnsi="Times New Roman" w:cs="Times New Roman"/>
+                <w:noProof/>
+              </w:rPr>
               <w:instrText xml:space="preserve"> PAGEREF _Toc231559552 \h </w:instrText>
+            </w:r>
+            <w:r>
+              <w:rPr>
+                <w:rFonts w:ascii="Times New Roman" w:hAnsi="Times New Roman" w:cs="Times New Roman"/>
+                <w:noProof/>
+              </w:rPr>
+            </w:r>
+            <w:r>
+              <w:rPr>
+                <w:rFonts w:ascii="Times New Roman" w:hAnsi="Times New Roman" w:cs="Times New Roman"/>
+                <w:noProof/>
+              </w:rPr>
               <w:fldChar w:fldCharType="separate"/>
+            </w:r>
+            <w:r>
+              <w:rPr>
+                <w:rFonts w:ascii="Times New Roman" w:hAnsi="Times New Roman" w:cs="Times New Roman"/>
+                <w:noProof/>
+              </w:rPr>
               <w:t>8</w:t>
+            </w:r>
+            <w:r>
+              <w:rPr>
+                <w:rFonts w:ascii="Times New Roman" w:hAnsi="Times New Roman" w:cs="Times New Roman"/>
+                <w:noProof/>
+              </w:rPr>
               <w:fldChar w:fldCharType="end"/>
             </w:r>
           </w:hyperlink>
@@ -1505,7 +2765,15 @@
                 <w:rFonts w:ascii="Times New Roman" w:hAnsi="Times New Roman" w:cs="Times New Roman"/>
                 <w:noProof/>
               </w:rPr>
-              <w:t>5.1.1　平台建置與操作流程</w:t>
+              <w:t>5.1.1</w:t>
+            </w:r>
+            <w:r>
+              <w:rPr>
+                <w:rStyle w:val="a5"/>
+                <w:rFonts w:ascii="Times New Roman" w:hAnsi="Times New Roman" w:cs="Times New Roman"/>
+                <w:noProof/>
+              </w:rPr>
+              <w:t xml:space="preserve">　平台建置與操作流程</w:t>
             </w:r>
             <w:r>
               <w:rPr>
@@ -1513,10 +2781,46 @@
                 <w:noProof/>
               </w:rPr>
               <w:tab/>
+            </w:r>
+            <w:r>
+              <w:rPr>
+                <w:rFonts w:ascii="Times New Roman" w:hAnsi="Times New Roman" w:cs="Times New Roman"/>
+                <w:noProof/>
+              </w:rPr>
               <w:fldChar w:fldCharType="begin"/>
+            </w:r>
+            <w:r>
+              <w:rPr>
+                <w:rFonts w:ascii="Times New Roman" w:hAnsi="Times New Roman" w:cs="Times New Roman"/>
+                <w:noProof/>
+              </w:rPr>
               <w:instrText xml:space="preserve"> PAGEREF _Toc231559553 \h </w:instrText>
+            </w:r>
+            <w:r>
+              <w:rPr>
+                <w:rFonts w:ascii="Times New Roman" w:hAnsi="Times New Roman" w:cs="Times New Roman"/>
+                <w:noProof/>
+              </w:rPr>
+            </w:r>
+            <w:r>
+              <w:rPr>
+                <w:rFonts w:ascii="Times New Roman" w:hAnsi="Times New Roman" w:cs="Times New Roman"/>
+                <w:noProof/>
+              </w:rPr>
               <w:fldChar w:fldCharType="separate"/>
+            </w:r>
+            <w:r>
+              <w:rPr>
+                <w:rFonts w:ascii="Times New Roman" w:hAnsi="Times New Roman" w:cs="Times New Roman"/>
+                <w:noProof/>
+              </w:rPr>
               <w:t>8</w:t>
+            </w:r>
+            <w:r>
+              <w:rPr>
+                <w:rFonts w:ascii="Times New Roman" w:hAnsi="Times New Roman" w:cs="Times New Roman"/>
+                <w:noProof/>
+              </w:rPr>
               <w:fldChar w:fldCharType="end"/>
             </w:r>
           </w:hyperlink>
@@ -1539,7 +2843,15 @@
                 <w:rFonts w:ascii="Times New Roman" w:hAnsi="Times New Roman" w:cs="Times New Roman"/>
                 <w:noProof/>
               </w:rPr>
-              <w:t>5.1.2　智慧排程已可在真實系統中運作</w:t>
+              <w:t>5.1.2</w:t>
+            </w:r>
+            <w:r>
+              <w:rPr>
+                <w:rStyle w:val="a5"/>
+                <w:rFonts w:ascii="Times New Roman" w:hAnsi="Times New Roman" w:cs="Times New Roman"/>
+                <w:noProof/>
+              </w:rPr>
+              <w:t xml:space="preserve">　智慧排程已可在真實系統中運作</w:t>
             </w:r>
             <w:r>
               <w:rPr>
@@ -1547,10 +2859,46 @@
                 <w:noProof/>
               </w:rPr>
               <w:tab/>
+            </w:r>
+            <w:r>
+              <w:rPr>
+                <w:rFonts w:ascii="Times New Roman" w:hAnsi="Times New Roman" w:cs="Times New Roman"/>
+                <w:noProof/>
+              </w:rPr>
               <w:fldChar w:fldCharType="begin"/>
+            </w:r>
+            <w:r>
+              <w:rPr>
+                <w:rFonts w:ascii="Times New Roman" w:hAnsi="Times New Roman" w:cs="Times New Roman"/>
+                <w:noProof/>
+              </w:rPr>
               <w:instrText xml:space="preserve"> PAGEREF _Toc231559554 \h </w:instrText>
+            </w:r>
+            <w:r>
+              <w:rPr>
+                <w:rFonts w:ascii="Times New Roman" w:hAnsi="Times New Roman" w:cs="Times New Roman"/>
+                <w:noProof/>
+              </w:rPr>
+            </w:r>
+            <w:r>
+              <w:rPr>
+                <w:rFonts w:ascii="Times New Roman" w:hAnsi="Times New Roman" w:cs="Times New Roman"/>
+                <w:noProof/>
+              </w:rPr>
               <w:fldChar w:fldCharType="separate"/>
+            </w:r>
+            <w:r>
+              <w:rPr>
+                <w:rFonts w:ascii="Times New Roman" w:hAnsi="Times New Roman" w:cs="Times New Roman"/>
+                <w:noProof/>
+              </w:rPr>
               <w:t>8</w:t>
+            </w:r>
+            <w:r>
+              <w:rPr>
+                <w:rFonts w:ascii="Times New Roman" w:hAnsi="Times New Roman" w:cs="Times New Roman"/>
+                <w:noProof/>
+              </w:rPr>
               <w:fldChar w:fldCharType="end"/>
             </w:r>
           </w:hyperlink>
@@ -1573,7 +2921,15 @@
                 <w:rFonts w:ascii="Times New Roman" w:hAnsi="Times New Roman" w:cs="Times New Roman"/>
                 <w:noProof/>
               </w:rPr>
-              <w:t>5.1.3　模型已可初步參與資源放置</w:t>
+              <w:t>5.1.3</w:t>
+            </w:r>
+            <w:r>
+              <w:rPr>
+                <w:rStyle w:val="a5"/>
+                <w:rFonts w:ascii="Times New Roman" w:hAnsi="Times New Roman" w:cs="Times New Roman"/>
+                <w:noProof/>
+              </w:rPr>
+              <w:t xml:space="preserve">　模型已可初步參與資源放置</w:t>
             </w:r>
             <w:r>
               <w:rPr>
@@ -1581,10 +2937,46 @@
                 <w:noProof/>
               </w:rPr>
               <w:tab/>
+            </w:r>
+            <w:r>
+              <w:rPr>
+                <w:rFonts w:ascii="Times New Roman" w:hAnsi="Times New Roman" w:cs="Times New Roman"/>
+                <w:noProof/>
+              </w:rPr>
               <w:fldChar w:fldCharType="begin"/>
+            </w:r>
+            <w:r>
+              <w:rPr>
+                <w:rFonts w:ascii="Times New Roman" w:hAnsi="Times New Roman" w:cs="Times New Roman"/>
+                <w:noProof/>
+              </w:rPr>
               <w:instrText xml:space="preserve"> PAGEREF _Toc231559555 \h </w:instrText>
+            </w:r>
+            <w:r>
+              <w:rPr>
+                <w:rFonts w:ascii="Times New Roman" w:hAnsi="Times New Roman" w:cs="Times New Roman"/>
+                <w:noProof/>
+              </w:rPr>
+            </w:r>
+            <w:r>
+              <w:rPr>
+                <w:rFonts w:ascii="Times New Roman" w:hAnsi="Times New Roman" w:cs="Times New Roman"/>
+                <w:noProof/>
+              </w:rPr>
               <w:fldChar w:fldCharType="separate"/>
+            </w:r>
+            <w:r>
+              <w:rPr>
+                <w:rFonts w:ascii="Times New Roman" w:hAnsi="Times New Roman" w:cs="Times New Roman"/>
+                <w:noProof/>
+              </w:rPr>
               <w:t>8</w:t>
+            </w:r>
+            <w:r>
+              <w:rPr>
+                <w:rFonts w:ascii="Times New Roman" w:hAnsi="Times New Roman" w:cs="Times New Roman"/>
+                <w:noProof/>
+              </w:rPr>
               <w:fldChar w:fldCharType="end"/>
             </w:r>
           </w:hyperlink>
@@ -1607,7 +2999,15 @@
                 <w:rFonts w:ascii="Times New Roman" w:hAnsi="Times New Roman" w:cs="Times New Roman"/>
                 <w:noProof/>
               </w:rPr>
-              <w:t>5.1.4　監控與展示介面</w:t>
+              <w:t>5.1.4</w:t>
+            </w:r>
+            <w:r>
+              <w:rPr>
+                <w:rStyle w:val="a5"/>
+                <w:rFonts w:ascii="Times New Roman" w:hAnsi="Times New Roman" w:cs="Times New Roman"/>
+                <w:noProof/>
+              </w:rPr>
+              <w:t xml:space="preserve">　監控與展示介面</w:t>
             </w:r>
             <w:r>
               <w:rPr>
@@ -1615,10 +3015,46 @@
                 <w:noProof/>
               </w:rPr>
               <w:tab/>
+            </w:r>
+            <w:r>
+              <w:rPr>
+                <w:rFonts w:ascii="Times New Roman" w:hAnsi="Times New Roman" w:cs="Times New Roman"/>
+                <w:noProof/>
+              </w:rPr>
               <w:fldChar w:fldCharType="begin"/>
+            </w:r>
+            <w:r>
+              <w:rPr>
+                <w:rFonts w:ascii="Times New Roman" w:hAnsi="Times New Roman" w:cs="Times New Roman"/>
+                <w:noProof/>
+              </w:rPr>
               <w:instrText xml:space="preserve"> PAGEREF _Toc231559556 \h </w:instrText>
+            </w:r>
+            <w:r>
+              <w:rPr>
+                <w:rFonts w:ascii="Times New Roman" w:hAnsi="Times New Roman" w:cs="Times New Roman"/>
+                <w:noProof/>
+              </w:rPr>
+            </w:r>
+            <w:r>
+              <w:rPr>
+                <w:rFonts w:ascii="Times New Roman" w:hAnsi="Times New Roman" w:cs="Times New Roman"/>
+                <w:noProof/>
+              </w:rPr>
               <w:fldChar w:fldCharType="separate"/>
+            </w:r>
+            <w:r>
+              <w:rPr>
+                <w:rFonts w:ascii="Times New Roman" w:hAnsi="Times New Roman" w:cs="Times New Roman"/>
+                <w:noProof/>
+              </w:rPr>
               <w:t>8</w:t>
+            </w:r>
+            <w:r>
+              <w:rPr>
+                <w:rFonts w:ascii="Times New Roman" w:hAnsi="Times New Roman" w:cs="Times New Roman"/>
+                <w:noProof/>
+              </w:rPr>
               <w:fldChar w:fldCharType="end"/>
             </w:r>
           </w:hyperlink>
@@ -1641,7 +3077,15 @@
                 <w:rFonts w:ascii="Times New Roman" w:hAnsi="Times New Roman" w:cs="Times New Roman"/>
                 <w:noProof/>
               </w:rPr>
-              <w:t>5.2　實驗結果</w:t>
+              <w:t>5.2</w:t>
+            </w:r>
+            <w:r>
+              <w:rPr>
+                <w:rStyle w:val="a5"/>
+                <w:rFonts w:ascii="Times New Roman" w:hAnsi="Times New Roman" w:cs="Times New Roman"/>
+                <w:noProof/>
+              </w:rPr>
+              <w:t xml:space="preserve">　實驗結果</w:t>
             </w:r>
             <w:r>
               <w:rPr>
@@ -1649,10 +3093,46 @@
                 <w:noProof/>
               </w:rPr>
               <w:tab/>
+            </w:r>
+            <w:r>
+              <w:rPr>
+                <w:rFonts w:ascii="Times New Roman" w:hAnsi="Times New Roman" w:cs="Times New Roman"/>
+                <w:noProof/>
+              </w:rPr>
               <w:fldChar w:fldCharType="begin"/>
+            </w:r>
+            <w:r>
+              <w:rPr>
+                <w:rFonts w:ascii="Times New Roman" w:hAnsi="Times New Roman" w:cs="Times New Roman"/>
+                <w:noProof/>
+              </w:rPr>
               <w:instrText xml:space="preserve"> PAGEREF _Toc231559557 \h </w:instrText>
+            </w:r>
+            <w:r>
+              <w:rPr>
+                <w:rFonts w:ascii="Times New Roman" w:hAnsi="Times New Roman" w:cs="Times New Roman"/>
+                <w:noProof/>
+              </w:rPr>
+            </w:r>
+            <w:r>
+              <w:rPr>
+                <w:rFonts w:ascii="Times New Roman" w:hAnsi="Times New Roman" w:cs="Times New Roman"/>
+                <w:noProof/>
+              </w:rPr>
               <w:fldChar w:fldCharType="separate"/>
+            </w:r>
+            <w:r>
+              <w:rPr>
+                <w:rFonts w:ascii="Times New Roman" w:hAnsi="Times New Roman" w:cs="Times New Roman"/>
+                <w:noProof/>
+              </w:rPr>
               <w:t>9</w:t>
+            </w:r>
+            <w:r>
+              <w:rPr>
+                <w:rFonts w:ascii="Times New Roman" w:hAnsi="Times New Roman" w:cs="Times New Roman"/>
+                <w:noProof/>
+              </w:rPr>
               <w:fldChar w:fldCharType="end"/>
             </w:r>
           </w:hyperlink>
@@ -1675,7 +3155,15 @@
                 <w:rFonts w:ascii="Times New Roman" w:hAnsi="Times New Roman" w:cs="Times New Roman"/>
                 <w:noProof/>
               </w:rPr>
-              <w:t>5.3　結論與建議</w:t>
+              <w:t>5.3</w:t>
+            </w:r>
+            <w:r>
+              <w:rPr>
+                <w:rStyle w:val="a5"/>
+                <w:rFonts w:ascii="Times New Roman" w:hAnsi="Times New Roman" w:cs="Times New Roman"/>
+                <w:noProof/>
+              </w:rPr>
+              <w:t xml:space="preserve">　結論與建議</w:t>
             </w:r>
             <w:r>
               <w:rPr>
@@ -1683,10 +3171,46 @@
                 <w:noProof/>
               </w:rPr>
               <w:tab/>
+            </w:r>
+            <w:r>
+              <w:rPr>
+                <w:rFonts w:ascii="Times New Roman" w:hAnsi="Times New Roman" w:cs="Times New Roman"/>
+                <w:noProof/>
+              </w:rPr>
               <w:fldChar w:fldCharType="begin"/>
+            </w:r>
+            <w:r>
+              <w:rPr>
+                <w:rFonts w:ascii="Times New Roman" w:hAnsi="Times New Roman" w:cs="Times New Roman"/>
+                <w:noProof/>
+              </w:rPr>
               <w:instrText xml:space="preserve"> PAGEREF _Toc231559558 \h </w:instrText>
+            </w:r>
+            <w:r>
+              <w:rPr>
+                <w:rFonts w:ascii="Times New Roman" w:hAnsi="Times New Roman" w:cs="Times New Roman"/>
+                <w:noProof/>
+              </w:rPr>
+            </w:r>
+            <w:r>
+              <w:rPr>
+                <w:rFonts w:ascii="Times New Roman" w:hAnsi="Times New Roman" w:cs="Times New Roman"/>
+                <w:noProof/>
+              </w:rPr>
               <w:fldChar w:fldCharType="separate"/>
-              <w:t>10</w:t>
+            </w:r>
+            <w:r>
+              <w:rPr>
+                <w:rFonts w:ascii="Times New Roman" w:hAnsi="Times New Roman" w:cs="Times New Roman"/>
+                <w:noProof/>
+              </w:rPr>
+              <w:t>11</w:t>
+            </w:r>
+            <w:r>
+              <w:rPr>
+                <w:rFonts w:ascii="Times New Roman" w:hAnsi="Times New Roman" w:cs="Times New Roman"/>
+                <w:noProof/>
+              </w:rPr>
               <w:fldChar w:fldCharType="end"/>
             </w:r>
           </w:hyperlink>
@@ -1709,7 +3233,15 @@
                 <w:rFonts w:ascii="Times New Roman" w:hAnsi="Times New Roman" w:cs="Times New Roman"/>
                 <w:noProof/>
               </w:rPr>
-              <w:t>5.4　執行計畫過程遇到之困難與阻礙</w:t>
+              <w:t>5.4</w:t>
+            </w:r>
+            <w:r>
+              <w:rPr>
+                <w:rStyle w:val="a5"/>
+                <w:rFonts w:ascii="Times New Roman" w:hAnsi="Times New Roman" w:cs="Times New Roman"/>
+                <w:noProof/>
+              </w:rPr>
+              <w:t xml:space="preserve">　執行計畫過程遇到之困難與阻礙</w:t>
             </w:r>
             <w:r>
               <w:rPr>
@@ -1717,10 +3249,46 @@
                 <w:noProof/>
               </w:rPr>
               <w:tab/>
+            </w:r>
+            <w:r>
+              <w:rPr>
+                <w:rFonts w:ascii="Times New Roman" w:hAnsi="Times New Roman" w:cs="Times New Roman"/>
+                <w:noProof/>
+              </w:rPr>
               <w:fldChar w:fldCharType="begin"/>
+            </w:r>
+            <w:r>
+              <w:rPr>
+                <w:rFonts w:ascii="Times New Roman" w:hAnsi="Times New Roman" w:cs="Times New Roman"/>
+                <w:noProof/>
+              </w:rPr>
               <w:instrText xml:space="preserve"> PAGEREF _Toc231559559 \h </w:instrText>
+            </w:r>
+            <w:r>
+              <w:rPr>
+                <w:rFonts w:ascii="Times New Roman" w:hAnsi="Times New Roman" w:cs="Times New Roman"/>
+                <w:noProof/>
+              </w:rPr>
+            </w:r>
+            <w:r>
+              <w:rPr>
+                <w:rFonts w:ascii="Times New Roman" w:hAnsi="Times New Roman" w:cs="Times New Roman"/>
+                <w:noProof/>
+              </w:rPr>
               <w:fldChar w:fldCharType="separate"/>
+            </w:r>
+            <w:r>
+              <w:rPr>
+                <w:rFonts w:ascii="Times New Roman" w:hAnsi="Times New Roman" w:cs="Times New Roman"/>
+                <w:noProof/>
+              </w:rPr>
               <w:t>11</w:t>
+            </w:r>
+            <w:r>
+              <w:rPr>
+                <w:rFonts w:ascii="Times New Roman" w:hAnsi="Times New Roman" w:cs="Times New Roman"/>
+                <w:noProof/>
+              </w:rPr>
               <w:fldChar w:fldCharType="end"/>
             </w:r>
           </w:hyperlink>
@@ -1743,7 +3311,15 @@
                 <w:rFonts w:ascii="Times New Roman" w:hAnsi="Times New Roman" w:cs="Times New Roman"/>
                 <w:noProof/>
               </w:rPr>
-              <w:t>5.4.1　節點回收後狀態不一致</w:t>
+              <w:t>5.4.1</w:t>
+            </w:r>
+            <w:r>
+              <w:rPr>
+                <w:rStyle w:val="a5"/>
+                <w:rFonts w:ascii="Times New Roman" w:hAnsi="Times New Roman" w:cs="Times New Roman"/>
+                <w:noProof/>
+              </w:rPr>
+              <w:t xml:space="preserve">　節點回收後狀態不一致</w:t>
             </w:r>
             <w:r>
               <w:rPr>
@@ -1751,10 +3327,46 @@
                 <w:noProof/>
               </w:rPr>
               <w:tab/>
+            </w:r>
+            <w:r>
+              <w:rPr>
+                <w:rFonts w:ascii="Times New Roman" w:hAnsi="Times New Roman" w:cs="Times New Roman"/>
+                <w:noProof/>
+              </w:rPr>
               <w:fldChar w:fldCharType="begin"/>
+            </w:r>
+            <w:r>
+              <w:rPr>
+                <w:rFonts w:ascii="Times New Roman" w:hAnsi="Times New Roman" w:cs="Times New Roman"/>
+                <w:noProof/>
+              </w:rPr>
               <w:instrText xml:space="preserve"> PAGEREF _Toc231559560 \h </w:instrText>
+            </w:r>
+            <w:r>
+              <w:rPr>
+                <w:rFonts w:ascii="Times New Roman" w:hAnsi="Times New Roman" w:cs="Times New Roman"/>
+                <w:noProof/>
+              </w:rPr>
+            </w:r>
+            <w:r>
+              <w:rPr>
+                <w:rFonts w:ascii="Times New Roman" w:hAnsi="Times New Roman" w:cs="Times New Roman"/>
+                <w:noProof/>
+              </w:rPr>
               <w:fldChar w:fldCharType="separate"/>
+            </w:r>
+            <w:r>
+              <w:rPr>
+                <w:rFonts w:ascii="Times New Roman" w:hAnsi="Times New Roman" w:cs="Times New Roman"/>
+                <w:noProof/>
+              </w:rPr>
               <w:t>11</w:t>
+            </w:r>
+            <w:r>
+              <w:rPr>
+                <w:rFonts w:ascii="Times New Roman" w:hAnsi="Times New Roman" w:cs="Times New Roman"/>
+                <w:noProof/>
+              </w:rPr>
               <w:fldChar w:fldCharType="end"/>
             </w:r>
           </w:hyperlink>
@@ -1777,7 +3389,15 @@
                 <w:rFonts w:ascii="Times New Roman" w:hAnsi="Times New Roman" w:cs="Times New Roman"/>
                 <w:noProof/>
               </w:rPr>
-              <w:t>5.4.2　智慧模型效果尚未超越基本規則</w:t>
+              <w:t>5.4.2</w:t>
+            </w:r>
+            <w:r>
+              <w:rPr>
+                <w:rStyle w:val="a5"/>
+                <w:rFonts w:ascii="Times New Roman" w:hAnsi="Times New Roman" w:cs="Times New Roman"/>
+                <w:noProof/>
+              </w:rPr>
+              <w:t xml:space="preserve">　智慧模型效果尚未超越基本規則</w:t>
             </w:r>
             <w:r>
               <w:rPr>
@@ -1785,10 +3405,46 @@
                 <w:noProof/>
               </w:rPr>
               <w:tab/>
+            </w:r>
+            <w:r>
+              <w:rPr>
+                <w:rFonts w:ascii="Times New Roman" w:hAnsi="Times New Roman" w:cs="Times New Roman"/>
+                <w:noProof/>
+              </w:rPr>
               <w:fldChar w:fldCharType="begin"/>
+            </w:r>
+            <w:r>
+              <w:rPr>
+                <w:rFonts w:ascii="Times New Roman" w:hAnsi="Times New Roman" w:cs="Times New Roman"/>
+                <w:noProof/>
+              </w:rPr>
               <w:instrText xml:space="preserve"> PAGEREF _Toc231559562 \h </w:instrText>
+            </w:r>
+            <w:r>
+              <w:rPr>
+                <w:rFonts w:ascii="Times New Roman" w:hAnsi="Times New Roman" w:cs="Times New Roman"/>
+                <w:noProof/>
+              </w:rPr>
+            </w:r>
+            <w:r>
+              <w:rPr>
+                <w:rFonts w:ascii="Times New Roman" w:hAnsi="Times New Roman" w:cs="Times New Roman"/>
+                <w:noProof/>
+              </w:rPr>
               <w:fldChar w:fldCharType="separate"/>
-              <w:t>11</w:t>
+            </w:r>
+            <w:r>
+              <w:rPr>
+                <w:rFonts w:ascii="Times New Roman" w:hAnsi="Times New Roman" w:cs="Times New Roman"/>
+                <w:noProof/>
+              </w:rPr>
+              <w:t>12</w:t>
+            </w:r>
+            <w:r>
+              <w:rPr>
+                <w:rFonts w:ascii="Times New Roman" w:hAnsi="Times New Roman" w:cs="Times New Roman"/>
+                <w:noProof/>
+              </w:rPr>
               <w:fldChar w:fldCharType="end"/>
             </w:r>
           </w:hyperlink>
@@ -1819,10 +3475,46 @@
                 <w:noProof/>
               </w:rPr>
               <w:tab/>
+            </w:r>
+            <w:r>
+              <w:rPr>
+                <w:rFonts w:ascii="Times New Roman" w:hAnsi="Times New Roman" w:cs="Times New Roman"/>
+                <w:noProof/>
+              </w:rPr>
               <w:fldChar w:fldCharType="begin"/>
+            </w:r>
+            <w:r>
+              <w:rPr>
+                <w:rFonts w:ascii="Times New Roman" w:hAnsi="Times New Roman" w:cs="Times New Roman"/>
+                <w:noProof/>
+              </w:rPr>
               <w:instrText xml:space="preserve"> PAGEREF _Toc231559563 \h </w:instrText>
+            </w:r>
+            <w:r>
+              <w:rPr>
+                <w:rFonts w:ascii="Times New Roman" w:hAnsi="Times New Roman" w:cs="Times New Roman"/>
+                <w:noProof/>
+              </w:rPr>
+            </w:r>
+            <w:r>
+              <w:rPr>
+                <w:rFonts w:ascii="Times New Roman" w:hAnsi="Times New Roman" w:cs="Times New Roman"/>
+                <w:noProof/>
+              </w:rPr>
               <w:fldChar w:fldCharType="separate"/>
-              <w:t>12</w:t>
+            </w:r>
+            <w:r>
+              <w:rPr>
+                <w:rFonts w:ascii="Times New Roman" w:hAnsi="Times New Roman" w:cs="Times New Roman"/>
+                <w:noProof/>
+              </w:rPr>
+              <w:t>13</w:t>
+            </w:r>
+            <w:r>
+              <w:rPr>
+                <w:rFonts w:ascii="Times New Roman" w:hAnsi="Times New Roman" w:cs="Times New Roman"/>
+                <w:noProof/>
+              </w:rPr>
               <w:fldChar w:fldCharType="end"/>
             </w:r>
           </w:hyperlink>
@@ -1853,10 +3545,46 @@
                 <w:noProof/>
               </w:rPr>
               <w:tab/>
+            </w:r>
+            <w:r>
+              <w:rPr>
+                <w:rFonts w:ascii="Times New Roman" w:hAnsi="Times New Roman" w:cs="Times New Roman"/>
+                <w:noProof/>
+              </w:rPr>
               <w:fldChar w:fldCharType="begin"/>
+            </w:r>
+            <w:r>
+              <w:rPr>
+                <w:rFonts w:ascii="Times New Roman" w:hAnsi="Times New Roman" w:cs="Times New Roman"/>
+                <w:noProof/>
+              </w:rPr>
               <w:instrText xml:space="preserve"> PAGEREF _Toc231559564 \h </w:instrText>
+            </w:r>
+            <w:r>
+              <w:rPr>
+                <w:rFonts w:ascii="Times New Roman" w:hAnsi="Times New Roman" w:cs="Times New Roman"/>
+                <w:noProof/>
+              </w:rPr>
+            </w:r>
+            <w:r>
+              <w:rPr>
+                <w:rFonts w:ascii="Times New Roman" w:hAnsi="Times New Roman" w:cs="Times New Roman"/>
+                <w:noProof/>
+              </w:rPr>
               <w:fldChar w:fldCharType="separate"/>
-              <w:t>13</w:t>
+            </w:r>
+            <w:r>
+              <w:rPr>
+                <w:rFonts w:ascii="Times New Roman" w:hAnsi="Times New Roman" w:cs="Times New Roman"/>
+                <w:noProof/>
+              </w:rPr>
+              <w:t>15</w:t>
+            </w:r>
+            <w:r>
+              <w:rPr>
+                <w:rFonts w:ascii="Times New Roman" w:hAnsi="Times New Roman" w:cs="Times New Roman"/>
+                <w:noProof/>
+              </w:rPr>
               <w:fldChar w:fldCharType="end"/>
             </w:r>
           </w:hyperlink>
@@ -1879,7 +3607,7 @@
     <w:p>
       <w:pPr>
         <w:sectPr>
-          <w:footerReference w:type="default" r:id="rId7"/>
+          <w:footerReference w:type="default" r:id="rId8"/>
           <w:pgSz w:w="11906" w:h="16838"/>
           <w:pgMar w:top="1800" w:right="1800" w:bottom="1800" w:left="1800" w:header="708" w:footer="708" w:gutter="0"/>
           <w:pgNumType w:fmt="upperRoman" w:start="1"/>
@@ -1930,7 +3658,19 @@
         <w:rPr>
           <w:rFonts w:ascii="Times New Roman" w:hAnsi="Times New Roman" w:cs="Times New Roman"/>
         </w:rPr>
-        <w:t>近年來，人工智慧研究越來越依賴GPU進行訓練、推論與資料處理。然而在一般研究室的共享主機環境中，常常面臨以下困境：</w:t>
+        <w:t>近年來，人工智慧研究越來越依賴</w:t>
+      </w:r>
+      <w:r>
+        <w:rPr>
+          <w:rFonts w:ascii="Times New Roman" w:hAnsi="Times New Roman" w:cs="Times New Roman"/>
+        </w:rPr>
+        <w:t>GPU</w:t>
+      </w:r>
+      <w:r>
+        <w:rPr>
+          <w:rFonts w:ascii="Times New Roman" w:hAnsi="Times New Roman" w:cs="Times New Roman"/>
+        </w:rPr>
+        <w:t>進行訓練、推論與資料處理。然而在一般研究室的共享主機環境中，常常面臨以下困境：</w:t>
       </w:r>
     </w:p>
     <w:p>
@@ -1950,7 +3690,19 @@
         <w:rPr>
           <w:rFonts w:ascii="Times New Roman" w:hAnsi="Times New Roman" w:cs="Times New Roman"/>
         </w:rPr>
-        <w:t>一張GPU只給一個工作使用，實際利用率不高。</w:t>
+        <w:t>一張</w:t>
+      </w:r>
+      <w:r>
+        <w:rPr>
+          <w:rFonts w:ascii="Times New Roman" w:hAnsi="Times New Roman" w:cs="Times New Roman"/>
+        </w:rPr>
+        <w:t>GPU</w:t>
+      </w:r>
+      <w:r>
+        <w:rPr>
+          <w:rFonts w:ascii="Times New Roman" w:hAnsi="Times New Roman" w:cs="Times New Roman"/>
+        </w:rPr>
+        <w:t>只給一個工作使用，實際利用率不高。</w:t>
       </w:r>
     </w:p>
     <w:p>
@@ -2039,13 +3791,31 @@
         <w:rPr>
           <w:rFonts w:ascii="Times New Roman" w:hAnsi="Times New Roman" w:cs="Times New Roman" w:hint="eastAsia"/>
         </w:rPr>
-        <w:t>如Kubernetes</w:t>
-      </w:r>
-      <w:r>
-        <w:rPr>
-          <w:rFonts w:ascii="Times New Roman" w:hAnsi="Times New Roman" w:cs="Times New Roman"/>
-        </w:rPr>
-        <w:t>擅長自動啟動與回收資源，但對研究工作常見的GPU分配、批次排程與多使用者管理支援較弱；相對地，傳統高效能運算排程器</w:t>
+        <w:t>如</w:t>
+      </w:r>
+      <w:r>
+        <w:rPr>
+          <w:rFonts w:ascii="Times New Roman" w:hAnsi="Times New Roman" w:cs="Times New Roman" w:hint="eastAsia"/>
+        </w:rPr>
+        <w:t>Kubernetes</w:t>
+      </w:r>
+      <w:r>
+        <w:rPr>
+          <w:rFonts w:ascii="Times New Roman" w:hAnsi="Times New Roman" w:cs="Times New Roman"/>
+        </w:rPr>
+        <w:t>擅長自動啟動與回收資源，但對研究工作常見的</w:t>
+      </w:r>
+      <w:r>
+        <w:rPr>
+          <w:rFonts w:ascii="Times New Roman" w:hAnsi="Times New Roman" w:cs="Times New Roman"/>
+        </w:rPr>
+        <w:t>GPU</w:t>
+      </w:r>
+      <w:r>
+        <w:rPr>
+          <w:rFonts w:ascii="Times New Roman" w:hAnsi="Times New Roman" w:cs="Times New Roman"/>
+        </w:rPr>
+        <w:t>分配、批次排程與多使用者管理支援較弱；相對地，傳統高效能運算排程器</w:t>
       </w:r>
       <w:r>
         <w:rPr>
@@ -2080,7 +3850,31 @@
         <w:rPr>
           <w:rFonts w:ascii="Times New Roman" w:hAnsi="Times New Roman" w:cs="Times New Roman"/>
         </w:rPr>
-        <w:t>因此，本計畫希望結合兩者優點，建立一套既能保有研究者熟悉的工作提交流程，又能做到動態分配CPU、GPU與儲存資源的系統。進一步地，我們也希望導入機器學習方法，讓系統可以根據目前</w:t>
+        <w:t>因此，本計畫希望結合兩者優點，建立一套既能保有研究者熟悉的工作提交流程，又能做到動態分配</w:t>
+      </w:r>
+      <w:r>
+        <w:rPr>
+          <w:rFonts w:ascii="Times New Roman" w:hAnsi="Times New Roman" w:cs="Times New Roman"/>
+        </w:rPr>
+        <w:t>CPU</w:t>
+      </w:r>
+      <w:r>
+        <w:rPr>
+          <w:rFonts w:ascii="Times New Roman" w:hAnsi="Times New Roman" w:cs="Times New Roman"/>
+        </w:rPr>
+        <w:t>、</w:t>
+      </w:r>
+      <w:r>
+        <w:rPr>
+          <w:rFonts w:ascii="Times New Roman" w:hAnsi="Times New Roman" w:cs="Times New Roman"/>
+        </w:rPr>
+        <w:t>GPU</w:t>
+      </w:r>
+      <w:r>
+        <w:rPr>
+          <w:rFonts w:ascii="Times New Roman" w:hAnsi="Times New Roman" w:cs="Times New Roman"/>
+        </w:rPr>
+        <w:t>與儲存資源的系統。進一步地，我們也希望導入機器學習方法，讓系統可以根據目前</w:t>
       </w:r>
       <w:r>
         <w:rPr>
@@ -2157,7 +3951,31 @@
         <w:rPr>
           <w:rFonts w:ascii="Times New Roman" w:hAnsi="Times New Roman" w:cs="Times New Roman"/>
         </w:rPr>
-        <w:t>如何根據工作數量，自動增加或減少 CPU 與 GPU 計算節點。</w:t>
+        <w:t>如何根據工作數量，自動增加或減少</w:t>
+      </w:r>
+      <w:r>
+        <w:rPr>
+          <w:rFonts w:ascii="Times New Roman" w:hAnsi="Times New Roman" w:cs="Times New Roman"/>
+        </w:rPr>
+        <w:t xml:space="preserve"> CPU </w:t>
+      </w:r>
+      <w:r>
+        <w:rPr>
+          <w:rFonts w:ascii="Times New Roman" w:hAnsi="Times New Roman" w:cs="Times New Roman"/>
+        </w:rPr>
+        <w:t>與</w:t>
+      </w:r>
+      <w:r>
+        <w:rPr>
+          <w:rFonts w:ascii="Times New Roman" w:hAnsi="Times New Roman" w:cs="Times New Roman"/>
+        </w:rPr>
+        <w:t xml:space="preserve"> GPU </w:t>
+      </w:r>
+      <w:r>
+        <w:rPr>
+          <w:rFonts w:ascii="Times New Roman" w:hAnsi="Times New Roman" w:cs="Times New Roman"/>
+        </w:rPr>
+        <w:t>計算節點。</w:t>
       </w:r>
     </w:p>
     <w:p>
@@ -2176,7 +3994,19 @@
         <w:rPr>
           <w:rFonts w:ascii="Times New Roman" w:hAnsi="Times New Roman" w:cs="Times New Roman"/>
         </w:rPr>
-        <w:t>如何讓多個較小的 GPU 工作共享同一張顯示卡，以提升使用效率。</w:t>
+        <w:t>如何讓多個較小的</w:t>
+      </w:r>
+      <w:r>
+        <w:rPr>
+          <w:rFonts w:ascii="Times New Roman" w:hAnsi="Times New Roman" w:cs="Times New Roman"/>
+        </w:rPr>
+        <w:t xml:space="preserve"> GPU </w:t>
+      </w:r>
+      <w:r>
+        <w:rPr>
+          <w:rFonts w:ascii="Times New Roman" w:hAnsi="Times New Roman" w:cs="Times New Roman"/>
+        </w:rPr>
+        <w:t>工作共享同一張顯示卡，以提升使用效率。</w:t>
       </w:r>
     </w:p>
     <w:p>
@@ -2267,7 +4097,25 @@
         <w:rPr>
           <w:rFonts w:ascii="Times New Roman" w:hAnsi="Times New Roman" w:cs="Times New Roman"/>
         </w:rPr>
-        <w:t>3.1　高效能運算排程器（Slurm）</w:t>
+        <w:t>3.1</w:t>
+      </w:r>
+      <w:r>
+        <w:rPr>
+          <w:rFonts w:ascii="Times New Roman" w:hAnsi="Times New Roman" w:cs="Times New Roman"/>
+        </w:rPr>
+        <w:t xml:space="preserve">　高效能運算排程器（</w:t>
+      </w:r>
+      <w:r>
+        <w:rPr>
+          <w:rFonts w:ascii="Times New Roman" w:hAnsi="Times New Roman" w:cs="Times New Roman"/>
+        </w:rPr>
+        <w:t>Slurm</w:t>
+      </w:r>
+      <w:r>
+        <w:rPr>
+          <w:rFonts w:ascii="Times New Roman" w:hAnsi="Times New Roman" w:cs="Times New Roman"/>
+        </w:rPr>
+        <w:t>）</w:t>
       </w:r>
       <w:bookmarkEnd w:id="7"/>
     </w:p>
@@ -2289,7 +4137,49 @@
         <w:rPr>
           <w:rFonts w:ascii="Times New Roman" w:hAnsi="Times New Roman" w:cs="Times New Roman"/>
         </w:rPr>
-        <w:t>Slurm Workload Manager 是目前高效能運算（HPC）叢集最廣泛使用的工作排程系統之一。它提供完整的工作提交、佇列管理、資源限額與帳務管理功能，並支援GPU資源分配。其以「節點」為基礎的資源模型非常適合研究工作環境，且已有廣泛的使用者社群與文件支援。然而Slurm原生設計以固定實體節點為主，對彈性擴縮與容器化整合的支援相對有限。</w:t>
+        <w:t xml:space="preserve">Slurm Workload Manager </w:t>
+      </w:r>
+      <w:r>
+        <w:rPr>
+          <w:rFonts w:ascii="Times New Roman" w:hAnsi="Times New Roman" w:cs="Times New Roman"/>
+        </w:rPr>
+        <w:t>是目前高效能運算（</w:t>
+      </w:r>
+      <w:r>
+        <w:rPr>
+          <w:rFonts w:ascii="Times New Roman" w:hAnsi="Times New Roman" w:cs="Times New Roman"/>
+        </w:rPr>
+        <w:t>HPC</w:t>
+      </w:r>
+      <w:r>
+        <w:rPr>
+          <w:rFonts w:ascii="Times New Roman" w:hAnsi="Times New Roman" w:cs="Times New Roman"/>
+        </w:rPr>
+        <w:t>）叢集最廣泛使用的工作排程系統之一。它提供完整的工作提交、佇列管理、資源限額與帳務管理功能，並支援</w:t>
+      </w:r>
+      <w:r>
+        <w:rPr>
+          <w:rFonts w:ascii="Times New Roman" w:hAnsi="Times New Roman" w:cs="Times New Roman"/>
+        </w:rPr>
+        <w:t>GPU</w:t>
+      </w:r>
+      <w:r>
+        <w:rPr>
+          <w:rFonts w:ascii="Times New Roman" w:hAnsi="Times New Roman" w:cs="Times New Roman"/>
+        </w:rPr>
+        <w:t>資源分配。其以「節點」為基礎的資源模型非常適合研究工作環境，且已有廣泛的使用者社群與文件支援。然而</w:t>
+      </w:r>
+      <w:r>
+        <w:rPr>
+          <w:rFonts w:ascii="Times New Roman" w:hAnsi="Times New Roman" w:cs="Times New Roman"/>
+        </w:rPr>
+        <w:t>Slurm</w:t>
+      </w:r>
+      <w:r>
+        <w:rPr>
+          <w:rFonts w:ascii="Times New Roman" w:hAnsi="Times New Roman" w:cs="Times New Roman"/>
+        </w:rPr>
+        <w:t>原生設計以固定實體節點為主，對彈性擴縮與容器化整合的支援相對有限。</w:t>
       </w:r>
     </w:p>
     <w:p>
@@ -2305,7 +4195,19 @@
         <w:rPr>
           <w:rFonts w:ascii="Times New Roman" w:hAnsi="Times New Roman" w:cs="Times New Roman"/>
         </w:rPr>
-        <w:t>3.2　容器化與 Kubernetes</w:t>
+        <w:t>3.2</w:t>
+      </w:r>
+      <w:r>
+        <w:rPr>
+          <w:rFonts w:ascii="Times New Roman" w:hAnsi="Times New Roman" w:cs="Times New Roman"/>
+        </w:rPr>
+        <w:t xml:space="preserve">　容器化與</w:t>
+      </w:r>
+      <w:r>
+        <w:rPr>
+          <w:rFonts w:ascii="Times New Roman" w:hAnsi="Times New Roman" w:cs="Times New Roman"/>
+        </w:rPr>
+        <w:t>Kubernetes</w:t>
       </w:r>
       <w:bookmarkEnd w:id="8"/>
     </w:p>
@@ -2327,7 +4229,97 @@
         <w:rPr>
           <w:rFonts w:ascii="Times New Roman" w:hAnsi="Times New Roman" w:cs="Times New Roman"/>
         </w:rPr>
-        <w:t>Kubernetes是目前最主流的容器編排平台，能夠自動管理容器的部署、擴縮與健康監控。Kubernetes 的Cluster Autoscaler可根據工作負載自動增減節點，非常適合需要彈性資源的場景。然而Kubernetes原生的排程器 (kube-scheduler) 以服務導向設計為主，對批次工作、GPU共享與研究工作特有的排程需求支援不足。因此有多項研究嘗試將Slurm與Kubernetes整合，以結合兩者優點。</w:t>
+        <w:t>Kubernetes</w:t>
+      </w:r>
+      <w:r>
+        <w:rPr>
+          <w:rFonts w:ascii="Times New Roman" w:hAnsi="Times New Roman" w:cs="Times New Roman"/>
+        </w:rPr>
+        <w:t>是目前最主流的容器編排平台，能夠自動管理容器的部署、擴縮與健康監控。</w:t>
+      </w:r>
+      <w:r>
+        <w:rPr>
+          <w:rFonts w:ascii="Times New Roman" w:hAnsi="Times New Roman" w:cs="Times New Roman"/>
+        </w:rPr>
+        <w:t xml:space="preserve">Kubernetes </w:t>
+      </w:r>
+      <w:r>
+        <w:rPr>
+          <w:rFonts w:ascii="Times New Roman" w:hAnsi="Times New Roman" w:cs="Times New Roman"/>
+        </w:rPr>
+        <w:t>的</w:t>
+      </w:r>
+      <w:r>
+        <w:rPr>
+          <w:rFonts w:ascii="Times New Roman" w:hAnsi="Times New Roman" w:cs="Times New Roman"/>
+        </w:rPr>
+        <w:t>Cluster Autoscaler</w:t>
+      </w:r>
+      <w:r>
+        <w:rPr>
+          <w:rFonts w:ascii="Times New Roman" w:hAnsi="Times New Roman" w:cs="Times New Roman"/>
+        </w:rPr>
+        <w:t>可根據工作負載自動增減節點，非常適合需要彈性資源的場景。然而</w:t>
+      </w:r>
+      <w:r>
+        <w:rPr>
+          <w:rFonts w:ascii="Times New Roman" w:hAnsi="Times New Roman" w:cs="Times New Roman"/>
+        </w:rPr>
+        <w:t>Kubernetes</w:t>
+      </w:r>
+      <w:r>
+        <w:rPr>
+          <w:rFonts w:ascii="Times New Roman" w:hAnsi="Times New Roman" w:cs="Times New Roman"/>
+        </w:rPr>
+        <w:t>原生的排程器</w:t>
+      </w:r>
+      <w:r>
+        <w:rPr>
+          <w:rFonts w:ascii="Times New Roman" w:hAnsi="Times New Roman" w:cs="Times New Roman"/>
+        </w:rPr>
+        <w:t xml:space="preserve"> (kube-scheduler) </w:t>
+      </w:r>
+      <w:r>
+        <w:rPr>
+          <w:rFonts w:ascii="Times New Roman" w:hAnsi="Times New Roman" w:cs="Times New Roman"/>
+        </w:rPr>
+        <w:t>以服務導向設計為主，對批次工作、</w:t>
+      </w:r>
+      <w:r>
+        <w:rPr>
+          <w:rFonts w:ascii="Times New Roman" w:hAnsi="Times New Roman" w:cs="Times New Roman"/>
+        </w:rPr>
+        <w:t>GPU</w:t>
+      </w:r>
+      <w:r>
+        <w:rPr>
+          <w:rFonts w:ascii="Times New Roman" w:hAnsi="Times New Roman" w:cs="Times New Roman"/>
+        </w:rPr>
+        <w:t>共享與研究工作特有的排程需求支援不足。因此有多項研究嘗試將</w:t>
+      </w:r>
+      <w:r>
+        <w:rPr>
+          <w:rFonts w:ascii="Times New Roman" w:hAnsi="Times New Roman" w:cs="Times New Roman"/>
+        </w:rPr>
+        <w:t>Slurm</w:t>
+      </w:r>
+      <w:r>
+        <w:rPr>
+          <w:rFonts w:ascii="Times New Roman" w:hAnsi="Times New Roman" w:cs="Times New Roman"/>
+        </w:rPr>
+        <w:t>與</w:t>
+      </w:r>
+      <w:r>
+        <w:rPr>
+          <w:rFonts w:ascii="Times New Roman" w:hAnsi="Times New Roman" w:cs="Times New Roman"/>
+        </w:rPr>
+        <w:t>Kubernetes</w:t>
+      </w:r>
+      <w:r>
+        <w:rPr>
+          <w:rFonts w:ascii="Times New Roman" w:hAnsi="Times New Roman" w:cs="Times New Roman"/>
+        </w:rPr>
+        <w:t>整合，以結合兩者優點。</w:t>
       </w:r>
     </w:p>
     <w:p>
@@ -2343,7 +4335,25 @@
         <w:rPr>
           <w:rFonts w:ascii="Times New Roman" w:hAnsi="Times New Roman" w:cs="Times New Roman"/>
         </w:rPr>
-        <w:t>3.3　GPU資源共享技術</w:t>
+        <w:t>3.3</w:t>
+      </w:r>
+      <w:r>
+        <w:rPr>
+          <w:rFonts w:ascii="Times New Roman" w:hAnsi="Times New Roman" w:cs="Times New Roman"/>
+        </w:rPr>
+        <w:t xml:space="preserve">　</w:t>
+      </w:r>
+      <w:r>
+        <w:rPr>
+          <w:rFonts w:ascii="Times New Roman" w:hAnsi="Times New Roman" w:cs="Times New Roman"/>
+        </w:rPr>
+        <w:t>GPU</w:t>
+      </w:r>
+      <w:r>
+        <w:rPr>
+          <w:rFonts w:ascii="Times New Roman" w:hAnsi="Times New Roman" w:cs="Times New Roman"/>
+        </w:rPr>
+        <w:t>資源共享技術</w:t>
       </w:r>
       <w:bookmarkEnd w:id="9"/>
     </w:p>
@@ -2365,7 +4375,31 @@
         <w:rPr>
           <w:rFonts w:ascii="Times New Roman" w:hAnsi="Times New Roman" w:cs="Times New Roman"/>
         </w:rPr>
-        <w:t>NVIDIA提供多種GPU資源共享技術，包括 Multi-Process Service</w:t>
+        <w:t>NVIDIA</w:t>
+      </w:r>
+      <w:r>
+        <w:rPr>
+          <w:rFonts w:ascii="Times New Roman" w:hAnsi="Times New Roman" w:cs="Times New Roman"/>
+        </w:rPr>
+        <w:t>提供多種</w:t>
+      </w:r>
+      <w:r>
+        <w:rPr>
+          <w:rFonts w:ascii="Times New Roman" w:hAnsi="Times New Roman" w:cs="Times New Roman"/>
+        </w:rPr>
+        <w:t>GPU</w:t>
+      </w:r>
+      <w:r>
+        <w:rPr>
+          <w:rFonts w:ascii="Times New Roman" w:hAnsi="Times New Roman" w:cs="Times New Roman"/>
+        </w:rPr>
+        <w:t>資源共享技術，包括</w:t>
+      </w:r>
+      <w:r>
+        <w:rPr>
+          <w:rFonts w:ascii="Times New Roman" w:hAnsi="Times New Roman" w:cs="Times New Roman"/>
+        </w:rPr>
+        <w:t>Multi-Process Service</w:t>
       </w:r>
       <w:r>
         <w:rPr>
@@ -2389,7 +4423,13 @@
         <w:rPr>
           <w:rFonts w:ascii="Times New Roman" w:hAnsi="Times New Roman" w:cs="Times New Roman"/>
         </w:rPr>
-        <w:t>、Multi-Instance GPU</w:t>
+        <w:t>、</w:t>
+      </w:r>
+      <w:r>
+        <w:rPr>
+          <w:rFonts w:ascii="Times New Roman" w:hAnsi="Times New Roman" w:cs="Times New Roman"/>
+        </w:rPr>
+        <w:t>Multi-Instance GPU</w:t>
       </w:r>
       <w:r>
         <w:rPr>
@@ -2413,7 +4453,103 @@
         <w:rPr>
           <w:rFonts w:ascii="Times New Roman" w:hAnsi="Times New Roman" w:cs="Times New Roman"/>
         </w:rPr>
-        <w:t>以及 Time-Slicing。MPS允許多個CUDA程序同時共享一張GPU的運算資源；MIG則在硬體層面將GPU切分成獨立的分區，提供更強的隔離性。本系統目前採用基於GPU資源切分的方式，讓多個較小的工作共享同一張GPU，以提升整體使用效率。</w:t>
+        <w:t>以及</w:t>
+      </w:r>
+      <w:r>
+        <w:rPr>
+          <w:rFonts w:ascii="Times New Roman" w:hAnsi="Times New Roman" w:cs="Times New Roman"/>
+        </w:rPr>
+        <w:t xml:space="preserve"> Time-Slicing</w:t>
+      </w:r>
+      <w:r>
+        <w:rPr>
+          <w:rFonts w:ascii="Times New Roman" w:hAnsi="Times New Roman" w:cs="Times New Roman"/>
+        </w:rPr>
+        <w:t>。</w:t>
+      </w:r>
+      <w:r>
+        <w:rPr>
+          <w:rFonts w:ascii="Times New Roman" w:hAnsi="Times New Roman" w:cs="Times New Roman"/>
+        </w:rPr>
+        <w:t>MPS</w:t>
+      </w:r>
+      <w:r>
+        <w:rPr>
+          <w:rFonts w:ascii="Times New Roman" w:hAnsi="Times New Roman" w:cs="Times New Roman"/>
+        </w:rPr>
+        <w:t>允許多個</w:t>
+      </w:r>
+      <w:r>
+        <w:rPr>
+          <w:rFonts w:ascii="Times New Roman" w:hAnsi="Times New Roman" w:cs="Times New Roman"/>
+        </w:rPr>
+        <w:t>CUDA</w:t>
+      </w:r>
+      <w:r>
+        <w:rPr>
+          <w:rFonts w:ascii="Times New Roman" w:hAnsi="Times New Roman" w:cs="Times New Roman"/>
+        </w:rPr>
+        <w:t>程序同時共享一張</w:t>
+      </w:r>
+      <w:r>
+        <w:rPr>
+          <w:rFonts w:ascii="Times New Roman" w:hAnsi="Times New Roman" w:cs="Times New Roman"/>
+        </w:rPr>
+        <w:t>GPU</w:t>
+      </w:r>
+      <w:r>
+        <w:rPr>
+          <w:rFonts w:ascii="Times New Roman" w:hAnsi="Times New Roman" w:cs="Times New Roman"/>
+        </w:rPr>
+        <w:t>的運算資源；</w:t>
+      </w:r>
+      <w:r>
+        <w:rPr>
+          <w:rFonts w:ascii="Times New Roman" w:hAnsi="Times New Roman" w:cs="Times New Roman"/>
+        </w:rPr>
+        <w:t>MIG</w:t>
+      </w:r>
+      <w:r>
+        <w:rPr>
+          <w:rFonts w:ascii="Times New Roman" w:hAnsi="Times New Roman" w:cs="Times New Roman"/>
+        </w:rPr>
+        <w:t>則在硬體層面將</w:t>
+      </w:r>
+      <w:r>
+        <w:rPr>
+          <w:rFonts w:ascii="Times New Roman" w:hAnsi="Times New Roman" w:cs="Times New Roman"/>
+        </w:rPr>
+        <w:t>GPU</w:t>
+      </w:r>
+      <w:r>
+        <w:rPr>
+          <w:rFonts w:ascii="Times New Roman" w:hAnsi="Times New Roman" w:cs="Times New Roman"/>
+        </w:rPr>
+        <w:t>切分成獨立的分區，提供更強的隔離性。本系統目前採用基於</w:t>
+      </w:r>
+      <w:r>
+        <w:rPr>
+          <w:rFonts w:ascii="Times New Roman" w:hAnsi="Times New Roman" w:cs="Times New Roman"/>
+        </w:rPr>
+        <w:t>GPU</w:t>
+      </w:r>
+      <w:r>
+        <w:rPr>
+          <w:rFonts w:ascii="Times New Roman" w:hAnsi="Times New Roman" w:cs="Times New Roman"/>
+        </w:rPr>
+        <w:t>資源切分的方式，讓多個較小的工作共享同一張</w:t>
+      </w:r>
+      <w:r>
+        <w:rPr>
+          <w:rFonts w:ascii="Times New Roman" w:hAnsi="Times New Roman" w:cs="Times New Roman"/>
+        </w:rPr>
+        <w:t>GPU</w:t>
+      </w:r>
+      <w:r>
+        <w:rPr>
+          <w:rFonts w:ascii="Times New Roman" w:hAnsi="Times New Roman" w:cs="Times New Roman"/>
+        </w:rPr>
+        <w:t>，以提升整體使用效率。</w:t>
       </w:r>
     </w:p>
     <w:p>
@@ -2429,7 +4565,13 @@
         <w:rPr>
           <w:rFonts w:ascii="Times New Roman" w:hAnsi="Times New Roman" w:cs="Times New Roman"/>
         </w:rPr>
-        <w:t>3.4　深度強化學習於資源排程</w:t>
+        <w:t>3.4</w:t>
+      </w:r>
+      <w:r>
+        <w:rPr>
+          <w:rFonts w:ascii="Times New Roman" w:hAnsi="Times New Roman" w:cs="Times New Roman"/>
+        </w:rPr>
+        <w:t xml:space="preserve">　深度強化學習於資源排程</w:t>
       </w:r>
       <w:bookmarkEnd w:id="10"/>
     </w:p>
@@ -2451,7 +4593,19 @@
         <w:rPr>
           <w:rFonts w:ascii="Times New Roman" w:hAnsi="Times New Roman" w:cs="Times New Roman"/>
         </w:rPr>
-        <w:t>近年來已有多項研究將深度強化學習應用於資源排程問題，包括資料中心工作排程、雲端資源分配等。然而多數工作採用期望值導向 (expectation-based) 的獎勵函數，僅最佳化平均表現，忽略了不確定情境下的風險。</w:t>
+        <w:t>近年來已有多項研究將深度強化學習應用於資源排程問題，包括資料中心工作排程、雲端資源分配等。然而多數工作採用期望值導向</w:t>
+      </w:r>
+      <w:r>
+        <w:rPr>
+          <w:rFonts w:ascii="Times New Roman" w:hAnsi="Times New Roman" w:cs="Times New Roman"/>
+        </w:rPr>
+        <w:t xml:space="preserve"> (expectation-based) </w:t>
+      </w:r>
+      <w:r>
+        <w:rPr>
+          <w:rFonts w:ascii="Times New Roman" w:hAnsi="Times New Roman" w:cs="Times New Roman"/>
+        </w:rPr>
+        <w:t>的獎勵函數，僅最佳化平均表現，忽略了不確定情境下的風險。</w:t>
       </w:r>
       <w:r>
         <w:rPr>
@@ -2473,7 +4627,79 @@
         <w:rPr>
           <w:rFonts w:ascii="Times New Roman" w:hAnsi="Times New Roman" w:cs="Times New Roman"/>
         </w:rPr>
-        <w:t>提出的Distributional Soft Actor-Critic (DSAC) 透過分佈式critic估計每個動作的回報分布，並結合Soft Actor-Critic的最大熵探索框架，實現風險敏感決策。相較於僅看平均值的方法，DSAC能夠同時考量好情況與壞情況，根據風險偏好做出更穩健的選擇，非常適合共享GPU平台等對穩定性有較高要求的場景。</w:t>
+        <w:t>提出的</w:t>
+      </w:r>
+      <w:r>
+        <w:rPr>
+          <w:rFonts w:ascii="Times New Roman" w:hAnsi="Times New Roman" w:cs="Times New Roman"/>
+        </w:rPr>
+        <w:t xml:space="preserve">Distributional Soft Actor-Critic (DSAC) </w:t>
+      </w:r>
+      <w:r>
+        <w:rPr>
+          <w:rFonts w:ascii="Times New Roman" w:hAnsi="Times New Roman" w:cs="Times New Roman"/>
+        </w:rPr>
+        <w:t>透過分佈式</w:t>
+      </w:r>
+      <w:r>
+        <w:rPr>
+          <w:rFonts w:ascii="Times New Roman" w:hAnsi="Times New Roman" w:cs="Times New Roman"/>
+        </w:rPr>
+        <w:t>critic</w:t>
+      </w:r>
+      <w:r>
+        <w:rPr>
+          <w:rFonts w:ascii="Times New Roman" w:hAnsi="Times New Roman" w:cs="Times New Roman"/>
+        </w:rPr>
+        <w:t>估計每個動作的回報分布，並結合</w:t>
+      </w:r>
+      <w:r>
+        <w:rPr>
+          <w:rFonts w:ascii="Times New Roman" w:hAnsi="Times New Roman" w:cs="Times New Roman"/>
+        </w:rPr>
+        <w:t>Soft Actor-Critic</w:t>
+      </w:r>
+      <w:r>
+        <w:rPr>
+          <w:rFonts w:ascii="Times New Roman" w:hAnsi="Times New Roman" w:cs="Times New Roman"/>
+        </w:rPr>
+        <w:t>的最大熵探索框架</w:t>
+      </w:r>
+      <w:r>
+        <w:rPr>
+          <w:rFonts w:ascii="Times New Roman" w:hAnsi="Times New Roman" w:cs="Times New Roman" w:hint="eastAsia"/>
+        </w:rPr>
+        <w:t>來</w:t>
+      </w:r>
+      <w:r>
+        <w:rPr>
+          <w:rFonts w:ascii="Times New Roman" w:hAnsi="Times New Roman" w:cs="Times New Roman"/>
+        </w:rPr>
+        <w:t>實現風險敏感決策。相較於僅看平均值的方法，</w:t>
+      </w:r>
+      <w:r>
+        <w:rPr>
+          <w:rFonts w:ascii="Times New Roman" w:hAnsi="Times New Roman" w:cs="Times New Roman"/>
+        </w:rPr>
+        <w:t>DSAC</w:t>
+      </w:r>
+      <w:r>
+        <w:rPr>
+          <w:rFonts w:ascii="Times New Roman" w:hAnsi="Times New Roman" w:cs="Times New Roman"/>
+        </w:rPr>
+        <w:t>能夠同時考量好情況與壞情況，根據風險偏好做出更穩健的選擇，非常適合共享</w:t>
+      </w:r>
+      <w:r>
+        <w:rPr>
+          <w:rFonts w:ascii="Times New Roman" w:hAnsi="Times New Roman" w:cs="Times New Roman"/>
+        </w:rPr>
+        <w:t>GPU</w:t>
+      </w:r>
+      <w:r>
+        <w:rPr>
+          <w:rFonts w:ascii="Times New Roman" w:hAnsi="Times New Roman" w:cs="Times New Roman"/>
+        </w:rPr>
+        <w:t>平台等對穩定性有較高要求的場景。</w:t>
       </w:r>
     </w:p>
     <w:p>
@@ -2494,7 +4720,55 @@
         <w:rPr>
           <w:rFonts w:ascii="Times New Roman" w:hAnsi="Times New Roman" w:cs="Times New Roman"/>
         </w:rPr>
-        <w:t xml:space="preserve">本專題將此一風險敏感分布式 Soft Actor-Critic（以下簡稱 RDSAC）作為核心排程演算法。我們把GPU工作排程建模為馬可夫決策過程 (MDP)：狀態 </w:t>
+        <w:t>本專題將此一風險敏感分布式</w:t>
+      </w:r>
+      <w:r>
+        <w:rPr>
+          <w:rFonts w:ascii="Times New Roman" w:hAnsi="Times New Roman" w:cs="Times New Roman"/>
+        </w:rPr>
+        <w:t xml:space="preserve"> Soft Actor-Critic</w:t>
+      </w:r>
+      <w:r>
+        <w:rPr>
+          <w:rFonts w:ascii="Times New Roman" w:hAnsi="Times New Roman" w:cs="Times New Roman"/>
+        </w:rPr>
+        <w:t>（以下簡稱</w:t>
+      </w:r>
+      <w:r>
+        <w:rPr>
+          <w:rFonts w:ascii="Times New Roman" w:hAnsi="Times New Roman" w:cs="Times New Roman"/>
+        </w:rPr>
+        <w:t xml:space="preserve"> RDSAC</w:t>
+      </w:r>
+      <w:r>
+        <w:rPr>
+          <w:rFonts w:ascii="Times New Roman" w:hAnsi="Times New Roman" w:cs="Times New Roman"/>
+        </w:rPr>
+        <w:t>）作為核心排程演算法。我們把</w:t>
+      </w:r>
+      <w:r>
+        <w:rPr>
+          <w:rFonts w:ascii="Times New Roman" w:hAnsi="Times New Roman" w:cs="Times New Roman"/>
+        </w:rPr>
+        <w:t>GPU</w:t>
+      </w:r>
+      <w:r>
+        <w:rPr>
+          <w:rFonts w:ascii="Times New Roman" w:hAnsi="Times New Roman" w:cs="Times New Roman"/>
+        </w:rPr>
+        <w:t>工作排程建模為馬可夫決策過程</w:t>
+      </w:r>
+      <w:r>
+        <w:rPr>
+          <w:rFonts w:ascii="Times New Roman" w:hAnsi="Times New Roman" w:cs="Times New Roman"/>
+        </w:rPr>
+        <w:t xml:space="preserve"> (MDP)</w:t>
+      </w:r>
+      <w:r>
+        <w:rPr>
+          <w:rFonts w:ascii="Times New Roman" w:hAnsi="Times New Roman" w:cs="Times New Roman"/>
+        </w:rPr>
+        <w:t>：狀態</w:t>
       </w:r>
       <w:r>
         <w:rPr>
@@ -2502,13 +4776,37 @@
           <w:i/>
           <w:iCs/>
         </w:rPr>
-        <w:t xml:space="preserve">s </w:t>
-      </w:r>
-      <w:r>
-        <w:rPr>
-          <w:rFonts w:ascii="Times New Roman" w:hAnsi="Times New Roman" w:cs="Times New Roman"/>
-        </w:rPr>
-        <w:t xml:space="preserve">為佇列中前 16 個待排工作的特徵與叢集MPS使用狀況，動作 </w:t>
+        <w:t>s</w:t>
+      </w:r>
+      <w:r>
+        <w:rPr>
+          <w:rFonts w:ascii="Times New Roman" w:hAnsi="Times New Roman" w:cs="Times New Roman"/>
+        </w:rPr>
+        <w:t>為佇列中前</w:t>
+      </w:r>
+      <w:r>
+        <w:rPr>
+          <w:rFonts w:ascii="Times New Roman" w:hAnsi="Times New Roman" w:cs="Times New Roman"/>
+        </w:rPr>
+        <w:t xml:space="preserve"> 16 </w:t>
+      </w:r>
+      <w:r>
+        <w:rPr>
+          <w:rFonts w:ascii="Times New Roman" w:hAnsi="Times New Roman" w:cs="Times New Roman"/>
+        </w:rPr>
+        <w:t>個待排工作的特徵與叢集</w:t>
+      </w:r>
+      <w:r>
+        <w:rPr>
+          <w:rFonts w:ascii="Times New Roman" w:hAnsi="Times New Roman" w:cs="Times New Roman"/>
+        </w:rPr>
+        <w:t>MPS</w:t>
+      </w:r>
+      <w:r>
+        <w:rPr>
+          <w:rFonts w:ascii="Times New Roman" w:hAnsi="Times New Roman" w:cs="Times New Roman"/>
+        </w:rPr>
+        <w:t>使用狀況，動作</w:t>
       </w:r>
       <w:r>
         <w:rPr>
@@ -2516,15 +4814,56 @@
           <w:i/>
           <w:iCs/>
         </w:rPr>
-        <w:t xml:space="preserve">a </w:t>
-      </w:r>
-      <w:r>
-        <w:rPr>
-          <w:rFonts w:ascii="Times New Roman" w:hAnsi="Times New Roman" w:cs="Times New Roman"/>
-        </w:rPr>
-        <w:t xml:space="preserve">為「選擇某個工作並指定其節點與GPU放置」或不放置 (no-op)，獎勵則以負的工作完成時間 </w:t>
+        <w:t>a</w:t>
+      </w:r>
+      <w:r>
+        <w:rPr>
+          <w:rFonts w:ascii="Times New Roman" w:hAnsi="Times New Roman" w:cs="Times New Roman"/>
+        </w:rPr>
+        <w:t>為「選擇某個工作並指定其節點與</w:t>
+      </w:r>
+      <w:r>
+        <w:rPr>
+          <w:rFonts w:ascii="Times New Roman" w:hAnsi="Times New Roman" w:cs="Times New Roman"/>
+        </w:rPr>
+        <w:t>GPU</w:t>
+      </w:r>
+      <w:r>
+        <w:rPr>
+          <w:rFonts w:ascii="Times New Roman" w:hAnsi="Times New Roman" w:cs="Times New Roman"/>
+        </w:rPr>
+        <w:t>放置」或不放置</w:t>
+      </w:r>
+      <w:r>
+        <w:rPr>
+          <w:rFonts w:ascii="Times New Roman" w:hAnsi="Times New Roman" w:cs="Times New Roman"/>
+        </w:rPr>
+        <w:t xml:space="preserve"> (no-op)</w:t>
+      </w:r>
+      <w:r>
+        <w:rPr>
+          <w:rFonts w:ascii="Times New Roman" w:hAnsi="Times New Roman" w:cs="Times New Roman"/>
+        </w:rPr>
+        <w:t>，獎勵則以負的工作完成時間</w:t>
+      </w:r>
+      <w:r>
+        <w:rPr>
+          <w:rFonts w:ascii="Times New Roman" w:hAnsi="Times New Roman" w:cs="Times New Roman"/>
+        </w:rPr>
+        <w:t xml:space="preserve"> </w:t>
+      </w:r>
+      <w:r>
+        <w:rPr>
+          <w:rFonts w:ascii="Times New Roman" w:hAnsi="Times New Roman" w:cs="Times New Roman"/>
+        </w:rPr>
         <w:lastRenderedPageBreak/>
-        <w:t>(JCT) 為主。</w:t>
+        <w:t xml:space="preserve">(JCT) </w:t>
+      </w:r>
+      <w:r>
+        <w:rPr>
+          <w:rFonts w:ascii="Times New Roman" w:hAnsi="Times New Roman" w:cs="Times New Roman"/>
+        </w:rPr>
+        <w:t>為主。</w:t>
       </w:r>
     </w:p>
     <w:p>
@@ -2545,7 +4884,31 @@
         <w:rPr>
           <w:rFonts w:ascii="Times New Roman" w:hAnsi="Times New Roman" w:cs="Times New Roman"/>
         </w:rPr>
-        <w:t>RDSAC的特點是不只估計回報的平均值，而是估計整個回報的機率分布。它在最大熵框架下，把 soft return 拆成兩個分布：獎勵回報分布</w:t>
+        <w:t>RDSA</w:t>
+      </w:r>
+      <w:r>
+        <w:rPr>
+          <w:rFonts w:ascii="Times New Roman" w:hAnsi="Times New Roman" w:cs="Times New Roman" w:hint="eastAsia"/>
+        </w:rPr>
+        <w:t>C</w:t>
+      </w:r>
+      <w:r>
+        <w:rPr>
+          <w:rFonts w:ascii="Times New Roman" w:hAnsi="Times New Roman" w:cs="Times New Roman"/>
+        </w:rPr>
+        <w:t>的特點是不只估計回報的平均值，而是估計整個回報的機率分布。它在最大熵框架下，把</w:t>
+      </w:r>
+      <w:r>
+        <w:rPr>
+          <w:rFonts w:ascii="Times New Roman" w:hAnsi="Times New Roman" w:cs="Times New Roman"/>
+        </w:rPr>
+        <w:t xml:space="preserve"> soft return </w:t>
+      </w:r>
+      <w:r>
+        <w:rPr>
+          <w:rFonts w:ascii="Times New Roman" w:hAnsi="Times New Roman" w:cs="Times New Roman"/>
+        </w:rPr>
+        <w:t>拆成兩個分布：獎勵回報分布</w:t>
       </w:r>
       <m:oMath>
         <m:r>
@@ -2591,7 +4954,13 @@
         <w:rPr>
           <w:rFonts w:ascii="Times New Roman" w:hAnsi="Times New Roman" w:cs="Times New Roman"/>
         </w:rPr>
-        <w:t xml:space="preserve">與熵回報分布 </w:t>
+        <w:t>與熵回報分布</w:t>
+      </w:r>
+      <w:r>
+        <w:rPr>
+          <w:rFonts w:ascii="Times New Roman" w:hAnsi="Times New Roman" w:cs="Times New Roman"/>
+        </w:rPr>
+        <w:t xml:space="preserve"> </w:t>
       </w:r>
       <m:oMath>
         <m:r>
@@ -2631,7 +5000,43 @@
         <w:rPr>
           <w:rFonts w:ascii="Times New Roman" w:hAnsi="Times New Roman" w:cs="Times New Roman"/>
         </w:rPr>
-        <w:t>，兩者各以隱式分位數網路（IQN）表示，並以quantile Huber損失回歸。某個狀態-動作的綜合價值為兩者期望值之和：</w:t>
+        <w:t>，兩者各以隱式分位數網路（</w:t>
+      </w:r>
+      <w:r>
+        <w:rPr>
+          <w:rFonts w:ascii="Times New Roman" w:hAnsi="Times New Roman" w:cs="Times New Roman"/>
+        </w:rPr>
+        <w:t>IQN</w:t>
+      </w:r>
+      <w:r>
+        <w:rPr>
+          <w:rFonts w:ascii="Times New Roman" w:hAnsi="Times New Roman" w:cs="Times New Roman"/>
+        </w:rPr>
+        <w:t>）表示，並以</w:t>
+      </w:r>
+      <w:r>
+        <w:rPr>
+          <w:rFonts w:ascii="Times New Roman" w:hAnsi="Times New Roman" w:cs="Times New Roman"/>
+        </w:rPr>
+        <w:t>quantile Huber</w:t>
+      </w:r>
+      <w:r>
+        <w:rPr>
+          <w:rFonts w:ascii="Times New Roman" w:hAnsi="Times New Roman" w:cs="Times New Roman"/>
+        </w:rPr>
+        <w:t>損失回歸。某個狀態</w:t>
+      </w:r>
+      <w:r>
+        <w:rPr>
+          <w:rFonts w:ascii="Times New Roman" w:hAnsi="Times New Roman" w:cs="Times New Roman"/>
+        </w:rPr>
+        <w:t>-</w:t>
+      </w:r>
+      <w:r>
+        <w:rPr>
+          <w:rFonts w:ascii="Times New Roman" w:hAnsi="Times New Roman" w:cs="Times New Roman"/>
+        </w:rPr>
+        <w:t>動作的綜合價值為兩者期望值之和：</w:t>
       </w:r>
     </w:p>
     <w:p>
@@ -2744,7 +5149,19 @@
         <w:rPr>
           <w:rFonts w:ascii="Times New Roman" w:hAnsi="Times New Roman" w:cs="Times New Roman"/>
         </w:rPr>
-        <w:t>為自動調整的溫度參數，控制探索程度。為了讓策略對「壞情況」更敏感，RDSAC在策略目標中對獎勵分布</w:t>
+        <w:t>為自動調整的溫度參數，控制探索程度。為了讓策略對「壞情況」更敏感，</w:t>
+      </w:r>
+      <w:r>
+        <w:rPr>
+          <w:rFonts w:ascii="Times New Roman" w:hAnsi="Times New Roman" w:cs="Times New Roman"/>
+        </w:rPr>
+        <w:t>RDSAC</w:t>
+      </w:r>
+      <w:r>
+        <w:rPr>
+          <w:rFonts w:ascii="Times New Roman" w:hAnsi="Times New Roman" w:cs="Times New Roman"/>
+        </w:rPr>
+        <w:t>在策略目標中對獎勵分布</w:t>
       </w:r>
       <m:oMath>
         <m:r>
@@ -2804,7 +5221,19 @@
         <w:rPr>
           <w:rFonts w:ascii="Times New Roman" w:hAnsi="Times New Roman" w:cs="Times New Roman"/>
         </w:rPr>
-        <w:t>。本專題採用條件風險值（CVaR）：只取分布下尾</w:t>
+        <w:t>。本專題採用條件風險值（</w:t>
+      </w:r>
+      <w:r>
+        <w:rPr>
+          <w:rFonts w:ascii="Times New Roman" w:hAnsi="Times New Roman" w:cs="Times New Roman"/>
+        </w:rPr>
+        <w:t>CVaR</w:t>
+      </w:r>
+      <w:r>
+        <w:rPr>
+          <w:rFonts w:ascii="Times New Roman" w:hAnsi="Times New Roman" w:cs="Times New Roman"/>
+        </w:rPr>
+        <w:t>）：只取分布下尾</w:t>
       </w:r>
       <w:r>
         <w:rPr>
@@ -3000,7 +5429,55 @@
         <w:rPr>
           <w:rFonts w:ascii="Times New Roman" w:hAnsi="Times New Roman" w:cs="Times New Roman"/>
         </w:rPr>
-        <w:t>時CVaR退化為一般平均。由於排程動作是離散且帶遮罩（mask）的，本專題將原論文連續控制的高斯actor改寫為顯式的categorical actor。策略以最小化下式的目標更新，對每個合法動作同時權衡熵（鼓勵探索）與風險調整後的回報：</w:t>
+        <w:t>時</w:t>
+      </w:r>
+      <w:r>
+        <w:rPr>
+          <w:rFonts w:ascii="Times New Roman" w:hAnsi="Times New Roman" w:cs="Times New Roman"/>
+        </w:rPr>
+        <w:t>CVaR</w:t>
+      </w:r>
+      <w:r>
+        <w:rPr>
+          <w:rFonts w:ascii="Times New Roman" w:hAnsi="Times New Roman" w:cs="Times New Roman"/>
+        </w:rPr>
+        <w:t>退化為一般平均。由於排程動作是離散且帶遮罩（</w:t>
+      </w:r>
+      <w:r>
+        <w:rPr>
+          <w:rFonts w:ascii="Times New Roman" w:hAnsi="Times New Roman" w:cs="Times New Roman"/>
+        </w:rPr>
+        <w:t>mask</w:t>
+      </w:r>
+      <w:r>
+        <w:rPr>
+          <w:rFonts w:ascii="Times New Roman" w:hAnsi="Times New Roman" w:cs="Times New Roman"/>
+        </w:rPr>
+        <w:t>）的，本專題將原論文連續控制的高斯</w:t>
+      </w:r>
+      <w:r>
+        <w:rPr>
+          <w:rFonts w:ascii="Times New Roman" w:hAnsi="Times New Roman" w:cs="Times New Roman"/>
+        </w:rPr>
+        <w:t>actor</w:t>
+      </w:r>
+      <w:r>
+        <w:rPr>
+          <w:rFonts w:ascii="Times New Roman" w:hAnsi="Times New Roman" w:cs="Times New Roman"/>
+        </w:rPr>
+        <w:t>改寫為顯式的</w:t>
+      </w:r>
+      <w:r>
+        <w:rPr>
+          <w:rFonts w:ascii="Times New Roman" w:hAnsi="Times New Roman" w:cs="Times New Roman"/>
+        </w:rPr>
+        <w:t>categorical actor</w:t>
+      </w:r>
+      <w:r>
+        <w:rPr>
+          <w:rFonts w:ascii="Times New Roman" w:hAnsi="Times New Roman" w:cs="Times New Roman"/>
+        </w:rPr>
+        <w:t>。策略以最小化下式的目標更新，對每個合法動作同時權衡熵（鼓勵探索）與風險調整後的回報：</w:t>
       </w:r>
     </w:p>
     <w:p>
@@ -3147,7 +5624,13 @@
         <w:rPr>
           <w:rFonts w:ascii="Times New Roman" w:hAnsi="Times New Roman" w:cs="Times New Roman"/>
         </w:rPr>
-        <w:t>直覺上，當風險模式設為 mean</w:t>
+        <w:t>直覺上，當風險模式設為</w:t>
+      </w:r>
+      <w:r>
+        <w:rPr>
+          <w:rFonts w:ascii="Times New Roman" w:hAnsi="Times New Roman" w:cs="Times New Roman"/>
+        </w:rPr>
+        <w:t xml:space="preserve"> mean</w:t>
       </w:r>
       <w:r>
         <w:rPr>
@@ -3168,7 +5651,55 @@
         <w:rPr>
           <w:rFonts w:ascii="Times New Roman" w:hAnsi="Times New Roman" w:cs="Times New Roman"/>
         </w:rPr>
-        <w:t>時等同風險中立、只看平均；設為cvar 時則會主動避開可能造成長尾延遲（如straggler、冷啟動worker、執行時間離群）的放置決策，特別適合對穩定性要求高的共享GPU平台。</w:t>
+        <w:t>時等同風險中立、只看平均；設為</w:t>
+      </w:r>
+      <w:r>
+        <w:rPr>
+          <w:rFonts w:ascii="Times New Roman" w:hAnsi="Times New Roman" w:cs="Times New Roman"/>
+        </w:rPr>
+        <w:t xml:space="preserve">cvar </w:t>
+      </w:r>
+      <w:r>
+        <w:rPr>
+          <w:rFonts w:ascii="Times New Roman" w:hAnsi="Times New Roman" w:cs="Times New Roman"/>
+        </w:rPr>
+        <w:t>時則會主動避開可能造成長尾延遲（如</w:t>
+      </w:r>
+      <w:r>
+        <w:rPr>
+          <w:rFonts w:ascii="Times New Roman" w:hAnsi="Times New Roman" w:cs="Times New Roman"/>
+        </w:rPr>
+        <w:t>straggler</w:t>
+      </w:r>
+      <w:r>
+        <w:rPr>
+          <w:rFonts w:ascii="Times New Roman" w:hAnsi="Times New Roman" w:cs="Times New Roman"/>
+        </w:rPr>
+        <w:t>、冷啟動</w:t>
+      </w:r>
+      <w:r>
+        <w:rPr>
+          <w:rFonts w:ascii="Times New Roman" w:hAnsi="Times New Roman" w:cs="Times New Roman"/>
+        </w:rPr>
+        <w:t>worker</w:t>
+      </w:r>
+      <w:r>
+        <w:rPr>
+          <w:rFonts w:ascii="Times New Roman" w:hAnsi="Times New Roman" w:cs="Times New Roman"/>
+        </w:rPr>
+        <w:t>、執行時間離群）的放置決策，特別適合對穩定性要求高的共享</w:t>
+      </w:r>
+      <w:r>
+        <w:rPr>
+          <w:rFonts w:ascii="Times New Roman" w:hAnsi="Times New Roman" w:cs="Times New Roman"/>
+        </w:rPr>
+        <w:t>GPU</w:t>
+      </w:r>
+      <w:r>
+        <w:rPr>
+          <w:rFonts w:ascii="Times New Roman" w:hAnsi="Times New Roman" w:cs="Times New Roman"/>
+        </w:rPr>
+        <w:t>平台。</w:t>
       </w:r>
     </w:p>
     <w:p>
@@ -3202,7 +5733,13 @@
         <w:rPr>
           <w:rFonts w:ascii="Times New Roman" w:hAnsi="Times New Roman" w:cs="Times New Roman"/>
         </w:rPr>
-        <w:t>4.1　系統整體架構</w:t>
+        <w:t>4.1</w:t>
+      </w:r>
+      <w:r>
+        <w:rPr>
+          <w:rFonts w:ascii="Times New Roman" w:hAnsi="Times New Roman" w:cs="Times New Roman"/>
+        </w:rPr>
+        <w:t xml:space="preserve">　系統整體架構</w:t>
       </w:r>
       <w:bookmarkEnd w:id="12"/>
     </w:p>
@@ -3218,7 +5755,19 @@
         <w:rPr>
           <w:rFonts w:ascii="Times New Roman" w:hAnsi="Times New Roman" w:cs="Times New Roman"/>
         </w:rPr>
-        <w:t>本系統的核心概念是把「批次工作排程」與「彈性資源管理」結合起來。使用者仍然以熟悉的方式提交工作，而系統在背後自動處理工作排序、節點啟動、GPU分配與執行監控。整體系統包含下列幾個部分：</w:t>
+        <w:t>本系統的核心概念是把「批次工作排程」與「彈性資源管理」結合起來。使用者仍然以熟悉的方式提交工作，而系統在背後自動處理工作排序、節點啟動、</w:t>
+      </w:r>
+      <w:r>
+        <w:rPr>
+          <w:rFonts w:ascii="Times New Roman" w:hAnsi="Times New Roman" w:cs="Times New Roman"/>
+        </w:rPr>
+        <w:t>GPU</w:t>
+      </w:r>
+      <w:r>
+        <w:rPr>
+          <w:rFonts w:ascii="Times New Roman" w:hAnsi="Times New Roman" w:cs="Times New Roman"/>
+        </w:rPr>
+        <w:t>分配與執行監控。整體系統包含下列幾個部分：</w:t>
       </w:r>
     </w:p>
     <w:p>
@@ -3278,7 +5827,25 @@
         <w:rPr>
           <w:rFonts w:ascii="Times New Roman" w:hAnsi="Times New Roman" w:cs="Times New Roman"/>
         </w:rPr>
-        <w:t>CPU與GPU計算節點：實際執行工作的運算資源。</w:t>
+        <w:t>CPU</w:t>
+      </w:r>
+      <w:r>
+        <w:rPr>
+          <w:rFonts w:ascii="Times New Roman" w:hAnsi="Times New Roman" w:cs="Times New Roman"/>
+        </w:rPr>
+        <w:t>與</w:t>
+      </w:r>
+      <w:r>
+        <w:rPr>
+          <w:rFonts w:ascii="Times New Roman" w:hAnsi="Times New Roman" w:cs="Times New Roman"/>
+        </w:rPr>
+        <w:t>GPU</w:t>
+      </w:r>
+      <w:r>
+        <w:rPr>
+          <w:rFonts w:ascii="Times New Roman" w:hAnsi="Times New Roman" w:cs="Times New Roman"/>
+        </w:rPr>
+        <w:t>計算節點：實際執行工作的運算資源。</w:t>
       </w:r>
     </w:p>
     <w:p>
@@ -3365,7 +5932,7 @@
                     </pic:cNvPicPr>
                   </pic:nvPicPr>
                   <pic:blipFill>
-                    <a:blip r:embed="rId8" cstate="print">
+                    <a:blip r:embed="rId9" cstate="print">
                       <a:extLst>
                         <a:ext uri="{28A0092B-C50C-407E-A947-70E740481C1C}">
                           <a14:useLocalDpi xmlns:a14="http://schemas.microsoft.com/office/drawing/2010/main" val="0"/>
@@ -3412,7 +5979,19 @@
         <w:rPr>
           <w:rFonts w:ascii="Times New Roman" w:hAnsi="Times New Roman" w:cs="Times New Roman"/>
         </w:rPr>
-        <w:t>【圖1】系統整體架構圖</w:t>
+        <w:t>【圖</w:t>
+      </w:r>
+      <w:r>
+        <w:rPr>
+          <w:rFonts w:ascii="Times New Roman" w:hAnsi="Times New Roman" w:cs="Times New Roman"/>
+        </w:rPr>
+        <w:t>1</w:t>
+      </w:r>
+      <w:r>
+        <w:rPr>
+          <w:rFonts w:ascii="Times New Roman" w:hAnsi="Times New Roman" w:cs="Times New Roman"/>
+        </w:rPr>
+        <w:t>】系統整體架構圖</w:t>
       </w:r>
     </w:p>
     <w:p>
@@ -3435,7 +6014,13 @@
         <w:rPr>
           <w:rFonts w:ascii="Times New Roman" w:hAnsi="Times New Roman" w:cs="Times New Roman"/>
         </w:rPr>
-        <w:t>4.2　排程與資源分配流程</w:t>
+        <w:t>4.2</w:t>
+      </w:r>
+      <w:r>
+        <w:rPr>
+          <w:rFonts w:ascii="Times New Roman" w:hAnsi="Times New Roman" w:cs="Times New Roman"/>
+        </w:rPr>
+        <w:t xml:space="preserve">　排程與資源分配流程</w:t>
       </w:r>
       <w:bookmarkEnd w:id="13"/>
     </w:p>
@@ -3457,7 +6042,13 @@
         <w:rPr>
           <w:rFonts w:ascii="Times New Roman" w:hAnsi="Times New Roman" w:cs="Times New Roman"/>
         </w:rPr>
-        <w:t>4.2.1　基本排程規則</w:t>
+        <w:t>4.2.1</w:t>
+      </w:r>
+      <w:r>
+        <w:rPr>
+          <w:rFonts w:ascii="Times New Roman" w:hAnsi="Times New Roman" w:cs="Times New Roman"/>
+        </w:rPr>
+        <w:t xml:space="preserve">　基本排程規則</w:t>
       </w:r>
       <w:bookmarkEnd w:id="14"/>
     </w:p>
@@ -3473,7 +6064,19 @@
         <w:rPr>
           <w:rFonts w:ascii="Times New Roman" w:hAnsi="Times New Roman" w:cs="Times New Roman"/>
         </w:rPr>
-        <w:t>當使用者提交工作後，系統先補齊必要資訊，並根據幾個簡單穩定的規則計算工作的優先程度。這些規則主要考慮：工作是否適合目前剩餘的GPU資源、是否造成資源碎片化、以及較短的工作是否應優先執行。此層作為系統的保底機制，即使智慧模型失效，系統仍可正常運作。</w:t>
+        <w:t>當使用者提交工作後，系統先補齊必要資訊，並根據幾個簡單穩定的規則計算工作的優先程度。這些規則主要考慮：工作是否適合目前剩餘的</w:t>
+      </w:r>
+      <w:r>
+        <w:rPr>
+          <w:rFonts w:ascii="Times New Roman" w:hAnsi="Times New Roman" w:cs="Times New Roman"/>
+        </w:rPr>
+        <w:t>GPU</w:t>
+      </w:r>
+      <w:r>
+        <w:rPr>
+          <w:rFonts w:ascii="Times New Roman" w:hAnsi="Times New Roman" w:cs="Times New Roman"/>
+        </w:rPr>
+        <w:t>資源、是否造成資源碎片化、以及較短的工作是否應優先執行。此層作為系統的保底機制，即使智慧模型失效，系統仍可正常運作。</w:t>
       </w:r>
     </w:p>
     <w:p>
@@ -3490,7 +6093,13 @@
           <w:rFonts w:ascii="Times New Roman" w:hAnsi="Times New Roman" w:cs="Times New Roman"/>
         </w:rPr>
         <w:lastRenderedPageBreak/>
-        <w:t>4.2.2　智慧決策模型</w:t>
+        <w:t>4.2.2</w:t>
+      </w:r>
+      <w:r>
+        <w:rPr>
+          <w:rFonts w:ascii="Times New Roman" w:hAnsi="Times New Roman" w:cs="Times New Roman"/>
+        </w:rPr>
+        <w:t xml:space="preserve">　智慧決策模型</w:t>
       </w:r>
       <w:bookmarkEnd w:id="15"/>
     </w:p>
@@ -3506,7 +6115,19 @@
         <w:rPr>
           <w:rFonts w:ascii="Times New Roman" w:hAnsi="Times New Roman" w:cs="Times New Roman"/>
         </w:rPr>
-        <w:t>在基本規則之外，加入深度強化學習模型，讓系統可根據「目前有哪些工作在等待」、「哪些節點正在執行」、「GPU尚有多少可分配空間」等資訊，進一步判斷哪一個工作應優先處理、是否需要額外提高優先順序，以及工作比較適合放到哪一個節點上。若模型對自己的判斷沒有把握，系統就回到基本排程規則。</w:t>
+        <w:t>在基本規則之外，加入深度強化學習模型，讓系統可根據「目前有哪些工作在等待」、「哪些節點正在執行」、「</w:t>
+      </w:r>
+      <w:r>
+        <w:rPr>
+          <w:rFonts w:ascii="Times New Roman" w:hAnsi="Times New Roman" w:cs="Times New Roman"/>
+        </w:rPr>
+        <w:t>GPU</w:t>
+      </w:r>
+      <w:r>
+        <w:rPr>
+          <w:rFonts w:ascii="Times New Roman" w:hAnsi="Times New Roman" w:cs="Times New Roman"/>
+        </w:rPr>
+        <w:t>尚有多少可分配空間」等資訊，進一步判斷哪一個工作應優先處理、是否需要額外提高優先順序，以及工作比較適合放到哪一個節點上。若模型對自己的判斷沒有把握，系統就回到基本排程規則。</w:t>
       </w:r>
     </w:p>
     <w:p/>
@@ -3539,7 +6160,13 @@
         <w:rPr>
           <w:rFonts w:ascii="Times New Roman" w:hAnsi="Times New Roman" w:cs="Times New Roman"/>
         </w:rPr>
-        <w:t>4.2.3　</w:t>
+        <w:t>4.2.3</w:t>
+      </w:r>
+      <w:r>
+        <w:rPr>
+          <w:rFonts w:ascii="Times New Roman" w:hAnsi="Times New Roman" w:cs="Times New Roman"/>
+        </w:rPr>
+        <w:t xml:space="preserve">　</w:t>
       </w:r>
       <w:r>
         <w:t>指定資源配置機制</w:t>
@@ -3568,7 +6195,25 @@
         <w:rPr>
           <w:rFonts w:ascii="Times New Roman" w:hAnsi="Times New Roman" w:cs="Times New Roman"/>
         </w:rPr>
-        <w:t>4.3　GPU資源共享方法</w:t>
+        <w:t>4.3</w:t>
+      </w:r>
+      <w:r>
+        <w:rPr>
+          <w:rFonts w:ascii="Times New Roman" w:hAnsi="Times New Roman" w:cs="Times New Roman"/>
+        </w:rPr>
+        <w:t xml:space="preserve">　</w:t>
+      </w:r>
+      <w:r>
+        <w:rPr>
+          <w:rFonts w:ascii="Times New Roman" w:hAnsi="Times New Roman" w:cs="Times New Roman"/>
+        </w:rPr>
+        <w:t>GPU</w:t>
+      </w:r>
+      <w:r>
+        <w:rPr>
+          <w:rFonts w:ascii="Times New Roman" w:hAnsi="Times New Roman" w:cs="Times New Roman"/>
+        </w:rPr>
+        <w:t>資源共享方法</w:t>
       </w:r>
       <w:bookmarkEnd w:id="17"/>
     </w:p>
@@ -3584,7 +6229,67 @@
         <w:rPr>
           <w:rFonts w:ascii="Times New Roman" w:hAnsi="Times New Roman" w:cs="Times New Roman"/>
         </w:rPr>
-        <w:t>為提升利用率，本系統採用GPU資源切分的方式，讓多個較小的工作共享同一張GPU。以目前的系統設定為例，一張GPU可切成多個可分配單位，使用者可依需求申請1/4、1/2或整張卡。</w:t>
+        <w:t>為提升利用率，本系統採用</w:t>
+      </w:r>
+      <w:r>
+        <w:rPr>
+          <w:rFonts w:ascii="Times New Roman" w:hAnsi="Times New Roman" w:cs="Times New Roman"/>
+        </w:rPr>
+        <w:t>GPU</w:t>
+      </w:r>
+      <w:r>
+        <w:rPr>
+          <w:rFonts w:ascii="Times New Roman" w:hAnsi="Times New Roman" w:cs="Times New Roman"/>
+        </w:rPr>
+        <w:t>資源切分的方式，讓多個較小的工作共享同一張</w:t>
+      </w:r>
+      <w:r>
+        <w:rPr>
+          <w:rFonts w:ascii="Times New Roman" w:hAnsi="Times New Roman" w:cs="Times New Roman"/>
+        </w:rPr>
+        <w:t>GPU</w:t>
+      </w:r>
+      <w:r>
+        <w:rPr>
+          <w:rFonts w:ascii="Times New Roman" w:hAnsi="Times New Roman" w:cs="Times New Roman"/>
+        </w:rPr>
+        <w:t>。以目前的系統設定為例，一張</w:t>
+      </w:r>
+      <w:r>
+        <w:rPr>
+          <w:rFonts w:ascii="Times New Roman" w:hAnsi="Times New Roman" w:cs="Times New Roman"/>
+        </w:rPr>
+        <w:t>GPU</w:t>
+      </w:r>
+      <w:r>
+        <w:rPr>
+          <w:rFonts w:ascii="Times New Roman" w:hAnsi="Times New Roman" w:cs="Times New Roman"/>
+        </w:rPr>
+        <w:t>可切成多個可分配單位，使用者可依需求申請</w:t>
+      </w:r>
+      <w:r>
+        <w:rPr>
+          <w:rFonts w:ascii="Times New Roman" w:hAnsi="Times New Roman" w:cs="Times New Roman"/>
+        </w:rPr>
+        <w:t>1/4</w:t>
+      </w:r>
+      <w:r>
+        <w:rPr>
+          <w:rFonts w:ascii="Times New Roman" w:hAnsi="Times New Roman" w:cs="Times New Roman"/>
+        </w:rPr>
+        <w:t>、</w:t>
+      </w:r>
+      <w:r>
+        <w:rPr>
+          <w:rFonts w:ascii="Times New Roman" w:hAnsi="Times New Roman" w:cs="Times New Roman"/>
+        </w:rPr>
+        <w:t>1/2</w:t>
+      </w:r>
+      <w:r>
+        <w:rPr>
+          <w:rFonts w:ascii="Times New Roman" w:hAnsi="Times New Roman" w:cs="Times New Roman"/>
+        </w:rPr>
+        <w:t>或整張卡。</w:t>
       </w:r>
     </w:p>
     <w:p>
@@ -3620,7 +6325,7 @@
                     <pic:cNvPicPr/>
                   </pic:nvPicPr>
                   <pic:blipFill>
-                    <a:blip r:embed="rId9"/>
+                    <a:blip r:embed="rId10"/>
                     <a:stretch>
                       <a:fillRect/>
                     </a:stretch>
@@ -3652,7 +6357,19 @@
         <w:rPr>
           <w:rFonts w:ascii="Times New Roman" w:hAnsi="Times New Roman" w:cs="Times New Roman"/>
         </w:rPr>
-        <w:t>3】GPU</w:t>
+        <w:t>3</w:t>
+      </w:r>
+      <w:r>
+        <w:rPr>
+          <w:rFonts w:ascii="Times New Roman" w:hAnsi="Times New Roman" w:cs="Times New Roman"/>
+        </w:rPr>
+        <w:t>】</w:t>
+      </w:r>
+      <w:r>
+        <w:rPr>
+          <w:rFonts w:ascii="Times New Roman" w:hAnsi="Times New Roman" w:cs="Times New Roman"/>
+        </w:rPr>
+        <w:t>GPU</w:t>
       </w:r>
       <w:r>
         <w:t>資源切分示意圖</w:t>
@@ -3672,7 +6389,13 @@
         <w:rPr>
           <w:rFonts w:ascii="Times New Roman" w:hAnsi="Times New Roman" w:cs="Times New Roman"/>
         </w:rPr>
-        <w:t>4.4　模型訓練與評估方法</w:t>
+        <w:t>4.4</w:t>
+      </w:r>
+      <w:r>
+        <w:rPr>
+          <w:rFonts w:ascii="Times New Roman" w:hAnsi="Times New Roman" w:cs="Times New Roman"/>
+        </w:rPr>
+        <w:t xml:space="preserve">　模型訓練與評估方法</w:t>
       </w:r>
       <w:bookmarkEnd w:id="18"/>
     </w:p>
@@ -3694,7 +6417,36 @@
         <w:rPr>
           <w:rFonts w:ascii="Times New Roman" w:hAnsi="Times New Roman" w:cs="Times New Roman"/>
         </w:rPr>
-        <w:t>採用 Distributional Soft Actor-Critic (DSAC) 作為智慧排程的強化學習方法。與傳統只預測平均回報的方法不同，DSAC讓模型學習每個決策可能造成</w:t>
+        <w:t>採用</w:t>
+      </w:r>
+      <w:r>
+        <w:rPr>
+          <w:rFonts w:ascii="Times New Roman" w:hAnsi="Times New Roman" w:cs="Times New Roman"/>
+        </w:rPr>
+        <w:t xml:space="preserve"> Distributional Soft Actor-Critic (DSAC) </w:t>
+      </w:r>
+      <w:r>
+        <w:rPr>
+          <w:rFonts w:ascii="Times New Roman" w:hAnsi="Times New Roman" w:cs="Times New Roman"/>
+        </w:rPr>
+        <w:t>作為智慧排程的強化學習方法。與傳統只預測平均回報的方法不同，</w:t>
+      </w:r>
+      <w:r>
+        <w:rPr>
+          <w:rFonts w:ascii="Times New Roman" w:hAnsi="Times New Roman" w:cs="Times New Roman"/>
+        </w:rPr>
+        <w:t>DSAC</w:t>
+      </w:r>
+      <w:r>
+        <w:rPr>
+          <w:rFonts w:ascii="Times New Roman" w:hAnsi="Times New Roman" w:cs="Times New Roman"/>
+        </w:rPr>
+        <w:t>讓模型學習每個決策可能造成</w:t>
+      </w:r>
+      <w:r>
+        <w:rPr>
+          <w:rFonts w:ascii="Times New Roman" w:hAnsi="Times New Roman" w:cs="Times New Roman"/>
+        </w:rPr>
         <w:lastRenderedPageBreak/>
         <w:t>的結果分布，並加入下尾風險指標輔助選擇，以避免選到「平均看起來不錯，但壞情況很差」的安排方式。</w:t>
       </w:r>
@@ -3847,7 +6599,201 @@
         <w:rPr>
           <w:rFonts w:ascii="Times New Roman" w:hAnsi="Times New Roman" w:cs="Times New Roman"/>
         </w:rPr>
-        <w:t>在模擬層，環境為單節點單 GPU（1×1）的離散事件模擬器，狀態為 192 維、動作空間為 17（16 個工作槽的放置加上 no-op）。模型從零開始訓練 150,000 步，並採用課程學習（curriculum）讓每回合的工作數由 10、30 逐步增加到 50，使策略先學會簡單情境再面對壅塞。訓練過程結合優先經驗回放（PER）、n-step 回報與啟發式暖身（score warmup），以加速早期收斂。</w:t>
+        <w:t>在模擬層，環境為單節點單</w:t>
+      </w:r>
+      <w:r>
+        <w:rPr>
+          <w:rFonts w:ascii="Times New Roman" w:hAnsi="Times New Roman" w:cs="Times New Roman"/>
+        </w:rPr>
+        <w:t>GPU</w:t>
+      </w:r>
+      <w:r>
+        <w:rPr>
+          <w:rFonts w:ascii="Times New Roman" w:hAnsi="Times New Roman" w:cs="Times New Roman" w:hint="eastAsia"/>
+        </w:rPr>
+        <w:t xml:space="preserve"> (</w:t>
+      </w:r>
+      <w:r>
+        <w:rPr>
+          <w:rFonts w:ascii="Times New Roman" w:hAnsi="Times New Roman" w:cs="Times New Roman"/>
+        </w:rPr>
+        <w:t>1×1</w:t>
+      </w:r>
+      <w:r>
+        <w:rPr>
+          <w:rFonts w:ascii="Times New Roman" w:hAnsi="Times New Roman" w:cs="Times New Roman" w:hint="eastAsia"/>
+        </w:rPr>
+        <w:t xml:space="preserve">) </w:t>
+      </w:r>
+      <w:r>
+        <w:rPr>
+          <w:rFonts w:ascii="Times New Roman" w:hAnsi="Times New Roman" w:cs="Times New Roman"/>
+        </w:rPr>
+        <w:t>的離散事件模擬器，狀態為</w:t>
+      </w:r>
+      <w:r>
+        <w:rPr>
+          <w:rFonts w:ascii="Times New Roman" w:hAnsi="Times New Roman" w:cs="Times New Roman"/>
+        </w:rPr>
+        <w:t xml:space="preserve">192 </w:t>
+      </w:r>
+      <w:r>
+        <w:rPr>
+          <w:rFonts w:ascii="Times New Roman" w:hAnsi="Times New Roman" w:cs="Times New Roman"/>
+        </w:rPr>
+        <w:t>維、動作空間為</w:t>
+      </w:r>
+      <w:r>
+        <w:rPr>
+          <w:rFonts w:ascii="Times New Roman" w:hAnsi="Times New Roman" w:cs="Times New Roman"/>
+        </w:rPr>
+        <w:t xml:space="preserve"> 17</w:t>
+      </w:r>
+      <w:r>
+        <w:rPr>
+          <w:rFonts w:ascii="Times New Roman" w:hAnsi="Times New Roman" w:cs="Times New Roman"/>
+        </w:rPr>
+        <w:t>（</w:t>
+      </w:r>
+      <w:r>
+        <w:rPr>
+          <w:rFonts w:ascii="Times New Roman" w:hAnsi="Times New Roman" w:cs="Times New Roman"/>
+        </w:rPr>
+        <w:t xml:space="preserve">16 </w:t>
+      </w:r>
+      <w:r>
+        <w:rPr>
+          <w:rFonts w:ascii="Times New Roman" w:hAnsi="Times New Roman" w:cs="Times New Roman"/>
+        </w:rPr>
+        <w:t>個工作槽的放置加上</w:t>
+      </w:r>
+      <w:r>
+        <w:rPr>
+          <w:rFonts w:ascii="Times New Roman" w:hAnsi="Times New Roman" w:cs="Times New Roman"/>
+        </w:rPr>
+        <w:t xml:space="preserve"> no-op</w:t>
+      </w:r>
+      <w:r>
+        <w:rPr>
+          <w:rFonts w:ascii="Times New Roman" w:hAnsi="Times New Roman" w:cs="Times New Roman"/>
+        </w:rPr>
+        <w:t>）。模型從零開始訓練</w:t>
+      </w:r>
+      <w:r>
+        <w:rPr>
+          <w:rFonts w:ascii="Times New Roman" w:hAnsi="Times New Roman" w:cs="Times New Roman"/>
+        </w:rPr>
+        <w:t xml:space="preserve"> 150,000 </w:t>
+      </w:r>
+      <w:r>
+        <w:rPr>
+          <w:rFonts w:ascii="Times New Roman" w:hAnsi="Times New Roman" w:cs="Times New Roman"/>
+        </w:rPr>
+        <w:t>步，並採用課程學習（</w:t>
+      </w:r>
+      <w:r>
+        <w:rPr>
+          <w:rFonts w:ascii="Times New Roman" w:hAnsi="Times New Roman" w:cs="Times New Roman"/>
+        </w:rPr>
+        <w:t>curriculum</w:t>
+      </w:r>
+      <w:r>
+        <w:rPr>
+          <w:rFonts w:ascii="Times New Roman" w:hAnsi="Times New Roman" w:cs="Times New Roman"/>
+        </w:rPr>
+        <w:t>）讓每回合的工作數由</w:t>
+      </w:r>
+      <w:r>
+        <w:rPr>
+          <w:rFonts w:ascii="Times New Roman" w:hAnsi="Times New Roman" w:cs="Times New Roman"/>
+        </w:rPr>
+        <w:t xml:space="preserve"> 10</w:t>
+      </w:r>
+      <w:r>
+        <w:rPr>
+          <w:rFonts w:ascii="Times New Roman" w:hAnsi="Times New Roman" w:cs="Times New Roman"/>
+        </w:rPr>
+        <w:t>、</w:t>
+      </w:r>
+      <w:r>
+        <w:rPr>
+          <w:rFonts w:ascii="Times New Roman" w:hAnsi="Times New Roman" w:cs="Times New Roman"/>
+        </w:rPr>
+        <w:t xml:space="preserve">30 </w:t>
+      </w:r>
+      <w:r>
+        <w:rPr>
+          <w:rFonts w:ascii="Times New Roman" w:hAnsi="Times New Roman" w:cs="Times New Roman"/>
+        </w:rPr>
+        <w:t>逐步增加到</w:t>
+      </w:r>
+      <w:r>
+        <w:rPr>
+          <w:rFonts w:ascii="Times New Roman" w:hAnsi="Times New Roman" w:cs="Times New Roman"/>
+        </w:rPr>
+        <w:t xml:space="preserve"> 50</w:t>
+      </w:r>
+      <w:r>
+        <w:rPr>
+          <w:rFonts w:ascii="Times New Roman" w:hAnsi="Times New Roman" w:cs="Times New Roman"/>
+        </w:rPr>
+        <w:t>，使策略先學會簡單情境再面對壅塞。訓練過程結合優先經驗回放</w:t>
+      </w:r>
+      <w:r>
+        <w:rPr>
+          <w:rFonts w:ascii="Times New Roman" w:hAnsi="Times New Roman" w:cs="Times New Roman" w:hint="eastAsia"/>
+        </w:rPr>
+        <w:t xml:space="preserve"> (</w:t>
+      </w:r>
+      <w:r>
+        <w:rPr>
+          <w:rFonts w:ascii="Times New Roman" w:hAnsi="Times New Roman" w:cs="Times New Roman"/>
+        </w:rPr>
+        <w:t>PER</w:t>
+      </w:r>
+      <w:r>
+        <w:rPr>
+          <w:rFonts w:ascii="Times New Roman" w:hAnsi="Times New Roman" w:cs="Times New Roman" w:hint="eastAsia"/>
+        </w:rPr>
+        <w:t>)</w:t>
+      </w:r>
+      <w:r>
+        <w:rPr>
+          <w:rFonts w:ascii="Times New Roman" w:hAnsi="Times New Roman" w:cs="Times New Roman"/>
+        </w:rPr>
+        <w:t>、</w:t>
+      </w:r>
+      <w:r>
+        <w:rPr>
+          <w:rFonts w:ascii="Times New Roman" w:hAnsi="Times New Roman" w:cs="Times New Roman"/>
+          <w:i/>
+          <w:iCs/>
+        </w:rPr>
+        <w:t>n</w:t>
+      </w:r>
+      <w:r>
+        <w:rPr>
+          <w:rFonts w:ascii="Times New Roman" w:hAnsi="Times New Roman" w:cs="Times New Roman"/>
+        </w:rPr>
+        <w:t xml:space="preserve">-step </w:t>
+      </w:r>
+      <w:r>
+        <w:rPr>
+          <w:rFonts w:ascii="Times New Roman" w:hAnsi="Times New Roman" w:cs="Times New Roman"/>
+        </w:rPr>
+        <w:t>回報與啟發式暖身（</w:t>
+      </w:r>
+      <w:r>
+        <w:rPr>
+          <w:rFonts w:ascii="Times New Roman" w:hAnsi="Times New Roman" w:cs="Times New Roman"/>
+        </w:rPr>
+        <w:t>score warmup</w:t>
+      </w:r>
+      <w:r>
+        <w:rPr>
+          <w:rFonts w:ascii="Times New Roman" w:hAnsi="Times New Roman" w:cs="Times New Roman"/>
+        </w:rPr>
+        <w:t>），以加速早期收斂。</w:t>
       </w:r>
     </w:p>
     <w:p>
@@ -3881,7 +6827,107 @@
         <w:rPr>
           <w:rFonts w:ascii="Times New Roman" w:hAnsi="Times New Roman" w:cs="Times New Roman"/>
         </w:rPr>
-        <w:t>獎勵以負的 JCT 為主，並除以一個尺度常數使回報落在合適範圍。評估初期我們發現溫度參數 α 會被自動調整一路推到上限，導致策略過早變得幾乎確定性、失去探索能力。追查後確認原因是回報尺度過大（每回合約數百），遠超過熵正則項的量級（約為個位數），使策略目標被回報項主導、策略熵塌縮到接近零。將獎勵尺度常數由 1000 調整為 20000（使每回合回報降到約 −10 的量級）後，α 恢復正常自動調節，策略熵也回到合理水準。此修正是後續評估能公平比較 mean 與 cvar 兩種風險模式的前提。</w:t>
+        <w:t>獎勵以負的</w:t>
+      </w:r>
+      <w:r>
+        <w:rPr>
+          <w:rFonts w:ascii="Times New Roman" w:hAnsi="Times New Roman" w:cs="Times New Roman"/>
+        </w:rPr>
+        <w:t>JCT</w:t>
+      </w:r>
+      <w:r>
+        <w:rPr>
+          <w:rFonts w:ascii="Times New Roman" w:hAnsi="Times New Roman" w:cs="Times New Roman"/>
+        </w:rPr>
+        <w:t>為主，並除以一個尺度常數使回報落在合適範圍。評估初期我們發現溫度參數</w:t>
+      </w:r>
+      <w:r>
+        <w:rPr>
+          <w:rFonts w:ascii="Times New Roman" w:hAnsi="Times New Roman" w:cs="Times New Roman"/>
+          <w:i/>
+          <w:iCs/>
+        </w:rPr>
+        <w:t>α</w:t>
+      </w:r>
+      <w:r>
+        <w:rPr>
+          <w:rFonts w:ascii="Times New Roman" w:hAnsi="Times New Roman" w:cs="Times New Roman"/>
+        </w:rPr>
+        <w:t>會被自動調整一路推到上限，導致策略過早變得幾乎確定性、失去探索能力。追查後確認原因是回報尺度過大（每回合約數百），遠超過熵正則項的量級（約為個位數），使策略目標被回報項主導、策略熵塌縮到接近零。將獎勵尺度常數由</w:t>
+      </w:r>
+      <w:r>
+        <w:rPr>
+          <w:rFonts w:ascii="Times New Roman" w:hAnsi="Times New Roman" w:cs="Times New Roman"/>
+        </w:rPr>
+        <w:t>1000</w:t>
+      </w:r>
+      <w:r>
+        <w:rPr>
+          <w:rFonts w:ascii="Times New Roman" w:hAnsi="Times New Roman" w:cs="Times New Roman"/>
+        </w:rPr>
+        <w:t>調整為</w:t>
+      </w:r>
+      <w:r>
+        <w:rPr>
+          <w:rFonts w:ascii="Times New Roman" w:hAnsi="Times New Roman" w:cs="Times New Roman"/>
+        </w:rPr>
+        <w:t xml:space="preserve"> 20000</w:t>
+      </w:r>
+      <w:r>
+        <w:rPr>
+          <w:rFonts w:ascii="Times New Roman" w:hAnsi="Times New Roman" w:cs="Times New Roman"/>
+        </w:rPr>
+        <w:t>（使每回合回報降到約</w:t>
+      </w:r>
+      <w:r>
+        <w:rPr>
+          <w:rFonts w:ascii="Times New Roman" w:hAnsi="Times New Roman" w:cs="Times New Roman"/>
+        </w:rPr>
+        <w:t xml:space="preserve"> −10 </w:t>
+      </w:r>
+      <w:r>
+        <w:rPr>
+          <w:rFonts w:ascii="Times New Roman" w:hAnsi="Times New Roman" w:cs="Times New Roman"/>
+        </w:rPr>
+        <w:t>的量級）後，</w:t>
+      </w:r>
+      <w:r>
+        <w:rPr>
+          <w:rFonts w:ascii="Times New Roman" w:hAnsi="Times New Roman" w:cs="Times New Roman"/>
+          <w:i/>
+          <w:iCs/>
+        </w:rPr>
+        <w:t>α</w:t>
+      </w:r>
+      <w:r>
+        <w:rPr>
+          <w:rFonts w:ascii="Times New Roman" w:hAnsi="Times New Roman" w:cs="Times New Roman"/>
+        </w:rPr>
+        <w:t>恢復正常自動調節，策略熵也回到合理水準。此修正是後續評估能公平比較</w:t>
+      </w:r>
+      <w:r>
+        <w:rPr>
+          <w:rFonts w:ascii="Times New Roman" w:hAnsi="Times New Roman" w:cs="Times New Roman"/>
+        </w:rPr>
+        <w:t>mean</w:t>
+      </w:r>
+      <w:r>
+        <w:rPr>
+          <w:rFonts w:ascii="Times New Roman" w:hAnsi="Times New Roman" w:cs="Times New Roman"/>
+        </w:rPr>
+        <w:t>與</w:t>
+      </w:r>
+      <w:r>
+        <w:rPr>
+          <w:rFonts w:ascii="Times New Roman" w:hAnsi="Times New Roman" w:cs="Times New Roman"/>
+        </w:rPr>
+        <w:t>cvar</w:t>
+      </w:r>
+      <w:r>
+        <w:rPr>
+          <w:rFonts w:ascii="Times New Roman" w:hAnsi="Times New Roman" w:cs="Times New Roman"/>
+        </w:rPr>
+        <w:t>兩種風險模式的前提。</w:t>
       </w:r>
     </w:p>
     <w:p>
@@ -3915,7 +6961,247 @@
         <w:rPr>
           <w:rFonts w:ascii="Times New Roman" w:hAnsi="Times New Roman" w:cs="Times New Roman"/>
         </w:rPr>
-        <w:t>評估採用配對比較（paired comparison）：對同一組亂數種子，分別用 RDSAC 與啟發式 score 排程器跑相同工作負載，再計算兩者的工作完成時間（JCT）差異，以降低不同 trace 隨機性造成的雜訊。我們在三個工作負載家族（philly、burst、ali）、各 30 個亂數種子下進行（早期版本僅 5 個種子，信賴區間過寬，本次擴增至 30 個以收斂統計），主要指標為平均 JCT，並額外回報 p95 與 p99 JCT 作為尾部延遲指標，搭配配對信賴區間與 p 值判斷差異是否達統計顯著。除了 RDSAC 與 score 的對照外，本次另加入第三個模型 vanilla 離散 SAC 做三方比較（詳見 5.2.2 節）。</w:t>
+        <w:t>評估採用配對比較（</w:t>
+      </w:r>
+      <w:r>
+        <w:rPr>
+          <w:rFonts w:ascii="Times New Roman" w:hAnsi="Times New Roman" w:cs="Times New Roman"/>
+        </w:rPr>
+        <w:t>paired comparison</w:t>
+      </w:r>
+      <w:r>
+        <w:rPr>
+          <w:rFonts w:ascii="Times New Roman" w:hAnsi="Times New Roman" w:cs="Times New Roman"/>
+        </w:rPr>
+        <w:t>）：對同一組亂數種子，分別用</w:t>
+      </w:r>
+      <w:r>
+        <w:rPr>
+          <w:rFonts w:ascii="Times New Roman" w:hAnsi="Times New Roman" w:cs="Times New Roman"/>
+        </w:rPr>
+        <w:t xml:space="preserve"> RDSAC </w:t>
+      </w:r>
+      <w:r>
+        <w:rPr>
+          <w:rFonts w:ascii="Times New Roman" w:hAnsi="Times New Roman" w:cs="Times New Roman"/>
+        </w:rPr>
+        <w:t>與啟發式</w:t>
+      </w:r>
+      <w:r>
+        <w:rPr>
+          <w:rFonts w:ascii="Times New Roman" w:hAnsi="Times New Roman" w:cs="Times New Roman"/>
+        </w:rPr>
+        <w:t xml:space="preserve"> score </w:t>
+      </w:r>
+      <w:r>
+        <w:rPr>
+          <w:rFonts w:ascii="Times New Roman" w:hAnsi="Times New Roman" w:cs="Times New Roman"/>
+        </w:rPr>
+        <w:t>排程器跑相同工作負載，再計算兩者的工作完成時間（</w:t>
+      </w:r>
+      <w:r>
+        <w:rPr>
+          <w:rFonts w:ascii="Times New Roman" w:hAnsi="Times New Roman" w:cs="Times New Roman"/>
+        </w:rPr>
+        <w:t>JCT</w:t>
+      </w:r>
+      <w:r>
+        <w:rPr>
+          <w:rFonts w:ascii="Times New Roman" w:hAnsi="Times New Roman" w:cs="Times New Roman"/>
+        </w:rPr>
+        <w:t>）差異，以降低不同</w:t>
+      </w:r>
+      <w:r>
+        <w:rPr>
+          <w:rFonts w:ascii="Times New Roman" w:hAnsi="Times New Roman" w:cs="Times New Roman"/>
+        </w:rPr>
+        <w:t xml:space="preserve"> trace </w:t>
+      </w:r>
+      <w:r>
+        <w:rPr>
+          <w:rFonts w:ascii="Times New Roman" w:hAnsi="Times New Roman" w:cs="Times New Roman"/>
+        </w:rPr>
+        <w:t>隨機性造成的雜訊。我們在三個工作負載家族（</w:t>
+      </w:r>
+      <w:r>
+        <w:rPr>
+          <w:rFonts w:ascii="Times New Roman" w:hAnsi="Times New Roman" w:cs="Times New Roman"/>
+        </w:rPr>
+        <w:t>philly</w:t>
+      </w:r>
+      <w:r>
+        <w:rPr>
+          <w:rFonts w:ascii="Times New Roman" w:hAnsi="Times New Roman" w:cs="Times New Roman"/>
+        </w:rPr>
+        <w:t>、</w:t>
+      </w:r>
+      <w:r>
+        <w:rPr>
+          <w:rFonts w:ascii="Times New Roman" w:hAnsi="Times New Roman" w:cs="Times New Roman"/>
+        </w:rPr>
+        <w:t>burst</w:t>
+      </w:r>
+      <w:r>
+        <w:rPr>
+          <w:rFonts w:ascii="Times New Roman" w:hAnsi="Times New Roman" w:cs="Times New Roman"/>
+        </w:rPr>
+        <w:t>、</w:t>
+      </w:r>
+      <w:r>
+        <w:rPr>
+          <w:rFonts w:ascii="Times New Roman" w:hAnsi="Times New Roman" w:cs="Times New Roman"/>
+        </w:rPr>
+        <w:t>ali</w:t>
+      </w:r>
+      <w:r>
+        <w:rPr>
+          <w:rFonts w:ascii="Times New Roman" w:hAnsi="Times New Roman" w:cs="Times New Roman"/>
+        </w:rPr>
+        <w:t>）、各</w:t>
+      </w:r>
+      <w:r>
+        <w:rPr>
+          <w:rFonts w:ascii="Times New Roman" w:hAnsi="Times New Roman" w:cs="Times New Roman"/>
+        </w:rPr>
+        <w:t xml:space="preserve"> 30 </w:t>
+      </w:r>
+      <w:r>
+        <w:rPr>
+          <w:rFonts w:ascii="Times New Roman" w:hAnsi="Times New Roman" w:cs="Times New Roman"/>
+        </w:rPr>
+        <w:t>個亂數種子下進行（早期版本僅</w:t>
+      </w:r>
+      <w:r>
+        <w:rPr>
+          <w:rFonts w:ascii="Times New Roman" w:hAnsi="Times New Roman" w:cs="Times New Roman"/>
+        </w:rPr>
+        <w:t xml:space="preserve"> 5 </w:t>
+      </w:r>
+      <w:r>
+        <w:rPr>
+          <w:rFonts w:ascii="Times New Roman" w:hAnsi="Times New Roman" w:cs="Times New Roman"/>
+        </w:rPr>
+        <w:t>個種子，信賴區間過寬，本次擴增至</w:t>
+      </w:r>
+      <w:r>
+        <w:rPr>
+          <w:rFonts w:ascii="Times New Roman" w:hAnsi="Times New Roman" w:cs="Times New Roman"/>
+        </w:rPr>
+        <w:t xml:space="preserve"> 30 </w:t>
+      </w:r>
+      <w:r>
+        <w:rPr>
+          <w:rFonts w:ascii="Times New Roman" w:hAnsi="Times New Roman" w:cs="Times New Roman"/>
+        </w:rPr>
+        <w:t>個以收斂統計），主要指標為平均</w:t>
+      </w:r>
+      <w:r>
+        <w:rPr>
+          <w:rFonts w:ascii="Times New Roman" w:hAnsi="Times New Roman" w:cs="Times New Roman"/>
+        </w:rPr>
+        <w:t xml:space="preserve"> JCT</w:t>
+      </w:r>
+      <w:r>
+        <w:rPr>
+          <w:rFonts w:ascii="Times New Roman" w:hAnsi="Times New Roman" w:cs="Times New Roman"/>
+        </w:rPr>
+        <w:t>，並額外回報</w:t>
+      </w:r>
+      <w:r>
+        <w:rPr>
+          <w:rFonts w:ascii="Times New Roman" w:hAnsi="Times New Roman" w:cs="Times New Roman"/>
+        </w:rPr>
+        <w:t xml:space="preserve"> p95 </w:t>
+      </w:r>
+      <w:r>
+        <w:rPr>
+          <w:rFonts w:ascii="Times New Roman" w:hAnsi="Times New Roman" w:cs="Times New Roman"/>
+        </w:rPr>
+        <w:t>與</w:t>
+      </w:r>
+      <w:r>
+        <w:rPr>
+          <w:rFonts w:ascii="Times New Roman" w:hAnsi="Times New Roman" w:cs="Times New Roman"/>
+        </w:rPr>
+        <w:t xml:space="preserve"> p99 JCT </w:t>
+      </w:r>
+      <w:r>
+        <w:rPr>
+          <w:rFonts w:ascii="Times New Roman" w:hAnsi="Times New Roman" w:cs="Times New Roman"/>
+        </w:rPr>
+        <w:t>作為尾部延遲指標，搭配配對信賴區間與</w:t>
+      </w:r>
+      <w:r>
+        <w:rPr>
+          <w:rFonts w:ascii="Times New Roman" w:hAnsi="Times New Roman" w:cs="Times New Roman"/>
+        </w:rPr>
+        <w:t xml:space="preserve"> p </w:t>
+      </w:r>
+      <w:r>
+        <w:rPr>
+          <w:rFonts w:ascii="Times New Roman" w:hAnsi="Times New Roman" w:cs="Times New Roman"/>
+        </w:rPr>
+        <w:t>值判斷差異是否達統計顯著。除了</w:t>
+      </w:r>
+      <w:r>
+        <w:rPr>
+          <w:rFonts w:ascii="Times New Roman" w:hAnsi="Times New Roman" w:cs="Times New Roman"/>
+        </w:rPr>
+        <w:t xml:space="preserve"> RDSAC </w:t>
+      </w:r>
+      <w:r>
+        <w:rPr>
+          <w:rFonts w:ascii="Times New Roman" w:hAnsi="Times New Roman" w:cs="Times New Roman"/>
+        </w:rPr>
+        <w:t>與</w:t>
+      </w:r>
+      <w:r>
+        <w:rPr>
+          <w:rFonts w:ascii="Times New Roman" w:hAnsi="Times New Roman" w:cs="Times New Roman"/>
+        </w:rPr>
+        <w:t xml:space="preserve"> score </w:t>
+      </w:r>
+      <w:r>
+        <w:rPr>
+          <w:rFonts w:ascii="Times New Roman" w:hAnsi="Times New Roman" w:cs="Times New Roman"/>
+        </w:rPr>
+        <w:t>的對照外，本次另加入第三個模型</w:t>
+      </w:r>
+      <w:r>
+        <w:rPr>
+          <w:rFonts w:ascii="Times New Roman" w:hAnsi="Times New Roman" w:cs="Times New Roman"/>
+        </w:rPr>
+        <w:t xml:space="preserve"> vanilla </w:t>
+      </w:r>
+      <w:r>
+        <w:rPr>
+          <w:rFonts w:ascii="Times New Roman" w:hAnsi="Times New Roman" w:cs="Times New Roman"/>
+        </w:rPr>
+        <w:t>離散</w:t>
+      </w:r>
+      <w:r>
+        <w:rPr>
+          <w:rFonts w:ascii="Times New Roman" w:hAnsi="Times New Roman" w:cs="Times New Roman"/>
+        </w:rPr>
+        <w:t xml:space="preserve"> SAC </w:t>
+      </w:r>
+      <w:r>
+        <w:rPr>
+          <w:rFonts w:ascii="Times New Roman" w:hAnsi="Times New Roman" w:cs="Times New Roman"/>
+        </w:rPr>
+        <w:t>做三方比較（詳見</w:t>
+      </w:r>
+      <w:r>
+        <w:rPr>
+          <w:rFonts w:ascii="Times New Roman" w:hAnsi="Times New Roman" w:cs="Times New Roman"/>
+        </w:rPr>
+        <w:t xml:space="preserve"> 5.2.2 </w:t>
+      </w:r>
+      <w:r>
+        <w:rPr>
+          <w:rFonts w:ascii="Times New Roman" w:hAnsi="Times New Roman" w:cs="Times New Roman"/>
+        </w:rPr>
+        <w:t>節）。</w:t>
       </w:r>
     </w:p>
     <w:p>
@@ -3949,7 +7235,13 @@
         <w:rPr>
           <w:rFonts w:ascii="Times New Roman" w:hAnsi="Times New Roman" w:cs="Times New Roman"/>
         </w:rPr>
-        <w:t>5.1　目前完成項目</w:t>
+        <w:t>5.1</w:t>
+      </w:r>
+      <w:r>
+        <w:rPr>
+          <w:rFonts w:ascii="Times New Roman" w:hAnsi="Times New Roman" w:cs="Times New Roman"/>
+        </w:rPr>
+        <w:t xml:space="preserve">　目前完成項目</w:t>
       </w:r>
       <w:bookmarkEnd w:id="20"/>
     </w:p>
@@ -3971,7 +7263,13 @@
         <w:rPr>
           <w:rFonts w:ascii="Times New Roman" w:hAnsi="Times New Roman" w:cs="Times New Roman"/>
         </w:rPr>
-        <w:t>5.1.1　平台建置與操作流程</w:t>
+        <w:t>5.1.1</w:t>
+      </w:r>
+      <w:r>
+        <w:rPr>
+          <w:rFonts w:ascii="Times New Roman" w:hAnsi="Times New Roman" w:cs="Times New Roman"/>
+        </w:rPr>
+        <w:t xml:space="preserve">　平台建置與操作流程</w:t>
       </w:r>
       <w:bookmarkEnd w:id="21"/>
     </w:p>
@@ -3987,7 +7285,19 @@
         <w:rPr>
           <w:rFonts w:ascii="Times New Roman" w:hAnsi="Times New Roman" w:cs="Times New Roman"/>
         </w:rPr>
-        <w:t>目前系統已完成主要平台建置，並整理出清楚的部署與驗證流程。使用者可透過登入節點提交工作，系統則自動在背後完成節點啟動、工作排程、GPU分配與結果輸出。</w:t>
+        <w:t>目前系統已完成主要平台建置，並整理出清楚的部署與驗證流程。使用者可透過登入節點提交工作，系統則自動在背後完成節點啟動、工作排程、</w:t>
+      </w:r>
+      <w:r>
+        <w:rPr>
+          <w:rFonts w:ascii="Times New Roman" w:hAnsi="Times New Roman" w:cs="Times New Roman"/>
+        </w:rPr>
+        <w:t>GPU</w:t>
+      </w:r>
+      <w:r>
+        <w:rPr>
+          <w:rFonts w:ascii="Times New Roman" w:hAnsi="Times New Roman" w:cs="Times New Roman"/>
+        </w:rPr>
+        <w:t>分配與結果輸出。</w:t>
       </w:r>
     </w:p>
     <w:p>
@@ -4003,7 +7313,13 @@
         <w:rPr>
           <w:rFonts w:ascii="Times New Roman" w:hAnsi="Times New Roman" w:cs="Times New Roman"/>
         </w:rPr>
-        <w:t>5.1.2　智慧排程已可在真實系統中運作</w:t>
+        <w:t>5.1.2</w:t>
+      </w:r>
+      <w:r>
+        <w:rPr>
+          <w:rFonts w:ascii="Times New Roman" w:hAnsi="Times New Roman" w:cs="Times New Roman"/>
+        </w:rPr>
+        <w:t xml:space="preserve">　智慧排程已可在真實系統中運作</w:t>
       </w:r>
       <w:bookmarkEnd w:id="22"/>
     </w:p>
@@ -4035,7 +7351,13 @@
         <w:rPr>
           <w:rFonts w:ascii="Times New Roman" w:hAnsi="Times New Roman" w:cs="Times New Roman"/>
         </w:rPr>
-        <w:t>5.1.3　模型已可初步參與資源放置</w:t>
+        <w:t>5.1.3</w:t>
+      </w:r>
+      <w:r>
+        <w:rPr>
+          <w:rFonts w:ascii="Times New Roman" w:hAnsi="Times New Roman" w:cs="Times New Roman"/>
+        </w:rPr>
+        <w:t xml:space="preserve">　模型已可初步參與資源放置</w:t>
       </w:r>
       <w:bookmarkEnd w:id="23"/>
     </w:p>
@@ -4061,7 +7383,13 @@
         <w:rPr>
           <w:rFonts w:ascii="Times New Roman" w:hAnsi="Times New Roman" w:cs="Times New Roman"/>
         </w:rPr>
-        <w:t>5.1.4　監控與展示介面</w:t>
+        <w:t>5.1.4</w:t>
+      </w:r>
+      <w:r>
+        <w:rPr>
+          <w:rFonts w:ascii="Times New Roman" w:hAnsi="Times New Roman" w:cs="Times New Roman"/>
+        </w:rPr>
+        <w:t xml:space="preserve">　監控與展示介面</w:t>
       </w:r>
       <w:bookmarkEnd w:id="24"/>
     </w:p>
@@ -4077,7 +7405,31 @@
         <w:rPr>
           <w:rFonts w:ascii="Times New Roman" w:hAnsi="Times New Roman" w:cs="Times New Roman"/>
         </w:rPr>
-        <w:t>目前系統已可清楚呈現：等待中的工作數量、各計算節點是否已啟動、GPU的實際使用率、GPU切分資源的使用情形，以及智慧模型最近是否有做出決策。</w:t>
+        <w:t>目前系統已可清楚呈現：等待中的工作數量、各計算節點是否已啟動、</w:t>
+      </w:r>
+      <w:r>
+        <w:rPr>
+          <w:rFonts w:ascii="Times New Roman" w:hAnsi="Times New Roman" w:cs="Times New Roman"/>
+        </w:rPr>
+        <w:t>GPU</w:t>
+      </w:r>
+      <w:r>
+        <w:rPr>
+          <w:rFonts w:ascii="Times New Roman" w:hAnsi="Times New Roman" w:cs="Times New Roman"/>
+        </w:rPr>
+        <w:t>的實際使用率、</w:t>
+      </w:r>
+      <w:r>
+        <w:rPr>
+          <w:rFonts w:ascii="Times New Roman" w:hAnsi="Times New Roman" w:cs="Times New Roman"/>
+        </w:rPr>
+        <w:t>GPU</w:t>
+      </w:r>
+      <w:r>
+        <w:rPr>
+          <w:rFonts w:ascii="Times New Roman" w:hAnsi="Times New Roman" w:cs="Times New Roman"/>
+        </w:rPr>
+        <w:t>切分資源的使用情形，以及智慧模型最近是否有做出決策。</w:t>
       </w:r>
     </w:p>
     <w:p>
@@ -4098,7 +7450,7 @@
           <w:noProof/>
         </w:rPr>
         <w:drawing>
-          <wp:inline distT="0" distB="0" distL="0" distR="0" wp14:anchorId="3B05B89C" wp14:editId="56B8A180">
+          <wp:inline distT="0" distB="0" distL="0" distR="0" wp14:anchorId="3B05B89C" wp14:editId="1E4ABBB5">
             <wp:extent cx="4461444" cy="2883877"/>
             <wp:effectExtent l="0" t="0" r="0" b="0"/>
             <wp:docPr id="299526685" name="圖片 2"/>
@@ -4115,7 +7467,7 @@
                     </pic:cNvPicPr>
                   </pic:nvPicPr>
                   <pic:blipFill>
-                    <a:blip r:embed="rId10" cstate="print">
+                    <a:blip r:embed="rId11" cstate="print">
                       <a:extLst>
                         <a:ext uri="{28A0092B-C50C-407E-A947-70E740481C1C}">
                           <a14:useLocalDpi xmlns:a14="http://schemas.microsoft.com/office/drawing/2010/main" val="0"/>
@@ -4158,7 +7510,31 @@
         <w:rPr>
           <w:rFonts w:ascii="Times New Roman" w:hAnsi="Times New Roman" w:cs="Times New Roman"/>
         </w:rPr>
-        <w:t>【圖 4】系統監控畫面截圖（Placeholder）</w:t>
+        <w:t>【圖</w:t>
+      </w:r>
+      <w:r>
+        <w:rPr>
+          <w:rFonts w:ascii="Times New Roman" w:hAnsi="Times New Roman" w:cs="Times New Roman"/>
+        </w:rPr>
+        <w:t xml:space="preserve"> 4</w:t>
+      </w:r>
+      <w:r>
+        <w:rPr>
+          <w:rFonts w:ascii="Times New Roman" w:hAnsi="Times New Roman" w:cs="Times New Roman"/>
+        </w:rPr>
+        <w:t>】系統監控畫面截圖（</w:t>
+      </w:r>
+      <w:r>
+        <w:rPr>
+          <w:rFonts w:ascii="Times New Roman" w:hAnsi="Times New Roman" w:cs="Times New Roman"/>
+        </w:rPr>
+        <w:t>Placeholder</w:t>
+      </w:r>
+      <w:r>
+        <w:rPr>
+          <w:rFonts w:ascii="Times New Roman" w:hAnsi="Times New Roman" w:cs="Times New Roman"/>
+        </w:rPr>
+        <w:t>）</w:t>
       </w:r>
     </w:p>
     <w:p/>
@@ -4175,7 +7551,13 @@
         <w:rPr>
           <w:rFonts w:ascii="Times New Roman" w:hAnsi="Times New Roman" w:cs="Times New Roman"/>
         </w:rPr>
-        <w:t>5.2　實驗結果</w:t>
+        <w:t>5.2</w:t>
+      </w:r>
+      <w:r>
+        <w:rPr>
+          <w:rFonts w:ascii="Times New Roman" w:hAnsi="Times New Roman" w:cs="Times New Roman"/>
+        </w:rPr>
+        <w:t xml:space="preserve">　實驗結果</w:t>
       </w:r>
       <w:bookmarkEnd w:id="25"/>
     </w:p>
@@ -4191,7 +7573,19 @@
         <w:rPr>
           <w:rFonts w:ascii="Times New Roman" w:hAnsi="Times New Roman" w:cs="Times New Roman"/>
         </w:rPr>
-        <w:t>在目前的實機環境中，已完成一組 GPU 工作測試，結果顯示：</w:t>
+        <w:t>在目前的實機環境中，已完成一組</w:t>
+      </w:r>
+      <w:r>
+        <w:rPr>
+          <w:rFonts w:ascii="Times New Roman" w:hAnsi="Times New Roman" w:cs="Times New Roman"/>
+        </w:rPr>
+        <w:t xml:space="preserve"> GPU </w:t>
+      </w:r>
+      <w:r>
+        <w:rPr>
+          <w:rFonts w:ascii="Times New Roman" w:hAnsi="Times New Roman" w:cs="Times New Roman"/>
+        </w:rPr>
+        <w:t>工作測試，結果顯示：</w:t>
       </w:r>
     </w:p>
     <w:p>
@@ -4211,7 +7605,19 @@
         <w:rPr>
           <w:rFonts w:ascii="Times New Roman" w:hAnsi="Times New Roman" w:cs="Times New Roman"/>
         </w:rPr>
-        <w:t>多個小型工作可以共享同一張 GPU。</w:t>
+        <w:t>多個小型工作可以共享同一張</w:t>
+      </w:r>
+      <w:r>
+        <w:rPr>
+          <w:rFonts w:ascii="Times New Roman" w:hAnsi="Times New Roman" w:cs="Times New Roman"/>
+        </w:rPr>
+        <w:t xml:space="preserve"> GPU</w:t>
+      </w:r>
+      <w:r>
+        <w:rPr>
+          <w:rFonts w:ascii="Times New Roman" w:hAnsi="Times New Roman" w:cs="Times New Roman"/>
+        </w:rPr>
+        <w:t>。</w:t>
       </w:r>
     </w:p>
     <w:p>
@@ -4231,7 +7637,19 @@
         <w:rPr>
           <w:rFonts w:ascii="Times New Roman" w:hAnsi="Times New Roman" w:cs="Times New Roman"/>
         </w:rPr>
-        <w:t>需要較多資源的工作可以獨占整張 GPU。</w:t>
+        <w:t>需要較多資源的工作可以獨占整張</w:t>
+      </w:r>
+      <w:r>
+        <w:rPr>
+          <w:rFonts w:ascii="Times New Roman" w:hAnsi="Times New Roman" w:cs="Times New Roman"/>
+        </w:rPr>
+        <w:t xml:space="preserve"> GPU</w:t>
+      </w:r>
+      <w:r>
+        <w:rPr>
+          <w:rFonts w:ascii="Times New Roman" w:hAnsi="Times New Roman" w:cs="Times New Roman"/>
+        </w:rPr>
+        <w:t>。</w:t>
       </w:r>
     </w:p>
     <w:p>
@@ -5363,7 +8781,39 @@
           <w:b/>
           <w:bCs/>
         </w:rPr>
-        <w:t>模擬環境效能評估（RDSAC mean 與 cvar）</w:t>
+        <w:t>模擬環境效能評估（</w:t>
+      </w:r>
+      <w:r>
+        <w:rPr>
+          <w:rFonts w:ascii="Times New Roman" w:hAnsi="Times New Roman" w:cs="Times New Roman"/>
+          <w:b/>
+          <w:bCs/>
+        </w:rPr>
+        <w:t xml:space="preserve">RDSAC mean </w:t>
+      </w:r>
+      <w:r>
+        <w:rPr>
+          <w:rFonts w:ascii="Times New Roman" w:hAnsi="Times New Roman" w:cs="Times New Roman"/>
+          <w:b/>
+          <w:bCs/>
+        </w:rPr>
+        <w:t>與</w:t>
+      </w:r>
+      <w:r>
+        <w:rPr>
+          <w:rFonts w:ascii="Times New Roman" w:hAnsi="Times New Roman" w:cs="Times New Roman"/>
+          <w:b/>
+          <w:bCs/>
+        </w:rPr>
+        <w:t xml:space="preserve"> cvar</w:t>
+      </w:r>
+      <w:r>
+        <w:rPr>
+          <w:rFonts w:ascii="Times New Roman" w:hAnsi="Times New Roman" w:cs="Times New Roman"/>
+          <w:b/>
+          <w:bCs/>
+        </w:rPr>
+        <w:t>）</w:t>
       </w:r>
     </w:p>
     <w:p>
@@ -5378,9 +8828,160 @@
         <w:rPr>
           <w:rFonts w:ascii="Times New Roman" w:hAnsi="Times New Roman" w:cs="Times New Roman"/>
         </w:rPr>
-        <w:t>除了實機驗證外，我們在模擬環境中以相同配置（150,000 步、30 個亂數種子、僅風險模式不同）對 RDSAC 的 mean（風險中立）與 cvar（β=0.25，風險敏感）</w:t>
+        <w:t>除了實機驗證外，我們在模擬環境中以相同配置（</w:t>
+      </w:r>
+      <w:r>
+        <w:rPr>
+          <w:rFonts w:ascii="Times New Roman" w:hAnsi="Times New Roman" w:cs="Times New Roman"/>
+        </w:rPr>
+        <w:t xml:space="preserve">150,000 </w:t>
+      </w:r>
+      <w:r>
+        <w:rPr>
+          <w:rFonts w:ascii="Times New Roman" w:hAnsi="Times New Roman" w:cs="Times New Roman"/>
+        </w:rPr>
+        <w:t>步、</w:t>
+      </w:r>
+      <w:r>
+        <w:rPr>
+          <w:rFonts w:ascii="Times New Roman" w:hAnsi="Times New Roman" w:cs="Times New Roman"/>
+        </w:rPr>
+        <w:t xml:space="preserve">30 </w:t>
+      </w:r>
+      <w:r>
+        <w:rPr>
+          <w:rFonts w:ascii="Times New Roman" w:hAnsi="Times New Roman" w:cs="Times New Roman"/>
+        </w:rPr>
+        <w:t>個亂數種子、僅風險模式不同）對</w:t>
+      </w:r>
+      <w:r>
+        <w:rPr>
+          <w:rFonts w:ascii="Times New Roman" w:hAnsi="Times New Roman" w:cs="Times New Roman"/>
+        </w:rPr>
+        <w:t>RDSAC</w:t>
+      </w:r>
+      <w:r>
+        <w:rPr>
+          <w:rFonts w:ascii="Times New Roman" w:hAnsi="Times New Roman" w:cs="Times New Roman"/>
+        </w:rPr>
+        <w:t>的</w:t>
+      </w:r>
+      <w:r>
+        <w:rPr>
+          <w:rFonts w:ascii="Times New Roman" w:hAnsi="Times New Roman" w:cs="Times New Roman"/>
+        </w:rPr>
+        <w:t>mean</w:t>
+      </w:r>
+      <w:r>
+        <w:rPr>
+          <w:rFonts w:ascii="Times New Roman" w:hAnsi="Times New Roman" w:cs="Times New Roman"/>
+        </w:rPr>
+        <w:t>（風險中立）與</w:t>
+      </w:r>
+      <w:r>
+        <w:rPr>
+          <w:rFonts w:ascii="Times New Roman" w:hAnsi="Times New Roman" w:cs="Times New Roman"/>
+        </w:rPr>
+        <w:t>cvar</w:t>
+      </w:r>
+      <w:r>
+        <w:rPr>
+          <w:rFonts w:ascii="Times New Roman" w:hAnsi="Times New Roman" w:cs="Times New Roman"/>
+        </w:rPr>
+        <w:t>（</w:t>
+      </w:r>
+      <m:oMath>
+        <m:r>
+          <w:rPr>
+            <w:rFonts w:ascii="Cambria Math" w:hAnsi="Cambria Math" w:cs="Times New Roman"/>
+          </w:rPr>
+          <m:t>β=0.25</m:t>
+        </m:r>
+      </m:oMath>
+      <w:r>
+        <w:rPr>
+          <w:rFonts w:ascii="Times New Roman" w:hAnsi="Times New Roman" w:cs="Times New Roman"/>
+        </w:rPr>
+        <w:t>，風險敏</w:t>
+      </w:r>
+      <w:r>
+        <w:rPr>
+          <w:rFonts w:ascii="Times New Roman" w:hAnsi="Times New Roman" w:cs="Times New Roman"/>
+        </w:rPr>
         <w:lastRenderedPageBreak/>
-        <w:t>兩種變體做配對評估，並與啟發式score排程器比較。下表差異欄 Δ=(score−RDSAC)/score，負值代表 RDSAC的JCT較高（較差）；標示 * 者為 p&lt;0.05 達統計顯著。</w:t>
+        <w:t>感）兩種變體做配對評估，並與啟發式</w:t>
+      </w:r>
+      <w:r>
+        <w:rPr>
+          <w:rFonts w:ascii="Times New Roman" w:hAnsi="Times New Roman" w:cs="Times New Roman"/>
+        </w:rPr>
+        <w:t>score</w:t>
+      </w:r>
+      <w:r>
+        <w:rPr>
+          <w:rFonts w:ascii="Times New Roman" w:hAnsi="Times New Roman" w:cs="Times New Roman"/>
+        </w:rPr>
+        <w:t>排程器比較。下表差異欄</w:t>
+      </w:r>
+      <w:r>
+        <w:rPr>
+          <w:rFonts w:ascii="Times New Roman" w:hAnsi="Times New Roman" w:cs="Times New Roman"/>
+        </w:rPr>
+        <w:t xml:space="preserve"> Δ=(score−RDSAC)/score</w:t>
+      </w:r>
+      <w:r>
+        <w:rPr>
+          <w:rFonts w:ascii="Times New Roman" w:hAnsi="Times New Roman" w:cs="Times New Roman"/>
+        </w:rPr>
+        <w:t>，負值代表</w:t>
+      </w:r>
+      <w:r>
+        <w:rPr>
+          <w:rFonts w:ascii="Times New Roman" w:hAnsi="Times New Roman" w:cs="Times New Roman"/>
+        </w:rPr>
+        <w:t xml:space="preserve"> RDSAC</w:t>
+      </w:r>
+      <w:r>
+        <w:rPr>
+          <w:rFonts w:ascii="Times New Roman" w:hAnsi="Times New Roman" w:cs="Times New Roman"/>
+        </w:rPr>
+        <w:t>的</w:t>
+      </w:r>
+      <w:r>
+        <w:rPr>
+          <w:rFonts w:ascii="Times New Roman" w:hAnsi="Times New Roman" w:cs="Times New Roman"/>
+        </w:rPr>
+        <w:t>JCT</w:t>
+      </w:r>
+      <w:r>
+        <w:rPr>
+          <w:rFonts w:ascii="Times New Roman" w:hAnsi="Times New Roman" w:cs="Times New Roman"/>
+        </w:rPr>
+        <w:t>較高（較差）；標示</w:t>
+      </w:r>
+      <w:r>
+        <w:rPr>
+          <w:rFonts w:ascii="Times New Roman" w:hAnsi="Times New Roman" w:cs="Times New Roman"/>
+        </w:rPr>
+        <w:t xml:space="preserve"> * </w:t>
+      </w:r>
+      <w:r>
+        <w:rPr>
+          <w:rFonts w:ascii="Times New Roman" w:hAnsi="Times New Roman" w:cs="Times New Roman"/>
+        </w:rPr>
+        <w:t>者為</w:t>
+      </w:r>
+      <w:r>
+        <w:rPr>
+          <w:rFonts w:ascii="Times New Roman" w:hAnsi="Times New Roman" w:cs="Times New Roman"/>
+        </w:rPr>
+        <w:t xml:space="preserve"> p&lt;0.05 </w:t>
+      </w:r>
+      <w:r>
+        <w:rPr>
+          <w:rFonts w:ascii="Times New Roman" w:hAnsi="Times New Roman" w:cs="Times New Roman"/>
+        </w:rPr>
+        <w:t>達統計顯著。</w:t>
       </w:r>
     </w:p>
     <w:p>
@@ -5534,7 +9135,15 @@
                 <w:b/>
                 <w:bCs/>
               </w:rPr>
-              <w:t>p值</w:t>
+              <w:t>p</w:t>
+            </w:r>
+            <w:r>
+              <w:rPr>
+                <w:rFonts w:ascii="Times New Roman" w:hAnsi="Times New Roman" w:cs="Times New Roman" w:hint="eastAsia"/>
+                <w:b/>
+                <w:bCs/>
+              </w:rPr>
+              <w:t>值</w:t>
             </w:r>
           </w:p>
         </w:tc>
@@ -5919,7 +9528,7 @@
               <w:rPr>
                 <w:rFonts w:ascii="Times New Roman" w:hAnsi="Times New Roman" w:cs="Times New Roman"/>
               </w:rPr>
-              <w:t>ali</w:t>
+              <w:t>Alibaba</w:t>
             </w:r>
           </w:p>
         </w:tc>
@@ -6069,7 +9678,43 @@
         <w:rPr>
           <w:rFonts w:ascii="Times New Roman" w:hAnsi="Times New Roman" w:cs="Times New Roman"/>
         </w:rPr>
-        <w:t>【表2】RDSAC（mean，風險中立）模擬評估結果</w:t>
+        <w:t>【表</w:t>
+      </w:r>
+      <w:r>
+        <w:rPr>
+          <w:rFonts w:ascii="Times New Roman" w:hAnsi="Times New Roman" w:cs="Times New Roman"/>
+        </w:rPr>
+        <w:t>2</w:t>
+      </w:r>
+      <w:r>
+        <w:rPr>
+          <w:rFonts w:ascii="Times New Roman" w:hAnsi="Times New Roman" w:cs="Times New Roman"/>
+        </w:rPr>
+        <w:t>】</w:t>
+      </w:r>
+      <w:r>
+        <w:rPr>
+          <w:rFonts w:ascii="Times New Roman" w:hAnsi="Times New Roman" w:cs="Times New Roman"/>
+        </w:rPr>
+        <w:t>RDSAC</w:t>
+      </w:r>
+      <w:r>
+        <w:rPr>
+          <w:rFonts w:ascii="Times New Roman" w:hAnsi="Times New Roman" w:cs="Times New Roman"/>
+        </w:rPr>
+        <w:t>（</w:t>
+      </w:r>
+      <w:r>
+        <w:rPr>
+          <w:rFonts w:ascii="Times New Roman" w:hAnsi="Times New Roman" w:cs="Times New Roman"/>
+        </w:rPr>
+        <w:t>mean</w:t>
+      </w:r>
+      <w:r>
+        <w:rPr>
+          <w:rFonts w:ascii="Times New Roman" w:hAnsi="Times New Roman" w:cs="Times New Roman"/>
+        </w:rPr>
+        <w:t>）模擬評估結果</w:t>
       </w:r>
     </w:p>
     <w:p>
@@ -6223,7 +9868,15 @@
                 <w:b/>
                 <w:bCs/>
               </w:rPr>
-              <w:t>p值</w:t>
+              <w:t>p</w:t>
+            </w:r>
+            <w:r>
+              <w:rPr>
+                <w:rFonts w:ascii="Times New Roman" w:hAnsi="Times New Roman" w:cs="Times New Roman" w:hint="eastAsia"/>
+                <w:b/>
+                <w:bCs/>
+              </w:rPr>
+              <w:t>值</w:t>
             </w:r>
           </w:p>
         </w:tc>
@@ -6608,7 +10261,7 @@
               <w:rPr>
                 <w:rFonts w:ascii="Times New Roman" w:hAnsi="Times New Roman" w:cs="Times New Roman"/>
               </w:rPr>
-              <w:t>ali</w:t>
+              <w:t>Alibaba</w:t>
             </w:r>
           </w:p>
         </w:tc>
@@ -6758,7 +10411,43 @@
         <w:rPr>
           <w:rFonts w:ascii="Times New Roman" w:hAnsi="Times New Roman" w:cs="Times New Roman"/>
         </w:rPr>
-        <w:t>【表3】RDSAC（cvar，β=0.25，風險敏感）模擬評估結果</w:t>
+        <w:t>【表</w:t>
+      </w:r>
+      <w:r>
+        <w:rPr>
+          <w:rFonts w:ascii="Times New Roman" w:hAnsi="Times New Roman" w:cs="Times New Roman"/>
+        </w:rPr>
+        <w:t>3</w:t>
+      </w:r>
+      <w:r>
+        <w:rPr>
+          <w:rFonts w:ascii="Times New Roman" w:hAnsi="Times New Roman" w:cs="Times New Roman"/>
+        </w:rPr>
+        <w:t>】</w:t>
+      </w:r>
+      <w:r>
+        <w:rPr>
+          <w:rFonts w:ascii="Times New Roman" w:hAnsi="Times New Roman" w:cs="Times New Roman"/>
+        </w:rPr>
+        <w:t>RDSAC</w:t>
+      </w:r>
+      <w:r>
+        <w:rPr>
+          <w:rFonts w:ascii="Times New Roman" w:hAnsi="Times New Roman" w:cs="Times New Roman"/>
+        </w:rPr>
+        <w:t>（</w:t>
+      </w:r>
+      <w:r>
+        <w:rPr>
+          <w:rFonts w:ascii="Times New Roman" w:hAnsi="Times New Roman" w:cs="Times New Roman"/>
+        </w:rPr>
+        <w:t>cvar</w:t>
+      </w:r>
+      <w:r>
+        <w:rPr>
+          <w:rFonts w:ascii="Times New Roman" w:hAnsi="Times New Roman" w:cs="Times New Roman"/>
+        </w:rPr>
+        <w:t>）模擬評估結果</w:t>
       </w:r>
     </w:p>
     <w:p>
@@ -6784,7 +10473,283 @@
         <w:rPr>
           <w:rFonts w:ascii="Times New Roman" w:hAnsi="Times New Roman" w:cs="Times New Roman"/>
         </w:rPr>
-        <w:t>由表 2與表 3可見一個清楚的對照：在完全相同的訓練配置下，風險敏感的cvar在 philly、burst 兩個家族明顯優於風險中立的mean。mean變體在三個家族都顯著落後 score（−117%～−159%）；cvar則把 philly 拉到與強啟發式score統計打平（−24.6%，p=0.123 未顯著），burst 也僅小幅落後，且 philly 的尾部p95由27.77降到19.74。這支持採用風險敏感DSAC的設計選擇：對共享 GPU 平台而言，控制長尾延遲比追求平均最優更有價值。</w:t>
+        <w:t>由表</w:t>
+      </w:r>
+      <w:r>
+        <w:rPr>
+          <w:rFonts w:ascii="Times New Roman" w:hAnsi="Times New Roman" w:cs="Times New Roman"/>
+        </w:rPr>
+        <w:t>2</w:t>
+      </w:r>
+      <w:r>
+        <w:rPr>
+          <w:rFonts w:ascii="Times New Roman" w:hAnsi="Times New Roman" w:cs="Times New Roman"/>
+        </w:rPr>
+        <w:t>與表</w:t>
+      </w:r>
+      <w:r>
+        <w:rPr>
+          <w:rFonts w:ascii="Times New Roman" w:hAnsi="Times New Roman" w:cs="Times New Roman"/>
+        </w:rPr>
+        <w:t>3</w:t>
+      </w:r>
+      <w:r>
+        <w:rPr>
+          <w:rFonts w:ascii="Times New Roman" w:hAnsi="Times New Roman" w:cs="Times New Roman"/>
+        </w:rPr>
+        <w:t>可見一個清楚的對照：在完全相同的訓練配置下，風險敏感的</w:t>
+      </w:r>
+      <w:r>
+        <w:rPr>
+          <w:rFonts w:ascii="Times New Roman" w:hAnsi="Times New Roman" w:cs="Times New Roman"/>
+        </w:rPr>
+        <w:t>cvar</w:t>
+      </w:r>
+      <w:r>
+        <w:rPr>
+          <w:rFonts w:ascii="Times New Roman" w:hAnsi="Times New Roman" w:cs="Times New Roman"/>
+        </w:rPr>
+        <w:t>在</w:t>
+      </w:r>
+      <w:r>
+        <w:rPr>
+          <w:rFonts w:ascii="Times New Roman" w:hAnsi="Times New Roman" w:cs="Times New Roman"/>
+        </w:rPr>
+        <w:t xml:space="preserve"> philly</w:t>
+      </w:r>
+      <w:r>
+        <w:rPr>
+          <w:rFonts w:ascii="Times New Roman" w:hAnsi="Times New Roman" w:cs="Times New Roman"/>
+        </w:rPr>
+        <w:t>、</w:t>
+      </w:r>
+      <w:r>
+        <w:rPr>
+          <w:rFonts w:ascii="Times New Roman" w:hAnsi="Times New Roman" w:cs="Times New Roman"/>
+        </w:rPr>
+        <w:t xml:space="preserve">burst </w:t>
+      </w:r>
+      <w:r>
+        <w:rPr>
+          <w:rFonts w:ascii="Times New Roman" w:hAnsi="Times New Roman" w:cs="Times New Roman"/>
+        </w:rPr>
+        <w:t>兩個家族明顯優於風險中立的</w:t>
+      </w:r>
+      <w:r>
+        <w:rPr>
+          <w:rFonts w:ascii="Times New Roman" w:hAnsi="Times New Roman" w:cs="Times New Roman"/>
+        </w:rPr>
+        <w:t>mean</w:t>
+      </w:r>
+      <w:r>
+        <w:rPr>
+          <w:rFonts w:ascii="Times New Roman" w:hAnsi="Times New Roman" w:cs="Times New Roman"/>
+        </w:rPr>
+        <w:t>。</w:t>
+      </w:r>
+      <w:r>
+        <w:rPr>
+          <w:rFonts w:ascii="Times New Roman" w:hAnsi="Times New Roman" w:cs="Times New Roman"/>
+        </w:rPr>
+        <w:t>mean</w:t>
+      </w:r>
+      <w:r>
+        <w:rPr>
+          <w:rFonts w:ascii="Times New Roman" w:hAnsi="Times New Roman" w:cs="Times New Roman"/>
+        </w:rPr>
+        <w:t>變體在三個家族都顯著落後</w:t>
+      </w:r>
+      <w:r>
+        <w:rPr>
+          <w:rFonts w:ascii="Times New Roman" w:hAnsi="Times New Roman" w:cs="Times New Roman"/>
+        </w:rPr>
+        <w:t>score</w:t>
+      </w:r>
+      <w:r>
+        <w:rPr>
+          <w:rFonts w:ascii="Times New Roman" w:hAnsi="Times New Roman" w:cs="Times New Roman"/>
+        </w:rPr>
+        <w:t xml:space="preserve"> </w:t>
+      </w:r>
+      <w:r>
+        <w:rPr>
+          <w:rFonts w:ascii="Times New Roman" w:hAnsi="Times New Roman" w:cs="Times New Roman"/>
+        </w:rPr>
+        <w:t>(</w:t>
+      </w:r>
+      <w:r>
+        <w:rPr>
+          <w:rFonts w:ascii="Times New Roman" w:hAnsi="Times New Roman" w:cs="Times New Roman"/>
+        </w:rPr>
+        <w:t>−117%</w:t>
+      </w:r>
+      <w:r>
+        <w:rPr>
+          <w:rFonts w:ascii="Times New Roman" w:hAnsi="Times New Roman" w:cs="Times New Roman"/>
+        </w:rPr>
+        <w:t>~</w:t>
+      </w:r>
+      <w:r>
+        <w:rPr>
+          <w:rFonts w:ascii="Times New Roman" w:hAnsi="Times New Roman" w:cs="Times New Roman"/>
+        </w:rPr>
+        <w:t>−159%</w:t>
+      </w:r>
+      <w:r>
+        <w:rPr>
+          <w:rFonts w:ascii="Times New Roman" w:hAnsi="Times New Roman" w:cs="Times New Roman"/>
+        </w:rPr>
+        <w:t>)</w:t>
+      </w:r>
+      <w:r>
+        <w:rPr>
+          <w:rFonts w:ascii="Times New Roman" w:hAnsi="Times New Roman" w:cs="Times New Roman"/>
+        </w:rPr>
+        <w:t>；</w:t>
+      </w:r>
+      <w:r>
+        <w:rPr>
+          <w:rFonts w:ascii="Times New Roman" w:hAnsi="Times New Roman" w:cs="Times New Roman"/>
+        </w:rPr>
+        <w:t>cvar</w:t>
+      </w:r>
+      <w:r>
+        <w:rPr>
+          <w:rFonts w:ascii="Times New Roman" w:hAnsi="Times New Roman" w:cs="Times New Roman"/>
+        </w:rPr>
+        <w:t>則把</w:t>
+      </w:r>
+      <w:r>
+        <w:rPr>
+          <w:rFonts w:ascii="Times New Roman" w:hAnsi="Times New Roman" w:cs="Times New Roman"/>
+        </w:rPr>
+        <w:t>philly</w:t>
+      </w:r>
+      <w:r>
+        <w:rPr>
+          <w:rFonts w:ascii="Times New Roman" w:hAnsi="Times New Roman" w:cs="Times New Roman"/>
+        </w:rPr>
+        <w:t>拉到與強啟發式</w:t>
+      </w:r>
+      <w:r>
+        <w:rPr>
+          <w:rFonts w:ascii="Times New Roman" w:hAnsi="Times New Roman" w:cs="Times New Roman"/>
+        </w:rPr>
+        <w:t>score</w:t>
+      </w:r>
+      <w:r>
+        <w:rPr>
+          <w:rFonts w:ascii="Times New Roman" w:hAnsi="Times New Roman" w:cs="Times New Roman"/>
+        </w:rPr>
+        <w:t>統計打平（</w:t>
+      </w:r>
+      <w:r>
+        <w:rPr>
+          <w:rFonts w:ascii="Times New Roman" w:hAnsi="Times New Roman" w:cs="Times New Roman"/>
+        </w:rPr>
+        <w:t>−24.6%</w:t>
+      </w:r>
+      <w:r>
+        <w:rPr>
+          <w:rFonts w:ascii="Times New Roman" w:hAnsi="Times New Roman" w:cs="Times New Roman"/>
+        </w:rPr>
+        <w:t>，</w:t>
+      </w:r>
+      <w:r>
+        <w:rPr>
+          <w:rFonts w:ascii="Times New Roman" w:hAnsi="Times New Roman" w:cs="Times New Roman"/>
+        </w:rPr>
+        <w:t xml:space="preserve">p=0.123 </w:t>
+      </w:r>
+      <w:r>
+        <w:rPr>
+          <w:rFonts w:ascii="Times New Roman" w:hAnsi="Times New Roman" w:cs="Times New Roman"/>
+        </w:rPr>
+        <w:t>未顯著），</w:t>
+      </w:r>
+      <w:r>
+        <w:rPr>
+          <w:rFonts w:ascii="Times New Roman" w:hAnsi="Times New Roman" w:cs="Times New Roman"/>
+        </w:rPr>
+        <w:t>burst</w:t>
+      </w:r>
+      <w:r>
+        <w:rPr>
+          <w:rFonts w:ascii="Times New Roman" w:hAnsi="Times New Roman" w:cs="Times New Roman"/>
+        </w:rPr>
+        <w:t>也僅小幅落後，且</w:t>
+      </w:r>
+      <w:r>
+        <w:rPr>
+          <w:rFonts w:ascii="Times New Roman" w:hAnsi="Times New Roman" w:cs="Times New Roman"/>
+        </w:rPr>
+        <w:t>philly</w:t>
+      </w:r>
+      <w:r>
+        <w:rPr>
+          <w:rFonts w:ascii="Times New Roman" w:hAnsi="Times New Roman" w:cs="Times New Roman"/>
+        </w:rPr>
+        <w:t>的尾部</w:t>
+      </w:r>
+      <w:r>
+        <w:rPr>
+          <w:rFonts w:ascii="Times New Roman" w:hAnsi="Times New Roman" w:cs="Times New Roman"/>
+        </w:rPr>
+        <w:t>p95</w:t>
+      </w:r>
+      <w:r>
+        <w:rPr>
+          <w:rFonts w:ascii="Times New Roman" w:hAnsi="Times New Roman" w:cs="Times New Roman"/>
+        </w:rPr>
+        <w:t>由</w:t>
+      </w:r>
+      <w:r>
+        <w:rPr>
+          <w:rFonts w:ascii="Times New Roman" w:hAnsi="Times New Roman" w:cs="Times New Roman"/>
+        </w:rPr>
+        <w:t>27.77</w:t>
+      </w:r>
+      <w:r>
+        <w:rPr>
+          <w:rFonts w:ascii="Times New Roman" w:hAnsi="Times New Roman" w:cs="Times New Roman"/>
+        </w:rPr>
+        <w:t>降到</w:t>
+      </w:r>
+      <w:r>
+        <w:rPr>
+          <w:rFonts w:ascii="Times New Roman" w:hAnsi="Times New Roman" w:cs="Times New Roman"/>
+        </w:rPr>
+        <w:t>19.74</w:t>
+      </w:r>
+      <w:r>
+        <w:rPr>
+          <w:rFonts w:ascii="Times New Roman" w:hAnsi="Times New Roman" w:cs="Times New Roman"/>
+        </w:rPr>
+        <w:t>。這支持採用風險敏感</w:t>
+      </w:r>
+      <w:r>
+        <w:rPr>
+          <w:rFonts w:ascii="Times New Roman" w:hAnsi="Times New Roman" w:cs="Times New Roman"/>
+        </w:rPr>
+        <w:t>DSAC</w:t>
+      </w:r>
+      <w:r>
+        <w:rPr>
+          <w:rFonts w:ascii="Times New Roman" w:hAnsi="Times New Roman" w:cs="Times New Roman"/>
+        </w:rPr>
+        <w:t>的設計選擇：對共享</w:t>
+      </w:r>
+      <w:r>
+        <w:rPr>
+          <w:rFonts w:ascii="Times New Roman" w:hAnsi="Times New Roman" w:cs="Times New Roman"/>
+        </w:rPr>
+        <w:t>GPU</w:t>
+      </w:r>
+      <w:r>
+        <w:rPr>
+          <w:rFonts w:ascii="Times New Roman" w:hAnsi="Times New Roman" w:cs="Times New Roman"/>
+        </w:rPr>
+        <w:t>平台而言，控制長尾延遲比追求平均最優更有價值。</w:t>
       </w:r>
     </w:p>
     <w:p>
@@ -6805,7 +10770,31 @@
         <w:rPr>
           <w:rFonts w:ascii="Times New Roman" w:hAnsi="Times New Roman" w:cs="Times New Roman"/>
         </w:rPr>
-        <w:t>我們也誠實列出限制：cvar在ali家族仍顯著落後</w:t>
+        <w:t>我們也誠實列出限制：</w:t>
+      </w:r>
+      <w:r>
+        <w:rPr>
+          <w:rFonts w:ascii="Times New Roman" w:hAnsi="Times New Roman" w:cs="Times New Roman"/>
+        </w:rPr>
+        <w:t>cvar</w:t>
+      </w:r>
+      <w:r>
+        <w:rPr>
+          <w:rFonts w:ascii="Times New Roman" w:hAnsi="Times New Roman" w:cs="Times New Roman"/>
+        </w:rPr>
+        <w:t>在</w:t>
+      </w:r>
+      <w:r>
+        <w:rPr>
+          <w:rFonts w:ascii="Times New Roman" w:hAnsi="Times New Roman" w:cs="Times New Roman"/>
+        </w:rPr>
+        <w:t>Alibaba</w:t>
+      </w:r>
+      <w:r>
+        <w:rPr>
+          <w:rFonts w:ascii="Times New Roman" w:hAnsi="Times New Roman" w:cs="Times New Roman"/>
+        </w:rPr>
+        <w:t>家族仍顯著落後</w:t>
       </w:r>
       <w:r>
         <w:rPr>
@@ -6829,7 +10818,103 @@
         <w:rPr>
           <w:rFonts w:ascii="Times New Roman" w:hAnsi="Times New Roman" w:cs="Times New Roman"/>
         </w:rPr>
-        <w:t>，且把樣本從 5 個種子擴增到 30 個後信賴區間收斂，可以看出整體而言RDSAC在此 1×1 小動作空間下仍未真正贏過已調校良好的score啟發式，cvar 只是在 philly 把差距縮到不顯著。後續方向為改善ali家族、在更大叢集規模上重新評估，以及如下節所示，對每個模型各自調校熵溫度後再做公平對照。</w:t>
+        <w:t>，且把樣本從</w:t>
+      </w:r>
+      <w:r>
+        <w:rPr>
+          <w:rFonts w:ascii="Times New Roman" w:hAnsi="Times New Roman" w:cs="Times New Roman"/>
+        </w:rPr>
+        <w:t xml:space="preserve"> 5 </w:t>
+      </w:r>
+      <w:r>
+        <w:rPr>
+          <w:rFonts w:ascii="Times New Roman" w:hAnsi="Times New Roman" w:cs="Times New Roman"/>
+        </w:rPr>
+        <w:t>個種子擴增到</w:t>
+      </w:r>
+      <w:r>
+        <w:rPr>
+          <w:rFonts w:ascii="Times New Roman" w:hAnsi="Times New Roman" w:cs="Times New Roman"/>
+        </w:rPr>
+        <w:t xml:space="preserve"> 30 </w:t>
+      </w:r>
+      <w:r>
+        <w:rPr>
+          <w:rFonts w:ascii="Times New Roman" w:hAnsi="Times New Roman" w:cs="Times New Roman"/>
+        </w:rPr>
+        <w:t>個後信賴區間收斂，可以看出整體而言</w:t>
+      </w:r>
+      <w:r>
+        <w:rPr>
+          <w:rFonts w:ascii="Times New Roman" w:hAnsi="Times New Roman" w:cs="Times New Roman"/>
+        </w:rPr>
+        <w:t>RDSAC</w:t>
+      </w:r>
+      <w:r>
+        <w:rPr>
+          <w:rFonts w:ascii="Times New Roman" w:hAnsi="Times New Roman" w:cs="Times New Roman"/>
+        </w:rPr>
+        <w:t>在此</w:t>
+      </w:r>
+      <w:r>
+        <w:rPr>
+          <w:rFonts w:ascii="Times New Roman" w:hAnsi="Times New Roman" w:cs="Times New Roman"/>
+        </w:rPr>
+        <w:t xml:space="preserve"> 1×1 </w:t>
+      </w:r>
+      <w:r>
+        <w:rPr>
+          <w:rFonts w:ascii="Times New Roman" w:hAnsi="Times New Roman" w:cs="Times New Roman"/>
+        </w:rPr>
+        <w:t>小動作空間下仍未真正贏過已調校良好的</w:t>
+      </w:r>
+      <w:r>
+        <w:rPr>
+          <w:rFonts w:ascii="Times New Roman" w:hAnsi="Times New Roman" w:cs="Times New Roman"/>
+        </w:rPr>
+        <w:t>score</w:t>
+      </w:r>
+      <w:r>
+        <w:rPr>
+          <w:rFonts w:ascii="Times New Roman" w:hAnsi="Times New Roman" w:cs="Times New Roman"/>
+        </w:rPr>
+        <w:t>啟發式，</w:t>
+      </w:r>
+      <w:r>
+        <w:rPr>
+          <w:rFonts w:ascii="Times New Roman" w:hAnsi="Times New Roman" w:cs="Times New Roman"/>
+        </w:rPr>
+        <w:t xml:space="preserve">cvar </w:t>
+      </w:r>
+      <w:r>
+        <w:rPr>
+          <w:rFonts w:ascii="Times New Roman" w:hAnsi="Times New Roman" w:cs="Times New Roman"/>
+        </w:rPr>
+        <w:t>只是在</w:t>
+      </w:r>
+      <w:r>
+        <w:rPr>
+          <w:rFonts w:ascii="Times New Roman" w:hAnsi="Times New Roman" w:cs="Times New Roman"/>
+        </w:rPr>
+        <w:t xml:space="preserve"> philly </w:t>
+      </w:r>
+      <w:r>
+        <w:rPr>
+          <w:rFonts w:ascii="Times New Roman" w:hAnsi="Times New Roman" w:cs="Times New Roman"/>
+        </w:rPr>
+        <w:t>把差距縮到不顯著。後續方向為改善</w:t>
+      </w:r>
+      <w:r>
+        <w:rPr>
+          <w:rFonts w:ascii="Times New Roman" w:hAnsi="Times New Roman" w:cs="Times New Roman"/>
+        </w:rPr>
+        <w:t>Alibaba</w:t>
+      </w:r>
+      <w:r>
+        <w:rPr>
+          <w:rFonts w:ascii="Times New Roman" w:hAnsi="Times New Roman" w:cs="Times New Roman"/>
+        </w:rPr>
+        <w:t>家族、在更大叢集規模上重新評估，以及如下節所示，對每個模型各自調校熵溫度後再做公平對照。</w:t>
       </w:r>
     </w:p>
     <w:p>
@@ -6848,7 +10933,39 @@
           <w:b/>
           <w:bCs/>
         </w:rPr>
-        <w:t xml:space="preserve">5.2.2　三方對照與溫度（α）控制：score / SAC / RDSAC</w:t>
+        <w:t>5.2.2</w:t>
+      </w:r>
+      <w:r>
+        <w:rPr>
+          <w:rFonts w:ascii="Times New Roman" w:hAnsi="Times New Roman" w:cs="Times New Roman"/>
+          <w:b/>
+          <w:bCs/>
+        </w:rPr>
+        <w:t xml:space="preserve">　三方對照與溫度（</w:t>
+      </w:r>
+      <w:r>
+        <w:rPr>
+          <w:rFonts w:ascii="Times New Roman" w:hAnsi="Times New Roman" w:cs="Times New Roman"/>
+          <w:b/>
+          <w:bCs/>
+        </w:rPr>
+        <w:t>α</w:t>
+      </w:r>
+      <w:r>
+        <w:rPr>
+          <w:rFonts w:ascii="Times New Roman" w:hAnsi="Times New Roman" w:cs="Times New Roman"/>
+          <w:b/>
+          <w:bCs/>
+        </w:rPr>
+        <w:t>）控制：</w:t>
+      </w:r>
+      <w:r>
+        <w:rPr>
+          <w:rFonts w:ascii="Times New Roman" w:hAnsi="Times New Roman" w:cs="Times New Roman"/>
+          <w:b/>
+          <w:bCs/>
+        </w:rPr>
+        <w:t>score / SAC / RDSAC</w:t>
       </w:r>
     </w:p>
     <w:p>
@@ -6863,7 +10980,257 @@
         <w:rPr>
           <w:rFonts w:ascii="Times New Roman" w:hAnsi="Times New Roman" w:cs="Times New Roman"/>
         </w:rPr>
-        <w:t xml:space="preserve">　　為了判斷 RDSAC 的分布式／風險機制到底有沒有用，我們加入第三個模型 vanilla 離散 SAC（與 RDSAC 共用同一套網路與訓練配方，僅將分布式 IQN critic 換成一般的 scalar twin-Q critic、且不做風險扭曲；critic 目標依公開實作 Christodoulou 2019 由線上策略 bootstrap）。一開始 SAC 在三個家族都墊底（ΔJCT −76%～−132%），但排查後發現這幾乎全是「共用的自動熵溫度（auto-α）控制器」的假象：該控制器原是依 RDSAC 的回報尺度調的，套到 SAC 身上會讓 α 一路爬到約 2.6、卻把策略壓成次優。於是我們做一組受控對照，把 α 固定在 {0.01, 0.05, 0.20}，其餘配方不變。</w:t>
+        <w:t xml:space="preserve">　　為了判斷</w:t>
+      </w:r>
+      <w:r>
+        <w:rPr>
+          <w:rFonts w:ascii="Times New Roman" w:hAnsi="Times New Roman" w:cs="Times New Roman"/>
+        </w:rPr>
+        <w:t>RDSAC</w:t>
+      </w:r>
+      <w:r>
+        <w:rPr>
+          <w:rFonts w:ascii="Times New Roman" w:hAnsi="Times New Roman" w:cs="Times New Roman"/>
+        </w:rPr>
+        <w:t>的分布式／風險機制到底有沒有用，我們加入第三個模型</w:t>
+      </w:r>
+      <w:r>
+        <w:rPr>
+          <w:rFonts w:ascii="Times New Roman" w:hAnsi="Times New Roman" w:cs="Times New Roman"/>
+        </w:rPr>
+        <w:t>SAC</w:t>
+      </w:r>
+      <w:r>
+        <w:rPr>
+          <w:rFonts w:ascii="Times New Roman" w:hAnsi="Times New Roman" w:cs="Times New Roman"/>
+        </w:rPr>
+        <w:t>（與</w:t>
+      </w:r>
+      <w:r>
+        <w:rPr>
+          <w:rFonts w:ascii="Times New Roman" w:hAnsi="Times New Roman" w:cs="Times New Roman"/>
+        </w:rPr>
+        <w:t>RDSAC</w:t>
+      </w:r>
+      <w:r>
+        <w:rPr>
+          <w:rFonts w:ascii="Times New Roman" w:hAnsi="Times New Roman" w:cs="Times New Roman"/>
+        </w:rPr>
+        <w:t>共用同一套網路與訓練配方，僅將分布式</w:t>
+      </w:r>
+      <w:r>
+        <w:rPr>
+          <w:rFonts w:ascii="Times New Roman" w:hAnsi="Times New Roman" w:cs="Times New Roman"/>
+        </w:rPr>
+        <w:t>IQN critic</w:t>
+      </w:r>
+      <w:r>
+        <w:rPr>
+          <w:rFonts w:ascii="Times New Roman" w:hAnsi="Times New Roman" w:cs="Times New Roman"/>
+        </w:rPr>
+        <w:t>換成一般的</w:t>
+      </w:r>
+      <w:r>
+        <w:rPr>
+          <w:rFonts w:ascii="Times New Roman" w:hAnsi="Times New Roman" w:cs="Times New Roman"/>
+        </w:rPr>
+        <w:t>scalar twin-Q critic</w:t>
+      </w:r>
+      <w:r>
+        <w:rPr>
+          <w:rFonts w:ascii="Times New Roman" w:hAnsi="Times New Roman" w:cs="Times New Roman"/>
+        </w:rPr>
+        <w:t>、且不做風險扭曲；</w:t>
+      </w:r>
+      <w:r>
+        <w:rPr>
+          <w:rFonts w:ascii="Times New Roman" w:hAnsi="Times New Roman" w:cs="Times New Roman"/>
+        </w:rPr>
+        <w:t>critic</w:t>
+      </w:r>
+      <w:r>
+        <w:rPr>
+          <w:rFonts w:ascii="Times New Roman" w:hAnsi="Times New Roman" w:cs="Times New Roman"/>
+        </w:rPr>
+        <w:t>目標依公開實作</w:t>
+      </w:r>
+      <w:r>
+        <w:rPr>
+          <w:rFonts w:ascii="Times New Roman" w:hAnsi="Times New Roman" w:cs="Times New Roman"/>
+        </w:rPr>
+        <w:t xml:space="preserve">Christodoulou 2019 </w:t>
+      </w:r>
+      <w:r>
+        <w:rPr>
+          <w:rFonts w:ascii="Times New Roman" w:hAnsi="Times New Roman" w:cs="Times New Roman"/>
+        </w:rPr>
+        <w:t>由線上策略</w:t>
+      </w:r>
+      <w:r>
+        <w:rPr>
+          <w:rFonts w:ascii="Times New Roman" w:hAnsi="Times New Roman" w:cs="Times New Roman"/>
+        </w:rPr>
+        <w:t xml:space="preserve"> bootstrap</w:t>
+      </w:r>
+      <w:r>
+        <w:rPr>
+          <w:rFonts w:ascii="Times New Roman" w:hAnsi="Times New Roman" w:cs="Times New Roman"/>
+        </w:rPr>
+        <w:t>）。一開始</w:t>
+      </w:r>
+      <w:r>
+        <w:rPr>
+          <w:rFonts w:ascii="Times New Roman" w:hAnsi="Times New Roman" w:cs="Times New Roman"/>
+        </w:rPr>
+        <w:t>SAC</w:t>
+      </w:r>
+      <w:r>
+        <w:rPr>
+          <w:rFonts w:ascii="Times New Roman" w:hAnsi="Times New Roman" w:cs="Times New Roman"/>
+        </w:rPr>
+        <w:t>在三個家族都墊底（</w:t>
+      </w:r>
+      <w:r>
+        <w:rPr>
+          <w:rFonts w:ascii="Times New Roman" w:hAnsi="Times New Roman" w:cs="Times New Roman"/>
+        </w:rPr>
+        <w:t>ΔJCT −76%</w:t>
+      </w:r>
+      <w:r>
+        <w:rPr>
+          <w:rFonts w:ascii="Times New Roman" w:hAnsi="Times New Roman" w:cs="Times New Roman"/>
+        </w:rPr>
+        <w:t>～</w:t>
+      </w:r>
+      <w:r>
+        <w:rPr>
+          <w:rFonts w:ascii="Times New Roman" w:hAnsi="Times New Roman" w:cs="Times New Roman"/>
+        </w:rPr>
+        <w:t>−132%</w:t>
+      </w:r>
+      <w:r>
+        <w:rPr>
+          <w:rFonts w:ascii="Times New Roman" w:hAnsi="Times New Roman" w:cs="Times New Roman"/>
+        </w:rPr>
+        <w:t>），但排查後發現這幾乎全是「共用的自動熵溫度</w:t>
+      </w:r>
+      <w:r>
+        <w:rPr>
+          <w:rFonts w:ascii="Times New Roman" w:hAnsi="Times New Roman" w:cs="Times New Roman"/>
+        </w:rPr>
+        <w:t xml:space="preserve"> </w:t>
+      </w:r>
+      <w:r>
+        <w:rPr>
+          <w:rFonts w:ascii="Times New Roman" w:hAnsi="Times New Roman" w:cs="Times New Roman"/>
+        </w:rPr>
+        <w:t>(</w:t>
+      </w:r>
+      <w:r>
+        <w:rPr>
+          <w:rFonts w:ascii="Times New Roman" w:hAnsi="Times New Roman" w:cs="Times New Roman"/>
+        </w:rPr>
+        <w:t>auto-</w:t>
+      </w:r>
+      <w:r>
+        <w:rPr>
+          <w:rFonts w:ascii="Times New Roman" w:hAnsi="Times New Roman" w:cs="Times New Roman"/>
+          <w:i/>
+          <w:iCs/>
+        </w:rPr>
+        <w:t>α</w:t>
+      </w:r>
+      <w:r>
+        <w:rPr>
+          <w:rFonts w:ascii="Times New Roman" w:hAnsi="Times New Roman" w:cs="Times New Roman"/>
+        </w:rPr>
+        <w:t>)</w:t>
+      </w:r>
+      <w:r>
+        <w:rPr>
+          <w:rFonts w:ascii="Times New Roman" w:hAnsi="Times New Roman" w:cs="Times New Roman"/>
+        </w:rPr>
+        <w:t xml:space="preserve"> </w:t>
+      </w:r>
+      <w:r>
+        <w:rPr>
+          <w:rFonts w:ascii="Times New Roman" w:hAnsi="Times New Roman" w:cs="Times New Roman"/>
+        </w:rPr>
+        <w:t>控制器」的假象：該控制器原是依</w:t>
+      </w:r>
+      <w:r>
+        <w:rPr>
+          <w:rFonts w:ascii="Times New Roman" w:hAnsi="Times New Roman" w:cs="Times New Roman"/>
+        </w:rPr>
+        <w:t>RDSAC</w:t>
+      </w:r>
+      <w:r>
+        <w:rPr>
+          <w:rFonts w:ascii="Times New Roman" w:hAnsi="Times New Roman" w:cs="Times New Roman"/>
+        </w:rPr>
+        <w:t>的回報尺度調的，套到</w:t>
+      </w:r>
+      <w:r>
+        <w:rPr>
+          <w:rFonts w:ascii="Times New Roman" w:hAnsi="Times New Roman" w:cs="Times New Roman"/>
+        </w:rPr>
+        <w:t>SAC</w:t>
+      </w:r>
+      <w:r>
+        <w:rPr>
+          <w:rFonts w:ascii="Times New Roman" w:hAnsi="Times New Roman" w:cs="Times New Roman"/>
+        </w:rPr>
+        <w:t>身上會讓</w:t>
+      </w:r>
+      <w:r>
+        <w:rPr>
+          <w:rFonts w:ascii="Times New Roman" w:hAnsi="Times New Roman" w:cs="Times New Roman"/>
+          <w:i/>
+          <w:iCs/>
+        </w:rPr>
+        <w:t>α</w:t>
+      </w:r>
+      <w:r>
+        <w:rPr>
+          <w:rFonts w:ascii="Times New Roman" w:hAnsi="Times New Roman" w:cs="Times New Roman"/>
+        </w:rPr>
+        <w:t>一路爬到約</w:t>
+      </w:r>
+      <w:r>
+        <w:rPr>
+          <w:rFonts w:ascii="Times New Roman" w:hAnsi="Times New Roman" w:cs="Times New Roman"/>
+        </w:rPr>
+        <w:t>2.6</w:t>
+      </w:r>
+      <w:r>
+        <w:rPr>
+          <w:rFonts w:ascii="Times New Roman" w:hAnsi="Times New Roman" w:cs="Times New Roman"/>
+        </w:rPr>
+        <w:t>、卻把策略壓成次優。於是我們做一組受控對照，把</w:t>
+      </w:r>
+      <w:r>
+        <w:rPr>
+          <w:rFonts w:ascii="Times New Roman" w:hAnsi="Times New Roman" w:cs="Times New Roman"/>
+        </w:rPr>
+        <w:t>α</w:t>
+      </w:r>
+      <w:r>
+        <w:rPr>
+          <w:rFonts w:ascii="Times New Roman" w:hAnsi="Times New Roman" w:cs="Times New Roman"/>
+        </w:rPr>
+        <w:t>固定在</w:t>
+      </w:r>
+      <w:r>
+        <w:rPr>
+          <w:rFonts w:ascii="Times New Roman" w:hAnsi="Times New Roman" w:cs="Times New Roman"/>
+        </w:rPr>
+        <w:t xml:space="preserve"> {0.01, 0.05, 0.20}</w:t>
+      </w:r>
+      <w:r>
+        <w:rPr>
+          <w:rFonts w:ascii="Times New Roman" w:hAnsi="Times New Roman" w:cs="Times New Roman"/>
+        </w:rPr>
+        <w:t>，其餘配方不變。</w:t>
       </w:r>
     </w:p>
     <w:tbl>
@@ -6875,8 +11242,8 @@
       <w:tblGrid>
         <w:gridCol w:w="1185"/>
         <w:gridCol w:w="1185"/>
-        <w:gridCol w:w="1185"/>
-        <w:gridCol w:w="1185"/>
+        <w:gridCol w:w="1388"/>
+        <w:gridCol w:w="1388"/>
         <w:gridCol w:w="1185"/>
       </w:tblGrid>
       <w:tr>
@@ -6902,7 +11269,8 @@
                 <w:b/>
                 <w:bCs/>
               </w:rPr>
-              <w:t xml:space="preserve">家族</w:t>
+              <w:lastRenderedPageBreak/>
+              <w:t>家族</w:t>
             </w:r>
           </w:p>
         </w:tc>
@@ -6928,7 +11296,31 @@
                 <w:b/>
                 <w:bCs/>
               </w:rPr>
-              <w:t xml:space="preserve">SAC（auto-α）</w:t>
+              <w:t>SAC</w:t>
+            </w:r>
+            <w:r>
+              <w:rPr>
+                <w:rFonts w:ascii="Times New Roman" w:hAnsi="Times New Roman" w:cs="Times New Roman"/>
+                <w:b/>
+                <w:bCs/>
+              </w:rPr>
+              <w:t>（</w:t>
+            </w:r>
+            <w:r>
+              <w:rPr>
+                <w:rFonts w:ascii="Times New Roman" w:hAnsi="Times New Roman" w:cs="Times New Roman"/>
+                <w:b/>
+                <w:bCs/>
+              </w:rPr>
+              <w:t>auto-α</w:t>
+            </w:r>
+            <w:r>
+              <w:rPr>
+                <w:rFonts w:ascii="Times New Roman" w:hAnsi="Times New Roman" w:cs="Times New Roman"/>
+                <w:b/>
+                <w:bCs/>
+              </w:rPr>
+              <w:t>）</w:t>
             </w:r>
           </w:p>
         </w:tc>
@@ -6954,7 +11346,31 @@
                 <w:b/>
                 <w:bCs/>
               </w:rPr>
-              <w:t xml:space="preserve">SAC（α=0.01）</w:t>
+              <w:t>SAC</w:t>
+            </w:r>
+            <w:r>
+              <w:rPr>
+                <w:rFonts w:ascii="Times New Roman" w:hAnsi="Times New Roman" w:cs="Times New Roman"/>
+                <w:b/>
+                <w:bCs/>
+              </w:rPr>
+              <w:t>（</w:t>
+            </w:r>
+            <w:r>
+              <w:rPr>
+                <w:rFonts w:ascii="Times New Roman" w:hAnsi="Times New Roman" w:cs="Times New Roman"/>
+                <w:b/>
+                <w:bCs/>
+              </w:rPr>
+              <w:t>α=0.01</w:t>
+            </w:r>
+            <w:r>
+              <w:rPr>
+                <w:rFonts w:ascii="Times New Roman" w:hAnsi="Times New Roman" w:cs="Times New Roman"/>
+                <w:b/>
+                <w:bCs/>
+              </w:rPr>
+              <w:t>）</w:t>
             </w:r>
           </w:p>
         </w:tc>
@@ -6980,7 +11396,31 @@
                 <w:b/>
                 <w:bCs/>
               </w:rPr>
-              <w:t xml:space="preserve">SAC（α=0.20）</w:t>
+              <w:t>SAC</w:t>
+            </w:r>
+            <w:r>
+              <w:rPr>
+                <w:rFonts w:ascii="Times New Roman" w:hAnsi="Times New Roman" w:cs="Times New Roman"/>
+                <w:b/>
+                <w:bCs/>
+              </w:rPr>
+              <w:t>（</w:t>
+            </w:r>
+            <w:r>
+              <w:rPr>
+                <w:rFonts w:ascii="Times New Roman" w:hAnsi="Times New Roman" w:cs="Times New Roman"/>
+                <w:b/>
+                <w:bCs/>
+              </w:rPr>
+              <w:t>α=0.20</w:t>
+            </w:r>
+            <w:r>
+              <w:rPr>
+                <w:rFonts w:ascii="Times New Roman" w:hAnsi="Times New Roman" w:cs="Times New Roman"/>
+                <w:b/>
+                <w:bCs/>
+              </w:rPr>
+              <w:t>）</w:t>
             </w:r>
           </w:p>
         </w:tc>
@@ -7006,7 +11446,7 @@
                 <w:b/>
                 <w:bCs/>
               </w:rPr>
-              <w:t xml:space="preserve">RDSAC-cvar</w:t>
+              <w:t>RDSAC-cvar</w:t>
             </w:r>
           </w:p>
         </w:tc>
@@ -7030,7 +11470,7 @@
                 <w:rFonts w:ascii="Times New Roman" w:hAnsi="Times New Roman" w:cs="Times New Roman"/>
                 <w:szCs w:val="32"/>
               </w:rPr>
-              <w:t xml:space="preserve">Philly</w:t>
+              <w:t>Philly</w:t>
             </w:r>
           </w:p>
         </w:tc>
@@ -7052,7 +11492,7 @@
                 <w:rFonts w:ascii="Times New Roman" w:hAnsi="Times New Roman" w:cs="Times New Roman"/>
                 <w:szCs w:val="32"/>
               </w:rPr>
-              <w:t xml:space="preserve">-75.9%</w:t>
+              <w:t>-75.9%</w:t>
             </w:r>
           </w:p>
         </w:tc>
@@ -7074,7 +11514,7 @@
                 <w:rFonts w:ascii="Times New Roman" w:hAnsi="Times New Roman" w:cs="Times New Roman"/>
                 <w:szCs w:val="32"/>
               </w:rPr>
-              <w:t xml:space="preserve">-16.8%</w:t>
+              <w:t>-16.8%</w:t>
             </w:r>
           </w:p>
         </w:tc>
@@ -7096,7 +11536,7 @@
                 <w:rFonts w:ascii="Times New Roman" w:hAnsi="Times New Roman" w:cs="Times New Roman"/>
                 <w:szCs w:val="32"/>
               </w:rPr>
-              <w:t xml:space="preserve">+1.5%</w:t>
+              <w:t>+1.5%</w:t>
             </w:r>
           </w:p>
         </w:tc>
@@ -7118,7 +11558,7 @@
                 <w:rFonts w:ascii="Times New Roman" w:hAnsi="Times New Roman" w:cs="Times New Roman"/>
                 <w:szCs w:val="32"/>
               </w:rPr>
-              <w:t xml:space="preserve">-24.6%</w:t>
+              <w:t>-24.6%</w:t>
             </w:r>
           </w:p>
         </w:tc>
@@ -7142,7 +11582,7 @@
                 <w:rFonts w:ascii="Times New Roman" w:hAnsi="Times New Roman" w:cs="Times New Roman"/>
                 <w:szCs w:val="32"/>
               </w:rPr>
-              <w:t xml:space="preserve">Burst</w:t>
+              <w:t>Burst</w:t>
             </w:r>
           </w:p>
         </w:tc>
@@ -7164,7 +11604,7 @@
                 <w:rFonts w:ascii="Times New Roman" w:hAnsi="Times New Roman" w:cs="Times New Roman"/>
                 <w:szCs w:val="32"/>
               </w:rPr>
-              <w:t xml:space="preserve">-88.2%</w:t>
+              <w:t>-88.2%</w:t>
             </w:r>
           </w:p>
         </w:tc>
@@ -7186,7 +11626,7 @@
                 <w:rFonts w:ascii="Times New Roman" w:hAnsi="Times New Roman" w:cs="Times New Roman"/>
                 <w:szCs w:val="32"/>
               </w:rPr>
-              <w:t xml:space="preserve">+2.2%</w:t>
+              <w:t>+2.2%</w:t>
             </w:r>
           </w:p>
         </w:tc>
@@ -7208,7 +11648,7 @@
                 <w:rFonts w:ascii="Times New Roman" w:hAnsi="Times New Roman" w:cs="Times New Roman"/>
                 <w:szCs w:val="32"/>
               </w:rPr>
-              <w:t xml:space="preserve">-18.3%</w:t>
+              <w:t>-18.3%</w:t>
             </w:r>
           </w:p>
         </w:tc>
@@ -7230,7 +11670,7 @@
                 <w:rFonts w:ascii="Times New Roman" w:hAnsi="Times New Roman" w:cs="Times New Roman"/>
                 <w:szCs w:val="32"/>
               </w:rPr>
-              <w:t xml:space="preserve">-31.1%</w:t>
+              <w:t>-31.1%</w:t>
             </w:r>
           </w:p>
         </w:tc>
@@ -7254,7 +11694,7 @@
                 <w:rFonts w:ascii="Times New Roman" w:hAnsi="Times New Roman" w:cs="Times New Roman"/>
                 <w:szCs w:val="32"/>
               </w:rPr>
-              <w:t xml:space="preserve">ali</w:t>
+              <w:t>ali</w:t>
             </w:r>
           </w:p>
         </w:tc>
@@ -7276,7 +11716,7 @@
                 <w:rFonts w:ascii="Times New Roman" w:hAnsi="Times New Roman" w:cs="Times New Roman"/>
                 <w:szCs w:val="32"/>
               </w:rPr>
-              <w:t xml:space="preserve">-132.4%</w:t>
+              <w:t>-132.4%</w:t>
             </w:r>
           </w:p>
         </w:tc>
@@ -7298,7 +11738,7 @@
                 <w:rFonts w:ascii="Times New Roman" w:hAnsi="Times New Roman" w:cs="Times New Roman"/>
                 <w:szCs w:val="32"/>
               </w:rPr>
-              <w:t xml:space="preserve">-23.8%</w:t>
+              <w:t>-23.8%</w:t>
             </w:r>
           </w:p>
         </w:tc>
@@ -7320,7 +11760,7 @@
                 <w:rFonts w:ascii="Times New Roman" w:hAnsi="Times New Roman" w:cs="Times New Roman"/>
                 <w:szCs w:val="32"/>
               </w:rPr>
-              <w:t xml:space="preserve">-22.6%</w:t>
+              <w:t>-22.6%</w:t>
             </w:r>
           </w:p>
         </w:tc>
@@ -7342,7 +11782,7 @@
                 <w:rFonts w:ascii="Times New Roman" w:hAnsi="Times New Roman" w:cs="Times New Roman"/>
                 <w:szCs w:val="32"/>
               </w:rPr>
-              <w:t xml:space="preserve">-120.9%</w:t>
+              <w:t>-120.9%</w:t>
             </w:r>
           </w:p>
         </w:tc>
@@ -7360,7 +11800,79 @@
         <w:rPr>
           <w:rFonts w:ascii="Times New Roman" w:hAnsi="Times New Roman" w:cs="Times New Roman"/>
         </w:rPr>
-        <w:t xml:space="preserve">【表4】三方對照：vanilla SAC 在不同溫度（α）策略下相對 score 的 ΔJCT%（30 種子；負值代表較慢、較差）</w:t>
+        <w:t>【表</w:t>
+      </w:r>
+      <w:r>
+        <w:rPr>
+          <w:rFonts w:ascii="Times New Roman" w:hAnsi="Times New Roman" w:cs="Times New Roman"/>
+        </w:rPr>
+        <w:t>4</w:t>
+      </w:r>
+      <w:r>
+        <w:rPr>
+          <w:rFonts w:ascii="Times New Roman" w:hAnsi="Times New Roman" w:cs="Times New Roman"/>
+        </w:rPr>
+        <w:t>】三方對照：</w:t>
+      </w:r>
+      <w:r>
+        <w:rPr>
+          <w:rFonts w:ascii="Times New Roman" w:hAnsi="Times New Roman" w:cs="Times New Roman"/>
+        </w:rPr>
+        <w:t xml:space="preserve">vanilla SAC </w:t>
+      </w:r>
+      <w:r>
+        <w:rPr>
+          <w:rFonts w:ascii="Times New Roman" w:hAnsi="Times New Roman" w:cs="Times New Roman"/>
+        </w:rPr>
+        <w:t>在不同溫度（</w:t>
+      </w:r>
+      <w:r>
+        <w:rPr>
+          <w:rFonts w:ascii="Times New Roman" w:hAnsi="Times New Roman" w:cs="Times New Roman"/>
+        </w:rPr>
+        <w:t>α</w:t>
+      </w:r>
+      <w:r>
+        <w:rPr>
+          <w:rFonts w:ascii="Times New Roman" w:hAnsi="Times New Roman" w:cs="Times New Roman"/>
+        </w:rPr>
+        <w:t>）策略下相對</w:t>
+      </w:r>
+      <w:r>
+        <w:rPr>
+          <w:rFonts w:ascii="Times New Roman" w:hAnsi="Times New Roman" w:cs="Times New Roman"/>
+        </w:rPr>
+        <w:t xml:space="preserve"> score </w:t>
+      </w:r>
+      <w:r>
+        <w:rPr>
+          <w:rFonts w:ascii="Times New Roman" w:hAnsi="Times New Roman" w:cs="Times New Roman"/>
+        </w:rPr>
+        <w:t>的</w:t>
+      </w:r>
+      <w:r>
+        <w:rPr>
+          <w:rFonts w:ascii="Times New Roman" w:hAnsi="Times New Roman" w:cs="Times New Roman"/>
+        </w:rPr>
+        <w:t xml:space="preserve"> ΔJCT%</w:t>
+      </w:r>
+      <w:r>
+        <w:rPr>
+          <w:rFonts w:ascii="Times New Roman" w:hAnsi="Times New Roman" w:cs="Times New Roman"/>
+        </w:rPr>
+        <w:t>（</w:t>
+      </w:r>
+      <w:r>
+        <w:rPr>
+          <w:rFonts w:ascii="Times New Roman" w:hAnsi="Times New Roman" w:cs="Times New Roman"/>
+        </w:rPr>
+        <w:t xml:space="preserve">30 </w:t>
+      </w:r>
+      <w:r>
+        <w:rPr>
+          <w:rFonts w:ascii="Times New Roman" w:hAnsi="Times New Roman" w:cs="Times New Roman"/>
+        </w:rPr>
+        <w:t>種子；負值代表較慢、較差）</w:t>
       </w:r>
     </w:p>
     <w:p>
@@ -7375,7 +11887,345 @@
         <w:rPr>
           <w:rFonts w:ascii="Times New Roman" w:hAnsi="Times New Roman" w:cs="Times New Roman"/>
         </w:rPr>
-        <w:t xml:space="preserve">　　結果很清楚：只要把 α 固定，SAC 就從墊底回到競爭力——α=0.01 與 α=0.20 在三個家族都與 RDSAC-cvar 打平甚至更好（例如 burst α=0.01 為 +2.2%、philly α=0.20 為 +1.5%）。換句話說，先前「SAC 最差、所以分布式／風險機制有用」的結論被高估了：SAC 的崩潰主因是自動溫度控制器失穩，而非 scalar critic 本身。在每個模型各自有穩定溫度後，IQN 分布式 critic 加風險扭曲在此 1×1 小動作空間下的淨增益其實很小。誠實限制：fixed-α 各值之間的細排名來自單一訓練種子，方向（任何固定 α 都遠優於 auto-α）穩健、細排名則不穩；且在 live 1×1 環境下三個模型仍打平，因為每個學習模型都有約 90–100% 的提交選擇 abstain 並安全回退到 score。</w:t>
+        <w:t xml:space="preserve">　　結果很清楚：只要把</w:t>
+      </w:r>
+      <w:r>
+        <w:rPr>
+          <w:rFonts w:ascii="Times New Roman" w:hAnsi="Times New Roman" w:cs="Times New Roman"/>
+        </w:rPr>
+        <w:t>α</w:t>
+      </w:r>
+      <w:r>
+        <w:rPr>
+          <w:rFonts w:ascii="Times New Roman" w:hAnsi="Times New Roman" w:cs="Times New Roman"/>
+        </w:rPr>
+        <w:t>固定，</w:t>
+      </w:r>
+      <w:r>
+        <w:rPr>
+          <w:rFonts w:ascii="Times New Roman" w:hAnsi="Times New Roman" w:cs="Times New Roman"/>
+        </w:rPr>
+        <w:t>SAC</w:t>
+      </w:r>
+      <w:r>
+        <w:rPr>
+          <w:rFonts w:ascii="Times New Roman" w:hAnsi="Times New Roman" w:cs="Times New Roman"/>
+        </w:rPr>
+        <w:t>就從墊底回到競爭力</w:t>
+      </w:r>
+      <w:r>
+        <w:rPr>
+          <w:rFonts w:ascii="Times New Roman" w:hAnsi="Times New Roman" w:cs="Times New Roman"/>
+        </w:rPr>
+        <w:t xml:space="preserve">——α=0.01 </w:t>
+      </w:r>
+      <w:r>
+        <w:rPr>
+          <w:rFonts w:ascii="Times New Roman" w:hAnsi="Times New Roman" w:cs="Times New Roman"/>
+        </w:rPr>
+        <w:t>與</w:t>
+      </w:r>
+      <w:r>
+        <w:rPr>
+          <w:rFonts w:ascii="Times New Roman" w:hAnsi="Times New Roman" w:cs="Times New Roman"/>
+        </w:rPr>
+        <w:t xml:space="preserve"> α=0.20 </w:t>
+      </w:r>
+      <w:r>
+        <w:rPr>
+          <w:rFonts w:ascii="Times New Roman" w:hAnsi="Times New Roman" w:cs="Times New Roman"/>
+        </w:rPr>
+        <w:t>在三個家族都與</w:t>
+      </w:r>
+      <w:r>
+        <w:rPr>
+          <w:rFonts w:ascii="Times New Roman" w:hAnsi="Times New Roman" w:cs="Times New Roman"/>
+        </w:rPr>
+        <w:t>RDSAC-cvar</w:t>
+      </w:r>
+      <w:r>
+        <w:rPr>
+          <w:rFonts w:ascii="Times New Roman" w:hAnsi="Times New Roman" w:cs="Times New Roman"/>
+        </w:rPr>
+        <w:t>打平甚至更好（例如</w:t>
+      </w:r>
+      <w:r>
+        <w:rPr>
+          <w:rFonts w:ascii="Times New Roman" w:hAnsi="Times New Roman" w:cs="Times New Roman"/>
+        </w:rPr>
+        <w:t xml:space="preserve">burst </w:t>
+      </w:r>
+      <m:oMath>
+        <m:r>
+          <w:rPr>
+            <w:rFonts w:ascii="Cambria Math" w:hAnsi="Cambria Math" w:cs="Times New Roman"/>
+          </w:rPr>
+          <m:t>α=0.01</m:t>
+        </m:r>
+      </m:oMath>
+      <w:r>
+        <w:rPr>
+          <w:rFonts w:ascii="Times New Roman" w:hAnsi="Times New Roman" w:cs="Times New Roman"/>
+        </w:rPr>
+        <w:t>為</w:t>
+      </w:r>
+      <w:r>
+        <w:rPr>
+          <w:rFonts w:ascii="Times New Roman" w:hAnsi="Times New Roman" w:cs="Times New Roman"/>
+        </w:rPr>
+        <w:t xml:space="preserve"> +2.2%</w:t>
+      </w:r>
+      <w:r>
+        <w:rPr>
+          <w:rFonts w:ascii="Times New Roman" w:hAnsi="Times New Roman" w:cs="Times New Roman"/>
+        </w:rPr>
+        <w:t>、</w:t>
+      </w:r>
+      <w:r>
+        <w:rPr>
+          <w:rFonts w:ascii="Times New Roman" w:hAnsi="Times New Roman" w:cs="Times New Roman"/>
+        </w:rPr>
+        <w:t xml:space="preserve">philly </w:t>
+      </w:r>
+      <m:oMath>
+        <m:r>
+          <w:rPr>
+            <w:rFonts w:ascii="Cambria Math" w:hAnsi="Cambria Math" w:cs="Times New Roman"/>
+          </w:rPr>
+          <m:t>α=0.</m:t>
+        </m:r>
+        <m:r>
+          <w:rPr>
+            <w:rFonts w:ascii="Cambria Math" w:hAnsi="Cambria Math" w:cs="Times New Roman"/>
+          </w:rPr>
+          <m:t>20</m:t>
+        </m:r>
+      </m:oMath>
+      <w:r>
+        <w:rPr>
+          <w:rFonts w:ascii="Times New Roman" w:hAnsi="Times New Roman" w:cs="Times New Roman"/>
+        </w:rPr>
+        <w:t xml:space="preserve"> </w:t>
+      </w:r>
+      <w:r>
+        <w:rPr>
+          <w:rFonts w:ascii="Times New Roman" w:hAnsi="Times New Roman" w:cs="Times New Roman"/>
+        </w:rPr>
+        <w:t>為</w:t>
+      </w:r>
+      <w:r>
+        <w:rPr>
+          <w:rFonts w:ascii="Times New Roman" w:hAnsi="Times New Roman" w:cs="Times New Roman"/>
+        </w:rPr>
+        <w:t xml:space="preserve"> +1.5%</w:t>
+      </w:r>
+      <w:r>
+        <w:rPr>
+          <w:rFonts w:ascii="Times New Roman" w:hAnsi="Times New Roman" w:cs="Times New Roman"/>
+        </w:rPr>
+        <w:t>）。換句話說，先前「</w:t>
+      </w:r>
+      <w:r>
+        <w:rPr>
+          <w:rFonts w:ascii="Times New Roman" w:hAnsi="Times New Roman" w:cs="Times New Roman"/>
+        </w:rPr>
+        <w:t>SAC</w:t>
+      </w:r>
+      <w:r>
+        <w:rPr>
+          <w:rFonts w:ascii="Times New Roman" w:hAnsi="Times New Roman" w:cs="Times New Roman"/>
+        </w:rPr>
+        <w:t>最差、所以分布式／風險機制有用」的結論被高估了：</w:t>
+      </w:r>
+      <w:r>
+        <w:rPr>
+          <w:rFonts w:ascii="Times New Roman" w:hAnsi="Times New Roman" w:cs="Times New Roman"/>
+        </w:rPr>
+        <w:t>SAC</w:t>
+      </w:r>
+      <w:r>
+        <w:rPr>
+          <w:rFonts w:ascii="Times New Roman" w:hAnsi="Times New Roman" w:cs="Times New Roman"/>
+        </w:rPr>
+        <w:t>的崩潰主因是自動溫度控制器失穩，而非</w:t>
+      </w:r>
+      <w:r>
+        <w:rPr>
+          <w:rFonts w:ascii="Times New Roman" w:hAnsi="Times New Roman" w:cs="Times New Roman"/>
+        </w:rPr>
+        <w:t>scalar critic</w:t>
+      </w:r>
+      <w:r>
+        <w:rPr>
+          <w:rFonts w:ascii="Times New Roman" w:hAnsi="Times New Roman" w:cs="Times New Roman"/>
+        </w:rPr>
+        <w:t>本身。在每個模型各自有穩定溫度後，</w:t>
+      </w:r>
+      <w:r>
+        <w:rPr>
+          <w:rFonts w:ascii="Times New Roman" w:hAnsi="Times New Roman" w:cs="Times New Roman"/>
+        </w:rPr>
+        <w:t>IQN</w:t>
+      </w:r>
+      <w:r>
+        <w:rPr>
+          <w:rFonts w:ascii="Times New Roman" w:hAnsi="Times New Roman" w:cs="Times New Roman"/>
+        </w:rPr>
+        <w:t>分布式</w:t>
+      </w:r>
+      <w:r>
+        <w:rPr>
+          <w:rFonts w:ascii="Times New Roman" w:hAnsi="Times New Roman" w:cs="Times New Roman"/>
+        </w:rPr>
+        <w:t>critic</w:t>
+      </w:r>
+      <w:r>
+        <w:rPr>
+          <w:rFonts w:ascii="Times New Roman" w:hAnsi="Times New Roman" w:cs="Times New Roman"/>
+        </w:rPr>
+        <w:t>加風險扭曲在此</w:t>
+      </w:r>
+      <w:r>
+        <w:rPr>
+          <w:rFonts w:ascii="Times New Roman" w:hAnsi="Times New Roman" w:cs="Times New Roman"/>
+        </w:rPr>
+        <w:t xml:space="preserve"> 1×1 </w:t>
+      </w:r>
+      <w:r>
+        <w:rPr>
+          <w:rFonts w:ascii="Times New Roman" w:hAnsi="Times New Roman" w:cs="Times New Roman"/>
+        </w:rPr>
+        <w:t>小動作空間下的淨增益其實很小。誠實限制：</w:t>
+      </w:r>
+      <w:r>
+        <w:rPr>
+          <w:rFonts w:ascii="Times New Roman" w:hAnsi="Times New Roman" w:cs="Times New Roman"/>
+        </w:rPr>
+        <w:t xml:space="preserve">fixed-α </w:t>
+      </w:r>
+      <w:r>
+        <w:rPr>
+          <w:rFonts w:ascii="Times New Roman" w:hAnsi="Times New Roman" w:cs="Times New Roman"/>
+        </w:rPr>
+        <w:t>各值之間的細排名來自單一訓練種子，方向（任何固定</w:t>
+      </w:r>
+      <w:r>
+        <w:rPr>
+          <w:rFonts w:ascii="Times New Roman" w:hAnsi="Times New Roman" w:cs="Times New Roman"/>
+          <w:i/>
+          <w:iCs/>
+        </w:rPr>
+        <w:t>α</w:t>
+      </w:r>
+      <w:r>
+        <w:rPr>
+          <w:rFonts w:ascii="Times New Roman" w:hAnsi="Times New Roman" w:cs="Times New Roman"/>
+        </w:rPr>
+        <w:t>都遠優於</w:t>
+      </w:r>
+      <w:r>
+        <w:rPr>
+          <w:rFonts w:ascii="Times New Roman" w:hAnsi="Times New Roman" w:cs="Times New Roman"/>
+        </w:rPr>
+        <w:t xml:space="preserve"> auto</w:t>
+      </w:r>
+      <w:r>
+        <w:rPr>
+          <w:rFonts w:ascii="Times New Roman" w:hAnsi="Times New Roman" w:cs="Times New Roman"/>
+          <w:i/>
+          <w:iCs/>
+        </w:rPr>
+        <w:t>-α</w:t>
+      </w:r>
+      <w:r>
+        <w:rPr>
+          <w:rFonts w:ascii="Times New Roman" w:hAnsi="Times New Roman" w:cs="Times New Roman"/>
+        </w:rPr>
+        <w:t>）穩健、細排名則不穩；且在</w:t>
+      </w:r>
+      <w:r>
+        <w:rPr>
+          <w:rFonts w:ascii="Times New Roman" w:hAnsi="Times New Roman" w:cs="Times New Roman"/>
+        </w:rPr>
+        <w:t xml:space="preserve"> live 1×1 </w:t>
+      </w:r>
+      <w:r>
+        <w:rPr>
+          <w:rFonts w:ascii="Times New Roman" w:hAnsi="Times New Roman" w:cs="Times New Roman"/>
+        </w:rPr>
+        <w:t>環境下三個模型仍打平，因為每個學習模型都有約</w:t>
+      </w:r>
+      <w:r>
+        <w:rPr>
+          <w:rFonts w:ascii="Times New Roman" w:hAnsi="Times New Roman" w:cs="Times New Roman"/>
+        </w:rPr>
+        <w:t>90</w:t>
+      </w:r>
+      <w:r>
+        <w:rPr>
+          <w:rFonts w:ascii="Times New Roman" w:hAnsi="Times New Roman" w:cs="Times New Roman"/>
+        </w:rPr>
+        <w:t>~</w:t>
+      </w:r>
+      <w:r>
+        <w:rPr>
+          <w:rFonts w:ascii="Times New Roman" w:hAnsi="Times New Roman" w:cs="Times New Roman"/>
+        </w:rPr>
+        <w:t>100%</w:t>
+      </w:r>
+      <w:r>
+        <w:rPr>
+          <w:rFonts w:ascii="Times New Roman" w:hAnsi="Times New Roman" w:cs="Times New Roman"/>
+        </w:rPr>
+        <w:t xml:space="preserve"> </w:t>
+      </w:r>
+      <w:r>
+        <w:rPr>
+          <w:rFonts w:ascii="Times New Roman" w:hAnsi="Times New Roman" w:cs="Times New Roman"/>
+        </w:rPr>
+        <w:t>的提交選擇</w:t>
+      </w:r>
+      <w:r>
+        <w:rPr>
+          <w:rFonts w:ascii="Times New Roman" w:hAnsi="Times New Roman" w:cs="Times New Roman" w:hint="eastAsia"/>
+        </w:rPr>
+        <w:t>棄權</w:t>
+      </w:r>
+      <w:r>
+        <w:rPr>
+          <w:rFonts w:ascii="Times New Roman" w:hAnsi="Times New Roman" w:cs="Times New Roman" w:hint="eastAsia"/>
+        </w:rPr>
+        <w:t xml:space="preserve"> (</w:t>
+      </w:r>
+      <w:r>
+        <w:rPr>
+          <w:rFonts w:ascii="Times New Roman" w:hAnsi="Times New Roman" w:cs="Times New Roman"/>
+        </w:rPr>
+        <w:t>abstain</w:t>
+      </w:r>
+      <w:r>
+        <w:rPr>
+          <w:rFonts w:ascii="Times New Roman" w:hAnsi="Times New Roman" w:cs="Times New Roman" w:hint="eastAsia"/>
+        </w:rPr>
+        <w:t xml:space="preserve">) </w:t>
+      </w:r>
+      <w:r>
+        <w:rPr>
+          <w:rFonts w:ascii="Times New Roman" w:hAnsi="Times New Roman" w:cs="Times New Roman"/>
+        </w:rPr>
+        <w:t>並回退到</w:t>
+      </w:r>
+      <w:r>
+        <w:rPr>
+          <w:rFonts w:ascii="Times New Roman" w:hAnsi="Times New Roman" w:cs="Times New Roman"/>
+        </w:rPr>
+        <w:t>score</w:t>
+      </w:r>
+      <w:r>
+        <w:rPr>
+          <w:rFonts w:ascii="Times New Roman" w:hAnsi="Times New Roman" w:cs="Times New Roman"/>
+        </w:rPr>
+        <w:t>。</w:t>
       </w:r>
     </w:p>
     <w:p>
@@ -7391,7 +12241,13 @@
         <w:rPr>
           <w:rFonts w:ascii="Times New Roman" w:hAnsi="Times New Roman" w:cs="Times New Roman"/>
         </w:rPr>
-        <w:t>5.3　結論與建議</w:t>
+        <w:t>5.3</w:t>
+      </w:r>
+      <w:r>
+        <w:rPr>
+          <w:rFonts w:ascii="Times New Roman" w:hAnsi="Times New Roman" w:cs="Times New Roman"/>
+        </w:rPr>
+        <w:t xml:space="preserve">　結論與建議</w:t>
       </w:r>
       <w:bookmarkEnd w:id="26"/>
     </w:p>
@@ -7487,8 +12343,19 @@
         <w:rPr>
           <w:rFonts w:ascii="Times New Roman" w:hAnsi="Times New Roman" w:cs="Times New Roman"/>
         </w:rPr>
-        <w:lastRenderedPageBreak/>
-        <w:t>讓模擬環境更接近真實系統，降低sim-to-real落差。</w:t>
+        <w:t>讓模擬環境更接近真實系統，降低</w:t>
+      </w:r>
+      <w:r>
+        <w:rPr>
+          <w:rFonts w:ascii="Times New Roman" w:hAnsi="Times New Roman" w:cs="Times New Roman"/>
+        </w:rPr>
+        <w:t>sim-to-real</w:t>
+      </w:r>
+      <w:r>
+        <w:rPr>
+          <w:rFonts w:ascii="Times New Roman" w:hAnsi="Times New Roman" w:cs="Times New Roman"/>
+        </w:rPr>
+        <w:t>落差。</w:t>
       </w:r>
     </w:p>
     <w:p>
@@ -7584,7 +12451,13 @@
         <w:rPr>
           <w:rFonts w:ascii="Times New Roman" w:hAnsi="Times New Roman" w:cs="Times New Roman"/>
         </w:rPr>
-        <w:t>5.4　執行計畫過程遇到之困難與阻礙</w:t>
+        <w:t>5.4</w:t>
+      </w:r>
+      <w:r>
+        <w:rPr>
+          <w:rFonts w:ascii="Times New Roman" w:hAnsi="Times New Roman" w:cs="Times New Roman"/>
+        </w:rPr>
+        <w:t xml:space="preserve">　執行計畫過程遇到之困難與阻礙</w:t>
       </w:r>
       <w:bookmarkEnd w:id="27"/>
     </w:p>
@@ -7601,7 +12474,13 @@
         <w:rPr>
           <w:rFonts w:ascii="Times New Roman" w:hAnsi="Times New Roman" w:cs="Times New Roman"/>
         </w:rPr>
-        <w:t>5.4.1　節點回收後狀態不一致</w:t>
+        <w:t>5.4.1</w:t>
+      </w:r>
+      <w:r>
+        <w:rPr>
+          <w:rFonts w:ascii="Times New Roman" w:hAnsi="Times New Roman" w:cs="Times New Roman"/>
+        </w:rPr>
+        <w:t xml:space="preserve">　節點回收後狀態不一致</w:t>
       </w:r>
       <w:bookmarkEnd w:id="28"/>
     </w:p>
@@ -7617,7 +12496,26 @@
         <w:rPr>
           <w:rFonts w:ascii="Times New Roman" w:hAnsi="Times New Roman" w:cs="Times New Roman"/>
         </w:rPr>
-        <w:t>在先前測試中，當 GPU 節點因暫時沒有工作而被回收後，系統有時無法正確辨識它已離線，導致後續工作啟動時出現狀態不同步的問題。目前已完成修正，讓系統在節點回收與重新啟動時，能先更新狀態，再重新接受新工作。</w:t>
+        <w:t>在先前測試中，當</w:t>
+      </w:r>
+      <w:r>
+        <w:rPr>
+          <w:rFonts w:ascii="Times New Roman" w:hAnsi="Times New Roman" w:cs="Times New Roman"/>
+        </w:rPr>
+        <w:t>GPU</w:t>
+      </w:r>
+      <w:r>
+        <w:rPr>
+          <w:rFonts w:ascii="Times New Roman" w:hAnsi="Times New Roman" w:cs="Times New Roman"/>
+        </w:rPr>
+        <w:t>節點因暫時沒有工作而被回收後，系統有時無法正確辨</w:t>
+      </w:r>
+      <w:r>
+        <w:rPr>
+          <w:rFonts w:ascii="Times New Roman" w:hAnsi="Times New Roman" w:cs="Times New Roman"/>
+        </w:rPr>
+        <w:lastRenderedPageBreak/>
+        <w:t>識它已離線，導致後續工作啟動時出現狀態不同步的問題。目前已完成修正，讓系統在節點回收與重新啟動時，能先更新狀態，再重新接受新工作。</w:t>
       </w:r>
     </w:p>
     <w:p/>
@@ -7652,7 +12550,13 @@
         <w:rPr>
           <w:rFonts w:ascii="Times New Roman" w:hAnsi="Times New Roman" w:cs="Times New Roman"/>
         </w:rPr>
-        <w:t>5.4.2　智慧模型效果尚未超越基本規則</w:t>
+        <w:t>5.4.2</w:t>
+      </w:r>
+      <w:r>
+        <w:rPr>
+          <w:rFonts w:ascii="Times New Roman" w:hAnsi="Times New Roman" w:cs="Times New Roman"/>
+        </w:rPr>
+        <w:t xml:space="preserve">　智慧模型效果尚未超越基本規則</w:t>
       </w:r>
       <w:bookmarkEnd w:id="29"/>
     </w:p>
@@ -7668,7 +12572,31 @@
         <w:rPr>
           <w:rFonts w:ascii="Times New Roman" w:hAnsi="Times New Roman" w:cs="Times New Roman"/>
         </w:rPr>
-        <w:t>目前在模擬環境下的效能比較結果顯示，早期以平均值為主的模型尚未穩定超越基本排程規則。因此後續模型方向改為 Distributional SAC，讓模型學習每個決策可能造成的結果分布，並加入風險敏感判斷，更符合真實共享GPU平台的需求。</w:t>
+        <w:t>目前在模擬環境下的效能比較結果顯示，早期以平均值為主的模型尚未穩定超越基本排程規則。因此後續模型方向改為</w:t>
+      </w:r>
+      <w:r>
+        <w:rPr>
+          <w:rFonts w:ascii="Times New Roman" w:hAnsi="Times New Roman" w:cs="Times New Roman"/>
+        </w:rPr>
+        <w:t>Distributional SAC</w:t>
+      </w:r>
+      <w:r>
+        <w:rPr>
+          <w:rFonts w:ascii="Times New Roman" w:hAnsi="Times New Roman" w:cs="Times New Roman"/>
+        </w:rPr>
+        <w:t>，讓模型學習每個決策可能造成的結果分布，並加入風險敏感判斷，更符合真實共享</w:t>
+      </w:r>
+      <w:r>
+        <w:rPr>
+          <w:rFonts w:ascii="Times New Roman" w:hAnsi="Times New Roman" w:cs="Times New Roman"/>
+        </w:rPr>
+        <w:t>GPU</w:t>
+      </w:r>
+      <w:r>
+        <w:rPr>
+          <w:rFonts w:ascii="Times New Roman" w:hAnsi="Times New Roman" w:cs="Times New Roman"/>
+        </w:rPr>
+        <w:t>平台的需求。</w:t>
       </w:r>
     </w:p>
     <w:p/>
@@ -7731,7 +12659,7 @@
           <w:i/>
           <w:iCs/>
         </w:rPr>
-        <w:t xml:space="preserve">Slurm workload manager documentation</w:t>
+        <w:t>Slurm workload manager documentation</w:t>
       </w:r>
       <w:r>
         <w:rPr>
@@ -7739,7 +12667,7 @@
         </w:rPr>
         <w:t xml:space="preserve">. </w:t>
       </w:r>
-      <w:hyperlink r:id="rId11" w:history="1">
+      <w:hyperlink r:id="rId12" w:history="1">
         <w:r>
           <w:rPr>
             <w:rStyle w:val="a5"/>
@@ -7773,7 +12701,7 @@
           <w:i/>
           <w:iCs/>
         </w:rPr>
-        <w:t xml:space="preserve">Slurm plugin API</w:t>
+        <w:t>Slurm plugin API</w:t>
       </w:r>
       <w:r>
         <w:rPr>
@@ -7781,7 +12709,7 @@
         </w:rPr>
         <w:t xml:space="preserve">. </w:t>
       </w:r>
-      <w:hyperlink r:id="rId12" w:history="1">
+      <w:hyperlink r:id="rId13" w:history="1">
         <w:r>
           <w:rPr>
             <w:rStyle w:val="a5"/>
@@ -7815,7 +12743,7 @@
           <w:i/>
           <w:iCs/>
         </w:rPr>
-        <w:t xml:space="preserve">Kubernetes documentation</w:t>
+        <w:t>Kubernetes documentation</w:t>
       </w:r>
       <w:r>
         <w:rPr>
@@ -7823,7 +12751,7 @@
         </w:rPr>
         <w:t xml:space="preserve">. </w:t>
       </w:r>
-      <w:hyperlink r:id="rId13" w:history="1">
+      <w:hyperlink r:id="rId14" w:history="1">
         <w:r>
           <w:rPr>
             <w:rStyle w:val="a5"/>
@@ -7857,7 +12785,7 @@
           <w:i/>
           <w:iCs/>
         </w:rPr>
-        <w:t xml:space="preserve">Kopf: Kubernetes operator pythonic framework</w:t>
+        <w:t>Kopf: Kubernetes operator pythonic framework</w:t>
       </w:r>
       <w:r>
         <w:rPr>
@@ -7865,7 +12793,7 @@
         </w:rPr>
         <w:t xml:space="preserve"> [Computer software]. GitHub. </w:t>
       </w:r>
-      <w:hyperlink r:id="rId14" w:history="1">
+      <w:hyperlink r:id="rId15" w:history="1">
         <w:r>
           <w:rPr>
             <w:rStyle w:val="a5"/>
@@ -7893,7 +12821,7 @@
           <w:i/>
           <w:iCs/>
         </w:rPr>
-        <w:t xml:space="preserve">Converged computing: Integrating HPC and cloud native</w:t>
+        <w:t>Converged computing: Integrating HPC and cloud native</w:t>
       </w:r>
       <w:r>
         <w:rPr>
@@ -7901,7 +12829,7 @@
         </w:rPr>
         <w:t xml:space="preserve">. (2024). IEEE Computer Society. </w:t>
       </w:r>
-      <w:hyperlink r:id="rId15" w:history="1">
+      <w:hyperlink r:id="rId16" w:history="1">
         <w:r>
           <w:rPr>
             <w:rStyle w:val="a5"/>
@@ -7929,7 +12857,7 @@
           <w:i/>
           <w:iCs/>
         </w:rPr>
-        <w:t xml:space="preserve">Kubernetes v1.35: Introducing workload-aware scheduling</w:t>
+        <w:t>Kubernetes v1.35: Introducing workload-aware scheduling</w:t>
       </w:r>
       <w:r>
         <w:rPr>
@@ -7937,7 +12865,7 @@
         </w:rPr>
         <w:t xml:space="preserve">. (2025, December 29). The Kubernetes Blog. </w:t>
       </w:r>
-      <w:hyperlink r:id="rId16" w:history="1">
+      <w:hyperlink r:id="rId17" w:history="1">
         <w:r>
           <w:rPr>
             <w:rStyle w:val="a5"/>
@@ -7971,7 +12899,7 @@
           <w:i/>
           <w:iCs/>
         </w:rPr>
-        <w:t xml:space="preserve">Slinky</w:t>
+        <w:t>Slinky</w:t>
       </w:r>
       <w:r>
         <w:rPr>
@@ -7979,7 +12907,7 @@
         </w:rPr>
         <w:t xml:space="preserve"> [Computer software]. GitHub. </w:t>
       </w:r>
-      <w:hyperlink r:id="rId17" w:history="1">
+      <w:hyperlink r:id="rId18" w:history="1">
         <w:r>
           <w:rPr>
             <w:rStyle w:val="a5"/>
@@ -8013,7 +12941,7 @@
           <w:i/>
           <w:iCs/>
         </w:rPr>
-        <w:t xml:space="preserve">Prometheus Slurm exporter</w:t>
+        <w:t>Prometheus Slurm exporter</w:t>
       </w:r>
       <w:r>
         <w:rPr>
@@ -8021,7 +12949,7 @@
         </w:rPr>
         <w:t xml:space="preserve"> [Computer software]. GitHub. </w:t>
       </w:r>
-      <w:hyperlink r:id="rId18" w:history="1">
+      <w:hyperlink r:id="rId19" w:history="1">
         <w:r>
           <w:rPr>
             <w:rStyle w:val="a5"/>
@@ -8055,7 +12983,7 @@
           <w:i/>
           <w:iCs/>
         </w:rPr>
-        <w:t xml:space="preserve">AWS ParallelCluster</w:t>
+        <w:t>AWS ParallelCluster</w:t>
       </w:r>
       <w:r>
         <w:rPr>
@@ -8063,7 +12991,7 @@
         </w:rPr>
         <w:t xml:space="preserve"> [Computer software]. GitHub. </w:t>
       </w:r>
-      <w:hyperlink r:id="rId19" w:history="1">
+      <w:hyperlink r:id="rId20" w:history="1">
         <w:r>
           <w:rPr>
             <w:rStyle w:val="a5"/>
@@ -8097,7 +13025,7 @@
           <w:i/>
           <w:iCs/>
         </w:rPr>
-        <w:t xml:space="preserve">Lmod: An environment module system</w:t>
+        <w:t>Lmod: An environment module system</w:t>
       </w:r>
       <w:r>
         <w:rPr>
@@ -8105,7 +13033,7 @@
         </w:rPr>
         <w:t xml:space="preserve"> [Computer software]. GitHub. </w:t>
       </w:r>
-      <w:hyperlink r:id="rId20" w:history="1">
+      <w:hyperlink r:id="rId21" w:history="1">
         <w:r>
           <w:rPr>
             <w:rStyle w:val="a5"/>
@@ -8139,7 +13067,7 @@
           <w:i/>
           <w:iCs/>
         </w:rPr>
-        <w:t xml:space="preserve">Scheduler configuration: Scoring</w:t>
+        <w:t>Scheduler configuration: Scoring</w:t>
       </w:r>
       <w:r>
         <w:rPr>
@@ -8147,7 +13075,7 @@
         </w:rPr>
         <w:t xml:space="preserve">. Kubernetes. </w:t>
       </w:r>
-      <w:hyperlink r:id="rId21" w:history="1">
+      <w:hyperlink r:id="rId22" w:history="1">
         <w:r>
           <w:rPr>
             <w:rStyle w:val="a5"/>
@@ -8181,7 +13109,7 @@
           <w:i/>
           <w:iCs/>
         </w:rPr>
-        <w:t xml:space="preserve">Grafana</w:t>
+        <w:t>Grafana</w:t>
       </w:r>
       <w:r>
         <w:rPr>
@@ -8189,7 +13117,7 @@
         </w:rPr>
         <w:t xml:space="preserve">. </w:t>
       </w:r>
-      <w:hyperlink r:id="rId22" w:history="1">
+      <w:hyperlink r:id="rId23" w:history="1">
         <w:r>
           <w:rPr>
             <w:rStyle w:val="a5"/>
@@ -8223,7 +13151,7 @@
           <w:i/>
           <w:iCs/>
         </w:rPr>
-        <w:t xml:space="preserve">Multi-Process Service (MPS)</w:t>
+        <w:t>Multi-Process Service (MPS)</w:t>
       </w:r>
       <w:r>
         <w:rPr>
@@ -8231,7 +13159,7 @@
         </w:rPr>
         <w:t xml:space="preserve">. NVIDIA Documentation. </w:t>
       </w:r>
-      <w:hyperlink r:id="rId23" w:history="1">
+      <w:hyperlink r:id="rId24" w:history="1">
         <w:r>
           <w:rPr>
             <w:rStyle w:val="a5"/>
@@ -8265,7 +13193,7 @@
           <w:i/>
           <w:iCs/>
         </w:rPr>
-        <w:t xml:space="preserve">kube-state-metrics</w:t>
+        <w:t>kube-state-metrics</w:t>
       </w:r>
       <w:r>
         <w:rPr>
@@ -8273,7 +13201,7 @@
         </w:rPr>
         <w:t xml:space="preserve"> [Computer software]. GitHub. </w:t>
       </w:r>
-      <w:hyperlink r:id="rId24" w:history="1">
+      <w:hyperlink r:id="rId25" w:history="1">
         <w:r>
           <w:rPr>
             <w:rStyle w:val="a5"/>
@@ -8307,7 +13235,7 @@
           <w:i/>
           <w:iCs/>
         </w:rPr>
-        <w:t xml:space="preserve">DSAC: Distributional soft actor-critic for risk-sensitive reinforcement learning</w:t>
+        <w:t>DSAC: Distributional soft actor-critic for risk-sensitive reinforcement learning</w:t>
       </w:r>
       <w:r>
         <w:rPr>
@@ -8315,7 +13243,7 @@
         </w:rPr>
         <w:t xml:space="preserve"> [Preprint]. arXiv. </w:t>
       </w:r>
-      <w:hyperlink r:id="rId25" w:history="1">
+      <w:hyperlink r:id="rId26" w:history="1">
         <w:r>
           <w:rPr>
             <w:rStyle w:val="a5"/>
@@ -8349,7 +13277,7 @@
           <w:i/>
           <w:iCs/>
         </w:rPr>
-        <w:t xml:space="preserve">Proceedings of the 35th International Conference on Machine Learning (ICML)</w:t>
+        <w:t>Proceedings of the 35th International Conference on Machine Learning (ICML)</w:t>
       </w:r>
       <w:r>
         <w:rPr>
@@ -8357,7 +13285,7 @@
         </w:rPr>
         <w:t xml:space="preserve">. </w:t>
       </w:r>
-      <w:hyperlink r:id="rId26" w:history="1">
+      <w:hyperlink r:id="rId27" w:history="1">
         <w:r>
           <w:rPr>
             <w:rStyle w:val="a5"/>
@@ -8391,7 +13319,7 @@
           <w:i/>
           <w:iCs/>
         </w:rPr>
-        <w:t xml:space="preserve">Soft actor-critic for discrete action settings</w:t>
+        <w:t>Soft actor-critic for discrete action settings</w:t>
       </w:r>
       <w:r>
         <w:rPr>
@@ -8399,7 +13327,7 @@
         </w:rPr>
         <w:t xml:space="preserve"> [Preprint]. arXiv. </w:t>
       </w:r>
-      <w:hyperlink r:id="rId100" w:history="1">
+      <w:hyperlink r:id="rId28" w:history="1">
         <w:r>
           <w:rPr>
             <w:rStyle w:val="a5"/>
@@ -8433,15 +13361,24 @@
           <w:i/>
           <w:iCs/>
         </w:rPr>
-        <w:t xml:space="preserve">Proceedings of the 35th International Conference on Machine Learning (ICML)</w:t>
+        <w:t xml:space="preserve">Proceedings of the 35th </w:t>
       </w:r>
       <w:r>
         <w:rPr>
           <w:rFonts w:ascii="Times New Roman" w:eastAsia="Times New Roman" w:hAnsi="Times New Roman" w:cs="Times New Roman"/>
+          <w:i/>
+          <w:iCs/>
+        </w:rPr>
+        <w:lastRenderedPageBreak/>
+        <w:t>International Conference on Machine Learning (ICML)</w:t>
+      </w:r>
+      <w:r>
+        <w:rPr>
+          <w:rFonts w:ascii="Times New Roman" w:eastAsia="Times New Roman" w:hAnsi="Times New Roman" w:cs="Times New Roman"/>
         </w:rPr>
         <w:t xml:space="preserve">. </w:t>
       </w:r>
-      <w:hyperlink r:id="rId101" w:history="1">
+      <w:hyperlink r:id="rId29" w:history="1">
         <w:r>
           <w:rPr>
             <w:rStyle w:val="a5"/>
@@ -8469,7 +13406,7 @@
           <w:i/>
           <w:iCs/>
         </w:rPr>
-        <w:t xml:space="preserve">Reinforcement learning for AI as a service: CPU–GPU task scheduling for preprocessing, training, and inference tasks</w:t>
+        <w:t>Reinforcement learning for AI as a service: CPU–GPU task scheduling for preprocessing, training, and inference tasks</w:t>
       </w:r>
       <w:r>
         <w:rPr>
@@ -8477,7 +13414,7 @@
         </w:rPr>
         <w:t xml:space="preserve">. (n.d.). IEEE. </w:t>
       </w:r>
-      <w:hyperlink r:id="rId27" w:history="1">
+      <w:hyperlink r:id="rId30" w:history="1">
         <w:r>
           <w:rPr>
             <w:rStyle w:val="a5"/>
@@ -8511,7 +13448,7 @@
           <w:i/>
           <w:iCs/>
         </w:rPr>
-        <w:t xml:space="preserve">Scheduling techniques of AI models on modern heterogeneous edge GPU—A critical review</w:t>
+        <w:t>Scheduling techniques of AI models on modern heterogeneous edge GPU—A critical review</w:t>
       </w:r>
       <w:r>
         <w:rPr>
@@ -8519,7 +13456,7 @@
         </w:rPr>
         <w:t xml:space="preserve">. IEEE. </w:t>
       </w:r>
-      <w:hyperlink r:id="rId28" w:history="1">
+      <w:hyperlink r:id="rId31" w:history="1">
         <w:r>
           <w:rPr>
             <w:rStyle w:val="a5"/>
@@ -8553,7 +13490,7 @@
           <w:i/>
           <w:iCs/>
         </w:rPr>
-        <w:t xml:space="preserve">Energy-efficient scheduling of AI/ML workloads on multi-instance GPUs with dynamic repartitioning</w:t>
+        <w:t>Energy-efficient scheduling of AI/ML workloads on multi-instance GPUs with dynamic repartitioning</w:t>
       </w:r>
       <w:r>
         <w:rPr>
@@ -8561,7 +13498,7 @@
         </w:rPr>
         <w:t xml:space="preserve">. IEEE. </w:t>
       </w:r>
-      <w:hyperlink r:id="rId29" w:history="1">
+      <w:hyperlink r:id="rId32" w:history="1">
         <w:r>
           <w:rPr>
             <w:rStyle w:val="a5"/>
@@ -8595,7 +13532,7 @@
           <w:i/>
           <w:iCs/>
         </w:rPr>
-        <w:t xml:space="preserve">Dynamic task scheduling and adaptive GPU resource allocation in the cloud</w:t>
+        <w:t>Dynamic task scheduling and adaptive GPU resource allocation in the cloud</w:t>
       </w:r>
       <w:r>
         <w:rPr>
@@ -8603,7 +13540,7 @@
         </w:rPr>
         <w:t xml:space="preserve">. IEEE. </w:t>
       </w:r>
-      <w:hyperlink r:id="rId30" w:history="1">
+      <w:hyperlink r:id="rId33" w:history="1">
         <w:r>
           <w:rPr>
             <w:rStyle w:val="a5"/>
@@ -8637,7 +13574,7 @@
           <w:i/>
           <w:iCs/>
         </w:rPr>
-        <w:t xml:space="preserve">Dynamic GPU scheduling with multi-resource awareness and live migration support</w:t>
+        <w:t>Dynamic GPU scheduling with multi-resource awareness and live migration support</w:t>
       </w:r>
       <w:r>
         <w:rPr>
@@ -8645,7 +13582,7 @@
         </w:rPr>
         <w:t xml:space="preserve">. IEEE. </w:t>
       </w:r>
-      <w:hyperlink r:id="rId31" w:history="1">
+      <w:hyperlink r:id="rId34" w:history="1">
         <w:r>
           <w:rPr>
             <w:rStyle w:val="a5"/>
@@ -8679,7 +13616,7 @@
           <w:i/>
           <w:iCs/>
         </w:rPr>
-        <w:t xml:space="preserve">Algorithms, 18</w:t>
+        <w:t>Algorithms, 18</w:t>
       </w:r>
       <w:r>
         <w:rPr>
@@ -8687,7 +13624,7 @@
         </w:rPr>
         <w:t xml:space="preserve">(7), 385. </w:t>
       </w:r>
-      <w:hyperlink r:id="rId32" w:history="1">
+      <w:hyperlink r:id="rId35" w:history="1">
         <w:r>
           <w:rPr>
             <w:rStyle w:val="a5"/>
@@ -8721,7 +13658,7 @@
           <w:i/>
           <w:iCs/>
         </w:rPr>
-        <w:t xml:space="preserve">Philly traces</w:t>
+        <w:t>Philly traces</w:t>
       </w:r>
       <w:r>
         <w:rPr>
@@ -8729,7 +13666,7 @@
         </w:rPr>
         <w:t xml:space="preserve"> [Data set]. GitHub. </w:t>
       </w:r>
-      <w:hyperlink r:id="rId33" w:history="1">
+      <w:hyperlink r:id="rId36" w:history="1">
         <w:r>
           <w:rPr>
             <w:rStyle w:val="a5"/>
@@ -8763,7 +13700,7 @@
           <w:i/>
           <w:iCs/>
         </w:rPr>
-        <w:t xml:space="preserve">Cluster data: Production cluster traces</w:t>
+        <w:t>Cluster data: Production cluster traces</w:t>
       </w:r>
       <w:r>
         <w:rPr>
@@ -8771,7 +13708,7 @@
         </w:rPr>
         <w:t xml:space="preserve"> [Data set]. GitHub. </w:t>
       </w:r>
-      <w:hyperlink r:id="rId34" w:history="1">
+      <w:hyperlink r:id="rId37" w:history="1">
         <w:r>
           <w:rPr>
             <w:rStyle w:val="a5"/>
@@ -8907,7 +13844,7 @@
       </w:r>
     </w:p>
     <w:sectPr>
-      <w:footerReference w:type="default" r:id="rId35"/>
+      <w:footerReference w:type="default" r:id="rId38"/>
       <w:pgSz w:w="11906" w:h="16838"/>
       <w:pgMar w:top="1800" w:right="1800" w:bottom="1800" w:left="1800" w:header="708" w:footer="708" w:gutter="0"/>
       <w:pgNumType w:start="1"/>
@@ -10721,6 +15658,7 @@
   <w:style w:type="character" w:default="1" w:styleId="a0">
     <w:name w:val="Default Paragraph Font"/>
     <w:uiPriority w:val="1"/>
+    <w:semiHidden/>
     <w:unhideWhenUsed/>
   </w:style>
   <w:style w:type="table" w:default="1" w:styleId="a1">
@@ -11203,4 +16141,16 @@
     </a:ext>
   </a:extLst>
 </a:theme>
+</file>
+
+<file path=customXml/item1.xml><?xml version="1.0" encoding="utf-8"?>
+<b:Sources xmlns:b="http://schemas.openxmlformats.org/officeDocument/2006/bibliography" xmlns="http://schemas.openxmlformats.org/officeDocument/2006/bibliography" SelectedStyle="\APASixthEditionOfficeOnline.xsl" StyleName="APA" Version="6"/>
+</file>
+
+<file path=customXml/itemProps1.xml><?xml version="1.0" encoding="utf-8"?>
+<ds:datastoreItem xmlns:ds="http://schemas.openxmlformats.org/officeDocument/2006/customXml" ds:itemID="{2FD46113-FEC0-49FB-9051-D69134DDCEA2}">
+  <ds:schemaRefs>
+    <ds:schemaRef ds:uri="http://schemas.openxmlformats.org/officeDocument/2006/bibliography"/>
+  </ds:schemaRefs>
+</ds:datastoreItem>
 </file>
--- a/assets/report.docx
+++ b/assets/report.docx
@@ -97,9 +97,13 @@
           <w:sz w:val="36"/>
           <w:szCs w:val="36"/>
         </w:rPr>
-        <w:t>GPU AI</w:t>
-      </w:r>
-      <w:r>
+        <w:t>GPU</w:t>
+      </w:r>
+    </w:p>
+    <w:p>
+      <w:pPr>
+        <w:spacing w:after="120" w:line="276" w:lineRule="auto"/>
+        <w:jc w:val="center"/>
         <w:rPr>
           <w:rFonts w:ascii="Times New Roman" w:hAnsi="Times New Roman" w:cs="Times New Roman"/>
           <w:b/>
@@ -107,6 +111,15 @@
           <w:sz w:val="36"/>
           <w:szCs w:val="36"/>
         </w:rPr>
+      </w:pPr>
+      <w:r>
+        <w:rPr>
+          <w:rFonts w:ascii="Times New Roman" w:hAnsi="Times New Roman" w:cs="Times New Roman"/>
+          <w:b/>
+          <w:bCs/>
+          <w:sz w:val="36"/>
+          <w:szCs w:val="36"/>
+        </w:rPr>
         <w:t>工作負載彈性排程平台</w:t>
       </w:r>
     </w:p>
@@ -143,7 +156,7 @@
           <w:sz w:val="36"/>
           <w:szCs w:val="36"/>
         </w:rPr>
-        <w:t>for Shared GPU AI Workloads</w:t>
+        <w:t>for Shared GPU Workloads</w:t>
       </w:r>
     </w:p>
     <w:p>
@@ -154,6 +167,33 @@
           <w:rFonts w:ascii="Times New Roman" w:hAnsi="Times New Roman" w:cs="Times New Roman"/>
         </w:rPr>
       </w:pPr>
+    </w:p>
+    <w:p>
+      <w:pPr>
+        <w:spacing w:line="360" w:lineRule="auto"/>
+        <w:jc w:val="center"/>
+        <w:rPr>
+          <w:rFonts w:ascii="Times New Roman" w:hAnsi="Times New Roman" w:cs="Times New Roman" w:hint="eastAsia"/>
+          <w:sz w:val="32"/>
+          <w:szCs w:val="32"/>
+        </w:rPr>
+      </w:pPr>
+      <w:r>
+        <w:rPr>
+          <w:rFonts w:ascii="Times New Roman" w:hAnsi="Times New Roman" w:cs="Times New Roman" w:hint="eastAsia"/>
+          <w:sz w:val="32"/>
+          <w:szCs w:val="32"/>
+        </w:rPr>
+        <w:t>專案編號：</w:t>
+      </w:r>
+      <w:r>
+        <w:rPr>
+          <w:rFonts w:ascii="Times New Roman" w:hAnsi="Times New Roman" w:cs="Times New Roman" w:hint="eastAsia"/>
+          <w:sz w:val="32"/>
+          <w:szCs w:val="32"/>
+        </w:rPr>
+        <w:t>NUTN-CSIE-PRJ-116-016</w:t>
+      </w:r>
     </w:p>
     <w:p>
       <w:pPr>
@@ -7671,7 +7711,7 @@
       <w:pPr>
         <w:spacing w:line="276" w:lineRule="auto"/>
         <w:rPr>
-          <w:rFonts w:ascii="Times New Roman" w:hAnsi="Times New Roman" w:cs="Times New Roman" w:hint="eastAsia"/>
+          <w:rFonts w:ascii="Times New Roman" w:hAnsi="Times New Roman" w:cs="Times New Roman"/>
         </w:rPr>
       </w:pPr>
     </w:p>
@@ -8162,7 +8202,7 @@
         <w:spacing w:before="120" w:line="276" w:lineRule="auto"/>
         <w:jc w:val="both"/>
         <w:rPr>
-          <w:rFonts w:ascii="Times New Roman" w:hAnsi="Times New Roman" w:cs="Times New Roman" w:hint="eastAsia"/>
+          <w:rFonts w:ascii="Times New Roman" w:hAnsi="Times New Roman" w:cs="Times New Roman"/>
         </w:rPr>
       </w:pPr>
     </w:p>
@@ -9948,7 +9988,7 @@
         </w:rPr>
         <w:lastRenderedPageBreak/>
         <w:drawing>
-          <wp:inline distT="0" distB="0" distL="0" distR="0" wp14:anchorId="3B05B89C" wp14:editId="47D6AD39">
+          <wp:inline distT="0" distB="0" distL="0" distR="0" wp14:anchorId="3B05B89C" wp14:editId="71B64C47">
             <wp:extent cx="4461444" cy="2883877"/>
             <wp:effectExtent l="0" t="0" r="0" b="0"/>
             <wp:docPr id="299526685" name="圖片 2"/>
@@ -10910,7 +10950,7 @@
               <w:spacing w:line="276" w:lineRule="auto"/>
               <w:jc w:val="center"/>
               <w:rPr>
-                <w:rFonts w:ascii="Times New Roman" w:hAnsi="Times New Roman" w:cs="Times New Roman" w:hint="eastAsia"/>
+                <w:rFonts w:ascii="Times New Roman" w:hAnsi="Times New Roman" w:cs="Times New Roman"/>
                 <w:b/>
                 <w:bCs/>
               </w:rPr>
@@ -10936,7 +10976,7 @@
               <w:spacing w:line="276" w:lineRule="auto"/>
               <w:jc w:val="center"/>
               <w:rPr>
-                <w:rFonts w:ascii="Times New Roman" w:hAnsi="Times New Roman" w:cs="Times New Roman" w:hint="eastAsia"/>
+                <w:rFonts w:ascii="Times New Roman" w:hAnsi="Times New Roman" w:cs="Times New Roman"/>
                 <w:b/>
                 <w:bCs/>
               </w:rPr>
@@ -10978,7 +11018,7 @@
               <w:spacing w:line="276" w:lineRule="auto"/>
               <w:jc w:val="center"/>
               <w:rPr>
-                <w:rFonts w:ascii="Times New Roman" w:hAnsi="Times New Roman" w:cs="Times New Roman" w:hint="eastAsia"/>
+                <w:rFonts w:ascii="Times New Roman" w:hAnsi="Times New Roman" w:cs="Times New Roman"/>
                 <w:b/>
                 <w:bCs/>
               </w:rPr>
@@ -11004,26 +11044,18 @@
               <w:spacing w:line="276" w:lineRule="auto"/>
               <w:jc w:val="center"/>
               <w:rPr>
+                <w:rFonts w:ascii="Times New Roman" w:hAnsi="Times New Roman" w:cs="Times New Roman"/>
+                <w:b/>
+                <w:bCs/>
+              </w:rPr>
+            </w:pPr>
+            <w:r>
+              <w:rPr>
                 <w:rFonts w:ascii="Times New Roman" w:hAnsi="Times New Roman" w:cs="Times New Roman" w:hint="eastAsia"/>
                 <w:b/>
                 <w:bCs/>
               </w:rPr>
-            </w:pPr>
-            <w:r>
-              <w:rPr>
-                <w:rFonts w:ascii="Times New Roman" w:hAnsi="Times New Roman" w:cs="Times New Roman" w:hint="eastAsia"/>
-                <w:b/>
-                <w:bCs/>
-              </w:rPr>
-              <w:t>Fixed 0.0</w:t>
-            </w:r>
-            <w:r>
-              <w:rPr>
-                <w:rFonts w:ascii="Times New Roman" w:hAnsi="Times New Roman" w:cs="Times New Roman" w:hint="eastAsia"/>
-                <w:b/>
-                <w:bCs/>
-              </w:rPr>
-              <w:t>5</w:t>
+              <w:t>Fixed 0.05</w:t>
             </w:r>
           </w:p>
         </w:tc>
@@ -11038,26 +11070,18 @@
               <w:spacing w:line="276" w:lineRule="auto"/>
               <w:jc w:val="center"/>
               <w:rPr>
+                <w:rFonts w:ascii="Times New Roman" w:hAnsi="Times New Roman" w:cs="Times New Roman"/>
+                <w:b/>
+                <w:bCs/>
+              </w:rPr>
+            </w:pPr>
+            <w:r>
+              <w:rPr>
                 <w:rFonts w:ascii="Times New Roman" w:hAnsi="Times New Roman" w:cs="Times New Roman" w:hint="eastAsia"/>
                 <w:b/>
                 <w:bCs/>
               </w:rPr>
-            </w:pPr>
-            <w:r>
-              <w:rPr>
-                <w:rFonts w:ascii="Times New Roman" w:hAnsi="Times New Roman" w:cs="Times New Roman" w:hint="eastAsia"/>
-                <w:b/>
-                <w:bCs/>
-              </w:rPr>
-              <w:t>Fixed 0.</w:t>
-            </w:r>
-            <w:r>
-              <w:rPr>
-                <w:rFonts w:ascii="Times New Roman" w:hAnsi="Times New Roman" w:cs="Times New Roman" w:hint="eastAsia"/>
-                <w:b/>
-                <w:bCs/>
-              </w:rPr>
-              <w:t>20</w:t>
+              <w:t>Fixed 0.20</w:t>
             </w:r>
           </w:p>
         </w:tc>
@@ -11072,7 +11096,7 @@
               <w:spacing w:line="276" w:lineRule="auto"/>
               <w:jc w:val="center"/>
               <w:rPr>
-                <w:rFonts w:ascii="Times New Roman" w:hAnsi="Times New Roman" w:cs="Times New Roman" w:hint="eastAsia"/>
+                <w:rFonts w:ascii="Times New Roman" w:hAnsi="Times New Roman" w:cs="Times New Roman"/>
                 <w:b/>
                 <w:bCs/>
               </w:rPr>
@@ -11099,7 +11123,7 @@
               <w:spacing w:line="276" w:lineRule="auto"/>
               <w:jc w:val="center"/>
               <w:rPr>
-                <w:rFonts w:ascii="Times New Roman" w:hAnsi="Times New Roman" w:cs="Times New Roman" w:hint="eastAsia"/>
+                <w:rFonts w:ascii="Times New Roman" w:hAnsi="Times New Roman" w:cs="Times New Roman"/>
               </w:rPr>
             </w:pPr>
             <w:r>
@@ -11120,7 +11144,7 @@
               <w:spacing w:line="276" w:lineRule="auto"/>
               <w:jc w:val="center"/>
               <w:rPr>
-                <w:rFonts w:ascii="Times New Roman" w:hAnsi="Times New Roman" w:cs="Times New Roman" w:hint="eastAsia"/>
+                <w:rFonts w:ascii="Times New Roman" w:hAnsi="Times New Roman" w:cs="Times New Roman"/>
               </w:rPr>
             </w:pPr>
             <w:r>
@@ -11141,7 +11165,7 @@
               <w:spacing w:line="276" w:lineRule="auto"/>
               <w:jc w:val="center"/>
               <w:rPr>
-                <w:rFonts w:ascii="Times New Roman" w:hAnsi="Times New Roman" w:cs="Times New Roman" w:hint="eastAsia"/>
+                <w:rFonts w:ascii="Times New Roman" w:hAnsi="Times New Roman" w:cs="Times New Roman"/>
               </w:rPr>
             </w:pPr>
             <w:r>
@@ -11162,7 +11186,7 @@
               <w:spacing w:line="276" w:lineRule="auto"/>
               <w:jc w:val="center"/>
               <w:rPr>
-                <w:rFonts w:ascii="Times New Roman" w:hAnsi="Times New Roman" w:cs="Times New Roman" w:hint="eastAsia"/>
+                <w:rFonts w:ascii="Times New Roman" w:hAnsi="Times New Roman" w:cs="Times New Roman"/>
               </w:rPr>
             </w:pPr>
             <w:r>
@@ -11183,7 +11207,7 @@
               <w:spacing w:line="276" w:lineRule="auto"/>
               <w:jc w:val="center"/>
               <w:rPr>
-                <w:rFonts w:ascii="Times New Roman" w:hAnsi="Times New Roman" w:cs="Times New Roman" w:hint="eastAsia"/>
+                <w:rFonts w:ascii="Times New Roman" w:hAnsi="Times New Roman" w:cs="Times New Roman"/>
               </w:rPr>
             </w:pPr>
             <w:r>
@@ -11204,7 +11228,7 @@
               <w:spacing w:line="276" w:lineRule="auto"/>
               <w:jc w:val="center"/>
               <w:rPr>
-                <w:rFonts w:ascii="Times New Roman" w:hAnsi="Times New Roman" w:cs="Times New Roman" w:hint="eastAsia"/>
+                <w:rFonts w:ascii="Times New Roman" w:hAnsi="Times New Roman" w:cs="Times New Roman"/>
               </w:rPr>
             </w:pPr>
             <w:r>
@@ -11227,7 +11251,7 @@
               <w:spacing w:line="276" w:lineRule="auto"/>
               <w:jc w:val="center"/>
               <w:rPr>
-                <w:rFonts w:ascii="Times New Roman" w:hAnsi="Times New Roman" w:cs="Times New Roman" w:hint="eastAsia"/>
+                <w:rFonts w:ascii="Times New Roman" w:hAnsi="Times New Roman" w:cs="Times New Roman"/>
               </w:rPr>
             </w:pPr>
             <w:r>
@@ -11248,7 +11272,7 @@
               <w:spacing w:line="276" w:lineRule="auto"/>
               <w:jc w:val="center"/>
               <w:rPr>
-                <w:rFonts w:ascii="Times New Roman" w:hAnsi="Times New Roman" w:cs="Times New Roman" w:hint="eastAsia"/>
+                <w:rFonts w:ascii="Times New Roman" w:hAnsi="Times New Roman" w:cs="Times New Roman"/>
               </w:rPr>
             </w:pPr>
             <w:r>
@@ -11269,7 +11293,7 @@
               <w:spacing w:line="276" w:lineRule="auto"/>
               <w:jc w:val="center"/>
               <w:rPr>
-                <w:rFonts w:ascii="Times New Roman" w:hAnsi="Times New Roman" w:cs="Times New Roman" w:hint="eastAsia"/>
+                <w:rFonts w:ascii="Times New Roman" w:hAnsi="Times New Roman" w:cs="Times New Roman"/>
               </w:rPr>
             </w:pPr>
             <w:r>
@@ -11290,7 +11314,7 @@
               <w:spacing w:line="276" w:lineRule="auto"/>
               <w:jc w:val="center"/>
               <w:rPr>
-                <w:rFonts w:ascii="Times New Roman" w:hAnsi="Times New Roman" w:cs="Times New Roman" w:hint="eastAsia"/>
+                <w:rFonts w:ascii="Times New Roman" w:hAnsi="Times New Roman" w:cs="Times New Roman"/>
               </w:rPr>
             </w:pPr>
             <w:r>
@@ -11311,7 +11335,7 @@
               <w:spacing w:line="276" w:lineRule="auto"/>
               <w:jc w:val="center"/>
               <w:rPr>
-                <w:rFonts w:ascii="Times New Roman" w:hAnsi="Times New Roman" w:cs="Times New Roman" w:hint="eastAsia"/>
+                <w:rFonts w:ascii="Times New Roman" w:hAnsi="Times New Roman" w:cs="Times New Roman"/>
               </w:rPr>
             </w:pPr>
             <w:r>
@@ -11332,7 +11356,7 @@
               <w:spacing w:line="276" w:lineRule="auto"/>
               <w:jc w:val="center"/>
               <w:rPr>
-                <w:rFonts w:ascii="Times New Roman" w:hAnsi="Times New Roman" w:cs="Times New Roman" w:hint="eastAsia"/>
+                <w:rFonts w:ascii="Times New Roman" w:hAnsi="Times New Roman" w:cs="Times New Roman"/>
               </w:rPr>
             </w:pPr>
             <w:r>
@@ -11368,7 +11392,7 @@
         <w:spacing w:line="276" w:lineRule="auto"/>
         <w:jc w:val="both"/>
         <w:rPr>
-          <w:rFonts w:ascii="Times New Roman" w:hAnsi="Times New Roman" w:cs="Times New Roman" w:hint="eastAsia"/>
+          <w:rFonts w:ascii="Times New Roman" w:hAnsi="Times New Roman" w:cs="Times New Roman"/>
         </w:rPr>
       </w:pPr>
     </w:p>
@@ -12494,7 +12518,7 @@
         <w:spacing w:line="276" w:lineRule="auto"/>
         <w:jc w:val="both"/>
         <w:rPr>
-          <w:rFonts w:ascii="Times New Roman" w:hAnsi="Times New Roman" w:cs="Times New Roman" w:hint="eastAsia"/>
+          <w:rFonts w:ascii="Times New Roman" w:hAnsi="Times New Roman" w:cs="Times New Roman"/>
         </w:rPr>
       </w:pPr>
     </w:p>

--- a/assets/report.docx
+++ b/assets/report.docx
@@ -2702,7 +2702,7 @@
                 <w:rFonts w:ascii="Times New Roman" w:hAnsi="Times New Roman" w:cs="Times New Roman"/>
                 <w:noProof/>
               </w:rPr>
-              <w:t>7</w:t>
+              <w:t>6</w:t>
             </w:r>
             <w:r>
               <w:rPr>
@@ -3072,7 +3072,7 @@
                 <w:rFonts w:ascii="Times New Roman" w:hAnsi="Times New Roman" w:cs="Times New Roman"/>
                 <w:noProof/>
               </w:rPr>
-              <w:t>9</w:t>
+              <w:t>8</w:t>
             </w:r>
             <w:r>
               <w:rPr>
@@ -3144,7 +3144,7 @@
                 <w:rFonts w:ascii="Times New Roman" w:hAnsi="Times New Roman" w:cs="Times New Roman"/>
                 <w:noProof/>
               </w:rPr>
-              <w:t>10</w:t>
+              <w:t>9</w:t>
             </w:r>
             <w:r>
               <w:rPr>
@@ -3224,7 +3224,7 @@
                 <w:rFonts w:ascii="Times New Roman" w:hAnsi="Times New Roman" w:cs="Times New Roman"/>
                 <w:noProof/>
               </w:rPr>
-              <w:t>10</w:t>
+              <w:t>9</w:t>
             </w:r>
             <w:r>
               <w:rPr>
@@ -3304,7 +3304,7 @@
                 <w:rFonts w:ascii="Times New Roman" w:hAnsi="Times New Roman" w:cs="Times New Roman"/>
                 <w:noProof/>
               </w:rPr>
-              <w:t>10</w:t>
+              <w:t>9</w:t>
             </w:r>
             <w:r>
               <w:rPr>
@@ -3384,7 +3384,7 @@
                 <w:rFonts w:ascii="Times New Roman" w:hAnsi="Times New Roman" w:cs="Times New Roman"/>
                 <w:noProof/>
               </w:rPr>
-              <w:t>10</w:t>
+              <w:t>9</w:t>
             </w:r>
             <w:r>
               <w:rPr>
@@ -3464,7 +3464,7 @@
                 <w:rFonts w:ascii="Times New Roman" w:hAnsi="Times New Roman" w:cs="Times New Roman"/>
                 <w:noProof/>
               </w:rPr>
-              <w:t>11</w:t>
+              <w:t>10</w:t>
             </w:r>
             <w:r>
               <w:rPr>
@@ -3560,7 +3560,7 @@
                 <w:rFonts w:ascii="Times New Roman" w:hAnsi="Times New Roman" w:cs="Times New Roman"/>
                 <w:noProof/>
               </w:rPr>
-              <w:t>11</w:t>
+              <w:t>10</w:t>
             </w:r>
             <w:r>
               <w:rPr>
@@ -3656,7 +3656,7 @@
                 <w:rFonts w:ascii="Times New Roman" w:hAnsi="Times New Roman" w:cs="Times New Roman"/>
                 <w:noProof/>
               </w:rPr>
-              <w:t>12</w:t>
+              <w:t>11</w:t>
             </w:r>
             <w:r>
               <w:rPr>
@@ -3736,7 +3736,7 @@
                 <w:rFonts w:ascii="Times New Roman" w:hAnsi="Times New Roman" w:cs="Times New Roman"/>
                 <w:noProof/>
               </w:rPr>
-              <w:t>12</w:t>
+              <w:t>11</w:t>
             </w:r>
             <w:r>
               <w:rPr>
@@ -3816,7 +3816,7 @@
                 <w:rFonts w:ascii="Times New Roman" w:hAnsi="Times New Roman" w:cs="Times New Roman"/>
                 <w:noProof/>
               </w:rPr>
-              <w:t>12</w:t>
+              <w:t>11</w:t>
             </w:r>
             <w:r>
               <w:rPr>
@@ -3888,7 +3888,7 @@
                 <w:rFonts w:ascii="Times New Roman" w:hAnsi="Times New Roman" w:cs="Times New Roman"/>
                 <w:noProof/>
               </w:rPr>
-              <w:t>14</w:t>
+              <w:t>13</w:t>
             </w:r>
             <w:r>
               <w:rPr>
@@ -3960,7 +3960,7 @@
                 <w:rFonts w:ascii="Times New Roman" w:hAnsi="Times New Roman" w:cs="Times New Roman"/>
                 <w:noProof/>
               </w:rPr>
-              <w:t>16</w:t>
+              <w:t>15</w:t>
             </w:r>
             <w:r>
               <w:rPr>
@@ -4088,7 +4088,7 @@
         <w:pStyle w:val="a4"/>
         <w:numPr>
           <w:ilvl w:val="0"/>
-          <w:numId w:val="3"/>
+          <w:numId w:val="22"/>
         </w:numPr>
         <w:spacing w:line="276" w:lineRule="auto"/>
         <w:jc w:val="both"/>
@@ -4120,7 +4120,7 @@
         <w:pStyle w:val="a4"/>
         <w:numPr>
           <w:ilvl w:val="0"/>
-          <w:numId w:val="3"/>
+          <w:numId w:val="22"/>
         </w:numPr>
         <w:spacing w:line="276" w:lineRule="auto"/>
         <w:jc w:val="both"/>
@@ -4132,7 +4132,150 @@
         <w:rPr>
           <w:rFonts w:ascii="Times New Roman" w:hAnsi="Times New Roman" w:cs="Times New Roman"/>
         </w:rPr>
-        <w:t>多位使用者同時使用同一台機器時，容易互相干擾，缺乏公平的排隊與分配方式。</w:t>
+        <w:t>沒有工作時，系統仍然維持大量資源待命，造成硬體閒置。</w:t>
+      </w:r>
+    </w:p>
+    <w:p>
+      <w:pPr>
+        <w:spacing w:line="276" w:lineRule="auto"/>
+        <w:rPr>
+          <w:rFonts w:ascii="Times New Roman" w:hAnsi="Times New Roman" w:cs="Times New Roman"/>
+        </w:rPr>
+      </w:pPr>
+    </w:p>
+    <w:p>
+      <w:pPr>
+        <w:spacing w:line="276" w:lineRule="auto"/>
+        <w:jc w:val="both"/>
+        <w:rPr>
+          <w:rFonts w:ascii="Times New Roman" w:hAnsi="Times New Roman" w:cs="Times New Roman"/>
+        </w:rPr>
+      </w:pPr>
+      <w:r>
+        <w:rPr>
+          <w:rFonts w:ascii="Times New Roman" w:hAnsi="Times New Roman" w:cs="Times New Roman"/>
+        </w:rPr>
+        <w:t xml:space="preserve">　　目前常見的系統大多只擅長其中一件事。容器平台如</w:t>
+      </w:r>
+      <w:r>
+        <w:rPr>
+          <w:rFonts w:ascii="Times New Roman" w:hAnsi="Times New Roman" w:cs="Times New Roman"/>
+        </w:rPr>
+        <w:t>Kubernetes</w:t>
+      </w:r>
+      <w:r>
+        <w:rPr>
+          <w:rFonts w:ascii="Times New Roman" w:hAnsi="Times New Roman" w:cs="Times New Roman"/>
+        </w:rPr>
+        <w:t>擅長自動啟動與回收資源，但對研究工作常見的</w:t>
+      </w:r>
+      <w:r>
+        <w:rPr>
+          <w:rFonts w:ascii="Times New Roman" w:hAnsi="Times New Roman" w:cs="Times New Roman"/>
+        </w:rPr>
+        <w:t>GPU</w:t>
+      </w:r>
+      <w:r>
+        <w:rPr>
+          <w:rFonts w:ascii="Times New Roman" w:hAnsi="Times New Roman" w:cs="Times New Roman"/>
+        </w:rPr>
+        <w:t>分配、批次排程與多使用者管理支援較弱；相對地，傳統高效能運算排程器</w:t>
+      </w:r>
+      <w:r>
+        <w:rPr>
+          <w:rFonts w:ascii="Times New Roman" w:hAnsi="Times New Roman" w:cs="Times New Roman"/>
+        </w:rPr>
+        <w:t>Slurm</w:t>
+      </w:r>
+      <w:r>
+        <w:rPr>
+          <w:rFonts w:ascii="Times New Roman" w:hAnsi="Times New Roman" w:cs="Times New Roman"/>
+        </w:rPr>
+        <w:t>雖擅長管理工作佇列與硬體資源，但對彈性擴縮與雲端式管理不夠方便。</w:t>
+      </w:r>
+    </w:p>
+    <w:p>
+      <w:pPr>
+        <w:spacing w:line="276" w:lineRule="auto"/>
+        <w:jc w:val="both"/>
+        <w:rPr>
+          <w:rFonts w:ascii="Times New Roman" w:hAnsi="Times New Roman" w:cs="Times New Roman"/>
+        </w:rPr>
+      </w:pPr>
+      <w:r>
+        <w:rPr>
+          <w:rFonts w:ascii="Times New Roman" w:hAnsi="Times New Roman" w:cs="Times New Roman"/>
+        </w:rPr>
+        <w:t xml:space="preserve">　　因此，本專題希望結合兩者優點，建立一套既能保有研究者熟悉的工作提交流程，又能做到動態分配</w:t>
+      </w:r>
+      <w:r>
+        <w:rPr>
+          <w:rFonts w:ascii="Times New Roman" w:hAnsi="Times New Roman" w:cs="Times New Roman"/>
+        </w:rPr>
+        <w:t>CPU</w:t>
+      </w:r>
+      <w:r>
+        <w:rPr>
+          <w:rFonts w:ascii="Times New Roman" w:hAnsi="Times New Roman" w:cs="Times New Roman"/>
+        </w:rPr>
+        <w:t>、</w:t>
+      </w:r>
+      <w:r>
+        <w:rPr>
+          <w:rFonts w:ascii="Times New Roman" w:hAnsi="Times New Roman" w:cs="Times New Roman"/>
+        </w:rPr>
+        <w:t>GPU</w:t>
+      </w:r>
+      <w:r>
+        <w:rPr>
+          <w:rFonts w:ascii="Times New Roman" w:hAnsi="Times New Roman" w:cs="Times New Roman"/>
+        </w:rPr>
+        <w:t>與儲存資源的系統。進一步地，我們也希望導入機器學習方法，讓系統可以根據目前工作佇列狀態與硬體使用情形，自動做出更合理的資源分配決策。</w:t>
+      </w:r>
+    </w:p>
+    <w:p>
+      <w:pPr>
+        <w:spacing w:line="276" w:lineRule="auto"/>
+        <w:jc w:val="both"/>
+        <w:rPr>
+          <w:rFonts w:ascii="Times New Roman" w:hAnsi="Times New Roman" w:cs="Times New Roman"/>
+        </w:rPr>
+      </w:pPr>
+    </w:p>
+    <w:p>
+      <w:pPr>
+        <w:pStyle w:val="2"/>
+        <w:rPr>
+          <w:rFonts w:ascii="Times New Roman" w:hAnsi="Times New Roman" w:cs="Times New Roman"/>
+        </w:rPr>
+      </w:pPr>
+      <w:bookmarkStart w:id="5" w:name="_Toc232697172"/>
+      <w:r>
+        <w:rPr>
+          <w:rFonts w:ascii="Times New Roman" w:hAnsi="Times New Roman" w:cs="Times New Roman"/>
+        </w:rPr>
+        <w:t>1.2</w:t>
+      </w:r>
+      <w:r>
+        <w:rPr>
+          <w:rFonts w:ascii="Times New Roman" w:hAnsi="Times New Roman" w:cs="Times New Roman"/>
+        </w:rPr>
+        <w:t xml:space="preserve">　研究問題</w:t>
+      </w:r>
+      <w:bookmarkEnd w:id="5"/>
+    </w:p>
+    <w:p>
+      <w:pPr>
+        <w:spacing w:line="276" w:lineRule="auto"/>
+        <w:rPr>
+          <w:rFonts w:ascii="Times New Roman" w:hAnsi="Times New Roman" w:cs="Times New Roman"/>
+        </w:rPr>
+      </w:pPr>
+      <w:r>
+        <w:rPr>
+          <w:rFonts w:ascii="Times New Roman" w:hAnsi="Times New Roman" w:cs="Times New Roman"/>
+        </w:rPr>
+        <w:t>本計畫主要探討以下幾個問題：</w:t>
       </w:r>
     </w:p>
     <w:p>
@@ -4140,19 +4283,30 @@
         <w:pStyle w:val="a4"/>
         <w:numPr>
           <w:ilvl w:val="0"/>
-          <w:numId w:val="3"/>
+          <w:numId w:val="23"/>
         </w:numPr>
         <w:spacing w:line="276" w:lineRule="auto"/>
-        <w:jc w:val="both"/>
-        <w:rPr>
-          <w:rFonts w:ascii="Times New Roman" w:hAnsi="Times New Roman" w:cs="Times New Roman"/>
-        </w:rPr>
-      </w:pPr>
-      <w:r>
-        <w:rPr>
-          <w:rFonts w:ascii="Times New Roman" w:hAnsi="Times New Roman" w:cs="Times New Roman"/>
-        </w:rPr>
-        <w:t>長時間工作若中途被中斷，往往造成時間浪費。</w:t>
+        <w:rPr>
+          <w:rFonts w:ascii="Times New Roman" w:hAnsi="Times New Roman" w:cs="Times New Roman"/>
+        </w:rPr>
+      </w:pPr>
+      <w:r>
+        <w:rPr>
+          <w:rFonts w:ascii="Times New Roman" w:hAnsi="Times New Roman" w:cs="Times New Roman"/>
+        </w:rPr>
+        <w:t>如何在容器化叢集</w:t>
+      </w:r>
+      <w:r>
+        <w:rPr>
+          <w:rFonts w:ascii="Times New Roman" w:hAnsi="Times New Roman" w:cs="Times New Roman" w:hint="eastAsia"/>
+        </w:rPr>
+        <w:t>(k8s)</w:t>
+      </w:r>
+      <w:r>
+        <w:rPr>
+          <w:rFonts w:ascii="Times New Roman" w:hAnsi="Times New Roman" w:cs="Times New Roman"/>
+        </w:rPr>
+        <w:t>上建立一套適合研究工作的排程平台。</w:t>
       </w:r>
     </w:p>
     <w:p>
@@ -4160,177 +4314,64 @@
         <w:pStyle w:val="a4"/>
         <w:numPr>
           <w:ilvl w:val="0"/>
-          <w:numId w:val="3"/>
+          <w:numId w:val="23"/>
         </w:numPr>
         <w:spacing w:line="276" w:lineRule="auto"/>
-        <w:jc w:val="both"/>
-        <w:rPr>
-          <w:rFonts w:ascii="Times New Roman" w:hAnsi="Times New Roman" w:cs="Times New Roman"/>
-        </w:rPr>
-      </w:pPr>
-      <w:r>
-        <w:rPr>
-          <w:rFonts w:ascii="Times New Roman" w:hAnsi="Times New Roman" w:cs="Times New Roman"/>
-        </w:rPr>
-        <w:t>沒有工作時，系統仍然維持大量資源待命，造成硬體閒置。</w:t>
-      </w:r>
-    </w:p>
-    <w:p>
-      <w:pPr>
-        <w:spacing w:line="276" w:lineRule="auto"/>
-        <w:rPr>
-          <w:rFonts w:ascii="Times New Roman" w:hAnsi="Times New Roman" w:cs="Times New Roman"/>
-        </w:rPr>
-      </w:pPr>
-    </w:p>
-    <w:p>
-      <w:pPr>
-        <w:spacing w:line="276" w:lineRule="auto"/>
-        <w:jc w:val="both"/>
-        <w:rPr>
-          <w:rFonts w:ascii="Times New Roman" w:hAnsi="Times New Roman" w:cs="Times New Roman"/>
-        </w:rPr>
-      </w:pPr>
-      <w:r>
-        <w:rPr>
-          <w:rFonts w:ascii="Times New Roman" w:hAnsi="Times New Roman" w:cs="Times New Roman"/>
-        </w:rPr>
-        <w:t xml:space="preserve">　　目前常見的系統大多只擅長其中一件事。容器平台如</w:t>
-      </w:r>
-      <w:r>
-        <w:rPr>
-          <w:rFonts w:ascii="Times New Roman" w:hAnsi="Times New Roman" w:cs="Times New Roman"/>
-        </w:rPr>
-        <w:t>Kubernetes</w:t>
-      </w:r>
-      <w:r>
-        <w:rPr>
-          <w:rFonts w:ascii="Times New Roman" w:hAnsi="Times New Roman" w:cs="Times New Roman"/>
-        </w:rPr>
-        <w:t>擅長自動啟動與回收資源，但對研究工作常見的</w:t>
-      </w:r>
-      <w:r>
-        <w:rPr>
-          <w:rFonts w:ascii="Times New Roman" w:hAnsi="Times New Roman" w:cs="Times New Roman"/>
-        </w:rPr>
-        <w:t>GPU</w:t>
-      </w:r>
-      <w:r>
-        <w:rPr>
-          <w:rFonts w:ascii="Times New Roman" w:hAnsi="Times New Roman" w:cs="Times New Roman"/>
-        </w:rPr>
-        <w:t>分配、批次排程與多使用者管理支援較弱；相對地，傳統高效能運算排程器</w:t>
-      </w:r>
-      <w:r>
-        <w:rPr>
-          <w:rFonts w:ascii="Times New Roman" w:hAnsi="Times New Roman" w:cs="Times New Roman"/>
-        </w:rPr>
-        <w:t>Slurm</w:t>
-      </w:r>
-      <w:r>
-        <w:rPr>
-          <w:rFonts w:ascii="Times New Roman" w:hAnsi="Times New Roman" w:cs="Times New Roman"/>
-        </w:rPr>
-        <w:t>雖擅長管理工作佇列與硬體資源，但對彈性擴縮與雲端式管理不夠方便。</w:t>
-      </w:r>
-    </w:p>
-    <w:p>
-      <w:pPr>
-        <w:spacing w:line="276" w:lineRule="auto"/>
-        <w:jc w:val="both"/>
-        <w:rPr>
-          <w:rFonts w:ascii="Times New Roman" w:hAnsi="Times New Roman" w:cs="Times New Roman"/>
-        </w:rPr>
-      </w:pPr>
-      <w:r>
-        <w:rPr>
-          <w:rFonts w:ascii="Times New Roman" w:hAnsi="Times New Roman" w:cs="Times New Roman"/>
-        </w:rPr>
-        <w:t xml:space="preserve">　　因此，本專題希望結合兩者優點，建立一套既能保有研究者熟悉的工作提交流程，又能做到動態分配</w:t>
-      </w:r>
-      <w:r>
-        <w:rPr>
-          <w:rFonts w:ascii="Times New Roman" w:hAnsi="Times New Roman" w:cs="Times New Roman"/>
-        </w:rPr>
-        <w:t>CPU</w:t>
-      </w:r>
-      <w:r>
-        <w:rPr>
-          <w:rFonts w:ascii="Times New Roman" w:hAnsi="Times New Roman" w:cs="Times New Roman"/>
-        </w:rPr>
-        <w:t>、</w:t>
-      </w:r>
-      <w:r>
-        <w:rPr>
-          <w:rFonts w:ascii="Times New Roman" w:hAnsi="Times New Roman" w:cs="Times New Roman"/>
-        </w:rPr>
-        <w:t>GPU</w:t>
-      </w:r>
-      <w:r>
-        <w:rPr>
-          <w:rFonts w:ascii="Times New Roman" w:hAnsi="Times New Roman" w:cs="Times New Roman"/>
-        </w:rPr>
-        <w:t>與儲存資源的系統。進一步地，我們也希望導入機器學習方法，讓系統可以根據目前工作佇列狀態與硬體使用情形，自動做出更合理的資源分配決策。</w:t>
-      </w:r>
-    </w:p>
-    <w:p>
-      <w:pPr>
-        <w:spacing w:line="276" w:lineRule="auto"/>
-        <w:jc w:val="both"/>
-        <w:rPr>
-          <w:rFonts w:ascii="Times New Roman" w:hAnsi="Times New Roman" w:cs="Times New Roman"/>
-        </w:rPr>
-      </w:pPr>
-    </w:p>
-    <w:p>
-      <w:pPr>
-        <w:pStyle w:val="2"/>
-        <w:rPr>
-          <w:rFonts w:ascii="Times New Roman" w:hAnsi="Times New Roman" w:cs="Times New Roman"/>
-        </w:rPr>
-      </w:pPr>
-      <w:bookmarkStart w:id="5" w:name="_Toc232697172"/>
-      <w:r>
-        <w:rPr>
-          <w:rFonts w:ascii="Times New Roman" w:hAnsi="Times New Roman" w:cs="Times New Roman"/>
-        </w:rPr>
-        <w:t>1.2</w:t>
-      </w:r>
-      <w:r>
-        <w:rPr>
-          <w:rFonts w:ascii="Times New Roman" w:hAnsi="Times New Roman" w:cs="Times New Roman"/>
-        </w:rPr>
-        <w:t xml:space="preserve">　研究問題</w:t>
-      </w:r>
-      <w:bookmarkEnd w:id="5"/>
-    </w:p>
-    <w:p>
-      <w:pPr>
-        <w:spacing w:line="276" w:lineRule="auto"/>
-        <w:rPr>
-          <w:rFonts w:ascii="Times New Roman" w:hAnsi="Times New Roman" w:cs="Times New Roman"/>
-        </w:rPr>
-      </w:pPr>
-      <w:r>
-        <w:rPr>
-          <w:rFonts w:ascii="Times New Roman" w:hAnsi="Times New Roman" w:cs="Times New Roman"/>
-        </w:rPr>
-        <w:t>本計畫主要探討以下幾個問題：</w:t>
-      </w:r>
-    </w:p>
-    <w:p>
-      <w:pPr>
-        <w:rPr>
-          <w:rFonts w:ascii="Times New Roman" w:hAnsi="Times New Roman" w:cs="Times New Roman"/>
-        </w:rPr>
-      </w:pPr>
+        <w:rPr>
+          <w:rFonts w:ascii="Times New Roman" w:hAnsi="Times New Roman" w:cs="Times New Roman"/>
+        </w:rPr>
+      </w:pPr>
+      <w:r>
+        <w:rPr>
+          <w:rFonts w:ascii="Times New Roman" w:hAnsi="Times New Roman" w:cs="Times New Roman"/>
+        </w:rPr>
+        <w:t>如何根據工作數量，</w:t>
+      </w:r>
+      <w:proofErr w:type="gramStart"/>
+      <w:r>
+        <w:rPr>
+          <w:rFonts w:ascii="Times New Roman" w:hAnsi="Times New Roman" w:cs="Times New Roman"/>
+        </w:rPr>
+        <w:t>自動</w:t>
+      </w:r>
+      <w:r>
+        <w:rPr>
+          <w:rFonts w:ascii="Times New Roman" w:hAnsi="Times New Roman" w:cs="Times New Roman" w:hint="eastAsia"/>
+        </w:rPr>
+        <w:t>擴縮</w:t>
+      </w:r>
+      <w:proofErr w:type="gramEnd"/>
+      <w:r>
+        <w:rPr>
+          <w:rFonts w:ascii="Times New Roman" w:hAnsi="Times New Roman" w:cs="Times New Roman"/>
+        </w:rPr>
+        <w:t xml:space="preserve"> CPU </w:t>
+      </w:r>
+      <w:r>
+        <w:rPr>
+          <w:rFonts w:ascii="Times New Roman" w:hAnsi="Times New Roman" w:cs="Times New Roman"/>
+        </w:rPr>
+        <w:t>與</w:t>
+      </w:r>
+      <w:r>
+        <w:rPr>
+          <w:rFonts w:ascii="Times New Roman" w:hAnsi="Times New Roman" w:cs="Times New Roman"/>
+        </w:rPr>
+        <w:t xml:space="preserve"> GPU </w:t>
+      </w:r>
+      <w:r>
+        <w:rPr>
+          <w:rFonts w:ascii="Times New Roman" w:hAnsi="Times New Roman" w:cs="Times New Roman"/>
+        </w:rPr>
+        <w:t>計算節點。</w:t>
+      </w:r>
     </w:p>
     <w:p>
       <w:pPr>
         <w:pStyle w:val="a4"/>
         <w:numPr>
           <w:ilvl w:val="0"/>
-          <w:numId w:val="4"/>
+          <w:numId w:val="23"/>
         </w:numPr>
         <w:spacing w:line="276" w:lineRule="auto"/>
         <w:rPr>
@@ -4341,7 +4382,19 @@
         <w:rPr>
           <w:rFonts w:ascii="Times New Roman" w:hAnsi="Times New Roman" w:cs="Times New Roman"/>
         </w:rPr>
-        <w:t>如何在容器化叢集上建立一套適合研究工作的排程平台。</w:t>
+        <w:t>如何讓多個較小的</w:t>
+      </w:r>
+      <w:r>
+        <w:rPr>
+          <w:rFonts w:ascii="Times New Roman" w:hAnsi="Times New Roman" w:cs="Times New Roman"/>
+        </w:rPr>
+        <w:t xml:space="preserve"> GPU </w:t>
+      </w:r>
+      <w:r>
+        <w:rPr>
+          <w:rFonts w:ascii="Times New Roman" w:hAnsi="Times New Roman" w:cs="Times New Roman"/>
+        </w:rPr>
+        <w:t>工作共享同一張顯示卡，以提升使用效率。</w:t>
       </w:r>
     </w:p>
     <w:p>
@@ -4349,7 +4402,7 @@
         <w:pStyle w:val="a4"/>
         <w:numPr>
           <w:ilvl w:val="0"/>
-          <w:numId w:val="4"/>
+          <w:numId w:val="23"/>
         </w:numPr>
         <w:spacing w:line="276" w:lineRule="auto"/>
         <w:rPr>
@@ -4360,31 +4413,7 @@
         <w:rPr>
           <w:rFonts w:ascii="Times New Roman" w:hAnsi="Times New Roman" w:cs="Times New Roman"/>
         </w:rPr>
-        <w:t>如何根據工作數量，自動增加或減少</w:t>
-      </w:r>
-      <w:r>
-        <w:rPr>
-          <w:rFonts w:ascii="Times New Roman" w:hAnsi="Times New Roman" w:cs="Times New Roman"/>
-        </w:rPr>
-        <w:t xml:space="preserve"> CPU </w:t>
-      </w:r>
-      <w:r>
-        <w:rPr>
-          <w:rFonts w:ascii="Times New Roman" w:hAnsi="Times New Roman" w:cs="Times New Roman"/>
-        </w:rPr>
-        <w:t>與</w:t>
-      </w:r>
-      <w:r>
-        <w:rPr>
-          <w:rFonts w:ascii="Times New Roman" w:hAnsi="Times New Roman" w:cs="Times New Roman"/>
-        </w:rPr>
-        <w:t xml:space="preserve"> GPU </w:t>
-      </w:r>
-      <w:r>
-        <w:rPr>
-          <w:rFonts w:ascii="Times New Roman" w:hAnsi="Times New Roman" w:cs="Times New Roman"/>
-        </w:rPr>
-        <w:t>計算節點。</w:t>
+        <w:t>如何利用深度強化學習模型，協助系統決定哪些工作應優先執行，以及應使用哪些硬體資源。</w:t>
       </w:r>
     </w:p>
     <w:p>
@@ -4392,7 +4421,7 @@
         <w:pStyle w:val="a4"/>
         <w:numPr>
           <w:ilvl w:val="0"/>
-          <w:numId w:val="4"/>
+          <w:numId w:val="23"/>
         </w:numPr>
         <w:spacing w:line="276" w:lineRule="auto"/>
         <w:rPr>
@@ -4403,77 +4432,16 @@
         <w:rPr>
           <w:rFonts w:ascii="Times New Roman" w:hAnsi="Times New Roman" w:cs="Times New Roman"/>
         </w:rPr>
-        <w:t>如何讓多個較小的</w:t>
-      </w:r>
-      <w:r>
-        <w:rPr>
-          <w:rFonts w:ascii="Times New Roman" w:hAnsi="Times New Roman" w:cs="Times New Roman"/>
-        </w:rPr>
-        <w:t xml:space="preserve"> GPU </w:t>
-      </w:r>
-      <w:r>
-        <w:rPr>
-          <w:rFonts w:ascii="Times New Roman" w:hAnsi="Times New Roman" w:cs="Times New Roman"/>
-        </w:rPr>
-        <w:t>工作共享同一張顯示卡，以提升使用效率。</w:t>
-      </w:r>
-    </w:p>
-    <w:p>
-      <w:pPr>
-        <w:pStyle w:val="a4"/>
-        <w:numPr>
-          <w:ilvl w:val="0"/>
-          <w:numId w:val="4"/>
-        </w:numPr>
+        <w:t>如何在模型判斷不可靠時，讓系統自動回到較穩定的基本排程方式。</w:t>
+      </w:r>
+    </w:p>
+    <w:p>
+      <w:pPr>
         <w:spacing w:line="276" w:lineRule="auto"/>
         <w:rPr>
-          <w:rFonts w:ascii="Times New Roman" w:hAnsi="Times New Roman" w:cs="Times New Roman"/>
-        </w:rPr>
-      </w:pPr>
-      <w:r>
-        <w:rPr>
-          <w:rFonts w:ascii="Times New Roman" w:hAnsi="Times New Roman" w:cs="Times New Roman"/>
-        </w:rPr>
-        <w:t>如何利用深度強化學習模型，協助系統決定哪些工作應優先執行，以及應使用哪些硬體資源。</w:t>
-      </w:r>
-    </w:p>
-    <w:p>
-      <w:pPr>
-        <w:pStyle w:val="a4"/>
-        <w:numPr>
-          <w:ilvl w:val="0"/>
-          <w:numId w:val="4"/>
-        </w:numPr>
-        <w:spacing w:line="276" w:lineRule="auto"/>
-        <w:rPr>
-          <w:rFonts w:ascii="Times New Roman" w:hAnsi="Times New Roman" w:cs="Times New Roman"/>
-        </w:rPr>
-      </w:pPr>
-      <w:r>
-        <w:rPr>
-          <w:rFonts w:ascii="Times New Roman" w:hAnsi="Times New Roman" w:cs="Times New Roman"/>
-        </w:rPr>
-        <w:t>如何在模型判斷不可靠時，讓系統自動回到較穩定的基本排程方式。</w:t>
-      </w:r>
-    </w:p>
-    <w:p>
-      <w:pPr>
-        <w:pStyle w:val="a4"/>
-        <w:numPr>
-          <w:ilvl w:val="0"/>
-          <w:numId w:val="4"/>
-        </w:numPr>
-        <w:spacing w:line="276" w:lineRule="auto"/>
-        <w:rPr>
-          <w:rFonts w:ascii="Times New Roman" w:hAnsi="Times New Roman" w:cs="Times New Roman"/>
-        </w:rPr>
-      </w:pPr>
-      <w:r>
-        <w:rPr>
-          <w:rFonts w:ascii="Times New Roman" w:hAnsi="Times New Roman" w:cs="Times New Roman"/>
-        </w:rPr>
-        <w:t>如何把整個系統的決策過程、資源變化與工作執行情況清楚地呈現出來。</w:t>
-      </w:r>
+          <w:rFonts w:ascii="Times New Roman" w:hAnsi="Times New Roman" w:cs="Times New Roman" w:hint="eastAsia"/>
+        </w:rPr>
+      </w:pPr>
     </w:p>
     <w:p>
       <w:pPr>
@@ -5875,7 +5843,7 @@
         <w:rPr>
           <w:rFonts w:ascii="Times New Roman" w:hAnsi="Times New Roman" w:cs="Times New Roman"/>
         </w:rPr>
-        <w:t>（以下簡稱</w:t>
+        <w:t>（簡稱</w:t>
       </w:r>
       <w:r>
         <w:rPr>
@@ -6565,19 +6533,19 @@
         <w:rPr>
           <w:rFonts w:ascii="Times New Roman" w:hAnsi="Times New Roman" w:cs="Times New Roman"/>
         </w:rPr>
-        <w:t>退化為一般平均。由於排程動作是離散且帶遮罩（</w:t>
-      </w:r>
-      <w:r>
-        <w:rPr>
-          <w:rFonts w:ascii="Times New Roman" w:hAnsi="Times New Roman" w:cs="Times New Roman"/>
-        </w:rPr>
-        <w:t>mask</w:t>
-      </w:r>
-      <w:r>
-        <w:rPr>
-          <w:rFonts w:ascii="Times New Roman" w:hAnsi="Times New Roman" w:cs="Times New Roman"/>
-        </w:rPr>
-        <w:t>）的，本專題將原論文連續控制的高斯</w:t>
+        <w:t>退化為一般平均。由於排程動作是離散的，本專題將原</w:t>
+      </w:r>
+      <w:r>
+        <w:rPr>
+          <w:rFonts w:ascii="Times New Roman" w:hAnsi="Times New Roman" w:cs="Times New Roman" w:hint="eastAsia"/>
+        </w:rPr>
+        <w:t>始</w:t>
+      </w:r>
+      <w:r>
+        <w:rPr>
+          <w:rFonts w:ascii="Times New Roman" w:hAnsi="Times New Roman" w:cs="Times New Roman"/>
+        </w:rPr>
+        <w:t>論文連續控制的高斯</w:t>
       </w:r>
       <w:r>
         <w:rPr>
@@ -6589,8 +6557,16 @@
         <w:rPr>
           <w:rFonts w:ascii="Times New Roman" w:hAnsi="Times New Roman" w:cs="Times New Roman"/>
         </w:rPr>
-        <w:t>改寫為顯式的</w:t>
-      </w:r>
+        <w:t>改寫為</w:t>
+      </w:r>
+      <w:proofErr w:type="gramStart"/>
+      <w:r>
+        <w:rPr>
+          <w:rFonts w:ascii="Times New Roman" w:hAnsi="Times New Roman" w:cs="Times New Roman"/>
+        </w:rPr>
+        <w:t>顯式的</w:t>
+      </w:r>
+      <w:proofErr w:type="gramEnd"/>
       <w:r>
         <w:rPr>
           <w:rFonts w:ascii="Times New Roman" w:hAnsi="Times New Roman" w:cs="Times New Roman"/>
@@ -6895,6 +6871,12 @@
       </w:pPr>
       <w:r>
         <w:rPr>
+          <w:rFonts w:ascii="Times New Roman" w:hAnsi="Times New Roman" w:cs="Times New Roman" w:hint="eastAsia"/>
+        </w:rPr>
+        <w:t xml:space="preserve">　　</w:t>
+      </w:r>
+      <w:r>
+        <w:rPr>
           <w:rFonts w:ascii="Times New Roman" w:hAnsi="Times New Roman" w:cs="Times New Roman"/>
         </w:rPr>
         <w:t>本系統的核心概念是把「批次工作排程」與「彈性資源管理」結合起來。使用者仍然以熟悉的方式提交工作，而系統在背後自動處理工作排序、節點啟動、</w:t>
@@ -7275,6 +7257,12 @@
       </w:pPr>
       <w:r>
         <w:rPr>
+          <w:rFonts w:ascii="Times New Roman" w:hAnsi="Times New Roman" w:cs="Times New Roman" w:hint="eastAsia"/>
+        </w:rPr>
+        <w:t xml:space="preserve">　　</w:t>
+      </w:r>
+      <w:r>
+        <w:rPr>
           <w:rFonts w:ascii="Times New Roman" w:hAnsi="Times New Roman" w:cs="Times New Roman"/>
         </w:rPr>
         <w:t>在基本規則之外，加入深度強化學習模型，讓系統可根據「目前有哪些工作在等待」、「哪些節點正在執行」、「</w:t>
@@ -7289,7 +7277,7 @@
         <w:rPr>
           <w:rFonts w:ascii="Times New Roman" w:hAnsi="Times New Roman" w:cs="Times New Roman"/>
         </w:rPr>
-        <w:t>尚有多少可分配空間」等資訊，進一步判斷哪一個工作應優先處理、是否需要額外提高優先順序，以及工作比較適合放到哪一個節點上。若模型對自己的判斷沒有把握，系統就回到基本排程規則。</w:t>
+        <w:t>尚有多少可分配空間」等資訊，進一步判斷哪一個工作應優先處理、是否需要額外提高優先順序，以及工作比較適合放到哪一個節點上。</w:t>
       </w:r>
     </w:p>
     <w:p>
@@ -7419,6 +7407,12 @@
       </w:pPr>
       <w:r>
         <w:rPr>
+          <w:rFonts w:ascii="Times New Roman" w:hAnsi="Times New Roman" w:cs="Times New Roman" w:hint="eastAsia"/>
+        </w:rPr>
+        <w:t xml:space="preserve">　　</w:t>
+      </w:r>
+      <w:r>
+        <w:rPr>
           <w:rFonts w:ascii="Times New Roman" w:hAnsi="Times New Roman" w:cs="Times New Roman"/>
         </w:rPr>
         <w:t>除了影響工作的先後順序外，系統也能先暫時保留工作，再根據模型決定其應放到哪一台節點上。這樣的做法讓模型的判斷不只停留在「哪個工作先跑」，而是更進一步參與「工作要放在哪裡跑」的決策。</w:t>
@@ -7469,9 +7463,69 @@
       </w:pPr>
       <w:r>
         <w:rPr>
-          <w:rFonts w:ascii="Times New Roman" w:hAnsi="Times New Roman" w:cs="Times New Roman"/>
-        </w:rPr>
-        <w:t>為提升利用率，本系統採用</w:t>
+          <w:rFonts w:ascii="Times New Roman" w:hAnsi="Times New Roman" w:cs="Times New Roman" w:hint="eastAsia"/>
+        </w:rPr>
+        <w:t xml:space="preserve">　　</w:t>
+      </w:r>
+      <w:r>
+        <w:rPr>
+          <w:rFonts w:ascii="Times New Roman" w:hAnsi="Times New Roman" w:cs="Times New Roman"/>
+        </w:rPr>
+        <w:t>為提升利用率，</w:t>
+      </w:r>
+      <w:r>
+        <w:rPr>
+          <w:rFonts w:ascii="Times New Roman" w:hAnsi="Times New Roman" w:cs="Times New Roman" w:hint="eastAsia"/>
+        </w:rPr>
+        <w:t>可以</w:t>
+      </w:r>
+      <w:r>
+        <w:rPr>
+          <w:rFonts w:ascii="Times New Roman" w:hAnsi="Times New Roman" w:cs="Times New Roman" w:hint="eastAsia"/>
+        </w:rPr>
+        <w:t>透過</w:t>
+      </w:r>
+      <w:r>
+        <w:rPr>
+          <w:rFonts w:ascii="Times New Roman" w:hAnsi="Times New Roman" w:cs="Times New Roman" w:hint="eastAsia"/>
+        </w:rPr>
+        <w:t>MPS</w:t>
+      </w:r>
+      <w:r>
+        <w:rPr>
+          <w:rFonts w:ascii="Times New Roman" w:hAnsi="Times New Roman" w:cs="Times New Roman"/>
+        </w:rPr>
+        <w:t xml:space="preserve"> </w:t>
+      </w:r>
+      <w:r>
+        <w:rPr>
+          <w:rFonts w:ascii="Times New Roman" w:hAnsi="Times New Roman" w:cs="Times New Roman" w:hint="eastAsia"/>
+        </w:rPr>
+        <w:t>(</w:t>
+      </w:r>
+      <w:r>
+        <w:rPr>
+          <w:rFonts w:ascii="Times New Roman" w:hAnsi="Times New Roman" w:cs="Times New Roman"/>
+        </w:rPr>
+        <w:t>Multi-Process Service</w:t>
+      </w:r>
+      <w:r>
+        <w:rPr>
+          <w:rFonts w:ascii="Times New Roman" w:hAnsi="Times New Roman" w:cs="Times New Roman" w:hint="eastAsia"/>
+        </w:rPr>
+        <w:t>)</w:t>
+      </w:r>
+      <w:r>
+        <w:rPr>
+          <w:rFonts w:ascii="Times New Roman" w:hAnsi="Times New Roman" w:cs="Times New Roman" w:hint="eastAsia"/>
+        </w:rPr>
+        <w:t xml:space="preserve"> </w:t>
+      </w:r>
+      <w:r>
+        <w:rPr>
+          <w:rFonts w:ascii="Times New Roman" w:hAnsi="Times New Roman" w:cs="Times New Roman"/>
+        </w:rPr>
+        <w:t>讓多個較小的工作共享同一張</w:t>
       </w:r>
       <w:r>
         <w:rPr>
@@ -7483,7 +7537,7 @@
         <w:rPr>
           <w:rFonts w:ascii="Times New Roman" w:hAnsi="Times New Roman" w:cs="Times New Roman"/>
         </w:rPr>
-        <w:t>資源切分的方式，讓多個較小的工作共享同一張</w:t>
+        <w:t>。以目前的系統設定為例，一張</w:t>
       </w:r>
       <w:r>
         <w:rPr>
@@ -7491,41 +7545,55 @@
         </w:rPr>
         <w:t>GPU</w:t>
       </w:r>
-      <w:r>
-        <w:rPr>
-          <w:rFonts w:ascii="Times New Roman" w:hAnsi="Times New Roman" w:cs="Times New Roman"/>
-        </w:rPr>
-        <w:t>。以目前的系統設定為例，一張</w:t>
-      </w:r>
-      <w:r>
-        <w:rPr>
-          <w:rFonts w:ascii="Times New Roman" w:hAnsi="Times New Roman" w:cs="Times New Roman"/>
-        </w:rPr>
-        <w:t>GPU</w:t>
-      </w:r>
-      <w:r>
-        <w:rPr>
-          <w:rFonts w:ascii="Times New Roman" w:hAnsi="Times New Roman" w:cs="Times New Roman"/>
-        </w:rPr>
-        <w:t>可切成多個可分配單位，使用者可依需求申請</w:t>
-      </w:r>
-      <w:r>
-        <w:rPr>
-          <w:rFonts w:ascii="Times New Roman" w:hAnsi="Times New Roman" w:cs="Times New Roman"/>
-        </w:rPr>
-        <w:t>1/4</w:t>
-      </w:r>
-      <w:r>
-        <w:rPr>
-          <w:rFonts w:ascii="Times New Roman" w:hAnsi="Times New Roman" w:cs="Times New Roman"/>
+      <w:proofErr w:type="gramStart"/>
+      <w:r>
+        <w:rPr>
+          <w:rFonts w:ascii="Times New Roman" w:hAnsi="Times New Roman" w:cs="Times New Roman"/>
+        </w:rPr>
+        <w:t>可切成</w:t>
+      </w:r>
+      <w:proofErr w:type="gramEnd"/>
+      <w:r>
+        <w:rPr>
+          <w:rFonts w:ascii="Times New Roman" w:hAnsi="Times New Roman" w:cs="Times New Roman"/>
+        </w:rPr>
+        <w:t>多個可分配單位，使用者可依需求申請</w:t>
+      </w:r>
+      <w:r>
+        <w:rPr>
+          <w:rFonts w:ascii="Times New Roman" w:hAnsi="Times New Roman" w:cs="Times New Roman" w:hint="eastAsia"/>
+        </w:rPr>
+        <w:t>0.25</w:t>
+      </w:r>
+      <w:r>
+        <w:rPr>
+          <w:rFonts w:ascii="Times New Roman" w:hAnsi="Times New Roman" w:cs="Times New Roman" w:hint="eastAsia"/>
         </w:rPr>
         <w:t>、</w:t>
       </w:r>
       <w:r>
         <w:rPr>
-          <w:rFonts w:ascii="Times New Roman" w:hAnsi="Times New Roman" w:cs="Times New Roman"/>
-        </w:rPr>
-        <w:t>1/2</w:t>
+          <w:rFonts w:ascii="Times New Roman" w:hAnsi="Times New Roman" w:cs="Times New Roman" w:hint="eastAsia"/>
+        </w:rPr>
+        <w:t>0.5</w:t>
+      </w:r>
+      <w:r>
+        <w:rPr>
+          <w:rFonts w:ascii="Times New Roman" w:hAnsi="Times New Roman" w:cs="Times New Roman"/>
+        </w:rPr>
+        <w:t>0</w:t>
+      </w:r>
+      <w:r>
+        <w:rPr>
+          <w:rFonts w:ascii="Times New Roman" w:hAnsi="Times New Roman" w:cs="Times New Roman" w:hint="eastAsia"/>
+        </w:rPr>
+        <w:t>、</w:t>
+      </w:r>
+      <w:r>
+        <w:rPr>
+          <w:rFonts w:ascii="Times New Roman" w:hAnsi="Times New Roman" w:cs="Times New Roman" w:hint="eastAsia"/>
+        </w:rPr>
+        <w:t>0.75</w:t>
       </w:r>
       <w:r>
         <w:rPr>
@@ -7643,29 +7711,49 @@
         <w:rPr>
           <w:rFonts w:ascii="Times New Roman" w:hAnsi="Times New Roman" w:cs="Times New Roman"/>
         </w:rPr>
+        <w:t>3.4</w:t>
+      </w:r>
+      <w:r>
+        <w:rPr>
+          <w:rFonts w:ascii="Times New Roman" w:hAnsi="Times New Roman" w:cs="Times New Roman"/>
+        </w:rPr>
+        <w:t xml:space="preserve">　模型訓練與評估方法</w:t>
+      </w:r>
+      <w:bookmarkEnd w:id="18"/>
+    </w:p>
+    <w:p>
+      <w:pPr>
+        <w:spacing w:line="276" w:lineRule="auto"/>
+        <w:rPr>
+          <w:rFonts w:ascii="Times New Roman" w:hAnsi="Times New Roman" w:cs="Times New Roman"/>
+        </w:rPr>
+      </w:pPr>
+      <w:r>
+        <w:rPr>
+          <w:rFonts w:ascii="Times New Roman" w:hAnsi="Times New Roman" w:cs="Times New Roman" w:hint="eastAsia"/>
+        </w:rPr>
         <w:lastRenderedPageBreak/>
-        <w:t>3.4</w:t>
-      </w:r>
-      <w:r>
-        <w:rPr>
-          <w:rFonts w:ascii="Times New Roman" w:hAnsi="Times New Roman" w:cs="Times New Roman"/>
-        </w:rPr>
-        <w:t xml:space="preserve">　模型訓練與評估方法</w:t>
-      </w:r>
-      <w:bookmarkEnd w:id="18"/>
-    </w:p>
-    <w:p>
-      <w:pPr>
-        <w:spacing w:line="276" w:lineRule="auto"/>
-        <w:rPr>
-          <w:rFonts w:ascii="Times New Roman" w:hAnsi="Times New Roman" w:cs="Times New Roman"/>
-        </w:rPr>
-      </w:pPr>
-      <w:r>
-        <w:rPr>
-          <w:rFonts w:ascii="Times New Roman" w:hAnsi="Times New Roman" w:cs="Times New Roman"/>
-        </w:rPr>
-        <w:t>本專題比較三種排程方式，採完全相同的訓練配方，僅調整指令參數，以分離各機制的貢獻：</w:t>
+        <w:t>將</w:t>
+      </w:r>
+      <w:r>
+        <w:rPr>
+          <w:rFonts w:ascii="Times New Roman" w:hAnsi="Times New Roman" w:cs="Times New Roman"/>
+        </w:rPr>
+        <w:t>比較三種排程方式，</w:t>
+      </w:r>
+      <w:proofErr w:type="gramStart"/>
+      <w:r>
+        <w:rPr>
+          <w:rFonts w:ascii="Times New Roman" w:hAnsi="Times New Roman" w:cs="Times New Roman"/>
+        </w:rPr>
+        <w:t>採</w:t>
+      </w:r>
+      <w:proofErr w:type="gramEnd"/>
+      <w:r>
+        <w:rPr>
+          <w:rFonts w:ascii="Times New Roman" w:hAnsi="Times New Roman" w:cs="Times New Roman"/>
+        </w:rPr>
+        <w:t>完全相同的訓練配方，僅調整指令參數，以分離各機制的貢獻：</w:t>
       </w:r>
     </w:p>
     <w:p>
@@ -7676,13 +7764,24 @@
           <w:numId w:val="13"/>
         </w:numPr>
         <w:spacing w:line="276" w:lineRule="auto"/>
-        <w:rPr>
-          <w:rFonts w:ascii="Times New Roman" w:hAnsi="Times New Roman" w:cs="Times New Roman"/>
-        </w:rPr>
-      </w:pPr>
-      <w:r>
-        <w:rPr>
-          <w:rFonts w:ascii="Times New Roman" w:hAnsi="Times New Roman" w:cs="Times New Roman"/>
+        <w:jc w:val="both"/>
+        <w:rPr>
+          <w:rFonts w:ascii="Times New Roman" w:hAnsi="Times New Roman" w:cs="Times New Roman" w:hint="eastAsia"/>
+        </w:rPr>
+      </w:pPr>
+      <w:r>
+        <w:rPr>
+          <w:rFonts w:ascii="Times New Roman" w:hAnsi="Times New Roman" w:cs="Times New Roman"/>
+          <w:b/>
+          <w:bCs/>
+        </w:rPr>
+        <w:t>啟發式</w:t>
+      </w:r>
+      <w:r>
+        <w:rPr>
+          <w:rFonts w:ascii="Times New Roman" w:hAnsi="Times New Roman" w:cs="Times New Roman"/>
+          <w:b/>
+          <w:bCs/>
         </w:rPr>
         <w:t>Score</w:t>
       </w:r>
@@ -7690,212 +7789,142 @@
         <w:rPr>
           <w:rFonts w:ascii="Times New Roman" w:hAnsi="Times New Roman" w:cs="Times New Roman"/>
         </w:rPr>
-        <w:t>（啟發式基準，</w:t>
-      </w:r>
-      <w:r>
-        <w:rPr>
-          <w:rFonts w:ascii="Times New Roman" w:hAnsi="Times New Roman" w:cs="Times New Roman"/>
-        </w:rPr>
-        <w:t>Δ=0%</w:t>
-      </w:r>
-      <w:r>
-        <w:rPr>
-          <w:rFonts w:ascii="Times New Roman" w:hAnsi="Times New Roman" w:cs="Times New Roman"/>
-        </w:rPr>
-        <w:t>）：以</w:t>
-      </w:r>
-      <w:r>
-        <w:rPr>
-          <w:rFonts w:ascii="Times New Roman" w:hAnsi="Times New Roman" w:cs="Times New Roman"/>
-        </w:rPr>
-        <w:t xml:space="preserve"> MPS fit</w:t>
-      </w:r>
-      <w:r>
-        <w:rPr>
-          <w:rFonts w:ascii="Times New Roman" w:hAnsi="Times New Roman" w:cs="Times New Roman"/>
-        </w:rPr>
-        <w:t>、</w:t>
-      </w:r>
-      <w:r>
-        <w:rPr>
-          <w:rFonts w:ascii="Times New Roman" w:hAnsi="Times New Roman" w:cs="Times New Roman"/>
-        </w:rPr>
-        <w:t>VRAM fit</w:t>
-      </w:r>
-      <w:r>
-        <w:rPr>
-          <w:rFonts w:ascii="Times New Roman" w:hAnsi="Times New Roman" w:cs="Times New Roman"/>
-        </w:rPr>
-        <w:t>、碎片化懲罰與</w:t>
-      </w:r>
-      <w:r>
-        <w:rPr>
-          <w:rFonts w:ascii="Times New Roman" w:hAnsi="Times New Roman" w:cs="Times New Roman"/>
-        </w:rPr>
-        <w:t xml:space="preserve"> runtime </w:t>
-      </w:r>
-      <w:r>
-        <w:rPr>
-          <w:rFonts w:ascii="Times New Roman" w:hAnsi="Times New Roman" w:cs="Times New Roman"/>
-        </w:rPr>
-        <w:t>估計計算工作優先分數，不需訓練，作為比較基準。</w:t>
-      </w:r>
-    </w:p>
-    <w:p>
-      <w:pPr>
-        <w:spacing w:line="276" w:lineRule="auto"/>
-        <w:jc w:val="both"/>
-        <w:rPr>
-          <w:rFonts w:ascii="Times New Roman" w:hAnsi="Times New Roman" w:cs="Times New Roman"/>
-        </w:rPr>
-      </w:pPr>
-      <w:r>
-        <w:rPr>
-          <w:rFonts w:ascii="Times New Roman" w:hAnsi="Times New Roman" w:cs="Times New Roman"/>
-        </w:rPr>
-        <w:t xml:space="preserve">　　</w:t>
-      </w:r>
-      <w:r>
-        <w:rPr>
-          <w:rFonts w:ascii="Times New Roman" w:hAnsi="Times New Roman" w:cs="Times New Roman"/>
-        </w:rPr>
-        <w:t xml:space="preserve">Score </w:t>
-      </w:r>
-      <w:r>
-        <w:rPr>
-          <w:rFonts w:ascii="Times New Roman" w:hAnsi="Times New Roman" w:cs="Times New Roman"/>
-        </w:rPr>
-        <w:t>函數</w:t>
-      </w:r>
-      <w:proofErr w:type="gramStart"/>
-      <w:r>
-        <w:rPr>
-          <w:rFonts w:ascii="Times New Roman" w:hAnsi="Times New Roman" w:cs="Times New Roman"/>
-        </w:rPr>
-        <w:t>採</w:t>
-      </w:r>
-      <w:proofErr w:type="gramEnd"/>
-      <w:r>
-        <w:rPr>
-          <w:rFonts w:ascii="Times New Roman" w:hAnsi="Times New Roman" w:cs="Times New Roman"/>
-        </w:rPr>
-        <w:t>加權線性組合，以五個因子計算</w:t>
-      </w:r>
-      <w:r>
-        <w:rPr>
-          <w:rFonts w:ascii="Times New Roman" w:hAnsi="Times New Roman" w:cs="Times New Roman"/>
-        </w:rPr>
-        <w:t xml:space="preserve"> priority delta</w:t>
-      </w:r>
-      <w:r>
-        <w:rPr>
-          <w:rFonts w:ascii="Times New Roman" w:hAnsi="Times New Roman" w:cs="Times New Roman"/>
-        </w:rPr>
-        <w:t>，分數越高代表該工作越值得優先排程：</w:t>
-      </w:r>
-    </w:p>
-    <w:p>
-      <w:pPr>
-        <w:spacing w:line="276" w:lineRule="auto"/>
-        <w:jc w:val="both"/>
-        <w:rPr>
-          <w:rFonts w:ascii="Times New Roman" w:hAnsi="Times New Roman" w:cs="Times New Roman"/>
-        </w:rPr>
-      </w:pPr>
-      <w:r>
-        <w:rPr>
-          <w:rFonts w:ascii="Times New Roman" w:hAnsi="Times New Roman" w:cs="Times New Roman"/>
-        </w:rPr>
-        <w:t>score(J, P)  =  clamp( α·f_mps_fit + β·f_vram_fit + γ·f_topology − δ·f_fragmentation + ε·f_pred_</w:t>
-      </w:r>
-      <w:proofErr w:type="gramStart"/>
-      <w:r>
-        <w:rPr>
-          <w:rFonts w:ascii="Times New Roman" w:hAnsi="Times New Roman" w:cs="Times New Roman"/>
-        </w:rPr>
-        <w:t>runtime,  0</w:t>
-      </w:r>
-      <w:proofErr w:type="gramEnd"/>
-      <w:r>
-        <w:rPr>
-          <w:rFonts w:ascii="Times New Roman" w:hAnsi="Times New Roman" w:cs="Times New Roman"/>
-        </w:rPr>
-        <w:t xml:space="preserve">, </w:t>
-      </w:r>
-      <w:proofErr w:type="gramStart"/>
-      <w:r>
-        <w:rPr>
-          <w:rFonts w:ascii="Times New Roman" w:hAnsi="Times New Roman" w:cs="Times New Roman"/>
-        </w:rPr>
-        <w:t>1 )</w:t>
-      </w:r>
-      <w:proofErr w:type="gramEnd"/>
-    </w:p>
-    <w:p>
-      <w:pPr>
-        <w:spacing w:line="276" w:lineRule="auto"/>
-        <w:jc w:val="both"/>
-        <w:rPr>
-          <w:rFonts w:ascii="Times New Roman" w:hAnsi="Times New Roman" w:cs="Times New Roman"/>
-        </w:rPr>
-      </w:pPr>
-      <w:r>
-        <w:rPr>
-          <w:rFonts w:ascii="Times New Roman" w:hAnsi="Times New Roman" w:cs="Times New Roman"/>
-        </w:rPr>
-        <w:t>priority_delta  =  round( scoreGain × score )</w:t>
-      </w:r>
-      <w:r>
-        <w:rPr>
-          <w:rFonts w:ascii="Times New Roman" w:hAnsi="Times New Roman" w:cs="Times New Roman"/>
-        </w:rPr>
-        <w:t xml:space="preserve">　　（</w:t>
-      </w:r>
-      <w:r>
-        <w:rPr>
-          <w:rFonts w:ascii="Times New Roman" w:hAnsi="Times New Roman" w:cs="Times New Roman"/>
-        </w:rPr>
-        <w:t xml:space="preserve">scoreGain </w:t>
-      </w:r>
-      <w:r>
-        <w:rPr>
-          <w:rFonts w:ascii="Times New Roman" w:hAnsi="Times New Roman" w:cs="Times New Roman"/>
-        </w:rPr>
-        <w:t>預設</w:t>
-      </w:r>
-      <w:r>
-        <w:rPr>
-          <w:rFonts w:ascii="Times New Roman" w:hAnsi="Times New Roman" w:cs="Times New Roman"/>
-        </w:rPr>
-        <w:t xml:space="preserve"> 1000</w:t>
-      </w:r>
-      <w:r>
-        <w:rPr>
-          <w:rFonts w:ascii="Times New Roman" w:hAnsi="Times New Roman" w:cs="Times New Roman"/>
-        </w:rPr>
-        <w:t>）</w:t>
-      </w:r>
-    </w:p>
-    <w:p>
-      <w:pPr>
-        <w:spacing w:line="276" w:lineRule="auto"/>
-      </w:pPr>
+        <w:t>：以</w:t>
+      </w:r>
+      <w:r>
+        <w:rPr>
+          <w:rFonts w:ascii="Times New Roman" w:hAnsi="Times New Roman" w:cs="Times New Roman"/>
+        </w:rPr>
+        <w:t>加權線性組合</w:t>
+      </w:r>
+      <w:r>
+        <w:rPr>
+          <w:rFonts w:ascii="Times New Roman" w:hAnsi="Times New Roman" w:cs="Times New Roman" w:hint="eastAsia"/>
+        </w:rPr>
+        <w:t>公式</w:t>
+      </w:r>
+      <w:r>
+        <w:rPr>
+          <w:rFonts w:ascii="Times New Roman" w:hAnsi="Times New Roman" w:cs="Times New Roman" w:hint="eastAsia"/>
+        </w:rPr>
+        <w:t>計算</w:t>
+      </w:r>
+      <w:r>
+        <w:rPr>
+          <w:rFonts w:ascii="Times New Roman" w:hAnsi="Times New Roman" w:cs="Times New Roman"/>
+        </w:rPr>
+        <w:t>工作優先</w:t>
+      </w:r>
+      <w:r>
+        <w:rPr>
+          <w:rFonts w:ascii="Times New Roman" w:hAnsi="Times New Roman" w:cs="Times New Roman" w:hint="eastAsia"/>
+        </w:rPr>
+        <w:t>級</w:t>
+      </w:r>
+      <w:r>
+        <w:rPr>
+          <w:rFonts w:ascii="Times New Roman" w:hAnsi="Times New Roman" w:cs="Times New Roman"/>
+        </w:rPr>
+        <w:t>，</w:t>
+      </w:r>
+      <w:r>
+        <w:rPr>
+          <w:rFonts w:ascii="Times New Roman" w:hAnsi="Times New Roman" w:cs="Times New Roman"/>
+        </w:rPr>
+        <w:t>分數越高代表該工作越值得優先排程</w:t>
+      </w:r>
+      <w:r>
+        <w:rPr>
+          <w:rFonts w:ascii="Times New Roman" w:hAnsi="Times New Roman" w:cs="Times New Roman" w:hint="eastAsia"/>
+        </w:rPr>
+        <w:t>。</w:t>
+      </w:r>
+      <w:r>
+        <w:rPr>
+          <w:rFonts w:ascii="Times New Roman" w:hAnsi="Times New Roman" w:cs="Times New Roman"/>
+        </w:rPr>
+        <w:t>五個因子</w:t>
+      </w:r>
+      <w:r>
+        <w:rPr>
+          <w:rFonts w:ascii="Times New Roman" w:hAnsi="Times New Roman" w:cs="Times New Roman" w:hint="eastAsia"/>
+        </w:rPr>
+        <w:t>及對應權重說明如下</w:t>
+      </w:r>
+      <w:r>
+        <w:rPr>
+          <w:rFonts w:ascii="Times New Roman" w:hAnsi="Times New Roman" w:cs="Times New Roman" w:hint="eastAsia"/>
+        </w:rPr>
+        <w:t>表</w:t>
+      </w:r>
+      <w:r>
+        <w:rPr>
+          <w:rFonts w:ascii="Times New Roman" w:hAnsi="Times New Roman" w:cs="Times New Roman" w:hint="eastAsia"/>
+        </w:rPr>
+        <w:t>，</w:t>
+      </w:r>
+      <w:r>
+        <w:rPr>
+          <w:rFonts w:hint="eastAsia"/>
+        </w:rPr>
+        <w:t>預設不啟用</w:t>
+      </w:r>
+      <w:r>
+        <w:rPr>
+          <w:rFonts w:ascii="Times New Roman" w:hAnsi="Times New Roman" w:cs="Times New Roman"/>
+        </w:rPr>
+        <w:t>topology</w:t>
+      </w:r>
+      <w:r>
+        <w:rPr>
+          <w:rFonts w:ascii="Times New Roman" w:hAnsi="Times New Roman" w:cs="Times New Roman" w:hint="eastAsia"/>
+        </w:rPr>
+        <w:t>和</w:t>
+      </w:r>
+      <w:r>
+        <w:rPr>
+          <w:rFonts w:ascii="Times New Roman" w:hAnsi="Times New Roman" w:cs="Times New Roman"/>
+        </w:rPr>
+        <w:t xml:space="preserve">runtime </w:t>
+      </w:r>
+      <w:r>
+        <w:rPr>
+          <w:rFonts w:ascii="Times New Roman" w:hAnsi="Times New Roman" w:cs="Times New Roman" w:hint="eastAsia"/>
+        </w:rPr>
+        <w:t>fit</w:t>
+      </w:r>
+      <w:r>
+        <w:rPr>
+          <w:rFonts w:ascii="Times New Roman" w:hAnsi="Times New Roman" w:cs="Times New Roman" w:hint="eastAsia"/>
+        </w:rPr>
+        <w:t>兩項</w:t>
+      </w:r>
+      <w:r>
+        <w:rPr>
+          <w:rFonts w:ascii="Times New Roman" w:hAnsi="Times New Roman" w:cs="Times New Roman" w:hint="eastAsia"/>
+        </w:rPr>
+        <w:t>。</w:t>
+      </w:r>
     </w:p>
     <w:tbl>
       <w:tblPr>
         <w:tblStyle w:val="ad"/>
         <w:tblW w:w="0" w:type="auto"/>
+        <w:jc w:val="center"/>
         <w:tblLook w:val="04A0" w:firstRow="1" w:lastRow="0" w:firstColumn="1" w:lastColumn="0" w:noHBand="0" w:noVBand="1"/>
       </w:tblPr>
       <w:tblGrid>
-        <w:gridCol w:w="1838"/>
+        <w:gridCol w:w="1701"/>
         <w:gridCol w:w="1276"/>
         <w:gridCol w:w="5182"/>
       </w:tblGrid>
       <w:tr>
+        <w:trPr>
+          <w:jc w:val="center"/>
+        </w:trPr>
         <w:tc>
           <w:tcPr>
-            <w:tcW w:w="1838" w:type="dxa"/>
+            <w:tcW w:w="1701" w:type="dxa"/>
             <w:shd w:val="clear" w:color="auto" w:fill="E7E6E6" w:themeFill="background2"/>
             <w:vAlign w:val="center"/>
           </w:tcPr>
@@ -7970,25 +7999,22 @@
         </w:tc>
       </w:tr>
       <w:tr>
+        <w:trPr>
+          <w:jc w:val="center"/>
+        </w:trPr>
         <w:tc>
           <w:tcPr>
-            <w:tcW w:w="1838" w:type="dxa"/>
+            <w:tcW w:w="1701" w:type="dxa"/>
             <w:vAlign w:val="center"/>
           </w:tcPr>
           <w:p>
             <w:pPr>
               <w:spacing w:line="276" w:lineRule="auto"/>
               <w:jc w:val="center"/>
-              <w:rPr>
-                <w:b/>
-                <w:bCs/>
-              </w:rPr>
             </w:pPr>
             <w:r>
               <w:rPr>
                 <w:rFonts w:ascii="Times New Roman" w:hAnsi="Times New Roman" w:cs="Times New Roman"/>
-                <w:b/>
-                <w:bCs/>
               </w:rPr>
               <w:t>MPS fit</w:t>
             </w:r>
@@ -7997,10 +8023,12 @@
         <w:tc>
           <w:tcPr>
             <w:tcW w:w="1276" w:type="dxa"/>
+            <w:vAlign w:val="center"/>
           </w:tcPr>
           <w:p>
             <w:pPr>
               <w:spacing w:line="276" w:lineRule="auto"/>
+              <w:jc w:val="center"/>
             </w:pPr>
             <m:oMathPara>
               <m:oMath>
@@ -8088,25 +8116,22 @@
         </w:tc>
       </w:tr>
       <w:tr>
+        <w:trPr>
+          <w:jc w:val="center"/>
+        </w:trPr>
         <w:tc>
           <w:tcPr>
-            <w:tcW w:w="1838" w:type="dxa"/>
+            <w:tcW w:w="1701" w:type="dxa"/>
             <w:vAlign w:val="center"/>
           </w:tcPr>
           <w:p>
             <w:pPr>
               <w:spacing w:line="276" w:lineRule="auto"/>
               <w:jc w:val="center"/>
-              <w:rPr>
-                <w:b/>
-                <w:bCs/>
-              </w:rPr>
             </w:pPr>
             <w:r>
               <w:rPr>
                 <w:rFonts w:ascii="Times New Roman" w:hAnsi="Times New Roman" w:cs="Times New Roman"/>
-                <w:b/>
-                <w:bCs/>
               </w:rPr>
               <w:t>VRAM fit</w:t>
             </w:r>
@@ -8115,10 +8140,12 @@
         <w:tc>
           <w:tcPr>
             <w:tcW w:w="1276" w:type="dxa"/>
+            <w:vAlign w:val="center"/>
           </w:tcPr>
           <w:p>
             <w:pPr>
               <w:spacing w:line="276" w:lineRule="auto"/>
+              <w:jc w:val="center"/>
             </w:pPr>
             <m:oMathPara>
               <m:oMath>
@@ -8126,25 +8153,7 @@
                   <w:rPr>
                     <w:rFonts w:ascii="Cambria Math" w:hAnsi="Cambria Math"/>
                   </w:rPr>
-                  <m:t>β</m:t>
-                </m:r>
-                <m:r>
-                  <w:rPr>
-                    <w:rFonts w:ascii="Cambria Math" w:hAnsi="Cambria Math"/>
-                  </w:rPr>
-                  <m:t>=0.</m:t>
-                </m:r>
-                <m:r>
-                  <w:rPr>
-                    <w:rFonts w:ascii="Cambria Math" w:hAnsi="Cambria Math"/>
-                  </w:rPr>
-                  <m:t>2</m:t>
-                </m:r>
-                <m:r>
-                  <w:rPr>
-                    <w:rFonts w:ascii="Cambria Math" w:hAnsi="Cambria Math"/>
-                  </w:rPr>
-                  <m:t>0</m:t>
+                  <m:t>β=0.20</m:t>
                 </m:r>
               </m:oMath>
             </m:oMathPara>
@@ -8240,9 +8249,12 @@
         </w:tc>
       </w:tr>
       <w:tr>
+        <w:trPr>
+          <w:jc w:val="center"/>
+        </w:trPr>
         <w:tc>
           <w:tcPr>
-            <w:tcW w:w="1838" w:type="dxa"/>
+            <w:tcW w:w="1701" w:type="dxa"/>
             <w:vAlign w:val="center"/>
           </w:tcPr>
           <w:p>
@@ -8261,10 +8273,12 @@
         <w:tc>
           <w:tcPr>
             <w:tcW w:w="1276" w:type="dxa"/>
+            <w:vAlign w:val="center"/>
           </w:tcPr>
           <w:p>
             <w:pPr>
               <w:spacing w:line="276" w:lineRule="auto"/>
+              <w:jc w:val="center"/>
             </w:pPr>
             <m:oMathPara>
               <m:oMath>
@@ -8272,25 +8286,7 @@
                   <w:rPr>
                     <w:rFonts w:ascii="Cambria Math" w:hAnsi="Cambria Math"/>
                   </w:rPr>
-                  <m:t>γ</m:t>
-                </m:r>
-                <m:r>
-                  <w:rPr>
-                    <w:rFonts w:ascii="Cambria Math" w:hAnsi="Cambria Math"/>
-                  </w:rPr>
-                  <m:t>=0.</m:t>
-                </m:r>
-                <m:r>
-                  <w:rPr>
-                    <w:rFonts w:ascii="Cambria Math" w:hAnsi="Cambria Math"/>
-                  </w:rPr>
-                  <m:t>0</m:t>
-                </m:r>
-                <m:r>
-                  <w:rPr>
-                    <w:rFonts w:ascii="Cambria Math" w:hAnsi="Cambria Math"/>
-                  </w:rPr>
-                  <m:t>0</m:t>
+                  <m:t>γ=0.00</m:t>
                 </m:r>
               </m:oMath>
             </m:oMathPara>
@@ -8320,25 +8316,22 @@
         </w:tc>
       </w:tr>
       <w:tr>
+        <w:trPr>
+          <w:jc w:val="center"/>
+        </w:trPr>
         <w:tc>
           <w:tcPr>
-            <w:tcW w:w="1838" w:type="dxa"/>
+            <w:tcW w:w="1701" w:type="dxa"/>
             <w:vAlign w:val="center"/>
           </w:tcPr>
           <w:p>
             <w:pPr>
               <w:spacing w:line="276" w:lineRule="auto"/>
               <w:jc w:val="center"/>
-              <w:rPr>
-                <w:b/>
-                <w:bCs/>
-              </w:rPr>
             </w:pPr>
             <w:r>
               <w:rPr>
                 <w:rFonts w:ascii="Times New Roman" w:hAnsi="Times New Roman" w:cs="Times New Roman"/>
-                <w:b/>
-                <w:bCs/>
               </w:rPr>
               <w:t>Fragmentation</w:t>
             </w:r>
@@ -8347,10 +8340,12 @@
         <w:tc>
           <w:tcPr>
             <w:tcW w:w="1276" w:type="dxa"/>
+            <w:vAlign w:val="center"/>
           </w:tcPr>
           <w:p>
             <w:pPr>
               <w:spacing w:line="276" w:lineRule="auto"/>
+              <w:jc w:val="center"/>
             </w:pPr>
             <m:oMathPara>
               <m:oMath>
@@ -8358,25 +8353,7 @@
                   <w:rPr>
                     <w:rFonts w:ascii="Cambria Math" w:hAnsi="Cambria Math"/>
                   </w:rPr>
-                  <m:t>δ</m:t>
-                </m:r>
-                <m:r>
-                  <w:rPr>
-                    <w:rFonts w:ascii="Cambria Math" w:hAnsi="Cambria Math"/>
-                  </w:rPr>
-                  <m:t>=0.</m:t>
-                </m:r>
-                <m:r>
-                  <w:rPr>
-                    <w:rFonts w:ascii="Cambria Math" w:hAnsi="Cambria Math"/>
-                  </w:rPr>
-                  <m:t>2</m:t>
-                </m:r>
-                <m:r>
-                  <w:rPr>
-                    <w:rFonts w:ascii="Cambria Math" w:hAnsi="Cambria Math"/>
-                  </w:rPr>
-                  <m:t>0</m:t>
+                  <m:t>δ=0.20</m:t>
                 </m:r>
               </m:oMath>
             </m:oMathPara>
@@ -8394,7 +8371,19 @@
               <w:rPr>
                 <w:rFonts w:ascii="Times New Roman" w:hAnsi="Times New Roman" w:cs="Times New Roman"/>
               </w:rPr>
-              <w:t>4x(1−x)</w:t>
+              <w:t>4x(</w:t>
+            </w:r>
+            <w:r>
+              <w:rPr>
+                <w:rFonts w:ascii="Times New Roman" w:hAnsi="Times New Roman" w:cs="Times New Roman" w:hint="eastAsia"/>
+              </w:rPr>
+              <w:t>x-1</w:t>
+            </w:r>
+            <w:r>
+              <w:rPr>
+                <w:rFonts w:ascii="Times New Roman" w:hAnsi="Times New Roman" w:cs="Times New Roman"/>
+              </w:rPr>
+              <w:t>)</w:t>
             </w:r>
             <w:r>
               <w:rPr>
@@ -8496,9 +8485,12 @@
         </w:tc>
       </w:tr>
       <w:tr>
+        <w:trPr>
+          <w:jc w:val="center"/>
+        </w:trPr>
         <w:tc>
           <w:tcPr>
-            <w:tcW w:w="1838" w:type="dxa"/>
+            <w:tcW w:w="1701" w:type="dxa"/>
             <w:vAlign w:val="center"/>
           </w:tcPr>
           <w:p>
@@ -8517,10 +8509,12 @@
         <w:tc>
           <w:tcPr>
             <w:tcW w:w="1276" w:type="dxa"/>
+            <w:vAlign w:val="center"/>
           </w:tcPr>
           <w:p>
             <w:pPr>
               <w:spacing w:line="276" w:lineRule="auto"/>
+              <w:jc w:val="center"/>
             </w:pPr>
             <m:oMathPara>
               <m:oMath>
@@ -8528,25 +8522,7 @@
                   <w:rPr>
                     <w:rFonts w:ascii="Cambria Math" w:hAnsi="Cambria Math"/>
                   </w:rPr>
-                  <m:t>ε</m:t>
-                </m:r>
-                <m:r>
-                  <w:rPr>
-                    <w:rFonts w:ascii="Cambria Math" w:hAnsi="Cambria Math"/>
-                  </w:rPr>
-                  <m:t>=0.</m:t>
-                </m:r>
-                <m:r>
-                  <w:rPr>
-                    <w:rFonts w:ascii="Cambria Math" w:hAnsi="Cambria Math"/>
-                  </w:rPr>
-                  <m:t>0</m:t>
-                </m:r>
-                <m:r>
-                  <w:rPr>
-                    <w:rFonts w:ascii="Cambria Math" w:hAnsi="Cambria Math"/>
-                  </w:rPr>
-                  <m:t>0</m:t>
+                  <m:t>ε=0.00</m:t>
                 </m:r>
               </m:oMath>
             </m:oMathPara>
@@ -8602,95 +8578,49 @@
     </w:tbl>
     <w:p>
       <w:pPr>
+        <w:jc w:val="center"/>
+        <w:rPr>
+          <w:rFonts w:ascii="Times New Roman" w:hAnsi="Times New Roman" w:cs="Times New Roman" w:hint="eastAsia"/>
+        </w:rPr>
+      </w:pPr>
+      <w:r>
+        <w:rPr>
+          <w:rFonts w:ascii="Times New Roman" w:hAnsi="Times New Roman" w:cs="Times New Roman"/>
+        </w:rPr>
+        <w:t>【</w:t>
+      </w:r>
+      <w:r>
+        <w:rPr>
+          <w:rFonts w:ascii="Times New Roman" w:hAnsi="Times New Roman" w:cs="Times New Roman" w:hint="eastAsia"/>
+        </w:rPr>
+        <w:t>表</w:t>
+      </w:r>
+      <w:r>
+        <w:rPr>
+          <w:rFonts w:ascii="Times New Roman" w:hAnsi="Times New Roman" w:cs="Times New Roman" w:hint="eastAsia"/>
+        </w:rPr>
+        <w:t>1</w:t>
+      </w:r>
+      <w:r>
+        <w:rPr>
+          <w:rFonts w:ascii="Times New Roman" w:hAnsi="Times New Roman" w:cs="Times New Roman"/>
+        </w:rPr>
+        <w:t>】</w:t>
+      </w:r>
+      <w:r>
+        <w:rPr>
+          <w:rFonts w:ascii="Times New Roman" w:hAnsi="Times New Roman" w:cs="Times New Roman" w:hint="eastAsia"/>
+        </w:rPr>
+        <w:t>啟發式因子與係數定義</w:t>
+      </w:r>
+    </w:p>
+    <w:p>
+      <w:pPr>
         <w:spacing w:line="276" w:lineRule="auto"/>
         <w:rPr>
-          <w:rFonts w:ascii="Times New Roman" w:hAnsi="Times New Roman" w:cs="Times New Roman"/>
-        </w:rPr>
-      </w:pPr>
-      <w:r>
-        <w:rPr>
           <w:rFonts w:hint="eastAsia"/>
         </w:rPr>
-        <w:t>預設不啟用</w:t>
-      </w:r>
-      <w:r>
-        <w:rPr>
-          <w:rFonts w:ascii="Times New Roman" w:hAnsi="Times New Roman" w:cs="Times New Roman"/>
-        </w:rPr>
-        <w:t>topology</w:t>
-      </w:r>
-      <w:r>
-        <w:rPr>
-          <w:rFonts w:ascii="Times New Roman" w:hAnsi="Times New Roman" w:cs="Times New Roman" w:hint="eastAsia"/>
-        </w:rPr>
-        <w:t>和</w:t>
-      </w:r>
-      <w:r>
-        <w:rPr>
-          <w:rFonts w:ascii="Times New Roman" w:hAnsi="Times New Roman" w:cs="Times New Roman"/>
-        </w:rPr>
-        <w:t xml:space="preserve">runtime </w:t>
-      </w:r>
-      <w:r>
-        <w:rPr>
-          <w:rFonts w:ascii="Times New Roman" w:hAnsi="Times New Roman" w:cs="Times New Roman" w:hint="eastAsia"/>
-        </w:rPr>
-        <w:t>fit</w:t>
-      </w:r>
-      <w:r>
-        <w:rPr>
-          <w:rFonts w:ascii="Times New Roman" w:hAnsi="Times New Roman" w:cs="Times New Roman" w:hint="eastAsia"/>
-        </w:rPr>
-        <w:t>，</w:t>
-      </w:r>
-      <w:r>
-        <w:rPr>
-          <w:rFonts w:ascii="Times New Roman" w:hAnsi="Times New Roman" w:cs="Times New Roman"/>
-        </w:rPr>
-        <w:t>因此實機</w:t>
-      </w:r>
-      <w:r>
-        <w:rPr>
-          <w:rFonts w:ascii="Times New Roman" w:hAnsi="Times New Roman" w:cs="Times New Roman"/>
-        </w:rPr>
-        <w:t xml:space="preserve"> score </w:t>
-      </w:r>
-      <w:proofErr w:type="gramStart"/>
-      <w:r>
-        <w:rPr>
-          <w:rFonts w:ascii="Times New Roman" w:hAnsi="Times New Roman" w:cs="Times New Roman"/>
-        </w:rPr>
-        <w:t>等效為</w:t>
-      </w:r>
-      <w:proofErr w:type="gramEnd"/>
-      <w:r>
-        <w:rPr>
-          <w:rFonts w:ascii="Times New Roman" w:hAnsi="Times New Roman" w:cs="Times New Roman"/>
-        </w:rPr>
-        <w:t xml:space="preserve"> </w:t>
-      </w:r>
-    </w:p>
-    <w:p>
-      <w:pPr>
-        <w:spacing w:line="276" w:lineRule="auto"/>
-        <w:rPr>
-          <w:rFonts w:ascii="Times New Roman" w:hAnsi="Times New Roman" w:cs="Times New Roman" w:hint="eastAsia"/>
-        </w:rPr>
-      </w:pPr>
-      <m:oMath>
-        <m:r>
-          <w:rPr>
-            <w:rFonts w:ascii="Cambria Math" w:hAnsi="Cambria Math" w:cs="Times New Roman"/>
-          </w:rPr>
-          <m:t>clamp(0.4∙(mps/100))+0.2∙vram_fit-0.2∙4x(1-x), 0, 1</m:t>
-        </m:r>
-      </m:oMath>
-      <w:r>
-        <w:rPr>
-          <w:rFonts w:ascii="Times New Roman" w:hAnsi="Times New Roman" w:cs="Times New Roman"/>
-        </w:rPr>
-        <w:t>。</w:t>
-      </w:r>
+      </w:pPr>
     </w:p>
     <w:p>
       <w:pPr>
@@ -8707,26 +8637,40 @@
       <w:r>
         <w:rPr>
           <w:rFonts w:ascii="Times New Roman" w:hAnsi="Times New Roman" w:cs="Times New Roman"/>
+          <w:b/>
+          <w:bCs/>
         </w:rPr>
         <w:t>SAC</w:t>
       </w:r>
       <w:r>
         <w:rPr>
           <w:rFonts w:ascii="Times New Roman" w:hAnsi="Times New Roman" w:cs="Times New Roman"/>
+          <w:b/>
+          <w:bCs/>
         </w:rPr>
         <w:t>（</w:t>
       </w:r>
       <w:r>
         <w:rPr>
           <w:rFonts w:ascii="Times New Roman" w:hAnsi="Times New Roman" w:cs="Times New Roman"/>
+          <w:b/>
+          <w:bCs/>
         </w:rPr>
         <w:t xml:space="preserve"> Soft Actor-Critic</w:t>
       </w:r>
       <w:r>
         <w:rPr>
           <w:rFonts w:ascii="Times New Roman" w:hAnsi="Times New Roman" w:cs="Times New Roman"/>
-        </w:rPr>
-        <w:t>）：純量</w:t>
+          <w:b/>
+          <w:bCs/>
+        </w:rPr>
+        <w:t>）</w:t>
+      </w:r>
+      <w:r>
+        <w:rPr>
+          <w:rFonts w:ascii="Times New Roman" w:hAnsi="Times New Roman" w:cs="Times New Roman"/>
+        </w:rPr>
+        <w:t>：純量</w:t>
       </w:r>
       <w:r>
         <w:rPr>
@@ -8780,18 +8724,24 @@
       <w:r>
         <w:rPr>
           <w:rFonts w:ascii="Times New Roman" w:hAnsi="Times New Roman" w:cs="Times New Roman"/>
+          <w:b/>
+          <w:bCs/>
         </w:rPr>
         <w:t>RDSAC</w:t>
       </w:r>
       <w:r>
         <w:rPr>
           <w:rFonts w:ascii="Times New Roman" w:hAnsi="Times New Roman" w:cs="Times New Roman"/>
+          <w:b/>
+          <w:bCs/>
         </w:rPr>
         <w:t>（</w:t>
       </w:r>
       <w:r>
         <w:rPr>
           <w:rFonts w:ascii="Times New Roman" w:hAnsi="Times New Roman" w:cs="Times New Roman"/>
+          <w:b/>
+          <w:bCs/>
         </w:rPr>
         <w:t>Distributional SAC</w:t>
       </w:r>
@@ -8799,7 +8749,21 @@
         <w:rPr>
           <w:rFonts w:ascii="Times New Roman" w:hAnsi="Times New Roman" w:cs="Times New Roman"/>
         </w:rPr>
-        <w:t>）：忠實實作</w:t>
+        <w:t>）：忠實</w:t>
+      </w:r>
+      <w:proofErr w:type="gramStart"/>
+      <w:r>
+        <w:rPr>
+          <w:rFonts w:ascii="Times New Roman" w:hAnsi="Times New Roman" w:cs="Times New Roman"/>
+        </w:rPr>
+        <w:t>實</w:t>
+      </w:r>
+      <w:proofErr w:type="gramEnd"/>
+      <w:r>
+        <w:rPr>
+          <w:rFonts w:ascii="Times New Roman" w:hAnsi="Times New Roman" w:cs="Times New Roman"/>
+        </w:rPr>
+        <w:t>作</w:t>
       </w:r>
       <w:r>
         <w:rPr>
@@ -8980,16 +8944,24 @@
       </w:r>
       <w:r>
         <w:rPr>
-          <w:rFonts w:ascii="Times New Roman" w:hAnsi="Times New Roman" w:cs="Times New Roman"/>
-        </w:rPr>
-        <w:t>placement</w:t>
-      </w:r>
-      <w:r>
-        <w:rPr>
-          <w:rFonts w:ascii="Times New Roman" w:hAnsi="Times New Roman" w:cs="Times New Roman"/>
-        </w:rPr>
-        <w:t>決策對應一個跑數分鐘至數小時的任務，湊滿樣本要等數月，因此採</w:t>
-      </w:r>
+          <w:rFonts w:ascii="Times New Roman" w:hAnsi="Times New Roman" w:cs="Times New Roman" w:hint="eastAsia"/>
+        </w:rPr>
+        <w:t>編排</w:t>
+      </w:r>
+      <w:r>
+        <w:rPr>
+          <w:rFonts w:ascii="Times New Roman" w:hAnsi="Times New Roman" w:cs="Times New Roman"/>
+        </w:rPr>
+        <w:t>決策對應一個跑數分鐘至數小時的任務，湊滿樣本要等數月，因此</w:t>
+      </w:r>
+      <w:proofErr w:type="gramStart"/>
+      <w:r>
+        <w:rPr>
+          <w:rFonts w:ascii="Times New Roman" w:hAnsi="Times New Roman" w:cs="Times New Roman"/>
+        </w:rPr>
+        <w:t>採</w:t>
+      </w:r>
+      <w:proofErr w:type="gramEnd"/>
       <w:r>
         <w:rPr>
           <w:rFonts w:ascii="Times New Roman" w:hAnsi="Times New Roman" w:cs="Times New Roman"/>
@@ -9023,9 +8995,27 @@
       </w:r>
       <w:r>
         <w:rPr>
-          <w:rFonts w:ascii="Times New Roman" w:hAnsi="Times New Roman" w:cs="Times New Roman"/>
-        </w:rPr>
-        <w:t xml:space="preserve"> checkpoint</w:t>
+          <w:rFonts w:ascii="Times New Roman" w:hAnsi="Times New Roman" w:cs="Times New Roman" w:hint="eastAsia"/>
+        </w:rPr>
+        <w:t>基本模型</w:t>
+      </w:r>
+      <w:r>
+        <w:rPr>
+          <w:rFonts w:ascii="Times New Roman" w:hAnsi="Times New Roman" w:cs="Times New Roman" w:hint="eastAsia"/>
+        </w:rPr>
+        <w:t xml:space="preserve"> (</w:t>
+      </w:r>
+      <w:r>
+        <w:rPr>
+          <w:rFonts w:ascii="Times New Roman" w:hAnsi="Times New Roman" w:cs="Times New Roman"/>
+        </w:rPr>
+        <w:t>checkpoint</w:t>
+      </w:r>
+      <w:r>
+        <w:rPr>
+          <w:rFonts w:ascii="Times New Roman" w:hAnsi="Times New Roman" w:cs="Times New Roman" w:hint="eastAsia"/>
+        </w:rPr>
+        <w:t>)</w:t>
       </w:r>
     </w:p>
     <w:p>
@@ -9233,6 +9223,7 @@
         <w:rPr>
           <w:rFonts w:ascii="Times New Roman" w:hAnsi="Times New Roman" w:cs="Times New Roman"/>
         </w:rPr>
+        <w:lastRenderedPageBreak/>
         <w:t>已驗證（</w:t>
       </w:r>
       <w:r>
@@ -9538,7 +9529,7 @@
         <w:rPr>
           <w:rFonts w:ascii="Times New Roman" w:hAnsi="Times New Roman" w:cs="Times New Roman"/>
         </w:rPr>
-        <w:t xml:space="preserve">　模擬器配對基準測試</w:t>
+        <w:t xml:space="preserve">　模擬配對基準測試</w:t>
       </w:r>
       <w:bookmarkEnd w:id="20"/>
     </w:p>
@@ -9687,37 +9678,85 @@
         <w:rPr>
           <w:rFonts w:ascii="Times New Roman" w:hAnsi="Times New Roman" w:cs="Times New Roman"/>
         </w:rPr>
-        <w:t>較高、較差。在</w:t>
-      </w:r>
-      <w:r>
-        <w:rPr>
-          <w:rFonts w:ascii="Times New Roman" w:hAnsi="Times New Roman" w:cs="Times New Roman"/>
-        </w:rPr>
-        <w:t>2</w:t>
-      </w:r>
-      <w:r>
-        <w:rPr>
-          <w:rFonts w:ascii="Times New Roman" w:hAnsi="Times New Roman" w:cs="Times New Roman"/>
-        </w:rPr>
-        <w:t>節點</w:t>
-      </w:r>
-      <w:r>
-        <w:rPr>
-          <w:rFonts w:ascii="Times New Roman" w:hAnsi="Times New Roman" w:cs="Times New Roman"/>
-        </w:rPr>
-        <w:t xml:space="preserve"> × 1 GPU</w:t>
-      </w:r>
-      <w:r>
-        <w:rPr>
-          <w:rFonts w:ascii="Times New Roman" w:hAnsi="Times New Roman" w:cs="Times New Roman"/>
-        </w:rPr>
-        <w:t>異質拓樸（</w:t>
-      </w:r>
-      <w:r>
-        <w:rPr>
-          <w:rFonts w:ascii="Times New Roman" w:hAnsi="Times New Roman" w:cs="Times New Roman"/>
-        </w:rPr>
-        <w:t>RTX 4070 + RTX 3080</w:t>
+        <w:t>較高、較差。每</w:t>
+      </w:r>
+      <w:proofErr w:type="gramStart"/>
+      <w:r>
+        <w:rPr>
+          <w:rFonts w:ascii="Times New Roman" w:hAnsi="Times New Roman" w:cs="Times New Roman"/>
+        </w:rPr>
+        <w:t>個</w:t>
+      </w:r>
+      <w:proofErr w:type="gramEnd"/>
+      <w:r>
+        <w:rPr>
+          <w:rFonts w:ascii="Times New Roman" w:hAnsi="Times New Roman" w:cs="Times New Roman"/>
+        </w:rPr>
+        <w:t xml:space="preserve"> trace </w:t>
+      </w:r>
+      <w:r>
+        <w:rPr>
+          <w:rFonts w:ascii="Times New Roman" w:hAnsi="Times New Roman" w:cs="Times New Roman"/>
+        </w:rPr>
+        <w:t>取</w:t>
+      </w:r>
+      <w:r>
+        <w:rPr>
+          <w:rFonts w:ascii="Times New Roman" w:hAnsi="Times New Roman" w:cs="Times New Roman"/>
+        </w:rPr>
+        <w:t xml:space="preserve"> 50 </w:t>
+      </w:r>
+      <w:proofErr w:type="gramStart"/>
+      <w:r>
+        <w:rPr>
+          <w:rFonts w:ascii="Times New Roman" w:hAnsi="Times New Roman" w:cs="Times New Roman"/>
+        </w:rPr>
+        <w:t>個</w:t>
+      </w:r>
+      <w:proofErr w:type="gramEnd"/>
+      <w:r>
+        <w:rPr>
+          <w:rFonts w:ascii="Times New Roman" w:hAnsi="Times New Roman" w:cs="Times New Roman"/>
+        </w:rPr>
+        <w:t xml:space="preserve"> job</w:t>
+      </w:r>
+      <w:r>
+        <w:rPr>
+          <w:rFonts w:ascii="Times New Roman" w:hAnsi="Times New Roman" w:cs="Times New Roman"/>
+        </w:rPr>
+        <w:t>，訓練</w:t>
+      </w:r>
+      <w:r>
+        <w:rPr>
+          <w:rFonts w:ascii="Times New Roman" w:hAnsi="Times New Roman" w:cs="Times New Roman"/>
+        </w:rPr>
+        <w:t xml:space="preserve"> 100,000 </w:t>
+      </w:r>
+      <w:r>
+        <w:rPr>
+          <w:rFonts w:ascii="Times New Roman" w:hAnsi="Times New Roman" w:cs="Times New Roman"/>
+        </w:rPr>
+        <w:t>步（含</w:t>
+      </w:r>
+      <w:r>
+        <w:rPr>
+          <w:rFonts w:ascii="Times New Roman" w:hAnsi="Times New Roman" w:cs="Times New Roman"/>
+        </w:rPr>
+        <w:t xml:space="preserve"> curriculum </w:t>
+      </w:r>
+      <w:proofErr w:type="spellStart"/>
+      <w:r>
+        <w:rPr>
+          <w:rFonts w:ascii="Times New Roman" w:hAnsi="Times New Roman" w:cs="Times New Roman"/>
+        </w:rPr>
+        <w:t>n_jobs</w:t>
+      </w:r>
+      <w:proofErr w:type="spellEnd"/>
+      <w:r>
+        <w:rPr>
+          <w:rFonts w:ascii="Times New Roman" w:hAnsi="Times New Roman" w:cs="Times New Roman"/>
+        </w:rPr>
+        <w:t xml:space="preserve"> 10→30→50</w:t>
       </w:r>
       <w:r>
         <w:rPr>
@@ -9729,169 +9768,81 @@
         <w:rPr>
           <w:rFonts w:ascii="Times New Roman" w:hAnsi="Times New Roman" w:cs="Times New Roman"/>
         </w:rPr>
-        <w:t xml:space="preserve">obs_dim=166 / 33 </w:t>
-      </w:r>
-      <w:r>
-        <w:rPr>
-          <w:rFonts w:ascii="Times New Roman" w:hAnsi="Times New Roman" w:cs="Times New Roman"/>
-        </w:rPr>
-        <w:t>個動作），每個</w:t>
-      </w:r>
-      <w:r>
-        <w:rPr>
-          <w:rFonts w:ascii="Times New Roman" w:hAnsi="Times New Roman" w:cs="Times New Roman"/>
-        </w:rPr>
-        <w:t xml:space="preserve"> trace </w:t>
-      </w:r>
-      <w:r>
-        <w:rPr>
-          <w:rFonts w:ascii="Times New Roman" w:hAnsi="Times New Roman" w:cs="Times New Roman"/>
-        </w:rPr>
-        <w:t>取</w:t>
-      </w:r>
-      <w:r>
-        <w:rPr>
-          <w:rFonts w:ascii="Times New Roman" w:hAnsi="Times New Roman" w:cs="Times New Roman"/>
-        </w:rPr>
-        <w:t xml:space="preserve"> 50 </w:t>
-      </w:r>
+        <w:t>fixed-α=0.05</w:t>
+      </w:r>
+      <w:r>
+        <w:rPr>
+          <w:rFonts w:ascii="Times New Roman" w:hAnsi="Times New Roman" w:cs="Times New Roman"/>
+        </w:rPr>
+        <w:t>）。評估</w:t>
+      </w:r>
+      <w:r>
+        <w:rPr>
+          <w:rFonts w:ascii="Times New Roman" w:hAnsi="Times New Roman" w:cs="Times New Roman" w:hint="eastAsia"/>
+        </w:rPr>
+        <w:t>工作</w:t>
+      </w:r>
+      <w:r>
+        <w:rPr>
+          <w:rFonts w:ascii="Times New Roman" w:hAnsi="Times New Roman" w:cs="Times New Roman"/>
+        </w:rPr>
+        <w:t>在兩個工作負載家族</w:t>
+      </w:r>
+      <w:r>
+        <w:rPr>
+          <w:rFonts w:ascii="Times New Roman" w:hAnsi="Times New Roman" w:cs="Times New Roman"/>
+        </w:rPr>
+        <w:t xml:space="preserve"> Philly </w:t>
+      </w:r>
+      <w:r>
+        <w:rPr>
+          <w:rFonts w:ascii="Times New Roman" w:hAnsi="Times New Roman" w:cs="Times New Roman"/>
+        </w:rPr>
+        <w:t>和</w:t>
+      </w:r>
+      <w:r>
+        <w:rPr>
+          <w:rFonts w:ascii="Times New Roman" w:hAnsi="Times New Roman" w:cs="Times New Roman"/>
+        </w:rPr>
+        <w:t xml:space="preserve"> Alibaba</w:t>
+      </w:r>
+      <w:r>
+        <w:rPr>
+          <w:rFonts w:ascii="Times New Roman" w:hAnsi="Times New Roman" w:cs="Times New Roman"/>
+        </w:rPr>
+        <w:t>、各</w:t>
+      </w:r>
+      <w:r>
+        <w:rPr>
+          <w:rFonts w:ascii="Times New Roman" w:hAnsi="Times New Roman" w:cs="Times New Roman"/>
+        </w:rPr>
+        <w:t xml:space="preserve"> 5 </w:t>
+      </w:r>
+      <w:proofErr w:type="gramStart"/>
       <w:r>
         <w:rPr>
           <w:rFonts w:ascii="Times New Roman" w:hAnsi="Times New Roman" w:cs="Times New Roman"/>
         </w:rPr>
         <w:t>個</w:t>
       </w:r>
-      <w:r>
-        <w:rPr>
-          <w:rFonts w:ascii="Times New Roman" w:hAnsi="Times New Roman" w:cs="Times New Roman"/>
-        </w:rPr>
-        <w:t xml:space="preserve"> job</w:t>
-      </w:r>
-      <w:r>
-        <w:rPr>
-          <w:rFonts w:ascii="Times New Roman" w:hAnsi="Times New Roman" w:cs="Times New Roman"/>
-        </w:rPr>
-        <w:t>，訓練</w:t>
-      </w:r>
-      <w:r>
-        <w:rPr>
-          <w:rFonts w:ascii="Times New Roman" w:hAnsi="Times New Roman" w:cs="Times New Roman"/>
-        </w:rPr>
-        <w:t xml:space="preserve"> 100,000 </w:t>
-      </w:r>
-      <w:r>
-        <w:rPr>
-          <w:rFonts w:ascii="Times New Roman" w:hAnsi="Times New Roman" w:cs="Times New Roman"/>
-        </w:rPr>
-        <w:t>步（含</w:t>
-      </w:r>
-      <w:r>
-        <w:rPr>
-          <w:rFonts w:ascii="Times New Roman" w:hAnsi="Times New Roman" w:cs="Times New Roman"/>
-        </w:rPr>
-        <w:t xml:space="preserve"> curriculum n_jobs 10→30→50</w:t>
-      </w:r>
-      <w:r>
-        <w:rPr>
-          <w:rFonts w:ascii="Times New Roman" w:hAnsi="Times New Roman" w:cs="Times New Roman"/>
-        </w:rPr>
-        <w:t>，</w:t>
-      </w:r>
-      <w:r>
-        <w:rPr>
-          <w:rFonts w:ascii="Times New Roman" w:hAnsi="Times New Roman" w:cs="Times New Roman"/>
-        </w:rPr>
-        <w:t>fixed-α=0.05</w:t>
-      </w:r>
-      <w:r>
-        <w:rPr>
-          <w:rFonts w:ascii="Times New Roman" w:hAnsi="Times New Roman" w:cs="Times New Roman"/>
-        </w:rPr>
-        <w:t>）。評估在兩個工作負載家族</w:t>
-      </w:r>
-      <w:r>
-        <w:rPr>
-          <w:rFonts w:ascii="Times New Roman" w:hAnsi="Times New Roman" w:cs="Times New Roman"/>
-        </w:rPr>
-        <w:t xml:space="preserve"> Philly </w:t>
-      </w:r>
-      <w:r>
-        <w:rPr>
-          <w:rFonts w:ascii="Times New Roman" w:hAnsi="Times New Roman" w:cs="Times New Roman"/>
-        </w:rPr>
-        <w:t>和</w:t>
-      </w:r>
-      <w:r>
-        <w:rPr>
-          <w:rFonts w:ascii="Times New Roman" w:hAnsi="Times New Roman" w:cs="Times New Roman"/>
-        </w:rPr>
-        <w:t xml:space="preserve"> Alibaba</w:t>
-      </w:r>
-      <w:r>
-        <w:rPr>
-          <w:rFonts w:ascii="Times New Roman" w:hAnsi="Times New Roman" w:cs="Times New Roman"/>
-        </w:rPr>
-        <w:t>、各</w:t>
-      </w:r>
-      <w:r>
-        <w:rPr>
-          <w:rFonts w:ascii="Times New Roman" w:hAnsi="Times New Roman" w:cs="Times New Roman"/>
-        </w:rPr>
-        <w:t xml:space="preserve"> 5 </w:t>
-      </w:r>
-      <w:r>
-        <w:rPr>
-          <w:rFonts w:ascii="Times New Roman" w:hAnsi="Times New Roman" w:cs="Times New Roman"/>
-        </w:rPr>
-        <w:t>個</w:t>
-      </w:r>
-      <w:r>
-        <w:rPr>
-          <w:rFonts w:ascii="Times New Roman" w:hAnsi="Times New Roman" w:cs="Times New Roman"/>
-        </w:rPr>
-        <w:t xml:space="preserve"> eval </w:t>
-      </w:r>
-      <w:r>
-        <w:rPr>
-          <w:rFonts w:ascii="Times New Roman" w:hAnsi="Times New Roman" w:cs="Times New Roman"/>
-        </w:rPr>
-        <w:t>亂數種子（配對比較）下進行；另以</w:t>
-      </w:r>
-      <w:r>
-        <w:rPr>
-          <w:rFonts w:ascii="Times New Roman" w:hAnsi="Times New Roman" w:cs="Times New Roman"/>
-        </w:rPr>
-        <w:t xml:space="preserve"> 3 </w:t>
-      </w:r>
-      <w:r>
-        <w:rPr>
-          <w:rFonts w:ascii="Times New Roman" w:hAnsi="Times New Roman" w:cs="Times New Roman"/>
-        </w:rPr>
-        <w:t>個訓練亂數種子（</w:t>
-      </w:r>
-      <w:r>
-        <w:rPr>
-          <w:rFonts w:ascii="Times New Roman" w:hAnsi="Times New Roman" w:cs="Times New Roman"/>
-        </w:rPr>
-        <w:t>42/43/44</w:t>
-      </w:r>
-      <w:r>
-        <w:rPr>
-          <w:rFonts w:ascii="Times New Roman" w:hAnsi="Times New Roman" w:cs="Times New Roman"/>
-        </w:rPr>
-        <w:t>）跑</w:t>
-      </w:r>
-      <w:r>
-        <w:rPr>
-          <w:rFonts w:ascii="Times New Roman" w:hAnsi="Times New Roman" w:cs="Times New Roman"/>
-        </w:rPr>
-        <w:t xml:space="preserve"> mean±std </w:t>
-      </w:r>
-      <w:r>
-        <w:rPr>
-          <w:rFonts w:ascii="Times New Roman" w:hAnsi="Times New Roman" w:cs="Times New Roman"/>
-        </w:rPr>
-        <w:t>量化訓練變異。</w:t>
+      <w:proofErr w:type="gramEnd"/>
+      <w:r>
+        <w:rPr>
+          <w:rFonts w:ascii="Times New Roman" w:hAnsi="Times New Roman" w:cs="Times New Roman"/>
+        </w:rPr>
+        <w:t>亂數種子下進行</w:t>
+      </w:r>
+      <w:r>
+        <w:rPr>
+          <w:rFonts w:ascii="Times New Roman" w:hAnsi="Times New Roman" w:cs="Times New Roman" w:hint="eastAsia"/>
+        </w:rPr>
+        <w:t>。</w:t>
+      </w:r>
+      <w:r>
+        <w:rPr>
+          <w:rFonts w:ascii="Times New Roman" w:hAnsi="Times New Roman" w:cs="Times New Roman"/>
+        </w:rPr>
+        <w:t xml:space="preserve"> </w:t>
       </w:r>
     </w:p>
     <w:p>
@@ -10223,7 +10174,13 @@
         <w:rPr>
           <w:rFonts w:ascii="Times New Roman" w:hAnsi="Times New Roman" w:cs="Times New Roman"/>
         </w:rPr>
-        <w:t>在實驗室環境（</w:t>
+        <w:t>在實驗室環境</w:t>
+      </w:r>
+      <w:r>
+        <w:rPr>
+          <w:rFonts w:ascii="Times New Roman" w:hAnsi="Times New Roman" w:cs="Times New Roman" w:hint="eastAsia"/>
+        </w:rPr>
+        <w:t xml:space="preserve"> (</w:t>
       </w:r>
       <w:r>
         <w:rPr>
@@ -10233,9 +10190,15 @@
       </w:r>
       <w:r>
         <w:rPr>
-          <w:rFonts w:ascii="Times New Roman" w:hAnsi="Times New Roman" w:cs="Times New Roman"/>
-        </w:rPr>
-        <w:t>）提交</w:t>
+          <w:rFonts w:ascii="Times New Roman" w:hAnsi="Times New Roman" w:cs="Times New Roman" w:hint="eastAsia"/>
+        </w:rPr>
+        <w:t xml:space="preserve">) </w:t>
+      </w:r>
+      <w:r>
+        <w:rPr>
+          <w:rFonts w:ascii="Times New Roman" w:hAnsi="Times New Roman" w:cs="Times New Roman"/>
+        </w:rPr>
+        <w:t>提交</w:t>
       </w:r>
       <w:proofErr w:type="spellStart"/>
       <w:r>
@@ -10249,274 +10212,333 @@
         <w:rPr>
           <w:rFonts w:ascii="Times New Roman" w:hAnsi="Times New Roman" w:cs="Times New Roman"/>
         </w:rPr>
-        <w:t xml:space="preserve"> </w:t>
+        <w:t xml:space="preserve"> sgemm</w:t>
+      </w:r>
+      <w:r>
+        <w:rPr>
+          <w:rFonts w:ascii="Times New Roman" w:hAnsi="Times New Roman" w:cs="Times New Roman"/>
+        </w:rPr>
+        <w:t>工作，做配對</w:t>
+      </w:r>
+      <w:r>
+        <w:rPr>
+          <w:rFonts w:ascii="Times New Roman" w:hAnsi="Times New Roman" w:cs="Times New Roman"/>
+        </w:rPr>
+        <w:t xml:space="preserve"> A/B </w:t>
+      </w:r>
+      <w:r>
+        <w:rPr>
+          <w:rFonts w:ascii="Times New Roman" w:hAnsi="Times New Roman" w:cs="Times New Roman"/>
+        </w:rPr>
+        <w:t>測試。驗證以</w:t>
+      </w:r>
+      <w:r>
+        <w:rPr>
+          <w:rFonts w:ascii="Times New Roman" w:hAnsi="Times New Roman" w:cs="Times New Roman"/>
+        </w:rPr>
+        <w:t xml:space="preserve"> 3 </w:t>
+      </w:r>
+      <w:proofErr w:type="gramStart"/>
+      <w:r>
+        <w:rPr>
+          <w:rFonts w:ascii="Times New Roman" w:hAnsi="Times New Roman" w:cs="Times New Roman"/>
+        </w:rPr>
+        <w:t>個</w:t>
+      </w:r>
+      <w:proofErr w:type="gramEnd"/>
+      <w:r>
+        <w:rPr>
+          <w:rFonts w:ascii="Times New Roman" w:hAnsi="Times New Roman" w:cs="Times New Roman"/>
+        </w:rPr>
+        <w:t>訓練亂數種子</w:t>
+      </w:r>
+      <w:r>
+        <w:rPr>
+          <w:rFonts w:ascii="Times New Roman" w:hAnsi="Times New Roman" w:cs="Times New Roman" w:hint="eastAsia"/>
+        </w:rPr>
+        <w:t xml:space="preserve"> (</w:t>
+      </w:r>
+      <w:r>
+        <w:rPr>
+          <w:rFonts w:ascii="Times New Roman" w:hAnsi="Times New Roman" w:cs="Times New Roman"/>
+        </w:rPr>
+        <w:t>42/43/44</w:t>
+      </w:r>
+      <w:r>
+        <w:rPr>
+          <w:rFonts w:ascii="Times New Roman" w:hAnsi="Times New Roman" w:cs="Times New Roman" w:hint="eastAsia"/>
+        </w:rPr>
+        <w:t xml:space="preserve">) </w:t>
+      </w:r>
+      <w:proofErr w:type="gramStart"/>
+      <w:r>
+        <w:rPr>
+          <w:rFonts w:ascii="Times New Roman" w:hAnsi="Times New Roman" w:cs="Times New Roman"/>
+        </w:rPr>
+        <w:t>各跑一次</w:t>
+      </w:r>
+      <w:proofErr w:type="gramEnd"/>
+      <w:r>
+        <w:rPr>
+          <w:rFonts w:ascii="Times New Roman" w:hAnsi="Times New Roman" w:cs="Times New Roman"/>
+        </w:rPr>
+        <w:t>四方</w:t>
+      </w:r>
+      <w:r>
+        <w:rPr>
+          <w:rFonts w:ascii="Times New Roman" w:hAnsi="Times New Roman" w:cs="Times New Roman"/>
+        </w:rPr>
+        <w:t>A/B</w:t>
+      </w:r>
+      <w:r>
+        <w:rPr>
+          <w:rFonts w:ascii="Times New Roman" w:hAnsi="Times New Roman" w:cs="Times New Roman"/>
+        </w:rPr>
+        <w:t>，確保對訓練種子穩健</w:t>
+      </w:r>
+      <w:r>
+        <w:rPr>
+          <w:rFonts w:ascii="Times New Roman" w:hAnsi="Times New Roman" w:cs="Times New Roman" w:hint="eastAsia"/>
+        </w:rPr>
+        <w:t>。</w:t>
+      </w:r>
+      <w:r>
+        <w:rPr>
+          <w:rFonts w:ascii="Times New Roman" w:hAnsi="Times New Roman" w:cs="Times New Roman"/>
+        </w:rPr>
+        <w:t>每</w:t>
+      </w:r>
+      <w:proofErr w:type="gramStart"/>
+      <w:r>
+        <w:rPr>
+          <w:rFonts w:ascii="Times New Roman" w:hAnsi="Times New Roman" w:cs="Times New Roman"/>
+        </w:rPr>
+        <w:t>個</w:t>
+      </w:r>
+      <w:proofErr w:type="gramEnd"/>
+      <w:r>
+        <w:rPr>
+          <w:rFonts w:ascii="Times New Roman" w:hAnsi="Times New Roman" w:cs="Times New Roman" w:hint="eastAsia"/>
+        </w:rPr>
+        <w:t>GPU</w:t>
+      </w:r>
+      <w:r>
+        <w:rPr>
+          <w:rFonts w:ascii="Times New Roman" w:hAnsi="Times New Roman" w:cs="Times New Roman" w:hint="eastAsia"/>
+        </w:rPr>
+        <w:t>工作</w:t>
+      </w:r>
+      <w:r>
+        <w:rPr>
+          <w:rFonts w:ascii="Times New Roman" w:hAnsi="Times New Roman" w:cs="Times New Roman"/>
+        </w:rPr>
+        <w:t>用同一條</w:t>
+      </w:r>
+      <w:r>
+        <w:rPr>
+          <w:rFonts w:ascii="Times New Roman" w:hAnsi="Times New Roman" w:cs="Times New Roman"/>
+        </w:rPr>
+        <w:t>stream</w:t>
+      </w:r>
+      <w:r>
+        <w:rPr>
+          <w:rFonts w:ascii="Times New Roman" w:hAnsi="Times New Roman" w:cs="Times New Roman"/>
+        </w:rPr>
+        <w:t>在四種方法</w:t>
+      </w:r>
+      <w:r>
+        <w:rPr>
+          <w:rFonts w:ascii="Times New Roman" w:hAnsi="Times New Roman" w:cs="Times New Roman" w:hint="eastAsia"/>
+        </w:rPr>
+        <w:t xml:space="preserve"> (</w:t>
+      </w:r>
+      <w:r>
+        <w:rPr>
+          <w:rFonts w:ascii="Times New Roman" w:hAnsi="Times New Roman" w:cs="Times New Roman"/>
+        </w:rPr>
+        <w:t>score/SAC/RDSAC-mean/RDSAC-</w:t>
       </w:r>
       <w:proofErr w:type="spellStart"/>
       <w:r>
         <w:rPr>
           <w:rFonts w:ascii="Times New Roman" w:hAnsi="Times New Roman" w:cs="Times New Roman"/>
         </w:rPr>
-        <w:t>sgemm</w:t>
+        <w:t>cvar</w:t>
       </w:r>
       <w:proofErr w:type="spellEnd"/>
       <w:r>
         <w:rPr>
-          <w:rFonts w:ascii="Times New Roman" w:hAnsi="Times New Roman" w:cs="Times New Roman"/>
-        </w:rPr>
-        <w:t>工作，做配對</w:t>
-      </w:r>
-      <w:r>
-        <w:rPr>
-          <w:rFonts w:ascii="Times New Roman" w:hAnsi="Times New Roman" w:cs="Times New Roman"/>
-        </w:rPr>
-        <w:t xml:space="preserve"> A/B </w:t>
-      </w:r>
-      <w:r>
-        <w:rPr>
-          <w:rFonts w:ascii="Times New Roman" w:hAnsi="Times New Roman" w:cs="Times New Roman"/>
-        </w:rPr>
-        <w:t>測試。驗證以</w:t>
-      </w:r>
-      <w:r>
-        <w:rPr>
-          <w:rFonts w:ascii="Times New Roman" w:hAnsi="Times New Roman" w:cs="Times New Roman"/>
-        </w:rPr>
-        <w:t xml:space="preserve"> 3 </w:t>
+          <w:rFonts w:ascii="Times New Roman" w:hAnsi="Times New Roman" w:cs="Times New Roman" w:hint="eastAsia"/>
+        </w:rPr>
+        <w:t xml:space="preserve">) </w:t>
       </w:r>
       <w:proofErr w:type="gramStart"/>
       <w:r>
         <w:rPr>
           <w:rFonts w:ascii="Times New Roman" w:hAnsi="Times New Roman" w:cs="Times New Roman"/>
         </w:rPr>
-        <w:t>個</w:t>
+        <w:t>各重放一次</w:t>
       </w:r>
       <w:proofErr w:type="gramEnd"/>
       <w:r>
         <w:rPr>
           <w:rFonts w:ascii="Times New Roman" w:hAnsi="Times New Roman" w:cs="Times New Roman"/>
         </w:rPr>
-        <w:t>訓練亂數種子</w:t>
+        <w:t>。</w:t>
       </w:r>
       <w:r>
         <w:rPr>
           <w:rFonts w:ascii="Times New Roman" w:hAnsi="Times New Roman" w:cs="Times New Roman" w:hint="eastAsia"/>
         </w:rPr>
-        <w:t xml:space="preserve"> (</w:t>
-      </w:r>
-      <w:r>
-        <w:rPr>
-          <w:rFonts w:ascii="Times New Roman" w:hAnsi="Times New Roman" w:cs="Times New Roman"/>
-        </w:rPr>
-        <w:t>42/43/44</w:t>
+        <w:t>並且減少叢集飄移</w:t>
       </w:r>
       <w:r>
         <w:rPr>
           <w:rFonts w:ascii="Times New Roman" w:hAnsi="Times New Roman" w:cs="Times New Roman" w:hint="eastAsia"/>
         </w:rPr>
-        <w:t xml:space="preserve">) </w:t>
+        <w:t>(drift)</w:t>
+      </w:r>
+      <w:r>
+        <w:rPr>
+          <w:rFonts w:ascii="Times New Roman" w:hAnsi="Times New Roman" w:cs="Times New Roman" w:hint="eastAsia"/>
+        </w:rPr>
+        <w:t>的偏差，即</w:t>
+      </w:r>
+      <w:r>
+        <w:rPr>
+          <w:rFonts w:ascii="Times New Roman" w:hAnsi="Times New Roman" w:cs="Times New Roman"/>
+        </w:rPr>
+        <w:t xml:space="preserve">GPU </w:t>
+      </w:r>
+      <w:r>
+        <w:rPr>
+          <w:rFonts w:ascii="Times New Roman" w:hAnsi="Times New Roman" w:cs="Times New Roman"/>
+        </w:rPr>
+        <w:t>跑久了會變快</w:t>
+      </w:r>
+      <w:r>
+        <w:rPr>
+          <w:rFonts w:ascii="Times New Roman" w:hAnsi="Times New Roman" w:cs="Times New Roman" w:hint="eastAsia"/>
+        </w:rPr>
+        <w:t>。</w:t>
+      </w:r>
+      <w:r>
+        <w:rPr>
+          <w:rFonts w:ascii="Times New Roman" w:hAnsi="Times New Roman" w:cs="Times New Roman"/>
+        </w:rPr>
+        <w:t>若一種方法</w:t>
       </w:r>
       <w:proofErr w:type="gramStart"/>
       <w:r>
         <w:rPr>
           <w:rFonts w:ascii="Times New Roman" w:hAnsi="Times New Roman" w:cs="Times New Roman"/>
         </w:rPr>
-        <w:t>各跑一次</w:t>
+        <w:t>整段跑完</w:t>
       </w:r>
       <w:proofErr w:type="gramEnd"/>
       <w:r>
         <w:rPr>
           <w:rFonts w:ascii="Times New Roman" w:hAnsi="Times New Roman" w:cs="Times New Roman"/>
         </w:rPr>
-        <w:t>四方</w:t>
-      </w:r>
-      <w:r>
-        <w:rPr>
-          <w:rFonts w:ascii="Times New Roman" w:hAnsi="Times New Roman" w:cs="Times New Roman"/>
-        </w:rPr>
-        <w:t xml:space="preserve"> A/B</w:t>
-      </w:r>
-      <w:r>
-        <w:rPr>
-          <w:rFonts w:ascii="Times New Roman" w:hAnsi="Times New Roman" w:cs="Times New Roman"/>
-        </w:rPr>
-        <w:t>，確保負結果</w:t>
-      </w:r>
-      <w:r>
-        <w:rPr>
-          <w:rFonts w:ascii="Times New Roman" w:hAnsi="Times New Roman" w:cs="Times New Roman"/>
-        </w:rPr>
-        <w:lastRenderedPageBreak/>
-        <w:t>對訓練種子穩健</w:t>
+        <w:t>才換下一種，</w:t>
+      </w:r>
+      <w:r>
+        <w:rPr>
+          <w:rFonts w:ascii="Times New Roman" w:hAnsi="Times New Roman" w:cs="Times New Roman"/>
+        </w:rPr>
+        <w:t>drif</w:t>
       </w:r>
       <w:r>
         <w:rPr>
           <w:rFonts w:ascii="Times New Roman" w:hAnsi="Times New Roman" w:cs="Times New Roman" w:hint="eastAsia"/>
         </w:rPr>
-        <w:t>。</w:t>
-      </w:r>
-      <w:r>
-        <w:rPr>
-          <w:rFonts w:ascii="Times New Roman" w:hAnsi="Times New Roman" w:cs="Times New Roman"/>
-        </w:rPr>
-        <w:t>每個</w:t>
-      </w:r>
-      <w:r>
-        <w:rPr>
-          <w:rFonts w:ascii="Times New Roman" w:hAnsi="Times New Roman" w:cs="Times New Roman"/>
-        </w:rPr>
-        <w:t xml:space="preserve"> job </w:t>
-      </w:r>
-      <w:r>
-        <w:rPr>
-          <w:rFonts w:ascii="Times New Roman" w:hAnsi="Times New Roman" w:cs="Times New Roman"/>
-        </w:rPr>
-        <w:t>用同一條</w:t>
-      </w:r>
-      <w:r>
-        <w:rPr>
-          <w:rFonts w:ascii="Times New Roman" w:hAnsi="Times New Roman" w:cs="Times New Roman"/>
-        </w:rPr>
-        <w:t xml:space="preserve"> stream </w:t>
-      </w:r>
-      <w:r>
-        <w:rPr>
-          <w:rFonts w:ascii="Times New Roman" w:hAnsi="Times New Roman" w:cs="Times New Roman"/>
-        </w:rPr>
-        <w:t>在四種方法（</w:t>
-      </w:r>
-      <w:r>
-        <w:rPr>
-          <w:rFonts w:ascii="Times New Roman" w:hAnsi="Times New Roman" w:cs="Times New Roman"/>
-        </w:rPr>
-        <w:t>score / SAC / RDSAC-mean / RDSAC-cvar</w:t>
-      </w:r>
-      <w:r>
-        <w:rPr>
-          <w:rFonts w:ascii="Times New Roman" w:hAnsi="Times New Roman" w:cs="Times New Roman"/>
-        </w:rPr>
-        <w:t>）各重放一次。</w:t>
+        <w:t>t</w:t>
+      </w:r>
+      <w:r>
+        <w:rPr>
+          <w:rFonts w:ascii="Times New Roman" w:hAnsi="Times New Roman" w:cs="Times New Roman"/>
+        </w:rPr>
+        <w:t>會和方法混淆</w:t>
       </w:r>
       <w:r>
         <w:rPr>
           <w:rFonts w:ascii="Times New Roman" w:hAnsi="Times New Roman" w:cs="Times New Roman" w:hint="eastAsia"/>
         </w:rPr>
-        <w:t>並且減少叢集飄移</w:t>
+        <w:t>，故</w:t>
+      </w:r>
+      <w:r>
+        <w:rPr>
+          <w:rFonts w:ascii="Times New Roman" w:hAnsi="Times New Roman" w:cs="Times New Roman"/>
+        </w:rPr>
+        <w:t>改用</w:t>
       </w:r>
       <w:r>
         <w:rPr>
           <w:rFonts w:ascii="Times New Roman" w:hAnsi="Times New Roman" w:cs="Times New Roman" w:hint="eastAsia"/>
         </w:rPr>
-        <w:t>(drift)</w:t>
+        <w:t>R</w:t>
+      </w:r>
+      <w:r>
+        <w:rPr>
+          <w:rFonts w:ascii="Times New Roman" w:hAnsi="Times New Roman" w:cs="Times New Roman"/>
+        </w:rPr>
+        <w:t>ound</w:t>
       </w:r>
       <w:r>
         <w:rPr>
           <w:rFonts w:ascii="Times New Roman" w:hAnsi="Times New Roman" w:cs="Times New Roman" w:hint="eastAsia"/>
         </w:rPr>
-        <w:t>的偏差，即</w:t>
-      </w:r>
-      <w:r>
-        <w:rPr>
-          <w:rFonts w:ascii="Times New Roman" w:hAnsi="Times New Roman" w:cs="Times New Roman"/>
-        </w:rPr>
-        <w:t xml:space="preserve">GPU </w:t>
-      </w:r>
-      <w:r>
-        <w:rPr>
-          <w:rFonts w:ascii="Times New Roman" w:hAnsi="Times New Roman" w:cs="Times New Roman"/>
-        </w:rPr>
-        <w:t>跑久了會變快（</w:t>
-      </w:r>
-      <w:r>
-        <w:rPr>
-          <w:rFonts w:ascii="Times New Roman" w:hAnsi="Times New Roman" w:cs="Times New Roman"/>
-        </w:rPr>
-        <w:t xml:space="preserve">MPS </w:t>
-      </w:r>
-      <w:r>
-        <w:rPr>
-          <w:rFonts w:ascii="Times New Roman" w:hAnsi="Times New Roman" w:cs="Times New Roman"/>
-        </w:rPr>
-        <w:t>暖、快取熱），若一種方法</w:t>
+        <w:t xml:space="preserve"> R</w:t>
+      </w:r>
+      <w:r>
+        <w:rPr>
+          <w:rFonts w:ascii="Times New Roman" w:hAnsi="Times New Roman" w:cs="Times New Roman"/>
+        </w:rPr>
+        <w:t>obin</w:t>
+      </w:r>
+      <w:r>
+        <w:rPr>
+          <w:rFonts w:ascii="Times New Roman" w:hAnsi="Times New Roman" w:cs="Times New Roman"/>
+        </w:rPr>
+        <w:t>交錯方法順序、每方法</w:t>
       </w:r>
       <w:proofErr w:type="gramStart"/>
       <w:r>
         <w:rPr>
           <w:rFonts w:ascii="Times New Roman" w:hAnsi="Times New Roman" w:cs="Times New Roman"/>
         </w:rPr>
-        <w:t>整段跑完</w:t>
+        <w:t>跨多輪</w:t>
+      </w:r>
+      <w:r>
+        <w:rPr>
+          <w:rFonts w:ascii="Times New Roman" w:hAnsi="Times New Roman" w:cs="Times New Roman" w:hint="eastAsia"/>
+        </w:rPr>
+        <w:t>並</w:t>
       </w:r>
       <w:proofErr w:type="gramEnd"/>
       <w:r>
         <w:rPr>
-          <w:rFonts w:ascii="Times New Roman" w:hAnsi="Times New Roman" w:cs="Times New Roman"/>
-        </w:rPr>
-        <w:t>才換下一種，</w:t>
-      </w:r>
-      <w:r>
-        <w:rPr>
-          <w:rFonts w:ascii="Times New Roman" w:hAnsi="Times New Roman" w:cs="Times New Roman"/>
-        </w:rPr>
-        <w:t>drif</w:t>
-      </w:r>
-      <w:r>
-        <w:rPr>
           <w:rFonts w:ascii="Times New Roman" w:hAnsi="Times New Roman" w:cs="Times New Roman" w:hint="eastAsia"/>
         </w:rPr>
-        <w:t>t</w:t>
-      </w:r>
-      <w:r>
-        <w:rPr>
-          <w:rFonts w:ascii="Times New Roman" w:hAnsi="Times New Roman" w:cs="Times New Roman"/>
-        </w:rPr>
-        <w:t>會和方法混淆。改用</w:t>
+        <w:t>輪換</w:t>
+      </w:r>
+      <w:r>
+        <w:rPr>
+          <w:rFonts w:ascii="Times New Roman" w:hAnsi="Times New Roman" w:cs="Times New Roman"/>
+        </w:rPr>
+        <w:t>各個位置，把</w:t>
       </w:r>
       <w:r>
         <w:rPr>
           <w:rFonts w:ascii="Times New Roman" w:hAnsi="Times New Roman" w:cs="Times New Roman" w:hint="eastAsia"/>
         </w:rPr>
-        <w:t>R</w:t>
-      </w:r>
-      <w:r>
-        <w:rPr>
-          <w:rFonts w:ascii="Times New Roman" w:hAnsi="Times New Roman" w:cs="Times New Roman"/>
-        </w:rPr>
-        <w:t>ound</w:t>
+        <w:t>飄移</w:t>
       </w:r>
       <w:r>
         <w:rPr>
           <w:rFonts w:ascii="Times New Roman" w:hAnsi="Times New Roman" w:cs="Times New Roman" w:hint="eastAsia"/>
         </w:rPr>
-        <w:t xml:space="preserve"> R</w:t>
-      </w:r>
-      <w:r>
-        <w:rPr>
-          <w:rFonts w:ascii="Times New Roman" w:hAnsi="Times New Roman" w:cs="Times New Roman"/>
-        </w:rPr>
-        <w:t>obin</w:t>
-      </w:r>
-      <w:r>
-        <w:rPr>
-          <w:rFonts w:ascii="Times New Roman" w:hAnsi="Times New Roman" w:cs="Times New Roman"/>
-        </w:rPr>
-        <w:t>交錯方法順序、每方法跨多輪</w:t>
-      </w:r>
-      <w:r>
-        <w:rPr>
-          <w:rFonts w:ascii="Times New Roman" w:hAnsi="Times New Roman" w:cs="Times New Roman" w:hint="eastAsia"/>
-        </w:rPr>
-        <w:t>並輪換</w:t>
-      </w:r>
-      <w:r>
-        <w:rPr>
-          <w:rFonts w:ascii="Times New Roman" w:hAnsi="Times New Roman" w:cs="Times New Roman"/>
-        </w:rPr>
-        <w:t>各個位置，把</w:t>
-      </w:r>
-      <w:r>
-        <w:rPr>
-          <w:rFonts w:ascii="Times New Roman" w:hAnsi="Times New Roman" w:cs="Times New Roman"/>
-        </w:rPr>
-        <w:t>drift</w:t>
+        <w:t>誤差</w:t>
       </w:r>
       <w:r>
         <w:rPr>
@@ -10621,9 +10643,15 @@
         <w:rPr>
           <w:rFonts w:ascii="Times New Roman" w:hAnsi="Times New Roman" w:cs="Times New Roman"/>
         </w:rPr>
-        <w:t xml:space="preserve">　平台建置與操作流程</w:t>
+        <w:t xml:space="preserve">　平台建置與</w:t>
       </w:r>
       <w:bookmarkEnd w:id="25"/>
+      <w:r>
+        <w:rPr>
+          <w:rFonts w:ascii="Times New Roman" w:hAnsi="Times New Roman" w:cs="Times New Roman" w:hint="eastAsia"/>
+        </w:rPr>
+        <w:t>操作</w:t>
+      </w:r>
     </w:p>
     <w:p>
       <w:pPr>
@@ -10635,9 +10663,29 @@
       </w:pPr>
       <w:r>
         <w:rPr>
-          <w:rFonts w:ascii="Times New Roman" w:hAnsi="Times New Roman" w:cs="Times New Roman"/>
-        </w:rPr>
-        <w:t>目前系統已完成主要平台建置，並整理出清楚的部署與驗證流程。使用者可透過登入節點提交工作，系統則自動在背後完成節點啟動、工作排程、</w:t>
+          <w:rFonts w:ascii="Times New Roman" w:hAnsi="Times New Roman" w:cs="Times New Roman" w:hint="eastAsia"/>
+        </w:rPr>
+        <w:t xml:space="preserve">　　</w:t>
+      </w:r>
+      <w:r>
+        <w:rPr>
+          <w:rFonts w:ascii="Times New Roman" w:hAnsi="Times New Roman" w:cs="Times New Roman"/>
+        </w:rPr>
+        <w:t>目前系統已完成主要平台建置，並整理出</w:t>
+      </w:r>
+      <w:proofErr w:type="gramStart"/>
+      <w:r>
+        <w:rPr>
+          <w:rFonts w:ascii="Times New Roman" w:hAnsi="Times New Roman" w:cs="Times New Roman"/>
+        </w:rPr>
+        <w:t>清楚的</w:t>
+      </w:r>
+      <w:proofErr w:type="gramEnd"/>
+      <w:r>
+        <w:rPr>
+          <w:rFonts w:ascii="Times New Roman" w:hAnsi="Times New Roman" w:cs="Times New Roman"/>
+        </w:rPr>
+        <w:t>部署與驗證流程。使用者可透過登入節點提交工作，系統則自動在背後完成節點啟動、工作排程、</w:t>
       </w:r>
       <w:r>
         <w:rPr>
@@ -11101,19 +11149,7 @@
               <w:rPr>
                 <w:rFonts w:ascii="Times New Roman" w:hAnsi="Times New Roman" w:cs="Times New Roman"/>
               </w:rPr>
-              <w:t>啟發式基準排程（</w:t>
-            </w:r>
-            <w:r>
-              <w:rPr>
-                <w:rFonts w:ascii="Times New Roman" w:hAnsi="Times New Roman" w:cs="Times New Roman"/>
-              </w:rPr>
-              <w:t>Score</w:t>
-            </w:r>
-            <w:r>
-              <w:rPr>
-                <w:rFonts w:ascii="Times New Roman" w:hAnsi="Times New Roman" w:cs="Times New Roman"/>
-              </w:rPr>
-              <w:t>）</w:t>
+              <w:t>啟發式基準排程</w:t>
             </w:r>
           </w:p>
         </w:tc>
@@ -11747,7 +11783,7 @@
         </w:rPr>
         <w:lastRenderedPageBreak/>
         <w:drawing>
-          <wp:inline distT="0" distB="0" distL="0" distR="0" wp14:anchorId="3B05B89C" wp14:editId="6C1B7870">
+          <wp:inline distT="0" distB="0" distL="0" distR="0" wp14:anchorId="3B05B89C" wp14:editId="296A98BB">
             <wp:extent cx="4461444" cy="2883877"/>
             <wp:effectExtent l="0" t="0" r="0" b="0"/>
             <wp:docPr id="299526685" name="圖片 2"/>
@@ -11862,6 +11898,12 @@
       </w:pPr>
       <w:r>
         <w:rPr>
+          <w:rFonts w:ascii="Times New Roman" w:hAnsi="Times New Roman" w:cs="Times New Roman" w:hint="eastAsia"/>
+        </w:rPr>
+        <w:t xml:space="preserve">　　</w:t>
+      </w:r>
+      <w:r>
+        <w:rPr>
           <w:rFonts w:ascii="Times New Roman" w:hAnsi="Times New Roman" w:cs="Times New Roman"/>
         </w:rPr>
         <w:t>模擬評估</w:t>
@@ -13030,6 +13072,12 @@
       </w:pPr>
       <w:r>
         <w:rPr>
+          <w:rFonts w:ascii="Times New Roman" w:hAnsi="Times New Roman" w:cs="Times New Roman" w:hint="eastAsia"/>
+        </w:rPr>
+        <w:t xml:space="preserve">　　</w:t>
+      </w:r>
+      <w:r>
+        <w:rPr>
           <w:rFonts w:ascii="Times New Roman" w:hAnsi="Times New Roman" w:cs="Times New Roman"/>
         </w:rPr>
         <w:t>加入</w:t>
@@ -13156,7 +13204,21 @@
         <w:rPr>
           <w:rFonts w:ascii="Times New Roman" w:hAnsi="Times New Roman" w:cs="Times New Roman"/>
         </w:rPr>
-        <w:t>相對於啟發式來比較：</w:t>
+        <w:t>相對於</w:t>
+      </w:r>
+      <w:proofErr w:type="gramStart"/>
+      <w:r>
+        <w:rPr>
+          <w:rFonts w:ascii="Times New Roman" w:hAnsi="Times New Roman" w:cs="Times New Roman"/>
+        </w:rPr>
+        <w:t>啟發式來比較</w:t>
+      </w:r>
+      <w:proofErr w:type="gramEnd"/>
+      <w:r>
+        <w:rPr>
+          <w:rFonts w:ascii="Times New Roman" w:hAnsi="Times New Roman" w:cs="Times New Roman"/>
+        </w:rPr>
+        <w:t>：</w:t>
       </w:r>
     </w:p>
     <w:tbl>
@@ -14040,104 +14102,68 @@
         <w:spacing w:line="276" w:lineRule="auto"/>
         <w:jc w:val="both"/>
         <w:rPr>
+          <w:rFonts w:ascii="Times New Roman" w:hAnsi="Times New Roman" w:cs="Times New Roman"/>
+        </w:rPr>
+      </w:pPr>
+      <w:r>
+        <w:rPr>
+          <w:rFonts w:ascii="Times New Roman" w:hAnsi="Times New Roman" w:cs="Times New Roman"/>
+        </w:rPr>
+        <w:t xml:space="preserve">　　在</w:t>
+      </w:r>
+      <w:r>
+        <w:rPr>
           <w:rFonts w:ascii="Times New Roman" w:hAnsi="Times New Roman" w:cs="Times New Roman" w:hint="eastAsia"/>
         </w:rPr>
-      </w:pPr>
-      <w:r>
-        <w:rPr>
-          <w:rFonts w:ascii="Times New Roman" w:hAnsi="Times New Roman" w:cs="Times New Roman"/>
-        </w:rPr>
-        <w:t xml:space="preserve">　　在現有</w:t>
-      </w:r>
-      <w:r>
-        <w:rPr>
-          <w:rFonts w:ascii="Times New Roman" w:hAnsi="Times New Roman" w:cs="Times New Roman"/>
-        </w:rPr>
-        <w:t xml:space="preserve"> </w:t>
+        <w:t>實機</w:t>
+      </w:r>
+      <w:r>
+        <w:rPr>
+          <w:rFonts w:ascii="Times New Roman" w:hAnsi="Times New Roman" w:cs="Times New Roman"/>
+        </w:rPr>
+        <w:t>上評估</w:t>
       </w:r>
       <w:r>
         <w:rPr>
           <w:rFonts w:ascii="Times New Roman" w:hAnsi="Times New Roman" w:cs="Times New Roman" w:hint="eastAsia"/>
         </w:rPr>
-        <w:t>2</w:t>
-      </w:r>
-      <w:r>
-        <w:rPr>
-          <w:rFonts w:ascii="Times New Roman" w:hAnsi="Times New Roman" w:cs="Times New Roman"/>
-        </w:rPr>
-        <w:t xml:space="preserve">×1 </w:t>
-      </w:r>
-      <w:r>
-        <w:rPr>
-          <w:rFonts w:ascii="Times New Roman" w:hAnsi="Times New Roman" w:cs="Times New Roman"/>
-        </w:rPr>
-        <w:t>硬體上評估</w:t>
-      </w:r>
-      <w:r>
-        <w:rPr>
-          <w:rFonts w:ascii="Times New Roman" w:hAnsi="Times New Roman" w:cs="Times New Roman"/>
-        </w:rPr>
-        <w:t>score</w:t>
+        <w:t>四種排程方法</w:t>
+      </w:r>
+      <w:r>
+        <w:rPr>
+          <w:rFonts w:ascii="Times New Roman" w:hAnsi="Times New Roman" w:cs="Times New Roman"/>
+        </w:rPr>
+        <w:t>的差異</w:t>
       </w:r>
       <w:r>
         <w:rPr>
           <w:rFonts w:ascii="Times New Roman" w:hAnsi="Times New Roman" w:cs="Times New Roman" w:hint="eastAsia"/>
         </w:rPr>
-        <w:t>, S</w:t>
-      </w:r>
-      <w:r>
-        <w:rPr>
-          <w:rFonts w:ascii="Times New Roman" w:hAnsi="Times New Roman" w:cs="Times New Roman"/>
-        </w:rPr>
-        <w:t>AC</w:t>
+        <w:t>，結果</w:t>
+      </w:r>
+      <w:r>
+        <w:rPr>
+          <w:rFonts w:ascii="Times New Roman" w:hAnsi="Times New Roman" w:cs="Times New Roman"/>
+        </w:rPr>
+        <w:t>三個</w:t>
       </w:r>
       <w:r>
         <w:rPr>
           <w:rFonts w:ascii="Times New Roman" w:hAnsi="Times New Roman" w:cs="Times New Roman" w:hint="eastAsia"/>
         </w:rPr>
-        <w:t xml:space="preserve">, </w:t>
-      </w:r>
-      <w:r>
-        <w:rPr>
-          <w:rFonts w:ascii="Times New Roman" w:hAnsi="Times New Roman" w:cs="Times New Roman"/>
-        </w:rPr>
-        <w:t>RDSAC</w:t>
-      </w:r>
-      <w:r>
-        <w:rPr>
-          <w:rFonts w:ascii="Times New Roman" w:hAnsi="Times New Roman" w:cs="Times New Roman"/>
-        </w:rPr>
-        <w:t>的差異</w:t>
+        <w:t>DRL</w:t>
       </w:r>
       <w:r>
         <w:rPr>
           <w:rFonts w:ascii="Times New Roman" w:hAnsi="Times New Roman" w:cs="Times New Roman" w:hint="eastAsia"/>
         </w:rPr>
-        <w:t>，結果</w:t>
-      </w:r>
-      <w:r>
-        <w:rPr>
-          <w:rFonts w:ascii="Times New Roman" w:hAnsi="Times New Roman" w:cs="Times New Roman"/>
-        </w:rPr>
-        <w:t>三個</w:t>
+        <w:t>演算法仍無法戰勝啟發式</w:t>
       </w:r>
       <w:r>
         <w:rPr>
           <w:rFonts w:ascii="Times New Roman" w:hAnsi="Times New Roman" w:cs="Times New Roman" w:hint="eastAsia"/>
         </w:rPr>
-        <w:t>DRL</w:t>
-      </w:r>
-      <w:r>
-        <w:rPr>
-          <w:rFonts w:ascii="Times New Roman" w:hAnsi="Times New Roman" w:cs="Times New Roman" w:hint="eastAsia"/>
-        </w:rPr>
-        <w:t>演算法仍無法戰勝啟發式</w:t>
-      </w:r>
-      <w:r>
-        <w:rPr>
-          <w:rFonts w:ascii="Times New Roman" w:hAnsi="Times New Roman" w:cs="Times New Roman" w:hint="eastAsia"/>
-        </w:rPr>
-        <w:t>score</w:t>
+        <w:t>策略</w:t>
       </w:r>
       <w:r>
         <w:rPr>
@@ -14295,7 +14321,7 @@
         <w:spacing w:line="276" w:lineRule="auto"/>
         <w:jc w:val="both"/>
         <w:rPr>
-          <w:rFonts w:ascii="Times New Roman" w:hAnsi="Times New Roman" w:cs="Times New Roman" w:hint="eastAsia"/>
+          <w:rFonts w:ascii="Times New Roman" w:hAnsi="Times New Roman" w:cs="Times New Roman"/>
         </w:rPr>
       </w:pPr>
     </w:p>
@@ -14501,7 +14527,7 @@
               <w:spacing w:line="276" w:lineRule="auto"/>
               <w:jc w:val="center"/>
               <w:rPr>
-                <w:rFonts w:ascii="Times New Roman" w:hAnsi="Times New Roman" w:cs="Times New Roman" w:hint="eastAsia"/>
+                <w:rFonts w:ascii="Times New Roman" w:hAnsi="Times New Roman" w:cs="Times New Roman"/>
               </w:rPr>
             </w:pPr>
             <w:r>
@@ -14522,7 +14548,7 @@
               <w:spacing w:line="276" w:lineRule="auto"/>
               <w:jc w:val="center"/>
               <w:rPr>
-                <w:rFonts w:ascii="Times New Roman" w:hAnsi="Times New Roman" w:cs="Times New Roman" w:hint="eastAsia"/>
+                <w:rFonts w:ascii="Times New Roman" w:hAnsi="Times New Roman" w:cs="Times New Roman"/>
               </w:rPr>
             </w:pPr>
             <w:r>
@@ -14543,7 +14569,7 @@
               <w:spacing w:line="276" w:lineRule="auto"/>
               <w:jc w:val="center"/>
               <w:rPr>
-                <w:rFonts w:ascii="Times New Roman" w:hAnsi="Times New Roman" w:cs="Times New Roman" w:hint="eastAsia"/>
+                <w:rFonts w:ascii="Times New Roman" w:hAnsi="Times New Roman" w:cs="Times New Roman"/>
               </w:rPr>
             </w:pPr>
             <w:r>
@@ -14923,7 +14949,7 @@
         <w:spacing w:line="276" w:lineRule="auto"/>
         <w:jc w:val="center"/>
         <w:rPr>
-          <w:rFonts w:ascii="Times New Roman" w:hAnsi="Times New Roman" w:cs="Times New Roman" w:hint="eastAsia"/>
+          <w:rFonts w:ascii="Times New Roman" w:hAnsi="Times New Roman" w:cs="Times New Roman"/>
         </w:rPr>
       </w:pPr>
       <w:r>
@@ -14950,7 +14976,7 @@
         <w:spacing w:line="276" w:lineRule="auto"/>
         <w:jc w:val="both"/>
         <w:rPr>
-          <w:rFonts w:ascii="Times New Roman" w:hAnsi="Times New Roman" w:cs="Times New Roman" w:hint="eastAsia"/>
+          <w:rFonts w:ascii="Times New Roman" w:hAnsi="Times New Roman" w:cs="Times New Roman"/>
         </w:rPr>
       </w:pPr>
     </w:p>
@@ -17617,6 +17643,119 @@
     </w:lvl>
   </w:abstractNum>
   <w:abstractNum w:abstractNumId="3" w15:restartNumberingAfterBreak="0">
+    <w:nsid w:val="29F562C6"/>
+    <w:multiLevelType w:val="hybridMultilevel"/>
+    <w:tmpl w:val="0EC03BBA"/>
+    <w:lvl w:ilvl="0" w:tplc="2BA2754C">
+      <w:start w:val="1"/>
+      <w:numFmt w:val="bullet"/>
+      <w:lvlText w:val=""/>
+      <w:lvlJc w:val="left"/>
+      <w:pPr>
+        <w:ind w:left="720" w:hanging="480"/>
+      </w:pPr>
+      <w:rPr>
+        <w:rFonts w:ascii="Wingdings" w:hAnsi="Wingdings" w:hint="default"/>
+      </w:rPr>
+    </w:lvl>
+    <w:lvl w:ilvl="1" w:tplc="04090003" w:tentative="1">
+      <w:start w:val="1"/>
+      <w:numFmt w:val="bullet"/>
+      <w:lvlText w:val=""/>
+      <w:lvlJc w:val="left"/>
+      <w:pPr>
+        <w:ind w:left="1200" w:hanging="480"/>
+      </w:pPr>
+      <w:rPr>
+        <w:rFonts w:ascii="Wingdings" w:hAnsi="Wingdings" w:hint="default"/>
+      </w:rPr>
+    </w:lvl>
+    <w:lvl w:ilvl="2" w:tplc="04090005" w:tentative="1">
+      <w:start w:val="1"/>
+      <w:numFmt w:val="bullet"/>
+      <w:lvlText w:val=""/>
+      <w:lvlJc w:val="left"/>
+      <w:pPr>
+        <w:ind w:left="1680" w:hanging="480"/>
+      </w:pPr>
+      <w:rPr>
+        <w:rFonts w:ascii="Wingdings" w:hAnsi="Wingdings" w:hint="default"/>
+      </w:rPr>
+    </w:lvl>
+    <w:lvl w:ilvl="3" w:tplc="04090001" w:tentative="1">
+      <w:start w:val="1"/>
+      <w:numFmt w:val="bullet"/>
+      <w:lvlText w:val=""/>
+      <w:lvlJc w:val="left"/>
+      <w:pPr>
+        <w:ind w:left="2160" w:hanging="480"/>
+      </w:pPr>
+      <w:rPr>
+        <w:rFonts w:ascii="Wingdings" w:hAnsi="Wingdings" w:hint="default"/>
+      </w:rPr>
+    </w:lvl>
+    <w:lvl w:ilvl="4" w:tplc="04090003" w:tentative="1">
+      <w:start w:val="1"/>
+      <w:numFmt w:val="bullet"/>
+      <w:lvlText w:val=""/>
+      <w:lvlJc w:val="left"/>
+      <w:pPr>
+        <w:ind w:left="2640" w:hanging="480"/>
+      </w:pPr>
+      <w:rPr>
+        <w:rFonts w:ascii="Wingdings" w:hAnsi="Wingdings" w:hint="default"/>
+      </w:rPr>
+    </w:lvl>
+    <w:lvl w:ilvl="5" w:tplc="04090005" w:tentative="1">
+      <w:start w:val="1"/>
+      <w:numFmt w:val="bullet"/>
+      <w:lvlText w:val=""/>
+      <w:lvlJc w:val="left"/>
+      <w:pPr>
+        <w:ind w:left="3120" w:hanging="480"/>
+      </w:pPr>
+      <w:rPr>
+        <w:rFonts w:ascii="Wingdings" w:hAnsi="Wingdings" w:hint="default"/>
+      </w:rPr>
+    </w:lvl>
+    <w:lvl w:ilvl="6" w:tplc="04090001" w:tentative="1">
+      <w:start w:val="1"/>
+      <w:numFmt w:val="bullet"/>
+      <w:lvlText w:val=""/>
+      <w:lvlJc w:val="left"/>
+      <w:pPr>
+        <w:ind w:left="3600" w:hanging="480"/>
+      </w:pPr>
+      <w:rPr>
+        <w:rFonts w:ascii="Wingdings" w:hAnsi="Wingdings" w:hint="default"/>
+      </w:rPr>
+    </w:lvl>
+    <w:lvl w:ilvl="7" w:tplc="04090003" w:tentative="1">
+      <w:start w:val="1"/>
+      <w:numFmt w:val="bullet"/>
+      <w:lvlText w:val=""/>
+      <w:lvlJc w:val="left"/>
+      <w:pPr>
+        <w:ind w:left="4080" w:hanging="480"/>
+      </w:pPr>
+      <w:rPr>
+        <w:rFonts w:ascii="Wingdings" w:hAnsi="Wingdings" w:hint="default"/>
+      </w:rPr>
+    </w:lvl>
+    <w:lvl w:ilvl="8" w:tplc="04090005" w:tentative="1">
+      <w:start w:val="1"/>
+      <w:numFmt w:val="bullet"/>
+      <w:lvlText w:val=""/>
+      <w:lvlJc w:val="left"/>
+      <w:pPr>
+        <w:ind w:left="4560" w:hanging="480"/>
+      </w:pPr>
+      <w:rPr>
+        <w:rFonts w:ascii="Wingdings" w:hAnsi="Wingdings" w:hint="default"/>
+      </w:rPr>
+    </w:lvl>
+  </w:abstractNum>
+  <w:abstractNum w:abstractNumId="4" w15:restartNumberingAfterBreak="0">
     <w:nsid w:val="3E5F76C5"/>
     <w:multiLevelType w:val="hybridMultilevel"/>
     <w:tmpl w:val="4B5EE21E"/>
@@ -17705,7 +17844,7 @@
       </w:pPr>
     </w:lvl>
   </w:abstractNum>
-  <w:abstractNum w:abstractNumId="4" w15:restartNumberingAfterBreak="0">
+  <w:abstractNum w:abstractNumId="5" w15:restartNumberingAfterBreak="0">
     <w:nsid w:val="41A51B13"/>
     <w:multiLevelType w:val="hybridMultilevel"/>
     <w:tmpl w:val="B44A0956"/>
@@ -17818,10 +17957,10 @@
       </w:rPr>
     </w:lvl>
   </w:abstractNum>
-  <w:abstractNum w:abstractNumId="5" w15:restartNumberingAfterBreak="0">
-    <w:nsid w:val="44177309"/>
+  <w:abstractNum w:abstractNumId="6" w15:restartNumberingAfterBreak="0">
+    <w:nsid w:val="43B83A69"/>
     <w:multiLevelType w:val="hybridMultilevel"/>
-    <w:tmpl w:val="F8300046"/>
+    <w:tmpl w:val="243EA8A0"/>
     <w:lvl w:ilvl="0" w:tplc="2BA2754C">
       <w:start w:val="1"/>
       <w:numFmt w:val="bullet"/>
@@ -17931,7 +18070,120 @@
       </w:rPr>
     </w:lvl>
   </w:abstractNum>
-  <w:abstractNum w:abstractNumId="6" w15:restartNumberingAfterBreak="0">
+  <w:abstractNum w:abstractNumId="7" w15:restartNumberingAfterBreak="0">
+    <w:nsid w:val="44177309"/>
+    <w:multiLevelType w:val="hybridMultilevel"/>
+    <w:tmpl w:val="F8300046"/>
+    <w:lvl w:ilvl="0" w:tplc="2BA2754C">
+      <w:start w:val="1"/>
+      <w:numFmt w:val="bullet"/>
+      <w:lvlText w:val=""/>
+      <w:lvlJc w:val="left"/>
+      <w:pPr>
+        <w:ind w:left="720" w:hanging="480"/>
+      </w:pPr>
+      <w:rPr>
+        <w:rFonts w:ascii="Wingdings" w:hAnsi="Wingdings" w:hint="default"/>
+      </w:rPr>
+    </w:lvl>
+    <w:lvl w:ilvl="1" w:tplc="04090003" w:tentative="1">
+      <w:start w:val="1"/>
+      <w:numFmt w:val="bullet"/>
+      <w:lvlText w:val=""/>
+      <w:lvlJc w:val="left"/>
+      <w:pPr>
+        <w:ind w:left="1200" w:hanging="480"/>
+      </w:pPr>
+      <w:rPr>
+        <w:rFonts w:ascii="Wingdings" w:hAnsi="Wingdings" w:hint="default"/>
+      </w:rPr>
+    </w:lvl>
+    <w:lvl w:ilvl="2" w:tplc="04090005" w:tentative="1">
+      <w:start w:val="1"/>
+      <w:numFmt w:val="bullet"/>
+      <w:lvlText w:val=""/>
+      <w:lvlJc w:val="left"/>
+      <w:pPr>
+        <w:ind w:left="1680" w:hanging="480"/>
+      </w:pPr>
+      <w:rPr>
+        <w:rFonts w:ascii="Wingdings" w:hAnsi="Wingdings" w:hint="default"/>
+      </w:rPr>
+    </w:lvl>
+    <w:lvl w:ilvl="3" w:tplc="04090001" w:tentative="1">
+      <w:start w:val="1"/>
+      <w:numFmt w:val="bullet"/>
+      <w:lvlText w:val=""/>
+      <w:lvlJc w:val="left"/>
+      <w:pPr>
+        <w:ind w:left="2160" w:hanging="480"/>
+      </w:pPr>
+      <w:rPr>
+        <w:rFonts w:ascii="Wingdings" w:hAnsi="Wingdings" w:hint="default"/>
+      </w:rPr>
+    </w:lvl>
+    <w:lvl w:ilvl="4" w:tplc="04090003" w:tentative="1">
+      <w:start w:val="1"/>
+      <w:numFmt w:val="bullet"/>
+      <w:lvlText w:val=""/>
+      <w:lvlJc w:val="left"/>
+      <w:pPr>
+        <w:ind w:left="2640" w:hanging="480"/>
+      </w:pPr>
+      <w:rPr>
+        <w:rFonts w:ascii="Wingdings" w:hAnsi="Wingdings" w:hint="default"/>
+      </w:rPr>
+    </w:lvl>
+    <w:lvl w:ilvl="5" w:tplc="04090005" w:tentative="1">
+      <w:start w:val="1"/>
+      <w:numFmt w:val="bullet"/>
+      <w:lvlText w:val=""/>
+      <w:lvlJc w:val="left"/>
+      <w:pPr>
+        <w:ind w:left="3120" w:hanging="480"/>
+      </w:pPr>
+      <w:rPr>
+        <w:rFonts w:ascii="Wingdings" w:hAnsi="Wingdings" w:hint="default"/>
+      </w:rPr>
+    </w:lvl>
+    <w:lvl w:ilvl="6" w:tplc="04090001" w:tentative="1">
+      <w:start w:val="1"/>
+      <w:numFmt w:val="bullet"/>
+      <w:lvlText w:val=""/>
+      <w:lvlJc w:val="left"/>
+      <w:pPr>
+        <w:ind w:left="3600" w:hanging="480"/>
+      </w:pPr>
+      <w:rPr>
+        <w:rFonts w:ascii="Wingdings" w:hAnsi="Wingdings" w:hint="default"/>
+      </w:rPr>
+    </w:lvl>
+    <w:lvl w:ilvl="7" w:tplc="04090003" w:tentative="1">
+      <w:start w:val="1"/>
+      <w:numFmt w:val="bullet"/>
+      <w:lvlText w:val=""/>
+      <w:lvlJc w:val="left"/>
+      <w:pPr>
+        <w:ind w:left="4080" w:hanging="480"/>
+      </w:pPr>
+      <w:rPr>
+        <w:rFonts w:ascii="Wingdings" w:hAnsi="Wingdings" w:hint="default"/>
+      </w:rPr>
+    </w:lvl>
+    <w:lvl w:ilvl="8" w:tplc="04090005" w:tentative="1">
+      <w:start w:val="1"/>
+      <w:numFmt w:val="bullet"/>
+      <w:lvlText w:val=""/>
+      <w:lvlJc w:val="left"/>
+      <w:pPr>
+        <w:ind w:left="4560" w:hanging="480"/>
+      </w:pPr>
+      <w:rPr>
+        <w:rFonts w:ascii="Wingdings" w:hAnsi="Wingdings" w:hint="default"/>
+      </w:rPr>
+    </w:lvl>
+  </w:abstractNum>
+  <w:abstractNum w:abstractNumId="8" w15:restartNumberingAfterBreak="0">
     <w:nsid w:val="46822B0C"/>
     <w:multiLevelType w:val="hybridMultilevel"/>
     <w:tmpl w:val="66FC3DD0"/>
@@ -18020,7 +18272,7 @@
       </w:pPr>
     </w:lvl>
   </w:abstractNum>
-  <w:abstractNum w:abstractNumId="7" w15:restartNumberingAfterBreak="0">
+  <w:abstractNum w:abstractNumId="9" w15:restartNumberingAfterBreak="0">
     <w:nsid w:val="475B21FF"/>
     <w:multiLevelType w:val="hybridMultilevel"/>
     <w:tmpl w:val="D8F6FB2E"/>
@@ -18133,7 +18385,7 @@
       </w:rPr>
     </w:lvl>
   </w:abstractNum>
-  <w:abstractNum w:abstractNumId="8" w15:restartNumberingAfterBreak="0">
+  <w:abstractNum w:abstractNumId="10" w15:restartNumberingAfterBreak="0">
     <w:nsid w:val="565120A1"/>
     <w:multiLevelType w:val="hybridMultilevel"/>
     <w:tmpl w:val="EB72251E"/>
@@ -18222,7 +18474,7 @@
       </w:pPr>
     </w:lvl>
   </w:abstractNum>
-  <w:abstractNum w:abstractNumId="9" w15:restartNumberingAfterBreak="0">
+  <w:abstractNum w:abstractNumId="11" w15:restartNumberingAfterBreak="0">
     <w:nsid w:val="5A2168D1"/>
     <w:multiLevelType w:val="hybridMultilevel"/>
     <w:tmpl w:val="EB223874"/>
@@ -18276,7 +18528,7 @@
       <w:lvlJc w:val="left"/>
     </w:lvl>
   </w:abstractNum>
-  <w:abstractNum w:abstractNumId="10" w15:restartNumberingAfterBreak="0">
+  <w:abstractNum w:abstractNumId="12" w15:restartNumberingAfterBreak="0">
     <w:nsid w:val="5B923E4C"/>
     <w:multiLevelType w:val="hybridMultilevel"/>
     <w:tmpl w:val="701E933C"/>
@@ -18389,7 +18641,7 @@
       </w:rPr>
     </w:lvl>
   </w:abstractNum>
-  <w:abstractNum w:abstractNumId="11" w15:restartNumberingAfterBreak="0">
+  <w:abstractNum w:abstractNumId="13" w15:restartNumberingAfterBreak="0">
     <w:nsid w:val="5EF35FCE"/>
     <w:multiLevelType w:val="hybridMultilevel"/>
     <w:tmpl w:val="727C8B8C"/>
@@ -18502,7 +18754,7 @@
       </w:rPr>
     </w:lvl>
   </w:abstractNum>
-  <w:abstractNum w:abstractNumId="12" w15:restartNumberingAfterBreak="0">
+  <w:abstractNum w:abstractNumId="14" w15:restartNumberingAfterBreak="0">
     <w:nsid w:val="605C06F0"/>
     <w:multiLevelType w:val="hybridMultilevel"/>
     <w:tmpl w:val="98F6B514"/>
@@ -18615,7 +18867,7 @@
       </w:rPr>
     </w:lvl>
   </w:abstractNum>
-  <w:abstractNum w:abstractNumId="13" w15:restartNumberingAfterBreak="0">
+  <w:abstractNum w:abstractNumId="15" w15:restartNumberingAfterBreak="0">
     <w:nsid w:val="607407F9"/>
     <w:multiLevelType w:val="hybridMultilevel"/>
     <w:tmpl w:val="39FCEA88"/>
@@ -18728,7 +18980,7 @@
       </w:rPr>
     </w:lvl>
   </w:abstractNum>
-  <w:abstractNum w:abstractNumId="14" w15:restartNumberingAfterBreak="0">
+  <w:abstractNum w:abstractNumId="16" w15:restartNumberingAfterBreak="0">
     <w:nsid w:val="60F01187"/>
     <w:multiLevelType w:val="hybridMultilevel"/>
     <w:tmpl w:val="125A4CB8"/>
@@ -18817,7 +19069,7 @@
       </w:pPr>
     </w:lvl>
   </w:abstractNum>
-  <w:abstractNum w:abstractNumId="15" w15:restartNumberingAfterBreak="0">
+  <w:abstractNum w:abstractNumId="17" w15:restartNumberingAfterBreak="0">
     <w:nsid w:val="617A61F7"/>
     <w:multiLevelType w:val="hybridMultilevel"/>
     <w:tmpl w:val="0D46BAA8"/>
@@ -18903,7 +19155,7 @@
       </w:pPr>
     </w:lvl>
   </w:abstractNum>
-  <w:abstractNum w:abstractNumId="16" w15:restartNumberingAfterBreak="0">
+  <w:abstractNum w:abstractNumId="18" w15:restartNumberingAfterBreak="0">
     <w:nsid w:val="6FA72616"/>
     <w:multiLevelType w:val="hybridMultilevel"/>
     <w:tmpl w:val="84AE77AC"/>
@@ -19016,7 +19268,7 @@
       </w:rPr>
     </w:lvl>
   </w:abstractNum>
-  <w:abstractNum w:abstractNumId="17" w15:restartNumberingAfterBreak="0">
+  <w:abstractNum w:abstractNumId="19" w15:restartNumberingAfterBreak="0">
     <w:nsid w:val="726E3219"/>
     <w:multiLevelType w:val="hybridMultilevel"/>
     <w:tmpl w:val="3A66D486"/>
@@ -19129,7 +19381,7 @@
       </w:rPr>
     </w:lvl>
   </w:abstractNum>
-  <w:abstractNum w:abstractNumId="18" w15:restartNumberingAfterBreak="0">
+  <w:abstractNum w:abstractNumId="20" w15:restartNumberingAfterBreak="0">
     <w:nsid w:val="79EE028A"/>
     <w:multiLevelType w:val="hybridMultilevel"/>
     <w:tmpl w:val="B192AC5A"/>
@@ -19218,7 +19470,7 @@
       </w:pPr>
     </w:lvl>
   </w:abstractNum>
-  <w:abstractNum w:abstractNumId="19" w15:restartNumberingAfterBreak="0">
+  <w:abstractNum w:abstractNumId="21" w15:restartNumberingAfterBreak="0">
     <w:nsid w:val="7A001D16"/>
     <w:multiLevelType w:val="hybridMultilevel"/>
     <w:tmpl w:val="3AD09A9E"/>
@@ -19331,7 +19583,7 @@
       </w:rPr>
     </w:lvl>
   </w:abstractNum>
-  <w:abstractNum w:abstractNumId="20" w15:restartNumberingAfterBreak="0">
+  <w:abstractNum w:abstractNumId="22" w15:restartNumberingAfterBreak="0">
     <w:nsid w:val="7BA11425"/>
     <w:multiLevelType w:val="hybridMultilevel"/>
     <w:tmpl w:val="064E353C"/>
@@ -19421,73 +19673,79 @@
     </w:lvl>
   </w:abstractNum>
   <w:num w:numId="1" w16cid:durableId="1910266413">
-    <w:abstractNumId w:val="15"/>
+    <w:abstractNumId w:val="17"/>
     <w:lvlOverride w:ilvl="0">
       <w:startOverride w:val="1"/>
     </w:lvlOverride>
   </w:num>
   <w:num w:numId="2" w16cid:durableId="699084815">
-    <w:abstractNumId w:val="9"/>
+    <w:abstractNumId w:val="11"/>
     <w:lvlOverride w:ilvl="0">
       <w:startOverride w:val="1"/>
     </w:lvlOverride>
   </w:num>
   <w:num w:numId="3" w16cid:durableId="1203177164">
-    <w:abstractNumId w:val="20"/>
+    <w:abstractNumId w:val="22"/>
   </w:num>
   <w:num w:numId="4" w16cid:durableId="1222979258">
-    <w:abstractNumId w:val="14"/>
+    <w:abstractNumId w:val="16"/>
   </w:num>
   <w:num w:numId="5" w16cid:durableId="992179624">
     <w:abstractNumId w:val="1"/>
   </w:num>
   <w:num w:numId="6" w16cid:durableId="1595238181">
-    <w:abstractNumId w:val="3"/>
+    <w:abstractNumId w:val="4"/>
   </w:num>
   <w:num w:numId="7" w16cid:durableId="1892880699">
-    <w:abstractNumId w:val="6"/>
+    <w:abstractNumId w:val="8"/>
   </w:num>
   <w:num w:numId="8" w16cid:durableId="646281498">
     <w:abstractNumId w:val="2"/>
   </w:num>
   <w:num w:numId="9" w16cid:durableId="7878949">
-    <w:abstractNumId w:val="18"/>
+    <w:abstractNumId w:val="20"/>
   </w:num>
   <w:num w:numId="10" w16cid:durableId="1480657251">
+    <w:abstractNumId w:val="12"/>
+  </w:num>
+  <w:num w:numId="11" w16cid:durableId="507334186">
+    <w:abstractNumId w:val="21"/>
+  </w:num>
+  <w:num w:numId="12" w16cid:durableId="248273354">
     <w:abstractNumId w:val="10"/>
   </w:num>
-  <w:num w:numId="11" w16cid:durableId="507334186">
-    <w:abstractNumId w:val="19"/>
-  </w:num>
-  <w:num w:numId="12" w16cid:durableId="248273354">
-    <w:abstractNumId w:val="8"/>
-  </w:num>
   <w:num w:numId="13" w16cid:durableId="167865139">
-    <w:abstractNumId w:val="13"/>
+    <w:abstractNumId w:val="15"/>
   </w:num>
   <w:num w:numId="14" w16cid:durableId="280692861">
-    <w:abstractNumId w:val="7"/>
+    <w:abstractNumId w:val="9"/>
   </w:num>
   <w:num w:numId="15" w16cid:durableId="2082824106">
-    <w:abstractNumId w:val="4"/>
+    <w:abstractNumId w:val="5"/>
   </w:num>
   <w:num w:numId="16" w16cid:durableId="48192694">
     <w:abstractNumId w:val="0"/>
   </w:num>
   <w:num w:numId="17" w16cid:durableId="199977131">
-    <w:abstractNumId w:val="5"/>
+    <w:abstractNumId w:val="7"/>
   </w:num>
   <w:num w:numId="18" w16cid:durableId="2043364608">
-    <w:abstractNumId w:val="12"/>
+    <w:abstractNumId w:val="14"/>
   </w:num>
   <w:num w:numId="19" w16cid:durableId="1057515572">
-    <w:abstractNumId w:val="17"/>
+    <w:abstractNumId w:val="19"/>
   </w:num>
   <w:num w:numId="20" w16cid:durableId="1035692978">
-    <w:abstractNumId w:val="11"/>
+    <w:abstractNumId w:val="13"/>
   </w:num>
   <w:num w:numId="21" w16cid:durableId="1498157072">
-    <w:abstractNumId w:val="16"/>
+    <w:abstractNumId w:val="18"/>
+  </w:num>
+  <w:num w:numId="22" w16cid:durableId="872159615">
+    <w:abstractNumId w:val="6"/>
+  </w:num>
+  <w:num w:numId="23" w16cid:durableId="577248928">
+    <w:abstractNumId w:val="3"/>
   </w:num>
 </w:numbering>
 </file>
@@ -19886,7 +20144,7 @@
   <w:style w:type="paragraph" w:default="1" w:styleId="a">
     <w:name w:val="Normal"/>
     <w:qFormat/>
-    <w:rsid w:val="00995114"/>
+    <w:rsid w:val="00901C76"/>
     <w:pPr>
       <w:widowControl w:val="0"/>
     </w:pPr>

--- a/assets/report.docx
+++ b/assets/report.docx
@@ -75,6 +75,7 @@
         </w:rPr>
         <w:t>以</w:t>
       </w:r>
+      <w:proofErr w:type="spellStart"/>
       <w:r>
         <w:rPr>
           <w:rFonts w:ascii="Times New Roman" w:hAnsi="Times New Roman" w:cs="Times New Roman"/>
@@ -83,8 +84,9 @@
           <w:sz w:val="36"/>
           <w:szCs w:val="36"/>
         </w:rPr>
-        <w:t>Slurm-on-Kubernetes</w:t>
-      </w:r>
+        <w:t>Slurm</w:t>
+      </w:r>
+      <w:proofErr w:type="spellEnd"/>
       <w:r>
         <w:rPr>
           <w:rFonts w:ascii="Times New Roman" w:hAnsi="Times New Roman" w:cs="Times New Roman"/>
@@ -93,7 +95,7 @@
           <w:sz w:val="36"/>
           <w:szCs w:val="36"/>
         </w:rPr>
-        <w:t>為核心之共享</w:t>
+        <w:t>-on-Kubernetes</w:t>
       </w:r>
       <w:r>
         <w:rPr>
@@ -103,13 +105,9 @@
           <w:sz w:val="36"/>
           <w:szCs w:val="36"/>
         </w:rPr>
-        <w:t>GPU</w:t>
-      </w:r>
-    </w:p>
-    <w:p>
-      <w:pPr>
-        <w:spacing w:after="120" w:line="276" w:lineRule="auto"/>
-        <w:jc w:val="center"/>
+        <w:t>為核心之共享</w:t>
+      </w:r>
+      <w:r>
         <w:rPr>
           <w:rFonts w:ascii="Times New Roman" w:hAnsi="Times New Roman" w:cs="Times New Roman"/>
           <w:b/>
@@ -117,8 +115,13 @@
           <w:sz w:val="36"/>
           <w:szCs w:val="36"/>
         </w:rPr>
-      </w:pPr>
-      <w:r>
+        <w:t>GPU</w:t>
+      </w:r>
+    </w:p>
+    <w:p>
+      <w:pPr>
+        <w:spacing w:after="120" w:line="276" w:lineRule="auto"/>
+        <w:jc w:val="center"/>
         <w:rPr>
           <w:rFonts w:ascii="Times New Roman" w:hAnsi="Times New Roman" w:cs="Times New Roman"/>
           <w:b/>
@@ -126,6 +129,15 @@
           <w:sz w:val="36"/>
           <w:szCs w:val="36"/>
         </w:rPr>
+      </w:pPr>
+      <w:r>
+        <w:rPr>
+          <w:rFonts w:ascii="Times New Roman" w:hAnsi="Times New Roman" w:cs="Times New Roman"/>
+          <w:b/>
+          <w:bCs/>
+          <w:sz w:val="36"/>
+          <w:szCs w:val="36"/>
+        </w:rPr>
         <w:t>工作負載彈性排程平台</w:t>
       </w:r>
     </w:p>
@@ -145,7 +157,25 @@
           <w:sz w:val="36"/>
           <w:szCs w:val="36"/>
         </w:rPr>
-        <w:t>Elastic Slurm Scheduling on Kubernetes</w:t>
+        <w:t xml:space="preserve">Elastic </w:t>
+      </w:r>
+      <w:proofErr w:type="spellStart"/>
+      <w:r>
+        <w:rPr>
+          <w:rFonts w:ascii="Times New Roman" w:eastAsia="Times New Roman" w:hAnsi="Times New Roman" w:cs="Times New Roman"/>
+          <w:sz w:val="36"/>
+          <w:szCs w:val="36"/>
+        </w:rPr>
+        <w:t>Slurm</w:t>
+      </w:r>
+      <w:proofErr w:type="spellEnd"/>
+      <w:r>
+        <w:rPr>
+          <w:rFonts w:ascii="Times New Roman" w:eastAsia="Times New Roman" w:hAnsi="Times New Roman" w:cs="Times New Roman"/>
+          <w:sz w:val="36"/>
+          <w:szCs w:val="36"/>
+        </w:rPr>
+        <w:t xml:space="preserve"> Scheduling on Kubernetes</w:t>
       </w:r>
     </w:p>
     <w:p>
@@ -596,7 +626,7 @@
           <w:rFonts w:ascii="Times New Roman" w:hAnsi="Times New Roman" w:cs="Times New Roman"/>
         </w:rPr>
       </w:pPr>
-      <w:bookmarkStart w:id="0" w:name="_Toc232697167"/>
+      <w:bookmarkStart w:id="0" w:name="_Toc232978470"/>
       <w:r>
         <w:rPr>
           <w:rFonts w:ascii="Times New Roman" w:hAnsi="Times New Roman" w:cs="Times New Roman"/>
@@ -658,12 +688,14 @@
         </w:rPr>
         <w:t>工作負載彈性排程平台，整合</w:t>
       </w:r>
+      <w:proofErr w:type="spellStart"/>
       <w:r>
         <w:rPr>
           <w:rFonts w:ascii="Times New Roman" w:hAnsi="Times New Roman" w:cs="Times New Roman"/>
         </w:rPr>
         <w:t>Slurm</w:t>
       </w:r>
+      <w:proofErr w:type="spellEnd"/>
       <w:r>
         <w:rPr>
           <w:rFonts w:ascii="Times New Roman" w:hAnsi="Times New Roman" w:cs="Times New Roman"/>
@@ -900,7 +932,7 @@
           <w:rFonts w:ascii="Times New Roman" w:hAnsi="Times New Roman" w:cs="Times New Roman"/>
         </w:rPr>
       </w:pPr>
-      <w:bookmarkStart w:id="1" w:name="_Toc232697168"/>
+      <w:bookmarkStart w:id="1" w:name="_Toc232978471"/>
       <w:r>
         <w:rPr>
           <w:rFonts w:ascii="Times New Roman" w:hAnsi="Times New Roman" w:cs="Times New Roman"/>
@@ -924,11 +956,19 @@
         </w:rPr>
         <w:t>本計畫開發一套以</w:t>
       </w:r>
-      <w:r>
-        <w:rPr>
-          <w:rFonts w:ascii="Times New Roman" w:hAnsi="Times New Roman" w:cs="Times New Roman"/>
-        </w:rPr>
-        <w:t>Slurm-on-Kubernetes</w:t>
+      <w:proofErr w:type="spellStart"/>
+      <w:r>
+        <w:rPr>
+          <w:rFonts w:ascii="Times New Roman" w:hAnsi="Times New Roman" w:cs="Times New Roman"/>
+        </w:rPr>
+        <w:t>Slurm</w:t>
+      </w:r>
+      <w:proofErr w:type="spellEnd"/>
+      <w:r>
+        <w:rPr>
+          <w:rFonts w:ascii="Times New Roman" w:hAnsi="Times New Roman" w:cs="Times New Roman"/>
+        </w:rPr>
+        <w:t>-on-Kubernetes</w:t>
       </w:r>
       <w:r>
         <w:rPr>
@@ -1103,12 +1143,14 @@
         </w:rPr>
         <w:t>、</w:t>
       </w:r>
+      <w:proofErr w:type="spellStart"/>
       <w:r>
         <w:rPr>
           <w:rFonts w:ascii="Times New Roman" w:hAnsi="Times New Roman" w:cs="Times New Roman"/>
         </w:rPr>
         <w:t>Slurm</w:t>
       </w:r>
+      <w:proofErr w:type="spellEnd"/>
       <w:r>
         <w:rPr>
           <w:rFonts w:ascii="Times New Roman" w:hAnsi="Times New Roman" w:cs="Times New Roman"/>
@@ -1149,7 +1191,7 @@
           <w:rFonts w:ascii="Times New Roman" w:hAnsi="Times New Roman" w:cs="Times New Roman"/>
         </w:rPr>
       </w:pPr>
-      <w:bookmarkStart w:id="2" w:name="_Toc232697169"/>
+      <w:bookmarkStart w:id="2" w:name="_Toc232978472"/>
       <w:r>
         <w:rPr>
           <w:rFonts w:ascii="Times New Roman" w:hAnsi="Times New Roman" w:cs="Times New Roman"/>
@@ -1198,7 +1240,7 @@
             </w:rPr>
             <w:fldChar w:fldCharType="separate"/>
           </w:r>
-          <w:hyperlink w:anchor="_Toc232697167" w:history="1">
+          <w:hyperlink w:anchor="_Toc232978470" w:history="1">
             <w:r>
               <w:rPr>
                 <w:rStyle w:val="a5"/>
@@ -1226,7 +1268,7 @@
                 <w:rFonts w:ascii="Times New Roman" w:hAnsi="Times New Roman" w:cs="Times New Roman"/>
                 <w:noProof/>
               </w:rPr>
-              <w:instrText xml:space="preserve"> PAGEREF _Toc232697167 \h </w:instrText>
+              <w:instrText xml:space="preserve"> PAGEREF _Toc232978470 \h </w:instrText>
             </w:r>
             <w:r>
               <w:rPr>
@@ -1270,7 +1312,7 @@
               <w14:ligatures w14:val="standardContextual"/>
             </w:rPr>
           </w:pPr>
-          <w:hyperlink w:anchor="_Toc232697168" w:history="1">
+          <w:hyperlink w:anchor="_Toc232978471" w:history="1">
             <w:r>
               <w:rPr>
                 <w:rStyle w:val="a5"/>
@@ -1298,7 +1340,7 @@
                 <w:rFonts w:ascii="Times New Roman" w:hAnsi="Times New Roman" w:cs="Times New Roman"/>
                 <w:noProof/>
               </w:rPr>
-              <w:instrText xml:space="preserve"> PAGEREF _Toc232697168 \h </w:instrText>
+              <w:instrText xml:space="preserve"> PAGEREF _Toc232978471 \h </w:instrText>
             </w:r>
             <w:r>
               <w:rPr>
@@ -1342,7 +1384,7 @@
               <w14:ligatures w14:val="standardContextual"/>
             </w:rPr>
           </w:pPr>
-          <w:hyperlink w:anchor="_Toc232697169" w:history="1">
+          <w:hyperlink w:anchor="_Toc232978472" w:history="1">
             <w:r>
               <w:rPr>
                 <w:rStyle w:val="a5"/>
@@ -1370,7 +1412,7 @@
                 <w:rFonts w:ascii="Times New Roman" w:hAnsi="Times New Roman" w:cs="Times New Roman"/>
                 <w:noProof/>
               </w:rPr>
-              <w:instrText xml:space="preserve"> PAGEREF _Toc232697169 \h </w:instrText>
+              <w:instrText xml:space="preserve"> PAGEREF _Toc232978472 \h </w:instrText>
             </w:r>
             <w:r>
               <w:rPr>
@@ -1414,7 +1456,7 @@
               <w14:ligatures w14:val="standardContextual"/>
             </w:rPr>
           </w:pPr>
-          <w:hyperlink w:anchor="_Toc232697170" w:history="1">
+          <w:hyperlink w:anchor="_Toc232978473" w:history="1">
             <w:r>
               <w:rPr>
                 <w:rStyle w:val="a5"/>
@@ -1442,7 +1484,7 @@
                 <w:rFonts w:ascii="Times New Roman" w:hAnsi="Times New Roman" w:cs="Times New Roman"/>
                 <w:noProof/>
               </w:rPr>
-              <w:instrText xml:space="preserve"> PAGEREF _Toc232697170 \h </w:instrText>
+              <w:instrText xml:space="preserve"> PAGEREF _Toc232978473 \h </w:instrText>
             </w:r>
             <w:r>
               <w:rPr>
@@ -1486,7 +1528,7 @@
               <w14:ligatures w14:val="standardContextual"/>
             </w:rPr>
           </w:pPr>
-          <w:hyperlink w:anchor="_Toc232697171" w:history="1">
+          <w:hyperlink w:anchor="_Toc232978474" w:history="1">
             <w:r>
               <w:rPr>
                 <w:rStyle w:val="a5"/>
@@ -1522,7 +1564,7 @@
                 <w:rFonts w:ascii="Times New Roman" w:hAnsi="Times New Roman" w:cs="Times New Roman"/>
                 <w:noProof/>
               </w:rPr>
-              <w:instrText xml:space="preserve"> PAGEREF _Toc232697171 \h </w:instrText>
+              <w:instrText xml:space="preserve"> PAGEREF _Toc232978474 \h </w:instrText>
             </w:r>
             <w:r>
               <w:rPr>
@@ -1566,7 +1608,7 @@
               <w14:ligatures w14:val="standardContextual"/>
             </w:rPr>
           </w:pPr>
-          <w:hyperlink w:anchor="_Toc232697172" w:history="1">
+          <w:hyperlink w:anchor="_Toc232978475" w:history="1">
             <w:r>
               <w:rPr>
                 <w:rStyle w:val="a5"/>
@@ -1602,7 +1644,7 @@
                 <w:rFonts w:ascii="Times New Roman" w:hAnsi="Times New Roman" w:cs="Times New Roman"/>
                 <w:noProof/>
               </w:rPr>
-              <w:instrText xml:space="preserve"> PAGEREF _Toc232697172 \h </w:instrText>
+              <w:instrText xml:space="preserve"> PAGEREF _Toc232978475 \h </w:instrText>
             </w:r>
             <w:r>
               <w:rPr>
@@ -1646,7 +1688,7 @@
               <w14:ligatures w14:val="standardContextual"/>
             </w:rPr>
           </w:pPr>
-          <w:hyperlink w:anchor="_Toc232697173" w:history="1">
+          <w:hyperlink w:anchor="_Toc232978476" w:history="1">
             <w:r>
               <w:rPr>
                 <w:rStyle w:val="a5"/>
@@ -1674,7 +1716,7 @@
                 <w:rFonts w:ascii="Times New Roman" w:hAnsi="Times New Roman" w:cs="Times New Roman"/>
                 <w:noProof/>
               </w:rPr>
-              <w:instrText xml:space="preserve"> PAGEREF _Toc232697173 \h </w:instrText>
+              <w:instrText xml:space="preserve"> PAGEREF _Toc232978476 \h </w:instrText>
             </w:r>
             <w:r>
               <w:rPr>
@@ -1718,7 +1760,7 @@
               <w14:ligatures w14:val="standardContextual"/>
             </w:rPr>
           </w:pPr>
-          <w:hyperlink w:anchor="_Toc232697174" w:history="1">
+          <w:hyperlink w:anchor="_Toc232978477" w:history="1">
             <w:r>
               <w:rPr>
                 <w:rStyle w:val="a5"/>
@@ -1770,7 +1812,7 @@
                 <w:rFonts w:ascii="Times New Roman" w:hAnsi="Times New Roman" w:cs="Times New Roman"/>
                 <w:noProof/>
               </w:rPr>
-              <w:instrText xml:space="preserve"> PAGEREF _Toc232697174 \h </w:instrText>
+              <w:instrText xml:space="preserve"> PAGEREF _Toc232978477 \h </w:instrText>
             </w:r>
             <w:r>
               <w:rPr>
@@ -1814,7 +1856,7 @@
               <w14:ligatures w14:val="standardContextual"/>
             </w:rPr>
           </w:pPr>
-          <w:hyperlink w:anchor="_Toc232697175" w:history="1">
+          <w:hyperlink w:anchor="_Toc232978478" w:history="1">
             <w:r>
               <w:rPr>
                 <w:rStyle w:val="a5"/>
@@ -1858,7 +1900,7 @@
                 <w:rFonts w:ascii="Times New Roman" w:hAnsi="Times New Roman" w:cs="Times New Roman"/>
                 <w:noProof/>
               </w:rPr>
-              <w:instrText xml:space="preserve"> PAGEREF _Toc232697175 \h </w:instrText>
+              <w:instrText xml:space="preserve"> PAGEREF _Toc232978478 \h </w:instrText>
             </w:r>
             <w:r>
               <w:rPr>
@@ -1902,7 +1944,7 @@
               <w14:ligatures w14:val="standardContextual"/>
             </w:rPr>
           </w:pPr>
-          <w:hyperlink w:anchor="_Toc232697176" w:history="1">
+          <w:hyperlink w:anchor="_Toc232978479" w:history="1">
             <w:r>
               <w:rPr>
                 <w:rStyle w:val="a5"/>
@@ -1954,7 +1996,7 @@
                 <w:rFonts w:ascii="Times New Roman" w:hAnsi="Times New Roman" w:cs="Times New Roman"/>
                 <w:noProof/>
               </w:rPr>
-              <w:instrText xml:space="preserve"> PAGEREF _Toc232697176 \h </w:instrText>
+              <w:instrText xml:space="preserve"> PAGEREF _Toc232978479 \h </w:instrText>
             </w:r>
             <w:r>
               <w:rPr>
@@ -1998,7 +2040,7 @@
               <w14:ligatures w14:val="standardContextual"/>
             </w:rPr>
           </w:pPr>
-          <w:hyperlink w:anchor="_Toc232697177" w:history="1">
+          <w:hyperlink w:anchor="_Toc232978480" w:history="1">
             <w:r>
               <w:rPr>
                 <w:rStyle w:val="a5"/>
@@ -2034,7 +2076,7 @@
                 <w:rFonts w:ascii="Times New Roman" w:hAnsi="Times New Roman" w:cs="Times New Roman"/>
                 <w:noProof/>
               </w:rPr>
-              <w:instrText xml:space="preserve"> PAGEREF _Toc232697177 \h </w:instrText>
+              <w:instrText xml:space="preserve"> PAGEREF _Toc232978480 \h </w:instrText>
             </w:r>
             <w:r>
               <w:rPr>
@@ -2078,7 +2120,7 @@
               <w14:ligatures w14:val="standardContextual"/>
             </w:rPr>
           </w:pPr>
-          <w:hyperlink w:anchor="_Toc232697178" w:history="1">
+          <w:hyperlink w:anchor="_Toc232978481" w:history="1">
             <w:r>
               <w:rPr>
                 <w:rStyle w:val="a5"/>
@@ -2106,7 +2148,7 @@
                 <w:rFonts w:ascii="Times New Roman" w:hAnsi="Times New Roman" w:cs="Times New Roman"/>
                 <w:noProof/>
               </w:rPr>
-              <w:instrText xml:space="preserve"> PAGEREF _Toc232697178 \h </w:instrText>
+              <w:instrText xml:space="preserve"> PAGEREF _Toc232978481 \h </w:instrText>
             </w:r>
             <w:r>
               <w:rPr>
@@ -2150,7 +2192,7 @@
               <w14:ligatures w14:val="standardContextual"/>
             </w:rPr>
           </w:pPr>
-          <w:hyperlink w:anchor="_Toc232697179" w:history="1">
+          <w:hyperlink w:anchor="_Toc232978482" w:history="1">
             <w:r>
               <w:rPr>
                 <w:rStyle w:val="a5"/>
@@ -2186,7 +2228,7 @@
                 <w:rFonts w:ascii="Times New Roman" w:hAnsi="Times New Roman" w:cs="Times New Roman"/>
                 <w:noProof/>
               </w:rPr>
-              <w:instrText xml:space="preserve"> PAGEREF _Toc232697179 \h </w:instrText>
+              <w:instrText xml:space="preserve"> PAGEREF _Toc232978482 \h </w:instrText>
             </w:r>
             <w:r>
               <w:rPr>
@@ -2230,7 +2272,7 @@
               <w14:ligatures w14:val="standardContextual"/>
             </w:rPr>
           </w:pPr>
-          <w:hyperlink w:anchor="_Toc232697180" w:history="1">
+          <w:hyperlink w:anchor="_Toc232978483" w:history="1">
             <w:r>
               <w:rPr>
                 <w:rStyle w:val="a5"/>
@@ -2266,7 +2308,7 @@
                 <w:rFonts w:ascii="Times New Roman" w:hAnsi="Times New Roman" w:cs="Times New Roman"/>
                 <w:noProof/>
               </w:rPr>
-              <w:instrText xml:space="preserve"> PAGEREF _Toc232697180 \h </w:instrText>
+              <w:instrText xml:space="preserve"> PAGEREF _Toc232978483 \h </w:instrText>
             </w:r>
             <w:r>
               <w:rPr>
@@ -2310,7 +2352,7 @@
               <w14:ligatures w14:val="standardContextual"/>
             </w:rPr>
           </w:pPr>
-          <w:hyperlink w:anchor="_Toc232697181" w:history="1">
+          <w:hyperlink w:anchor="_Toc232978484" w:history="1">
             <w:r>
               <w:rPr>
                 <w:rStyle w:val="a5"/>
@@ -2346,7 +2388,7 @@
                 <w:rFonts w:ascii="Times New Roman" w:hAnsi="Times New Roman" w:cs="Times New Roman"/>
                 <w:noProof/>
               </w:rPr>
-              <w:instrText xml:space="preserve"> PAGEREF _Toc232697181 \h </w:instrText>
+              <w:instrText xml:space="preserve"> PAGEREF _Toc232978484 \h </w:instrText>
             </w:r>
             <w:r>
               <w:rPr>
@@ -2390,7 +2432,7 @@
               <w14:ligatures w14:val="standardContextual"/>
             </w:rPr>
           </w:pPr>
-          <w:hyperlink w:anchor="_Toc232697182" w:history="1">
+          <w:hyperlink w:anchor="_Toc232978485" w:history="1">
             <w:r>
               <w:rPr>
                 <w:rStyle w:val="a5"/>
@@ -2426,7 +2468,7 @@
                 <w:rFonts w:ascii="Times New Roman" w:hAnsi="Times New Roman" w:cs="Times New Roman"/>
                 <w:noProof/>
               </w:rPr>
-              <w:instrText xml:space="preserve"> PAGEREF _Toc232697182 \h </w:instrText>
+              <w:instrText xml:space="preserve"> PAGEREF _Toc232978485 \h </w:instrText>
             </w:r>
             <w:r>
               <w:rPr>
@@ -2470,7 +2512,7 @@
               <w14:ligatures w14:val="standardContextual"/>
             </w:rPr>
           </w:pPr>
-          <w:hyperlink w:anchor="_Toc232697183" w:history="1">
+          <w:hyperlink w:anchor="_Toc232978486" w:history="1">
             <w:r>
               <w:rPr>
                 <w:rStyle w:val="a5"/>
@@ -2506,7 +2548,7 @@
                 <w:rFonts w:ascii="Times New Roman" w:hAnsi="Times New Roman" w:cs="Times New Roman"/>
                 <w:noProof/>
               </w:rPr>
-              <w:instrText xml:space="preserve"> PAGEREF _Toc232697183 \h </w:instrText>
+              <w:instrText xml:space="preserve"> PAGEREF _Toc232978486 \h </w:instrText>
             </w:r>
             <w:r>
               <w:rPr>
@@ -2550,7 +2592,7 @@
               <w14:ligatures w14:val="standardContextual"/>
             </w:rPr>
           </w:pPr>
-          <w:hyperlink w:anchor="_Toc232697184" w:history="1">
+          <w:hyperlink w:anchor="_Toc232978487" w:history="1">
             <w:r>
               <w:rPr>
                 <w:rStyle w:val="a5"/>
@@ -2602,7 +2644,7 @@
                 <w:rFonts w:ascii="Times New Roman" w:hAnsi="Times New Roman" w:cs="Times New Roman"/>
                 <w:noProof/>
               </w:rPr>
-              <w:instrText xml:space="preserve"> PAGEREF _Toc232697184 \h </w:instrText>
+              <w:instrText xml:space="preserve"> PAGEREF _Toc232978487 \h </w:instrText>
             </w:r>
             <w:r>
               <w:rPr>
@@ -2646,7 +2688,7 @@
               <w14:ligatures w14:val="standardContextual"/>
             </w:rPr>
           </w:pPr>
-          <w:hyperlink w:anchor="_Toc232697185" w:history="1">
+          <w:hyperlink w:anchor="_Toc232978488" w:history="1">
             <w:r>
               <w:rPr>
                 <w:rStyle w:val="a5"/>
@@ -2682,7 +2724,7 @@
                 <w:rFonts w:ascii="Times New Roman" w:hAnsi="Times New Roman" w:cs="Times New Roman"/>
                 <w:noProof/>
               </w:rPr>
-              <w:instrText xml:space="preserve"> PAGEREF _Toc232697185 \h </w:instrText>
+              <w:instrText xml:space="preserve"> PAGEREF _Toc232978488 \h </w:instrText>
             </w:r>
             <w:r>
               <w:rPr>
@@ -2702,7 +2744,7 @@
                 <w:rFonts w:ascii="Times New Roman" w:hAnsi="Times New Roman" w:cs="Times New Roman"/>
                 <w:noProof/>
               </w:rPr>
-              <w:t>6</w:t>
+              <w:t>7</w:t>
             </w:r>
             <w:r>
               <w:rPr>
@@ -2726,7 +2768,7 @@
               <w14:ligatures w14:val="standardContextual"/>
             </w:rPr>
           </w:pPr>
-          <w:hyperlink w:anchor="_Toc232697186" w:history="1">
+          <w:hyperlink w:anchor="_Toc232978489" w:history="1">
             <w:r>
               <w:rPr>
                 <w:rStyle w:val="a5"/>
@@ -2762,7 +2804,7 @@
                 <w:rFonts w:ascii="Times New Roman" w:hAnsi="Times New Roman" w:cs="Times New Roman"/>
                 <w:noProof/>
               </w:rPr>
-              <w:instrText xml:space="preserve"> PAGEREF _Toc232697186 \h </w:instrText>
+              <w:instrText xml:space="preserve"> PAGEREF _Toc232978489 \h </w:instrText>
             </w:r>
             <w:r>
               <w:rPr>
@@ -2806,7 +2848,7 @@
               <w14:ligatures w14:val="standardContextual"/>
             </w:rPr>
           </w:pPr>
-          <w:hyperlink w:anchor="_Toc232697187" w:history="1">
+          <w:hyperlink w:anchor="_Toc232978490" w:history="1">
             <w:r>
               <w:rPr>
                 <w:rStyle w:val="a5"/>
@@ -2821,7 +2863,7 @@
                 <w:rFonts w:ascii="Times New Roman" w:hAnsi="Times New Roman" w:cs="Times New Roman"/>
                 <w:noProof/>
               </w:rPr>
-              <w:t xml:space="preserve">　模擬器配對基準測試</w:t>
+              <w:t xml:space="preserve">　模擬配對基準測試</w:t>
             </w:r>
             <w:r>
               <w:rPr>
@@ -2842,7 +2884,7 @@
                 <w:rFonts w:ascii="Times New Roman" w:hAnsi="Times New Roman" w:cs="Times New Roman"/>
                 <w:noProof/>
               </w:rPr>
-              <w:instrText xml:space="preserve"> PAGEREF _Toc232697187 \h </w:instrText>
+              <w:instrText xml:space="preserve"> PAGEREF _Toc232978490 \h </w:instrText>
             </w:r>
             <w:r>
               <w:rPr>
@@ -2886,7 +2928,7 @@
               <w14:ligatures w14:val="standardContextual"/>
             </w:rPr>
           </w:pPr>
-          <w:hyperlink w:anchor="_Toc232697188" w:history="1">
+          <w:hyperlink w:anchor="_Toc232978491" w:history="1">
             <w:r>
               <w:rPr>
                 <w:rStyle w:val="a5"/>
@@ -2901,17 +2943,15 @@
                 <w:rFonts w:ascii="Times New Roman" w:hAnsi="Times New Roman" w:cs="Times New Roman"/>
                 <w:noProof/>
               </w:rPr>
-              <w:t xml:space="preserve">　</w:t>
+              <w:t xml:space="preserve">　實機</w:t>
             </w:r>
             <w:r>
               <w:rPr>
                 <w:rStyle w:val="a5"/>
                 <w:rFonts w:ascii="Times New Roman" w:hAnsi="Times New Roman" w:cs="Times New Roman"/>
-                <w:i/>
-                <w:iCs/>
-                <w:noProof/>
-              </w:rPr>
-              <w:t>σ</w:t>
+                <w:noProof/>
+              </w:rPr>
+              <w:t>A/B</w:t>
             </w:r>
             <w:r>
               <w:rPr>
@@ -2919,23 +2959,159 @@
                 <w:rFonts w:ascii="Times New Roman" w:hAnsi="Times New Roman" w:cs="Times New Roman"/>
                 <w:noProof/>
               </w:rPr>
-              <w:t>校準：注入真實</w:t>
-            </w:r>
+              <w:t>測試</w:t>
+            </w:r>
+            <w:r>
+              <w:rPr>
+                <w:rFonts w:ascii="Times New Roman" w:hAnsi="Times New Roman" w:cs="Times New Roman"/>
+                <w:noProof/>
+              </w:rPr>
+              <w:tab/>
+            </w:r>
+            <w:r>
+              <w:rPr>
+                <w:rFonts w:ascii="Times New Roman" w:hAnsi="Times New Roman" w:cs="Times New Roman"/>
+                <w:noProof/>
+              </w:rPr>
+              <w:fldChar w:fldCharType="begin"/>
+            </w:r>
+            <w:r>
+              <w:rPr>
+                <w:rFonts w:ascii="Times New Roman" w:hAnsi="Times New Roman" w:cs="Times New Roman"/>
+                <w:noProof/>
+              </w:rPr>
+              <w:instrText xml:space="preserve"> PAGEREF _Toc232978491 \h </w:instrText>
+            </w:r>
+            <w:r>
+              <w:rPr>
+                <w:rFonts w:ascii="Times New Roman" w:hAnsi="Times New Roman" w:cs="Times New Roman"/>
+                <w:noProof/>
+              </w:rPr>
+            </w:r>
+            <w:r>
+              <w:rPr>
+                <w:rFonts w:ascii="Times New Roman" w:hAnsi="Times New Roman" w:cs="Times New Roman"/>
+                <w:noProof/>
+              </w:rPr>
+              <w:fldChar w:fldCharType="separate"/>
+            </w:r>
+            <w:r>
+              <w:rPr>
+                <w:rFonts w:ascii="Times New Roman" w:hAnsi="Times New Roman" w:cs="Times New Roman"/>
+                <w:noProof/>
+              </w:rPr>
+              <w:t>8</w:t>
+            </w:r>
+            <w:r>
+              <w:rPr>
+                <w:rFonts w:ascii="Times New Roman" w:hAnsi="Times New Roman" w:cs="Times New Roman"/>
+                <w:noProof/>
+              </w:rPr>
+              <w:fldChar w:fldCharType="end"/>
+            </w:r>
+          </w:hyperlink>
+        </w:p>
+        <w:p>
+          <w:pPr>
+            <w:pStyle w:val="11"/>
+            <w:tabs>
+              <w:tab w:val="right" w:leader="dot" w:pos="8296"/>
+            </w:tabs>
+            <w:rPr>
+              <w:rFonts w:ascii="Times New Roman" w:eastAsiaTheme="minorEastAsia" w:hAnsi="Times New Roman" w:cs="Times New Roman"/>
+              <w:noProof/>
+              <w:kern w:val="2"/>
+              <w14:ligatures w14:val="standardContextual"/>
+            </w:rPr>
+          </w:pPr>
+          <w:hyperlink w:anchor="_Toc232978492" w:history="1">
             <w:r>
               <w:rPr>
                 <w:rStyle w:val="a5"/>
                 <w:rFonts w:ascii="Times New Roman" w:hAnsi="Times New Roman" w:cs="Times New Roman"/>
                 <w:noProof/>
               </w:rPr>
-              <w:t>runtime</w:t>
-            </w:r>
+              <w:t>第四章　結果與討論</w:t>
+            </w:r>
+            <w:r>
+              <w:rPr>
+                <w:rFonts w:ascii="Times New Roman" w:hAnsi="Times New Roman" w:cs="Times New Roman"/>
+                <w:noProof/>
+              </w:rPr>
+              <w:tab/>
+            </w:r>
+            <w:r>
+              <w:rPr>
+                <w:rFonts w:ascii="Times New Roman" w:hAnsi="Times New Roman" w:cs="Times New Roman"/>
+                <w:noProof/>
+              </w:rPr>
+              <w:fldChar w:fldCharType="begin"/>
+            </w:r>
+            <w:r>
+              <w:rPr>
+                <w:rFonts w:ascii="Times New Roman" w:hAnsi="Times New Roman" w:cs="Times New Roman"/>
+                <w:noProof/>
+              </w:rPr>
+              <w:instrText xml:space="preserve"> PAGEREF _Toc232978492 \h </w:instrText>
+            </w:r>
+            <w:r>
+              <w:rPr>
+                <w:rFonts w:ascii="Times New Roman" w:hAnsi="Times New Roman" w:cs="Times New Roman"/>
+                <w:noProof/>
+              </w:rPr>
+            </w:r>
+            <w:r>
+              <w:rPr>
+                <w:rFonts w:ascii="Times New Roman" w:hAnsi="Times New Roman" w:cs="Times New Roman"/>
+                <w:noProof/>
+              </w:rPr>
+              <w:fldChar w:fldCharType="separate"/>
+            </w:r>
+            <w:r>
+              <w:rPr>
+                <w:rFonts w:ascii="Times New Roman" w:hAnsi="Times New Roman" w:cs="Times New Roman"/>
+                <w:noProof/>
+              </w:rPr>
+              <w:t>9</w:t>
+            </w:r>
+            <w:r>
+              <w:rPr>
+                <w:rFonts w:ascii="Times New Roman" w:hAnsi="Times New Roman" w:cs="Times New Roman"/>
+                <w:noProof/>
+              </w:rPr>
+              <w:fldChar w:fldCharType="end"/>
+            </w:r>
+          </w:hyperlink>
+        </w:p>
+        <w:p>
+          <w:pPr>
+            <w:pStyle w:val="20"/>
+            <w:tabs>
+              <w:tab w:val="right" w:leader="dot" w:pos="8296"/>
+            </w:tabs>
+            <w:rPr>
+              <w:rFonts w:ascii="Times New Roman" w:eastAsiaTheme="minorEastAsia" w:hAnsi="Times New Roman" w:cs="Times New Roman"/>
+              <w:noProof/>
+              <w:kern w:val="2"/>
+              <w14:ligatures w14:val="standardContextual"/>
+            </w:rPr>
+          </w:pPr>
+          <w:hyperlink w:anchor="_Toc232978493" w:history="1">
             <w:r>
               <w:rPr>
                 <w:rStyle w:val="a5"/>
                 <w:rFonts w:ascii="Times New Roman" w:hAnsi="Times New Roman" w:cs="Times New Roman"/>
                 <w:noProof/>
               </w:rPr>
-              <w:t>不確定性</w:t>
+              <w:t>4.1</w:t>
+            </w:r>
+            <w:r>
+              <w:rPr>
+                <w:rStyle w:val="a5"/>
+                <w:rFonts w:ascii="Times New Roman" w:hAnsi="Times New Roman" w:cs="Times New Roman"/>
+                <w:noProof/>
+              </w:rPr>
+              <w:t xml:space="preserve">　平台建置成果</w:t>
             </w:r>
             <w:r>
               <w:rPr>
@@ -2956,7 +3132,7 @@
                 <w:rFonts w:ascii="Times New Roman" w:hAnsi="Times New Roman" w:cs="Times New Roman"/>
                 <w:noProof/>
               </w:rPr>
-              <w:instrText xml:space="preserve"> PAGEREF _Toc232697188 \h </w:instrText>
+              <w:instrText xml:space="preserve"> PAGEREF _Toc232978493 \h </w:instrText>
             </w:r>
             <w:r>
               <w:rPr>
@@ -2976,7 +3152,7 @@
                 <w:rFonts w:ascii="Times New Roman" w:hAnsi="Times New Roman" w:cs="Times New Roman"/>
                 <w:noProof/>
               </w:rPr>
-              <w:t>8</w:t>
+              <w:t>9</w:t>
             </w:r>
             <w:r>
               <w:rPr>
@@ -3000,14 +3176,14 @@
               <w14:ligatures w14:val="standardContextual"/>
             </w:rPr>
           </w:pPr>
-          <w:hyperlink w:anchor="_Toc232697189" w:history="1">
+          <w:hyperlink w:anchor="_Toc232978494" w:history="1">
             <w:r>
               <w:rPr>
                 <w:rStyle w:val="a5"/>
                 <w:rFonts w:ascii="Times New Roman" w:hAnsi="Times New Roman" w:cs="Times New Roman"/>
                 <w:noProof/>
               </w:rPr>
-              <w:t>3.4.4</w:t>
+              <w:t>4.1.1</w:t>
             </w:r>
             <w:r>
               <w:rPr>
@@ -3015,6 +3191,326 @@
                 <w:rFonts w:ascii="Times New Roman" w:hAnsi="Times New Roman" w:cs="Times New Roman"/>
                 <w:noProof/>
               </w:rPr>
+              <w:t xml:space="preserve">　平台建置與操作</w:t>
+            </w:r>
+            <w:r>
+              <w:rPr>
+                <w:rFonts w:ascii="Times New Roman" w:hAnsi="Times New Roman" w:cs="Times New Roman"/>
+                <w:noProof/>
+              </w:rPr>
+              <w:tab/>
+            </w:r>
+            <w:r>
+              <w:rPr>
+                <w:rFonts w:ascii="Times New Roman" w:hAnsi="Times New Roman" w:cs="Times New Roman"/>
+                <w:noProof/>
+              </w:rPr>
+              <w:fldChar w:fldCharType="begin"/>
+            </w:r>
+            <w:r>
+              <w:rPr>
+                <w:rFonts w:ascii="Times New Roman" w:hAnsi="Times New Roman" w:cs="Times New Roman"/>
+                <w:noProof/>
+              </w:rPr>
+              <w:instrText xml:space="preserve"> PAGEREF _Toc232978494 \h </w:instrText>
+            </w:r>
+            <w:r>
+              <w:rPr>
+                <w:rFonts w:ascii="Times New Roman" w:hAnsi="Times New Roman" w:cs="Times New Roman"/>
+                <w:noProof/>
+              </w:rPr>
+            </w:r>
+            <w:r>
+              <w:rPr>
+                <w:rFonts w:ascii="Times New Roman" w:hAnsi="Times New Roman" w:cs="Times New Roman"/>
+                <w:noProof/>
+              </w:rPr>
+              <w:fldChar w:fldCharType="separate"/>
+            </w:r>
+            <w:r>
+              <w:rPr>
+                <w:rFonts w:ascii="Times New Roman" w:hAnsi="Times New Roman" w:cs="Times New Roman"/>
+                <w:noProof/>
+              </w:rPr>
+              <w:t>9</w:t>
+            </w:r>
+            <w:r>
+              <w:rPr>
+                <w:rFonts w:ascii="Times New Roman" w:hAnsi="Times New Roman" w:cs="Times New Roman"/>
+                <w:noProof/>
+              </w:rPr>
+              <w:fldChar w:fldCharType="end"/>
+            </w:r>
+          </w:hyperlink>
+        </w:p>
+        <w:p>
+          <w:pPr>
+            <w:pStyle w:val="30"/>
+            <w:tabs>
+              <w:tab w:val="right" w:leader="dot" w:pos="8296"/>
+            </w:tabs>
+            <w:rPr>
+              <w:rFonts w:ascii="Times New Roman" w:eastAsiaTheme="minorEastAsia" w:hAnsi="Times New Roman" w:cs="Times New Roman"/>
+              <w:noProof/>
+              <w:kern w:val="2"/>
+              <w14:ligatures w14:val="standardContextual"/>
+            </w:rPr>
+          </w:pPr>
+          <w:hyperlink w:anchor="_Toc232978495" w:history="1">
+            <w:r>
+              <w:rPr>
+                <w:rStyle w:val="a5"/>
+                <w:rFonts w:ascii="Times New Roman" w:hAnsi="Times New Roman" w:cs="Times New Roman"/>
+                <w:noProof/>
+              </w:rPr>
+              <w:t>4.1.2</w:t>
+            </w:r>
+            <w:r>
+              <w:rPr>
+                <w:rStyle w:val="a5"/>
+                <w:rFonts w:ascii="Times New Roman" w:hAnsi="Times New Roman" w:cs="Times New Roman"/>
+                <w:noProof/>
+              </w:rPr>
+              <w:t xml:space="preserve">　監控與展示介面</w:t>
+            </w:r>
+            <w:r>
+              <w:rPr>
+                <w:rFonts w:ascii="Times New Roman" w:hAnsi="Times New Roman" w:cs="Times New Roman"/>
+                <w:noProof/>
+              </w:rPr>
+              <w:tab/>
+            </w:r>
+            <w:r>
+              <w:rPr>
+                <w:rFonts w:ascii="Times New Roman" w:hAnsi="Times New Roman" w:cs="Times New Roman"/>
+                <w:noProof/>
+              </w:rPr>
+              <w:fldChar w:fldCharType="begin"/>
+            </w:r>
+            <w:r>
+              <w:rPr>
+                <w:rFonts w:ascii="Times New Roman" w:hAnsi="Times New Roman" w:cs="Times New Roman"/>
+                <w:noProof/>
+              </w:rPr>
+              <w:instrText xml:space="preserve"> PAGEREF _Toc232978495 \h </w:instrText>
+            </w:r>
+            <w:r>
+              <w:rPr>
+                <w:rFonts w:ascii="Times New Roman" w:hAnsi="Times New Roman" w:cs="Times New Roman"/>
+                <w:noProof/>
+              </w:rPr>
+            </w:r>
+            <w:r>
+              <w:rPr>
+                <w:rFonts w:ascii="Times New Roman" w:hAnsi="Times New Roman" w:cs="Times New Roman"/>
+                <w:noProof/>
+              </w:rPr>
+              <w:fldChar w:fldCharType="separate"/>
+            </w:r>
+            <w:r>
+              <w:rPr>
+                <w:rFonts w:ascii="Times New Roman" w:hAnsi="Times New Roman" w:cs="Times New Roman"/>
+                <w:noProof/>
+              </w:rPr>
+              <w:t>9</w:t>
+            </w:r>
+            <w:r>
+              <w:rPr>
+                <w:rFonts w:ascii="Times New Roman" w:hAnsi="Times New Roman" w:cs="Times New Roman"/>
+                <w:noProof/>
+              </w:rPr>
+              <w:fldChar w:fldCharType="end"/>
+            </w:r>
+          </w:hyperlink>
+        </w:p>
+        <w:p>
+          <w:pPr>
+            <w:pStyle w:val="20"/>
+            <w:tabs>
+              <w:tab w:val="right" w:leader="dot" w:pos="8296"/>
+            </w:tabs>
+            <w:rPr>
+              <w:rFonts w:ascii="Times New Roman" w:eastAsiaTheme="minorEastAsia" w:hAnsi="Times New Roman" w:cs="Times New Roman"/>
+              <w:noProof/>
+              <w:kern w:val="2"/>
+              <w14:ligatures w14:val="standardContextual"/>
+            </w:rPr>
+          </w:pPr>
+          <w:hyperlink w:anchor="_Toc232978496" w:history="1">
+            <w:r>
+              <w:rPr>
+                <w:rStyle w:val="a5"/>
+                <w:rFonts w:ascii="Times New Roman" w:hAnsi="Times New Roman" w:cs="Times New Roman"/>
+                <w:noProof/>
+              </w:rPr>
+              <w:t>4.2</w:t>
+            </w:r>
+            <w:r>
+              <w:rPr>
+                <w:rStyle w:val="a5"/>
+                <w:rFonts w:ascii="Times New Roman" w:hAnsi="Times New Roman" w:cs="Times New Roman"/>
+                <w:noProof/>
+              </w:rPr>
+              <w:t xml:space="preserve">　評估結果</w:t>
+            </w:r>
+            <w:r>
+              <w:rPr>
+                <w:rFonts w:ascii="Times New Roman" w:hAnsi="Times New Roman" w:cs="Times New Roman"/>
+                <w:noProof/>
+              </w:rPr>
+              <w:tab/>
+            </w:r>
+            <w:r>
+              <w:rPr>
+                <w:rFonts w:ascii="Times New Roman" w:hAnsi="Times New Roman" w:cs="Times New Roman"/>
+                <w:noProof/>
+              </w:rPr>
+              <w:fldChar w:fldCharType="begin"/>
+            </w:r>
+            <w:r>
+              <w:rPr>
+                <w:rFonts w:ascii="Times New Roman" w:hAnsi="Times New Roman" w:cs="Times New Roman"/>
+                <w:noProof/>
+              </w:rPr>
+              <w:instrText xml:space="preserve"> PAGEREF _Toc232978496 \h </w:instrText>
+            </w:r>
+            <w:r>
+              <w:rPr>
+                <w:rFonts w:ascii="Times New Roman" w:hAnsi="Times New Roman" w:cs="Times New Roman"/>
+                <w:noProof/>
+              </w:rPr>
+            </w:r>
+            <w:r>
+              <w:rPr>
+                <w:rFonts w:ascii="Times New Roman" w:hAnsi="Times New Roman" w:cs="Times New Roman"/>
+                <w:noProof/>
+              </w:rPr>
+              <w:fldChar w:fldCharType="separate"/>
+            </w:r>
+            <w:r>
+              <w:rPr>
+                <w:rFonts w:ascii="Times New Roman" w:hAnsi="Times New Roman" w:cs="Times New Roman"/>
+                <w:noProof/>
+              </w:rPr>
+              <w:t>10</w:t>
+            </w:r>
+            <w:r>
+              <w:rPr>
+                <w:rFonts w:ascii="Times New Roman" w:hAnsi="Times New Roman" w:cs="Times New Roman"/>
+                <w:noProof/>
+              </w:rPr>
+              <w:fldChar w:fldCharType="end"/>
+            </w:r>
+          </w:hyperlink>
+        </w:p>
+        <w:p>
+          <w:pPr>
+            <w:pStyle w:val="30"/>
+            <w:tabs>
+              <w:tab w:val="right" w:leader="dot" w:pos="8296"/>
+            </w:tabs>
+            <w:rPr>
+              <w:rFonts w:ascii="Times New Roman" w:eastAsiaTheme="minorEastAsia" w:hAnsi="Times New Roman" w:cs="Times New Roman"/>
+              <w:noProof/>
+              <w:kern w:val="2"/>
+              <w14:ligatures w14:val="standardContextual"/>
+            </w:rPr>
+          </w:pPr>
+          <w:hyperlink w:anchor="_Toc232978497" w:history="1">
+            <w:r>
+              <w:rPr>
+                <w:rStyle w:val="a5"/>
+                <w:rFonts w:ascii="Times New Roman" w:hAnsi="Times New Roman" w:cs="Times New Roman"/>
+                <w:noProof/>
+              </w:rPr>
+              <w:t>4.2.1</w:t>
+            </w:r>
+            <w:r>
+              <w:rPr>
+                <w:rStyle w:val="a5"/>
+                <w:rFonts w:ascii="Times New Roman" w:hAnsi="Times New Roman" w:cs="Times New Roman"/>
+                <w:noProof/>
+              </w:rPr>
+              <w:t xml:space="preserve">　模擬環境評估</w:t>
+            </w:r>
+            <w:r>
+              <w:rPr>
+                <w:rFonts w:ascii="Times New Roman" w:hAnsi="Times New Roman" w:cs="Times New Roman"/>
+                <w:noProof/>
+              </w:rPr>
+              <w:tab/>
+            </w:r>
+            <w:r>
+              <w:rPr>
+                <w:rFonts w:ascii="Times New Roman" w:hAnsi="Times New Roman" w:cs="Times New Roman"/>
+                <w:noProof/>
+              </w:rPr>
+              <w:fldChar w:fldCharType="begin"/>
+            </w:r>
+            <w:r>
+              <w:rPr>
+                <w:rFonts w:ascii="Times New Roman" w:hAnsi="Times New Roman" w:cs="Times New Roman"/>
+                <w:noProof/>
+              </w:rPr>
+              <w:instrText xml:space="preserve"> PAGEREF _Toc232978497 \h </w:instrText>
+            </w:r>
+            <w:r>
+              <w:rPr>
+                <w:rFonts w:ascii="Times New Roman" w:hAnsi="Times New Roman" w:cs="Times New Roman"/>
+                <w:noProof/>
+              </w:rPr>
+            </w:r>
+            <w:r>
+              <w:rPr>
+                <w:rFonts w:ascii="Times New Roman" w:hAnsi="Times New Roman" w:cs="Times New Roman"/>
+                <w:noProof/>
+              </w:rPr>
+              <w:fldChar w:fldCharType="separate"/>
+            </w:r>
+            <w:r>
+              <w:rPr>
+                <w:rFonts w:ascii="Times New Roman" w:hAnsi="Times New Roman" w:cs="Times New Roman"/>
+                <w:noProof/>
+              </w:rPr>
+              <w:t>10</w:t>
+            </w:r>
+            <w:r>
+              <w:rPr>
+                <w:rFonts w:ascii="Times New Roman" w:hAnsi="Times New Roman" w:cs="Times New Roman"/>
+                <w:noProof/>
+              </w:rPr>
+              <w:fldChar w:fldCharType="end"/>
+            </w:r>
+          </w:hyperlink>
+        </w:p>
+        <w:p>
+          <w:pPr>
+            <w:pStyle w:val="30"/>
+            <w:tabs>
+              <w:tab w:val="right" w:leader="dot" w:pos="8296"/>
+            </w:tabs>
+            <w:rPr>
+              <w:rFonts w:ascii="Times New Roman" w:eastAsiaTheme="minorEastAsia" w:hAnsi="Times New Roman" w:cs="Times New Roman"/>
+              <w:noProof/>
+              <w:kern w:val="2"/>
+              <w14:ligatures w14:val="standardContextual"/>
+            </w:rPr>
+          </w:pPr>
+          <w:hyperlink w:anchor="_Toc232978498" w:history="1">
+            <w:r>
+              <w:rPr>
+                <w:rStyle w:val="a5"/>
+                <w:rFonts w:ascii="Times New Roman" w:hAnsi="Times New Roman" w:cs="Times New Roman"/>
+                <w:noProof/>
+              </w:rPr>
+              <w:t>4.2.2</w:t>
+            </w:r>
+            <w:r>
+              <w:rPr>
+                <w:rStyle w:val="a5"/>
+                <w:rFonts w:ascii="Times New Roman" w:hAnsi="Times New Roman" w:cs="Times New Roman"/>
+                <w:noProof/>
+              </w:rPr>
               <w:t xml:space="preserve">　實機</w:t>
             </w:r>
             <w:r>
@@ -3031,7 +3527,7 @@
                 <w:rFonts w:ascii="Times New Roman" w:hAnsi="Times New Roman" w:cs="Times New Roman"/>
                 <w:noProof/>
               </w:rPr>
-              <w:t>測試</w:t>
+              <w:t>測試結果</w:t>
             </w:r>
             <w:r>
               <w:rPr>
@@ -3052,7 +3548,7 @@
                 <w:rFonts w:ascii="Times New Roman" w:hAnsi="Times New Roman" w:cs="Times New Roman"/>
                 <w:noProof/>
               </w:rPr>
-              <w:instrText xml:space="preserve"> PAGEREF _Toc232697189 \h </w:instrText>
+              <w:instrText xml:space="preserve"> PAGEREF _Toc232978498 \h </w:instrText>
             </w:r>
             <w:r>
               <w:rPr>
@@ -3072,7 +3568,167 @@
                 <w:rFonts w:ascii="Times New Roman" w:hAnsi="Times New Roman" w:cs="Times New Roman"/>
                 <w:noProof/>
               </w:rPr>
-              <w:t>8</w:t>
+              <w:t>10</w:t>
+            </w:r>
+            <w:r>
+              <w:rPr>
+                <w:rFonts w:ascii="Times New Roman" w:hAnsi="Times New Roman" w:cs="Times New Roman"/>
+                <w:noProof/>
+              </w:rPr>
+              <w:fldChar w:fldCharType="end"/>
+            </w:r>
+          </w:hyperlink>
+        </w:p>
+        <w:p>
+          <w:pPr>
+            <w:pStyle w:val="20"/>
+            <w:tabs>
+              <w:tab w:val="right" w:leader="dot" w:pos="8296"/>
+            </w:tabs>
+            <w:rPr>
+              <w:rFonts w:ascii="Times New Roman" w:eastAsiaTheme="minorEastAsia" w:hAnsi="Times New Roman" w:cs="Times New Roman"/>
+              <w:noProof/>
+              <w:kern w:val="2"/>
+              <w14:ligatures w14:val="standardContextual"/>
+            </w:rPr>
+          </w:pPr>
+          <w:hyperlink w:anchor="_Toc232978499" w:history="1">
+            <w:r>
+              <w:rPr>
+                <w:rStyle w:val="a5"/>
+                <w:rFonts w:ascii="Times New Roman" w:hAnsi="Times New Roman" w:cs="Times New Roman"/>
+                <w:noProof/>
+              </w:rPr>
+              <w:t>4.3</w:t>
+            </w:r>
+            <w:r>
+              <w:rPr>
+                <w:rStyle w:val="a5"/>
+                <w:rFonts w:ascii="Times New Roman" w:hAnsi="Times New Roman" w:cs="Times New Roman"/>
+                <w:noProof/>
+              </w:rPr>
+              <w:t xml:space="preserve">　結論</w:t>
+            </w:r>
+            <w:r>
+              <w:rPr>
+                <w:rFonts w:ascii="Times New Roman" w:hAnsi="Times New Roman" w:cs="Times New Roman"/>
+                <w:noProof/>
+              </w:rPr>
+              <w:tab/>
+            </w:r>
+            <w:r>
+              <w:rPr>
+                <w:rFonts w:ascii="Times New Roman" w:hAnsi="Times New Roman" w:cs="Times New Roman"/>
+                <w:noProof/>
+              </w:rPr>
+              <w:fldChar w:fldCharType="begin"/>
+            </w:r>
+            <w:r>
+              <w:rPr>
+                <w:rFonts w:ascii="Times New Roman" w:hAnsi="Times New Roman" w:cs="Times New Roman"/>
+                <w:noProof/>
+              </w:rPr>
+              <w:instrText xml:space="preserve"> PAGEREF _Toc232978499 \h </w:instrText>
+            </w:r>
+            <w:r>
+              <w:rPr>
+                <w:rFonts w:ascii="Times New Roman" w:hAnsi="Times New Roman" w:cs="Times New Roman"/>
+                <w:noProof/>
+              </w:rPr>
+            </w:r>
+            <w:r>
+              <w:rPr>
+                <w:rFonts w:ascii="Times New Roman" w:hAnsi="Times New Roman" w:cs="Times New Roman"/>
+                <w:noProof/>
+              </w:rPr>
+              <w:fldChar w:fldCharType="separate"/>
+            </w:r>
+            <w:r>
+              <w:rPr>
+                <w:rFonts w:ascii="Times New Roman" w:hAnsi="Times New Roman" w:cs="Times New Roman"/>
+                <w:noProof/>
+              </w:rPr>
+              <w:t>10</w:t>
+            </w:r>
+            <w:r>
+              <w:rPr>
+                <w:rFonts w:ascii="Times New Roman" w:hAnsi="Times New Roman" w:cs="Times New Roman"/>
+                <w:noProof/>
+              </w:rPr>
+              <w:fldChar w:fldCharType="end"/>
+            </w:r>
+          </w:hyperlink>
+        </w:p>
+        <w:p>
+          <w:pPr>
+            <w:pStyle w:val="20"/>
+            <w:tabs>
+              <w:tab w:val="right" w:leader="dot" w:pos="8296"/>
+            </w:tabs>
+            <w:rPr>
+              <w:rFonts w:ascii="Times New Roman" w:eastAsiaTheme="minorEastAsia" w:hAnsi="Times New Roman" w:cs="Times New Roman"/>
+              <w:noProof/>
+              <w:kern w:val="2"/>
+              <w14:ligatures w14:val="standardContextual"/>
+            </w:rPr>
+          </w:pPr>
+          <w:hyperlink w:anchor="_Toc232978500" w:history="1">
+            <w:r>
+              <w:rPr>
+                <w:rStyle w:val="a5"/>
+                <w:rFonts w:ascii="Times New Roman" w:hAnsi="Times New Roman" w:cs="Times New Roman"/>
+                <w:noProof/>
+              </w:rPr>
+              <w:t>4.4</w:t>
+            </w:r>
+            <w:r>
+              <w:rPr>
+                <w:rStyle w:val="a5"/>
+                <w:rFonts w:ascii="Times New Roman" w:hAnsi="Times New Roman" w:cs="Times New Roman"/>
+                <w:noProof/>
+              </w:rPr>
+              <w:t xml:space="preserve">　後續改進</w:t>
+            </w:r>
+            <w:r>
+              <w:rPr>
+                <w:rFonts w:ascii="Times New Roman" w:hAnsi="Times New Roman" w:cs="Times New Roman"/>
+                <w:noProof/>
+              </w:rPr>
+              <w:tab/>
+            </w:r>
+            <w:r>
+              <w:rPr>
+                <w:rFonts w:ascii="Times New Roman" w:hAnsi="Times New Roman" w:cs="Times New Roman"/>
+                <w:noProof/>
+              </w:rPr>
+              <w:fldChar w:fldCharType="begin"/>
+            </w:r>
+            <w:r>
+              <w:rPr>
+                <w:rFonts w:ascii="Times New Roman" w:hAnsi="Times New Roman" w:cs="Times New Roman"/>
+                <w:noProof/>
+              </w:rPr>
+              <w:instrText xml:space="preserve"> PAGEREF _Toc232978500 \h </w:instrText>
+            </w:r>
+            <w:r>
+              <w:rPr>
+                <w:rFonts w:ascii="Times New Roman" w:hAnsi="Times New Roman" w:cs="Times New Roman"/>
+                <w:noProof/>
+              </w:rPr>
+            </w:r>
+            <w:r>
+              <w:rPr>
+                <w:rFonts w:ascii="Times New Roman" w:hAnsi="Times New Roman" w:cs="Times New Roman"/>
+                <w:noProof/>
+              </w:rPr>
+              <w:fldChar w:fldCharType="separate"/>
+            </w:r>
+            <w:r>
+              <w:rPr>
+                <w:rFonts w:ascii="Times New Roman" w:hAnsi="Times New Roman" w:cs="Times New Roman"/>
+                <w:noProof/>
+              </w:rPr>
+              <w:t>11</w:t>
             </w:r>
             <w:r>
               <w:rPr>
@@ -3096,14 +3752,14 @@
               <w14:ligatures w14:val="standardContextual"/>
             </w:rPr>
           </w:pPr>
-          <w:hyperlink w:anchor="_Toc232697190" w:history="1">
+          <w:hyperlink w:anchor="_Toc232978501" w:history="1">
             <w:r>
               <w:rPr>
                 <w:rStyle w:val="a5"/>
                 <w:rFonts w:ascii="Times New Roman" w:hAnsi="Times New Roman" w:cs="Times New Roman"/>
                 <w:noProof/>
               </w:rPr>
-              <w:t>第四章　結果與討論</w:t>
+              <w:t>第五章　參考文獻</w:t>
             </w:r>
             <w:r>
               <w:rPr>
@@ -3124,7 +3780,7 @@
                 <w:rFonts w:ascii="Times New Roman" w:hAnsi="Times New Roman" w:cs="Times New Roman"/>
                 <w:noProof/>
               </w:rPr>
-              <w:instrText xml:space="preserve"> PAGEREF _Toc232697190 \h </w:instrText>
+              <w:instrText xml:space="preserve"> PAGEREF _Toc232978501 \h </w:instrText>
             </w:r>
             <w:r>
               <w:rPr>
@@ -3144,679 +3800,7 @@
                 <w:rFonts w:ascii="Times New Roman" w:hAnsi="Times New Roman" w:cs="Times New Roman"/>
                 <w:noProof/>
               </w:rPr>
-              <w:t>9</w:t>
-            </w:r>
-            <w:r>
-              <w:rPr>
-                <w:rFonts w:ascii="Times New Roman" w:hAnsi="Times New Roman" w:cs="Times New Roman"/>
-                <w:noProof/>
-              </w:rPr>
-              <w:fldChar w:fldCharType="end"/>
-            </w:r>
-          </w:hyperlink>
-        </w:p>
-        <w:p>
-          <w:pPr>
-            <w:pStyle w:val="20"/>
-            <w:tabs>
-              <w:tab w:val="right" w:leader="dot" w:pos="8296"/>
-            </w:tabs>
-            <w:rPr>
-              <w:rFonts w:ascii="Times New Roman" w:eastAsiaTheme="minorEastAsia" w:hAnsi="Times New Roman" w:cs="Times New Roman"/>
-              <w:noProof/>
-              <w:kern w:val="2"/>
-              <w14:ligatures w14:val="standardContextual"/>
-            </w:rPr>
-          </w:pPr>
-          <w:hyperlink w:anchor="_Toc232697191" w:history="1">
-            <w:r>
-              <w:rPr>
-                <w:rStyle w:val="a5"/>
-                <w:rFonts w:ascii="Times New Roman" w:hAnsi="Times New Roman" w:cs="Times New Roman"/>
-                <w:noProof/>
-              </w:rPr>
-              <w:t>4.1</w:t>
-            </w:r>
-            <w:r>
-              <w:rPr>
-                <w:rStyle w:val="a5"/>
-                <w:rFonts w:ascii="Times New Roman" w:hAnsi="Times New Roman" w:cs="Times New Roman"/>
-                <w:noProof/>
-              </w:rPr>
-              <w:t xml:space="preserve">　平台建置成果</w:t>
-            </w:r>
-            <w:r>
-              <w:rPr>
-                <w:rFonts w:ascii="Times New Roman" w:hAnsi="Times New Roman" w:cs="Times New Roman"/>
-                <w:noProof/>
-              </w:rPr>
-              <w:tab/>
-            </w:r>
-            <w:r>
-              <w:rPr>
-                <w:rFonts w:ascii="Times New Roman" w:hAnsi="Times New Roman" w:cs="Times New Roman"/>
-                <w:noProof/>
-              </w:rPr>
-              <w:fldChar w:fldCharType="begin"/>
-            </w:r>
-            <w:r>
-              <w:rPr>
-                <w:rFonts w:ascii="Times New Roman" w:hAnsi="Times New Roman" w:cs="Times New Roman"/>
-                <w:noProof/>
-              </w:rPr>
-              <w:instrText xml:space="preserve"> PAGEREF _Toc232697191 \h </w:instrText>
-            </w:r>
-            <w:r>
-              <w:rPr>
-                <w:rFonts w:ascii="Times New Roman" w:hAnsi="Times New Roman" w:cs="Times New Roman"/>
-                <w:noProof/>
-              </w:rPr>
-            </w:r>
-            <w:r>
-              <w:rPr>
-                <w:rFonts w:ascii="Times New Roman" w:hAnsi="Times New Roman" w:cs="Times New Roman"/>
-                <w:noProof/>
-              </w:rPr>
-              <w:fldChar w:fldCharType="separate"/>
-            </w:r>
-            <w:r>
-              <w:rPr>
-                <w:rFonts w:ascii="Times New Roman" w:hAnsi="Times New Roman" w:cs="Times New Roman"/>
-                <w:noProof/>
-              </w:rPr>
-              <w:t>9</w:t>
-            </w:r>
-            <w:r>
-              <w:rPr>
-                <w:rFonts w:ascii="Times New Roman" w:hAnsi="Times New Roman" w:cs="Times New Roman"/>
-                <w:noProof/>
-              </w:rPr>
-              <w:fldChar w:fldCharType="end"/>
-            </w:r>
-          </w:hyperlink>
-        </w:p>
-        <w:p>
-          <w:pPr>
-            <w:pStyle w:val="30"/>
-            <w:tabs>
-              <w:tab w:val="right" w:leader="dot" w:pos="8296"/>
-            </w:tabs>
-            <w:rPr>
-              <w:rFonts w:ascii="Times New Roman" w:eastAsiaTheme="minorEastAsia" w:hAnsi="Times New Roman" w:cs="Times New Roman"/>
-              <w:noProof/>
-              <w:kern w:val="2"/>
-              <w14:ligatures w14:val="standardContextual"/>
-            </w:rPr>
-          </w:pPr>
-          <w:hyperlink w:anchor="_Toc232697192" w:history="1">
-            <w:r>
-              <w:rPr>
-                <w:rStyle w:val="a5"/>
-                <w:rFonts w:ascii="Times New Roman" w:hAnsi="Times New Roman" w:cs="Times New Roman"/>
-                <w:noProof/>
-              </w:rPr>
-              <w:t>4.1.1</w:t>
-            </w:r>
-            <w:r>
-              <w:rPr>
-                <w:rStyle w:val="a5"/>
-                <w:rFonts w:ascii="Times New Roman" w:hAnsi="Times New Roman" w:cs="Times New Roman"/>
-                <w:noProof/>
-              </w:rPr>
-              <w:t xml:space="preserve">　平台建置與操作流程</w:t>
-            </w:r>
-            <w:r>
-              <w:rPr>
-                <w:rFonts w:ascii="Times New Roman" w:hAnsi="Times New Roman" w:cs="Times New Roman"/>
-                <w:noProof/>
-              </w:rPr>
-              <w:tab/>
-            </w:r>
-            <w:r>
-              <w:rPr>
-                <w:rFonts w:ascii="Times New Roman" w:hAnsi="Times New Roman" w:cs="Times New Roman"/>
-                <w:noProof/>
-              </w:rPr>
-              <w:fldChar w:fldCharType="begin"/>
-            </w:r>
-            <w:r>
-              <w:rPr>
-                <w:rFonts w:ascii="Times New Roman" w:hAnsi="Times New Roman" w:cs="Times New Roman"/>
-                <w:noProof/>
-              </w:rPr>
-              <w:instrText xml:space="preserve"> PAGEREF _Toc232697192 \h </w:instrText>
-            </w:r>
-            <w:r>
-              <w:rPr>
-                <w:rFonts w:ascii="Times New Roman" w:hAnsi="Times New Roman" w:cs="Times New Roman"/>
-                <w:noProof/>
-              </w:rPr>
-            </w:r>
-            <w:r>
-              <w:rPr>
-                <w:rFonts w:ascii="Times New Roman" w:hAnsi="Times New Roman" w:cs="Times New Roman"/>
-                <w:noProof/>
-              </w:rPr>
-              <w:fldChar w:fldCharType="separate"/>
-            </w:r>
-            <w:r>
-              <w:rPr>
-                <w:rFonts w:ascii="Times New Roman" w:hAnsi="Times New Roman" w:cs="Times New Roman"/>
-                <w:noProof/>
-              </w:rPr>
-              <w:t>9</w:t>
-            </w:r>
-            <w:r>
-              <w:rPr>
-                <w:rFonts w:ascii="Times New Roman" w:hAnsi="Times New Roman" w:cs="Times New Roman"/>
-                <w:noProof/>
-              </w:rPr>
-              <w:fldChar w:fldCharType="end"/>
-            </w:r>
-          </w:hyperlink>
-        </w:p>
-        <w:p>
-          <w:pPr>
-            <w:pStyle w:val="30"/>
-            <w:tabs>
-              <w:tab w:val="right" w:leader="dot" w:pos="8296"/>
-            </w:tabs>
-            <w:rPr>
-              <w:rFonts w:ascii="Times New Roman" w:eastAsiaTheme="minorEastAsia" w:hAnsi="Times New Roman" w:cs="Times New Roman"/>
-              <w:noProof/>
-              <w:kern w:val="2"/>
-              <w14:ligatures w14:val="standardContextual"/>
-            </w:rPr>
-          </w:pPr>
-          <w:hyperlink w:anchor="_Toc232697193" w:history="1">
-            <w:r>
-              <w:rPr>
-                <w:rStyle w:val="a5"/>
-                <w:rFonts w:ascii="Times New Roman" w:hAnsi="Times New Roman" w:cs="Times New Roman"/>
-                <w:noProof/>
-              </w:rPr>
-              <w:t>4.1.2</w:t>
-            </w:r>
-            <w:r>
-              <w:rPr>
-                <w:rStyle w:val="a5"/>
-                <w:rFonts w:ascii="Times New Roman" w:hAnsi="Times New Roman" w:cs="Times New Roman"/>
-                <w:noProof/>
-              </w:rPr>
-              <w:t xml:space="preserve">　監控與展示介面</w:t>
-            </w:r>
-            <w:r>
-              <w:rPr>
-                <w:rFonts w:ascii="Times New Roman" w:hAnsi="Times New Roman" w:cs="Times New Roman"/>
-                <w:noProof/>
-              </w:rPr>
-              <w:tab/>
-            </w:r>
-            <w:r>
-              <w:rPr>
-                <w:rFonts w:ascii="Times New Roman" w:hAnsi="Times New Roman" w:cs="Times New Roman"/>
-                <w:noProof/>
-              </w:rPr>
-              <w:fldChar w:fldCharType="begin"/>
-            </w:r>
-            <w:r>
-              <w:rPr>
-                <w:rFonts w:ascii="Times New Roman" w:hAnsi="Times New Roman" w:cs="Times New Roman"/>
-                <w:noProof/>
-              </w:rPr>
-              <w:instrText xml:space="preserve"> PAGEREF _Toc232697193 \h </w:instrText>
-            </w:r>
-            <w:r>
-              <w:rPr>
-                <w:rFonts w:ascii="Times New Roman" w:hAnsi="Times New Roman" w:cs="Times New Roman"/>
-                <w:noProof/>
-              </w:rPr>
-            </w:r>
-            <w:r>
-              <w:rPr>
-                <w:rFonts w:ascii="Times New Roman" w:hAnsi="Times New Roman" w:cs="Times New Roman"/>
-                <w:noProof/>
-              </w:rPr>
-              <w:fldChar w:fldCharType="separate"/>
-            </w:r>
-            <w:r>
-              <w:rPr>
-                <w:rFonts w:ascii="Times New Roman" w:hAnsi="Times New Roman" w:cs="Times New Roman"/>
-                <w:noProof/>
-              </w:rPr>
-              <w:t>9</w:t>
-            </w:r>
-            <w:r>
-              <w:rPr>
-                <w:rFonts w:ascii="Times New Roman" w:hAnsi="Times New Roman" w:cs="Times New Roman"/>
-                <w:noProof/>
-              </w:rPr>
-              <w:fldChar w:fldCharType="end"/>
-            </w:r>
-          </w:hyperlink>
-        </w:p>
-        <w:p>
-          <w:pPr>
-            <w:pStyle w:val="20"/>
-            <w:tabs>
-              <w:tab w:val="right" w:leader="dot" w:pos="8296"/>
-            </w:tabs>
-            <w:rPr>
-              <w:rFonts w:ascii="Times New Roman" w:eastAsiaTheme="minorEastAsia" w:hAnsi="Times New Roman" w:cs="Times New Roman"/>
-              <w:noProof/>
-              <w:kern w:val="2"/>
-              <w14:ligatures w14:val="standardContextual"/>
-            </w:rPr>
-          </w:pPr>
-          <w:hyperlink w:anchor="_Toc232697194" w:history="1">
-            <w:r>
-              <w:rPr>
-                <w:rStyle w:val="a5"/>
-                <w:rFonts w:ascii="Times New Roman" w:hAnsi="Times New Roman" w:cs="Times New Roman"/>
-                <w:noProof/>
-              </w:rPr>
-              <w:t>4.2</w:t>
-            </w:r>
-            <w:r>
-              <w:rPr>
-                <w:rStyle w:val="a5"/>
-                <w:rFonts w:ascii="Times New Roman" w:hAnsi="Times New Roman" w:cs="Times New Roman"/>
-                <w:noProof/>
-              </w:rPr>
-              <w:t xml:space="preserve">　評估結果</w:t>
-            </w:r>
-            <w:r>
-              <w:rPr>
-                <w:rFonts w:ascii="Times New Roman" w:hAnsi="Times New Roman" w:cs="Times New Roman"/>
-                <w:noProof/>
-              </w:rPr>
-              <w:tab/>
-            </w:r>
-            <w:r>
-              <w:rPr>
-                <w:rFonts w:ascii="Times New Roman" w:hAnsi="Times New Roman" w:cs="Times New Roman"/>
-                <w:noProof/>
-              </w:rPr>
-              <w:fldChar w:fldCharType="begin"/>
-            </w:r>
-            <w:r>
-              <w:rPr>
-                <w:rFonts w:ascii="Times New Roman" w:hAnsi="Times New Roman" w:cs="Times New Roman"/>
-                <w:noProof/>
-              </w:rPr>
-              <w:instrText xml:space="preserve"> PAGEREF _Toc232697194 \h </w:instrText>
-            </w:r>
-            <w:r>
-              <w:rPr>
-                <w:rFonts w:ascii="Times New Roman" w:hAnsi="Times New Roman" w:cs="Times New Roman"/>
-                <w:noProof/>
-              </w:rPr>
-            </w:r>
-            <w:r>
-              <w:rPr>
-                <w:rFonts w:ascii="Times New Roman" w:hAnsi="Times New Roman" w:cs="Times New Roman"/>
-                <w:noProof/>
-              </w:rPr>
-              <w:fldChar w:fldCharType="separate"/>
-            </w:r>
-            <w:r>
-              <w:rPr>
-                <w:rFonts w:ascii="Times New Roman" w:hAnsi="Times New Roman" w:cs="Times New Roman"/>
-                <w:noProof/>
-              </w:rPr>
-              <w:t>10</w:t>
-            </w:r>
-            <w:r>
-              <w:rPr>
-                <w:rFonts w:ascii="Times New Roman" w:hAnsi="Times New Roman" w:cs="Times New Roman"/>
-                <w:noProof/>
-              </w:rPr>
-              <w:fldChar w:fldCharType="end"/>
-            </w:r>
-          </w:hyperlink>
-        </w:p>
-        <w:p>
-          <w:pPr>
-            <w:pStyle w:val="30"/>
-            <w:tabs>
-              <w:tab w:val="right" w:leader="dot" w:pos="8296"/>
-            </w:tabs>
-            <w:rPr>
-              <w:rFonts w:ascii="Times New Roman" w:eastAsiaTheme="minorEastAsia" w:hAnsi="Times New Roman" w:cs="Times New Roman"/>
-              <w:noProof/>
-              <w:kern w:val="2"/>
-              <w14:ligatures w14:val="standardContextual"/>
-            </w:rPr>
-          </w:pPr>
-          <w:hyperlink w:anchor="_Toc232697195" w:history="1">
-            <w:r>
-              <w:rPr>
-                <w:rStyle w:val="a5"/>
-                <w:rFonts w:ascii="Times New Roman" w:hAnsi="Times New Roman" w:cs="Times New Roman"/>
-                <w:noProof/>
-              </w:rPr>
-              <w:t>4.2.2</w:t>
-            </w:r>
-            <w:r>
-              <w:rPr>
-                <w:rStyle w:val="a5"/>
-                <w:rFonts w:ascii="Times New Roman" w:hAnsi="Times New Roman" w:cs="Times New Roman"/>
-                <w:noProof/>
-              </w:rPr>
-              <w:t xml:space="preserve">　隨機性消融：注入</w:t>
-            </w:r>
-            <w:r>
-              <w:rPr>
-                <w:rStyle w:val="a5"/>
-                <w:rFonts w:ascii="Times New Roman" w:hAnsi="Times New Roman" w:cs="Times New Roman"/>
-                <w:noProof/>
-              </w:rPr>
-              <w:t>runtime</w:t>
-            </w:r>
-            <w:r>
-              <w:rPr>
-                <w:rStyle w:val="a5"/>
-                <w:rFonts w:ascii="Times New Roman" w:hAnsi="Times New Roman" w:cs="Times New Roman"/>
-                <w:noProof/>
-              </w:rPr>
-              <w:t>不確定性</w:t>
-            </w:r>
-            <w:r>
-              <w:rPr>
-                <w:rFonts w:ascii="Times New Roman" w:hAnsi="Times New Roman" w:cs="Times New Roman"/>
-                <w:noProof/>
-              </w:rPr>
-              <w:tab/>
-            </w:r>
-            <w:r>
-              <w:rPr>
-                <w:rFonts w:ascii="Times New Roman" w:hAnsi="Times New Roman" w:cs="Times New Roman"/>
-                <w:noProof/>
-              </w:rPr>
-              <w:fldChar w:fldCharType="begin"/>
-            </w:r>
-            <w:r>
-              <w:rPr>
-                <w:rFonts w:ascii="Times New Roman" w:hAnsi="Times New Roman" w:cs="Times New Roman"/>
-                <w:noProof/>
-              </w:rPr>
-              <w:instrText xml:space="preserve"> PAGEREF _Toc232697195 \h </w:instrText>
-            </w:r>
-            <w:r>
-              <w:rPr>
-                <w:rFonts w:ascii="Times New Roman" w:hAnsi="Times New Roman" w:cs="Times New Roman"/>
-                <w:noProof/>
-              </w:rPr>
-            </w:r>
-            <w:r>
-              <w:rPr>
-                <w:rFonts w:ascii="Times New Roman" w:hAnsi="Times New Roman" w:cs="Times New Roman"/>
-                <w:noProof/>
-              </w:rPr>
-              <w:fldChar w:fldCharType="separate"/>
-            </w:r>
-            <w:r>
-              <w:rPr>
-                <w:rFonts w:ascii="Times New Roman" w:hAnsi="Times New Roman" w:cs="Times New Roman"/>
-                <w:noProof/>
-              </w:rPr>
-              <w:t>10</w:t>
-            </w:r>
-            <w:r>
-              <w:rPr>
-                <w:rFonts w:ascii="Times New Roman" w:hAnsi="Times New Roman" w:cs="Times New Roman"/>
-                <w:noProof/>
-              </w:rPr>
-              <w:fldChar w:fldCharType="end"/>
-            </w:r>
-          </w:hyperlink>
-        </w:p>
-        <w:p>
-          <w:pPr>
-            <w:pStyle w:val="30"/>
-            <w:tabs>
-              <w:tab w:val="right" w:leader="dot" w:pos="8296"/>
-            </w:tabs>
-            <w:rPr>
-              <w:rFonts w:ascii="Times New Roman" w:eastAsiaTheme="minorEastAsia" w:hAnsi="Times New Roman" w:cs="Times New Roman"/>
-              <w:noProof/>
-              <w:kern w:val="2"/>
-              <w14:ligatures w14:val="standardContextual"/>
-            </w:rPr>
-          </w:pPr>
-          <w:hyperlink w:anchor="_Toc232697196" w:history="1">
-            <w:r>
-              <w:rPr>
-                <w:rStyle w:val="a5"/>
-                <w:rFonts w:ascii="Times New Roman" w:hAnsi="Times New Roman" w:cs="Times New Roman"/>
-                <w:noProof/>
-              </w:rPr>
-              <w:t>4.2.3</w:t>
-            </w:r>
-            <w:r>
-              <w:rPr>
-                <w:rStyle w:val="a5"/>
-                <w:rFonts w:ascii="Times New Roman" w:hAnsi="Times New Roman" w:cs="Times New Roman"/>
-                <w:noProof/>
-              </w:rPr>
-              <w:t xml:space="preserve">　實機</w:t>
-            </w:r>
-            <w:r>
-              <w:rPr>
-                <w:rStyle w:val="a5"/>
-                <w:rFonts w:ascii="Times New Roman" w:hAnsi="Times New Roman" w:cs="Times New Roman"/>
-                <w:noProof/>
-              </w:rPr>
-              <w:t>A/B</w:t>
-            </w:r>
-            <w:r>
-              <w:rPr>
-                <w:rStyle w:val="a5"/>
-                <w:rFonts w:ascii="Times New Roman" w:hAnsi="Times New Roman" w:cs="Times New Roman"/>
-                <w:noProof/>
-              </w:rPr>
-              <w:t>測試結果</w:t>
-            </w:r>
-            <w:r>
-              <w:rPr>
-                <w:rFonts w:ascii="Times New Roman" w:hAnsi="Times New Roman" w:cs="Times New Roman"/>
-                <w:noProof/>
-              </w:rPr>
-              <w:tab/>
-            </w:r>
-            <w:r>
-              <w:rPr>
-                <w:rFonts w:ascii="Times New Roman" w:hAnsi="Times New Roman" w:cs="Times New Roman"/>
-                <w:noProof/>
-              </w:rPr>
-              <w:fldChar w:fldCharType="begin"/>
-            </w:r>
-            <w:r>
-              <w:rPr>
-                <w:rFonts w:ascii="Times New Roman" w:hAnsi="Times New Roman" w:cs="Times New Roman"/>
-                <w:noProof/>
-              </w:rPr>
-              <w:instrText xml:space="preserve"> PAGEREF _Toc232697196 \h </w:instrText>
-            </w:r>
-            <w:r>
-              <w:rPr>
-                <w:rFonts w:ascii="Times New Roman" w:hAnsi="Times New Roman" w:cs="Times New Roman"/>
-                <w:noProof/>
-              </w:rPr>
-            </w:r>
-            <w:r>
-              <w:rPr>
-                <w:rFonts w:ascii="Times New Roman" w:hAnsi="Times New Roman" w:cs="Times New Roman"/>
-                <w:noProof/>
-              </w:rPr>
-              <w:fldChar w:fldCharType="separate"/>
-            </w:r>
-            <w:r>
-              <w:rPr>
-                <w:rFonts w:ascii="Times New Roman" w:hAnsi="Times New Roman" w:cs="Times New Roman"/>
-                <w:noProof/>
-              </w:rPr>
-              <w:t>11</w:t>
-            </w:r>
-            <w:r>
-              <w:rPr>
-                <w:rFonts w:ascii="Times New Roman" w:hAnsi="Times New Roman" w:cs="Times New Roman"/>
-                <w:noProof/>
-              </w:rPr>
-              <w:fldChar w:fldCharType="end"/>
-            </w:r>
-          </w:hyperlink>
-        </w:p>
-        <w:p>
-          <w:pPr>
-            <w:pStyle w:val="20"/>
-            <w:tabs>
-              <w:tab w:val="right" w:leader="dot" w:pos="8296"/>
-            </w:tabs>
-            <w:rPr>
-              <w:rFonts w:ascii="Times New Roman" w:eastAsiaTheme="minorEastAsia" w:hAnsi="Times New Roman" w:cs="Times New Roman"/>
-              <w:noProof/>
-              <w:kern w:val="2"/>
-              <w14:ligatures w14:val="standardContextual"/>
-            </w:rPr>
-          </w:pPr>
-          <w:hyperlink w:anchor="_Toc232697197" w:history="1">
-            <w:r>
-              <w:rPr>
-                <w:rStyle w:val="a5"/>
-                <w:rFonts w:ascii="Times New Roman" w:hAnsi="Times New Roman" w:cs="Times New Roman"/>
-                <w:noProof/>
-              </w:rPr>
-              <w:t>4.3</w:t>
-            </w:r>
-            <w:r>
-              <w:rPr>
-                <w:rStyle w:val="a5"/>
-                <w:rFonts w:ascii="Times New Roman" w:hAnsi="Times New Roman" w:cs="Times New Roman"/>
-                <w:noProof/>
-              </w:rPr>
-              <w:t xml:space="preserve">　結論</w:t>
-            </w:r>
-            <w:r>
-              <w:rPr>
-                <w:rFonts w:ascii="Times New Roman" w:hAnsi="Times New Roman" w:cs="Times New Roman"/>
-                <w:noProof/>
-              </w:rPr>
-              <w:tab/>
-            </w:r>
-            <w:r>
-              <w:rPr>
-                <w:rFonts w:ascii="Times New Roman" w:hAnsi="Times New Roman" w:cs="Times New Roman"/>
-                <w:noProof/>
-              </w:rPr>
-              <w:fldChar w:fldCharType="begin"/>
-            </w:r>
-            <w:r>
-              <w:rPr>
-                <w:rFonts w:ascii="Times New Roman" w:hAnsi="Times New Roman" w:cs="Times New Roman"/>
-                <w:noProof/>
-              </w:rPr>
-              <w:instrText xml:space="preserve"> PAGEREF _Toc232697197 \h </w:instrText>
-            </w:r>
-            <w:r>
-              <w:rPr>
-                <w:rFonts w:ascii="Times New Roman" w:hAnsi="Times New Roman" w:cs="Times New Roman"/>
-                <w:noProof/>
-              </w:rPr>
-            </w:r>
-            <w:r>
-              <w:rPr>
-                <w:rFonts w:ascii="Times New Roman" w:hAnsi="Times New Roman" w:cs="Times New Roman"/>
-                <w:noProof/>
-              </w:rPr>
-              <w:fldChar w:fldCharType="separate"/>
-            </w:r>
-            <w:r>
-              <w:rPr>
-                <w:rFonts w:ascii="Times New Roman" w:hAnsi="Times New Roman" w:cs="Times New Roman"/>
-                <w:noProof/>
-              </w:rPr>
-              <w:t>11</w:t>
-            </w:r>
-            <w:r>
-              <w:rPr>
-                <w:rFonts w:ascii="Times New Roman" w:hAnsi="Times New Roman" w:cs="Times New Roman"/>
-                <w:noProof/>
-              </w:rPr>
-              <w:fldChar w:fldCharType="end"/>
-            </w:r>
-          </w:hyperlink>
-        </w:p>
-        <w:p>
-          <w:pPr>
-            <w:pStyle w:val="20"/>
-            <w:tabs>
-              <w:tab w:val="right" w:leader="dot" w:pos="8296"/>
-            </w:tabs>
-            <w:rPr>
-              <w:rFonts w:ascii="Times New Roman" w:eastAsiaTheme="minorEastAsia" w:hAnsi="Times New Roman" w:cs="Times New Roman"/>
-              <w:noProof/>
-              <w:kern w:val="2"/>
-              <w14:ligatures w14:val="standardContextual"/>
-            </w:rPr>
-          </w:pPr>
-          <w:hyperlink w:anchor="_Toc232697198" w:history="1">
-            <w:r>
-              <w:rPr>
-                <w:rStyle w:val="a5"/>
-                <w:rFonts w:ascii="Times New Roman" w:hAnsi="Times New Roman" w:cs="Times New Roman"/>
-                <w:noProof/>
-              </w:rPr>
-              <w:t>4.4</w:t>
-            </w:r>
-            <w:r>
-              <w:rPr>
-                <w:rStyle w:val="a5"/>
-                <w:rFonts w:ascii="Times New Roman" w:hAnsi="Times New Roman" w:cs="Times New Roman"/>
-                <w:noProof/>
-              </w:rPr>
-              <w:t xml:space="preserve">　後續改進</w:t>
-            </w:r>
-            <w:r>
-              <w:rPr>
-                <w:rFonts w:ascii="Times New Roman" w:hAnsi="Times New Roman" w:cs="Times New Roman"/>
-                <w:noProof/>
-              </w:rPr>
-              <w:tab/>
-            </w:r>
-            <w:r>
-              <w:rPr>
-                <w:rFonts w:ascii="Times New Roman" w:hAnsi="Times New Roman" w:cs="Times New Roman"/>
-                <w:noProof/>
-              </w:rPr>
-              <w:fldChar w:fldCharType="begin"/>
-            </w:r>
-            <w:r>
-              <w:rPr>
-                <w:rFonts w:ascii="Times New Roman" w:hAnsi="Times New Roman" w:cs="Times New Roman"/>
-                <w:noProof/>
-              </w:rPr>
-              <w:instrText xml:space="preserve"> PAGEREF _Toc232697198 \h </w:instrText>
-            </w:r>
-            <w:r>
-              <w:rPr>
-                <w:rFonts w:ascii="Times New Roman" w:hAnsi="Times New Roman" w:cs="Times New Roman"/>
-                <w:noProof/>
-              </w:rPr>
-            </w:r>
-            <w:r>
-              <w:rPr>
-                <w:rFonts w:ascii="Times New Roman" w:hAnsi="Times New Roman" w:cs="Times New Roman"/>
-                <w:noProof/>
-              </w:rPr>
-              <w:fldChar w:fldCharType="separate"/>
-            </w:r>
-            <w:r>
-              <w:rPr>
-                <w:rFonts w:ascii="Times New Roman" w:hAnsi="Times New Roman" w:cs="Times New Roman"/>
-                <w:noProof/>
-              </w:rPr>
-              <w:t>11</w:t>
+              <w:t>12</w:t>
             </w:r>
             <w:r>
               <w:rPr>
@@ -3840,14 +3824,14 @@
               <w14:ligatures w14:val="standardContextual"/>
             </w:rPr>
           </w:pPr>
-          <w:hyperlink w:anchor="_Toc232697199" w:history="1">
+          <w:hyperlink w:anchor="_Toc232978502" w:history="1">
             <w:r>
               <w:rPr>
                 <w:rStyle w:val="a5"/>
                 <w:rFonts w:ascii="Times New Roman" w:hAnsi="Times New Roman" w:cs="Times New Roman"/>
                 <w:noProof/>
               </w:rPr>
-              <w:t>第五章　參考文獻</w:t>
+              <w:t>附錄：建議插圖清單</w:t>
             </w:r>
             <w:r>
               <w:rPr>
@@ -3868,7 +3852,7 @@
                 <w:rFonts w:ascii="Times New Roman" w:hAnsi="Times New Roman" w:cs="Times New Roman"/>
                 <w:noProof/>
               </w:rPr>
-              <w:instrText xml:space="preserve"> PAGEREF _Toc232697199 \h </w:instrText>
+              <w:instrText xml:space="preserve"> PAGEREF _Toc232978502 \h </w:instrText>
             </w:r>
             <w:r>
               <w:rPr>
@@ -3888,79 +3872,7 @@
                 <w:rFonts w:ascii="Times New Roman" w:hAnsi="Times New Roman" w:cs="Times New Roman"/>
                 <w:noProof/>
               </w:rPr>
-              <w:t>13</w:t>
-            </w:r>
-            <w:r>
-              <w:rPr>
-                <w:rFonts w:ascii="Times New Roman" w:hAnsi="Times New Roman" w:cs="Times New Roman"/>
-                <w:noProof/>
-              </w:rPr>
-              <w:fldChar w:fldCharType="end"/>
-            </w:r>
-          </w:hyperlink>
-        </w:p>
-        <w:p>
-          <w:pPr>
-            <w:pStyle w:val="11"/>
-            <w:tabs>
-              <w:tab w:val="right" w:leader="dot" w:pos="8296"/>
-            </w:tabs>
-            <w:rPr>
-              <w:rFonts w:ascii="Times New Roman" w:eastAsiaTheme="minorEastAsia" w:hAnsi="Times New Roman" w:cs="Times New Roman"/>
-              <w:noProof/>
-              <w:kern w:val="2"/>
-              <w14:ligatures w14:val="standardContextual"/>
-            </w:rPr>
-          </w:pPr>
-          <w:hyperlink w:anchor="_Toc232697200" w:history="1">
-            <w:r>
-              <w:rPr>
-                <w:rStyle w:val="a5"/>
-                <w:rFonts w:ascii="Times New Roman" w:hAnsi="Times New Roman" w:cs="Times New Roman"/>
-                <w:noProof/>
-              </w:rPr>
-              <w:t>附錄：建議插圖清單</w:t>
-            </w:r>
-            <w:r>
-              <w:rPr>
-                <w:rFonts w:ascii="Times New Roman" w:hAnsi="Times New Roman" w:cs="Times New Roman"/>
-                <w:noProof/>
-              </w:rPr>
-              <w:tab/>
-            </w:r>
-            <w:r>
-              <w:rPr>
-                <w:rFonts w:ascii="Times New Roman" w:hAnsi="Times New Roman" w:cs="Times New Roman"/>
-                <w:noProof/>
-              </w:rPr>
-              <w:fldChar w:fldCharType="begin"/>
-            </w:r>
-            <w:r>
-              <w:rPr>
-                <w:rFonts w:ascii="Times New Roman" w:hAnsi="Times New Roman" w:cs="Times New Roman"/>
-                <w:noProof/>
-              </w:rPr>
-              <w:instrText xml:space="preserve"> PAGEREF _Toc232697200 \h </w:instrText>
-            </w:r>
-            <w:r>
-              <w:rPr>
-                <w:rFonts w:ascii="Times New Roman" w:hAnsi="Times New Roman" w:cs="Times New Roman"/>
-                <w:noProof/>
-              </w:rPr>
-            </w:r>
-            <w:r>
-              <w:rPr>
-                <w:rFonts w:ascii="Times New Roman" w:hAnsi="Times New Roman" w:cs="Times New Roman"/>
-                <w:noProof/>
-              </w:rPr>
-              <w:fldChar w:fldCharType="separate"/>
-            </w:r>
-            <w:r>
-              <w:rPr>
-                <w:rFonts w:ascii="Times New Roman" w:hAnsi="Times New Roman" w:cs="Times New Roman"/>
-                <w:noProof/>
-              </w:rPr>
-              <w:t>15</w:t>
+              <w:t>14</w:t>
             </w:r>
             <w:r>
               <w:rPr>
@@ -4023,7 +3935,7 @@
           <w:rFonts w:ascii="Times New Roman" w:hAnsi="Times New Roman" w:cs="Times New Roman"/>
         </w:rPr>
       </w:pPr>
-      <w:bookmarkStart w:id="3" w:name="_Toc232697170"/>
+      <w:bookmarkStart w:id="3" w:name="_Toc232978473"/>
       <w:r>
         <w:rPr>
           <w:rFonts w:ascii="Times New Roman" w:hAnsi="Times New Roman" w:cs="Times New Roman"/>
@@ -4041,7 +3953,7 @@
           <w:rFonts w:ascii="Times New Roman" w:hAnsi="Times New Roman" w:cs="Times New Roman"/>
         </w:rPr>
       </w:pPr>
-      <w:bookmarkStart w:id="4" w:name="_Toc232697171"/>
+      <w:bookmarkStart w:id="4" w:name="_Toc232978474"/>
       <w:r>
         <w:rPr>
           <w:rFonts w:ascii="Times New Roman" w:hAnsi="Times New Roman" w:cs="Times New Roman"/>
@@ -4181,12 +4093,14 @@
         </w:rPr>
         <w:t>分配、批次排程與多使用者管理支援較弱；相對地，傳統高效能運算排程器</w:t>
       </w:r>
+      <w:proofErr w:type="spellStart"/>
       <w:r>
         <w:rPr>
           <w:rFonts w:ascii="Times New Roman" w:hAnsi="Times New Roman" w:cs="Times New Roman"/>
         </w:rPr>
         <w:t>Slurm</w:t>
       </w:r>
+      <w:proofErr w:type="spellEnd"/>
       <w:r>
         <w:rPr>
           <w:rFonts w:ascii="Times New Roman" w:hAnsi="Times New Roman" w:cs="Times New Roman"/>
@@ -4249,7 +4163,7 @@
           <w:rFonts w:ascii="Times New Roman" w:hAnsi="Times New Roman" w:cs="Times New Roman"/>
         </w:rPr>
       </w:pPr>
-      <w:bookmarkStart w:id="5" w:name="_Toc232697172"/>
+      <w:bookmarkStart w:id="5" w:name="_Toc232978475"/>
       <w:r>
         <w:rPr>
           <w:rFonts w:ascii="Times New Roman" w:hAnsi="Times New Roman" w:cs="Times New Roman"/>
@@ -4298,7 +4212,7 @@
       </w:r>
       <w:r>
         <w:rPr>
-          <w:rFonts w:ascii="Times New Roman" w:hAnsi="Times New Roman" w:cs="Times New Roman" w:hint="eastAsia"/>
+          <w:rFonts w:ascii="Times New Roman" w:hAnsi="Times New Roman" w:cs="Times New Roman"/>
         </w:rPr>
         <w:t>(k8s)</w:t>
       </w:r>
@@ -4325,22 +4239,14 @@
         <w:rPr>
           <w:rFonts w:ascii="Times New Roman" w:hAnsi="Times New Roman" w:cs="Times New Roman"/>
         </w:rPr>
-        <w:t>如何根據工作數量，</w:t>
-      </w:r>
-      <w:proofErr w:type="gramStart"/>
-      <w:r>
-        <w:rPr>
-          <w:rFonts w:ascii="Times New Roman" w:hAnsi="Times New Roman" w:cs="Times New Roman"/>
-        </w:rPr>
-        <w:t>自動</w:t>
-      </w:r>
-      <w:r>
-        <w:rPr>
-          <w:rFonts w:ascii="Times New Roman" w:hAnsi="Times New Roman" w:cs="Times New Roman" w:hint="eastAsia"/>
+        <w:t>如何根據工作數量，自動</w:t>
+      </w:r>
+      <w:r>
+        <w:rPr>
+          <w:rFonts w:ascii="Times New Roman" w:hAnsi="Times New Roman" w:cs="Times New Roman"/>
         </w:rPr>
         <w:t>擴縮</w:t>
       </w:r>
-      <w:proofErr w:type="gramEnd"/>
       <w:r>
         <w:rPr>
           <w:rFonts w:ascii="Times New Roman" w:hAnsi="Times New Roman" w:cs="Times New Roman"/>
@@ -4439,7 +4345,7 @@
       <w:pPr>
         <w:spacing w:line="276" w:lineRule="auto"/>
         <w:rPr>
-          <w:rFonts w:ascii="Times New Roman" w:hAnsi="Times New Roman" w:cs="Times New Roman" w:hint="eastAsia"/>
+          <w:rFonts w:ascii="Times New Roman" w:hAnsi="Times New Roman" w:cs="Times New Roman"/>
         </w:rPr>
       </w:pPr>
     </w:p>
@@ -4474,7 +4380,7 @@
           <w:rFonts w:ascii="Times New Roman" w:hAnsi="Times New Roman" w:cs="Times New Roman"/>
         </w:rPr>
       </w:pPr>
-      <w:bookmarkStart w:id="6" w:name="_Toc232697173"/>
+      <w:bookmarkStart w:id="6" w:name="_Toc232978476"/>
       <w:r>
         <w:rPr>
           <w:rFonts w:ascii="Times New Roman" w:hAnsi="Times New Roman" w:cs="Times New Roman"/>
@@ -4492,7 +4398,7 @@
           <w:rFonts w:ascii="Times New Roman" w:hAnsi="Times New Roman" w:cs="Times New Roman"/>
         </w:rPr>
       </w:pPr>
-      <w:bookmarkStart w:id="7" w:name="_Toc232697174"/>
+      <w:bookmarkStart w:id="7" w:name="_Toc232978477"/>
       <w:r>
         <w:rPr>
           <w:rFonts w:ascii="Times New Roman" w:hAnsi="Times New Roman" w:cs="Times New Roman"/>
@@ -4505,12 +4411,14 @@
         </w:rPr>
         <w:t xml:space="preserve">　高效能運算排程器（</w:t>
       </w:r>
+      <w:proofErr w:type="spellStart"/>
       <w:r>
         <w:rPr>
           <w:rFonts w:ascii="Times New Roman" w:hAnsi="Times New Roman" w:cs="Times New Roman"/>
         </w:rPr>
         <w:t>Slurm</w:t>
       </w:r>
+      <w:proofErr w:type="spellEnd"/>
       <w:r>
         <w:rPr>
           <w:rFonts w:ascii="Times New Roman" w:hAnsi="Times New Roman" w:cs="Times New Roman"/>
@@ -4533,11 +4441,19 @@
         </w:rPr>
         <w:t xml:space="preserve">　　</w:t>
       </w:r>
-      <w:r>
-        <w:rPr>
-          <w:rFonts w:ascii="Times New Roman" w:hAnsi="Times New Roman" w:cs="Times New Roman"/>
-        </w:rPr>
-        <w:t xml:space="preserve">Slurm Workload Manager </w:t>
+      <w:proofErr w:type="spellStart"/>
+      <w:r>
+        <w:rPr>
+          <w:rFonts w:ascii="Times New Roman" w:hAnsi="Times New Roman" w:cs="Times New Roman"/>
+        </w:rPr>
+        <w:t>Slurm</w:t>
+      </w:r>
+      <w:proofErr w:type="spellEnd"/>
+      <w:r>
+        <w:rPr>
+          <w:rFonts w:ascii="Times New Roman" w:hAnsi="Times New Roman" w:cs="Times New Roman"/>
+        </w:rPr>
+        <w:t xml:space="preserve"> Workload Manager </w:t>
       </w:r>
       <w:r>
         <w:rPr>
@@ -4569,12 +4485,14 @@
         </w:rPr>
         <w:t>資源分配。其以「節點」為基礎的資源模型非常適合研究工作環境，且已有廣泛的使用者社群與文件支援。然而</w:t>
       </w:r>
+      <w:proofErr w:type="spellStart"/>
       <w:r>
         <w:rPr>
           <w:rFonts w:ascii="Times New Roman" w:hAnsi="Times New Roman" w:cs="Times New Roman"/>
         </w:rPr>
         <w:t>Slurm</w:t>
       </w:r>
+      <w:proofErr w:type="spellEnd"/>
       <w:r>
         <w:rPr>
           <w:rFonts w:ascii="Times New Roman" w:hAnsi="Times New Roman" w:cs="Times New Roman"/>
@@ -4590,7 +4508,7 @@
           <w:rFonts w:ascii="Times New Roman" w:hAnsi="Times New Roman" w:cs="Times New Roman"/>
         </w:rPr>
       </w:pPr>
-      <w:bookmarkStart w:id="8" w:name="_Toc232697175"/>
+      <w:bookmarkStart w:id="8" w:name="_Toc232978478"/>
       <w:r>
         <w:rPr>
           <w:rFonts w:ascii="Times New Roman" w:hAnsi="Times New Roman" w:cs="Times New Roman"/>
@@ -4653,8 +4571,16 @@
         <w:rPr>
           <w:rFonts w:ascii="Times New Roman" w:hAnsi="Times New Roman" w:cs="Times New Roman"/>
         </w:rPr>
-        <w:t>Cluster Autoscaler</w:t>
-      </w:r>
+        <w:t xml:space="preserve">Cluster </w:t>
+      </w:r>
+      <w:proofErr w:type="spellStart"/>
+      <w:r>
+        <w:rPr>
+          <w:rFonts w:ascii="Times New Roman" w:hAnsi="Times New Roman" w:cs="Times New Roman"/>
+        </w:rPr>
+        <w:t>Autoscaler</w:t>
+      </w:r>
+      <w:proofErr w:type="spellEnd"/>
       <w:r>
         <w:rPr>
           <w:rFonts w:ascii="Times New Roman" w:hAnsi="Times New Roman" w:cs="Times New Roman"/>
@@ -4677,7 +4603,21 @@
         <w:rPr>
           <w:rFonts w:ascii="Times New Roman" w:hAnsi="Times New Roman" w:cs="Times New Roman"/>
         </w:rPr>
-        <w:t xml:space="preserve"> (kube-scheduler) </w:t>
+        <w:t xml:space="preserve"> (</w:t>
+      </w:r>
+      <w:proofErr w:type="spellStart"/>
+      <w:r>
+        <w:rPr>
+          <w:rFonts w:ascii="Times New Roman" w:hAnsi="Times New Roman" w:cs="Times New Roman"/>
+        </w:rPr>
+        <w:t>kube</w:t>
+      </w:r>
+      <w:proofErr w:type="spellEnd"/>
+      <w:r>
+        <w:rPr>
+          <w:rFonts w:ascii="Times New Roman" w:hAnsi="Times New Roman" w:cs="Times New Roman"/>
+        </w:rPr>
+        <w:t xml:space="preserve">-scheduler) </w:t>
       </w:r>
       <w:r>
         <w:rPr>
@@ -4697,12 +4637,14 @@
         </w:rPr>
         <w:t>共享與研究工作特有的排程需求支援不足。因此有多項研究嘗試將</w:t>
       </w:r>
+      <w:proofErr w:type="spellStart"/>
       <w:r>
         <w:rPr>
           <w:rFonts w:ascii="Times New Roman" w:hAnsi="Times New Roman" w:cs="Times New Roman"/>
         </w:rPr>
         <w:t>Slurm</w:t>
       </w:r>
+      <w:proofErr w:type="spellEnd"/>
       <w:r>
         <w:rPr>
           <w:rFonts w:ascii="Times New Roman" w:hAnsi="Times New Roman" w:cs="Times New Roman"/>
@@ -4730,7 +4672,7 @@
           <w:rFonts w:ascii="Times New Roman" w:hAnsi="Times New Roman" w:cs="Times New Roman"/>
         </w:rPr>
       </w:pPr>
-      <w:bookmarkStart w:id="9" w:name="_Toc232697176"/>
+      <w:bookmarkStart w:id="9" w:name="_Toc232978479"/>
       <w:r>
         <w:rPr>
           <w:rFonts w:ascii="Times New Roman" w:hAnsi="Times New Roman" w:cs="Times New Roman"/>
@@ -4924,7 +4866,7 @@
           <w:rFonts w:ascii="Times New Roman" w:hAnsi="Times New Roman" w:cs="Times New Roman"/>
         </w:rPr>
       </w:pPr>
-      <w:bookmarkStart w:id="10" w:name="_Toc232697177"/>
+      <w:bookmarkStart w:id="10" w:name="_Toc232978480"/>
       <w:r>
         <w:rPr>
           <w:rFonts w:ascii="Times New Roman" w:hAnsi="Times New Roman" w:cs="Times New Roman"/>
@@ -5348,7 +5290,21 @@
         <w:rPr>
           <w:rFonts w:ascii="Times New Roman" w:hAnsi="Times New Roman" w:cs="Times New Roman"/>
         </w:rPr>
-        <w:t xml:space="preserve"> H(π(·|s_t))</w:t>
+        <w:t xml:space="preserve"> H(π(·|</w:t>
+      </w:r>
+      <w:proofErr w:type="spellStart"/>
+      <w:r>
+        <w:rPr>
+          <w:rFonts w:ascii="Times New Roman" w:hAnsi="Times New Roman" w:cs="Times New Roman"/>
+        </w:rPr>
+        <w:t>s_t</w:t>
+      </w:r>
+      <w:proofErr w:type="spellEnd"/>
+      <w:r>
+        <w:rPr>
+          <w:rFonts w:ascii="Times New Roman" w:hAnsi="Times New Roman" w:cs="Times New Roman"/>
+        </w:rPr>
+        <w:t>))</w:t>
       </w:r>
       <w:r>
         <w:rPr>
@@ -6537,7 +6493,7 @@
       </w:r>
       <w:r>
         <w:rPr>
-          <w:rFonts w:ascii="Times New Roman" w:hAnsi="Times New Roman" w:cs="Times New Roman" w:hint="eastAsia"/>
+          <w:rFonts w:ascii="Times New Roman" w:hAnsi="Times New Roman" w:cs="Times New Roman"/>
         </w:rPr>
         <w:t>始</w:t>
       </w:r>
@@ -6557,16 +6513,8 @@
         <w:rPr>
           <w:rFonts w:ascii="Times New Roman" w:hAnsi="Times New Roman" w:cs="Times New Roman"/>
         </w:rPr>
-        <w:t>改寫為</w:t>
-      </w:r>
-      <w:proofErr w:type="gramStart"/>
-      <w:r>
-        <w:rPr>
-          <w:rFonts w:ascii="Times New Roman" w:hAnsi="Times New Roman" w:cs="Times New Roman"/>
-        </w:rPr>
-        <w:t>顯式的</w:t>
-      </w:r>
-      <w:proofErr w:type="gramEnd"/>
+        <w:t>改寫為顯式的</w:t>
+      </w:r>
       <w:r>
         <w:rPr>
           <w:rFonts w:ascii="Times New Roman" w:hAnsi="Times New Roman" w:cs="Times New Roman"/>
@@ -6757,11 +6705,19 @@
         </w:rPr>
         <w:t>時等同風險中立、只看平均；設為</w:t>
       </w:r>
-      <w:r>
-        <w:rPr>
-          <w:rFonts w:ascii="Times New Roman" w:hAnsi="Times New Roman" w:cs="Times New Roman"/>
-        </w:rPr>
-        <w:t xml:space="preserve">cvar </w:t>
+      <w:proofErr w:type="spellStart"/>
+      <w:r>
+        <w:rPr>
+          <w:rFonts w:ascii="Times New Roman" w:hAnsi="Times New Roman" w:cs="Times New Roman"/>
+        </w:rPr>
+        <w:t>cvar</w:t>
+      </w:r>
+      <w:proofErr w:type="spellEnd"/>
+      <w:r>
+        <w:rPr>
+          <w:rFonts w:ascii="Times New Roman" w:hAnsi="Times New Roman" w:cs="Times New Roman"/>
+        </w:rPr>
+        <w:t xml:space="preserve"> </w:t>
       </w:r>
       <w:r>
         <w:rPr>
@@ -6828,7 +6784,7 @@
           <w:rFonts w:ascii="Times New Roman" w:hAnsi="Times New Roman" w:cs="Times New Roman"/>
         </w:rPr>
       </w:pPr>
-      <w:bookmarkStart w:id="11" w:name="_Toc232697178"/>
+      <w:bookmarkStart w:id="11" w:name="_Toc232978481"/>
       <w:r>
         <w:rPr>
           <w:rFonts w:ascii="Times New Roman" w:hAnsi="Times New Roman" w:cs="Times New Roman"/>
@@ -6846,7 +6802,7 @@
           <w:rFonts w:ascii="Times New Roman" w:hAnsi="Times New Roman" w:cs="Times New Roman"/>
         </w:rPr>
       </w:pPr>
-      <w:bookmarkStart w:id="12" w:name="_Toc232697179"/>
+      <w:bookmarkStart w:id="12" w:name="_Toc232978482"/>
       <w:r>
         <w:rPr>
           <w:rFonts w:ascii="Times New Roman" w:hAnsi="Times New Roman" w:cs="Times New Roman"/>
@@ -6871,15 +6827,9 @@
       </w:pPr>
       <w:r>
         <w:rPr>
-          <w:rFonts w:ascii="Times New Roman" w:hAnsi="Times New Roman" w:cs="Times New Roman" w:hint="eastAsia"/>
-        </w:rPr>
-        <w:t xml:space="preserve">　　</w:t>
-      </w:r>
-      <w:r>
-        <w:rPr>
-          <w:rFonts w:ascii="Times New Roman" w:hAnsi="Times New Roman" w:cs="Times New Roman"/>
-        </w:rPr>
-        <w:t>本系統的核心概念是把「批次工作排程」與「彈性資源管理」結合起來。使用者仍然以熟悉的方式提交工作，而系統在背後自動處理工作排序、節點啟動、</w:t>
+          <w:rFonts w:ascii="Times New Roman" w:hAnsi="Times New Roman" w:cs="Times New Roman"/>
+        </w:rPr>
+        <w:t xml:space="preserve">　　本系統的核心概念是把「批次工作排程」與「彈性資源管理」結合起來。使用者仍然以熟悉的方式提交工作，而系統在背後自動處理工作排序、節點啟動、</w:t>
       </w:r>
       <w:r>
         <w:rPr>
@@ -7051,9 +7001,9 @@
           <w:noProof/>
         </w:rPr>
         <w:drawing>
-          <wp:inline distT="0" distB="0" distL="0" distR="0" wp14:anchorId="625A6853" wp14:editId="5C737B87">
-            <wp:extent cx="5274310" cy="2731770"/>
-            <wp:effectExtent l="19050" t="19050" r="21590" b="11430"/>
+          <wp:inline distT="0" distB="0" distL="0" distR="0" wp14:anchorId="625A6853" wp14:editId="5DB9F2C5">
+            <wp:extent cx="5313690" cy="2753458"/>
+            <wp:effectExtent l="19050" t="19050" r="20320" b="27940"/>
             <wp:docPr id="422790208" name="圖片 2"/>
             <wp:cNvGraphicFramePr>
               <a:graphicFrameLocks xmlns:a="http://schemas.openxmlformats.org/drawingml/2006/main" noChangeAspect="1"/>
@@ -7062,7 +7012,7 @@
               <a:graphicData uri="http://schemas.openxmlformats.org/drawingml/2006/picture">
                 <pic:pic xmlns:pic="http://schemas.openxmlformats.org/drawingml/2006/picture">
                   <pic:nvPicPr>
-                    <pic:cNvPr id="0" name="Picture 3"/>
+                    <pic:cNvPr id="422790208" name="圖片 2"/>
                     <pic:cNvPicPr>
                       <a:picLocks noChangeAspect="1" noChangeArrowheads="1"/>
                     </pic:cNvPicPr>
@@ -7075,7 +7025,6 @@
                         </a:ext>
                       </a:extLst>
                     </a:blip>
-                    <a:srcRect/>
                     <a:stretch>
                       <a:fillRect/>
                     </a:stretch>
@@ -7083,7 +7032,7 @@
                   <pic:spPr bwMode="auto">
                     <a:xfrm>
                       <a:off x="0" y="0"/>
-                      <a:ext cx="5274310" cy="2731770"/>
+                      <a:ext cx="5333944" cy="2763953"/>
                     </a:xfrm>
                     <a:prstGeom prst="rect">
                       <a:avLst/>
@@ -7145,7 +7094,7 @@
           <w:rFonts w:ascii="Times New Roman" w:hAnsi="Times New Roman" w:cs="Times New Roman"/>
         </w:rPr>
       </w:pPr>
-      <w:bookmarkStart w:id="13" w:name="_Toc232697180"/>
+      <w:bookmarkStart w:id="13" w:name="_Toc232978483"/>
       <w:r>
         <w:rPr>
           <w:rFonts w:ascii="Times New Roman" w:hAnsi="Times New Roman" w:cs="Times New Roman"/>
@@ -7181,7 +7130,7 @@
           <w:rFonts w:ascii="Times New Roman" w:hAnsi="Times New Roman" w:cs="Times New Roman"/>
         </w:rPr>
       </w:pPr>
-      <w:bookmarkStart w:id="14" w:name="_Toc232697181"/>
+      <w:bookmarkStart w:id="14" w:name="_Toc232978484"/>
       <w:r>
         <w:rPr>
           <w:rFonts w:ascii="Times New Roman" w:hAnsi="Times New Roman" w:cs="Times New Roman"/>
@@ -7231,7 +7180,7 @@
           <w:rFonts w:ascii="Times New Roman" w:hAnsi="Times New Roman" w:cs="Times New Roman"/>
         </w:rPr>
       </w:pPr>
-      <w:bookmarkStart w:id="15" w:name="_Toc232697182"/>
+      <w:bookmarkStart w:id="15" w:name="_Toc232978485"/>
       <w:r>
         <w:rPr>
           <w:rFonts w:ascii="Times New Roman" w:hAnsi="Times New Roman" w:cs="Times New Roman"/>
@@ -7252,20 +7201,14 @@
         <w:spacing w:line="276" w:lineRule="auto"/>
         <w:jc w:val="both"/>
         <w:rPr>
-          <w:rFonts w:ascii="Times New Roman" w:hAnsi="Times New Roman" w:cs="Times New Roman"/>
-        </w:rPr>
-      </w:pPr>
-      <w:r>
-        <w:rPr>
           <w:rFonts w:ascii="Times New Roman" w:hAnsi="Times New Roman" w:cs="Times New Roman" w:hint="eastAsia"/>
         </w:rPr>
-        <w:t xml:space="preserve">　　</w:t>
-      </w:r>
-      <w:r>
-        <w:rPr>
-          <w:rFonts w:ascii="Times New Roman" w:hAnsi="Times New Roman" w:cs="Times New Roman"/>
-        </w:rPr>
-        <w:t>在基本規則之外，加入深度強化學習模型，讓系統可根據「目前有哪些工作在等待」、「哪些節點正在執行」、「</w:t>
+      </w:pPr>
+      <w:r>
+        <w:rPr>
+          <w:rFonts w:ascii="Times New Roman" w:hAnsi="Times New Roman" w:cs="Times New Roman"/>
+        </w:rPr>
+        <w:t xml:space="preserve">　　在基本規則之外，加入深度強化學習模型，讓系統可根據「目前有哪些工作在等待」、「哪些節點正在執行」、「</w:t>
       </w:r>
       <w:r>
         <w:rPr>
@@ -7282,57 +7225,69 @@
     </w:p>
     <w:p>
       <w:pPr>
-        <w:rPr>
-          <w:rFonts w:ascii="Times New Roman" w:hAnsi="Times New Roman" w:cs="Times New Roman"/>
-        </w:rPr>
-      </w:pPr>
-    </w:p>
-    <w:p>
-      <w:pPr>
-        <w:rPr>
-          <w:rFonts w:ascii="Times New Roman" w:hAnsi="Times New Roman" w:cs="Times New Roman"/>
-        </w:rPr>
-      </w:pPr>
-    </w:p>
-    <w:p>
-      <w:pPr>
-        <w:rPr>
-          <w:rFonts w:ascii="Times New Roman" w:hAnsi="Times New Roman" w:cs="Times New Roman"/>
-        </w:rPr>
-      </w:pPr>
-    </w:p>
-    <w:p>
-      <w:pPr>
-        <w:rPr>
-          <w:rFonts w:ascii="Times New Roman" w:hAnsi="Times New Roman" w:cs="Times New Roman"/>
-        </w:rPr>
-      </w:pPr>
-    </w:p>
-    <w:p>
-      <w:pPr>
-        <w:rPr>
-          <w:rFonts w:ascii="Times New Roman" w:hAnsi="Times New Roman" w:cs="Times New Roman"/>
-        </w:rPr>
-      </w:pPr>
-    </w:p>
-    <w:p>
-      <w:pPr>
-        <w:rPr>
-          <w:rFonts w:ascii="Times New Roman" w:hAnsi="Times New Roman" w:cs="Times New Roman"/>
-        </w:rPr>
-      </w:pPr>
-    </w:p>
-    <w:p>
-      <w:pPr>
-        <w:rPr>
-          <w:rFonts w:ascii="Times New Roman" w:hAnsi="Times New Roman" w:cs="Times New Roman"/>
-        </w:rPr>
-      </w:pPr>
-    </w:p>
-    <w:p>
-      <w:pPr>
         <w:jc w:val="center"/>
         <w:rPr>
+          <w:rFonts w:ascii="Times New Roman" w:hAnsi="Times New Roman" w:cs="Times New Roman" w:hint="eastAsia"/>
+        </w:rPr>
+      </w:pPr>
+      <w:r>
+        <w:rPr>
+          <w:rFonts w:ascii="Times New Roman" w:hAnsi="Times New Roman" w:cs="Times New Roman"/>
+        </w:rPr>
+        <w:drawing>
+          <wp:inline distT="0" distB="0" distL="0" distR="0" wp14:anchorId="416C5893" wp14:editId="3EBA7FEE">
+            <wp:extent cx="5128846" cy="1638010"/>
+            <wp:effectExtent l="0" t="0" r="0" b="0"/>
+            <wp:docPr id="1269181471" name="圖片 6"/>
+            <wp:cNvGraphicFramePr>
+              <a:graphicFrameLocks xmlns:a="http://schemas.openxmlformats.org/drawingml/2006/main" noChangeAspect="1"/>
+            </wp:cNvGraphicFramePr>
+            <a:graphic xmlns:a="http://schemas.openxmlformats.org/drawingml/2006/main">
+              <a:graphicData uri="http://schemas.openxmlformats.org/drawingml/2006/picture">
+                <pic:pic xmlns:pic="http://schemas.openxmlformats.org/drawingml/2006/picture">
+                  <pic:nvPicPr>
+                    <pic:cNvPr id="0" name="Picture 23"/>
+                    <pic:cNvPicPr>
+                      <a:picLocks noChangeAspect="1" noChangeArrowheads="1"/>
+                    </pic:cNvPicPr>
+                  </pic:nvPicPr>
+                  <pic:blipFill>
+                    <a:blip r:embed="rId10" cstate="print">
+                      <a:extLst>
+                        <a:ext uri="{28A0092B-C50C-407E-A947-70E740481C1C}">
+                          <a14:useLocalDpi xmlns:a14="http://schemas.microsoft.com/office/drawing/2010/main" val="0"/>
+                        </a:ext>
+                      </a:extLst>
+                    </a:blip>
+                    <a:srcRect/>
+                    <a:stretch>
+                      <a:fillRect/>
+                    </a:stretch>
+                  </pic:blipFill>
+                  <pic:spPr bwMode="auto">
+                    <a:xfrm>
+                      <a:off x="0" y="0"/>
+                      <a:ext cx="5228638" cy="1669881"/>
+                    </a:xfrm>
+                    <a:prstGeom prst="rect">
+                      <a:avLst/>
+                    </a:prstGeom>
+                    <a:noFill/>
+                    <a:ln>
+                      <a:noFill/>
+                    </a:ln>
+                  </pic:spPr>
+                </pic:pic>
+              </a:graphicData>
+            </a:graphic>
+          </wp:inline>
+        </w:drawing>
+      </w:r>
+    </w:p>
+    <w:p>
+      <w:pPr>
+        <w:jc w:val="center"/>
+        <w:rPr>
           <w:rFonts w:ascii="Times New Roman" w:hAnsi="Times New Roman" w:cs="Times New Roman"/>
         </w:rPr>
       </w:pPr>
@@ -7352,19 +7307,7 @@
         <w:rPr>
           <w:rFonts w:ascii="Times New Roman" w:hAnsi="Times New Roman" w:cs="Times New Roman"/>
         </w:rPr>
-        <w:t>】工作提交後的決策流程圖（</w:t>
-      </w:r>
-      <w:r>
-        <w:rPr>
-          <w:rFonts w:ascii="Times New Roman" w:hAnsi="Times New Roman" w:cs="Times New Roman"/>
-        </w:rPr>
-        <w:t>Placeholder</w:t>
-      </w:r>
-      <w:r>
-        <w:rPr>
-          <w:rFonts w:ascii="Times New Roman" w:hAnsi="Times New Roman" w:cs="Times New Roman"/>
-        </w:rPr>
-        <w:t>）</w:t>
+        <w:t>】工作提交後的決策流程圖</w:t>
       </w:r>
     </w:p>
     <w:p>
@@ -7382,7 +7325,7 @@
           <w:rFonts w:ascii="Times New Roman" w:hAnsi="Times New Roman" w:cs="Times New Roman"/>
         </w:rPr>
       </w:pPr>
-      <w:bookmarkStart w:id="16" w:name="_Toc232697183"/>
+      <w:bookmarkStart w:id="16" w:name="_Toc232978486"/>
       <w:r>
         <w:rPr>
           <w:rFonts w:ascii="Times New Roman" w:hAnsi="Times New Roman" w:cs="Times New Roman"/>
@@ -7407,15 +7350,9 @@
       </w:pPr>
       <w:r>
         <w:rPr>
-          <w:rFonts w:ascii="Times New Roman" w:hAnsi="Times New Roman" w:cs="Times New Roman" w:hint="eastAsia"/>
-        </w:rPr>
-        <w:t xml:space="preserve">　　</w:t>
-      </w:r>
-      <w:r>
-        <w:rPr>
-          <w:rFonts w:ascii="Times New Roman" w:hAnsi="Times New Roman" w:cs="Times New Roman"/>
-        </w:rPr>
-        <w:t>除了影響工作的先後順序外，系統也能先暫時保留工作，再根據模型決定其應放到哪一台節點上。這樣的做法讓模型的判斷不只停留在「哪個工作先跑」，而是更進一步參與「工作要放在哪裡跑」的決策。</w:t>
+          <w:rFonts w:ascii="Times New Roman" w:hAnsi="Times New Roman" w:cs="Times New Roman"/>
+        </w:rPr>
+        <w:t xml:space="preserve">　　除了影響工作的先後順序外，系統也能先暫時保留工作，再根據模型決定其應放到哪一台節點上。這樣的做法讓模型的判斷不只停留在「哪個工作先跑」，而是更進一步參與「工作要放在哪裡跑」的決策。</w:t>
       </w:r>
     </w:p>
     <w:p>
@@ -7426,7 +7363,7 @@
           <w:rFonts w:ascii="Times New Roman" w:hAnsi="Times New Roman" w:cs="Times New Roman"/>
         </w:rPr>
       </w:pPr>
-      <w:bookmarkStart w:id="17" w:name="_Toc232697184"/>
+      <w:bookmarkStart w:id="17" w:name="_Toc232978487"/>
       <w:r>
         <w:rPr>
           <w:rFonts w:ascii="Times New Roman" w:hAnsi="Times New Roman" w:cs="Times New Roman"/>
@@ -7463,33 +7400,45 @@
       </w:pPr>
       <w:r>
         <w:rPr>
-          <w:rFonts w:ascii="Times New Roman" w:hAnsi="Times New Roman" w:cs="Times New Roman" w:hint="eastAsia"/>
-        </w:rPr>
-        <w:t xml:space="preserve">　　</w:t>
-      </w:r>
-      <w:r>
-        <w:rPr>
-          <w:rFonts w:ascii="Times New Roman" w:hAnsi="Times New Roman" w:cs="Times New Roman"/>
-        </w:rPr>
-        <w:t>為提升利用率，</w:t>
-      </w:r>
-      <w:r>
-        <w:rPr>
-          <w:rFonts w:ascii="Times New Roman" w:hAnsi="Times New Roman" w:cs="Times New Roman" w:hint="eastAsia"/>
+          <w:rFonts w:ascii="Times New Roman" w:hAnsi="Times New Roman" w:cs="Times New Roman"/>
+        </w:rPr>
+        <w:t xml:space="preserve">　　為提升利用率，</w:t>
+      </w:r>
+      <w:r>
+        <w:rPr>
+          <w:rFonts w:ascii="Times New Roman" w:hAnsi="Times New Roman" w:cs="Times New Roman"/>
         </w:rPr>
         <w:t>可以</w:t>
       </w:r>
       <w:r>
         <w:rPr>
-          <w:rFonts w:ascii="Times New Roman" w:hAnsi="Times New Roman" w:cs="Times New Roman" w:hint="eastAsia"/>
+          <w:rFonts w:ascii="Times New Roman" w:hAnsi="Times New Roman" w:cs="Times New Roman"/>
         </w:rPr>
         <w:t>透過</w:t>
       </w:r>
       <w:r>
         <w:rPr>
-          <w:rFonts w:ascii="Times New Roman" w:hAnsi="Times New Roman" w:cs="Times New Roman" w:hint="eastAsia"/>
-        </w:rPr>
-        <w:t>MPS</w:t>
+          <w:rFonts w:ascii="Times New Roman" w:hAnsi="Times New Roman" w:cs="Times New Roman"/>
+        </w:rPr>
+        <w:t xml:space="preserve">MPS </w:t>
+      </w:r>
+      <w:r>
+        <w:rPr>
+          <w:rFonts w:ascii="Times New Roman" w:hAnsi="Times New Roman" w:cs="Times New Roman"/>
+        </w:rPr>
+        <w:t>(</w:t>
+      </w:r>
+      <w:r>
+        <w:rPr>
+          <w:rFonts w:ascii="Times New Roman" w:hAnsi="Times New Roman" w:cs="Times New Roman"/>
+        </w:rPr>
+        <w:t>Multi-Process Service</w:t>
+      </w:r>
+      <w:r>
+        <w:rPr>
+          <w:rFonts w:ascii="Times New Roman" w:hAnsi="Times New Roman" w:cs="Times New Roman"/>
+        </w:rPr>
+        <w:t>)</w:t>
       </w:r>
       <w:r>
         <w:rPr>
@@ -7499,30 +7448,6 @@
       </w:r>
       <w:r>
         <w:rPr>
-          <w:rFonts w:ascii="Times New Roman" w:hAnsi="Times New Roman" w:cs="Times New Roman" w:hint="eastAsia"/>
-        </w:rPr>
-        <w:t>(</w:t>
-      </w:r>
-      <w:r>
-        <w:rPr>
-          <w:rFonts w:ascii="Times New Roman" w:hAnsi="Times New Roman" w:cs="Times New Roman"/>
-        </w:rPr>
-        <w:t>Multi-Process Service</w:t>
-      </w:r>
-      <w:r>
-        <w:rPr>
-          <w:rFonts w:ascii="Times New Roman" w:hAnsi="Times New Roman" w:cs="Times New Roman" w:hint="eastAsia"/>
-        </w:rPr>
-        <w:t>)</w:t>
-      </w:r>
-      <w:r>
-        <w:rPr>
-          <w:rFonts w:ascii="Times New Roman" w:hAnsi="Times New Roman" w:cs="Times New Roman" w:hint="eastAsia"/>
-        </w:rPr>
-        <w:t xml:space="preserve"> </w:t>
-      </w:r>
-      <w:r>
-        <w:rPr>
           <w:rFonts w:ascii="Times New Roman" w:hAnsi="Times New Roman" w:cs="Times New Roman"/>
         </w:rPr>
         <w:t>讓多個較小的工作共享同一張</w:t>
@@ -7545,35 +7470,27 @@
         </w:rPr>
         <w:t>GPU</w:t>
       </w:r>
-      <w:proofErr w:type="gramStart"/>
-      <w:r>
-        <w:rPr>
-          <w:rFonts w:ascii="Times New Roman" w:hAnsi="Times New Roman" w:cs="Times New Roman"/>
-        </w:rPr>
-        <w:t>可切成</w:t>
-      </w:r>
-      <w:proofErr w:type="gramEnd"/>
-      <w:r>
-        <w:rPr>
-          <w:rFonts w:ascii="Times New Roman" w:hAnsi="Times New Roman" w:cs="Times New Roman"/>
-        </w:rPr>
-        <w:t>多個可分配單位，使用者可依需求申請</w:t>
-      </w:r>
-      <w:r>
-        <w:rPr>
-          <w:rFonts w:ascii="Times New Roman" w:hAnsi="Times New Roman" w:cs="Times New Roman" w:hint="eastAsia"/>
+      <w:r>
+        <w:rPr>
+          <w:rFonts w:ascii="Times New Roman" w:hAnsi="Times New Roman" w:cs="Times New Roman"/>
+        </w:rPr>
+        <w:t>可切成多個可分配單位，使用者可依需求申請</w:t>
+      </w:r>
+      <w:r>
+        <w:rPr>
+          <w:rFonts w:ascii="Times New Roman" w:hAnsi="Times New Roman" w:cs="Times New Roman"/>
         </w:rPr>
         <w:t>0.25</w:t>
       </w:r>
       <w:r>
         <w:rPr>
-          <w:rFonts w:ascii="Times New Roman" w:hAnsi="Times New Roman" w:cs="Times New Roman" w:hint="eastAsia"/>
+          <w:rFonts w:ascii="Times New Roman" w:hAnsi="Times New Roman" w:cs="Times New Roman"/>
         </w:rPr>
         <w:t>、</w:t>
       </w:r>
       <w:r>
         <w:rPr>
-          <w:rFonts w:ascii="Times New Roman" w:hAnsi="Times New Roman" w:cs="Times New Roman" w:hint="eastAsia"/>
+          <w:rFonts w:ascii="Times New Roman" w:hAnsi="Times New Roman" w:cs="Times New Roman"/>
         </w:rPr>
         <w:t>0.5</w:t>
       </w:r>
@@ -7585,13 +7502,13 @@
       </w:r>
       <w:r>
         <w:rPr>
-          <w:rFonts w:ascii="Times New Roman" w:hAnsi="Times New Roman" w:cs="Times New Roman" w:hint="eastAsia"/>
+          <w:rFonts w:ascii="Times New Roman" w:hAnsi="Times New Roman" w:cs="Times New Roman"/>
         </w:rPr>
         <w:t>、</w:t>
       </w:r>
       <w:r>
         <w:rPr>
-          <w:rFonts w:ascii="Times New Roman" w:hAnsi="Times New Roman" w:cs="Times New Roman" w:hint="eastAsia"/>
+          <w:rFonts w:ascii="Times New Roman" w:hAnsi="Times New Roman" w:cs="Times New Roman"/>
         </w:rPr>
         <w:t>0.75</w:t>
       </w:r>
@@ -7639,7 +7556,7 @@
                     <pic:cNvPicPr/>
                   </pic:nvPicPr>
                   <pic:blipFill>
-                    <a:blip r:embed="rId10"/>
+                    <a:blip r:embed="rId11"/>
                     <a:stretch>
                       <a:fillRect/>
                     </a:stretch>
@@ -7706,11 +7623,12 @@
           <w:rFonts w:ascii="Times New Roman" w:hAnsi="Times New Roman" w:cs="Times New Roman"/>
         </w:rPr>
       </w:pPr>
-      <w:bookmarkStart w:id="18" w:name="_Toc232697185"/>
-      <w:r>
-        <w:rPr>
-          <w:rFonts w:ascii="Times New Roman" w:hAnsi="Times New Roman" w:cs="Times New Roman"/>
-        </w:rPr>
+      <w:bookmarkStart w:id="18" w:name="_Toc232978488"/>
+      <w:r>
+        <w:rPr>
+          <w:rFonts w:ascii="Times New Roman" w:hAnsi="Times New Roman" w:cs="Times New Roman"/>
+        </w:rPr>
+        <w:lastRenderedPageBreak/>
         <w:t>3.4</w:t>
       </w:r>
       <w:r>
@@ -7730,30 +7648,15 @@
       </w:pPr>
       <w:r>
         <w:rPr>
-          <w:rFonts w:ascii="Times New Roman" w:hAnsi="Times New Roman" w:cs="Times New Roman" w:hint="eastAsia"/>
-        </w:rPr>
-        <w:lastRenderedPageBreak/>
+          <w:rFonts w:ascii="Times New Roman" w:hAnsi="Times New Roman" w:cs="Times New Roman"/>
+        </w:rPr>
         <w:t>將</w:t>
       </w:r>
       <w:r>
         <w:rPr>
           <w:rFonts w:ascii="Times New Roman" w:hAnsi="Times New Roman" w:cs="Times New Roman"/>
         </w:rPr>
-        <w:t>比較三種排程方式，</w:t>
-      </w:r>
-      <w:proofErr w:type="gramStart"/>
-      <w:r>
-        <w:rPr>
-          <w:rFonts w:ascii="Times New Roman" w:hAnsi="Times New Roman" w:cs="Times New Roman"/>
-        </w:rPr>
-        <w:t>採</w:t>
-      </w:r>
-      <w:proofErr w:type="gramEnd"/>
-      <w:r>
-        <w:rPr>
-          <w:rFonts w:ascii="Times New Roman" w:hAnsi="Times New Roman" w:cs="Times New Roman"/>
-        </w:rPr>
-        <w:t>完全相同的訓練配方，僅調整指令參數，以分離各機制的貢獻：</w:t>
+        <w:t>比較三種排程方式，採完全相同的訓練配方，僅調整指令參數，以分離各機制的貢獻：</w:t>
       </w:r>
     </w:p>
     <w:p>
@@ -7766,7 +7669,7 @@
         <w:spacing w:line="276" w:lineRule="auto"/>
         <w:jc w:val="both"/>
         <w:rPr>
-          <w:rFonts w:ascii="Times New Roman" w:hAnsi="Times New Roman" w:cs="Times New Roman" w:hint="eastAsia"/>
+          <w:rFonts w:ascii="Times New Roman" w:hAnsi="Times New Roman" w:cs="Times New Roman"/>
         </w:rPr>
       </w:pPr>
       <w:r>
@@ -7799,13 +7702,13 @@
       </w:r>
       <w:r>
         <w:rPr>
-          <w:rFonts w:ascii="Times New Roman" w:hAnsi="Times New Roman" w:cs="Times New Roman" w:hint="eastAsia"/>
+          <w:rFonts w:ascii="Times New Roman" w:hAnsi="Times New Roman" w:cs="Times New Roman"/>
         </w:rPr>
         <w:t>公式</w:t>
       </w:r>
       <w:r>
         <w:rPr>
-          <w:rFonts w:ascii="Times New Roman" w:hAnsi="Times New Roman" w:cs="Times New Roman" w:hint="eastAsia"/>
+          <w:rFonts w:ascii="Times New Roman" w:hAnsi="Times New Roman" w:cs="Times New Roman"/>
         </w:rPr>
         <w:t>計算</w:t>
       </w:r>
@@ -7817,7 +7720,7 @@
       </w:r>
       <w:r>
         <w:rPr>
-          <w:rFonts w:ascii="Times New Roman" w:hAnsi="Times New Roman" w:cs="Times New Roman" w:hint="eastAsia"/>
+          <w:rFonts w:ascii="Times New Roman" w:hAnsi="Times New Roman" w:cs="Times New Roman"/>
         </w:rPr>
         <w:t>級</w:t>
       </w:r>
@@ -7831,43 +7734,25 @@
         <w:rPr>
           <w:rFonts w:ascii="Times New Roman" w:hAnsi="Times New Roman" w:cs="Times New Roman"/>
         </w:rPr>
-        <w:t>分數越高代表該工作越值得優先排程</w:t>
-      </w:r>
-      <w:r>
-        <w:rPr>
-          <w:rFonts w:ascii="Times New Roman" w:hAnsi="Times New Roman" w:cs="Times New Roman" w:hint="eastAsia"/>
-        </w:rPr>
-        <w:t>。</w:t>
-      </w:r>
-      <w:r>
-        <w:rPr>
-          <w:rFonts w:ascii="Times New Roman" w:hAnsi="Times New Roman" w:cs="Times New Roman"/>
-        </w:rPr>
-        <w:t>五個因子</w:t>
-      </w:r>
-      <w:r>
-        <w:rPr>
-          <w:rFonts w:ascii="Times New Roman" w:hAnsi="Times New Roman" w:cs="Times New Roman" w:hint="eastAsia"/>
-        </w:rPr>
-        <w:t>及對應權重說明如下</w:t>
-      </w:r>
-      <w:r>
-        <w:rPr>
-          <w:rFonts w:ascii="Times New Roman" w:hAnsi="Times New Roman" w:cs="Times New Roman" w:hint="eastAsia"/>
+        <w:t>分數越高代表該工作越值得優先排程。</w:t>
+      </w:r>
+      <w:r>
+        <w:rPr>
+          <w:rFonts w:ascii="Times New Roman" w:hAnsi="Times New Roman" w:cs="Times New Roman"/>
+        </w:rPr>
+        <w:t>五個因子及對應權重說明如下</w:t>
+      </w:r>
+      <w:r>
+        <w:rPr>
+          <w:rFonts w:ascii="Times New Roman" w:hAnsi="Times New Roman" w:cs="Times New Roman"/>
         </w:rPr>
         <w:t>表</w:t>
       </w:r>
       <w:r>
         <w:rPr>
-          <w:rFonts w:ascii="Times New Roman" w:hAnsi="Times New Roman" w:cs="Times New Roman" w:hint="eastAsia"/>
-        </w:rPr>
-        <w:t>，</w:t>
-      </w:r>
-      <w:r>
-        <w:rPr>
-          <w:rFonts w:hint="eastAsia"/>
-        </w:rPr>
-        <w:t>預設不啟用</w:t>
+          <w:rFonts w:ascii="Times New Roman" w:hAnsi="Times New Roman" w:cs="Times New Roman"/>
+        </w:rPr>
+        <w:t>，預設不啟用</w:t>
       </w:r>
       <w:r>
         <w:rPr>
@@ -7877,7 +7762,7 @@
       </w:r>
       <w:r>
         <w:rPr>
-          <w:rFonts w:ascii="Times New Roman" w:hAnsi="Times New Roman" w:cs="Times New Roman" w:hint="eastAsia"/>
+          <w:rFonts w:ascii="Times New Roman" w:hAnsi="Times New Roman" w:cs="Times New Roman"/>
         </w:rPr>
         <w:t>和</w:t>
       </w:r>
@@ -7885,23 +7770,17 @@
         <w:rPr>
           <w:rFonts w:ascii="Times New Roman" w:hAnsi="Times New Roman" w:cs="Times New Roman"/>
         </w:rPr>
-        <w:t xml:space="preserve">runtime </w:t>
-      </w:r>
-      <w:r>
-        <w:rPr>
-          <w:rFonts w:ascii="Times New Roman" w:hAnsi="Times New Roman" w:cs="Times New Roman" w:hint="eastAsia"/>
-        </w:rPr>
-        <w:t>fit</w:t>
-      </w:r>
-      <w:r>
-        <w:rPr>
-          <w:rFonts w:ascii="Times New Roman" w:hAnsi="Times New Roman" w:cs="Times New Roman" w:hint="eastAsia"/>
+        <w:t>runtime fit</w:t>
+      </w:r>
+      <w:r>
+        <w:rPr>
+          <w:rFonts w:ascii="Times New Roman" w:hAnsi="Times New Roman" w:cs="Times New Roman"/>
         </w:rPr>
         <w:t>兩項</w:t>
       </w:r>
       <w:r>
         <w:rPr>
-          <w:rFonts w:ascii="Times New Roman" w:hAnsi="Times New Roman" w:cs="Times New Roman" w:hint="eastAsia"/>
+          <w:rFonts w:ascii="Times New Roman" w:hAnsi="Times New Roman" w:cs="Times New Roman"/>
         </w:rPr>
         <w:t>。</w:t>
       </w:r>
@@ -7933,13 +7812,14 @@
               <w:spacing w:line="276" w:lineRule="auto"/>
               <w:jc w:val="center"/>
               <w:rPr>
+                <w:rFonts w:ascii="Times New Roman" w:hAnsi="Times New Roman" w:cs="Times New Roman"/>
                 <w:b/>
                 <w:bCs/>
               </w:rPr>
             </w:pPr>
             <w:r>
               <w:rPr>
-                <w:rFonts w:hint="eastAsia"/>
+                <w:rFonts w:ascii="Times New Roman" w:hAnsi="Times New Roman" w:cs="Times New Roman"/>
                 <w:b/>
                 <w:bCs/>
               </w:rPr>
@@ -7958,13 +7838,14 @@
               <w:spacing w:line="276" w:lineRule="auto"/>
               <w:jc w:val="center"/>
               <w:rPr>
+                <w:rFonts w:ascii="Times New Roman" w:hAnsi="Times New Roman" w:cs="Times New Roman"/>
                 <w:b/>
                 <w:bCs/>
               </w:rPr>
             </w:pPr>
             <w:r>
               <w:rPr>
-                <w:rFonts w:hint="eastAsia"/>
+                <w:rFonts w:ascii="Times New Roman" w:hAnsi="Times New Roman" w:cs="Times New Roman"/>
                 <w:b/>
                 <w:bCs/>
               </w:rPr>
@@ -7983,13 +7864,14 @@
               <w:spacing w:line="276" w:lineRule="auto"/>
               <w:jc w:val="center"/>
               <w:rPr>
+                <w:rFonts w:ascii="Times New Roman" w:hAnsi="Times New Roman" w:cs="Times New Roman"/>
                 <w:b/>
                 <w:bCs/>
               </w:rPr>
             </w:pPr>
             <w:r>
               <w:rPr>
-                <w:rFonts w:hint="eastAsia"/>
+                <w:rFonts w:ascii="Times New Roman" w:hAnsi="Times New Roman" w:cs="Times New Roman"/>
                 <w:b/>
                 <w:bCs/>
               </w:rPr>
@@ -8011,6 +7893,9 @@
             <w:pPr>
               <w:spacing w:line="276" w:lineRule="auto"/>
               <w:jc w:val="center"/>
+              <w:rPr>
+                <w:rFonts w:ascii="Times New Roman" w:hAnsi="Times New Roman" w:cs="Times New Roman"/>
+              </w:rPr>
             </w:pPr>
             <w:r>
               <w:rPr>
@@ -8029,12 +7914,15 @@
             <w:pPr>
               <w:spacing w:line="276" w:lineRule="auto"/>
               <w:jc w:val="center"/>
+              <w:rPr>
+                <w:rFonts w:ascii="Times New Roman" w:hAnsi="Times New Roman" w:cs="Times New Roman"/>
+              </w:rPr>
             </w:pPr>
             <m:oMathPara>
               <m:oMath>
                 <m:r>
                   <w:rPr>
-                    <w:rFonts w:ascii="Cambria Math" w:hAnsi="Cambria Math"/>
+                    <w:rFonts w:ascii="Cambria Math" w:hAnsi="Cambria Math" w:cs="Times New Roman"/>
                   </w:rPr>
                   <m:t>α=0.40</m:t>
                 </m:r>
@@ -8049,6 +7937,9 @@
           <w:p>
             <w:pPr>
               <w:spacing w:line="276" w:lineRule="auto"/>
+              <w:rPr>
+                <w:rFonts w:ascii="Times New Roman" w:hAnsi="Times New Roman" w:cs="Times New Roman"/>
+              </w:rPr>
             </w:pPr>
             <w:proofErr w:type="spellStart"/>
             <w:r>
@@ -8128,6 +8019,9 @@
             <w:pPr>
               <w:spacing w:line="276" w:lineRule="auto"/>
               <w:jc w:val="center"/>
+              <w:rPr>
+                <w:rFonts w:ascii="Times New Roman" w:hAnsi="Times New Roman" w:cs="Times New Roman"/>
+              </w:rPr>
             </w:pPr>
             <w:r>
               <w:rPr>
@@ -8146,12 +8040,15 @@
             <w:pPr>
               <w:spacing w:line="276" w:lineRule="auto"/>
               <w:jc w:val="center"/>
+              <w:rPr>
+                <w:rFonts w:ascii="Times New Roman" w:hAnsi="Times New Roman" w:cs="Times New Roman"/>
+              </w:rPr>
             </w:pPr>
             <m:oMathPara>
               <m:oMath>
                 <m:r>
                   <w:rPr>
-                    <w:rFonts w:ascii="Cambria Math" w:hAnsi="Cambria Math"/>
+                    <w:rFonts w:ascii="Cambria Math" w:hAnsi="Cambria Math" w:cs="Times New Roman"/>
                   </w:rPr>
                   <m:t>β=0.20</m:t>
                 </m:r>
@@ -8166,6 +8063,9 @@
           <w:p>
             <w:pPr>
               <w:spacing w:line="276" w:lineRule="auto"/>
+              <w:rPr>
+                <w:rFonts w:ascii="Times New Roman" w:hAnsi="Times New Roman" w:cs="Times New Roman"/>
+              </w:rPr>
             </w:pPr>
             <w:r>
               <w:rPr>
@@ -8261,6 +8161,9 @@
             <w:pPr>
               <w:spacing w:line="276" w:lineRule="auto"/>
               <w:jc w:val="center"/>
+              <w:rPr>
+                <w:rFonts w:ascii="Times New Roman" w:hAnsi="Times New Roman" w:cs="Times New Roman"/>
+              </w:rPr>
             </w:pPr>
             <w:r>
               <w:rPr>
@@ -8279,12 +8182,15 @@
             <w:pPr>
               <w:spacing w:line="276" w:lineRule="auto"/>
               <w:jc w:val="center"/>
+              <w:rPr>
+                <w:rFonts w:ascii="Times New Roman" w:hAnsi="Times New Roman" w:cs="Times New Roman"/>
+              </w:rPr>
             </w:pPr>
             <m:oMathPara>
               <m:oMath>
                 <m:r>
                   <w:rPr>
-                    <w:rFonts w:ascii="Cambria Math" w:hAnsi="Cambria Math"/>
+                    <w:rFonts w:ascii="Cambria Math" w:hAnsi="Cambria Math" w:cs="Times New Roman"/>
                   </w:rPr>
                   <m:t>γ=0.00</m:t>
                 </m:r>
@@ -8299,6 +8205,9 @@
           <w:p>
             <w:pPr>
               <w:spacing w:line="276" w:lineRule="auto"/>
+              <w:rPr>
+                <w:rFonts w:ascii="Times New Roman" w:hAnsi="Times New Roman" w:cs="Times New Roman"/>
+              </w:rPr>
             </w:pPr>
             <w:r>
               <w:rPr>
@@ -8328,6 +8237,9 @@
             <w:pPr>
               <w:spacing w:line="276" w:lineRule="auto"/>
               <w:jc w:val="center"/>
+              <w:rPr>
+                <w:rFonts w:ascii="Times New Roman" w:hAnsi="Times New Roman" w:cs="Times New Roman"/>
+              </w:rPr>
             </w:pPr>
             <w:r>
               <w:rPr>
@@ -8346,12 +8258,15 @@
             <w:pPr>
               <w:spacing w:line="276" w:lineRule="auto"/>
               <w:jc w:val="center"/>
+              <w:rPr>
+                <w:rFonts w:ascii="Times New Roman" w:hAnsi="Times New Roman" w:cs="Times New Roman"/>
+              </w:rPr>
             </w:pPr>
             <m:oMathPara>
               <m:oMath>
                 <m:r>
                   <w:rPr>
-                    <w:rFonts w:ascii="Cambria Math" w:hAnsi="Cambria Math"/>
+                    <w:rFonts w:ascii="Cambria Math" w:hAnsi="Cambria Math" w:cs="Times New Roman"/>
                   </w:rPr>
                   <m:t>δ=0.20</m:t>
                 </m:r>
@@ -8366,6 +8281,9 @@
           <w:p>
             <w:pPr>
               <w:spacing w:line="276" w:lineRule="auto"/>
+              <w:rPr>
+                <w:rFonts w:ascii="Times New Roman" w:hAnsi="Times New Roman" w:cs="Times New Roman"/>
+              </w:rPr>
             </w:pPr>
             <w:r>
               <w:rPr>
@@ -8375,7 +8293,7 @@
             </w:r>
             <w:r>
               <w:rPr>
-                <w:rFonts w:ascii="Times New Roman" w:hAnsi="Times New Roman" w:cs="Times New Roman" w:hint="eastAsia"/>
+                <w:rFonts w:ascii="Times New Roman" w:hAnsi="Times New Roman" w:cs="Times New Roman"/>
               </w:rPr>
               <w:t>x-1</w:t>
             </w:r>
@@ -8497,6 +8415,9 @@
             <w:pPr>
               <w:spacing w:line="276" w:lineRule="auto"/>
               <w:jc w:val="center"/>
+              <w:rPr>
+                <w:rFonts w:ascii="Times New Roman" w:hAnsi="Times New Roman" w:cs="Times New Roman"/>
+              </w:rPr>
             </w:pPr>
             <w:r>
               <w:rPr>
@@ -8515,12 +8436,15 @@
             <w:pPr>
               <w:spacing w:line="276" w:lineRule="auto"/>
               <w:jc w:val="center"/>
+              <w:rPr>
+                <w:rFonts w:ascii="Times New Roman" w:hAnsi="Times New Roman" w:cs="Times New Roman"/>
+              </w:rPr>
             </w:pPr>
             <m:oMathPara>
               <m:oMath>
                 <m:r>
                   <w:rPr>
-                    <w:rFonts w:ascii="Cambria Math" w:hAnsi="Cambria Math"/>
+                    <w:rFonts w:ascii="Cambria Math" w:hAnsi="Cambria Math" w:cs="Times New Roman"/>
                   </w:rPr>
                   <m:t>ε=0.00</m:t>
                 </m:r>
@@ -8535,6 +8459,9 @@
           <w:p>
             <w:pPr>
               <w:spacing w:line="276" w:lineRule="auto"/>
+              <w:rPr>
+                <w:rFonts w:ascii="Times New Roman" w:hAnsi="Times New Roman" w:cs="Times New Roman"/>
+              </w:rPr>
             </w:pPr>
             <w:r>
               <w:rPr>
@@ -8580,24 +8507,18 @@
       <w:pPr>
         <w:jc w:val="center"/>
         <w:rPr>
-          <w:rFonts w:ascii="Times New Roman" w:hAnsi="Times New Roman" w:cs="Times New Roman" w:hint="eastAsia"/>
-        </w:rPr>
-      </w:pPr>
-      <w:r>
-        <w:rPr>
-          <w:rFonts w:ascii="Times New Roman" w:hAnsi="Times New Roman" w:cs="Times New Roman"/>
-        </w:rPr>
-        <w:t>【</w:t>
-      </w:r>
-      <w:r>
-        <w:rPr>
-          <w:rFonts w:ascii="Times New Roman" w:hAnsi="Times New Roman" w:cs="Times New Roman" w:hint="eastAsia"/>
-        </w:rPr>
-        <w:t>表</w:t>
-      </w:r>
-      <w:r>
-        <w:rPr>
-          <w:rFonts w:ascii="Times New Roman" w:hAnsi="Times New Roman" w:cs="Times New Roman" w:hint="eastAsia"/>
+          <w:rFonts w:ascii="Times New Roman" w:hAnsi="Times New Roman" w:cs="Times New Roman"/>
+        </w:rPr>
+      </w:pPr>
+      <w:r>
+        <w:rPr>
+          <w:rFonts w:ascii="Times New Roman" w:hAnsi="Times New Roman" w:cs="Times New Roman"/>
+        </w:rPr>
+        <w:t>【表</w:t>
+      </w:r>
+      <w:r>
+        <w:rPr>
+          <w:rFonts w:ascii="Times New Roman" w:hAnsi="Times New Roman" w:cs="Times New Roman"/>
         </w:rPr>
         <w:t>1</w:t>
       </w:r>
@@ -8609,7 +8530,7 @@
       </w:r>
       <w:r>
         <w:rPr>
-          <w:rFonts w:ascii="Times New Roman" w:hAnsi="Times New Roman" w:cs="Times New Roman" w:hint="eastAsia"/>
+          <w:rFonts w:ascii="Times New Roman" w:hAnsi="Times New Roman" w:cs="Times New Roman"/>
         </w:rPr>
         <w:t>啟發式因子與係數定義</w:t>
       </w:r>
@@ -8618,7 +8539,7 @@
       <w:pPr>
         <w:spacing w:line="276" w:lineRule="auto"/>
         <w:rPr>
-          <w:rFonts w:hint="eastAsia"/>
+          <w:rFonts w:ascii="Times New Roman" w:hAnsi="Times New Roman" w:cs="Times New Roman"/>
         </w:rPr>
       </w:pPr>
     </w:p>
@@ -8749,21 +8670,7 @@
         <w:rPr>
           <w:rFonts w:ascii="Times New Roman" w:hAnsi="Times New Roman" w:cs="Times New Roman"/>
         </w:rPr>
-        <w:t>）：忠實</w:t>
-      </w:r>
-      <w:proofErr w:type="gramStart"/>
-      <w:r>
-        <w:rPr>
-          <w:rFonts w:ascii="Times New Roman" w:hAnsi="Times New Roman" w:cs="Times New Roman"/>
-        </w:rPr>
-        <w:t>實</w:t>
-      </w:r>
-      <w:proofErr w:type="gramEnd"/>
-      <w:r>
-        <w:rPr>
-          <w:rFonts w:ascii="Times New Roman" w:hAnsi="Times New Roman" w:cs="Times New Roman"/>
-        </w:rPr>
-        <w:t>作</w:t>
+        <w:t>）：忠實實作</w:t>
       </w:r>
       <w:r>
         <w:rPr>
@@ -8871,8 +8778,16 @@
         <w:rPr>
           <w:rFonts w:ascii="Times New Roman" w:hAnsi="Times New Roman" w:cs="Times New Roman"/>
         </w:rPr>
-        <w:t xml:space="preserve"> cvar</w:t>
-      </w:r>
+        <w:t xml:space="preserve"> </w:t>
+      </w:r>
+      <w:proofErr w:type="spellStart"/>
+      <w:r>
+        <w:rPr>
+          <w:rFonts w:ascii="Times New Roman" w:hAnsi="Times New Roman" w:cs="Times New Roman"/>
+        </w:rPr>
+        <w:t>cvar</w:t>
+      </w:r>
+      <w:proofErr w:type="spellEnd"/>
       <w:r>
         <w:rPr>
           <w:rFonts w:ascii="Times New Roman" w:hAnsi="Times New Roman" w:cs="Times New Roman"/>
@@ -8901,7 +8816,7 @@
           <w:rFonts w:ascii="Times New Roman" w:hAnsi="Times New Roman" w:cs="Times New Roman"/>
         </w:rPr>
       </w:pPr>
-      <w:bookmarkStart w:id="19" w:name="_Toc232697186"/>
+      <w:bookmarkStart w:id="19" w:name="_Toc232978489"/>
       <w:r>
         <w:rPr>
           <w:rFonts w:ascii="Times New Roman" w:hAnsi="Times New Roman" w:cs="Times New Roman"/>
@@ -8944,7 +8859,7 @@
       </w:r>
       <w:r>
         <w:rPr>
-          <w:rFonts w:ascii="Times New Roman" w:hAnsi="Times New Roman" w:cs="Times New Roman" w:hint="eastAsia"/>
+          <w:rFonts w:ascii="Times New Roman" w:hAnsi="Times New Roman" w:cs="Times New Roman"/>
         </w:rPr>
         <w:t>編排</w:t>
       </w:r>
@@ -8952,16 +8867,8 @@
         <w:rPr>
           <w:rFonts w:ascii="Times New Roman" w:hAnsi="Times New Roman" w:cs="Times New Roman"/>
         </w:rPr>
-        <w:t>決策對應一個跑數分鐘至數小時的任務，湊滿樣本要等數月，因此</w:t>
-      </w:r>
-      <w:proofErr w:type="gramStart"/>
-      <w:r>
-        <w:rPr>
-          <w:rFonts w:ascii="Times New Roman" w:hAnsi="Times New Roman" w:cs="Times New Roman"/>
-        </w:rPr>
-        <w:t>採</w:t>
-      </w:r>
-      <w:proofErr w:type="gramEnd"/>
+        <w:t>決策對應一個跑數分鐘至數小時的任務，湊滿樣本要等數月，因此採</w:t>
+      </w:r>
       <w:r>
         <w:rPr>
           <w:rFonts w:ascii="Times New Roman" w:hAnsi="Times New Roman" w:cs="Times New Roman"/>
@@ -8995,13 +8902,13 @@
       </w:r>
       <w:r>
         <w:rPr>
-          <w:rFonts w:ascii="Times New Roman" w:hAnsi="Times New Roman" w:cs="Times New Roman" w:hint="eastAsia"/>
+          <w:rFonts w:ascii="Times New Roman" w:hAnsi="Times New Roman" w:cs="Times New Roman"/>
         </w:rPr>
         <w:t>基本模型</w:t>
       </w:r>
       <w:r>
         <w:rPr>
-          <w:rFonts w:ascii="Times New Roman" w:hAnsi="Times New Roman" w:cs="Times New Roman" w:hint="eastAsia"/>
+          <w:rFonts w:ascii="Times New Roman" w:hAnsi="Times New Roman" w:cs="Times New Roman"/>
         </w:rPr>
         <w:t xml:space="preserve"> (</w:t>
       </w:r>
@@ -9013,7 +8920,7 @@
       </w:r>
       <w:r>
         <w:rPr>
-          <w:rFonts w:ascii="Times New Roman" w:hAnsi="Times New Roman" w:cs="Times New Roman" w:hint="eastAsia"/>
+          <w:rFonts w:ascii="Times New Roman" w:hAnsi="Times New Roman" w:cs="Times New Roman"/>
         </w:rPr>
         <w:t>)</w:t>
       </w:r>
@@ -9040,7 +8947,35 @@
         <w:rPr>
           <w:rFonts w:ascii="Times New Roman" w:hAnsi="Times New Roman" w:cs="Times New Roman"/>
         </w:rPr>
-        <w:t xml:space="preserve"> (obs, act, rew) </w:t>
+        <w:t xml:space="preserve"> (</w:t>
+      </w:r>
+      <w:proofErr w:type="spellStart"/>
+      <w:r>
+        <w:rPr>
+          <w:rFonts w:ascii="Times New Roman" w:hAnsi="Times New Roman" w:cs="Times New Roman"/>
+        </w:rPr>
+        <w:t>obs</w:t>
+      </w:r>
+      <w:proofErr w:type="spellEnd"/>
+      <w:r>
+        <w:rPr>
+          <w:rFonts w:ascii="Times New Roman" w:hAnsi="Times New Roman" w:cs="Times New Roman"/>
+        </w:rPr>
+        <w:t xml:space="preserve">, act, </w:t>
+      </w:r>
+      <w:proofErr w:type="spellStart"/>
+      <w:r>
+        <w:rPr>
+          <w:rFonts w:ascii="Times New Roman" w:hAnsi="Times New Roman" w:cs="Times New Roman"/>
+        </w:rPr>
+        <w:t>rew</w:t>
+      </w:r>
+      <w:proofErr w:type="spellEnd"/>
+      <w:r>
+        <w:rPr>
+          <w:rFonts w:ascii="Times New Roman" w:hAnsi="Times New Roman" w:cs="Times New Roman"/>
+        </w:rPr>
+        <w:t xml:space="preserve">) </w:t>
       </w:r>
       <w:r>
         <w:rPr>
@@ -9097,432 +9032,48 @@
     <w:p>
       <w:pPr>
         <w:spacing w:line="276" w:lineRule="auto"/>
-        <w:jc w:val="both"/>
-        <w:rPr>
-          <w:rFonts w:ascii="Times New Roman" w:hAnsi="Times New Roman" w:cs="Times New Roman"/>
-        </w:rPr>
-      </w:pPr>
-      <w:r>
-        <w:rPr>
-          <w:rFonts w:ascii="Times New Roman" w:hAnsi="Times New Roman" w:cs="Times New Roman"/>
-        </w:rPr>
-        <w:t>模擬環境是唯一能做大量學習的地方，可以從模擬評估中發現機制性洞察，本文有兩種可轉移性差很多的主張要分清楚：</w:t>
-      </w:r>
-    </w:p>
-    <w:p>
-      <w:pPr>
-        <w:pStyle w:val="a4"/>
-        <w:numPr>
-          <w:ilvl w:val="0"/>
-          <w:numId w:val="17"/>
-        </w:numPr>
+        <w:rPr>
+          <w:rFonts w:ascii="Times New Roman" w:hAnsi="Times New Roman" w:cs="Times New Roman"/>
+        </w:rPr>
+      </w:pPr>
+    </w:p>
+    <w:p>
+      <w:pPr>
         <w:spacing w:line="276" w:lineRule="auto"/>
         <w:rPr>
           <w:rFonts w:ascii="Times New Roman" w:hAnsi="Times New Roman" w:cs="Times New Roman"/>
         </w:rPr>
       </w:pPr>
-      <w:r>
-        <w:rPr>
-          <w:rFonts w:ascii="Times New Roman" w:hAnsi="Times New Roman" w:cs="Times New Roman"/>
-        </w:rPr>
-        <w:t>轉移性差：模擬環境的</w:t>
-      </w:r>
-      <w:r>
-        <w:rPr>
-          <w:rFonts w:ascii="Times New Roman" w:hAnsi="Times New Roman" w:cs="Times New Roman"/>
-        </w:rPr>
-        <w:t xml:space="preserve"> JCT</w:t>
-      </w:r>
-      <w:r>
-        <w:rPr>
-          <w:rFonts w:ascii="Times New Roman" w:hAnsi="Times New Roman" w:cs="Times New Roman"/>
-        </w:rPr>
-        <w:t>不會原樣搬到真實系統，只能當定性參考。</w:t>
-      </w:r>
-    </w:p>
-    <w:p>
-      <w:pPr>
-        <w:pStyle w:val="a4"/>
-        <w:numPr>
-          <w:ilvl w:val="0"/>
-          <w:numId w:val="17"/>
-        </w:numPr>
+    </w:p>
+    <w:p>
+      <w:pPr>
         <w:spacing w:line="276" w:lineRule="auto"/>
         <w:rPr>
           <w:rFonts w:ascii="Times New Roman" w:hAnsi="Times New Roman" w:cs="Times New Roman"/>
         </w:rPr>
       </w:pPr>
-      <w:r>
-        <w:rPr>
-          <w:rFonts w:ascii="Times New Roman" w:hAnsi="Times New Roman" w:cs="Times New Roman"/>
-        </w:rPr>
-        <w:t>轉移性好：</w:t>
-      </w:r>
-      <w:r>
-        <w:rPr>
-          <w:rFonts w:ascii="Times New Roman" w:hAnsi="Times New Roman" w:cs="Times New Roman"/>
-        </w:rPr>
-        <w:t xml:space="preserve">2×1 </w:t>
-      </w:r>
-      <w:r>
-        <w:rPr>
-          <w:rFonts w:ascii="Times New Roman" w:hAnsi="Times New Roman" w:cs="Times New Roman"/>
-        </w:rPr>
-        <w:t>拓樸下三方逼近打平、沒有學習法贏過</w:t>
-      </w:r>
-      <w:r>
-        <w:rPr>
-          <w:rFonts w:ascii="Times New Roman" w:hAnsi="Times New Roman" w:cs="Times New Roman"/>
-        </w:rPr>
-        <w:t xml:space="preserve"> score</w:t>
-      </w:r>
-      <w:r>
-        <w:rPr>
-          <w:rFonts w:ascii="Times New Roman" w:hAnsi="Times New Roman" w:cs="Times New Roman"/>
-        </w:rPr>
-        <w:t>（</w:t>
-      </w:r>
-      <w:r>
-        <w:rPr>
-          <w:rFonts w:ascii="Times New Roman" w:hAnsi="Times New Roman" w:cs="Times New Roman"/>
-        </w:rPr>
-        <w:t xml:space="preserve">sim multi-seed </w:t>
-      </w:r>
-      <w:r>
-        <w:rPr>
-          <w:rFonts w:ascii="Times New Roman" w:hAnsi="Times New Roman" w:cs="Times New Roman"/>
-        </w:rPr>
-        <w:t>與</w:t>
-      </w:r>
-      <w:r>
-        <w:rPr>
-          <w:rFonts w:ascii="Times New Roman" w:hAnsi="Times New Roman" w:cs="Times New Roman"/>
-        </w:rPr>
-        <w:t xml:space="preserve"> live </w:t>
-      </w:r>
-      <w:r>
-        <w:rPr>
-          <w:rFonts w:ascii="Times New Roman" w:hAnsi="Times New Roman" w:cs="Times New Roman"/>
-        </w:rPr>
-        <w:t>雙端固實）</w:t>
-      </w:r>
-    </w:p>
-    <w:p>
-      <w:pPr>
-        <w:pStyle w:val="a4"/>
-        <w:numPr>
-          <w:ilvl w:val="0"/>
-          <w:numId w:val="17"/>
-        </w:numPr>
+    </w:p>
+    <w:p>
+      <w:pPr>
         <w:spacing w:line="276" w:lineRule="auto"/>
         <w:rPr>
-          <w:rFonts w:ascii="Times New Roman" w:hAnsi="Times New Roman" w:cs="Times New Roman"/>
-        </w:rPr>
-      </w:pPr>
+          <w:rFonts w:ascii="Times New Roman" w:hAnsi="Times New Roman" w:cs="Times New Roman" w:hint="eastAsia"/>
+        </w:rPr>
+      </w:pPr>
+    </w:p>
+    <w:p>
+      <w:pPr>
+        <w:pStyle w:val="3"/>
+        <w:rPr>
+          <w:rFonts w:ascii="Times New Roman" w:hAnsi="Times New Roman" w:cs="Times New Roman"/>
+        </w:rPr>
+      </w:pPr>
+      <w:bookmarkStart w:id="20" w:name="_Toc232978490"/>
       <w:r>
         <w:rPr>
           <w:rFonts w:ascii="Times New Roman" w:hAnsi="Times New Roman" w:cs="Times New Roman"/>
         </w:rPr>
         <w:lastRenderedPageBreak/>
-        <w:t>已驗證（</w:t>
-      </w:r>
-      <w:r>
-        <w:rPr>
-          <w:rFonts w:ascii="Times New Roman" w:hAnsi="Times New Roman" w:cs="Times New Roman"/>
-        </w:rPr>
-        <w:t>§3.1–§3.4</w:t>
-      </w:r>
-      <w:r>
-        <w:rPr>
-          <w:rFonts w:ascii="Times New Roman" w:hAnsi="Times New Roman" w:cs="Times New Roman"/>
-        </w:rPr>
-        <w:t>，結果均為負）：</w:t>
-      </w:r>
-      <w:r>
-        <w:rPr>
-          <w:rFonts w:ascii="Times New Roman" w:hAnsi="Times New Roman" w:cs="Times New Roman"/>
-        </w:rPr>
-        <w:t xml:space="preserve">(1) </w:t>
-      </w:r>
-      <w:r>
-        <w:rPr>
-          <w:rFonts w:ascii="Times New Roman" w:hAnsi="Times New Roman" w:cs="Times New Roman"/>
-        </w:rPr>
-        <w:t>注入校準過的不確定性（</w:t>
-      </w:r>
-      <w:r>
-        <w:rPr>
-          <w:rFonts w:ascii="Times New Roman" w:hAnsi="Times New Roman" w:cs="Times New Roman"/>
-        </w:rPr>
-        <w:t>σ=0.5/1.0</w:t>
-      </w:r>
-      <w:r>
-        <w:rPr>
-          <w:rFonts w:ascii="Times New Roman" w:hAnsi="Times New Roman" w:cs="Times New Roman"/>
-        </w:rPr>
-        <w:t>，</w:t>
-      </w:r>
-      <w:r>
-        <w:rPr>
-          <w:rFonts w:ascii="Times New Roman" w:hAnsi="Times New Roman" w:cs="Times New Roman"/>
-        </w:rPr>
-        <w:t xml:space="preserve">3 </w:t>
-      </w:r>
-      <w:r>
-        <w:rPr>
-          <w:rFonts w:ascii="Times New Roman" w:hAnsi="Times New Roman" w:cs="Times New Roman"/>
-        </w:rPr>
-        <w:t>訓練種子</w:t>
-      </w:r>
-      <w:r>
-        <w:rPr>
-          <w:rFonts w:ascii="Times New Roman" w:hAnsi="Times New Roman" w:cs="Times New Roman"/>
-        </w:rPr>
-        <w:t xml:space="preserve"> mean±std</w:t>
-      </w:r>
-      <w:r>
-        <w:rPr>
-          <w:rFonts w:ascii="Times New Roman" w:hAnsi="Times New Roman" w:cs="Times New Roman"/>
-        </w:rPr>
-        <w:t>）：三方仍逼近打平、沒人贏過</w:t>
-      </w:r>
-      <w:r>
-        <w:rPr>
-          <w:rFonts w:ascii="Times New Roman" w:hAnsi="Times New Roman" w:cs="Times New Roman"/>
-        </w:rPr>
-        <w:t xml:space="preserve"> score</w:t>
-      </w:r>
-      <w:r>
-        <w:rPr>
-          <w:rFonts w:ascii="Times New Roman" w:hAnsi="Times New Roman" w:cs="Times New Roman"/>
-        </w:rPr>
-        <w:t>；</w:t>
-      </w:r>
-      <w:r>
-        <w:rPr>
-          <w:rFonts w:ascii="Times New Roman" w:hAnsi="Times New Roman" w:cs="Times New Roman"/>
-        </w:rPr>
-        <w:t xml:space="preserve">arm </w:t>
-      </w:r>
-      <w:r>
-        <w:rPr>
-          <w:rFonts w:ascii="Times New Roman" w:hAnsi="Times New Roman" w:cs="Times New Roman"/>
-        </w:rPr>
-        <w:t>間排名是訓練雜訊（</w:t>
-      </w:r>
-      <w:r>
-        <w:rPr>
-          <w:rFonts w:ascii="Times New Roman" w:hAnsi="Times New Roman" w:cs="Times New Roman"/>
-        </w:rPr>
-        <w:t>std 5–30 pts</w:t>
-      </w:r>
-      <w:r>
-        <w:rPr>
-          <w:rFonts w:ascii="Times New Roman" w:hAnsi="Times New Roman" w:cs="Times New Roman"/>
-        </w:rPr>
-        <w:t>）。</w:t>
-      </w:r>
-      <w:r>
-        <w:rPr>
-          <w:rFonts w:ascii="Times New Roman" w:hAnsi="Times New Roman" w:cs="Times New Roman"/>
-        </w:rPr>
-        <w:t xml:space="preserve">(2) </w:t>
-      </w:r>
-      <w:r>
-        <w:rPr>
-          <w:rFonts w:ascii="Times New Roman" w:hAnsi="Times New Roman" w:cs="Times New Roman"/>
-        </w:rPr>
-        <w:t>拆解：分布式</w:t>
-      </w:r>
-      <w:r>
-        <w:rPr>
-          <w:rFonts w:ascii="Times New Roman" w:hAnsi="Times New Roman" w:cs="Times New Roman"/>
-        </w:rPr>
-        <w:t xml:space="preserve"> critic</w:t>
-      </w:r>
-      <w:r>
-        <w:rPr>
-          <w:rFonts w:ascii="Times New Roman" w:hAnsi="Times New Roman" w:cs="Times New Roman"/>
-        </w:rPr>
-        <w:t>（</w:t>
-      </w:r>
-      <w:r>
-        <w:rPr>
-          <w:rFonts w:ascii="Times New Roman" w:hAnsi="Times New Roman" w:cs="Times New Roman"/>
-        </w:rPr>
-        <w:t>SAC→RDSAC-mean</w:t>
-      </w:r>
-      <w:r>
-        <w:rPr>
-          <w:rFonts w:ascii="Times New Roman" w:hAnsi="Times New Roman" w:cs="Times New Roman"/>
-        </w:rPr>
-        <w:t>）在</w:t>
-      </w:r>
-      <w:r>
-        <w:rPr>
-          <w:rFonts w:ascii="Times New Roman" w:hAnsi="Times New Roman" w:cs="Times New Roman"/>
-        </w:rPr>
-        <w:t xml:space="preserve"> σ=1.0 </w:t>
-      </w:r>
-      <w:r>
-        <w:rPr>
-          <w:rFonts w:ascii="Times New Roman" w:hAnsi="Times New Roman" w:cs="Times New Roman"/>
-        </w:rPr>
-        <w:t>相對有用（</w:t>
-      </w:r>
-      <w:r>
-        <w:rPr>
-          <w:rFonts w:ascii="Times New Roman" w:hAnsi="Times New Roman" w:cs="Times New Roman"/>
-        </w:rPr>
-        <w:t>+25 pts</w:t>
-      </w:r>
-      <w:r>
-        <w:rPr>
-          <w:rFonts w:ascii="Times New Roman" w:hAnsi="Times New Roman" w:cs="Times New Roman"/>
-        </w:rPr>
-        <w:t>），</w:t>
-      </w:r>
-      <w:r>
-        <w:rPr>
-          <w:rFonts w:ascii="Times New Roman" w:hAnsi="Times New Roman" w:cs="Times New Roman"/>
-        </w:rPr>
-        <w:t xml:space="preserve">CVaR </w:t>
-      </w:r>
-      <w:r>
-        <w:rPr>
-          <w:rFonts w:ascii="Times New Roman" w:hAnsi="Times New Roman" w:cs="Times New Roman"/>
-        </w:rPr>
-        <w:t>風險扭曲反而扣分（</w:t>
-      </w:r>
-      <w:r>
-        <w:rPr>
-          <w:rFonts w:ascii="Times New Roman" w:hAnsi="Times New Roman" w:cs="Times New Roman"/>
-        </w:rPr>
-        <w:t>−22~−34 pts</w:t>
-      </w:r>
-      <w:r>
-        <w:rPr>
-          <w:rFonts w:ascii="Times New Roman" w:hAnsi="Times New Roman" w:cs="Times New Roman"/>
-        </w:rPr>
-        <w:t>），但都沒讓</w:t>
-      </w:r>
-      <w:r>
-        <w:rPr>
-          <w:rFonts w:ascii="Times New Roman" w:hAnsi="Times New Roman" w:cs="Times New Roman"/>
-        </w:rPr>
-        <w:t xml:space="preserve"> RDSAC </w:t>
-      </w:r>
-      <w:r>
-        <w:rPr>
-          <w:rFonts w:ascii="Times New Roman" w:hAnsi="Times New Roman" w:cs="Times New Roman"/>
-        </w:rPr>
-        <w:t>贏</w:t>
-      </w:r>
-      <w:r>
-        <w:rPr>
-          <w:rFonts w:ascii="Times New Roman" w:hAnsi="Times New Roman" w:cs="Times New Roman"/>
-        </w:rPr>
-        <w:t xml:space="preserve"> score</w:t>
-      </w:r>
-      <w:r>
-        <w:rPr>
-          <w:rFonts w:ascii="Times New Roman" w:hAnsi="Times New Roman" w:cs="Times New Roman"/>
-        </w:rPr>
-        <w:t>。</w:t>
-      </w:r>
-      <w:r>
-        <w:rPr>
-          <w:rFonts w:ascii="Times New Roman" w:hAnsi="Times New Roman" w:cs="Times New Roman"/>
-        </w:rPr>
-        <w:t xml:space="preserve">(3) </w:t>
-      </w:r>
-      <w:r>
-        <w:rPr>
-          <w:rFonts w:ascii="Times New Roman" w:hAnsi="Times New Roman" w:cs="Times New Roman"/>
-        </w:rPr>
-        <w:t>共置動作（</w:t>
-      </w:r>
-      <w:r>
-        <w:rPr>
-          <w:rFonts w:ascii="Times New Roman" w:hAnsi="Times New Roman" w:cs="Times New Roman"/>
-        </w:rPr>
-        <w:t>PACK/ISOLATE</w:t>
-      </w:r>
-      <w:r>
-        <w:rPr>
-          <w:rFonts w:ascii="Times New Roman" w:hAnsi="Times New Roman" w:cs="Times New Roman"/>
-        </w:rPr>
-        <w:t>）：加入反而使</w:t>
-      </w:r>
-      <w:r>
-        <w:rPr>
-          <w:rFonts w:ascii="Times New Roman" w:hAnsi="Times New Roman" w:cs="Times New Roman"/>
-        </w:rPr>
-        <w:t xml:space="preserve"> ΔJCT </w:t>
-      </w:r>
-      <w:r>
-        <w:rPr>
-          <w:rFonts w:ascii="Times New Roman" w:hAnsi="Times New Roman" w:cs="Times New Roman"/>
-        </w:rPr>
-        <w:t>惡化約</w:t>
-      </w:r>
-      <w:r>
-        <w:rPr>
-          <w:rFonts w:ascii="Times New Roman" w:hAnsi="Times New Roman" w:cs="Times New Roman"/>
-        </w:rPr>
-        <w:t xml:space="preserve"> 20 pts</w:t>
-      </w:r>
-      <w:r>
-        <w:rPr>
-          <w:rFonts w:ascii="Times New Roman" w:hAnsi="Times New Roman" w:cs="Times New Roman"/>
-        </w:rPr>
-        <w:t>，即使有第二張卡也無效，瓶頸是動作空間翻倍（</w:t>
-      </w:r>
-      <w:r>
-        <w:rPr>
-          <w:rFonts w:ascii="Times New Roman" w:hAnsi="Times New Roman" w:cs="Times New Roman"/>
-        </w:rPr>
-        <w:t>33→65</w:t>
-      </w:r>
-      <w:r>
-        <w:rPr>
-          <w:rFonts w:ascii="Times New Roman" w:hAnsi="Times New Roman" w:cs="Times New Roman"/>
-        </w:rPr>
-        <w:t>）的</w:t>
-      </w:r>
-      <w:r>
-        <w:rPr>
-          <w:rFonts w:ascii="Times New Roman" w:hAnsi="Times New Roman" w:cs="Times New Roman"/>
-        </w:rPr>
-        <w:t xml:space="preserve"> underfit</w:t>
-      </w:r>
-      <w:r>
-        <w:rPr>
-          <w:rFonts w:ascii="Times New Roman" w:hAnsi="Times New Roman" w:cs="Times New Roman"/>
-        </w:rPr>
-        <w:t>。</w:t>
-      </w:r>
-    </w:p>
-    <w:p>
-      <w:pPr>
-        <w:spacing w:line="276" w:lineRule="auto"/>
-        <w:rPr>
-          <w:rFonts w:ascii="Times New Roman" w:hAnsi="Times New Roman" w:cs="Times New Roman"/>
-        </w:rPr>
-      </w:pPr>
-    </w:p>
-    <w:p>
-      <w:pPr>
-        <w:pStyle w:val="3"/>
-        <w:rPr>
-          <w:rFonts w:ascii="Times New Roman" w:hAnsi="Times New Roman" w:cs="Times New Roman"/>
-        </w:rPr>
-      </w:pPr>
-      <w:bookmarkStart w:id="20" w:name="_Toc232697187"/>
-      <w:r>
-        <w:rPr>
-          <w:rFonts w:ascii="Times New Roman" w:hAnsi="Times New Roman" w:cs="Times New Roman"/>
-        </w:rPr>
         <w:t>3.4.2</w:t>
       </w:r>
       <w:r>
@@ -9678,42 +9229,32 @@
         <w:rPr>
           <w:rFonts w:ascii="Times New Roman" w:hAnsi="Times New Roman" w:cs="Times New Roman"/>
         </w:rPr>
-        <w:t>較高、較差。每</w:t>
-      </w:r>
-      <w:proofErr w:type="gramStart"/>
+        <w:t>較高、較差。每個</w:t>
+      </w:r>
+      <w:r>
+        <w:rPr>
+          <w:rFonts w:ascii="Times New Roman" w:hAnsi="Times New Roman" w:cs="Times New Roman"/>
+        </w:rPr>
+        <w:t xml:space="preserve"> trace </w:t>
+      </w:r>
+      <w:r>
+        <w:rPr>
+          <w:rFonts w:ascii="Times New Roman" w:hAnsi="Times New Roman" w:cs="Times New Roman"/>
+        </w:rPr>
+        <w:t>取</w:t>
+      </w:r>
+      <w:r>
+        <w:rPr>
+          <w:rFonts w:ascii="Times New Roman" w:hAnsi="Times New Roman" w:cs="Times New Roman"/>
+        </w:rPr>
+        <w:t xml:space="preserve"> 50 </w:t>
+      </w:r>
       <w:r>
         <w:rPr>
           <w:rFonts w:ascii="Times New Roman" w:hAnsi="Times New Roman" w:cs="Times New Roman"/>
         </w:rPr>
         <w:t>個</w:t>
       </w:r>
-      <w:proofErr w:type="gramEnd"/>
-      <w:r>
-        <w:rPr>
-          <w:rFonts w:ascii="Times New Roman" w:hAnsi="Times New Roman" w:cs="Times New Roman"/>
-        </w:rPr>
-        <w:t xml:space="preserve"> trace </w:t>
-      </w:r>
-      <w:r>
-        <w:rPr>
-          <w:rFonts w:ascii="Times New Roman" w:hAnsi="Times New Roman" w:cs="Times New Roman"/>
-        </w:rPr>
-        <w:t>取</w:t>
-      </w:r>
-      <w:r>
-        <w:rPr>
-          <w:rFonts w:ascii="Times New Roman" w:hAnsi="Times New Roman" w:cs="Times New Roman"/>
-        </w:rPr>
-        <w:t xml:space="preserve"> 50 </w:t>
-      </w:r>
-      <w:proofErr w:type="gramStart"/>
-      <w:r>
-        <w:rPr>
-          <w:rFonts w:ascii="Times New Roman" w:hAnsi="Times New Roman" w:cs="Times New Roman"/>
-        </w:rPr>
-        <w:t>個</w:t>
-      </w:r>
-      <w:proofErr w:type="gramEnd"/>
       <w:r>
         <w:rPr>
           <w:rFonts w:ascii="Times New Roman" w:hAnsi="Times New Roman" w:cs="Times New Roman"/>
@@ -9778,7 +9319,7 @@
       </w:r>
       <w:r>
         <w:rPr>
-          <w:rFonts w:ascii="Times New Roman" w:hAnsi="Times New Roman" w:cs="Times New Roman" w:hint="eastAsia"/>
+          <w:rFonts w:ascii="Times New Roman" w:hAnsi="Times New Roman" w:cs="Times New Roman"/>
         </w:rPr>
         <w:t>工作</w:t>
       </w:r>
@@ -9818,23 +9359,15 @@
         </w:rPr>
         <w:t xml:space="preserve"> 5 </w:t>
       </w:r>
-      <w:proofErr w:type="gramStart"/>
-      <w:r>
-        <w:rPr>
-          <w:rFonts w:ascii="Times New Roman" w:hAnsi="Times New Roman" w:cs="Times New Roman"/>
-        </w:rPr>
-        <w:t>個</w:t>
-      </w:r>
-      <w:proofErr w:type="gramEnd"/>
-      <w:r>
-        <w:rPr>
-          <w:rFonts w:ascii="Times New Roman" w:hAnsi="Times New Roman" w:cs="Times New Roman"/>
-        </w:rPr>
-        <w:t>亂數種子下進行</w:t>
-      </w:r>
-      <w:r>
-        <w:rPr>
-          <w:rFonts w:ascii="Times New Roman" w:hAnsi="Times New Roman" w:cs="Times New Roman" w:hint="eastAsia"/>
+      <w:r>
+        <w:rPr>
+          <w:rFonts w:ascii="Times New Roman" w:hAnsi="Times New Roman" w:cs="Times New Roman"/>
+        </w:rPr>
+        <w:t>個亂數種子下進行</w:t>
+      </w:r>
+      <w:r>
+        <w:rPr>
+          <w:rFonts w:ascii="Times New Roman" w:hAnsi="Times New Roman" w:cs="Times New Roman"/>
         </w:rPr>
         <w:t>。</w:t>
       </w:r>
@@ -9850,7 +9383,7 @@
         <w:spacing w:before="120" w:line="276" w:lineRule="auto"/>
         <w:jc w:val="both"/>
         <w:rPr>
-          <w:rFonts w:ascii="Times New Roman" w:hAnsi="Times New Roman" w:cs="Times New Roman"/>
+          <w:rFonts w:ascii="Times New Roman" w:hAnsi="Times New Roman" w:cs="Times New Roman" w:hint="eastAsia"/>
         </w:rPr>
       </w:pPr>
     </w:p>
@@ -9861,44 +9394,36 @@
           <w:rFonts w:ascii="Times New Roman" w:hAnsi="Times New Roman" w:cs="Times New Roman"/>
         </w:rPr>
       </w:pPr>
-      <w:bookmarkStart w:id="21" w:name="_Toc232697188"/>
-      <w:r>
-        <w:rPr>
-          <w:rFonts w:ascii="Times New Roman" w:hAnsi="Times New Roman" w:cs="Times New Roman"/>
-        </w:rPr>
-        <w:t>3.4.3</w:t>
-      </w:r>
-      <w:r>
-        <w:rPr>
-          <w:rFonts w:ascii="Times New Roman" w:hAnsi="Times New Roman" w:cs="Times New Roman"/>
-        </w:rPr>
-        <w:t xml:space="preserve">　</w:t>
-      </w:r>
-      <w:r>
-        <w:rPr>
-          <w:rFonts w:ascii="Times New Roman" w:hAnsi="Times New Roman" w:cs="Times New Roman"/>
-          <w:i/>
-          <w:iCs/>
-        </w:rPr>
-        <w:t>σ</w:t>
-      </w:r>
-      <w:r>
-        <w:rPr>
-          <w:rFonts w:ascii="Times New Roman" w:hAnsi="Times New Roman" w:cs="Times New Roman"/>
-        </w:rPr>
-        <w:t>校準：注入真實</w:t>
-      </w:r>
-      <w:r>
-        <w:rPr>
-          <w:rFonts w:ascii="Times New Roman" w:hAnsi="Times New Roman" w:cs="Times New Roman"/>
-        </w:rPr>
-        <w:t>runtime</w:t>
-      </w:r>
-      <w:r>
-        <w:rPr>
-          <w:rFonts w:ascii="Times New Roman" w:hAnsi="Times New Roman" w:cs="Times New Roman"/>
-        </w:rPr>
-        <w:t>不確定性</w:t>
+      <w:bookmarkStart w:id="21" w:name="_Toc232978491"/>
+      <w:r>
+        <w:rPr>
+          <w:rFonts w:ascii="Times New Roman" w:hAnsi="Times New Roman" w:cs="Times New Roman"/>
+        </w:rPr>
+        <w:t>3.4.</w:t>
+      </w:r>
+      <w:r>
+        <w:rPr>
+          <w:rFonts w:ascii="Times New Roman" w:hAnsi="Times New Roman" w:cs="Times New Roman" w:hint="eastAsia"/>
+        </w:rPr>
+        <w:t>3</w:t>
+      </w:r>
+      <w:r>
+        <w:rPr>
+          <w:rFonts w:ascii="Times New Roman" w:hAnsi="Times New Roman" w:cs="Times New Roman"/>
+        </w:rPr>
+        <w:t xml:space="preserve">　實機</w:t>
+      </w:r>
+      <w:r>
+        <w:rPr>
+          <w:rFonts w:ascii="Times New Roman" w:hAnsi="Times New Roman" w:cs="Times New Roman"/>
+        </w:rPr>
+        <w:t>A/B</w:t>
+      </w:r>
+      <w:r>
+        <w:rPr>
+          <w:rFonts w:ascii="Times New Roman" w:hAnsi="Times New Roman" w:cs="Times New Roman"/>
+        </w:rPr>
+        <w:t>測試</w:t>
       </w:r>
       <w:bookmarkEnd w:id="21"/>
     </w:p>
@@ -9912,235 +9437,109 @@
       </w:pPr>
       <w:r>
         <w:rPr>
-          <w:rFonts w:ascii="Times New Roman" w:hAnsi="Times New Roman" w:cs="Times New Roman" w:hint="eastAsia"/>
-        </w:rPr>
-        <w:t xml:space="preserve">　　</w:t>
-      </w:r>
-      <w:r>
-        <w:rPr>
-          <w:rFonts w:ascii="Times New Roman" w:hAnsi="Times New Roman" w:cs="Times New Roman"/>
-        </w:rPr>
-        <w:t>由注入模型</w:t>
-      </w:r>
-      <m:oMath>
-        <m:r>
-          <w:rPr>
-            <w:rFonts w:ascii="Cambria Math" w:hAnsi="Cambria Math" w:cs="Times New Roman"/>
-          </w:rPr>
-          <m:t xml:space="preserve"> σ=std(log(</m:t>
-        </m:r>
-        <m:f>
-          <m:fPr>
-            <m:ctrlPr>
-              <w:rPr>
-                <w:rFonts w:ascii="Cambria Math" w:hAnsi="Cambria Math" w:cs="Times New Roman"/>
-                <w:i/>
-              </w:rPr>
-            </m:ctrlPr>
-          </m:fPr>
-          <m:num>
-            <m:r>
-              <w:rPr>
-                <w:rFonts w:ascii="Cambria Math" w:hAnsi="Cambria Math" w:cs="Times New Roman"/>
-              </w:rPr>
-              <m:t>actual</m:t>
-            </m:r>
-          </m:num>
-          <m:den>
-            <m:r>
-              <w:rPr>
-                <w:rFonts w:ascii="Cambria Math" w:hAnsi="Cambria Math" w:cs="Times New Roman"/>
-              </w:rPr>
-              <m:t xml:space="preserve"> predicted </m:t>
-            </m:r>
-          </m:den>
-        </m:f>
-        <m:r>
-          <w:rPr>
-            <w:rFonts w:ascii="Cambria Math" w:hAnsi="Cambria Math" w:cs="Times New Roman"/>
-          </w:rPr>
-          <m:t xml:space="preserve">)) </m:t>
-        </m:r>
-      </m:oMath>
+          <w:rFonts w:ascii="Times New Roman" w:hAnsi="Times New Roman" w:cs="Times New Roman"/>
+        </w:rPr>
+        <w:t xml:space="preserve">　　在實驗室環境</w:t>
+      </w:r>
+      <w:r>
+        <w:rPr>
+          <w:rFonts w:ascii="Times New Roman" w:hAnsi="Times New Roman" w:cs="Times New Roman"/>
+        </w:rPr>
+        <w:t xml:space="preserve"> (</w:t>
+      </w:r>
+      <w:r>
+        <w:rPr>
+          <w:rFonts w:ascii="Times New Roman" w:hAnsi="Times New Roman" w:cs="Times New Roman"/>
+        </w:rPr>
+        <w:t>RTX 4070 + RTX 3080</w:t>
+      </w:r>
+      <w:r>
+        <w:rPr>
+          <w:rFonts w:ascii="Times New Roman" w:hAnsi="Times New Roman" w:cs="Times New Roman"/>
+        </w:rPr>
+        <w:t xml:space="preserve">) </w:t>
+      </w:r>
+      <w:r>
+        <w:rPr>
+          <w:rFonts w:ascii="Times New Roman" w:hAnsi="Times New Roman" w:cs="Times New Roman"/>
+        </w:rPr>
+        <w:t>提交</w:t>
+      </w:r>
+      <w:proofErr w:type="spellStart"/>
+      <w:r>
+        <w:rPr>
+          <w:rFonts w:ascii="Times New Roman" w:hAnsi="Times New Roman" w:cs="Times New Roman"/>
+        </w:rPr>
+        <w:t>cuBLAS</w:t>
+      </w:r>
+      <w:proofErr w:type="spellEnd"/>
       <w:r>
         <w:rPr>
           <w:rFonts w:ascii="Times New Roman" w:hAnsi="Times New Roman" w:cs="Times New Roman"/>
         </w:rPr>
         <w:t xml:space="preserve"> </w:t>
       </w:r>
-      <w:r>
-        <w:rPr>
-          <w:rFonts w:ascii="Times New Roman" w:hAnsi="Times New Roman" w:cs="Times New Roman"/>
-        </w:rPr>
-        <w:t>作為</w:t>
-      </w:r>
-      <w:r>
-        <w:rPr>
-          <w:rFonts w:ascii="Times New Roman" w:hAnsi="Times New Roman" w:cs="Times New Roman"/>
-        </w:rPr>
-        <w:t>runtime</w:t>
-      </w:r>
-      <w:r>
-        <w:rPr>
-          <w:rFonts w:ascii="Times New Roman" w:hAnsi="Times New Roman" w:cs="Times New Roman"/>
-        </w:rPr>
-        <w:t>預測器的</w:t>
-      </w:r>
-      <w:r>
-        <w:rPr>
-          <w:rFonts w:ascii="Times New Roman" w:hAnsi="Times New Roman" w:cs="Times New Roman"/>
-        </w:rPr>
-        <w:t xml:space="preserve"> log-</w:t>
-      </w:r>
-      <w:r>
-        <w:rPr>
-          <w:rFonts w:ascii="Times New Roman" w:hAnsi="Times New Roman" w:cs="Times New Roman"/>
-        </w:rPr>
-        <w:t>殘差標準差。用生產級</w:t>
-      </w:r>
-      <w:r>
-        <w:rPr>
-          <w:rFonts w:ascii="Times New Roman" w:hAnsi="Times New Roman" w:cs="Times New Roman"/>
-        </w:rPr>
-        <w:t>LightGBM</w:t>
-      </w:r>
-      <w:r>
-        <w:rPr>
-          <w:rFonts w:ascii="Times New Roman" w:hAnsi="Times New Roman" w:cs="Times New Roman"/>
-        </w:rPr>
-        <w:t>預測器在各工作負載家族上的</w:t>
-      </w:r>
-      <w:r>
-        <w:rPr>
-          <w:rFonts w:ascii="Times New Roman" w:hAnsi="Times New Roman" w:cs="Times New Roman"/>
-        </w:rPr>
-        <w:t>held-out log-</w:t>
-      </w:r>
-      <w:r>
-        <w:rPr>
-          <w:rFonts w:ascii="Times New Roman" w:hAnsi="Times New Roman" w:cs="Times New Roman"/>
-        </w:rPr>
-        <w:t>殘差標準差決定，確保注入的不確定性量反映真實預測誤差。</w:t>
-      </w:r>
-      <w:r>
-        <w:rPr>
-          <w:rFonts w:ascii="Times New Roman" w:hAnsi="Times New Roman" w:cs="Times New Roman" w:hint="eastAsia"/>
-        </w:rPr>
-        <w:t>其中</w:t>
-      </w:r>
-      <w:r>
-        <w:rPr>
-          <w:rFonts w:ascii="Times New Roman" w:hAnsi="Times New Roman" w:cs="Times New Roman" w:hint="eastAsia"/>
-        </w:rPr>
-        <w:t>P</w:t>
-      </w:r>
-      <w:r>
-        <w:rPr>
-          <w:rFonts w:ascii="Times New Roman" w:hAnsi="Times New Roman" w:cs="Times New Roman"/>
-        </w:rPr>
-        <w:t>hilly</w:t>
-      </w:r>
-      <w:r>
-        <w:rPr>
-          <w:rFonts w:ascii="Times New Roman" w:hAnsi="Times New Roman" w:cs="Times New Roman" w:hint="eastAsia"/>
-        </w:rPr>
-        <w:t>的</w:t>
-      </w:r>
-      <m:oMath>
-        <m:r>
-          <w:rPr>
-            <w:rFonts w:ascii="Cambria Math" w:hAnsi="Cambria Math" w:cs="Times New Roman"/>
-          </w:rPr>
-          <m:t xml:space="preserve"> σ=1.45</m:t>
-        </m:r>
-      </m:oMath>
-      <w:r>
-        <w:rPr>
-          <w:rFonts w:ascii="Times New Roman" w:hAnsi="Times New Roman" w:cs="Times New Roman" w:hint="eastAsia"/>
-        </w:rPr>
-        <w:t>，</w:t>
-      </w:r>
-      <w:r>
-        <w:rPr>
-          <w:rFonts w:ascii="Times New Roman" w:hAnsi="Times New Roman" w:cs="Times New Roman"/>
-        </w:rPr>
-        <w:t>Alibaba</w:t>
-      </w:r>
-      <w:r>
-        <w:rPr>
-          <w:rFonts w:ascii="Times New Roman" w:hAnsi="Times New Roman" w:cs="Times New Roman" w:hint="eastAsia"/>
-        </w:rPr>
-        <w:t>的</w:t>
-      </w:r>
-      <m:oMath>
-        <m:r>
-          <w:rPr>
-            <w:rFonts w:ascii="Cambria Math" w:hAnsi="Cambria Math" w:cs="Times New Roman"/>
-          </w:rPr>
-          <m:t xml:space="preserve"> σ=1.24</m:t>
-        </m:r>
-      </m:oMath>
-      <w:r>
-        <w:rPr>
-          <w:rFonts w:ascii="Times New Roman" w:hAnsi="Times New Roman" w:cs="Times New Roman"/>
-        </w:rPr>
-        <w:t>，殘差分布接近高斯</w:t>
-      </w:r>
-      <w:r>
-        <w:rPr>
-          <w:rFonts w:ascii="Times New Roman" w:hAnsi="Times New Roman" w:cs="Times New Roman" w:hint="eastAsia"/>
-        </w:rPr>
-        <w:t>，</w:t>
-      </w:r>
-      <w:r>
-        <w:rPr>
-          <w:rFonts w:ascii="Times New Roman" w:hAnsi="Times New Roman" w:cs="Times New Roman"/>
-        </w:rPr>
-        <w:t>因此消融實驗中使用的</w:t>
-      </w:r>
-      <m:oMath>
-        <m:r>
-          <w:rPr>
-            <w:rFonts w:ascii="Cambria Math" w:hAnsi="Cambria Math" w:cs="Times New Roman"/>
-          </w:rPr>
-          <m:t xml:space="preserve"> σ=1.0 </m:t>
-        </m:r>
-      </m:oMath>
-      <w:r>
-        <w:rPr>
-          <w:rFonts w:ascii="Times New Roman" w:hAnsi="Times New Roman" w:cs="Times New Roman"/>
-        </w:rPr>
-        <w:t>為保守下限。</w:t>
-      </w:r>
-    </w:p>
-    <w:p>
-      <w:pPr>
-        <w:spacing w:before="120" w:line="276" w:lineRule="auto"/>
-        <w:jc w:val="both"/>
-        <w:rPr>
-          <w:rFonts w:ascii="Times New Roman" w:hAnsi="Times New Roman" w:cs="Times New Roman"/>
-        </w:rPr>
-      </w:pPr>
-    </w:p>
-    <w:p>
-      <w:pPr>
-        <w:pStyle w:val="3"/>
-        <w:rPr>
-          <w:rFonts w:ascii="Times New Roman" w:hAnsi="Times New Roman" w:cs="Times New Roman"/>
-        </w:rPr>
-      </w:pPr>
-      <w:bookmarkStart w:id="22" w:name="_Toc232697189"/>
-      <w:r>
-        <w:rPr>
-          <w:rFonts w:ascii="Times New Roman" w:hAnsi="Times New Roman" w:cs="Times New Roman"/>
-        </w:rPr>
-        <w:t>3.4.4</w:t>
-      </w:r>
-      <w:r>
-        <w:rPr>
-          <w:rFonts w:ascii="Times New Roman" w:hAnsi="Times New Roman" w:cs="Times New Roman"/>
-        </w:rPr>
-        <w:t xml:space="preserve">　實機</w:t>
+      <w:proofErr w:type="spellStart"/>
+      <w:r>
+        <w:rPr>
+          <w:rFonts w:ascii="Times New Roman" w:hAnsi="Times New Roman" w:cs="Times New Roman"/>
+        </w:rPr>
+        <w:t>sgemm</w:t>
+      </w:r>
+      <w:proofErr w:type="spellEnd"/>
+      <w:r>
+        <w:rPr>
+          <w:rFonts w:ascii="Times New Roman" w:hAnsi="Times New Roman" w:cs="Times New Roman"/>
+        </w:rPr>
+        <w:t>工作，做配對</w:t>
+      </w:r>
+      <w:r>
+        <w:rPr>
+          <w:rFonts w:ascii="Times New Roman" w:hAnsi="Times New Roman" w:cs="Times New Roman"/>
+        </w:rPr>
+        <w:t xml:space="preserve"> A/B </w:t>
+      </w:r>
+      <w:r>
+        <w:rPr>
+          <w:rFonts w:ascii="Times New Roman" w:hAnsi="Times New Roman" w:cs="Times New Roman"/>
+        </w:rPr>
+        <w:t>測試。驗證以</w:t>
+      </w:r>
+      <w:r>
+        <w:rPr>
+          <w:rFonts w:ascii="Times New Roman" w:hAnsi="Times New Roman" w:cs="Times New Roman"/>
+        </w:rPr>
+        <w:t xml:space="preserve"> 3 </w:t>
+      </w:r>
+      <w:r>
+        <w:rPr>
+          <w:rFonts w:ascii="Times New Roman" w:hAnsi="Times New Roman" w:cs="Times New Roman"/>
+        </w:rPr>
+        <w:t>個訓練亂數種子</w:t>
+      </w:r>
+      <w:r>
+        <w:rPr>
+          <w:rFonts w:ascii="Times New Roman" w:hAnsi="Times New Roman" w:cs="Times New Roman"/>
+        </w:rPr>
+        <w:t xml:space="preserve"> (</w:t>
+      </w:r>
+      <w:r>
+        <w:rPr>
+          <w:rFonts w:ascii="Times New Roman" w:hAnsi="Times New Roman" w:cs="Times New Roman"/>
+        </w:rPr>
+        <w:t>42/43/44</w:t>
+      </w:r>
+      <w:r>
+        <w:rPr>
+          <w:rFonts w:ascii="Times New Roman" w:hAnsi="Times New Roman" w:cs="Times New Roman"/>
+        </w:rPr>
+        <w:t xml:space="preserve">) </w:t>
+      </w:r>
+      <w:r>
+        <w:rPr>
+          <w:rFonts w:ascii="Times New Roman" w:hAnsi="Times New Roman" w:cs="Times New Roman"/>
+        </w:rPr>
+        <w:t>各跑一次四方</w:t>
       </w:r>
       <w:r>
         <w:rPr>
@@ -10152,33 +9551,41 @@
         <w:rPr>
           <w:rFonts w:ascii="Times New Roman" w:hAnsi="Times New Roman" w:cs="Times New Roman"/>
         </w:rPr>
-        <w:t>測試</w:t>
-      </w:r>
-      <w:bookmarkEnd w:id="22"/>
-    </w:p>
-    <w:p>
-      <w:pPr>
-        <w:spacing w:before="120" w:line="276" w:lineRule="auto"/>
-        <w:jc w:val="both"/>
-        <w:rPr>
-          <w:rFonts w:ascii="Times New Roman" w:hAnsi="Times New Roman" w:cs="Times New Roman"/>
-        </w:rPr>
-      </w:pPr>
-      <w:r>
-        <w:rPr>
-          <w:rFonts w:ascii="Times New Roman" w:hAnsi="Times New Roman" w:cs="Times New Roman" w:hint="eastAsia"/>
-        </w:rPr>
-        <w:t xml:space="preserve">　　</w:t>
-      </w:r>
-      <w:r>
-        <w:rPr>
-          <w:rFonts w:ascii="Times New Roman" w:hAnsi="Times New Roman" w:cs="Times New Roman"/>
-        </w:rPr>
-        <w:t>在實驗室環境</w:t>
-      </w:r>
-      <w:r>
-        <w:rPr>
-          <w:rFonts w:ascii="Times New Roman" w:hAnsi="Times New Roman" w:cs="Times New Roman" w:hint="eastAsia"/>
+        <w:t>，確保對訓練種子穩健。每個</w:t>
+      </w:r>
+      <w:r>
+        <w:rPr>
+          <w:rFonts w:ascii="Times New Roman" w:hAnsi="Times New Roman" w:cs="Times New Roman"/>
+        </w:rPr>
+        <w:t>GPU</w:t>
+      </w:r>
+      <w:r>
+        <w:rPr>
+          <w:rFonts w:ascii="Times New Roman" w:hAnsi="Times New Roman" w:cs="Times New Roman"/>
+        </w:rPr>
+        <w:t>工作</w:t>
+      </w:r>
+      <w:r>
+        <w:rPr>
+          <w:rFonts w:ascii="Times New Roman" w:hAnsi="Times New Roman" w:cs="Times New Roman"/>
+        </w:rPr>
+        <w:t>用同一條</w:t>
+      </w:r>
+      <w:r>
+        <w:rPr>
+          <w:rFonts w:ascii="Times New Roman" w:hAnsi="Times New Roman" w:cs="Times New Roman"/>
+        </w:rPr>
+        <w:t>stream</w:t>
+      </w:r>
+      <w:r>
+        <w:rPr>
+          <w:rFonts w:ascii="Times New Roman" w:hAnsi="Times New Roman" w:cs="Times New Roman"/>
+        </w:rPr>
+        <w:t>在四種方法</w:t>
+      </w:r>
+      <w:r>
+        <w:rPr>
+          <w:rFonts w:ascii="Times New Roman" w:hAnsi="Times New Roman" w:cs="Times New Roman"/>
         </w:rPr>
         <w:t xml:space="preserve"> (</w:t>
       </w:r>
@@ -10186,11 +9593,19 @@
         <w:rPr>
           <w:rFonts w:ascii="Times New Roman" w:hAnsi="Times New Roman" w:cs="Times New Roman"/>
         </w:rPr>
-        <w:t>RTX 4070 + RTX 3080</w:t>
-      </w:r>
-      <w:r>
-        <w:rPr>
-          <w:rFonts w:ascii="Times New Roman" w:hAnsi="Times New Roman" w:cs="Times New Roman" w:hint="eastAsia"/>
+        <w:t>score/SAC/RDSAC-mean/RDSAC-</w:t>
+      </w:r>
+      <w:proofErr w:type="spellStart"/>
+      <w:r>
+        <w:rPr>
+          <w:rFonts w:ascii="Times New Roman" w:hAnsi="Times New Roman" w:cs="Times New Roman"/>
+        </w:rPr>
+        <w:t>cvar</w:t>
+      </w:r>
+      <w:proofErr w:type="spellEnd"/>
+      <w:r>
+        <w:rPr>
+          <w:rFonts w:ascii="Times New Roman" w:hAnsi="Times New Roman" w:cs="Times New Roman"/>
         </w:rPr>
         <w:t xml:space="preserve">) </w:t>
       </w:r>
@@ -10198,107 +9613,35 @@
         <w:rPr>
           <w:rFonts w:ascii="Times New Roman" w:hAnsi="Times New Roman" w:cs="Times New Roman"/>
         </w:rPr>
-        <w:t>提交</w:t>
-      </w:r>
-      <w:proofErr w:type="spellStart"/>
-      <w:r>
-        <w:rPr>
-          <w:rFonts w:ascii="Times New Roman" w:hAnsi="Times New Roman" w:cs="Times New Roman"/>
-        </w:rPr>
-        <w:t>cuBLAS</w:t>
-      </w:r>
-      <w:proofErr w:type="spellEnd"/>
-      <w:r>
-        <w:rPr>
-          <w:rFonts w:ascii="Times New Roman" w:hAnsi="Times New Roman" w:cs="Times New Roman"/>
-        </w:rPr>
-        <w:t xml:space="preserve"> sgemm</w:t>
-      </w:r>
-      <w:r>
-        <w:rPr>
-          <w:rFonts w:ascii="Times New Roman" w:hAnsi="Times New Roman" w:cs="Times New Roman"/>
-        </w:rPr>
-        <w:t>工作，做配對</w:t>
-      </w:r>
-      <w:r>
-        <w:rPr>
-          <w:rFonts w:ascii="Times New Roman" w:hAnsi="Times New Roman" w:cs="Times New Roman"/>
-        </w:rPr>
-        <w:t xml:space="preserve"> A/B </w:t>
-      </w:r>
-      <w:r>
-        <w:rPr>
-          <w:rFonts w:ascii="Times New Roman" w:hAnsi="Times New Roman" w:cs="Times New Roman"/>
-        </w:rPr>
-        <w:t>測試。驗證以</w:t>
-      </w:r>
-      <w:r>
-        <w:rPr>
-          <w:rFonts w:ascii="Times New Roman" w:hAnsi="Times New Roman" w:cs="Times New Roman"/>
-        </w:rPr>
-        <w:t xml:space="preserve"> 3 </w:t>
-      </w:r>
-      <w:proofErr w:type="gramStart"/>
-      <w:r>
-        <w:rPr>
-          <w:rFonts w:ascii="Times New Roman" w:hAnsi="Times New Roman" w:cs="Times New Roman"/>
-        </w:rPr>
-        <w:t>個</w:t>
-      </w:r>
-      <w:proofErr w:type="gramEnd"/>
-      <w:r>
-        <w:rPr>
-          <w:rFonts w:ascii="Times New Roman" w:hAnsi="Times New Roman" w:cs="Times New Roman"/>
-        </w:rPr>
-        <w:t>訓練亂數種子</w:t>
-      </w:r>
-      <w:r>
-        <w:rPr>
-          <w:rFonts w:ascii="Times New Roman" w:hAnsi="Times New Roman" w:cs="Times New Roman" w:hint="eastAsia"/>
-        </w:rPr>
-        <w:t xml:space="preserve"> (</w:t>
-      </w:r>
-      <w:r>
-        <w:rPr>
-          <w:rFonts w:ascii="Times New Roman" w:hAnsi="Times New Roman" w:cs="Times New Roman"/>
-        </w:rPr>
-        <w:t>42/43/44</w:t>
-      </w:r>
-      <w:r>
-        <w:rPr>
-          <w:rFonts w:ascii="Times New Roman" w:hAnsi="Times New Roman" w:cs="Times New Roman" w:hint="eastAsia"/>
-        </w:rPr>
-        <w:t xml:space="preserve">) </w:t>
-      </w:r>
-      <w:proofErr w:type="gramStart"/>
-      <w:r>
-        <w:rPr>
-          <w:rFonts w:ascii="Times New Roman" w:hAnsi="Times New Roman" w:cs="Times New Roman"/>
-        </w:rPr>
-        <w:t>各跑一次</w:t>
-      </w:r>
-      <w:proofErr w:type="gramEnd"/>
-      <w:r>
-        <w:rPr>
-          <w:rFonts w:ascii="Times New Roman" w:hAnsi="Times New Roman" w:cs="Times New Roman"/>
-        </w:rPr>
-        <w:t>四方</w:t>
-      </w:r>
-      <w:r>
-        <w:rPr>
-          <w:rFonts w:ascii="Times New Roman" w:hAnsi="Times New Roman" w:cs="Times New Roman"/>
-        </w:rPr>
-        <w:t>A/B</w:t>
-      </w:r>
-      <w:r>
-        <w:rPr>
-          <w:rFonts w:ascii="Times New Roman" w:hAnsi="Times New Roman" w:cs="Times New Roman"/>
-        </w:rPr>
-        <w:t>，確保對訓練種子穩健</w:t>
-      </w:r>
-      <w:r>
-        <w:rPr>
-          <w:rFonts w:ascii="Times New Roman" w:hAnsi="Times New Roman" w:cs="Times New Roman" w:hint="eastAsia"/>
+        <w:t>各重放一次。並且減少叢集飄移</w:t>
+      </w:r>
+      <w:r>
+        <w:rPr>
+          <w:rFonts w:ascii="Times New Roman" w:hAnsi="Times New Roman" w:cs="Times New Roman"/>
+        </w:rPr>
+        <w:t>(drift)</w:t>
+      </w:r>
+      <w:r>
+        <w:rPr>
+          <w:rFonts w:ascii="Times New Roman" w:hAnsi="Times New Roman" w:cs="Times New Roman"/>
+        </w:rPr>
+        <w:t>的偏差，即</w:t>
+      </w:r>
+      <w:r>
+        <w:rPr>
+          <w:rFonts w:ascii="Times New Roman" w:hAnsi="Times New Roman" w:cs="Times New Roman"/>
+        </w:rPr>
+        <w:t xml:space="preserve">GPU </w:t>
+      </w:r>
+      <w:r>
+        <w:rPr>
+          <w:rFonts w:ascii="Times New Roman" w:hAnsi="Times New Roman" w:cs="Times New Roman"/>
+        </w:rPr>
+        <w:t>跑久了會變快</w:t>
+      </w:r>
+      <w:r>
+        <w:rPr>
+          <w:rFonts w:ascii="Times New Roman" w:hAnsi="Times New Roman" w:cs="Times New Roman"/>
         </w:rPr>
         <w:t>。</w:t>
       </w:r>
@@ -10306,141 +9649,7 @@
         <w:rPr>
           <w:rFonts w:ascii="Times New Roman" w:hAnsi="Times New Roman" w:cs="Times New Roman"/>
         </w:rPr>
-        <w:t>每</w:t>
-      </w:r>
-      <w:proofErr w:type="gramStart"/>
-      <w:r>
-        <w:rPr>
-          <w:rFonts w:ascii="Times New Roman" w:hAnsi="Times New Roman" w:cs="Times New Roman"/>
-        </w:rPr>
-        <w:t>個</w:t>
-      </w:r>
-      <w:proofErr w:type="gramEnd"/>
-      <w:r>
-        <w:rPr>
-          <w:rFonts w:ascii="Times New Roman" w:hAnsi="Times New Roman" w:cs="Times New Roman" w:hint="eastAsia"/>
-        </w:rPr>
-        <w:t>GPU</w:t>
-      </w:r>
-      <w:r>
-        <w:rPr>
-          <w:rFonts w:ascii="Times New Roman" w:hAnsi="Times New Roman" w:cs="Times New Roman" w:hint="eastAsia"/>
-        </w:rPr>
-        <w:t>工作</w:t>
-      </w:r>
-      <w:r>
-        <w:rPr>
-          <w:rFonts w:ascii="Times New Roman" w:hAnsi="Times New Roman" w:cs="Times New Roman"/>
-        </w:rPr>
-        <w:t>用同一條</w:t>
-      </w:r>
-      <w:r>
-        <w:rPr>
-          <w:rFonts w:ascii="Times New Roman" w:hAnsi="Times New Roman" w:cs="Times New Roman"/>
-        </w:rPr>
-        <w:t>stream</w:t>
-      </w:r>
-      <w:r>
-        <w:rPr>
-          <w:rFonts w:ascii="Times New Roman" w:hAnsi="Times New Roman" w:cs="Times New Roman"/>
-        </w:rPr>
-        <w:t>在四種方法</w:t>
-      </w:r>
-      <w:r>
-        <w:rPr>
-          <w:rFonts w:ascii="Times New Roman" w:hAnsi="Times New Roman" w:cs="Times New Roman" w:hint="eastAsia"/>
-        </w:rPr>
-        <w:t xml:space="preserve"> (</w:t>
-      </w:r>
-      <w:r>
-        <w:rPr>
-          <w:rFonts w:ascii="Times New Roman" w:hAnsi="Times New Roman" w:cs="Times New Roman"/>
-        </w:rPr>
-        <w:t>score/SAC/RDSAC-mean/RDSAC-</w:t>
-      </w:r>
-      <w:proofErr w:type="spellStart"/>
-      <w:r>
-        <w:rPr>
-          <w:rFonts w:ascii="Times New Roman" w:hAnsi="Times New Roman" w:cs="Times New Roman"/>
-        </w:rPr>
-        <w:t>cvar</w:t>
-      </w:r>
-      <w:proofErr w:type="spellEnd"/>
-      <w:r>
-        <w:rPr>
-          <w:rFonts w:ascii="Times New Roman" w:hAnsi="Times New Roman" w:cs="Times New Roman" w:hint="eastAsia"/>
-        </w:rPr>
-        <w:t xml:space="preserve">) </w:t>
-      </w:r>
-      <w:proofErr w:type="gramStart"/>
-      <w:r>
-        <w:rPr>
-          <w:rFonts w:ascii="Times New Roman" w:hAnsi="Times New Roman" w:cs="Times New Roman"/>
-        </w:rPr>
-        <w:t>各重放一次</w:t>
-      </w:r>
-      <w:proofErr w:type="gramEnd"/>
-      <w:r>
-        <w:rPr>
-          <w:rFonts w:ascii="Times New Roman" w:hAnsi="Times New Roman" w:cs="Times New Roman"/>
-        </w:rPr>
-        <w:t>。</w:t>
-      </w:r>
-      <w:r>
-        <w:rPr>
-          <w:rFonts w:ascii="Times New Roman" w:hAnsi="Times New Roman" w:cs="Times New Roman" w:hint="eastAsia"/>
-        </w:rPr>
-        <w:t>並且減少叢集飄移</w:t>
-      </w:r>
-      <w:r>
-        <w:rPr>
-          <w:rFonts w:ascii="Times New Roman" w:hAnsi="Times New Roman" w:cs="Times New Roman" w:hint="eastAsia"/>
-        </w:rPr>
-        <w:t>(drift)</w:t>
-      </w:r>
-      <w:r>
-        <w:rPr>
-          <w:rFonts w:ascii="Times New Roman" w:hAnsi="Times New Roman" w:cs="Times New Roman" w:hint="eastAsia"/>
-        </w:rPr>
-        <w:t>的偏差，即</w:t>
-      </w:r>
-      <w:r>
-        <w:rPr>
-          <w:rFonts w:ascii="Times New Roman" w:hAnsi="Times New Roman" w:cs="Times New Roman"/>
-        </w:rPr>
-        <w:t xml:space="preserve">GPU </w:t>
-      </w:r>
-      <w:r>
-        <w:rPr>
-          <w:rFonts w:ascii="Times New Roman" w:hAnsi="Times New Roman" w:cs="Times New Roman"/>
-        </w:rPr>
-        <w:t>跑久了會變快</w:t>
-      </w:r>
-      <w:r>
-        <w:rPr>
-          <w:rFonts w:ascii="Times New Roman" w:hAnsi="Times New Roman" w:cs="Times New Roman" w:hint="eastAsia"/>
-        </w:rPr>
-        <w:t>。</w:t>
-      </w:r>
-      <w:r>
-        <w:rPr>
-          <w:rFonts w:ascii="Times New Roman" w:hAnsi="Times New Roman" w:cs="Times New Roman"/>
-        </w:rPr>
-        <w:t>若一種方法</w:t>
-      </w:r>
-      <w:proofErr w:type="gramStart"/>
-      <w:r>
-        <w:rPr>
-          <w:rFonts w:ascii="Times New Roman" w:hAnsi="Times New Roman" w:cs="Times New Roman"/>
-        </w:rPr>
-        <w:t>整段跑完</w:t>
-      </w:r>
-      <w:proofErr w:type="gramEnd"/>
-      <w:r>
-        <w:rPr>
-          <w:rFonts w:ascii="Times New Roman" w:hAnsi="Times New Roman" w:cs="Times New Roman"/>
-        </w:rPr>
-        <w:t>才換下一種，</w:t>
+        <w:t>若一種方法整段跑完才換下一種，</w:t>
       </w:r>
       <w:r>
         <w:rPr>
@@ -10450,7 +9659,7 @@
       </w:r>
       <w:r>
         <w:rPr>
-          <w:rFonts w:ascii="Times New Roman" w:hAnsi="Times New Roman" w:cs="Times New Roman" w:hint="eastAsia"/>
+          <w:rFonts w:ascii="Times New Roman" w:hAnsi="Times New Roman" w:cs="Times New Roman"/>
         </w:rPr>
         <w:t>t</w:t>
       </w:r>
@@ -10462,7 +9671,7 @@
       </w:r>
       <w:r>
         <w:rPr>
-          <w:rFonts w:ascii="Times New Roman" w:hAnsi="Times New Roman" w:cs="Times New Roman" w:hint="eastAsia"/>
+          <w:rFonts w:ascii="Times New Roman" w:hAnsi="Times New Roman" w:cs="Times New Roman"/>
         </w:rPr>
         <w:t>，故</w:t>
       </w:r>
@@ -10474,69 +9683,25 @@
       </w:r>
       <w:r>
         <w:rPr>
-          <w:rFonts w:ascii="Times New Roman" w:hAnsi="Times New Roman" w:cs="Times New Roman" w:hint="eastAsia"/>
-        </w:rPr>
-        <w:t>R</w:t>
-      </w:r>
-      <w:r>
-        <w:rPr>
-          <w:rFonts w:ascii="Times New Roman" w:hAnsi="Times New Roman" w:cs="Times New Roman"/>
-        </w:rPr>
-        <w:t>ound</w:t>
-      </w:r>
-      <w:r>
-        <w:rPr>
-          <w:rFonts w:ascii="Times New Roman" w:hAnsi="Times New Roman" w:cs="Times New Roman" w:hint="eastAsia"/>
-        </w:rPr>
-        <w:t xml:space="preserve"> R</w:t>
-      </w:r>
-      <w:r>
-        <w:rPr>
-          <w:rFonts w:ascii="Times New Roman" w:hAnsi="Times New Roman" w:cs="Times New Roman"/>
-        </w:rPr>
-        <w:t>obin</w:t>
-      </w:r>
-      <w:r>
-        <w:rPr>
-          <w:rFonts w:ascii="Times New Roman" w:hAnsi="Times New Roman" w:cs="Times New Roman"/>
-        </w:rPr>
-        <w:t>交錯方法順序、每方法</w:t>
-      </w:r>
-      <w:proofErr w:type="gramStart"/>
-      <w:r>
-        <w:rPr>
-          <w:rFonts w:ascii="Times New Roman" w:hAnsi="Times New Roman" w:cs="Times New Roman"/>
-        </w:rPr>
-        <w:t>跨多輪</w:t>
-      </w:r>
-      <w:r>
-        <w:rPr>
-          <w:rFonts w:ascii="Times New Roman" w:hAnsi="Times New Roman" w:cs="Times New Roman" w:hint="eastAsia"/>
-        </w:rPr>
-        <w:t>並</w:t>
-      </w:r>
-      <w:proofErr w:type="gramEnd"/>
-      <w:r>
-        <w:rPr>
-          <w:rFonts w:ascii="Times New Roman" w:hAnsi="Times New Roman" w:cs="Times New Roman" w:hint="eastAsia"/>
-        </w:rPr>
-        <w:t>輪換</w:t>
-      </w:r>
-      <w:r>
-        <w:rPr>
-          <w:rFonts w:ascii="Times New Roman" w:hAnsi="Times New Roman" w:cs="Times New Roman"/>
-        </w:rPr>
-        <w:t>各個位置，把</w:t>
-      </w:r>
-      <w:r>
-        <w:rPr>
-          <w:rFonts w:ascii="Times New Roman" w:hAnsi="Times New Roman" w:cs="Times New Roman" w:hint="eastAsia"/>
+          <w:rFonts w:ascii="Times New Roman" w:hAnsi="Times New Roman" w:cs="Times New Roman"/>
+        </w:rPr>
+        <w:t>Round Robin</w:t>
+      </w:r>
+      <w:r>
+        <w:rPr>
+          <w:rFonts w:ascii="Times New Roman" w:hAnsi="Times New Roman" w:cs="Times New Roman"/>
+        </w:rPr>
+        <w:t>交錯方法順序、每方法跨多輪並輪換各個位置，把</w:t>
+      </w:r>
+      <w:r>
+        <w:rPr>
+          <w:rFonts w:ascii="Times New Roman" w:hAnsi="Times New Roman" w:cs="Times New Roman"/>
         </w:rPr>
         <w:t>飄移</w:t>
       </w:r>
       <w:r>
         <w:rPr>
-          <w:rFonts w:ascii="Times New Roman" w:hAnsi="Times New Roman" w:cs="Times New Roman" w:hint="eastAsia"/>
+          <w:rFonts w:ascii="Times New Roman" w:hAnsi="Times New Roman" w:cs="Times New Roman"/>
         </w:rPr>
         <w:t>誤差</w:t>
       </w:r>
@@ -10578,7 +9743,7 @@
           <w:rFonts w:ascii="Times New Roman" w:hAnsi="Times New Roman" w:cs="Times New Roman"/>
         </w:rPr>
       </w:pPr>
-      <w:bookmarkStart w:id="23" w:name="_Toc232697190"/>
+      <w:bookmarkStart w:id="22" w:name="_Toc232978492"/>
       <w:r>
         <w:rPr>
           <w:rFonts w:ascii="Times New Roman" w:hAnsi="Times New Roman" w:cs="Times New Roman"/>
@@ -10586,7 +9751,7 @@
         <w:lastRenderedPageBreak/>
         <w:t>第四章　結果與討論</w:t>
       </w:r>
-      <w:bookmarkEnd w:id="23"/>
+      <w:bookmarkEnd w:id="22"/>
     </w:p>
     <w:p>
       <w:pPr>
@@ -10596,7 +9761,7 @@
           <w:rFonts w:ascii="Times New Roman" w:hAnsi="Times New Roman" w:cs="Times New Roman"/>
         </w:rPr>
       </w:pPr>
-      <w:bookmarkStart w:id="24" w:name="_Toc232697191"/>
+      <w:bookmarkStart w:id="23" w:name="_Toc232978493"/>
       <w:r>
         <w:rPr>
           <w:rFonts w:ascii="Times New Roman" w:hAnsi="Times New Roman" w:cs="Times New Roman"/>
@@ -10609,19 +9774,19 @@
         </w:rPr>
         <w:t xml:space="preserve">　平台建置成果</w:t>
       </w:r>
-      <w:bookmarkEnd w:id="24"/>
-    </w:p>
-    <w:p>
-      <w:pPr>
-        <w:rPr>
-          <w:rFonts w:ascii="Times New Roman" w:hAnsi="Times New Roman" w:cs="Times New Roman"/>
-        </w:rPr>
-      </w:pPr>
-      <w:r>
-        <w:rPr>
-          <w:rFonts w:ascii="Times New Roman" w:hAnsi="Times New Roman" w:cs="Times New Roman"/>
-        </w:rPr>
-        <w:t>目前系統已完成主要功能建置，並通過實機驗證。主要成果如下：</w:t>
+      <w:bookmarkEnd w:id="23"/>
+    </w:p>
+    <w:p>
+      <w:pPr>
+        <w:rPr>
+          <w:rFonts w:ascii="Times New Roman" w:hAnsi="Times New Roman" w:cs="Times New Roman"/>
+        </w:rPr>
+      </w:pPr>
+      <w:r>
+        <w:rPr>
+          <w:rFonts w:ascii="Times New Roman" w:hAnsi="Times New Roman" w:cs="Times New Roman"/>
+        </w:rPr>
+        <w:t xml:space="preserve">　　目前系統已完成主要功能建置，並通過實機驗證。主要成果如下：</w:t>
       </w:r>
     </w:p>
     <w:p>
@@ -10632,7 +9797,7 @@
           <w:rFonts w:ascii="Times New Roman" w:hAnsi="Times New Roman" w:cs="Times New Roman"/>
         </w:rPr>
       </w:pPr>
-      <w:bookmarkStart w:id="25" w:name="_Toc232697192"/>
+      <w:bookmarkStart w:id="24" w:name="_Toc232978494"/>
       <w:r>
         <w:rPr>
           <w:rFonts w:ascii="Times New Roman" w:hAnsi="Times New Roman" w:cs="Times New Roman"/>
@@ -10645,13 +9810,13 @@
         </w:rPr>
         <w:t xml:space="preserve">　平台建置與</w:t>
       </w:r>
-      <w:bookmarkEnd w:id="25"/>
-      <w:r>
-        <w:rPr>
-          <w:rFonts w:ascii="Times New Roman" w:hAnsi="Times New Roman" w:cs="Times New Roman" w:hint="eastAsia"/>
+      <w:r>
+        <w:rPr>
+          <w:rFonts w:ascii="Times New Roman" w:hAnsi="Times New Roman" w:cs="Times New Roman"/>
         </w:rPr>
         <w:t>操作</w:t>
       </w:r>
+      <w:bookmarkEnd w:id="24"/>
     </w:p>
     <w:p>
       <w:pPr>
@@ -10663,29 +9828,9 @@
       </w:pPr>
       <w:r>
         <w:rPr>
-          <w:rFonts w:ascii="Times New Roman" w:hAnsi="Times New Roman" w:cs="Times New Roman" w:hint="eastAsia"/>
-        </w:rPr>
-        <w:t xml:space="preserve">　　</w:t>
-      </w:r>
-      <w:r>
-        <w:rPr>
-          <w:rFonts w:ascii="Times New Roman" w:hAnsi="Times New Roman" w:cs="Times New Roman"/>
-        </w:rPr>
-        <w:t>目前系統已完成主要平台建置，並整理出</w:t>
-      </w:r>
-      <w:proofErr w:type="gramStart"/>
-      <w:r>
-        <w:rPr>
-          <w:rFonts w:ascii="Times New Roman" w:hAnsi="Times New Roman" w:cs="Times New Roman"/>
-        </w:rPr>
-        <w:t>清楚的</w:t>
-      </w:r>
-      <w:proofErr w:type="gramEnd"/>
-      <w:r>
-        <w:rPr>
-          <w:rFonts w:ascii="Times New Roman" w:hAnsi="Times New Roman" w:cs="Times New Roman"/>
-        </w:rPr>
-        <w:t>部署與驗證流程。使用者可透過登入節點提交工作，系統則自動在背後完成節點啟動、工作排程、</w:t>
+          <w:rFonts w:ascii="Times New Roman" w:hAnsi="Times New Roman" w:cs="Times New Roman"/>
+        </w:rPr>
+        <w:t xml:space="preserve">　　已完成主要平台建置，並整理出清楚的部署與驗證流程。使用者可透過登入節點提交工作，系統則自動在背後完成節點啟動、工作排程、</w:t>
       </w:r>
       <w:r>
         <w:rPr>
@@ -11449,231 +10594,9 @@
           </w:p>
         </w:tc>
       </w:tr>
-      <w:tr>
-        <w:tc>
-          <w:tcPr>
-            <w:tcW w:w="2972" w:type="dxa"/>
-            <w:vAlign w:val="center"/>
-          </w:tcPr>
-          <w:p>
-            <w:pPr>
-              <w:spacing w:line="276" w:lineRule="auto"/>
-              <w:jc w:val="center"/>
-              <w:rPr>
-                <w:rFonts w:ascii="Times New Roman" w:hAnsi="Times New Roman" w:cs="Times New Roman"/>
-              </w:rPr>
-            </w:pPr>
-            <w:r>
-              <w:rPr>
-                <w:rFonts w:ascii="Times New Roman" w:hAnsi="Times New Roman" w:cs="Times New Roman"/>
-                <w:i/>
-                <w:iCs/>
-              </w:rPr>
-              <w:t>σ</w:t>
-            </w:r>
-            <w:r>
-              <w:rPr>
-                <w:rFonts w:ascii="Times New Roman" w:hAnsi="Times New Roman" w:cs="Times New Roman"/>
-              </w:rPr>
-              <w:t>校準模擬器</w:t>
-            </w:r>
-          </w:p>
-        </w:tc>
-        <w:tc>
-          <w:tcPr>
-            <w:tcW w:w="4111" w:type="dxa"/>
-            <w:vAlign w:val="center"/>
-          </w:tcPr>
-          <w:p>
-            <w:pPr>
-              <w:spacing w:line="276" w:lineRule="auto"/>
-              <w:jc w:val="both"/>
-              <w:rPr>
-                <w:rFonts w:ascii="Times New Roman" w:hAnsi="Times New Roman" w:cs="Times New Roman"/>
-              </w:rPr>
-            </w:pPr>
-            <w:r>
-              <w:rPr>
-                <w:rFonts w:ascii="Times New Roman" w:hAnsi="Times New Roman" w:cs="Times New Roman"/>
-              </w:rPr>
-              <w:t>注入真實不確定性的消融實驗</w:t>
-            </w:r>
-          </w:p>
-        </w:tc>
-        <w:tc>
-          <w:tcPr>
-            <w:tcW w:w="1223" w:type="dxa"/>
-          </w:tcPr>
-          <w:p>
-            <w:pPr>
-              <w:spacing w:line="276" w:lineRule="auto"/>
-              <w:rPr>
-                <w:rFonts w:ascii="Times New Roman" w:hAnsi="Times New Roman" w:cs="Times New Roman"/>
-              </w:rPr>
-            </w:pPr>
-            <w:r>
-              <w:rPr>
-                <w:rFonts w:ascii="Times New Roman" w:hAnsi="Times New Roman" w:cs="Times New Roman"/>
-              </w:rPr>
-              <w:t>已完成</w:t>
-            </w:r>
-          </w:p>
-        </w:tc>
-      </w:tr>
-      <w:tr>
-        <w:tc>
-          <w:tcPr>
-            <w:tcW w:w="2972" w:type="dxa"/>
-            <w:vAlign w:val="center"/>
-          </w:tcPr>
-          <w:p>
-            <w:pPr>
-              <w:spacing w:line="276" w:lineRule="auto"/>
-              <w:jc w:val="center"/>
-              <w:rPr>
-                <w:rFonts w:ascii="Times New Roman" w:hAnsi="Times New Roman" w:cs="Times New Roman"/>
-              </w:rPr>
-            </w:pPr>
-            <w:r>
-              <w:rPr>
-                <w:rFonts w:ascii="Times New Roman" w:hAnsi="Times New Roman" w:cs="Times New Roman"/>
-              </w:rPr>
-              <w:t>多節點拓樸擴充</w:t>
-            </w:r>
-          </w:p>
-        </w:tc>
-        <w:tc>
-          <w:tcPr>
-            <w:tcW w:w="4111" w:type="dxa"/>
-            <w:vAlign w:val="center"/>
-          </w:tcPr>
-          <w:p>
-            <w:pPr>
-              <w:spacing w:line="276" w:lineRule="auto"/>
-              <w:jc w:val="both"/>
-              <w:rPr>
-                <w:rFonts w:ascii="Times New Roman" w:hAnsi="Times New Roman" w:cs="Times New Roman"/>
-              </w:rPr>
-            </w:pPr>
-            <w:r>
-              <w:rPr>
-                <w:rFonts w:ascii="Times New Roman" w:hAnsi="Times New Roman" w:cs="Times New Roman"/>
-              </w:rPr>
-              <w:t>2-node</w:t>
-            </w:r>
-            <w:r>
-              <w:rPr>
-                <w:rFonts w:ascii="Times New Roman" w:hAnsi="Times New Roman" w:cs="Times New Roman"/>
-              </w:rPr>
-              <w:t>異質</w:t>
-            </w:r>
-            <w:r>
-              <w:rPr>
-                <w:rFonts w:ascii="Times New Roman" w:hAnsi="Times New Roman" w:cs="Times New Roman"/>
-              </w:rPr>
-              <w:t>GPU</w:t>
-            </w:r>
-            <w:r>
-              <w:rPr>
-                <w:rFonts w:ascii="Times New Roman" w:hAnsi="Times New Roman" w:cs="Times New Roman"/>
-              </w:rPr>
-              <w:t>排程</w:t>
-            </w:r>
-          </w:p>
-        </w:tc>
-        <w:tc>
-          <w:tcPr>
-            <w:tcW w:w="1223" w:type="dxa"/>
-          </w:tcPr>
-          <w:p>
-            <w:pPr>
-              <w:spacing w:line="276" w:lineRule="auto"/>
-              <w:rPr>
-                <w:rFonts w:ascii="Times New Roman" w:hAnsi="Times New Roman" w:cs="Times New Roman"/>
-              </w:rPr>
-            </w:pPr>
-            <w:r>
-              <w:rPr>
-                <w:rFonts w:ascii="Times New Roman" w:hAnsi="Times New Roman" w:cs="Times New Roman"/>
-              </w:rPr>
-              <w:t>尚未完成</w:t>
-            </w:r>
-          </w:p>
-        </w:tc>
-      </w:tr>
-      <w:tr>
-        <w:tc>
-          <w:tcPr>
-            <w:tcW w:w="2972" w:type="dxa"/>
-            <w:vAlign w:val="center"/>
-          </w:tcPr>
-          <w:p>
-            <w:pPr>
-              <w:spacing w:line="276" w:lineRule="auto"/>
-              <w:jc w:val="center"/>
-              <w:rPr>
-                <w:rFonts w:ascii="Times New Roman" w:hAnsi="Times New Roman" w:cs="Times New Roman"/>
-              </w:rPr>
-            </w:pPr>
-            <w:r>
-              <w:rPr>
-                <w:rFonts w:ascii="Times New Roman" w:hAnsi="Times New Roman" w:cs="Times New Roman"/>
-              </w:rPr>
-              <w:t>多訓練亂樹種子重現</w:t>
-            </w:r>
-          </w:p>
-        </w:tc>
-        <w:tc>
-          <w:tcPr>
-            <w:tcW w:w="4111" w:type="dxa"/>
-            <w:vAlign w:val="center"/>
-          </w:tcPr>
-          <w:p>
-            <w:pPr>
-              <w:spacing w:line="276" w:lineRule="auto"/>
-              <w:jc w:val="both"/>
-              <w:rPr>
-                <w:rFonts w:ascii="Times New Roman" w:hAnsi="Times New Roman" w:cs="Times New Roman"/>
-              </w:rPr>
-            </w:pPr>
-            <w:r>
-              <w:rPr>
-                <w:rFonts w:ascii="Times New Roman" w:hAnsi="Times New Roman" w:cs="Times New Roman"/>
-              </w:rPr>
-              <w:t>mean ± std</w:t>
-            </w:r>
-            <w:r>
-              <w:rPr>
-                <w:rFonts w:ascii="Times New Roman" w:hAnsi="Times New Roman" w:cs="Times New Roman"/>
-              </w:rPr>
-              <w:t>穩健性驗證</w:t>
-            </w:r>
-          </w:p>
-        </w:tc>
-        <w:tc>
-          <w:tcPr>
-            <w:tcW w:w="1223" w:type="dxa"/>
-          </w:tcPr>
-          <w:p>
-            <w:pPr>
-              <w:spacing w:line="276" w:lineRule="auto"/>
-              <w:rPr>
-                <w:rFonts w:ascii="Times New Roman" w:hAnsi="Times New Roman" w:cs="Times New Roman"/>
-              </w:rPr>
-            </w:pPr>
-            <w:r>
-              <w:rPr>
-                <w:rFonts w:ascii="Times New Roman" w:hAnsi="Times New Roman" w:cs="Times New Roman"/>
-              </w:rPr>
-              <w:t>進行中</w:t>
-            </w:r>
-          </w:p>
-        </w:tc>
-      </w:tr>
     </w:tbl>
     <w:p>
       <w:pPr>
-        <w:spacing w:before="240"/>
         <w:jc w:val="center"/>
         <w:rPr>
           <w:rFonts w:ascii="Times New Roman" w:hAnsi="Times New Roman" w:cs="Times New Roman"/>
@@ -11706,7 +10629,7 @@
           <w:rFonts w:ascii="Times New Roman" w:hAnsi="Times New Roman" w:cs="Times New Roman"/>
         </w:rPr>
       </w:pPr>
-      <w:bookmarkStart w:id="26" w:name="_Toc232697193"/>
+      <w:bookmarkStart w:id="25" w:name="_Toc232978495"/>
       <w:r>
         <w:rPr>
           <w:rFonts w:ascii="Times New Roman" w:hAnsi="Times New Roman" w:cs="Times New Roman"/>
@@ -11719,7 +10642,7 @@
         </w:rPr>
         <w:t xml:space="preserve">　監控與展示介面</w:t>
       </w:r>
-      <w:bookmarkEnd w:id="26"/>
+      <w:bookmarkEnd w:id="25"/>
     </w:p>
     <w:p>
       <w:pPr>
@@ -11733,7 +10656,7 @@
         <w:rPr>
           <w:rFonts w:ascii="Times New Roman" w:hAnsi="Times New Roman" w:cs="Times New Roman"/>
         </w:rPr>
-        <w:t>目前系統已可清楚呈現：等待中的工作數量、各計算節點是否已啟動、</w:t>
+        <w:t xml:space="preserve">　　目前系統已可清楚呈現：等待中的工作數量、各計算節點是否已啟動、</w:t>
       </w:r>
       <w:r>
         <w:rPr>
@@ -11751,23 +10674,32 @@
         <w:rPr>
           <w:rFonts w:ascii="Times New Roman" w:hAnsi="Times New Roman" w:cs="Times New Roman"/>
         </w:rPr>
-        <w:t>GPU</w:t>
-      </w:r>
-      <w:r>
-        <w:rPr>
-          <w:rFonts w:ascii="Times New Roman" w:hAnsi="Times New Roman" w:cs="Times New Roman"/>
-        </w:rPr>
-        <w:t>切分資源的使用情形，以及智慧模型最近是否有做出決策。</w:t>
-      </w:r>
-    </w:p>
-    <w:p>
-      <w:pPr>
-        <w:spacing w:line="276" w:lineRule="auto"/>
-        <w:jc w:val="both"/>
-        <w:rPr>
-          <w:rFonts w:ascii="Times New Roman" w:hAnsi="Times New Roman" w:cs="Times New Roman"/>
-        </w:rPr>
-      </w:pPr>
+        <w:t>MPS</w:t>
+      </w:r>
+      <w:r>
+        <w:rPr>
+          <w:rFonts w:ascii="Times New Roman" w:hAnsi="Times New Roman" w:cs="Times New Roman"/>
+        </w:rPr>
+        <w:t>資源的使用情形，以及</w:t>
+      </w:r>
+      <w:r>
+        <w:rPr>
+          <w:rFonts w:ascii="Times New Roman" w:hAnsi="Times New Roman" w:cs="Times New Roman"/>
+        </w:rPr>
+        <w:t>DR</w:t>
+      </w:r>
+      <w:r>
+        <w:rPr>
+          <w:rFonts w:ascii="Times New Roman" w:hAnsi="Times New Roman" w:cs="Times New Roman"/>
+        </w:rPr>
+        <w:t>L</w:t>
+      </w:r>
+      <w:r>
+        <w:rPr>
+          <w:rFonts w:ascii="Times New Roman" w:hAnsi="Times New Roman" w:cs="Times New Roman"/>
+        </w:rPr>
+        <w:t>最近是否有做出決策。</w:t>
+      </w:r>
     </w:p>
     <w:p>
       <w:pPr>
@@ -11781,11 +10713,10 @@
           <w:rFonts w:ascii="Times New Roman" w:hAnsi="Times New Roman" w:cs="Times New Roman"/>
           <w:noProof/>
         </w:rPr>
-        <w:lastRenderedPageBreak/>
         <w:drawing>
-          <wp:inline distT="0" distB="0" distL="0" distR="0" wp14:anchorId="3B05B89C" wp14:editId="296A98BB">
-            <wp:extent cx="4461444" cy="2883877"/>
-            <wp:effectExtent l="0" t="0" r="0" b="0"/>
+          <wp:inline distT="0" distB="0" distL="0" distR="0" wp14:anchorId="3B05B89C" wp14:editId="165034A0">
+            <wp:extent cx="4056184" cy="2621917"/>
+            <wp:effectExtent l="0" t="0" r="1905" b="6985"/>
             <wp:docPr id="299526685" name="圖片 2"/>
             <wp:cNvGraphicFramePr>
               <a:graphicFrameLocks xmlns:a="http://schemas.openxmlformats.org/drawingml/2006/main" noChangeAspect="1"/>
@@ -11800,7 +10731,7 @@
                     </pic:cNvPicPr>
                   </pic:nvPicPr>
                   <pic:blipFill>
-                    <a:blip r:embed="rId11" cstate="print">
+                    <a:blip r:embed="rId12" cstate="print">
                       <a:extLst>
                         <a:ext uri="{28A0092B-C50C-407E-A947-70E740481C1C}">
                           <a14:useLocalDpi xmlns:a14="http://schemas.microsoft.com/office/drawing/2010/main" val="0"/>
@@ -11815,7 +10746,7 @@
                   <pic:spPr bwMode="auto">
                     <a:xfrm>
                       <a:off x="0" y="0"/>
-                      <a:ext cx="4505019" cy="2912044"/>
+                      <a:ext cx="4149693" cy="2682361"/>
                     </a:xfrm>
                     <a:prstGeom prst="rect">
                       <a:avLst/>
@@ -11860,24 +10791,18 @@
     </w:p>
     <w:p>
       <w:pPr>
-        <w:rPr>
-          <w:rFonts w:ascii="Times New Roman" w:hAnsi="Times New Roman" w:cs="Times New Roman"/>
-        </w:rPr>
-      </w:pPr>
-    </w:p>
-    <w:p>
-      <w:pPr>
         <w:pStyle w:val="2"/>
         <w:spacing w:after="160"/>
         <w:rPr>
           <w:rFonts w:ascii="Times New Roman" w:hAnsi="Times New Roman" w:cs="Times New Roman"/>
         </w:rPr>
       </w:pPr>
-      <w:bookmarkStart w:id="27" w:name="_Toc232697194"/>
-      <w:r>
-        <w:rPr>
-          <w:rFonts w:ascii="Times New Roman" w:hAnsi="Times New Roman" w:cs="Times New Roman"/>
-        </w:rPr>
+      <w:bookmarkStart w:id="26" w:name="_Toc232978496"/>
+      <w:r>
+        <w:rPr>
+          <w:rFonts w:ascii="Times New Roman" w:hAnsi="Times New Roman" w:cs="Times New Roman"/>
+        </w:rPr>
+        <w:lastRenderedPageBreak/>
         <w:t>4.2</w:t>
       </w:r>
       <w:r>
@@ -11886,33 +10811,64 @@
         </w:rPr>
         <w:t xml:space="preserve">　評估結果</w:t>
       </w:r>
-      <w:bookmarkEnd w:id="27"/>
+      <w:bookmarkEnd w:id="26"/>
     </w:p>
     <w:p>
       <w:pPr>
         <w:spacing w:line="276" w:lineRule="auto"/>
         <w:jc w:val="both"/>
         <w:rPr>
-          <w:rFonts w:ascii="Times New Roman" w:hAnsi="Times New Roman" w:cs="Times New Roman"/>
-        </w:rPr>
-      </w:pPr>
-      <w:r>
-        <w:rPr>
           <w:rFonts w:ascii="Times New Roman" w:hAnsi="Times New Roman" w:cs="Times New Roman" w:hint="eastAsia"/>
         </w:rPr>
-        <w:t xml:space="preserve">　　</w:t>
-      </w:r>
-      <w:r>
-        <w:rPr>
-          <w:rFonts w:ascii="Times New Roman" w:hAnsi="Times New Roman" w:cs="Times New Roman"/>
-        </w:rPr>
-        <w:t>模擬評估</w:t>
+      </w:pPr>
+    </w:p>
+    <w:p>
+      <w:pPr>
+        <w:pStyle w:val="3"/>
+        <w:rPr>
+          <w:rFonts w:ascii="Times New Roman" w:hAnsi="Times New Roman" w:cs="Times New Roman"/>
+        </w:rPr>
+      </w:pPr>
+      <w:bookmarkStart w:id="27" w:name="_Toc232978497"/>
+      <w:r>
+        <w:rPr>
+          <w:rFonts w:ascii="Times New Roman" w:hAnsi="Times New Roman" w:cs="Times New Roman"/>
+        </w:rPr>
+        <w:t>4.2.</w:t>
       </w:r>
       <w:r>
         <w:rPr>
           <w:rFonts w:ascii="Times New Roman" w:hAnsi="Times New Roman" w:cs="Times New Roman" w:hint="eastAsia"/>
         </w:rPr>
-        <w:t>在</w:t>
+        <w:t>1</w:t>
+      </w:r>
+      <w:r>
+        <w:rPr>
+          <w:rFonts w:ascii="Times New Roman" w:hAnsi="Times New Roman" w:cs="Times New Roman"/>
+        </w:rPr>
+        <w:t xml:space="preserve">　</w:t>
+      </w:r>
+      <w:r>
+        <w:rPr>
+          <w:rFonts w:ascii="Times New Roman" w:hAnsi="Times New Roman" w:cs="Times New Roman" w:hint="eastAsia"/>
+        </w:rPr>
+        <w:t>模擬環境評估</w:t>
+      </w:r>
+      <w:bookmarkEnd w:id="27"/>
+    </w:p>
+    <w:p>
+      <w:pPr>
+        <w:spacing w:line="276" w:lineRule="auto"/>
+        <w:jc w:val="both"/>
+        <w:rPr>
+          <w:rFonts w:ascii="Times New Roman" w:hAnsi="Times New Roman" w:cs="Times New Roman"/>
+        </w:rPr>
+      </w:pPr>
+      <w:r>
+        <w:rPr>
+          <w:rFonts w:ascii="Times New Roman" w:hAnsi="Times New Roman" w:cs="Times New Roman"/>
+        </w:rPr>
+        <w:t>模擬評估在</w:t>
       </w:r>
       <m:oMath>
         <m:r>
@@ -11926,77 +10882,79 @@
         <w:rPr>
           <w:rFonts w:ascii="Times New Roman" w:hAnsi="Times New Roman" w:cs="Times New Roman"/>
         </w:rPr>
-        <w:t>、</w:t>
+        <w:t>、三個訓練亂數種子、</w:t>
+      </w:r>
+      <w:proofErr w:type="spellStart"/>
+      <w:r>
+        <w:rPr>
+          <w:rFonts w:ascii="Times New Roman" w:hAnsi="Times New Roman" w:cs="Times New Roman"/>
+        </w:rPr>
+        <w:t>mean±std</w:t>
+      </w:r>
+      <w:proofErr w:type="spellEnd"/>
+      <w:r>
+        <w:rPr>
+          <w:rFonts w:ascii="Times New Roman" w:hAnsi="Times New Roman" w:cs="Times New Roman"/>
+        </w:rPr>
+        <w:t>下，使用和啟發式</w:t>
+      </w:r>
+      <w:r>
+        <w:rPr>
+          <w:rFonts w:ascii="Times New Roman" w:hAnsi="Times New Roman" w:cs="Times New Roman"/>
+        </w:rPr>
+        <w:t>score</w:t>
+      </w:r>
+      <w:r>
+        <w:rPr>
+          <w:rFonts w:ascii="Times New Roman" w:hAnsi="Times New Roman" w:cs="Times New Roman"/>
+        </w:rPr>
+        <w:t>的</w:t>
+      </w:r>
+      <w:r>
+        <w:rPr>
+          <w:rFonts w:ascii="Times New Roman" w:hAnsi="Times New Roman" w:cs="Times New Roman"/>
+        </w:rPr>
+        <w:t>JCT</w:t>
+      </w:r>
+      <w:r>
+        <w:rPr>
+          <w:rFonts w:ascii="Times New Roman" w:hAnsi="Times New Roman" w:cs="Times New Roman"/>
+        </w:rPr>
+        <w:t>差距百分比如下</w:t>
       </w:r>
       <w:r>
         <w:rPr>
           <w:rFonts w:ascii="Times New Roman" w:hAnsi="Times New Roman" w:cs="Times New Roman" w:hint="eastAsia"/>
         </w:rPr>
-        <w:t>三個訓練亂數種子</w:t>
-      </w:r>
-      <w:r>
-        <w:rPr>
-          <w:rFonts w:ascii="Times New Roman" w:hAnsi="Times New Roman" w:cs="Times New Roman"/>
-        </w:rPr>
-        <w:t>、</w:t>
-      </w:r>
-      <w:r>
-        <w:rPr>
-          <w:rFonts w:ascii="Times New Roman" w:hAnsi="Times New Roman" w:cs="Times New Roman"/>
-        </w:rPr>
-        <w:t>mean±std</w:t>
-      </w:r>
-      <w:r>
-        <w:rPr>
-          <w:rFonts w:ascii="Times New Roman" w:hAnsi="Times New Roman" w:cs="Times New Roman" w:hint="eastAsia"/>
-        </w:rPr>
-        <w:t>下，使用和啟發式</w:t>
-      </w:r>
-      <w:r>
-        <w:rPr>
-          <w:rFonts w:ascii="Times New Roman" w:hAnsi="Times New Roman" w:cs="Times New Roman" w:hint="eastAsia"/>
+        <w:t>，結果</w:t>
+      </w:r>
+      <w:r>
+        <w:rPr>
+          <w:rFonts w:ascii="Times New Roman" w:hAnsi="Times New Roman" w:cs="Times New Roman"/>
+        </w:rPr>
+        <w:t>沒有</w:t>
+      </w:r>
+      <w:r>
+        <w:rPr>
+          <w:rFonts w:ascii="Times New Roman" w:hAnsi="Times New Roman" w:cs="Times New Roman"/>
+        </w:rPr>
+        <w:t>DRL</w:t>
+      </w:r>
+      <w:r>
+        <w:rPr>
+          <w:rFonts w:ascii="Times New Roman" w:hAnsi="Times New Roman" w:cs="Times New Roman"/>
+        </w:rPr>
+        <w:t>演算法可以穩定超越</w:t>
+      </w:r>
+      <w:r>
+        <w:rPr>
+          <w:rFonts w:ascii="Times New Roman" w:hAnsi="Times New Roman" w:cs="Times New Roman"/>
         </w:rPr>
         <w:t>score</w:t>
       </w:r>
       <w:r>
         <w:rPr>
-          <w:rFonts w:ascii="Times New Roman" w:hAnsi="Times New Roman" w:cs="Times New Roman" w:hint="eastAsia"/>
-        </w:rPr>
-        <w:t>的</w:t>
-      </w:r>
-      <w:r>
-        <w:rPr>
-          <w:rFonts w:ascii="Times New Roman" w:hAnsi="Times New Roman" w:cs="Times New Roman" w:hint="eastAsia"/>
-        </w:rPr>
-        <w:t>JCT</w:t>
-      </w:r>
-      <w:r>
-        <w:rPr>
-          <w:rFonts w:ascii="Times New Roman" w:hAnsi="Times New Roman" w:cs="Times New Roman" w:hint="eastAsia"/>
-        </w:rPr>
-        <w:t>差距百分比如下。但沒有</w:t>
-      </w:r>
-      <w:r>
-        <w:rPr>
-          <w:rFonts w:ascii="Times New Roman" w:hAnsi="Times New Roman" w:cs="Times New Roman" w:hint="eastAsia"/>
-        </w:rPr>
-        <w:t>DRL</w:t>
-      </w:r>
-      <w:r>
-        <w:rPr>
-          <w:rFonts w:ascii="Times New Roman" w:hAnsi="Times New Roman" w:cs="Times New Roman" w:hint="eastAsia"/>
-        </w:rPr>
-        <w:t>演算法可以穩定超越</w:t>
-      </w:r>
-      <w:r>
-        <w:rPr>
-          <w:rFonts w:ascii="Times New Roman" w:hAnsi="Times New Roman" w:cs="Times New Roman" w:hint="eastAsia"/>
-        </w:rPr>
-        <w:t>score</w:t>
-      </w:r>
-      <w:r>
-        <w:rPr>
-          <w:rFonts w:ascii="Times New Roman" w:hAnsi="Times New Roman" w:cs="Times New Roman" w:hint="eastAsia"/>
+          <w:rFonts w:ascii="Times New Roman" w:hAnsi="Times New Roman" w:cs="Times New Roman"/>
         </w:rPr>
         <w:t>：</w:t>
       </w:r>
@@ -12006,7 +10964,7 @@
         <w:spacing w:line="276" w:lineRule="auto"/>
         <w:jc w:val="both"/>
         <w:rPr>
-          <w:rFonts w:ascii="Times New Roman" w:hAnsi="Times New Roman" w:cs="Times New Roman"/>
+          <w:rFonts w:ascii="Times New Roman" w:hAnsi="Times New Roman" w:cs="Times New Roman" w:hint="eastAsia"/>
         </w:rPr>
       </w:pPr>
     </w:p>
@@ -12047,7 +11005,7 @@
             </w:pPr>
             <w:r>
               <w:rPr>
-                <w:rFonts w:ascii="Times New Roman" w:hAnsi="Times New Roman" w:cs="Times New Roman" w:hint="eastAsia"/>
+                <w:rFonts w:ascii="Times New Roman" w:hAnsi="Times New Roman" w:cs="Times New Roman"/>
                 <w:b/>
                 <w:bCs/>
               </w:rPr>
@@ -12203,12 +11161,14 @@
                 <w:rFonts w:ascii="Times New Roman" w:hAnsi="Times New Roman" w:cs="Times New Roman"/>
               </w:rPr>
             </w:pPr>
+            <w:proofErr w:type="spellStart"/>
             <w:r>
               <w:rPr>
                 <w:rFonts w:ascii="Times New Roman" w:hAnsi="Times New Roman" w:cs="Times New Roman"/>
               </w:rPr>
               <w:t>philly</w:t>
             </w:r>
+            <w:proofErr w:type="spellEnd"/>
           </w:p>
         </w:tc>
         <w:tc>
@@ -12335,12 +11295,14 @@
                 <w:rFonts w:ascii="Times New Roman" w:hAnsi="Times New Roman" w:cs="Times New Roman"/>
               </w:rPr>
             </w:pPr>
+            <w:proofErr w:type="spellStart"/>
             <w:r>
               <w:rPr>
                 <w:rFonts w:ascii="Times New Roman" w:hAnsi="Times New Roman" w:cs="Times New Roman"/>
               </w:rPr>
               <w:t>philly</w:t>
             </w:r>
+            <w:proofErr w:type="spellEnd"/>
           </w:p>
         </w:tc>
         <w:tc>
@@ -12467,12 +11429,14 @@
                 <w:rFonts w:ascii="Times New Roman" w:hAnsi="Times New Roman" w:cs="Times New Roman"/>
               </w:rPr>
             </w:pPr>
+            <w:proofErr w:type="spellStart"/>
             <w:r>
               <w:rPr>
                 <w:rFonts w:ascii="Times New Roman" w:hAnsi="Times New Roman" w:cs="Times New Roman"/>
               </w:rPr>
               <w:t>philly</w:t>
             </w:r>
+            <w:proofErr w:type="spellEnd"/>
           </w:p>
         </w:tc>
         <w:tc>
@@ -12492,8 +11456,16 @@
               <w:rPr>
                 <w:rFonts w:ascii="Times New Roman" w:hAnsi="Times New Roman" w:cs="Times New Roman"/>
               </w:rPr>
-              <w:t>RDSAC-cvar</w:t>
-            </w:r>
+              <w:t>RDSAC-</w:t>
+            </w:r>
+            <w:proofErr w:type="spellStart"/>
+            <w:r>
+              <w:rPr>
+                <w:rFonts w:ascii="Times New Roman" w:hAnsi="Times New Roman" w:cs="Times New Roman"/>
+              </w:rPr>
+              <w:t>cvar</w:t>
+            </w:r>
+            <w:proofErr w:type="spellEnd"/>
           </w:p>
         </w:tc>
         <w:tc>
@@ -12603,12 +11575,14 @@
                 <w:rFonts w:ascii="Times New Roman" w:hAnsi="Times New Roman" w:cs="Times New Roman"/>
               </w:rPr>
             </w:pPr>
-            <w:r>
-              <w:rPr>
-                <w:rFonts w:ascii="Times New Roman" w:hAnsi="Times New Roman" w:cs="Times New Roman" w:hint="eastAsia"/>
+            <w:proofErr w:type="spellStart"/>
+            <w:r>
+              <w:rPr>
+                <w:rFonts w:ascii="Times New Roman" w:hAnsi="Times New Roman" w:cs="Times New Roman"/>
               </w:rPr>
               <w:t>ali</w:t>
             </w:r>
+            <w:proofErr w:type="spellEnd"/>
           </w:p>
         </w:tc>
         <w:tc>
@@ -12739,12 +11713,14 @@
                 <w:rFonts w:ascii="Times New Roman" w:hAnsi="Times New Roman" w:cs="Times New Roman"/>
               </w:rPr>
             </w:pPr>
-            <w:r>
-              <w:rPr>
-                <w:rFonts w:ascii="Times New Roman" w:hAnsi="Times New Roman" w:cs="Times New Roman" w:hint="eastAsia"/>
+            <w:proofErr w:type="spellStart"/>
+            <w:r>
+              <w:rPr>
+                <w:rFonts w:ascii="Times New Roman" w:hAnsi="Times New Roman" w:cs="Times New Roman"/>
               </w:rPr>
               <w:t>ali</w:t>
             </w:r>
+            <w:proofErr w:type="spellEnd"/>
           </w:p>
         </w:tc>
         <w:tc>
@@ -12871,12 +11847,14 @@
                 <w:rFonts w:ascii="Times New Roman" w:hAnsi="Times New Roman" w:cs="Times New Roman"/>
               </w:rPr>
             </w:pPr>
-            <w:r>
-              <w:rPr>
-                <w:rFonts w:ascii="Times New Roman" w:hAnsi="Times New Roman" w:cs="Times New Roman" w:hint="eastAsia"/>
+            <w:proofErr w:type="spellStart"/>
+            <w:r>
+              <w:rPr>
+                <w:rFonts w:ascii="Times New Roman" w:hAnsi="Times New Roman" w:cs="Times New Roman"/>
               </w:rPr>
               <w:t>ali</w:t>
             </w:r>
+            <w:proofErr w:type="spellEnd"/>
           </w:p>
         </w:tc>
         <w:tc>
@@ -12896,8 +11874,16 @@
               <w:rPr>
                 <w:rFonts w:ascii="Times New Roman" w:hAnsi="Times New Roman" w:cs="Times New Roman"/>
               </w:rPr>
-              <w:t>RDSAC-cvar</w:t>
-            </w:r>
+              <w:t>RDSAC-</w:t>
+            </w:r>
+            <w:proofErr w:type="spellStart"/>
+            <w:r>
+              <w:rPr>
+                <w:rFonts w:ascii="Times New Roman" w:hAnsi="Times New Roman" w:cs="Times New Roman"/>
+              </w:rPr>
+              <w:t>cvar</w:t>
+            </w:r>
+            <w:proofErr w:type="spellEnd"/>
           </w:p>
         </w:tc>
         <w:tc>
@@ -12991,7 +11977,7 @@
         <w:spacing w:line="276" w:lineRule="auto"/>
         <w:jc w:val="center"/>
         <w:rPr>
-          <w:rFonts w:ascii="Times New Roman" w:hAnsi="Times New Roman" w:cs="Times New Roman"/>
+          <w:rFonts w:ascii="Times New Roman" w:hAnsi="Times New Roman" w:cs="Times New Roman" w:hint="eastAsia"/>
         </w:rPr>
       </w:pPr>
       <w:r>
@@ -13010,13 +11996,7 @@
         <w:rPr>
           <w:rFonts w:ascii="Times New Roman" w:hAnsi="Times New Roman" w:cs="Times New Roman"/>
         </w:rPr>
-        <w:t>】</w:t>
-      </w:r>
-      <w:r>
-        <w:rPr>
-          <w:rFonts w:ascii="Times New Roman" w:hAnsi="Times New Roman" w:cs="Times New Roman" w:hint="eastAsia"/>
-        </w:rPr>
-        <w:t>模擬環境中四方評估結果</w:t>
+        <w:t>】模擬環境中四方評估結果</w:t>
       </w:r>
     </w:p>
     <w:p>
@@ -13035,32 +12015,44 @@
           <w:rFonts w:ascii="Times New Roman" w:hAnsi="Times New Roman" w:cs="Times New Roman"/>
         </w:rPr>
       </w:pPr>
-      <w:bookmarkStart w:id="28" w:name="_Toc232697195"/>
-      <w:r>
-        <w:rPr>
-          <w:rFonts w:ascii="Times New Roman" w:hAnsi="Times New Roman" w:cs="Times New Roman"/>
-        </w:rPr>
-        <w:t>4.2.2</w:t>
-      </w:r>
-      <w:r>
-        <w:rPr>
-          <w:rFonts w:ascii="Times New Roman" w:hAnsi="Times New Roman" w:cs="Times New Roman"/>
-        </w:rPr>
-        <w:t xml:space="preserve">　隨機性消融：注入</w:t>
-      </w:r>
-      <w:r>
-        <w:rPr>
-          <w:rFonts w:ascii="Times New Roman" w:hAnsi="Times New Roman" w:cs="Times New Roman"/>
-        </w:rPr>
-        <w:t>runtime</w:t>
-      </w:r>
-      <w:r>
-        <w:rPr>
-          <w:rFonts w:ascii="Times New Roman" w:hAnsi="Times New Roman" w:cs="Times New Roman"/>
-        </w:rPr>
-        <w:t>不確定性</w:t>
+      <w:bookmarkStart w:id="28" w:name="_Toc232978498"/>
+      <w:r>
+        <w:rPr>
+          <w:rFonts w:ascii="Times New Roman" w:hAnsi="Times New Roman" w:cs="Times New Roman"/>
+        </w:rPr>
+        <w:t>4.2.</w:t>
+      </w:r>
+      <w:r>
+        <w:rPr>
+          <w:rFonts w:ascii="Times New Roman" w:hAnsi="Times New Roman" w:cs="Times New Roman" w:hint="eastAsia"/>
+        </w:rPr>
+        <w:t>2</w:t>
+      </w:r>
+      <w:r>
+        <w:rPr>
+          <w:rFonts w:ascii="Times New Roman" w:hAnsi="Times New Roman" w:cs="Times New Roman"/>
+        </w:rPr>
+        <w:t xml:space="preserve">　實機</w:t>
+      </w:r>
+      <w:r>
+        <w:rPr>
+          <w:rFonts w:ascii="Times New Roman" w:hAnsi="Times New Roman" w:cs="Times New Roman"/>
+        </w:rPr>
+        <w:t>A/B</w:t>
+      </w:r>
+      <w:r>
+        <w:rPr>
+          <w:rFonts w:ascii="Times New Roman" w:hAnsi="Times New Roman" w:cs="Times New Roman"/>
+        </w:rPr>
+        <w:t>測試結果</w:t>
       </w:r>
       <w:bookmarkEnd w:id="28"/>
+      <w:r>
+        <w:rPr>
+          <w:rFonts w:ascii="Times New Roman" w:hAnsi="Times New Roman" w:cs="Times New Roman"/>
+        </w:rPr>
+        <w:t xml:space="preserve"> </w:t>
+      </w:r>
     </w:p>
     <w:p>
       <w:pPr>
@@ -13072,1048 +12064,13 @@
       </w:pPr>
       <w:r>
         <w:rPr>
-          <w:rFonts w:ascii="Times New Roman" w:hAnsi="Times New Roman" w:cs="Times New Roman" w:hint="eastAsia"/>
-        </w:rPr>
-        <w:t xml:space="preserve">　　</w:t>
-      </w:r>
-      <w:r>
-        <w:rPr>
-          <w:rFonts w:ascii="Times New Roman" w:hAnsi="Times New Roman" w:cs="Times New Roman"/>
-        </w:rPr>
-        <w:t>加入</w:t>
-      </w:r>
-      <w:r>
-        <w:rPr>
-          <w:rFonts w:ascii="Times New Roman" w:hAnsi="Times New Roman" w:cs="Times New Roman"/>
-        </w:rPr>
-        <w:t>mean-preserving lognormal runtime</w:t>
-      </w:r>
-      <w:r>
-        <w:rPr>
-          <w:rFonts w:ascii="Times New Roman" w:hAnsi="Times New Roman" w:cs="Times New Roman"/>
-        </w:rPr>
-        <w:t>噪音</w:t>
-      </w:r>
-      <m:oMath>
-        <m:r>
-          <w:rPr>
-            <w:rFonts w:ascii="Cambria Math" w:hAnsi="Cambria Math" w:cs="Times New Roman"/>
-          </w:rPr>
-          <m:t xml:space="preserve"> σ∈{0, 0.5, 1.0}</m:t>
-        </m:r>
-      </m:oMath>
-      <w:r>
-        <w:rPr>
-          <w:rFonts w:ascii="Times New Roman" w:hAnsi="Times New Roman" w:cs="Times New Roman"/>
-        </w:rPr>
-        <w:t>，使用</w:t>
-      </w:r>
-      <w:r>
-        <w:rPr>
-          <w:rFonts w:ascii="Times New Roman" w:hAnsi="Times New Roman" w:cs="Times New Roman"/>
-        </w:rPr>
-        <w:t>fixed-</w:t>
-      </w:r>
-      <w:r>
-        <w:rPr>
-          <w:rFonts w:ascii="Times New Roman" w:hAnsi="Times New Roman" w:cs="Times New Roman"/>
-          <w:i/>
-          <w:iCs/>
-        </w:rPr>
-        <w:t>α</w:t>
-      </w:r>
-      <w:r>
-        <w:rPr>
-          <w:rFonts w:ascii="Times New Roman" w:hAnsi="Times New Roman" w:cs="Times New Roman"/>
-        </w:rPr>
-        <w:t xml:space="preserve"> 0.05</w:t>
-      </w:r>
-      <w:r>
-        <w:rPr>
-          <w:rFonts w:ascii="Times New Roman" w:hAnsi="Times New Roman" w:cs="Times New Roman"/>
-        </w:rPr>
-        <w:t>、</w:t>
-      </w:r>
-      <w:r>
-        <w:rPr>
-          <w:rFonts w:ascii="Times New Roman" w:hAnsi="Times New Roman" w:cs="Times New Roman"/>
-        </w:rPr>
-        <w:t>100k</w:t>
-      </w:r>
-      <w:r>
-        <w:rPr>
-          <w:rFonts w:ascii="Times New Roman" w:hAnsi="Times New Roman" w:cs="Times New Roman"/>
-        </w:rPr>
-        <w:t>步數、</w:t>
-      </w:r>
-      <w:r>
-        <w:rPr>
-          <w:rFonts w:ascii="Times New Roman" w:hAnsi="Times New Roman" w:cs="Times New Roman"/>
-        </w:rPr>
-        <w:t>curriculum</w:t>
-      </w:r>
-      <w:r>
-        <w:rPr>
-          <w:rFonts w:ascii="Times New Roman" w:hAnsi="Times New Roman" w:cs="Times New Roman"/>
-        </w:rPr>
-        <w:t>、</w:t>
-      </w:r>
-      <w:r>
-        <w:rPr>
-          <w:rFonts w:ascii="Times New Roman" w:hAnsi="Times New Roman" w:cs="Times New Roman"/>
-        </w:rPr>
-        <w:t xml:space="preserve">5-seed </w:t>
-      </w:r>
-      <w:r>
-        <w:rPr>
-          <w:rFonts w:ascii="Times New Roman" w:hAnsi="Times New Roman" w:cs="Times New Roman"/>
-        </w:rPr>
-        <w:t>配對來分別訓練</w:t>
-      </w:r>
-      <w:r>
-        <w:rPr>
-          <w:rFonts w:ascii="Times New Roman" w:hAnsi="Times New Roman" w:cs="Times New Roman"/>
-        </w:rPr>
-        <w:t>SAC</w:t>
-      </w:r>
-      <w:r>
-        <w:rPr>
-          <w:rFonts w:ascii="Times New Roman" w:hAnsi="Times New Roman" w:cs="Times New Roman"/>
-        </w:rPr>
-        <w:t>和</w:t>
-      </w:r>
-      <w:r>
-        <w:rPr>
-          <w:rFonts w:ascii="Times New Roman" w:hAnsi="Times New Roman" w:cs="Times New Roman"/>
-        </w:rPr>
-        <w:t>RDSAC</w:t>
-      </w:r>
-      <w:r>
-        <w:rPr>
-          <w:rFonts w:ascii="Times New Roman" w:hAnsi="Times New Roman" w:cs="Times New Roman"/>
-        </w:rPr>
-        <w:t>，使用</w:t>
-      </w:r>
-      <w:r>
-        <w:rPr>
-          <w:rFonts w:ascii="Times New Roman" w:hAnsi="Times New Roman" w:cs="Times New Roman"/>
-        </w:rPr>
-        <w:t>ΔJCT%</w:t>
-      </w:r>
-      <w:r>
-        <w:rPr>
-          <w:rFonts w:ascii="Times New Roman" w:hAnsi="Times New Roman" w:cs="Times New Roman"/>
-        </w:rPr>
-        <w:t>相對於</w:t>
-      </w:r>
-      <w:proofErr w:type="gramStart"/>
-      <w:r>
-        <w:rPr>
-          <w:rFonts w:ascii="Times New Roman" w:hAnsi="Times New Roman" w:cs="Times New Roman"/>
-        </w:rPr>
-        <w:t>啟發式來比較</w:t>
-      </w:r>
-      <w:proofErr w:type="gramEnd"/>
-      <w:r>
-        <w:rPr>
-          <w:rFonts w:ascii="Times New Roman" w:hAnsi="Times New Roman" w:cs="Times New Roman"/>
-        </w:rPr>
-        <w:t>：</w:t>
-      </w:r>
-    </w:p>
-    <w:tbl>
-      <w:tblPr>
-        <w:tblStyle w:val="ad"/>
-        <w:tblW w:w="0" w:type="auto"/>
-        <w:jc w:val="center"/>
-        <w:tblLook w:val="04A0" w:firstRow="1" w:lastRow="0" w:firstColumn="1" w:lastColumn="0" w:noHBand="0" w:noVBand="1"/>
-      </w:tblPr>
-      <w:tblGrid>
-        <w:gridCol w:w="846"/>
-        <w:gridCol w:w="1276"/>
-        <w:gridCol w:w="1275"/>
-        <w:gridCol w:w="1985"/>
-        <w:gridCol w:w="1984"/>
-      </w:tblGrid>
-      <w:tr>
-        <w:trPr>
-          <w:jc w:val="center"/>
-        </w:trPr>
-        <w:tc>
-          <w:tcPr>
-            <w:tcW w:w="846" w:type="dxa"/>
-            <w:shd w:val="clear" w:color="auto" w:fill="E7E6E6" w:themeFill="background2"/>
-            <w:vAlign w:val="center"/>
-          </w:tcPr>
-          <w:p>
-            <w:pPr>
-              <w:spacing w:line="276" w:lineRule="auto"/>
-              <w:jc w:val="center"/>
-              <w:rPr>
-                <w:rFonts w:ascii="Times New Roman" w:hAnsi="Times New Roman" w:cs="Times New Roman"/>
-                <w:b/>
-                <w:bCs/>
-              </w:rPr>
-            </w:pPr>
-            <w:r>
-              <w:rPr>
-                <w:rFonts w:ascii="Times New Roman" w:hAnsi="Times New Roman" w:cs="Times New Roman"/>
-                <w:b/>
-                <w:bCs/>
-              </w:rPr>
-              <w:t>σ</w:t>
-            </w:r>
-          </w:p>
-        </w:tc>
-        <w:tc>
-          <w:tcPr>
-            <w:tcW w:w="1276" w:type="dxa"/>
-            <w:shd w:val="clear" w:color="auto" w:fill="E7E6E6" w:themeFill="background2"/>
-            <w:vAlign w:val="center"/>
-          </w:tcPr>
-          <w:p>
-            <w:pPr>
-              <w:spacing w:line="276" w:lineRule="auto"/>
-              <w:jc w:val="center"/>
-              <w:rPr>
-                <w:rFonts w:ascii="Times New Roman" w:hAnsi="Times New Roman" w:cs="Times New Roman"/>
-                <w:b/>
-                <w:bCs/>
-              </w:rPr>
-            </w:pPr>
-            <w:r>
-              <w:rPr>
-                <w:rFonts w:ascii="Times New Roman" w:hAnsi="Times New Roman" w:cs="Times New Roman"/>
-                <w:b/>
-                <w:bCs/>
-              </w:rPr>
-              <w:t>Family</w:t>
-            </w:r>
-          </w:p>
-        </w:tc>
-        <w:tc>
-          <w:tcPr>
-            <w:tcW w:w="1275" w:type="dxa"/>
-            <w:shd w:val="clear" w:color="auto" w:fill="E7E6E6" w:themeFill="background2"/>
-            <w:vAlign w:val="center"/>
-          </w:tcPr>
-          <w:p>
-            <w:pPr>
-              <w:spacing w:line="276" w:lineRule="auto"/>
-              <w:jc w:val="center"/>
-              <w:rPr>
-                <w:rFonts w:ascii="Times New Roman" w:hAnsi="Times New Roman" w:cs="Times New Roman"/>
-                <w:b/>
-                <w:bCs/>
-              </w:rPr>
-            </w:pPr>
-            <w:r>
-              <w:rPr>
-                <w:rFonts w:ascii="Times New Roman" w:hAnsi="Times New Roman" w:cs="Times New Roman"/>
-                <w:b/>
-                <w:bCs/>
-              </w:rPr>
-              <w:t>SAC</w:t>
-            </w:r>
-          </w:p>
-        </w:tc>
-        <w:tc>
-          <w:tcPr>
-            <w:tcW w:w="1985" w:type="dxa"/>
-            <w:shd w:val="clear" w:color="auto" w:fill="E7E6E6" w:themeFill="background2"/>
-            <w:vAlign w:val="center"/>
-          </w:tcPr>
-          <w:p>
-            <w:pPr>
-              <w:spacing w:line="276" w:lineRule="auto"/>
-              <w:jc w:val="center"/>
-              <w:rPr>
-                <w:rFonts w:ascii="Times New Roman" w:hAnsi="Times New Roman" w:cs="Times New Roman"/>
-                <w:b/>
-                <w:bCs/>
-              </w:rPr>
-            </w:pPr>
-            <w:r>
-              <w:rPr>
-                <w:rFonts w:ascii="Times New Roman" w:hAnsi="Times New Roman" w:cs="Times New Roman"/>
-                <w:b/>
-                <w:bCs/>
-              </w:rPr>
-              <w:t>RDSAC-mean</w:t>
-            </w:r>
-          </w:p>
-        </w:tc>
-        <w:tc>
-          <w:tcPr>
-            <w:tcW w:w="1984" w:type="dxa"/>
-            <w:shd w:val="clear" w:color="auto" w:fill="E7E6E6" w:themeFill="background2"/>
-            <w:vAlign w:val="center"/>
-          </w:tcPr>
-          <w:p>
-            <w:pPr>
-              <w:spacing w:line="276" w:lineRule="auto"/>
-              <w:jc w:val="center"/>
-              <w:rPr>
-                <w:rFonts w:ascii="Times New Roman" w:hAnsi="Times New Roman" w:cs="Times New Roman"/>
-                <w:b/>
-                <w:bCs/>
-              </w:rPr>
-            </w:pPr>
-            <w:r>
-              <w:rPr>
-                <w:rFonts w:ascii="Times New Roman" w:hAnsi="Times New Roman" w:cs="Times New Roman"/>
-                <w:b/>
-                <w:bCs/>
-              </w:rPr>
-              <w:t>RDSAC-cvar</w:t>
-            </w:r>
-          </w:p>
-        </w:tc>
-      </w:tr>
-      <w:tr>
-        <w:trPr>
-          <w:jc w:val="center"/>
-        </w:trPr>
-        <w:tc>
-          <w:tcPr>
-            <w:tcW w:w="846" w:type="dxa"/>
-            <w:vAlign w:val="center"/>
-          </w:tcPr>
-          <w:p>
-            <w:pPr>
-              <w:spacing w:line="276" w:lineRule="auto"/>
-              <w:jc w:val="center"/>
-              <w:rPr>
-                <w:rFonts w:ascii="Times New Roman" w:hAnsi="Times New Roman" w:cs="Times New Roman"/>
-              </w:rPr>
-            </w:pPr>
-            <w:r>
-              <w:rPr>
-                <w:rFonts w:ascii="Times New Roman" w:hAnsi="Times New Roman" w:cs="Times New Roman"/>
-              </w:rPr>
-              <w:t>0.0</w:t>
-            </w:r>
-          </w:p>
-        </w:tc>
-        <w:tc>
-          <w:tcPr>
-            <w:tcW w:w="1276" w:type="dxa"/>
-            <w:vAlign w:val="center"/>
-          </w:tcPr>
-          <w:p>
-            <w:pPr>
-              <w:spacing w:line="276" w:lineRule="auto"/>
-              <w:jc w:val="center"/>
-              <w:rPr>
-                <w:rFonts w:ascii="Times New Roman" w:hAnsi="Times New Roman" w:cs="Times New Roman"/>
-              </w:rPr>
-            </w:pPr>
-            <w:r>
-              <w:rPr>
-                <w:rFonts w:ascii="Times New Roman" w:hAnsi="Times New Roman" w:cs="Times New Roman"/>
-              </w:rPr>
-              <w:t>philly</w:t>
-            </w:r>
-          </w:p>
-        </w:tc>
-        <w:tc>
-          <w:tcPr>
-            <w:tcW w:w="1275" w:type="dxa"/>
-            <w:vAlign w:val="center"/>
-          </w:tcPr>
-          <w:p>
-            <w:pPr>
-              <w:spacing w:line="276" w:lineRule="auto"/>
-              <w:jc w:val="center"/>
-              <w:rPr>
-                <w:rFonts w:ascii="Times New Roman" w:hAnsi="Times New Roman" w:cs="Times New Roman"/>
-              </w:rPr>
-            </w:pPr>
-            <w:r>
-              <w:rPr>
-                <w:rFonts w:ascii="Times New Roman" w:hAnsi="Times New Roman" w:cs="Times New Roman"/>
-              </w:rPr>
-              <w:t>−20.8%</w:t>
-            </w:r>
-          </w:p>
-        </w:tc>
-        <w:tc>
-          <w:tcPr>
-            <w:tcW w:w="1985" w:type="dxa"/>
-            <w:vAlign w:val="center"/>
-          </w:tcPr>
-          <w:p>
-            <w:pPr>
-              <w:spacing w:line="276" w:lineRule="auto"/>
-              <w:jc w:val="center"/>
-              <w:rPr>
-                <w:rFonts w:ascii="Times New Roman" w:hAnsi="Times New Roman" w:cs="Times New Roman"/>
-              </w:rPr>
-            </w:pPr>
-            <w:r>
-              <w:rPr>
-                <w:rFonts w:ascii="Times New Roman" w:hAnsi="Times New Roman" w:cs="Times New Roman"/>
-              </w:rPr>
-              <w:t>-0.4</w:t>
-            </w:r>
-          </w:p>
-        </w:tc>
-        <w:tc>
-          <w:tcPr>
-            <w:tcW w:w="1984" w:type="dxa"/>
-            <w:vAlign w:val="center"/>
-          </w:tcPr>
-          <w:p>
-            <w:pPr>
-              <w:spacing w:line="276" w:lineRule="auto"/>
-              <w:jc w:val="center"/>
-              <w:rPr>
-                <w:rFonts w:ascii="Times New Roman" w:hAnsi="Times New Roman" w:cs="Times New Roman"/>
-              </w:rPr>
-            </w:pPr>
-            <w:r>
-              <w:rPr>
-                <w:rFonts w:ascii="Times New Roman" w:hAnsi="Times New Roman" w:cs="Times New Roman"/>
-              </w:rPr>
-              <w:t>−26.3</w:t>
-            </w:r>
-          </w:p>
-        </w:tc>
-      </w:tr>
-      <w:tr>
-        <w:trPr>
-          <w:jc w:val="center"/>
-        </w:trPr>
-        <w:tc>
-          <w:tcPr>
-            <w:tcW w:w="846" w:type="dxa"/>
-            <w:vAlign w:val="center"/>
-          </w:tcPr>
-          <w:p>
-            <w:pPr>
-              <w:spacing w:line="276" w:lineRule="auto"/>
-              <w:jc w:val="center"/>
-              <w:rPr>
-                <w:rFonts w:ascii="Times New Roman" w:hAnsi="Times New Roman" w:cs="Times New Roman"/>
-              </w:rPr>
-            </w:pPr>
-            <w:r>
-              <w:rPr>
-                <w:rFonts w:ascii="Times New Roman" w:hAnsi="Times New Roman" w:cs="Times New Roman"/>
-              </w:rPr>
-              <w:t>0.0</w:t>
-            </w:r>
-          </w:p>
-        </w:tc>
-        <w:tc>
-          <w:tcPr>
-            <w:tcW w:w="1276" w:type="dxa"/>
-            <w:vAlign w:val="center"/>
-          </w:tcPr>
-          <w:p>
-            <w:pPr>
-              <w:spacing w:line="276" w:lineRule="auto"/>
-              <w:jc w:val="center"/>
-              <w:rPr>
-                <w:rFonts w:ascii="Times New Roman" w:hAnsi="Times New Roman" w:cs="Times New Roman"/>
-              </w:rPr>
-            </w:pPr>
-            <w:r>
-              <w:rPr>
-                <w:rFonts w:ascii="Times New Roman" w:hAnsi="Times New Roman" w:cs="Times New Roman"/>
-              </w:rPr>
-              <w:t>ali</w:t>
-            </w:r>
-          </w:p>
-        </w:tc>
-        <w:tc>
-          <w:tcPr>
-            <w:tcW w:w="1275" w:type="dxa"/>
-            <w:vAlign w:val="center"/>
-          </w:tcPr>
-          <w:p>
-            <w:pPr>
-              <w:spacing w:line="276" w:lineRule="auto"/>
-              <w:jc w:val="center"/>
-              <w:rPr>
-                <w:rFonts w:ascii="Times New Roman" w:hAnsi="Times New Roman" w:cs="Times New Roman"/>
-              </w:rPr>
-            </w:pPr>
-            <w:r>
-              <w:rPr>
-                <w:rFonts w:ascii="Times New Roman" w:hAnsi="Times New Roman" w:cs="Times New Roman"/>
-              </w:rPr>
-              <w:t>-5.0</w:t>
-            </w:r>
-          </w:p>
-        </w:tc>
-        <w:tc>
-          <w:tcPr>
-            <w:tcW w:w="1985" w:type="dxa"/>
-            <w:vAlign w:val="center"/>
-          </w:tcPr>
-          <w:p>
-            <w:pPr>
-              <w:spacing w:line="276" w:lineRule="auto"/>
-              <w:jc w:val="center"/>
-              <w:rPr>
-                <w:rFonts w:ascii="Times New Roman" w:hAnsi="Times New Roman" w:cs="Times New Roman"/>
-              </w:rPr>
-            </w:pPr>
-            <w:r>
-              <w:rPr>
-                <w:rFonts w:ascii="Times New Roman" w:hAnsi="Times New Roman" w:cs="Times New Roman"/>
-              </w:rPr>
-              <w:t>−48.2</w:t>
-            </w:r>
-          </w:p>
-        </w:tc>
-        <w:tc>
-          <w:tcPr>
-            <w:tcW w:w="1984" w:type="dxa"/>
-            <w:vAlign w:val="center"/>
-          </w:tcPr>
-          <w:p>
-            <w:pPr>
-              <w:spacing w:line="276" w:lineRule="auto"/>
-              <w:jc w:val="center"/>
-              <w:rPr>
-                <w:rFonts w:ascii="Times New Roman" w:hAnsi="Times New Roman" w:cs="Times New Roman"/>
-              </w:rPr>
-            </w:pPr>
-            <w:r>
-              <w:rPr>
-                <w:rFonts w:ascii="Times New Roman" w:hAnsi="Times New Roman" w:cs="Times New Roman"/>
-              </w:rPr>
-              <w:t>−12.8</w:t>
-            </w:r>
-          </w:p>
-        </w:tc>
-      </w:tr>
-      <w:tr>
-        <w:trPr>
-          <w:jc w:val="center"/>
-        </w:trPr>
-        <w:tc>
-          <w:tcPr>
-            <w:tcW w:w="846" w:type="dxa"/>
-            <w:vAlign w:val="center"/>
-          </w:tcPr>
-          <w:p>
-            <w:pPr>
-              <w:spacing w:line="276" w:lineRule="auto"/>
-              <w:jc w:val="center"/>
-              <w:rPr>
-                <w:rFonts w:ascii="Times New Roman" w:hAnsi="Times New Roman" w:cs="Times New Roman"/>
-              </w:rPr>
-            </w:pPr>
-            <w:r>
-              <w:rPr>
-                <w:rFonts w:ascii="Times New Roman" w:hAnsi="Times New Roman" w:cs="Times New Roman"/>
-              </w:rPr>
-              <w:t>0.5</w:t>
-            </w:r>
-          </w:p>
-        </w:tc>
-        <w:tc>
-          <w:tcPr>
-            <w:tcW w:w="1276" w:type="dxa"/>
-            <w:vAlign w:val="center"/>
-          </w:tcPr>
-          <w:p>
-            <w:pPr>
-              <w:spacing w:line="276" w:lineRule="auto"/>
-              <w:jc w:val="center"/>
-              <w:rPr>
-                <w:rFonts w:ascii="Times New Roman" w:hAnsi="Times New Roman" w:cs="Times New Roman"/>
-              </w:rPr>
-            </w:pPr>
-            <w:r>
-              <w:rPr>
-                <w:rFonts w:ascii="Times New Roman" w:hAnsi="Times New Roman" w:cs="Times New Roman"/>
-              </w:rPr>
-              <w:t>philly</w:t>
-            </w:r>
-          </w:p>
-        </w:tc>
-        <w:tc>
-          <w:tcPr>
-            <w:tcW w:w="1275" w:type="dxa"/>
-            <w:vAlign w:val="center"/>
-          </w:tcPr>
-          <w:p>
-            <w:pPr>
-              <w:spacing w:line="276" w:lineRule="auto"/>
-              <w:jc w:val="center"/>
-              <w:rPr>
-                <w:rFonts w:ascii="Times New Roman" w:hAnsi="Times New Roman" w:cs="Times New Roman"/>
-              </w:rPr>
-            </w:pPr>
-            <w:r>
-              <w:rPr>
-                <w:rFonts w:ascii="Times New Roman" w:hAnsi="Times New Roman" w:cs="Times New Roman"/>
-              </w:rPr>
-              <w:t>-7.4</w:t>
-            </w:r>
-          </w:p>
-        </w:tc>
-        <w:tc>
-          <w:tcPr>
-            <w:tcW w:w="1985" w:type="dxa"/>
-            <w:vAlign w:val="center"/>
-          </w:tcPr>
-          <w:p>
-            <w:pPr>
-              <w:spacing w:line="276" w:lineRule="auto"/>
-              <w:jc w:val="center"/>
-              <w:rPr>
-                <w:rFonts w:ascii="Times New Roman" w:hAnsi="Times New Roman" w:cs="Times New Roman"/>
-              </w:rPr>
-            </w:pPr>
-            <w:r>
-              <w:rPr>
-                <w:rFonts w:ascii="Times New Roman" w:hAnsi="Times New Roman" w:cs="Times New Roman"/>
-              </w:rPr>
-              <w:t>-28.9</w:t>
-            </w:r>
-          </w:p>
-        </w:tc>
-        <w:tc>
-          <w:tcPr>
-            <w:tcW w:w="1984" w:type="dxa"/>
-            <w:vAlign w:val="center"/>
-          </w:tcPr>
-          <w:p>
-            <w:pPr>
-              <w:spacing w:line="276" w:lineRule="auto"/>
-              <w:jc w:val="center"/>
-              <w:rPr>
-                <w:rFonts w:ascii="Times New Roman" w:hAnsi="Times New Roman" w:cs="Times New Roman"/>
-                <w:b/>
-                <w:bCs/>
-              </w:rPr>
-            </w:pPr>
-            <w:r>
-              <w:rPr>
-                <w:rFonts w:ascii="Times New Roman" w:hAnsi="Times New Roman" w:cs="Times New Roman"/>
-                <w:b/>
-                <w:bCs/>
-              </w:rPr>
-              <w:t>-3.3</w:t>
-            </w:r>
-          </w:p>
-        </w:tc>
-      </w:tr>
-      <w:tr>
-        <w:trPr>
-          <w:jc w:val="center"/>
-        </w:trPr>
-        <w:tc>
-          <w:tcPr>
-            <w:tcW w:w="846" w:type="dxa"/>
-            <w:vAlign w:val="center"/>
-          </w:tcPr>
-          <w:p>
-            <w:pPr>
-              <w:spacing w:line="276" w:lineRule="auto"/>
-              <w:jc w:val="center"/>
-              <w:rPr>
-                <w:rFonts w:ascii="Times New Roman" w:hAnsi="Times New Roman" w:cs="Times New Roman"/>
-              </w:rPr>
-            </w:pPr>
-            <w:r>
-              <w:rPr>
-                <w:rFonts w:ascii="Times New Roman" w:hAnsi="Times New Roman" w:cs="Times New Roman"/>
-              </w:rPr>
-              <w:lastRenderedPageBreak/>
-              <w:t>0.5</w:t>
-            </w:r>
-          </w:p>
-        </w:tc>
-        <w:tc>
-          <w:tcPr>
-            <w:tcW w:w="1276" w:type="dxa"/>
-            <w:vAlign w:val="center"/>
-          </w:tcPr>
-          <w:p>
-            <w:pPr>
-              <w:spacing w:line="276" w:lineRule="auto"/>
-              <w:jc w:val="center"/>
-              <w:rPr>
-                <w:rFonts w:ascii="Times New Roman" w:hAnsi="Times New Roman" w:cs="Times New Roman"/>
-              </w:rPr>
-            </w:pPr>
-            <w:r>
-              <w:rPr>
-                <w:rFonts w:ascii="Times New Roman" w:hAnsi="Times New Roman" w:cs="Times New Roman"/>
-              </w:rPr>
-              <w:t>ali</w:t>
-            </w:r>
-          </w:p>
-        </w:tc>
-        <w:tc>
-          <w:tcPr>
-            <w:tcW w:w="1275" w:type="dxa"/>
-            <w:vAlign w:val="center"/>
-          </w:tcPr>
-          <w:p>
-            <w:pPr>
-              <w:spacing w:line="276" w:lineRule="auto"/>
-              <w:jc w:val="center"/>
-              <w:rPr>
-                <w:rFonts w:ascii="Times New Roman" w:hAnsi="Times New Roman" w:cs="Times New Roman"/>
-              </w:rPr>
-            </w:pPr>
-            <w:r>
-              <w:rPr>
-                <w:rFonts w:ascii="Times New Roman" w:hAnsi="Times New Roman" w:cs="Times New Roman"/>
-              </w:rPr>
-              <w:t>-5.6</w:t>
-            </w:r>
-          </w:p>
-        </w:tc>
-        <w:tc>
-          <w:tcPr>
-            <w:tcW w:w="1985" w:type="dxa"/>
-            <w:vAlign w:val="center"/>
-          </w:tcPr>
-          <w:p>
-            <w:pPr>
-              <w:spacing w:line="276" w:lineRule="auto"/>
-              <w:jc w:val="center"/>
-              <w:rPr>
-                <w:rFonts w:ascii="Times New Roman" w:hAnsi="Times New Roman" w:cs="Times New Roman"/>
-              </w:rPr>
-            </w:pPr>
-            <w:r>
-              <w:rPr>
-                <w:rFonts w:ascii="Times New Roman" w:hAnsi="Times New Roman" w:cs="Times New Roman"/>
-              </w:rPr>
-              <w:t>-27.6</w:t>
-            </w:r>
-          </w:p>
-        </w:tc>
-        <w:tc>
-          <w:tcPr>
-            <w:tcW w:w="1984" w:type="dxa"/>
-            <w:vAlign w:val="center"/>
-          </w:tcPr>
-          <w:p>
-            <w:pPr>
-              <w:spacing w:line="276" w:lineRule="auto"/>
-              <w:jc w:val="center"/>
-              <w:rPr>
-                <w:rFonts w:ascii="Times New Roman" w:hAnsi="Times New Roman" w:cs="Times New Roman"/>
-                <w:b/>
-                <w:bCs/>
-              </w:rPr>
-            </w:pPr>
-            <w:r>
-              <w:rPr>
-                <w:rFonts w:ascii="Times New Roman" w:hAnsi="Times New Roman" w:cs="Times New Roman"/>
-                <w:b/>
-                <w:bCs/>
-              </w:rPr>
-              <w:t>-1.8</w:t>
-            </w:r>
-          </w:p>
-        </w:tc>
-      </w:tr>
-      <w:tr>
-        <w:trPr>
-          <w:jc w:val="center"/>
-        </w:trPr>
-        <w:tc>
-          <w:tcPr>
-            <w:tcW w:w="846" w:type="dxa"/>
-            <w:vAlign w:val="center"/>
-          </w:tcPr>
-          <w:p>
-            <w:pPr>
-              <w:spacing w:line="276" w:lineRule="auto"/>
-              <w:jc w:val="center"/>
-              <w:rPr>
-                <w:rFonts w:ascii="Times New Roman" w:hAnsi="Times New Roman" w:cs="Times New Roman"/>
-              </w:rPr>
-            </w:pPr>
-            <w:r>
-              <w:rPr>
-                <w:rFonts w:ascii="Times New Roman" w:hAnsi="Times New Roman" w:cs="Times New Roman"/>
-              </w:rPr>
-              <w:t>1.0</w:t>
-            </w:r>
-          </w:p>
-        </w:tc>
-        <w:tc>
-          <w:tcPr>
-            <w:tcW w:w="1276" w:type="dxa"/>
-            <w:vAlign w:val="center"/>
-          </w:tcPr>
-          <w:p>
-            <w:pPr>
-              <w:spacing w:line="276" w:lineRule="auto"/>
-              <w:jc w:val="center"/>
-              <w:rPr>
-                <w:rFonts w:ascii="Times New Roman" w:hAnsi="Times New Roman" w:cs="Times New Roman"/>
-              </w:rPr>
-            </w:pPr>
-            <w:r>
-              <w:rPr>
-                <w:rFonts w:ascii="Times New Roman" w:hAnsi="Times New Roman" w:cs="Times New Roman"/>
-              </w:rPr>
-              <w:t>philly</w:t>
-            </w:r>
-          </w:p>
-        </w:tc>
-        <w:tc>
-          <w:tcPr>
-            <w:tcW w:w="1275" w:type="dxa"/>
-            <w:vAlign w:val="center"/>
-          </w:tcPr>
-          <w:p>
-            <w:pPr>
-              <w:spacing w:line="276" w:lineRule="auto"/>
-              <w:jc w:val="center"/>
-              <w:rPr>
-                <w:rFonts w:ascii="Times New Roman" w:hAnsi="Times New Roman" w:cs="Times New Roman"/>
-              </w:rPr>
-            </w:pPr>
-            <w:r>
-              <w:rPr>
-                <w:rFonts w:ascii="Times New Roman" w:hAnsi="Times New Roman" w:cs="Times New Roman"/>
-              </w:rPr>
-              <w:t>-26.4</w:t>
-            </w:r>
-          </w:p>
-        </w:tc>
-        <w:tc>
-          <w:tcPr>
-            <w:tcW w:w="1985" w:type="dxa"/>
-            <w:vAlign w:val="center"/>
-          </w:tcPr>
-          <w:p>
-            <w:pPr>
-              <w:spacing w:line="276" w:lineRule="auto"/>
-              <w:jc w:val="center"/>
-              <w:rPr>
-                <w:rFonts w:ascii="Times New Roman" w:hAnsi="Times New Roman" w:cs="Times New Roman"/>
-              </w:rPr>
-            </w:pPr>
-            <w:r>
-              <w:rPr>
-                <w:rFonts w:ascii="Times New Roman" w:hAnsi="Times New Roman" w:cs="Times New Roman"/>
-              </w:rPr>
-              <w:t>-17.9</w:t>
-            </w:r>
-          </w:p>
-        </w:tc>
-        <w:tc>
-          <w:tcPr>
-            <w:tcW w:w="1984" w:type="dxa"/>
-            <w:vAlign w:val="center"/>
-          </w:tcPr>
-          <w:p>
-            <w:pPr>
-              <w:spacing w:line="276" w:lineRule="auto"/>
-              <w:jc w:val="center"/>
-              <w:rPr>
-                <w:rFonts w:ascii="Times New Roman" w:hAnsi="Times New Roman" w:cs="Times New Roman"/>
-              </w:rPr>
-            </w:pPr>
-            <w:r>
-              <w:rPr>
-                <w:rFonts w:ascii="Times New Roman" w:hAnsi="Times New Roman" w:cs="Times New Roman"/>
-              </w:rPr>
-              <w:t>-</w:t>
-            </w:r>
-            <w:r>
-              <w:rPr>
-                <w:rFonts w:ascii="Times New Roman" w:hAnsi="Times New Roman" w:cs="Times New Roman"/>
-                <w:b/>
-                <w:bCs/>
-              </w:rPr>
-              <w:t>10.2</w:t>
-            </w:r>
-          </w:p>
-        </w:tc>
-      </w:tr>
-      <w:tr>
-        <w:trPr>
-          <w:jc w:val="center"/>
-        </w:trPr>
-        <w:tc>
-          <w:tcPr>
-            <w:tcW w:w="846" w:type="dxa"/>
-            <w:vAlign w:val="center"/>
-          </w:tcPr>
-          <w:p>
-            <w:pPr>
-              <w:spacing w:line="276" w:lineRule="auto"/>
-              <w:jc w:val="center"/>
-              <w:rPr>
-                <w:rFonts w:ascii="Times New Roman" w:hAnsi="Times New Roman" w:cs="Times New Roman"/>
-              </w:rPr>
-            </w:pPr>
-            <w:r>
-              <w:rPr>
-                <w:rFonts w:ascii="Times New Roman" w:hAnsi="Times New Roman" w:cs="Times New Roman"/>
-              </w:rPr>
-              <w:t>1.0</w:t>
-            </w:r>
-          </w:p>
-        </w:tc>
-        <w:tc>
-          <w:tcPr>
-            <w:tcW w:w="1276" w:type="dxa"/>
-            <w:vAlign w:val="center"/>
-          </w:tcPr>
-          <w:p>
-            <w:pPr>
-              <w:spacing w:line="276" w:lineRule="auto"/>
-              <w:jc w:val="center"/>
-              <w:rPr>
-                <w:rFonts w:ascii="Times New Roman" w:hAnsi="Times New Roman" w:cs="Times New Roman"/>
-              </w:rPr>
-            </w:pPr>
-            <w:r>
-              <w:rPr>
-                <w:rFonts w:ascii="Times New Roman" w:hAnsi="Times New Roman" w:cs="Times New Roman"/>
-              </w:rPr>
-              <w:t>ali</w:t>
-            </w:r>
-          </w:p>
-        </w:tc>
-        <w:tc>
-          <w:tcPr>
-            <w:tcW w:w="1275" w:type="dxa"/>
-            <w:vAlign w:val="center"/>
-          </w:tcPr>
-          <w:p>
-            <w:pPr>
-              <w:spacing w:line="276" w:lineRule="auto"/>
-              <w:jc w:val="center"/>
-              <w:rPr>
-                <w:rFonts w:ascii="Times New Roman" w:hAnsi="Times New Roman" w:cs="Times New Roman"/>
-              </w:rPr>
-            </w:pPr>
-            <w:r>
-              <w:rPr>
-                <w:rFonts w:ascii="Times New Roman" w:hAnsi="Times New Roman" w:cs="Times New Roman"/>
-              </w:rPr>
-              <w:t>-17.8</w:t>
-            </w:r>
-          </w:p>
-        </w:tc>
-        <w:tc>
-          <w:tcPr>
-            <w:tcW w:w="1985" w:type="dxa"/>
-            <w:vAlign w:val="center"/>
-          </w:tcPr>
-          <w:p>
-            <w:pPr>
-              <w:spacing w:line="276" w:lineRule="auto"/>
-              <w:jc w:val="center"/>
-              <w:rPr>
-                <w:rFonts w:ascii="Times New Roman" w:hAnsi="Times New Roman" w:cs="Times New Roman"/>
-              </w:rPr>
-            </w:pPr>
-            <w:r>
-              <w:rPr>
-                <w:rFonts w:ascii="Times New Roman" w:hAnsi="Times New Roman" w:cs="Times New Roman"/>
-              </w:rPr>
-              <w:t>-26.6</w:t>
-            </w:r>
-          </w:p>
-        </w:tc>
-        <w:tc>
-          <w:tcPr>
-            <w:tcW w:w="1984" w:type="dxa"/>
-            <w:vAlign w:val="center"/>
-          </w:tcPr>
-          <w:p>
-            <w:pPr>
-              <w:spacing w:line="276" w:lineRule="auto"/>
-              <w:jc w:val="center"/>
-              <w:rPr>
-                <w:rFonts w:ascii="Times New Roman" w:hAnsi="Times New Roman" w:cs="Times New Roman"/>
-              </w:rPr>
-            </w:pPr>
-            <w:r>
-              <w:rPr>
-                <w:rFonts w:ascii="Times New Roman" w:hAnsi="Times New Roman" w:cs="Times New Roman"/>
-              </w:rPr>
-              <w:t>-30.3</w:t>
-            </w:r>
-          </w:p>
-        </w:tc>
-      </w:tr>
-    </w:tbl>
-    <w:p>
-      <w:pPr>
-        <w:spacing w:line="276" w:lineRule="auto"/>
-        <w:jc w:val="both"/>
-        <w:rPr>
-          <w:rFonts w:ascii="Times New Roman" w:hAnsi="Times New Roman" w:cs="Times New Roman"/>
-        </w:rPr>
-      </w:pPr>
-    </w:p>
-    <w:p>
-      <w:pPr>
-        <w:pStyle w:val="3"/>
-        <w:rPr>
-          <w:rFonts w:ascii="Times New Roman" w:hAnsi="Times New Roman" w:cs="Times New Roman"/>
-        </w:rPr>
-      </w:pPr>
-      <w:bookmarkStart w:id="29" w:name="_Toc232697196"/>
-      <w:r>
-        <w:rPr>
-          <w:rFonts w:ascii="Times New Roman" w:hAnsi="Times New Roman" w:cs="Times New Roman"/>
-        </w:rPr>
-        <w:t>4.2.3</w:t>
-      </w:r>
-      <w:r>
-        <w:rPr>
-          <w:rFonts w:ascii="Times New Roman" w:hAnsi="Times New Roman" w:cs="Times New Roman"/>
-        </w:rPr>
-        <w:t xml:space="preserve">　實機</w:t>
-      </w:r>
-      <w:r>
-        <w:rPr>
-          <w:rFonts w:ascii="Times New Roman" w:hAnsi="Times New Roman" w:cs="Times New Roman"/>
-        </w:rPr>
-        <w:t>A/B</w:t>
-      </w:r>
-      <w:r>
-        <w:rPr>
-          <w:rFonts w:ascii="Times New Roman" w:hAnsi="Times New Roman" w:cs="Times New Roman"/>
-        </w:rPr>
-        <w:t>測試結果</w:t>
-      </w:r>
-      <w:bookmarkEnd w:id="29"/>
-      <w:r>
-        <w:rPr>
-          <w:rFonts w:ascii="Times New Roman" w:hAnsi="Times New Roman" w:cs="Times New Roman"/>
-        </w:rPr>
-        <w:t xml:space="preserve"> </w:t>
-      </w:r>
-    </w:p>
-    <w:p>
-      <w:pPr>
-        <w:spacing w:line="276" w:lineRule="auto"/>
-        <w:jc w:val="both"/>
-        <w:rPr>
-          <w:rFonts w:ascii="Times New Roman" w:hAnsi="Times New Roman" w:cs="Times New Roman"/>
-        </w:rPr>
-      </w:pPr>
-      <w:r>
-        <w:rPr>
           <w:rFonts w:ascii="Times New Roman" w:hAnsi="Times New Roman" w:cs="Times New Roman"/>
         </w:rPr>
         <w:t xml:space="preserve">　　在</w:t>
       </w:r>
       <w:r>
         <w:rPr>
-          <w:rFonts w:ascii="Times New Roman" w:hAnsi="Times New Roman" w:cs="Times New Roman" w:hint="eastAsia"/>
+          <w:rFonts w:ascii="Times New Roman" w:hAnsi="Times New Roman" w:cs="Times New Roman"/>
         </w:rPr>
         <w:t>實機</w:t>
       </w:r>
@@ -14125,7 +12082,7 @@
       </w:r>
       <w:r>
         <w:rPr>
-          <w:rFonts w:ascii="Times New Roman" w:hAnsi="Times New Roman" w:cs="Times New Roman" w:hint="eastAsia"/>
+          <w:rFonts w:ascii="Times New Roman" w:hAnsi="Times New Roman" w:cs="Times New Roman"/>
         </w:rPr>
         <w:t>四種排程方法</w:t>
       </w:r>
@@ -14133,35 +12090,23 @@
         <w:rPr>
           <w:rFonts w:ascii="Times New Roman" w:hAnsi="Times New Roman" w:cs="Times New Roman"/>
         </w:rPr>
-        <w:t>的差異</w:t>
-      </w:r>
-      <w:r>
-        <w:rPr>
-          <w:rFonts w:ascii="Times New Roman" w:hAnsi="Times New Roman" w:cs="Times New Roman" w:hint="eastAsia"/>
-        </w:rPr>
-        <w:t>，結果</w:t>
-      </w:r>
-      <w:r>
-        <w:rPr>
-          <w:rFonts w:ascii="Times New Roman" w:hAnsi="Times New Roman" w:cs="Times New Roman"/>
-        </w:rPr>
-        <w:t>三個</w:t>
-      </w:r>
-      <w:r>
-        <w:rPr>
-          <w:rFonts w:ascii="Times New Roman" w:hAnsi="Times New Roman" w:cs="Times New Roman" w:hint="eastAsia"/>
+        <w:t>的差異，結果三個</w:t>
+      </w:r>
+      <w:r>
+        <w:rPr>
+          <w:rFonts w:ascii="Times New Roman" w:hAnsi="Times New Roman" w:cs="Times New Roman"/>
         </w:rPr>
         <w:t>DRL</w:t>
       </w:r>
       <w:r>
         <w:rPr>
-          <w:rFonts w:ascii="Times New Roman" w:hAnsi="Times New Roman" w:cs="Times New Roman" w:hint="eastAsia"/>
+          <w:rFonts w:ascii="Times New Roman" w:hAnsi="Times New Roman" w:cs="Times New Roman"/>
         </w:rPr>
         <w:t>演算法仍無法戰勝啟發式</w:t>
       </w:r>
       <w:r>
         <w:rPr>
-          <w:rFonts w:ascii="Times New Roman" w:hAnsi="Times New Roman" w:cs="Times New Roman" w:hint="eastAsia"/>
+          <w:rFonts w:ascii="Times New Roman" w:hAnsi="Times New Roman" w:cs="Times New Roman"/>
         </w:rPr>
         <w:t>策略</w:t>
       </w:r>
@@ -14173,19 +12118,19 @@
       </w:r>
       <w:r>
         <w:rPr>
-          <w:rFonts w:ascii="Times New Roman" w:hAnsi="Times New Roman" w:cs="Times New Roman" w:hint="eastAsia"/>
+          <w:rFonts w:ascii="Times New Roman" w:hAnsi="Times New Roman" w:cs="Times New Roman"/>
         </w:rPr>
         <w:t>從</w:t>
       </w:r>
       <w:r>
         <w:rPr>
-          <w:rFonts w:ascii="Times New Roman" w:hAnsi="Times New Roman" w:cs="Times New Roman" w:hint="eastAsia"/>
+          <w:rFonts w:ascii="Times New Roman" w:hAnsi="Times New Roman" w:cs="Times New Roman"/>
         </w:rPr>
         <w:t>MPS</w:t>
       </w:r>
       <w:r>
         <w:rPr>
-          <w:rFonts w:ascii="Times New Roman" w:hAnsi="Times New Roman" w:cs="Times New Roman" w:hint="eastAsia"/>
+          <w:rFonts w:ascii="Times New Roman" w:hAnsi="Times New Roman" w:cs="Times New Roman"/>
         </w:rPr>
         <w:t>資源需求的角度來看，</w:t>
       </w:r>
@@ -14239,45 +12184,39 @@
       </w:r>
       <w:r>
         <w:rPr>
-          <w:rFonts w:ascii="Times New Roman" w:hAnsi="Times New Roman" w:cs="Times New Roman" w:hint="eastAsia"/>
+          <w:rFonts w:ascii="Times New Roman" w:hAnsi="Times New Roman" w:cs="Times New Roman"/>
         </w:rPr>
         <w:t>，</w:t>
       </w:r>
       <w:r>
         <w:rPr>
-          <w:rFonts w:ascii="Times New Roman" w:hAnsi="Times New Roman" w:cs="Times New Roman" w:hint="eastAsia"/>
+          <w:rFonts w:ascii="Times New Roman" w:hAnsi="Times New Roman" w:cs="Times New Roman"/>
         </w:rPr>
         <w:t>發現</w:t>
       </w:r>
       <w:r>
         <w:rPr>
-          <w:rFonts w:ascii="Times New Roman" w:hAnsi="Times New Roman" w:cs="Times New Roman" w:hint="eastAsia"/>
+          <w:rFonts w:ascii="Times New Roman" w:hAnsi="Times New Roman" w:cs="Times New Roman"/>
         </w:rPr>
         <w:t>資源需求大的工作主宰</w:t>
       </w:r>
       <w:r>
         <w:rPr>
-          <w:rFonts w:ascii="Times New Roman" w:hAnsi="Times New Roman" w:cs="Times New Roman" w:hint="eastAsia"/>
+          <w:rFonts w:ascii="Times New Roman" w:hAnsi="Times New Roman" w:cs="Times New Roman"/>
         </w:rPr>
         <w:t>JCT</w:t>
       </w:r>
       <w:r>
         <w:rPr>
-          <w:rFonts w:ascii="Times New Roman" w:hAnsi="Times New Roman" w:cs="Times New Roman" w:hint="eastAsia"/>
+          <w:rFonts w:ascii="Times New Roman" w:hAnsi="Times New Roman" w:cs="Times New Roman"/>
         </w:rPr>
         <w:t>。</w:t>
       </w:r>
       <w:r>
         <w:rPr>
-          <w:rFonts w:ascii="Times New Roman" w:hAnsi="Times New Roman" w:cs="Times New Roman" w:hint="eastAsia"/>
-        </w:rPr>
-        <w:t>也就是說，</w:t>
-      </w:r>
-      <w:r>
-        <w:rPr>
-          <w:rFonts w:ascii="Times New Roman" w:hAnsi="Times New Roman" w:cs="Times New Roman"/>
-        </w:rPr>
-        <w:t>在有異質</w:t>
+          <w:rFonts w:ascii="Times New Roman" w:hAnsi="Times New Roman" w:cs="Times New Roman"/>
+        </w:rPr>
+        <w:t>也就是說，在有異質</w:t>
       </w:r>
       <w:r>
         <w:rPr>
@@ -14301,17 +12240,11 @@
         <w:rPr>
           <w:rFonts w:ascii="Times New Roman" w:hAnsi="Times New Roman" w:cs="Times New Roman"/>
         </w:rPr>
-        <w:t>有沒有放對</w:t>
-      </w:r>
-      <w:r>
-        <w:rPr>
-          <w:rFonts w:ascii="Times New Roman" w:hAnsi="Times New Roman" w:cs="Times New Roman" w:hint="eastAsia"/>
-        </w:rPr>
-        <w:t>」</w:t>
-      </w:r>
-      <w:r>
-        <w:rPr>
-          <w:rFonts w:ascii="Times New Roman" w:hAnsi="Times New Roman" w:cs="Times New Roman" w:hint="eastAsia"/>
+        <w:t>有沒有放對」</w:t>
+      </w:r>
+      <w:r>
+        <w:rPr>
+          <w:rFonts w:ascii="Times New Roman" w:hAnsi="Times New Roman" w:cs="Times New Roman"/>
         </w:rPr>
         <w:t>。</w:t>
       </w:r>
@@ -14386,7 +12319,7 @@
             </w:pPr>
             <w:r>
               <w:rPr>
-                <w:rFonts w:ascii="Times New Roman" w:hAnsi="Times New Roman" w:cs="Times New Roman" w:hint="eastAsia"/>
+                <w:rFonts w:ascii="Times New Roman" w:hAnsi="Times New Roman" w:cs="Times New Roman"/>
                 <w:b/>
                 <w:bCs/>
               </w:rPr>
@@ -14443,15 +12376,7 @@
                 <w:b/>
                 <w:bCs/>
               </w:rPr>
-              <w:t>Δ</w:t>
-            </w:r>
-            <w:r>
-              <w:rPr>
-                <w:rFonts w:ascii="Times New Roman" w:hAnsi="Times New Roman" w:cs="Times New Roman" w:hint="eastAsia"/>
-                <w:b/>
-                <w:bCs/>
-              </w:rPr>
-              <w:t>CVaR</w:t>
+              <w:t>ΔCVaR</w:t>
             </w:r>
             <w:proofErr w:type="spellEnd"/>
             <w:r>
@@ -14511,7 +12436,7 @@
             </w:pPr>
             <w:r>
               <w:rPr>
-                <w:rFonts w:ascii="Times New Roman" w:hAnsi="Times New Roman" w:cs="Times New Roman" w:hint="eastAsia"/>
+                <w:rFonts w:ascii="Times New Roman" w:hAnsi="Times New Roman" w:cs="Times New Roman"/>
               </w:rPr>
               <w:t>Score</w:t>
             </w:r>
@@ -14553,7 +12478,7 @@
             </w:pPr>
             <w:r>
               <w:rPr>
-                <w:rFonts w:ascii="Times New Roman" w:hAnsi="Times New Roman" w:cs="Times New Roman" w:hint="eastAsia"/>
+                <w:rFonts w:ascii="Times New Roman" w:hAnsi="Times New Roman" w:cs="Times New Roman"/>
               </w:rPr>
               <w:t>-</w:t>
             </w:r>
@@ -14574,7 +12499,7 @@
             </w:pPr>
             <w:r>
               <w:rPr>
-                <w:rFonts w:ascii="Times New Roman" w:hAnsi="Times New Roman" w:cs="Times New Roman" w:hint="eastAsia"/>
+                <w:rFonts w:ascii="Times New Roman" w:hAnsi="Times New Roman" w:cs="Times New Roman"/>
               </w:rPr>
               <w:t>-</w:t>
             </w:r>
@@ -14622,7 +12547,7 @@
             </w:pPr>
             <w:r>
               <w:rPr>
-                <w:rFonts w:ascii="Times New Roman" w:hAnsi="Times New Roman" w:cs="Times New Roman" w:hint="eastAsia"/>
+                <w:rFonts w:ascii="Times New Roman" w:hAnsi="Times New Roman" w:cs="Times New Roman"/>
               </w:rPr>
               <w:t>SAC</w:t>
             </w:r>
@@ -14733,7 +12658,7 @@
             </w:pPr>
             <w:r>
               <w:rPr>
-                <w:rFonts w:ascii="Times New Roman" w:hAnsi="Times New Roman" w:cs="Times New Roman" w:hint="eastAsia"/>
+                <w:rFonts w:ascii="Times New Roman" w:hAnsi="Times New Roman" w:cs="Times New Roman"/>
               </w:rPr>
               <w:t>RDSAC-mean</w:t>
             </w:r>
@@ -14844,14 +12769,14 @@
             </w:pPr>
             <w:r>
               <w:rPr>
-                <w:rFonts w:ascii="Times New Roman" w:hAnsi="Times New Roman" w:cs="Times New Roman" w:hint="eastAsia"/>
+                <w:rFonts w:ascii="Times New Roman" w:hAnsi="Times New Roman" w:cs="Times New Roman"/>
               </w:rPr>
               <w:t>RDSAC-</w:t>
             </w:r>
             <w:proofErr w:type="spellStart"/>
             <w:r>
               <w:rPr>
-                <w:rFonts w:ascii="Times New Roman" w:hAnsi="Times New Roman" w:cs="Times New Roman" w:hint="eastAsia"/>
+                <w:rFonts w:ascii="Times New Roman" w:hAnsi="Times New Roman" w:cs="Times New Roman"/>
               </w:rPr>
               <w:t>cvar</w:t>
             </w:r>
@@ -14960,7 +12885,7 @@
       </w:r>
       <w:r>
         <w:rPr>
-          <w:rFonts w:ascii="Times New Roman" w:hAnsi="Times New Roman" w:cs="Times New Roman" w:hint="eastAsia"/>
+          <w:rFonts w:ascii="Times New Roman" w:hAnsi="Times New Roman" w:cs="Times New Roman"/>
         </w:rPr>
         <w:t>3</w:t>
       </w:r>
@@ -14988,7 +12913,7 @@
           <w:rFonts w:ascii="Times New Roman" w:hAnsi="Times New Roman" w:cs="Times New Roman"/>
         </w:rPr>
       </w:pPr>
-      <w:bookmarkStart w:id="30" w:name="_Toc232697197"/>
+      <w:bookmarkStart w:id="29" w:name="_Toc232978499"/>
       <w:r>
         <w:rPr>
           <w:rFonts w:ascii="Times New Roman" w:hAnsi="Times New Roman" w:cs="Times New Roman"/>
@@ -15001,7 +12926,7 @@
         </w:rPr>
         <w:t xml:space="preserve">　結論</w:t>
       </w:r>
-      <w:bookmarkEnd w:id="30"/>
+      <w:bookmarkEnd w:id="29"/>
     </w:p>
     <w:p>
       <w:pPr>
@@ -15043,12 +12968,14 @@
         </w:rPr>
         <w:t>客製化</w:t>
       </w:r>
+      <w:proofErr w:type="spellStart"/>
       <w:r>
         <w:rPr>
           <w:rFonts w:ascii="Times New Roman" w:hAnsi="Times New Roman" w:cs="Times New Roman"/>
         </w:rPr>
         <w:t>Slurm</w:t>
       </w:r>
+      <w:proofErr w:type="spellEnd"/>
       <w:r>
         <w:rPr>
           <w:rFonts w:ascii="Times New Roman" w:hAnsi="Times New Roman" w:cs="Times New Roman"/>
@@ -15071,37 +12998,25 @@
       </w:pPr>
       <w:r>
         <w:rPr>
-          <w:rFonts w:ascii="Times New Roman" w:hAnsi="Times New Roman" w:cs="Times New Roman" w:hint="eastAsia"/>
+          <w:rFonts w:ascii="Times New Roman" w:hAnsi="Times New Roman" w:cs="Times New Roman"/>
         </w:rPr>
         <w:t>實機評估時，沒有任何</w:t>
       </w:r>
       <w:r>
         <w:rPr>
-          <w:rFonts w:ascii="Times New Roman" w:hAnsi="Times New Roman" w:cs="Times New Roman" w:hint="eastAsia"/>
+          <w:rFonts w:ascii="Times New Roman" w:hAnsi="Times New Roman" w:cs="Times New Roman"/>
         </w:rPr>
         <w:t>DRL</w:t>
       </w:r>
       <w:r>
         <w:rPr>
-          <w:rFonts w:ascii="Times New Roman" w:hAnsi="Times New Roman" w:cs="Times New Roman" w:hint="eastAsia"/>
-        </w:rPr>
-        <w:t>演算法</w:t>
-      </w:r>
-      <w:r>
-        <w:rPr>
-          <w:rFonts w:ascii="Times New Roman" w:hAnsi="Times New Roman" w:cs="Times New Roman"/>
-        </w:rPr>
-        <w:t>贏過</w:t>
-      </w:r>
-      <w:r>
-        <w:rPr>
-          <w:rFonts w:ascii="Times New Roman" w:hAnsi="Times New Roman" w:cs="Times New Roman" w:hint="eastAsia"/>
-        </w:rPr>
-        <w:t>啟發式</w:t>
-      </w:r>
-      <w:r>
-        <w:rPr>
-          <w:rFonts w:ascii="Times New Roman" w:hAnsi="Times New Roman" w:cs="Times New Roman" w:hint="eastAsia"/>
+          <w:rFonts w:ascii="Times New Roman" w:hAnsi="Times New Roman" w:cs="Times New Roman"/>
+        </w:rPr>
+        <w:t>演算法贏過啟發式</w:t>
+      </w:r>
+      <w:r>
+        <w:rPr>
+          <w:rFonts w:ascii="Times New Roman" w:hAnsi="Times New Roman" w:cs="Times New Roman"/>
         </w:rPr>
         <w:t>score</w:t>
       </w:r>
@@ -15128,11 +13043,12 @@
           <w:rFonts w:ascii="Times New Roman" w:hAnsi="Times New Roman" w:cs="Times New Roman"/>
         </w:rPr>
       </w:pPr>
-      <w:bookmarkStart w:id="31" w:name="_Toc232697198"/>
-      <w:r>
-        <w:rPr>
-          <w:rFonts w:ascii="Times New Roman" w:hAnsi="Times New Roman" w:cs="Times New Roman"/>
-        </w:rPr>
+      <w:bookmarkStart w:id="30" w:name="_Toc232978500"/>
+      <w:r>
+        <w:rPr>
+          <w:rFonts w:ascii="Times New Roman" w:hAnsi="Times New Roman" w:cs="Times New Roman"/>
+        </w:rPr>
+        <w:lastRenderedPageBreak/>
         <w:t>4.4</w:t>
       </w:r>
       <w:r>
@@ -15141,7 +13057,7 @@
         </w:rPr>
         <w:t xml:space="preserve">　後續改進</w:t>
       </w:r>
-      <w:bookmarkEnd w:id="31"/>
+      <w:bookmarkEnd w:id="30"/>
     </w:p>
     <w:p>
       <w:pPr>
@@ -15154,7 +13070,49 @@
         <w:rPr>
           <w:rFonts w:ascii="Times New Roman" w:hAnsi="Times New Roman" w:cs="Times New Roman"/>
         </w:rPr>
-        <w:t>以下新增幾種實驗來測試模擬特性是否會完全轉移到實機上：</w:t>
+        <w:t>以下</w:t>
+      </w:r>
+      <w:r>
+        <w:rPr>
+          <w:rFonts w:ascii="Times New Roman" w:hAnsi="Times New Roman" w:cs="Times New Roman" w:hint="eastAsia"/>
+        </w:rPr>
+        <w:t>規劃</w:t>
+      </w:r>
+      <w:r>
+        <w:rPr>
+          <w:rFonts w:ascii="Times New Roman" w:hAnsi="Times New Roman" w:cs="Times New Roman"/>
+        </w:rPr>
+        <w:t>幾種</w:t>
+      </w:r>
+      <w:r>
+        <w:rPr>
+          <w:rFonts w:ascii="Times New Roman" w:hAnsi="Times New Roman" w:cs="Times New Roman" w:hint="eastAsia"/>
+        </w:rPr>
+        <w:t>改進措施</w:t>
+      </w:r>
+      <w:r>
+        <w:rPr>
+          <w:rFonts w:ascii="Times New Roman" w:hAnsi="Times New Roman" w:cs="Times New Roman" w:hint="eastAsia"/>
+        </w:rPr>
+        <w:t>增強研究貢獻和訓練</w:t>
+      </w:r>
+      <w:r>
+        <w:rPr>
+          <w:rFonts w:ascii="Times New Roman" w:hAnsi="Times New Roman" w:cs="Times New Roman" w:hint="eastAsia"/>
+        </w:rPr>
+        <w:t>評估</w:t>
+      </w:r>
+      <w:r>
+        <w:rPr>
+          <w:rFonts w:ascii="Times New Roman" w:hAnsi="Times New Roman" w:cs="Times New Roman" w:hint="eastAsia"/>
+        </w:rPr>
+        <w:t>效果</w:t>
+      </w:r>
+      <w:r>
+        <w:rPr>
+          <w:rFonts w:ascii="Times New Roman" w:hAnsi="Times New Roman" w:cs="Times New Roman"/>
+        </w:rPr>
+        <w:t>：</w:t>
       </w:r>
     </w:p>
     <w:p>
@@ -15165,10 +13123,59 @@
           <w:numId w:val="20"/>
         </w:numPr>
         <w:spacing w:line="276" w:lineRule="auto"/>
-        <w:rPr>
-          <w:rFonts w:ascii="Times New Roman" w:hAnsi="Times New Roman" w:cs="Times New Roman"/>
-        </w:rPr>
-      </w:pPr>
+        <w:jc w:val="both"/>
+        <w:rPr>
+          <w:rFonts w:ascii="Times New Roman" w:hAnsi="Times New Roman" w:cs="Times New Roman"/>
+        </w:rPr>
+      </w:pPr>
+      <w:r>
+        <w:rPr>
+          <w:rFonts w:ascii="Times New Roman" w:hAnsi="Times New Roman" w:cs="Times New Roman"/>
+        </w:rPr>
+        <w:t>補強</w:t>
+      </w:r>
+      <w:r>
+        <w:rPr>
+          <w:rFonts w:ascii="Times New Roman" w:hAnsi="Times New Roman" w:cs="Times New Roman"/>
+        </w:rPr>
+        <w:t xml:space="preserve"> baseline</w:t>
+      </w:r>
+      <w:r>
+        <w:rPr>
+          <w:rFonts w:ascii="Times New Roman" w:hAnsi="Times New Roman" w:cs="Times New Roman"/>
+        </w:rPr>
+        <w:t>：補</w:t>
+      </w:r>
+      <w:r>
+        <w:rPr>
+          <w:rFonts w:ascii="Times New Roman" w:hAnsi="Times New Roman" w:cs="Times New Roman" w:hint="eastAsia"/>
+        </w:rPr>
+        <w:t>充</w:t>
+      </w:r>
+      <w:r>
+        <w:rPr>
+          <w:rFonts w:ascii="Times New Roman" w:hAnsi="Times New Roman" w:cs="Times New Roman"/>
+        </w:rPr>
+        <w:t xml:space="preserve">FCFS/SJF/packing </w:t>
+      </w:r>
+      <w:r>
+        <w:rPr>
+          <w:rFonts w:ascii="Times New Roman" w:hAnsi="Times New Roman" w:cs="Times New Roman"/>
+        </w:rPr>
+        <w:t>啟發式與近似上界，讓</w:t>
+      </w:r>
+      <w:r>
+        <w:rPr>
+          <w:rFonts w:ascii="Times New Roman" w:hAnsi="Times New Roman" w:cs="Times New Roman"/>
+        </w:rPr>
+        <w:t>ΔJCT%</w:t>
+      </w:r>
+      <w:r>
+        <w:rPr>
+          <w:rFonts w:ascii="Times New Roman" w:hAnsi="Times New Roman" w:cs="Times New Roman"/>
+        </w:rPr>
+        <w:t>有尺度感。</w:t>
+      </w:r>
     </w:p>
     <w:p>
       <w:pPr>
@@ -15178,16 +13185,83 @@
           <w:numId w:val="20"/>
         </w:numPr>
         <w:spacing w:line="276" w:lineRule="auto"/>
-        <w:rPr>
-          <w:rFonts w:ascii="Times New Roman" w:hAnsi="Times New Roman" w:cs="Times New Roman"/>
-        </w:rPr>
-      </w:pPr>
+        <w:jc w:val="both"/>
+        <w:rPr>
+          <w:rFonts w:ascii="Times New Roman" w:hAnsi="Times New Roman" w:cs="Times New Roman"/>
+        </w:rPr>
+      </w:pPr>
+      <w:r>
+        <w:rPr>
+          <w:rFonts w:ascii="Times New Roman" w:hAnsi="Times New Roman" w:cs="Times New Roman"/>
+        </w:rPr>
+        <w:t>完整</w:t>
+      </w:r>
+      <w:r>
+        <w:rPr>
+          <w:rFonts w:ascii="Times New Roman" w:hAnsi="Times New Roman" w:cs="Times New Roman"/>
+        </w:rPr>
+        <w:t xml:space="preserve"> </w:t>
+      </w:r>
+      <w:proofErr w:type="spellStart"/>
+      <w:r>
+        <w:rPr>
+          <w:rFonts w:ascii="Times New Roman" w:hAnsi="Times New Roman" w:cs="Times New Roman"/>
+        </w:rPr>
+        <w:t>PopArt</w:t>
+      </w:r>
+      <w:proofErr w:type="spellEnd"/>
+      <w:r>
+        <w:rPr>
+          <w:rFonts w:ascii="Times New Roman" w:hAnsi="Times New Roman" w:cs="Times New Roman"/>
+        </w:rPr>
+        <w:t xml:space="preserve"> return normalization</w:t>
+      </w:r>
+      <w:r>
+        <w:rPr>
+          <w:rFonts w:ascii="Times New Roman" w:hAnsi="Times New Roman" w:cs="Times New Roman"/>
+        </w:rPr>
+        <w:t>：取代手調</w:t>
+      </w:r>
+      <w:r>
+        <w:rPr>
+          <w:rFonts w:ascii="Times New Roman" w:hAnsi="Times New Roman" w:cs="Times New Roman" w:hint="eastAsia"/>
+        </w:rPr>
+        <w:t>整</w:t>
+      </w:r>
+      <w:proofErr w:type="spellStart"/>
+      <w:r>
+        <w:rPr>
+          <w:rFonts w:ascii="Times New Roman" w:hAnsi="Times New Roman" w:cs="Times New Roman"/>
+        </w:rPr>
+        <w:t>reward_scale</w:t>
+      </w:r>
+      <w:proofErr w:type="spellEnd"/>
+      <w:r>
+        <w:rPr>
+          <w:rFonts w:ascii="Times New Roman" w:hAnsi="Times New Roman" w:cs="Times New Roman"/>
+        </w:rPr>
+        <w:t>，讓單一</w:t>
+      </w:r>
+      <w:r>
+        <w:rPr>
+          <w:rFonts w:ascii="Times New Roman" w:hAnsi="Times New Roman" w:cs="Times New Roman"/>
+          <w:i/>
+          <w:iCs/>
+        </w:rPr>
+        <w:t>α</w:t>
+      </w:r>
+      <w:r>
+        <w:rPr>
+          <w:rFonts w:ascii="Times New Roman" w:hAnsi="Times New Roman" w:cs="Times New Roman"/>
+        </w:rPr>
+        <w:t>控制器穩定。</w:t>
+      </w:r>
     </w:p>
     <w:p>
       <w:pPr>
         <w:spacing w:line="276" w:lineRule="auto"/>
         <w:rPr>
-          <w:rFonts w:ascii="Times New Roman" w:hAnsi="Times New Roman" w:cs="Times New Roman"/>
+          <w:rFonts w:ascii="Times New Roman" w:hAnsi="Times New Roman" w:cs="Times New Roman" w:hint="eastAsia"/>
         </w:rPr>
       </w:pPr>
     </w:p>
@@ -15198,454 +13272,14 @@
           <w:rFonts w:ascii="Times New Roman" w:hAnsi="Times New Roman" w:cs="Times New Roman"/>
         </w:rPr>
       </w:pPr>
-      <w:r>
-        <w:rPr>
-          <w:rFonts w:ascii="Times New Roman" w:hAnsi="Times New Roman" w:cs="Times New Roman"/>
-        </w:rPr>
-        <w:t>演算法與韌性：</w:t>
-      </w:r>
-    </w:p>
-    <w:p>
-      <w:pPr>
-        <w:pStyle w:val="a4"/>
-        <w:numPr>
-          <w:ilvl w:val="0"/>
-          <w:numId w:val="21"/>
-        </w:numPr>
+    </w:p>
+    <w:p>
+      <w:pPr>
         <w:spacing w:line="276" w:lineRule="auto"/>
         <w:rPr>
           <w:rFonts w:ascii="Times New Roman" w:hAnsi="Times New Roman" w:cs="Times New Roman"/>
         </w:rPr>
       </w:pPr>
-      <w:r>
-        <w:rPr>
-          <w:rFonts w:ascii="Times New Roman" w:hAnsi="Times New Roman" w:cs="Times New Roman"/>
-        </w:rPr>
-        <w:t xml:space="preserve">✓ </w:t>
-      </w:r>
-      <w:r>
-        <w:rPr>
-          <w:rFonts w:ascii="Times New Roman" w:hAnsi="Times New Roman" w:cs="Times New Roman"/>
-        </w:rPr>
-        <w:t>對症改善：</w:t>
-      </w:r>
-      <w:r>
-        <w:rPr>
-          <w:rFonts w:ascii="Times New Roman" w:hAnsi="Times New Roman" w:cs="Times New Roman"/>
-        </w:rPr>
-        <w:t>P1 load-balance reward shaping + P2 return normalization</w:t>
-      </w:r>
-      <w:r>
-        <w:rPr>
-          <w:rFonts w:ascii="Times New Roman" w:hAnsi="Times New Roman" w:cs="Times New Roman"/>
-        </w:rPr>
-        <w:t>（已實作，</w:t>
-      </w:r>
-      <w:r>
-        <w:rPr>
-          <w:rFonts w:ascii="Times New Roman" w:hAnsi="Times New Roman" w:cs="Times New Roman"/>
-        </w:rPr>
-        <w:t>§3.6</w:t>
-      </w:r>
-      <w:r>
-        <w:rPr>
-          <w:rFonts w:ascii="Times New Roman" w:hAnsi="Times New Roman" w:cs="Times New Roman"/>
-        </w:rPr>
-        <w:t>）。</w:t>
-      </w:r>
-      <w:r>
-        <w:rPr>
-          <w:rFonts w:ascii="Times New Roman" w:hAnsi="Times New Roman" w:cs="Times New Roman"/>
-        </w:rPr>
-        <w:t xml:space="preserve">P1 </w:t>
-      </w:r>
-      <w:r>
-        <w:rPr>
-          <w:rFonts w:ascii="Times New Roman" w:hAnsi="Times New Roman" w:cs="Times New Roman"/>
-        </w:rPr>
-        <w:t>以</w:t>
-      </w:r>
-      <w:r>
-        <w:rPr>
-          <w:rFonts w:ascii="Times New Roman" w:hAnsi="Times New Roman" w:cs="Times New Roman"/>
-        </w:rPr>
-        <w:t xml:space="preserve"> potential-based </w:t>
-      </w:r>
-      <w:r>
-        <w:rPr>
-          <w:rFonts w:ascii="Times New Roman" w:hAnsi="Times New Roman" w:cs="Times New Roman"/>
-        </w:rPr>
-        <w:t>節點均衡項（</w:t>
-      </w:r>
-      <w:r>
-        <w:rPr>
-          <w:rFonts w:ascii="Times New Roman" w:hAnsi="Times New Roman" w:cs="Times New Roman"/>
-        </w:rPr>
-        <w:t>balance_coef=5.0</w:t>
-      </w:r>
-      <w:r>
-        <w:rPr>
-          <w:rFonts w:ascii="Times New Roman" w:hAnsi="Times New Roman" w:cs="Times New Roman"/>
-        </w:rPr>
-        <w:t>）導引探索遠離擠單卡退化；</w:t>
-      </w:r>
-      <w:r>
-        <w:rPr>
-          <w:rFonts w:ascii="Times New Roman" w:hAnsi="Times New Roman" w:cs="Times New Roman"/>
-        </w:rPr>
-        <w:t xml:space="preserve">P2 </w:t>
-      </w:r>
-      <w:r>
-        <w:rPr>
-          <w:rFonts w:ascii="Times New Roman" w:hAnsi="Times New Roman" w:cs="Times New Roman"/>
-        </w:rPr>
-        <w:t>以</w:t>
-      </w:r>
-      <w:r>
-        <w:rPr>
-          <w:rFonts w:ascii="Times New Roman" w:hAnsi="Times New Roman" w:cs="Times New Roman"/>
-        </w:rPr>
-        <w:t xml:space="preserve"> running-std PopArt-lite </w:t>
-      </w:r>
-      <w:r>
-        <w:rPr>
-          <w:rFonts w:ascii="Times New Roman" w:hAnsi="Times New Roman" w:cs="Times New Roman"/>
-        </w:rPr>
-        <w:t>取代手調</w:t>
-      </w:r>
-      <w:r>
-        <w:rPr>
-          <w:rFonts w:ascii="Times New Roman" w:hAnsi="Times New Roman" w:cs="Times New Roman"/>
-        </w:rPr>
-        <w:t xml:space="preserve"> reward_scale</w:t>
-      </w:r>
-      <w:r>
-        <w:rPr>
-          <w:rFonts w:ascii="Times New Roman" w:hAnsi="Times New Roman" w:cs="Times New Roman"/>
-        </w:rPr>
-        <w:t>，降低</w:t>
-      </w:r>
-      <w:r>
-        <w:rPr>
-          <w:rFonts w:ascii="Times New Roman" w:hAnsi="Times New Roman" w:cs="Times New Roman"/>
-        </w:rPr>
-        <w:t xml:space="preserve"> seed </w:t>
-      </w:r>
-      <w:r>
-        <w:rPr>
-          <w:rFonts w:ascii="Times New Roman" w:hAnsi="Times New Roman" w:cs="Times New Roman"/>
-        </w:rPr>
-        <w:t>敏感度。結果：</w:t>
-      </w:r>
-      <w:r>
-        <w:rPr>
-          <w:rFonts w:ascii="Times New Roman" w:hAnsi="Times New Roman" w:cs="Times New Roman"/>
-        </w:rPr>
-        <w:t xml:space="preserve">cvar/SAC </w:t>
-      </w:r>
-      <w:r>
-        <w:rPr>
-          <w:rFonts w:ascii="Times New Roman" w:hAnsi="Times New Roman" w:cs="Times New Roman"/>
-        </w:rPr>
-        <w:t>改善</w:t>
-      </w:r>
-      <w:r>
-        <w:rPr>
-          <w:rFonts w:ascii="Times New Roman" w:hAnsi="Times New Roman" w:cs="Times New Roman"/>
-        </w:rPr>
-        <w:t xml:space="preserve"> +19~+31 pts</w:t>
-      </w:r>
-      <w:r>
-        <w:rPr>
-          <w:rFonts w:ascii="Times New Roman" w:hAnsi="Times New Roman" w:cs="Times New Roman"/>
-        </w:rPr>
-        <w:t>、</w:t>
-      </w:r>
-      <w:r>
-        <w:rPr>
-          <w:rFonts w:ascii="Times New Roman" w:hAnsi="Times New Roman" w:cs="Times New Roman"/>
-        </w:rPr>
-        <w:t xml:space="preserve">variance </w:t>
-      </w:r>
-      <w:r>
-        <w:rPr>
-          <w:rFonts w:ascii="Times New Roman" w:hAnsi="Times New Roman" w:cs="Times New Roman"/>
-        </w:rPr>
-        <w:t>收斂（</w:t>
-      </w:r>
-      <w:r>
-        <w:rPr>
-          <w:rFonts w:ascii="Times New Roman" w:hAnsi="Times New Roman" w:cs="Times New Roman"/>
-        </w:rPr>
-        <w:t>cvar philly variance 16→5</w:t>
-      </w:r>
-      <w:r>
-        <w:rPr>
-          <w:rFonts w:ascii="Times New Roman" w:hAnsi="Times New Roman" w:cs="Times New Roman"/>
-        </w:rPr>
-        <w:t>）、過度集中從</w:t>
-      </w:r>
-      <w:r>
-        <w:rPr>
-          <w:rFonts w:ascii="Times New Roman" w:hAnsi="Times New Roman" w:cs="Times New Roman"/>
-        </w:rPr>
-        <w:t xml:space="preserve"> ~89% </w:t>
-      </w:r>
-      <w:r>
-        <w:rPr>
-          <w:rFonts w:ascii="Times New Roman" w:hAnsi="Times New Roman" w:cs="Times New Roman"/>
-        </w:rPr>
-        <w:t>降至</w:t>
-      </w:r>
-      <w:r>
-        <w:rPr>
-          <w:rFonts w:ascii="Times New Roman" w:hAnsi="Times New Roman" w:cs="Times New Roman"/>
-        </w:rPr>
-        <w:t xml:space="preserve"> </w:t>
-      </w:r>
-      <w:r>
-        <w:rPr>
-          <w:rFonts w:ascii="Times New Roman" w:hAnsi="Times New Roman" w:cs="Times New Roman"/>
-        </w:rPr>
-        <w:lastRenderedPageBreak/>
-        <w:t>~71%</w:t>
-      </w:r>
-      <w:r>
-        <w:rPr>
-          <w:rFonts w:ascii="Times New Roman" w:hAnsi="Times New Roman" w:cs="Times New Roman"/>
-        </w:rPr>
-        <w:t>，且首次有</w:t>
-      </w:r>
-      <w:r>
-        <w:rPr>
-          <w:rFonts w:ascii="Times New Roman" w:hAnsi="Times New Roman" w:cs="Times New Roman"/>
-        </w:rPr>
-        <w:t xml:space="preserve"> learned arm </w:t>
-      </w:r>
-      <w:r>
-        <w:rPr>
-          <w:rFonts w:ascii="Times New Roman" w:hAnsi="Times New Roman" w:cs="Times New Roman"/>
-        </w:rPr>
-        <w:t>在</w:t>
-      </w:r>
-      <w:r>
-        <w:rPr>
-          <w:rFonts w:ascii="Times New Roman" w:hAnsi="Times New Roman" w:cs="Times New Roman"/>
-        </w:rPr>
-        <w:t xml:space="preserve"> sim </w:t>
-      </w:r>
-      <w:r>
-        <w:rPr>
-          <w:rFonts w:ascii="Times New Roman" w:hAnsi="Times New Roman" w:cs="Times New Roman"/>
-        </w:rPr>
-        <w:t>贏過</w:t>
-      </w:r>
-      <w:r>
-        <w:rPr>
-          <w:rFonts w:ascii="Times New Roman" w:hAnsi="Times New Roman" w:cs="Times New Roman"/>
-        </w:rPr>
-        <w:t xml:space="preserve"> score</w:t>
-      </w:r>
-      <w:r>
-        <w:rPr>
-          <w:rFonts w:ascii="Times New Roman" w:hAnsi="Times New Roman" w:cs="Times New Roman"/>
-        </w:rPr>
-        <w:t>（</w:t>
-      </w:r>
-      <w:r>
-        <w:rPr>
-          <w:rFonts w:ascii="Times New Roman" w:hAnsi="Times New Roman" w:cs="Times New Roman"/>
-        </w:rPr>
-        <w:t>philly cvar +2.3%</w:t>
-      </w:r>
-      <w:r>
-        <w:rPr>
-          <w:rFonts w:ascii="Times New Roman" w:hAnsi="Times New Roman" w:cs="Times New Roman"/>
-        </w:rPr>
-        <w:t>）。</w:t>
-      </w:r>
-      <w:r>
-        <w:rPr>
-          <w:rFonts w:ascii="Times New Roman" w:hAnsi="Times New Roman" w:cs="Times New Roman"/>
-        </w:rPr>
-        <w:t xml:space="preserve">RDSAC-mean </w:t>
-      </w:r>
-      <w:r>
-        <w:rPr>
-          <w:rFonts w:ascii="Times New Roman" w:hAnsi="Times New Roman" w:cs="Times New Roman"/>
-        </w:rPr>
-        <w:t>退步待查；下一步拿至真實</w:t>
-      </w:r>
-      <w:r>
-        <w:rPr>
-          <w:rFonts w:ascii="Times New Roman" w:hAnsi="Times New Roman" w:cs="Times New Roman"/>
-        </w:rPr>
-        <w:t xml:space="preserve"> CUDA job </w:t>
-      </w:r>
-      <w:r>
-        <w:rPr>
-          <w:rFonts w:ascii="Times New Roman" w:hAnsi="Times New Roman" w:cs="Times New Roman"/>
-        </w:rPr>
-        <w:t>做最終實機驗證。</w:t>
-      </w:r>
-    </w:p>
-    <w:p>
-      <w:pPr>
-        <w:pStyle w:val="a4"/>
-        <w:numPr>
-          <w:ilvl w:val="0"/>
-          <w:numId w:val="21"/>
-        </w:numPr>
-        <w:spacing w:line="276" w:lineRule="auto"/>
-        <w:rPr>
-          <w:rFonts w:ascii="Times New Roman" w:hAnsi="Times New Roman" w:cs="Times New Roman"/>
-        </w:rPr>
-      </w:pPr>
-      <w:r>
-        <w:rPr>
-          <w:rFonts w:ascii="Times New Roman" w:hAnsi="Times New Roman" w:cs="Times New Roman"/>
-        </w:rPr>
-        <w:t>機制</w:t>
-      </w:r>
-      <w:r>
-        <w:rPr>
-          <w:rFonts w:ascii="Times New Roman" w:hAnsi="Times New Roman" w:cs="Times New Roman"/>
-        </w:rPr>
-        <w:t xml:space="preserve"> ablation</w:t>
-      </w:r>
-      <w:r>
-        <w:rPr>
-          <w:rFonts w:ascii="Times New Roman" w:hAnsi="Times New Roman" w:cs="Times New Roman"/>
-        </w:rPr>
-        <w:t>（</w:t>
-      </w:r>
-      <w:r>
-        <w:rPr>
-          <w:rFonts w:ascii="Times New Roman" w:hAnsi="Times New Roman" w:cs="Times New Roman"/>
-        </w:rPr>
-        <w:t xml:space="preserve">PER / potential shaping / </w:t>
-      </w:r>
-      <w:r>
-        <w:rPr>
-          <w:rFonts w:ascii="Times New Roman" w:hAnsi="Times New Roman" w:cs="Times New Roman"/>
-        </w:rPr>
-        <w:t>雙頭</w:t>
-      </w:r>
-      <w:r>
-        <w:rPr>
-          <w:rFonts w:ascii="Times New Roman" w:hAnsi="Times New Roman" w:cs="Times New Roman"/>
-        </w:rPr>
-        <w:t xml:space="preserve"> Z_R/Z_H</w:t>
-      </w:r>
-      <w:r>
-        <w:rPr>
-          <w:rFonts w:ascii="Times New Roman" w:hAnsi="Times New Roman" w:cs="Times New Roman"/>
-        </w:rPr>
-        <w:t>）與</w:t>
-      </w:r>
-      <w:r>
-        <w:rPr>
-          <w:rFonts w:ascii="Times New Roman" w:hAnsi="Times New Roman" w:cs="Times New Roman"/>
-        </w:rPr>
-        <w:t xml:space="preserve"> score-warmup on/off</w:t>
-      </w:r>
-      <w:r>
-        <w:rPr>
-          <w:rFonts w:ascii="Times New Roman" w:hAnsi="Times New Roman" w:cs="Times New Roman"/>
-        </w:rPr>
-        <w:t>（驗證</w:t>
-      </w:r>
-      <w:r>
-        <w:rPr>
-          <w:rFonts w:ascii="Times New Roman" w:hAnsi="Times New Roman" w:cs="Times New Roman"/>
-        </w:rPr>
-        <w:t xml:space="preserve"> live abstain ~90% </w:t>
-      </w:r>
-      <w:r>
-        <w:rPr>
-          <w:rFonts w:ascii="Times New Roman" w:hAnsi="Times New Roman" w:cs="Times New Roman"/>
-        </w:rPr>
-        <w:t>是否來自</w:t>
-      </w:r>
-      <w:r>
-        <w:rPr>
-          <w:rFonts w:ascii="Times New Roman" w:hAnsi="Times New Roman" w:cs="Times New Roman"/>
-        </w:rPr>
-        <w:t xml:space="preserve"> imitate score</w:t>
-      </w:r>
-      <w:r>
-        <w:rPr>
-          <w:rFonts w:ascii="Times New Roman" w:hAnsi="Times New Roman" w:cs="Times New Roman"/>
-        </w:rPr>
-        <w:t>）。</w:t>
-      </w:r>
-    </w:p>
-    <w:p>
-      <w:pPr>
-        <w:pStyle w:val="a4"/>
-        <w:numPr>
-          <w:ilvl w:val="0"/>
-          <w:numId w:val="21"/>
-        </w:numPr>
-        <w:spacing w:line="276" w:lineRule="auto"/>
-        <w:rPr>
-          <w:rFonts w:ascii="Times New Roman" w:hAnsi="Times New Roman" w:cs="Times New Roman"/>
-        </w:rPr>
-      </w:pPr>
-      <w:r>
-        <w:rPr>
-          <w:rFonts w:ascii="Times New Roman" w:hAnsi="Times New Roman" w:cs="Times New Roman"/>
-        </w:rPr>
-        <w:t>模型各自調好的溫度（本輪只釘單一</w:t>
-      </w:r>
-      <w:r>
-        <w:rPr>
-          <w:rFonts w:ascii="Times New Roman" w:hAnsi="Times New Roman" w:cs="Times New Roman"/>
-        </w:rPr>
-        <w:t xml:space="preserve"> α=0.05</w:t>
-      </w:r>
-      <w:r>
-        <w:rPr>
-          <w:rFonts w:ascii="Times New Roman" w:hAnsi="Times New Roman" w:cs="Times New Roman"/>
-        </w:rPr>
-        <w:t>）與</w:t>
-      </w:r>
-      <w:r>
-        <w:rPr>
-          <w:rFonts w:ascii="Times New Roman" w:hAnsi="Times New Roman" w:cs="Times New Roman"/>
-        </w:rPr>
-        <w:t xml:space="preserve"> held-out workload split</w:t>
-      </w:r>
-      <w:r>
-        <w:rPr>
-          <w:rFonts w:ascii="Times New Roman" w:hAnsi="Times New Roman" w:cs="Times New Roman"/>
-        </w:rPr>
-        <w:t>（如</w:t>
-      </w:r>
-      <w:r>
-        <w:rPr>
-          <w:rFonts w:ascii="Times New Roman" w:hAnsi="Times New Roman" w:cs="Times New Roman"/>
-        </w:rPr>
-        <w:t xml:space="preserve"> train philly</w:t>
-      </w:r>
-      <w:r>
-        <w:rPr>
-          <w:rFonts w:ascii="Times New Roman" w:hAnsi="Times New Roman" w:cs="Times New Roman"/>
-        </w:rPr>
-        <w:t>、</w:t>
-      </w:r>
-      <w:r>
-        <w:rPr>
-          <w:rFonts w:ascii="Times New Roman" w:hAnsi="Times New Roman" w:cs="Times New Roman"/>
-        </w:rPr>
-        <w:t>test ali</w:t>
-      </w:r>
-      <w:r>
-        <w:rPr>
-          <w:rFonts w:ascii="Times New Roman" w:hAnsi="Times New Roman" w:cs="Times New Roman"/>
-        </w:rPr>
-        <w:t>）證明泛化。</w:t>
-      </w:r>
       <w:r>
         <w:rPr>
           <w:rFonts w:ascii="Times New Roman" w:hAnsi="Times New Roman" w:cs="Times New Roman"/>
@@ -15662,7 +13296,7 @@
           <w:rFonts w:ascii="Times New Roman" w:hAnsi="Times New Roman" w:cs="Times New Roman"/>
         </w:rPr>
       </w:pPr>
-      <w:bookmarkStart w:id="32" w:name="_Toc232697199"/>
+      <w:bookmarkStart w:id="31" w:name="_Toc232978501"/>
       <w:r>
         <w:rPr>
           <w:rFonts w:ascii="Times New Roman" w:hAnsi="Times New Roman" w:cs="Times New Roman"/>
@@ -15670,7 +13304,7 @@
         <w:lastRenderedPageBreak/>
         <w:t>第五章　參考文獻</w:t>
       </w:r>
-      <w:bookmarkEnd w:id="32"/>
+      <w:bookmarkEnd w:id="31"/>
     </w:p>
     <w:p>
       <w:pPr>
@@ -15684,27 +13318,45 @@
           <w:rFonts w:ascii="Times New Roman" w:eastAsia="Times New Roman" w:hAnsi="Times New Roman" w:cs="Times New Roman"/>
         </w:rPr>
       </w:pPr>
+      <w:proofErr w:type="spellStart"/>
       <w:r>
         <w:rPr>
           <w:rFonts w:ascii="Times New Roman" w:eastAsia="Times New Roman" w:hAnsi="Times New Roman" w:cs="Times New Roman"/>
         </w:rPr>
-        <w:t xml:space="preserve">SchedMD. (n.d.). </w:t>
-      </w:r>
+        <w:t>SchedMD</w:t>
+      </w:r>
+      <w:proofErr w:type="spellEnd"/>
+      <w:r>
+        <w:rPr>
+          <w:rFonts w:ascii="Times New Roman" w:eastAsia="Times New Roman" w:hAnsi="Times New Roman" w:cs="Times New Roman"/>
+        </w:rPr>
+        <w:t xml:space="preserve">. (n.d.). </w:t>
+      </w:r>
+      <w:proofErr w:type="spellStart"/>
       <w:r>
         <w:rPr>
           <w:rFonts w:ascii="Times New Roman" w:eastAsia="Times New Roman" w:hAnsi="Times New Roman" w:cs="Times New Roman"/>
           <w:i/>
           <w:iCs/>
         </w:rPr>
-        <w:t>Slurm workload manager documentation</w:t>
-      </w:r>
+        <w:t>Slurm</w:t>
+      </w:r>
+      <w:proofErr w:type="spellEnd"/>
       <w:r>
         <w:rPr>
           <w:rFonts w:ascii="Times New Roman" w:eastAsia="Times New Roman" w:hAnsi="Times New Roman" w:cs="Times New Roman"/>
+          <w:i/>
+          <w:iCs/>
+        </w:rPr>
+        <w:t xml:space="preserve"> workload manager documentation</w:t>
+      </w:r>
+      <w:r>
+        <w:rPr>
+          <w:rFonts w:ascii="Times New Roman" w:eastAsia="Times New Roman" w:hAnsi="Times New Roman" w:cs="Times New Roman"/>
         </w:rPr>
         <w:t xml:space="preserve">. </w:t>
       </w:r>
-      <w:hyperlink r:id="rId12" w:history="1">
+      <w:hyperlink r:id="rId13" w:history="1">
         <w:r>
           <w:rPr>
             <w:rStyle w:val="a5"/>
@@ -15726,27 +13378,45 @@
           <w:rFonts w:ascii="Times New Roman" w:eastAsia="Times New Roman" w:hAnsi="Times New Roman" w:cs="Times New Roman"/>
         </w:rPr>
       </w:pPr>
+      <w:proofErr w:type="spellStart"/>
       <w:r>
         <w:rPr>
           <w:rFonts w:ascii="Times New Roman" w:eastAsia="Times New Roman" w:hAnsi="Times New Roman" w:cs="Times New Roman"/>
         </w:rPr>
-        <w:t xml:space="preserve">SchedMD. (n.d.). </w:t>
-      </w:r>
+        <w:t>SchedMD</w:t>
+      </w:r>
+      <w:proofErr w:type="spellEnd"/>
+      <w:r>
+        <w:rPr>
+          <w:rFonts w:ascii="Times New Roman" w:eastAsia="Times New Roman" w:hAnsi="Times New Roman" w:cs="Times New Roman"/>
+        </w:rPr>
+        <w:t xml:space="preserve">. (n.d.). </w:t>
+      </w:r>
+      <w:proofErr w:type="spellStart"/>
       <w:r>
         <w:rPr>
           <w:rFonts w:ascii="Times New Roman" w:eastAsia="Times New Roman" w:hAnsi="Times New Roman" w:cs="Times New Roman"/>
           <w:i/>
           <w:iCs/>
         </w:rPr>
-        <w:t>Slurm plugin API</w:t>
-      </w:r>
+        <w:t>Slurm</w:t>
+      </w:r>
+      <w:proofErr w:type="spellEnd"/>
       <w:r>
         <w:rPr>
           <w:rFonts w:ascii="Times New Roman" w:eastAsia="Times New Roman" w:hAnsi="Times New Roman" w:cs="Times New Roman"/>
+          <w:i/>
+          <w:iCs/>
+        </w:rPr>
+        <w:t xml:space="preserve"> plugin API</w:t>
+      </w:r>
+      <w:r>
+        <w:rPr>
+          <w:rFonts w:ascii="Times New Roman" w:eastAsia="Times New Roman" w:hAnsi="Times New Roman" w:cs="Times New Roman"/>
         </w:rPr>
         <w:t xml:space="preserve">. </w:t>
       </w:r>
-      <w:hyperlink r:id="rId13" w:history="1">
+      <w:hyperlink r:id="rId14" w:history="1">
         <w:r>
           <w:rPr>
             <w:rStyle w:val="a5"/>
@@ -15788,7 +13458,7 @@
         </w:rPr>
         <w:t xml:space="preserve">. </w:t>
       </w:r>
-      <w:hyperlink r:id="rId14" w:history="1">
+      <w:hyperlink r:id="rId15" w:history="1">
         <w:r>
           <w:rPr>
             <w:rStyle w:val="a5"/>
@@ -15810,11 +13480,19 @@
           <w:rFonts w:ascii="Times New Roman" w:eastAsia="Times New Roman" w:hAnsi="Times New Roman" w:cs="Times New Roman"/>
         </w:rPr>
       </w:pPr>
+      <w:proofErr w:type="spellStart"/>
       <w:r>
         <w:rPr>
           <w:rFonts w:ascii="Times New Roman" w:eastAsia="Times New Roman" w:hAnsi="Times New Roman" w:cs="Times New Roman"/>
         </w:rPr>
-        <w:t xml:space="preserve">Nolar. (n.d.). </w:t>
+        <w:t>Nolar</w:t>
+      </w:r>
+      <w:proofErr w:type="spellEnd"/>
+      <w:r>
+        <w:rPr>
+          <w:rFonts w:ascii="Times New Roman" w:eastAsia="Times New Roman" w:hAnsi="Times New Roman" w:cs="Times New Roman"/>
+        </w:rPr>
+        <w:t xml:space="preserve">. (n.d.). </w:t>
       </w:r>
       <w:r>
         <w:rPr>
@@ -15830,7 +13508,7 @@
         </w:rPr>
         <w:t xml:space="preserve"> [Computer software]. GitHub. </w:t>
       </w:r>
-      <w:hyperlink r:id="rId15" w:history="1">
+      <w:hyperlink r:id="rId16" w:history="1">
         <w:r>
           <w:rPr>
             <w:rStyle w:val="a5"/>
@@ -15866,7 +13544,7 @@
         </w:rPr>
         <w:t xml:space="preserve">. (2024). IEEE Computer Society. </w:t>
       </w:r>
-      <w:hyperlink r:id="rId16" w:history="1">
+      <w:hyperlink r:id="rId17" w:history="1">
         <w:r>
           <w:rPr>
             <w:rStyle w:val="a5"/>
@@ -15902,7 +13580,7 @@
         </w:rPr>
         <w:t xml:space="preserve">. (2025, December 29). The Kubernetes Blog. </w:t>
       </w:r>
-      <w:hyperlink r:id="rId17" w:history="1">
+      <w:hyperlink r:id="rId18" w:history="1">
         <w:r>
           <w:rPr>
             <w:rStyle w:val="a5"/>
@@ -15924,11 +13602,19 @@
           <w:rFonts w:ascii="Times New Roman" w:eastAsia="Times New Roman" w:hAnsi="Times New Roman" w:cs="Times New Roman"/>
         </w:rPr>
       </w:pPr>
+      <w:proofErr w:type="spellStart"/>
       <w:r>
         <w:rPr>
           <w:rFonts w:ascii="Times New Roman" w:eastAsia="Times New Roman" w:hAnsi="Times New Roman" w:cs="Times New Roman"/>
         </w:rPr>
-        <w:t xml:space="preserve">SchedMD. (n.d.). </w:t>
+        <w:t>SchedMD</w:t>
+      </w:r>
+      <w:proofErr w:type="spellEnd"/>
+      <w:r>
+        <w:rPr>
+          <w:rFonts w:ascii="Times New Roman" w:eastAsia="Times New Roman" w:hAnsi="Times New Roman" w:cs="Times New Roman"/>
+        </w:rPr>
+        <w:t xml:space="preserve">. (n.d.). </w:t>
       </w:r>
       <w:r>
         <w:rPr>
@@ -15944,7 +13630,7 @@
         </w:rPr>
         <w:t xml:space="preserve"> [Computer software]. GitHub. </w:t>
       </w:r>
-      <w:hyperlink r:id="rId18" w:history="1">
+      <w:hyperlink r:id="rId19" w:history="1">
         <w:r>
           <w:rPr>
             <w:rStyle w:val="a5"/>
@@ -15978,15 +13664,33 @@
           <w:i/>
           <w:iCs/>
         </w:rPr>
-        <w:t>Prometheus Slurm exporter</w:t>
-      </w:r>
+        <w:t xml:space="preserve">Prometheus </w:t>
+      </w:r>
+      <w:proofErr w:type="spellStart"/>
       <w:r>
         <w:rPr>
           <w:rFonts w:ascii="Times New Roman" w:eastAsia="Times New Roman" w:hAnsi="Times New Roman" w:cs="Times New Roman"/>
+          <w:i/>
+          <w:iCs/>
+        </w:rPr>
+        <w:t>Slurm</w:t>
+      </w:r>
+      <w:proofErr w:type="spellEnd"/>
+      <w:r>
+        <w:rPr>
+          <w:rFonts w:ascii="Times New Roman" w:eastAsia="Times New Roman" w:hAnsi="Times New Roman" w:cs="Times New Roman"/>
+          <w:i/>
+          <w:iCs/>
+        </w:rPr>
+        <w:t xml:space="preserve"> exporter</w:t>
+      </w:r>
+      <w:r>
+        <w:rPr>
+          <w:rFonts w:ascii="Times New Roman" w:eastAsia="Times New Roman" w:hAnsi="Times New Roman" w:cs="Times New Roman"/>
         </w:rPr>
         <w:t xml:space="preserve"> [Computer software]. GitHub. </w:t>
       </w:r>
-      <w:hyperlink r:id="rId19" w:history="1">
+      <w:hyperlink r:id="rId20" w:history="1">
         <w:r>
           <w:rPr>
             <w:rStyle w:val="a5"/>
@@ -16020,15 +13724,25 @@
           <w:i/>
           <w:iCs/>
         </w:rPr>
-        <w:t>AWS ParallelCluster</w:t>
-      </w:r>
+        <w:t xml:space="preserve">AWS </w:t>
+      </w:r>
+      <w:proofErr w:type="spellStart"/>
       <w:r>
         <w:rPr>
           <w:rFonts w:ascii="Times New Roman" w:eastAsia="Times New Roman" w:hAnsi="Times New Roman" w:cs="Times New Roman"/>
+          <w:i/>
+          <w:iCs/>
+        </w:rPr>
+        <w:t>ParallelCluster</w:t>
+      </w:r>
+      <w:proofErr w:type="spellEnd"/>
+      <w:r>
+        <w:rPr>
+          <w:rFonts w:ascii="Times New Roman" w:eastAsia="Times New Roman" w:hAnsi="Times New Roman" w:cs="Times New Roman"/>
         </w:rPr>
         <w:t xml:space="preserve"> [Computer software]. GitHub. </w:t>
       </w:r>
-      <w:hyperlink r:id="rId20" w:history="1">
+      <w:hyperlink r:id="rId21" w:history="1">
         <w:r>
           <w:rPr>
             <w:rStyle w:val="a5"/>
@@ -16056,21 +13770,31 @@
         </w:rPr>
         <w:t xml:space="preserve">Texas Advanced Computing Center. (n.d.). </w:t>
       </w:r>
+      <w:proofErr w:type="spellStart"/>
       <w:r>
         <w:rPr>
           <w:rFonts w:ascii="Times New Roman" w:eastAsia="Times New Roman" w:hAnsi="Times New Roman" w:cs="Times New Roman"/>
           <w:i/>
           <w:iCs/>
         </w:rPr>
-        <w:t>Lmod: An environment module system</w:t>
-      </w:r>
+        <w:t>Lmod</w:t>
+      </w:r>
+      <w:proofErr w:type="spellEnd"/>
       <w:r>
         <w:rPr>
           <w:rFonts w:ascii="Times New Roman" w:eastAsia="Times New Roman" w:hAnsi="Times New Roman" w:cs="Times New Roman"/>
+          <w:i/>
+          <w:iCs/>
+        </w:rPr>
+        <w:t>: An environment module system</w:t>
+      </w:r>
+      <w:r>
+        <w:rPr>
+          <w:rFonts w:ascii="Times New Roman" w:eastAsia="Times New Roman" w:hAnsi="Times New Roman" w:cs="Times New Roman"/>
         </w:rPr>
         <w:t xml:space="preserve"> [Computer software]. GitHub. </w:t>
       </w:r>
-      <w:hyperlink r:id="rId21" w:history="1">
+      <w:hyperlink r:id="rId22" w:history="1">
         <w:r>
           <w:rPr>
             <w:rStyle w:val="a5"/>
@@ -16112,7 +13836,7 @@
         </w:rPr>
         <w:t xml:space="preserve">. Kubernetes. </w:t>
       </w:r>
-      <w:hyperlink r:id="rId22" w:history="1">
+      <w:hyperlink r:id="rId23" w:history="1">
         <w:r>
           <w:rPr>
             <w:rStyle w:val="a5"/>
@@ -16154,7 +13878,7 @@
         </w:rPr>
         <w:t xml:space="preserve">. </w:t>
       </w:r>
-      <w:hyperlink r:id="rId23" w:history="1">
+      <w:hyperlink r:id="rId24" w:history="1">
         <w:r>
           <w:rPr>
             <w:rStyle w:val="a5"/>
@@ -16196,7 +13920,7 @@
         </w:rPr>
         <w:t xml:space="preserve">. NVIDIA Documentation. </w:t>
       </w:r>
-      <w:hyperlink r:id="rId24" w:history="1">
+      <w:hyperlink r:id="rId25" w:history="1">
         <w:r>
           <w:rPr>
             <w:rStyle w:val="a5"/>
@@ -16224,21 +13948,31 @@
         </w:rPr>
         <w:t xml:space="preserve">The Kubernetes Authors. (n.d.). </w:t>
       </w:r>
+      <w:proofErr w:type="spellStart"/>
       <w:r>
         <w:rPr>
           <w:rFonts w:ascii="Times New Roman" w:eastAsia="Times New Roman" w:hAnsi="Times New Roman" w:cs="Times New Roman"/>
           <w:i/>
           <w:iCs/>
         </w:rPr>
-        <w:t>kube-state-metrics</w:t>
-      </w:r>
+        <w:t>kube</w:t>
+      </w:r>
+      <w:proofErr w:type="spellEnd"/>
       <w:r>
         <w:rPr>
           <w:rFonts w:ascii="Times New Roman" w:eastAsia="Times New Roman" w:hAnsi="Times New Roman" w:cs="Times New Roman"/>
+          <w:i/>
+          <w:iCs/>
+        </w:rPr>
+        <w:t>-state-metrics</w:t>
+      </w:r>
+      <w:r>
+        <w:rPr>
+          <w:rFonts w:ascii="Times New Roman" w:eastAsia="Times New Roman" w:hAnsi="Times New Roman" w:cs="Times New Roman"/>
         </w:rPr>
         <w:t xml:space="preserve"> [Computer software]. GitHub. </w:t>
       </w:r>
-      <w:hyperlink r:id="rId25" w:history="1">
+      <w:hyperlink r:id="rId26" w:history="1">
         <w:r>
           <w:rPr>
             <w:rStyle w:val="a5"/>
@@ -16278,9 +14012,23 @@
         <w:rPr>
           <w:rFonts w:ascii="Times New Roman" w:eastAsia="Times New Roman" w:hAnsi="Times New Roman" w:cs="Times New Roman"/>
         </w:rPr>
-        <w:t xml:space="preserve"> [Preprint]. arXiv. </w:t>
-      </w:r>
-      <w:hyperlink r:id="rId26" w:history="1">
+        <w:t xml:space="preserve"> [Preprint]. </w:t>
+      </w:r>
+      <w:proofErr w:type="spellStart"/>
+      <w:r>
+        <w:rPr>
+          <w:rFonts w:ascii="Times New Roman" w:eastAsia="Times New Roman" w:hAnsi="Times New Roman" w:cs="Times New Roman"/>
+        </w:rPr>
+        <w:t>arXiv</w:t>
+      </w:r>
+      <w:proofErr w:type="spellEnd"/>
+      <w:r>
+        <w:rPr>
+          <w:rFonts w:ascii="Times New Roman" w:eastAsia="Times New Roman" w:hAnsi="Times New Roman" w:cs="Times New Roman"/>
+        </w:rPr>
+        <w:t xml:space="preserve">. </w:t>
+      </w:r>
+      <w:hyperlink r:id="rId27" w:history="1">
         <w:r>
           <w:rPr>
             <w:rStyle w:val="a5"/>
@@ -16302,11 +14050,33 @@
           <w:rFonts w:ascii="Times New Roman" w:eastAsia="Times New Roman" w:hAnsi="Times New Roman" w:cs="Times New Roman"/>
         </w:rPr>
       </w:pPr>
+      <w:proofErr w:type="spellStart"/>
       <w:r>
         <w:rPr>
           <w:rFonts w:ascii="Times New Roman" w:eastAsia="Times New Roman" w:hAnsi="Times New Roman" w:cs="Times New Roman"/>
         </w:rPr>
-        <w:t xml:space="preserve">Haarnoja, T., Zhou, A., Abbeel, P., &amp; Levine, S. (2018). Soft actor-critic: Off-policy maximum entropy deep reinforcement learning with a stochastic actor. In </w:t>
+        <w:t>Haarnoja</w:t>
+      </w:r>
+      <w:proofErr w:type="spellEnd"/>
+      <w:r>
+        <w:rPr>
+          <w:rFonts w:ascii="Times New Roman" w:eastAsia="Times New Roman" w:hAnsi="Times New Roman" w:cs="Times New Roman"/>
+        </w:rPr>
+        <w:t xml:space="preserve">, T., Zhou, A., </w:t>
+      </w:r>
+      <w:proofErr w:type="spellStart"/>
+      <w:r>
+        <w:rPr>
+          <w:rFonts w:ascii="Times New Roman" w:eastAsia="Times New Roman" w:hAnsi="Times New Roman" w:cs="Times New Roman"/>
+        </w:rPr>
+        <w:t>Abbeel</w:t>
+      </w:r>
+      <w:proofErr w:type="spellEnd"/>
+      <w:r>
+        <w:rPr>
+          <w:rFonts w:ascii="Times New Roman" w:eastAsia="Times New Roman" w:hAnsi="Times New Roman" w:cs="Times New Roman"/>
+        </w:rPr>
+        <w:t xml:space="preserve">, P., &amp; Levine, S. (2018). Soft actor-critic: Off-policy maximum entropy deep reinforcement learning with a stochastic actor. In </w:t>
       </w:r>
       <w:r>
         <w:rPr>
@@ -16322,7 +14092,7 @@
         </w:rPr>
         <w:t xml:space="preserve">. </w:t>
       </w:r>
-      <w:hyperlink r:id="rId27" w:history="1">
+      <w:hyperlink r:id="rId28" w:history="1">
         <w:r>
           <w:rPr>
             <w:rStyle w:val="a5"/>
@@ -16362,9 +14132,23 @@
         <w:rPr>
           <w:rFonts w:ascii="Times New Roman" w:eastAsia="Times New Roman" w:hAnsi="Times New Roman" w:cs="Times New Roman"/>
         </w:rPr>
-        <w:t xml:space="preserve"> [Preprint]. arXiv. </w:t>
-      </w:r>
-      <w:hyperlink r:id="rId28" w:history="1">
+        <w:t xml:space="preserve"> [Preprint]. </w:t>
+      </w:r>
+      <w:proofErr w:type="spellStart"/>
+      <w:r>
+        <w:rPr>
+          <w:rFonts w:ascii="Times New Roman" w:eastAsia="Times New Roman" w:hAnsi="Times New Roman" w:cs="Times New Roman"/>
+        </w:rPr>
+        <w:t>arXiv</w:t>
+      </w:r>
+      <w:proofErr w:type="spellEnd"/>
+      <w:r>
+        <w:rPr>
+          <w:rFonts w:ascii="Times New Roman" w:eastAsia="Times New Roman" w:hAnsi="Times New Roman" w:cs="Times New Roman"/>
+        </w:rPr>
+        <w:t xml:space="preserve">. </w:t>
+      </w:r>
+      <w:hyperlink r:id="rId29" w:history="1">
         <w:r>
           <w:rPr>
             <w:rStyle w:val="a5"/>
@@ -16415,7 +14199,7 @@
         </w:rPr>
         <w:t xml:space="preserve">. </w:t>
       </w:r>
-      <w:hyperlink r:id="rId29" w:history="1">
+      <w:hyperlink r:id="rId30" w:history="1">
         <w:r>
           <w:rPr>
             <w:rStyle w:val="a5"/>
@@ -16451,7 +14235,7 @@
         </w:rPr>
         <w:t xml:space="preserve">. (n.d.). IEEE. </w:t>
       </w:r>
-      <w:hyperlink r:id="rId30" w:history="1">
+      <w:hyperlink r:id="rId31" w:history="1">
         <w:r>
           <w:rPr>
             <w:rStyle w:val="a5"/>
@@ -16493,7 +14277,7 @@
         </w:rPr>
         <w:t xml:space="preserve">. IEEE. </w:t>
       </w:r>
-      <w:hyperlink r:id="rId31" w:history="1">
+      <w:hyperlink r:id="rId32" w:history="1">
         <w:r>
           <w:rPr>
             <w:rStyle w:val="a5"/>
@@ -16535,7 +14319,7 @@
         </w:rPr>
         <w:t xml:space="preserve">. IEEE. </w:t>
       </w:r>
-      <w:hyperlink r:id="rId32" w:history="1">
+      <w:hyperlink r:id="rId33" w:history="1">
         <w:r>
           <w:rPr>
             <w:rStyle w:val="a5"/>
@@ -16577,7 +14361,7 @@
         </w:rPr>
         <w:t xml:space="preserve">. IEEE. </w:t>
       </w:r>
-      <w:hyperlink r:id="rId33" w:history="1">
+      <w:hyperlink r:id="rId34" w:history="1">
         <w:r>
           <w:rPr>
             <w:rStyle w:val="a5"/>
@@ -16619,7 +14403,7 @@
         </w:rPr>
         <w:t xml:space="preserve">. IEEE. </w:t>
       </w:r>
-      <w:hyperlink r:id="rId34" w:history="1">
+      <w:hyperlink r:id="rId35" w:history="1">
         <w:r>
           <w:rPr>
             <w:rStyle w:val="a5"/>
@@ -16661,7 +14445,7 @@
         </w:rPr>
         <w:t xml:space="preserve">(7), 385. </w:t>
       </w:r>
-      <w:hyperlink r:id="rId35" w:history="1">
+      <w:hyperlink r:id="rId36" w:history="1">
         <w:r>
           <w:rPr>
             <w:rStyle w:val="a5"/>
@@ -16703,7 +14487,7 @@
         </w:rPr>
         <w:t xml:space="preserve"> [Data set]. GitHub. </w:t>
       </w:r>
-      <w:hyperlink r:id="rId36" w:history="1">
+      <w:hyperlink r:id="rId37" w:history="1">
         <w:r>
           <w:rPr>
             <w:rStyle w:val="a5"/>
@@ -16745,7 +14529,7 @@
         </w:rPr>
         <w:t xml:space="preserve"> [Data set]. GitHub. </w:t>
       </w:r>
-      <w:hyperlink r:id="rId37" w:history="1">
+      <w:hyperlink r:id="rId38" w:history="1">
         <w:r>
           <w:rPr>
             <w:rStyle w:val="a5"/>
@@ -16795,7 +14579,7 @@
           <w:rFonts w:ascii="Times New Roman" w:hAnsi="Times New Roman" w:cs="Times New Roman"/>
         </w:rPr>
       </w:pPr>
-      <w:bookmarkStart w:id="33" w:name="_Toc232697200"/>
+      <w:bookmarkStart w:id="32" w:name="_Toc232978502"/>
       <w:r>
         <w:rPr>
           <w:rFonts w:ascii="Times New Roman" w:hAnsi="Times New Roman" w:cs="Times New Roman"/>
@@ -16803,7 +14587,7 @@
         <w:lastRenderedPageBreak/>
         <w:t>附錄：建議插圖清單</w:t>
       </w:r>
-      <w:bookmarkEnd w:id="33"/>
+      <w:bookmarkEnd w:id="32"/>
     </w:p>
     <w:p>
       <w:pPr>
@@ -16848,11 +14632,19 @@
         </w:rPr>
         <w:t>：</w:t>
       </w:r>
-      <w:r>
-        <w:rPr>
-          <w:rFonts w:ascii="Times New Roman" w:hAnsi="Times New Roman" w:cs="Times New Roman"/>
-        </w:rPr>
-        <w:t xml:space="preserve">Kelpflux </w:t>
+      <w:proofErr w:type="spellStart"/>
+      <w:r>
+        <w:rPr>
+          <w:rFonts w:ascii="Times New Roman" w:hAnsi="Times New Roman" w:cs="Times New Roman"/>
+        </w:rPr>
+        <w:t>Kelpflux</w:t>
+      </w:r>
+      <w:proofErr w:type="spellEnd"/>
+      <w:r>
+        <w:rPr>
+          <w:rFonts w:ascii="Times New Roman" w:hAnsi="Times New Roman" w:cs="Times New Roman"/>
+        </w:rPr>
+        <w:t xml:space="preserve"> </w:t>
       </w:r>
       <w:r>
         <w:rPr>
@@ -17174,7 +14966,7 @@
       </w:r>
     </w:p>
     <w:sectPr>
-      <w:footerReference w:type="default" r:id="rId38"/>
+      <w:footerReference w:type="default" r:id="rId39"/>
       <w:pgSz w:w="11906" w:h="16838"/>
       <w:pgMar w:top="1800" w:right="1800" w:bottom="1800" w:left="1800" w:header="708" w:footer="708" w:gutter="0"/>
       <w:pgNumType w:start="1"/>
@@ -20240,7 +18032,6 @@
   <w:style w:type="character" w:default="1" w:styleId="a0">
     <w:name w:val="Default Paragraph Font"/>
     <w:uiPriority w:val="1"/>
-    <w:semiHidden/>
     <w:unhideWhenUsed/>
   </w:style>
   <w:style w:type="table" w:default="1" w:styleId="a1">

--- a/assets/report.docx
+++ b/assets/report.docx
@@ -247,7 +247,7 @@
         <w:spacing w:line="360" w:lineRule="auto"/>
         <w:jc w:val="center"/>
         <w:rPr>
-          <w:rFonts w:ascii="Times New Roman" w:hAnsi="Times New Roman" w:cs="Times New Roman"/>
+          <w:rFonts w:ascii="Times New Roman" w:hAnsi="Times New Roman" w:cs="Times New Roman" w:hint="eastAsia"/>
         </w:rPr>
       </w:pPr>
     </w:p>
@@ -260,7 +260,7 @@
       </w:tblPr>
       <w:tblGrid>
         <w:gridCol w:w="1701"/>
-        <w:gridCol w:w="5519"/>
+        <w:gridCol w:w="3251"/>
       </w:tblGrid>
       <w:tr>
         <w:trPr>
@@ -270,17 +270,16 @@
           <w:tcPr>
             <w:tcW w:w="1701" w:type="dxa"/>
             <w:tcBorders>
-              <w:top w:val="single" w:sz="8" w:space="0" w:color="AEAAAA" w:themeColor="background2" w:themeShade="BF"/>
-              <w:left w:val="single" w:sz="8" w:space="0" w:color="AEAAAA" w:themeColor="background2" w:themeShade="BF"/>
-              <w:bottom w:val="single" w:sz="8" w:space="0" w:color="AEAAAA" w:themeColor="background2" w:themeShade="BF"/>
-              <w:right w:val="single" w:sz="8" w:space="0" w:color="AEAAAA" w:themeColor="background2" w:themeShade="BF"/>
+              <w:top w:val="single" w:sz="4" w:space="0" w:color="FFFFFF" w:themeColor="background1"/>
+              <w:left w:val="single" w:sz="4" w:space="0" w:color="FFFFFF" w:themeColor="background1"/>
+              <w:bottom w:val="single" w:sz="4" w:space="0" w:color="FFFFFF" w:themeColor="background1"/>
+              <w:right w:val="single" w:sz="4" w:space="0" w:color="FFFFFF" w:themeColor="background1"/>
             </w:tcBorders>
-            <w:vAlign w:val="center"/>
           </w:tcPr>
           <w:p>
             <w:pPr>
               <w:spacing w:before="240" w:line="360" w:lineRule="auto"/>
-              <w:jc w:val="center"/>
+              <w:jc w:val="right"/>
               <w:rPr>
                 <w:rFonts w:ascii="Times New Roman" w:hAnsi="Times New Roman" w:cs="Times New Roman"/>
                 <w:sz w:val="28"/>
@@ -293,18 +292,26 @@
                 <w:sz w:val="28"/>
                 <w:szCs w:val="28"/>
               </w:rPr>
-              <w:t>專題方向</w:t>
+              <w:t>組員</w:t>
+            </w:r>
+            <w:r>
+              <w:rPr>
+                <w:rFonts w:ascii="Times New Roman" w:hAnsi="Times New Roman" w:cs="Times New Roman" w:hint="eastAsia"/>
+                <w:sz w:val="28"/>
+                <w:szCs w:val="28"/>
+              </w:rPr>
+              <w:t>：</w:t>
             </w:r>
           </w:p>
         </w:tc>
         <w:tc>
           <w:tcPr>
-            <w:tcW w:w="5519" w:type="dxa"/>
+            <w:tcW w:w="3251" w:type="dxa"/>
             <w:tcBorders>
-              <w:top w:val="single" w:sz="8" w:space="0" w:color="AEAAAA" w:themeColor="background2" w:themeShade="BF"/>
-              <w:left w:val="single" w:sz="8" w:space="0" w:color="AEAAAA" w:themeColor="background2" w:themeShade="BF"/>
-              <w:bottom w:val="single" w:sz="8" w:space="0" w:color="AEAAAA" w:themeColor="background2" w:themeShade="BF"/>
-              <w:right w:val="single" w:sz="8" w:space="0" w:color="AEAAAA" w:themeColor="background2" w:themeShade="BF"/>
+              <w:top w:val="single" w:sz="4" w:space="0" w:color="FFFFFF" w:themeColor="background1"/>
+              <w:left w:val="single" w:sz="4" w:space="0" w:color="FFFFFF" w:themeColor="background1"/>
+              <w:bottom w:val="single" w:sz="4" w:space="0" w:color="FFFFFF" w:themeColor="background1"/>
+              <w:right w:val="single" w:sz="4" w:space="0" w:color="FFFFFF" w:themeColor="background1"/>
             </w:tcBorders>
             <w:vAlign w:val="center"/>
           </w:tcPr>
@@ -324,7 +331,60 @@
                 <w:sz w:val="28"/>
                 <w:szCs w:val="28"/>
               </w:rPr>
-              <w:t>以深度強化學習進行資源分配與硬體配置</w:t>
+              <w:t>S11259043</w:t>
+            </w:r>
+            <w:r>
+              <w:rPr>
+                <w:rFonts w:ascii="Times New Roman" w:hAnsi="Times New Roman" w:cs="Times New Roman" w:hint="eastAsia"/>
+                <w:sz w:val="28"/>
+                <w:szCs w:val="28"/>
+              </w:rPr>
+              <w:t>鄭</w:t>
+            </w:r>
+            <w:proofErr w:type="gramStart"/>
+            <w:r>
+              <w:rPr>
+                <w:rFonts w:ascii="Times New Roman" w:hAnsi="Times New Roman" w:cs="Times New Roman" w:hint="eastAsia"/>
+                <w:sz w:val="28"/>
+                <w:szCs w:val="28"/>
+              </w:rPr>
+              <w:t>珽</w:t>
+            </w:r>
+            <w:proofErr w:type="gramEnd"/>
+            <w:r>
+              <w:rPr>
+                <w:rFonts w:ascii="Times New Roman" w:hAnsi="Times New Roman" w:cs="Times New Roman" w:hint="eastAsia"/>
+                <w:sz w:val="28"/>
+                <w:szCs w:val="28"/>
+              </w:rPr>
+              <w:t>升</w:t>
+            </w:r>
+          </w:p>
+          <w:p>
+            <w:pPr>
+              <w:spacing w:before="240" w:line="360" w:lineRule="auto"/>
+              <w:jc w:val="both"/>
+              <w:rPr>
+                <w:rFonts w:ascii="Times New Roman" w:hAnsi="Times New Roman" w:cs="Times New Roman"/>
+                <w:sz w:val="28"/>
+                <w:szCs w:val="28"/>
+              </w:rPr>
+            </w:pPr>
+            <w:r>
+              <w:rPr>
+                <w:rFonts w:ascii="Times New Roman" w:hAnsi="Times New Roman" w:cs="Times New Roman"/>
+                <w:sz w:val="28"/>
+                <w:szCs w:val="28"/>
+              </w:rPr>
+              <w:t>S11259033</w:t>
+            </w:r>
+            <w:r>
+              <w:rPr>
+                <w:rFonts w:ascii="Times New Roman" w:hAnsi="Times New Roman" w:cs="Times New Roman"/>
+                <w:sz w:val="28"/>
+                <w:szCs w:val="28"/>
+              </w:rPr>
+              <w:t>蕭友翰</w:t>
             </w:r>
           </w:p>
         </w:tc>
@@ -337,10 +397,10 @@
           <w:tcPr>
             <w:tcW w:w="1701" w:type="dxa"/>
             <w:tcBorders>
-              <w:top w:val="single" w:sz="8" w:space="0" w:color="AEAAAA" w:themeColor="background2" w:themeShade="BF"/>
-              <w:left w:val="single" w:sz="8" w:space="0" w:color="AEAAAA" w:themeColor="background2" w:themeShade="BF"/>
-              <w:bottom w:val="single" w:sz="8" w:space="0" w:color="AEAAAA" w:themeColor="background2" w:themeShade="BF"/>
-              <w:right w:val="single" w:sz="8" w:space="0" w:color="AEAAAA" w:themeColor="background2" w:themeShade="BF"/>
+              <w:top w:val="single" w:sz="4" w:space="0" w:color="FFFFFF" w:themeColor="background1"/>
+              <w:left w:val="single" w:sz="4" w:space="0" w:color="FFFFFF" w:themeColor="background1"/>
+              <w:bottom w:val="single" w:sz="4" w:space="0" w:color="FFFFFF" w:themeColor="background1"/>
+              <w:right w:val="single" w:sz="4" w:space="0" w:color="FFFFFF" w:themeColor="background1"/>
             </w:tcBorders>
             <w:vAlign w:val="center"/>
           </w:tcPr>
@@ -360,18 +420,26 @@
                 <w:sz w:val="28"/>
                 <w:szCs w:val="28"/>
               </w:rPr>
-              <w:t>組員</w:t>
+              <w:t>指導老師</w:t>
+            </w:r>
+            <w:r>
+              <w:rPr>
+                <w:rFonts w:ascii="Times New Roman" w:hAnsi="Times New Roman" w:cs="Times New Roman" w:hint="eastAsia"/>
+                <w:sz w:val="28"/>
+                <w:szCs w:val="28"/>
+              </w:rPr>
+              <w:t>：</w:t>
             </w:r>
           </w:p>
         </w:tc>
         <w:tc>
           <w:tcPr>
-            <w:tcW w:w="5519" w:type="dxa"/>
+            <w:tcW w:w="3251" w:type="dxa"/>
             <w:tcBorders>
-              <w:top w:val="single" w:sz="8" w:space="0" w:color="AEAAAA" w:themeColor="background2" w:themeShade="BF"/>
-              <w:left w:val="single" w:sz="8" w:space="0" w:color="AEAAAA" w:themeColor="background2" w:themeShade="BF"/>
-              <w:bottom w:val="single" w:sz="8" w:space="0" w:color="AEAAAA" w:themeColor="background2" w:themeShade="BF"/>
-              <w:right w:val="single" w:sz="8" w:space="0" w:color="AEAAAA" w:themeColor="background2" w:themeShade="BF"/>
+              <w:top w:val="single" w:sz="4" w:space="0" w:color="FFFFFF" w:themeColor="background1"/>
+              <w:left w:val="single" w:sz="4" w:space="0" w:color="FFFFFF" w:themeColor="background1"/>
+              <w:bottom w:val="single" w:sz="4" w:space="0" w:color="FFFFFF" w:themeColor="background1"/>
+              <w:right w:val="single" w:sz="4" w:space="0" w:color="FFFFFF" w:themeColor="background1"/>
             </w:tcBorders>
             <w:vAlign w:val="center"/>
           </w:tcPr>
@@ -391,49 +459,384 @@
                 <w:sz w:val="28"/>
                 <w:szCs w:val="28"/>
               </w:rPr>
-              <w:t>S11259043 Anthropic</w:t>
-            </w:r>
-          </w:p>
-          <w:p>
-            <w:pPr>
-              <w:spacing w:before="240" w:line="360" w:lineRule="auto"/>
-              <w:jc w:val="both"/>
+              <w:t>陳宗禧</w:t>
+            </w:r>
+            <w:r>
               <w:rPr>
                 <w:rFonts w:ascii="Times New Roman" w:hAnsi="Times New Roman" w:cs="Times New Roman"/>
                 <w:sz w:val="28"/>
                 <w:szCs w:val="28"/>
               </w:rPr>
-            </w:pPr>
+              <w:t xml:space="preserve"> </w:t>
+            </w:r>
             <w:r>
               <w:rPr>
                 <w:rFonts w:ascii="Times New Roman" w:hAnsi="Times New Roman" w:cs="Times New Roman"/>
                 <w:sz w:val="28"/>
                 <w:szCs w:val="28"/>
               </w:rPr>
-              <w:t>S11259033 OpenAI</w:t>
+              <w:t>教授</w:t>
             </w:r>
           </w:p>
         </w:tc>
       </w:tr>
+    </w:tbl>
+    <w:p>
+      <w:pPr>
+        <w:spacing w:line="360" w:lineRule="auto"/>
+        <w:jc w:val="center"/>
+        <w:rPr>
+          <w:rFonts w:ascii="Times New Roman" w:hAnsi="Times New Roman" w:cs="Times New Roman"/>
+        </w:rPr>
+      </w:pPr>
+    </w:p>
+    <w:p>
+      <w:pPr>
+        <w:spacing w:line="360" w:lineRule="auto"/>
+        <w:jc w:val="center"/>
+        <w:rPr>
+          <w:rFonts w:ascii="Times New Roman" w:hAnsi="Times New Roman" w:cs="Times New Roman"/>
+        </w:rPr>
+      </w:pPr>
+    </w:p>
+    <w:p>
+      <w:pPr>
+        <w:spacing w:line="360" w:lineRule="auto"/>
+        <w:rPr>
+          <w:rFonts w:ascii="Times New Roman" w:hAnsi="Times New Roman" w:cs="Times New Roman" w:hint="eastAsia"/>
+        </w:rPr>
+      </w:pPr>
+    </w:p>
+    <w:p>
+      <w:pPr>
+        <w:spacing w:line="360" w:lineRule="auto"/>
+        <w:jc w:val="center"/>
+        <w:rPr>
+          <w:rFonts w:ascii="Times New Roman" w:hAnsi="Times New Roman" w:cs="Times New Roman"/>
+        </w:rPr>
+      </w:pPr>
+    </w:p>
+    <w:p>
+      <w:pPr>
+        <w:spacing w:line="360" w:lineRule="auto"/>
+        <w:jc w:val="center"/>
+        <w:rPr>
+          <w:rFonts w:ascii="Times New Roman" w:hAnsi="Times New Roman" w:cs="Times New Roman"/>
+          <w:sz w:val="28"/>
+          <w:szCs w:val="28"/>
+        </w:rPr>
+      </w:pPr>
+      <w:r>
+        <w:rPr>
+          <w:rFonts w:ascii="Times New Roman" w:hAnsi="Times New Roman" w:cs="Times New Roman"/>
+          <w:sz w:val="28"/>
+          <w:szCs w:val="28"/>
+        </w:rPr>
+        <w:t>中華民國</w:t>
+      </w:r>
+      <w:r>
+        <w:rPr>
+          <w:rFonts w:ascii="Times New Roman" w:hAnsi="Times New Roman" w:cs="Times New Roman"/>
+          <w:sz w:val="28"/>
+          <w:szCs w:val="28"/>
+        </w:rPr>
+        <w:t xml:space="preserve"> 115 </w:t>
+      </w:r>
+      <w:r>
+        <w:rPr>
+          <w:rFonts w:ascii="Times New Roman" w:hAnsi="Times New Roman" w:cs="Times New Roman"/>
+          <w:sz w:val="28"/>
+          <w:szCs w:val="28"/>
+        </w:rPr>
+        <w:t>年</w:t>
+      </w:r>
+      <w:r>
+        <w:rPr>
+          <w:rFonts w:ascii="Times New Roman" w:hAnsi="Times New Roman" w:cs="Times New Roman"/>
+          <w:sz w:val="28"/>
+          <w:szCs w:val="28"/>
+        </w:rPr>
+        <w:t xml:space="preserve"> 6 </w:t>
+      </w:r>
+      <w:r>
+        <w:rPr>
+          <w:rFonts w:ascii="Times New Roman" w:hAnsi="Times New Roman" w:cs="Times New Roman"/>
+          <w:sz w:val="28"/>
+          <w:szCs w:val="28"/>
+        </w:rPr>
+        <w:t>月</w:t>
+      </w:r>
+    </w:p>
+    <w:p>
+      <w:pPr>
+        <w:spacing w:line="360" w:lineRule="auto"/>
+        <w:jc w:val="center"/>
+        <w:rPr>
+          <w:rFonts w:ascii="Times New Roman" w:hAnsi="Times New Roman" w:cs="Times New Roman"/>
+        </w:rPr>
+      </w:pPr>
+    </w:p>
+    <w:p>
+      <w:pPr>
+        <w:widowControl/>
+        <w:rPr>
+          <w:rFonts w:ascii="Times New Roman" w:hAnsi="Times New Roman" w:cs="Times New Roman"/>
+        </w:rPr>
+      </w:pPr>
+      <w:r>
+        <w:rPr>
+          <w:rFonts w:ascii="Times New Roman" w:hAnsi="Times New Roman" w:cs="Times New Roman"/>
+        </w:rPr>
+        <w:br w:type="page"/>
+      </w:r>
+    </w:p>
+    <w:p>
+      <w:pPr>
+        <w:spacing w:line="360" w:lineRule="auto"/>
+        <w:jc w:val="center"/>
+        <w:rPr>
+          <w:rFonts w:ascii="Times New Roman" w:hAnsi="Times New Roman" w:cs="Times New Roman"/>
+          <w:sz w:val="44"/>
+          <w:szCs w:val="44"/>
+        </w:rPr>
+      </w:pPr>
+      <w:r>
+        <w:rPr>
+          <w:rFonts w:ascii="Times New Roman" w:hAnsi="Times New Roman" w:cs="Times New Roman"/>
+          <w:sz w:val="44"/>
+          <w:szCs w:val="44"/>
+        </w:rPr>
+        <w:lastRenderedPageBreak/>
+        <w:t>國立台南大學資訊工程學系</w:t>
+      </w:r>
+    </w:p>
+    <w:p>
+      <w:pPr>
+        <w:spacing w:after="480" w:line="360" w:lineRule="auto"/>
+        <w:jc w:val="center"/>
+        <w:rPr>
+          <w:rFonts w:ascii="Times New Roman" w:hAnsi="Times New Roman" w:cs="Times New Roman"/>
+        </w:rPr>
+      </w:pPr>
+      <w:r>
+        <w:rPr>
+          <w:rFonts w:ascii="Times New Roman" w:hAnsi="Times New Roman" w:cs="Times New Roman"/>
+          <w:sz w:val="44"/>
+          <w:szCs w:val="44"/>
+        </w:rPr>
+        <w:t>畢業專題期中進度報告</w:t>
+      </w:r>
+      <w:r>
+        <w:rPr>
+          <w:rFonts w:ascii="Times New Roman" w:hAnsi="Times New Roman" w:cs="Times New Roman" w:hint="eastAsia"/>
+          <w:sz w:val="44"/>
+          <w:szCs w:val="44"/>
+        </w:rPr>
+        <w:t>審定書</w:t>
+      </w:r>
+    </w:p>
+    <w:p>
+      <w:pPr>
+        <w:spacing w:after="120" w:line="276" w:lineRule="auto"/>
+        <w:jc w:val="center"/>
+        <w:rPr>
+          <w:rFonts w:ascii="Times New Roman" w:hAnsi="Times New Roman" w:cs="Times New Roman"/>
+          <w:b/>
+          <w:bCs/>
+          <w:sz w:val="36"/>
+          <w:szCs w:val="36"/>
+        </w:rPr>
+      </w:pPr>
+      <w:r>
+        <w:rPr>
+          <w:rFonts w:ascii="Times New Roman" w:hAnsi="Times New Roman" w:cs="Times New Roman"/>
+          <w:b/>
+          <w:bCs/>
+          <w:sz w:val="36"/>
+          <w:szCs w:val="36"/>
+        </w:rPr>
+        <w:t>以</w:t>
+      </w:r>
+      <w:proofErr w:type="spellStart"/>
+      <w:r>
+        <w:rPr>
+          <w:rFonts w:ascii="Times New Roman" w:hAnsi="Times New Roman" w:cs="Times New Roman"/>
+          <w:b/>
+          <w:bCs/>
+          <w:sz w:val="36"/>
+          <w:szCs w:val="36"/>
+        </w:rPr>
+        <w:t>Slurm</w:t>
+      </w:r>
+      <w:proofErr w:type="spellEnd"/>
+      <w:r>
+        <w:rPr>
+          <w:rFonts w:ascii="Times New Roman" w:hAnsi="Times New Roman" w:cs="Times New Roman"/>
+          <w:b/>
+          <w:bCs/>
+          <w:sz w:val="36"/>
+          <w:szCs w:val="36"/>
+        </w:rPr>
+        <w:t>-on-Kubernetes</w:t>
+      </w:r>
+      <w:r>
+        <w:rPr>
+          <w:rFonts w:ascii="Times New Roman" w:hAnsi="Times New Roman" w:cs="Times New Roman"/>
+          <w:b/>
+          <w:bCs/>
+          <w:sz w:val="36"/>
+          <w:szCs w:val="36"/>
+        </w:rPr>
+        <w:t>為核心之共享</w:t>
+      </w:r>
+      <w:r>
+        <w:rPr>
+          <w:rFonts w:ascii="Times New Roman" w:hAnsi="Times New Roman" w:cs="Times New Roman"/>
+          <w:b/>
+          <w:bCs/>
+          <w:sz w:val="36"/>
+          <w:szCs w:val="36"/>
+        </w:rPr>
+        <w:t>GPU</w:t>
+      </w:r>
+    </w:p>
+    <w:p>
+      <w:pPr>
+        <w:spacing w:after="120" w:line="276" w:lineRule="auto"/>
+        <w:jc w:val="center"/>
+        <w:rPr>
+          <w:rFonts w:ascii="Times New Roman" w:hAnsi="Times New Roman" w:cs="Times New Roman"/>
+          <w:b/>
+          <w:bCs/>
+          <w:sz w:val="36"/>
+          <w:szCs w:val="36"/>
+        </w:rPr>
+      </w:pPr>
+      <w:r>
+        <w:rPr>
+          <w:rFonts w:ascii="Times New Roman" w:hAnsi="Times New Roman" w:cs="Times New Roman"/>
+          <w:b/>
+          <w:bCs/>
+          <w:sz w:val="36"/>
+          <w:szCs w:val="36"/>
+        </w:rPr>
+        <w:t>工作負載彈性排程平台</w:t>
+      </w:r>
+    </w:p>
+    <w:p>
+      <w:pPr>
+        <w:spacing w:after="120" w:line="276" w:lineRule="auto"/>
+        <w:jc w:val="center"/>
+        <w:rPr>
+          <w:rFonts w:ascii="Times New Roman" w:hAnsi="Times New Roman" w:cs="Times New Roman"/>
+          <w:sz w:val="32"/>
+          <w:szCs w:val="32"/>
+        </w:rPr>
+      </w:pPr>
+      <w:r>
+        <w:rPr>
+          <w:rFonts w:ascii="Times New Roman" w:eastAsia="Times New Roman" w:hAnsi="Times New Roman" w:cs="Times New Roman"/>
+          <w:sz w:val="36"/>
+          <w:szCs w:val="36"/>
+        </w:rPr>
+        <w:t xml:space="preserve">Elastic </w:t>
+      </w:r>
+      <w:proofErr w:type="spellStart"/>
+      <w:r>
+        <w:rPr>
+          <w:rFonts w:ascii="Times New Roman" w:eastAsia="Times New Roman" w:hAnsi="Times New Roman" w:cs="Times New Roman"/>
+          <w:sz w:val="36"/>
+          <w:szCs w:val="36"/>
+        </w:rPr>
+        <w:t>Slurm</w:t>
+      </w:r>
+      <w:proofErr w:type="spellEnd"/>
+      <w:r>
+        <w:rPr>
+          <w:rFonts w:ascii="Times New Roman" w:eastAsia="Times New Roman" w:hAnsi="Times New Roman" w:cs="Times New Roman"/>
+          <w:sz w:val="36"/>
+          <w:szCs w:val="36"/>
+        </w:rPr>
+        <w:t xml:space="preserve"> Scheduling on Kubernetes</w:t>
+      </w:r>
+    </w:p>
+    <w:p>
+      <w:pPr>
+        <w:spacing w:after="240" w:line="276" w:lineRule="auto"/>
+        <w:jc w:val="center"/>
+        <w:rPr>
+          <w:rFonts w:ascii="Times New Roman" w:hAnsi="Times New Roman" w:cs="Times New Roman"/>
+          <w:sz w:val="32"/>
+          <w:szCs w:val="32"/>
+        </w:rPr>
+      </w:pPr>
+      <w:r>
+        <w:rPr>
+          <w:rFonts w:ascii="Times New Roman" w:eastAsia="Times New Roman" w:hAnsi="Times New Roman" w:cs="Times New Roman"/>
+          <w:sz w:val="36"/>
+          <w:szCs w:val="36"/>
+        </w:rPr>
+        <w:t>for Shared GPU Workloads</w:t>
+      </w:r>
+    </w:p>
+    <w:p>
+      <w:pPr>
+        <w:spacing w:line="360" w:lineRule="auto"/>
+        <w:rPr>
+          <w:rFonts w:ascii="Times New Roman" w:hAnsi="Times New Roman" w:cs="Times New Roman" w:hint="eastAsia"/>
+          <w:sz w:val="32"/>
+          <w:szCs w:val="32"/>
+        </w:rPr>
+      </w:pPr>
+    </w:p>
+    <w:p>
+      <w:pPr>
+        <w:spacing w:line="360" w:lineRule="auto"/>
+        <w:jc w:val="center"/>
+        <w:rPr>
+          <w:rFonts w:ascii="Times New Roman" w:hAnsi="Times New Roman" w:cs="Times New Roman"/>
+        </w:rPr>
+      </w:pPr>
+    </w:p>
+    <w:p>
+      <w:pPr>
+        <w:spacing w:line="360" w:lineRule="auto"/>
+        <w:jc w:val="center"/>
+        <w:rPr>
+          <w:rFonts w:ascii="Times New Roman" w:hAnsi="Times New Roman" w:cs="Times New Roman"/>
+        </w:rPr>
+      </w:pPr>
+    </w:p>
+    <w:tbl>
+      <w:tblPr>
+        <w:tblStyle w:val="ad"/>
+        <w:tblW w:w="0" w:type="auto"/>
+        <w:jc w:val="center"/>
+        <w:tblLook w:val="04A0" w:firstRow="1" w:lastRow="0" w:firstColumn="1" w:lastColumn="0" w:noHBand="0" w:noVBand="1"/>
+      </w:tblPr>
+      <w:tblGrid>
+        <w:gridCol w:w="1266"/>
+        <w:gridCol w:w="2982"/>
+        <w:gridCol w:w="2410"/>
+      </w:tblGrid>
       <w:tr>
         <w:trPr>
           <w:jc w:val="center"/>
         </w:trPr>
         <w:tc>
           <w:tcPr>
-            <w:tcW w:w="1701" w:type="dxa"/>
+            <w:tcW w:w="1266" w:type="dxa"/>
             <w:tcBorders>
-              <w:top w:val="single" w:sz="8" w:space="0" w:color="AEAAAA" w:themeColor="background2" w:themeShade="BF"/>
-              <w:left w:val="single" w:sz="8" w:space="0" w:color="AEAAAA" w:themeColor="background2" w:themeShade="BF"/>
-              <w:bottom w:val="single" w:sz="8" w:space="0" w:color="AEAAAA" w:themeColor="background2" w:themeShade="BF"/>
-              <w:right w:val="single" w:sz="8" w:space="0" w:color="AEAAAA" w:themeColor="background2" w:themeShade="BF"/>
+              <w:top w:val="single" w:sz="4" w:space="0" w:color="FFFFFF" w:themeColor="background1"/>
+              <w:left w:val="single" w:sz="4" w:space="0" w:color="FFFFFF" w:themeColor="background1"/>
+              <w:bottom w:val="single" w:sz="4" w:space="0" w:color="FFFFFF" w:themeColor="background1"/>
+              <w:right w:val="single" w:sz="4" w:space="0" w:color="FFFFFF" w:themeColor="background1"/>
             </w:tcBorders>
-            <w:vAlign w:val="center"/>
           </w:tcPr>
           <w:p>
             <w:pPr>
               <w:spacing w:before="240" w:line="360" w:lineRule="auto"/>
-              <w:jc w:val="center"/>
+              <w:jc w:val="both"/>
               <w:rPr>
                 <w:rFonts w:ascii="Times New Roman" w:hAnsi="Times New Roman" w:cs="Times New Roman"/>
                 <w:sz w:val="28"/>
@@ -442,22 +845,22 @@
             </w:pPr>
             <w:r>
               <w:rPr>
-                <w:rFonts w:ascii="Times New Roman" w:hAnsi="Times New Roman" w:cs="Times New Roman"/>
+                <w:rFonts w:ascii="Times New Roman" w:hAnsi="Times New Roman" w:cs="Times New Roman" w:hint="eastAsia"/>
                 <w:sz w:val="28"/>
                 <w:szCs w:val="28"/>
               </w:rPr>
-              <w:t>指導老師</w:t>
+              <w:t>學生</w:t>
             </w:r>
           </w:p>
         </w:tc>
         <w:tc>
           <w:tcPr>
-            <w:tcW w:w="5519" w:type="dxa"/>
+            <w:tcW w:w="2982" w:type="dxa"/>
             <w:tcBorders>
-              <w:top w:val="single" w:sz="8" w:space="0" w:color="AEAAAA" w:themeColor="background2" w:themeShade="BF"/>
-              <w:left w:val="single" w:sz="8" w:space="0" w:color="AEAAAA" w:themeColor="background2" w:themeShade="BF"/>
-              <w:bottom w:val="single" w:sz="8" w:space="0" w:color="AEAAAA" w:themeColor="background2" w:themeShade="BF"/>
-              <w:right w:val="single" w:sz="8" w:space="0" w:color="AEAAAA" w:themeColor="background2" w:themeShade="BF"/>
+              <w:top w:val="single" w:sz="4" w:space="0" w:color="FFFFFF" w:themeColor="background1"/>
+              <w:left w:val="single" w:sz="4" w:space="0" w:color="FFFFFF" w:themeColor="background1"/>
+              <w:bottom w:val="single" w:sz="4" w:space="0" w:color="FFFFFF" w:themeColor="background1"/>
+              <w:right w:val="single" w:sz="4" w:space="0" w:color="FFFFFF" w:themeColor="background1"/>
             </w:tcBorders>
             <w:vAlign w:val="center"/>
           </w:tcPr>
@@ -473,27 +876,135 @@
             </w:pPr>
             <w:r>
               <w:rPr>
-                <w:rFonts w:ascii="Times New Roman" w:hAnsi="Times New Roman" w:cs="Times New Roman"/>
+                <w:rFonts w:ascii="Times New Roman" w:hAnsi="Times New Roman" w:cs="Times New Roman" w:hint="eastAsia"/>
                 <w:sz w:val="28"/>
                 <w:szCs w:val="28"/>
               </w:rPr>
-              <w:t>陳宗禧</w:t>
+              <w:t>學號：</w:t>
             </w:r>
             <w:r>
               <w:rPr>
                 <w:rFonts w:ascii="Times New Roman" w:hAnsi="Times New Roman" w:cs="Times New Roman"/>
                 <w:sz w:val="28"/>
                 <w:szCs w:val="28"/>
-              </w:rPr>
-              <w:t xml:space="preserve"> </w:t>
-            </w:r>
-            <w:r>
+                <w:u w:val="single"/>
+              </w:rPr>
+              <w:t>S11259043</w:t>
+            </w:r>
+          </w:p>
+          <w:p>
+            <w:pPr>
+              <w:spacing w:before="240" w:line="360" w:lineRule="auto"/>
+              <w:jc w:val="both"/>
               <w:rPr>
                 <w:rFonts w:ascii="Times New Roman" w:hAnsi="Times New Roman" w:cs="Times New Roman"/>
                 <w:sz w:val="28"/>
                 <w:szCs w:val="28"/>
               </w:rPr>
-              <w:t>教授</w:t>
+            </w:pPr>
+            <w:r>
+              <w:rPr>
+                <w:rFonts w:ascii="Times New Roman" w:hAnsi="Times New Roman" w:cs="Times New Roman" w:hint="eastAsia"/>
+                <w:sz w:val="28"/>
+                <w:szCs w:val="28"/>
+              </w:rPr>
+              <w:t>學號：</w:t>
+            </w:r>
+            <w:r>
+              <w:rPr>
+                <w:rFonts w:ascii="Times New Roman" w:hAnsi="Times New Roman" w:cs="Times New Roman"/>
+                <w:sz w:val="28"/>
+                <w:szCs w:val="28"/>
+                <w:u w:val="single"/>
+              </w:rPr>
+              <w:t>S11259033</w:t>
+            </w:r>
+          </w:p>
+        </w:tc>
+        <w:tc>
+          <w:tcPr>
+            <w:tcW w:w="2410" w:type="dxa"/>
+            <w:tcBorders>
+              <w:top w:val="single" w:sz="4" w:space="0" w:color="FFFFFF" w:themeColor="background1"/>
+              <w:left w:val="single" w:sz="4" w:space="0" w:color="FFFFFF" w:themeColor="background1"/>
+              <w:bottom w:val="single" w:sz="4" w:space="0" w:color="FFFFFF" w:themeColor="background1"/>
+              <w:right w:val="single" w:sz="4" w:space="0" w:color="FFFFFF" w:themeColor="background1"/>
+            </w:tcBorders>
+          </w:tcPr>
+          <w:p>
+            <w:pPr>
+              <w:spacing w:before="240" w:line="360" w:lineRule="auto"/>
+              <w:jc w:val="both"/>
+              <w:rPr>
+                <w:rFonts w:ascii="Times New Roman" w:hAnsi="Times New Roman" w:cs="Times New Roman"/>
+                <w:sz w:val="28"/>
+                <w:szCs w:val="28"/>
+              </w:rPr>
+            </w:pPr>
+            <w:r>
+              <w:rPr>
+                <w:rFonts w:ascii="Times New Roman" w:hAnsi="Times New Roman" w:cs="Times New Roman" w:hint="eastAsia"/>
+                <w:sz w:val="28"/>
+                <w:szCs w:val="28"/>
+              </w:rPr>
+              <w:t>姓名：</w:t>
+            </w:r>
+            <w:r>
+              <w:rPr>
+                <w:rFonts w:ascii="Times New Roman" w:hAnsi="Times New Roman" w:cs="Times New Roman" w:hint="eastAsia"/>
+                <w:sz w:val="28"/>
+                <w:szCs w:val="28"/>
+                <w:u w:val="single"/>
+              </w:rPr>
+              <w:t>鄭</w:t>
+            </w:r>
+            <w:proofErr w:type="gramStart"/>
+            <w:r>
+              <w:rPr>
+                <w:rFonts w:ascii="Times New Roman" w:hAnsi="Times New Roman" w:cs="Times New Roman" w:hint="eastAsia"/>
+                <w:sz w:val="28"/>
+                <w:szCs w:val="28"/>
+                <w:u w:val="single"/>
+              </w:rPr>
+              <w:t>珽</w:t>
+            </w:r>
+            <w:proofErr w:type="gramEnd"/>
+            <w:r>
+              <w:rPr>
+                <w:rFonts w:ascii="Times New Roman" w:hAnsi="Times New Roman" w:cs="Times New Roman" w:hint="eastAsia"/>
+                <w:sz w:val="28"/>
+                <w:szCs w:val="28"/>
+                <w:u w:val="single"/>
+              </w:rPr>
+              <w:t>升</w:t>
+            </w:r>
+          </w:p>
+          <w:p>
+            <w:pPr>
+              <w:spacing w:before="240" w:line="360" w:lineRule="auto"/>
+              <w:jc w:val="both"/>
+              <w:rPr>
+                <w:rFonts w:ascii="Times New Roman" w:hAnsi="Times New Roman" w:cs="Times New Roman" w:hint="eastAsia"/>
+                <w:sz w:val="28"/>
+                <w:szCs w:val="28"/>
+              </w:rPr>
+            </w:pPr>
+            <w:r>
+              <w:rPr>
+                <w:rFonts w:ascii="Times New Roman" w:hAnsi="Times New Roman" w:cs="Times New Roman" w:hint="eastAsia"/>
+                <w:sz w:val="28"/>
+                <w:szCs w:val="28"/>
+              </w:rPr>
+              <w:t>姓名：</w:t>
+            </w:r>
+            <w:r>
+              <w:rPr>
+                <w:rFonts w:ascii="Times New Roman" w:hAnsi="Times New Roman" w:cs="Times New Roman"/>
+                <w:sz w:val="28"/>
+                <w:szCs w:val="28"/>
+                <w:u w:val="single"/>
+              </w:rPr>
+              <w:t>蕭友翰</w:t>
             </w:r>
           </w:p>
         </w:tc>
@@ -514,8 +1025,18 @@
         <w:jc w:val="center"/>
         <w:rPr>
           <w:rFonts w:ascii="Times New Roman" w:hAnsi="Times New Roman" w:cs="Times New Roman"/>
-        </w:rPr>
-      </w:pPr>
+          <w:sz w:val="28"/>
+          <w:szCs w:val="28"/>
+        </w:rPr>
+      </w:pPr>
+      <w:r>
+        <w:rPr>
+          <w:rFonts w:ascii="Times New Roman" w:hAnsi="Times New Roman" w:cs="Times New Roman" w:hint="eastAsia"/>
+          <w:sz w:val="28"/>
+          <w:szCs w:val="28"/>
+        </w:rPr>
+        <w:t>所提之報告內容符合本學系大學部畢業專題實作標準</w:t>
+      </w:r>
     </w:p>
     <w:p>
       <w:pPr>
@@ -525,6 +1046,93 @@
           <w:rFonts w:ascii="Times New Roman" w:hAnsi="Times New Roman" w:cs="Times New Roman"/>
         </w:rPr>
       </w:pPr>
+    </w:p>
+    <w:p>
+      <w:pPr>
+        <w:spacing w:line="360" w:lineRule="auto"/>
+        <w:jc w:val="center"/>
+        <w:rPr>
+          <w:rFonts w:ascii="Times New Roman" w:hAnsi="Times New Roman" w:cs="Times New Roman"/>
+        </w:rPr>
+      </w:pPr>
+    </w:p>
+    <w:p>
+      <w:pPr>
+        <w:spacing w:line="480" w:lineRule="auto"/>
+        <w:jc w:val="center"/>
+        <w:rPr>
+          <w:rFonts w:ascii="Times New Roman" w:hAnsi="Times New Roman" w:cs="Times New Roman" w:hint="eastAsia"/>
+          <w:sz w:val="28"/>
+          <w:szCs w:val="28"/>
+        </w:rPr>
+      </w:pPr>
+      <w:r>
+        <w:rPr>
+          <w:rFonts w:ascii="Times New Roman" w:hAnsi="Times New Roman" w:cs="Times New Roman" w:hint="eastAsia"/>
+          <w:sz w:val="28"/>
+          <w:szCs w:val="28"/>
+        </w:rPr>
+        <w:t>指導教授：</w:t>
+      </w:r>
+      <w:r>
+        <w:rPr>
+          <w:rFonts w:ascii="Times New Roman" w:hAnsi="Times New Roman" w:cs="Times New Roman" w:hint="eastAsia"/>
+          <w:color w:val="FFFFFF" w:themeColor="background1"/>
+          <w:sz w:val="28"/>
+          <w:szCs w:val="28"/>
+          <w:u w:val="single" w:color="000000" w:themeColor="text1"/>
+        </w:rPr>
+        <w:t>11111111111</w:t>
+      </w:r>
+      <w:r>
+        <w:rPr>
+          <w:rFonts w:ascii="Times New Roman" w:hAnsi="Times New Roman" w:cs="Times New Roman" w:hint="eastAsia"/>
+          <w:color w:val="FFFFFF" w:themeColor="background1"/>
+          <w:sz w:val="28"/>
+          <w:szCs w:val="28"/>
+          <w:u w:val="single" w:color="000000" w:themeColor="text1"/>
+        </w:rPr>
+        <w:t>111111</w:t>
+      </w:r>
+    </w:p>
+    <w:p>
+      <w:pPr>
+        <w:spacing w:line="480" w:lineRule="auto"/>
+        <w:jc w:val="center"/>
+        <w:rPr>
+          <w:rFonts w:ascii="Times New Roman" w:hAnsi="Times New Roman" w:cs="Times New Roman" w:hint="eastAsia"/>
+          <w:sz w:val="28"/>
+          <w:szCs w:val="28"/>
+        </w:rPr>
+      </w:pPr>
+      <w:r>
+        <w:rPr>
+          <w:rFonts w:ascii="Times New Roman" w:hAnsi="Times New Roman" w:cs="Times New Roman" w:hint="eastAsia"/>
+          <w:sz w:val="28"/>
+          <w:szCs w:val="28"/>
+        </w:rPr>
+        <w:t>系主任：</w:t>
+      </w:r>
+      <w:r>
+        <w:rPr>
+          <w:rFonts w:ascii="Times New Roman" w:hAnsi="Times New Roman" w:cs="Times New Roman" w:hint="eastAsia"/>
+          <w:color w:val="FFFFFF" w:themeColor="background1"/>
+          <w:sz w:val="28"/>
+          <w:szCs w:val="28"/>
+          <w:u w:val="single" w:color="000000" w:themeColor="text1"/>
+        </w:rPr>
+        <w:t>11111111111</w:t>
+      </w:r>
+      <w:r>
+        <w:rPr>
+          <w:rFonts w:ascii="Times New Roman" w:hAnsi="Times New Roman" w:cs="Times New Roman" w:hint="eastAsia"/>
+          <w:color w:val="FFFFFF" w:themeColor="background1"/>
+          <w:sz w:val="28"/>
+          <w:szCs w:val="28"/>
+          <w:u w:val="single" w:color="000000" w:themeColor="text1"/>
+        </w:rPr>
+        <w:t>111111</w:t>
+      </w:r>
     </w:p>
     <w:p>
       <w:pPr>
@@ -744,7 +1352,35 @@
         <w:rPr>
           <w:rFonts w:ascii="Times New Roman" w:hAnsi="Times New Roman" w:cs="Times New Roman"/>
         </w:rPr>
-        <w:t>計算節點自動彈性擴縮，依工作佇列長度動態啟停節點，有效降低硬體閒置浪費。</w:t>
+        <w:t>計算節點自動</w:t>
+      </w:r>
+      <w:proofErr w:type="gramStart"/>
+      <w:r>
+        <w:rPr>
+          <w:rFonts w:ascii="Times New Roman" w:hAnsi="Times New Roman" w:cs="Times New Roman"/>
+        </w:rPr>
+        <w:t>彈性擴縮</w:t>
+      </w:r>
+      <w:proofErr w:type="gramEnd"/>
+      <w:r>
+        <w:rPr>
+          <w:rFonts w:ascii="Times New Roman" w:hAnsi="Times New Roman" w:cs="Times New Roman"/>
+        </w:rPr>
+        <w:t>，依工作佇列長度</w:t>
+      </w:r>
+      <w:proofErr w:type="gramStart"/>
+      <w:r>
+        <w:rPr>
+          <w:rFonts w:ascii="Times New Roman" w:hAnsi="Times New Roman" w:cs="Times New Roman"/>
+        </w:rPr>
+        <w:t>動態啟停節點</w:t>
+      </w:r>
+      <w:proofErr w:type="gramEnd"/>
+      <w:r>
+        <w:rPr>
+          <w:rFonts w:ascii="Times New Roman" w:hAnsi="Times New Roman" w:cs="Times New Roman"/>
+        </w:rPr>
+        <w:t>，有效降低硬體閒置浪費。</w:t>
       </w:r>
     </w:p>
     <w:p>
@@ -772,12 +1408,14 @@
         </w:rPr>
         <w:t>GPU</w:t>
       </w:r>
+      <w:proofErr w:type="gramStart"/>
       <w:r>
         <w:rPr>
           <w:rFonts w:ascii="Times New Roman" w:hAnsi="Times New Roman" w:cs="Times New Roman"/>
         </w:rPr>
         <w:t>資源切分機制</w:t>
       </w:r>
+      <w:proofErr w:type="gramEnd"/>
       <w:r>
         <w:rPr>
           <w:rFonts w:ascii="Times New Roman" w:hAnsi="Times New Roman" w:cs="Times New Roman"/>
@@ -1030,11 +1668,19 @@
         </w:rPr>
         <w:t xml:space="preserve">GPU </w:t>
       </w:r>
-      <w:r>
-        <w:rPr>
-          <w:rFonts w:ascii="Times New Roman" w:hAnsi="Times New Roman" w:cs="Times New Roman"/>
-        </w:rPr>
-        <w:t>切分分配與執行監控。在智慧決策層面，本計畫採用</w:t>
+      <w:proofErr w:type="gramStart"/>
+      <w:r>
+        <w:rPr>
+          <w:rFonts w:ascii="Times New Roman" w:hAnsi="Times New Roman" w:cs="Times New Roman"/>
+        </w:rPr>
+        <w:t>切分分配</w:t>
+      </w:r>
+      <w:proofErr w:type="gramEnd"/>
+      <w:r>
+        <w:rPr>
+          <w:rFonts w:ascii="Times New Roman" w:hAnsi="Times New Roman" w:cs="Times New Roman"/>
+        </w:rPr>
+        <w:t>與執行監控。在智慧決策層面，本計畫採用</w:t>
       </w:r>
       <w:r>
         <w:rPr>
@@ -1058,7 +1704,21 @@
         <w:rPr>
           <w:rFonts w:ascii="Times New Roman" w:hAnsi="Times New Roman" w:cs="Times New Roman"/>
         </w:rPr>
-        <w:t>）強化學習方法，使模型學習每個排程決策可能造成的結果分布，並加入風險敏感判斷，偏向選擇在壞情況下也較穩定的資源配置方案。</w:t>
+        <w:t>）強化學習方法，使模型學習每</w:t>
+      </w:r>
+      <w:proofErr w:type="gramStart"/>
+      <w:r>
+        <w:rPr>
+          <w:rFonts w:ascii="Times New Roman" w:hAnsi="Times New Roman" w:cs="Times New Roman"/>
+        </w:rPr>
+        <w:t>個</w:t>
+      </w:r>
+      <w:proofErr w:type="gramEnd"/>
+      <w:r>
+        <w:rPr>
+          <w:rFonts w:ascii="Times New Roman" w:hAnsi="Times New Roman" w:cs="Times New Roman"/>
+        </w:rPr>
+        <w:t>排程決策可能造成的結果分布，並加入風險敏感判斷，偏向選擇在壞情況下也較穩定的資源配置方案。</w:t>
       </w:r>
     </w:p>
     <w:p>
@@ -1090,11 +1750,33 @@
         </w:rPr>
         <w:t>GPU</w:t>
       </w:r>
-      <w:r>
-        <w:rPr>
-          <w:rFonts w:ascii="Times New Roman" w:hAnsi="Times New Roman" w:cs="Times New Roman"/>
-        </w:rPr>
-        <w:t>資源切分、節點彈性擴縮、智慧排程模型上線、工作追蹤與監控介面。後續工作將聚焦於改善模擬訓練環境貼近真實系統、擴充多台主機協同決策能力，以及進行更完整的效能對照實驗。</w:t>
+      <w:proofErr w:type="gramStart"/>
+      <w:r>
+        <w:rPr>
+          <w:rFonts w:ascii="Times New Roman" w:hAnsi="Times New Roman" w:cs="Times New Roman"/>
+        </w:rPr>
+        <w:t>資源切分</w:t>
+      </w:r>
+      <w:proofErr w:type="gramEnd"/>
+      <w:r>
+        <w:rPr>
+          <w:rFonts w:ascii="Times New Roman" w:hAnsi="Times New Roman" w:cs="Times New Roman"/>
+        </w:rPr>
+        <w:t>、節點</w:t>
+      </w:r>
+      <w:proofErr w:type="gramStart"/>
+      <w:r>
+        <w:rPr>
+          <w:rFonts w:ascii="Times New Roman" w:hAnsi="Times New Roman" w:cs="Times New Roman"/>
+        </w:rPr>
+        <w:t>彈性擴縮</w:t>
+      </w:r>
+      <w:proofErr w:type="gramEnd"/>
+      <w:r>
+        <w:rPr>
+          <w:rFonts w:ascii="Times New Roman" w:hAnsi="Times New Roman" w:cs="Times New Roman"/>
+        </w:rPr>
+        <w:t>、智慧排程模型上線、工作追蹤與監控介面。後續工作將聚焦於改善模擬訓練環境貼近真實系統、擴充多台主機協同決策能力，以及進行更完整的效能對照實驗。</w:t>
       </w:r>
     </w:p>
     <w:p>
@@ -4091,9 +4773,17 @@
         <w:rPr>
           <w:rFonts w:ascii="Times New Roman" w:hAnsi="Times New Roman" w:cs="Times New Roman"/>
         </w:rPr>
-        <w:t>分配、批次排程與多使用者管理支援較弱；相對地，傳統高效能運算排程器</w:t>
+        <w:t>分配、批次排程與多使用者管理支援較弱；相對地，傳統高效能運算</w:t>
+      </w:r>
+      <w:proofErr w:type="gramStart"/>
+      <w:r>
+        <w:rPr>
+          <w:rFonts w:ascii="Times New Roman" w:hAnsi="Times New Roman" w:cs="Times New Roman"/>
+        </w:rPr>
+        <w:t>排程器</w:t>
       </w:r>
       <w:proofErr w:type="spellStart"/>
+      <w:proofErr w:type="gramEnd"/>
       <w:r>
         <w:rPr>
           <w:rFonts w:ascii="Times New Roman" w:hAnsi="Times New Roman" w:cs="Times New Roman"/>
@@ -4105,7 +4795,21 @@
         <w:rPr>
           <w:rFonts w:ascii="Times New Roman" w:hAnsi="Times New Roman" w:cs="Times New Roman"/>
         </w:rPr>
-        <w:t>雖擅長管理工作佇列與硬體資源，但對彈性擴縮與雲端式管理不夠方便。</w:t>
+        <w:t>雖擅長管理工作佇列與硬體資源，但對彈性</w:t>
+      </w:r>
+      <w:proofErr w:type="gramStart"/>
+      <w:r>
+        <w:rPr>
+          <w:rFonts w:ascii="Times New Roman" w:hAnsi="Times New Roman" w:cs="Times New Roman"/>
+        </w:rPr>
+        <w:t>擴縮與</w:t>
+      </w:r>
+      <w:proofErr w:type="gramEnd"/>
+      <w:r>
+        <w:rPr>
+          <w:rFonts w:ascii="Times New Roman" w:hAnsi="Times New Roman" w:cs="Times New Roman"/>
+        </w:rPr>
+        <w:t>雲端式管理不夠方便。</w:t>
       </w:r>
     </w:p>
     <w:p>
@@ -4239,7 +4943,14 @@
         <w:rPr>
           <w:rFonts w:ascii="Times New Roman" w:hAnsi="Times New Roman" w:cs="Times New Roman"/>
         </w:rPr>
-        <w:t>如何根據工作數量，自動</w:t>
+        <w:t>如何根據工作數量，</w:t>
+      </w:r>
+      <w:proofErr w:type="gramStart"/>
+      <w:r>
+        <w:rPr>
+          <w:rFonts w:ascii="Times New Roman" w:hAnsi="Times New Roman" w:cs="Times New Roman"/>
+        </w:rPr>
+        <w:t>自動</w:t>
       </w:r>
       <w:r>
         <w:rPr>
@@ -4247,6 +4958,7 @@
         </w:rPr>
         <w:t>擴縮</w:t>
       </w:r>
+      <w:proofErr w:type="gramEnd"/>
       <w:r>
         <w:rPr>
           <w:rFonts w:ascii="Times New Roman" w:hAnsi="Times New Roman" w:cs="Times New Roman"/>
@@ -4409,7 +5121,21 @@
         <w:rPr>
           <w:rFonts w:ascii="Times New Roman" w:hAnsi="Times New Roman" w:cs="Times New Roman"/>
         </w:rPr>
-        <w:t xml:space="preserve">　高效能運算排程器（</w:t>
+        <w:t xml:space="preserve">　高效能運算</w:t>
+      </w:r>
+      <w:proofErr w:type="gramStart"/>
+      <w:r>
+        <w:rPr>
+          <w:rFonts w:ascii="Times New Roman" w:hAnsi="Times New Roman" w:cs="Times New Roman"/>
+        </w:rPr>
+        <w:t>排程器</w:t>
+      </w:r>
+      <w:proofErr w:type="gramEnd"/>
+      <w:r>
+        <w:rPr>
+          <w:rFonts w:ascii="Times New Roman" w:hAnsi="Times New Roman" w:cs="Times New Roman"/>
+        </w:rPr>
+        <w:t>（</w:t>
       </w:r>
       <w:proofErr w:type="spellStart"/>
       <w:r>
@@ -4471,7 +5197,35 @@
         <w:rPr>
           <w:rFonts w:ascii="Times New Roman" w:hAnsi="Times New Roman" w:cs="Times New Roman"/>
         </w:rPr>
-        <w:t>）叢集最廣泛使用的工作排程系統之一。它提供完整的工作提交、佇列管理、資源限額與帳務管理功能，並支援</w:t>
+        <w:t>）叢集最廣泛使用的工作排程系統之</w:t>
+      </w:r>
+      <w:proofErr w:type="gramStart"/>
+      <w:r>
+        <w:rPr>
+          <w:rFonts w:ascii="Times New Roman" w:hAnsi="Times New Roman" w:cs="Times New Roman"/>
+        </w:rPr>
+        <w:t>一</w:t>
+      </w:r>
+      <w:proofErr w:type="gramEnd"/>
+      <w:r>
+        <w:rPr>
+          <w:rFonts w:ascii="Times New Roman" w:hAnsi="Times New Roman" w:cs="Times New Roman"/>
+        </w:rPr>
+        <w:t>。它提供完整的工作提交、佇列管理、資源限額與帳</w:t>
+      </w:r>
+      <w:proofErr w:type="gramStart"/>
+      <w:r>
+        <w:rPr>
+          <w:rFonts w:ascii="Times New Roman" w:hAnsi="Times New Roman" w:cs="Times New Roman"/>
+        </w:rPr>
+        <w:t>務</w:t>
+      </w:r>
+      <w:proofErr w:type="gramEnd"/>
+      <w:r>
+        <w:rPr>
+          <w:rFonts w:ascii="Times New Roman" w:hAnsi="Times New Roman" w:cs="Times New Roman"/>
+        </w:rPr>
+        <w:t>管理功能，並支援</w:t>
       </w:r>
       <w:r>
         <w:rPr>
@@ -4497,7 +5251,21 @@
         <w:rPr>
           <w:rFonts w:ascii="Times New Roman" w:hAnsi="Times New Roman" w:cs="Times New Roman"/>
         </w:rPr>
-        <w:t>原生設計以固定實體節點為主，對彈性擴縮與容器化整合的支援相對有限。</w:t>
+        <w:t>原生設計以固定實體節點為主，對彈性</w:t>
+      </w:r>
+      <w:proofErr w:type="gramStart"/>
+      <w:r>
+        <w:rPr>
+          <w:rFonts w:ascii="Times New Roman" w:hAnsi="Times New Roman" w:cs="Times New Roman"/>
+        </w:rPr>
+        <w:t>擴縮與</w:t>
+      </w:r>
+      <w:proofErr w:type="gramEnd"/>
+      <w:r>
+        <w:rPr>
+          <w:rFonts w:ascii="Times New Roman" w:hAnsi="Times New Roman" w:cs="Times New Roman"/>
+        </w:rPr>
+        <w:t>容器化整合的支援相對有限。</w:t>
       </w:r>
     </w:p>
     <w:p>
@@ -4553,7 +5321,35 @@
         <w:rPr>
           <w:rFonts w:ascii="Times New Roman" w:hAnsi="Times New Roman" w:cs="Times New Roman"/>
         </w:rPr>
-        <w:t>是目前最主流的容器編排平台，能夠自動管理容器的部署、擴縮與健康監控。</w:t>
+        <w:t>是目前</w:t>
+      </w:r>
+      <w:proofErr w:type="gramStart"/>
+      <w:r>
+        <w:rPr>
+          <w:rFonts w:ascii="Times New Roman" w:hAnsi="Times New Roman" w:cs="Times New Roman"/>
+        </w:rPr>
+        <w:t>最</w:t>
+      </w:r>
+      <w:proofErr w:type="gramEnd"/>
+      <w:r>
+        <w:rPr>
+          <w:rFonts w:ascii="Times New Roman" w:hAnsi="Times New Roman" w:cs="Times New Roman"/>
+        </w:rPr>
+        <w:t>主流的容器編排平台，能夠自動管理容器的部署、</w:t>
+      </w:r>
+      <w:proofErr w:type="gramStart"/>
+      <w:r>
+        <w:rPr>
+          <w:rFonts w:ascii="Times New Roman" w:hAnsi="Times New Roman" w:cs="Times New Roman"/>
+        </w:rPr>
+        <w:t>擴縮與</w:t>
+      </w:r>
+      <w:proofErr w:type="gramEnd"/>
+      <w:r>
+        <w:rPr>
+          <w:rFonts w:ascii="Times New Roman" w:hAnsi="Times New Roman" w:cs="Times New Roman"/>
+        </w:rPr>
+        <w:t>健康監控。</w:t>
       </w:r>
       <w:r>
         <w:rPr>
@@ -4597,8 +5393,16 @@
         <w:rPr>
           <w:rFonts w:ascii="Times New Roman" w:hAnsi="Times New Roman" w:cs="Times New Roman"/>
         </w:rPr>
-        <w:t>原生的排程器</w:t>
-      </w:r>
+        <w:t>原生的</w:t>
+      </w:r>
+      <w:proofErr w:type="gramStart"/>
+      <w:r>
+        <w:rPr>
+          <w:rFonts w:ascii="Times New Roman" w:hAnsi="Times New Roman" w:cs="Times New Roman"/>
+        </w:rPr>
+        <w:t>排程器</w:t>
+      </w:r>
+      <w:proofErr w:type="gramEnd"/>
       <w:r>
         <w:rPr>
           <w:rFonts w:ascii="Times New Roman" w:hAnsi="Times New Roman" w:cs="Times New Roman"/>
@@ -4839,11 +5643,19 @@
         </w:rPr>
         <w:t>GPU</w:t>
       </w:r>
-      <w:r>
-        <w:rPr>
-          <w:rFonts w:ascii="Times New Roman" w:hAnsi="Times New Roman" w:cs="Times New Roman"/>
-        </w:rPr>
-        <w:t>資源切分的方式，讓多個較小的工作共享同一張</w:t>
+      <w:proofErr w:type="gramStart"/>
+      <w:r>
+        <w:rPr>
+          <w:rFonts w:ascii="Times New Roman" w:hAnsi="Times New Roman" w:cs="Times New Roman"/>
+        </w:rPr>
+        <w:t>資源切分的</w:t>
+      </w:r>
+      <w:proofErr w:type="gramEnd"/>
+      <w:r>
+        <w:rPr>
+          <w:rFonts w:ascii="Times New Roman" w:hAnsi="Times New Roman" w:cs="Times New Roman"/>
+        </w:rPr>
+        <w:t>方式，讓多個較小的工作共享同一張</w:t>
       </w:r>
       <w:r>
         <w:rPr>
@@ -5062,7 +5874,21 @@
         <w:rPr>
           <w:rFonts w:ascii="Times New Roman" w:hAnsi="Times New Roman" w:cs="Times New Roman"/>
         </w:rPr>
-        <w:t>。在最大熵框架下，</w:t>
+        <w:t>。在最大</w:t>
+      </w:r>
+      <w:proofErr w:type="gramStart"/>
+      <w:r>
+        <w:rPr>
+          <w:rFonts w:ascii="Times New Roman" w:hAnsi="Times New Roman" w:cs="Times New Roman"/>
+        </w:rPr>
+        <w:t>熵</w:t>
+      </w:r>
+      <w:proofErr w:type="gramEnd"/>
+      <w:r>
+        <w:rPr>
+          <w:rFonts w:ascii="Times New Roman" w:hAnsi="Times New Roman" w:cs="Times New Roman"/>
+        </w:rPr>
+        <w:t>框架下，</w:t>
       </w:r>
       <w:r>
         <w:rPr>
@@ -5290,7 +6116,21 @@
         <w:rPr>
           <w:rFonts w:ascii="Times New Roman" w:hAnsi="Times New Roman" w:cs="Times New Roman"/>
         </w:rPr>
-        <w:t xml:space="preserve"> H(π(·|</w:t>
+        <w:t xml:space="preserve"> H(π(</w:t>
+      </w:r>
+      <w:proofErr w:type="gramStart"/>
+      <w:r>
+        <w:rPr>
+          <w:rFonts w:ascii="Times New Roman" w:hAnsi="Times New Roman" w:cs="Times New Roman"/>
+        </w:rPr>
+        <w:t>·</w:t>
+      </w:r>
+      <w:proofErr w:type="gramEnd"/>
+      <w:r>
+        <w:rPr>
+          <w:rFonts w:ascii="Times New Roman" w:hAnsi="Times New Roman" w:cs="Times New Roman"/>
+        </w:rPr>
+        <w:t>|</w:t>
       </w:r>
       <w:proofErr w:type="spellStart"/>
       <w:r>
@@ -5346,7 +6186,21 @@
         <w:rPr>
           <w:rFonts w:ascii="Times New Roman" w:hAnsi="Times New Roman" w:cs="Times New Roman"/>
         </w:rPr>
-        <w:t>貝爾曼目標更新：</w:t>
+        <w:t>貝爾</w:t>
+      </w:r>
+      <w:proofErr w:type="gramStart"/>
+      <w:r>
+        <w:rPr>
+          <w:rFonts w:ascii="Times New Roman" w:hAnsi="Times New Roman" w:cs="Times New Roman"/>
+        </w:rPr>
+        <w:t>曼</w:t>
+      </w:r>
+      <w:proofErr w:type="gramEnd"/>
+      <w:r>
+        <w:rPr>
+          <w:rFonts w:ascii="Times New Roman" w:hAnsi="Times New Roman" w:cs="Times New Roman"/>
+        </w:rPr>
+        <w:t>目標更新：</w:t>
       </w:r>
     </w:p>
     <w:p>
@@ -5575,7 +6429,35 @@
         <w:rPr>
           <w:rFonts w:ascii="Times New Roman" w:hAnsi="Times New Roman" w:cs="Times New Roman"/>
         </w:rPr>
-        <w:t>）最小化以下目標，在每個合法動作上對熵正則化（鼓勵探索）與</w:t>
+        <w:t>）最小化以下目標，在每</w:t>
+      </w:r>
+      <w:proofErr w:type="gramStart"/>
+      <w:r>
+        <w:rPr>
+          <w:rFonts w:ascii="Times New Roman" w:hAnsi="Times New Roman" w:cs="Times New Roman"/>
+        </w:rPr>
+        <w:t>個</w:t>
+      </w:r>
+      <w:proofErr w:type="gramEnd"/>
+      <w:r>
+        <w:rPr>
+          <w:rFonts w:ascii="Times New Roman" w:hAnsi="Times New Roman" w:cs="Times New Roman"/>
+        </w:rPr>
+        <w:t>合法動作上對</w:t>
+      </w:r>
+      <w:proofErr w:type="gramStart"/>
+      <w:r>
+        <w:rPr>
+          <w:rFonts w:ascii="Times New Roman" w:hAnsi="Times New Roman" w:cs="Times New Roman"/>
+        </w:rPr>
+        <w:t>熵正則化</w:t>
+      </w:r>
+      <w:proofErr w:type="gramEnd"/>
+      <w:r>
+        <w:rPr>
+          <w:rFonts w:ascii="Times New Roman" w:hAnsi="Times New Roman" w:cs="Times New Roman"/>
+        </w:rPr>
+        <w:t>（鼓勵探索）與</w:t>
       </w:r>
       <w:r>
         <w:rPr>
@@ -5712,13 +6594,55 @@
         <w:rPr>
           <w:rFonts w:ascii="Times New Roman" w:hAnsi="Times New Roman" w:cs="Times New Roman"/>
         </w:rPr>
-        <w:t>由獨立梯度步驟自動調整，使策略熵維持於預設目標值</w:t>
-      </w:r>
-      <w:r>
-        <w:rPr>
-          <w:rFonts w:ascii="Times New Roman" w:hAnsi="Times New Roman" w:cs="Times New Roman"/>
-        </w:rPr>
-        <w:t xml:space="preserve"> H̅ </w:t>
+        <w:t>由</w:t>
+      </w:r>
+      <w:proofErr w:type="gramStart"/>
+      <w:r>
+        <w:rPr>
+          <w:rFonts w:ascii="Times New Roman" w:hAnsi="Times New Roman" w:cs="Times New Roman"/>
+        </w:rPr>
+        <w:t>獨立梯</w:t>
+      </w:r>
+      <w:proofErr w:type="gramEnd"/>
+      <w:r>
+        <w:rPr>
+          <w:rFonts w:ascii="Times New Roman" w:hAnsi="Times New Roman" w:cs="Times New Roman"/>
+        </w:rPr>
+        <w:t>度步驟自動調整，使策略</w:t>
+      </w:r>
+      <w:proofErr w:type="gramStart"/>
+      <w:r>
+        <w:rPr>
+          <w:rFonts w:ascii="Times New Roman" w:hAnsi="Times New Roman" w:cs="Times New Roman"/>
+        </w:rPr>
+        <w:t>熵</w:t>
+      </w:r>
+      <w:proofErr w:type="gramEnd"/>
+      <w:r>
+        <w:rPr>
+          <w:rFonts w:ascii="Times New Roman" w:hAnsi="Times New Roman" w:cs="Times New Roman"/>
+        </w:rPr>
+        <w:t>維持於預設目標值</w:t>
+      </w:r>
+      <w:r>
+        <w:rPr>
+          <w:rFonts w:ascii="Times New Roman" w:hAnsi="Times New Roman" w:cs="Times New Roman"/>
+        </w:rPr>
+        <w:t xml:space="preserve"> H</w:t>
+      </w:r>
+      <w:proofErr w:type="gramStart"/>
+      <w:r>
+        <w:rPr>
+          <w:rFonts w:ascii="Times New Roman" w:hAnsi="Times New Roman" w:cs="Times New Roman"/>
+        </w:rPr>
+        <w:t>̅</w:t>
+      </w:r>
+      <w:proofErr w:type="gramEnd"/>
+      <w:r>
+        <w:rPr>
+          <w:rFonts w:ascii="Times New Roman" w:hAnsi="Times New Roman" w:cs="Times New Roman"/>
+        </w:rPr>
+        <w:t xml:space="preserve"> </w:t>
       </w:r>
       <w:r>
         <w:rPr>
@@ -5857,11 +6781,19 @@
         </w:rPr>
         <w:t xml:space="preserve"> 16 </w:t>
       </w:r>
-      <w:r>
-        <w:rPr>
-          <w:rFonts w:ascii="Times New Roman" w:hAnsi="Times New Roman" w:cs="Times New Roman"/>
-        </w:rPr>
-        <w:t>個待排工作的特徵與叢集</w:t>
+      <w:proofErr w:type="gramStart"/>
+      <w:r>
+        <w:rPr>
+          <w:rFonts w:ascii="Times New Roman" w:hAnsi="Times New Roman" w:cs="Times New Roman"/>
+        </w:rPr>
+        <w:t>個待排</w:t>
+      </w:r>
+      <w:proofErr w:type="gramEnd"/>
+      <w:r>
+        <w:rPr>
+          <w:rFonts w:ascii="Times New Roman" w:hAnsi="Times New Roman" w:cs="Times New Roman"/>
+        </w:rPr>
+        <w:t>工作的特徵與叢集</w:t>
       </w:r>
       <w:r>
         <w:rPr>
@@ -5950,7 +6882,21 @@
         <w:rPr>
           <w:rFonts w:ascii="Times New Roman" w:hAnsi="Times New Roman" w:cs="Times New Roman"/>
         </w:rPr>
-        <w:t>的特點是不只估計回報的平均值，而是估計整個回報的機率分布。它在最大熵框架下，把</w:t>
+        <w:t>的特點是不只估計回報的平均值，而是估計整個回報的機率分布。它在最大</w:t>
+      </w:r>
+      <w:proofErr w:type="gramStart"/>
+      <w:r>
+        <w:rPr>
+          <w:rFonts w:ascii="Times New Roman" w:hAnsi="Times New Roman" w:cs="Times New Roman"/>
+        </w:rPr>
+        <w:t>熵</w:t>
+      </w:r>
+      <w:proofErr w:type="gramEnd"/>
+      <w:r>
+        <w:rPr>
+          <w:rFonts w:ascii="Times New Roman" w:hAnsi="Times New Roman" w:cs="Times New Roman"/>
+        </w:rPr>
+        <w:t>框架下，把</w:t>
       </w:r>
       <w:r>
         <w:rPr>
@@ -6054,7 +7000,21 @@
         <w:rPr>
           <w:rFonts w:ascii="Times New Roman" w:hAnsi="Times New Roman" w:cs="Times New Roman"/>
         </w:rPr>
-        <w:t>，兩者各以隱式分位數網路（</w:t>
+        <w:t>，兩者各</w:t>
+      </w:r>
+      <w:proofErr w:type="gramStart"/>
+      <w:r>
+        <w:rPr>
+          <w:rFonts w:ascii="Times New Roman" w:hAnsi="Times New Roman" w:cs="Times New Roman"/>
+        </w:rPr>
+        <w:t>以隱式分</w:t>
+      </w:r>
+      <w:proofErr w:type="gramEnd"/>
+      <w:r>
+        <w:rPr>
+          <w:rFonts w:ascii="Times New Roman" w:hAnsi="Times New Roman" w:cs="Times New Roman"/>
+        </w:rPr>
+        <w:t>位數網路（</w:t>
       </w:r>
       <w:r>
         <w:rPr>
@@ -6090,7 +7050,21 @@
         <w:rPr>
           <w:rFonts w:ascii="Times New Roman" w:hAnsi="Times New Roman" w:cs="Times New Roman"/>
         </w:rPr>
-        <w:t>動作的綜合價值為兩者期望值之和：</w:t>
+        <w:t>動作的綜合價值為兩者期望值之</w:t>
+      </w:r>
+      <w:proofErr w:type="gramStart"/>
+      <w:r>
+        <w:rPr>
+          <w:rFonts w:ascii="Times New Roman" w:hAnsi="Times New Roman" w:cs="Times New Roman"/>
+        </w:rPr>
+        <w:t>和</w:t>
+      </w:r>
+      <w:proofErr w:type="gramEnd"/>
+      <w:r>
+        <w:rPr>
+          <w:rFonts w:ascii="Times New Roman" w:hAnsi="Times New Roman" w:cs="Times New Roman"/>
+        </w:rPr>
+        <w:t>：</w:t>
       </w:r>
     </w:p>
     <w:p>
@@ -6284,8 +7258,16 @@
         <w:rPr>
           <w:rFonts w:ascii="Times New Roman" w:hAnsi="Times New Roman" w:cs="Times New Roman"/>
         </w:rPr>
-        <w:t>）：只取分布下尾</w:t>
-      </w:r>
+        <w:t>）：只取</w:t>
+      </w:r>
+      <w:proofErr w:type="gramStart"/>
+      <w:r>
+        <w:rPr>
+          <w:rFonts w:ascii="Times New Roman" w:hAnsi="Times New Roman" w:cs="Times New Roman"/>
+        </w:rPr>
+        <w:t>分布下尾</w:t>
+      </w:r>
+      <w:proofErr w:type="gramEnd"/>
       <w:r>
         <w:rPr>
           <w:rFonts w:ascii="Times New Roman" w:hAnsi="Times New Roman" w:cs="Times New Roman"/>
@@ -6513,8 +7495,16 @@
         <w:rPr>
           <w:rFonts w:ascii="Times New Roman" w:hAnsi="Times New Roman" w:cs="Times New Roman"/>
         </w:rPr>
-        <w:t>改寫為顯式的</w:t>
-      </w:r>
+        <w:t>改寫為</w:t>
+      </w:r>
+      <w:proofErr w:type="gramStart"/>
+      <w:r>
+        <w:rPr>
+          <w:rFonts w:ascii="Times New Roman" w:hAnsi="Times New Roman" w:cs="Times New Roman"/>
+        </w:rPr>
+        <w:t>顯式的</w:t>
+      </w:r>
+      <w:proofErr w:type="gramEnd"/>
       <w:r>
         <w:rPr>
           <w:rFonts w:ascii="Times New Roman" w:hAnsi="Times New Roman" w:cs="Times New Roman"/>
@@ -6525,7 +7515,35 @@
         <w:rPr>
           <w:rFonts w:ascii="Times New Roman" w:hAnsi="Times New Roman" w:cs="Times New Roman"/>
         </w:rPr>
-        <w:t>。策略以最小化下式的目標更新，對每個合法動作同時權衡熵（鼓勵探索）與風險調整後的回報：</w:t>
+        <w:t>。策略以最小化</w:t>
+      </w:r>
+      <w:proofErr w:type="gramStart"/>
+      <w:r>
+        <w:rPr>
+          <w:rFonts w:ascii="Times New Roman" w:hAnsi="Times New Roman" w:cs="Times New Roman"/>
+        </w:rPr>
+        <w:t>下式的目標</w:t>
+      </w:r>
+      <w:proofErr w:type="gramEnd"/>
+      <w:r>
+        <w:rPr>
+          <w:rFonts w:ascii="Times New Roman" w:hAnsi="Times New Roman" w:cs="Times New Roman"/>
+        </w:rPr>
+        <w:t>更新，對每</w:t>
+      </w:r>
+      <w:proofErr w:type="gramStart"/>
+      <w:r>
+        <w:rPr>
+          <w:rFonts w:ascii="Times New Roman" w:hAnsi="Times New Roman" w:cs="Times New Roman"/>
+        </w:rPr>
+        <w:t>個</w:t>
+      </w:r>
+      <w:proofErr w:type="gramEnd"/>
+      <w:r>
+        <w:rPr>
+          <w:rFonts w:ascii="Times New Roman" w:hAnsi="Times New Roman" w:cs="Times New Roman"/>
+        </w:rPr>
+        <w:t>合法動作同時權衡熵（鼓勵探索）與風險調整後的回報：</w:t>
       </w:r>
     </w:p>
     <w:p>
@@ -7117,6 +8135,12 @@
       </w:pPr>
       <w:r>
         <w:rPr>
+          <w:rFonts w:ascii="Times New Roman" w:hAnsi="Times New Roman" w:cs="Times New Roman" w:hint="eastAsia"/>
+        </w:rPr>
+        <w:t xml:space="preserve">　　</w:t>
+      </w:r>
+      <w:r>
+        <w:rPr>
           <w:rFonts w:ascii="Times New Roman" w:hAnsi="Times New Roman" w:cs="Times New Roman"/>
         </w:rPr>
         <w:t>目前系統的決策流程分成三層：</w:t>
@@ -7155,6 +8179,12 @@
       </w:pPr>
       <w:r>
         <w:rPr>
+          <w:rFonts w:ascii="Times New Roman" w:hAnsi="Times New Roman" w:cs="Times New Roman" w:hint="eastAsia"/>
+        </w:rPr>
+        <w:t xml:space="preserve">　　</w:t>
+      </w:r>
+      <w:r>
+        <w:rPr>
           <w:rFonts w:ascii="Times New Roman" w:hAnsi="Times New Roman" w:cs="Times New Roman"/>
         </w:rPr>
         <w:t>當使用者提交工作後，系統先補齊必要資訊，並根據幾個簡單穩定的規則計算工作的優先程度。這些規則主要考慮：工作是否適合目前剩餘的</w:t>
@@ -7169,7 +8199,21 @@
         <w:rPr>
           <w:rFonts w:ascii="Times New Roman" w:hAnsi="Times New Roman" w:cs="Times New Roman"/>
         </w:rPr>
-        <w:t>資源、是否造成資源碎片化、以及較短的工作是否應優先執行。此層作為系統的保底機制，即使智慧模型失效，系統仍可正常運作。</w:t>
+        <w:t>資源、是否造成資源碎片化、以及較短的工作是否應優先執行。</w:t>
+      </w:r>
+      <w:proofErr w:type="gramStart"/>
+      <w:r>
+        <w:rPr>
+          <w:rFonts w:ascii="Times New Roman" w:hAnsi="Times New Roman" w:cs="Times New Roman"/>
+        </w:rPr>
+        <w:t>此層作為</w:t>
+      </w:r>
+      <w:proofErr w:type="gramEnd"/>
+      <w:r>
+        <w:rPr>
+          <w:rFonts w:ascii="Times New Roman" w:hAnsi="Times New Roman" w:cs="Times New Roman"/>
+        </w:rPr>
+        <w:t>系統的保底機制，即使智慧模型失效，系統仍可正常運作。</w:t>
       </w:r>
     </w:p>
     <w:p>
@@ -7201,7 +8245,7 @@
         <w:spacing w:line="276" w:lineRule="auto"/>
         <w:jc w:val="both"/>
         <w:rPr>
-          <w:rFonts w:ascii="Times New Roman" w:hAnsi="Times New Roman" w:cs="Times New Roman" w:hint="eastAsia"/>
+          <w:rFonts w:ascii="Times New Roman" w:hAnsi="Times New Roman" w:cs="Times New Roman"/>
         </w:rPr>
       </w:pPr>
       <w:r>
@@ -7227,12 +8271,13 @@
       <w:pPr>
         <w:jc w:val="center"/>
         <w:rPr>
-          <w:rFonts w:ascii="Times New Roman" w:hAnsi="Times New Roman" w:cs="Times New Roman" w:hint="eastAsia"/>
-        </w:rPr>
-      </w:pPr>
-      <w:r>
-        <w:rPr>
-          <w:rFonts w:ascii="Times New Roman" w:hAnsi="Times New Roman" w:cs="Times New Roman"/>
+          <w:rFonts w:ascii="Times New Roman" w:hAnsi="Times New Roman" w:cs="Times New Roman"/>
+        </w:rPr>
+      </w:pPr>
+      <w:r>
+        <w:rPr>
+          <w:rFonts w:ascii="Times New Roman" w:hAnsi="Times New Roman" w:cs="Times New Roman"/>
+          <w:noProof/>
         </w:rPr>
         <w:drawing>
           <wp:inline distT="0" distB="0" distL="0" distR="0" wp14:anchorId="416C5893" wp14:editId="3EBA7FEE">
@@ -7352,7 +8397,21 @@
         <w:rPr>
           <w:rFonts w:ascii="Times New Roman" w:hAnsi="Times New Roman" w:cs="Times New Roman"/>
         </w:rPr>
-        <w:t xml:space="preserve">　　除了影響工作的先後順序外，系統也能先暫時保留工作，再根據模型決定其應放到哪一台節點上。這樣的做法讓模型的判斷不只停留在「哪個工作先跑」，而是更進一步參與「工作要放在哪裡跑」的決策。</w:t>
+        <w:t xml:space="preserve">　　除了影響工作的先後順序外，系統也能先暫時保留工作，再根據模型決定其應放到哪一台節點上。這樣的做法讓模型的判斷不只停留在「哪</w:t>
+      </w:r>
+      <w:proofErr w:type="gramStart"/>
+      <w:r>
+        <w:rPr>
+          <w:rFonts w:ascii="Times New Roman" w:hAnsi="Times New Roman" w:cs="Times New Roman"/>
+        </w:rPr>
+        <w:t>個</w:t>
+      </w:r>
+      <w:proofErr w:type="gramEnd"/>
+      <w:r>
+        <w:rPr>
+          <w:rFonts w:ascii="Times New Roman" w:hAnsi="Times New Roman" w:cs="Times New Roman"/>
+        </w:rPr>
+        <w:t>工作先跑」，而是更進一步參與「工作要放在哪裡跑」的決策。</w:t>
       </w:r>
     </w:p>
     <w:p>
@@ -7470,11 +8529,19 @@
         </w:rPr>
         <w:t>GPU</w:t>
       </w:r>
-      <w:r>
-        <w:rPr>
-          <w:rFonts w:ascii="Times New Roman" w:hAnsi="Times New Roman" w:cs="Times New Roman"/>
-        </w:rPr>
-        <w:t>可切成多個可分配單位，使用者可依需求申請</w:t>
+      <w:proofErr w:type="gramStart"/>
+      <w:r>
+        <w:rPr>
+          <w:rFonts w:ascii="Times New Roman" w:hAnsi="Times New Roman" w:cs="Times New Roman"/>
+        </w:rPr>
+        <w:t>可切成</w:t>
+      </w:r>
+      <w:proofErr w:type="gramEnd"/>
+      <w:r>
+        <w:rPr>
+          <w:rFonts w:ascii="Times New Roman" w:hAnsi="Times New Roman" w:cs="Times New Roman"/>
+        </w:rPr>
+        <w:t>多個可分配單位，使用者可依需求申請</w:t>
       </w:r>
       <w:r>
         <w:rPr>
@@ -7608,12 +8675,14 @@
         </w:rPr>
         <w:t>GPU</w:t>
       </w:r>
+      <w:proofErr w:type="gramStart"/>
       <w:r>
         <w:rPr>
           <w:rFonts w:ascii="Times New Roman" w:hAnsi="Times New Roman" w:cs="Times New Roman"/>
         </w:rPr>
         <w:t>資源切分示意圖</w:t>
       </w:r>
+      <w:proofErr w:type="gramEnd"/>
     </w:p>
     <w:p>
       <w:pPr>
@@ -7656,7 +8725,21 @@
         <w:rPr>
           <w:rFonts w:ascii="Times New Roman" w:hAnsi="Times New Roman" w:cs="Times New Roman"/>
         </w:rPr>
-        <w:t>比較三種排程方式，採完全相同的訓練配方，僅調整指令參數，以分離各機制的貢獻：</w:t>
+        <w:t>比較三種排程方式，</w:t>
+      </w:r>
+      <w:proofErr w:type="gramStart"/>
+      <w:r>
+        <w:rPr>
+          <w:rFonts w:ascii="Times New Roman" w:hAnsi="Times New Roman" w:cs="Times New Roman"/>
+        </w:rPr>
+        <w:t>採</w:t>
+      </w:r>
+      <w:proofErr w:type="gramEnd"/>
+      <w:r>
+        <w:rPr>
+          <w:rFonts w:ascii="Times New Roman" w:hAnsi="Times New Roman" w:cs="Times New Roman"/>
+        </w:rPr>
+        <w:t>完全相同的訓練配方，僅調整指令參數，以分離各機制的貢獻：</w:t>
       </w:r>
     </w:p>
     <w:p>
@@ -8670,7 +9753,21 @@
         <w:rPr>
           <w:rFonts w:ascii="Times New Roman" w:hAnsi="Times New Roman" w:cs="Times New Roman"/>
         </w:rPr>
-        <w:t>）：忠實實作</w:t>
+        <w:t>）：忠實</w:t>
+      </w:r>
+      <w:proofErr w:type="gramStart"/>
+      <w:r>
+        <w:rPr>
+          <w:rFonts w:ascii="Times New Roman" w:hAnsi="Times New Roman" w:cs="Times New Roman"/>
+        </w:rPr>
+        <w:t>實</w:t>
+      </w:r>
+      <w:proofErr w:type="gramEnd"/>
+      <w:r>
+        <w:rPr>
+          <w:rFonts w:ascii="Times New Roman" w:hAnsi="Times New Roman" w:cs="Times New Roman"/>
+        </w:rPr>
+        <w:t>作</w:t>
       </w:r>
       <w:r>
         <w:rPr>
@@ -8867,8 +9964,16 @@
         <w:rPr>
           <w:rFonts w:ascii="Times New Roman" w:hAnsi="Times New Roman" w:cs="Times New Roman"/>
         </w:rPr>
-        <w:t>決策對應一個跑數分鐘至數小時的任務，湊滿樣本要等數月，因此採</w:t>
-      </w:r>
+        <w:t>決策對應一個跑數分鐘至數小時的任務，湊滿樣本要等數月，因此</w:t>
+      </w:r>
+      <w:proofErr w:type="gramStart"/>
+      <w:r>
+        <w:rPr>
+          <w:rFonts w:ascii="Times New Roman" w:hAnsi="Times New Roman" w:cs="Times New Roman"/>
+        </w:rPr>
+        <w:t>採</w:t>
+      </w:r>
+      <w:proofErr w:type="gramEnd"/>
       <w:r>
         <w:rPr>
           <w:rFonts w:ascii="Times New Roman" w:hAnsi="Times New Roman" w:cs="Times New Roman"/>
@@ -9057,7 +10162,7 @@
       <w:pPr>
         <w:spacing w:line="276" w:lineRule="auto"/>
         <w:rPr>
-          <w:rFonts w:ascii="Times New Roman" w:hAnsi="Times New Roman" w:cs="Times New Roman" w:hint="eastAsia"/>
+          <w:rFonts w:ascii="Times New Roman" w:hAnsi="Times New Roman" w:cs="Times New Roman"/>
         </w:rPr>
       </w:pPr>
     </w:p>
@@ -9108,7 +10213,21 @@
         <w:rPr>
           <w:rFonts w:ascii="Times New Roman" w:hAnsi="Times New Roman" w:cs="Times New Roman"/>
         </w:rPr>
-        <w:t>對每種排程法做配對比較，降低</w:t>
+        <w:t>對每</w:t>
+      </w:r>
+      <w:proofErr w:type="gramStart"/>
+      <w:r>
+        <w:rPr>
+          <w:rFonts w:ascii="Times New Roman" w:hAnsi="Times New Roman" w:cs="Times New Roman"/>
+        </w:rPr>
+        <w:t>種排程法</w:t>
+      </w:r>
+      <w:proofErr w:type="gramEnd"/>
+      <w:r>
+        <w:rPr>
+          <w:rFonts w:ascii="Times New Roman" w:hAnsi="Times New Roman" w:cs="Times New Roman"/>
+        </w:rPr>
+        <w:t>做配對比較，降低</w:t>
       </w:r>
       <w:r>
         <w:rPr>
@@ -9229,8 +10348,16 @@
         <w:rPr>
           <w:rFonts w:ascii="Times New Roman" w:hAnsi="Times New Roman" w:cs="Times New Roman"/>
         </w:rPr>
-        <w:t>較高、較差。每個</w:t>
-      </w:r>
+        <w:t>較高、較差。每</w:t>
+      </w:r>
+      <w:proofErr w:type="gramStart"/>
+      <w:r>
+        <w:rPr>
+          <w:rFonts w:ascii="Times New Roman" w:hAnsi="Times New Roman" w:cs="Times New Roman"/>
+        </w:rPr>
+        <w:t>個</w:t>
+      </w:r>
+      <w:proofErr w:type="gramEnd"/>
       <w:r>
         <w:rPr>
           <w:rFonts w:ascii="Times New Roman" w:hAnsi="Times New Roman" w:cs="Times New Roman"/>
@@ -9249,12 +10376,14 @@
         </w:rPr>
         <w:t xml:space="preserve"> 50 </w:t>
       </w:r>
+      <w:proofErr w:type="gramStart"/>
       <w:r>
         <w:rPr>
           <w:rFonts w:ascii="Times New Roman" w:hAnsi="Times New Roman" w:cs="Times New Roman"/>
         </w:rPr>
         <w:t>個</w:t>
       </w:r>
+      <w:proofErr w:type="gramEnd"/>
       <w:r>
         <w:rPr>
           <w:rFonts w:ascii="Times New Roman" w:hAnsi="Times New Roman" w:cs="Times New Roman"/>
@@ -9359,11 +10488,19 @@
         </w:rPr>
         <w:t xml:space="preserve"> 5 </w:t>
       </w:r>
-      <w:r>
-        <w:rPr>
-          <w:rFonts w:ascii="Times New Roman" w:hAnsi="Times New Roman" w:cs="Times New Roman"/>
-        </w:rPr>
-        <w:t>個亂數種子下進行</w:t>
+      <w:proofErr w:type="gramStart"/>
+      <w:r>
+        <w:rPr>
+          <w:rFonts w:ascii="Times New Roman" w:hAnsi="Times New Roman" w:cs="Times New Roman"/>
+        </w:rPr>
+        <w:t>個</w:t>
+      </w:r>
+      <w:proofErr w:type="gramEnd"/>
+      <w:r>
+        <w:rPr>
+          <w:rFonts w:ascii="Times New Roman" w:hAnsi="Times New Roman" w:cs="Times New Roman"/>
+        </w:rPr>
+        <w:t>亂數種子下進行</w:t>
       </w:r>
       <w:r>
         <w:rPr>
@@ -9383,7 +10520,7 @@
         <w:spacing w:before="120" w:line="276" w:lineRule="auto"/>
         <w:jc w:val="both"/>
         <w:rPr>
-          <w:rFonts w:ascii="Times New Roman" w:hAnsi="Times New Roman" w:cs="Times New Roman" w:hint="eastAsia"/>
+          <w:rFonts w:ascii="Times New Roman" w:hAnsi="Times New Roman" w:cs="Times New Roman"/>
         </w:rPr>
       </w:pPr>
     </w:p>
@@ -9511,11 +10648,19 @@
         </w:rPr>
         <w:t xml:space="preserve"> 3 </w:t>
       </w:r>
-      <w:r>
-        <w:rPr>
-          <w:rFonts w:ascii="Times New Roman" w:hAnsi="Times New Roman" w:cs="Times New Roman"/>
-        </w:rPr>
-        <w:t>個訓練亂數種子</w:t>
+      <w:proofErr w:type="gramStart"/>
+      <w:r>
+        <w:rPr>
+          <w:rFonts w:ascii="Times New Roman" w:hAnsi="Times New Roman" w:cs="Times New Roman"/>
+        </w:rPr>
+        <w:t>個</w:t>
+      </w:r>
+      <w:proofErr w:type="gramEnd"/>
+      <w:r>
+        <w:rPr>
+          <w:rFonts w:ascii="Times New Roman" w:hAnsi="Times New Roman" w:cs="Times New Roman"/>
+        </w:rPr>
+        <w:t>訓練亂數種子</w:t>
       </w:r>
       <w:r>
         <w:rPr>
@@ -9535,11 +10680,19 @@
         </w:rPr>
         <w:t xml:space="preserve">) </w:t>
       </w:r>
-      <w:r>
-        <w:rPr>
-          <w:rFonts w:ascii="Times New Roman" w:hAnsi="Times New Roman" w:cs="Times New Roman"/>
-        </w:rPr>
-        <w:t>各跑一次四方</w:t>
+      <w:proofErr w:type="gramStart"/>
+      <w:r>
+        <w:rPr>
+          <w:rFonts w:ascii="Times New Roman" w:hAnsi="Times New Roman" w:cs="Times New Roman"/>
+        </w:rPr>
+        <w:t>各跑一次</w:t>
+      </w:r>
+      <w:proofErr w:type="gramEnd"/>
+      <w:r>
+        <w:rPr>
+          <w:rFonts w:ascii="Times New Roman" w:hAnsi="Times New Roman" w:cs="Times New Roman"/>
+        </w:rPr>
+        <w:t>四方</w:t>
       </w:r>
       <w:r>
         <w:rPr>
@@ -9551,8 +10704,16 @@
         <w:rPr>
           <w:rFonts w:ascii="Times New Roman" w:hAnsi="Times New Roman" w:cs="Times New Roman"/>
         </w:rPr>
-        <w:t>，確保對訓練種子穩健。每個</w:t>
-      </w:r>
+        <w:t>，確保對訓練種子穩健。每</w:t>
+      </w:r>
+      <w:proofErr w:type="gramStart"/>
+      <w:r>
+        <w:rPr>
+          <w:rFonts w:ascii="Times New Roman" w:hAnsi="Times New Roman" w:cs="Times New Roman"/>
+        </w:rPr>
+        <w:t>個</w:t>
+      </w:r>
+      <w:proofErr w:type="gramEnd"/>
       <w:r>
         <w:rPr>
           <w:rFonts w:ascii="Times New Roman" w:hAnsi="Times New Roman" w:cs="Times New Roman"/>
@@ -9609,11 +10770,19 @@
         </w:rPr>
         <w:t xml:space="preserve">) </w:t>
       </w:r>
-      <w:r>
-        <w:rPr>
-          <w:rFonts w:ascii="Times New Roman" w:hAnsi="Times New Roman" w:cs="Times New Roman"/>
-        </w:rPr>
-        <w:t>各重放一次。並且減少叢集飄移</w:t>
+      <w:proofErr w:type="gramStart"/>
+      <w:r>
+        <w:rPr>
+          <w:rFonts w:ascii="Times New Roman" w:hAnsi="Times New Roman" w:cs="Times New Roman"/>
+        </w:rPr>
+        <w:t>各重放一次</w:t>
+      </w:r>
+      <w:proofErr w:type="gramEnd"/>
+      <w:r>
+        <w:rPr>
+          <w:rFonts w:ascii="Times New Roman" w:hAnsi="Times New Roman" w:cs="Times New Roman"/>
+        </w:rPr>
+        <w:t>。並且減少叢集飄移</w:t>
       </w:r>
       <w:r>
         <w:rPr>
@@ -9649,7 +10818,21 @@
         <w:rPr>
           <w:rFonts w:ascii="Times New Roman" w:hAnsi="Times New Roman" w:cs="Times New Roman"/>
         </w:rPr>
-        <w:t>若一種方法整段跑完才換下一種，</w:t>
+        <w:t>若一種方法</w:t>
+      </w:r>
+      <w:proofErr w:type="gramStart"/>
+      <w:r>
+        <w:rPr>
+          <w:rFonts w:ascii="Times New Roman" w:hAnsi="Times New Roman" w:cs="Times New Roman"/>
+        </w:rPr>
+        <w:t>整段跑完</w:t>
+      </w:r>
+      <w:proofErr w:type="gramEnd"/>
+      <w:r>
+        <w:rPr>
+          <w:rFonts w:ascii="Times New Roman" w:hAnsi="Times New Roman" w:cs="Times New Roman"/>
+        </w:rPr>
+        <w:t>才換下一種，</w:t>
       </w:r>
       <w:r>
         <w:rPr>
@@ -9691,7 +10874,21 @@
         <w:rPr>
           <w:rFonts w:ascii="Times New Roman" w:hAnsi="Times New Roman" w:cs="Times New Roman"/>
         </w:rPr>
-        <w:t>交錯方法順序、每方法跨多輪並輪換各個位置，把</w:t>
+        <w:t>交錯方法順序、每方法</w:t>
+      </w:r>
+      <w:proofErr w:type="gramStart"/>
+      <w:r>
+        <w:rPr>
+          <w:rFonts w:ascii="Times New Roman" w:hAnsi="Times New Roman" w:cs="Times New Roman"/>
+        </w:rPr>
+        <w:t>跨多輪並</w:t>
+      </w:r>
+      <w:proofErr w:type="gramEnd"/>
+      <w:r>
+        <w:rPr>
+          <w:rFonts w:ascii="Times New Roman" w:hAnsi="Times New Roman" w:cs="Times New Roman"/>
+        </w:rPr>
+        <w:t>輪換各個位置，把</w:t>
       </w:r>
       <w:r>
         <w:rPr>
@@ -9830,7 +11027,21 @@
         <w:rPr>
           <w:rFonts w:ascii="Times New Roman" w:hAnsi="Times New Roman" w:cs="Times New Roman"/>
         </w:rPr>
-        <w:t xml:space="preserve">　　已完成主要平台建置，並整理出清楚的部署與驗證流程。使用者可透過登入節點提交工作，系統則自動在背後完成節點啟動、工作排程、</w:t>
+        <w:t xml:space="preserve">　　已完成主要平台建置，並整理出</w:t>
+      </w:r>
+      <w:proofErr w:type="gramStart"/>
+      <w:r>
+        <w:rPr>
+          <w:rFonts w:ascii="Times New Roman" w:hAnsi="Times New Roman" w:cs="Times New Roman"/>
+        </w:rPr>
+        <w:t>清楚的</w:t>
+      </w:r>
+      <w:proofErr w:type="gramEnd"/>
+      <w:r>
+        <w:rPr>
+          <w:rFonts w:ascii="Times New Roman" w:hAnsi="Times New Roman" w:cs="Times New Roman"/>
+        </w:rPr>
+        <w:t>部署與驗證流程。使用者可透過登入節點提交工作，系統則自動在背後完成節點啟動、工作排程、</w:t>
       </w:r>
       <w:r>
         <w:rPr>
@@ -10045,8 +11256,16 @@
               <w:rPr>
                 <w:rFonts w:ascii="Times New Roman" w:hAnsi="Times New Roman" w:cs="Times New Roman"/>
               </w:rPr>
-              <w:t>依工作量自動擴縮節點</w:t>
-            </w:r>
+              <w:t>依工作量</w:t>
+            </w:r>
+            <w:proofErr w:type="gramStart"/>
+            <w:r>
+              <w:rPr>
+                <w:rFonts w:ascii="Times New Roman" w:hAnsi="Times New Roman" w:cs="Times New Roman"/>
+              </w:rPr>
+              <w:t>自動擴縮節點</w:t>
+            </w:r>
+            <w:proofErr w:type="gramEnd"/>
           </w:p>
         </w:tc>
         <w:tc>
@@ -10231,7 +11450,7 @@
               <w:rPr>
                 <w:rFonts w:ascii="Times New Roman" w:hAnsi="Times New Roman" w:cs="Times New Roman"/>
               </w:rPr>
-              <w:t>工作追蹤介面</w:t>
+              <w:t>啟發式基準排程</w:t>
             </w:r>
           </w:p>
         </w:tc>
@@ -10252,7 +11471,31 @@
               <w:rPr>
                 <w:rFonts w:ascii="Times New Roman" w:hAnsi="Times New Roman" w:cs="Times New Roman"/>
               </w:rPr>
-              <w:t>追蹤工作從提交到完成的全過程</w:t>
+              <w:t>建立穩定的</w:t>
+            </w:r>
+            <w:r>
+              <w:rPr>
+                <w:rFonts w:ascii="Times New Roman" w:hAnsi="Times New Roman" w:cs="Times New Roman"/>
+              </w:rPr>
+              <w:t>啟發式</w:t>
+            </w:r>
+            <w:r>
+              <w:rPr>
+                <w:rFonts w:ascii="Times New Roman" w:hAnsi="Times New Roman" w:cs="Times New Roman"/>
+              </w:rPr>
+              <w:t xml:space="preserve"> </w:t>
+            </w:r>
+            <w:r>
+              <w:rPr>
+                <w:rFonts w:ascii="Times New Roman" w:hAnsi="Times New Roman" w:cs="Times New Roman"/>
+              </w:rPr>
+              <w:t>score</w:t>
+            </w:r>
+            <w:r>
+              <w:rPr>
+                <w:rFonts w:ascii="Times New Roman" w:hAnsi="Times New Roman" w:cs="Times New Roman"/>
+              </w:rPr>
+              <w:t>基準</w:t>
             </w:r>
           </w:p>
         </w:tc>
@@ -10294,7 +11537,13 @@
               <w:rPr>
                 <w:rFonts w:ascii="Times New Roman" w:hAnsi="Times New Roman" w:cs="Times New Roman"/>
               </w:rPr>
-              <w:t>啟發式基準排程</w:t>
+              <w:t>SAC</w:t>
+            </w:r>
+            <w:r>
+              <w:rPr>
+                <w:rFonts w:ascii="Times New Roman" w:hAnsi="Times New Roman" w:cs="Times New Roman"/>
+              </w:rPr>
+              <w:t>智慧排程</w:t>
             </w:r>
           </w:p>
         </w:tc>
@@ -10315,19 +11564,19 @@
               <w:rPr>
                 <w:rFonts w:ascii="Times New Roman" w:hAnsi="Times New Roman" w:cs="Times New Roman"/>
               </w:rPr>
-              <w:t>建立穩定的</w:t>
-            </w:r>
-            <w:r>
-              <w:rPr>
-                <w:rFonts w:ascii="Times New Roman" w:hAnsi="Times New Roman" w:cs="Times New Roman"/>
-              </w:rPr>
-              <w:t xml:space="preserve"> MPS-aware </w:t>
-            </w:r>
-            <w:r>
-              <w:rPr>
-                <w:rFonts w:ascii="Times New Roman" w:hAnsi="Times New Roman" w:cs="Times New Roman"/>
-              </w:rPr>
-              <w:t>基準</w:t>
+              <w:t>純量</w:t>
+            </w:r>
+            <w:r>
+              <w:rPr>
+                <w:rFonts w:ascii="Times New Roman" w:hAnsi="Times New Roman" w:cs="Times New Roman"/>
+              </w:rPr>
+              <w:t xml:space="preserve"> critic DRL</w:t>
+            </w:r>
+            <w:r>
+              <w:rPr>
+                <w:rFonts w:ascii="Times New Roman" w:hAnsi="Times New Roman" w:cs="Times New Roman"/>
+              </w:rPr>
+              <w:t>，已可上線</w:t>
             </w:r>
           </w:p>
         </w:tc>
@@ -10369,13 +11618,13 @@
               <w:rPr>
                 <w:rFonts w:ascii="Times New Roman" w:hAnsi="Times New Roman" w:cs="Times New Roman"/>
               </w:rPr>
-              <w:t>SAC</w:t>
-            </w:r>
-            <w:r>
-              <w:rPr>
-                <w:rFonts w:ascii="Times New Roman" w:hAnsi="Times New Roman" w:cs="Times New Roman"/>
-              </w:rPr>
-              <w:t>智慧排程</w:t>
+              <w:t>RDSAC</w:t>
+            </w:r>
+            <w:r>
+              <w:rPr>
+                <w:rFonts w:ascii="Times New Roman" w:hAnsi="Times New Roman" w:cs="Times New Roman"/>
+              </w:rPr>
+              <w:t>風險敏感排程</w:t>
             </w:r>
           </w:p>
         </w:tc>
@@ -10396,19 +11645,19 @@
               <w:rPr>
                 <w:rFonts w:ascii="Times New Roman" w:hAnsi="Times New Roman" w:cs="Times New Roman"/>
               </w:rPr>
-              <w:t>純量</w:t>
-            </w:r>
-            <w:r>
-              <w:rPr>
-                <w:rFonts w:ascii="Times New Roman" w:hAnsi="Times New Roman" w:cs="Times New Roman"/>
-              </w:rPr>
-              <w:t xml:space="preserve"> critic DRL</w:t>
-            </w:r>
-            <w:r>
-              <w:rPr>
-                <w:rFonts w:ascii="Times New Roman" w:hAnsi="Times New Roman" w:cs="Times New Roman"/>
-              </w:rPr>
-              <w:t>，已可上線</w:t>
+              <w:t>分布式</w:t>
+            </w:r>
+            <w:r>
+              <w:rPr>
+                <w:rFonts w:ascii="Times New Roman" w:hAnsi="Times New Roman" w:cs="Times New Roman"/>
+              </w:rPr>
+              <w:t xml:space="preserve"> IQN critic + CVaR</w:t>
+            </w:r>
+            <w:r>
+              <w:rPr>
+                <w:rFonts w:ascii="Times New Roman" w:hAnsi="Times New Roman" w:cs="Times New Roman"/>
+              </w:rPr>
+              <w:t>，已上線</w:t>
             </w:r>
           </w:p>
         </w:tc>
@@ -10450,13 +11699,19 @@
               <w:rPr>
                 <w:rFonts w:ascii="Times New Roman" w:hAnsi="Times New Roman" w:cs="Times New Roman"/>
               </w:rPr>
-              <w:t>RDSAC</w:t>
-            </w:r>
-            <w:r>
-              <w:rPr>
-                <w:rFonts w:ascii="Times New Roman" w:hAnsi="Times New Roman" w:cs="Times New Roman"/>
-              </w:rPr>
-              <w:t>風險敏感排程</w:t>
+              <w:t>實機</w:t>
+            </w:r>
+            <w:r>
+              <w:rPr>
+                <w:rFonts w:ascii="Times New Roman" w:hAnsi="Times New Roman" w:cs="Times New Roman"/>
+              </w:rPr>
+              <w:t>A/B</w:t>
+            </w:r>
+            <w:r>
+              <w:rPr>
+                <w:rFonts w:ascii="Times New Roman" w:hAnsi="Times New Roman" w:cs="Times New Roman"/>
+              </w:rPr>
+              <w:t>測試架構</w:t>
             </w:r>
           </w:p>
         </w:tc>
@@ -10477,100 +11732,43 @@
               <w:rPr>
                 <w:rFonts w:ascii="Times New Roman" w:hAnsi="Times New Roman" w:cs="Times New Roman"/>
               </w:rPr>
-              <w:t>分布式</w:t>
-            </w:r>
-            <w:r>
-              <w:rPr>
-                <w:rFonts w:ascii="Times New Roman" w:hAnsi="Times New Roman" w:cs="Times New Roman"/>
-              </w:rPr>
-              <w:t xml:space="preserve"> IQN critic + CVaR</w:t>
-            </w:r>
-            <w:r>
-              <w:rPr>
-                <w:rFonts w:ascii="Times New Roman" w:hAnsi="Times New Roman" w:cs="Times New Roman"/>
-              </w:rPr>
-              <w:t>，已上線</w:t>
-            </w:r>
-          </w:p>
-        </w:tc>
-        <w:tc>
-          <w:tcPr>
-            <w:tcW w:w="1223" w:type="dxa"/>
-          </w:tcPr>
-          <w:p>
-            <w:pPr>
-              <w:spacing w:line="276" w:lineRule="auto"/>
-              <w:rPr>
-                <w:rFonts w:ascii="Times New Roman" w:hAnsi="Times New Roman" w:cs="Times New Roman"/>
-              </w:rPr>
-            </w:pPr>
-            <w:r>
-              <w:rPr>
-                <w:rFonts w:ascii="Times New Roman" w:hAnsi="Times New Roman" w:cs="Times New Roman"/>
-              </w:rPr>
-              <w:t>已完成</w:t>
-            </w:r>
-          </w:p>
-        </w:tc>
-      </w:tr>
-      <w:tr>
-        <w:tc>
-          <w:tcPr>
-            <w:tcW w:w="2972" w:type="dxa"/>
-            <w:vAlign w:val="center"/>
-          </w:tcPr>
-          <w:p>
-            <w:pPr>
-              <w:spacing w:line="276" w:lineRule="auto"/>
-              <w:jc w:val="center"/>
-              <w:rPr>
-                <w:rFonts w:ascii="Times New Roman" w:hAnsi="Times New Roman" w:cs="Times New Roman"/>
-              </w:rPr>
-            </w:pPr>
-            <w:r>
-              <w:rPr>
-                <w:rFonts w:ascii="Times New Roman" w:hAnsi="Times New Roman" w:cs="Times New Roman"/>
-              </w:rPr>
-              <w:t>實機</w:t>
-            </w:r>
-            <w:r>
-              <w:rPr>
-                <w:rFonts w:ascii="Times New Roman" w:hAnsi="Times New Roman" w:cs="Times New Roman"/>
-              </w:rPr>
-              <w:t>A/B</w:t>
-            </w:r>
-            <w:r>
-              <w:rPr>
-                <w:rFonts w:ascii="Times New Roman" w:hAnsi="Times New Roman" w:cs="Times New Roman"/>
-              </w:rPr>
-              <w:t>測試架構</w:t>
-            </w:r>
-          </w:p>
-        </w:tc>
-        <w:tc>
-          <w:tcPr>
-            <w:tcW w:w="4111" w:type="dxa"/>
-            <w:vAlign w:val="center"/>
-          </w:tcPr>
-          <w:p>
-            <w:pPr>
-              <w:spacing w:line="276" w:lineRule="auto"/>
-              <w:jc w:val="both"/>
-              <w:rPr>
-                <w:rFonts w:ascii="Times New Roman" w:hAnsi="Times New Roman" w:cs="Times New Roman"/>
-              </w:rPr>
-            </w:pPr>
-            <w:r>
-              <w:rPr>
-                <w:rFonts w:ascii="Times New Roman" w:hAnsi="Times New Roman" w:cs="Times New Roman"/>
-              </w:rPr>
               <w:t>配對比較</w:t>
             </w:r>
             <w:r>
               <w:rPr>
                 <w:rFonts w:ascii="Times New Roman" w:hAnsi="Times New Roman" w:cs="Times New Roman"/>
               </w:rPr>
-              <w:t xml:space="preserve"> learned model vs heuristic</w:t>
+              <w:t xml:space="preserve"> </w:t>
+            </w:r>
+            <w:r>
+              <w:rPr>
+                <w:rFonts w:ascii="Times New Roman" w:hAnsi="Times New Roman" w:cs="Times New Roman" w:hint="eastAsia"/>
+              </w:rPr>
+              <w:t>DRL</w:t>
+            </w:r>
+            <w:r>
+              <w:rPr>
+                <w:rFonts w:ascii="Times New Roman" w:hAnsi="Times New Roman" w:cs="Times New Roman"/>
+              </w:rPr>
+              <w:t xml:space="preserve"> vs</w:t>
+            </w:r>
+            <w:r>
+              <w:rPr>
+                <w:rFonts w:ascii="Times New Roman" w:hAnsi="Times New Roman" w:cs="Times New Roman" w:hint="eastAsia"/>
+              </w:rPr>
+              <w:t>.</w:t>
+            </w:r>
+            <w:r>
+              <w:rPr>
+                <w:rFonts w:ascii="Times New Roman" w:hAnsi="Times New Roman" w:cs="Times New Roman"/>
+              </w:rPr>
+              <w:t xml:space="preserve"> </w:t>
+            </w:r>
+            <w:r>
+              <w:rPr>
+                <w:rFonts w:ascii="Times New Roman" w:hAnsi="Times New Roman" w:cs="Times New Roman"/>
+              </w:rPr>
+              <w:t>啟發式</w:t>
             </w:r>
           </w:p>
         </w:tc>
@@ -10818,7 +12016,7 @@
         <w:spacing w:line="276" w:lineRule="auto"/>
         <w:jc w:val="both"/>
         <w:rPr>
-          <w:rFonts w:ascii="Times New Roman" w:hAnsi="Times New Roman" w:cs="Times New Roman" w:hint="eastAsia"/>
+          <w:rFonts w:ascii="Times New Roman" w:hAnsi="Times New Roman" w:cs="Times New Roman"/>
         </w:rPr>
       </w:pPr>
     </w:p>
@@ -10964,7 +12162,7 @@
         <w:spacing w:line="276" w:lineRule="auto"/>
         <w:jc w:val="both"/>
         <w:rPr>
-          <w:rFonts w:ascii="Times New Roman" w:hAnsi="Times New Roman" w:cs="Times New Roman" w:hint="eastAsia"/>
+          <w:rFonts w:ascii="Times New Roman" w:hAnsi="Times New Roman" w:cs="Times New Roman"/>
         </w:rPr>
       </w:pPr>
     </w:p>
@@ -11977,7 +13175,7 @@
         <w:spacing w:line="276" w:lineRule="auto"/>
         <w:jc w:val="center"/>
         <w:rPr>
-          <w:rFonts w:ascii="Times New Roman" w:hAnsi="Times New Roman" w:cs="Times New Roman" w:hint="eastAsia"/>
+          <w:rFonts w:ascii="Times New Roman" w:hAnsi="Times New Roman" w:cs="Times New Roman"/>
         </w:rPr>
       </w:pPr>
       <w:r>
@@ -12980,7 +14178,21 @@
         <w:rPr>
           <w:rFonts w:ascii="Times New Roman" w:hAnsi="Times New Roman" w:cs="Times New Roman"/>
         </w:rPr>
-        <w:t>排程插件可在實機正確運作</w:t>
+        <w:t>排</w:t>
+      </w:r>
+      <w:proofErr w:type="gramStart"/>
+      <w:r>
+        <w:rPr>
+          <w:rFonts w:ascii="Times New Roman" w:hAnsi="Times New Roman" w:cs="Times New Roman"/>
+        </w:rPr>
+        <w:t>程插件可</w:t>
+      </w:r>
+      <w:proofErr w:type="gramEnd"/>
+      <w:r>
+        <w:rPr>
+          <w:rFonts w:ascii="Times New Roman" w:hAnsi="Times New Roman" w:cs="Times New Roman"/>
+        </w:rPr>
+        <w:t>在實機正確運作</w:t>
       </w:r>
     </w:p>
     <w:p>
@@ -13158,11 +14370,19 @@
         </w:rPr>
         <w:t xml:space="preserve">FCFS/SJF/packing </w:t>
       </w:r>
-      <w:r>
-        <w:rPr>
-          <w:rFonts w:ascii="Times New Roman" w:hAnsi="Times New Roman" w:cs="Times New Roman"/>
-        </w:rPr>
-        <w:t>啟發式與近似上界，讓</w:t>
+      <w:proofErr w:type="gramStart"/>
+      <w:r>
+        <w:rPr>
+          <w:rFonts w:ascii="Times New Roman" w:hAnsi="Times New Roman" w:cs="Times New Roman"/>
+        </w:rPr>
+        <w:t>啟發式與近似</w:t>
+      </w:r>
+      <w:proofErr w:type="gramEnd"/>
+      <w:r>
+        <w:rPr>
+          <w:rFonts w:ascii="Times New Roman" w:hAnsi="Times New Roman" w:cs="Times New Roman"/>
+        </w:rPr>
+        <w:t>上界，讓</w:t>
       </w:r>
       <w:r>
         <w:rPr>
@@ -13261,7 +14481,7 @@
       <w:pPr>
         <w:spacing w:line="276" w:lineRule="auto"/>
         <w:rPr>
-          <w:rFonts w:ascii="Times New Roman" w:hAnsi="Times New Roman" w:cs="Times New Roman" w:hint="eastAsia"/>
+          <w:rFonts w:ascii="Times New Roman" w:hAnsi="Times New Roman" w:cs="Times New Roman"/>
         </w:rPr>
       </w:pPr>
     </w:p>
@@ -14750,11 +15970,19 @@
         </w:rPr>
         <w:t xml:space="preserve">GPU </w:t>
       </w:r>
-      <w:r>
-        <w:rPr>
-          <w:rFonts w:ascii="Times New Roman" w:hAnsi="Times New Roman" w:cs="Times New Roman"/>
-        </w:rPr>
-        <w:t>資源切分示意圖（對應</w:t>
+      <w:proofErr w:type="gramStart"/>
+      <w:r>
+        <w:rPr>
+          <w:rFonts w:ascii="Times New Roman" w:hAnsi="Times New Roman" w:cs="Times New Roman"/>
+        </w:rPr>
+        <w:t>資源切分示意圖</w:t>
+      </w:r>
+      <w:proofErr w:type="gramEnd"/>
+      <w:r>
+        <w:rPr>
+          <w:rFonts w:ascii="Times New Roman" w:hAnsi="Times New Roman" w:cs="Times New Roman"/>
+        </w:rPr>
+        <w:t>（對應</w:t>
       </w:r>
       <w:r>
         <w:rPr>
@@ -14803,7 +16031,21 @@
         <w:rPr>
           <w:rFonts w:ascii="Times New Roman" w:hAnsi="Times New Roman" w:cs="Times New Roman"/>
         </w:rPr>
-        <w:t>系統監控畫面截圖（對應</w:t>
+        <w:t>系統監控</w:t>
+      </w:r>
+      <w:proofErr w:type="gramStart"/>
+      <w:r>
+        <w:rPr>
+          <w:rFonts w:ascii="Times New Roman" w:hAnsi="Times New Roman" w:cs="Times New Roman"/>
+        </w:rPr>
+        <w:t>畫面截圖</w:t>
+      </w:r>
+      <w:proofErr w:type="gramEnd"/>
+      <w:r>
+        <w:rPr>
+          <w:rFonts w:ascii="Times New Roman" w:hAnsi="Times New Roman" w:cs="Times New Roman"/>
+        </w:rPr>
+        <w:t>（對應</w:t>
       </w:r>
       <w:r>
         <w:rPr>
@@ -14852,7 +16094,21 @@
         <w:rPr>
           <w:rFonts w:ascii="Times New Roman" w:hAnsi="Times New Roman" w:cs="Times New Roman"/>
         </w:rPr>
-        <w:t>真實系統工作執行結果截圖（對應</w:t>
+        <w:t>真實系統工作執行</w:t>
+      </w:r>
+      <w:proofErr w:type="gramStart"/>
+      <w:r>
+        <w:rPr>
+          <w:rFonts w:ascii="Times New Roman" w:hAnsi="Times New Roman" w:cs="Times New Roman"/>
+        </w:rPr>
+        <w:t>結果截圖</w:t>
+      </w:r>
+      <w:proofErr w:type="gramEnd"/>
+      <w:r>
+        <w:rPr>
+          <w:rFonts w:ascii="Times New Roman" w:hAnsi="Times New Roman" w:cs="Times New Roman"/>
+        </w:rPr>
+        <w:t>（對應</w:t>
       </w:r>
       <w:r>
         <w:rPr>
@@ -18032,6 +19288,7 @@
   <w:style w:type="character" w:default="1" w:styleId="a0">
     <w:name w:val="Default Paragraph Font"/>
     <w:uiPriority w:val="1"/>
+    <w:semiHidden/>
     <w:unhideWhenUsed/>
   </w:style>
   <w:style w:type="table" w:default="1" w:styleId="a1">

--- a/assets/report.docx
+++ b/assets/report.docx
@@ -75,7 +75,6 @@
         </w:rPr>
         <w:t>以</w:t>
       </w:r>
-      <w:proofErr w:type="spellStart"/>
       <w:r>
         <w:rPr>
           <w:rFonts w:ascii="Times New Roman" w:hAnsi="Times New Roman" w:cs="Times New Roman"/>
@@ -84,9 +83,8 @@
           <w:sz w:val="36"/>
           <w:szCs w:val="36"/>
         </w:rPr>
-        <w:t>Slurm</w:t>
-      </w:r>
-      <w:proofErr w:type="spellEnd"/>
+        <w:t>Slurm-on-Kubernetes</w:t>
+      </w:r>
       <w:r>
         <w:rPr>
           <w:rFonts w:ascii="Times New Roman" w:hAnsi="Times New Roman" w:cs="Times New Roman"/>
@@ -95,7 +93,7 @@
           <w:sz w:val="36"/>
           <w:szCs w:val="36"/>
         </w:rPr>
-        <w:t>-on-Kubernetes</w:t>
+        <w:t>為核心之共享</w:t>
       </w:r>
       <w:r>
         <w:rPr>
@@ -105,9 +103,13 @@
           <w:sz w:val="36"/>
           <w:szCs w:val="36"/>
         </w:rPr>
-        <w:t>為核心之共享</w:t>
-      </w:r>
-      <w:r>
+        <w:t>GPU</w:t>
+      </w:r>
+    </w:p>
+    <w:p>
+      <w:pPr>
+        <w:spacing w:after="120" w:line="276" w:lineRule="auto"/>
+        <w:jc w:val="center"/>
         <w:rPr>
           <w:rFonts w:ascii="Times New Roman" w:hAnsi="Times New Roman" w:cs="Times New Roman"/>
           <w:b/>
@@ -115,13 +117,8 @@
           <w:sz w:val="36"/>
           <w:szCs w:val="36"/>
         </w:rPr>
-        <w:t>GPU</w:t>
-      </w:r>
-    </w:p>
-    <w:p>
-      <w:pPr>
-        <w:spacing w:after="120" w:line="276" w:lineRule="auto"/>
-        <w:jc w:val="center"/>
+      </w:pPr>
+      <w:r>
         <w:rPr>
           <w:rFonts w:ascii="Times New Roman" w:hAnsi="Times New Roman" w:cs="Times New Roman"/>
           <w:b/>
@@ -129,15 +126,6 @@
           <w:sz w:val="36"/>
           <w:szCs w:val="36"/>
         </w:rPr>
-      </w:pPr>
-      <w:r>
-        <w:rPr>
-          <w:rFonts w:ascii="Times New Roman" w:hAnsi="Times New Roman" w:cs="Times New Roman"/>
-          <w:b/>
-          <w:bCs/>
-          <w:sz w:val="36"/>
-          <w:szCs w:val="36"/>
-        </w:rPr>
         <w:t>工作負載彈性排程平台</w:t>
       </w:r>
     </w:p>
@@ -157,30 +145,40 @@
           <w:sz w:val="36"/>
           <w:szCs w:val="36"/>
         </w:rPr>
-        <w:t xml:space="preserve">Elastic </w:t>
-      </w:r>
-      <w:proofErr w:type="spellStart"/>
+        <w:t>Elastic Slurm Scheduling on Kubernetes</w:t>
+      </w:r>
+    </w:p>
+    <w:p>
+      <w:pPr>
+        <w:spacing w:after="240" w:line="276" w:lineRule="auto"/>
+        <w:jc w:val="center"/>
+        <w:rPr>
+          <w:rFonts w:ascii="Times New Roman" w:hAnsi="Times New Roman" w:cs="Times New Roman"/>
+          <w:sz w:val="32"/>
+          <w:szCs w:val="32"/>
+        </w:rPr>
+      </w:pPr>
       <w:r>
         <w:rPr>
           <w:rFonts w:ascii="Times New Roman" w:eastAsia="Times New Roman" w:hAnsi="Times New Roman" w:cs="Times New Roman"/>
           <w:sz w:val="36"/>
           <w:szCs w:val="36"/>
         </w:rPr>
-        <w:t>Slurm</w:t>
-      </w:r>
-      <w:proofErr w:type="spellEnd"/>
-      <w:r>
-        <w:rPr>
-          <w:rFonts w:ascii="Times New Roman" w:eastAsia="Times New Roman" w:hAnsi="Times New Roman" w:cs="Times New Roman"/>
-          <w:sz w:val="36"/>
-          <w:szCs w:val="36"/>
-        </w:rPr>
-        <w:t xml:space="preserve"> Scheduling on Kubernetes</w:t>
-      </w:r>
-    </w:p>
-    <w:p>
-      <w:pPr>
-        <w:spacing w:after="240" w:line="276" w:lineRule="auto"/>
+        <w:t>for Shared GPU Workloads</w:t>
+      </w:r>
+    </w:p>
+    <w:p>
+      <w:pPr>
+        <w:spacing w:line="360" w:lineRule="auto"/>
+        <w:jc w:val="center"/>
+        <w:rPr>
+          <w:rFonts w:ascii="Times New Roman" w:hAnsi="Times New Roman" w:cs="Times New Roman"/>
+        </w:rPr>
+      </w:pPr>
+    </w:p>
+    <w:p>
+      <w:pPr>
+        <w:spacing w:line="360" w:lineRule="auto"/>
         <w:jc w:val="center"/>
         <w:rPr>
           <w:rFonts w:ascii="Times New Roman" w:hAnsi="Times New Roman" w:cs="Times New Roman"/>
@@ -190,11 +188,19 @@
       </w:pPr>
       <w:r>
         <w:rPr>
-          <w:rFonts w:ascii="Times New Roman" w:eastAsia="Times New Roman" w:hAnsi="Times New Roman" w:cs="Times New Roman"/>
-          <w:sz w:val="36"/>
-          <w:szCs w:val="36"/>
-        </w:rPr>
-        <w:t>for Shared GPU Workloads</w:t>
+          <w:rFonts w:ascii="Times New Roman" w:hAnsi="Times New Roman" w:cs="Times New Roman"/>
+          <w:sz w:val="32"/>
+          <w:szCs w:val="32"/>
+        </w:rPr>
+        <w:t>專案編號：</w:t>
+      </w:r>
+      <w:r>
+        <w:rPr>
+          <w:rFonts w:ascii="Times New Roman" w:hAnsi="Times New Roman" w:cs="Times New Roman"/>
+          <w:sz w:val="32"/>
+          <w:szCs w:val="32"/>
+        </w:rPr>
+        <w:t>NUTN-CSIE-PRJ-116-016</w:t>
       </w:r>
     </w:p>
     <w:p>
@@ -212,42 +218,6 @@
         <w:jc w:val="center"/>
         <w:rPr>
           <w:rFonts w:ascii="Times New Roman" w:hAnsi="Times New Roman" w:cs="Times New Roman"/>
-          <w:sz w:val="32"/>
-          <w:szCs w:val="32"/>
-        </w:rPr>
-      </w:pPr>
-      <w:r>
-        <w:rPr>
-          <w:rFonts w:ascii="Times New Roman" w:hAnsi="Times New Roman" w:cs="Times New Roman"/>
-          <w:sz w:val="32"/>
-          <w:szCs w:val="32"/>
-        </w:rPr>
-        <w:t>專案編號：</w:t>
-      </w:r>
-      <w:r>
-        <w:rPr>
-          <w:rFonts w:ascii="Times New Roman" w:hAnsi="Times New Roman" w:cs="Times New Roman"/>
-          <w:sz w:val="32"/>
-          <w:szCs w:val="32"/>
-        </w:rPr>
-        <w:t>NUTN-CSIE-PRJ-116-016</w:t>
-      </w:r>
-    </w:p>
-    <w:p>
-      <w:pPr>
-        <w:spacing w:line="360" w:lineRule="auto"/>
-        <w:jc w:val="center"/>
-        <w:rPr>
-          <w:rFonts w:ascii="Times New Roman" w:hAnsi="Times New Roman" w:cs="Times New Roman"/>
-        </w:rPr>
-      </w:pPr>
-    </w:p>
-    <w:p>
-      <w:pPr>
-        <w:spacing w:line="360" w:lineRule="auto"/>
-        <w:jc w:val="center"/>
-        <w:rPr>
-          <w:rFonts w:ascii="Times New Roman" w:hAnsi="Times New Roman" w:cs="Times New Roman" w:hint="eastAsia"/>
         </w:rPr>
       </w:pPr>
     </w:p>
@@ -339,25 +309,7 @@
                 <w:sz w:val="28"/>
                 <w:szCs w:val="28"/>
               </w:rPr>
-              <w:t>鄭</w:t>
-            </w:r>
-            <w:proofErr w:type="gramStart"/>
-            <w:r>
-              <w:rPr>
-                <w:rFonts w:ascii="Times New Roman" w:hAnsi="Times New Roman" w:cs="Times New Roman" w:hint="eastAsia"/>
-                <w:sz w:val="28"/>
-                <w:szCs w:val="28"/>
-              </w:rPr>
-              <w:t>珽</w:t>
-            </w:r>
-            <w:proofErr w:type="gramEnd"/>
-            <w:r>
-              <w:rPr>
-                <w:rFonts w:ascii="Times New Roman" w:hAnsi="Times New Roman" w:cs="Times New Roman" w:hint="eastAsia"/>
-                <w:sz w:val="28"/>
-                <w:szCs w:val="28"/>
-              </w:rPr>
-              <w:t>升</w:t>
+              <w:t>鄭珽升</w:t>
             </w:r>
           </w:p>
           <w:p>
@@ -503,7 +455,7 @@
       <w:pPr>
         <w:spacing w:line="360" w:lineRule="auto"/>
         <w:rPr>
-          <w:rFonts w:ascii="Times New Roman" w:hAnsi="Times New Roman" w:cs="Times New Roman" w:hint="eastAsia"/>
+          <w:rFonts w:ascii="Times New Roman" w:hAnsi="Times New Roman" w:cs="Times New Roman"/>
         </w:rPr>
       </w:pPr>
     </w:p>
@@ -657,7 +609,6 @@
         </w:rPr>
         <w:t>以</w:t>
       </w:r>
-      <w:proofErr w:type="spellStart"/>
       <w:r>
         <w:rPr>
           <w:rFonts w:ascii="Times New Roman" w:hAnsi="Times New Roman" w:cs="Times New Roman"/>
@@ -666,9 +617,8 @@
           <w:sz w:val="36"/>
           <w:szCs w:val="36"/>
         </w:rPr>
-        <w:t>Slurm</w:t>
-      </w:r>
-      <w:proofErr w:type="spellEnd"/>
+        <w:t>Slurm-on-Kubernetes</w:t>
+      </w:r>
       <w:r>
         <w:rPr>
           <w:rFonts w:ascii="Times New Roman" w:hAnsi="Times New Roman" w:cs="Times New Roman"/>
@@ -677,7 +627,7 @@
           <w:sz w:val="36"/>
           <w:szCs w:val="36"/>
         </w:rPr>
-        <w:t>-on-Kubernetes</w:t>
+        <w:t>為核心之共享</w:t>
       </w:r>
       <w:r>
         <w:rPr>
@@ -687,9 +637,13 @@
           <w:sz w:val="36"/>
           <w:szCs w:val="36"/>
         </w:rPr>
-        <w:t>為核心之共享</w:t>
-      </w:r>
-      <w:r>
+        <w:t>GPU</w:t>
+      </w:r>
+    </w:p>
+    <w:p>
+      <w:pPr>
+        <w:spacing w:after="120" w:line="276" w:lineRule="auto"/>
+        <w:jc w:val="center"/>
         <w:rPr>
           <w:rFonts w:ascii="Times New Roman" w:hAnsi="Times New Roman" w:cs="Times New Roman"/>
           <w:b/>
@@ -697,13 +651,8 @@
           <w:sz w:val="36"/>
           <w:szCs w:val="36"/>
         </w:rPr>
-        <w:t>GPU</w:t>
-      </w:r>
-    </w:p>
-    <w:p>
-      <w:pPr>
-        <w:spacing w:after="120" w:line="276" w:lineRule="auto"/>
-        <w:jc w:val="center"/>
+      </w:pPr>
+      <w:r>
         <w:rPr>
           <w:rFonts w:ascii="Times New Roman" w:hAnsi="Times New Roman" w:cs="Times New Roman"/>
           <w:b/>
@@ -711,15 +660,6 @@
           <w:sz w:val="36"/>
           <w:szCs w:val="36"/>
         </w:rPr>
-      </w:pPr>
-      <w:r>
-        <w:rPr>
-          <w:rFonts w:ascii="Times New Roman" w:hAnsi="Times New Roman" w:cs="Times New Roman"/>
-          <w:b/>
-          <w:bCs/>
-          <w:sz w:val="36"/>
-          <w:szCs w:val="36"/>
-        </w:rPr>
         <w:t>工作負載彈性排程平台</w:t>
       </w:r>
     </w:p>
@@ -739,43 +679,25 @@
           <w:sz w:val="36"/>
           <w:szCs w:val="36"/>
         </w:rPr>
-        <w:t xml:space="preserve">Elastic </w:t>
-      </w:r>
-      <w:proofErr w:type="spellStart"/>
+        <w:t>Elastic Slurm Scheduling on Kubernetes</w:t>
+      </w:r>
+    </w:p>
+    <w:p>
+      <w:pPr>
+        <w:spacing w:after="240" w:line="276" w:lineRule="auto"/>
+        <w:jc w:val="center"/>
+        <w:rPr>
+          <w:rFonts w:ascii="Times New Roman" w:hAnsi="Times New Roman" w:cs="Times New Roman"/>
+          <w:sz w:val="32"/>
+          <w:szCs w:val="32"/>
+        </w:rPr>
+      </w:pPr>
       <w:r>
         <w:rPr>
           <w:rFonts w:ascii="Times New Roman" w:eastAsia="Times New Roman" w:hAnsi="Times New Roman" w:cs="Times New Roman"/>
           <w:sz w:val="36"/>
           <w:szCs w:val="36"/>
         </w:rPr>
-        <w:t>Slurm</w:t>
-      </w:r>
-      <w:proofErr w:type="spellEnd"/>
-      <w:r>
-        <w:rPr>
-          <w:rFonts w:ascii="Times New Roman" w:eastAsia="Times New Roman" w:hAnsi="Times New Roman" w:cs="Times New Roman"/>
-          <w:sz w:val="36"/>
-          <w:szCs w:val="36"/>
-        </w:rPr>
-        <w:t xml:space="preserve"> Scheduling on Kubernetes</w:t>
-      </w:r>
-    </w:p>
-    <w:p>
-      <w:pPr>
-        <w:spacing w:after="240" w:line="276" w:lineRule="auto"/>
-        <w:jc w:val="center"/>
-        <w:rPr>
-          <w:rFonts w:ascii="Times New Roman" w:hAnsi="Times New Roman" w:cs="Times New Roman"/>
-          <w:sz w:val="32"/>
-          <w:szCs w:val="32"/>
-        </w:rPr>
-      </w:pPr>
-      <w:r>
-        <w:rPr>
-          <w:rFonts w:ascii="Times New Roman" w:eastAsia="Times New Roman" w:hAnsi="Times New Roman" w:cs="Times New Roman"/>
-          <w:sz w:val="36"/>
-          <w:szCs w:val="36"/>
-        </w:rPr>
         <w:t>for Shared GPU Workloads</w:t>
       </w:r>
     </w:p>
@@ -783,7 +705,7 @@
       <w:pPr>
         <w:spacing w:line="360" w:lineRule="auto"/>
         <w:rPr>
-          <w:rFonts w:ascii="Times New Roman" w:hAnsi="Times New Roman" w:cs="Times New Roman" w:hint="eastAsia"/>
+          <w:rFonts w:ascii="Times New Roman" w:hAnsi="Times New Roman" w:cs="Times New Roman"/>
           <w:sz w:val="32"/>
           <w:szCs w:val="32"/>
         </w:rPr>
@@ -956,27 +878,7 @@
                 <w:szCs w:val="28"/>
                 <w:u w:val="single"/>
               </w:rPr>
-              <w:t>鄭</w:t>
-            </w:r>
-            <w:proofErr w:type="gramStart"/>
-            <w:r>
-              <w:rPr>
-                <w:rFonts w:ascii="Times New Roman" w:hAnsi="Times New Roman" w:cs="Times New Roman" w:hint="eastAsia"/>
-                <w:sz w:val="28"/>
-                <w:szCs w:val="28"/>
-                <w:u w:val="single"/>
-              </w:rPr>
-              <w:t>珽</w:t>
-            </w:r>
-            <w:proofErr w:type="gramEnd"/>
-            <w:r>
-              <w:rPr>
-                <w:rFonts w:ascii="Times New Roman" w:hAnsi="Times New Roman" w:cs="Times New Roman" w:hint="eastAsia"/>
-                <w:sz w:val="28"/>
-                <w:szCs w:val="28"/>
-                <w:u w:val="single"/>
-              </w:rPr>
-              <w:t>升</w:t>
+              <w:t>鄭珽升</w:t>
             </w:r>
           </w:p>
           <w:p>
@@ -984,7 +886,7 @@
               <w:spacing w:before="240" w:line="360" w:lineRule="auto"/>
               <w:jc w:val="both"/>
               <w:rPr>
-                <w:rFonts w:ascii="Times New Roman" w:hAnsi="Times New Roman" w:cs="Times New Roman" w:hint="eastAsia"/>
+                <w:rFonts w:ascii="Times New Roman" w:hAnsi="Times New Roman" w:cs="Times New Roman"/>
                 <w:sz w:val="28"/>
                 <w:szCs w:val="28"/>
               </w:rPr>
@@ -1061,7 +963,7 @@
         <w:spacing w:line="480" w:lineRule="auto"/>
         <w:jc w:val="center"/>
         <w:rPr>
-          <w:rFonts w:ascii="Times New Roman" w:hAnsi="Times New Roman" w:cs="Times New Roman" w:hint="eastAsia"/>
+          <w:rFonts w:ascii="Times New Roman" w:hAnsi="Times New Roman" w:cs="Times New Roman"/>
           <w:sz w:val="28"/>
           <w:szCs w:val="28"/>
         </w:rPr>
@@ -1100,7 +1002,7 @@
         <w:spacing w:line="480" w:lineRule="auto"/>
         <w:jc w:val="center"/>
         <w:rPr>
-          <w:rFonts w:ascii="Times New Roman" w:hAnsi="Times New Roman" w:cs="Times New Roman" w:hint="eastAsia"/>
+          <w:rFonts w:ascii="Times New Roman" w:hAnsi="Times New Roman" w:cs="Times New Roman"/>
           <w:sz w:val="28"/>
           <w:szCs w:val="28"/>
         </w:rPr>
@@ -1234,7 +1136,7 @@
           <w:rFonts w:ascii="Times New Roman" w:hAnsi="Times New Roman" w:cs="Times New Roman"/>
         </w:rPr>
       </w:pPr>
-      <w:bookmarkStart w:id="0" w:name="_Toc232978470"/>
+      <w:bookmarkStart w:id="0" w:name="_Toc233017147"/>
       <w:r>
         <w:rPr>
           <w:rFonts w:ascii="Times New Roman" w:hAnsi="Times New Roman" w:cs="Times New Roman"/>
@@ -1296,14 +1198,12 @@
         </w:rPr>
         <w:t>工作負載彈性排程平台，整合</w:t>
       </w:r>
-      <w:proofErr w:type="spellStart"/>
       <w:r>
         <w:rPr>
           <w:rFonts w:ascii="Times New Roman" w:hAnsi="Times New Roman" w:cs="Times New Roman"/>
         </w:rPr>
         <w:t>Slurm</w:t>
       </w:r>
-      <w:proofErr w:type="spellEnd"/>
       <w:r>
         <w:rPr>
           <w:rFonts w:ascii="Times New Roman" w:hAnsi="Times New Roman" w:cs="Times New Roman"/>
@@ -1352,35 +1252,7 @@
         <w:rPr>
           <w:rFonts w:ascii="Times New Roman" w:hAnsi="Times New Roman" w:cs="Times New Roman"/>
         </w:rPr>
-        <w:t>計算節點自動</w:t>
-      </w:r>
-      <w:proofErr w:type="gramStart"/>
-      <w:r>
-        <w:rPr>
-          <w:rFonts w:ascii="Times New Roman" w:hAnsi="Times New Roman" w:cs="Times New Roman"/>
-        </w:rPr>
-        <w:t>彈性擴縮</w:t>
-      </w:r>
-      <w:proofErr w:type="gramEnd"/>
-      <w:r>
-        <w:rPr>
-          <w:rFonts w:ascii="Times New Roman" w:hAnsi="Times New Roman" w:cs="Times New Roman"/>
-        </w:rPr>
-        <w:t>，依工作佇列長度</w:t>
-      </w:r>
-      <w:proofErr w:type="gramStart"/>
-      <w:r>
-        <w:rPr>
-          <w:rFonts w:ascii="Times New Roman" w:hAnsi="Times New Roman" w:cs="Times New Roman"/>
-        </w:rPr>
-        <w:t>動態啟停節點</w:t>
-      </w:r>
-      <w:proofErr w:type="gramEnd"/>
-      <w:r>
-        <w:rPr>
-          <w:rFonts w:ascii="Times New Roman" w:hAnsi="Times New Roman" w:cs="Times New Roman"/>
-        </w:rPr>
-        <w:t>，有效降低硬體閒置浪費。</w:t>
+        <w:t>計算節點自動彈性擴縮，依工作佇列長度動態啟停節點，有效降低硬體閒置浪費。</w:t>
       </w:r>
     </w:p>
     <w:p>
@@ -1408,14 +1280,12 @@
         </w:rPr>
         <w:t>GPU</w:t>
       </w:r>
-      <w:proofErr w:type="gramStart"/>
       <w:r>
         <w:rPr>
           <w:rFonts w:ascii="Times New Roman" w:hAnsi="Times New Roman" w:cs="Times New Roman"/>
         </w:rPr>
         <w:t>資源切分機制</w:t>
       </w:r>
-      <w:proofErr w:type="gramEnd"/>
       <w:r>
         <w:rPr>
           <w:rFonts w:ascii="Times New Roman" w:hAnsi="Times New Roman" w:cs="Times New Roman"/>
@@ -1570,7 +1440,7 @@
           <w:rFonts w:ascii="Times New Roman" w:hAnsi="Times New Roman" w:cs="Times New Roman"/>
         </w:rPr>
       </w:pPr>
-      <w:bookmarkStart w:id="1" w:name="_Toc232978471"/>
+      <w:bookmarkStart w:id="1" w:name="_Toc233017148"/>
       <w:r>
         <w:rPr>
           <w:rFonts w:ascii="Times New Roman" w:hAnsi="Times New Roman" w:cs="Times New Roman"/>
@@ -1590,23 +1460,33 @@
       </w:pPr>
       <w:r>
         <w:rPr>
-          <w:rFonts w:ascii="Times New Roman" w:hAnsi="Times New Roman" w:cs="Times New Roman"/>
-        </w:rPr>
-        <w:t>本計畫開發一套以</w:t>
-      </w:r>
-      <w:proofErr w:type="spellStart"/>
-      <w:r>
-        <w:rPr>
-          <w:rFonts w:ascii="Times New Roman" w:hAnsi="Times New Roman" w:cs="Times New Roman"/>
-        </w:rPr>
-        <w:t>Slurm</w:t>
-      </w:r>
-      <w:proofErr w:type="spellEnd"/>
-      <w:r>
-        <w:rPr>
-          <w:rFonts w:ascii="Times New Roman" w:hAnsi="Times New Roman" w:cs="Times New Roman"/>
-        </w:rPr>
-        <w:t>-on-Kubernetes</w:t>
+          <w:rFonts w:ascii="Times New Roman" w:hAnsi="Times New Roman" w:cs="Times New Roman" w:hint="eastAsia"/>
+        </w:rPr>
+        <w:t xml:space="preserve">　　</w:t>
+      </w:r>
+      <w:r>
+        <w:rPr>
+          <w:rFonts w:ascii="Times New Roman" w:hAnsi="Times New Roman" w:cs="Times New Roman"/>
+        </w:rPr>
+        <w:t>本</w:t>
+      </w:r>
+      <w:r>
+        <w:rPr>
+          <w:rFonts w:ascii="Times New Roman" w:hAnsi="Times New Roman" w:cs="Times New Roman" w:hint="eastAsia"/>
+        </w:rPr>
+        <w:t>專題</w:t>
+      </w:r>
+      <w:r>
+        <w:rPr>
+          <w:rFonts w:ascii="Times New Roman" w:hAnsi="Times New Roman" w:cs="Times New Roman"/>
+        </w:rPr>
+        <w:t>開發一套以</w:t>
+      </w:r>
+      <w:r>
+        <w:rPr>
+          <w:rFonts w:ascii="Times New Roman" w:hAnsi="Times New Roman" w:cs="Times New Roman"/>
+        </w:rPr>
+        <w:t>Slurm-on-Kubernetes</w:t>
       </w:r>
       <w:r>
         <w:rPr>
@@ -1658,6 +1538,12 @@
       </w:pPr>
       <w:r>
         <w:rPr>
+          <w:rFonts w:ascii="Times New Roman" w:hAnsi="Times New Roman" w:cs="Times New Roman" w:hint="eastAsia"/>
+        </w:rPr>
+        <w:t xml:space="preserve">　　</w:t>
+      </w:r>
+      <w:r>
+        <w:rPr>
           <w:rFonts w:ascii="Times New Roman" w:hAnsi="Times New Roman" w:cs="Times New Roman"/>
         </w:rPr>
         <w:t>系統結合批次工作排程與彈性資源管理，使用者可以熟悉的方式提交工作，系統則在背後自動完成節點啟動、工作排序、</w:t>
@@ -1668,57 +1554,23 @@
         </w:rPr>
         <w:t xml:space="preserve">GPU </w:t>
       </w:r>
-      <w:proofErr w:type="gramStart"/>
-      <w:r>
-        <w:rPr>
-          <w:rFonts w:ascii="Times New Roman" w:hAnsi="Times New Roman" w:cs="Times New Roman"/>
-        </w:rPr>
-        <w:t>切分分配</w:t>
-      </w:r>
-      <w:proofErr w:type="gramEnd"/>
-      <w:r>
-        <w:rPr>
-          <w:rFonts w:ascii="Times New Roman" w:hAnsi="Times New Roman" w:cs="Times New Roman"/>
-        </w:rPr>
-        <w:t>與執行監控。在智慧決策層面，本計畫採用</w:t>
-      </w:r>
-      <w:r>
-        <w:rPr>
-          <w:rFonts w:ascii="Times New Roman" w:hAnsi="Times New Roman" w:cs="Times New Roman"/>
-        </w:rPr>
-        <w:t>Distributional Soft Actor-Critic</w:t>
-      </w:r>
-      <w:r>
-        <w:rPr>
-          <w:rFonts w:ascii="Times New Roman" w:hAnsi="Times New Roman" w:cs="Times New Roman"/>
-        </w:rPr>
-        <w:t>（</w:t>
-      </w:r>
-      <w:r>
-        <w:rPr>
-          <w:rFonts w:ascii="Times New Roman" w:hAnsi="Times New Roman" w:cs="Times New Roman"/>
-        </w:rPr>
-        <w:t>DSAC</w:t>
-      </w:r>
-      <w:r>
-        <w:rPr>
-          <w:rFonts w:ascii="Times New Roman" w:hAnsi="Times New Roman" w:cs="Times New Roman"/>
-        </w:rPr>
-        <w:t>）強化學習方法，使模型學習每</w:t>
-      </w:r>
-      <w:proofErr w:type="gramStart"/>
-      <w:r>
-        <w:rPr>
-          <w:rFonts w:ascii="Times New Roman" w:hAnsi="Times New Roman" w:cs="Times New Roman"/>
-        </w:rPr>
-        <w:t>個</w:t>
-      </w:r>
-      <w:proofErr w:type="gramEnd"/>
-      <w:r>
-        <w:rPr>
-          <w:rFonts w:ascii="Times New Roman" w:hAnsi="Times New Roman" w:cs="Times New Roman"/>
-        </w:rPr>
-        <w:t>排程決策可能造成的結果分布，並加入風險敏感判斷，偏向選擇在壞情況下也較穩定的資源配置方案。</w:t>
+      <w:r>
+        <w:rPr>
+          <w:rFonts w:ascii="Times New Roman" w:hAnsi="Times New Roman" w:cs="Times New Roman"/>
+        </w:rPr>
+        <w:t>切分分配與執行監控。在智慧決策層面，本計畫採用</w:t>
+      </w:r>
+      <w:r>
+        <w:rPr>
+          <w:rFonts w:ascii="Times New Roman" w:hAnsi="Times New Roman" w:cs="Times New Roman" w:hint="eastAsia"/>
+        </w:rPr>
+        <w:t>多種深度</w:t>
+      </w:r>
+      <w:r>
+        <w:rPr>
+          <w:rFonts w:ascii="Times New Roman" w:hAnsi="Times New Roman" w:cs="Times New Roman"/>
+        </w:rPr>
+        <w:t>強化學習方法，使模型學習每個排程決策可能造成的結果分布，並加入風險敏感判斷，偏向選擇在壞情況下也較穩定的資源配置方案。</w:t>
       </w:r>
     </w:p>
     <w:p>
@@ -1740,6 +1592,12 @@
       </w:pPr>
       <w:r>
         <w:rPr>
+          <w:rFonts w:ascii="Times New Roman" w:hAnsi="Times New Roman" w:cs="Times New Roman" w:hint="eastAsia"/>
+        </w:rPr>
+        <w:t xml:space="preserve">　　</w:t>
+      </w:r>
+      <w:r>
+        <w:rPr>
           <w:rFonts w:ascii="Times New Roman" w:hAnsi="Times New Roman" w:cs="Times New Roman"/>
         </w:rPr>
         <w:t>目前系統已完成主要功能建置並通過實機驗證，包含：</w:t>
@@ -1750,33 +1608,11 @@
         </w:rPr>
         <w:t>GPU</w:t>
       </w:r>
-      <w:proofErr w:type="gramStart"/>
-      <w:r>
-        <w:rPr>
-          <w:rFonts w:ascii="Times New Roman" w:hAnsi="Times New Roman" w:cs="Times New Roman"/>
-        </w:rPr>
-        <w:t>資源切分</w:t>
-      </w:r>
-      <w:proofErr w:type="gramEnd"/>
-      <w:r>
-        <w:rPr>
-          <w:rFonts w:ascii="Times New Roman" w:hAnsi="Times New Roman" w:cs="Times New Roman"/>
-        </w:rPr>
-        <w:t>、節點</w:t>
-      </w:r>
-      <w:proofErr w:type="gramStart"/>
-      <w:r>
-        <w:rPr>
-          <w:rFonts w:ascii="Times New Roman" w:hAnsi="Times New Roman" w:cs="Times New Roman"/>
-        </w:rPr>
-        <w:t>彈性擴縮</w:t>
-      </w:r>
-      <w:proofErr w:type="gramEnd"/>
-      <w:r>
-        <w:rPr>
-          <w:rFonts w:ascii="Times New Roman" w:hAnsi="Times New Roman" w:cs="Times New Roman"/>
-        </w:rPr>
-        <w:t>、智慧排程模型上線、工作追蹤與監控介面。後續工作將聚焦於改善模擬訓練環境貼近真實系統、擴充多台主機協同決策能力，以及進行更完整的效能對照實驗。</w:t>
+      <w:r>
+        <w:rPr>
+          <w:rFonts w:ascii="Times New Roman" w:hAnsi="Times New Roman" w:cs="Times New Roman"/>
+        </w:rPr>
+        <w:t>資源切分、節點彈性擴縮、智慧排程模型上線、工作追蹤與監控介面。後續工作將聚焦於改善模擬訓練環境貼近真實系統、擴充多台主機協同決策能力，以及進行更完整的效能對照實驗。</w:t>
       </w:r>
     </w:p>
     <w:p>
@@ -1825,14 +1661,12 @@
         </w:rPr>
         <w:t>、</w:t>
       </w:r>
-      <w:proofErr w:type="spellStart"/>
       <w:r>
         <w:rPr>
           <w:rFonts w:ascii="Times New Roman" w:hAnsi="Times New Roman" w:cs="Times New Roman"/>
         </w:rPr>
         <w:t>Slurm</w:t>
       </w:r>
-      <w:proofErr w:type="spellEnd"/>
       <w:r>
         <w:rPr>
           <w:rFonts w:ascii="Times New Roman" w:hAnsi="Times New Roman" w:cs="Times New Roman"/>
@@ -1873,7 +1707,7 @@
           <w:rFonts w:ascii="Times New Roman" w:hAnsi="Times New Roman" w:cs="Times New Roman"/>
         </w:rPr>
       </w:pPr>
-      <w:bookmarkStart w:id="2" w:name="_Toc232978472"/>
+      <w:bookmarkStart w:id="2" w:name="_Toc233017149"/>
       <w:r>
         <w:rPr>
           <w:rFonts w:ascii="Times New Roman" w:hAnsi="Times New Roman" w:cs="Times New Roman"/>
@@ -1886,7 +1720,10 @@
     <w:sdt>
       <w:sdtPr>
         <w:rPr>
-          <w:rFonts w:ascii="Times New Roman" w:hAnsi="Times New Roman" w:cs="Times New Roman"/>
+          <w:rFonts w:ascii="標楷體" w:hAnsi="標楷體" w:cs="標楷體"/>
+          <w:b w:val="0"/>
+          <w:bCs w:val="0"/>
+          <w:noProof w:val="0"/>
         </w:rPr>
         <w:id w:val="-302231887"/>
       </w:sdtPr>
@@ -1894,89 +1731,46 @@
         <w:p>
           <w:pPr>
             <w:pStyle w:val="11"/>
-            <w:tabs>
-              <w:tab w:val="right" w:leader="dot" w:pos="8296"/>
-            </w:tabs>
             <w:rPr>
-              <w:rFonts w:ascii="Times New Roman" w:eastAsiaTheme="minorEastAsia" w:hAnsi="Times New Roman" w:cs="Times New Roman"/>
-              <w:noProof/>
+              <w:rFonts w:eastAsiaTheme="minorEastAsia"/>
+              <w:b w:val="0"/>
+              <w:bCs w:val="0"/>
               <w:kern w:val="2"/>
               <w14:ligatures w14:val="standardContextual"/>
             </w:rPr>
           </w:pPr>
           <w:r>
-            <w:rPr>
-              <w:rFonts w:ascii="Times New Roman" w:hAnsi="Times New Roman" w:cs="Times New Roman"/>
-            </w:rPr>
             <w:fldChar w:fldCharType="begin"/>
           </w:r>
           <w:r>
-            <w:rPr>
-              <w:rFonts w:ascii="Times New Roman" w:hAnsi="Times New Roman" w:cs="Times New Roman"/>
-            </w:rPr>
             <w:instrText>TOC \h \o "1-3"</w:instrText>
           </w:r>
           <w:r>
-            <w:rPr>
-              <w:rFonts w:ascii="Times New Roman" w:hAnsi="Times New Roman" w:cs="Times New Roman"/>
-            </w:rPr>
             <w:fldChar w:fldCharType="separate"/>
           </w:r>
-          <w:hyperlink w:anchor="_Toc232978470" w:history="1">
+          <w:hyperlink w:anchor="_Toc233017147" w:history="1">
             <w:r>
               <w:rPr>
                 <w:rStyle w:val="a5"/>
-                <w:rFonts w:ascii="Times New Roman" w:hAnsi="Times New Roman" w:cs="Times New Roman"/>
-                <w:noProof/>
               </w:rPr>
               <w:t>成果貢獻摘要</w:t>
             </w:r>
             <w:r>
-              <w:rPr>
-                <w:rFonts w:ascii="Times New Roman" w:hAnsi="Times New Roman" w:cs="Times New Roman"/>
-                <w:noProof/>
-              </w:rPr>
               <w:tab/>
             </w:r>
             <w:r>
-              <w:rPr>
-                <w:rFonts w:ascii="Times New Roman" w:hAnsi="Times New Roman" w:cs="Times New Roman"/>
-                <w:noProof/>
-              </w:rPr>
               <w:fldChar w:fldCharType="begin"/>
             </w:r>
             <w:r>
-              <w:rPr>
-                <w:rFonts w:ascii="Times New Roman" w:hAnsi="Times New Roman" w:cs="Times New Roman"/>
-                <w:noProof/>
-              </w:rPr>
-              <w:instrText xml:space="preserve"> PAGEREF _Toc232978470 \h </w:instrText>
-            </w:r>
-            <w:r>
-              <w:rPr>
-                <w:rFonts w:ascii="Times New Roman" w:hAnsi="Times New Roman" w:cs="Times New Roman"/>
-                <w:noProof/>
-              </w:rPr>
-            </w:r>
-            <w:r>
-              <w:rPr>
-                <w:rFonts w:ascii="Times New Roman" w:hAnsi="Times New Roman" w:cs="Times New Roman"/>
-                <w:noProof/>
-              </w:rPr>
+              <w:instrText xml:space="preserve"> PAGEREF _Toc233017147 \h </w:instrText>
+            </w:r>
+            <w:r>
               <w:fldChar w:fldCharType="separate"/>
             </w:r>
             <w:r>
-              <w:rPr>
-                <w:rFonts w:ascii="Times New Roman" w:hAnsi="Times New Roman" w:cs="Times New Roman"/>
-                <w:noProof/>
-              </w:rPr>
               <w:t>I</w:t>
             </w:r>
             <w:r>
-              <w:rPr>
-                <w:rFonts w:ascii="Times New Roman" w:hAnsi="Times New Roman" w:cs="Times New Roman"/>
-                <w:noProof/>
-              </w:rPr>
               <w:fldChar w:fldCharType="end"/>
             </w:r>
           </w:hyperlink>
@@ -1984,71 +1778,37 @@
         <w:p>
           <w:pPr>
             <w:pStyle w:val="11"/>
-            <w:tabs>
-              <w:tab w:val="right" w:leader="dot" w:pos="8296"/>
-            </w:tabs>
             <w:rPr>
-              <w:rFonts w:ascii="Times New Roman" w:eastAsiaTheme="minorEastAsia" w:hAnsi="Times New Roman" w:cs="Times New Roman"/>
-              <w:noProof/>
+              <w:rFonts w:eastAsiaTheme="minorEastAsia"/>
+              <w:b w:val="0"/>
+              <w:bCs w:val="0"/>
               <w:kern w:val="2"/>
               <w14:ligatures w14:val="standardContextual"/>
             </w:rPr>
           </w:pPr>
-          <w:hyperlink w:anchor="_Toc232978471" w:history="1">
+          <w:hyperlink w:anchor="_Toc233017148" w:history="1">
             <w:r>
               <w:rPr>
                 <w:rStyle w:val="a5"/>
-                <w:rFonts w:ascii="Times New Roman" w:hAnsi="Times New Roman" w:cs="Times New Roman"/>
-                <w:noProof/>
               </w:rPr>
               <w:t>摘要</w:t>
             </w:r>
             <w:r>
-              <w:rPr>
-                <w:rFonts w:ascii="Times New Roman" w:hAnsi="Times New Roman" w:cs="Times New Roman"/>
-                <w:noProof/>
-              </w:rPr>
               <w:tab/>
             </w:r>
             <w:r>
-              <w:rPr>
-                <w:rFonts w:ascii="Times New Roman" w:hAnsi="Times New Roman" w:cs="Times New Roman"/>
-                <w:noProof/>
-              </w:rPr>
               <w:fldChar w:fldCharType="begin"/>
             </w:r>
             <w:r>
-              <w:rPr>
-                <w:rFonts w:ascii="Times New Roman" w:hAnsi="Times New Roman" w:cs="Times New Roman"/>
-                <w:noProof/>
-              </w:rPr>
-              <w:instrText xml:space="preserve"> PAGEREF _Toc232978471 \h </w:instrText>
-            </w:r>
-            <w:r>
-              <w:rPr>
-                <w:rFonts w:ascii="Times New Roman" w:hAnsi="Times New Roman" w:cs="Times New Roman"/>
-                <w:noProof/>
-              </w:rPr>
-            </w:r>
-            <w:r>
-              <w:rPr>
-                <w:rFonts w:ascii="Times New Roman" w:hAnsi="Times New Roman" w:cs="Times New Roman"/>
-                <w:noProof/>
-              </w:rPr>
+              <w:instrText xml:space="preserve"> PAGEREF _Toc233017148 \h </w:instrText>
+            </w:r>
+            <w:r>
               <w:fldChar w:fldCharType="separate"/>
             </w:r>
             <w:r>
-              <w:rPr>
-                <w:rFonts w:ascii="Times New Roman" w:hAnsi="Times New Roman" w:cs="Times New Roman"/>
-                <w:noProof/>
-              </w:rPr>
               <w:t>II</w:t>
             </w:r>
             <w:r>
-              <w:rPr>
-                <w:rFonts w:ascii="Times New Roman" w:hAnsi="Times New Roman" w:cs="Times New Roman"/>
-                <w:noProof/>
-              </w:rPr>
               <w:fldChar w:fldCharType="end"/>
             </w:r>
           </w:hyperlink>
@@ -2056,71 +1816,37 @@
         <w:p>
           <w:pPr>
             <w:pStyle w:val="11"/>
-            <w:tabs>
-              <w:tab w:val="right" w:leader="dot" w:pos="8296"/>
-            </w:tabs>
             <w:rPr>
-              <w:rFonts w:ascii="Times New Roman" w:eastAsiaTheme="minorEastAsia" w:hAnsi="Times New Roman" w:cs="Times New Roman"/>
-              <w:noProof/>
+              <w:rFonts w:eastAsiaTheme="minorEastAsia"/>
+              <w:b w:val="0"/>
+              <w:bCs w:val="0"/>
               <w:kern w:val="2"/>
               <w14:ligatures w14:val="standardContextual"/>
             </w:rPr>
           </w:pPr>
-          <w:hyperlink w:anchor="_Toc232978472" w:history="1">
+          <w:hyperlink w:anchor="_Toc233017149" w:history="1">
             <w:r>
               <w:rPr>
                 <w:rStyle w:val="a5"/>
-                <w:rFonts w:ascii="Times New Roman" w:hAnsi="Times New Roman" w:cs="Times New Roman"/>
-                <w:noProof/>
               </w:rPr>
               <w:t>目錄</w:t>
             </w:r>
             <w:r>
-              <w:rPr>
-                <w:rFonts w:ascii="Times New Roman" w:hAnsi="Times New Roman" w:cs="Times New Roman"/>
-                <w:noProof/>
-              </w:rPr>
               <w:tab/>
             </w:r>
             <w:r>
-              <w:rPr>
-                <w:rFonts w:ascii="Times New Roman" w:hAnsi="Times New Roman" w:cs="Times New Roman"/>
-                <w:noProof/>
-              </w:rPr>
               <w:fldChar w:fldCharType="begin"/>
             </w:r>
             <w:r>
-              <w:rPr>
-                <w:rFonts w:ascii="Times New Roman" w:hAnsi="Times New Roman" w:cs="Times New Roman"/>
-                <w:noProof/>
-              </w:rPr>
-              <w:instrText xml:space="preserve"> PAGEREF _Toc232978472 \h </w:instrText>
-            </w:r>
-            <w:r>
-              <w:rPr>
-                <w:rFonts w:ascii="Times New Roman" w:hAnsi="Times New Roman" w:cs="Times New Roman"/>
-                <w:noProof/>
-              </w:rPr>
-            </w:r>
-            <w:r>
-              <w:rPr>
-                <w:rFonts w:ascii="Times New Roman" w:hAnsi="Times New Roman" w:cs="Times New Roman"/>
-                <w:noProof/>
-              </w:rPr>
+              <w:instrText xml:space="preserve"> PAGEREF _Toc233017149 \h </w:instrText>
+            </w:r>
+            <w:r>
               <w:fldChar w:fldCharType="separate"/>
             </w:r>
             <w:r>
-              <w:rPr>
-                <w:rFonts w:ascii="Times New Roman" w:hAnsi="Times New Roman" w:cs="Times New Roman"/>
-                <w:noProof/>
-              </w:rPr>
               <w:t>III</w:t>
             </w:r>
             <w:r>
-              <w:rPr>
-                <w:rFonts w:ascii="Times New Roman" w:hAnsi="Times New Roman" w:cs="Times New Roman"/>
-                <w:noProof/>
-              </w:rPr>
               <w:fldChar w:fldCharType="end"/>
             </w:r>
           </w:hyperlink>
@@ -2128,71 +1854,37 @@
         <w:p>
           <w:pPr>
             <w:pStyle w:val="11"/>
-            <w:tabs>
-              <w:tab w:val="right" w:leader="dot" w:pos="8296"/>
-            </w:tabs>
             <w:rPr>
-              <w:rFonts w:ascii="Times New Roman" w:eastAsiaTheme="minorEastAsia" w:hAnsi="Times New Roman" w:cs="Times New Roman"/>
-              <w:noProof/>
+              <w:rFonts w:eastAsiaTheme="minorEastAsia"/>
+              <w:b w:val="0"/>
+              <w:bCs w:val="0"/>
               <w:kern w:val="2"/>
               <w14:ligatures w14:val="standardContextual"/>
             </w:rPr>
           </w:pPr>
-          <w:hyperlink w:anchor="_Toc232978473" w:history="1">
+          <w:hyperlink w:anchor="_Toc233017150" w:history="1">
             <w:r>
               <w:rPr>
                 <w:rStyle w:val="a5"/>
-                <w:rFonts w:ascii="Times New Roman" w:hAnsi="Times New Roman" w:cs="Times New Roman"/>
-                <w:noProof/>
-              </w:rPr>
-              <w:t>第一章　研究動機與問題</w:t>
-            </w:r>
-            <w:r>
-              <w:rPr>
-                <w:rFonts w:ascii="Times New Roman" w:hAnsi="Times New Roman" w:cs="Times New Roman"/>
-                <w:noProof/>
-              </w:rPr>
+              </w:rPr>
+              <w:t>第一章　動機與問題</w:t>
+            </w:r>
+            <w:r>
               <w:tab/>
             </w:r>
             <w:r>
-              <w:rPr>
-                <w:rFonts w:ascii="Times New Roman" w:hAnsi="Times New Roman" w:cs="Times New Roman"/>
-                <w:noProof/>
-              </w:rPr>
               <w:fldChar w:fldCharType="begin"/>
             </w:r>
             <w:r>
-              <w:rPr>
-                <w:rFonts w:ascii="Times New Roman" w:hAnsi="Times New Roman" w:cs="Times New Roman"/>
-                <w:noProof/>
-              </w:rPr>
-              <w:instrText xml:space="preserve"> PAGEREF _Toc232978473 \h </w:instrText>
-            </w:r>
-            <w:r>
-              <w:rPr>
-                <w:rFonts w:ascii="Times New Roman" w:hAnsi="Times New Roman" w:cs="Times New Roman"/>
-                <w:noProof/>
-              </w:rPr>
-            </w:r>
-            <w:r>
-              <w:rPr>
-                <w:rFonts w:ascii="Times New Roman" w:hAnsi="Times New Roman" w:cs="Times New Roman"/>
-                <w:noProof/>
-              </w:rPr>
+              <w:instrText xml:space="preserve"> PAGEREF _Toc233017150 \h </w:instrText>
+            </w:r>
+            <w:r>
               <w:fldChar w:fldCharType="separate"/>
             </w:r>
             <w:r>
-              <w:rPr>
-                <w:rFonts w:ascii="Times New Roman" w:hAnsi="Times New Roman" w:cs="Times New Roman"/>
-                <w:noProof/>
-              </w:rPr>
               <w:t>1</w:t>
             </w:r>
             <w:r>
-              <w:rPr>
-                <w:rFonts w:ascii="Times New Roman" w:hAnsi="Times New Roman" w:cs="Times New Roman"/>
-                <w:noProof/>
-              </w:rPr>
               <w:fldChar w:fldCharType="end"/>
             </w:r>
           </w:hyperlink>
@@ -2210,7 +1902,7 @@
               <w14:ligatures w14:val="standardContextual"/>
             </w:rPr>
           </w:pPr>
-          <w:hyperlink w:anchor="_Toc232978474" w:history="1">
+          <w:hyperlink w:anchor="_Toc233017151" w:history="1">
             <w:r>
               <w:rPr>
                 <w:rStyle w:val="a5"/>
@@ -2225,7 +1917,7 @@
                 <w:rFonts w:ascii="Times New Roman" w:hAnsi="Times New Roman" w:cs="Times New Roman"/>
                 <w:noProof/>
               </w:rPr>
-              <w:t xml:space="preserve">　研究背景與動機</w:t>
+              <w:t xml:space="preserve">　研究動機</w:t>
             </w:r>
             <w:r>
               <w:rPr>
@@ -2246,7 +1938,7 @@
                 <w:rFonts w:ascii="Times New Roman" w:hAnsi="Times New Roman" w:cs="Times New Roman"/>
                 <w:noProof/>
               </w:rPr>
-              <w:instrText xml:space="preserve"> PAGEREF _Toc232978474 \h </w:instrText>
+              <w:instrText xml:space="preserve"> PAGEREF _Toc233017151 \h </w:instrText>
             </w:r>
             <w:r>
               <w:rPr>
@@ -2290,7 +1982,7 @@
               <w14:ligatures w14:val="standardContextual"/>
             </w:rPr>
           </w:pPr>
-          <w:hyperlink w:anchor="_Toc232978475" w:history="1">
+          <w:hyperlink w:anchor="_Toc233017152" w:history="1">
             <w:r>
               <w:rPr>
                 <w:rStyle w:val="a5"/>
@@ -2326,7 +2018,7 @@
                 <w:rFonts w:ascii="Times New Roman" w:hAnsi="Times New Roman" w:cs="Times New Roman"/>
                 <w:noProof/>
               </w:rPr>
-              <w:instrText xml:space="preserve"> PAGEREF _Toc232978475 \h </w:instrText>
+              <w:instrText xml:space="preserve"> PAGEREF _Toc233017152 \h </w:instrText>
             </w:r>
             <w:r>
               <w:rPr>
@@ -2360,71 +2052,37 @@
         <w:p>
           <w:pPr>
             <w:pStyle w:val="11"/>
-            <w:tabs>
-              <w:tab w:val="right" w:leader="dot" w:pos="8296"/>
-            </w:tabs>
             <w:rPr>
-              <w:rFonts w:ascii="Times New Roman" w:eastAsiaTheme="minorEastAsia" w:hAnsi="Times New Roman" w:cs="Times New Roman"/>
-              <w:noProof/>
+              <w:rFonts w:eastAsiaTheme="minorEastAsia"/>
+              <w:b w:val="0"/>
+              <w:bCs w:val="0"/>
               <w:kern w:val="2"/>
               <w14:ligatures w14:val="standardContextual"/>
             </w:rPr>
           </w:pPr>
-          <w:hyperlink w:anchor="_Toc232978476" w:history="1">
+          <w:hyperlink w:anchor="_Toc233017153" w:history="1">
             <w:r>
               <w:rPr>
                 <w:rStyle w:val="a5"/>
-                <w:rFonts w:ascii="Times New Roman" w:hAnsi="Times New Roman" w:cs="Times New Roman"/>
-                <w:noProof/>
               </w:rPr>
               <w:t>第二章　文獻探討</w:t>
             </w:r>
             <w:r>
-              <w:rPr>
-                <w:rFonts w:ascii="Times New Roman" w:hAnsi="Times New Roman" w:cs="Times New Roman"/>
-                <w:noProof/>
-              </w:rPr>
               <w:tab/>
             </w:r>
             <w:r>
-              <w:rPr>
-                <w:rFonts w:ascii="Times New Roman" w:hAnsi="Times New Roman" w:cs="Times New Roman"/>
-                <w:noProof/>
-              </w:rPr>
               <w:fldChar w:fldCharType="begin"/>
             </w:r>
             <w:r>
-              <w:rPr>
-                <w:rFonts w:ascii="Times New Roman" w:hAnsi="Times New Roman" w:cs="Times New Roman"/>
-                <w:noProof/>
-              </w:rPr>
-              <w:instrText xml:space="preserve"> PAGEREF _Toc232978476 \h </w:instrText>
-            </w:r>
-            <w:r>
-              <w:rPr>
-                <w:rFonts w:ascii="Times New Roman" w:hAnsi="Times New Roman" w:cs="Times New Roman"/>
-                <w:noProof/>
-              </w:rPr>
-            </w:r>
-            <w:r>
-              <w:rPr>
-                <w:rFonts w:ascii="Times New Roman" w:hAnsi="Times New Roman" w:cs="Times New Roman"/>
-                <w:noProof/>
-              </w:rPr>
+              <w:instrText xml:space="preserve"> PAGEREF _Toc233017153 \h </w:instrText>
+            </w:r>
+            <w:r>
               <w:fldChar w:fldCharType="separate"/>
             </w:r>
             <w:r>
-              <w:rPr>
-                <w:rFonts w:ascii="Times New Roman" w:hAnsi="Times New Roman" w:cs="Times New Roman"/>
-                <w:noProof/>
-              </w:rPr>
               <w:t>2</w:t>
             </w:r>
             <w:r>
-              <w:rPr>
-                <w:rFonts w:ascii="Times New Roman" w:hAnsi="Times New Roman" w:cs="Times New Roman"/>
-                <w:noProof/>
-              </w:rPr>
               <w:fldChar w:fldCharType="end"/>
             </w:r>
           </w:hyperlink>
@@ -2442,7 +2100,7 @@
               <w14:ligatures w14:val="standardContextual"/>
             </w:rPr>
           </w:pPr>
-          <w:hyperlink w:anchor="_Toc232978477" w:history="1">
+          <w:hyperlink w:anchor="_Toc233017154" w:history="1">
             <w:r>
               <w:rPr>
                 <w:rStyle w:val="a5"/>
@@ -2494,7 +2152,7 @@
                 <w:rFonts w:ascii="Times New Roman" w:hAnsi="Times New Roman" w:cs="Times New Roman"/>
                 <w:noProof/>
               </w:rPr>
-              <w:instrText xml:space="preserve"> PAGEREF _Toc232978477 \h </w:instrText>
+              <w:instrText xml:space="preserve"> PAGEREF _Toc233017154 \h </w:instrText>
             </w:r>
             <w:r>
               <w:rPr>
@@ -2538,7 +2196,7 @@
               <w14:ligatures w14:val="standardContextual"/>
             </w:rPr>
           </w:pPr>
-          <w:hyperlink w:anchor="_Toc232978478" w:history="1">
+          <w:hyperlink w:anchor="_Toc233017155" w:history="1">
             <w:r>
               <w:rPr>
                 <w:rStyle w:val="a5"/>
@@ -2582,7 +2240,7 @@
                 <w:rFonts w:ascii="Times New Roman" w:hAnsi="Times New Roman" w:cs="Times New Roman"/>
                 <w:noProof/>
               </w:rPr>
-              <w:instrText xml:space="preserve"> PAGEREF _Toc232978478 \h </w:instrText>
+              <w:instrText xml:space="preserve"> PAGEREF _Toc233017155 \h </w:instrText>
             </w:r>
             <w:r>
               <w:rPr>
@@ -2626,7 +2284,7 @@
               <w14:ligatures w14:val="standardContextual"/>
             </w:rPr>
           </w:pPr>
-          <w:hyperlink w:anchor="_Toc232978479" w:history="1">
+          <w:hyperlink w:anchor="_Toc233017156" w:history="1">
             <w:r>
               <w:rPr>
                 <w:rStyle w:val="a5"/>
@@ -2678,7 +2336,7 @@
                 <w:rFonts w:ascii="Times New Roman" w:hAnsi="Times New Roman" w:cs="Times New Roman"/>
                 <w:noProof/>
               </w:rPr>
-              <w:instrText xml:space="preserve"> PAGEREF _Toc232978479 \h </w:instrText>
+              <w:instrText xml:space="preserve"> PAGEREF _Toc233017156 \h </w:instrText>
             </w:r>
             <w:r>
               <w:rPr>
@@ -2722,7 +2380,7 @@
               <w14:ligatures w14:val="standardContextual"/>
             </w:rPr>
           </w:pPr>
-          <w:hyperlink w:anchor="_Toc232978480" w:history="1">
+          <w:hyperlink w:anchor="_Toc233017157" w:history="1">
             <w:r>
               <w:rPr>
                 <w:rStyle w:val="a5"/>
@@ -2758,7 +2416,7 @@
                 <w:rFonts w:ascii="Times New Roman" w:hAnsi="Times New Roman" w:cs="Times New Roman"/>
                 <w:noProof/>
               </w:rPr>
-              <w:instrText xml:space="preserve"> PAGEREF _Toc232978480 \h </w:instrText>
+              <w:instrText xml:space="preserve"> PAGEREF _Toc233017157 \h </w:instrText>
             </w:r>
             <w:r>
               <w:rPr>
@@ -2792,71 +2450,37 @@
         <w:p>
           <w:pPr>
             <w:pStyle w:val="11"/>
-            <w:tabs>
-              <w:tab w:val="right" w:leader="dot" w:pos="8296"/>
-            </w:tabs>
             <w:rPr>
-              <w:rFonts w:ascii="Times New Roman" w:eastAsiaTheme="minorEastAsia" w:hAnsi="Times New Roman" w:cs="Times New Roman"/>
-              <w:noProof/>
+              <w:rFonts w:eastAsiaTheme="minorEastAsia"/>
+              <w:b w:val="0"/>
+              <w:bCs w:val="0"/>
               <w:kern w:val="2"/>
               <w14:ligatures w14:val="standardContextual"/>
             </w:rPr>
           </w:pPr>
-          <w:hyperlink w:anchor="_Toc232978481" w:history="1">
+          <w:hyperlink w:anchor="_Toc233017158" w:history="1">
             <w:r>
               <w:rPr>
                 <w:rStyle w:val="a5"/>
-                <w:rFonts w:ascii="Times New Roman" w:hAnsi="Times New Roman" w:cs="Times New Roman"/>
-                <w:noProof/>
               </w:rPr>
               <w:t>第三章　研究方法</w:t>
             </w:r>
             <w:r>
-              <w:rPr>
-                <w:rFonts w:ascii="Times New Roman" w:hAnsi="Times New Roman" w:cs="Times New Roman"/>
-                <w:noProof/>
-              </w:rPr>
               <w:tab/>
             </w:r>
             <w:r>
-              <w:rPr>
-                <w:rFonts w:ascii="Times New Roman" w:hAnsi="Times New Roman" w:cs="Times New Roman"/>
-                <w:noProof/>
-              </w:rPr>
               <w:fldChar w:fldCharType="begin"/>
             </w:r>
             <w:r>
-              <w:rPr>
-                <w:rFonts w:ascii="Times New Roman" w:hAnsi="Times New Roman" w:cs="Times New Roman"/>
-                <w:noProof/>
-              </w:rPr>
-              <w:instrText xml:space="preserve"> PAGEREF _Toc232978481 \h </w:instrText>
-            </w:r>
-            <w:r>
-              <w:rPr>
-                <w:rFonts w:ascii="Times New Roman" w:hAnsi="Times New Roman" w:cs="Times New Roman"/>
-                <w:noProof/>
-              </w:rPr>
-            </w:r>
-            <w:r>
-              <w:rPr>
-                <w:rFonts w:ascii="Times New Roman" w:hAnsi="Times New Roman" w:cs="Times New Roman"/>
-                <w:noProof/>
-              </w:rPr>
+              <w:instrText xml:space="preserve"> PAGEREF _Toc233017158 \h </w:instrText>
+            </w:r>
+            <w:r>
               <w:fldChar w:fldCharType="separate"/>
             </w:r>
             <w:r>
-              <w:rPr>
-                <w:rFonts w:ascii="Times New Roman" w:hAnsi="Times New Roman" w:cs="Times New Roman"/>
-                <w:noProof/>
-              </w:rPr>
               <w:t>5</w:t>
             </w:r>
             <w:r>
-              <w:rPr>
-                <w:rFonts w:ascii="Times New Roman" w:hAnsi="Times New Roman" w:cs="Times New Roman"/>
-                <w:noProof/>
-              </w:rPr>
               <w:fldChar w:fldCharType="end"/>
             </w:r>
           </w:hyperlink>
@@ -2874,7 +2498,7 @@
               <w14:ligatures w14:val="standardContextual"/>
             </w:rPr>
           </w:pPr>
-          <w:hyperlink w:anchor="_Toc232978482" w:history="1">
+          <w:hyperlink w:anchor="_Toc233017159" w:history="1">
             <w:r>
               <w:rPr>
                 <w:rStyle w:val="a5"/>
@@ -2910,7 +2534,7 @@
                 <w:rFonts w:ascii="Times New Roman" w:hAnsi="Times New Roman" w:cs="Times New Roman"/>
                 <w:noProof/>
               </w:rPr>
-              <w:instrText xml:space="preserve"> PAGEREF _Toc232978482 \h </w:instrText>
+              <w:instrText xml:space="preserve"> PAGEREF _Toc233017159 \h </w:instrText>
             </w:r>
             <w:r>
               <w:rPr>
@@ -2954,7 +2578,7 @@
               <w14:ligatures w14:val="standardContextual"/>
             </w:rPr>
           </w:pPr>
-          <w:hyperlink w:anchor="_Toc232978483" w:history="1">
+          <w:hyperlink w:anchor="_Toc233017160" w:history="1">
             <w:r>
               <w:rPr>
                 <w:rStyle w:val="a5"/>
@@ -2990,7 +2614,7 @@
                 <w:rFonts w:ascii="Times New Roman" w:hAnsi="Times New Roman" w:cs="Times New Roman"/>
                 <w:noProof/>
               </w:rPr>
-              <w:instrText xml:space="preserve"> PAGEREF _Toc232978483 \h </w:instrText>
+              <w:instrText xml:space="preserve"> PAGEREF _Toc233017160 \h </w:instrText>
             </w:r>
             <w:r>
               <w:rPr>
@@ -3034,7 +2658,7 @@
               <w14:ligatures w14:val="standardContextual"/>
             </w:rPr>
           </w:pPr>
-          <w:hyperlink w:anchor="_Toc232978484" w:history="1">
+          <w:hyperlink w:anchor="_Toc233017161" w:history="1">
             <w:r>
               <w:rPr>
                 <w:rStyle w:val="a5"/>
@@ -3070,7 +2694,7 @@
                 <w:rFonts w:ascii="Times New Roman" w:hAnsi="Times New Roman" w:cs="Times New Roman"/>
                 <w:noProof/>
               </w:rPr>
-              <w:instrText xml:space="preserve"> PAGEREF _Toc232978484 \h </w:instrText>
+              <w:instrText xml:space="preserve"> PAGEREF _Toc233017161 \h </w:instrText>
             </w:r>
             <w:r>
               <w:rPr>
@@ -3114,7 +2738,7 @@
               <w14:ligatures w14:val="standardContextual"/>
             </w:rPr>
           </w:pPr>
-          <w:hyperlink w:anchor="_Toc232978485" w:history="1">
+          <w:hyperlink w:anchor="_Toc233017162" w:history="1">
             <w:r>
               <w:rPr>
                 <w:rStyle w:val="a5"/>
@@ -3150,7 +2774,7 @@
                 <w:rFonts w:ascii="Times New Roman" w:hAnsi="Times New Roman" w:cs="Times New Roman"/>
                 <w:noProof/>
               </w:rPr>
-              <w:instrText xml:space="preserve"> PAGEREF _Toc232978485 \h </w:instrText>
+              <w:instrText xml:space="preserve"> PAGEREF _Toc233017162 \h </w:instrText>
             </w:r>
             <w:r>
               <w:rPr>
@@ -3194,7 +2818,7 @@
               <w14:ligatures w14:val="standardContextual"/>
             </w:rPr>
           </w:pPr>
-          <w:hyperlink w:anchor="_Toc232978486" w:history="1">
+          <w:hyperlink w:anchor="_Toc233017163" w:history="1">
             <w:r>
               <w:rPr>
                 <w:rStyle w:val="a5"/>
@@ -3230,7 +2854,7 @@
                 <w:rFonts w:ascii="Times New Roman" w:hAnsi="Times New Roman" w:cs="Times New Roman"/>
                 <w:noProof/>
               </w:rPr>
-              <w:instrText xml:space="preserve"> PAGEREF _Toc232978486 \h </w:instrText>
+              <w:instrText xml:space="preserve"> PAGEREF _Toc233017163 \h </w:instrText>
             </w:r>
             <w:r>
               <w:rPr>
@@ -3274,7 +2898,7 @@
               <w14:ligatures w14:val="standardContextual"/>
             </w:rPr>
           </w:pPr>
-          <w:hyperlink w:anchor="_Toc232978487" w:history="1">
+          <w:hyperlink w:anchor="_Toc233017164" w:history="1">
             <w:r>
               <w:rPr>
                 <w:rStyle w:val="a5"/>
@@ -3326,7 +2950,7 @@
                 <w:rFonts w:ascii="Times New Roman" w:hAnsi="Times New Roman" w:cs="Times New Roman"/>
                 <w:noProof/>
               </w:rPr>
-              <w:instrText xml:space="preserve"> PAGEREF _Toc232978487 \h </w:instrText>
+              <w:instrText xml:space="preserve"> PAGEREF _Toc233017164 \h </w:instrText>
             </w:r>
             <w:r>
               <w:rPr>
@@ -3370,7 +2994,7 @@
               <w14:ligatures w14:val="standardContextual"/>
             </w:rPr>
           </w:pPr>
-          <w:hyperlink w:anchor="_Toc232978488" w:history="1">
+          <w:hyperlink w:anchor="_Toc233017165" w:history="1">
             <w:r>
               <w:rPr>
                 <w:rStyle w:val="a5"/>
@@ -3406,7 +3030,7 @@
                 <w:rFonts w:ascii="Times New Roman" w:hAnsi="Times New Roman" w:cs="Times New Roman"/>
                 <w:noProof/>
               </w:rPr>
-              <w:instrText xml:space="preserve"> PAGEREF _Toc232978488 \h </w:instrText>
+              <w:instrText xml:space="preserve"> PAGEREF _Toc233017165 \h </w:instrText>
             </w:r>
             <w:r>
               <w:rPr>
@@ -3450,7 +3074,7 @@
               <w14:ligatures w14:val="standardContextual"/>
             </w:rPr>
           </w:pPr>
-          <w:hyperlink w:anchor="_Toc232978489" w:history="1">
+          <w:hyperlink w:anchor="_Toc233017166" w:history="1">
             <w:r>
               <w:rPr>
                 <w:rStyle w:val="a5"/>
@@ -3486,7 +3110,7 @@
                 <w:rFonts w:ascii="Times New Roman" w:hAnsi="Times New Roman" w:cs="Times New Roman"/>
                 <w:noProof/>
               </w:rPr>
-              <w:instrText xml:space="preserve"> PAGEREF _Toc232978489 \h </w:instrText>
+              <w:instrText xml:space="preserve"> PAGEREF _Toc233017166 \h </w:instrText>
             </w:r>
             <w:r>
               <w:rPr>
@@ -3530,7 +3154,7 @@
               <w14:ligatures w14:val="standardContextual"/>
             </w:rPr>
           </w:pPr>
-          <w:hyperlink w:anchor="_Toc232978490" w:history="1">
+          <w:hyperlink w:anchor="_Toc233017167" w:history="1">
             <w:r>
               <w:rPr>
                 <w:rStyle w:val="a5"/>
@@ -3566,7 +3190,7 @@
                 <w:rFonts w:ascii="Times New Roman" w:hAnsi="Times New Roman" w:cs="Times New Roman"/>
                 <w:noProof/>
               </w:rPr>
-              <w:instrText xml:space="preserve"> PAGEREF _Toc232978490 \h </w:instrText>
+              <w:instrText xml:space="preserve"> PAGEREF _Toc233017167 \h </w:instrText>
             </w:r>
             <w:r>
               <w:rPr>
@@ -3610,7 +3234,7 @@
               <w14:ligatures w14:val="standardContextual"/>
             </w:rPr>
           </w:pPr>
-          <w:hyperlink w:anchor="_Toc232978491" w:history="1">
+          <w:hyperlink w:anchor="_Toc233017168" w:history="1">
             <w:r>
               <w:rPr>
                 <w:rStyle w:val="a5"/>
@@ -3662,7 +3286,7 @@
                 <w:rFonts w:ascii="Times New Roman" w:hAnsi="Times New Roman" w:cs="Times New Roman"/>
                 <w:noProof/>
               </w:rPr>
-              <w:instrText xml:space="preserve"> PAGEREF _Toc232978491 \h </w:instrText>
+              <w:instrText xml:space="preserve"> PAGEREF _Toc233017168 \h </w:instrText>
             </w:r>
             <w:r>
               <w:rPr>
@@ -3696,71 +3320,37 @@
         <w:p>
           <w:pPr>
             <w:pStyle w:val="11"/>
-            <w:tabs>
-              <w:tab w:val="right" w:leader="dot" w:pos="8296"/>
-            </w:tabs>
             <w:rPr>
-              <w:rFonts w:ascii="Times New Roman" w:eastAsiaTheme="minorEastAsia" w:hAnsi="Times New Roman" w:cs="Times New Roman"/>
-              <w:noProof/>
+              <w:rFonts w:eastAsiaTheme="minorEastAsia"/>
+              <w:b w:val="0"/>
+              <w:bCs w:val="0"/>
               <w:kern w:val="2"/>
               <w14:ligatures w14:val="standardContextual"/>
             </w:rPr>
           </w:pPr>
-          <w:hyperlink w:anchor="_Toc232978492" w:history="1">
+          <w:hyperlink w:anchor="_Toc233017169" w:history="1">
             <w:r>
               <w:rPr>
                 <w:rStyle w:val="a5"/>
-                <w:rFonts w:ascii="Times New Roman" w:hAnsi="Times New Roman" w:cs="Times New Roman"/>
-                <w:noProof/>
               </w:rPr>
               <w:t>第四章　結果與討論</w:t>
             </w:r>
             <w:r>
-              <w:rPr>
-                <w:rFonts w:ascii="Times New Roman" w:hAnsi="Times New Roman" w:cs="Times New Roman"/>
-                <w:noProof/>
-              </w:rPr>
               <w:tab/>
             </w:r>
             <w:r>
-              <w:rPr>
-                <w:rFonts w:ascii="Times New Roman" w:hAnsi="Times New Roman" w:cs="Times New Roman"/>
-                <w:noProof/>
-              </w:rPr>
               <w:fldChar w:fldCharType="begin"/>
             </w:r>
             <w:r>
-              <w:rPr>
-                <w:rFonts w:ascii="Times New Roman" w:hAnsi="Times New Roman" w:cs="Times New Roman"/>
-                <w:noProof/>
-              </w:rPr>
-              <w:instrText xml:space="preserve"> PAGEREF _Toc232978492 \h </w:instrText>
-            </w:r>
-            <w:r>
-              <w:rPr>
-                <w:rFonts w:ascii="Times New Roman" w:hAnsi="Times New Roman" w:cs="Times New Roman"/>
-                <w:noProof/>
-              </w:rPr>
-            </w:r>
-            <w:r>
-              <w:rPr>
-                <w:rFonts w:ascii="Times New Roman" w:hAnsi="Times New Roman" w:cs="Times New Roman"/>
-                <w:noProof/>
-              </w:rPr>
+              <w:instrText xml:space="preserve"> PAGEREF _Toc233017169 \h </w:instrText>
+            </w:r>
+            <w:r>
               <w:fldChar w:fldCharType="separate"/>
             </w:r>
             <w:r>
-              <w:rPr>
-                <w:rFonts w:ascii="Times New Roman" w:hAnsi="Times New Roman" w:cs="Times New Roman"/>
-                <w:noProof/>
-              </w:rPr>
               <w:t>9</w:t>
             </w:r>
             <w:r>
-              <w:rPr>
-                <w:rFonts w:ascii="Times New Roman" w:hAnsi="Times New Roman" w:cs="Times New Roman"/>
-                <w:noProof/>
-              </w:rPr>
               <w:fldChar w:fldCharType="end"/>
             </w:r>
           </w:hyperlink>
@@ -3778,7 +3368,7 @@
               <w14:ligatures w14:val="standardContextual"/>
             </w:rPr>
           </w:pPr>
-          <w:hyperlink w:anchor="_Toc232978493" w:history="1">
+          <w:hyperlink w:anchor="_Toc233017170" w:history="1">
             <w:r>
               <w:rPr>
                 <w:rStyle w:val="a5"/>
@@ -3814,7 +3404,7 @@
                 <w:rFonts w:ascii="Times New Roman" w:hAnsi="Times New Roman" w:cs="Times New Roman"/>
                 <w:noProof/>
               </w:rPr>
-              <w:instrText xml:space="preserve"> PAGEREF _Toc232978493 \h </w:instrText>
+              <w:instrText xml:space="preserve"> PAGEREF _Toc233017170 \h </w:instrText>
             </w:r>
             <w:r>
               <w:rPr>
@@ -3858,7 +3448,7 @@
               <w14:ligatures w14:val="standardContextual"/>
             </w:rPr>
           </w:pPr>
-          <w:hyperlink w:anchor="_Toc232978494" w:history="1">
+          <w:hyperlink w:anchor="_Toc233017171" w:history="1">
             <w:r>
               <w:rPr>
                 <w:rStyle w:val="a5"/>
@@ -3894,7 +3484,7 @@
                 <w:rFonts w:ascii="Times New Roman" w:hAnsi="Times New Roman" w:cs="Times New Roman"/>
                 <w:noProof/>
               </w:rPr>
-              <w:instrText xml:space="preserve"> PAGEREF _Toc232978494 \h </w:instrText>
+              <w:instrText xml:space="preserve"> PAGEREF _Toc233017171 \h </w:instrText>
             </w:r>
             <w:r>
               <w:rPr>
@@ -3938,7 +3528,7 @@
               <w14:ligatures w14:val="standardContextual"/>
             </w:rPr>
           </w:pPr>
-          <w:hyperlink w:anchor="_Toc232978495" w:history="1">
+          <w:hyperlink w:anchor="_Toc233017172" w:history="1">
             <w:r>
               <w:rPr>
                 <w:rStyle w:val="a5"/>
@@ -3974,7 +3564,7 @@
                 <w:rFonts w:ascii="Times New Roman" w:hAnsi="Times New Roman" w:cs="Times New Roman"/>
                 <w:noProof/>
               </w:rPr>
-              <w:instrText xml:space="preserve"> PAGEREF _Toc232978495 \h </w:instrText>
+              <w:instrText xml:space="preserve"> PAGEREF _Toc233017172 \h </w:instrText>
             </w:r>
             <w:r>
               <w:rPr>
@@ -4018,7 +3608,7 @@
               <w14:ligatures w14:val="standardContextual"/>
             </w:rPr>
           </w:pPr>
-          <w:hyperlink w:anchor="_Toc232978496" w:history="1">
+          <w:hyperlink w:anchor="_Toc233017173" w:history="1">
             <w:r>
               <w:rPr>
                 <w:rStyle w:val="a5"/>
@@ -4054,7 +3644,7 @@
                 <w:rFonts w:ascii="Times New Roman" w:hAnsi="Times New Roman" w:cs="Times New Roman"/>
                 <w:noProof/>
               </w:rPr>
-              <w:instrText xml:space="preserve"> PAGEREF _Toc232978496 \h </w:instrText>
+              <w:instrText xml:space="preserve"> PAGEREF _Toc233017173 \h </w:instrText>
             </w:r>
             <w:r>
               <w:rPr>
@@ -4098,7 +3688,7 @@
               <w14:ligatures w14:val="standardContextual"/>
             </w:rPr>
           </w:pPr>
-          <w:hyperlink w:anchor="_Toc232978497" w:history="1">
+          <w:hyperlink w:anchor="_Toc233017174" w:history="1">
             <w:r>
               <w:rPr>
                 <w:rStyle w:val="a5"/>
@@ -4134,7 +3724,7 @@
                 <w:rFonts w:ascii="Times New Roman" w:hAnsi="Times New Roman" w:cs="Times New Roman"/>
                 <w:noProof/>
               </w:rPr>
-              <w:instrText xml:space="preserve"> PAGEREF _Toc232978497 \h </w:instrText>
+              <w:instrText xml:space="preserve"> PAGEREF _Toc233017174 \h </w:instrText>
             </w:r>
             <w:r>
               <w:rPr>
@@ -4178,7 +3768,7 @@
               <w14:ligatures w14:val="standardContextual"/>
             </w:rPr>
           </w:pPr>
-          <w:hyperlink w:anchor="_Toc232978498" w:history="1">
+          <w:hyperlink w:anchor="_Toc233017175" w:history="1">
             <w:r>
               <w:rPr>
                 <w:rStyle w:val="a5"/>
@@ -4230,7 +3820,7 @@
                 <w:rFonts w:ascii="Times New Roman" w:hAnsi="Times New Roman" w:cs="Times New Roman"/>
                 <w:noProof/>
               </w:rPr>
-              <w:instrText xml:space="preserve"> PAGEREF _Toc232978498 \h </w:instrText>
+              <w:instrText xml:space="preserve"> PAGEREF _Toc233017175 \h </w:instrText>
             </w:r>
             <w:r>
               <w:rPr>
@@ -4274,7 +3864,7 @@
               <w14:ligatures w14:val="standardContextual"/>
             </w:rPr>
           </w:pPr>
-          <w:hyperlink w:anchor="_Toc232978499" w:history="1">
+          <w:hyperlink w:anchor="_Toc233017176" w:history="1">
             <w:r>
               <w:rPr>
                 <w:rStyle w:val="a5"/>
@@ -4310,7 +3900,7 @@
                 <w:rFonts w:ascii="Times New Roman" w:hAnsi="Times New Roman" w:cs="Times New Roman"/>
                 <w:noProof/>
               </w:rPr>
-              <w:instrText xml:space="preserve"> PAGEREF _Toc232978499 \h </w:instrText>
+              <w:instrText xml:space="preserve"> PAGEREF _Toc233017176 \h </w:instrText>
             </w:r>
             <w:r>
               <w:rPr>
@@ -4354,7 +3944,7 @@
               <w14:ligatures w14:val="standardContextual"/>
             </w:rPr>
           </w:pPr>
-          <w:hyperlink w:anchor="_Toc232978500" w:history="1">
+          <w:hyperlink w:anchor="_Toc233017177" w:history="1">
             <w:r>
               <w:rPr>
                 <w:rStyle w:val="a5"/>
@@ -4390,7 +3980,7 @@
                 <w:rFonts w:ascii="Times New Roman" w:hAnsi="Times New Roman" w:cs="Times New Roman"/>
                 <w:noProof/>
               </w:rPr>
-              <w:instrText xml:space="preserve"> PAGEREF _Toc232978500 \h </w:instrText>
+              <w:instrText xml:space="preserve"> PAGEREF _Toc233017177 \h </w:instrText>
             </w:r>
             <w:r>
               <w:rPr>
@@ -4424,143 +4014,37 @@
         <w:p>
           <w:pPr>
             <w:pStyle w:val="11"/>
-            <w:tabs>
-              <w:tab w:val="right" w:leader="dot" w:pos="8296"/>
-            </w:tabs>
             <w:rPr>
-              <w:rFonts w:ascii="Times New Roman" w:eastAsiaTheme="minorEastAsia" w:hAnsi="Times New Roman" w:cs="Times New Roman"/>
-              <w:noProof/>
+              <w:rFonts w:eastAsiaTheme="minorEastAsia"/>
+              <w:b w:val="0"/>
+              <w:bCs w:val="0"/>
               <w:kern w:val="2"/>
               <w14:ligatures w14:val="standardContextual"/>
             </w:rPr>
           </w:pPr>
-          <w:hyperlink w:anchor="_Toc232978501" w:history="1">
+          <w:hyperlink w:anchor="_Toc233017178" w:history="1">
             <w:r>
               <w:rPr>
                 <w:rStyle w:val="a5"/>
-                <w:rFonts w:ascii="Times New Roman" w:hAnsi="Times New Roman" w:cs="Times New Roman"/>
-                <w:noProof/>
               </w:rPr>
               <w:t>第五章　參考文獻</w:t>
             </w:r>
             <w:r>
-              <w:rPr>
-                <w:rFonts w:ascii="Times New Roman" w:hAnsi="Times New Roman" w:cs="Times New Roman"/>
-                <w:noProof/>
-              </w:rPr>
               <w:tab/>
             </w:r>
             <w:r>
-              <w:rPr>
-                <w:rFonts w:ascii="Times New Roman" w:hAnsi="Times New Roman" w:cs="Times New Roman"/>
-                <w:noProof/>
-              </w:rPr>
               <w:fldChar w:fldCharType="begin"/>
             </w:r>
             <w:r>
-              <w:rPr>
-                <w:rFonts w:ascii="Times New Roman" w:hAnsi="Times New Roman" w:cs="Times New Roman"/>
-                <w:noProof/>
-              </w:rPr>
-              <w:instrText xml:space="preserve"> PAGEREF _Toc232978501 \h </w:instrText>
-            </w:r>
-            <w:r>
-              <w:rPr>
-                <w:rFonts w:ascii="Times New Roman" w:hAnsi="Times New Roman" w:cs="Times New Roman"/>
-                <w:noProof/>
-              </w:rPr>
-            </w:r>
-            <w:r>
-              <w:rPr>
-                <w:rFonts w:ascii="Times New Roman" w:hAnsi="Times New Roman" w:cs="Times New Roman"/>
-                <w:noProof/>
-              </w:rPr>
+              <w:instrText xml:space="preserve"> PAGEREF _Toc233017178 \h </w:instrText>
+            </w:r>
+            <w:r>
               <w:fldChar w:fldCharType="separate"/>
             </w:r>
             <w:r>
-              <w:rPr>
-                <w:rFonts w:ascii="Times New Roman" w:hAnsi="Times New Roman" w:cs="Times New Roman"/>
-                <w:noProof/>
-              </w:rPr>
               <w:t>12</w:t>
             </w:r>
             <w:r>
-              <w:rPr>
-                <w:rFonts w:ascii="Times New Roman" w:hAnsi="Times New Roman" w:cs="Times New Roman"/>
-                <w:noProof/>
-              </w:rPr>
-              <w:fldChar w:fldCharType="end"/>
-            </w:r>
-          </w:hyperlink>
-        </w:p>
-        <w:p>
-          <w:pPr>
-            <w:pStyle w:val="11"/>
-            <w:tabs>
-              <w:tab w:val="right" w:leader="dot" w:pos="8296"/>
-            </w:tabs>
-            <w:rPr>
-              <w:rFonts w:ascii="Times New Roman" w:eastAsiaTheme="minorEastAsia" w:hAnsi="Times New Roman" w:cs="Times New Roman"/>
-              <w:noProof/>
-              <w:kern w:val="2"/>
-              <w14:ligatures w14:val="standardContextual"/>
-            </w:rPr>
-          </w:pPr>
-          <w:hyperlink w:anchor="_Toc232978502" w:history="1">
-            <w:r>
-              <w:rPr>
-                <w:rStyle w:val="a5"/>
-                <w:rFonts w:ascii="Times New Roman" w:hAnsi="Times New Roman" w:cs="Times New Roman"/>
-                <w:noProof/>
-              </w:rPr>
-              <w:t>附錄：建議插圖清單</w:t>
-            </w:r>
-            <w:r>
-              <w:rPr>
-                <w:rFonts w:ascii="Times New Roman" w:hAnsi="Times New Roman" w:cs="Times New Roman"/>
-                <w:noProof/>
-              </w:rPr>
-              <w:tab/>
-            </w:r>
-            <w:r>
-              <w:rPr>
-                <w:rFonts w:ascii="Times New Roman" w:hAnsi="Times New Roman" w:cs="Times New Roman"/>
-                <w:noProof/>
-              </w:rPr>
-              <w:fldChar w:fldCharType="begin"/>
-            </w:r>
-            <w:r>
-              <w:rPr>
-                <w:rFonts w:ascii="Times New Roman" w:hAnsi="Times New Roman" w:cs="Times New Roman"/>
-                <w:noProof/>
-              </w:rPr>
-              <w:instrText xml:space="preserve"> PAGEREF _Toc232978502 \h </w:instrText>
-            </w:r>
-            <w:r>
-              <w:rPr>
-                <w:rFonts w:ascii="Times New Roman" w:hAnsi="Times New Roman" w:cs="Times New Roman"/>
-                <w:noProof/>
-              </w:rPr>
-            </w:r>
-            <w:r>
-              <w:rPr>
-                <w:rFonts w:ascii="Times New Roman" w:hAnsi="Times New Roman" w:cs="Times New Roman"/>
-                <w:noProof/>
-              </w:rPr>
-              <w:fldChar w:fldCharType="separate"/>
-            </w:r>
-            <w:r>
-              <w:rPr>
-                <w:rFonts w:ascii="Times New Roman" w:hAnsi="Times New Roman" w:cs="Times New Roman"/>
-                <w:noProof/>
-              </w:rPr>
-              <w:t>14</w:t>
-            </w:r>
-            <w:r>
-              <w:rPr>
-                <w:rFonts w:ascii="Times New Roman" w:hAnsi="Times New Roman" w:cs="Times New Roman"/>
-                <w:noProof/>
-              </w:rPr>
               <w:fldChar w:fldCharType="end"/>
             </w:r>
           </w:hyperlink>
@@ -4617,13 +4101,13 @@
           <w:rFonts w:ascii="Times New Roman" w:hAnsi="Times New Roman" w:cs="Times New Roman"/>
         </w:rPr>
       </w:pPr>
-      <w:bookmarkStart w:id="3" w:name="_Toc232978473"/>
+      <w:bookmarkStart w:id="3" w:name="_Toc233017150"/>
       <w:r>
         <w:rPr>
           <w:rFonts w:ascii="Times New Roman" w:hAnsi="Times New Roman" w:cs="Times New Roman"/>
         </w:rPr>
         <w:lastRenderedPageBreak/>
-        <w:t>第一章　研究動機與問題</w:t>
+        <w:t>第一章　動機與問題</w:t>
       </w:r>
       <w:bookmarkEnd w:id="3"/>
     </w:p>
@@ -4635,7 +4119,7 @@
           <w:rFonts w:ascii="Times New Roman" w:hAnsi="Times New Roman" w:cs="Times New Roman"/>
         </w:rPr>
       </w:pPr>
-      <w:bookmarkStart w:id="4" w:name="_Toc232978474"/>
+      <w:bookmarkStart w:id="4" w:name="_Toc233017151"/>
       <w:r>
         <w:rPr>
           <w:rFonts w:ascii="Times New Roman" w:hAnsi="Times New Roman" w:cs="Times New Roman"/>
@@ -4646,7 +4130,7 @@
         <w:rPr>
           <w:rFonts w:ascii="Times New Roman" w:hAnsi="Times New Roman" w:cs="Times New Roman"/>
         </w:rPr>
-        <w:t xml:space="preserve">　研究背景與動機</w:t>
+        <w:t xml:space="preserve">　研究動機</w:t>
       </w:r>
       <w:bookmarkEnd w:id="4"/>
     </w:p>
@@ -4773,43 +4257,19 @@
         <w:rPr>
           <w:rFonts w:ascii="Times New Roman" w:hAnsi="Times New Roman" w:cs="Times New Roman"/>
         </w:rPr>
-        <w:t>分配、批次排程與多使用者管理支援較弱；相對地，傳統高效能運算</w:t>
-      </w:r>
-      <w:proofErr w:type="gramStart"/>
-      <w:r>
-        <w:rPr>
-          <w:rFonts w:ascii="Times New Roman" w:hAnsi="Times New Roman" w:cs="Times New Roman"/>
-        </w:rPr>
-        <w:t>排程器</w:t>
-      </w:r>
-      <w:proofErr w:type="spellStart"/>
-      <w:proofErr w:type="gramEnd"/>
+        <w:t>分配、批次排程與多使用者管理支援較弱；相對地，傳統高效能運算排程器</w:t>
+      </w:r>
       <w:r>
         <w:rPr>
           <w:rFonts w:ascii="Times New Roman" w:hAnsi="Times New Roman" w:cs="Times New Roman"/>
         </w:rPr>
         <w:t>Slurm</w:t>
       </w:r>
-      <w:proofErr w:type="spellEnd"/>
-      <w:r>
-        <w:rPr>
-          <w:rFonts w:ascii="Times New Roman" w:hAnsi="Times New Roman" w:cs="Times New Roman"/>
-        </w:rPr>
-        <w:t>雖擅長管理工作佇列與硬體資源，但對彈性</w:t>
-      </w:r>
-      <w:proofErr w:type="gramStart"/>
-      <w:r>
-        <w:rPr>
-          <w:rFonts w:ascii="Times New Roman" w:hAnsi="Times New Roman" w:cs="Times New Roman"/>
-        </w:rPr>
-        <w:t>擴縮與</w:t>
-      </w:r>
-      <w:proofErr w:type="gramEnd"/>
-      <w:r>
-        <w:rPr>
-          <w:rFonts w:ascii="Times New Roman" w:hAnsi="Times New Roman" w:cs="Times New Roman"/>
-        </w:rPr>
-        <w:t>雲端式管理不夠方便。</w:t>
+      <w:r>
+        <w:rPr>
+          <w:rFonts w:ascii="Times New Roman" w:hAnsi="Times New Roman" w:cs="Times New Roman"/>
+        </w:rPr>
+        <w:t>雖擅長管理工作佇列與硬體資源，但對彈性擴縮與雲端式管理不夠方便。</w:t>
       </w:r>
     </w:p>
     <w:p>
@@ -4867,7 +4327,7 @@
           <w:rFonts w:ascii="Times New Roman" w:hAnsi="Times New Roman" w:cs="Times New Roman"/>
         </w:rPr>
       </w:pPr>
-      <w:bookmarkStart w:id="5" w:name="_Toc232978475"/>
+      <w:bookmarkStart w:id="5" w:name="_Toc233017152"/>
       <w:r>
         <w:rPr>
           <w:rFonts w:ascii="Times New Roman" w:hAnsi="Times New Roman" w:cs="Times New Roman"/>
@@ -4943,14 +4403,7 @@
         <w:rPr>
           <w:rFonts w:ascii="Times New Roman" w:hAnsi="Times New Roman" w:cs="Times New Roman"/>
         </w:rPr>
-        <w:t>如何根據工作數量，</w:t>
-      </w:r>
-      <w:proofErr w:type="gramStart"/>
-      <w:r>
-        <w:rPr>
-          <w:rFonts w:ascii="Times New Roman" w:hAnsi="Times New Roman" w:cs="Times New Roman"/>
-        </w:rPr>
-        <w:t>自動</w:t>
+        <w:t>如何根據工作數量，自動</w:t>
       </w:r>
       <w:r>
         <w:rPr>
@@ -4958,7 +4411,6 @@
         </w:rPr>
         <w:t>擴縮</w:t>
       </w:r>
-      <w:proofErr w:type="gramEnd"/>
       <w:r>
         <w:rPr>
           <w:rFonts w:ascii="Times New Roman" w:hAnsi="Times New Roman" w:cs="Times New Roman"/>
@@ -5092,7 +4544,7 @@
           <w:rFonts w:ascii="Times New Roman" w:hAnsi="Times New Roman" w:cs="Times New Roman"/>
         </w:rPr>
       </w:pPr>
-      <w:bookmarkStart w:id="6" w:name="_Toc232978476"/>
+      <w:bookmarkStart w:id="6" w:name="_Toc233017153"/>
       <w:r>
         <w:rPr>
           <w:rFonts w:ascii="Times New Roman" w:hAnsi="Times New Roman" w:cs="Times New Roman"/>
@@ -5110,7 +4562,7 @@
           <w:rFonts w:ascii="Times New Roman" w:hAnsi="Times New Roman" w:cs="Times New Roman"/>
         </w:rPr>
       </w:pPr>
-      <w:bookmarkStart w:id="7" w:name="_Toc232978477"/>
+      <w:bookmarkStart w:id="7" w:name="_Toc233017154"/>
       <w:r>
         <w:rPr>
           <w:rFonts w:ascii="Times New Roman" w:hAnsi="Times New Roman" w:cs="Times New Roman"/>
@@ -5121,30 +4573,14 @@
         <w:rPr>
           <w:rFonts w:ascii="Times New Roman" w:hAnsi="Times New Roman" w:cs="Times New Roman"/>
         </w:rPr>
-        <w:t xml:space="preserve">　高效能運算</w:t>
-      </w:r>
-      <w:proofErr w:type="gramStart"/>
-      <w:r>
-        <w:rPr>
-          <w:rFonts w:ascii="Times New Roman" w:hAnsi="Times New Roman" w:cs="Times New Roman"/>
-        </w:rPr>
-        <w:t>排程器</w:t>
-      </w:r>
-      <w:proofErr w:type="gramEnd"/>
-      <w:r>
-        <w:rPr>
-          <w:rFonts w:ascii="Times New Roman" w:hAnsi="Times New Roman" w:cs="Times New Roman"/>
-        </w:rPr>
-        <w:t>（</w:t>
-      </w:r>
-      <w:proofErr w:type="spellStart"/>
+        <w:t xml:space="preserve">　高效能運算排程器（</w:t>
+      </w:r>
       <w:r>
         <w:rPr>
           <w:rFonts w:ascii="Times New Roman" w:hAnsi="Times New Roman" w:cs="Times New Roman"/>
         </w:rPr>
         <w:t>Slurm</w:t>
       </w:r>
-      <w:proofErr w:type="spellEnd"/>
       <w:r>
         <w:rPr>
           <w:rFonts w:ascii="Times New Roman" w:hAnsi="Times New Roman" w:cs="Times New Roman"/>
@@ -5167,105 +4603,53 @@
         </w:rPr>
         <w:t xml:space="preserve">　　</w:t>
       </w:r>
-      <w:proofErr w:type="spellStart"/>
+      <w:r>
+        <w:rPr>
+          <w:rFonts w:ascii="Times New Roman" w:hAnsi="Times New Roman" w:cs="Times New Roman"/>
+        </w:rPr>
+        <w:t xml:space="preserve">Slurm Workload Manager </w:t>
+      </w:r>
+      <w:r>
+        <w:rPr>
+          <w:rFonts w:ascii="Times New Roman" w:hAnsi="Times New Roman" w:cs="Times New Roman"/>
+        </w:rPr>
+        <w:t>是目前高效能運算（</w:t>
+      </w:r>
+      <w:r>
+        <w:rPr>
+          <w:rFonts w:ascii="Times New Roman" w:hAnsi="Times New Roman" w:cs="Times New Roman"/>
+        </w:rPr>
+        <w:t>HPC</w:t>
+      </w:r>
+      <w:r>
+        <w:rPr>
+          <w:rFonts w:ascii="Times New Roman" w:hAnsi="Times New Roman" w:cs="Times New Roman"/>
+        </w:rPr>
+        <w:t>）叢集最廣泛使用的工作排程系統之一。它提供完整的工作提交、佇列管理、資源限額與帳務管理功能，並支援</w:t>
+      </w:r>
+      <w:r>
+        <w:rPr>
+          <w:rFonts w:ascii="Times New Roman" w:hAnsi="Times New Roman" w:cs="Times New Roman"/>
+        </w:rPr>
+        <w:t>GPU</w:t>
+      </w:r>
+      <w:r>
+        <w:rPr>
+          <w:rFonts w:ascii="Times New Roman" w:hAnsi="Times New Roman" w:cs="Times New Roman"/>
+        </w:rPr>
+        <w:t>資源分配。其以「節點」為基礎的資源模型非常適合研究工作環境，且已有廣泛的使用者社群與文件支援。然而</w:t>
+      </w:r>
       <w:r>
         <w:rPr>
           <w:rFonts w:ascii="Times New Roman" w:hAnsi="Times New Roman" w:cs="Times New Roman"/>
         </w:rPr>
         <w:t>Slurm</w:t>
       </w:r>
-      <w:proofErr w:type="spellEnd"/>
-      <w:r>
-        <w:rPr>
-          <w:rFonts w:ascii="Times New Roman" w:hAnsi="Times New Roman" w:cs="Times New Roman"/>
-        </w:rPr>
-        <w:t xml:space="preserve"> Workload Manager </w:t>
-      </w:r>
-      <w:r>
-        <w:rPr>
-          <w:rFonts w:ascii="Times New Roman" w:hAnsi="Times New Roman" w:cs="Times New Roman"/>
-        </w:rPr>
-        <w:t>是目前高效能運算（</w:t>
-      </w:r>
-      <w:r>
-        <w:rPr>
-          <w:rFonts w:ascii="Times New Roman" w:hAnsi="Times New Roman" w:cs="Times New Roman"/>
-        </w:rPr>
-        <w:t>HPC</w:t>
-      </w:r>
-      <w:r>
-        <w:rPr>
-          <w:rFonts w:ascii="Times New Roman" w:hAnsi="Times New Roman" w:cs="Times New Roman"/>
-        </w:rPr>
-        <w:t>）叢集最廣泛使用的工作排程系統之</w:t>
-      </w:r>
-      <w:proofErr w:type="gramStart"/>
-      <w:r>
-        <w:rPr>
-          <w:rFonts w:ascii="Times New Roman" w:hAnsi="Times New Roman" w:cs="Times New Roman"/>
-        </w:rPr>
-        <w:t>一</w:t>
-      </w:r>
-      <w:proofErr w:type="gramEnd"/>
-      <w:r>
-        <w:rPr>
-          <w:rFonts w:ascii="Times New Roman" w:hAnsi="Times New Roman" w:cs="Times New Roman"/>
-        </w:rPr>
-        <w:t>。它提供完整的工作提交、佇列管理、資源限額與帳</w:t>
-      </w:r>
-      <w:proofErr w:type="gramStart"/>
-      <w:r>
-        <w:rPr>
-          <w:rFonts w:ascii="Times New Roman" w:hAnsi="Times New Roman" w:cs="Times New Roman"/>
-        </w:rPr>
-        <w:t>務</w:t>
-      </w:r>
-      <w:proofErr w:type="gramEnd"/>
-      <w:r>
-        <w:rPr>
-          <w:rFonts w:ascii="Times New Roman" w:hAnsi="Times New Roman" w:cs="Times New Roman"/>
-        </w:rPr>
-        <w:t>管理功能，並支援</w:t>
-      </w:r>
-      <w:r>
-        <w:rPr>
-          <w:rFonts w:ascii="Times New Roman" w:hAnsi="Times New Roman" w:cs="Times New Roman"/>
-        </w:rPr>
-        <w:t>GPU</w:t>
-      </w:r>
-      <w:r>
-        <w:rPr>
-          <w:rFonts w:ascii="Times New Roman" w:hAnsi="Times New Roman" w:cs="Times New Roman"/>
-        </w:rPr>
-        <w:t>資源分配。其以「節點」為基礎的資源模型非常適合研究工作環境，且已有廣泛的使用者社群與文件支援。然而</w:t>
-      </w:r>
-      <w:proofErr w:type="spellStart"/>
-      <w:r>
-        <w:rPr>
-          <w:rFonts w:ascii="Times New Roman" w:hAnsi="Times New Roman" w:cs="Times New Roman"/>
-        </w:rPr>
-        <w:t>Slurm</w:t>
-      </w:r>
-      <w:proofErr w:type="spellEnd"/>
-      <w:r>
-        <w:rPr>
-          <w:rFonts w:ascii="Times New Roman" w:hAnsi="Times New Roman" w:cs="Times New Roman"/>
-        </w:rPr>
-        <w:t>原生設計以固定實體節點為主，對彈性</w:t>
-      </w:r>
-      <w:proofErr w:type="gramStart"/>
-      <w:r>
-        <w:rPr>
-          <w:rFonts w:ascii="Times New Roman" w:hAnsi="Times New Roman" w:cs="Times New Roman"/>
-        </w:rPr>
-        <w:t>擴縮與</w:t>
-      </w:r>
-      <w:proofErr w:type="gramEnd"/>
-      <w:r>
-        <w:rPr>
-          <w:rFonts w:ascii="Times New Roman" w:hAnsi="Times New Roman" w:cs="Times New Roman"/>
-        </w:rPr>
-        <w:t>容器化整合的支援相對有限。</w:t>
+      <w:r>
+        <w:rPr>
+          <w:rFonts w:ascii="Times New Roman" w:hAnsi="Times New Roman" w:cs="Times New Roman"/>
+        </w:rPr>
+        <w:t>原生設計以固定實體節點為主，對彈性擴縮與容器化整合的支援相對有限。</w:t>
       </w:r>
     </w:p>
     <w:p>
@@ -5276,7 +4660,7 @@
           <w:rFonts w:ascii="Times New Roman" w:hAnsi="Times New Roman" w:cs="Times New Roman"/>
         </w:rPr>
       </w:pPr>
-      <w:bookmarkStart w:id="8" w:name="_Toc232978478"/>
+      <w:bookmarkStart w:id="8" w:name="_Toc233017155"/>
       <w:r>
         <w:rPr>
           <w:rFonts w:ascii="Times New Roman" w:hAnsi="Times New Roman" w:cs="Times New Roman"/>
@@ -5321,35 +4705,7 @@
         <w:rPr>
           <w:rFonts w:ascii="Times New Roman" w:hAnsi="Times New Roman" w:cs="Times New Roman"/>
         </w:rPr>
-        <w:t>是目前</w:t>
-      </w:r>
-      <w:proofErr w:type="gramStart"/>
-      <w:r>
-        <w:rPr>
-          <w:rFonts w:ascii="Times New Roman" w:hAnsi="Times New Roman" w:cs="Times New Roman"/>
-        </w:rPr>
-        <w:t>最</w:t>
-      </w:r>
-      <w:proofErr w:type="gramEnd"/>
-      <w:r>
-        <w:rPr>
-          <w:rFonts w:ascii="Times New Roman" w:hAnsi="Times New Roman" w:cs="Times New Roman"/>
-        </w:rPr>
-        <w:t>主流的容器編排平台，能夠自動管理容器的部署、</w:t>
-      </w:r>
-      <w:proofErr w:type="gramStart"/>
-      <w:r>
-        <w:rPr>
-          <w:rFonts w:ascii="Times New Roman" w:hAnsi="Times New Roman" w:cs="Times New Roman"/>
-        </w:rPr>
-        <w:t>擴縮與</w:t>
-      </w:r>
-      <w:proofErr w:type="gramEnd"/>
-      <w:r>
-        <w:rPr>
-          <w:rFonts w:ascii="Times New Roman" w:hAnsi="Times New Roman" w:cs="Times New Roman"/>
-        </w:rPr>
-        <w:t>健康監控。</w:t>
+        <w:t>是目前最主流的容器編排平台，能夠自動管理容器的部署、擴縮與健康監控。</w:t>
       </w:r>
       <w:r>
         <w:rPr>
@@ -5367,16 +4723,8 @@
         <w:rPr>
           <w:rFonts w:ascii="Times New Roman" w:hAnsi="Times New Roman" w:cs="Times New Roman"/>
         </w:rPr>
-        <w:t xml:space="preserve">Cluster </w:t>
-      </w:r>
-      <w:proofErr w:type="spellStart"/>
-      <w:r>
-        <w:rPr>
-          <w:rFonts w:ascii="Times New Roman" w:hAnsi="Times New Roman" w:cs="Times New Roman"/>
-        </w:rPr>
-        <w:t>Autoscaler</w:t>
-      </w:r>
-      <w:proofErr w:type="spellEnd"/>
+        <w:t>Cluster Autoscaler</w:t>
+      </w:r>
       <w:r>
         <w:rPr>
           <w:rFonts w:ascii="Times New Roman" w:hAnsi="Times New Roman" w:cs="Times New Roman"/>
@@ -5393,35 +4741,13 @@
         <w:rPr>
           <w:rFonts w:ascii="Times New Roman" w:hAnsi="Times New Roman" w:cs="Times New Roman"/>
         </w:rPr>
-        <w:t>原生的</w:t>
-      </w:r>
-      <w:proofErr w:type="gramStart"/>
-      <w:r>
-        <w:rPr>
-          <w:rFonts w:ascii="Times New Roman" w:hAnsi="Times New Roman" w:cs="Times New Roman"/>
-        </w:rPr>
-        <w:t>排程器</w:t>
-      </w:r>
-      <w:proofErr w:type="gramEnd"/>
-      <w:r>
-        <w:rPr>
-          <w:rFonts w:ascii="Times New Roman" w:hAnsi="Times New Roman" w:cs="Times New Roman"/>
-        </w:rPr>
-        <w:t xml:space="preserve"> (</w:t>
-      </w:r>
-      <w:proofErr w:type="spellStart"/>
-      <w:r>
-        <w:rPr>
-          <w:rFonts w:ascii="Times New Roman" w:hAnsi="Times New Roman" w:cs="Times New Roman"/>
-        </w:rPr>
-        <w:t>kube</w:t>
-      </w:r>
-      <w:proofErr w:type="spellEnd"/>
-      <w:r>
-        <w:rPr>
-          <w:rFonts w:ascii="Times New Roman" w:hAnsi="Times New Roman" w:cs="Times New Roman"/>
-        </w:rPr>
-        <w:t xml:space="preserve">-scheduler) </w:t>
+        <w:t>原生的排程器</w:t>
+      </w:r>
+      <w:r>
+        <w:rPr>
+          <w:rFonts w:ascii="Times New Roman" w:hAnsi="Times New Roman" w:cs="Times New Roman"/>
+        </w:rPr>
+        <w:t xml:space="preserve"> (kube-scheduler) </w:t>
       </w:r>
       <w:r>
         <w:rPr>
@@ -5441,14 +4767,12 @@
         </w:rPr>
         <w:t>共享與研究工作特有的排程需求支援不足。因此有多項研究嘗試將</w:t>
       </w:r>
-      <w:proofErr w:type="spellStart"/>
       <w:r>
         <w:rPr>
           <w:rFonts w:ascii="Times New Roman" w:hAnsi="Times New Roman" w:cs="Times New Roman"/>
         </w:rPr>
         <w:t>Slurm</w:t>
       </w:r>
-      <w:proofErr w:type="spellEnd"/>
       <w:r>
         <w:rPr>
           <w:rFonts w:ascii="Times New Roman" w:hAnsi="Times New Roman" w:cs="Times New Roman"/>
@@ -5476,7 +4800,7 @@
           <w:rFonts w:ascii="Times New Roman" w:hAnsi="Times New Roman" w:cs="Times New Roman"/>
         </w:rPr>
       </w:pPr>
-      <w:bookmarkStart w:id="9" w:name="_Toc232978479"/>
+      <w:bookmarkStart w:id="9" w:name="_Toc233017156"/>
       <w:r>
         <w:rPr>
           <w:rFonts w:ascii="Times New Roman" w:hAnsi="Times New Roman" w:cs="Times New Roman"/>
@@ -5643,19 +4967,11 @@
         </w:rPr>
         <w:t>GPU</w:t>
       </w:r>
-      <w:proofErr w:type="gramStart"/>
-      <w:r>
-        <w:rPr>
-          <w:rFonts w:ascii="Times New Roman" w:hAnsi="Times New Roman" w:cs="Times New Roman"/>
-        </w:rPr>
-        <w:t>資源切分的</w:t>
-      </w:r>
-      <w:proofErr w:type="gramEnd"/>
-      <w:r>
-        <w:rPr>
-          <w:rFonts w:ascii="Times New Roman" w:hAnsi="Times New Roman" w:cs="Times New Roman"/>
-        </w:rPr>
-        <w:t>方式，讓多個較小的工作共享同一張</w:t>
+      <w:r>
+        <w:rPr>
+          <w:rFonts w:ascii="Times New Roman" w:hAnsi="Times New Roman" w:cs="Times New Roman"/>
+        </w:rPr>
+        <w:t>資源切分的方式，讓多個較小的工作共享同一張</w:t>
       </w:r>
       <w:r>
         <w:rPr>
@@ -5678,7 +4994,7 @@
           <w:rFonts w:ascii="Times New Roman" w:hAnsi="Times New Roman" w:cs="Times New Roman"/>
         </w:rPr>
       </w:pPr>
-      <w:bookmarkStart w:id="10" w:name="_Toc232978480"/>
+      <w:bookmarkStart w:id="10" w:name="_Toc233017157"/>
       <w:r>
         <w:rPr>
           <w:rFonts w:ascii="Times New Roman" w:hAnsi="Times New Roman" w:cs="Times New Roman"/>
@@ -5745,7 +5061,19 @@
         <w:rPr>
           <w:rFonts w:ascii="Times New Roman" w:hAnsi="Times New Roman" w:cs="Times New Roman"/>
         </w:rPr>
-        <w:t xml:space="preserve">Distributional Soft Actor-Critic (DSAC) </w:t>
+        <w:t>Distributional Soft Actor-Critic for Risk-Sensitive</w:t>
+      </w:r>
+      <w:r>
+        <w:rPr>
+          <w:rFonts w:ascii="Times New Roman" w:hAnsi="Times New Roman" w:cs="Times New Roman" w:hint="eastAsia"/>
+        </w:rPr>
+        <w:t xml:space="preserve"> RL</w:t>
+      </w:r>
+      <w:r>
+        <w:rPr>
+          <w:rFonts w:ascii="Times New Roman" w:hAnsi="Times New Roman" w:cs="Times New Roman"/>
+        </w:rPr>
+        <w:t xml:space="preserve"> </w:t>
       </w:r>
       <w:r>
         <w:rPr>
@@ -5824,9 +5152,9 @@
       </w:r>
       <w:r>
         <w:rPr>
-          <w:rFonts w:ascii="Times New Roman" w:hAnsi="Times New Roman" w:cs="Times New Roman"/>
-        </w:rPr>
-        <w:t>（</w:t>
+          <w:rFonts w:ascii="Times New Roman" w:hAnsi="Times New Roman" w:cs="Times New Roman" w:hint="eastAsia"/>
+        </w:rPr>
+        <w:t xml:space="preserve"> (</w:t>
       </w:r>
       <w:r>
         <w:rPr>
@@ -5836,21 +5164,15 @@
       </w:r>
       <w:r>
         <w:rPr>
-          <w:rFonts w:ascii="Times New Roman" w:hAnsi="Times New Roman" w:cs="Times New Roman"/>
-        </w:rPr>
-        <w:t>）是本專題的對比基準算法，採用純量雙</w:t>
-      </w:r>
-      <w:r>
-        <w:rPr>
-          <w:rFonts w:ascii="Times New Roman" w:hAnsi="Times New Roman" w:cs="Times New Roman"/>
-        </w:rPr>
-        <w:t xml:space="preserve"> Q-critic</w:t>
-      </w:r>
-      <w:r>
-        <w:rPr>
-          <w:rFonts w:ascii="Times New Roman" w:hAnsi="Times New Roman" w:cs="Times New Roman"/>
-        </w:rPr>
-        <w:t>（</w:t>
+          <w:rFonts w:ascii="Times New Roman" w:hAnsi="Times New Roman" w:cs="Times New Roman" w:hint="eastAsia"/>
+        </w:rPr>
+        <w:t xml:space="preserve">) </w:t>
+      </w:r>
+      <w:r>
+        <w:rPr>
+          <w:rFonts w:ascii="Times New Roman" w:hAnsi="Times New Roman" w:cs="Times New Roman"/>
+        </w:rPr>
+        <w:t>採用</w:t>
       </w:r>
       <w:r>
         <w:rPr>
@@ -5862,7 +5184,7 @@
         <w:rPr>
           <w:rFonts w:ascii="Times New Roman" w:hAnsi="Times New Roman" w:cs="Times New Roman"/>
         </w:rPr>
-        <w:t>）與離散</w:t>
+        <w:t>與離散</w:t>
       </w:r>
       <w:r>
         <w:rPr>
@@ -5874,27 +5196,13 @@
         <w:rPr>
           <w:rFonts w:ascii="Times New Roman" w:hAnsi="Times New Roman" w:cs="Times New Roman"/>
         </w:rPr>
-        <w:t>。在最大</w:t>
-      </w:r>
-      <w:proofErr w:type="gramStart"/>
-      <w:r>
-        <w:rPr>
-          <w:rFonts w:ascii="Times New Roman" w:hAnsi="Times New Roman" w:cs="Times New Roman"/>
-        </w:rPr>
-        <w:t>熵</w:t>
-      </w:r>
-      <w:proofErr w:type="gramEnd"/>
-      <w:r>
-        <w:rPr>
-          <w:rFonts w:ascii="Times New Roman" w:hAnsi="Times New Roman" w:cs="Times New Roman"/>
-        </w:rPr>
-        <w:t>框架下，</w:t>
-      </w:r>
-      <w:r>
-        <w:rPr>
-          <w:rFonts w:ascii="Times New Roman" w:hAnsi="Times New Roman" w:cs="Times New Roman"/>
-        </w:rPr>
-        <w:t xml:space="preserve">SAC </w:t>
+        <w:t>。在最大熵框架下，</w:t>
+      </w:r>
+      <w:r>
+        <w:rPr>
+          <w:rFonts w:ascii="Times New Roman" w:hAnsi="Times New Roman" w:cs="Times New Roman"/>
+        </w:rPr>
+        <w:t>SAC</w:t>
       </w:r>
       <w:r>
         <w:rPr>
@@ -6031,22 +5339,10 @@
       <w:r>
         <w:rPr>
           <w:rFonts w:ascii="Times New Roman" w:hAnsi="Times New Roman" w:cs="Times New Roman"/>
-        </w:rPr>
-        <w:t xml:space="preserve"> </w:t>
-      </w:r>
-      <w:r>
-        <w:rPr>
-          <w:rFonts w:ascii="Times New Roman" w:hAnsi="Times New Roman" w:cs="Times New Roman"/>
           <w:i/>
           <w:iCs/>
         </w:rPr>
         <w:t>α</w:t>
-      </w:r>
-      <w:r>
-        <w:rPr>
-          <w:rFonts w:ascii="Times New Roman" w:hAnsi="Times New Roman" w:cs="Times New Roman"/>
-        </w:rPr>
-        <w:t xml:space="preserve"> </w:t>
       </w:r>
       <w:r>
         <w:rPr>
@@ -6103,8 +5399,10 @@
       <w:r>
         <w:rPr>
           <w:rFonts w:ascii="Times New Roman" w:hAnsi="Times New Roman" w:cs="Times New Roman"/>
-        </w:rPr>
-        <w:t xml:space="preserve"> t </w:t>
+          <w:i/>
+          <w:iCs/>
+        </w:rPr>
+        <w:t>t</w:t>
       </w:r>
       <w:r>
         <w:rPr>
@@ -6116,35 +5414,7 @@
         <w:rPr>
           <w:rFonts w:ascii="Times New Roman" w:hAnsi="Times New Roman" w:cs="Times New Roman"/>
         </w:rPr>
-        <w:t xml:space="preserve"> H(π(</w:t>
-      </w:r>
-      <w:proofErr w:type="gramStart"/>
-      <w:r>
-        <w:rPr>
-          <w:rFonts w:ascii="Times New Roman" w:hAnsi="Times New Roman" w:cs="Times New Roman"/>
-        </w:rPr>
-        <w:t>·</w:t>
-      </w:r>
-      <w:proofErr w:type="gramEnd"/>
-      <w:r>
-        <w:rPr>
-          <w:rFonts w:ascii="Times New Roman" w:hAnsi="Times New Roman" w:cs="Times New Roman"/>
-        </w:rPr>
-        <w:t>|</w:t>
-      </w:r>
-      <w:proofErr w:type="spellStart"/>
-      <w:r>
-        <w:rPr>
-          <w:rFonts w:ascii="Times New Roman" w:hAnsi="Times New Roman" w:cs="Times New Roman"/>
-        </w:rPr>
-        <w:t>s_t</w:t>
-      </w:r>
-      <w:proofErr w:type="spellEnd"/>
-      <w:r>
-        <w:rPr>
-          <w:rFonts w:ascii="Times New Roman" w:hAnsi="Times New Roman" w:cs="Times New Roman"/>
-        </w:rPr>
-        <w:t>))</w:t>
+        <w:t xml:space="preserve"> H(π(·|s_t))</w:t>
       </w:r>
       <w:r>
         <w:rPr>
@@ -6186,21 +5456,7 @@
         <w:rPr>
           <w:rFonts w:ascii="Times New Roman" w:hAnsi="Times New Roman" w:cs="Times New Roman"/>
         </w:rPr>
-        <w:t>貝爾</w:t>
-      </w:r>
-      <w:proofErr w:type="gramStart"/>
-      <w:r>
-        <w:rPr>
-          <w:rFonts w:ascii="Times New Roman" w:hAnsi="Times New Roman" w:cs="Times New Roman"/>
-        </w:rPr>
-        <w:t>曼</w:t>
-      </w:r>
-      <w:proofErr w:type="gramEnd"/>
-      <w:r>
-        <w:rPr>
-          <w:rFonts w:ascii="Times New Roman" w:hAnsi="Times New Roman" w:cs="Times New Roman"/>
-        </w:rPr>
-        <w:t>目標更新：</w:t>
+        <w:t>貝爾曼目標更新：</w:t>
       </w:r>
     </w:p>
     <w:p>
@@ -6429,35 +5685,7 @@
         <w:rPr>
           <w:rFonts w:ascii="Times New Roman" w:hAnsi="Times New Roman" w:cs="Times New Roman"/>
         </w:rPr>
-        <w:t>）最小化以下目標，在每</w:t>
-      </w:r>
-      <w:proofErr w:type="gramStart"/>
-      <w:r>
-        <w:rPr>
-          <w:rFonts w:ascii="Times New Roman" w:hAnsi="Times New Roman" w:cs="Times New Roman"/>
-        </w:rPr>
-        <w:t>個</w:t>
-      </w:r>
-      <w:proofErr w:type="gramEnd"/>
-      <w:r>
-        <w:rPr>
-          <w:rFonts w:ascii="Times New Roman" w:hAnsi="Times New Roman" w:cs="Times New Roman"/>
-        </w:rPr>
-        <w:t>合法動作上對</w:t>
-      </w:r>
-      <w:proofErr w:type="gramStart"/>
-      <w:r>
-        <w:rPr>
-          <w:rFonts w:ascii="Times New Roman" w:hAnsi="Times New Roman" w:cs="Times New Roman"/>
-        </w:rPr>
-        <w:t>熵正則化</w:t>
-      </w:r>
-      <w:proofErr w:type="gramEnd"/>
-      <w:r>
-        <w:rPr>
-          <w:rFonts w:ascii="Times New Roman" w:hAnsi="Times New Roman" w:cs="Times New Roman"/>
-        </w:rPr>
-        <w:t>（鼓勵探索）與</w:t>
+        <w:t>）最小化以下目標，在每個合法動作上對熵正則化（鼓勵探索）與</w:t>
       </w:r>
       <w:r>
         <w:rPr>
@@ -6578,126 +5806,6 @@
           <w:rFonts w:ascii="Times New Roman" w:hAnsi="Times New Roman" w:cs="Times New Roman"/>
         </w:rPr>
       </w:pPr>
-      <w:r>
-        <w:rPr>
-          <w:rFonts w:ascii="Times New Roman" w:hAnsi="Times New Roman" w:cs="Times New Roman"/>
-        </w:rPr>
-        <w:t xml:space="preserve">　　溫度參數</w:t>
-      </w:r>
-      <w:r>
-        <w:rPr>
-          <w:rFonts w:ascii="Times New Roman" w:hAnsi="Times New Roman" w:cs="Times New Roman"/>
-        </w:rPr>
-        <w:t xml:space="preserve"> α </w:t>
-      </w:r>
-      <w:r>
-        <w:rPr>
-          <w:rFonts w:ascii="Times New Roman" w:hAnsi="Times New Roman" w:cs="Times New Roman"/>
-        </w:rPr>
-        <w:t>由</w:t>
-      </w:r>
-      <w:proofErr w:type="gramStart"/>
-      <w:r>
-        <w:rPr>
-          <w:rFonts w:ascii="Times New Roman" w:hAnsi="Times New Roman" w:cs="Times New Roman"/>
-        </w:rPr>
-        <w:t>獨立梯</w:t>
-      </w:r>
-      <w:proofErr w:type="gramEnd"/>
-      <w:r>
-        <w:rPr>
-          <w:rFonts w:ascii="Times New Roman" w:hAnsi="Times New Roman" w:cs="Times New Roman"/>
-        </w:rPr>
-        <w:t>度步驟自動調整，使策略</w:t>
-      </w:r>
-      <w:proofErr w:type="gramStart"/>
-      <w:r>
-        <w:rPr>
-          <w:rFonts w:ascii="Times New Roman" w:hAnsi="Times New Roman" w:cs="Times New Roman"/>
-        </w:rPr>
-        <w:t>熵</w:t>
-      </w:r>
-      <w:proofErr w:type="gramEnd"/>
-      <w:r>
-        <w:rPr>
-          <w:rFonts w:ascii="Times New Roman" w:hAnsi="Times New Roman" w:cs="Times New Roman"/>
-        </w:rPr>
-        <w:t>維持於預設目標值</w:t>
-      </w:r>
-      <w:r>
-        <w:rPr>
-          <w:rFonts w:ascii="Times New Roman" w:hAnsi="Times New Roman" w:cs="Times New Roman"/>
-        </w:rPr>
-        <w:t xml:space="preserve"> H</w:t>
-      </w:r>
-      <w:proofErr w:type="gramStart"/>
-      <w:r>
-        <w:rPr>
-          <w:rFonts w:ascii="Times New Roman" w:hAnsi="Times New Roman" w:cs="Times New Roman"/>
-        </w:rPr>
-        <w:t>̅</w:t>
-      </w:r>
-      <w:proofErr w:type="gramEnd"/>
-      <w:r>
-        <w:rPr>
-          <w:rFonts w:ascii="Times New Roman" w:hAnsi="Times New Roman" w:cs="Times New Roman"/>
-        </w:rPr>
-        <w:t xml:space="preserve"> </w:t>
-      </w:r>
-      <w:r>
-        <w:rPr>
-          <w:rFonts w:ascii="Times New Roman" w:hAnsi="Times New Roman" w:cs="Times New Roman"/>
-        </w:rPr>
-        <w:t>附近。相較於</w:t>
-      </w:r>
-      <w:r>
-        <w:rPr>
-          <w:rFonts w:ascii="Times New Roman" w:hAnsi="Times New Roman" w:cs="Times New Roman"/>
-        </w:rPr>
-        <w:t xml:space="preserve"> RDSAC</w:t>
-      </w:r>
-      <w:r>
-        <w:rPr>
-          <w:rFonts w:ascii="Times New Roman" w:hAnsi="Times New Roman" w:cs="Times New Roman"/>
-        </w:rPr>
-        <w:t>，</w:t>
-      </w:r>
-      <w:r>
-        <w:rPr>
-          <w:rFonts w:ascii="Times New Roman" w:hAnsi="Times New Roman" w:cs="Times New Roman"/>
-        </w:rPr>
-        <w:t xml:space="preserve">SAC </w:t>
-      </w:r>
-      <w:r>
-        <w:rPr>
-          <w:rFonts w:ascii="Times New Roman" w:hAnsi="Times New Roman" w:cs="Times New Roman"/>
-        </w:rPr>
-        <w:t>採用純量</w:t>
-      </w:r>
-      <w:r>
-        <w:rPr>
-          <w:rFonts w:ascii="Times New Roman" w:hAnsi="Times New Roman" w:cs="Times New Roman"/>
-        </w:rPr>
-        <w:t xml:space="preserve"> Q </w:t>
-      </w:r>
-      <w:r>
-        <w:rPr>
-          <w:rFonts w:ascii="Times New Roman" w:hAnsi="Times New Roman" w:cs="Times New Roman"/>
-        </w:rPr>
-        <w:t>而非分布式</w:t>
-      </w:r>
-      <w:r>
-        <w:rPr>
-          <w:rFonts w:ascii="Times New Roman" w:hAnsi="Times New Roman" w:cs="Times New Roman"/>
-        </w:rPr>
-        <w:t xml:space="preserve"> critic</w:t>
-      </w:r>
-      <w:r>
-        <w:rPr>
-          <w:rFonts w:ascii="Times New Roman" w:hAnsi="Times New Roman" w:cs="Times New Roman"/>
-        </w:rPr>
-        <w:t>，且不引入風險扭曲函數，作為本專題的基線對照算法。</w:t>
-      </w:r>
     </w:p>
     <w:p>
       <w:pPr>
@@ -6711,7 +5819,7 @@
         <w:rPr>
           <w:rFonts w:ascii="Times New Roman" w:hAnsi="Times New Roman" w:cs="Times New Roman"/>
         </w:rPr>
-        <w:t xml:space="preserve">　　本專題將此一風險敏感分布式</w:t>
+        <w:t xml:space="preserve">　　將此一風險敏感分布式</w:t>
       </w:r>
       <w:r>
         <w:rPr>
@@ -6781,19 +5889,11 @@
         </w:rPr>
         <w:t xml:space="preserve"> 16 </w:t>
       </w:r>
-      <w:proofErr w:type="gramStart"/>
-      <w:r>
-        <w:rPr>
-          <w:rFonts w:ascii="Times New Roman" w:hAnsi="Times New Roman" w:cs="Times New Roman"/>
-        </w:rPr>
-        <w:t>個待排</w:t>
-      </w:r>
-      <w:proofErr w:type="gramEnd"/>
-      <w:r>
-        <w:rPr>
-          <w:rFonts w:ascii="Times New Roman" w:hAnsi="Times New Roman" w:cs="Times New Roman"/>
-        </w:rPr>
-        <w:t>工作的特徵與叢集</w:t>
+      <w:r>
+        <w:rPr>
+          <w:rFonts w:ascii="Times New Roman" w:hAnsi="Times New Roman" w:cs="Times New Roman"/>
+        </w:rPr>
+        <w:t>個待排工作的特徵與叢集</w:t>
       </w:r>
       <w:r>
         <w:rPr>
@@ -6882,21 +5982,7 @@
         <w:rPr>
           <w:rFonts w:ascii="Times New Roman" w:hAnsi="Times New Roman" w:cs="Times New Roman"/>
         </w:rPr>
-        <w:t>的特點是不只估計回報的平均值，而是估計整個回報的機率分布。它在最大</w:t>
-      </w:r>
-      <w:proofErr w:type="gramStart"/>
-      <w:r>
-        <w:rPr>
-          <w:rFonts w:ascii="Times New Roman" w:hAnsi="Times New Roman" w:cs="Times New Roman"/>
-        </w:rPr>
-        <w:t>熵</w:t>
-      </w:r>
-      <w:proofErr w:type="gramEnd"/>
-      <w:r>
-        <w:rPr>
-          <w:rFonts w:ascii="Times New Roman" w:hAnsi="Times New Roman" w:cs="Times New Roman"/>
-        </w:rPr>
-        <w:t>框架下，把</w:t>
+        <w:t>的特點是不只估計回報的平均值，而是估計整個回報的機率分布。它在最大熵框架下，把</w:t>
       </w:r>
       <w:r>
         <w:rPr>
@@ -7000,21 +6086,7 @@
         <w:rPr>
           <w:rFonts w:ascii="Times New Roman" w:hAnsi="Times New Roman" w:cs="Times New Roman"/>
         </w:rPr>
-        <w:t>，兩者各</w:t>
-      </w:r>
-      <w:proofErr w:type="gramStart"/>
-      <w:r>
-        <w:rPr>
-          <w:rFonts w:ascii="Times New Roman" w:hAnsi="Times New Roman" w:cs="Times New Roman"/>
-        </w:rPr>
-        <w:t>以隱式分</w:t>
-      </w:r>
-      <w:proofErr w:type="gramEnd"/>
-      <w:r>
-        <w:rPr>
-          <w:rFonts w:ascii="Times New Roman" w:hAnsi="Times New Roman" w:cs="Times New Roman"/>
-        </w:rPr>
-        <w:t>位數網路（</w:t>
+        <w:t>，兩者各以隱式分位數網路（</w:t>
       </w:r>
       <w:r>
         <w:rPr>
@@ -7050,21 +6122,7 @@
         <w:rPr>
           <w:rFonts w:ascii="Times New Roman" w:hAnsi="Times New Roman" w:cs="Times New Roman"/>
         </w:rPr>
-        <w:t>動作的綜合價值為兩者期望值之</w:t>
-      </w:r>
-      <w:proofErr w:type="gramStart"/>
-      <w:r>
-        <w:rPr>
-          <w:rFonts w:ascii="Times New Roman" w:hAnsi="Times New Roman" w:cs="Times New Roman"/>
-        </w:rPr>
-        <w:t>和</w:t>
-      </w:r>
-      <w:proofErr w:type="gramEnd"/>
-      <w:r>
-        <w:rPr>
-          <w:rFonts w:ascii="Times New Roman" w:hAnsi="Times New Roman" w:cs="Times New Roman"/>
-        </w:rPr>
-        <w:t>：</w:t>
+        <w:t>動作的綜合價值為兩者期望值之和：</w:t>
       </w:r>
     </w:p>
     <w:p>
@@ -7258,16 +6316,8 @@
         <w:rPr>
           <w:rFonts w:ascii="Times New Roman" w:hAnsi="Times New Roman" w:cs="Times New Roman"/>
         </w:rPr>
-        <w:t>）：只取</w:t>
-      </w:r>
-      <w:proofErr w:type="gramStart"/>
-      <w:r>
-        <w:rPr>
-          <w:rFonts w:ascii="Times New Roman" w:hAnsi="Times New Roman" w:cs="Times New Roman"/>
-        </w:rPr>
-        <w:t>分布下尾</w:t>
-      </w:r>
-      <w:proofErr w:type="gramEnd"/>
+        <w:t>）：只取分布下尾</w:t>
+      </w:r>
       <w:r>
         <w:rPr>
           <w:rFonts w:ascii="Times New Roman" w:hAnsi="Times New Roman" w:cs="Times New Roman"/>
@@ -7495,16 +6545,8 @@
         <w:rPr>
           <w:rFonts w:ascii="Times New Roman" w:hAnsi="Times New Roman" w:cs="Times New Roman"/>
         </w:rPr>
-        <w:t>改寫為</w:t>
-      </w:r>
-      <w:proofErr w:type="gramStart"/>
-      <w:r>
-        <w:rPr>
-          <w:rFonts w:ascii="Times New Roman" w:hAnsi="Times New Roman" w:cs="Times New Roman"/>
-        </w:rPr>
-        <w:t>顯式的</w:t>
-      </w:r>
-      <w:proofErr w:type="gramEnd"/>
+        <w:t>改寫為顯式的</w:t>
+      </w:r>
       <w:r>
         <w:rPr>
           <w:rFonts w:ascii="Times New Roman" w:hAnsi="Times New Roman" w:cs="Times New Roman"/>
@@ -7515,35 +6557,7 @@
         <w:rPr>
           <w:rFonts w:ascii="Times New Roman" w:hAnsi="Times New Roman" w:cs="Times New Roman"/>
         </w:rPr>
-        <w:t>。策略以最小化</w:t>
-      </w:r>
-      <w:proofErr w:type="gramStart"/>
-      <w:r>
-        <w:rPr>
-          <w:rFonts w:ascii="Times New Roman" w:hAnsi="Times New Roman" w:cs="Times New Roman"/>
-        </w:rPr>
-        <w:t>下式的目標</w:t>
-      </w:r>
-      <w:proofErr w:type="gramEnd"/>
-      <w:r>
-        <w:rPr>
-          <w:rFonts w:ascii="Times New Roman" w:hAnsi="Times New Roman" w:cs="Times New Roman"/>
-        </w:rPr>
-        <w:t>更新，對每</w:t>
-      </w:r>
-      <w:proofErr w:type="gramStart"/>
-      <w:r>
-        <w:rPr>
-          <w:rFonts w:ascii="Times New Roman" w:hAnsi="Times New Roman" w:cs="Times New Roman"/>
-        </w:rPr>
-        <w:t>個</w:t>
-      </w:r>
-      <w:proofErr w:type="gramEnd"/>
-      <w:r>
-        <w:rPr>
-          <w:rFonts w:ascii="Times New Roman" w:hAnsi="Times New Roman" w:cs="Times New Roman"/>
-        </w:rPr>
-        <w:t>合法動作同時權衡熵（鼓勵探索）與風險調整後的回報：</w:t>
+        <w:t>。策略以最小化下式的目標更新，對每個合法動作同時權衡熵（鼓勵探索）與風險調整後的回報：</w:t>
       </w:r>
     </w:p>
     <w:p>
@@ -7693,7 +6707,6 @@
         <w:rPr>
           <w:rFonts w:ascii="Times New Roman" w:hAnsi="Times New Roman" w:cs="Times New Roman"/>
         </w:rPr>
-        <w:lastRenderedPageBreak/>
         <w:t>直覺上，當風險模式設為</w:t>
       </w:r>
       <w:r>
@@ -7723,19 +6736,11 @@
         </w:rPr>
         <w:t>時等同風險中立、只看平均；設為</w:t>
       </w:r>
-      <w:proofErr w:type="spellStart"/>
-      <w:r>
-        <w:rPr>
-          <w:rFonts w:ascii="Times New Roman" w:hAnsi="Times New Roman" w:cs="Times New Roman"/>
-        </w:rPr>
-        <w:t>cvar</w:t>
-      </w:r>
-      <w:proofErr w:type="spellEnd"/>
-      <w:r>
-        <w:rPr>
-          <w:rFonts w:ascii="Times New Roman" w:hAnsi="Times New Roman" w:cs="Times New Roman"/>
-        </w:rPr>
-        <w:t xml:space="preserve"> </w:t>
+      <w:r>
+        <w:rPr>
+          <w:rFonts w:ascii="Times New Roman" w:hAnsi="Times New Roman" w:cs="Times New Roman"/>
+        </w:rPr>
+        <w:t xml:space="preserve">cvar </w:t>
       </w:r>
       <w:r>
         <w:rPr>
@@ -7802,7 +6807,7 @@
           <w:rFonts w:ascii="Times New Roman" w:hAnsi="Times New Roman" w:cs="Times New Roman"/>
         </w:rPr>
       </w:pPr>
-      <w:bookmarkStart w:id="11" w:name="_Toc232978481"/>
+      <w:bookmarkStart w:id="11" w:name="_Toc233017158"/>
       <w:r>
         <w:rPr>
           <w:rFonts w:ascii="Times New Roman" w:hAnsi="Times New Roman" w:cs="Times New Roman"/>
@@ -7820,7 +6825,7 @@
           <w:rFonts w:ascii="Times New Roman" w:hAnsi="Times New Roman" w:cs="Times New Roman"/>
         </w:rPr>
       </w:pPr>
-      <w:bookmarkStart w:id="12" w:name="_Toc232978482"/>
+      <w:bookmarkStart w:id="12" w:name="_Toc233017159"/>
       <w:r>
         <w:rPr>
           <w:rFonts w:ascii="Times New Roman" w:hAnsi="Times New Roman" w:cs="Times New Roman"/>
@@ -8112,7 +7117,7 @@
           <w:rFonts w:ascii="Times New Roman" w:hAnsi="Times New Roman" w:cs="Times New Roman"/>
         </w:rPr>
       </w:pPr>
-      <w:bookmarkStart w:id="13" w:name="_Toc232978483"/>
+      <w:bookmarkStart w:id="13" w:name="_Toc233017160"/>
       <w:r>
         <w:rPr>
           <w:rFonts w:ascii="Times New Roman" w:hAnsi="Times New Roman" w:cs="Times New Roman"/>
@@ -8154,7 +7159,7 @@
           <w:rFonts w:ascii="Times New Roman" w:hAnsi="Times New Roman" w:cs="Times New Roman"/>
         </w:rPr>
       </w:pPr>
-      <w:bookmarkStart w:id="14" w:name="_Toc232978484"/>
+      <w:bookmarkStart w:id="14" w:name="_Toc233017161"/>
       <w:r>
         <w:rPr>
           <w:rFonts w:ascii="Times New Roman" w:hAnsi="Times New Roman" w:cs="Times New Roman"/>
@@ -8199,21 +7204,7 @@
         <w:rPr>
           <w:rFonts w:ascii="Times New Roman" w:hAnsi="Times New Roman" w:cs="Times New Roman"/>
         </w:rPr>
-        <w:t>資源、是否造成資源碎片化、以及較短的工作是否應優先執行。</w:t>
-      </w:r>
-      <w:proofErr w:type="gramStart"/>
-      <w:r>
-        <w:rPr>
-          <w:rFonts w:ascii="Times New Roman" w:hAnsi="Times New Roman" w:cs="Times New Roman"/>
-        </w:rPr>
-        <w:t>此層作為</w:t>
-      </w:r>
-      <w:proofErr w:type="gramEnd"/>
-      <w:r>
-        <w:rPr>
-          <w:rFonts w:ascii="Times New Roman" w:hAnsi="Times New Roman" w:cs="Times New Roman"/>
-        </w:rPr>
-        <w:t>系統的保底機制，即使智慧模型失效，系統仍可正常運作。</w:t>
+        <w:t>資源、是否造成資源碎片化、以及較短的工作是否應優先執行。此層作為系統的保底機制，即使智慧模型失效，系統仍可正常運作。</w:t>
       </w:r>
     </w:p>
     <w:p>
@@ -8224,7 +7215,7 @@
           <w:rFonts w:ascii="Times New Roman" w:hAnsi="Times New Roman" w:cs="Times New Roman"/>
         </w:rPr>
       </w:pPr>
-      <w:bookmarkStart w:id="15" w:name="_Toc232978485"/>
+      <w:bookmarkStart w:id="15" w:name="_Toc233017162"/>
       <w:r>
         <w:rPr>
           <w:rFonts w:ascii="Times New Roman" w:hAnsi="Times New Roman" w:cs="Times New Roman"/>
@@ -8370,7 +7361,7 @@
           <w:rFonts w:ascii="Times New Roman" w:hAnsi="Times New Roman" w:cs="Times New Roman"/>
         </w:rPr>
       </w:pPr>
-      <w:bookmarkStart w:id="16" w:name="_Toc232978486"/>
+      <w:bookmarkStart w:id="16" w:name="_Toc233017163"/>
       <w:r>
         <w:rPr>
           <w:rFonts w:ascii="Times New Roman" w:hAnsi="Times New Roman" w:cs="Times New Roman"/>
@@ -8397,21 +7388,7 @@
         <w:rPr>
           <w:rFonts w:ascii="Times New Roman" w:hAnsi="Times New Roman" w:cs="Times New Roman"/>
         </w:rPr>
-        <w:t xml:space="preserve">　　除了影響工作的先後順序外，系統也能先暫時保留工作，再根據模型決定其應放到哪一台節點上。這樣的做法讓模型的判斷不只停留在「哪</w:t>
-      </w:r>
-      <w:proofErr w:type="gramStart"/>
-      <w:r>
-        <w:rPr>
-          <w:rFonts w:ascii="Times New Roman" w:hAnsi="Times New Roman" w:cs="Times New Roman"/>
-        </w:rPr>
-        <w:t>個</w:t>
-      </w:r>
-      <w:proofErr w:type="gramEnd"/>
-      <w:r>
-        <w:rPr>
-          <w:rFonts w:ascii="Times New Roman" w:hAnsi="Times New Roman" w:cs="Times New Roman"/>
-        </w:rPr>
-        <w:t>工作先跑」，而是更進一步參與「工作要放在哪裡跑」的決策。</w:t>
+        <w:t xml:space="preserve">　　除了影響工作的先後順序外，系統也能先暫時保留工作，再根據模型決定其應放到哪一台節點上。這樣的做法讓模型的判斷不只停留在「哪個工作先跑」，而是更進一步參與「工作要放在哪裡跑」的決策。</w:t>
       </w:r>
     </w:p>
     <w:p>
@@ -8422,7 +7399,7 @@
           <w:rFonts w:ascii="Times New Roman" w:hAnsi="Times New Roman" w:cs="Times New Roman"/>
         </w:rPr>
       </w:pPr>
-      <w:bookmarkStart w:id="17" w:name="_Toc232978487"/>
+      <w:bookmarkStart w:id="17" w:name="_Toc233017164"/>
       <w:r>
         <w:rPr>
           <w:rFonts w:ascii="Times New Roman" w:hAnsi="Times New Roman" w:cs="Times New Roman"/>
@@ -8529,19 +7506,11 @@
         </w:rPr>
         <w:t>GPU</w:t>
       </w:r>
-      <w:proofErr w:type="gramStart"/>
-      <w:r>
-        <w:rPr>
-          <w:rFonts w:ascii="Times New Roman" w:hAnsi="Times New Roman" w:cs="Times New Roman"/>
-        </w:rPr>
-        <w:t>可切成</w:t>
-      </w:r>
-      <w:proofErr w:type="gramEnd"/>
-      <w:r>
-        <w:rPr>
-          <w:rFonts w:ascii="Times New Roman" w:hAnsi="Times New Roman" w:cs="Times New Roman"/>
-        </w:rPr>
-        <w:t>多個可分配單位，使用者可依需求申請</w:t>
+      <w:r>
+        <w:rPr>
+          <w:rFonts w:ascii="Times New Roman" w:hAnsi="Times New Roman" w:cs="Times New Roman"/>
+        </w:rPr>
+        <w:t>可切成多個可分配單位，使用者可依需求申請</w:t>
       </w:r>
       <w:r>
         <w:rPr>
@@ -8675,14 +7644,12 @@
         </w:rPr>
         <w:t>GPU</w:t>
       </w:r>
-      <w:proofErr w:type="gramStart"/>
       <w:r>
         <w:rPr>
           <w:rFonts w:ascii="Times New Roman" w:hAnsi="Times New Roman" w:cs="Times New Roman"/>
         </w:rPr>
         <w:t>資源切分示意圖</w:t>
       </w:r>
-      <w:proofErr w:type="gramEnd"/>
     </w:p>
     <w:p>
       <w:pPr>
@@ -8692,7 +7659,7 @@
           <w:rFonts w:ascii="Times New Roman" w:hAnsi="Times New Roman" w:cs="Times New Roman"/>
         </w:rPr>
       </w:pPr>
-      <w:bookmarkStart w:id="18" w:name="_Toc232978488"/>
+      <w:bookmarkStart w:id="18" w:name="_Toc233017165"/>
       <w:r>
         <w:rPr>
           <w:rFonts w:ascii="Times New Roman" w:hAnsi="Times New Roman" w:cs="Times New Roman"/>
@@ -8725,21 +7692,7 @@
         <w:rPr>
           <w:rFonts w:ascii="Times New Roman" w:hAnsi="Times New Roman" w:cs="Times New Roman"/>
         </w:rPr>
-        <w:t>比較三種排程方式，</w:t>
-      </w:r>
-      <w:proofErr w:type="gramStart"/>
-      <w:r>
-        <w:rPr>
-          <w:rFonts w:ascii="Times New Roman" w:hAnsi="Times New Roman" w:cs="Times New Roman"/>
-        </w:rPr>
-        <w:t>採</w:t>
-      </w:r>
-      <w:proofErr w:type="gramEnd"/>
-      <w:r>
-        <w:rPr>
-          <w:rFonts w:ascii="Times New Roman" w:hAnsi="Times New Roman" w:cs="Times New Roman"/>
-        </w:rPr>
-        <w:t>完全相同的訓練配方，僅調整指令參數，以分離各機制的貢獻：</w:t>
+        <w:t>比較三種排程方式，採完全相同的訓練配方，僅調整指令參數，以分離各機制的貢獻：</w:t>
       </w:r>
     </w:p>
     <w:p>
@@ -9024,67 +7977,49 @@
                 <w:rFonts w:ascii="Times New Roman" w:hAnsi="Times New Roman" w:cs="Times New Roman"/>
               </w:rPr>
             </w:pPr>
-            <w:proofErr w:type="spellStart"/>
-            <w:r>
-              <w:rPr>
-                <w:rFonts w:ascii="Times New Roman" w:hAnsi="Times New Roman" w:cs="Times New Roman"/>
-              </w:rPr>
-              <w:t>mps_req</w:t>
-            </w:r>
-            <w:proofErr w:type="spellEnd"/>
-            <w:r>
-              <w:rPr>
-                <w:rFonts w:ascii="Times New Roman" w:hAnsi="Times New Roman" w:cs="Times New Roman"/>
-              </w:rPr>
-              <w:t xml:space="preserve"> / 100</w:t>
-            </w:r>
-            <w:r>
-              <w:rPr>
-                <w:rFonts w:ascii="Times New Roman" w:hAnsi="Times New Roman" w:cs="Times New Roman"/>
-              </w:rPr>
-              <w:t>，</w:t>
-            </w:r>
-            <w:r>
-              <w:rPr>
-                <w:rFonts w:ascii="Times New Roman" w:hAnsi="Times New Roman" w:cs="Times New Roman"/>
-              </w:rPr>
-              <w:t>clamp [0,1]</w:t>
-            </w:r>
-            <w:r>
-              <w:rPr>
-                <w:rFonts w:ascii="Times New Roman" w:hAnsi="Times New Roman" w:cs="Times New Roman"/>
-              </w:rPr>
-              <w:t>；無</w:t>
-            </w:r>
-            <w:r>
-              <w:rPr>
-                <w:rFonts w:ascii="Times New Roman" w:hAnsi="Times New Roman" w:cs="Times New Roman"/>
-              </w:rPr>
-              <w:t xml:space="preserve"> MPS </w:t>
-            </w:r>
-            <w:r>
-              <w:rPr>
-                <w:rFonts w:ascii="Times New Roman" w:hAnsi="Times New Roman" w:cs="Times New Roman"/>
-              </w:rPr>
-              <w:t>需求</w:t>
-            </w:r>
-            <w:r>
-              <w:rPr>
-                <w:rFonts w:ascii="Times New Roman" w:hAnsi="Times New Roman" w:cs="Times New Roman"/>
-              </w:rPr>
-              <w:t>→1.0</w:t>
-            </w:r>
-            <w:r>
-              <w:rPr>
-                <w:rFonts w:ascii="Times New Roman" w:hAnsi="Times New Roman" w:cs="Times New Roman"/>
-              </w:rPr>
-              <w:t>，超容量</w:t>
-            </w:r>
-            <w:r>
-              <w:rPr>
-                <w:rFonts w:ascii="Times New Roman" w:hAnsi="Times New Roman" w:cs="Times New Roman"/>
-              </w:rPr>
-              <w:t>→0.0</w:t>
+            <m:oMath>
+              <m:r>
+                <w:rPr>
+                  <w:rFonts w:ascii="Cambria Math" w:hAnsi="Cambria Math" w:cs="Times New Roman"/>
+                </w:rPr>
+                <m:t>mps_req/100∈[0, 1]</m:t>
+              </m:r>
+            </m:oMath>
+            <w:r>
+              <w:rPr>
+                <w:rFonts w:ascii="Times New Roman" w:hAnsi="Times New Roman" w:cs="Times New Roman" w:hint="eastAsia"/>
+              </w:rPr>
+              <w:t>。沒給</w:t>
+            </w:r>
+            <w:r>
+              <w:rPr>
+                <w:rFonts w:ascii="Times New Roman" w:hAnsi="Times New Roman" w:cs="Times New Roman" w:hint="eastAsia"/>
+              </w:rPr>
+              <w:t>=1.0</w:t>
+            </w:r>
+            <w:r>
+              <w:rPr>
+                <w:rFonts w:ascii="Times New Roman" w:hAnsi="Times New Roman" w:cs="Times New Roman" w:hint="eastAsia"/>
+              </w:rPr>
+              <w:t>，超過</w:t>
+            </w:r>
+            <w:r>
+              <w:rPr>
+                <w:rFonts w:ascii="Times New Roman" w:hAnsi="Times New Roman" w:cs="Times New Roman"/>
+              </w:rPr>
+              <w:t>=</w:t>
+            </w:r>
+            <w:r>
+              <w:rPr>
+                <w:rFonts w:ascii="Times New Roman" w:hAnsi="Times New Roman" w:cs="Times New Roman" w:hint="eastAsia"/>
+              </w:rPr>
+              <w:t>0.0</w:t>
+            </w:r>
+            <w:r>
+              <w:rPr>
+                <w:rFonts w:ascii="Times New Roman" w:hAnsi="Times New Roman" w:cs="Times New Roman" w:hint="eastAsia"/>
+              </w:rPr>
+              <w:t>。</w:t>
             </w:r>
           </w:p>
         </w:tc>
@@ -9150,59 +8085,60 @@
                 <w:rFonts w:ascii="Times New Roman" w:hAnsi="Times New Roman" w:cs="Times New Roman"/>
               </w:rPr>
             </w:pPr>
-            <w:r>
-              <w:rPr>
-                <w:rFonts w:ascii="Times New Roman" w:hAnsi="Times New Roman" w:cs="Times New Roman"/>
-              </w:rPr>
-              <w:t>1−(</w:t>
-            </w:r>
-            <w:proofErr w:type="spellStart"/>
-            <w:r>
-              <w:rPr>
-                <w:rFonts w:ascii="Times New Roman" w:hAnsi="Times New Roman" w:cs="Times New Roman"/>
-              </w:rPr>
-              <w:t>fit_tier</w:t>
-            </w:r>
-            <w:proofErr w:type="spellEnd"/>
-            <w:r>
-              <w:rPr>
-                <w:rFonts w:ascii="Times New Roman" w:hAnsi="Times New Roman" w:cs="Times New Roman"/>
-              </w:rPr>
-              <w:t>−req)/</w:t>
-            </w:r>
-            <w:proofErr w:type="spellStart"/>
-            <w:r>
-              <w:rPr>
-                <w:rFonts w:ascii="Times New Roman" w:hAnsi="Times New Roman" w:cs="Times New Roman"/>
-              </w:rPr>
-              <w:t>max_tier</w:t>
-            </w:r>
-            <w:proofErr w:type="spellEnd"/>
-            <w:r>
-              <w:rPr>
-                <w:rFonts w:ascii="Times New Roman" w:hAnsi="Times New Roman" w:cs="Times New Roman"/>
-              </w:rPr>
-              <w:t>，依</w:t>
-            </w:r>
-            <w:r>
-              <w:rPr>
-                <w:rFonts w:ascii="Times New Roman" w:hAnsi="Times New Roman" w:cs="Times New Roman"/>
-              </w:rPr>
-              <w:t xml:space="preserve"> --constraint </w:t>
-            </w:r>
-            <w:proofErr w:type="spellStart"/>
-            <w:r>
-              <w:rPr>
-                <w:rFonts w:ascii="Times New Roman" w:hAnsi="Times New Roman" w:cs="Times New Roman"/>
-              </w:rPr>
-              <w:t>vram-Xg</w:t>
-            </w:r>
-            <w:proofErr w:type="spellEnd"/>
-            <w:r>
-              <w:rPr>
-                <w:rFonts w:ascii="Times New Roman" w:hAnsi="Times New Roman" w:cs="Times New Roman"/>
-              </w:rPr>
-              <w:t xml:space="preserve">+ </w:t>
+            <m:oMath>
+              <m:r>
+                <w:rPr>
+                  <w:rFonts w:ascii="Cambria Math" w:hAnsi="Cambria Math" w:cs="Times New Roman"/>
+                </w:rPr>
+                <m:t>(</m:t>
+              </m:r>
+              <m:r>
+                <m:rPr>
+                  <m:sty m:val="p"/>
+                </m:rPr>
+                <w:rPr>
+                  <w:rFonts w:ascii="Cambria Math" w:hAnsi="Cambria Math" w:cs="Times New Roman"/>
+                </w:rPr>
+                <m:t>1-(fit_tier-req)</m:t>
+              </m:r>
+              <m:r>
+                <w:rPr>
+                  <w:rFonts w:ascii="Cambria Math" w:hAnsi="Cambria Math" w:cs="Times New Roman"/>
+                </w:rPr>
+                <m:t>)/max_tier∈[0, 1]</m:t>
+              </m:r>
+            </m:oMath>
+            <w:r>
+              <w:rPr>
+                <w:rFonts w:ascii="Times New Roman" w:hAnsi="Times New Roman" w:cs="Times New Roman" w:hint="eastAsia"/>
+              </w:rPr>
+              <w:t>。</w:t>
+            </w:r>
+          </w:p>
+          <w:p>
+            <w:pPr>
+              <w:spacing w:line="276" w:lineRule="auto"/>
+              <w:rPr>
+                <w:rFonts w:ascii="Times New Roman" w:hAnsi="Times New Roman" w:cs="Times New Roman"/>
+              </w:rPr>
+            </w:pPr>
+            <w:r>
+              <w:rPr>
+                <w:rFonts w:ascii="Times New Roman" w:hAnsi="Times New Roman" w:cs="Times New Roman" w:hint="eastAsia"/>
+              </w:rPr>
+              <w:t>依</w:t>
+            </w:r>
+            <w:r>
+              <w:rPr>
+                <w:rFonts w:ascii="Times New Roman" w:hAnsi="Times New Roman" w:cs="Times New Roman" w:hint="eastAsia"/>
+              </w:rPr>
+              <w:t>job</w:t>
+            </w:r>
+            <w:r>
+              <w:rPr>
+                <w:rFonts w:ascii="Times New Roman" w:hAnsi="Times New Roman" w:cs="Times New Roman" w:hint="eastAsia"/>
+              </w:rPr>
+              <w:t>需求</w:t>
             </w:r>
             <w:r>
               <w:rPr>
@@ -9214,19 +8150,31 @@
               <w:rPr>
                 <w:rFonts w:ascii="Times New Roman" w:hAnsi="Times New Roman" w:cs="Times New Roman"/>
               </w:rPr>
-              <w:t xml:space="preserve"> tier</w:t>
-            </w:r>
-            <w:r>
-              <w:rPr>
-                <w:rFonts w:ascii="Times New Roman" w:hAnsi="Times New Roman" w:cs="Times New Roman"/>
-              </w:rPr>
-              <w:t>；無約束</w:t>
-            </w:r>
-            <w:r>
-              <w:rPr>
-                <w:rFonts w:ascii="Times New Roman" w:hAnsi="Times New Roman" w:cs="Times New Roman"/>
-              </w:rPr>
-              <w:t>→0.5</w:t>
+              <w:t>tier</w:t>
+            </w:r>
+            <w:r>
+              <w:rPr>
+                <w:rFonts w:ascii="Times New Roman" w:hAnsi="Times New Roman" w:cs="Times New Roman" w:hint="eastAsia"/>
+              </w:rPr>
+              <w:t>，沒給</w:t>
+            </w:r>
+            <w:r>
+              <w:rPr>
+                <w:rFonts w:ascii="Times New Roman" w:hAnsi="Times New Roman" w:cs="Times New Roman" w:hint="eastAsia"/>
+              </w:rPr>
+              <w:t>=</w:t>
+            </w:r>
+            <w:r>
+              <w:rPr>
+                <w:rFonts w:ascii="Times New Roman" w:hAnsi="Times New Roman" w:cs="Times New Roman"/>
+              </w:rPr>
+              <w:t>0.5</w:t>
+            </w:r>
+            <w:r>
+              <w:rPr>
+                <w:rFonts w:ascii="Times New Roman" w:hAnsi="Times New Roman" w:cs="Times New Roman" w:hint="eastAsia"/>
+              </w:rPr>
+              <w:t>。</w:t>
             </w:r>
           </w:p>
         </w:tc>
@@ -9368,49 +8316,37 @@
                 <w:rFonts w:ascii="Times New Roman" w:hAnsi="Times New Roman" w:cs="Times New Roman"/>
               </w:rPr>
             </w:pPr>
-            <w:r>
-              <w:rPr>
-                <w:rFonts w:ascii="Times New Roman" w:hAnsi="Times New Roman" w:cs="Times New Roman"/>
-              </w:rPr>
-              <w:t>4x(</w:t>
-            </w:r>
-            <w:r>
-              <w:rPr>
-                <w:rFonts w:ascii="Times New Roman" w:hAnsi="Times New Roman" w:cs="Times New Roman"/>
-              </w:rPr>
-              <w:t>x-1</w:t>
-            </w:r>
-            <w:r>
-              <w:rPr>
-                <w:rFonts w:ascii="Times New Roman" w:hAnsi="Times New Roman" w:cs="Times New Roman"/>
-              </w:rPr>
-              <w:t>)</w:t>
-            </w:r>
-            <w:r>
-              <w:rPr>
-                <w:rFonts w:ascii="Times New Roman" w:hAnsi="Times New Roman" w:cs="Times New Roman"/>
-              </w:rPr>
-              <w:t>，</w:t>
-            </w:r>
-            <w:r>
-              <w:rPr>
-                <w:rFonts w:ascii="Times New Roman" w:hAnsi="Times New Roman" w:cs="Times New Roman"/>
-              </w:rPr>
-              <w:t>x=</w:t>
-            </w:r>
-            <w:proofErr w:type="spellStart"/>
-            <w:r>
-              <w:rPr>
-                <w:rFonts w:ascii="Times New Roman" w:hAnsi="Times New Roman" w:cs="Times New Roman"/>
-              </w:rPr>
-              <w:t>mps_req</w:t>
-            </w:r>
-            <w:proofErr w:type="spellEnd"/>
-            <w:r>
-              <w:rPr>
-                <w:rFonts w:ascii="Times New Roman" w:hAnsi="Times New Roman" w:cs="Times New Roman"/>
-              </w:rPr>
-              <w:t>/100</w:t>
+            <m:oMath>
+              <m:r>
+                <w:rPr>
+                  <w:rFonts w:ascii="Cambria Math" w:hAnsi="Cambria Math" w:cs="Times New Roman"/>
+                </w:rPr>
+                <m:t>4(x-1), x=mps_req/100</m:t>
+              </m:r>
+            </m:oMath>
+            <w:r>
+              <w:rPr>
+                <w:rFonts w:ascii="Times New Roman" w:hAnsi="Times New Roman" w:cs="Times New Roman" w:hint="eastAsia"/>
+              </w:rPr>
+              <w:t>。</w:t>
+            </w:r>
+            <w:r>
+              <w:rPr>
+                <w:rFonts w:ascii="Times New Roman" w:hAnsi="Times New Roman" w:cs="Times New Roman"/>
+              </w:rPr>
+              <w:t>mps_req=0</w:t>
+            </w:r>
+            <w:r>
+              <w:rPr>
+                <w:rFonts w:ascii="Times New Roman" w:hAnsi="Times New Roman" w:cs="Times New Roman"/>
+              </w:rPr>
+              <w:t>或滿載</w:t>
+            </w:r>
+            <w:r>
+              <w:rPr>
+                <w:rFonts w:ascii="Times New Roman" w:hAnsi="Times New Roman" w:cs="Times New Roman"/>
+              </w:rPr>
+              <w:t>→0.0</w:t>
             </w:r>
             <w:r>
               <w:rPr>
@@ -9418,51 +8354,11 @@
               </w:rPr>
               <w:t>；</w:t>
             </w:r>
-            <w:proofErr w:type="spellStart"/>
-            <w:r>
-              <w:rPr>
-                <w:rFonts w:ascii="Times New Roman" w:hAnsi="Times New Roman" w:cs="Times New Roman"/>
-              </w:rPr>
-              <w:t>mps_req</w:t>
-            </w:r>
-            <w:proofErr w:type="spellEnd"/>
-            <w:r>
-              <w:rPr>
-                <w:rFonts w:ascii="Times New Roman" w:hAnsi="Times New Roman" w:cs="Times New Roman"/>
-              </w:rPr>
-              <w:t xml:space="preserve">=0 </w:t>
-            </w:r>
-            <w:r>
-              <w:rPr>
-                <w:rFonts w:ascii="Times New Roman" w:hAnsi="Times New Roman" w:cs="Times New Roman"/>
-              </w:rPr>
-              <w:t>或滿載</w:t>
-            </w:r>
-            <w:r>
-              <w:rPr>
-                <w:rFonts w:ascii="Times New Roman" w:hAnsi="Times New Roman" w:cs="Times New Roman"/>
-              </w:rPr>
-              <w:t>→0.0</w:t>
-            </w:r>
-            <w:r>
-              <w:rPr>
-                <w:rFonts w:ascii="Times New Roman" w:hAnsi="Times New Roman" w:cs="Times New Roman"/>
-              </w:rPr>
-              <w:t>；</w:t>
-            </w:r>
-            <w:proofErr w:type="spellStart"/>
-            <w:r>
-              <w:rPr>
-                <w:rFonts w:ascii="Times New Roman" w:hAnsi="Times New Roman" w:cs="Times New Roman"/>
-              </w:rPr>
-              <w:t>mps_req</w:t>
-            </w:r>
-            <w:proofErr w:type="spellEnd"/>
-            <w:r>
-              <w:rPr>
-                <w:rFonts w:ascii="Times New Roman" w:hAnsi="Times New Roman" w:cs="Times New Roman"/>
-              </w:rPr>
-              <w:t>=50%→</w:t>
+            <w:r>
+              <w:rPr>
+                <w:rFonts w:ascii="Times New Roman" w:hAnsi="Times New Roman" w:cs="Times New Roman"/>
+              </w:rPr>
+              <w:t>mps_req=50%→</w:t>
             </w:r>
             <w:r>
               <w:rPr>
@@ -9474,13 +8370,19 @@
               <w:rPr>
                 <w:rFonts w:ascii="Times New Roman" w:hAnsi="Times New Roman" w:cs="Times New Roman"/>
               </w:rPr>
-              <w:t>≈1.0</w:t>
-            </w:r>
-            <w:r>
-              <w:rPr>
-                <w:rFonts w:ascii="Times New Roman" w:hAnsi="Times New Roman" w:cs="Times New Roman"/>
-              </w:rPr>
-              <w:t>（扣分）</w:t>
+              <w:t>≈</w:t>
+            </w:r>
+            <w:r>
+              <w:rPr>
+                <w:rFonts w:ascii="Times New Roman" w:hAnsi="Times New Roman" w:cs="Times New Roman" w:hint="eastAsia"/>
+              </w:rPr>
+              <w:t>-</w:t>
+            </w:r>
+            <w:r>
+              <w:rPr>
+                <w:rFonts w:ascii="Times New Roman" w:hAnsi="Times New Roman" w:cs="Times New Roman"/>
+              </w:rPr>
+              <w:t>1.0</w:t>
             </w:r>
           </w:p>
         </w:tc>
@@ -9546,18 +8448,63 @@
                 <w:rFonts w:ascii="Times New Roman" w:hAnsi="Times New Roman" w:cs="Times New Roman"/>
               </w:rPr>
             </w:pPr>
-            <w:r>
-              <w:rPr>
-                <w:rFonts w:ascii="Times New Roman" w:hAnsi="Times New Roman" w:cs="Times New Roman"/>
-              </w:rPr>
-              <w:t>1−pred_seconds/fallback(14400s)</w:t>
-            </w:r>
-            <w:r>
-              <w:rPr>
-                <w:rFonts w:ascii="Times New Roman" w:hAnsi="Times New Roman" w:cs="Times New Roman"/>
-              </w:rPr>
-              <w:t>；</w:t>
-            </w:r>
+            <m:oMath>
+              <m:r>
+                <w:rPr>
+                  <w:rFonts w:ascii="Cambria Math" w:hAnsi="Cambria Math" w:cs="Times New Roman"/>
+                </w:rPr>
+                <m:t>(</m:t>
+              </m:r>
+              <m:r>
+                <m:rPr>
+                  <m:sty m:val="p"/>
+                </m:rPr>
+                <w:rPr>
+                  <w:rFonts w:ascii="Cambria Math" w:hAnsi="Cambria Math" w:cs="Times New Roman"/>
+                </w:rPr>
+                <m:t>1-pred_seconds</m:t>
+              </m:r>
+              <m:r>
+                <w:rPr>
+                  <w:rFonts w:ascii="Cambria Math" w:hAnsi="Cambria Math" w:cs="Times New Roman"/>
+                </w:rPr>
+                <m:t>)/fallback</m:t>
+              </m:r>
+              <m:d>
+                <m:dPr>
+                  <m:ctrlPr>
+                    <w:rPr>
+                      <w:rFonts w:ascii="Cambria Math" w:hAnsi="Cambria Math" w:cs="Times New Roman"/>
+                    </w:rPr>
+                  </m:ctrlPr>
+                </m:dPr>
+                <m:e>
+                  <m:r>
+                    <m:rPr>
+                      <m:sty m:val="p"/>
+                    </m:rPr>
+                    <w:rPr>
+                      <w:rFonts w:ascii="Cambria Math" w:hAnsi="Cambria Math" w:cs="Times New Roman"/>
+                    </w:rPr>
+                    <m:t>14400s</m:t>
+                  </m:r>
+                </m:e>
+              </m:d>
+            </m:oMath>
+            <w:r>
+              <w:rPr>
+                <w:rFonts w:ascii="Times New Roman" w:hAnsi="Times New Roman" w:cs="Times New Roman" w:hint="eastAsia"/>
+              </w:rPr>
+              <w:t>。</w:t>
+            </w:r>
+          </w:p>
+          <w:p>
+            <w:pPr>
+              <w:spacing w:line="276" w:lineRule="auto"/>
+              <w:rPr>
+                <w:rFonts w:ascii="Times New Roman" w:hAnsi="Times New Roman" w:cs="Times New Roman"/>
+              </w:rPr>
+            </w:pPr>
             <w:r>
               <w:rPr>
                 <w:rFonts w:ascii="Times New Roman" w:hAnsi="Times New Roman" w:cs="Times New Roman"/>
@@ -9572,15 +8519,27 @@
             </w:r>
             <w:r>
               <w:rPr>
-                <w:rFonts w:ascii="Times New Roman" w:hAnsi="Times New Roman" w:cs="Times New Roman"/>
-              </w:rPr>
-              <w:t>→0.5</w:t>
+                <w:rFonts w:ascii="Times New Roman" w:hAnsi="Times New Roman" w:cs="Times New Roman" w:hint="eastAsia"/>
+              </w:rPr>
+              <w:t>=</w:t>
+            </w:r>
+            <w:r>
+              <w:rPr>
+                <w:rFonts w:ascii="Times New Roman" w:hAnsi="Times New Roman" w:cs="Times New Roman"/>
+              </w:rPr>
+              <w:t>0.5</w:t>
             </w:r>
             <w:r>
               <w:rPr>
                 <w:rFonts w:ascii="Times New Roman" w:hAnsi="Times New Roman" w:cs="Times New Roman"/>
               </w:rPr>
               <w:t>；鼓勵短工作先排</w:t>
+            </w:r>
+            <w:r>
+              <w:rPr>
+                <w:rFonts w:ascii="Times New Roman" w:hAnsi="Times New Roman" w:cs="Times New Roman" w:hint="eastAsia"/>
+              </w:rPr>
+              <w:t>。</w:t>
             </w:r>
           </w:p>
         </w:tc>
@@ -9753,21 +8712,7 @@
         <w:rPr>
           <w:rFonts w:ascii="Times New Roman" w:hAnsi="Times New Roman" w:cs="Times New Roman"/>
         </w:rPr>
-        <w:t>）：忠實</w:t>
-      </w:r>
-      <w:proofErr w:type="gramStart"/>
-      <w:r>
-        <w:rPr>
-          <w:rFonts w:ascii="Times New Roman" w:hAnsi="Times New Roman" w:cs="Times New Roman"/>
-        </w:rPr>
-        <w:t>實</w:t>
-      </w:r>
-      <w:proofErr w:type="gramEnd"/>
-      <w:r>
-        <w:rPr>
-          <w:rFonts w:ascii="Times New Roman" w:hAnsi="Times New Roman" w:cs="Times New Roman"/>
-        </w:rPr>
-        <w:t>作</w:t>
+        <w:t>）：忠實實作</w:t>
       </w:r>
       <w:r>
         <w:rPr>
@@ -9875,16 +8820,8 @@
         <w:rPr>
           <w:rFonts w:ascii="Times New Roman" w:hAnsi="Times New Roman" w:cs="Times New Roman"/>
         </w:rPr>
-        <w:t xml:space="preserve"> </w:t>
-      </w:r>
-      <w:proofErr w:type="spellStart"/>
-      <w:r>
-        <w:rPr>
-          <w:rFonts w:ascii="Times New Roman" w:hAnsi="Times New Roman" w:cs="Times New Roman"/>
-        </w:rPr>
-        <w:t>cvar</w:t>
-      </w:r>
-      <w:proofErr w:type="spellEnd"/>
+        <w:t xml:space="preserve"> cvar</w:t>
+      </w:r>
       <w:r>
         <w:rPr>
           <w:rFonts w:ascii="Times New Roman" w:hAnsi="Times New Roman" w:cs="Times New Roman"/>
@@ -9913,7 +8850,7 @@
           <w:rFonts w:ascii="Times New Roman" w:hAnsi="Times New Roman" w:cs="Times New Roman"/>
         </w:rPr>
       </w:pPr>
-      <w:bookmarkStart w:id="19" w:name="_Toc232978489"/>
+      <w:bookmarkStart w:id="19" w:name="_Toc233017166"/>
       <w:r>
         <w:rPr>
           <w:rFonts w:ascii="Times New Roman" w:hAnsi="Times New Roman" w:cs="Times New Roman"/>
@@ -9964,16 +8901,8 @@
         <w:rPr>
           <w:rFonts w:ascii="Times New Roman" w:hAnsi="Times New Roman" w:cs="Times New Roman"/>
         </w:rPr>
-        <w:t>決策對應一個跑數分鐘至數小時的任務，湊滿樣本要等數月，因此</w:t>
-      </w:r>
-      <w:proofErr w:type="gramStart"/>
-      <w:r>
-        <w:rPr>
-          <w:rFonts w:ascii="Times New Roman" w:hAnsi="Times New Roman" w:cs="Times New Roman"/>
-        </w:rPr>
-        <w:t>採</w:t>
-      </w:r>
-      <w:proofErr w:type="gramEnd"/>
+        <w:t>決策對應一個跑數分鐘至數小時的任務，湊滿樣本要等數月，因此採</w:t>
+      </w:r>
       <w:r>
         <w:rPr>
           <w:rFonts w:ascii="Times New Roman" w:hAnsi="Times New Roman" w:cs="Times New Roman"/>
@@ -10054,28 +8983,42 @@
         </w:rPr>
         <w:t xml:space="preserve"> (</w:t>
       </w:r>
-      <w:proofErr w:type="spellStart"/>
-      <w:r>
-        <w:rPr>
-          <w:rFonts w:ascii="Times New Roman" w:hAnsi="Times New Roman" w:cs="Times New Roman"/>
-        </w:rPr>
-        <w:t>obs</w:t>
-      </w:r>
-      <w:proofErr w:type="spellEnd"/>
-      <w:r>
-        <w:rPr>
-          <w:rFonts w:ascii="Times New Roman" w:hAnsi="Times New Roman" w:cs="Times New Roman"/>
-        </w:rPr>
-        <w:t xml:space="preserve">, act, </w:t>
-      </w:r>
-      <w:proofErr w:type="spellStart"/>
-      <w:r>
-        <w:rPr>
-          <w:rFonts w:ascii="Times New Roman" w:hAnsi="Times New Roman" w:cs="Times New Roman"/>
-        </w:rPr>
-        <w:t>rew</w:t>
-      </w:r>
-      <w:proofErr w:type="spellEnd"/>
+      <w:r>
+        <w:rPr>
+          <w:rFonts w:ascii="Times New Roman" w:hAnsi="Times New Roman" w:cs="Times New Roman"/>
+        </w:rPr>
+        <w:t>observ</w:t>
+      </w:r>
+      <w:r>
+        <w:rPr>
+          <w:rFonts w:ascii="Times New Roman" w:hAnsi="Times New Roman" w:cs="Times New Roman"/>
+        </w:rPr>
+        <w:t>ation</w:t>
+      </w:r>
+      <w:r>
+        <w:rPr>
+          <w:rFonts w:ascii="Times New Roman" w:hAnsi="Times New Roman" w:cs="Times New Roman"/>
+        </w:rPr>
+        <w:t>, act</w:t>
+      </w:r>
+      <w:r>
+        <w:rPr>
+          <w:rFonts w:ascii="Times New Roman" w:hAnsi="Times New Roman" w:cs="Times New Roman" w:hint="eastAsia"/>
+        </w:rPr>
+        <w:t xml:space="preserve">ion, </w:t>
+      </w:r>
+      <w:r>
+        <w:rPr>
+          <w:rFonts w:ascii="Times New Roman" w:hAnsi="Times New Roman" w:cs="Times New Roman"/>
+        </w:rPr>
+        <w:t xml:space="preserve"> rew</w:t>
+      </w:r>
+      <w:r>
+        <w:rPr>
+          <w:rFonts w:ascii="Times New Roman" w:hAnsi="Times New Roman" w:cs="Times New Roman" w:hint="eastAsia"/>
+        </w:rPr>
+        <w:t>ard</w:t>
+      </w:r>
       <w:r>
         <w:rPr>
           <w:rFonts w:ascii="Times New Roman" w:hAnsi="Times New Roman" w:cs="Times New Roman"/>
@@ -10117,7 +9060,7 @@
         <w:rPr>
           <w:rFonts w:ascii="Times New Roman" w:hAnsi="Times New Roman" w:cs="Times New Roman"/>
         </w:rPr>
-        <w:t>checkpoint</w:t>
+        <w:t>基本模型</w:t>
       </w:r>
       <w:r>
         <w:rPr>
@@ -10168,12 +9111,28 @@
     </w:p>
     <w:p>
       <w:pPr>
+        <w:spacing w:line="276" w:lineRule="auto"/>
+        <w:rPr>
+          <w:rFonts w:ascii="Times New Roman" w:hAnsi="Times New Roman" w:cs="Times New Roman"/>
+        </w:rPr>
+      </w:pPr>
+    </w:p>
+    <w:p>
+      <w:pPr>
+        <w:spacing w:line="276" w:lineRule="auto"/>
+        <w:rPr>
+          <w:rFonts w:ascii="Times New Roman" w:hAnsi="Times New Roman" w:cs="Times New Roman"/>
+        </w:rPr>
+      </w:pPr>
+    </w:p>
+    <w:p>
+      <w:pPr>
         <w:pStyle w:val="3"/>
         <w:rPr>
           <w:rFonts w:ascii="Times New Roman" w:hAnsi="Times New Roman" w:cs="Times New Roman"/>
         </w:rPr>
       </w:pPr>
-      <w:bookmarkStart w:id="20" w:name="_Toc232978490"/>
+      <w:bookmarkStart w:id="20" w:name="_Toc233017167"/>
       <w:r>
         <w:rPr>
           <w:rFonts w:ascii="Times New Roman" w:hAnsi="Times New Roman" w:cs="Times New Roman"/>
@@ -10213,21 +9172,7 @@
         <w:rPr>
           <w:rFonts w:ascii="Times New Roman" w:hAnsi="Times New Roman" w:cs="Times New Roman"/>
         </w:rPr>
-        <w:t>對每</w:t>
-      </w:r>
-      <w:proofErr w:type="gramStart"/>
-      <w:r>
-        <w:rPr>
-          <w:rFonts w:ascii="Times New Roman" w:hAnsi="Times New Roman" w:cs="Times New Roman"/>
-        </w:rPr>
-        <w:t>種排程法</w:t>
-      </w:r>
-      <w:proofErr w:type="gramEnd"/>
-      <w:r>
-        <w:rPr>
-          <w:rFonts w:ascii="Times New Roman" w:hAnsi="Times New Roman" w:cs="Times New Roman"/>
-        </w:rPr>
-        <w:t>做配對比較，降低</w:t>
+        <w:t>對每種排程法做配對比較，降低</w:t>
       </w:r>
       <w:r>
         <w:rPr>
@@ -10348,42 +9293,32 @@
         <w:rPr>
           <w:rFonts w:ascii="Times New Roman" w:hAnsi="Times New Roman" w:cs="Times New Roman"/>
         </w:rPr>
-        <w:t>較高、較差。每</w:t>
-      </w:r>
-      <w:proofErr w:type="gramStart"/>
+        <w:t>較高、較差。每個</w:t>
+      </w:r>
+      <w:r>
+        <w:rPr>
+          <w:rFonts w:ascii="Times New Roman" w:hAnsi="Times New Roman" w:cs="Times New Roman"/>
+        </w:rPr>
+        <w:t xml:space="preserve"> trace </w:t>
+      </w:r>
+      <w:r>
+        <w:rPr>
+          <w:rFonts w:ascii="Times New Roman" w:hAnsi="Times New Roman" w:cs="Times New Roman"/>
+        </w:rPr>
+        <w:t>取</w:t>
+      </w:r>
+      <w:r>
+        <w:rPr>
+          <w:rFonts w:ascii="Times New Roman" w:hAnsi="Times New Roman" w:cs="Times New Roman"/>
+        </w:rPr>
+        <w:t xml:space="preserve"> 50 </w:t>
+      </w:r>
       <w:r>
         <w:rPr>
           <w:rFonts w:ascii="Times New Roman" w:hAnsi="Times New Roman" w:cs="Times New Roman"/>
         </w:rPr>
         <w:t>個</w:t>
       </w:r>
-      <w:proofErr w:type="gramEnd"/>
-      <w:r>
-        <w:rPr>
-          <w:rFonts w:ascii="Times New Roman" w:hAnsi="Times New Roman" w:cs="Times New Roman"/>
-        </w:rPr>
-        <w:t xml:space="preserve"> trace </w:t>
-      </w:r>
-      <w:r>
-        <w:rPr>
-          <w:rFonts w:ascii="Times New Roman" w:hAnsi="Times New Roman" w:cs="Times New Roman"/>
-        </w:rPr>
-        <w:t>取</w:t>
-      </w:r>
-      <w:r>
-        <w:rPr>
-          <w:rFonts w:ascii="Times New Roman" w:hAnsi="Times New Roman" w:cs="Times New Roman"/>
-        </w:rPr>
-        <w:t xml:space="preserve"> 50 </w:t>
-      </w:r>
-      <w:proofErr w:type="gramStart"/>
-      <w:r>
-        <w:rPr>
-          <w:rFonts w:ascii="Times New Roman" w:hAnsi="Times New Roman" w:cs="Times New Roman"/>
-        </w:rPr>
-        <w:t>個</w:t>
-      </w:r>
-      <w:proofErr w:type="gramEnd"/>
       <w:r>
         <w:rPr>
           <w:rFonts w:ascii="Times New Roman" w:hAnsi="Times New Roman" w:cs="Times New Roman"/>
@@ -10412,21 +9347,7 @@
         <w:rPr>
           <w:rFonts w:ascii="Times New Roman" w:hAnsi="Times New Roman" w:cs="Times New Roman"/>
         </w:rPr>
-        <w:t xml:space="preserve"> curriculum </w:t>
-      </w:r>
-      <w:proofErr w:type="spellStart"/>
-      <w:r>
-        <w:rPr>
-          <w:rFonts w:ascii="Times New Roman" w:hAnsi="Times New Roman" w:cs="Times New Roman"/>
-        </w:rPr>
-        <w:t>n_jobs</w:t>
-      </w:r>
-      <w:proofErr w:type="spellEnd"/>
-      <w:r>
-        <w:rPr>
-          <w:rFonts w:ascii="Times New Roman" w:hAnsi="Times New Roman" w:cs="Times New Roman"/>
-        </w:rPr>
-        <w:t xml:space="preserve"> 10→30→50</w:t>
+        <w:t xml:space="preserve"> curriculum n_jobs 10→30→50</w:t>
       </w:r>
       <w:r>
         <w:rPr>
@@ -10488,19 +9409,11 @@
         </w:rPr>
         <w:t xml:space="preserve"> 5 </w:t>
       </w:r>
-      <w:proofErr w:type="gramStart"/>
-      <w:r>
-        <w:rPr>
-          <w:rFonts w:ascii="Times New Roman" w:hAnsi="Times New Roman" w:cs="Times New Roman"/>
-        </w:rPr>
-        <w:t>個</w:t>
-      </w:r>
-      <w:proofErr w:type="gramEnd"/>
-      <w:r>
-        <w:rPr>
-          <w:rFonts w:ascii="Times New Roman" w:hAnsi="Times New Roman" w:cs="Times New Roman"/>
-        </w:rPr>
-        <w:t>亂數種子下進行</w:t>
+      <w:r>
+        <w:rPr>
+          <w:rFonts w:ascii="Times New Roman" w:hAnsi="Times New Roman" w:cs="Times New Roman"/>
+        </w:rPr>
+        <w:t>個亂數種子下進行</w:t>
       </w:r>
       <w:r>
         <w:rPr>
@@ -10531,7 +9444,7 @@
           <w:rFonts w:ascii="Times New Roman" w:hAnsi="Times New Roman" w:cs="Times New Roman"/>
         </w:rPr>
       </w:pPr>
-      <w:bookmarkStart w:id="21" w:name="_Toc232978491"/>
+      <w:bookmarkStart w:id="21" w:name="_Toc233017168"/>
       <w:r>
         <w:rPr>
           <w:rFonts w:ascii="Times New Roman" w:hAnsi="Times New Roman" w:cs="Times New Roman"/>
@@ -10602,28 +9515,12 @@
         </w:rPr>
         <w:t>提交</w:t>
       </w:r>
-      <w:proofErr w:type="spellStart"/>
-      <w:r>
-        <w:rPr>
-          <w:rFonts w:ascii="Times New Roman" w:hAnsi="Times New Roman" w:cs="Times New Roman"/>
-        </w:rPr>
-        <w:t>cuBLAS</w:t>
-      </w:r>
-      <w:proofErr w:type="spellEnd"/>
-      <w:r>
-        <w:rPr>
-          <w:rFonts w:ascii="Times New Roman" w:hAnsi="Times New Roman" w:cs="Times New Roman"/>
-        </w:rPr>
-        <w:t xml:space="preserve"> </w:t>
-      </w:r>
-      <w:proofErr w:type="spellStart"/>
-      <w:r>
-        <w:rPr>
-          <w:rFonts w:ascii="Times New Roman" w:hAnsi="Times New Roman" w:cs="Times New Roman"/>
-        </w:rPr>
-        <w:t>sgemm</w:t>
-      </w:r>
-      <w:proofErr w:type="spellEnd"/>
+      <w:r>
+        <w:rPr>
+          <w:rFonts w:ascii="Times New Roman" w:hAnsi="Times New Roman" w:cs="Times New Roman"/>
+        </w:rPr>
+        <w:t>cuBLAS sgemm</w:t>
+      </w:r>
       <w:r>
         <w:rPr>
           <w:rFonts w:ascii="Times New Roman" w:hAnsi="Times New Roman" w:cs="Times New Roman"/>
@@ -10648,19 +9545,11 @@
         </w:rPr>
         <w:t xml:space="preserve"> 3 </w:t>
       </w:r>
-      <w:proofErr w:type="gramStart"/>
-      <w:r>
-        <w:rPr>
-          <w:rFonts w:ascii="Times New Roman" w:hAnsi="Times New Roman" w:cs="Times New Roman"/>
-        </w:rPr>
-        <w:t>個</w:t>
-      </w:r>
-      <w:proofErr w:type="gramEnd"/>
-      <w:r>
-        <w:rPr>
-          <w:rFonts w:ascii="Times New Roman" w:hAnsi="Times New Roman" w:cs="Times New Roman"/>
-        </w:rPr>
-        <w:t>訓練亂數種子</w:t>
+      <w:r>
+        <w:rPr>
+          <w:rFonts w:ascii="Times New Roman" w:hAnsi="Times New Roman" w:cs="Times New Roman"/>
+        </w:rPr>
+        <w:t>個訓練亂數種子</w:t>
       </w:r>
       <w:r>
         <w:rPr>
@@ -10680,19 +9569,11 @@
         </w:rPr>
         <w:t xml:space="preserve">) </w:t>
       </w:r>
-      <w:proofErr w:type="gramStart"/>
-      <w:r>
-        <w:rPr>
-          <w:rFonts w:ascii="Times New Roman" w:hAnsi="Times New Roman" w:cs="Times New Roman"/>
-        </w:rPr>
-        <w:t>各跑一次</w:t>
-      </w:r>
-      <w:proofErr w:type="gramEnd"/>
-      <w:r>
-        <w:rPr>
-          <w:rFonts w:ascii="Times New Roman" w:hAnsi="Times New Roman" w:cs="Times New Roman"/>
-        </w:rPr>
-        <w:t>四方</w:t>
+      <w:r>
+        <w:rPr>
+          <w:rFonts w:ascii="Times New Roman" w:hAnsi="Times New Roman" w:cs="Times New Roman"/>
+        </w:rPr>
+        <w:t>各跑一次四方</w:t>
       </w:r>
       <w:r>
         <w:rPr>
@@ -10704,16 +9585,8 @@
         <w:rPr>
           <w:rFonts w:ascii="Times New Roman" w:hAnsi="Times New Roman" w:cs="Times New Roman"/>
         </w:rPr>
-        <w:t>，確保對訓練種子穩健。每</w:t>
-      </w:r>
-      <w:proofErr w:type="gramStart"/>
-      <w:r>
-        <w:rPr>
-          <w:rFonts w:ascii="Times New Roman" w:hAnsi="Times New Roman" w:cs="Times New Roman"/>
-        </w:rPr>
-        <w:t>個</w:t>
-      </w:r>
-      <w:proofErr w:type="gramEnd"/>
+        <w:t>，確保對訓練種子穩健。每個</w:t>
+      </w:r>
       <w:r>
         <w:rPr>
           <w:rFonts w:ascii="Times New Roman" w:hAnsi="Times New Roman" w:cs="Times New Roman"/>
@@ -10754,35 +9627,19 @@
         <w:rPr>
           <w:rFonts w:ascii="Times New Roman" w:hAnsi="Times New Roman" w:cs="Times New Roman"/>
         </w:rPr>
-        <w:t>score/SAC/RDSAC-mean/RDSAC-</w:t>
-      </w:r>
-      <w:proofErr w:type="spellStart"/>
-      <w:r>
-        <w:rPr>
-          <w:rFonts w:ascii="Times New Roman" w:hAnsi="Times New Roman" w:cs="Times New Roman"/>
-        </w:rPr>
-        <w:t>cvar</w:t>
-      </w:r>
-      <w:proofErr w:type="spellEnd"/>
+        <w:t>score/SAC/RDSAC-mean/RDSAC-cvar</w:t>
+      </w:r>
       <w:r>
         <w:rPr>
           <w:rFonts w:ascii="Times New Roman" w:hAnsi="Times New Roman" w:cs="Times New Roman"/>
         </w:rPr>
         <w:t xml:space="preserve">) </w:t>
       </w:r>
-      <w:proofErr w:type="gramStart"/>
-      <w:r>
-        <w:rPr>
-          <w:rFonts w:ascii="Times New Roman" w:hAnsi="Times New Roman" w:cs="Times New Roman"/>
-        </w:rPr>
-        <w:t>各重放一次</w:t>
-      </w:r>
-      <w:proofErr w:type="gramEnd"/>
-      <w:r>
-        <w:rPr>
-          <w:rFonts w:ascii="Times New Roman" w:hAnsi="Times New Roman" w:cs="Times New Roman"/>
-        </w:rPr>
-        <w:t>。並且減少叢集飄移</w:t>
+      <w:r>
+        <w:rPr>
+          <w:rFonts w:ascii="Times New Roman" w:hAnsi="Times New Roman" w:cs="Times New Roman"/>
+        </w:rPr>
+        <w:t>各重放一次。並且減少叢集飄移</w:t>
       </w:r>
       <w:r>
         <w:rPr>
@@ -10818,21 +9675,7 @@
         <w:rPr>
           <w:rFonts w:ascii="Times New Roman" w:hAnsi="Times New Roman" w:cs="Times New Roman"/>
         </w:rPr>
-        <w:t>若一種方法</w:t>
-      </w:r>
-      <w:proofErr w:type="gramStart"/>
-      <w:r>
-        <w:rPr>
-          <w:rFonts w:ascii="Times New Roman" w:hAnsi="Times New Roman" w:cs="Times New Roman"/>
-        </w:rPr>
-        <w:t>整段跑完</w:t>
-      </w:r>
-      <w:proofErr w:type="gramEnd"/>
-      <w:r>
-        <w:rPr>
-          <w:rFonts w:ascii="Times New Roman" w:hAnsi="Times New Roman" w:cs="Times New Roman"/>
-        </w:rPr>
-        <w:t>才換下一種，</w:t>
+        <w:t>若一種方法整段跑完才換下一種，</w:t>
       </w:r>
       <w:r>
         <w:rPr>
@@ -10874,21 +9717,7 @@
         <w:rPr>
           <w:rFonts w:ascii="Times New Roman" w:hAnsi="Times New Roman" w:cs="Times New Roman"/>
         </w:rPr>
-        <w:t>交錯方法順序、每方法</w:t>
-      </w:r>
-      <w:proofErr w:type="gramStart"/>
-      <w:r>
-        <w:rPr>
-          <w:rFonts w:ascii="Times New Roman" w:hAnsi="Times New Roman" w:cs="Times New Roman"/>
-        </w:rPr>
-        <w:t>跨多輪並</w:t>
-      </w:r>
-      <w:proofErr w:type="gramEnd"/>
-      <w:r>
-        <w:rPr>
-          <w:rFonts w:ascii="Times New Roman" w:hAnsi="Times New Roman" w:cs="Times New Roman"/>
-        </w:rPr>
-        <w:t>輪換各個位置，把</w:t>
+        <w:t>交錯方法順序、每方法跨多輪並輪換各個位置，把</w:t>
       </w:r>
       <w:r>
         <w:rPr>
@@ -10940,7 +9769,7 @@
           <w:rFonts w:ascii="Times New Roman" w:hAnsi="Times New Roman" w:cs="Times New Roman"/>
         </w:rPr>
       </w:pPr>
-      <w:bookmarkStart w:id="22" w:name="_Toc232978492"/>
+      <w:bookmarkStart w:id="22" w:name="_Toc233017169"/>
       <w:r>
         <w:rPr>
           <w:rFonts w:ascii="Times New Roman" w:hAnsi="Times New Roman" w:cs="Times New Roman"/>
@@ -10958,7 +9787,7 @@
           <w:rFonts w:ascii="Times New Roman" w:hAnsi="Times New Roman" w:cs="Times New Roman"/>
         </w:rPr>
       </w:pPr>
-      <w:bookmarkStart w:id="23" w:name="_Toc232978493"/>
+      <w:bookmarkStart w:id="23" w:name="_Toc233017170"/>
       <w:r>
         <w:rPr>
           <w:rFonts w:ascii="Times New Roman" w:hAnsi="Times New Roman" w:cs="Times New Roman"/>
@@ -10994,7 +9823,7 @@
           <w:rFonts w:ascii="Times New Roman" w:hAnsi="Times New Roman" w:cs="Times New Roman"/>
         </w:rPr>
       </w:pPr>
-      <w:bookmarkStart w:id="24" w:name="_Toc232978494"/>
+      <w:bookmarkStart w:id="24" w:name="_Toc233017171"/>
       <w:r>
         <w:rPr>
           <w:rFonts w:ascii="Times New Roman" w:hAnsi="Times New Roman" w:cs="Times New Roman"/>
@@ -11027,21 +9856,7 @@
         <w:rPr>
           <w:rFonts w:ascii="Times New Roman" w:hAnsi="Times New Roman" w:cs="Times New Roman"/>
         </w:rPr>
-        <w:t xml:space="preserve">　　已完成主要平台建置，並整理出</w:t>
-      </w:r>
-      <w:proofErr w:type="gramStart"/>
-      <w:r>
-        <w:rPr>
-          <w:rFonts w:ascii="Times New Roman" w:hAnsi="Times New Roman" w:cs="Times New Roman"/>
-        </w:rPr>
-        <w:t>清楚的</w:t>
-      </w:r>
-      <w:proofErr w:type="gramEnd"/>
-      <w:r>
-        <w:rPr>
-          <w:rFonts w:ascii="Times New Roman" w:hAnsi="Times New Roman" w:cs="Times New Roman"/>
-        </w:rPr>
-        <w:t>部署與驗證流程。使用者可透過登入節點提交工作，系統則自動在背後完成節點啟動、工作排程、</w:t>
+        <w:t xml:space="preserve">　　已完成主要平台建置，並整理出清楚的部署與驗證流程。使用者可透過登入節點提交工作，系統則自動在背後完成節點啟動、工作排程、</w:t>
       </w:r>
       <w:r>
         <w:rPr>
@@ -11256,16 +10071,8 @@
               <w:rPr>
                 <w:rFonts w:ascii="Times New Roman" w:hAnsi="Times New Roman" w:cs="Times New Roman"/>
               </w:rPr>
-              <w:t>依工作量</w:t>
-            </w:r>
-            <w:proofErr w:type="gramStart"/>
-            <w:r>
-              <w:rPr>
-                <w:rFonts w:ascii="Times New Roman" w:hAnsi="Times New Roman" w:cs="Times New Roman"/>
-              </w:rPr>
-              <w:t>自動擴縮節點</w:t>
-            </w:r>
-            <w:proofErr w:type="gramEnd"/>
+              <w:t>依工作量自動擴縮節點</w:t>
+            </w:r>
           </w:p>
         </w:tc>
         <w:tc>
@@ -11827,7 +10634,7 @@
           <w:rFonts w:ascii="Times New Roman" w:hAnsi="Times New Roman" w:cs="Times New Roman"/>
         </w:rPr>
       </w:pPr>
-      <w:bookmarkStart w:id="25" w:name="_Toc232978495"/>
+      <w:bookmarkStart w:id="25" w:name="_Toc233017172"/>
       <w:r>
         <w:rPr>
           <w:rFonts w:ascii="Times New Roman" w:hAnsi="Times New Roman" w:cs="Times New Roman"/>
@@ -11901,21 +10708,21 @@
     </w:p>
     <w:p>
       <w:pPr>
-        <w:jc w:val="center"/>
-        <w:rPr>
-          <w:rFonts w:ascii="Times New Roman" w:hAnsi="Times New Roman" w:cs="Times New Roman"/>
-        </w:rPr>
-      </w:pPr>
-      <w:r>
-        <w:rPr>
-          <w:rFonts w:ascii="Times New Roman" w:hAnsi="Times New Roman" w:cs="Times New Roman"/>
+        <w:spacing w:line="276" w:lineRule="auto"/>
+        <w:jc w:val="both"/>
+        <w:rPr>
+          <w:rFonts w:ascii="Times New Roman" w:hAnsi="Times New Roman" w:cs="Times New Roman"/>
+        </w:rPr>
+      </w:pPr>
+      <w:r>
+        <w:rPr>
           <w:noProof/>
         </w:rPr>
         <w:drawing>
-          <wp:inline distT="0" distB="0" distL="0" distR="0" wp14:anchorId="3B05B89C" wp14:editId="165034A0">
-            <wp:extent cx="4056184" cy="2621917"/>
-            <wp:effectExtent l="0" t="0" r="1905" b="6985"/>
-            <wp:docPr id="299526685" name="圖片 2"/>
+          <wp:inline distT="0" distB="0" distL="0" distR="0" wp14:anchorId="763AF42E" wp14:editId="3BEF73B0">
+            <wp:extent cx="5303001" cy="2690446"/>
+            <wp:effectExtent l="0" t="0" r="0" b="0"/>
+            <wp:docPr id="677451312" name="圖片 1"/>
             <wp:cNvGraphicFramePr>
               <a:graphicFrameLocks xmlns:a="http://schemas.openxmlformats.org/drawingml/2006/main" noChangeAspect="1"/>
             </wp:cNvGraphicFramePr>
@@ -11923,7 +10730,7 @@
               <a:graphicData uri="http://schemas.openxmlformats.org/drawingml/2006/picture">
                 <pic:pic xmlns:pic="http://schemas.openxmlformats.org/drawingml/2006/picture">
                   <pic:nvPicPr>
-                    <pic:cNvPr id="0" name="Picture 6"/>
+                    <pic:cNvPr id="0" name="Picture 1"/>
                     <pic:cNvPicPr>
                       <a:picLocks noChangeAspect="1" noChangeArrowheads="1"/>
                     </pic:cNvPicPr>
@@ -11944,7 +10751,7 @@
                   <pic:spPr bwMode="auto">
                     <a:xfrm>
                       <a:off x="0" y="0"/>
-                      <a:ext cx="4149693" cy="2682361"/>
+                      <a:ext cx="5346027" cy="2712275"/>
                     </a:xfrm>
                     <a:prstGeom prst="rect">
                       <a:avLst/>
@@ -11995,7 +10802,7 @@
           <w:rFonts w:ascii="Times New Roman" w:hAnsi="Times New Roman" w:cs="Times New Roman"/>
         </w:rPr>
       </w:pPr>
-      <w:bookmarkStart w:id="26" w:name="_Toc232978496"/>
+      <w:bookmarkStart w:id="26" w:name="_Toc233017173"/>
       <w:r>
         <w:rPr>
           <w:rFonts w:ascii="Times New Roman" w:hAnsi="Times New Roman" w:cs="Times New Roman"/>
@@ -12019,6 +10826,24 @@
           <w:rFonts w:ascii="Times New Roman" w:hAnsi="Times New Roman" w:cs="Times New Roman"/>
         </w:rPr>
       </w:pPr>
+      <w:r>
+        <w:rPr>
+          <w:rFonts w:ascii="Times New Roman" w:hAnsi="Times New Roman" w:cs="Times New Roman" w:hint="eastAsia"/>
+        </w:rPr>
+        <w:t xml:space="preserve">　在模擬環境和</w:t>
+      </w:r>
+      <w:r>
+        <w:rPr>
+          <w:rFonts w:ascii="Times New Roman" w:hAnsi="Times New Roman" w:cs="Times New Roman"/>
+        </w:rPr>
+        <w:t>實機</w:t>
+      </w:r>
+      <w:r>
+        <w:rPr>
+          <w:rFonts w:ascii="Times New Roman" w:hAnsi="Times New Roman" w:cs="Times New Roman" w:hint="eastAsia"/>
+        </w:rPr>
+        <w:t>環境的評估結果如下。</w:t>
+      </w:r>
     </w:p>
     <w:p>
       <w:pPr>
@@ -12027,7 +10852,7 @@
           <w:rFonts w:ascii="Times New Roman" w:hAnsi="Times New Roman" w:cs="Times New Roman"/>
         </w:rPr>
       </w:pPr>
-      <w:bookmarkStart w:id="27" w:name="_Toc232978497"/>
+      <w:bookmarkStart w:id="27" w:name="_Toc233017174"/>
       <w:r>
         <w:rPr>
           <w:rFonts w:ascii="Times New Roman" w:hAnsi="Times New Roman" w:cs="Times New Roman"/>
@@ -12064,37 +10889,15 @@
       </w:pPr>
       <w:r>
         <w:rPr>
-          <w:rFonts w:ascii="Times New Roman" w:hAnsi="Times New Roman" w:cs="Times New Roman"/>
-        </w:rPr>
-        <w:t>模擬評估在</w:t>
-      </w:r>
-      <m:oMath>
-        <m:r>
-          <w:rPr>
-            <w:rFonts w:ascii="Cambria Math" w:hAnsi="Cambria Math" w:cs="Times New Roman"/>
-          </w:rPr>
-          <m:t xml:space="preserve"> σ=1.0</m:t>
-        </m:r>
-      </m:oMath>
-      <w:r>
-        <w:rPr>
-          <w:rFonts w:ascii="Times New Roman" w:hAnsi="Times New Roman" w:cs="Times New Roman"/>
-        </w:rPr>
-        <w:t>、三個訓練亂數種子、</w:t>
-      </w:r>
-      <w:proofErr w:type="spellStart"/>
-      <w:r>
-        <w:rPr>
-          <w:rFonts w:ascii="Times New Roman" w:hAnsi="Times New Roman" w:cs="Times New Roman"/>
-        </w:rPr>
-        <w:t>mean±std</w:t>
-      </w:r>
-      <w:proofErr w:type="spellEnd"/>
-      <w:r>
-        <w:rPr>
-          <w:rFonts w:ascii="Times New Roman" w:hAnsi="Times New Roman" w:cs="Times New Roman"/>
-        </w:rPr>
-        <w:t>下，使用和啟發式</w:t>
+          <w:rFonts w:ascii="Times New Roman" w:hAnsi="Times New Roman" w:cs="Times New Roman" w:hint="eastAsia"/>
+        </w:rPr>
+        <w:t xml:space="preserve">　　</w:t>
+      </w:r>
+      <w:r>
+        <w:rPr>
+          <w:rFonts w:ascii="Times New Roman" w:hAnsi="Times New Roman" w:cs="Times New Roman"/>
+        </w:rPr>
+        <w:t>模擬評估在三個訓練亂數種子，使用和啟發式</w:t>
       </w:r>
       <w:r>
         <w:rPr>
@@ -12125,6 +10928,12 @@
           <w:rFonts w:ascii="Times New Roman" w:hAnsi="Times New Roman" w:cs="Times New Roman" w:hint="eastAsia"/>
         </w:rPr>
         <w:t>，結果</w:t>
+      </w:r>
+      <w:r>
+        <w:rPr>
+          <w:rFonts w:ascii="Times New Roman" w:hAnsi="Times New Roman" w:cs="Times New Roman" w:hint="eastAsia"/>
+        </w:rPr>
+        <w:t>顯示</w:t>
       </w:r>
       <w:r>
         <w:rPr>
@@ -12359,14 +11168,12 @@
                 <w:rFonts w:ascii="Times New Roman" w:hAnsi="Times New Roman" w:cs="Times New Roman"/>
               </w:rPr>
             </w:pPr>
-            <w:proofErr w:type="spellStart"/>
             <w:r>
               <w:rPr>
                 <w:rFonts w:ascii="Times New Roman" w:hAnsi="Times New Roman" w:cs="Times New Roman"/>
               </w:rPr>
               <w:t>philly</w:t>
             </w:r>
-            <w:proofErr w:type="spellEnd"/>
           </w:p>
         </w:tc>
         <w:tc>
@@ -12493,14 +11300,12 @@
                 <w:rFonts w:ascii="Times New Roman" w:hAnsi="Times New Roman" w:cs="Times New Roman"/>
               </w:rPr>
             </w:pPr>
-            <w:proofErr w:type="spellStart"/>
             <w:r>
               <w:rPr>
                 <w:rFonts w:ascii="Times New Roman" w:hAnsi="Times New Roman" w:cs="Times New Roman"/>
               </w:rPr>
               <w:t>philly</w:t>
             </w:r>
-            <w:proofErr w:type="spellEnd"/>
           </w:p>
         </w:tc>
         <w:tc>
@@ -12627,14 +11432,12 @@
                 <w:rFonts w:ascii="Times New Roman" w:hAnsi="Times New Roman" w:cs="Times New Roman"/>
               </w:rPr>
             </w:pPr>
-            <w:proofErr w:type="spellStart"/>
             <w:r>
               <w:rPr>
                 <w:rFonts w:ascii="Times New Roman" w:hAnsi="Times New Roman" w:cs="Times New Roman"/>
               </w:rPr>
               <w:t>philly</w:t>
             </w:r>
-            <w:proofErr w:type="spellEnd"/>
           </w:p>
         </w:tc>
         <w:tc>
@@ -12654,16 +11457,8 @@
               <w:rPr>
                 <w:rFonts w:ascii="Times New Roman" w:hAnsi="Times New Roman" w:cs="Times New Roman"/>
               </w:rPr>
-              <w:t>RDSAC-</w:t>
-            </w:r>
-            <w:proofErr w:type="spellStart"/>
-            <w:r>
-              <w:rPr>
-                <w:rFonts w:ascii="Times New Roman" w:hAnsi="Times New Roman" w:cs="Times New Roman"/>
-              </w:rPr>
-              <w:t>cvar</w:t>
-            </w:r>
-            <w:proofErr w:type="spellEnd"/>
+              <w:t>RDSAC-cvar</w:t>
+            </w:r>
           </w:p>
         </w:tc>
         <w:tc>
@@ -12773,14 +11568,12 @@
                 <w:rFonts w:ascii="Times New Roman" w:hAnsi="Times New Roman" w:cs="Times New Roman"/>
               </w:rPr>
             </w:pPr>
-            <w:proofErr w:type="spellStart"/>
             <w:r>
               <w:rPr>
                 <w:rFonts w:ascii="Times New Roman" w:hAnsi="Times New Roman" w:cs="Times New Roman"/>
               </w:rPr>
               <w:t>ali</w:t>
             </w:r>
-            <w:proofErr w:type="spellEnd"/>
           </w:p>
         </w:tc>
         <w:tc>
@@ -12911,14 +11704,12 @@
                 <w:rFonts w:ascii="Times New Roman" w:hAnsi="Times New Roman" w:cs="Times New Roman"/>
               </w:rPr>
             </w:pPr>
-            <w:proofErr w:type="spellStart"/>
             <w:r>
               <w:rPr>
                 <w:rFonts w:ascii="Times New Roman" w:hAnsi="Times New Roman" w:cs="Times New Roman"/>
               </w:rPr>
               <w:t>ali</w:t>
             </w:r>
-            <w:proofErr w:type="spellEnd"/>
           </w:p>
         </w:tc>
         <w:tc>
@@ -13045,14 +11836,12 @@
                 <w:rFonts w:ascii="Times New Roman" w:hAnsi="Times New Roman" w:cs="Times New Roman"/>
               </w:rPr>
             </w:pPr>
-            <w:proofErr w:type="spellStart"/>
             <w:r>
               <w:rPr>
                 <w:rFonts w:ascii="Times New Roman" w:hAnsi="Times New Roman" w:cs="Times New Roman"/>
               </w:rPr>
               <w:t>ali</w:t>
             </w:r>
-            <w:proofErr w:type="spellEnd"/>
           </w:p>
         </w:tc>
         <w:tc>
@@ -13072,16 +11861,8 @@
               <w:rPr>
                 <w:rFonts w:ascii="Times New Roman" w:hAnsi="Times New Roman" w:cs="Times New Roman"/>
               </w:rPr>
-              <w:t>RDSAC-</w:t>
-            </w:r>
-            <w:proofErr w:type="spellStart"/>
-            <w:r>
-              <w:rPr>
-                <w:rFonts w:ascii="Times New Roman" w:hAnsi="Times New Roman" w:cs="Times New Roman"/>
-              </w:rPr>
-              <w:t>cvar</w:t>
-            </w:r>
-            <w:proofErr w:type="spellEnd"/>
+              <w:t>RDSAC-cvar</w:t>
+            </w:r>
           </w:p>
         </w:tc>
         <w:tc>
@@ -13194,7 +11975,19 @@
         <w:rPr>
           <w:rFonts w:ascii="Times New Roman" w:hAnsi="Times New Roman" w:cs="Times New Roman"/>
         </w:rPr>
-        <w:t>】模擬環境中四方評估結果</w:t>
+        <w:t>】</w:t>
+      </w:r>
+      <w:r>
+        <w:rPr>
+          <w:rFonts w:ascii="Times New Roman" w:hAnsi="Times New Roman" w:cs="Times New Roman"/>
+        </w:rPr>
+        <w:t>全方法的</w:t>
+      </w:r>
+      <w:r>
+        <w:rPr>
+          <w:rFonts w:ascii="Times New Roman" w:hAnsi="Times New Roman" w:cs="Times New Roman"/>
+        </w:rPr>
+        <w:t>模擬環境評估結果</w:t>
       </w:r>
     </w:p>
     <w:p>
@@ -13213,7 +12006,7 @@
           <w:rFonts w:ascii="Times New Roman" w:hAnsi="Times New Roman" w:cs="Times New Roman"/>
         </w:rPr>
       </w:pPr>
-      <w:bookmarkStart w:id="28" w:name="_Toc232978498"/>
+      <w:bookmarkStart w:id="28" w:name="_Toc233017175"/>
       <w:r>
         <w:rPr>
           <w:rFonts w:ascii="Times New Roman" w:hAnsi="Times New Roman" w:cs="Times New Roman"/>
@@ -13288,101 +12081,29 @@
         <w:rPr>
           <w:rFonts w:ascii="Times New Roman" w:hAnsi="Times New Roman" w:cs="Times New Roman"/>
         </w:rPr>
-        <w:t>的差異，結果三個</w:t>
-      </w:r>
-      <w:r>
-        <w:rPr>
-          <w:rFonts w:ascii="Times New Roman" w:hAnsi="Times New Roman" w:cs="Times New Roman"/>
-        </w:rPr>
-        <w:t>DRL</w:t>
-      </w:r>
-      <w:r>
-        <w:rPr>
-          <w:rFonts w:ascii="Times New Roman" w:hAnsi="Times New Roman" w:cs="Times New Roman"/>
-        </w:rPr>
-        <w:t>演算法仍無法戰勝啟發式</w:t>
-      </w:r>
-      <w:r>
-        <w:rPr>
-          <w:rFonts w:ascii="Times New Roman" w:hAnsi="Times New Roman" w:cs="Times New Roman"/>
-        </w:rPr>
-        <w:t>策略</w:t>
-      </w:r>
-      <w:r>
-        <w:rPr>
-          <w:rFonts w:ascii="Times New Roman" w:hAnsi="Times New Roman" w:cs="Times New Roman"/>
-        </w:rPr>
-        <w:t>。</w:t>
-      </w:r>
-      <w:r>
-        <w:rPr>
-          <w:rFonts w:ascii="Times New Roman" w:hAnsi="Times New Roman" w:cs="Times New Roman"/>
-        </w:rPr>
-        <w:t>從</w:t>
-      </w:r>
-      <w:r>
-        <w:rPr>
-          <w:rFonts w:ascii="Times New Roman" w:hAnsi="Times New Roman" w:cs="Times New Roman"/>
-        </w:rPr>
-        <w:t>MPS</w:t>
-      </w:r>
-      <w:r>
-        <w:rPr>
-          <w:rFonts w:ascii="Times New Roman" w:hAnsi="Times New Roman" w:cs="Times New Roman"/>
-        </w:rPr>
-        <w:t>資源需求的角度來看，</w:t>
-      </w:r>
-      <w:r>
-        <w:rPr>
-          <w:rFonts w:ascii="Times New Roman" w:hAnsi="Times New Roman" w:cs="Times New Roman"/>
-        </w:rPr>
-        <w:t xml:space="preserve">RDSAC-mean </w:t>
-      </w:r>
-      <w:r>
-        <w:rPr>
-          <w:rFonts w:ascii="Times New Roman" w:hAnsi="Times New Roman" w:cs="Times New Roman"/>
-        </w:rPr>
-        <w:t>把大</w:t>
-      </w:r>
-      <w:r>
-        <w:rPr>
-          <w:rFonts w:ascii="Times New Roman" w:hAnsi="Times New Roman" w:cs="Times New Roman"/>
-        </w:rPr>
-        <w:t xml:space="preserve"> job </w:t>
-      </w:r>
-      <w:r>
-        <w:rPr>
-          <w:rFonts w:ascii="Times New Roman" w:hAnsi="Times New Roman" w:cs="Times New Roman"/>
-        </w:rPr>
-        <w:t>處理得跟</w:t>
-      </w:r>
-      <w:r>
-        <w:rPr>
-          <w:rFonts w:ascii="Times New Roman" w:hAnsi="Times New Roman" w:cs="Times New Roman"/>
-        </w:rPr>
-        <w:t xml:space="preserve"> score </w:t>
-      </w:r>
-      <w:r>
-        <w:rPr>
-          <w:rFonts w:ascii="Times New Roman" w:hAnsi="Times New Roman" w:cs="Times New Roman"/>
-        </w:rPr>
-        <w:t>一樣好（</w:t>
-      </w:r>
-      <w:r>
-        <w:rPr>
-          <w:rFonts w:ascii="Times New Roman" w:hAnsi="Times New Roman" w:cs="Times New Roman"/>
-        </w:rPr>
-        <w:t>37s vs 38s</w:t>
-      </w:r>
-      <w:r>
-        <w:rPr>
-          <w:rFonts w:ascii="Times New Roman" w:hAnsi="Times New Roman" w:cs="Times New Roman"/>
-        </w:rPr>
-        <w:t>）</w:t>
-      </w:r>
-      <w:r>
-        <w:rPr>
-          <w:rFonts w:ascii="Times New Roman" w:hAnsi="Times New Roman" w:cs="Times New Roman"/>
+        <w:t>的差異，</w:t>
+      </w:r>
+      <w:r>
+        <w:rPr>
+          <w:rFonts w:ascii="Times New Roman" w:hAnsi="Times New Roman" w:cs="Times New Roman" w:hint="eastAsia"/>
+        </w:rPr>
+        <w:t>拿</w:t>
+      </w:r>
+      <w:r>
+        <w:rPr>
+          <w:rFonts w:ascii="Times New Roman" w:hAnsi="Times New Roman" w:cs="Times New Roman"/>
+        </w:rPr>
+        <w:t>seed-43 checkpoint</w:t>
+      </w:r>
+      <w:r>
+        <w:rPr>
+          <w:rFonts w:ascii="Times New Roman" w:hAnsi="Times New Roman" w:cs="Times New Roman" w:hint="eastAsia"/>
+        </w:rPr>
+        <w:t>來評估</w:t>
+      </w:r>
+      <w:r>
+        <w:rPr>
+          <w:rFonts w:ascii="Times New Roman" w:hAnsi="Times New Roman" w:cs="Times New Roman" w:hint="eastAsia"/>
         </w:rPr>
         <w:t>，</w:t>
       </w:r>
@@ -13390,59 +12111,121 @@
         <w:rPr>
           <w:rFonts w:ascii="Times New Roman" w:hAnsi="Times New Roman" w:cs="Times New Roman"/>
         </w:rPr>
-        <w:t>發現</w:t>
-      </w:r>
-      <w:r>
-        <w:rPr>
-          <w:rFonts w:ascii="Times New Roman" w:hAnsi="Times New Roman" w:cs="Times New Roman"/>
-        </w:rPr>
-        <w:t>資源需求大的工作主宰</w:t>
-      </w:r>
-      <w:r>
-        <w:rPr>
-          <w:rFonts w:ascii="Times New Roman" w:hAnsi="Times New Roman" w:cs="Times New Roman"/>
-        </w:rPr>
-        <w:t>JCT</w:t>
-      </w:r>
-      <w:r>
-        <w:rPr>
-          <w:rFonts w:ascii="Times New Roman" w:hAnsi="Times New Roman" w:cs="Times New Roman"/>
-        </w:rPr>
-        <w:t>。</w:t>
-      </w:r>
-      <w:r>
-        <w:rPr>
-          <w:rFonts w:ascii="Times New Roman" w:hAnsi="Times New Roman" w:cs="Times New Roman"/>
-        </w:rPr>
-        <w:t>也就是說，在有異質</w:t>
-      </w:r>
-      <w:r>
-        <w:rPr>
-          <w:rFonts w:ascii="Times New Roman" w:hAnsi="Times New Roman" w:cs="Times New Roman"/>
-        </w:rPr>
-        <w:t>GPU-fraction</w:t>
-      </w:r>
-      <w:r>
-        <w:rPr>
-          <w:rFonts w:ascii="Times New Roman" w:hAnsi="Times New Roman" w:cs="Times New Roman"/>
-        </w:rPr>
-        <w:t>需求時，輸贏的關鍵是「大</w:t>
-      </w:r>
-      <w:r>
-        <w:rPr>
-          <w:rFonts w:ascii="Times New Roman" w:hAnsi="Times New Roman" w:cs="Times New Roman"/>
-        </w:rPr>
-        <w:t>job</w:t>
-      </w:r>
-      <w:r>
-        <w:rPr>
-          <w:rFonts w:ascii="Times New Roman" w:hAnsi="Times New Roman" w:cs="Times New Roman"/>
-        </w:rPr>
-        <w:t>有沒有放對」</w:t>
-      </w:r>
-      <w:r>
-        <w:rPr>
-          <w:rFonts w:ascii="Times New Roman" w:hAnsi="Times New Roman" w:cs="Times New Roman"/>
+        <w:t>RDSAC-mean</w:t>
+      </w:r>
+      <w:r>
+        <w:rPr>
+          <w:rFonts w:ascii="Times New Roman" w:hAnsi="Times New Roman" w:cs="Times New Roman" w:hint="eastAsia"/>
+        </w:rPr>
+        <w:t>稍微戰勝</w:t>
+      </w:r>
+      <w:r>
+        <w:rPr>
+          <w:rFonts w:ascii="Times New Roman" w:hAnsi="Times New Roman" w:cs="Times New Roman" w:hint="eastAsia"/>
+        </w:rPr>
+        <w:t>Score</w:t>
+      </w:r>
+      <w:r>
+        <w:rPr>
+          <w:rFonts w:ascii="Times New Roman" w:hAnsi="Times New Roman" w:cs="Times New Roman" w:hint="eastAsia"/>
+        </w:rPr>
+        <w:t>，</w:t>
+      </w:r>
+      <w:r>
+        <w:rPr>
+          <w:rFonts w:ascii="Times New Roman" w:hAnsi="Times New Roman" w:cs="Times New Roman"/>
+        </w:rPr>
+        <w:t>S</w:t>
+      </w:r>
+      <w:r>
+        <w:rPr>
+          <w:rFonts w:ascii="Times New Roman" w:hAnsi="Times New Roman" w:cs="Times New Roman" w:hint="eastAsia"/>
+        </w:rPr>
+        <w:t>AC</w:t>
+      </w:r>
+      <w:r>
+        <w:rPr>
+          <w:rFonts w:ascii="Times New Roman" w:hAnsi="Times New Roman" w:cs="Times New Roman" w:hint="eastAsia"/>
+        </w:rPr>
+        <w:t>和</w:t>
+      </w:r>
+      <w:r>
+        <w:rPr>
+          <w:rFonts w:ascii="Times New Roman" w:hAnsi="Times New Roman" w:cs="Times New Roman" w:hint="eastAsia"/>
+        </w:rPr>
+        <w:t>Score</w:t>
+      </w:r>
+      <w:r>
+        <w:rPr>
+          <w:rFonts w:ascii="Times New Roman" w:hAnsi="Times New Roman" w:cs="Times New Roman" w:hint="eastAsia"/>
+        </w:rPr>
+        <w:t>差不多</w:t>
+      </w:r>
+      <w:r>
+        <w:rPr>
+          <w:rFonts w:ascii="Times New Roman" w:hAnsi="Times New Roman" w:cs="Times New Roman" w:hint="eastAsia"/>
+        </w:rPr>
+        <w:t>，但要注意</w:t>
+      </w:r>
+      <w:r>
+        <w:rPr>
+          <w:rFonts w:ascii="Times New Roman" w:hAnsi="Times New Roman" w:cs="Times New Roman"/>
+        </w:rPr>
+        <w:t>RDSAC-mean</w:t>
+      </w:r>
+      <w:r>
+        <w:rPr>
+          <w:rFonts w:ascii="Times New Roman" w:hAnsi="Times New Roman" w:cs="Times New Roman" w:hint="eastAsia"/>
+        </w:rPr>
+        <w:t>和</w:t>
+      </w:r>
+      <w:r>
+        <w:rPr>
+          <w:rFonts w:ascii="Times New Roman" w:hAnsi="Times New Roman" w:cs="Times New Roman" w:hint="eastAsia"/>
+        </w:rPr>
+        <w:t>SAC</w:t>
+      </w:r>
+      <w:r>
+        <w:rPr>
+          <w:rFonts w:ascii="Times New Roman" w:hAnsi="Times New Roman" w:cs="Times New Roman" w:hint="eastAsia"/>
+        </w:rPr>
+        <w:t>木</w:t>
+      </w:r>
+      <w:r>
+        <w:rPr>
+          <w:rFonts w:ascii="Times New Roman" w:hAnsi="Times New Roman" w:cs="Times New Roman"/>
+        </w:rPr>
+        <w:t>統計不顯著</w:t>
+      </w:r>
+      <w:r>
+        <w:rPr>
+          <w:rFonts w:ascii="Times New Roman" w:hAnsi="Times New Roman" w:cs="Times New Roman" w:hint="eastAsia"/>
+        </w:rPr>
+        <w:t>(</w:t>
+      </w:r>
+      <w:r>
+        <w:rPr>
+          <w:rFonts w:ascii="Times New Roman" w:hAnsi="Times New Roman" w:cs="Times New Roman"/>
+          <w:i/>
+          <w:iCs/>
+        </w:rPr>
+        <w:t>p</w:t>
+      </w:r>
+      <w:r>
+        <w:rPr>
+          <w:rFonts w:ascii="Times New Roman" w:hAnsi="Times New Roman" w:cs="Times New Roman"/>
+        </w:rPr>
+        <w:t>=0.116</w:t>
+      </w:r>
+      <w:r>
+        <w:rPr>
+          <w:rFonts w:ascii="Times New Roman" w:hAnsi="Times New Roman" w:cs="Times New Roman"/>
+        </w:rPr>
+        <w:t>)</w:t>
+      </w:r>
+      <w:r>
+        <w:rPr>
+          <w:rFonts w:ascii="Times New Roman" w:hAnsi="Times New Roman" w:cs="Times New Roman" w:hint="eastAsia"/>
         </w:rPr>
         <w:t>。</w:t>
       </w:r>
@@ -13459,17 +12242,19 @@
     <w:tbl>
       <w:tblPr>
         <w:tblStyle w:val="ad"/>
-        <w:tblW w:w="7372" w:type="dxa"/>
+        <w:tblW w:w="8642" w:type="dxa"/>
         <w:jc w:val="center"/>
         <w:tblLayout w:type="fixed"/>
         <w:tblLook w:val="04A0" w:firstRow="1" w:lastRow="0" w:firstColumn="1" w:lastColumn="0" w:noHBand="0" w:noVBand="1"/>
       </w:tblPr>
       <w:tblGrid>
         <w:gridCol w:w="1838"/>
-        <w:gridCol w:w="1423"/>
-        <w:gridCol w:w="1276"/>
-        <w:gridCol w:w="1417"/>
-        <w:gridCol w:w="1418"/>
+        <w:gridCol w:w="1134"/>
+        <w:gridCol w:w="1134"/>
+        <w:gridCol w:w="1134"/>
+        <w:gridCol w:w="1134"/>
+        <w:gridCol w:w="1134"/>
+        <w:gridCol w:w="1134"/>
       </w:tblGrid>
       <w:tr>
         <w:trPr>
@@ -13501,7 +12286,7 @@
         </w:tc>
         <w:tc>
           <w:tcPr>
-            <w:tcW w:w="1423" w:type="dxa"/>
+            <w:tcW w:w="1134" w:type="dxa"/>
             <w:shd w:val="clear" w:color="auto" w:fill="E7E6E6" w:themeFill="background2"/>
             <w:vAlign w:val="center"/>
           </w:tcPr>
@@ -13527,7 +12312,7 @@
         </w:tc>
         <w:tc>
           <w:tcPr>
-            <w:tcW w:w="1276" w:type="dxa"/>
+            <w:tcW w:w="1134" w:type="dxa"/>
             <w:shd w:val="clear" w:color="auto" w:fill="E7E6E6" w:themeFill="background2"/>
             <w:vAlign w:val="center"/>
           </w:tcPr>
@@ -13547,13 +12332,13 @@
                 <w:b/>
                 <w:bCs/>
               </w:rPr>
-              <w:t>ΔJCT%</w:t>
+              <w:t>p95</w:t>
             </w:r>
           </w:p>
         </w:tc>
         <w:tc>
           <w:tcPr>
-            <w:tcW w:w="1417" w:type="dxa"/>
+            <w:tcW w:w="1134" w:type="dxa"/>
             <w:shd w:val="clear" w:color="auto" w:fill="E7E6E6" w:themeFill="background2"/>
             <w:vAlign w:val="center"/>
           </w:tcPr>
@@ -13567,31 +12352,20 @@
                 <w:bCs/>
               </w:rPr>
             </w:pPr>
-            <w:proofErr w:type="spellStart"/>
             <w:r>
               <w:rPr>
                 <w:rFonts w:ascii="Times New Roman" w:hAnsi="Times New Roman" w:cs="Times New Roman"/>
                 <w:b/>
                 <w:bCs/>
               </w:rPr>
-              <w:t>ΔCVaR</w:t>
-            </w:r>
-            <w:proofErr w:type="spellEnd"/>
-            <w:r>
-              <w:rPr>
-                <w:rFonts w:ascii="Times New Roman" w:hAnsi="Times New Roman" w:cs="Times New Roman"/>
-                <w:b/>
-                <w:bCs/>
-              </w:rPr>
-              <w:t>%</w:t>
+              <w:t>p99</w:t>
             </w:r>
           </w:p>
         </w:tc>
         <w:tc>
           <w:tcPr>
-            <w:tcW w:w="1418" w:type="dxa"/>
+            <w:tcW w:w="1134" w:type="dxa"/>
             <w:shd w:val="clear" w:color="auto" w:fill="E7E6E6" w:themeFill="background2"/>
-            <w:vAlign w:val="center"/>
           </w:tcPr>
           <w:p>
             <w:pPr>
@@ -13609,7 +12383,57 @@
                 <w:b/>
                 <w:bCs/>
               </w:rPr>
-              <w:t>4070/3080</w:t>
+              <w:t>CVaR</w:t>
+            </w:r>
+          </w:p>
+        </w:tc>
+        <w:tc>
+          <w:tcPr>
+            <w:tcW w:w="1134" w:type="dxa"/>
+            <w:shd w:val="clear" w:color="auto" w:fill="E7E6E6" w:themeFill="background2"/>
+          </w:tcPr>
+          <w:p>
+            <w:pPr>
+              <w:spacing w:line="276" w:lineRule="auto"/>
+              <w:jc w:val="center"/>
+              <w:rPr>
+                <w:rFonts w:ascii="Times New Roman" w:hAnsi="Times New Roman" w:cs="Times New Roman"/>
+                <w:b/>
+                <w:bCs/>
+              </w:rPr>
+            </w:pPr>
+            <w:r>
+              <w:rPr>
+                <w:rFonts w:ascii="Times New Roman" w:hAnsi="Times New Roman" w:cs="Times New Roman"/>
+                <w:b/>
+                <w:bCs/>
+              </w:rPr>
+              <w:t>ΔJCT%</w:t>
+            </w:r>
+          </w:p>
+        </w:tc>
+        <w:tc>
+          <w:tcPr>
+            <w:tcW w:w="1134" w:type="dxa"/>
+            <w:shd w:val="clear" w:color="auto" w:fill="E7E6E6" w:themeFill="background2"/>
+          </w:tcPr>
+          <w:p>
+            <w:pPr>
+              <w:spacing w:line="276" w:lineRule="auto"/>
+              <w:jc w:val="center"/>
+              <w:rPr>
+                <w:rFonts w:ascii="Times New Roman" w:hAnsi="Times New Roman" w:cs="Times New Roman"/>
+                <w:b/>
+                <w:bCs/>
+              </w:rPr>
+            </w:pPr>
+            <w:r>
+              <w:rPr>
+                <w:rFonts w:ascii="Times New Roman" w:hAnsi="Times New Roman" w:cs="Times New Roman"/>
+                <w:b/>
+                <w:bCs/>
+              </w:rPr>
+              <w:t>t-test p</w:t>
             </w:r>
           </w:p>
         </w:tc>
@@ -13642,7 +12466,7 @@
         </w:tc>
         <w:tc>
           <w:tcPr>
-            <w:tcW w:w="1423" w:type="dxa"/>
+            <w:tcW w:w="1134" w:type="dxa"/>
             <w:vAlign w:val="center"/>
           </w:tcPr>
           <w:p>
@@ -13657,13 +12481,13 @@
               <w:rPr>
                 <w:rFonts w:ascii="Times New Roman" w:hAnsi="Times New Roman" w:cs="Times New Roman"/>
               </w:rPr>
-              <w:t>23.2±0.2</w:t>
+              <w:t>474.9</w:t>
             </w:r>
           </w:p>
         </w:tc>
         <w:tc>
           <w:tcPr>
-            <w:tcW w:w="1276" w:type="dxa"/>
+            <w:tcW w:w="1134" w:type="dxa"/>
             <w:vAlign w:val="center"/>
           </w:tcPr>
           <w:p>
@@ -13678,13 +12502,13 @@
               <w:rPr>
                 <w:rFonts w:ascii="Times New Roman" w:hAnsi="Times New Roman" w:cs="Times New Roman"/>
               </w:rPr>
-              <w:t>-</w:t>
+              <w:t>1016.8</w:t>
             </w:r>
           </w:p>
         </w:tc>
         <w:tc>
           <w:tcPr>
-            <w:tcW w:w="1417" w:type="dxa"/>
+            <w:tcW w:w="1134" w:type="dxa"/>
             <w:vAlign w:val="center"/>
           </w:tcPr>
           <w:p>
@@ -13699,14 +12523,13 @@
               <w:rPr>
                 <w:rFonts w:ascii="Times New Roman" w:hAnsi="Times New Roman" w:cs="Times New Roman"/>
               </w:rPr>
-              <w:t>-</w:t>
+              <w:t>1108.2</w:t>
             </w:r>
           </w:p>
         </w:tc>
         <w:tc>
           <w:tcPr>
-            <w:tcW w:w="1418" w:type="dxa"/>
-            <w:vAlign w:val="center"/>
+            <w:tcW w:w="1134" w:type="dxa"/>
           </w:tcPr>
           <w:p>
             <w:pPr>
@@ -13720,8 +12543,42 @@
               <w:rPr>
                 <w:rFonts w:ascii="Times New Roman" w:hAnsi="Times New Roman" w:cs="Times New Roman"/>
               </w:rPr>
-              <w:t>42/58</w:t>
-            </w:r>
+              <w:t>944.4</w:t>
+            </w:r>
+          </w:p>
+        </w:tc>
+        <w:tc>
+          <w:tcPr>
+            <w:tcW w:w="1134" w:type="dxa"/>
+          </w:tcPr>
+          <w:p>
+            <w:pPr>
+              <w:spacing w:line="276" w:lineRule="auto"/>
+              <w:jc w:val="center"/>
+              <w:rPr>
+                <w:rFonts w:ascii="Times New Roman" w:hAnsi="Times New Roman" w:cs="Times New Roman"/>
+              </w:rPr>
+            </w:pPr>
+            <w:r>
+              <w:rPr>
+                <w:rFonts w:ascii="Times New Roman" w:hAnsi="Times New Roman" w:cs="Times New Roman" w:hint="eastAsia"/>
+              </w:rPr>
+              <w:t>-</w:t>
+            </w:r>
+          </w:p>
+        </w:tc>
+        <w:tc>
+          <w:tcPr>
+            <w:tcW w:w="1134" w:type="dxa"/>
+          </w:tcPr>
+          <w:p>
+            <w:pPr>
+              <w:spacing w:line="276" w:lineRule="auto"/>
+              <w:jc w:val="center"/>
+              <w:rPr>
+                <w:rFonts w:ascii="Times New Roman" w:hAnsi="Times New Roman" w:cs="Times New Roman"/>
+              </w:rPr>
+            </w:pPr>
           </w:p>
         </w:tc>
       </w:tr>
@@ -13753,7 +12610,7 @@
         </w:tc>
         <w:tc>
           <w:tcPr>
-            <w:tcW w:w="1423" w:type="dxa"/>
+            <w:tcW w:w="1134" w:type="dxa"/>
             <w:vAlign w:val="center"/>
           </w:tcPr>
           <w:p>
@@ -13768,13 +12625,13 @@
               <w:rPr>
                 <w:rFonts w:ascii="Times New Roman" w:hAnsi="Times New Roman" w:cs="Times New Roman"/>
               </w:rPr>
-              <w:t>28.3±2.4</w:t>
+              <w:t>474.2</w:t>
             </w:r>
           </w:p>
         </w:tc>
         <w:tc>
           <w:tcPr>
-            <w:tcW w:w="1276" w:type="dxa"/>
+            <w:tcW w:w="1134" w:type="dxa"/>
             <w:vAlign w:val="center"/>
           </w:tcPr>
           <w:p>
@@ -13789,13 +12646,13 @@
               <w:rPr>
                 <w:rFonts w:ascii="Times New Roman" w:hAnsi="Times New Roman" w:cs="Times New Roman"/>
               </w:rPr>
-              <w:t>−21.7±10</w:t>
+              <w:t>1019.5</w:t>
             </w:r>
           </w:p>
         </w:tc>
         <w:tc>
           <w:tcPr>
-            <w:tcW w:w="1417" w:type="dxa"/>
+            <w:tcW w:w="1134" w:type="dxa"/>
             <w:vAlign w:val="center"/>
           </w:tcPr>
           <w:p>
@@ -13810,14 +12667,13 @@
               <w:rPr>
                 <w:rFonts w:ascii="Times New Roman" w:hAnsi="Times New Roman" w:cs="Times New Roman"/>
               </w:rPr>
-              <w:t>−26.1±18</w:t>
+              <w:t>1093.2</w:t>
             </w:r>
           </w:p>
         </w:tc>
         <w:tc>
           <w:tcPr>
-            <w:tcW w:w="1418" w:type="dxa"/>
-            <w:vAlign w:val="center"/>
+            <w:tcW w:w="1134" w:type="dxa"/>
           </w:tcPr>
           <w:p>
             <w:pPr>
@@ -13831,7 +12687,47 @@
               <w:rPr>
                 <w:rFonts w:ascii="Times New Roman" w:hAnsi="Times New Roman" w:cs="Times New Roman"/>
               </w:rPr>
-              <w:t>52/48</w:t>
+              <w:t>949.3</w:t>
+            </w:r>
+          </w:p>
+        </w:tc>
+        <w:tc>
+          <w:tcPr>
+            <w:tcW w:w="1134" w:type="dxa"/>
+          </w:tcPr>
+          <w:p>
+            <w:pPr>
+              <w:spacing w:line="276" w:lineRule="auto"/>
+              <w:jc w:val="center"/>
+              <w:rPr>
+                <w:rFonts w:ascii="Times New Roman" w:hAnsi="Times New Roman" w:cs="Times New Roman"/>
+              </w:rPr>
+            </w:pPr>
+            <w:r>
+              <w:rPr>
+                <w:rFonts w:ascii="Times New Roman" w:hAnsi="Times New Roman" w:cs="Times New Roman"/>
+              </w:rPr>
+              <w:t>+0.1</w:t>
+            </w:r>
+          </w:p>
+        </w:tc>
+        <w:tc>
+          <w:tcPr>
+            <w:tcW w:w="1134" w:type="dxa"/>
+          </w:tcPr>
+          <w:p>
+            <w:pPr>
+              <w:spacing w:line="276" w:lineRule="auto"/>
+              <w:jc w:val="center"/>
+              <w:rPr>
+                <w:rFonts w:ascii="Times New Roman" w:hAnsi="Times New Roman" w:cs="Times New Roman"/>
+              </w:rPr>
+            </w:pPr>
+            <w:r>
+              <w:rPr>
+                <w:rFonts w:ascii="Times New Roman" w:hAnsi="Times New Roman" w:cs="Times New Roman"/>
+              </w:rPr>
+              <w:t>0.845</w:t>
             </w:r>
           </w:p>
         </w:tc>
@@ -13864,7 +12760,7 @@
         </w:tc>
         <w:tc>
           <w:tcPr>
-            <w:tcW w:w="1423" w:type="dxa"/>
+            <w:tcW w:w="1134" w:type="dxa"/>
             <w:vAlign w:val="center"/>
           </w:tcPr>
           <w:p>
@@ -13873,19 +12769,23 @@
               <w:jc w:val="center"/>
               <w:rPr>
                 <w:rFonts w:ascii="Times New Roman" w:hAnsi="Times New Roman" w:cs="Times New Roman"/>
+                <w:b/>
+                <w:bCs/>
               </w:rPr>
             </w:pPr>
             <w:r>
               <w:rPr>
                 <w:rFonts w:ascii="Times New Roman" w:hAnsi="Times New Roman" w:cs="Times New Roman"/>
-              </w:rPr>
-              <w:t>24.9±0.3</w:t>
+                <w:b/>
+                <w:bCs/>
+              </w:rPr>
+              <w:t>456.2</w:t>
             </w:r>
           </w:p>
         </w:tc>
         <w:tc>
           <w:tcPr>
-            <w:tcW w:w="1276" w:type="dxa"/>
+            <w:tcW w:w="1134" w:type="dxa"/>
             <w:vAlign w:val="center"/>
           </w:tcPr>
           <w:p>
@@ -13900,13 +12800,13 @@
               <w:rPr>
                 <w:rFonts w:ascii="Times New Roman" w:hAnsi="Times New Roman" w:cs="Times New Roman"/>
               </w:rPr>
-              <w:t>−7.2±1.5</w:t>
+              <w:t>1022.0</w:t>
             </w:r>
           </w:p>
         </w:tc>
         <w:tc>
           <w:tcPr>
-            <w:tcW w:w="1417" w:type="dxa"/>
+            <w:tcW w:w="1134" w:type="dxa"/>
             <w:vAlign w:val="center"/>
           </w:tcPr>
           <w:p>
@@ -13921,14 +12821,13 @@
               <w:rPr>
                 <w:rFonts w:ascii="Times New Roman" w:hAnsi="Times New Roman" w:cs="Times New Roman"/>
               </w:rPr>
-              <w:t xml:space="preserve">−0.4±2.8 </w:t>
+              <w:t>1102.0</w:t>
             </w:r>
           </w:p>
         </w:tc>
         <w:tc>
           <w:tcPr>
-            <w:tcW w:w="1418" w:type="dxa"/>
-            <w:vAlign w:val="center"/>
+            <w:tcW w:w="1134" w:type="dxa"/>
           </w:tcPr>
           <w:p>
             <w:pPr>
@@ -13942,7 +12841,47 @@
               <w:rPr>
                 <w:rFonts w:ascii="Times New Roman" w:hAnsi="Times New Roman" w:cs="Times New Roman"/>
               </w:rPr>
-              <w:t>61/39</w:t>
+              <w:t>956.2</w:t>
+            </w:r>
+          </w:p>
+        </w:tc>
+        <w:tc>
+          <w:tcPr>
+            <w:tcW w:w="1134" w:type="dxa"/>
+          </w:tcPr>
+          <w:p>
+            <w:pPr>
+              <w:spacing w:line="276" w:lineRule="auto"/>
+              <w:jc w:val="center"/>
+              <w:rPr>
+                <w:rFonts w:ascii="Times New Roman" w:hAnsi="Times New Roman" w:cs="Times New Roman"/>
+              </w:rPr>
+            </w:pPr>
+            <w:r>
+              <w:rPr>
+                <w:rFonts w:ascii="Times New Roman" w:hAnsi="Times New Roman" w:cs="Times New Roman"/>
+              </w:rPr>
+              <w:t>+3.9</w:t>
+            </w:r>
+          </w:p>
+        </w:tc>
+        <w:tc>
+          <w:tcPr>
+            <w:tcW w:w="1134" w:type="dxa"/>
+          </w:tcPr>
+          <w:p>
+            <w:pPr>
+              <w:spacing w:line="276" w:lineRule="auto"/>
+              <w:jc w:val="center"/>
+              <w:rPr>
+                <w:rFonts w:ascii="Times New Roman" w:hAnsi="Times New Roman" w:cs="Times New Roman"/>
+              </w:rPr>
+            </w:pPr>
+            <w:r>
+              <w:rPr>
+                <w:rFonts w:ascii="Times New Roman" w:hAnsi="Times New Roman" w:cs="Times New Roman"/>
+              </w:rPr>
+              <w:t>0.116</w:t>
             </w:r>
           </w:p>
         </w:tc>
@@ -13969,21 +12908,13 @@
               <w:rPr>
                 <w:rFonts w:ascii="Times New Roman" w:hAnsi="Times New Roman" w:cs="Times New Roman"/>
               </w:rPr>
-              <w:t>RDSAC-</w:t>
-            </w:r>
-            <w:proofErr w:type="spellStart"/>
-            <w:r>
-              <w:rPr>
-                <w:rFonts w:ascii="Times New Roman" w:hAnsi="Times New Roman" w:cs="Times New Roman"/>
-              </w:rPr>
-              <w:t>cvar</w:t>
-            </w:r>
-            <w:proofErr w:type="spellEnd"/>
+              <w:t>RDSAC-cvar</w:t>
+            </w:r>
           </w:p>
         </w:tc>
         <w:tc>
           <w:tcPr>
-            <w:tcW w:w="1423" w:type="dxa"/>
+            <w:tcW w:w="1134" w:type="dxa"/>
             <w:vAlign w:val="center"/>
           </w:tcPr>
           <w:p>
@@ -13998,13 +12929,13 @@
               <w:rPr>
                 <w:rFonts w:ascii="Times New Roman" w:hAnsi="Times New Roman" w:cs="Times New Roman"/>
               </w:rPr>
-              <w:t>27.9±2.6</w:t>
+              <w:t>520.7</w:t>
             </w:r>
           </w:p>
         </w:tc>
         <w:tc>
           <w:tcPr>
-            <w:tcW w:w="1276" w:type="dxa"/>
+            <w:tcW w:w="1134" w:type="dxa"/>
             <w:vAlign w:val="center"/>
           </w:tcPr>
           <w:p>
@@ -14019,13 +12950,13 @@
               <w:rPr>
                 <w:rFonts w:ascii="Times New Roman" w:hAnsi="Times New Roman" w:cs="Times New Roman"/>
               </w:rPr>
-              <w:t>−20.3±11</w:t>
+              <w:t>1023.2</w:t>
             </w:r>
           </w:p>
         </w:tc>
         <w:tc>
           <w:tcPr>
-            <w:tcW w:w="1417" w:type="dxa"/>
+            <w:tcW w:w="1134" w:type="dxa"/>
             <w:vAlign w:val="center"/>
           </w:tcPr>
           <w:p>
@@ -14040,14 +12971,13 @@
               <w:rPr>
                 <w:rFonts w:ascii="Times New Roman" w:hAnsi="Times New Roman" w:cs="Times New Roman"/>
               </w:rPr>
-              <w:t>−26.7±19</w:t>
+              <w:t>1093.2</w:t>
             </w:r>
           </w:p>
         </w:tc>
         <w:tc>
           <w:tcPr>
-            <w:tcW w:w="1418" w:type="dxa"/>
-            <w:vAlign w:val="center"/>
+            <w:tcW w:w="1134" w:type="dxa"/>
           </w:tcPr>
           <w:p>
             <w:pPr>
@@ -14061,7 +12991,47 @@
               <w:rPr>
                 <w:rFonts w:ascii="Times New Roman" w:hAnsi="Times New Roman" w:cs="Times New Roman"/>
               </w:rPr>
-              <w:t>48/52</w:t>
+              <w:t>956.7</w:t>
+            </w:r>
+          </w:p>
+        </w:tc>
+        <w:tc>
+          <w:tcPr>
+            <w:tcW w:w="1134" w:type="dxa"/>
+          </w:tcPr>
+          <w:p>
+            <w:pPr>
+              <w:spacing w:line="276" w:lineRule="auto"/>
+              <w:jc w:val="center"/>
+              <w:rPr>
+                <w:rFonts w:ascii="Times New Roman" w:hAnsi="Times New Roman" w:cs="Times New Roman"/>
+              </w:rPr>
+            </w:pPr>
+            <w:r>
+              <w:rPr>
+                <w:rFonts w:ascii="Times New Roman" w:hAnsi="Times New Roman" w:cs="Times New Roman"/>
+              </w:rPr>
+              <w:t>−9.7</w:t>
+            </w:r>
+          </w:p>
+        </w:tc>
+        <w:tc>
+          <w:tcPr>
+            <w:tcW w:w="1134" w:type="dxa"/>
+          </w:tcPr>
+          <w:p>
+            <w:pPr>
+              <w:spacing w:line="276" w:lineRule="auto"/>
+              <w:jc w:val="center"/>
+              <w:rPr>
+                <w:rFonts w:ascii="Times New Roman" w:hAnsi="Times New Roman" w:cs="Times New Roman"/>
+              </w:rPr>
+            </w:pPr>
+            <w:r>
+              <w:rPr>
+                <w:rFonts w:ascii="Times New Roman" w:hAnsi="Times New Roman" w:cs="Times New Roman"/>
+              </w:rPr>
+              <w:t>0.0007</w:t>
             </w:r>
           </w:p>
         </w:tc>
@@ -14111,7 +13081,7 @@
           <w:rFonts w:ascii="Times New Roman" w:hAnsi="Times New Roman" w:cs="Times New Roman"/>
         </w:rPr>
       </w:pPr>
-      <w:bookmarkStart w:id="29" w:name="_Toc232978499"/>
+      <w:bookmarkStart w:id="29" w:name="_Toc233017176"/>
       <w:r>
         <w:rPr>
           <w:rFonts w:ascii="Times New Roman" w:hAnsi="Times New Roman" w:cs="Times New Roman"/>
@@ -14166,33 +13136,23 @@
         </w:rPr>
         <w:t>客製化</w:t>
       </w:r>
-      <w:proofErr w:type="spellStart"/>
       <w:r>
         <w:rPr>
           <w:rFonts w:ascii="Times New Roman" w:hAnsi="Times New Roman" w:cs="Times New Roman"/>
         </w:rPr>
         <w:t>Slurm</w:t>
       </w:r>
-      <w:proofErr w:type="spellEnd"/>
-      <w:r>
-        <w:rPr>
-          <w:rFonts w:ascii="Times New Roman" w:hAnsi="Times New Roman" w:cs="Times New Roman"/>
-        </w:rPr>
-        <w:t>排</w:t>
-      </w:r>
-      <w:proofErr w:type="gramStart"/>
-      <w:r>
-        <w:rPr>
-          <w:rFonts w:ascii="Times New Roman" w:hAnsi="Times New Roman" w:cs="Times New Roman"/>
-        </w:rPr>
-        <w:t>程插件可</w:t>
-      </w:r>
-      <w:proofErr w:type="gramEnd"/>
-      <w:r>
-        <w:rPr>
-          <w:rFonts w:ascii="Times New Roman" w:hAnsi="Times New Roman" w:cs="Times New Roman"/>
-        </w:rPr>
-        <w:t>在實機正確運作</w:t>
+      <w:r>
+        <w:rPr>
+          <w:rFonts w:ascii="Times New Roman" w:hAnsi="Times New Roman" w:cs="Times New Roman"/>
+        </w:rPr>
+        <w:t>排程插件可在實機正確運作</w:t>
+      </w:r>
+      <w:r>
+        <w:rPr>
+          <w:rFonts w:ascii="Times New Roman" w:hAnsi="Times New Roman" w:cs="Times New Roman" w:hint="eastAsia"/>
+        </w:rPr>
+        <w:t>。</w:t>
       </w:r>
     </w:p>
     <w:p>
@@ -14212,7 +13172,13 @@
         <w:rPr>
           <w:rFonts w:ascii="Times New Roman" w:hAnsi="Times New Roman" w:cs="Times New Roman"/>
         </w:rPr>
-        <w:t>實機評估時，沒有任何</w:t>
+        <w:t>實機評估時，</w:t>
+      </w:r>
+      <w:r>
+        <w:rPr>
+          <w:rFonts w:ascii="Times New Roman" w:hAnsi="Times New Roman" w:cs="Times New Roman" w:hint="eastAsia"/>
+        </w:rPr>
+        <w:t>有部分</w:t>
       </w:r>
       <w:r>
         <w:rPr>
@@ -14234,9 +13200,9 @@
       </w:r>
       <w:r>
         <w:rPr>
-          <w:rFonts w:ascii="Times New Roman" w:hAnsi="Times New Roman" w:cs="Times New Roman"/>
-        </w:rPr>
-        <w:t>。</w:t>
+          <w:rFonts w:ascii="Times New Roman" w:hAnsi="Times New Roman" w:cs="Times New Roman" w:hint="eastAsia"/>
+        </w:rPr>
+        <w:t>，但統計不顯著。</w:t>
       </w:r>
     </w:p>
     <w:p>
@@ -14250,12 +13216,21 @@
     </w:p>
     <w:p>
       <w:pPr>
+        <w:spacing w:line="276" w:lineRule="auto"/>
+        <w:jc w:val="both"/>
+        <w:rPr>
+          <w:rFonts w:ascii="Times New Roman" w:hAnsi="Times New Roman" w:cs="Times New Roman"/>
+        </w:rPr>
+      </w:pPr>
+    </w:p>
+    <w:p>
+      <w:pPr>
         <w:pStyle w:val="2"/>
         <w:rPr>
           <w:rFonts w:ascii="Times New Roman" w:hAnsi="Times New Roman" w:cs="Times New Roman"/>
         </w:rPr>
       </w:pPr>
-      <w:bookmarkStart w:id="30" w:name="_Toc232978500"/>
+      <w:bookmarkStart w:id="30" w:name="_Toc233017177"/>
       <w:r>
         <w:rPr>
           <w:rFonts w:ascii="Times New Roman" w:hAnsi="Times New Roman" w:cs="Times New Roman"/>
@@ -14370,31 +13345,11 @@
         </w:rPr>
         <w:t xml:space="preserve">FCFS/SJF/packing </w:t>
       </w:r>
-      <w:proofErr w:type="gramStart"/>
-      <w:r>
-        <w:rPr>
-          <w:rFonts w:ascii="Times New Roman" w:hAnsi="Times New Roman" w:cs="Times New Roman"/>
-        </w:rPr>
-        <w:t>啟發式與近似</w:t>
-      </w:r>
-      <w:proofErr w:type="gramEnd"/>
-      <w:r>
-        <w:rPr>
-          <w:rFonts w:ascii="Times New Roman" w:hAnsi="Times New Roman" w:cs="Times New Roman"/>
-        </w:rPr>
-        <w:t>上界，讓</w:t>
-      </w:r>
-      <w:r>
-        <w:rPr>
-          <w:rFonts w:ascii="Times New Roman" w:hAnsi="Times New Roman" w:cs="Times New Roman"/>
-        </w:rPr>
-        <w:t>ΔJCT%</w:t>
-      </w:r>
-      <w:r>
-        <w:rPr>
-          <w:rFonts w:ascii="Times New Roman" w:hAnsi="Times New Roman" w:cs="Times New Roman"/>
-        </w:rPr>
-        <w:t>有尺度感。</w:t>
+      <w:r>
+        <w:rPr>
+          <w:rFonts w:ascii="Times New Roman" w:hAnsi="Times New Roman" w:cs="Times New Roman"/>
+        </w:rPr>
+        <w:t>啟發式與近似上界。</w:t>
       </w:r>
     </w:p>
     <w:p>
@@ -14412,69 +13367,33 @@
       </w:pPr>
       <w:r>
         <w:rPr>
-          <w:rFonts w:ascii="Times New Roman" w:hAnsi="Times New Roman" w:cs="Times New Roman"/>
-        </w:rPr>
-        <w:t>完整</w:t>
-      </w:r>
-      <w:r>
-        <w:rPr>
-          <w:rFonts w:ascii="Times New Roman" w:hAnsi="Times New Roman" w:cs="Times New Roman"/>
-        </w:rPr>
-        <w:t xml:space="preserve"> </w:t>
-      </w:r>
-      <w:proofErr w:type="spellStart"/>
-      <w:r>
-        <w:rPr>
-          <w:rFonts w:ascii="Times New Roman" w:hAnsi="Times New Roman" w:cs="Times New Roman"/>
-        </w:rPr>
-        <w:t>PopArt</w:t>
-      </w:r>
-      <w:proofErr w:type="spellEnd"/>
-      <w:r>
-        <w:rPr>
-          <w:rFonts w:ascii="Times New Roman" w:hAnsi="Times New Roman" w:cs="Times New Roman"/>
-        </w:rPr>
-        <w:t xml:space="preserve"> return normalization</w:t>
-      </w:r>
-      <w:r>
-        <w:rPr>
-          <w:rFonts w:ascii="Times New Roman" w:hAnsi="Times New Roman" w:cs="Times New Roman"/>
-        </w:rPr>
-        <w:t>：取代手調</w:t>
-      </w:r>
-      <w:r>
-        <w:rPr>
           <w:rFonts w:ascii="Times New Roman" w:hAnsi="Times New Roman" w:cs="Times New Roman" w:hint="eastAsia"/>
         </w:rPr>
-        <w:t>整</w:t>
-      </w:r>
-      <w:proofErr w:type="spellStart"/>
-      <w:r>
-        <w:rPr>
-          <w:rFonts w:ascii="Times New Roman" w:hAnsi="Times New Roman" w:cs="Times New Roman"/>
-        </w:rPr>
-        <w:t>reward_scale</w:t>
-      </w:r>
-      <w:proofErr w:type="spellEnd"/>
-      <w:r>
-        <w:rPr>
-          <w:rFonts w:ascii="Times New Roman" w:hAnsi="Times New Roman" w:cs="Times New Roman"/>
-        </w:rPr>
-        <w:t>，讓單一</w:t>
-      </w:r>
-      <w:r>
-        <w:rPr>
-          <w:rFonts w:ascii="Times New Roman" w:hAnsi="Times New Roman" w:cs="Times New Roman"/>
-          <w:i/>
-          <w:iCs/>
-        </w:rPr>
-        <w:t>α</w:t>
-      </w:r>
-      <w:r>
-        <w:rPr>
-          <w:rFonts w:ascii="Times New Roman" w:hAnsi="Times New Roman" w:cs="Times New Roman"/>
-        </w:rPr>
-        <w:t>控制器穩定。</w:t>
+        <w:t>使用</w:t>
+      </w:r>
+      <w:r>
+        <w:rPr>
+          <w:rFonts w:ascii="Times New Roman" w:hAnsi="Times New Roman" w:cs="Times New Roman" w:hint="eastAsia"/>
+        </w:rPr>
+        <w:t>RLPD</w:t>
+      </w:r>
+      <w:r>
+        <w:rPr>
+          <w:rFonts w:ascii="Times New Roman" w:hAnsi="Times New Roman" w:cs="Times New Roman" w:hint="eastAsia"/>
+        </w:rPr>
+        <w:t>從基礎模型微調成實機策略</w:t>
+      </w:r>
+      <w:r>
+        <w:rPr>
+          <w:rFonts w:ascii="Times New Roman" w:hAnsi="Times New Roman" w:cs="Times New Roman" w:hint="eastAsia"/>
+        </w:rPr>
+        <w:t>，也許有機會贏過啟發式</w:t>
+      </w:r>
+      <w:r>
+        <w:rPr>
+          <w:rFonts w:ascii="Times New Roman" w:hAnsi="Times New Roman" w:cs="Times New Roman" w:hint="eastAsia"/>
+        </w:rPr>
+        <w:t>。</w:t>
       </w:r>
     </w:p>
     <w:p>
@@ -14516,7 +13435,7 @@
           <w:rFonts w:ascii="Times New Roman" w:hAnsi="Times New Roman" w:cs="Times New Roman"/>
         </w:rPr>
       </w:pPr>
-      <w:bookmarkStart w:id="31" w:name="_Toc232978501"/>
+      <w:bookmarkStart w:id="31" w:name="_Toc233017178"/>
       <w:r>
         <w:rPr>
           <w:rFonts w:ascii="Times New Roman" w:hAnsi="Times New Roman" w:cs="Times New Roman"/>
@@ -14538,37 +13457,19 @@
           <w:rFonts w:ascii="Times New Roman" w:eastAsia="Times New Roman" w:hAnsi="Times New Roman" w:cs="Times New Roman"/>
         </w:rPr>
       </w:pPr>
-      <w:proofErr w:type="spellStart"/>
       <w:r>
         <w:rPr>
           <w:rFonts w:ascii="Times New Roman" w:eastAsia="Times New Roman" w:hAnsi="Times New Roman" w:cs="Times New Roman"/>
         </w:rPr>
-        <w:t>SchedMD</w:t>
-      </w:r>
-      <w:proofErr w:type="spellEnd"/>
-      <w:r>
-        <w:rPr>
-          <w:rFonts w:ascii="Times New Roman" w:eastAsia="Times New Roman" w:hAnsi="Times New Roman" w:cs="Times New Roman"/>
-        </w:rPr>
-        <w:t xml:space="preserve">. (n.d.). </w:t>
-      </w:r>
-      <w:proofErr w:type="spellStart"/>
+        <w:t xml:space="preserve">SchedMD. (n.d.). </w:t>
+      </w:r>
       <w:r>
         <w:rPr>
           <w:rFonts w:ascii="Times New Roman" w:eastAsia="Times New Roman" w:hAnsi="Times New Roman" w:cs="Times New Roman"/>
           <w:i/>
           <w:iCs/>
         </w:rPr>
-        <w:t>Slurm</w:t>
-      </w:r>
-      <w:proofErr w:type="spellEnd"/>
-      <w:r>
-        <w:rPr>
-          <w:rFonts w:ascii="Times New Roman" w:eastAsia="Times New Roman" w:hAnsi="Times New Roman" w:cs="Times New Roman"/>
-          <w:i/>
-          <w:iCs/>
-        </w:rPr>
-        <w:t xml:space="preserve"> workload manager documentation</w:t>
+        <w:t>Slurm workload manager documentation</w:t>
       </w:r>
       <w:r>
         <w:rPr>
@@ -14598,37 +13499,19 @@
           <w:rFonts w:ascii="Times New Roman" w:eastAsia="Times New Roman" w:hAnsi="Times New Roman" w:cs="Times New Roman"/>
         </w:rPr>
       </w:pPr>
-      <w:proofErr w:type="spellStart"/>
       <w:r>
         <w:rPr>
           <w:rFonts w:ascii="Times New Roman" w:eastAsia="Times New Roman" w:hAnsi="Times New Roman" w:cs="Times New Roman"/>
         </w:rPr>
-        <w:t>SchedMD</w:t>
-      </w:r>
-      <w:proofErr w:type="spellEnd"/>
-      <w:r>
-        <w:rPr>
-          <w:rFonts w:ascii="Times New Roman" w:eastAsia="Times New Roman" w:hAnsi="Times New Roman" w:cs="Times New Roman"/>
-        </w:rPr>
-        <w:t xml:space="preserve">. (n.d.). </w:t>
-      </w:r>
-      <w:proofErr w:type="spellStart"/>
+        <w:t xml:space="preserve">SchedMD. (n.d.). </w:t>
+      </w:r>
       <w:r>
         <w:rPr>
           <w:rFonts w:ascii="Times New Roman" w:eastAsia="Times New Roman" w:hAnsi="Times New Roman" w:cs="Times New Roman"/>
           <w:i/>
           <w:iCs/>
         </w:rPr>
-        <w:t>Slurm</w:t>
-      </w:r>
-      <w:proofErr w:type="spellEnd"/>
-      <w:r>
-        <w:rPr>
-          <w:rFonts w:ascii="Times New Roman" w:eastAsia="Times New Roman" w:hAnsi="Times New Roman" w:cs="Times New Roman"/>
-          <w:i/>
-          <w:iCs/>
-        </w:rPr>
-        <w:t xml:space="preserve"> plugin API</w:t>
+        <w:t>Slurm plugin API</w:t>
       </w:r>
       <w:r>
         <w:rPr>
@@ -14700,19 +13583,11 @@
           <w:rFonts w:ascii="Times New Roman" w:eastAsia="Times New Roman" w:hAnsi="Times New Roman" w:cs="Times New Roman"/>
         </w:rPr>
       </w:pPr>
-      <w:proofErr w:type="spellStart"/>
       <w:r>
         <w:rPr>
           <w:rFonts w:ascii="Times New Roman" w:eastAsia="Times New Roman" w:hAnsi="Times New Roman" w:cs="Times New Roman"/>
         </w:rPr>
-        <w:t>Nolar</w:t>
-      </w:r>
-      <w:proofErr w:type="spellEnd"/>
-      <w:r>
-        <w:rPr>
-          <w:rFonts w:ascii="Times New Roman" w:eastAsia="Times New Roman" w:hAnsi="Times New Roman" w:cs="Times New Roman"/>
-        </w:rPr>
-        <w:t xml:space="preserve">. (n.d.). </w:t>
+        <w:t xml:space="preserve">Nolar. (n.d.). </w:t>
       </w:r>
       <w:r>
         <w:rPr>
@@ -14822,19 +13697,11 @@
           <w:rFonts w:ascii="Times New Roman" w:eastAsia="Times New Roman" w:hAnsi="Times New Roman" w:cs="Times New Roman"/>
         </w:rPr>
       </w:pPr>
-      <w:proofErr w:type="spellStart"/>
       <w:r>
         <w:rPr>
           <w:rFonts w:ascii="Times New Roman" w:eastAsia="Times New Roman" w:hAnsi="Times New Roman" w:cs="Times New Roman"/>
         </w:rPr>
-        <w:t>SchedMD</w:t>
-      </w:r>
-      <w:proofErr w:type="spellEnd"/>
-      <w:r>
-        <w:rPr>
-          <w:rFonts w:ascii="Times New Roman" w:eastAsia="Times New Roman" w:hAnsi="Times New Roman" w:cs="Times New Roman"/>
-        </w:rPr>
-        <w:t xml:space="preserve">. (n.d.). </w:t>
+        <w:t xml:space="preserve">SchedMD. (n.d.). </w:t>
       </w:r>
       <w:r>
         <w:rPr>
@@ -14884,25 +13751,7 @@
           <w:i/>
           <w:iCs/>
         </w:rPr>
-        <w:t xml:space="preserve">Prometheus </w:t>
-      </w:r>
-      <w:proofErr w:type="spellStart"/>
-      <w:r>
-        <w:rPr>
-          <w:rFonts w:ascii="Times New Roman" w:eastAsia="Times New Roman" w:hAnsi="Times New Roman" w:cs="Times New Roman"/>
-          <w:i/>
-          <w:iCs/>
-        </w:rPr>
-        <w:t>Slurm</w:t>
-      </w:r>
-      <w:proofErr w:type="spellEnd"/>
-      <w:r>
-        <w:rPr>
-          <w:rFonts w:ascii="Times New Roman" w:eastAsia="Times New Roman" w:hAnsi="Times New Roman" w:cs="Times New Roman"/>
-          <w:i/>
-          <w:iCs/>
-        </w:rPr>
-        <w:t xml:space="preserve"> exporter</w:t>
+        <w:t>Prometheus Slurm exporter</w:t>
       </w:r>
       <w:r>
         <w:rPr>
@@ -14944,18 +13793,8 @@
           <w:i/>
           <w:iCs/>
         </w:rPr>
-        <w:t xml:space="preserve">AWS </w:t>
-      </w:r>
-      <w:proofErr w:type="spellStart"/>
-      <w:r>
-        <w:rPr>
-          <w:rFonts w:ascii="Times New Roman" w:eastAsia="Times New Roman" w:hAnsi="Times New Roman" w:cs="Times New Roman"/>
-          <w:i/>
-          <w:iCs/>
-        </w:rPr>
-        <w:t>ParallelCluster</w:t>
-      </w:r>
-      <w:proofErr w:type="spellEnd"/>
+        <w:t>AWS ParallelCluster</w:t>
+      </w:r>
       <w:r>
         <w:rPr>
           <w:rFonts w:ascii="Times New Roman" w:eastAsia="Times New Roman" w:hAnsi="Times New Roman" w:cs="Times New Roman"/>
@@ -14990,23 +13829,13 @@
         </w:rPr>
         <w:t xml:space="preserve">Texas Advanced Computing Center. (n.d.). </w:t>
       </w:r>
-      <w:proofErr w:type="spellStart"/>
       <w:r>
         <w:rPr>
           <w:rFonts w:ascii="Times New Roman" w:eastAsia="Times New Roman" w:hAnsi="Times New Roman" w:cs="Times New Roman"/>
           <w:i/>
           <w:iCs/>
         </w:rPr>
-        <w:t>Lmod</w:t>
-      </w:r>
-      <w:proofErr w:type="spellEnd"/>
-      <w:r>
-        <w:rPr>
-          <w:rFonts w:ascii="Times New Roman" w:eastAsia="Times New Roman" w:hAnsi="Times New Roman" w:cs="Times New Roman"/>
-          <w:i/>
-          <w:iCs/>
-        </w:rPr>
-        <w:t>: An environment module system</w:t>
+        <w:t>Lmod: An environment module system</w:t>
       </w:r>
       <w:r>
         <w:rPr>
@@ -15168,23 +13997,13 @@
         </w:rPr>
         <w:t xml:space="preserve">The Kubernetes Authors. (n.d.). </w:t>
       </w:r>
-      <w:proofErr w:type="spellStart"/>
       <w:r>
         <w:rPr>
           <w:rFonts w:ascii="Times New Roman" w:eastAsia="Times New Roman" w:hAnsi="Times New Roman" w:cs="Times New Roman"/>
           <w:i/>
           <w:iCs/>
         </w:rPr>
-        <w:t>kube</w:t>
-      </w:r>
-      <w:proofErr w:type="spellEnd"/>
-      <w:r>
-        <w:rPr>
-          <w:rFonts w:ascii="Times New Roman" w:eastAsia="Times New Roman" w:hAnsi="Times New Roman" w:cs="Times New Roman"/>
-          <w:i/>
-          <w:iCs/>
-        </w:rPr>
-        <w:t>-state-metrics</w:t>
+        <w:t>kube-state-metrics</w:t>
       </w:r>
       <w:r>
         <w:rPr>
@@ -15232,21 +14051,7 @@
         <w:rPr>
           <w:rFonts w:ascii="Times New Roman" w:eastAsia="Times New Roman" w:hAnsi="Times New Roman" w:cs="Times New Roman"/>
         </w:rPr>
-        <w:t xml:space="preserve"> [Preprint]. </w:t>
-      </w:r>
-      <w:proofErr w:type="spellStart"/>
-      <w:r>
-        <w:rPr>
-          <w:rFonts w:ascii="Times New Roman" w:eastAsia="Times New Roman" w:hAnsi="Times New Roman" w:cs="Times New Roman"/>
-        </w:rPr>
-        <w:t>arXiv</w:t>
-      </w:r>
-      <w:proofErr w:type="spellEnd"/>
-      <w:r>
-        <w:rPr>
-          <w:rFonts w:ascii="Times New Roman" w:eastAsia="Times New Roman" w:hAnsi="Times New Roman" w:cs="Times New Roman"/>
-        </w:rPr>
-        <w:t xml:space="preserve">. </w:t>
+        <w:t xml:space="preserve"> [Preprint]. arXiv. </w:t>
       </w:r>
       <w:hyperlink r:id="rId27" w:history="1">
         <w:r>
@@ -15270,33 +14075,11 @@
           <w:rFonts w:ascii="Times New Roman" w:eastAsia="Times New Roman" w:hAnsi="Times New Roman" w:cs="Times New Roman"/>
         </w:rPr>
       </w:pPr>
-      <w:proofErr w:type="spellStart"/>
       <w:r>
         <w:rPr>
           <w:rFonts w:ascii="Times New Roman" w:eastAsia="Times New Roman" w:hAnsi="Times New Roman" w:cs="Times New Roman"/>
         </w:rPr>
-        <w:t>Haarnoja</w:t>
-      </w:r>
-      <w:proofErr w:type="spellEnd"/>
-      <w:r>
-        <w:rPr>
-          <w:rFonts w:ascii="Times New Roman" w:eastAsia="Times New Roman" w:hAnsi="Times New Roman" w:cs="Times New Roman"/>
-        </w:rPr>
-        <w:t xml:space="preserve">, T., Zhou, A., </w:t>
-      </w:r>
-      <w:proofErr w:type="spellStart"/>
-      <w:r>
-        <w:rPr>
-          <w:rFonts w:ascii="Times New Roman" w:eastAsia="Times New Roman" w:hAnsi="Times New Roman" w:cs="Times New Roman"/>
-        </w:rPr>
-        <w:t>Abbeel</w:t>
-      </w:r>
-      <w:proofErr w:type="spellEnd"/>
-      <w:r>
-        <w:rPr>
-          <w:rFonts w:ascii="Times New Roman" w:eastAsia="Times New Roman" w:hAnsi="Times New Roman" w:cs="Times New Roman"/>
-        </w:rPr>
-        <w:t xml:space="preserve">, P., &amp; Levine, S. (2018). Soft actor-critic: Off-policy maximum entropy deep reinforcement learning with a stochastic actor. In </w:t>
+        <w:t xml:space="preserve">Haarnoja, T., Zhou, A., Abbeel, P., &amp; Levine, S. (2018). Soft actor-critic: Off-policy maximum entropy deep reinforcement learning with a stochastic actor. In </w:t>
       </w:r>
       <w:r>
         <w:rPr>
@@ -15352,21 +14135,7 @@
         <w:rPr>
           <w:rFonts w:ascii="Times New Roman" w:eastAsia="Times New Roman" w:hAnsi="Times New Roman" w:cs="Times New Roman"/>
         </w:rPr>
-        <w:t xml:space="preserve"> [Preprint]. </w:t>
-      </w:r>
-      <w:proofErr w:type="spellStart"/>
-      <w:r>
-        <w:rPr>
-          <w:rFonts w:ascii="Times New Roman" w:eastAsia="Times New Roman" w:hAnsi="Times New Roman" w:cs="Times New Roman"/>
-        </w:rPr>
-        <w:t>arXiv</w:t>
-      </w:r>
-      <w:proofErr w:type="spellEnd"/>
-      <w:r>
-        <w:rPr>
-          <w:rFonts w:ascii="Times New Roman" w:eastAsia="Times New Roman" w:hAnsi="Times New Roman" w:cs="Times New Roman"/>
-        </w:rPr>
-        <w:t xml:space="preserve">. </w:t>
+        <w:t xml:space="preserve"> [Preprint]. arXiv. </w:t>
       </w:r>
       <w:hyperlink r:id="rId29" w:history="1">
         <w:r>
@@ -15784,442 +14553,6 @@
           <w:rFonts w:ascii="Times New Roman" w:hAnsi="Times New Roman" w:cs="Times New Roman"/>
         </w:rPr>
       </w:pPr>
-      <w:r>
-        <w:rPr>
-          <w:rFonts w:ascii="Times New Roman" w:hAnsi="Times New Roman" w:cs="Times New Roman"/>
-        </w:rPr>
-        <w:br w:type="page"/>
-      </w:r>
-    </w:p>
-    <w:p>
-      <w:pPr>
-        <w:pStyle w:val="1"/>
-        <w:spacing w:after="160"/>
-        <w:rPr>
-          <w:rFonts w:ascii="Times New Roman" w:hAnsi="Times New Roman" w:cs="Times New Roman"/>
-        </w:rPr>
-      </w:pPr>
-      <w:bookmarkStart w:id="32" w:name="_Toc232978502"/>
-      <w:r>
-        <w:rPr>
-          <w:rFonts w:ascii="Times New Roman" w:hAnsi="Times New Roman" w:cs="Times New Roman"/>
-        </w:rPr>
-        <w:lastRenderedPageBreak/>
-        <w:t>附錄：建議插圖清單</w:t>
-      </w:r>
-      <w:bookmarkEnd w:id="32"/>
-    </w:p>
-    <w:p>
-      <w:pPr>
-        <w:rPr>
-          <w:rFonts w:ascii="Times New Roman" w:hAnsi="Times New Roman" w:cs="Times New Roman"/>
-        </w:rPr>
-      </w:pPr>
-      <w:r>
-        <w:rPr>
-          <w:rFonts w:ascii="Times New Roman" w:hAnsi="Times New Roman" w:cs="Times New Roman"/>
-        </w:rPr>
-        <w:t>下列圖表建議後續整理後插入對應章節位置：</w:t>
-      </w:r>
-    </w:p>
-    <w:p>
-      <w:pPr>
-        <w:rPr>
-          <w:rFonts w:ascii="Times New Roman" w:hAnsi="Times New Roman" w:cs="Times New Roman"/>
-        </w:rPr>
-      </w:pPr>
-      <w:r>
-        <w:rPr>
-          <w:rFonts w:ascii="Times New Roman" w:hAnsi="Times New Roman" w:cs="Times New Roman"/>
-          <w:b/>
-          <w:bCs/>
-        </w:rPr>
-        <w:t>附圖</w:t>
-      </w:r>
-      <w:r>
-        <w:rPr>
-          <w:rFonts w:ascii="Times New Roman" w:hAnsi="Times New Roman" w:cs="Times New Roman"/>
-          <w:b/>
-          <w:bCs/>
-        </w:rPr>
-        <w:t xml:space="preserve"> 1</w:t>
-      </w:r>
-      <w:r>
-        <w:rPr>
-          <w:rFonts w:ascii="Times New Roman" w:hAnsi="Times New Roman" w:cs="Times New Roman"/>
-          <w:b/>
-          <w:bCs/>
-        </w:rPr>
-        <w:t>：</w:t>
-      </w:r>
-      <w:proofErr w:type="spellStart"/>
-      <w:r>
-        <w:rPr>
-          <w:rFonts w:ascii="Times New Roman" w:hAnsi="Times New Roman" w:cs="Times New Roman"/>
-        </w:rPr>
-        <w:t>Kelpflux</w:t>
-      </w:r>
-      <w:proofErr w:type="spellEnd"/>
-      <w:r>
-        <w:rPr>
-          <w:rFonts w:ascii="Times New Roman" w:hAnsi="Times New Roman" w:cs="Times New Roman"/>
-        </w:rPr>
-        <w:t xml:space="preserve"> </w:t>
-      </w:r>
-      <w:r>
-        <w:rPr>
-          <w:rFonts w:ascii="Times New Roman" w:hAnsi="Times New Roman" w:cs="Times New Roman"/>
-        </w:rPr>
-        <w:t>系統整體架構圖（對應</w:t>
-      </w:r>
-      <w:r>
-        <w:rPr>
-          <w:rFonts w:ascii="Times New Roman" w:hAnsi="Times New Roman" w:cs="Times New Roman"/>
-        </w:rPr>
-        <w:t xml:space="preserve"> 4.1 </w:t>
-      </w:r>
-      <w:r>
-        <w:rPr>
-          <w:rFonts w:ascii="Times New Roman" w:hAnsi="Times New Roman" w:cs="Times New Roman"/>
-        </w:rPr>
-        <w:t>節）</w:t>
-      </w:r>
-    </w:p>
-    <w:p>
-      <w:pPr>
-        <w:rPr>
-          <w:rFonts w:ascii="Times New Roman" w:hAnsi="Times New Roman" w:cs="Times New Roman"/>
-        </w:rPr>
-      </w:pPr>
-      <w:r>
-        <w:rPr>
-          <w:rFonts w:ascii="Times New Roman" w:hAnsi="Times New Roman" w:cs="Times New Roman"/>
-          <w:b/>
-          <w:bCs/>
-        </w:rPr>
-        <w:t>附圖</w:t>
-      </w:r>
-      <w:r>
-        <w:rPr>
-          <w:rFonts w:ascii="Times New Roman" w:hAnsi="Times New Roman" w:cs="Times New Roman"/>
-          <w:b/>
-          <w:bCs/>
-        </w:rPr>
-        <w:t xml:space="preserve"> 2</w:t>
-      </w:r>
-      <w:r>
-        <w:rPr>
-          <w:rFonts w:ascii="Times New Roman" w:hAnsi="Times New Roman" w:cs="Times New Roman"/>
-          <w:b/>
-          <w:bCs/>
-        </w:rPr>
-        <w:t>：</w:t>
-      </w:r>
-      <w:r>
-        <w:rPr>
-          <w:rFonts w:ascii="Times New Roman" w:hAnsi="Times New Roman" w:cs="Times New Roman"/>
-        </w:rPr>
-        <w:t>工作提交流程與資源分配流程圖（對應</w:t>
-      </w:r>
-      <w:r>
-        <w:rPr>
-          <w:rFonts w:ascii="Times New Roman" w:hAnsi="Times New Roman" w:cs="Times New Roman"/>
-        </w:rPr>
-        <w:t xml:space="preserve"> 4.2 </w:t>
-      </w:r>
-      <w:r>
-        <w:rPr>
-          <w:rFonts w:ascii="Times New Roman" w:hAnsi="Times New Roman" w:cs="Times New Roman"/>
-        </w:rPr>
-        <w:t>節）</w:t>
-      </w:r>
-    </w:p>
-    <w:p>
-      <w:pPr>
-        <w:rPr>
-          <w:rFonts w:ascii="Times New Roman" w:hAnsi="Times New Roman" w:cs="Times New Roman"/>
-        </w:rPr>
-      </w:pPr>
-      <w:r>
-        <w:rPr>
-          <w:rFonts w:ascii="Times New Roman" w:hAnsi="Times New Roman" w:cs="Times New Roman"/>
-          <w:b/>
-          <w:bCs/>
-        </w:rPr>
-        <w:t>附圖</w:t>
-      </w:r>
-      <w:r>
-        <w:rPr>
-          <w:rFonts w:ascii="Times New Roman" w:hAnsi="Times New Roman" w:cs="Times New Roman"/>
-          <w:b/>
-          <w:bCs/>
-        </w:rPr>
-        <w:t xml:space="preserve"> 3</w:t>
-      </w:r>
-      <w:r>
-        <w:rPr>
-          <w:rFonts w:ascii="Times New Roman" w:hAnsi="Times New Roman" w:cs="Times New Roman"/>
-          <w:b/>
-          <w:bCs/>
-        </w:rPr>
-        <w:t>：</w:t>
-      </w:r>
-      <w:r>
-        <w:rPr>
-          <w:rFonts w:ascii="Times New Roman" w:hAnsi="Times New Roman" w:cs="Times New Roman"/>
-        </w:rPr>
-        <w:t xml:space="preserve">GPU </w:t>
-      </w:r>
-      <w:proofErr w:type="gramStart"/>
-      <w:r>
-        <w:rPr>
-          <w:rFonts w:ascii="Times New Roman" w:hAnsi="Times New Roman" w:cs="Times New Roman"/>
-        </w:rPr>
-        <w:t>資源切分示意圖</w:t>
-      </w:r>
-      <w:proofErr w:type="gramEnd"/>
-      <w:r>
-        <w:rPr>
-          <w:rFonts w:ascii="Times New Roman" w:hAnsi="Times New Roman" w:cs="Times New Roman"/>
-        </w:rPr>
-        <w:t>（對應</w:t>
-      </w:r>
-      <w:r>
-        <w:rPr>
-          <w:rFonts w:ascii="Times New Roman" w:hAnsi="Times New Roman" w:cs="Times New Roman"/>
-        </w:rPr>
-        <w:t xml:space="preserve"> 4.3 </w:t>
-      </w:r>
-      <w:r>
-        <w:rPr>
-          <w:rFonts w:ascii="Times New Roman" w:hAnsi="Times New Roman" w:cs="Times New Roman"/>
-        </w:rPr>
-        <w:t>節）</w:t>
-      </w:r>
-    </w:p>
-    <w:p>
-      <w:pPr>
-        <w:rPr>
-          <w:rFonts w:ascii="Times New Roman" w:hAnsi="Times New Roman" w:cs="Times New Roman"/>
-        </w:rPr>
-      </w:pPr>
-      <w:r>
-        <w:rPr>
-          <w:rFonts w:ascii="Times New Roman" w:hAnsi="Times New Roman" w:cs="Times New Roman"/>
-          <w:b/>
-          <w:bCs/>
-        </w:rPr>
-        <w:t>附圖</w:t>
-      </w:r>
-      <w:r>
-        <w:rPr>
-          <w:rFonts w:ascii="Times New Roman" w:hAnsi="Times New Roman" w:cs="Times New Roman"/>
-          <w:b/>
-          <w:bCs/>
-        </w:rPr>
-        <w:t xml:space="preserve"> 4</w:t>
-      </w:r>
-      <w:r>
-        <w:rPr>
-          <w:rFonts w:ascii="Times New Roman" w:hAnsi="Times New Roman" w:cs="Times New Roman"/>
-          <w:b/>
-          <w:bCs/>
-        </w:rPr>
-        <w:t>：</w:t>
-      </w:r>
-      <w:r>
-        <w:rPr>
-          <w:rFonts w:ascii="Times New Roman" w:hAnsi="Times New Roman" w:cs="Times New Roman"/>
-        </w:rPr>
-        <w:t>系統監控</w:t>
-      </w:r>
-      <w:proofErr w:type="gramStart"/>
-      <w:r>
-        <w:rPr>
-          <w:rFonts w:ascii="Times New Roman" w:hAnsi="Times New Roman" w:cs="Times New Roman"/>
-        </w:rPr>
-        <w:t>畫面截圖</w:t>
-      </w:r>
-      <w:proofErr w:type="gramEnd"/>
-      <w:r>
-        <w:rPr>
-          <w:rFonts w:ascii="Times New Roman" w:hAnsi="Times New Roman" w:cs="Times New Roman"/>
-        </w:rPr>
-        <w:t>（對應</w:t>
-      </w:r>
-      <w:r>
-        <w:rPr>
-          <w:rFonts w:ascii="Times New Roman" w:hAnsi="Times New Roman" w:cs="Times New Roman"/>
-        </w:rPr>
-        <w:t xml:space="preserve"> 5.1.4 </w:t>
-      </w:r>
-      <w:r>
-        <w:rPr>
-          <w:rFonts w:ascii="Times New Roman" w:hAnsi="Times New Roman" w:cs="Times New Roman"/>
-        </w:rPr>
-        <w:t>節）</w:t>
-      </w:r>
-    </w:p>
-    <w:p>
-      <w:pPr>
-        <w:rPr>
-          <w:rFonts w:ascii="Times New Roman" w:hAnsi="Times New Roman" w:cs="Times New Roman"/>
-        </w:rPr>
-      </w:pPr>
-      <w:r>
-        <w:rPr>
-          <w:rFonts w:ascii="Times New Roman" w:hAnsi="Times New Roman" w:cs="Times New Roman"/>
-          <w:b/>
-          <w:bCs/>
-        </w:rPr>
-        <w:t>附圖</w:t>
-      </w:r>
-      <w:r>
-        <w:rPr>
-          <w:rFonts w:ascii="Times New Roman" w:hAnsi="Times New Roman" w:cs="Times New Roman"/>
-          <w:b/>
-          <w:bCs/>
-        </w:rPr>
-        <w:t xml:space="preserve"> 5</w:t>
-      </w:r>
-      <w:r>
-        <w:rPr>
-          <w:rFonts w:ascii="Times New Roman" w:hAnsi="Times New Roman" w:cs="Times New Roman"/>
-          <w:b/>
-          <w:bCs/>
-        </w:rPr>
-        <w:t>：</w:t>
-      </w:r>
-      <w:r>
-        <w:rPr>
-          <w:rFonts w:ascii="Times New Roman" w:hAnsi="Times New Roman" w:cs="Times New Roman"/>
-        </w:rPr>
-        <w:t>真實系統工作執行</w:t>
-      </w:r>
-      <w:proofErr w:type="gramStart"/>
-      <w:r>
-        <w:rPr>
-          <w:rFonts w:ascii="Times New Roman" w:hAnsi="Times New Roman" w:cs="Times New Roman"/>
-        </w:rPr>
-        <w:t>結果截圖</w:t>
-      </w:r>
-      <w:proofErr w:type="gramEnd"/>
-      <w:r>
-        <w:rPr>
-          <w:rFonts w:ascii="Times New Roman" w:hAnsi="Times New Roman" w:cs="Times New Roman"/>
-        </w:rPr>
-        <w:t>（對應</w:t>
-      </w:r>
-      <w:r>
-        <w:rPr>
-          <w:rFonts w:ascii="Times New Roman" w:hAnsi="Times New Roman" w:cs="Times New Roman"/>
-        </w:rPr>
-        <w:t xml:space="preserve"> 5.2 </w:t>
-      </w:r>
-      <w:r>
-        <w:rPr>
-          <w:rFonts w:ascii="Times New Roman" w:hAnsi="Times New Roman" w:cs="Times New Roman"/>
-        </w:rPr>
-        <w:t>節）</w:t>
-      </w:r>
-    </w:p>
-    <w:p>
-      <w:pPr>
-        <w:rPr>
-          <w:rFonts w:ascii="Times New Roman" w:hAnsi="Times New Roman" w:cs="Times New Roman"/>
-        </w:rPr>
-      </w:pPr>
-      <w:r>
-        <w:rPr>
-          <w:rFonts w:ascii="Times New Roman" w:hAnsi="Times New Roman" w:cs="Times New Roman"/>
-          <w:b/>
-          <w:bCs/>
-        </w:rPr>
-        <w:t>附圖</w:t>
-      </w:r>
-      <w:r>
-        <w:rPr>
-          <w:rFonts w:ascii="Times New Roman" w:hAnsi="Times New Roman" w:cs="Times New Roman"/>
-          <w:b/>
-          <w:bCs/>
-        </w:rPr>
-        <w:t xml:space="preserve"> 6</w:t>
-      </w:r>
-      <w:r>
-        <w:rPr>
-          <w:rFonts w:ascii="Times New Roman" w:hAnsi="Times New Roman" w:cs="Times New Roman"/>
-          <w:b/>
-          <w:bCs/>
-        </w:rPr>
-        <w:t>：</w:t>
-      </w:r>
-      <w:r>
-        <w:rPr>
-          <w:rFonts w:ascii="Times New Roman" w:hAnsi="Times New Roman" w:cs="Times New Roman"/>
-        </w:rPr>
-        <w:t>穩定性修正前後流程差異示意圖（對應</w:t>
-      </w:r>
-      <w:r>
-        <w:rPr>
-          <w:rFonts w:ascii="Times New Roman" w:hAnsi="Times New Roman" w:cs="Times New Roman"/>
-        </w:rPr>
-        <w:t xml:space="preserve"> 5.4.1 </w:t>
-      </w:r>
-      <w:r>
-        <w:rPr>
-          <w:rFonts w:ascii="Times New Roman" w:hAnsi="Times New Roman" w:cs="Times New Roman"/>
-        </w:rPr>
-        <w:t>節）</w:t>
-      </w:r>
-    </w:p>
-    <w:p>
-      <w:pPr>
-        <w:rPr>
-          <w:rFonts w:ascii="Times New Roman" w:hAnsi="Times New Roman" w:cs="Times New Roman"/>
-        </w:rPr>
-      </w:pPr>
-      <w:r>
-        <w:rPr>
-          <w:rFonts w:ascii="Times New Roman" w:hAnsi="Times New Roman" w:cs="Times New Roman"/>
-          <w:b/>
-          <w:bCs/>
-        </w:rPr>
-        <w:t>附圖</w:t>
-      </w:r>
-      <w:r>
-        <w:rPr>
-          <w:rFonts w:ascii="Times New Roman" w:hAnsi="Times New Roman" w:cs="Times New Roman"/>
-          <w:b/>
-          <w:bCs/>
-        </w:rPr>
-        <w:t xml:space="preserve"> 7</w:t>
-      </w:r>
-      <w:r>
-        <w:rPr>
-          <w:rFonts w:ascii="Times New Roman" w:hAnsi="Times New Roman" w:cs="Times New Roman"/>
-          <w:b/>
-          <w:bCs/>
-        </w:rPr>
-        <w:t>：</w:t>
-      </w:r>
-      <w:r>
-        <w:rPr>
-          <w:rFonts w:ascii="Times New Roman" w:hAnsi="Times New Roman" w:cs="Times New Roman"/>
-        </w:rPr>
-        <w:t>模型與基本排程方式的比較圖（對應</w:t>
-      </w:r>
-      <w:r>
-        <w:rPr>
-          <w:rFonts w:ascii="Times New Roman" w:hAnsi="Times New Roman" w:cs="Times New Roman"/>
-        </w:rPr>
-        <w:t xml:space="preserve"> 5.4.3 </w:t>
-      </w:r>
-      <w:r>
-        <w:rPr>
-          <w:rFonts w:ascii="Times New Roman" w:hAnsi="Times New Roman" w:cs="Times New Roman"/>
-        </w:rPr>
-        <w:t>節）</w:t>
-      </w:r>
     </w:p>
     <w:sectPr>
       <w:footerReference w:type="default" r:id="rId39"/>
@@ -19411,7 +17744,18 @@
     <w:autoRedefine/>
     <w:uiPriority w:val="39"/>
     <w:unhideWhenUsed/>
-    <w:rsid w:val="00E95A2F"/>
+    <w:rsid w:val="00E14825"/>
+    <w:pPr>
+      <w:tabs>
+        <w:tab w:val="right" w:leader="dot" w:pos="8296"/>
+      </w:tabs>
+    </w:pPr>
+    <w:rPr>
+      <w:rFonts w:ascii="Times New Roman" w:hAnsi="Times New Roman" w:cs="Times New Roman"/>
+      <w:b/>
+      <w:bCs/>
+      <w:noProof/>
+    </w:rPr>
   </w:style>
   <w:style w:type="paragraph" w:styleId="20">
     <w:name w:val="toc 2"/>

--- a/assets/report.docx
+++ b/assets/report.docx
@@ -2478,7 +2478,7 @@
               <w:fldChar w:fldCharType="separate"/>
             </w:r>
             <w:r>
-              <w:t>5</w:t>
+              <w:t>4</w:t>
             </w:r>
             <w:r>
               <w:fldChar w:fldCharType="end"/>
@@ -2554,7 +2554,7 @@
                 <w:rFonts w:ascii="Times New Roman" w:hAnsi="Times New Roman" w:cs="Times New Roman"/>
                 <w:noProof/>
               </w:rPr>
-              <w:t>5</w:t>
+              <w:t>4</w:t>
             </w:r>
             <w:r>
               <w:rPr>
@@ -2634,7 +2634,7 @@
                 <w:rFonts w:ascii="Times New Roman" w:hAnsi="Times New Roman" w:cs="Times New Roman"/>
                 <w:noProof/>
               </w:rPr>
-              <w:t>5</w:t>
+              <w:t>4</w:t>
             </w:r>
             <w:r>
               <w:rPr>
@@ -2714,7 +2714,7 @@
                 <w:rFonts w:ascii="Times New Roman" w:hAnsi="Times New Roman" w:cs="Times New Roman"/>
                 <w:noProof/>
               </w:rPr>
-              <w:t>5</w:t>
+              <w:t>4</w:t>
             </w:r>
             <w:r>
               <w:rPr>
@@ -2794,7 +2794,7 @@
                 <w:rFonts w:ascii="Times New Roman" w:hAnsi="Times New Roman" w:cs="Times New Roman"/>
                 <w:noProof/>
               </w:rPr>
-              <w:t>6</w:t>
+              <w:t>5</w:t>
             </w:r>
             <w:r>
               <w:rPr>
@@ -2874,7 +2874,7 @@
                 <w:rFonts w:ascii="Times New Roman" w:hAnsi="Times New Roman" w:cs="Times New Roman"/>
                 <w:noProof/>
               </w:rPr>
-              <w:t>6</w:t>
+              <w:t>5</w:t>
             </w:r>
             <w:r>
               <w:rPr>
@@ -2970,7 +2970,7 @@
                 <w:rFonts w:ascii="Times New Roman" w:hAnsi="Times New Roman" w:cs="Times New Roman"/>
                 <w:noProof/>
               </w:rPr>
-              <w:t>6</w:t>
+              <w:t>5</w:t>
             </w:r>
             <w:r>
               <w:rPr>
@@ -3050,7 +3050,7 @@
                 <w:rFonts w:ascii="Times New Roman" w:hAnsi="Times New Roman" w:cs="Times New Roman"/>
                 <w:noProof/>
               </w:rPr>
-              <w:t>7</w:t>
+              <w:t>6</w:t>
             </w:r>
             <w:r>
               <w:rPr>
@@ -3130,7 +3130,7 @@
                 <w:rFonts w:ascii="Times New Roman" w:hAnsi="Times New Roman" w:cs="Times New Roman"/>
                 <w:noProof/>
               </w:rPr>
-              <w:t>7</w:t>
+              <w:t>6</w:t>
             </w:r>
             <w:r>
               <w:rPr>
@@ -3210,7 +3210,7 @@
                 <w:rFonts w:ascii="Times New Roman" w:hAnsi="Times New Roman" w:cs="Times New Roman"/>
                 <w:noProof/>
               </w:rPr>
-              <w:t>8</w:t>
+              <w:t>7</w:t>
             </w:r>
             <w:r>
               <w:rPr>
@@ -3306,7 +3306,7 @@
                 <w:rFonts w:ascii="Times New Roman" w:hAnsi="Times New Roman" w:cs="Times New Roman"/>
                 <w:noProof/>
               </w:rPr>
-              <w:t>8</w:t>
+              <w:t>7</w:t>
             </w:r>
             <w:r>
               <w:rPr>
@@ -3348,7 +3348,7 @@
               <w:fldChar w:fldCharType="separate"/>
             </w:r>
             <w:r>
-              <w:t>9</w:t>
+              <w:t>8</w:t>
             </w:r>
             <w:r>
               <w:fldChar w:fldCharType="end"/>
@@ -3424,7 +3424,7 @@
                 <w:rFonts w:ascii="Times New Roman" w:hAnsi="Times New Roman" w:cs="Times New Roman"/>
                 <w:noProof/>
               </w:rPr>
-              <w:t>9</w:t>
+              <w:t>8</w:t>
             </w:r>
             <w:r>
               <w:rPr>
@@ -3504,7 +3504,7 @@
                 <w:rFonts w:ascii="Times New Roman" w:hAnsi="Times New Roman" w:cs="Times New Roman"/>
                 <w:noProof/>
               </w:rPr>
-              <w:t>9</w:t>
+              <w:t>8</w:t>
             </w:r>
             <w:r>
               <w:rPr>
@@ -3584,7 +3584,7 @@
                 <w:rFonts w:ascii="Times New Roman" w:hAnsi="Times New Roman" w:cs="Times New Roman"/>
                 <w:noProof/>
               </w:rPr>
-              <w:t>9</w:t>
+              <w:t>8</w:t>
             </w:r>
             <w:r>
               <w:rPr>
@@ -3664,7 +3664,7 @@
                 <w:rFonts w:ascii="Times New Roman" w:hAnsi="Times New Roman" w:cs="Times New Roman"/>
                 <w:noProof/>
               </w:rPr>
-              <w:t>10</w:t>
+              <w:t>9</w:t>
             </w:r>
             <w:r>
               <w:rPr>
@@ -3744,7 +3744,7 @@
                 <w:rFonts w:ascii="Times New Roman" w:hAnsi="Times New Roman" w:cs="Times New Roman"/>
                 <w:noProof/>
               </w:rPr>
-              <w:t>10</w:t>
+              <w:t>9</w:t>
             </w:r>
             <w:r>
               <w:rPr>
@@ -3840,7 +3840,7 @@
                 <w:rFonts w:ascii="Times New Roman" w:hAnsi="Times New Roman" w:cs="Times New Roman"/>
                 <w:noProof/>
               </w:rPr>
-              <w:t>10</w:t>
+              <w:t>9</w:t>
             </w:r>
             <w:r>
               <w:rPr>
@@ -3920,7 +3920,7 @@
                 <w:rFonts w:ascii="Times New Roman" w:hAnsi="Times New Roman" w:cs="Times New Roman"/>
                 <w:noProof/>
               </w:rPr>
-              <w:t>10</w:t>
+              <w:t>9</w:t>
             </w:r>
             <w:r>
               <w:rPr>
@@ -4000,7 +4000,7 @@
                 <w:rFonts w:ascii="Times New Roman" w:hAnsi="Times New Roman" w:cs="Times New Roman"/>
                 <w:noProof/>
               </w:rPr>
-              <w:t>11</w:t>
+              <w:t>10</w:t>
             </w:r>
             <w:r>
               <w:rPr>
@@ -4042,7 +4042,7 @@
               <w:fldChar w:fldCharType="separate"/>
             </w:r>
             <w:r>
-              <w:t>12</w:t>
+              <w:t>11</w:t>
             </w:r>
             <w:r>
               <w:fldChar w:fldCharType="end"/>
@@ -9054,6 +9054,24 @@
         <w:rPr>
           <w:rFonts w:ascii="Times New Roman" w:hAnsi="Times New Roman" w:cs="Times New Roman"/>
         </w:rPr>
+        <w:t xml:space="preserve"> (</w:t>
+      </w:r>
+      <w:r>
+        <w:rPr>
+          <w:rFonts w:ascii="Times New Roman" w:hAnsi="Times New Roman" w:cs="Times New Roman"/>
+        </w:rPr>
+        <w:t>Reinforcement Learning with Prior Data)</w:t>
+      </w:r>
+      <w:r>
+        <w:rPr>
+          <w:rFonts w:ascii="Times New Roman" w:hAnsi="Times New Roman" w:cs="Times New Roman"/>
+        </w:rPr>
+        <w:t xml:space="preserve"> </w:t>
+      </w:r>
+      <w:r>
+        <w:rPr>
+          <w:rFonts w:ascii="Times New Roman" w:hAnsi="Times New Roman" w:cs="Times New Roman"/>
+        </w:rPr>
         <w:t>用真實資料把模擬的</w:t>
       </w:r>
       <w:r>
@@ -9137,7 +9155,6 @@
         <w:rPr>
           <w:rFonts w:ascii="Times New Roman" w:hAnsi="Times New Roman" w:cs="Times New Roman"/>
         </w:rPr>
-        <w:lastRenderedPageBreak/>
         <w:t>3.4.2</w:t>
       </w:r>
       <w:r>
@@ -12093,22 +12110,94 @@
         <w:rPr>
           <w:rFonts w:ascii="Times New Roman" w:hAnsi="Times New Roman" w:cs="Times New Roman"/>
         </w:rPr>
-        <w:t>seed-43 checkpoint</w:t>
+        <w:t>三個亂數種子</w:t>
       </w:r>
       <w:r>
         <w:rPr>
           <w:rFonts w:ascii="Times New Roman" w:hAnsi="Times New Roman" w:cs="Times New Roman" w:hint="eastAsia"/>
         </w:rPr>
-        <w:t>來評估</w:t>
+        <w:t>(42,43,44)</w:t>
       </w:r>
       <w:r>
         <w:rPr>
           <w:rFonts w:ascii="Times New Roman" w:hAnsi="Times New Roman" w:cs="Times New Roman" w:hint="eastAsia"/>
         </w:rPr>
+        <w:t>來</w:t>
+      </w:r>
+      <w:r>
+        <w:rPr>
+          <w:rFonts w:ascii="Times New Roman" w:hAnsi="Times New Roman" w:cs="Times New Roman" w:hint="eastAsia"/>
+        </w:rPr>
+        <w:t>做</w:t>
+      </w:r>
+      <w:r>
+        <w:rPr>
+          <w:rFonts w:ascii="Times New Roman" w:hAnsi="Times New Roman" w:cs="Times New Roman" w:hint="eastAsia"/>
+        </w:rPr>
+        <w:t>整合</w:t>
+      </w:r>
+      <w:r>
+        <w:rPr>
+          <w:rFonts w:ascii="Times New Roman" w:hAnsi="Times New Roman" w:cs="Times New Roman" w:hint="eastAsia"/>
+        </w:rPr>
+        <w:t>評估</w:t>
+      </w:r>
+      <w:r>
+        <w:rPr>
+          <w:rFonts w:ascii="Times New Roman" w:hAnsi="Times New Roman" w:cs="Times New Roman" w:hint="eastAsia"/>
+        </w:rPr>
         <w:t>，</w:t>
       </w:r>
       <w:r>
         <w:rPr>
+          <w:rFonts w:ascii="Times New Roman" w:hAnsi="Times New Roman" w:cs="Times New Roman" w:hint="eastAsia"/>
+        </w:rPr>
+        <w:t>可以發現</w:t>
+      </w:r>
+      <w:r>
+        <w:rPr>
+          <w:rFonts w:ascii="Times New Roman" w:hAnsi="Times New Roman" w:cs="Times New Roman" w:hint="eastAsia"/>
+        </w:rPr>
+        <w:t>Score</w:t>
+      </w:r>
+      <w:r>
+        <w:rPr>
+          <w:rFonts w:ascii="Times New Roman" w:hAnsi="Times New Roman" w:cs="Times New Roman" w:hint="eastAsia"/>
+        </w:rPr>
+        <w:t>略勝</w:t>
+      </w:r>
+      <w:r>
+        <w:rPr>
+          <w:rFonts w:ascii="Times New Roman" w:hAnsi="Times New Roman" w:cs="Times New Roman" w:hint="eastAsia"/>
+        </w:rPr>
+        <w:t>DRL</w:t>
+      </w:r>
+      <w:r>
+        <w:rPr>
+          <w:rFonts w:ascii="Times New Roman" w:hAnsi="Times New Roman" w:cs="Times New Roman" w:hint="eastAsia"/>
+        </w:rPr>
+        <w:t>方法</w:t>
+      </w:r>
+      <w:r>
+        <w:rPr>
+          <w:rFonts w:ascii="Times New Roman" w:hAnsi="Times New Roman" w:cs="Times New Roman" w:hint="eastAsia"/>
+        </w:rPr>
+        <w:t>，而</w:t>
+      </w:r>
+      <w:r>
+        <w:rPr>
+          <w:rFonts w:ascii="Times New Roman" w:hAnsi="Times New Roman" w:cs="Times New Roman" w:hint="eastAsia"/>
+        </w:rPr>
+        <w:t>DRL</w:t>
+      </w:r>
+      <w:r>
+        <w:rPr>
+          <w:rFonts w:ascii="Times New Roman" w:hAnsi="Times New Roman" w:cs="Times New Roman" w:hint="eastAsia"/>
+        </w:rPr>
+        <w:t>策略的排名大致為</w:t>
+      </w:r>
+      <w:r>
+        <w:rPr>
           <w:rFonts w:ascii="Times New Roman" w:hAnsi="Times New Roman" w:cs="Times New Roman"/>
         </w:rPr>
         <w:t>RDSAC-mean</w:t>
@@ -12117,111 +12206,25 @@
         <w:rPr>
           <w:rFonts w:ascii="Times New Roman" w:hAnsi="Times New Roman" w:cs="Times New Roman" w:hint="eastAsia"/>
         </w:rPr>
-        <w:t>稍微戰勝</w:t>
+        <w:t>＞</w:t>
+      </w:r>
+      <w:r>
+        <w:rPr>
+          <w:rFonts w:ascii="Times New Roman" w:hAnsi="Times New Roman" w:cs="Times New Roman"/>
+        </w:rPr>
+        <w:t>RDSAC-cvar</w:t>
       </w:r>
       <w:r>
         <w:rPr>
           <w:rFonts w:ascii="Times New Roman" w:hAnsi="Times New Roman" w:cs="Times New Roman" w:hint="eastAsia"/>
         </w:rPr>
-        <w:t>Score</w:t>
-      </w:r>
-      <w:r>
-        <w:rPr>
-          <w:rFonts w:ascii="Times New Roman" w:hAnsi="Times New Roman" w:cs="Times New Roman" w:hint="eastAsia"/>
-        </w:rPr>
-        <w:t>，</w:t>
-      </w:r>
-      <w:r>
-        <w:rPr>
-          <w:rFonts w:ascii="Times New Roman" w:hAnsi="Times New Roman" w:cs="Times New Roman"/>
-        </w:rPr>
-        <w:t>S</w:t>
-      </w:r>
-      <w:r>
-        <w:rPr>
-          <w:rFonts w:ascii="Times New Roman" w:hAnsi="Times New Roman" w:cs="Times New Roman" w:hint="eastAsia"/>
-        </w:rPr>
-        <w:t>AC</w:t>
-      </w:r>
-      <w:r>
-        <w:rPr>
-          <w:rFonts w:ascii="Times New Roman" w:hAnsi="Times New Roman" w:cs="Times New Roman" w:hint="eastAsia"/>
-        </w:rPr>
-        <w:t>和</w:t>
-      </w:r>
-      <w:r>
-        <w:rPr>
-          <w:rFonts w:ascii="Times New Roman" w:hAnsi="Times New Roman" w:cs="Times New Roman" w:hint="eastAsia"/>
-        </w:rPr>
-        <w:t>Score</w:t>
-      </w:r>
-      <w:r>
-        <w:rPr>
-          <w:rFonts w:ascii="Times New Roman" w:hAnsi="Times New Roman" w:cs="Times New Roman" w:hint="eastAsia"/>
-        </w:rPr>
-        <w:t>差不多</w:t>
-      </w:r>
-      <w:r>
-        <w:rPr>
-          <w:rFonts w:ascii="Times New Roman" w:hAnsi="Times New Roman" w:cs="Times New Roman" w:hint="eastAsia"/>
-        </w:rPr>
-        <w:t>，但要注意</w:t>
-      </w:r>
-      <w:r>
-        <w:rPr>
-          <w:rFonts w:ascii="Times New Roman" w:hAnsi="Times New Roman" w:cs="Times New Roman"/>
-        </w:rPr>
-        <w:t>RDSAC-mean</w:t>
-      </w:r>
-      <w:r>
-        <w:rPr>
-          <w:rFonts w:ascii="Times New Roman" w:hAnsi="Times New Roman" w:cs="Times New Roman" w:hint="eastAsia"/>
-        </w:rPr>
-        <w:t>和</w:t>
-      </w:r>
-      <w:r>
-        <w:rPr>
-          <w:rFonts w:ascii="Times New Roman" w:hAnsi="Times New Roman" w:cs="Times New Roman" w:hint="eastAsia"/>
+        <w:t>＞</w:t>
+      </w:r>
+      <w:r>
+        <w:rPr>
+          <w:rFonts w:ascii="Times New Roman" w:hAnsi="Times New Roman" w:cs="Times New Roman"/>
         </w:rPr>
         <w:t>SAC</w:t>
-      </w:r>
-      <w:r>
-        <w:rPr>
-          <w:rFonts w:ascii="Times New Roman" w:hAnsi="Times New Roman" w:cs="Times New Roman" w:hint="eastAsia"/>
-        </w:rPr>
-        <w:t>木</w:t>
-      </w:r>
-      <w:r>
-        <w:rPr>
-          <w:rFonts w:ascii="Times New Roman" w:hAnsi="Times New Roman" w:cs="Times New Roman"/>
-        </w:rPr>
-        <w:t>統計不顯著</w:t>
-      </w:r>
-      <w:r>
-        <w:rPr>
-          <w:rFonts w:ascii="Times New Roman" w:hAnsi="Times New Roman" w:cs="Times New Roman" w:hint="eastAsia"/>
-        </w:rPr>
-        <w:t>(</w:t>
-      </w:r>
-      <w:r>
-        <w:rPr>
-          <w:rFonts w:ascii="Times New Roman" w:hAnsi="Times New Roman" w:cs="Times New Roman"/>
-          <w:i/>
-          <w:iCs/>
-        </w:rPr>
-        <w:t>p</w:t>
-      </w:r>
-      <w:r>
-        <w:rPr>
-          <w:rFonts w:ascii="Times New Roman" w:hAnsi="Times New Roman" w:cs="Times New Roman"/>
-        </w:rPr>
-        <w:t>=0.116</w:t>
-      </w:r>
-      <w:r>
-        <w:rPr>
-          <w:rFonts w:ascii="Times New Roman" w:hAnsi="Times New Roman" w:cs="Times New Roman"/>
-        </w:rPr>
-        <w:t>)</w:t>
       </w:r>
       <w:r>
         <w:rPr>
@@ -12242,18 +12245,17 @@
     <w:tbl>
       <w:tblPr>
         <w:tblStyle w:val="ad"/>
-        <w:tblW w:w="8642" w:type="dxa"/>
+        <w:tblW w:w="8075" w:type="dxa"/>
         <w:jc w:val="center"/>
         <w:tblLayout w:type="fixed"/>
         <w:tblLook w:val="04A0" w:firstRow="1" w:lastRow="0" w:firstColumn="1" w:lastColumn="0" w:noHBand="0" w:noVBand="1"/>
       </w:tblPr>
       <w:tblGrid>
-        <w:gridCol w:w="1838"/>
-        <w:gridCol w:w="1134"/>
-        <w:gridCol w:w="1134"/>
-        <w:gridCol w:w="1134"/>
-        <w:gridCol w:w="1134"/>
-        <w:gridCol w:w="1134"/>
+        <w:gridCol w:w="1696"/>
+        <w:gridCol w:w="1418"/>
+        <w:gridCol w:w="1276"/>
+        <w:gridCol w:w="1275"/>
+        <w:gridCol w:w="1276"/>
         <w:gridCol w:w="1134"/>
       </w:tblGrid>
       <w:tr>
@@ -12262,7 +12264,7 @@
         </w:trPr>
         <w:tc>
           <w:tcPr>
-            <w:tcW w:w="1838" w:type="dxa"/>
+            <w:tcW w:w="1696" w:type="dxa"/>
             <w:shd w:val="clear" w:color="auto" w:fill="E7E6E6" w:themeFill="background2"/>
             <w:vAlign w:val="center"/>
           </w:tcPr>
@@ -12286,7 +12288,7 @@
         </w:tc>
         <w:tc>
           <w:tcPr>
-            <w:tcW w:w="1134" w:type="dxa"/>
+            <w:tcW w:w="1418" w:type="dxa"/>
             <w:shd w:val="clear" w:color="auto" w:fill="E7E6E6" w:themeFill="background2"/>
             <w:vAlign w:val="center"/>
           </w:tcPr>
@@ -12312,7 +12314,7 @@
         </w:tc>
         <w:tc>
           <w:tcPr>
-            <w:tcW w:w="1134" w:type="dxa"/>
+            <w:tcW w:w="1276" w:type="dxa"/>
             <w:shd w:val="clear" w:color="auto" w:fill="E7E6E6" w:themeFill="background2"/>
             <w:vAlign w:val="center"/>
           </w:tcPr>
@@ -12338,7 +12340,7 @@
         </w:tc>
         <w:tc>
           <w:tcPr>
-            <w:tcW w:w="1134" w:type="dxa"/>
+            <w:tcW w:w="1275" w:type="dxa"/>
             <w:shd w:val="clear" w:color="auto" w:fill="E7E6E6" w:themeFill="background2"/>
             <w:vAlign w:val="center"/>
           </w:tcPr>
@@ -12359,6 +12361,31 @@
                 <w:bCs/>
               </w:rPr>
               <w:t>p99</w:t>
+            </w:r>
+          </w:p>
+        </w:tc>
+        <w:tc>
+          <w:tcPr>
+            <w:tcW w:w="1276" w:type="dxa"/>
+            <w:shd w:val="clear" w:color="auto" w:fill="E7E6E6" w:themeFill="background2"/>
+          </w:tcPr>
+          <w:p>
+            <w:pPr>
+              <w:spacing w:line="276" w:lineRule="auto"/>
+              <w:jc w:val="center"/>
+              <w:rPr>
+                <w:rFonts w:ascii="Times New Roman" w:hAnsi="Times New Roman" w:cs="Times New Roman"/>
+                <w:b/>
+                <w:bCs/>
+              </w:rPr>
+            </w:pPr>
+            <w:r>
+              <w:rPr>
+                <w:rFonts w:ascii="Times New Roman" w:hAnsi="Times New Roman" w:cs="Times New Roman"/>
+                <w:b/>
+                <w:bCs/>
+              </w:rPr>
+              <w:t>CVaR</w:t>
             </w:r>
           </w:p>
         </w:tc>
@@ -12383,57 +12410,7 @@
                 <w:b/>
                 <w:bCs/>
               </w:rPr>
-              <w:t>CVaR</w:t>
-            </w:r>
-          </w:p>
-        </w:tc>
-        <w:tc>
-          <w:tcPr>
-            <w:tcW w:w="1134" w:type="dxa"/>
-            <w:shd w:val="clear" w:color="auto" w:fill="E7E6E6" w:themeFill="background2"/>
-          </w:tcPr>
-          <w:p>
-            <w:pPr>
-              <w:spacing w:line="276" w:lineRule="auto"/>
-              <w:jc w:val="center"/>
-              <w:rPr>
-                <w:rFonts w:ascii="Times New Roman" w:hAnsi="Times New Roman" w:cs="Times New Roman"/>
-                <w:b/>
-                <w:bCs/>
-              </w:rPr>
-            </w:pPr>
-            <w:r>
-              <w:rPr>
-                <w:rFonts w:ascii="Times New Roman" w:hAnsi="Times New Roman" w:cs="Times New Roman"/>
-                <w:b/>
-                <w:bCs/>
-              </w:rPr>
               <w:t>ΔJCT%</w:t>
-            </w:r>
-          </w:p>
-        </w:tc>
-        <w:tc>
-          <w:tcPr>
-            <w:tcW w:w="1134" w:type="dxa"/>
-            <w:shd w:val="clear" w:color="auto" w:fill="E7E6E6" w:themeFill="background2"/>
-          </w:tcPr>
-          <w:p>
-            <w:pPr>
-              <w:spacing w:line="276" w:lineRule="auto"/>
-              <w:jc w:val="center"/>
-              <w:rPr>
-                <w:rFonts w:ascii="Times New Roman" w:hAnsi="Times New Roman" w:cs="Times New Roman"/>
-                <w:b/>
-                <w:bCs/>
-              </w:rPr>
-            </w:pPr>
-            <w:r>
-              <w:rPr>
-                <w:rFonts w:ascii="Times New Roman" w:hAnsi="Times New Roman" w:cs="Times New Roman"/>
-                <w:b/>
-                <w:bCs/>
-              </w:rPr>
-              <w:t>t-test p</w:t>
             </w:r>
           </w:p>
         </w:tc>
@@ -12444,7 +12421,7 @@
         </w:trPr>
         <w:tc>
           <w:tcPr>
-            <w:tcW w:w="1838" w:type="dxa"/>
+            <w:tcW w:w="1696" w:type="dxa"/>
             <w:shd w:val="clear" w:color="auto" w:fill="E7E6E6" w:themeFill="background2"/>
             <w:vAlign w:val="center"/>
           </w:tcPr>
@@ -12466,7 +12443,7 @@
         </w:tc>
         <w:tc>
           <w:tcPr>
-            <w:tcW w:w="1134" w:type="dxa"/>
+            <w:tcW w:w="1418" w:type="dxa"/>
             <w:vAlign w:val="center"/>
           </w:tcPr>
           <w:p>
@@ -12481,13 +12458,13 @@
               <w:rPr>
                 <w:rFonts w:ascii="Times New Roman" w:hAnsi="Times New Roman" w:cs="Times New Roman"/>
               </w:rPr>
-              <w:t>474.9</w:t>
+              <w:t>169.4±1.4</w:t>
             </w:r>
           </w:p>
         </w:tc>
         <w:tc>
           <w:tcPr>
-            <w:tcW w:w="1134" w:type="dxa"/>
+            <w:tcW w:w="1276" w:type="dxa"/>
             <w:vAlign w:val="center"/>
           </w:tcPr>
           <w:p>
@@ -12502,13 +12479,13 @@
               <w:rPr>
                 <w:rFonts w:ascii="Times New Roman" w:hAnsi="Times New Roman" w:cs="Times New Roman"/>
               </w:rPr>
-              <w:t>1016.8</w:t>
+              <w:t>398.9±0.9</w:t>
             </w:r>
           </w:p>
         </w:tc>
         <w:tc>
           <w:tcPr>
-            <w:tcW w:w="1134" w:type="dxa"/>
+            <w:tcW w:w="1275" w:type="dxa"/>
             <w:vAlign w:val="center"/>
           </w:tcPr>
           <w:p>
@@ -12523,7 +12500,27 @@
               <w:rPr>
                 <w:rFonts w:ascii="Times New Roman" w:hAnsi="Times New Roman" w:cs="Times New Roman"/>
               </w:rPr>
-              <w:t>1108.2</w:t>
+              <w:t>429.8±3.7</w:t>
+            </w:r>
+          </w:p>
+        </w:tc>
+        <w:tc>
+          <w:tcPr>
+            <w:tcW w:w="1276" w:type="dxa"/>
+          </w:tcPr>
+          <w:p>
+            <w:pPr>
+              <w:spacing w:line="276" w:lineRule="auto"/>
+              <w:jc w:val="center"/>
+              <w:rPr>
+                <w:rFonts w:ascii="Times New Roman" w:hAnsi="Times New Roman" w:cs="Times New Roman"/>
+              </w:rPr>
+            </w:pPr>
+            <w:r>
+              <w:rPr>
+                <w:rFonts w:ascii="Times New Roman" w:hAnsi="Times New Roman" w:cs="Times New Roman"/>
+              </w:rPr>
+              <w:t>375.8±1.1</w:t>
             </w:r>
           </w:p>
         </w:tc>
@@ -12541,9 +12538,119 @@
             </w:pPr>
             <w:r>
               <w:rPr>
-                <w:rFonts w:ascii="Times New Roman" w:hAnsi="Times New Roman" w:cs="Times New Roman"/>
-              </w:rPr>
-              <w:t>944.4</w:t>
+                <w:rFonts w:ascii="Times New Roman" w:hAnsi="Times New Roman" w:cs="Times New Roman" w:hint="eastAsia"/>
+              </w:rPr>
+              <w:t>-</w:t>
+            </w:r>
+          </w:p>
+        </w:tc>
+      </w:tr>
+      <w:tr>
+        <w:trPr>
+          <w:jc w:val="center"/>
+        </w:trPr>
+        <w:tc>
+          <w:tcPr>
+            <w:tcW w:w="1696" w:type="dxa"/>
+            <w:shd w:val="clear" w:color="auto" w:fill="E7E6E6" w:themeFill="background2"/>
+            <w:vAlign w:val="center"/>
+          </w:tcPr>
+          <w:p>
+            <w:pPr>
+              <w:spacing w:line="276" w:lineRule="auto"/>
+              <w:jc w:val="center"/>
+              <w:rPr>
+                <w:rFonts w:ascii="Times New Roman" w:hAnsi="Times New Roman" w:cs="Times New Roman"/>
+              </w:rPr>
+            </w:pPr>
+            <w:r>
+              <w:rPr>
+                <w:rFonts w:ascii="Times New Roman" w:hAnsi="Times New Roman" w:cs="Times New Roman"/>
+              </w:rPr>
+              <w:t>SAC</w:t>
+            </w:r>
+          </w:p>
+        </w:tc>
+        <w:tc>
+          <w:tcPr>
+            <w:tcW w:w="1418" w:type="dxa"/>
+            <w:vAlign w:val="center"/>
+          </w:tcPr>
+          <w:p>
+            <w:pPr>
+              <w:spacing w:line="276" w:lineRule="auto"/>
+              <w:jc w:val="center"/>
+              <w:rPr>
+                <w:rFonts w:ascii="Times New Roman" w:hAnsi="Times New Roman" w:cs="Times New Roman"/>
+              </w:rPr>
+            </w:pPr>
+            <w:r>
+              <w:rPr>
+                <w:rFonts w:ascii="Times New Roman" w:hAnsi="Times New Roman" w:cs="Times New Roman"/>
+              </w:rPr>
+              <w:t>175.6±1.4</w:t>
+            </w:r>
+          </w:p>
+        </w:tc>
+        <w:tc>
+          <w:tcPr>
+            <w:tcW w:w="1276" w:type="dxa"/>
+            <w:vAlign w:val="center"/>
+          </w:tcPr>
+          <w:p>
+            <w:pPr>
+              <w:spacing w:line="276" w:lineRule="auto"/>
+              <w:jc w:val="center"/>
+              <w:rPr>
+                <w:rFonts w:ascii="Times New Roman" w:hAnsi="Times New Roman" w:cs="Times New Roman"/>
+              </w:rPr>
+            </w:pPr>
+            <w:r>
+              <w:rPr>
+                <w:rFonts w:ascii="Times New Roman" w:hAnsi="Times New Roman" w:cs="Times New Roman"/>
+              </w:rPr>
+              <w:t>403.9±1.6</w:t>
+            </w:r>
+          </w:p>
+        </w:tc>
+        <w:tc>
+          <w:tcPr>
+            <w:tcW w:w="1275" w:type="dxa"/>
+            <w:vAlign w:val="center"/>
+          </w:tcPr>
+          <w:p>
+            <w:pPr>
+              <w:spacing w:line="276" w:lineRule="auto"/>
+              <w:jc w:val="center"/>
+              <w:rPr>
+                <w:rFonts w:ascii="Times New Roman" w:hAnsi="Times New Roman" w:cs="Times New Roman"/>
+              </w:rPr>
+            </w:pPr>
+            <w:r>
+              <w:rPr>
+                <w:rFonts w:ascii="Times New Roman" w:hAnsi="Times New Roman" w:cs="Times New Roman"/>
+              </w:rPr>
+              <w:t>431.2±1.9</w:t>
+            </w:r>
+          </w:p>
+        </w:tc>
+        <w:tc>
+          <w:tcPr>
+            <w:tcW w:w="1276" w:type="dxa"/>
+          </w:tcPr>
+          <w:p>
+            <w:pPr>
+              <w:spacing w:line="276" w:lineRule="auto"/>
+              <w:jc w:val="center"/>
+              <w:rPr>
+                <w:rFonts w:ascii="Times New Roman" w:hAnsi="Times New Roman" w:cs="Times New Roman"/>
+              </w:rPr>
+            </w:pPr>
+            <w:r>
+              <w:rPr>
+                <w:rFonts w:ascii="Times New Roman" w:hAnsi="Times New Roman" w:cs="Times New Roman"/>
+              </w:rPr>
+              <w:t>381.7±1.9</w:t>
             </w:r>
           </w:p>
         </w:tc>
@@ -12561,9 +12668,119 @@
             </w:pPr>
             <w:r>
               <w:rPr>
-                <w:rFonts w:ascii="Times New Roman" w:hAnsi="Times New Roman" w:cs="Times New Roman" w:hint="eastAsia"/>
-              </w:rPr>
-              <w:t>-</w:t>
+                <w:rFonts w:ascii="Times New Roman" w:hAnsi="Times New Roman" w:cs="Times New Roman"/>
+              </w:rPr>
+              <w:t>−3.6±0.4</w:t>
+            </w:r>
+          </w:p>
+        </w:tc>
+      </w:tr>
+      <w:tr>
+        <w:trPr>
+          <w:jc w:val="center"/>
+        </w:trPr>
+        <w:tc>
+          <w:tcPr>
+            <w:tcW w:w="1696" w:type="dxa"/>
+            <w:shd w:val="clear" w:color="auto" w:fill="E7E6E6" w:themeFill="background2"/>
+            <w:vAlign w:val="center"/>
+          </w:tcPr>
+          <w:p>
+            <w:pPr>
+              <w:spacing w:line="276" w:lineRule="auto"/>
+              <w:jc w:val="center"/>
+              <w:rPr>
+                <w:rFonts w:ascii="Times New Roman" w:hAnsi="Times New Roman" w:cs="Times New Roman"/>
+              </w:rPr>
+            </w:pPr>
+            <w:r>
+              <w:rPr>
+                <w:rFonts w:ascii="Times New Roman" w:hAnsi="Times New Roman" w:cs="Times New Roman"/>
+              </w:rPr>
+              <w:t>RDSAC-mean</w:t>
+            </w:r>
+          </w:p>
+        </w:tc>
+        <w:tc>
+          <w:tcPr>
+            <w:tcW w:w="1418" w:type="dxa"/>
+            <w:vAlign w:val="center"/>
+          </w:tcPr>
+          <w:p>
+            <w:pPr>
+              <w:spacing w:line="276" w:lineRule="auto"/>
+              <w:jc w:val="center"/>
+              <w:rPr>
+                <w:rFonts w:ascii="Times New Roman" w:hAnsi="Times New Roman" w:cs="Times New Roman"/>
+              </w:rPr>
+            </w:pPr>
+            <w:r>
+              <w:rPr>
+                <w:rFonts w:ascii="Times New Roman" w:hAnsi="Times New Roman" w:cs="Times New Roman"/>
+              </w:rPr>
+              <w:t>173.5±0.9</w:t>
+            </w:r>
+          </w:p>
+        </w:tc>
+        <w:tc>
+          <w:tcPr>
+            <w:tcW w:w="1276" w:type="dxa"/>
+            <w:vAlign w:val="center"/>
+          </w:tcPr>
+          <w:p>
+            <w:pPr>
+              <w:spacing w:line="276" w:lineRule="auto"/>
+              <w:jc w:val="center"/>
+              <w:rPr>
+                <w:rFonts w:ascii="Times New Roman" w:hAnsi="Times New Roman" w:cs="Times New Roman"/>
+              </w:rPr>
+            </w:pPr>
+            <w:r>
+              <w:rPr>
+                <w:rFonts w:ascii="Times New Roman" w:hAnsi="Times New Roman" w:cs="Times New Roman"/>
+              </w:rPr>
+              <w:t>399.3±3.2</w:t>
+            </w:r>
+          </w:p>
+        </w:tc>
+        <w:tc>
+          <w:tcPr>
+            <w:tcW w:w="1275" w:type="dxa"/>
+            <w:vAlign w:val="center"/>
+          </w:tcPr>
+          <w:p>
+            <w:pPr>
+              <w:spacing w:line="276" w:lineRule="auto"/>
+              <w:jc w:val="center"/>
+              <w:rPr>
+                <w:rFonts w:ascii="Times New Roman" w:hAnsi="Times New Roman" w:cs="Times New Roman"/>
+              </w:rPr>
+            </w:pPr>
+            <w:r>
+              <w:rPr>
+                <w:rFonts w:ascii="Times New Roman" w:hAnsi="Times New Roman" w:cs="Times New Roman"/>
+              </w:rPr>
+              <w:t>430.0±5.1</w:t>
+            </w:r>
+          </w:p>
+        </w:tc>
+        <w:tc>
+          <w:tcPr>
+            <w:tcW w:w="1276" w:type="dxa"/>
+          </w:tcPr>
+          <w:p>
+            <w:pPr>
+              <w:spacing w:line="276" w:lineRule="auto"/>
+              <w:jc w:val="center"/>
+              <w:rPr>
+                <w:rFonts w:ascii="Times New Roman" w:hAnsi="Times New Roman" w:cs="Times New Roman"/>
+              </w:rPr>
+            </w:pPr>
+            <w:r>
+              <w:rPr>
+                <w:rFonts w:ascii="Times New Roman" w:hAnsi="Times New Roman" w:cs="Times New Roman"/>
+              </w:rPr>
+              <w:t>377.7±3.1</w:t>
             </w:r>
           </w:p>
         </w:tc>
@@ -12579,6 +12796,12 @@
                 <w:rFonts w:ascii="Times New Roman" w:hAnsi="Times New Roman" w:cs="Times New Roman"/>
               </w:rPr>
             </w:pPr>
+            <w:r>
+              <w:rPr>
+                <w:rFonts w:ascii="Times New Roman" w:hAnsi="Times New Roman" w:cs="Times New Roman"/>
+              </w:rPr>
+              <w:t>−2.4±1.4</w:t>
+            </w:r>
           </w:p>
         </w:tc>
       </w:tr>
@@ -12588,7 +12811,7 @@
         </w:trPr>
         <w:tc>
           <w:tcPr>
-            <w:tcW w:w="1838" w:type="dxa"/>
+            <w:tcW w:w="1696" w:type="dxa"/>
             <w:shd w:val="clear" w:color="auto" w:fill="E7E6E6" w:themeFill="background2"/>
             <w:vAlign w:val="center"/>
           </w:tcPr>
@@ -12604,13 +12827,13 @@
               <w:rPr>
                 <w:rFonts w:ascii="Times New Roman" w:hAnsi="Times New Roman" w:cs="Times New Roman"/>
               </w:rPr>
-              <w:t>SAC</w:t>
+              <w:t>RDSAC-cvar</w:t>
             </w:r>
           </w:p>
         </w:tc>
         <w:tc>
           <w:tcPr>
-            <w:tcW w:w="1134" w:type="dxa"/>
+            <w:tcW w:w="1418" w:type="dxa"/>
             <w:vAlign w:val="center"/>
           </w:tcPr>
           <w:p>
@@ -12625,13 +12848,13 @@
               <w:rPr>
                 <w:rFonts w:ascii="Times New Roman" w:hAnsi="Times New Roman" w:cs="Times New Roman"/>
               </w:rPr>
-              <w:t>474.2</w:t>
+              <w:t>175.3±0.3</w:t>
             </w:r>
           </w:p>
         </w:tc>
         <w:tc>
           <w:tcPr>
-            <w:tcW w:w="1134" w:type="dxa"/>
+            <w:tcW w:w="1276" w:type="dxa"/>
             <w:vAlign w:val="center"/>
           </w:tcPr>
           <w:p>
@@ -12646,13 +12869,13 @@
               <w:rPr>
                 <w:rFonts w:ascii="Times New Roman" w:hAnsi="Times New Roman" w:cs="Times New Roman"/>
               </w:rPr>
-              <w:t>1019.5</w:t>
+              <w:t>404.7±0.9</w:t>
             </w:r>
           </w:p>
         </w:tc>
         <w:tc>
           <w:tcPr>
-            <w:tcW w:w="1134" w:type="dxa"/>
+            <w:tcW w:w="1275" w:type="dxa"/>
             <w:vAlign w:val="center"/>
           </w:tcPr>
           <w:p>
@@ -12667,7 +12890,27 @@
               <w:rPr>
                 <w:rFonts w:ascii="Times New Roman" w:hAnsi="Times New Roman" w:cs="Times New Roman"/>
               </w:rPr>
-              <w:t>1093.2</w:t>
+              <w:t>430.4±3.6</w:t>
+            </w:r>
+          </w:p>
+        </w:tc>
+        <w:tc>
+          <w:tcPr>
+            <w:tcW w:w="1276" w:type="dxa"/>
+          </w:tcPr>
+          <w:p>
+            <w:pPr>
+              <w:spacing w:line="276" w:lineRule="auto"/>
+              <w:jc w:val="center"/>
+              <w:rPr>
+                <w:rFonts w:ascii="Times New Roman" w:hAnsi="Times New Roman" w:cs="Times New Roman"/>
+              </w:rPr>
+            </w:pPr>
+            <w:r>
+              <w:rPr>
+                <w:rFonts w:ascii="Times New Roman" w:hAnsi="Times New Roman" w:cs="Times New Roman"/>
+              </w:rPr>
+              <w:t>381.9±0.5</w:t>
             </w:r>
           </w:p>
         </w:tc>
@@ -12687,351 +12930,7 @@
               <w:rPr>
                 <w:rFonts w:ascii="Times New Roman" w:hAnsi="Times New Roman" w:cs="Times New Roman"/>
               </w:rPr>
-              <w:t>949.3</w:t>
-            </w:r>
-          </w:p>
-        </w:tc>
-        <w:tc>
-          <w:tcPr>
-            <w:tcW w:w="1134" w:type="dxa"/>
-          </w:tcPr>
-          <w:p>
-            <w:pPr>
-              <w:spacing w:line="276" w:lineRule="auto"/>
-              <w:jc w:val="center"/>
-              <w:rPr>
-                <w:rFonts w:ascii="Times New Roman" w:hAnsi="Times New Roman" w:cs="Times New Roman"/>
-              </w:rPr>
-            </w:pPr>
-            <w:r>
-              <w:rPr>
-                <w:rFonts w:ascii="Times New Roman" w:hAnsi="Times New Roman" w:cs="Times New Roman"/>
-              </w:rPr>
-              <w:t>+0.1</w:t>
-            </w:r>
-          </w:p>
-        </w:tc>
-        <w:tc>
-          <w:tcPr>
-            <w:tcW w:w="1134" w:type="dxa"/>
-          </w:tcPr>
-          <w:p>
-            <w:pPr>
-              <w:spacing w:line="276" w:lineRule="auto"/>
-              <w:jc w:val="center"/>
-              <w:rPr>
-                <w:rFonts w:ascii="Times New Roman" w:hAnsi="Times New Roman" w:cs="Times New Roman"/>
-              </w:rPr>
-            </w:pPr>
-            <w:r>
-              <w:rPr>
-                <w:rFonts w:ascii="Times New Roman" w:hAnsi="Times New Roman" w:cs="Times New Roman"/>
-              </w:rPr>
-              <w:t>0.845</w:t>
-            </w:r>
-          </w:p>
-        </w:tc>
-      </w:tr>
-      <w:tr>
-        <w:trPr>
-          <w:jc w:val="center"/>
-        </w:trPr>
-        <w:tc>
-          <w:tcPr>
-            <w:tcW w:w="1838" w:type="dxa"/>
-            <w:shd w:val="clear" w:color="auto" w:fill="E7E6E6" w:themeFill="background2"/>
-            <w:vAlign w:val="center"/>
-          </w:tcPr>
-          <w:p>
-            <w:pPr>
-              <w:spacing w:line="276" w:lineRule="auto"/>
-              <w:jc w:val="center"/>
-              <w:rPr>
-                <w:rFonts w:ascii="Times New Roman" w:hAnsi="Times New Roman" w:cs="Times New Roman"/>
-              </w:rPr>
-            </w:pPr>
-            <w:r>
-              <w:rPr>
-                <w:rFonts w:ascii="Times New Roman" w:hAnsi="Times New Roman" w:cs="Times New Roman"/>
-              </w:rPr>
-              <w:t>RDSAC-mean</w:t>
-            </w:r>
-          </w:p>
-        </w:tc>
-        <w:tc>
-          <w:tcPr>
-            <w:tcW w:w="1134" w:type="dxa"/>
-            <w:vAlign w:val="center"/>
-          </w:tcPr>
-          <w:p>
-            <w:pPr>
-              <w:spacing w:line="276" w:lineRule="auto"/>
-              <w:jc w:val="center"/>
-              <w:rPr>
-                <w:rFonts w:ascii="Times New Roman" w:hAnsi="Times New Roman" w:cs="Times New Roman"/>
-                <w:b/>
-                <w:bCs/>
-              </w:rPr>
-            </w:pPr>
-            <w:r>
-              <w:rPr>
-                <w:rFonts w:ascii="Times New Roman" w:hAnsi="Times New Roman" w:cs="Times New Roman"/>
-                <w:b/>
-                <w:bCs/>
-              </w:rPr>
-              <w:t>456.2</w:t>
-            </w:r>
-          </w:p>
-        </w:tc>
-        <w:tc>
-          <w:tcPr>
-            <w:tcW w:w="1134" w:type="dxa"/>
-            <w:vAlign w:val="center"/>
-          </w:tcPr>
-          <w:p>
-            <w:pPr>
-              <w:spacing w:line="276" w:lineRule="auto"/>
-              <w:jc w:val="center"/>
-              <w:rPr>
-                <w:rFonts w:ascii="Times New Roman" w:hAnsi="Times New Roman" w:cs="Times New Roman"/>
-              </w:rPr>
-            </w:pPr>
-            <w:r>
-              <w:rPr>
-                <w:rFonts w:ascii="Times New Roman" w:hAnsi="Times New Roman" w:cs="Times New Roman"/>
-              </w:rPr>
-              <w:t>1022.0</w:t>
-            </w:r>
-          </w:p>
-        </w:tc>
-        <w:tc>
-          <w:tcPr>
-            <w:tcW w:w="1134" w:type="dxa"/>
-            <w:vAlign w:val="center"/>
-          </w:tcPr>
-          <w:p>
-            <w:pPr>
-              <w:spacing w:line="276" w:lineRule="auto"/>
-              <w:jc w:val="center"/>
-              <w:rPr>
-                <w:rFonts w:ascii="Times New Roman" w:hAnsi="Times New Roman" w:cs="Times New Roman"/>
-              </w:rPr>
-            </w:pPr>
-            <w:r>
-              <w:rPr>
-                <w:rFonts w:ascii="Times New Roman" w:hAnsi="Times New Roman" w:cs="Times New Roman"/>
-              </w:rPr>
-              <w:t>1102.0</w:t>
-            </w:r>
-          </w:p>
-        </w:tc>
-        <w:tc>
-          <w:tcPr>
-            <w:tcW w:w="1134" w:type="dxa"/>
-          </w:tcPr>
-          <w:p>
-            <w:pPr>
-              <w:spacing w:line="276" w:lineRule="auto"/>
-              <w:jc w:val="center"/>
-              <w:rPr>
-                <w:rFonts w:ascii="Times New Roman" w:hAnsi="Times New Roman" w:cs="Times New Roman"/>
-              </w:rPr>
-            </w:pPr>
-            <w:r>
-              <w:rPr>
-                <w:rFonts w:ascii="Times New Roman" w:hAnsi="Times New Roman" w:cs="Times New Roman"/>
-              </w:rPr>
-              <w:t>956.2</w:t>
-            </w:r>
-          </w:p>
-        </w:tc>
-        <w:tc>
-          <w:tcPr>
-            <w:tcW w:w="1134" w:type="dxa"/>
-          </w:tcPr>
-          <w:p>
-            <w:pPr>
-              <w:spacing w:line="276" w:lineRule="auto"/>
-              <w:jc w:val="center"/>
-              <w:rPr>
-                <w:rFonts w:ascii="Times New Roman" w:hAnsi="Times New Roman" w:cs="Times New Roman"/>
-              </w:rPr>
-            </w:pPr>
-            <w:r>
-              <w:rPr>
-                <w:rFonts w:ascii="Times New Roman" w:hAnsi="Times New Roman" w:cs="Times New Roman"/>
-              </w:rPr>
-              <w:t>+3.9</w:t>
-            </w:r>
-          </w:p>
-        </w:tc>
-        <w:tc>
-          <w:tcPr>
-            <w:tcW w:w="1134" w:type="dxa"/>
-          </w:tcPr>
-          <w:p>
-            <w:pPr>
-              <w:spacing w:line="276" w:lineRule="auto"/>
-              <w:jc w:val="center"/>
-              <w:rPr>
-                <w:rFonts w:ascii="Times New Roman" w:hAnsi="Times New Roman" w:cs="Times New Roman"/>
-              </w:rPr>
-            </w:pPr>
-            <w:r>
-              <w:rPr>
-                <w:rFonts w:ascii="Times New Roman" w:hAnsi="Times New Roman" w:cs="Times New Roman"/>
-              </w:rPr>
-              <w:t>0.116</w:t>
-            </w:r>
-          </w:p>
-        </w:tc>
-      </w:tr>
-      <w:tr>
-        <w:trPr>
-          <w:jc w:val="center"/>
-        </w:trPr>
-        <w:tc>
-          <w:tcPr>
-            <w:tcW w:w="1838" w:type="dxa"/>
-            <w:shd w:val="clear" w:color="auto" w:fill="E7E6E6" w:themeFill="background2"/>
-            <w:vAlign w:val="center"/>
-          </w:tcPr>
-          <w:p>
-            <w:pPr>
-              <w:spacing w:line="276" w:lineRule="auto"/>
-              <w:jc w:val="center"/>
-              <w:rPr>
-                <w:rFonts w:ascii="Times New Roman" w:hAnsi="Times New Roman" w:cs="Times New Roman"/>
-              </w:rPr>
-            </w:pPr>
-            <w:r>
-              <w:rPr>
-                <w:rFonts w:ascii="Times New Roman" w:hAnsi="Times New Roman" w:cs="Times New Roman"/>
-              </w:rPr>
-              <w:t>RDSAC-cvar</w:t>
-            </w:r>
-          </w:p>
-        </w:tc>
-        <w:tc>
-          <w:tcPr>
-            <w:tcW w:w="1134" w:type="dxa"/>
-            <w:vAlign w:val="center"/>
-          </w:tcPr>
-          <w:p>
-            <w:pPr>
-              <w:spacing w:line="276" w:lineRule="auto"/>
-              <w:jc w:val="center"/>
-              <w:rPr>
-                <w:rFonts w:ascii="Times New Roman" w:hAnsi="Times New Roman" w:cs="Times New Roman"/>
-              </w:rPr>
-            </w:pPr>
-            <w:r>
-              <w:rPr>
-                <w:rFonts w:ascii="Times New Roman" w:hAnsi="Times New Roman" w:cs="Times New Roman"/>
-              </w:rPr>
-              <w:t>520.7</w:t>
-            </w:r>
-          </w:p>
-        </w:tc>
-        <w:tc>
-          <w:tcPr>
-            <w:tcW w:w="1134" w:type="dxa"/>
-            <w:vAlign w:val="center"/>
-          </w:tcPr>
-          <w:p>
-            <w:pPr>
-              <w:spacing w:line="276" w:lineRule="auto"/>
-              <w:jc w:val="center"/>
-              <w:rPr>
-                <w:rFonts w:ascii="Times New Roman" w:hAnsi="Times New Roman" w:cs="Times New Roman"/>
-              </w:rPr>
-            </w:pPr>
-            <w:r>
-              <w:rPr>
-                <w:rFonts w:ascii="Times New Roman" w:hAnsi="Times New Roman" w:cs="Times New Roman"/>
-              </w:rPr>
-              <w:t>1023.2</w:t>
-            </w:r>
-          </w:p>
-        </w:tc>
-        <w:tc>
-          <w:tcPr>
-            <w:tcW w:w="1134" w:type="dxa"/>
-            <w:vAlign w:val="center"/>
-          </w:tcPr>
-          <w:p>
-            <w:pPr>
-              <w:spacing w:line="276" w:lineRule="auto"/>
-              <w:jc w:val="center"/>
-              <w:rPr>
-                <w:rFonts w:ascii="Times New Roman" w:hAnsi="Times New Roman" w:cs="Times New Roman"/>
-              </w:rPr>
-            </w:pPr>
-            <w:r>
-              <w:rPr>
-                <w:rFonts w:ascii="Times New Roman" w:hAnsi="Times New Roman" w:cs="Times New Roman"/>
-              </w:rPr>
-              <w:t>1093.2</w:t>
-            </w:r>
-          </w:p>
-        </w:tc>
-        <w:tc>
-          <w:tcPr>
-            <w:tcW w:w="1134" w:type="dxa"/>
-          </w:tcPr>
-          <w:p>
-            <w:pPr>
-              <w:spacing w:line="276" w:lineRule="auto"/>
-              <w:jc w:val="center"/>
-              <w:rPr>
-                <w:rFonts w:ascii="Times New Roman" w:hAnsi="Times New Roman" w:cs="Times New Roman"/>
-              </w:rPr>
-            </w:pPr>
-            <w:r>
-              <w:rPr>
-                <w:rFonts w:ascii="Times New Roman" w:hAnsi="Times New Roman" w:cs="Times New Roman"/>
-              </w:rPr>
-              <w:t>956.7</w:t>
-            </w:r>
-          </w:p>
-        </w:tc>
-        <w:tc>
-          <w:tcPr>
-            <w:tcW w:w="1134" w:type="dxa"/>
-          </w:tcPr>
-          <w:p>
-            <w:pPr>
-              <w:spacing w:line="276" w:lineRule="auto"/>
-              <w:jc w:val="center"/>
-              <w:rPr>
-                <w:rFonts w:ascii="Times New Roman" w:hAnsi="Times New Roman" w:cs="Times New Roman"/>
-              </w:rPr>
-            </w:pPr>
-            <w:r>
-              <w:rPr>
-                <w:rFonts w:ascii="Times New Roman" w:hAnsi="Times New Roman" w:cs="Times New Roman"/>
-              </w:rPr>
-              <w:t>−9.7</w:t>
-            </w:r>
-          </w:p>
-        </w:tc>
-        <w:tc>
-          <w:tcPr>
-            <w:tcW w:w="1134" w:type="dxa"/>
-          </w:tcPr>
-          <w:p>
-            <w:pPr>
-              <w:spacing w:line="276" w:lineRule="auto"/>
-              <w:jc w:val="center"/>
-              <w:rPr>
-                <w:rFonts w:ascii="Times New Roman" w:hAnsi="Times New Roman" w:cs="Times New Roman"/>
-              </w:rPr>
-            </w:pPr>
-            <w:r>
-              <w:rPr>
-                <w:rFonts w:ascii="Times New Roman" w:hAnsi="Times New Roman" w:cs="Times New Roman"/>
-              </w:rPr>
-              <w:t>0.0007</w:t>
+              <w:t>−3.4±1.0</w:t>
             </w:r>
           </w:p>
         </w:tc>
@@ -13062,6 +12961,24 @@
           <w:rFonts w:ascii="Times New Roman" w:hAnsi="Times New Roman" w:cs="Times New Roman"/>
         </w:rPr>
         <w:t>】全方法的實機評估結果</w:t>
+      </w:r>
+      <w:r>
+        <w:rPr>
+          <w:rFonts w:ascii="Times New Roman" w:hAnsi="Times New Roman" w:cs="Times New Roman"/>
+        </w:rPr>
+        <w:t xml:space="preserve"> (mean</w:t>
+      </w:r>
+      <w:r>
+        <w:rPr>
+          <w:rFonts w:ascii="Times New Roman" w:hAnsi="Times New Roman" w:cs="Times New Roman"/>
+        </w:rPr>
+        <w:t>±</w:t>
+      </w:r>
+      <w:r>
+        <w:rPr>
+          <w:rFonts w:ascii="Times New Roman" w:hAnsi="Times New Roman" w:cs="Times New Roman"/>
+        </w:rPr>
+        <w:t>std)</w:t>
       </w:r>
     </w:p>
     <w:p>
@@ -13178,7 +13095,7 @@
         <w:rPr>
           <w:rFonts w:ascii="Times New Roman" w:hAnsi="Times New Roman" w:cs="Times New Roman" w:hint="eastAsia"/>
         </w:rPr>
-        <w:t>有部分</w:t>
+        <w:t>還沒有</w:t>
       </w:r>
       <w:r>
         <w:rPr>
@@ -13202,7 +13119,7 @@
         <w:rPr>
           <w:rFonts w:ascii="Times New Roman" w:hAnsi="Times New Roman" w:cs="Times New Roman" w:hint="eastAsia"/>
         </w:rPr>
-        <w:t>，但統計不顯著。</w:t>
+        <w:t>。</w:t>
       </w:r>
     </w:p>
     <w:p>

--- a/assets/report.docx
+++ b/assets/report.docx
@@ -1340,19 +1340,7 @@
         <w:rPr>
           <w:rFonts w:ascii="Times New Roman" w:hAnsi="Times New Roman" w:cs="Times New Roman"/>
         </w:rPr>
-        <w:t>實現風險敏感分佈式深度強化學習排程（</w:t>
-      </w:r>
-      <w:r>
-        <w:rPr>
-          <w:rFonts w:ascii="Times New Roman" w:hAnsi="Times New Roman" w:cs="Times New Roman"/>
-        </w:rPr>
-        <w:t>Distributional SAC</w:t>
-      </w:r>
-      <w:r>
-        <w:rPr>
-          <w:rFonts w:ascii="Times New Roman" w:hAnsi="Times New Roman" w:cs="Times New Roman"/>
-        </w:rPr>
-        <w:t>），模型可在真實系統中參與工作優先順序與資源放置決策。</w:t>
+        <w:t>實現風險敏感分佈式深度強化學習排程，模型可在真實系統中參與工作優先順序與資源放置決策。</w:t>
       </w:r>
     </w:p>
     <w:p>
@@ -1516,49 +1504,31 @@
         <w:rPr>
           <w:rFonts w:ascii="Times New Roman" w:hAnsi="Times New Roman" w:cs="Times New Roman"/>
         </w:rPr>
-        <w:t>利用率不足及資源閒置等問題。</w:t>
-      </w:r>
-    </w:p>
-    <w:p>
-      <w:pPr>
-        <w:spacing w:line="276" w:lineRule="auto"/>
-        <w:jc w:val="both"/>
-        <w:rPr>
-          <w:rFonts w:ascii="Times New Roman" w:hAnsi="Times New Roman" w:cs="Times New Roman"/>
-        </w:rPr>
-      </w:pPr>
-    </w:p>
-    <w:p>
-      <w:pPr>
-        <w:spacing w:line="276" w:lineRule="auto"/>
-        <w:jc w:val="both"/>
-        <w:rPr>
-          <w:rFonts w:ascii="Times New Roman" w:hAnsi="Times New Roman" w:cs="Times New Roman"/>
-        </w:rPr>
-      </w:pPr>
+        <w:t>利用率不足及資源閒置等問題。使用者可以熟悉的方式提交工作，系統則在背後自動完成節點啟動、工作排序、</w:t>
+      </w:r>
+      <w:r>
+        <w:rPr>
+          <w:rFonts w:ascii="Times New Roman" w:hAnsi="Times New Roman" w:cs="Times New Roman"/>
+        </w:rPr>
+        <w:t xml:space="preserve">GPU </w:t>
+      </w:r>
+      <w:r>
+        <w:rPr>
+          <w:rFonts w:ascii="Times New Roman" w:hAnsi="Times New Roman" w:cs="Times New Roman"/>
+        </w:rPr>
+        <w:t>切分分配與執行監控。在智慧決策層面</w:t>
+      </w:r>
       <w:r>
         <w:rPr>
           <w:rFonts w:ascii="Times New Roman" w:hAnsi="Times New Roman" w:cs="Times New Roman" w:hint="eastAsia"/>
         </w:rPr>
-        <w:t xml:space="preserve">　　</w:t>
-      </w:r>
-      <w:r>
-        <w:rPr>
-          <w:rFonts w:ascii="Times New Roman" w:hAnsi="Times New Roman" w:cs="Times New Roman"/>
-        </w:rPr>
-        <w:t>系統結合批次工作排程與彈性資源管理，使用者可以熟悉的方式提交工作，系統則在背後自動完成節點啟動、工作排序、</w:t>
-      </w:r>
-      <w:r>
-        <w:rPr>
-          <w:rFonts w:ascii="Times New Roman" w:hAnsi="Times New Roman" w:cs="Times New Roman"/>
-        </w:rPr>
-        <w:t xml:space="preserve">GPU </w:t>
-      </w:r>
-      <w:r>
-        <w:rPr>
-          <w:rFonts w:ascii="Times New Roman" w:hAnsi="Times New Roman" w:cs="Times New Roman"/>
-        </w:rPr>
-        <w:t>切分分配與執行監控。在智慧決策層面，本計畫採用</w:t>
+        <w:t>有</w:t>
+      </w:r>
+      <w:r>
+        <w:rPr>
+          <w:rFonts w:ascii="Times New Roman" w:hAnsi="Times New Roman" w:cs="Times New Roman"/>
+        </w:rPr>
+        <w:t>採用</w:t>
       </w:r>
       <w:r>
         <w:rPr>
@@ -1571,48 +1541,6 @@
           <w:rFonts w:ascii="Times New Roman" w:hAnsi="Times New Roman" w:cs="Times New Roman"/>
         </w:rPr>
         <w:t>強化學習方法，使模型學習每個排程決策可能造成的結果分布，並加入風險敏感判斷，偏向選擇在壞情況下也較穩定的資源配置方案。</w:t>
-      </w:r>
-    </w:p>
-    <w:p>
-      <w:pPr>
-        <w:spacing w:line="276" w:lineRule="auto"/>
-        <w:jc w:val="both"/>
-        <w:rPr>
-          <w:rFonts w:ascii="Times New Roman" w:hAnsi="Times New Roman" w:cs="Times New Roman"/>
-        </w:rPr>
-      </w:pPr>
-    </w:p>
-    <w:p>
-      <w:pPr>
-        <w:spacing w:line="276" w:lineRule="auto"/>
-        <w:jc w:val="both"/>
-        <w:rPr>
-          <w:rFonts w:ascii="Times New Roman" w:hAnsi="Times New Roman" w:cs="Times New Roman"/>
-        </w:rPr>
-      </w:pPr>
-      <w:r>
-        <w:rPr>
-          <w:rFonts w:ascii="Times New Roman" w:hAnsi="Times New Roman" w:cs="Times New Roman" w:hint="eastAsia"/>
-        </w:rPr>
-        <w:t xml:space="preserve">　　</w:t>
-      </w:r>
-      <w:r>
-        <w:rPr>
-          <w:rFonts w:ascii="Times New Roman" w:hAnsi="Times New Roman" w:cs="Times New Roman"/>
-        </w:rPr>
-        <w:t>目前系統已完成主要功能建置並通過實機驗證，包含：</w:t>
-      </w:r>
-      <w:r>
-        <w:rPr>
-          <w:rFonts w:ascii="Times New Roman" w:hAnsi="Times New Roman" w:cs="Times New Roman"/>
-        </w:rPr>
-        <w:t>GPU</w:t>
-      </w:r>
-      <w:r>
-        <w:rPr>
-          <w:rFonts w:ascii="Times New Roman" w:hAnsi="Times New Roman" w:cs="Times New Roman"/>
-        </w:rPr>
-        <w:t>資源切分、節點彈性擴縮、智慧排程模型上線、工作追蹤與監控介面。後續工作將聚焦於改善模擬訓練環境貼近真實系統、擴充多台主機協同決策能力，以及進行更完整的效能對照實驗。</w:t>
       </w:r>
     </w:p>
     <w:p>
@@ -1671,19 +1599,7 @@
         <w:rPr>
           <w:rFonts w:ascii="Times New Roman" w:hAnsi="Times New Roman" w:cs="Times New Roman"/>
         </w:rPr>
-        <w:t>、深度強化學習、</w:t>
-      </w:r>
-      <w:r>
-        <w:rPr>
-          <w:rFonts w:ascii="Times New Roman" w:hAnsi="Times New Roman" w:cs="Times New Roman"/>
-        </w:rPr>
-        <w:t>Distributional SAC</w:t>
-      </w:r>
-      <w:r>
-        <w:rPr>
-          <w:rFonts w:ascii="Times New Roman" w:hAnsi="Times New Roman" w:cs="Times New Roman"/>
-        </w:rPr>
-        <w:t>、彈性擴縮</w:t>
+        <w:t>、深度強化學習、彈性擴縮</w:t>
       </w:r>
     </w:p>
     <w:p>
@@ -4263,7 +4179,13 @@
         <w:rPr>
           <w:rFonts w:ascii="Times New Roman" w:hAnsi="Times New Roman" w:cs="Times New Roman"/>
         </w:rPr>
-        <w:t>Slurm</w:t>
+        <w:t>Slur</w:t>
+      </w:r>
+      <w:r>
+        <w:rPr>
+          <w:rFonts w:ascii="Times New Roman" w:hAnsi="Times New Roman" w:cs="Times New Roman"/>
+        </w:rPr>
+        <w:t>m</w:t>
       </w:r>
       <w:r>
         <w:rPr>
@@ -4378,7 +4300,19 @@
         <w:rPr>
           <w:rFonts w:ascii="Times New Roman" w:hAnsi="Times New Roman" w:cs="Times New Roman"/>
         </w:rPr>
-        <w:t>(k8s)</w:t>
+        <w:t>(</w:t>
+      </w:r>
+      <w:r>
+        <w:rPr>
+          <w:rFonts w:ascii="Times New Roman" w:hAnsi="Times New Roman" w:cs="Times New Roman"/>
+        </w:rPr>
+        <w:t>Kubernetes</w:t>
+      </w:r>
+      <w:r>
+        <w:rPr>
+          <w:rFonts w:ascii="Times New Roman" w:hAnsi="Times New Roman" w:cs="Times New Roman"/>
+        </w:rPr>
+        <w:t>)</w:t>
       </w:r>
       <w:r>
         <w:rPr>
@@ -4607,7 +4541,13 @@
         <w:rPr>
           <w:rFonts w:ascii="Times New Roman" w:hAnsi="Times New Roman" w:cs="Times New Roman"/>
         </w:rPr>
-        <w:t xml:space="preserve">Slurm Workload Manager </w:t>
+        <w:t>Slurm Workload Manager</w:t>
+      </w:r>
+      <w:r>
+        <w:rPr>
+          <w:rFonts w:ascii="Times New Roman" w:hAnsi="Times New Roman" w:cs="Times New Roman"/>
+        </w:rPr>
+        <w:t xml:space="preserve"> [1] </w:t>
       </w:r>
       <w:r>
         <w:rPr>
@@ -4705,6 +4645,24 @@
         <w:rPr>
           <w:rFonts w:ascii="Times New Roman" w:hAnsi="Times New Roman" w:cs="Times New Roman"/>
         </w:rPr>
+        <w:t xml:space="preserve"> </w:t>
+      </w:r>
+      <w:r>
+        <w:rPr>
+          <w:rFonts w:ascii="Times New Roman" w:hAnsi="Times New Roman" w:cs="Times New Roman"/>
+        </w:rPr>
+        <w:t>[6]</w:t>
+      </w:r>
+      <w:r>
+        <w:rPr>
+          <w:rFonts w:ascii="Times New Roman" w:hAnsi="Times New Roman" w:cs="Times New Roman"/>
+        </w:rPr>
+        <w:t xml:space="preserve"> </w:t>
+      </w:r>
+      <w:r>
+        <w:rPr>
+          <w:rFonts w:ascii="Times New Roman" w:hAnsi="Times New Roman" w:cs="Times New Roman"/>
+        </w:rPr>
         <w:t>是目前最主流的容器編排平台，能夠自動管理容器的部署、擴縮與健康監控。</w:t>
       </w:r>
       <w:r>
@@ -4869,19 +4827,31 @@
         <w:rPr>
           <w:rFonts w:ascii="Times New Roman" w:hAnsi="Times New Roman" w:cs="Times New Roman"/>
         </w:rPr>
+        <w:t>Time-Slicing</w:t>
+      </w:r>
+      <w:r>
+        <w:rPr>
+          <w:rFonts w:ascii="Times New Roman" w:hAnsi="Times New Roman" w:cs="Times New Roman" w:hint="eastAsia"/>
+        </w:rPr>
+        <w:t>、</w:t>
+      </w:r>
+      <w:r>
+        <w:rPr>
+          <w:rFonts w:ascii="Times New Roman" w:hAnsi="Times New Roman" w:cs="Times New Roman"/>
+        </w:rPr>
         <w:t>Multi-Process Service (MPS)</w:t>
       </w:r>
       <w:r>
         <w:rPr>
           <w:rFonts w:ascii="Times New Roman" w:hAnsi="Times New Roman" w:cs="Times New Roman"/>
         </w:rPr>
-        <w:t>、</w:t>
-      </w:r>
-      <w:r>
-        <w:rPr>
-          <w:rFonts w:ascii="Times New Roman" w:hAnsi="Times New Roman" w:cs="Times New Roman"/>
-        </w:rPr>
-        <w:t xml:space="preserve">Multi-Instance GPU (MIG) </w:t>
+        <w:t xml:space="preserve"> [13]</w:t>
+      </w:r>
+      <w:r>
+        <w:rPr>
+          <w:rFonts w:ascii="Times New Roman" w:hAnsi="Times New Roman" w:cs="Times New Roman" w:hint="eastAsia"/>
+        </w:rPr>
+        <w:t xml:space="preserve"> </w:t>
       </w:r>
       <w:r>
         <w:rPr>
@@ -4893,7 +4863,7 @@
         <w:rPr>
           <w:rFonts w:ascii="Times New Roman" w:hAnsi="Times New Roman" w:cs="Times New Roman"/>
         </w:rPr>
-        <w:t xml:space="preserve"> Time-Slicing</w:t>
+        <w:t>Multi-Instance GPU (MIG)</w:t>
       </w:r>
       <w:r>
         <w:rPr>
@@ -4921,9 +4891,15 @@
       </w:r>
       <w:r>
         <w:rPr>
-          <w:rFonts w:ascii="Times New Roman" w:hAnsi="Times New Roman" w:cs="Times New Roman"/>
-        </w:rPr>
-        <w:t>程序同時共享一張</w:t>
+          <w:rFonts w:ascii="Times New Roman" w:hAnsi="Times New Roman" w:cs="Times New Roman" w:hint="eastAsia"/>
+        </w:rPr>
+        <w:t>程式</w:t>
+      </w:r>
+      <w:r>
+        <w:rPr>
+          <w:rFonts w:ascii="Times New Roman" w:hAnsi="Times New Roman" w:cs="Times New Roman"/>
+        </w:rPr>
+        <w:t>同時共享一張</w:t>
       </w:r>
       <w:r>
         <w:rPr>
@@ -4963,15 +4939,15 @@
       </w:r>
       <w:r>
         <w:rPr>
-          <w:rFonts w:ascii="Times New Roman" w:hAnsi="Times New Roman" w:cs="Times New Roman"/>
-        </w:rPr>
-        <w:t>GPU</w:t>
-      </w:r>
-      <w:r>
-        <w:rPr>
-          <w:rFonts w:ascii="Times New Roman" w:hAnsi="Times New Roman" w:cs="Times New Roman"/>
-        </w:rPr>
-        <w:t>資源切分的方式，讓多個較小的工作共享同一張</w:t>
+          <w:rFonts w:ascii="Times New Roman" w:hAnsi="Times New Roman" w:cs="Times New Roman" w:hint="eastAsia"/>
+        </w:rPr>
+        <w:t>MPS</w:t>
+      </w:r>
+      <w:r>
+        <w:rPr>
+          <w:rFonts w:ascii="Times New Roman" w:hAnsi="Times New Roman" w:cs="Times New Roman"/>
+        </w:rPr>
+        <w:t>的方式，讓多個較小的工作共享同一張</w:t>
       </w:r>
       <w:r>
         <w:rPr>
@@ -5038,21 +5014,23 @@
       <w:r>
         <w:rPr>
           <w:rFonts w:ascii="Times New Roman" w:eastAsia="Times New Roman" w:hAnsi="Times New Roman" w:cs="Times New Roman"/>
-          <w:b/>
-          <w:bCs/>
         </w:rPr>
         <w:t>Ma et al.</w:t>
       </w:r>
       <w:r>
         <w:rPr>
           <w:rFonts w:ascii="Times New Roman" w:eastAsiaTheme="minorEastAsia" w:hAnsi="Times New Roman" w:cs="Times New Roman"/>
-          <w:b/>
-          <w:bCs/>
         </w:rPr>
         <w:t xml:space="preserve"> </w:t>
       </w:r>
       <w:r>
         <w:rPr>
+          <w:rFonts w:ascii="Times New Roman" w:eastAsiaTheme="minorEastAsia" w:hAnsi="Times New Roman" w:cs="Times New Roman" w:hint="eastAsia"/>
+        </w:rPr>
+        <w:t xml:space="preserve">[15] </w:t>
+      </w:r>
+      <w:r>
+        <w:rPr>
           <w:rFonts w:ascii="Times New Roman" w:hAnsi="Times New Roman" w:cs="Times New Roman"/>
         </w:rPr>
         <w:t>提出的</w:t>
@@ -5077,6 +5055,12 @@
       </w:r>
       <w:r>
         <w:rPr>
+          <w:rFonts w:ascii="Times New Roman" w:hAnsi="Times New Roman" w:cs="Times New Roman" w:hint="eastAsia"/>
+        </w:rPr>
+        <w:t xml:space="preserve">(RDSAC) </w:t>
+      </w:r>
+      <w:r>
+        <w:rPr>
           <w:rFonts w:ascii="Times New Roman" w:hAnsi="Times New Roman" w:cs="Times New Roman"/>
         </w:rPr>
         <w:t>透過分佈式</w:t>
@@ -5091,7 +5075,19 @@
         <w:rPr>
           <w:rFonts w:ascii="Times New Roman" w:hAnsi="Times New Roman" w:cs="Times New Roman"/>
         </w:rPr>
-        <w:t>估計每個動作的回報分布，並結合</w:t>
+        <w:t>估計每個動作的</w:t>
+      </w:r>
+      <w:r>
+        <w:rPr>
+          <w:rFonts w:ascii="Times New Roman" w:hAnsi="Times New Roman" w:cs="Times New Roman" w:hint="eastAsia"/>
+        </w:rPr>
+        <w:t>reward</w:t>
+      </w:r>
+      <w:r>
+        <w:rPr>
+          <w:rFonts w:ascii="Times New Roman" w:hAnsi="Times New Roman" w:cs="Times New Roman"/>
+        </w:rPr>
+        <w:t>分布，並結合</w:t>
       </w:r>
       <w:r>
         <w:rPr>
@@ -5101,15 +5097,27 @@
       </w:r>
       <w:r>
         <w:rPr>
+          <w:rFonts w:ascii="Times New Roman" w:hAnsi="Times New Roman" w:cs="Times New Roman" w:hint="eastAsia"/>
+        </w:rPr>
+        <w:t xml:space="preserve"> (SAC) </w:t>
+      </w:r>
+      <w:r>
+        <w:rPr>
+          <w:rFonts w:ascii="Times New Roman" w:hAnsi="Times New Roman" w:cs="Times New Roman" w:hint="eastAsia"/>
+        </w:rPr>
+        <w:t xml:space="preserve">[16] </w:t>
+      </w:r>
+      <w:r>
+        <w:rPr>
           <w:rFonts w:ascii="Times New Roman" w:hAnsi="Times New Roman" w:cs="Times New Roman"/>
         </w:rPr>
         <w:t>的最大熵探索框架來實現風險敏感決策。相較於僅看平均值的方法，</w:t>
       </w:r>
       <w:r>
         <w:rPr>
-          <w:rFonts w:ascii="Times New Roman" w:hAnsi="Times New Roman" w:cs="Times New Roman"/>
-        </w:rPr>
-        <w:t>DSAC</w:t>
+          <w:rFonts w:ascii="Times New Roman" w:hAnsi="Times New Roman" w:cs="Times New Roman" w:hint="eastAsia"/>
+        </w:rPr>
+        <w:t>RDSAC</w:t>
       </w:r>
       <w:r>
         <w:rPr>
@@ -5825,7 +5833,13 @@
         <w:rPr>
           <w:rFonts w:ascii="Times New Roman" w:hAnsi="Times New Roman" w:cs="Times New Roman"/>
         </w:rPr>
-        <w:t xml:space="preserve"> Soft Actor-Critic</w:t>
+        <w:t xml:space="preserve"> S</w:t>
+      </w:r>
+      <w:r>
+        <w:rPr>
+          <w:rFonts w:ascii="Times New Roman" w:hAnsi="Times New Roman" w:cs="Times New Roman" w:hint="eastAsia"/>
+        </w:rPr>
+        <w:t>AC</w:t>
       </w:r>
       <w:r>
         <w:rPr>
@@ -6521,7 +6535,19 @@
         <w:rPr>
           <w:rFonts w:ascii="Times New Roman" w:hAnsi="Times New Roman" w:cs="Times New Roman"/>
         </w:rPr>
-        <w:t>退化為一般平均。由於排程動作是離散的，本專題將原</w:t>
+        <w:t>退化為一般平均。由於排程動作是離散的，</w:t>
+      </w:r>
+      <w:r>
+        <w:rPr>
+          <w:rFonts w:ascii="Times New Roman" w:hAnsi="Times New Roman" w:cs="Times New Roman" w:hint="eastAsia"/>
+        </w:rPr>
+        <w:t>因此</w:t>
+      </w:r>
+      <w:r>
+        <w:rPr>
+          <w:rFonts w:ascii="Times New Roman" w:hAnsi="Times New Roman" w:cs="Times New Roman"/>
+        </w:rPr>
+        <w:t>將原</w:t>
       </w:r>
       <w:r>
         <w:rPr>
@@ -6864,7 +6890,43 @@
         <w:rPr>
           <w:rFonts w:ascii="Times New Roman" w:hAnsi="Times New Roman" w:cs="Times New Roman"/>
         </w:rPr>
-        <w:t>分配與執行監控。整體系統包含下列幾個部分：</w:t>
+        <w:t>分配與執行監控。</w:t>
+      </w:r>
+      <w:r>
+        <w:rPr>
+          <w:rFonts w:ascii="Times New Roman" w:hAnsi="Times New Roman" w:cs="Times New Roman" w:hint="eastAsia"/>
+        </w:rPr>
+        <w:t>如</w:t>
+      </w:r>
+      <w:r>
+        <w:rPr>
+          <w:rFonts w:ascii="Times New Roman" w:hAnsi="Times New Roman" w:cs="Times New Roman" w:hint="eastAsia"/>
+        </w:rPr>
+        <w:t>下</w:t>
+      </w:r>
+      <w:r>
+        <w:rPr>
+          <w:rFonts w:ascii="Times New Roman" w:hAnsi="Times New Roman" w:cs="Times New Roman" w:hint="eastAsia"/>
+        </w:rPr>
+        <w:t>圖</w:t>
+      </w:r>
+      <w:r>
+        <w:rPr>
+          <w:rFonts w:ascii="Times New Roman" w:hAnsi="Times New Roman" w:cs="Times New Roman" w:hint="eastAsia"/>
+        </w:rPr>
+        <w:t>1</w:t>
+      </w:r>
+      <w:r>
+        <w:rPr>
+          <w:rFonts w:ascii="Times New Roma